--- a/random_module_two.docx
+++ b/random_module_two.docx
@@ -46,6 +46,25 @@
         <w:t xml:space="preserve">FunctionDef count_vowels(text)</w:t>
       </w:r>
     </w:p>
+    <w:bookmarkEnd w:id="9"/>
+    <w:bookmarkStart w:id="10" w:name="function-count_vowels"/>
+    <w:p>
+      <w:pPr>
+        <w:pStyle w:val="Heading2"/>
+      </w:pPr>
+      <w:r>
+        <w:rPr>
+          <w:rStyle w:val="SectionNumber"/>
+        </w:rPr>
+        <w:t xml:space="preserve">2</w:t>
+      </w:r>
+      <w:r>
+        <w:tab/>
+      </w:r>
+      <w:r>
+        <w:t xml:space="preserve">Function count_vowels</w:t>
+      </w:r>
+    </w:p>
     <w:p>
       <w:pPr>
         <w:pStyle w:val="FirstParagraph"/>
@@ -58,7 +77,7 @@
         <w:t xml:space="preserve">count_vowels</w:t>
       </w:r>
       <w:r>
-        <w:t xml:space="preserve">: The function of count_vowels is to calculate the total number of vowels within a given string in a case-insensitive manner.</w:t>
+        <w:t xml:space="preserve">: The function of count_vowels is to count the total number of vowels within a given input string in a case-insensitive manner.</w:t>
       </w:r>
     </w:p>
     <w:p>
@@ -79,7 +98,7 @@
         <w:t xml:space="preserve"> </w:t>
       </w:r>
       <w:r>
-        <w:t xml:space="preserve">· text: The input string that will be scanned for vowels.</w:t>
+        <w:t xml:space="preserve">· text: The input string to be scanned for vowels.</w:t>
       </w:r>
     </w:p>
     <w:p>
@@ -100,7 +119,7 @@
         <w:t xml:space="preserve"> </w:t>
       </w:r>
       <w:r>
-        <w:t xml:space="preserve">The function begins by defining a set named</w:t>
+        <w:t xml:space="preserve">The function initializes a set named</w:t>
       </w:r>
       <w:r>
         <w:t xml:space="preserve"> </w:t>
@@ -115,7 +134,94 @@
         <w:t xml:space="preserve"> </w:t>
       </w:r>
       <w:r>
-        <w:t xml:space="preserve">which contains all lowercase and uppercase English vowels (a, e, i, o, u, A, E, I, O, U). It then uses a generator expression to iterate through each character (</w:t>
+        <w:t xml:space="preserve">containing all lowercase and uppercase English vowels (</w:t>
+      </w:r>
+      <w:r>
+        <w:t xml:space="preserve">‘a’</w:t>
+      </w:r>
+      <w:r>
+        <w:t xml:space="preserve">,</w:t>
+      </w:r>
+      <w:r>
+        <w:t xml:space="preserve"> </w:t>
+      </w:r>
+      <w:r>
+        <w:t xml:space="preserve">‘e’</w:t>
+      </w:r>
+      <w:r>
+        <w:t xml:space="preserve">,</w:t>
+      </w:r>
+      <w:r>
+        <w:t xml:space="preserve"> </w:t>
+      </w:r>
+      <w:r>
+        <w:t xml:space="preserve">‘i’</w:t>
+      </w:r>
+      <w:r>
+        <w:t xml:space="preserve">,</w:t>
+      </w:r>
+      <w:r>
+        <w:t xml:space="preserve"> </w:t>
+      </w:r>
+      <w:r>
+        <w:t xml:space="preserve">‘o’</w:t>
+      </w:r>
+      <w:r>
+        <w:t xml:space="preserve">,</w:t>
+      </w:r>
+      <w:r>
+        <w:t xml:space="preserve"> </w:t>
+      </w:r>
+      <w:r>
+        <w:t xml:space="preserve">‘u’</w:t>
+      </w:r>
+      <w:r>
+        <w:t xml:space="preserve">,</w:t>
+      </w:r>
+      <w:r>
+        <w:t xml:space="preserve"> </w:t>
+      </w:r>
+      <w:r>
+        <w:t xml:space="preserve">‘A’</w:t>
+      </w:r>
+      <w:r>
+        <w:t xml:space="preserve">,</w:t>
+      </w:r>
+      <w:r>
+        <w:t xml:space="preserve"> </w:t>
+      </w:r>
+      <w:r>
+        <w:t xml:space="preserve">‘E’</w:t>
+      </w:r>
+      <w:r>
+        <w:t xml:space="preserve">,</w:t>
+      </w:r>
+      <w:r>
+        <w:t xml:space="preserve"> </w:t>
+      </w:r>
+      <w:r>
+        <w:t xml:space="preserve">‘I’</w:t>
+      </w:r>
+      <w:r>
+        <w:t xml:space="preserve">,</w:t>
+      </w:r>
+      <w:r>
+        <w:t xml:space="preserve"> </w:t>
+      </w:r>
+      <w:r>
+        <w:t xml:space="preserve">‘O’</w:t>
+      </w:r>
+      <w:r>
+        <w:t xml:space="preserve">,</w:t>
+      </w:r>
+      <w:r>
+        <w:t xml:space="preserve"> </w:t>
+      </w:r>
+      <w:r>
+        <w:t xml:space="preserve">‘U’</w:t>
+      </w:r>
+      <w:r>
+        <w:t xml:space="preserve">). It then iterates through each character (</w:t>
       </w:r>
       <w:r>
         <w:rPr>
@@ -124,7 +230,7 @@
         <w:t xml:space="preserve">ch</w:t>
       </w:r>
       <w:r>
-        <w:t xml:space="preserve">) in the input</w:t>
+        <w:t xml:space="preserve">) of the input</w:t>
       </w:r>
       <w:r>
         <w:t xml:space="preserve"> </w:t>
@@ -136,7 +242,7 @@
         <w:t xml:space="preserve">text</w:t>
       </w:r>
       <w:r>
-        <w:t xml:space="preserve">. For every character, it checks if that character is present in the</w:t>
+        <w:t xml:space="preserve">. For each character, it checks if the character is present in the</w:t>
       </w:r>
       <w:r>
         <w:t xml:space="preserve"> </w:t>
@@ -151,7 +257,22 @@
         <w:t xml:space="preserve"> </w:t>
       </w:r>
       <w:r>
-        <w:t xml:space="preserve">set. If a character is found in the set, the generator yields the number 1. Finally, the built-in</w:t>
+        <w:t xml:space="preserve">set. A generator expression yields the number</w:t>
+      </w:r>
+      <w:r>
+        <w:t xml:space="preserve"> </w:t>
+      </w:r>
+      <w:r>
+        <w:rPr>
+          <w:rStyle w:val="VerbatimChar"/>
+        </w:rPr>
+        <w:t xml:space="preserve">1</w:t>
+      </w:r>
+      <w:r>
+        <w:t xml:space="preserve"> </w:t>
+      </w:r>
+      <w:r>
+        <w:t xml:space="preserve">for every character that is a vowel. Finally, the built-in</w:t>
       </w:r>
       <w:r>
         <w:t xml:space="preserve"> </w:t>
@@ -166,7 +287,19 @@
         <w:t xml:space="preserve"> </w:t>
       </w:r>
       <w:r>
-        <w:t xml:space="preserve">function is used to add up all the 1s produced by the generator, effectively counting the total number of vowels. This final sum is then returned.</w:t>
+        <w:t xml:space="preserve">function calculates the total of all the generated</w:t>
+      </w:r>
+      <w:r>
+        <w:t xml:space="preserve"> </w:t>
+      </w:r>
+      <w:r>
+        <w:rPr>
+          <w:rStyle w:val="VerbatimChar"/>
+        </w:rPr>
+        <w:t xml:space="preserve">1</w:t>
+      </w:r>
+      <w:r>
+        <w:t xml:space="preserve">s, effectively counting the vowels, and returns this sum.</w:t>
       </w:r>
     </w:p>
     <w:p>
@@ -187,7 +320,7 @@
         <w:t xml:space="preserve"> </w:t>
       </w:r>
       <w:r>
-        <w:t xml:space="preserve">The function performs a case-insensitive count because the</w:t>
+        <w:t xml:space="preserve">The check for vowels is case-insensitive because the</w:t>
       </w:r>
       <w:r>
         <w:t xml:space="preserve"> </w:t>
@@ -202,7 +335,64 @@
         <w:t xml:space="preserve"> </w:t>
       </w:r>
       <w:r>
-        <w:t xml:space="preserve">set explicitly includes both uppercase and lowercase vowel characters. Using a set for vowel lookup provides efficient character checking.</w:t>
+        <w:t xml:space="preserve">set explicitly includes both uppercase and lowercase vowel characters. The function only considers</w:t>
+      </w:r>
+      <w:r>
+        <w:t xml:space="preserve"> </w:t>
+      </w:r>
+      <w:r>
+        <w:t xml:space="preserve">‘a’</w:t>
+      </w:r>
+      <w:r>
+        <w:t xml:space="preserve">,</w:t>
+      </w:r>
+      <w:r>
+        <w:t xml:space="preserve"> </w:t>
+      </w:r>
+      <w:r>
+        <w:t xml:space="preserve">‘e’</w:t>
+      </w:r>
+      <w:r>
+        <w:t xml:space="preserve">,</w:t>
+      </w:r>
+      <w:r>
+        <w:t xml:space="preserve"> </w:t>
+      </w:r>
+      <w:r>
+        <w:t xml:space="preserve">‘i’</w:t>
+      </w:r>
+      <w:r>
+        <w:t xml:space="preserve">,</w:t>
+      </w:r>
+      <w:r>
+        <w:t xml:space="preserve"> </w:t>
+      </w:r>
+      <w:r>
+        <w:t xml:space="preserve">‘o’</w:t>
+      </w:r>
+      <w:r>
+        <w:t xml:space="preserve">,</w:t>
+      </w:r>
+      <w:r>
+        <w:t xml:space="preserve"> </w:t>
+      </w:r>
+      <w:r>
+        <w:t xml:space="preserve">‘u’</w:t>
+      </w:r>
+      <w:r>
+        <w:t xml:space="preserve"> </w:t>
+      </w:r>
+      <w:r>
+        <w:t xml:space="preserve">as vowels and does not account for other characters like</w:t>
+      </w:r>
+      <w:r>
+        <w:t xml:space="preserve"> </w:t>
+      </w:r>
+      <w:r>
+        <w:t xml:space="preserve">‘y’</w:t>
+      </w:r>
+      <w:r>
+        <w:t xml:space="preserve">.</w:t>
       </w:r>
     </w:p>
     <w:p>
@@ -219,48 +409,60 @@
       <w:r>
         <w:t xml:space="preserve">:</w:t>
       </w:r>
-      <w:r>
-        <w:t xml:space="preserve"> </w:t>
-      </w:r>
-      <w:r>
-        <w:t xml:space="preserve">Calling</w:t>
-      </w:r>
-      <w:r>
-        <w:t xml:space="preserve"> </w:t>
-      </w:r>
-      <w:r>
-        <w:rPr>
-          <w:rStyle w:val="VerbatimChar"/>
-        </w:rPr>
-        <w:t xml:space="preserve">count_vowels("Hello World")</w:t>
-      </w:r>
-      <w:r>
-        <w:t xml:space="preserve"> </w:t>
-      </w:r>
-      <w:r>
-        <w:t xml:space="preserve">returns</w:t>
-      </w:r>
-      <w:r>
-        <w:t xml:space="preserve"> </w:t>
-      </w:r>
-      <w:r>
-        <w:rPr>
-          <w:rStyle w:val="VerbatimChar"/>
+    </w:p>
+    <w:p>
+      <w:pPr>
+        <w:pStyle w:val="SourceCode"/>
+      </w:pPr>
+      <w:r>
+        <w:rPr>
+          <w:rStyle w:val="DecValTok"/>
         </w:rPr>
         <w:t xml:space="preserve">3</w:t>
       </w:r>
-      <w:r>
-        <w:t xml:space="preserve">.</w:t>
-      </w:r>
-      <w:r>
-        <w:t xml:space="preserve"> </w:t>
-      </w:r>
-      <w:r>
-        <w:t xml:space="preserve">## FunctionDef pairwise_sum(numbers)</w:t>
-      </w:r>
-      <w:r>
-        <w:t xml:space="preserve"> </w:t>
-      </w:r>
+    </w:p>
+    <w:bookmarkEnd w:id="10"/>
+    <w:bookmarkStart w:id="11" w:name="functiondef-pairwise_sumnumbers"/>
+    <w:p>
+      <w:pPr>
+        <w:pStyle w:val="Heading2"/>
+      </w:pPr>
+      <w:r>
+        <w:rPr>
+          <w:rStyle w:val="SectionNumber"/>
+        </w:rPr>
+        <w:t xml:space="preserve">3</w:t>
+      </w:r>
+      <w:r>
+        <w:tab/>
+      </w:r>
+      <w:r>
+        <w:t xml:space="preserve">FunctionDef pairwise_sum(numbers)</w:t>
+      </w:r>
+    </w:p>
+    <w:bookmarkEnd w:id="11"/>
+    <w:bookmarkStart w:id="12" w:name="function-pairwise_sum"/>
+    <w:p>
+      <w:pPr>
+        <w:pStyle w:val="Heading2"/>
+      </w:pPr>
+      <w:r>
+        <w:rPr>
+          <w:rStyle w:val="SectionNumber"/>
+        </w:rPr>
+        <w:t xml:space="preserve">4</w:t>
+      </w:r>
+      <w:r>
+        <w:tab/>
+      </w:r>
+      <w:r>
+        <w:t xml:space="preserve">Function pairwise_sum</w:t>
+      </w:r>
+    </w:p>
+    <w:p>
+      <w:pPr>
+        <w:pStyle w:val="FirstParagraph"/>
+      </w:pPr>
       <w:r>
         <w:rPr>
           <w:b/>
@@ -269,7 +471,7 @@
         <w:t xml:space="preserve">pairwise_sum</w:t>
       </w:r>
       <w:r>
-        <w:t xml:space="preserve">: The function of pairwise_sum is to compute the sum of an iterable of numbers using the Kahan summation algorithm for improved numerical precision.</w:t>
+        <w:t xml:space="preserve">: The function of pairwise_sum is to compute the sum of an iterable of numbers using a numerically stable approach known as Kahan summation.</w:t>
       </w:r>
     </w:p>
     <w:p>
@@ -290,7 +492,19 @@
         <w:t xml:space="preserve"> </w:t>
       </w:r>
       <w:r>
-        <w:t xml:space="preserve">· numbers: An iterable containing float or int values to be summed.</w:t>
+        <w:t xml:space="preserve">·</w:t>
+      </w:r>
+      <w:r>
+        <w:t xml:space="preserve"> </w:t>
+      </w:r>
+      <w:r>
+        <w:rPr>
+          <w:rStyle w:val="VerbatimChar"/>
+        </w:rPr>
+        <w:t xml:space="preserve">numbers</w:t>
+      </w:r>
+      <w:r>
+        <w:t xml:space="preserve">: An iterable containing float or integer values to be summed.</w:t>
       </w:r>
     </w:p>
     <w:p>
@@ -311,7 +525,7 @@
         <w:t xml:space="preserve"> </w:t>
       </w:r>
       <w:r>
-        <w:t xml:space="preserve">The function initializes two floating-point variables,</w:t>
+        <w:t xml:space="preserve">The function initializes a</w:t>
       </w:r>
       <w:r>
         <w:t xml:space="preserve"> </w:t>
@@ -326,7 +540,7 @@
         <w:t xml:space="preserve"> </w:t>
       </w:r>
       <w:r>
-        <w:t xml:space="preserve">and</w:t>
+        <w:t xml:space="preserve">and a</w:t>
       </w:r>
       <w:r>
         <w:t xml:space="preserve"> </w:t>
@@ -338,7 +552,22 @@
         <w:t xml:space="preserve">compensation</w:t>
       </w:r>
       <w:r>
-        <w:t xml:space="preserve">, to 0.0. It then iterates through each</w:t>
+        <w:t xml:space="preserve"> </w:t>
+      </w:r>
+      <w:r>
+        <w:t xml:space="preserve">variable, both to</w:t>
+      </w:r>
+      <w:r>
+        <w:t xml:space="preserve"> </w:t>
+      </w:r>
+      <w:r>
+        <w:rPr>
+          <w:rStyle w:val="VerbatimChar"/>
+        </w:rPr>
+        <w:t xml:space="preserve">0.0</w:t>
+      </w:r>
+      <w:r>
+        <w:t xml:space="preserve">. It then iterates through each</w:t>
       </w:r>
       <w:r>
         <w:t xml:space="preserve"> </w:t>
@@ -368,7 +597,15 @@
         <w:t xml:space="preserve"> </w:t>
       </w:r>
       <w:r>
-        <w:t xml:space="preserve">iterable. Inside the loop, it first calculates a corrected value</w:t>
+        <w:t xml:space="preserve">iterable.</w:t>
+      </w:r>
+    </w:p>
+    <w:p>
+      <w:pPr>
+        <w:pStyle w:val="BodyText"/>
+      </w:pPr>
+      <w:r>
+        <w:t xml:space="preserve">Inside the loop, it first calculates a corrected value</w:t>
       </w:r>
       <w:r>
         <w:t xml:space="preserve"> </w:t>
@@ -410,7 +647,10 @@
         <w:t xml:space="preserve">value</w:t>
       </w:r>
       <w:r>
-        <w:t xml:space="preserve">. This</w:t>
+        <w:t xml:space="preserve"> </w:t>
+      </w:r>
+      <w:r>
+        <w:t xml:space="preserve">(which is cast to a float). This</w:t>
       </w:r>
       <w:r>
         <w:t xml:space="preserve"> </w:t>
@@ -425,7 +665,7 @@
         <w:t xml:space="preserve"> </w:t>
       </w:r>
       <w:r>
-        <w:t xml:space="preserve">term carries the error from the previous iteration’s summation. Next, it calculates a temporary sum</w:t>
+        <w:t xml:space="preserve">term holds the error from the previous summation step. Next, it calculates a temporary sum</w:t>
       </w:r>
       <w:r>
         <w:t xml:space="preserve"> </w:t>
@@ -467,7 +707,7 @@
         <w:t xml:space="preserve">total</w:t>
       </w:r>
       <w:r>
-        <w:t xml:space="preserve">. The</w:t>
+        <w:t xml:space="preserve">. A new</w:t>
       </w:r>
       <w:r>
         <w:t xml:space="preserve"> </w:t>
@@ -482,7 +722,7 @@
         <w:t xml:space="preserve"> </w:t>
       </w:r>
       <w:r>
-        <w:t xml:space="preserve">for the next iteration is then calculated by finding the difference between the new sum</w:t>
+        <w:t xml:space="preserve">value is then computed by finding the difference between the new sum</w:t>
       </w:r>
       <w:r>
         <w:t xml:space="preserve"> </w:t>
@@ -521,7 +761,22 @@
         <w:t xml:space="preserve">y</w:t>
       </w:r>
       <w:r>
-        <w:t xml:space="preserve">. This step effectively isolates the numerical error introduced by the addition. Finally, the</w:t>
+        <w:t xml:space="preserve">. This captures the low-order bits lost in the</w:t>
+      </w:r>
+      <w:r>
+        <w:t xml:space="preserve"> </w:t>
+      </w:r>
+      <w:r>
+        <w:rPr>
+          <w:rStyle w:val="VerbatimChar"/>
+        </w:rPr>
+        <w:t xml:space="preserve">t = total + y</w:t>
+      </w:r>
+      <w:r>
+        <w:t xml:space="preserve"> </w:t>
+      </w:r>
+      <w:r>
+        <w:t xml:space="preserve">operation. Finally, the</w:t>
       </w:r>
       <w:r>
         <w:t xml:space="preserve"> </w:t>
@@ -548,7 +803,15 @@
         <w:t xml:space="preserve">t</w:t>
       </w:r>
       <w:r>
-        <w:t xml:space="preserve">. After the loop has processed all values, the function returns the final</w:t>
+        <w:t xml:space="preserve">.</w:t>
+      </w:r>
+    </w:p>
+    <w:p>
+      <w:pPr>
+        <w:pStyle w:val="BodyText"/>
+      </w:pPr>
+      <w:r>
+        <w:t xml:space="preserve">After the loop has processed all the numbers, the function returns the final</w:t>
       </w:r>
       <w:r>
         <w:t xml:space="preserve"> </w:t>
@@ -581,7 +844,22 @@
         <w:t xml:space="preserve"> </w:t>
       </w:r>
       <w:r>
-        <w:t xml:space="preserve">This function implements the Kahan summation algorithm, which is designed to reduce the accumulation of floating-point errors that can occur when summing a sequence of numbers. It is more numerically stable than a simple iterative sum, especially for datasets with a large range of values or many elements.</w:t>
+        <w:t xml:space="preserve">This function implements the Kahan summation algorithm, which significantly reduces numerical error compared to a naive summation, especially when summing many floating-point numbers or numbers of widely different magnitudes. All input values are cast to</w:t>
+      </w:r>
+      <w:r>
+        <w:t xml:space="preserve"> </w:t>
+      </w:r>
+      <w:r>
+        <w:rPr>
+          <w:rStyle w:val="VerbatimChar"/>
+        </w:rPr>
+        <w:t xml:space="preserve">float</w:t>
+      </w:r>
+      <w:r>
+        <w:t xml:space="preserve"> </w:t>
+      </w:r>
+      <w:r>
+        <w:t xml:space="preserve">during the computation.</w:t>
       </w:r>
     </w:p>
     <w:p>
@@ -598,48 +876,183 @@
       <w:r>
         <w:t xml:space="preserve">:</w:t>
       </w:r>
-      <w:r>
-        <w:t xml:space="preserve"> </w:t>
-      </w:r>
-      <w:r>
-        <w:t xml:space="preserve">Calling</w:t>
-      </w:r>
-      <w:r>
-        <w:t xml:space="preserve"> </w:t>
-      </w:r>
-      <w:r>
-        <w:rPr>
-          <w:rStyle w:val="VerbatimChar"/>
-        </w:rPr>
-        <w:t xml:space="preserve">pairwise_sum([1e10, 1.0, -1e10])</w:t>
-      </w:r>
-      <w:r>
-        <w:t xml:space="preserve"> </w:t>
-      </w:r>
-      <w:r>
-        <w:t xml:space="preserve">would return</w:t>
-      </w:r>
-      <w:r>
-        <w:t xml:space="preserve"> </w:t>
-      </w:r>
-      <w:r>
-        <w:rPr>
-          <w:rStyle w:val="VerbatimChar"/>
-        </w:rPr>
-        <w:t xml:space="preserve">1.0</w:t>
-      </w:r>
-      <w:r>
-        <w:t xml:space="preserve">.</w:t>
-      </w:r>
-      <w:r>
-        <w:t xml:space="preserve"> </w:t>
-      </w:r>
-      <w:r>
-        <w:t xml:space="preserve">## FunctionDef split_into_chunks(text, size)</w:t>
-      </w:r>
-      <w:r>
-        <w:t xml:space="preserve"> </w:t>
-      </w:r>
+    </w:p>
+    <w:p>
+      <w:pPr>
+        <w:pStyle w:val="SourceCode"/>
+      </w:pPr>
+      <w:r>
+        <w:rPr>
+          <w:rStyle w:val="CommentTok"/>
+        </w:rPr>
+        <w:t xml:space="preserve"># Calling pairwise_sum([0.1, 0.2, 0.3, 0.4, 0.5])</w:t>
+      </w:r>
+      <w:r>
+        <w:br/>
+      </w:r>
+      <w:r>
+        <w:rPr>
+          <w:rStyle w:val="FloatTok"/>
+        </w:rPr>
+        <w:t xml:space="preserve">0.1</w:t>
+      </w:r>
+      <w:r>
+        <w:rPr>
+          <w:rStyle w:val="NormalTok"/>
+        </w:rPr>
+        <w:t xml:space="preserve"> </w:t>
+      </w:r>
+      <w:r>
+        <w:rPr>
+          <w:rStyle w:val="OperatorTok"/>
+        </w:rPr>
+        <w:t xml:space="preserve">+</w:t>
+      </w:r>
+      <w:r>
+        <w:rPr>
+          <w:rStyle w:val="NormalTok"/>
+        </w:rPr>
+        <w:t xml:space="preserve"> </w:t>
+      </w:r>
+      <w:r>
+        <w:rPr>
+          <w:rStyle w:val="FloatTok"/>
+        </w:rPr>
+        <w:t xml:space="preserve">0.2</w:t>
+      </w:r>
+      <w:r>
+        <w:rPr>
+          <w:rStyle w:val="NormalTok"/>
+        </w:rPr>
+        <w:t xml:space="preserve"> </w:t>
+      </w:r>
+      <w:r>
+        <w:rPr>
+          <w:rStyle w:val="OperatorTok"/>
+        </w:rPr>
+        <w:t xml:space="preserve">+</w:t>
+      </w:r>
+      <w:r>
+        <w:rPr>
+          <w:rStyle w:val="NormalTok"/>
+        </w:rPr>
+        <w:t xml:space="preserve"> </w:t>
+      </w:r>
+      <w:r>
+        <w:rPr>
+          <w:rStyle w:val="FloatTok"/>
+        </w:rPr>
+        <w:t xml:space="preserve">0.3</w:t>
+      </w:r>
+      <w:r>
+        <w:rPr>
+          <w:rStyle w:val="NormalTok"/>
+        </w:rPr>
+        <w:t xml:space="preserve"> </w:t>
+      </w:r>
+      <w:r>
+        <w:rPr>
+          <w:rStyle w:val="OperatorTok"/>
+        </w:rPr>
+        <w:t xml:space="preserve">+</w:t>
+      </w:r>
+      <w:r>
+        <w:rPr>
+          <w:rStyle w:val="NormalTok"/>
+        </w:rPr>
+        <w:t xml:space="preserve"> </w:t>
+      </w:r>
+      <w:r>
+        <w:rPr>
+          <w:rStyle w:val="FloatTok"/>
+        </w:rPr>
+        <w:t xml:space="preserve">0.4</w:t>
+      </w:r>
+      <w:r>
+        <w:rPr>
+          <w:rStyle w:val="NormalTok"/>
+        </w:rPr>
+        <w:t xml:space="preserve"> </w:t>
+      </w:r>
+      <w:r>
+        <w:rPr>
+          <w:rStyle w:val="OperatorTok"/>
+        </w:rPr>
+        <w:t xml:space="preserve">+</w:t>
+      </w:r>
+      <w:r>
+        <w:rPr>
+          <w:rStyle w:val="NormalTok"/>
+        </w:rPr>
+        <w:t xml:space="preserve"> </w:t>
+      </w:r>
+      <w:r>
+        <w:rPr>
+          <w:rStyle w:val="FloatTok"/>
+        </w:rPr>
+        <w:t xml:space="preserve">0.5</w:t>
+      </w:r>
+    </w:p>
+    <w:p>
+      <w:pPr>
+        <w:pStyle w:val="SourceCode"/>
+      </w:pPr>
+      <w:r>
+        <w:rPr>
+          <w:rStyle w:val="VerbatimChar"/>
+        </w:rPr>
+        <w:t xml:space="preserve">1.5</w:t>
+      </w:r>
+    </w:p>
+    <w:p>
+      <w:r>
+        <w:pict>
+          <v:rect style="width:0;height:1.5pt" o:hralign="center" o:hrstd="t" o:hr="t"/>
+        </w:pict>
+      </w:r>
+    </w:p>
+    <w:bookmarkEnd w:id="12"/>
+    <w:bookmarkStart w:id="13" w:name="functiondef-split_into_chunkstext-size"/>
+    <w:p>
+      <w:pPr>
+        <w:pStyle w:val="Heading2"/>
+      </w:pPr>
+      <w:r>
+        <w:rPr>
+          <w:rStyle w:val="SectionNumber"/>
+        </w:rPr>
+        <w:t xml:space="preserve">5</w:t>
+      </w:r>
+      <w:r>
+        <w:tab/>
+      </w:r>
+      <w:r>
+        <w:t xml:space="preserve">FunctionDef split_into_chunks(text, size)</w:t>
+      </w:r>
+    </w:p>
+    <w:bookmarkEnd w:id="13"/>
+    <w:bookmarkStart w:id="14" w:name="function-split_into_chunks"/>
+    <w:p>
+      <w:pPr>
+        <w:pStyle w:val="Heading2"/>
+      </w:pPr>
+      <w:r>
+        <w:rPr>
+          <w:rStyle w:val="SectionNumber"/>
+        </w:rPr>
+        <w:t xml:space="preserve">6</w:t>
+      </w:r>
+      <w:r>
+        <w:tab/>
+      </w:r>
+      <w:r>
+        <w:t xml:space="preserve">Function split_into_chunks</w:t>
+      </w:r>
+    </w:p>
+    <w:p>
+      <w:pPr>
+        <w:pStyle w:val="FirstParagraph"/>
+      </w:pPr>
       <w:r>
         <w:rPr>
           <w:b/>
@@ -648,7 +1061,7 @@
         <w:t xml:space="preserve">split_into_chunks</w:t>
       </w:r>
       <w:r>
-        <w:t xml:space="preserve">: The function of split_into_chunks is to split a given string into a tuple of smaller, fixed-size substrings.</w:t>
+        <w:t xml:space="preserve">: The function of split_into_chunks is to divide a string into a tuple of smaller, fixed-size substrings.</w:t>
       </w:r>
     </w:p>
     <w:p>
@@ -669,13 +1082,37 @@
         <w:t xml:space="preserve"> </w:t>
       </w:r>
       <w:r>
-        <w:t xml:space="preserve">· text: The string to be split into chunks.</w:t>
-      </w:r>
-      <w:r>
-        <w:t xml:space="preserve"> </w:t>
-      </w:r>
-      <w:r>
-        <w:t xml:space="preserve">· size: The integer length for each chunk. This value must be positive.</w:t>
+        <w:t xml:space="preserve">·</w:t>
+      </w:r>
+      <w:r>
+        <w:t xml:space="preserve"> </w:t>
+      </w:r>
+      <w:r>
+        <w:rPr>
+          <w:rStyle w:val="VerbatimChar"/>
+        </w:rPr>
+        <w:t xml:space="preserve">text</w:t>
+      </w:r>
+      <w:r>
+        <w:t xml:space="preserve">: The input string that will be split into chunks.</w:t>
+      </w:r>
+      <w:r>
+        <w:t xml:space="preserve"> </w:t>
+      </w:r>
+      <w:r>
+        <w:t xml:space="preserve">·</w:t>
+      </w:r>
+      <w:r>
+        <w:t xml:space="preserve"> </w:t>
+      </w:r>
+      <w:r>
+        <w:rPr>
+          <w:rStyle w:val="VerbatimChar"/>
+        </w:rPr>
+        <w:t xml:space="preserve">size</w:t>
+      </w:r>
+      <w:r>
+        <w:t xml:space="preserve">: An integer specifying the desired length for each chunk. This value must be positive.</w:t>
       </w:r>
     </w:p>
     <w:p>
@@ -696,7 +1133,7 @@
         <w:t xml:space="preserve"> </w:t>
       </w:r>
       <w:r>
-        <w:t xml:space="preserve">The function first checks if the provided</w:t>
+        <w:t xml:space="preserve">The function first validates the</w:t>
       </w:r>
       <w:r>
         <w:t xml:space="preserve"> </w:t>
@@ -711,7 +1148,7 @@
         <w:t xml:space="preserve"> </w:t>
       </w:r>
       <w:r>
-        <w:t xml:space="preserve">is a positive number. If</w:t>
+        <w:t xml:space="preserve">parameter. If</w:t>
       </w:r>
       <w:r>
         <w:t xml:space="preserve"> </w:t>
@@ -726,7 +1163,7 @@
         <w:t xml:space="preserve"> </w:t>
       </w:r>
       <w:r>
-        <w:t xml:space="preserve">is less than or equal to 0, it raises a</w:t>
+        <w:t xml:space="preserve">is less than or equal to zero, it raises a</w:t>
       </w:r>
       <w:r>
         <w:t xml:space="preserve"> </w:t>
@@ -750,7 +1187,7 @@
         <w:t xml:space="preserve">“size must be positive”</w:t>
       </w:r>
       <w:r>
-        <w:t xml:space="preserve">. If the</w:t>
+        <w:t xml:space="preserve">. If</w:t>
       </w:r>
       <w:r>
         <w:t xml:space="preserve"> </w:t>
@@ -765,7 +1202,7 @@
         <w:t xml:space="preserve"> </w:t>
       </w:r>
       <w:r>
-        <w:t xml:space="preserve">is valid, the function proceeds to slice the input</w:t>
+        <w:t xml:space="preserve">is valid, the function proceeds to split the</w:t>
       </w:r>
       <w:r>
         <w:t xml:space="preserve"> </w:t>
@@ -777,22 +1214,37 @@
         <w:t xml:space="preserve">text</w:t>
       </w:r>
       <w:r>
-        <w:t xml:space="preserve">. It uses a generator expression that iterates through the</w:t>
-      </w:r>
-      <w:r>
-        <w:t xml:space="preserve"> </w:t>
-      </w:r>
-      <w:r>
-        <w:rPr>
-          <w:rStyle w:val="VerbatimChar"/>
-        </w:rPr>
-        <w:t xml:space="preserve">text</w:t>
-      </w:r>
-      <w:r>
-        <w:t xml:space="preserve"> </w:t>
-      </w:r>
-      <w:r>
-        <w:t xml:space="preserve">with a step equal to</w:t>
+        <w:t xml:space="preserve">. It uses a generator expression within a</w:t>
+      </w:r>
+      <w:r>
+        <w:t xml:space="preserve"> </w:t>
+      </w:r>
+      <w:r>
+        <w:rPr>
+          <w:rStyle w:val="VerbatimChar"/>
+        </w:rPr>
+        <w:t xml:space="preserve">tuple()</w:t>
+      </w:r>
+      <w:r>
+        <w:t xml:space="preserve"> </w:t>
+      </w:r>
+      <w:r>
+        <w:t xml:space="preserve">constructor to create the chunks. The</w:t>
+      </w:r>
+      <w:r>
+        <w:t xml:space="preserve"> </w:t>
+      </w:r>
+      <w:r>
+        <w:rPr>
+          <w:rStyle w:val="VerbatimChar"/>
+        </w:rPr>
+        <w:t xml:space="preserve">range()</w:t>
+      </w:r>
+      <w:r>
+        <w:t xml:space="preserve"> </w:t>
+      </w:r>
+      <w:r>
+        <w:t xml:space="preserve">function generates starting indices for each chunk, beginning at 0 and incrementing by the</w:t>
       </w:r>
       <w:r>
         <w:t xml:space="preserve"> </w:t>
@@ -804,7 +1256,10 @@
         <w:t xml:space="preserve">size</w:t>
       </w:r>
       <w:r>
-        <w:t xml:space="preserve">, creating substrings from the current index</w:t>
+        <w:t xml:space="preserve"> </w:t>
+      </w:r>
+      <w:r>
+        <w:t xml:space="preserve">value until the end of the string is reached. For each starting index</w:t>
       </w:r>
       <w:r>
         <w:t xml:space="preserve"> </w:t>
@@ -816,64 +1271,22 @@
         <w:t xml:space="preserve">i</w:t>
       </w:r>
       <w:r>
-        <w:t xml:space="preserve"> </w:t>
-      </w:r>
-      <w:r>
-        <w:t xml:space="preserve">up to</w:t>
-      </w:r>
-      <w:r>
-        <w:t xml:space="preserve"> </w:t>
-      </w:r>
-      <w:r>
-        <w:rPr>
-          <w:rStyle w:val="VerbatimChar"/>
-        </w:rPr>
-        <w:t xml:space="preserve">i + size</w:t>
-      </w:r>
-      <w:r>
-        <w:t xml:space="preserve">. These substrings are then collected into a tuple and returned. The final substring in the tuple may be shorter than the specified</w:t>
-      </w:r>
-      <w:r>
-        <w:t xml:space="preserve"> </w:t>
-      </w:r>
-      <w:r>
-        <w:rPr>
-          <w:rStyle w:val="VerbatimChar"/>
-        </w:rPr>
-        <w:t xml:space="preserve">size</w:t>
-      </w:r>
-      <w:r>
-        <w:t xml:space="preserve"> </w:t>
-      </w:r>
-      <w:r>
-        <w:t xml:space="preserve">if the length of the input</w:t>
-      </w:r>
-      <w:r>
-        <w:t xml:space="preserve"> </w:t>
-      </w:r>
-      <w:r>
-        <w:rPr>
-          <w:rStyle w:val="VerbatimChar"/>
-        </w:rPr>
-        <w:t xml:space="preserve">text</w:t>
-      </w:r>
-      <w:r>
-        <w:t xml:space="preserve"> </w:t>
-      </w:r>
-      <w:r>
-        <w:t xml:space="preserve">is not perfectly divisible by</w:t>
-      </w:r>
-      <w:r>
-        <w:t xml:space="preserve"> </w:t>
-      </w:r>
-      <w:r>
-        <w:rPr>
-          <w:rStyle w:val="VerbatimChar"/>
-        </w:rPr>
-        <w:t xml:space="preserve">size</w:t>
-      </w:r>
-      <w:r>
-        <w:t xml:space="preserve">.</w:t>
+        <w:t xml:space="preserve">, a slice of the string</w:t>
+      </w:r>
+      <w:r>
+        <w:t xml:space="preserve"> </w:t>
+      </w:r>
+      <w:r>
+        <w:rPr>
+          <w:rStyle w:val="VerbatimChar"/>
+        </w:rPr>
+        <w:t xml:space="preserve">text[i : i + size]</w:t>
+      </w:r>
+      <w:r>
+        <w:t xml:space="preserve"> </w:t>
+      </w:r>
+      <w:r>
+        <w:t xml:space="preserve">is created. This process continues until the entire string has been chunked. The resulting substrings are collected into a tuple and returned.</w:t>
       </w:r>
     </w:p>
     <w:p>
@@ -894,7 +1307,49 @@
         <w:t xml:space="preserve"> </w:t>
       </w:r>
       <w:r>
-        <w:t xml:space="preserve">A</w:t>
+        <w:t xml:space="preserve">The final substring in the returned tuple may be shorter than the specified</w:t>
+      </w:r>
+      <w:r>
+        <w:t xml:space="preserve"> </w:t>
+      </w:r>
+      <w:r>
+        <w:rPr>
+          <w:rStyle w:val="VerbatimChar"/>
+        </w:rPr>
+        <w:t xml:space="preserve">size</w:t>
+      </w:r>
+      <w:r>
+        <w:t xml:space="preserve"> </w:t>
+      </w:r>
+      <w:r>
+        <w:t xml:space="preserve">if the length of the input</w:t>
+      </w:r>
+      <w:r>
+        <w:t xml:space="preserve"> </w:t>
+      </w:r>
+      <w:r>
+        <w:rPr>
+          <w:rStyle w:val="VerbatimChar"/>
+        </w:rPr>
+        <w:t xml:space="preserve">text</w:t>
+      </w:r>
+      <w:r>
+        <w:t xml:space="preserve"> </w:t>
+      </w:r>
+      <w:r>
+        <w:t xml:space="preserve">is not an even multiple of</w:t>
+      </w:r>
+      <w:r>
+        <w:t xml:space="preserve"> </w:t>
+      </w:r>
+      <w:r>
+        <w:rPr>
+          <w:rStyle w:val="VerbatimChar"/>
+        </w:rPr>
+        <w:t xml:space="preserve">size</w:t>
+      </w:r>
+      <w:r>
+        <w:t xml:space="preserve">. A</w:t>
       </w:r>
       <w:r>
         <w:t xml:space="preserve"> </w:t>
@@ -924,19 +1379,7 @@
         <w:t xml:space="preserve"> </w:t>
       </w:r>
       <w:r>
-        <w:t xml:space="preserve">argument is not a positive integer. The last chunk in the output tuple can be shorter than the specified</w:t>
-      </w:r>
-      <w:r>
-        <w:t xml:space="preserve"> </w:t>
-      </w:r>
-      <w:r>
-        <w:rPr>
-          <w:rStyle w:val="VerbatimChar"/>
-        </w:rPr>
-        <w:t xml:space="preserve">size</w:t>
-      </w:r>
-      <w:r>
-        <w:t xml:space="preserve">.</w:t>
+        <w:t xml:space="preserve">parameter is not a positive number.</w:t>
       </w:r>
     </w:p>
     <w:p>
@@ -953,17 +1396,67 @@
       <w:r>
         <w:t xml:space="preserve">:</w:t>
       </w:r>
-      <w:r>
-        <w:t xml:space="preserve"> </w:t>
-      </w:r>
-      <w:r>
-        <w:rPr>
-          <w:rStyle w:val="VerbatimChar"/>
-        </w:rPr>
-        <w:t xml:space="preserve">('abc', 'def', 'g')</w:t>
-      </w:r>
-    </w:p>
-    <w:bookmarkEnd w:id="9"/>
+    </w:p>
+    <w:p>
+      <w:pPr>
+        <w:pStyle w:val="SourceCode"/>
+      </w:pPr>
+      <w:r>
+        <w:rPr>
+          <w:rStyle w:val="NormalTok"/>
+        </w:rPr>
+        <w:t xml:space="preserve">(</w:t>
+      </w:r>
+      <w:r>
+        <w:rPr>
+          <w:rStyle w:val="StringTok"/>
+        </w:rPr>
+        <w:t xml:space="preserve">'hel'</w:t>
+      </w:r>
+      <w:r>
+        <w:rPr>
+          <w:rStyle w:val="NormalTok"/>
+        </w:rPr>
+        <w:t xml:space="preserve">, </w:t>
+      </w:r>
+      <w:r>
+        <w:rPr>
+          <w:rStyle w:val="StringTok"/>
+        </w:rPr>
+        <w:t xml:space="preserve">'lo '</w:t>
+      </w:r>
+      <w:r>
+        <w:rPr>
+          <w:rStyle w:val="NormalTok"/>
+        </w:rPr>
+        <w:t xml:space="preserve">, </w:t>
+      </w:r>
+      <w:r>
+        <w:rPr>
+          <w:rStyle w:val="StringTok"/>
+        </w:rPr>
+        <w:t xml:space="preserve">'wor'</w:t>
+      </w:r>
+      <w:r>
+        <w:rPr>
+          <w:rStyle w:val="NormalTok"/>
+        </w:rPr>
+        <w:t xml:space="preserve">, </w:t>
+      </w:r>
+      <w:r>
+        <w:rPr>
+          <w:rStyle w:val="StringTok"/>
+        </w:rPr>
+        <w:t xml:space="preserve">'ld'</w:t>
+      </w:r>
+      <w:r>
+        <w:rPr>
+          <w:rStyle w:val="NormalTok"/>
+        </w:rPr>
+        <w:t xml:space="preserve">)</w:t>
+      </w:r>
+    </w:p>
+    <w:bookmarkEnd w:id="14"/>
     <w:sectPr>
       <w:footnotePr>
         <w:numRestart w:val="eachSect"/>

--- a/random_module_two.docx
+++ b/random_module_two.docx
@@ -62,7 +62,7 @@
         <w:tab/>
       </w:r>
       <w:r>
-        <w:t xml:space="preserve">Function count_vowels</w:t>
+        <w:t xml:space="preserve">Function: count_vowels</w:t>
       </w:r>
     </w:p>
     <w:p>
@@ -70,6 +70,12 @@
         <w:pStyle w:val="FirstParagraph"/>
       </w:pPr>
       <w:r>
+        <w:t xml:space="preserve">The function of</w:t>
+      </w:r>
+      <w:r>
+        <w:t xml:space="preserve"> </w:t>
+      </w:r>
+      <w:r>
         <w:rPr>
           <w:b/>
           <w:bCs/>
@@ -77,7 +83,10 @@
         <w:t xml:space="preserve">count_vowels</w:t>
       </w:r>
       <w:r>
-        <w:t xml:space="preserve">: The function of count_vowels is to count the total number of vowels within a given string in a case-insensitive manner.</w:t>
+        <w:t xml:space="preserve"> </w:t>
+      </w:r>
+      <w:r>
+        <w:t xml:space="preserve">is to count and return the total number of vowels within a given input string in a case-insensitive manner.</w:t>
       </w:r>
     </w:p>
     <w:p>
@@ -119,22 +128,7 @@
         <w:t xml:space="preserve"> </w:t>
       </w:r>
       <w:r>
-        <w:t xml:space="preserve">The function initializes a</w:t>
-      </w:r>
-      <w:r>
-        <w:t xml:space="preserve"> </w:t>
-      </w:r>
-      <w:r>
-        <w:rPr>
-          <w:rStyle w:val="VerbatimChar"/>
-        </w:rPr>
-        <w:t xml:space="preserve">set</w:t>
-      </w:r>
-      <w:r>
-        <w:t xml:space="preserve"> </w:t>
-      </w:r>
-      <w:r>
-        <w:t xml:space="preserve">named</w:t>
+        <w:t xml:space="preserve">The function begins by defining a set named</w:t>
       </w:r>
       <w:r>
         <w:t xml:space="preserve"> </w:t>
@@ -149,7 +143,94 @@
         <w:t xml:space="preserve"> </w:t>
       </w:r>
       <w:r>
-        <w:t xml:space="preserve">containing all lowercase and uppercase English vowels (a, e, i, o, u, A, E, I, O, U). It then iterates through each character (</w:t>
+        <w:t xml:space="preserve">which contains all lowercase and uppercase English vowels (</w:t>
+      </w:r>
+      <w:r>
+        <w:t xml:space="preserve">‘a’</w:t>
+      </w:r>
+      <w:r>
+        <w:t xml:space="preserve">,</w:t>
+      </w:r>
+      <w:r>
+        <w:t xml:space="preserve"> </w:t>
+      </w:r>
+      <w:r>
+        <w:t xml:space="preserve">‘e’</w:t>
+      </w:r>
+      <w:r>
+        <w:t xml:space="preserve">,</w:t>
+      </w:r>
+      <w:r>
+        <w:t xml:space="preserve"> </w:t>
+      </w:r>
+      <w:r>
+        <w:t xml:space="preserve">‘i’</w:t>
+      </w:r>
+      <w:r>
+        <w:t xml:space="preserve">,</w:t>
+      </w:r>
+      <w:r>
+        <w:t xml:space="preserve"> </w:t>
+      </w:r>
+      <w:r>
+        <w:t xml:space="preserve">‘o’</w:t>
+      </w:r>
+      <w:r>
+        <w:t xml:space="preserve">,</w:t>
+      </w:r>
+      <w:r>
+        <w:t xml:space="preserve"> </w:t>
+      </w:r>
+      <w:r>
+        <w:t xml:space="preserve">‘u’</w:t>
+      </w:r>
+      <w:r>
+        <w:t xml:space="preserve">,</w:t>
+      </w:r>
+      <w:r>
+        <w:t xml:space="preserve"> </w:t>
+      </w:r>
+      <w:r>
+        <w:t xml:space="preserve">‘A’</w:t>
+      </w:r>
+      <w:r>
+        <w:t xml:space="preserve">,</w:t>
+      </w:r>
+      <w:r>
+        <w:t xml:space="preserve"> </w:t>
+      </w:r>
+      <w:r>
+        <w:t xml:space="preserve">‘E’</w:t>
+      </w:r>
+      <w:r>
+        <w:t xml:space="preserve">,</w:t>
+      </w:r>
+      <w:r>
+        <w:t xml:space="preserve"> </w:t>
+      </w:r>
+      <w:r>
+        <w:t xml:space="preserve">‘I’</w:t>
+      </w:r>
+      <w:r>
+        <w:t xml:space="preserve">,</w:t>
+      </w:r>
+      <w:r>
+        <w:t xml:space="preserve"> </w:t>
+      </w:r>
+      <w:r>
+        <w:t xml:space="preserve">‘O’</w:t>
+      </w:r>
+      <w:r>
+        <w:t xml:space="preserve">,</w:t>
+      </w:r>
+      <w:r>
+        <w:t xml:space="preserve"> </w:t>
+      </w:r>
+      <w:r>
+        <w:t xml:space="preserve">‘U’</w:t>
+      </w:r>
+      <w:r>
+        <w:t xml:space="preserve">). It then uses a generator expression to iterate through each character (</w:t>
       </w:r>
       <w:r>
         <w:rPr>
@@ -158,7 +239,7 @@
         <w:t xml:space="preserve">ch</w:t>
       </w:r>
       <w:r>
-        <w:t xml:space="preserve">) of the input</w:t>
+        <w:t xml:space="preserve">) in the input</w:t>
       </w:r>
       <w:r>
         <w:t xml:space="preserve"> </w:t>
@@ -185,7 +266,7 @@
         <w:t xml:space="preserve"> </w:t>
       </w:r>
       <w:r>
-        <w:t xml:space="preserve">set. A generator expression yields the number</w:t>
+        <w:t xml:space="preserve">set. If a character is a vowel, the generator yields the number</w:t>
       </w:r>
       <w:r>
         <w:t xml:space="preserve"> </w:t>
@@ -197,10 +278,7 @@
         <w:t xml:space="preserve">1</w:t>
       </w:r>
       <w:r>
-        <w:t xml:space="preserve"> </w:t>
-      </w:r>
-      <w:r>
-        <w:t xml:space="preserve">for every character that is found in the set. Finally, the built-in</w:t>
+        <w:t xml:space="preserve">. Finally, the</w:t>
       </w:r>
       <w:r>
         <w:t xml:space="preserve"> </w:t>
@@ -215,7 +293,7 @@
         <w:t xml:space="preserve"> </w:t>
       </w:r>
       <w:r>
-        <w:t xml:space="preserve">function calculates the total of all the generated</w:t>
+        <w:t xml:space="preserve">function is used to add up all the</w:t>
       </w:r>
       <w:r>
         <w:t xml:space="preserve"> </w:t>
@@ -227,7 +305,7 @@
         <w:t xml:space="preserve">1</w:t>
       </w:r>
       <w:r>
-        <w:t xml:space="preserve">s, effectively counting the vowels, and returns this sum as an integer.</w:t>
+        <w:t xml:space="preserve">s produced by the generator, effectively counting the total number of vowels. This final count is returned as an integer.</w:t>
       </w:r>
     </w:p>
     <w:p>
@@ -248,7 +326,7 @@
         <w:t xml:space="preserve"> </w:t>
       </w:r>
       <w:r>
-        <w:t xml:space="preserve">The check for vowels is case-insensitive because the</w:t>
+        <w:t xml:space="preserve">The vowel check is case-insensitive because the</w:t>
       </w:r>
       <w:r>
         <w:t xml:space="preserve"> </w:t>
@@ -263,7 +341,22 @@
         <w:t xml:space="preserve"> </w:t>
       </w:r>
       <w:r>
-        <w:t xml:space="preserve">set explicitly includes both uppercase and lowercase letters. Using a set for vowel lookup is highly efficient.</w:t>
+        <w:t xml:space="preserve">set explicitly includes both lowercase and uppercase letters. Any characters in the input</w:t>
+      </w:r>
+      <w:r>
+        <w:t xml:space="preserve"> </w:t>
+      </w:r>
+      <w:r>
+        <w:rPr>
+          <w:rStyle w:val="VerbatimChar"/>
+        </w:rPr>
+        <w:t xml:space="preserve">text</w:t>
+      </w:r>
+      <w:r>
+        <w:t xml:space="preserve"> </w:t>
+      </w:r>
+      <w:r>
+        <w:t xml:space="preserve">that are not vowels (including consonants, numbers, and symbols) are ignored.</w:t>
       </w:r>
     </w:p>
     <w:p>
@@ -289,7 +382,40 @@
         <w:rPr>
           <w:rStyle w:val="CommentTok"/>
         </w:rPr>
-        <w:t xml:space="preserve"># Calling count_vowels("Hello World") returns:</w:t>
+        <w:t xml:space="preserve"># Calling the function with the string "Hello World"</w:t>
+      </w:r>
+      <w:r>
+        <w:br/>
+      </w:r>
+      <w:r>
+        <w:rPr>
+          <w:rStyle w:val="NormalTok"/>
+        </w:rPr>
+        <w:t xml:space="preserve">count_vowels(</w:t>
+      </w:r>
+      <w:r>
+        <w:rPr>
+          <w:rStyle w:val="StringTok"/>
+        </w:rPr>
+        <w:t xml:space="preserve">"Hello World"</w:t>
+      </w:r>
+      <w:r>
+        <w:rPr>
+          <w:rStyle w:val="NormalTok"/>
+        </w:rPr>
+        <w:t xml:space="preserve">)</w:t>
+      </w:r>
+      <w:r>
+        <w:br/>
+      </w:r>
+      <w:r>
+        <w:br/>
+      </w:r>
+      <w:r>
+        <w:rPr>
+          <w:rStyle w:val="CommentTok"/>
+        </w:rPr>
+        <w:t xml:space="preserve"># The function returns the integer 3</w:t>
       </w:r>
       <w:r>
         <w:br/>
@@ -336,7 +462,7 @@
         <w:tab/>
       </w:r>
       <w:r>
-        <w:t xml:space="preserve">Function pairwise_sum</w:t>
+        <w:t xml:space="preserve">Function: pairwise_sum</w:t>
       </w:r>
     </w:p>
     <w:p>
@@ -344,6 +470,12 @@
         <w:pStyle w:val="FirstParagraph"/>
       </w:pPr>
       <w:r>
+        <w:t xml:space="preserve">The function of</w:t>
+      </w:r>
+      <w:r>
+        <w:t xml:space="preserve"> </w:t>
+      </w:r>
+      <w:r>
         <w:rPr>
           <w:b/>
           <w:bCs/>
@@ -351,7 +483,10 @@
         <w:t xml:space="preserve">pairwise_sum</w:t>
       </w:r>
       <w:r>
-        <w:t xml:space="preserve">: The function of pairwise_sum is to compute the arithmetic sum of an iterable of numbers using the Kahan summation algorithm for improved numerical precision.</w:t>
+        <w:t xml:space="preserve"> </w:t>
+      </w:r>
+      <w:r>
+        <w:t xml:space="preserve">is to compute the arithmetic sum of an iterable of numbers using a numerically stable approach to improve precision.</w:t>
       </w:r>
     </w:p>
     <w:p>
@@ -384,7 +519,7 @@
         <w:t xml:space="preserve">numbers</w:t>
       </w:r>
       <w:r>
-        <w:t xml:space="preserve">: An iterable collection of floating-point or integer values to be summed.</w:t>
+        <w:t xml:space="preserve">: An iterable containing float or integer values that will be summed.</w:t>
       </w:r>
     </w:p>
     <w:p>
@@ -405,7 +540,7 @@
         <w:t xml:space="preserve"> </w:t>
       </w:r>
       <w:r>
-        <w:t xml:space="preserve">The function initializes two floating-point variables,</w:t>
+        <w:t xml:space="preserve">This function implements the Kahan summation algorithm to minimize floating-point errors. It initializes two floating-point variables,</w:t>
       </w:r>
       <w:r>
         <w:t xml:space="preserve"> </w:t>
@@ -444,7 +579,7 @@
         <w:t xml:space="preserve">0.0</w:t>
       </w:r>
       <w:r>
-        <w:t xml:space="preserve">. It then iterates through each</w:t>
+        <w:t xml:space="preserve">. The function then iterates through each</w:t>
       </w:r>
       <w:r>
         <w:t xml:space="preserve"> </w:t>
@@ -482,13 +617,7 @@
         <w:pStyle w:val="BodyText"/>
       </w:pPr>
       <w:r>
-        <w:t xml:space="preserve">Inside the loop, for each value:</w:t>
-      </w:r>
-      <w:r>
-        <w:t xml:space="preserve"> </w:t>
-      </w:r>
-      <w:r>
-        <w:t xml:space="preserve">1. A corrected value</w:t>
+        <w:t xml:space="preserve">Inside the loop, it first calculates a corrected value</w:t>
       </w:r>
       <w:r>
         <w:t xml:space="preserve"> </w:t>
@@ -503,7 +632,7 @@
         <w:t xml:space="preserve"> </w:t>
       </w:r>
       <w:r>
-        <w:t xml:space="preserve">is calculated by subtracting the current</w:t>
+        <w:t xml:space="preserve">by subtracting the</w:t>
       </w:r>
       <w:r>
         <w:t xml:space="preserve"> </w:t>
@@ -518,7 +647,7 @@
         <w:t xml:space="preserve"> </w:t>
       </w:r>
       <w:r>
-        <w:t xml:space="preserve">from the input</w:t>
+        <w:t xml:space="preserve">from the current</w:t>
       </w:r>
       <w:r>
         <w:t xml:space="preserve"> </w:t>
@@ -530,13 +659,22 @@
         <w:t xml:space="preserve">value</w:t>
       </w:r>
       <w:r>
-        <w:t xml:space="preserve">. This step adjusts the current number by the error from the previous addition.</w:t>
+        <w:t xml:space="preserve">. This</w:t>
       </w:r>
       <w:r>
         <w:t xml:space="preserve"> </w:t>
       </w:r>
       <w:r>
-        <w:t xml:space="preserve">2. A temporary sum</w:t>
+        <w:rPr>
+          <w:rStyle w:val="VerbatimChar"/>
+        </w:rPr>
+        <w:t xml:space="preserve">compensation</w:t>
+      </w:r>
+      <w:r>
+        <w:t xml:space="preserve"> </w:t>
+      </w:r>
+      <w:r>
+        <w:t xml:space="preserve">term holds the error from the previous iteration’s addition. Next, it calculates a temporary sum</w:t>
       </w:r>
       <w:r>
         <w:t xml:space="preserve"> </w:t>
@@ -551,7 +689,7 @@
         <w:t xml:space="preserve"> </w:t>
       </w:r>
       <w:r>
-        <w:t xml:space="preserve">is computed by adding the corrected value</w:t>
+        <w:t xml:space="preserve">by adding the corrected value</w:t>
       </w:r>
       <w:r>
         <w:t xml:space="preserve"> </w:t>
@@ -578,13 +716,7 @@
         <w:t xml:space="preserve">total</w:t>
       </w:r>
       <w:r>
-        <w:t xml:space="preserve">.</w:t>
-      </w:r>
-      <w:r>
-        <w:t xml:space="preserve"> </w:t>
-      </w:r>
-      <w:r>
-        <w:t xml:space="preserve">3. The</w:t>
+        <w:t xml:space="preserve">. The new</w:t>
       </w:r>
       <w:r>
         <w:t xml:space="preserve"> </w:t>
@@ -599,7 +731,7 @@
         <w:t xml:space="preserve"> </w:t>
       </w:r>
       <w:r>
-        <w:t xml:space="preserve">variable is updated to capture the numerical error (the low-order bits) lost in the previous step. This is calculated as</w:t>
+        <w:t xml:space="preserve">value is then calculated by finding the difference</w:t>
       </w:r>
       <w:r>
         <w:t xml:space="preserve"> </w:t>
@@ -611,13 +743,22 @@
         <w:t xml:space="preserve">(t - total) - y</w:t>
       </w:r>
       <w:r>
-        <w:t xml:space="preserve">.</w:t>
+        <w:t xml:space="preserve">, which effectively captures the low-order bits (the error) lost in the</w:t>
       </w:r>
       <w:r>
         <w:t xml:space="preserve"> </w:t>
       </w:r>
       <w:r>
-        <w:t xml:space="preserve">4. The main</w:t>
+        <w:rPr>
+          <w:rStyle w:val="VerbatimChar"/>
+        </w:rPr>
+        <w:t xml:space="preserve">t = total + y</w:t>
+      </w:r>
+      <w:r>
+        <w:t xml:space="preserve"> </w:t>
+      </w:r>
+      <w:r>
+        <w:t xml:space="preserve">operation. Finally, the</w:t>
       </w:r>
       <w:r>
         <w:t xml:space="preserve"> </w:t>
@@ -632,7 +773,7 @@
         <w:t xml:space="preserve"> </w:t>
       </w:r>
       <w:r>
-        <w:t xml:space="preserve">is updated to the value of the temporary sum</w:t>
+        <w:t xml:space="preserve">is updated to the value of</w:t>
       </w:r>
       <w:r>
         <w:t xml:space="preserve"> </w:t>
@@ -652,7 +793,7 @@
         <w:pStyle w:val="BodyText"/>
       </w:pPr>
       <w:r>
-        <w:t xml:space="preserve">After the loop has processed all the numbers, the function returns the final</w:t>
+        <w:t xml:space="preserve">After the loop has processed all values in the iterable, the function returns the final</w:t>
       </w:r>
       <w:r>
         <w:t xml:space="preserve"> </w:t>
@@ -685,7 +826,7 @@
         <w:t xml:space="preserve"> </w:t>
       </w:r>
       <w:r>
-        <w:t xml:space="preserve">This function implements the Kahan summation algorithm, which is designed to minimize the accumulation of floating-point errors. It is more numerically stable than a simple</w:t>
+        <w:t xml:space="preserve">This function is particularly useful for summing a large number of floating-point values where standard summation might accumulate significant precision errors. It provides a more accurate result than Python’s built-in</w:t>
       </w:r>
       <w:r>
         <w:t xml:space="preserve"> </w:t>
@@ -700,7 +841,7 @@
         <w:t xml:space="preserve"> </w:t>
       </w:r>
       <w:r>
-        <w:t xml:space="preserve">when dealing with a large set of numbers or numbers with widely varying magnitudes.</w:t>
+        <w:t xml:space="preserve">for such cases.</w:t>
       </w:r>
     </w:p>
     <w:p>
@@ -726,91 +867,16 @@
         <w:rPr>
           <w:rStyle w:val="CommentTok"/>
         </w:rPr>
-        <w:t xml:space="preserve"># Calling the function with a list of floats</w:t>
+        <w:t xml:space="preserve"># Calling pairwise_sum([0.1, 0.1, 0.1, 0.1, 0.1, 0.1, 0.1, 0.1, 0.1, 0.1])</w:t>
       </w:r>
       <w:r>
         <w:br/>
-      </w:r>
-      <w:r>
-        <w:rPr>
-          <w:rStyle w:val="NormalTok"/>
-        </w:rPr>
-        <w:t xml:space="preserve">result </w:t>
-      </w:r>
-      <w:r>
-        <w:rPr>
-          <w:rStyle w:val="OperatorTok"/>
-        </w:rPr>
-        <w:t xml:space="preserve">=</w:t>
-      </w:r>
-      <w:r>
-        <w:rPr>
-          <w:rStyle w:val="NormalTok"/>
-        </w:rPr>
-        <w:t xml:space="preserve"> pairwise_sum([</w:t>
       </w:r>
       <w:r>
         <w:rPr>
           <w:rStyle w:val="FloatTok"/>
         </w:rPr>
-        <w:t xml:space="preserve">100000000.0</w:t>
-      </w:r>
-      <w:r>
-        <w:rPr>
-          <w:rStyle w:val="NormalTok"/>
-        </w:rPr>
-        <w:t xml:space="preserve">, </w:t>
-      </w:r>
-      <w:r>
-        <w:rPr>
-          <w:rStyle w:val="FloatTok"/>
-        </w:rPr>
-        <w:t xml:space="preserve">3.14159</w:t>
-      </w:r>
-      <w:r>
-        <w:rPr>
-          <w:rStyle w:val="NormalTok"/>
-        </w:rPr>
-        <w:t xml:space="preserve">, </w:t>
-      </w:r>
-      <w:r>
-        <w:rPr>
-          <w:rStyle w:val="OperatorTok"/>
-        </w:rPr>
-        <w:t xml:space="preserve">-</w:t>
-      </w:r>
-      <w:r>
-        <w:rPr>
-          <w:rStyle w:val="FloatTok"/>
-        </w:rPr>
-        <w:t xml:space="preserve">100000000.0</w:t>
-      </w:r>
-      <w:r>
-        <w:rPr>
-          <w:rStyle w:val="NormalTok"/>
-        </w:rPr>
-        <w:t xml:space="preserve">])</w:t>
-      </w:r>
-      <w:r>
-        <w:br/>
-      </w:r>
-      <w:r>
-        <w:br/>
-      </w:r>
-      <w:r>
-        <w:rPr>
-          <w:rStyle w:val="CommentTok"/>
-        </w:rPr>
-        <w:t xml:space="preserve"># The expected output would be approximately 3.14159</w:t>
-      </w:r>
-      <w:r>
-        <w:br/>
-      </w:r>
-      <w:r>
-        <w:rPr>
-          <w:rStyle w:val="CommentTok"/>
-        </w:rPr>
-        <w:t xml:space="preserve"># result: 3.14159</w:t>
+        <w:t xml:space="preserve">1.0</w:t>
       </w:r>
     </w:p>
     <w:bookmarkEnd w:id="12"/>
@@ -848,7 +914,7 @@
         <w:tab/>
       </w:r>
       <w:r>
-        <w:t xml:space="preserve">Function split_into_chunks</w:t>
+        <w:t xml:space="preserve">Function: split_into_chunks</w:t>
       </w:r>
     </w:p>
     <w:p>
@@ -856,6 +922,12 @@
         <w:pStyle w:val="FirstParagraph"/>
       </w:pPr>
       <w:r>
+        <w:t xml:space="preserve">The function of</w:t>
+      </w:r>
+      <w:r>
+        <w:t xml:space="preserve"> </w:t>
+      </w:r>
+      <w:r>
         <w:rPr>
           <w:b/>
           <w:bCs/>
@@ -863,7 +935,10 @@
         <w:t xml:space="preserve">split_into_chunks</w:t>
       </w:r>
       <w:r>
-        <w:t xml:space="preserve">: The function of split_into_chunks is to divide a given string into a sequence of smaller, fixed-size substrings.</w:t>
+        <w:t xml:space="preserve"> </w:t>
+      </w:r>
+      <w:r>
+        <w:t xml:space="preserve">is to split a given string into a series of smaller, fixed-size substrings.</w:t>
       </w:r>
     </w:p>
     <w:p>
@@ -896,10 +971,7 @@
         <w:t xml:space="preserve">text</w:t>
       </w:r>
       <w:r>
-        <w:t xml:space="preserve"> </w:t>
-      </w:r>
-      <w:r>
-        <w:t xml:space="preserve">(str): The input string that will be divided into chunks.</w:t>
+        <w:t xml:space="preserve">: The string to be split into chunks.</w:t>
       </w:r>
       <w:r>
         <w:t xml:space="preserve"> </w:t>
@@ -917,10 +989,7 @@
         <w:t xml:space="preserve">size</w:t>
       </w:r>
       <w:r>
-        <w:t xml:space="preserve"> </w:t>
-      </w:r>
-      <w:r>
-        <w:t xml:space="preserve">(int): The desired maximum length for each chunk. This value must be a positive integer.</w:t>
+        <w:t xml:space="preserve">: The integer length for each chunk. This value must be positive.</w:t>
       </w:r>
     </w:p>
     <w:p>
@@ -941,7 +1010,7 @@
         <w:t xml:space="preserve"> </w:t>
       </w:r>
       <w:r>
-        <w:t xml:space="preserve">The function first validates the</w:t>
+        <w:t xml:space="preserve">The function first checks if the provided</w:t>
       </w:r>
       <w:r>
         <w:t xml:space="preserve"> </w:t>
@@ -956,7 +1025,31 @@
         <w:t xml:space="preserve"> </w:t>
       </w:r>
       <w:r>
-        <w:t xml:space="preserve">parameter. It checks if</w:t>
+        <w:t xml:space="preserve">parameter is less than or equal to zero. If it is, a</w:t>
+      </w:r>
+      <w:r>
+        <w:t xml:space="preserve"> </w:t>
+      </w:r>
+      <w:r>
+        <w:rPr>
+          <w:rStyle w:val="VerbatimChar"/>
+        </w:rPr>
+        <w:t xml:space="preserve">ValueError</w:t>
+      </w:r>
+      <w:r>
+        <w:t xml:space="preserve"> </w:t>
+      </w:r>
+      <w:r>
+        <w:t xml:space="preserve">is raised with the message</w:t>
+      </w:r>
+      <w:r>
+        <w:t xml:space="preserve"> </w:t>
+      </w:r>
+      <w:r>
+        <w:t xml:space="preserve">“size must be positive”</w:t>
+      </w:r>
+      <w:r>
+        <w:t xml:space="preserve">. If</w:t>
       </w:r>
       <w:r>
         <w:t xml:space="preserve"> </w:t>
@@ -971,7 +1064,7 @@
         <w:t xml:space="preserve"> </w:t>
       </w:r>
       <w:r>
-        <w:t xml:space="preserve">is less than or equal to zero. If it is, the function raises a</w:t>
+        <w:t xml:space="preserve">is a positive number, the function proceeds to slice the input</w:t>
       </w:r>
       <w:r>
         <w:t xml:space="preserve"> </w:t>
@@ -980,25 +1073,64 @@
         <w:rPr>
           <w:rStyle w:val="VerbatimChar"/>
         </w:rPr>
-        <w:t xml:space="preserve">ValueError</w:t>
+        <w:t xml:space="preserve">text</w:t>
+      </w:r>
+      <w:r>
+        <w:t xml:space="preserve">. It uses a generator expression that iterates from the start of the string to its end, with a step equal to</w:t>
       </w:r>
       <w:r>
         <w:t xml:space="preserve"> </w:t>
       </w:r>
       <w:r>
-        <w:t xml:space="preserve">with the message</w:t>
+        <w:rPr>
+          <w:rStyle w:val="VerbatimChar"/>
+        </w:rPr>
+        <w:t xml:space="preserve">size</w:t>
+      </w:r>
+      <w:r>
+        <w:t xml:space="preserve">. In each step, it creates a substring of length</w:t>
       </w:r>
       <w:r>
         <w:t xml:space="preserve"> </w:t>
       </w:r>
       <w:r>
-        <w:t xml:space="preserve">“size must be positive”</w:t>
+        <w:rPr>
+          <w:rStyle w:val="VerbatimChar"/>
+        </w:rPr>
+        <w:t xml:space="preserve">size</w:t>
       </w:r>
       <w:r>
         <w:t xml:space="preserve"> </w:t>
       </w:r>
       <w:r>
-        <w:t xml:space="preserve">to prevent invalid operations.</w:t>
+        <w:t xml:space="preserve">starting from the current index. These substrings are then collected into a tuple, which is returned. The last substring in the tuple may be shorter than</w:t>
+      </w:r>
+      <w:r>
+        <w:t xml:space="preserve"> </w:t>
+      </w:r>
+      <w:r>
+        <w:rPr>
+          <w:rStyle w:val="VerbatimChar"/>
+        </w:rPr>
+        <w:t xml:space="preserve">size</w:t>
+      </w:r>
+      <w:r>
+        <w:t xml:space="preserve"> </w:t>
+      </w:r>
+      <w:r>
+        <w:t xml:space="preserve">if the length of the original text is not a multiple of</w:t>
+      </w:r>
+      <w:r>
+        <w:t xml:space="preserve"> </w:t>
+      </w:r>
+      <w:r>
+        <w:rPr>
+          <w:rStyle w:val="VerbatimChar"/>
+        </w:rPr>
+        <w:t xml:space="preserve">size</w:t>
+      </w:r>
+      <w:r>
+        <w:t xml:space="preserve">.</w:t>
       </w:r>
     </w:p>
     <w:p>
@@ -1006,7 +1138,35 @@
         <w:pStyle w:val="BodyText"/>
       </w:pPr>
       <w:r>
-        <w:t xml:space="preserve">If</w:t>
+        <w:rPr>
+          <w:b/>
+          <w:bCs/>
+        </w:rPr>
+        <w:t xml:space="preserve">Note</w:t>
+      </w:r>
+      <w:r>
+        <w:t xml:space="preserve">:</w:t>
+      </w:r>
+      <w:r>
+        <w:t xml:space="preserve"> </w:t>
+      </w:r>
+      <w:r>
+        <w:t xml:space="preserve">The function will raise a</w:t>
+      </w:r>
+      <w:r>
+        <w:t xml:space="preserve"> </w:t>
+      </w:r>
+      <w:r>
+        <w:rPr>
+          <w:rStyle w:val="VerbatimChar"/>
+        </w:rPr>
+        <w:t xml:space="preserve">ValueError</w:t>
+      </w:r>
+      <w:r>
+        <w:t xml:space="preserve"> </w:t>
+      </w:r>
+      <w:r>
+        <w:t xml:space="preserve">if the</w:t>
       </w:r>
       <w:r>
         <w:t xml:space="preserve"> </w:t>
@@ -1021,49 +1181,7 @@
         <w:t xml:space="preserve"> </w:t>
       </w:r>
       <w:r>
-        <w:t xml:space="preserve">is a positive number, the function proceeds to split the</w:t>
-      </w:r>
-      <w:r>
-        <w:t xml:space="preserve"> </w:t>
-      </w:r>
-      <w:r>
-        <w:rPr>
-          <w:rStyle w:val="VerbatimChar"/>
-        </w:rPr>
-        <w:t xml:space="preserve">text</w:t>
-      </w:r>
-      <w:r>
-        <w:t xml:space="preserve">. It uses a generator expression within a</w:t>
-      </w:r>
-      <w:r>
-        <w:t xml:space="preserve"> </w:t>
-      </w:r>
-      <w:r>
-        <w:rPr>
-          <w:rStyle w:val="VerbatimChar"/>
-        </w:rPr>
-        <w:t xml:space="preserve">tuple()</w:t>
-      </w:r>
-      <w:r>
-        <w:t xml:space="preserve"> </w:t>
-      </w:r>
-      <w:r>
-        <w:t xml:space="preserve">constructor. The</w:t>
-      </w:r>
-      <w:r>
-        <w:t xml:space="preserve"> </w:t>
-      </w:r>
-      <w:r>
-        <w:rPr>
-          <w:rStyle w:val="VerbatimChar"/>
-        </w:rPr>
-        <w:t xml:space="preserve">range()</w:t>
-      </w:r>
-      <w:r>
-        <w:t xml:space="preserve"> </w:t>
-      </w:r>
-      <w:r>
-        <w:t xml:space="preserve">function generates a sequence of starting indices for each chunk, starting from 0, up to the length of the text, incrementing by</w:t>
+        <w:t xml:space="preserve">argument is zero or a negative number. The last chunk in the returned tuple can be shorter than the specified</w:t>
       </w:r>
       <w:r>
         <w:t xml:space="preserve"> </w:t>
@@ -1075,91 +1193,7 @@
         <w:t xml:space="preserve">size</w:t>
       </w:r>
       <w:r>
-        <w:t xml:space="preserve"> </w:t>
-      </w:r>
-      <w:r>
-        <w:t xml:space="preserve">in each step. For each index</w:t>
-      </w:r>
-      <w:r>
-        <w:t xml:space="preserve"> </w:t>
-      </w:r>
-      <w:r>
-        <w:rPr>
-          <w:rStyle w:val="VerbatimChar"/>
-        </w:rPr>
-        <w:t xml:space="preserve">i</w:t>
-      </w:r>
-      <w:r>
-        <w:t xml:space="preserve"> </w:t>
-      </w:r>
-      <w:r>
-        <w:t xml:space="preserve">generated by the range, a slice of the</w:t>
-      </w:r>
-      <w:r>
-        <w:t xml:space="preserve"> </w:t>
-      </w:r>
-      <w:r>
-        <w:rPr>
-          <w:rStyle w:val="VerbatimChar"/>
-        </w:rPr>
-        <w:t xml:space="preserve">text</w:t>
-      </w:r>
-      <w:r>
-        <w:t xml:space="preserve"> </w:t>
-      </w:r>
-      <w:r>
-        <w:t xml:space="preserve">is taken from</w:t>
-      </w:r>
-      <w:r>
-        <w:t xml:space="preserve"> </w:t>
-      </w:r>
-      <w:r>
-        <w:rPr>
-          <w:rStyle w:val="VerbatimChar"/>
-        </w:rPr>
-        <w:t xml:space="preserve">i</w:t>
-      </w:r>
-      <w:r>
-        <w:t xml:space="preserve"> </w:t>
-      </w:r>
-      <w:r>
-        <w:t xml:space="preserve">to</w:t>
-      </w:r>
-      <w:r>
-        <w:t xml:space="preserve"> </w:t>
-      </w:r>
-      <w:r>
-        <w:rPr>
-          <w:rStyle w:val="VerbatimChar"/>
-        </w:rPr>
-        <w:t xml:space="preserve">i + size</w:t>
-      </w:r>
-      <w:r>
-        <w:t xml:space="preserve">. This creates a substring of length</w:t>
-      </w:r>
-      <w:r>
-        <w:t xml:space="preserve"> </w:t>
-      </w:r>
-      <w:r>
-        <w:rPr>
-          <w:rStyle w:val="VerbatimChar"/>
-        </w:rPr>
-        <w:t xml:space="preserve">size</w:t>
-      </w:r>
-      <w:r>
-        <w:t xml:space="preserve">. The final substring may be shorter if the total length of the text is not evenly divisible by</w:t>
-      </w:r>
-      <w:r>
-        <w:t xml:space="preserve"> </w:t>
-      </w:r>
-      <w:r>
-        <w:rPr>
-          <w:rStyle w:val="VerbatimChar"/>
-        </w:rPr>
-        <w:t xml:space="preserve">size</w:t>
-      </w:r>
-      <w:r>
-        <w:t xml:space="preserve">. All the generated substrings are collected into a tuple, which is then returned.</w:t>
+        <w:t xml:space="preserve">.</w:t>
       </w:r>
     </w:p>
     <w:p>
@@ -1171,69 +1205,6 @@
           <w:b/>
           <w:bCs/>
         </w:rPr>
-        <w:t xml:space="preserve">Note</w:t>
-      </w:r>
-      <w:r>
-        <w:t xml:space="preserve">:</w:t>
-      </w:r>
-      <w:r>
-        <w:t xml:space="preserve"> </w:t>
-      </w:r>
-      <w:r>
-        <w:t xml:space="preserve">The</w:t>
-      </w:r>
-      <w:r>
-        <w:t xml:space="preserve"> </w:t>
-      </w:r>
-      <w:r>
-        <w:rPr>
-          <w:rStyle w:val="VerbatimChar"/>
-        </w:rPr>
-        <w:t xml:space="preserve">size</w:t>
-      </w:r>
-      <w:r>
-        <w:t xml:space="preserve"> </w:t>
-      </w:r>
-      <w:r>
-        <w:t xml:space="preserve">parameter must be a positive integer; otherwise, a</w:t>
-      </w:r>
-      <w:r>
-        <w:t xml:space="preserve"> </w:t>
-      </w:r>
-      <w:r>
-        <w:rPr>
-          <w:rStyle w:val="VerbatimChar"/>
-        </w:rPr>
-        <w:t xml:space="preserve">ValueError</w:t>
-      </w:r>
-      <w:r>
-        <w:t xml:space="preserve"> </w:t>
-      </w:r>
-      <w:r>
-        <w:t xml:space="preserve">will be raised. The last element in the returned tuple may have a length less than the specified</w:t>
-      </w:r>
-      <w:r>
-        <w:t xml:space="preserve"> </w:t>
-      </w:r>
-      <w:r>
-        <w:rPr>
-          <w:rStyle w:val="VerbatimChar"/>
-        </w:rPr>
-        <w:t xml:space="preserve">size</w:t>
-      </w:r>
-      <w:r>
-        <w:t xml:space="preserve">.</w:t>
-      </w:r>
-    </w:p>
-    <w:p>
-      <w:pPr>
-        <w:pStyle w:val="BodyText"/>
-      </w:pPr>
-      <w:r>
-        <w:rPr>
-          <w:b/>
-          <w:bCs/>
-        </w:rPr>
         <w:t xml:space="preserve">Output Example</w:t>
       </w:r>
       <w:r>
@@ -1246,15 +1217,6 @@
       </w:pPr>
       <w:r>
         <w:rPr>
-          <w:rStyle w:val="CommentTok"/>
-        </w:rPr>
-        <w:t xml:space="preserve"># Calling split_into_chunks("HelloWorld", 3) returns:</w:t>
-      </w:r>
-      <w:r>
-        <w:br/>
-      </w:r>
-      <w:r>
-        <w:rPr>
           <w:rStyle w:val="NormalTok"/>
         </w:rPr>
         <w:t xml:space="preserve">(</w:t>
@@ -1263,7 +1225,7 @@
         <w:rPr>
           <w:rStyle w:val="StringTok"/>
         </w:rPr>
-        <w:t xml:space="preserve">'Hel'</w:t>
+        <w:t xml:space="preserve">'sub'</w:t>
       </w:r>
       <w:r>
         <w:rPr>
@@ -1275,7 +1237,7 @@
         <w:rPr>
           <w:rStyle w:val="StringTok"/>
         </w:rPr>
-        <w:t xml:space="preserve">'loW'</w:t>
+        <w:t xml:space="preserve">'str'</w:t>
       </w:r>
       <w:r>
         <w:rPr>
@@ -1287,19 +1249,7 @@
         <w:rPr>
           <w:rStyle w:val="StringTok"/>
         </w:rPr>
-        <w:t xml:space="preserve">'orl'</w:t>
-      </w:r>
-      <w:r>
-        <w:rPr>
-          <w:rStyle w:val="NormalTok"/>
-        </w:rPr>
-        <w:t xml:space="preserve">, </w:t>
-      </w:r>
-      <w:r>
-        <w:rPr>
-          <w:rStyle w:val="StringTok"/>
-        </w:rPr>
-        <w:t xml:space="preserve">'d'</w:t>
+        <w:t xml:space="preserve">'ing'</w:t>
       </w:r>
       <w:r>
         <w:rPr>

--- a/random_module_two.docx
+++ b/random_module_two.docx
@@ -46,23 +46,366 @@
         <w:t xml:space="preserve">FunctionDef count_vowels(text)</w:t>
       </w:r>
     </w:p>
-    <w:bookmarkEnd w:id="9"/>
-    <w:bookmarkStart w:id="10" w:name="function-count_vowels"/>
     <w:p>
       <w:pPr>
-        <w:pStyle w:val="Heading2"/>
+        <w:pStyle w:val="FirstParagraph"/>
       </w:pPr>
       <w:r>
-        <w:rPr>
-          <w:rStyle w:val="SectionNumber"/>
-        </w:rPr>
-        <w:t xml:space="preserve">2</w:t>
-      </w:r>
-      <w:r>
-        <w:tab/>
-      </w:r>
-      <w:r>
-        <w:t xml:space="preserve">Function: count_vowels</w:t>
+        <w:t xml:space="preserve">Function - count_vowels:</w:t>
+      </w:r>
+    </w:p>
+    <w:p>
+      <w:pPr>
+        <w:pStyle w:val="BodyText"/>
+      </w:pPr>
+      <w:r>
+        <w:t xml:space="preserve">Purpose:</w:t>
+      </w:r>
+      <w:r>
+        <w:t xml:space="preserve"> </w:t>
+      </w:r>
+      <w:r>
+        <w:t xml:space="preserve">Counts the total number of vowels (a, e, i, o, u) within a given string in a case-insensitive manner.</w:t>
+      </w:r>
+    </w:p>
+    <w:p>
+      <w:pPr>
+        <w:pStyle w:val="BodyText"/>
+      </w:pPr>
+      <w:r>
+        <w:t xml:space="preserve">Parameters:</w:t>
+      </w:r>
+      <w:r>
+        <w:t xml:space="preserve"> </w:t>
+      </w:r>
+      <w:r>
+        <w:t xml:space="preserve">• text (str): The input string to be scanned for vowel characters.</w:t>
+      </w:r>
+    </w:p>
+    <w:p>
+      <w:pPr>
+        <w:pStyle w:val="BodyText"/>
+      </w:pPr>
+      <w:r>
+        <w:t xml:space="preserve">Detailed Description:</w:t>
+      </w:r>
+      <w:r>
+        <w:t xml:space="preserve"> </w:t>
+      </w:r>
+      <w:r>
+        <w:t xml:space="preserve">The function calculates the number of vowels present in the input</w:t>
+      </w:r>
+      <w:r>
+        <w:t xml:space="preserve"> </w:t>
+      </w:r>
+      <w:r>
+        <w:rPr>
+          <w:rStyle w:val="VerbatimChar"/>
+        </w:rPr>
+        <w:t xml:space="preserve">text</w:t>
+      </w:r>
+      <w:r>
+        <w:t xml:space="preserve"> </w:t>
+      </w:r>
+      <w:r>
+        <w:t xml:space="preserve">string. It first initializes a</w:t>
+      </w:r>
+      <w:r>
+        <w:t xml:space="preserve"> </w:t>
+      </w:r>
+      <w:r>
+        <w:rPr>
+          <w:rStyle w:val="VerbatimChar"/>
+        </w:rPr>
+        <w:t xml:space="preserve">set</w:t>
+      </w:r>
+      <w:r>
+        <w:t xml:space="preserve"> </w:t>
+      </w:r>
+      <w:r>
+        <w:t xml:space="preserve">containing all lowercase and uppercase vowels (</w:t>
+      </w:r>
+      <w:r>
+        <w:t xml:space="preserve">“a”</w:t>
+      </w:r>
+      <w:r>
+        <w:t xml:space="preserve">,</w:t>
+      </w:r>
+      <w:r>
+        <w:t xml:space="preserve"> </w:t>
+      </w:r>
+      <w:r>
+        <w:t xml:space="preserve">“e”</w:t>
+      </w:r>
+      <w:r>
+        <w:t xml:space="preserve">,</w:t>
+      </w:r>
+      <w:r>
+        <w:t xml:space="preserve"> </w:t>
+      </w:r>
+      <w:r>
+        <w:t xml:space="preserve">“i”</w:t>
+      </w:r>
+      <w:r>
+        <w:t xml:space="preserve">,</w:t>
+      </w:r>
+      <w:r>
+        <w:t xml:space="preserve"> </w:t>
+      </w:r>
+      <w:r>
+        <w:t xml:space="preserve">“o”</w:t>
+      </w:r>
+      <w:r>
+        <w:t xml:space="preserve">,</w:t>
+      </w:r>
+      <w:r>
+        <w:t xml:space="preserve"> </w:t>
+      </w:r>
+      <w:r>
+        <w:t xml:space="preserve">“u”</w:t>
+      </w:r>
+      <w:r>
+        <w:t xml:space="preserve">,</w:t>
+      </w:r>
+      <w:r>
+        <w:t xml:space="preserve"> </w:t>
+      </w:r>
+      <w:r>
+        <w:t xml:space="preserve">“A”</w:t>
+      </w:r>
+      <w:r>
+        <w:t xml:space="preserve">,</w:t>
+      </w:r>
+      <w:r>
+        <w:t xml:space="preserve"> </w:t>
+      </w:r>
+      <w:r>
+        <w:t xml:space="preserve">“E”</w:t>
+      </w:r>
+      <w:r>
+        <w:t xml:space="preserve">,</w:t>
+      </w:r>
+      <w:r>
+        <w:t xml:space="preserve"> </w:t>
+      </w:r>
+      <w:r>
+        <w:t xml:space="preserve">“I”</w:t>
+      </w:r>
+      <w:r>
+        <w:t xml:space="preserve">,</w:t>
+      </w:r>
+      <w:r>
+        <w:t xml:space="preserve"> </w:t>
+      </w:r>
+      <w:r>
+        <w:t xml:space="preserve">“O”</w:t>
+      </w:r>
+      <w:r>
+        <w:t xml:space="preserve">,</w:t>
+      </w:r>
+      <w:r>
+        <w:t xml:space="preserve"> </w:t>
+      </w:r>
+      <w:r>
+        <w:t xml:space="preserve">“U”</w:t>
+      </w:r>
+      <w:r>
+        <w:t xml:space="preserve">). Using a set allows for efficient, constant-time lookups.</w:t>
+      </w:r>
+    </w:p>
+    <w:p>
+      <w:pPr>
+        <w:pStyle w:val="BodyText"/>
+      </w:pPr>
+      <w:r>
+        <w:t xml:space="preserve">The function then iterates through each character of the input</w:t>
+      </w:r>
+      <w:r>
+        <w:t xml:space="preserve"> </w:t>
+      </w:r>
+      <w:r>
+        <w:rPr>
+          <w:rStyle w:val="VerbatimChar"/>
+        </w:rPr>
+        <w:t xml:space="preserve">text</w:t>
+      </w:r>
+      <w:r>
+        <w:t xml:space="preserve"> </w:t>
+      </w:r>
+      <w:r>
+        <w:t xml:space="preserve">string. For every character, it checks if that character exists within the predefined</w:t>
+      </w:r>
+      <w:r>
+        <w:t xml:space="preserve"> </w:t>
+      </w:r>
+      <w:r>
+        <w:rPr>
+          <w:rStyle w:val="VerbatimChar"/>
+        </w:rPr>
+        <w:t xml:space="preserve">vowels</w:t>
+      </w:r>
+      <w:r>
+        <w:t xml:space="preserve"> </w:t>
+      </w:r>
+      <w:r>
+        <w:t xml:space="preserve">set. A generator expression</w:t>
+      </w:r>
+      <w:r>
+        <w:t xml:space="preserve"> </w:t>
+      </w:r>
+      <w:r>
+        <w:rPr>
+          <w:rStyle w:val="VerbatimChar"/>
+        </w:rPr>
+        <w:t xml:space="preserve">(1 for ch in text if ch in vowels)</w:t>
+      </w:r>
+      <w:r>
+        <w:t xml:space="preserve"> </w:t>
+      </w:r>
+      <w:r>
+        <w:t xml:space="preserve">yields the number</w:t>
+      </w:r>
+      <w:r>
+        <w:t xml:space="preserve"> </w:t>
+      </w:r>
+      <w:r>
+        <w:rPr>
+          <w:rStyle w:val="VerbatimChar"/>
+        </w:rPr>
+        <w:t xml:space="preserve">1</w:t>
+      </w:r>
+      <w:r>
+        <w:t xml:space="preserve"> </w:t>
+      </w:r>
+      <w:r>
+        <w:t xml:space="preserve">for each character that is confirmed to be a vowel. Finally, the built-in</w:t>
+      </w:r>
+      <w:r>
+        <w:t xml:space="preserve"> </w:t>
+      </w:r>
+      <w:r>
+        <w:rPr>
+          <w:rStyle w:val="VerbatimChar"/>
+        </w:rPr>
+        <w:t xml:space="preserve">sum()</w:t>
+      </w:r>
+      <w:r>
+        <w:t xml:space="preserve"> </w:t>
+      </w:r>
+      <w:r>
+        <w:t xml:space="preserve">function is used to total all the generated</w:t>
+      </w:r>
+      <w:r>
+        <w:t xml:space="preserve"> </w:t>
+      </w:r>
+      <w:r>
+        <w:rPr>
+          <w:rStyle w:val="VerbatimChar"/>
+        </w:rPr>
+        <w:t xml:space="preserve">1</w:t>
+      </w:r>
+      <w:r>
+        <w:t xml:space="preserve">s, producing the final count of vowels, which is then returned.</w:t>
+      </w:r>
+    </w:p>
+    <w:p>
+      <w:pPr>
+        <w:pStyle w:val="BodyText"/>
+      </w:pPr>
+      <w:r>
+        <w:t xml:space="preserve">Important Notes:</w:t>
+      </w:r>
+      <w:r>
+        <w:t xml:space="preserve"> </w:t>
+      </w:r>
+      <w:r>
+        <w:t xml:space="preserve">• The vowel check is case-insensitive because the</w:t>
+      </w:r>
+      <w:r>
+        <w:t xml:space="preserve"> </w:t>
+      </w:r>
+      <w:r>
+        <w:rPr>
+          <w:rStyle w:val="VerbatimChar"/>
+        </w:rPr>
+        <w:t xml:space="preserve">vowels</w:t>
+      </w:r>
+      <w:r>
+        <w:t xml:space="preserve"> </w:t>
+      </w:r>
+      <w:r>
+        <w:t xml:space="preserve">set contains both lowercase and uppercase letters.</w:t>
+      </w:r>
+      <w:r>
+        <w:t xml:space="preserve"> </w:t>
+      </w:r>
+      <w:r>
+        <w:t xml:space="preserve">• Non-alphabetic characters, consonants, numbers, and whitespace within the input string are ignored and do not affect the count.</w:t>
+      </w:r>
+      <w:r>
+        <w:t xml:space="preserve"> </w:t>
+      </w:r>
+      <w:r>
+        <w:t xml:space="preserve">• If an empty string is passed as the</w:t>
+      </w:r>
+      <w:r>
+        <w:t xml:space="preserve"> </w:t>
+      </w:r>
+      <w:r>
+        <w:rPr>
+          <w:rStyle w:val="VerbatimChar"/>
+        </w:rPr>
+        <w:t xml:space="preserve">text</w:t>
+      </w:r>
+      <w:r>
+        <w:t xml:space="preserve"> </w:t>
+      </w:r>
+      <w:r>
+        <w:t xml:space="preserve">parameter, the function will correctly return</w:t>
+      </w:r>
+      <w:r>
+        <w:t xml:space="preserve"> </w:t>
+      </w:r>
+      <w:r>
+        <w:rPr>
+          <w:rStyle w:val="VerbatimChar"/>
+        </w:rPr>
+        <w:t xml:space="preserve">0</w:t>
+      </w:r>
+      <w:r>
+        <w:t xml:space="preserve">.</w:t>
+      </w:r>
+      <w:r>
+        <w:t xml:space="preserve"> </w:t>
+      </w:r>
+      <w:r>
+        <w:t xml:space="preserve">• The function has no external dependencies and does not raise any custom exceptions.</w:t>
+      </w:r>
+    </w:p>
+    <w:p>
+      <w:pPr>
+        <w:pStyle w:val="BodyText"/>
+      </w:pPr>
+      <w:r>
+        <w:rPr>
+          <w:b/>
+          <w:bCs/>
+        </w:rPr>
+        <w:t xml:space="preserve">Output Example</w:t>
+      </w:r>
+      <w:r>
+        <w:t xml:space="preserve">:</w:t>
+      </w:r>
+    </w:p>
+    <w:p>
+      <w:pPr>
+        <w:pStyle w:val="SourceCode"/>
+      </w:pPr>
+      <w:r>
+        <w:rPr>
+          <w:rStyle w:val="VerbatimChar"/>
+        </w:rPr>
+        <w:t xml:space="preserve">7</w:t>
       </w:r>
     </w:p>
     <w:p>
@@ -70,23 +413,393 @@
         <w:pStyle w:val="FirstParagraph"/>
       </w:pPr>
       <w:r>
-        <w:t xml:space="preserve">The function of</w:t>
-      </w:r>
-      <w:r>
+        <w:t xml:space="preserve">Usage Example:</w:t>
+      </w:r>
+    </w:p>
+    <w:p>
+      <w:pPr>
+        <w:pStyle w:val="SourceCode"/>
+      </w:pPr>
+      <w:r>
+        <w:rPr>
+          <w:rStyle w:val="CommentTok"/>
+        </w:rPr>
+        <w:t xml:space="preserve"># Example 1: Counting vowels in a mixed-case sentence</w:t>
+      </w:r>
+      <w:r>
+        <w:br/>
+      </w:r>
+      <w:r>
+        <w:rPr>
+          <w:rStyle w:val="NormalTok"/>
+        </w:rPr>
+        <w:t xml:space="preserve">sentence </w:t>
+      </w:r>
+      <w:r>
+        <w:rPr>
+          <w:rStyle w:val="OperatorTok"/>
+        </w:rPr>
+        <w:t xml:space="preserve">=</w:t>
+      </w:r>
+      <w:r>
+        <w:rPr>
+          <w:rStyle w:val="NormalTok"/>
+        </w:rPr>
         <w:t xml:space="preserve"> </w:t>
       </w:r>
       <w:r>
         <w:rPr>
-          <w:b/>
-          <w:bCs/>
-        </w:rPr>
-        <w:t xml:space="preserve">count_vowels</w:t>
-      </w:r>
-      <w:r>
+          <w:rStyle w:val="StringTok"/>
+        </w:rPr>
+        <w:t xml:space="preserve">"This is an Example String."</w:t>
+      </w:r>
+      <w:r>
+        <w:br/>
+      </w:r>
+      <w:r>
+        <w:rPr>
+          <w:rStyle w:val="NormalTok"/>
+        </w:rPr>
+        <w:t xml:space="preserve">vowel_count </w:t>
+      </w:r>
+      <w:r>
+        <w:rPr>
+          <w:rStyle w:val="OperatorTok"/>
+        </w:rPr>
+        <w:t xml:space="preserve">=</w:t>
+      </w:r>
+      <w:r>
+        <w:rPr>
+          <w:rStyle w:val="NormalTok"/>
+        </w:rPr>
+        <w:t xml:space="preserve"> count_vowels(sentence)</w:t>
+      </w:r>
+      <w:r>
+        <w:br/>
+      </w:r>
+      <w:r>
+        <w:rPr>
+          <w:rStyle w:val="BuiltInTok"/>
+        </w:rPr>
+        <w:t xml:space="preserve">print</w:t>
+      </w:r>
+      <w:r>
+        <w:rPr>
+          <w:rStyle w:val="NormalTok"/>
+        </w:rPr>
+        <w:t xml:space="preserve">(</w:t>
+      </w:r>
+      <w:r>
+        <w:rPr>
+          <w:rStyle w:val="SpecialStringTok"/>
+        </w:rPr>
+        <w:t xml:space="preserve">f"The number of vowels is: </w:t>
+      </w:r>
+      <w:r>
+        <w:rPr>
+          <w:rStyle w:val="SpecialCharTok"/>
+        </w:rPr>
+        <w:t xml:space="preserve">{</w:t>
+      </w:r>
+      <w:r>
+        <w:rPr>
+          <w:rStyle w:val="NormalTok"/>
+        </w:rPr>
+        <w:t xml:space="preserve">vowel_count</w:t>
+      </w:r>
+      <w:r>
+        <w:rPr>
+          <w:rStyle w:val="SpecialCharTok"/>
+        </w:rPr>
+        <w:t xml:space="preserve">}</w:t>
+      </w:r>
+      <w:r>
+        <w:rPr>
+          <w:rStyle w:val="SpecialStringTok"/>
+        </w:rPr>
+        <w:t xml:space="preserve">"</w:t>
+      </w:r>
+      <w:r>
+        <w:rPr>
+          <w:rStyle w:val="NormalTok"/>
+        </w:rPr>
+        <w:t xml:space="preserve">)</w:t>
+      </w:r>
+      <w:r>
+        <w:br/>
+      </w:r>
+      <w:r>
+        <w:rPr>
+          <w:rStyle w:val="CommentTok"/>
+        </w:rPr>
+        <w:t xml:space="preserve"># Expected Output: The number of vowels is: 7</w:t>
+      </w:r>
+      <w:r>
+        <w:br/>
+      </w:r>
+      <w:r>
+        <w:br/>
+      </w:r>
+      <w:r>
+        <w:rPr>
+          <w:rStyle w:val="CommentTok"/>
+        </w:rPr>
+        <w:t xml:space="preserve"># Example 2: Counting vowels in a string with no vowels</w:t>
+      </w:r>
+      <w:r>
+        <w:br/>
+      </w:r>
+      <w:r>
+        <w:rPr>
+          <w:rStyle w:val="NormalTok"/>
+        </w:rPr>
+        <w:t xml:space="preserve">no_vowels_text </w:t>
+      </w:r>
+      <w:r>
+        <w:rPr>
+          <w:rStyle w:val="OperatorTok"/>
+        </w:rPr>
+        <w:t xml:space="preserve">=</w:t>
+      </w:r>
+      <w:r>
+        <w:rPr>
+          <w:rStyle w:val="NormalTok"/>
+        </w:rPr>
         <w:t xml:space="preserve"> </w:t>
       </w:r>
       <w:r>
-        <w:t xml:space="preserve">is to count and return the total number of vowels within a given input string in a case-insensitive manner.</w:t>
+        <w:rPr>
+          <w:rStyle w:val="StringTok"/>
+        </w:rPr>
+        <w:t xml:space="preserve">"Rhythm fly by."</w:t>
+      </w:r>
+      <w:r>
+        <w:br/>
+      </w:r>
+      <w:r>
+        <w:rPr>
+          <w:rStyle w:val="NormalTok"/>
+        </w:rPr>
+        <w:t xml:space="preserve">vowel_count </w:t>
+      </w:r>
+      <w:r>
+        <w:rPr>
+          <w:rStyle w:val="OperatorTok"/>
+        </w:rPr>
+        <w:t xml:space="preserve">=</w:t>
+      </w:r>
+      <w:r>
+        <w:rPr>
+          <w:rStyle w:val="NormalTok"/>
+        </w:rPr>
+        <w:t xml:space="preserve"> count_vowels(no_vowels_text)</w:t>
+      </w:r>
+      <w:r>
+        <w:br/>
+      </w:r>
+      <w:r>
+        <w:rPr>
+          <w:rStyle w:val="BuiltInTok"/>
+        </w:rPr>
+        <w:t xml:space="preserve">print</w:t>
+      </w:r>
+      <w:r>
+        <w:rPr>
+          <w:rStyle w:val="NormalTok"/>
+        </w:rPr>
+        <w:t xml:space="preserve">(</w:t>
+      </w:r>
+      <w:r>
+        <w:rPr>
+          <w:rStyle w:val="SpecialStringTok"/>
+        </w:rPr>
+        <w:t xml:space="preserve">f"The number of vowels is: </w:t>
+      </w:r>
+      <w:r>
+        <w:rPr>
+          <w:rStyle w:val="SpecialCharTok"/>
+        </w:rPr>
+        <w:t xml:space="preserve">{</w:t>
+      </w:r>
+      <w:r>
+        <w:rPr>
+          <w:rStyle w:val="NormalTok"/>
+        </w:rPr>
+        <w:t xml:space="preserve">vowel_count</w:t>
+      </w:r>
+      <w:r>
+        <w:rPr>
+          <w:rStyle w:val="SpecialCharTok"/>
+        </w:rPr>
+        <w:t xml:space="preserve">}</w:t>
+      </w:r>
+      <w:r>
+        <w:rPr>
+          <w:rStyle w:val="SpecialStringTok"/>
+        </w:rPr>
+        <w:t xml:space="preserve">"</w:t>
+      </w:r>
+      <w:r>
+        <w:rPr>
+          <w:rStyle w:val="NormalTok"/>
+        </w:rPr>
+        <w:t xml:space="preserve">)</w:t>
+      </w:r>
+      <w:r>
+        <w:br/>
+      </w:r>
+      <w:r>
+        <w:rPr>
+          <w:rStyle w:val="CommentTok"/>
+        </w:rPr>
+        <w:t xml:space="preserve"># Expected Output: The number of vowels is: 0</w:t>
+      </w:r>
+      <w:r>
+        <w:br/>
+      </w:r>
+      <w:r>
+        <w:br/>
+      </w:r>
+      <w:r>
+        <w:rPr>
+          <w:rStyle w:val="CommentTok"/>
+        </w:rPr>
+        <w:t xml:space="preserve"># Example 3: Counting vowels in an empty string</w:t>
+      </w:r>
+      <w:r>
+        <w:br/>
+      </w:r>
+      <w:r>
+        <w:rPr>
+          <w:rStyle w:val="NormalTok"/>
+        </w:rPr>
+        <w:t xml:space="preserve">empty_text </w:t>
+      </w:r>
+      <w:r>
+        <w:rPr>
+          <w:rStyle w:val="OperatorTok"/>
+        </w:rPr>
+        <w:t xml:space="preserve">=</w:t>
+      </w:r>
+      <w:r>
+        <w:rPr>
+          <w:rStyle w:val="NormalTok"/>
+        </w:rPr>
+        <w:t xml:space="preserve"> </w:t>
+      </w:r>
+      <w:r>
+        <w:rPr>
+          <w:rStyle w:val="StringTok"/>
+        </w:rPr>
+        <w:t xml:space="preserve">""</w:t>
+      </w:r>
+      <w:r>
+        <w:br/>
+      </w:r>
+      <w:r>
+        <w:rPr>
+          <w:rStyle w:val="NormalTok"/>
+        </w:rPr>
+        <w:t xml:space="preserve">vowel_count </w:t>
+      </w:r>
+      <w:r>
+        <w:rPr>
+          <w:rStyle w:val="OperatorTok"/>
+        </w:rPr>
+        <w:t xml:space="preserve">=</w:t>
+      </w:r>
+      <w:r>
+        <w:rPr>
+          <w:rStyle w:val="NormalTok"/>
+        </w:rPr>
+        <w:t xml:space="preserve"> count_vowels(empty_text)</w:t>
+      </w:r>
+      <w:r>
+        <w:br/>
+      </w:r>
+      <w:r>
+        <w:rPr>
+          <w:rStyle w:val="BuiltInTok"/>
+        </w:rPr>
+        <w:t xml:space="preserve">print</w:t>
+      </w:r>
+      <w:r>
+        <w:rPr>
+          <w:rStyle w:val="NormalTok"/>
+        </w:rPr>
+        <w:t xml:space="preserve">(</w:t>
+      </w:r>
+      <w:r>
+        <w:rPr>
+          <w:rStyle w:val="SpecialStringTok"/>
+        </w:rPr>
+        <w:t xml:space="preserve">f"The number of vowels is: </w:t>
+      </w:r>
+      <w:r>
+        <w:rPr>
+          <w:rStyle w:val="SpecialCharTok"/>
+        </w:rPr>
+        <w:t xml:space="preserve">{</w:t>
+      </w:r>
+      <w:r>
+        <w:rPr>
+          <w:rStyle w:val="NormalTok"/>
+        </w:rPr>
+        <w:t xml:space="preserve">vowel_count</w:t>
+      </w:r>
+      <w:r>
+        <w:rPr>
+          <w:rStyle w:val="SpecialCharTok"/>
+        </w:rPr>
+        <w:t xml:space="preserve">}</w:t>
+      </w:r>
+      <w:r>
+        <w:rPr>
+          <w:rStyle w:val="SpecialStringTok"/>
+        </w:rPr>
+        <w:t xml:space="preserve">"</w:t>
+      </w:r>
+      <w:r>
+        <w:rPr>
+          <w:rStyle w:val="NormalTok"/>
+        </w:rPr>
+        <w:t xml:space="preserve">)</w:t>
+      </w:r>
+      <w:r>
+        <w:br/>
+      </w:r>
+      <w:r>
+        <w:rPr>
+          <w:rStyle w:val="CommentTok"/>
+        </w:rPr>
+        <w:t xml:space="preserve"># Expected Output: The number of vowels is: 0</w:t>
+      </w:r>
+    </w:p>
+    <w:bookmarkEnd w:id="9"/>
+    <w:bookmarkStart w:id="10" w:name="functiondef-pairwise_sumnumbers"/>
+    <w:p>
+      <w:pPr>
+        <w:pStyle w:val="Heading2"/>
+      </w:pPr>
+      <w:r>
+        <w:rPr>
+          <w:rStyle w:val="SectionNumber"/>
+        </w:rPr>
+        <w:t xml:space="preserve">2</w:t>
+      </w:r>
+      <w:r>
+        <w:tab/>
+      </w:r>
+      <w:r>
+        <w:t xml:space="preserve">FunctionDef pairwise_sum(numbers)</w:t>
+      </w:r>
+    </w:p>
+    <w:p>
+      <w:pPr>
+        <w:pStyle w:val="FirstParagraph"/>
+      </w:pPr>
+      <w:r>
+        <w:t xml:space="preserve">Function - pairwise_sum:</w:t>
       </w:r>
     </w:p>
     <w:p>
@@ -94,20 +807,13 @@
         <w:pStyle w:val="BodyText"/>
       </w:pPr>
       <w:r>
-        <w:rPr>
-          <w:b/>
-          <w:bCs/>
-        </w:rPr>
-        <w:t xml:space="preserve">parameters</w:t>
-      </w:r>
-      <w:r>
-        <w:t xml:space="preserve">: The parameters of this Function.</w:t>
+        <w:t xml:space="preserve">Purpose:</w:t>
       </w:r>
       <w:r>
         <w:t xml:space="preserve"> </w:t>
       </w:r>
       <w:r>
-        <w:t xml:space="preserve">· text: The input string to be scanned for vowels.</w:t>
+        <w:t xml:space="preserve">Computes the arithmetic sum of an iterable of numbers using the Kahan summation algorithm for improved numerical precision.</w:t>
       </w:r>
     </w:p>
     <w:p>
@@ -115,197 +821,13 @@
         <w:pStyle w:val="BodyText"/>
       </w:pPr>
       <w:r>
-        <w:rPr>
-          <w:b/>
-          <w:bCs/>
-        </w:rPr>
-        <w:t xml:space="preserve">Code Description</w:t>
-      </w:r>
-      <w:r>
-        <w:t xml:space="preserve">:</w:t>
+        <w:t xml:space="preserve">Parameters:</w:t>
       </w:r>
       <w:r>
         <w:t xml:space="preserve"> </w:t>
       </w:r>
       <w:r>
-        <w:t xml:space="preserve">The function begins by defining a set named</w:t>
-      </w:r>
-      <w:r>
-        <w:t xml:space="preserve"> </w:t>
-      </w:r>
-      <w:r>
-        <w:rPr>
-          <w:rStyle w:val="VerbatimChar"/>
-        </w:rPr>
-        <w:t xml:space="preserve">vowels</w:t>
-      </w:r>
-      <w:r>
-        <w:t xml:space="preserve"> </w:t>
-      </w:r>
-      <w:r>
-        <w:t xml:space="preserve">which contains all lowercase and uppercase English vowels (</w:t>
-      </w:r>
-      <w:r>
-        <w:t xml:space="preserve">‘a’</w:t>
-      </w:r>
-      <w:r>
-        <w:t xml:space="preserve">,</w:t>
-      </w:r>
-      <w:r>
-        <w:t xml:space="preserve"> </w:t>
-      </w:r>
-      <w:r>
-        <w:t xml:space="preserve">‘e’</w:t>
-      </w:r>
-      <w:r>
-        <w:t xml:space="preserve">,</w:t>
-      </w:r>
-      <w:r>
-        <w:t xml:space="preserve"> </w:t>
-      </w:r>
-      <w:r>
-        <w:t xml:space="preserve">‘i’</w:t>
-      </w:r>
-      <w:r>
-        <w:t xml:space="preserve">,</w:t>
-      </w:r>
-      <w:r>
-        <w:t xml:space="preserve"> </w:t>
-      </w:r>
-      <w:r>
-        <w:t xml:space="preserve">‘o’</w:t>
-      </w:r>
-      <w:r>
-        <w:t xml:space="preserve">,</w:t>
-      </w:r>
-      <w:r>
-        <w:t xml:space="preserve"> </w:t>
-      </w:r>
-      <w:r>
-        <w:t xml:space="preserve">‘u’</w:t>
-      </w:r>
-      <w:r>
-        <w:t xml:space="preserve">,</w:t>
-      </w:r>
-      <w:r>
-        <w:t xml:space="preserve"> </w:t>
-      </w:r>
-      <w:r>
-        <w:t xml:space="preserve">‘A’</w:t>
-      </w:r>
-      <w:r>
-        <w:t xml:space="preserve">,</w:t>
-      </w:r>
-      <w:r>
-        <w:t xml:space="preserve"> </w:t>
-      </w:r>
-      <w:r>
-        <w:t xml:space="preserve">‘E’</w:t>
-      </w:r>
-      <w:r>
-        <w:t xml:space="preserve">,</w:t>
-      </w:r>
-      <w:r>
-        <w:t xml:space="preserve"> </w:t>
-      </w:r>
-      <w:r>
-        <w:t xml:space="preserve">‘I’</w:t>
-      </w:r>
-      <w:r>
-        <w:t xml:space="preserve">,</w:t>
-      </w:r>
-      <w:r>
-        <w:t xml:space="preserve"> </w:t>
-      </w:r>
-      <w:r>
-        <w:t xml:space="preserve">‘O’</w:t>
-      </w:r>
-      <w:r>
-        <w:t xml:space="preserve">,</w:t>
-      </w:r>
-      <w:r>
-        <w:t xml:space="preserve"> </w:t>
-      </w:r>
-      <w:r>
-        <w:t xml:space="preserve">‘U’</w:t>
-      </w:r>
-      <w:r>
-        <w:t xml:space="preserve">). It then uses a generator expression to iterate through each character (</w:t>
-      </w:r>
-      <w:r>
-        <w:rPr>
-          <w:rStyle w:val="VerbatimChar"/>
-        </w:rPr>
-        <w:t xml:space="preserve">ch</w:t>
-      </w:r>
-      <w:r>
-        <w:t xml:space="preserve">) in the input</w:t>
-      </w:r>
-      <w:r>
-        <w:t xml:space="preserve"> </w:t>
-      </w:r>
-      <w:r>
-        <w:rPr>
-          <w:rStyle w:val="VerbatimChar"/>
-        </w:rPr>
-        <w:t xml:space="preserve">text</w:t>
-      </w:r>
-      <w:r>
-        <w:t xml:space="preserve">. For each character, it checks if the character is present in the</w:t>
-      </w:r>
-      <w:r>
-        <w:t xml:space="preserve"> </w:t>
-      </w:r>
-      <w:r>
-        <w:rPr>
-          <w:rStyle w:val="VerbatimChar"/>
-        </w:rPr>
-        <w:t xml:space="preserve">vowels</w:t>
-      </w:r>
-      <w:r>
-        <w:t xml:space="preserve"> </w:t>
-      </w:r>
-      <w:r>
-        <w:t xml:space="preserve">set. If a character is a vowel, the generator yields the number</w:t>
-      </w:r>
-      <w:r>
-        <w:t xml:space="preserve"> </w:t>
-      </w:r>
-      <w:r>
-        <w:rPr>
-          <w:rStyle w:val="VerbatimChar"/>
-        </w:rPr>
-        <w:t xml:space="preserve">1</w:t>
-      </w:r>
-      <w:r>
-        <w:t xml:space="preserve">. Finally, the</w:t>
-      </w:r>
-      <w:r>
-        <w:t xml:space="preserve"> </w:t>
-      </w:r>
-      <w:r>
-        <w:rPr>
-          <w:rStyle w:val="VerbatimChar"/>
-        </w:rPr>
-        <w:t xml:space="preserve">sum()</w:t>
-      </w:r>
-      <w:r>
-        <w:t xml:space="preserve"> </w:t>
-      </w:r>
-      <w:r>
-        <w:t xml:space="preserve">function is used to add up all the</w:t>
-      </w:r>
-      <w:r>
-        <w:t xml:space="preserve"> </w:t>
-      </w:r>
-      <w:r>
-        <w:rPr>
-          <w:rStyle w:val="VerbatimChar"/>
-        </w:rPr>
-        <w:t xml:space="preserve">1</w:t>
-      </w:r>
-      <w:r>
-        <w:t xml:space="preserve">s produced by the generator, effectively counting the total number of vowels. This final count is returned as an integer.</w:t>
+        <w:t xml:space="preserve">• numbers (Iterable[float]): An iterable collection of numbers, such as a list or tuple. The elements can be floats or integers, as each value is internally converted to a float before being added to the sum.</w:t>
       </w:r>
     </w:p>
     <w:p>
@@ -313,50 +835,13 @@
         <w:pStyle w:val="BodyText"/>
       </w:pPr>
       <w:r>
-        <w:rPr>
-          <w:b/>
-          <w:bCs/>
-        </w:rPr>
-        <w:t xml:space="preserve">Note</w:t>
-      </w:r>
-      <w:r>
-        <w:t xml:space="preserve">:</w:t>
+        <w:t xml:space="preserve">Detailed Description:</w:t>
       </w:r>
       <w:r>
         <w:t xml:space="preserve"> </w:t>
       </w:r>
       <w:r>
-        <w:t xml:space="preserve">The vowel check is case-insensitive because the</w:t>
-      </w:r>
-      <w:r>
-        <w:t xml:space="preserve"> </w:t>
-      </w:r>
-      <w:r>
-        <w:rPr>
-          <w:rStyle w:val="VerbatimChar"/>
-        </w:rPr>
-        <w:t xml:space="preserve">vowels</w:t>
-      </w:r>
-      <w:r>
-        <w:t xml:space="preserve"> </w:t>
-      </w:r>
-      <w:r>
-        <w:t xml:space="preserve">set explicitly includes both lowercase and uppercase letters. Any characters in the input</w:t>
-      </w:r>
-      <w:r>
-        <w:t xml:space="preserve"> </w:t>
-      </w:r>
-      <w:r>
-        <w:rPr>
-          <w:rStyle w:val="VerbatimChar"/>
-        </w:rPr>
-        <w:t xml:space="preserve">text</w:t>
-      </w:r>
-      <w:r>
-        <w:t xml:space="preserve"> </w:t>
-      </w:r>
-      <w:r>
-        <w:t xml:space="preserve">that are not vowels (including consonants, numbers, and symbols) are ignored.</w:t>
+        <w:t xml:space="preserve">This function calculates the sum of a sequence of numbers while minimizing the floating-point errors that can accumulate during summation. It implements the Kahan summation algorithm, a technique that provides greater accuracy than a simple iterative sum, especially when dealing with numbers of widely varying magnitudes.</w:t>
       </w:r>
     </w:p>
     <w:p>
@@ -364,6 +849,347 @@
         <w:pStyle w:val="BodyText"/>
       </w:pPr>
       <w:r>
+        <w:t xml:space="preserve">The function initializes two variables:</w:t>
+      </w:r>
+      <w:r>
+        <w:t xml:space="preserve"> </w:t>
+      </w:r>
+      <w:r>
+        <w:rPr>
+          <w:rStyle w:val="VerbatimChar"/>
+        </w:rPr>
+        <w:t xml:space="preserve">total</w:t>
+      </w:r>
+      <w:r>
+        <w:t xml:space="preserve"> </w:t>
+      </w:r>
+      <w:r>
+        <w:t xml:space="preserve">to</w:t>
+      </w:r>
+      <w:r>
+        <w:t xml:space="preserve"> </w:t>
+      </w:r>
+      <w:r>
+        <w:rPr>
+          <w:rStyle w:val="VerbatimChar"/>
+        </w:rPr>
+        <w:t xml:space="preserve">0.0</w:t>
+      </w:r>
+      <w:r>
+        <w:t xml:space="preserve"> </w:t>
+      </w:r>
+      <w:r>
+        <w:t xml:space="preserve">to store the running sum, and</w:t>
+      </w:r>
+      <w:r>
+        <w:t xml:space="preserve"> </w:t>
+      </w:r>
+      <w:r>
+        <w:rPr>
+          <w:rStyle w:val="VerbatimChar"/>
+        </w:rPr>
+        <w:t xml:space="preserve">compensation</w:t>
+      </w:r>
+      <w:r>
+        <w:t xml:space="preserve"> </w:t>
+      </w:r>
+      <w:r>
+        <w:t xml:space="preserve">to</w:t>
+      </w:r>
+      <w:r>
+        <w:t xml:space="preserve"> </w:t>
+      </w:r>
+      <w:r>
+        <w:rPr>
+          <w:rStyle w:val="VerbatimChar"/>
+        </w:rPr>
+        <w:t xml:space="preserve">0.0</w:t>
+      </w:r>
+      <w:r>
+        <w:t xml:space="preserve"> </w:t>
+      </w:r>
+      <w:r>
+        <w:t xml:space="preserve">to track the accumulated rounding error. It then iterates through each</w:t>
+      </w:r>
+      <w:r>
+        <w:t xml:space="preserve"> </w:t>
+      </w:r>
+      <w:r>
+        <w:rPr>
+          <w:rStyle w:val="VerbatimChar"/>
+        </w:rPr>
+        <w:t xml:space="preserve">value</w:t>
+      </w:r>
+      <w:r>
+        <w:t xml:space="preserve"> </w:t>
+      </w:r>
+      <w:r>
+        <w:t xml:space="preserve">in the input</w:t>
+      </w:r>
+      <w:r>
+        <w:t xml:space="preserve"> </w:t>
+      </w:r>
+      <w:r>
+        <w:rPr>
+          <w:rStyle w:val="VerbatimChar"/>
+        </w:rPr>
+        <w:t xml:space="preserve">numbers</w:t>
+      </w:r>
+      <w:r>
+        <w:t xml:space="preserve"> </w:t>
+      </w:r>
+      <w:r>
+        <w:t xml:space="preserve">iterable.</w:t>
+      </w:r>
+    </w:p>
+    <w:p>
+      <w:pPr>
+        <w:pStyle w:val="BodyText"/>
+      </w:pPr>
+      <w:r>
+        <w:t xml:space="preserve">For each value, the following steps are performed:</w:t>
+      </w:r>
+      <w:r>
+        <w:t xml:space="preserve"> </w:t>
+      </w:r>
+      <w:r>
+        <w:t xml:space="preserve">1. A corrected value</w:t>
+      </w:r>
+      <w:r>
+        <w:t xml:space="preserve"> </w:t>
+      </w:r>
+      <w:r>
+        <w:rPr>
+          <w:rStyle w:val="VerbatimChar"/>
+        </w:rPr>
+        <w:t xml:space="preserve">y</w:t>
+      </w:r>
+      <w:r>
+        <w:t xml:space="preserve"> </w:t>
+      </w:r>
+      <w:r>
+        <w:t xml:space="preserve">is calculated by subtracting the</w:t>
+      </w:r>
+      <w:r>
+        <w:t xml:space="preserve"> </w:t>
+      </w:r>
+      <w:r>
+        <w:rPr>
+          <w:rStyle w:val="VerbatimChar"/>
+        </w:rPr>
+        <w:t xml:space="preserve">compensation</w:t>
+      </w:r>
+      <w:r>
+        <w:t xml:space="preserve"> </w:t>
+      </w:r>
+      <w:r>
+        <w:t xml:space="preserve">(the error from the previous step) from the current</w:t>
+      </w:r>
+      <w:r>
+        <w:t xml:space="preserve"> </w:t>
+      </w:r>
+      <w:r>
+        <w:rPr>
+          <w:rStyle w:val="VerbatimChar"/>
+        </w:rPr>
+        <w:t xml:space="preserve">value</w:t>
+      </w:r>
+      <w:r>
+        <w:t xml:space="preserve">.</w:t>
+      </w:r>
+      <w:r>
+        <w:t xml:space="preserve"> </w:t>
+      </w:r>
+      <w:r>
+        <w:t xml:space="preserve">2. This corrected value</w:t>
+      </w:r>
+      <w:r>
+        <w:t xml:space="preserve"> </w:t>
+      </w:r>
+      <w:r>
+        <w:rPr>
+          <w:rStyle w:val="VerbatimChar"/>
+        </w:rPr>
+        <w:t xml:space="preserve">y</w:t>
+      </w:r>
+      <w:r>
+        <w:t xml:space="preserve"> </w:t>
+      </w:r>
+      <w:r>
+        <w:t xml:space="preserve">is added to the running</w:t>
+      </w:r>
+      <w:r>
+        <w:t xml:space="preserve"> </w:t>
+      </w:r>
+      <w:r>
+        <w:rPr>
+          <w:rStyle w:val="VerbatimChar"/>
+        </w:rPr>
+        <w:t xml:space="preserve">total</w:t>
+      </w:r>
+      <w:r>
+        <w:t xml:space="preserve">, and the result is stored in a temporary variable</w:t>
+      </w:r>
+      <w:r>
+        <w:t xml:space="preserve"> </w:t>
+      </w:r>
+      <w:r>
+        <w:rPr>
+          <w:rStyle w:val="VerbatimChar"/>
+        </w:rPr>
+        <w:t xml:space="preserve">t</w:t>
+      </w:r>
+      <w:r>
+        <w:t xml:space="preserve">.</w:t>
+      </w:r>
+      <w:r>
+        <w:t xml:space="preserve"> </w:t>
+      </w:r>
+      <w:r>
+        <w:t xml:space="preserve">3. The new error introduced by the addition is calculated as</w:t>
+      </w:r>
+      <w:r>
+        <w:t xml:space="preserve"> </w:t>
+      </w:r>
+      <w:r>
+        <w:rPr>
+          <w:rStyle w:val="VerbatimChar"/>
+        </w:rPr>
+        <w:t xml:space="preserve">(t - total) - y</w:t>
+      </w:r>
+      <w:r>
+        <w:t xml:space="preserve">. This captures the low-order bits that were lost due to finite precision and stores them in the</w:t>
+      </w:r>
+      <w:r>
+        <w:t xml:space="preserve"> </w:t>
+      </w:r>
+      <w:r>
+        <w:rPr>
+          <w:rStyle w:val="VerbatimChar"/>
+        </w:rPr>
+        <w:t xml:space="preserve">compensation</w:t>
+      </w:r>
+      <w:r>
+        <w:t xml:space="preserve"> </w:t>
+      </w:r>
+      <w:r>
+        <w:t xml:space="preserve">variable for the next iteration.</w:t>
+      </w:r>
+      <w:r>
+        <w:t xml:space="preserve"> </w:t>
+      </w:r>
+      <w:r>
+        <w:t xml:space="preserve">4. The</w:t>
+      </w:r>
+      <w:r>
+        <w:t xml:space="preserve"> </w:t>
+      </w:r>
+      <w:r>
+        <w:rPr>
+          <w:rStyle w:val="VerbatimChar"/>
+        </w:rPr>
+        <w:t xml:space="preserve">total</w:t>
+      </w:r>
+      <w:r>
+        <w:t xml:space="preserve"> </w:t>
+      </w:r>
+      <w:r>
+        <w:t xml:space="preserve">is updated with the value of</w:t>
+      </w:r>
+      <w:r>
+        <w:t xml:space="preserve"> </w:t>
+      </w:r>
+      <w:r>
+        <w:rPr>
+          <w:rStyle w:val="VerbatimChar"/>
+        </w:rPr>
+        <w:t xml:space="preserve">t</w:t>
+      </w:r>
+      <w:r>
+        <w:t xml:space="preserve">.</w:t>
+      </w:r>
+    </w:p>
+    <w:p>
+      <w:pPr>
+        <w:pStyle w:val="BodyText"/>
+      </w:pPr>
+      <w:r>
+        <w:t xml:space="preserve">After iterating through all the numbers, the function returns the final</w:t>
+      </w:r>
+      <w:r>
+        <w:t xml:space="preserve"> </w:t>
+      </w:r>
+      <w:r>
+        <w:rPr>
+          <w:rStyle w:val="VerbatimChar"/>
+        </w:rPr>
+        <w:t xml:space="preserve">total</w:t>
+      </w:r>
+      <w:r>
+        <w:t xml:space="preserve">, which is a more precise representation of the true sum.</w:t>
+      </w:r>
+    </w:p>
+    <w:p>
+      <w:pPr>
+        <w:pStyle w:val="BodyText"/>
+      </w:pPr>
+      <w:r>
+        <w:t xml:space="preserve">Important Notes:</w:t>
+      </w:r>
+      <w:r>
+        <w:t xml:space="preserve"> </w:t>
+      </w:r>
+      <w:r>
+        <w:t xml:space="preserve">• This function is particularly useful when summing a large set of floating-point numbers or when the numbers have significantly different magnitudes, as it mitigates the loss of precision inherent in standard floating-point arithmetic.</w:t>
+      </w:r>
+      <w:r>
+        <w:t xml:space="preserve"> </w:t>
+      </w:r>
+      <w:r>
+        <w:t xml:space="preserve">• The function expects an iterable of numeric types. If an element in the iterable cannot be converted to a float (e.g., a string), a</w:t>
+      </w:r>
+      <w:r>
+        <w:t xml:space="preserve"> </w:t>
+      </w:r>
+      <w:r>
+        <w:rPr>
+          <w:rStyle w:val="VerbatimChar"/>
+        </w:rPr>
+        <w:t xml:space="preserve">ValueError</w:t>
+      </w:r>
+      <w:r>
+        <w:t xml:space="preserve"> </w:t>
+      </w:r>
+      <w:r>
+        <w:t xml:space="preserve">or</w:t>
+      </w:r>
+      <w:r>
+        <w:t xml:space="preserve"> </w:t>
+      </w:r>
+      <w:r>
+        <w:rPr>
+          <w:rStyle w:val="VerbatimChar"/>
+        </w:rPr>
+        <w:t xml:space="preserve">TypeError</w:t>
+      </w:r>
+      <w:r>
+        <w:t xml:space="preserve"> </w:t>
+      </w:r>
+      <w:r>
+        <w:t xml:space="preserve">will be raised at runtime.</w:t>
+      </w:r>
+      <w:r>
+        <w:t xml:space="preserve"> </w:t>
+      </w:r>
+      <w:r>
+        <w:t xml:space="preserve">• No external libraries or modules are required.</w:t>
+      </w:r>
+    </w:p>
+    <w:p>
+      <w:pPr>
+        <w:pStyle w:val="BodyText"/>
+      </w:pPr>
+      <w:r>
         <w:rPr>
           <w:b/>
           <w:bCs/>
@@ -380,89 +1206,9 @@
       </w:pPr>
       <w:r>
         <w:rPr>
-          <w:rStyle w:val="CommentTok"/>
-        </w:rPr>
-        <w:t xml:space="preserve"># Calling the function with the string "Hello World"</w:t>
-      </w:r>
-      <w:r>
-        <w:br/>
-      </w:r>
-      <w:r>
-        <w:rPr>
-          <w:rStyle w:val="NormalTok"/>
-        </w:rPr>
-        <w:t xml:space="preserve">count_vowels(</w:t>
-      </w:r>
-      <w:r>
-        <w:rPr>
-          <w:rStyle w:val="StringTok"/>
-        </w:rPr>
-        <w:t xml:space="preserve">"Hello World"</w:t>
-      </w:r>
-      <w:r>
-        <w:rPr>
-          <w:rStyle w:val="NormalTok"/>
-        </w:rPr>
-        <w:t xml:space="preserve">)</w:t>
-      </w:r>
-      <w:r>
-        <w:br/>
-      </w:r>
-      <w:r>
-        <w:br/>
-      </w:r>
-      <w:r>
-        <w:rPr>
-          <w:rStyle w:val="CommentTok"/>
-        </w:rPr>
-        <w:t xml:space="preserve"># The function returns the integer 3</w:t>
-      </w:r>
-      <w:r>
-        <w:br/>
-      </w:r>
-      <w:r>
-        <w:rPr>
-          <w:rStyle w:val="DecValTok"/>
-        </w:rPr>
-        <w:t xml:space="preserve">3</w:t>
-      </w:r>
-    </w:p>
-    <w:bookmarkEnd w:id="10"/>
-    <w:bookmarkStart w:id="11" w:name="functiondef-pairwise_sumnumbers"/>
-    <w:p>
-      <w:pPr>
-        <w:pStyle w:val="Heading2"/>
-      </w:pPr>
-      <w:r>
-        <w:rPr>
-          <w:rStyle w:val="SectionNumber"/>
-        </w:rPr>
-        <w:t xml:space="preserve">3</w:t>
-      </w:r>
-      <w:r>
-        <w:tab/>
-      </w:r>
-      <w:r>
-        <w:t xml:space="preserve">FunctionDef pairwise_sum(numbers)</w:t>
-      </w:r>
-    </w:p>
-    <w:bookmarkEnd w:id="11"/>
-    <w:bookmarkStart w:id="12" w:name="function-pairwise_sum"/>
-    <w:p>
-      <w:pPr>
-        <w:pStyle w:val="Heading2"/>
-      </w:pPr>
-      <w:r>
-        <w:rPr>
-          <w:rStyle w:val="SectionNumber"/>
-        </w:rPr>
-        <w:t xml:space="preserve">4</w:t>
-      </w:r>
-      <w:r>
-        <w:tab/>
-      </w:r>
-      <w:r>
-        <w:t xml:space="preserve">Function: pairwise_sum</w:t>
+          <w:rStyle w:val="VerbatimChar"/>
+        </w:rPr>
+        <w:t xml:space="preserve">2.0</w:t>
       </w:r>
     </w:p>
     <w:p>
@@ -470,23 +1216,404 @@
         <w:pStyle w:val="FirstParagraph"/>
       </w:pPr>
       <w:r>
-        <w:t xml:space="preserve">The function of</w:t>
-      </w:r>
-      <w:r>
-        <w:t xml:space="preserve"> </w:t>
-      </w:r>
+        <w:t xml:space="preserve">Usage Example:</w:t>
+      </w:r>
+    </w:p>
+    <w:p>
+      <w:pPr>
+        <w:pStyle w:val="SourceCode"/>
+      </w:pPr>
+      <w:r>
+        <w:rPr>
+          <w:rStyle w:val="CommentTok"/>
+        </w:rPr>
+        <w:t xml:space="preserve"># A list of floats where standard summation might lose precision.</w:t>
+      </w:r>
+      <w:r>
+        <w:br/>
+      </w:r>
+      <w:r>
+        <w:rPr>
+          <w:rStyle w:val="CommentTok"/>
+        </w:rPr>
+        <w:t xml:space="preserve"># The correct sum is 2.0.</w:t>
+      </w:r>
+      <w:r>
+        <w:br/>
+      </w:r>
+      <w:r>
+        <w:rPr>
+          <w:rStyle w:val="NormalTok"/>
+        </w:rPr>
+        <w:t xml:space="preserve">data </w:t>
+      </w:r>
+      <w:r>
+        <w:rPr>
+          <w:rStyle w:val="OperatorTok"/>
+        </w:rPr>
+        <w:t xml:space="preserve">=</w:t>
+      </w:r>
+      <w:r>
+        <w:rPr>
+          <w:rStyle w:val="NormalTok"/>
+        </w:rPr>
+        <w:t xml:space="preserve"> [</w:t>
+      </w:r>
+      <w:r>
+        <w:rPr>
+          <w:rStyle w:val="FloatTok"/>
+        </w:rPr>
+        <w:t xml:space="preserve">1.0</w:t>
+      </w:r>
+      <w:r>
+        <w:rPr>
+          <w:rStyle w:val="NormalTok"/>
+        </w:rPr>
+        <w:t xml:space="preserve">, </w:t>
+      </w:r>
+      <w:r>
+        <w:rPr>
+          <w:rStyle w:val="FloatTok"/>
+        </w:rPr>
+        <w:t xml:space="preserve">1e100</w:t>
+      </w:r>
+      <w:r>
+        <w:rPr>
+          <w:rStyle w:val="NormalTok"/>
+        </w:rPr>
+        <w:t xml:space="preserve">, </w:t>
+      </w:r>
+      <w:r>
+        <w:rPr>
+          <w:rStyle w:val="FloatTok"/>
+        </w:rPr>
+        <w:t xml:space="preserve">1.0</w:t>
+      </w:r>
+      <w:r>
+        <w:rPr>
+          <w:rStyle w:val="NormalTok"/>
+        </w:rPr>
+        <w:t xml:space="preserve">, </w:t>
+      </w:r>
+      <w:r>
+        <w:rPr>
+          <w:rStyle w:val="OperatorTok"/>
+        </w:rPr>
+        <w:t xml:space="preserve">-</w:t>
+      </w:r>
+      <w:r>
+        <w:rPr>
+          <w:rStyle w:val="FloatTok"/>
+        </w:rPr>
+        <w:t xml:space="preserve">1e100</w:t>
+      </w:r>
+      <w:r>
+        <w:rPr>
+          <w:rStyle w:val="NormalTok"/>
+        </w:rPr>
+        <w:t xml:space="preserve">]</w:t>
+      </w:r>
+      <w:r>
+        <w:br/>
+      </w:r>
+      <w:r>
+        <w:br/>
+      </w:r>
+      <w:r>
+        <w:rPr>
+          <w:rStyle w:val="CommentTok"/>
+        </w:rPr>
+        <w:t xml:space="preserve"># Calculate the sum using the numerically stable pairwise_sum function.</w:t>
+      </w:r>
+      <w:r>
+        <w:br/>
+      </w:r>
+      <w:r>
+        <w:rPr>
+          <w:rStyle w:val="NormalTok"/>
+        </w:rPr>
+        <w:t xml:space="preserve">stable_result </w:t>
+      </w:r>
+      <w:r>
+        <w:rPr>
+          <w:rStyle w:val="OperatorTok"/>
+        </w:rPr>
+        <w:t xml:space="preserve">=</w:t>
+      </w:r>
+      <w:r>
+        <w:rPr>
+          <w:rStyle w:val="NormalTok"/>
+        </w:rPr>
+        <w:t xml:space="preserve"> pairwise_sum(data)</w:t>
+      </w:r>
+      <w:r>
+        <w:br/>
+      </w:r>
+      <w:r>
+        <w:rPr>
+          <w:rStyle w:val="BuiltInTok"/>
+        </w:rPr>
+        <w:t xml:space="preserve">print</w:t>
+      </w:r>
+      <w:r>
+        <w:rPr>
+          <w:rStyle w:val="NormalTok"/>
+        </w:rPr>
+        <w:t xml:space="preserve">(</w:t>
+      </w:r>
+      <w:r>
+        <w:rPr>
+          <w:rStyle w:val="SpecialStringTok"/>
+        </w:rPr>
+        <w:t xml:space="preserve">f"The stable sum is: </w:t>
+      </w:r>
+      <w:r>
+        <w:rPr>
+          <w:rStyle w:val="SpecialCharTok"/>
+        </w:rPr>
+        <w:t xml:space="preserve">{</w:t>
+      </w:r>
+      <w:r>
+        <w:rPr>
+          <w:rStyle w:val="NormalTok"/>
+        </w:rPr>
+        <w:t xml:space="preserve">stable_result</w:t>
+      </w:r>
+      <w:r>
+        <w:rPr>
+          <w:rStyle w:val="SpecialCharTok"/>
+        </w:rPr>
+        <w:t xml:space="preserve">}</w:t>
+      </w:r>
+      <w:r>
+        <w:rPr>
+          <w:rStyle w:val="SpecialStringTok"/>
+        </w:rPr>
+        <w:t xml:space="preserve">"</w:t>
+      </w:r>
+      <w:r>
+        <w:rPr>
+          <w:rStyle w:val="NormalTok"/>
+        </w:rPr>
+        <w:t xml:space="preserve">)</w:t>
+      </w:r>
+      <w:r>
+        <w:br/>
+      </w:r>
+      <w:r>
+        <w:br/>
+      </w:r>
+      <w:r>
+        <w:rPr>
+          <w:rStyle w:val="CommentTok"/>
+        </w:rPr>
+        <w:t xml:space="preserve"># Example with a simple list of numbers.</w:t>
+      </w:r>
+      <w:r>
+        <w:br/>
+      </w:r>
+      <w:r>
+        <w:rPr>
+          <w:rStyle w:val="NormalTok"/>
+        </w:rPr>
+        <w:t xml:space="preserve">numbers_list </w:t>
+      </w:r>
+      <w:r>
+        <w:rPr>
+          <w:rStyle w:val="OperatorTok"/>
+        </w:rPr>
+        <w:t xml:space="preserve">=</w:t>
+      </w:r>
+      <w:r>
+        <w:rPr>
+          <w:rStyle w:val="NormalTok"/>
+        </w:rPr>
+        <w:t xml:space="preserve"> [</w:t>
+      </w:r>
+      <w:r>
+        <w:rPr>
+          <w:rStyle w:val="FloatTok"/>
+        </w:rPr>
+        <w:t xml:space="preserve">15.5</w:t>
+      </w:r>
+      <w:r>
+        <w:rPr>
+          <w:rStyle w:val="NormalTok"/>
+        </w:rPr>
+        <w:t xml:space="preserve">, </w:t>
+      </w:r>
+      <w:r>
+        <w:rPr>
+          <w:rStyle w:val="FloatTok"/>
+        </w:rPr>
+        <w:t xml:space="preserve">20.0</w:t>
+      </w:r>
+      <w:r>
+        <w:rPr>
+          <w:rStyle w:val="NormalTok"/>
+        </w:rPr>
+        <w:t xml:space="preserve">, </w:t>
+      </w:r>
+      <w:r>
+        <w:rPr>
+          <w:rStyle w:val="OperatorTok"/>
+        </w:rPr>
+        <w:t xml:space="preserve">-</w:t>
+      </w:r>
+      <w:r>
+        <w:rPr>
+          <w:rStyle w:val="FloatTok"/>
+        </w:rPr>
+        <w:t xml:space="preserve">5.25</w:t>
+      </w:r>
+      <w:r>
+        <w:rPr>
+          <w:rStyle w:val="NormalTok"/>
+        </w:rPr>
+        <w:t xml:space="preserve">, </w:t>
+      </w:r>
+      <w:r>
+        <w:rPr>
+          <w:rStyle w:val="FloatTok"/>
+        </w:rPr>
+        <w:t xml:space="preserve">100.0</w:t>
+      </w:r>
+      <w:r>
+        <w:rPr>
+          <w:rStyle w:val="NormalTok"/>
+        </w:rPr>
+        <w:t xml:space="preserve">]</w:t>
+      </w:r>
+      <w:r>
+        <w:br/>
+      </w:r>
+      <w:r>
+        <w:rPr>
+          <w:rStyle w:val="NormalTok"/>
+        </w:rPr>
+        <w:t xml:space="preserve">simple_sum </w:t>
+      </w:r>
+      <w:r>
+        <w:rPr>
+          <w:rStyle w:val="OperatorTok"/>
+        </w:rPr>
+        <w:t xml:space="preserve">=</w:t>
+      </w:r>
+      <w:r>
+        <w:rPr>
+          <w:rStyle w:val="NormalTok"/>
+        </w:rPr>
+        <w:t xml:space="preserve"> pairwise_sum(numbers_list)</w:t>
+      </w:r>
+      <w:r>
+        <w:br/>
+      </w:r>
+      <w:r>
+        <w:rPr>
+          <w:rStyle w:val="BuiltInTok"/>
+        </w:rPr>
+        <w:t xml:space="preserve">print</w:t>
+      </w:r>
+      <w:r>
+        <w:rPr>
+          <w:rStyle w:val="NormalTok"/>
+        </w:rPr>
+        <w:t xml:space="preserve">(</w:t>
+      </w:r>
+      <w:r>
+        <w:rPr>
+          <w:rStyle w:val="SpecialStringTok"/>
+        </w:rPr>
+        <w:t xml:space="preserve">f"The sum is: </w:t>
+      </w:r>
+      <w:r>
+        <w:rPr>
+          <w:rStyle w:val="SpecialCharTok"/>
+        </w:rPr>
+        <w:t xml:space="preserve">{</w:t>
+      </w:r>
+      <w:r>
+        <w:rPr>
+          <w:rStyle w:val="NormalTok"/>
+        </w:rPr>
+        <w:t xml:space="preserve">simple_sum</w:t>
+      </w:r>
+      <w:r>
+        <w:rPr>
+          <w:rStyle w:val="SpecialCharTok"/>
+        </w:rPr>
+        <w:t xml:space="preserve">}</w:t>
+      </w:r>
+      <w:r>
+        <w:rPr>
+          <w:rStyle w:val="SpecialStringTok"/>
+        </w:rPr>
+        <w:t xml:space="preserve">"</w:t>
+      </w:r>
+      <w:r>
+        <w:rPr>
+          <w:rStyle w:val="NormalTok"/>
+        </w:rPr>
+        <w:t xml:space="preserve">)</w:t>
+      </w:r>
+    </w:p>
+    <w:p>
+      <w:pPr>
+        <w:pStyle w:val="FirstParagraph"/>
+      </w:pPr>
       <w:r>
         <w:rPr>
           <w:b/>
           <w:bCs/>
         </w:rPr>
-        <w:t xml:space="preserve">pairwise_sum</w:t>
-      </w:r>
-      <w:r>
-        <w:t xml:space="preserve"> </w:t>
-      </w:r>
-      <w:r>
-        <w:t xml:space="preserve">is to compute the arithmetic sum of an iterable of numbers using a numerically stable approach to improve precision.</w:t>
+        <w:t xml:space="preserve">Expected Output:</w:t>
+      </w:r>
+    </w:p>
+    <w:p>
+      <w:pPr>
+        <w:pStyle w:val="SourceCode"/>
+      </w:pPr>
+      <w:r>
+        <w:rPr>
+          <w:rStyle w:val="VerbatimChar"/>
+        </w:rPr>
+        <w:t xml:space="preserve">The stable sum is: 2.0</w:t>
+      </w:r>
+      <w:r>
+        <w:br/>
+      </w:r>
+      <w:r>
+        <w:rPr>
+          <w:rStyle w:val="VerbatimChar"/>
+        </w:rPr>
+        <w:t xml:space="preserve">The sum is: 130.25</w:t>
+      </w:r>
+    </w:p>
+    <w:bookmarkEnd w:id="10"/>
+    <w:bookmarkStart w:id="11" w:name="functiondef-split_into_chunkstext-size"/>
+    <w:p>
+      <w:pPr>
+        <w:pStyle w:val="Heading2"/>
+      </w:pPr>
+      <w:r>
+        <w:rPr>
+          <w:rStyle w:val="SectionNumber"/>
+        </w:rPr>
+        <w:t xml:space="preserve">3</w:t>
+      </w:r>
+      <w:r>
+        <w:tab/>
+      </w:r>
+      <w:r>
+        <w:t xml:space="preserve">FunctionDef split_into_chunks(text, size)</w:t>
+      </w:r>
+    </w:p>
+    <w:p>
+      <w:pPr>
+        <w:pStyle w:val="FirstParagraph"/>
+      </w:pPr>
+      <w:r>
+        <w:t xml:space="preserve">Function - split_into_chunks:</w:t>
       </w:r>
     </w:p>
     <w:p>
@@ -494,32 +1621,13 @@
         <w:pStyle w:val="BodyText"/>
       </w:pPr>
       <w:r>
-        <w:rPr>
-          <w:b/>
-          <w:bCs/>
-        </w:rPr>
-        <w:t xml:space="preserve">parameters</w:t>
-      </w:r>
-      <w:r>
-        <w:t xml:space="preserve">: The parameters of this Function.</w:t>
+        <w:t xml:space="preserve">Purpose:</w:t>
       </w:r>
       <w:r>
         <w:t xml:space="preserve"> </w:t>
       </w:r>
       <w:r>
-        <w:t xml:space="preserve">·</w:t>
-      </w:r>
-      <w:r>
-        <w:t xml:space="preserve"> </w:t>
-      </w:r>
-      <w:r>
-        <w:rPr>
-          <w:rStyle w:val="VerbatimChar"/>
-        </w:rPr>
-        <w:t xml:space="preserve">numbers</w:t>
-      </w:r>
-      <w:r>
-        <w:t xml:space="preserve">: An iterable containing float or integer values that will be summed.</w:t>
+        <w:t xml:space="preserve">Splits a given string into a tuple of smaller, fixed-size substrings.</w:t>
       </w:r>
     </w:p>
     <w:p>
@@ -527,89 +1635,19 @@
         <w:pStyle w:val="BodyText"/>
       </w:pPr>
       <w:r>
-        <w:rPr>
-          <w:b/>
-          <w:bCs/>
-        </w:rPr>
-        <w:t xml:space="preserve">Code Description</w:t>
-      </w:r>
-      <w:r>
-        <w:t xml:space="preserve">:</w:t>
+        <w:t xml:space="preserve">Parameters:</w:t>
       </w:r>
       <w:r>
         <w:t xml:space="preserve"> </w:t>
       </w:r>
       <w:r>
-        <w:t xml:space="preserve">This function implements the Kahan summation algorithm to minimize floating-point errors. It initializes two floating-point variables,</w:t>
+        <w:t xml:space="preserve">• text (str): The input string that will be divided into chunks.</w:t>
       </w:r>
       <w:r>
         <w:t xml:space="preserve"> </w:t>
       </w:r>
       <w:r>
-        <w:rPr>
-          <w:rStyle w:val="VerbatimChar"/>
-        </w:rPr>
-        <w:t xml:space="preserve">total</w:t>
-      </w:r>
-      <w:r>
-        <w:t xml:space="preserve"> </w:t>
-      </w:r>
-      <w:r>
-        <w:t xml:space="preserve">and</w:t>
-      </w:r>
-      <w:r>
-        <w:t xml:space="preserve"> </w:t>
-      </w:r>
-      <w:r>
-        <w:rPr>
-          <w:rStyle w:val="VerbatimChar"/>
-        </w:rPr>
-        <w:t xml:space="preserve">compensation</w:t>
-      </w:r>
-      <w:r>
-        <w:t xml:space="preserve">, to</w:t>
-      </w:r>
-      <w:r>
-        <w:t xml:space="preserve"> </w:t>
-      </w:r>
-      <w:r>
-        <w:rPr>
-          <w:rStyle w:val="VerbatimChar"/>
-        </w:rPr>
-        <w:t xml:space="preserve">0.0</w:t>
-      </w:r>
-      <w:r>
-        <w:t xml:space="preserve">. The function then iterates through each</w:t>
-      </w:r>
-      <w:r>
-        <w:t xml:space="preserve"> </w:t>
-      </w:r>
-      <w:r>
-        <w:rPr>
-          <w:rStyle w:val="VerbatimChar"/>
-        </w:rPr>
-        <w:t xml:space="preserve">value</w:t>
-      </w:r>
-      <w:r>
-        <w:t xml:space="preserve"> </w:t>
-      </w:r>
-      <w:r>
-        <w:t xml:space="preserve">in the input</w:t>
-      </w:r>
-      <w:r>
-        <w:t xml:space="preserve"> </w:t>
-      </w:r>
-      <w:r>
-        <w:rPr>
-          <w:rStyle w:val="VerbatimChar"/>
-        </w:rPr>
-        <w:t xml:space="preserve">numbers</w:t>
-      </w:r>
-      <w:r>
-        <w:t xml:space="preserve"> </w:t>
-      </w:r>
-      <w:r>
-        <w:t xml:space="preserve">iterable.</w:t>
+        <w:t xml:space="preserve">• size (int): The desired maximum length for each chunk. This value is required to be a positive integer.</w:t>
       </w:r>
     </w:p>
     <w:p>
@@ -617,22 +1655,28 @@
         <w:pStyle w:val="BodyText"/>
       </w:pPr>
       <w:r>
-        <w:t xml:space="preserve">Inside the loop, it first calculates a corrected value</w:t>
+        <w:t xml:space="preserve">Detailed Description:</w:t>
       </w:r>
       <w:r>
         <w:t xml:space="preserve"> </w:t>
       </w:r>
       <w:r>
+        <w:t xml:space="preserve">This function divides a string into multiple segments of a specified length. The function first performs a validation check on the</w:t>
+      </w:r>
+      <w:r>
+        <w:t xml:space="preserve"> </w:t>
+      </w:r>
+      <w:r>
         <w:rPr>
           <w:rStyle w:val="VerbatimChar"/>
         </w:rPr>
-        <w:t xml:space="preserve">y</w:t>
+        <w:t xml:space="preserve">size</w:t>
       </w:r>
       <w:r>
         <w:t xml:space="preserve"> </w:t>
       </w:r>
       <w:r>
-        <w:t xml:space="preserve">by subtracting the</w:t>
+        <w:t xml:space="preserve">parameter. If</w:t>
       </w:r>
       <w:r>
         <w:t xml:space="preserve"> </w:t>
@@ -641,13 +1685,13 @@
         <w:rPr>
           <w:rStyle w:val="VerbatimChar"/>
         </w:rPr>
-        <w:t xml:space="preserve">compensation</w:t>
+        <w:t xml:space="preserve">size</w:t>
       </w:r>
       <w:r>
         <w:t xml:space="preserve"> </w:t>
       </w:r>
       <w:r>
-        <w:t xml:space="preserve">from the current</w:t>
+        <w:t xml:space="preserve">is zero or a negative number, it raises a</w:t>
       </w:r>
       <w:r>
         <w:t xml:space="preserve"> </w:t>
@@ -656,136 +1700,13 @@
         <w:rPr>
           <w:rStyle w:val="VerbatimChar"/>
         </w:rPr>
-        <w:t xml:space="preserve">value</w:t>
-      </w:r>
-      <w:r>
-        <w:t xml:space="preserve">. This</w:t>
+        <w:t xml:space="preserve">ValueError</w:t>
       </w:r>
       <w:r>
         <w:t xml:space="preserve"> </w:t>
       </w:r>
       <w:r>
-        <w:rPr>
-          <w:rStyle w:val="VerbatimChar"/>
-        </w:rPr>
-        <w:t xml:space="preserve">compensation</w:t>
-      </w:r>
-      <w:r>
-        <w:t xml:space="preserve"> </w:t>
-      </w:r>
-      <w:r>
-        <w:t xml:space="preserve">term holds the error from the previous iteration’s addition. Next, it calculates a temporary sum</w:t>
-      </w:r>
-      <w:r>
-        <w:t xml:space="preserve"> </w:t>
-      </w:r>
-      <w:r>
-        <w:rPr>
-          <w:rStyle w:val="VerbatimChar"/>
-        </w:rPr>
-        <w:t xml:space="preserve">t</w:t>
-      </w:r>
-      <w:r>
-        <w:t xml:space="preserve"> </w:t>
-      </w:r>
-      <w:r>
-        <w:t xml:space="preserve">by adding the corrected value</w:t>
-      </w:r>
-      <w:r>
-        <w:t xml:space="preserve"> </w:t>
-      </w:r>
-      <w:r>
-        <w:rPr>
-          <w:rStyle w:val="VerbatimChar"/>
-        </w:rPr>
-        <w:t xml:space="preserve">y</w:t>
-      </w:r>
-      <w:r>
-        <w:t xml:space="preserve"> </w:t>
-      </w:r>
-      <w:r>
-        <w:t xml:space="preserve">to the running</w:t>
-      </w:r>
-      <w:r>
-        <w:t xml:space="preserve"> </w:t>
-      </w:r>
-      <w:r>
-        <w:rPr>
-          <w:rStyle w:val="VerbatimChar"/>
-        </w:rPr>
-        <w:t xml:space="preserve">total</w:t>
-      </w:r>
-      <w:r>
-        <w:t xml:space="preserve">. The new</w:t>
-      </w:r>
-      <w:r>
-        <w:t xml:space="preserve"> </w:t>
-      </w:r>
-      <w:r>
-        <w:rPr>
-          <w:rStyle w:val="VerbatimChar"/>
-        </w:rPr>
-        <w:t xml:space="preserve">compensation</w:t>
-      </w:r>
-      <w:r>
-        <w:t xml:space="preserve"> </w:t>
-      </w:r>
-      <w:r>
-        <w:t xml:space="preserve">value is then calculated by finding the difference</w:t>
-      </w:r>
-      <w:r>
-        <w:t xml:space="preserve"> </w:t>
-      </w:r>
-      <w:r>
-        <w:rPr>
-          <w:rStyle w:val="VerbatimChar"/>
-        </w:rPr>
-        <w:t xml:space="preserve">(t - total) - y</w:t>
-      </w:r>
-      <w:r>
-        <w:t xml:space="preserve">, which effectively captures the low-order bits (the error) lost in the</w:t>
-      </w:r>
-      <w:r>
-        <w:t xml:space="preserve"> </w:t>
-      </w:r>
-      <w:r>
-        <w:rPr>
-          <w:rStyle w:val="VerbatimChar"/>
-        </w:rPr>
-        <w:t xml:space="preserve">t = total + y</w:t>
-      </w:r>
-      <w:r>
-        <w:t xml:space="preserve"> </w:t>
-      </w:r>
-      <w:r>
-        <w:t xml:space="preserve">operation. Finally, the</w:t>
-      </w:r>
-      <w:r>
-        <w:t xml:space="preserve"> </w:t>
-      </w:r>
-      <w:r>
-        <w:rPr>
-          <w:rStyle w:val="VerbatimChar"/>
-        </w:rPr>
-        <w:t xml:space="preserve">total</w:t>
-      </w:r>
-      <w:r>
-        <w:t xml:space="preserve"> </w:t>
-      </w:r>
-      <w:r>
-        <w:t xml:space="preserve">is updated to the value of</w:t>
-      </w:r>
-      <w:r>
-        <w:t xml:space="preserve"> </w:t>
-      </w:r>
-      <w:r>
-        <w:rPr>
-          <w:rStyle w:val="VerbatimChar"/>
-        </w:rPr>
-        <w:t xml:space="preserve">t</w:t>
-      </w:r>
-      <w:r>
-        <w:t xml:space="preserve">.</w:t>
+        <w:t xml:space="preserve">to indicate that the chunk length must be positive.</w:t>
       </w:r>
     </w:p>
     <w:p>
@@ -793,7 +1714,7 @@
         <w:pStyle w:val="BodyText"/>
       </w:pPr>
       <w:r>
-        <w:t xml:space="preserve">After the loop has processed all values in the iterable, the function returns the final</w:t>
+        <w:t xml:space="preserve">If the</w:t>
       </w:r>
       <w:r>
         <w:t xml:space="preserve"> </w:t>
@@ -802,10 +1723,91 @@
         <w:rPr>
           <w:rStyle w:val="VerbatimChar"/>
         </w:rPr>
-        <w:t xml:space="preserve">total</w:t>
-      </w:r>
-      <w:r>
-        <w:t xml:space="preserve">.</w:t>
+        <w:t xml:space="preserve">size</w:t>
+      </w:r>
+      <w:r>
+        <w:t xml:space="preserve"> </w:t>
+      </w:r>
+      <w:r>
+        <w:t xml:space="preserve">is valid, the function proceeds with the splitting logic. It uses a generator expression that iterates over the indices of the input</w:t>
+      </w:r>
+      <w:r>
+        <w:t xml:space="preserve"> </w:t>
+      </w:r>
+      <w:r>
+        <w:rPr>
+          <w:rStyle w:val="VerbatimChar"/>
+        </w:rPr>
+        <w:t xml:space="preserve">text</w:t>
+      </w:r>
+      <w:r>
+        <w:t xml:space="preserve"> </w:t>
+      </w:r>
+      <w:r>
+        <w:t xml:space="preserve">with a step equal to</w:t>
+      </w:r>
+      <w:r>
+        <w:t xml:space="preserve"> </w:t>
+      </w:r>
+      <w:r>
+        <w:rPr>
+          <w:rStyle w:val="VerbatimChar"/>
+        </w:rPr>
+        <w:t xml:space="preserve">size</w:t>
+      </w:r>
+      <w:r>
+        <w:t xml:space="preserve">. The</w:t>
+      </w:r>
+      <w:r>
+        <w:t xml:space="preserve"> </w:t>
+      </w:r>
+      <w:r>
+        <w:rPr>
+          <w:rStyle w:val="VerbatimChar"/>
+        </w:rPr>
+        <w:t xml:space="preserve">range</w:t>
+      </w:r>
+      <w:r>
+        <w:t xml:space="preserve"> </w:t>
+      </w:r>
+      <w:r>
+        <w:t xml:space="preserve">function is configured to start at index 0, go up to the length of the string, and increment by the</w:t>
+      </w:r>
+      <w:r>
+        <w:t xml:space="preserve"> </w:t>
+      </w:r>
+      <w:r>
+        <w:rPr>
+          <w:rStyle w:val="VerbatimChar"/>
+        </w:rPr>
+        <w:t xml:space="preserve">size</w:t>
+      </w:r>
+      <w:r>
+        <w:t xml:space="preserve"> </w:t>
+      </w:r>
+      <w:r>
+        <w:t xml:space="preserve">value at each step. For each generated index</w:t>
+      </w:r>
+      <w:r>
+        <w:t xml:space="preserve"> </w:t>
+      </w:r>
+      <w:r>
+        <w:rPr>
+          <w:rStyle w:val="VerbatimChar"/>
+        </w:rPr>
+        <w:t xml:space="preserve">i</w:t>
+      </w:r>
+      <w:r>
+        <w:t xml:space="preserve">, the function uses string slicing (</w:t>
+      </w:r>
+      <w:r>
+        <w:rPr>
+          <w:rStyle w:val="VerbatimChar"/>
+        </w:rPr>
+        <w:t xml:space="preserve">text[i : i + size]</w:t>
+      </w:r>
+      <w:r>
+        <w:t xml:space="preserve">) to extract a substring. This process continues until the entire string has been processed. The resulting substrings are collected into a tuple, which is then returned.</w:t>
       </w:r>
     </w:p>
     <w:p>
@@ -813,20 +1815,13 @@
         <w:pStyle w:val="BodyText"/>
       </w:pPr>
       <w:r>
-        <w:rPr>
-          <w:b/>
-          <w:bCs/>
-        </w:rPr>
-        <w:t xml:space="preserve">Note</w:t>
-      </w:r>
-      <w:r>
-        <w:t xml:space="preserve">:</w:t>
+        <w:t xml:space="preserve">Important Notes:</w:t>
       </w:r>
       <w:r>
         <w:t xml:space="preserve"> </w:t>
       </w:r>
       <w:r>
-        <w:t xml:space="preserve">This function is particularly useful for summing a large number of floating-point values where standard summation might accumulate significant precision errors. It provides a more accurate result than Python’s built-in</w:t>
+        <w:t xml:space="preserve">• The function will raise a</w:t>
       </w:r>
       <w:r>
         <w:t xml:space="preserve"> </w:t>
@@ -835,13 +1830,97 @@
         <w:rPr>
           <w:rStyle w:val="VerbatimChar"/>
         </w:rPr>
-        <w:t xml:space="preserve">sum()</w:t>
+        <w:t xml:space="preserve">ValueError</w:t>
       </w:r>
       <w:r>
         <w:t xml:space="preserve"> </w:t>
       </w:r>
       <w:r>
-        <w:t xml:space="preserve">for such cases.</w:t>
+        <w:t xml:space="preserve">if the provided</w:t>
+      </w:r>
+      <w:r>
+        <w:t xml:space="preserve"> </w:t>
+      </w:r>
+      <w:r>
+        <w:rPr>
+          <w:rStyle w:val="VerbatimChar"/>
+        </w:rPr>
+        <w:t xml:space="preserve">size</w:t>
+      </w:r>
+      <w:r>
+        <w:t xml:space="preserve"> </w:t>
+      </w:r>
+      <w:r>
+        <w:t xml:space="preserve">is not a positive integer (i.e., if</w:t>
+      </w:r>
+      <w:r>
+        <w:t xml:space="preserve"> </w:t>
+      </w:r>
+      <w:r>
+        <w:rPr>
+          <w:rStyle w:val="VerbatimChar"/>
+        </w:rPr>
+        <w:t xml:space="preserve">size</w:t>
+      </w:r>
+      <w:r>
+        <w:t xml:space="preserve"> </w:t>
+      </w:r>
+      <w:r>
+        <w:t xml:space="preserve">&lt;= 0).</w:t>
+      </w:r>
+      <w:r>
+        <w:t xml:space="preserve"> </w:t>
+      </w:r>
+      <w:r>
+        <w:t xml:space="preserve">• The final substring in the returned tuple may be shorter than the specified</w:t>
+      </w:r>
+      <w:r>
+        <w:t xml:space="preserve"> </w:t>
+      </w:r>
+      <w:r>
+        <w:rPr>
+          <w:rStyle w:val="VerbatimChar"/>
+        </w:rPr>
+        <w:t xml:space="preserve">size</w:t>
+      </w:r>
+      <w:r>
+        <w:t xml:space="preserve"> </w:t>
+      </w:r>
+      <w:r>
+        <w:t xml:space="preserve">if the total length of the input</w:t>
+      </w:r>
+      <w:r>
+        <w:t xml:space="preserve"> </w:t>
+      </w:r>
+      <w:r>
+        <w:rPr>
+          <w:rStyle w:val="VerbatimChar"/>
+        </w:rPr>
+        <w:t xml:space="preserve">text</w:t>
+      </w:r>
+      <w:r>
+        <w:t xml:space="preserve"> </w:t>
+      </w:r>
+      <w:r>
+        <w:t xml:space="preserve">is not an even multiple of</w:t>
+      </w:r>
+      <w:r>
+        <w:t xml:space="preserve"> </w:t>
+      </w:r>
+      <w:r>
+        <w:rPr>
+          <w:rStyle w:val="VerbatimChar"/>
+        </w:rPr>
+        <w:t xml:space="preserve">size</w:t>
+      </w:r>
+      <w:r>
+        <w:t xml:space="preserve">.</w:t>
+      </w:r>
+      <w:r>
+        <w:t xml:space="preserve"> </w:t>
+      </w:r>
+      <w:r>
+        <w:t xml:space="preserve">• This function does not require any external libraries.</w:t>
       </w:r>
     </w:p>
     <w:p>
@@ -865,56 +1944,9 @@
       </w:pPr>
       <w:r>
         <w:rPr>
-          <w:rStyle w:val="CommentTok"/>
-        </w:rPr>
-        <w:t xml:space="preserve"># Calling pairwise_sum([0.1, 0.1, 0.1, 0.1, 0.1, 0.1, 0.1, 0.1, 0.1, 0.1])</w:t>
-      </w:r>
-      <w:r>
-        <w:br/>
-      </w:r>
-      <w:r>
-        <w:rPr>
-          <w:rStyle w:val="FloatTok"/>
-        </w:rPr>
-        <w:t xml:space="preserve">1.0</w:t>
-      </w:r>
-    </w:p>
-    <w:bookmarkEnd w:id="12"/>
-    <w:bookmarkStart w:id="13" w:name="functiondef-split_into_chunkstext-size"/>
-    <w:p>
-      <w:pPr>
-        <w:pStyle w:val="Heading2"/>
-      </w:pPr>
-      <w:r>
-        <w:rPr>
-          <w:rStyle w:val="SectionNumber"/>
-        </w:rPr>
-        <w:t xml:space="preserve">5</w:t>
-      </w:r>
-      <w:r>
-        <w:tab/>
-      </w:r>
-      <w:r>
-        <w:t xml:space="preserve">FunctionDef split_into_chunks(text, size)</w:t>
-      </w:r>
-    </w:p>
-    <w:bookmarkEnd w:id="13"/>
-    <w:bookmarkStart w:id="14" w:name="function-split_into_chunks"/>
-    <w:p>
-      <w:pPr>
-        <w:pStyle w:val="Heading2"/>
-      </w:pPr>
-      <w:r>
-        <w:rPr>
-          <w:rStyle w:val="SectionNumber"/>
-        </w:rPr>
-        <w:t xml:space="preserve">6</w:t>
-      </w:r>
-      <w:r>
-        <w:tab/>
-      </w:r>
-      <w:r>
-        <w:t xml:space="preserve">Function: split_into_chunks</w:t>
+          <w:rStyle w:val="VerbatimChar"/>
+        </w:rPr>
+        <w:t xml:space="preserve">('Hel', 'loW', 'orl', 'd')</w:t>
       </w:r>
     </w:p>
     <w:p>
@@ -922,293 +1954,7 @@
         <w:pStyle w:val="FirstParagraph"/>
       </w:pPr>
       <w:r>
-        <w:t xml:space="preserve">The function of</w:t>
-      </w:r>
-      <w:r>
-        <w:t xml:space="preserve"> </w:t>
-      </w:r>
-      <w:r>
-        <w:rPr>
-          <w:b/>
-          <w:bCs/>
-        </w:rPr>
-        <w:t xml:space="preserve">split_into_chunks</w:t>
-      </w:r>
-      <w:r>
-        <w:t xml:space="preserve"> </w:t>
-      </w:r>
-      <w:r>
-        <w:t xml:space="preserve">is to split a given string into a series of smaller, fixed-size substrings.</w:t>
-      </w:r>
-    </w:p>
-    <w:p>
-      <w:pPr>
-        <w:pStyle w:val="BodyText"/>
-      </w:pPr>
-      <w:r>
-        <w:rPr>
-          <w:b/>
-          <w:bCs/>
-        </w:rPr>
-        <w:t xml:space="preserve">parameters</w:t>
-      </w:r>
-      <w:r>
-        <w:t xml:space="preserve">: The parameters of this Function.</w:t>
-      </w:r>
-      <w:r>
-        <w:t xml:space="preserve"> </w:t>
-      </w:r>
-      <w:r>
-        <w:t xml:space="preserve">·</w:t>
-      </w:r>
-      <w:r>
-        <w:t xml:space="preserve"> </w:t>
-      </w:r>
-      <w:r>
-        <w:rPr>
-          <w:rStyle w:val="VerbatimChar"/>
-        </w:rPr>
-        <w:t xml:space="preserve">text</w:t>
-      </w:r>
-      <w:r>
-        <w:t xml:space="preserve">: The string to be split into chunks.</w:t>
-      </w:r>
-      <w:r>
-        <w:t xml:space="preserve"> </w:t>
-      </w:r>
-      <w:r>
-        <w:t xml:space="preserve">·</w:t>
-      </w:r>
-      <w:r>
-        <w:t xml:space="preserve"> </w:t>
-      </w:r>
-      <w:r>
-        <w:rPr>
-          <w:rStyle w:val="VerbatimChar"/>
-        </w:rPr>
-        <w:t xml:space="preserve">size</w:t>
-      </w:r>
-      <w:r>
-        <w:t xml:space="preserve">: The integer length for each chunk. This value must be positive.</w:t>
-      </w:r>
-    </w:p>
-    <w:p>
-      <w:pPr>
-        <w:pStyle w:val="BodyText"/>
-      </w:pPr>
-      <w:r>
-        <w:rPr>
-          <w:b/>
-          <w:bCs/>
-        </w:rPr>
-        <w:t xml:space="preserve">Code Description</w:t>
-      </w:r>
-      <w:r>
-        <w:t xml:space="preserve">:</w:t>
-      </w:r>
-      <w:r>
-        <w:t xml:space="preserve"> </w:t>
-      </w:r>
-      <w:r>
-        <w:t xml:space="preserve">The function first checks if the provided</w:t>
-      </w:r>
-      <w:r>
-        <w:t xml:space="preserve"> </w:t>
-      </w:r>
-      <w:r>
-        <w:rPr>
-          <w:rStyle w:val="VerbatimChar"/>
-        </w:rPr>
-        <w:t xml:space="preserve">size</w:t>
-      </w:r>
-      <w:r>
-        <w:t xml:space="preserve"> </w:t>
-      </w:r>
-      <w:r>
-        <w:t xml:space="preserve">parameter is less than or equal to zero. If it is, a</w:t>
-      </w:r>
-      <w:r>
-        <w:t xml:space="preserve"> </w:t>
-      </w:r>
-      <w:r>
-        <w:rPr>
-          <w:rStyle w:val="VerbatimChar"/>
-        </w:rPr>
-        <w:t xml:space="preserve">ValueError</w:t>
-      </w:r>
-      <w:r>
-        <w:t xml:space="preserve"> </w:t>
-      </w:r>
-      <w:r>
-        <w:t xml:space="preserve">is raised with the message</w:t>
-      </w:r>
-      <w:r>
-        <w:t xml:space="preserve"> </w:t>
-      </w:r>
-      <w:r>
-        <w:t xml:space="preserve">“size must be positive”</w:t>
-      </w:r>
-      <w:r>
-        <w:t xml:space="preserve">. If</w:t>
-      </w:r>
-      <w:r>
-        <w:t xml:space="preserve"> </w:t>
-      </w:r>
-      <w:r>
-        <w:rPr>
-          <w:rStyle w:val="VerbatimChar"/>
-        </w:rPr>
-        <w:t xml:space="preserve">size</w:t>
-      </w:r>
-      <w:r>
-        <w:t xml:space="preserve"> </w:t>
-      </w:r>
-      <w:r>
-        <w:t xml:space="preserve">is a positive number, the function proceeds to slice the input</w:t>
-      </w:r>
-      <w:r>
-        <w:t xml:space="preserve"> </w:t>
-      </w:r>
-      <w:r>
-        <w:rPr>
-          <w:rStyle w:val="VerbatimChar"/>
-        </w:rPr>
-        <w:t xml:space="preserve">text</w:t>
-      </w:r>
-      <w:r>
-        <w:t xml:space="preserve">. It uses a generator expression that iterates from the start of the string to its end, with a step equal to</w:t>
-      </w:r>
-      <w:r>
-        <w:t xml:space="preserve"> </w:t>
-      </w:r>
-      <w:r>
-        <w:rPr>
-          <w:rStyle w:val="VerbatimChar"/>
-        </w:rPr>
-        <w:t xml:space="preserve">size</w:t>
-      </w:r>
-      <w:r>
-        <w:t xml:space="preserve">. In each step, it creates a substring of length</w:t>
-      </w:r>
-      <w:r>
-        <w:t xml:space="preserve"> </w:t>
-      </w:r>
-      <w:r>
-        <w:rPr>
-          <w:rStyle w:val="VerbatimChar"/>
-        </w:rPr>
-        <w:t xml:space="preserve">size</w:t>
-      </w:r>
-      <w:r>
-        <w:t xml:space="preserve"> </w:t>
-      </w:r>
-      <w:r>
-        <w:t xml:space="preserve">starting from the current index. These substrings are then collected into a tuple, which is returned. The last substring in the tuple may be shorter than</w:t>
-      </w:r>
-      <w:r>
-        <w:t xml:space="preserve"> </w:t>
-      </w:r>
-      <w:r>
-        <w:rPr>
-          <w:rStyle w:val="VerbatimChar"/>
-        </w:rPr>
-        <w:t xml:space="preserve">size</w:t>
-      </w:r>
-      <w:r>
-        <w:t xml:space="preserve"> </w:t>
-      </w:r>
-      <w:r>
-        <w:t xml:space="preserve">if the length of the original text is not a multiple of</w:t>
-      </w:r>
-      <w:r>
-        <w:t xml:space="preserve"> </w:t>
-      </w:r>
-      <w:r>
-        <w:rPr>
-          <w:rStyle w:val="VerbatimChar"/>
-        </w:rPr>
-        <w:t xml:space="preserve">size</w:t>
-      </w:r>
-      <w:r>
-        <w:t xml:space="preserve">.</w:t>
-      </w:r>
-    </w:p>
-    <w:p>
-      <w:pPr>
-        <w:pStyle w:val="BodyText"/>
-      </w:pPr>
-      <w:r>
-        <w:rPr>
-          <w:b/>
-          <w:bCs/>
-        </w:rPr>
-        <w:t xml:space="preserve">Note</w:t>
-      </w:r>
-      <w:r>
-        <w:t xml:space="preserve">:</w:t>
-      </w:r>
-      <w:r>
-        <w:t xml:space="preserve"> </w:t>
-      </w:r>
-      <w:r>
-        <w:t xml:space="preserve">The function will raise a</w:t>
-      </w:r>
-      <w:r>
-        <w:t xml:space="preserve"> </w:t>
-      </w:r>
-      <w:r>
-        <w:rPr>
-          <w:rStyle w:val="VerbatimChar"/>
-        </w:rPr>
-        <w:t xml:space="preserve">ValueError</w:t>
-      </w:r>
-      <w:r>
-        <w:t xml:space="preserve"> </w:t>
-      </w:r>
-      <w:r>
-        <w:t xml:space="preserve">if the</w:t>
-      </w:r>
-      <w:r>
-        <w:t xml:space="preserve"> </w:t>
-      </w:r>
-      <w:r>
-        <w:rPr>
-          <w:rStyle w:val="VerbatimChar"/>
-        </w:rPr>
-        <w:t xml:space="preserve">size</w:t>
-      </w:r>
-      <w:r>
-        <w:t xml:space="preserve"> </w:t>
-      </w:r>
-      <w:r>
-        <w:t xml:space="preserve">argument is zero or a negative number. The last chunk in the returned tuple can be shorter than the specified</w:t>
-      </w:r>
-      <w:r>
-        <w:t xml:space="preserve"> </w:t>
-      </w:r>
-      <w:r>
-        <w:rPr>
-          <w:rStyle w:val="VerbatimChar"/>
-        </w:rPr>
-        <w:t xml:space="preserve">size</w:t>
-      </w:r>
-      <w:r>
-        <w:t xml:space="preserve">.</w:t>
-      </w:r>
-    </w:p>
-    <w:p>
-      <w:pPr>
-        <w:pStyle w:val="BodyText"/>
-      </w:pPr>
-      <w:r>
-        <w:rPr>
-          <w:b/>
-          <w:bCs/>
-        </w:rPr>
-        <w:t xml:space="preserve">Output Example</w:t>
-      </w:r>
-      <w:r>
-        <w:t xml:space="preserve">:</w:t>
+        <w:t xml:space="preserve">Usage Example:</w:t>
       </w:r>
     </w:p>
     <w:p>
@@ -1217,48 +1963,399 @@
       </w:pPr>
       <w:r>
         <w:rPr>
+          <w:rStyle w:val="CommentTok"/>
+        </w:rPr>
+        <w:t xml:space="preserve"># Example 1: Splitting a string where the length is not a multiple of the size</w:t>
+      </w:r>
+      <w:r>
+        <w:br/>
+      </w:r>
+      <w:r>
+        <w:rPr>
           <w:rStyle w:val="NormalTok"/>
         </w:rPr>
+        <w:t xml:space="preserve">text_to_split </w:t>
+      </w:r>
+      <w:r>
+        <w:rPr>
+          <w:rStyle w:val="OperatorTok"/>
+        </w:rPr>
+        <w:t xml:space="preserve">=</w:t>
+      </w:r>
+      <w:r>
+        <w:rPr>
+          <w:rStyle w:val="NormalTok"/>
+        </w:rPr>
+        <w:t xml:space="preserve"> </w:t>
+      </w:r>
+      <w:r>
+        <w:rPr>
+          <w:rStyle w:val="StringTok"/>
+        </w:rPr>
+        <w:t xml:space="preserve">"This is a sample string for chunking."</w:t>
+      </w:r>
+      <w:r>
+        <w:br/>
+      </w:r>
+      <w:r>
+        <w:rPr>
+          <w:rStyle w:val="NormalTok"/>
+        </w:rPr>
+        <w:t xml:space="preserve">chunk_size </w:t>
+      </w:r>
+      <w:r>
+        <w:rPr>
+          <w:rStyle w:val="OperatorTok"/>
+        </w:rPr>
+        <w:t xml:space="preserve">=</w:t>
+      </w:r>
+      <w:r>
+        <w:rPr>
+          <w:rStyle w:val="NormalTok"/>
+        </w:rPr>
+        <w:t xml:space="preserve"> </w:t>
+      </w:r>
+      <w:r>
+        <w:rPr>
+          <w:rStyle w:val="DecValTok"/>
+        </w:rPr>
+        <w:t xml:space="preserve">10</w:t>
+      </w:r>
+      <w:r>
+        <w:br/>
+      </w:r>
+      <w:r>
+        <w:rPr>
+          <w:rStyle w:val="NormalTok"/>
+        </w:rPr>
+        <w:t xml:space="preserve">chunks </w:t>
+      </w:r>
+      <w:r>
+        <w:rPr>
+          <w:rStyle w:val="OperatorTok"/>
+        </w:rPr>
+        <w:t xml:space="preserve">=</w:t>
+      </w:r>
+      <w:r>
+        <w:rPr>
+          <w:rStyle w:val="NormalTok"/>
+        </w:rPr>
+        <w:t xml:space="preserve"> split_into_chunks(text_to_split, chunk_size)</w:t>
+      </w:r>
+      <w:r>
+        <w:br/>
+      </w:r>
+      <w:r>
+        <w:rPr>
+          <w:rStyle w:val="BuiltInTok"/>
+        </w:rPr>
+        <w:t xml:space="preserve">print</w:t>
+      </w:r>
+      <w:r>
+        <w:rPr>
+          <w:rStyle w:val="NormalTok"/>
+        </w:rPr>
+        <w:t xml:space="preserve">(chunks)</w:t>
+      </w:r>
+      <w:r>
+        <w:br/>
+      </w:r>
+      <w:r>
+        <w:rPr>
+          <w:rStyle w:val="CommentTok"/>
+        </w:rPr>
+        <w:t xml:space="preserve"># Expected Output: ('This is a ', 'sample str', 'ing for ch', 'unking.')</w:t>
+      </w:r>
+      <w:r>
+        <w:br/>
+      </w:r>
+      <w:r>
+        <w:br/>
+      </w:r>
+      <w:r>
+        <w:rPr>
+          <w:rStyle w:val="CommentTok"/>
+        </w:rPr>
+        <w:t xml:space="preserve"># Example 2: Splitting a string where the length is a multiple of the size</w:t>
+      </w:r>
+      <w:r>
+        <w:br/>
+      </w:r>
+      <w:r>
+        <w:rPr>
+          <w:rStyle w:val="NormalTok"/>
+        </w:rPr>
+        <w:t xml:space="preserve">text_to_split_even </w:t>
+      </w:r>
+      <w:r>
+        <w:rPr>
+          <w:rStyle w:val="OperatorTok"/>
+        </w:rPr>
+        <w:t xml:space="preserve">=</w:t>
+      </w:r>
+      <w:r>
+        <w:rPr>
+          <w:rStyle w:val="NormalTok"/>
+        </w:rPr>
+        <w:t xml:space="preserve"> </w:t>
+      </w:r>
+      <w:r>
+        <w:rPr>
+          <w:rStyle w:val="StringTok"/>
+        </w:rPr>
+        <w:t xml:space="preserve">"abcdefghij"</w:t>
+      </w:r>
+      <w:r>
+        <w:br/>
+      </w:r>
+      <w:r>
+        <w:rPr>
+          <w:rStyle w:val="NormalTok"/>
+        </w:rPr>
+        <w:t xml:space="preserve">chunk_size_even </w:t>
+      </w:r>
+      <w:r>
+        <w:rPr>
+          <w:rStyle w:val="OperatorTok"/>
+        </w:rPr>
+        <w:t xml:space="preserve">=</w:t>
+      </w:r>
+      <w:r>
+        <w:rPr>
+          <w:rStyle w:val="NormalTok"/>
+        </w:rPr>
+        <w:t xml:space="preserve"> </w:t>
+      </w:r>
+      <w:r>
+        <w:rPr>
+          <w:rStyle w:val="DecValTok"/>
+        </w:rPr>
+        <w:t xml:space="preserve">5</w:t>
+      </w:r>
+      <w:r>
+        <w:br/>
+      </w:r>
+      <w:r>
+        <w:rPr>
+          <w:rStyle w:val="NormalTok"/>
+        </w:rPr>
+        <w:t xml:space="preserve">chunks_even </w:t>
+      </w:r>
+      <w:r>
+        <w:rPr>
+          <w:rStyle w:val="OperatorTok"/>
+        </w:rPr>
+        <w:t xml:space="preserve">=</w:t>
+      </w:r>
+      <w:r>
+        <w:rPr>
+          <w:rStyle w:val="NormalTok"/>
+        </w:rPr>
+        <w:t xml:space="preserve"> split_into_chunks(text_to_split_even, chunk_size_even)</w:t>
+      </w:r>
+      <w:r>
+        <w:br/>
+      </w:r>
+      <w:r>
+        <w:rPr>
+          <w:rStyle w:val="BuiltInTok"/>
+        </w:rPr>
+        <w:t xml:space="preserve">print</w:t>
+      </w:r>
+      <w:r>
+        <w:rPr>
+          <w:rStyle w:val="NormalTok"/>
+        </w:rPr>
+        <w:t xml:space="preserve">(chunks_even)</w:t>
+      </w:r>
+      <w:r>
+        <w:br/>
+      </w:r>
+      <w:r>
+        <w:rPr>
+          <w:rStyle w:val="CommentTok"/>
+        </w:rPr>
+        <w:t xml:space="preserve"># Expected Output: ('abcde', 'fghij')</w:t>
+      </w:r>
+      <w:r>
+        <w:br/>
+      </w:r>
+      <w:r>
+        <w:br/>
+      </w:r>
+      <w:r>
+        <w:rPr>
+          <w:rStyle w:val="CommentTok"/>
+        </w:rPr>
+        <w:t xml:space="preserve"># Example 3: Attempting to use an invalid size</w:t>
+      </w:r>
+      <w:r>
+        <w:br/>
+      </w:r>
+      <w:r>
+        <w:rPr>
+          <w:rStyle w:val="ControlFlowTok"/>
+        </w:rPr>
+        <w:t xml:space="preserve">try</w:t>
+      </w:r>
+      <w:r>
+        <w:rPr>
+          <w:rStyle w:val="NormalTok"/>
+        </w:rPr>
+        <w:t xml:space="preserve">:</w:t>
+      </w:r>
+      <w:r>
+        <w:br/>
+      </w:r>
+      <w:r>
+        <w:rPr>
+          <w:rStyle w:val="NormalTok"/>
+        </w:rPr>
+        <w:t xml:space="preserve">    invalid_chunks </w:t>
+      </w:r>
+      <w:r>
+        <w:rPr>
+          <w:rStyle w:val="OperatorTok"/>
+        </w:rPr>
+        <w:t xml:space="preserve">=</w:t>
+      </w:r>
+      <w:r>
+        <w:rPr>
+          <w:rStyle w:val="NormalTok"/>
+        </w:rPr>
+        <w:t xml:space="preserve"> split_into_chunks(</w:t>
+      </w:r>
+      <w:r>
+        <w:rPr>
+          <w:rStyle w:val="StringTok"/>
+        </w:rPr>
+        <w:t xml:space="preserve">"some text"</w:t>
+      </w:r>
+      <w:r>
+        <w:rPr>
+          <w:rStyle w:val="NormalTok"/>
+        </w:rPr>
+        <w:t xml:space="preserve">, </w:t>
+      </w:r>
+      <w:r>
+        <w:rPr>
+          <w:rStyle w:val="DecValTok"/>
+        </w:rPr>
+        <w:t xml:space="preserve">0</w:t>
+      </w:r>
+      <w:r>
+        <w:rPr>
+          <w:rStyle w:val="NormalTok"/>
+        </w:rPr>
+        <w:t xml:space="preserve">)</w:t>
+      </w:r>
+      <w:r>
+        <w:br/>
+      </w:r>
+      <w:r>
+        <w:rPr>
+          <w:rStyle w:val="ControlFlowTok"/>
+        </w:rPr>
+        <w:t xml:space="preserve">except</w:t>
+      </w:r>
+      <w:r>
+        <w:rPr>
+          <w:rStyle w:val="NormalTok"/>
+        </w:rPr>
+        <w:t xml:space="preserve"> </w:t>
+      </w:r>
+      <w:r>
+        <w:rPr>
+          <w:rStyle w:val="PreprocessorTok"/>
+        </w:rPr>
+        <w:t xml:space="preserve">ValueError</w:t>
+      </w:r>
+      <w:r>
+        <w:rPr>
+          <w:rStyle w:val="NormalTok"/>
+        </w:rPr>
+        <w:t xml:space="preserve"> </w:t>
+      </w:r>
+      <w:r>
+        <w:rPr>
+          <w:rStyle w:val="ImportTok"/>
+        </w:rPr>
+        <w:t xml:space="preserve">as</w:t>
+      </w:r>
+      <w:r>
+        <w:rPr>
+          <w:rStyle w:val="NormalTok"/>
+        </w:rPr>
+        <w:t xml:space="preserve"> e:</w:t>
+      </w:r>
+      <w:r>
+        <w:br/>
+      </w:r>
+      <w:r>
+        <w:rPr>
+          <w:rStyle w:val="NormalTok"/>
+        </w:rPr>
+        <w:t xml:space="preserve">    </w:t>
+      </w:r>
+      <w:r>
+        <w:rPr>
+          <w:rStyle w:val="BuiltInTok"/>
+        </w:rPr>
+        <w:t xml:space="preserve">print</w:t>
+      </w:r>
+      <w:r>
+        <w:rPr>
+          <w:rStyle w:val="NormalTok"/>
+        </w:rPr>
         <w:t xml:space="preserve">(</w:t>
       </w:r>
       <w:r>
         <w:rPr>
-          <w:rStyle w:val="StringTok"/>
-        </w:rPr>
-        <w:t xml:space="preserve">'sub'</w:t>
+          <w:rStyle w:val="SpecialStringTok"/>
+        </w:rPr>
+        <w:t xml:space="preserve">f"Error: </w:t>
+      </w:r>
+      <w:r>
+        <w:rPr>
+          <w:rStyle w:val="SpecialCharTok"/>
+        </w:rPr>
+        <w:t xml:space="preserve">{</w:t>
       </w:r>
       <w:r>
         <w:rPr>
           <w:rStyle w:val="NormalTok"/>
         </w:rPr>
-        <w:t xml:space="preserve">, </w:t>
-      </w:r>
-      <w:r>
-        <w:rPr>
-          <w:rStyle w:val="StringTok"/>
-        </w:rPr>
-        <w:t xml:space="preserve">'str'</w:t>
+        <w:t xml:space="preserve">e</w:t>
+      </w:r>
+      <w:r>
+        <w:rPr>
+          <w:rStyle w:val="SpecialCharTok"/>
+        </w:rPr>
+        <w:t xml:space="preserve">}</w:t>
+      </w:r>
+      <w:r>
+        <w:rPr>
+          <w:rStyle w:val="SpecialStringTok"/>
+        </w:rPr>
+        <w:t xml:space="preserve">"</w:t>
       </w:r>
       <w:r>
         <w:rPr>
           <w:rStyle w:val="NormalTok"/>
         </w:rPr>
-        <w:t xml:space="preserve">, </w:t>
-      </w:r>
-      <w:r>
-        <w:rPr>
-          <w:rStyle w:val="StringTok"/>
-        </w:rPr>
-        <w:t xml:space="preserve">'ing'</w:t>
-      </w:r>
-      <w:r>
-        <w:rPr>
-          <w:rStyle w:val="NormalTok"/>
-        </w:rPr>
         <w:t xml:space="preserve">)</w:t>
       </w:r>
+      <w:r>
+        <w:br/>
+      </w:r>
+      <w:r>
+        <w:rPr>
+          <w:rStyle w:val="CommentTok"/>
+        </w:rPr>
+        <w:t xml:space="preserve"># Expected Output: Error: size must be positive</w:t>
+      </w:r>
     </w:p>
-    <w:bookmarkEnd w:id="14"/>
+    <w:bookmarkEnd w:id="11"/>
     <w:sectPr>
       <w:pgSz w:h="15840" w:w="12240"/>
       <w:pgMar w:bottom="1440" w:footer="720" w:gutter="0" w:header="720" w:left="1800" w:right="1800" w:top="1440"/>

--- a/random_module_two.docx
+++ b/random_module_two.docx
@@ -51,7 +51,23 @@
         <w:pStyle w:val="FirstParagraph"/>
       </w:pPr>
       <w:r>
-        <w:t xml:space="preserve">Function - count_vowels:</w:t>
+        <w:t xml:space="preserve">The function of</w:t>
+      </w:r>
+      <w:r>
+        <w:t xml:space="preserve"> </w:t>
+      </w:r>
+      <w:r>
+        <w:rPr>
+          <w:b/>
+          <w:bCs/>
+        </w:rPr>
+        <w:t xml:space="preserve">count_vowels</w:t>
+      </w:r>
+      <w:r>
+        <w:t xml:space="preserve"> </w:t>
+      </w:r>
+      <w:r>
+        <w:t xml:space="preserve">is to calculate the total number of vowels within a given string, treating uppercase and lowercase vowels the same.</w:t>
       </w:r>
     </w:p>
     <w:p>
@@ -59,13 +75,32 @@
         <w:pStyle w:val="BodyText"/>
       </w:pPr>
       <w:r>
-        <w:t xml:space="preserve">Purpose:</w:t>
+        <w:rPr>
+          <w:b/>
+          <w:bCs/>
+        </w:rPr>
+        <w:t xml:space="preserve">parameters</w:t>
+      </w:r>
+      <w:r>
+        <w:t xml:space="preserve">: The parameters of this Function.</w:t>
       </w:r>
       <w:r>
         <w:t xml:space="preserve"> </w:t>
       </w:r>
       <w:r>
-        <w:t xml:space="preserve">Counts the total number of vowels (a, e, i, o, u) within a given string in a case-insensitive manner.</w:t>
+        <w:t xml:space="preserve">·</w:t>
+      </w:r>
+      <w:r>
+        <w:t xml:space="preserve"> </w:t>
+      </w:r>
+      <w:r>
+        <w:rPr>
+          <w:rStyle w:val="VerbatimChar"/>
+        </w:rPr>
+        <w:t xml:space="preserve">text</w:t>
+      </w:r>
+      <w:r>
+        <w:t xml:space="preserve">: The input string that will be scanned for vowels.</w:t>
       </w:r>
     </w:p>
     <w:p>
@@ -73,13 +108,128 @@
         <w:pStyle w:val="BodyText"/>
       </w:pPr>
       <w:r>
-        <w:t xml:space="preserve">Parameters:</w:t>
+        <w:rPr>
+          <w:b/>
+          <w:bCs/>
+        </w:rPr>
+        <w:t xml:space="preserve">Code Description</w:t>
+      </w:r>
+      <w:r>
+        <w:t xml:space="preserve">:</w:t>
       </w:r>
       <w:r>
         <w:t xml:space="preserve"> </w:t>
       </w:r>
       <w:r>
-        <w:t xml:space="preserve">• text (str): The input string to be scanned for vowel characters.</w:t>
+        <w:t xml:space="preserve">The function begins by defining a</w:t>
+      </w:r>
+      <w:r>
+        <w:t xml:space="preserve"> </w:t>
+      </w:r>
+      <w:r>
+        <w:rPr>
+          <w:rStyle w:val="VerbatimChar"/>
+        </w:rPr>
+        <w:t xml:space="preserve">set</w:t>
+      </w:r>
+      <w:r>
+        <w:t xml:space="preserve"> </w:t>
+      </w:r>
+      <w:r>
+        <w:t xml:space="preserve">named</w:t>
+      </w:r>
+      <w:r>
+        <w:t xml:space="preserve"> </w:t>
+      </w:r>
+      <w:r>
+        <w:rPr>
+          <w:rStyle w:val="VerbatimChar"/>
+        </w:rPr>
+        <w:t xml:space="preserve">vowels</w:t>
+      </w:r>
+      <w:r>
+        <w:t xml:space="preserve"> </w:t>
+      </w:r>
+      <w:r>
+        <w:t xml:space="preserve">which contains all lowercase and uppercase English vowels (a, e, i, o, u, A, E, I, O, U). It then iterates through each character (</w:t>
+      </w:r>
+      <w:r>
+        <w:rPr>
+          <w:rStyle w:val="VerbatimChar"/>
+        </w:rPr>
+        <w:t xml:space="preserve">ch</w:t>
+      </w:r>
+      <w:r>
+        <w:t xml:space="preserve">) in the input</w:t>
+      </w:r>
+      <w:r>
+        <w:t xml:space="preserve"> </w:t>
+      </w:r>
+      <w:r>
+        <w:rPr>
+          <w:rStyle w:val="VerbatimChar"/>
+        </w:rPr>
+        <w:t xml:space="preserve">text</w:t>
+      </w:r>
+      <w:r>
+        <w:t xml:space="preserve">. For every character, it checks if the character is present in the</w:t>
+      </w:r>
+      <w:r>
+        <w:t xml:space="preserve"> </w:t>
+      </w:r>
+      <w:r>
+        <w:rPr>
+          <w:rStyle w:val="VerbatimChar"/>
+        </w:rPr>
+        <w:t xml:space="preserve">vowels</w:t>
+      </w:r>
+      <w:r>
+        <w:t xml:space="preserve"> </w:t>
+      </w:r>
+      <w:r>
+        <w:t xml:space="preserve">set. A generator expression yields the number</w:t>
+      </w:r>
+      <w:r>
+        <w:t xml:space="preserve"> </w:t>
+      </w:r>
+      <w:r>
+        <w:rPr>
+          <w:rStyle w:val="VerbatimChar"/>
+        </w:rPr>
+        <w:t xml:space="preserve">1</w:t>
+      </w:r>
+      <w:r>
+        <w:t xml:space="preserve"> </w:t>
+      </w:r>
+      <w:r>
+        <w:t xml:space="preserve">for each character that is found in the set. Finally, the built-in</w:t>
+      </w:r>
+      <w:r>
+        <w:t xml:space="preserve"> </w:t>
+      </w:r>
+      <w:r>
+        <w:rPr>
+          <w:rStyle w:val="VerbatimChar"/>
+        </w:rPr>
+        <w:t xml:space="preserve">sum()</w:t>
+      </w:r>
+      <w:r>
+        <w:t xml:space="preserve"> </w:t>
+      </w:r>
+      <w:r>
+        <w:t xml:space="preserve">function calculates the total of all the</w:t>
+      </w:r>
+      <w:r>
+        <w:t xml:space="preserve"> </w:t>
+      </w:r>
+      <w:r>
+        <w:rPr>
+          <w:rStyle w:val="VerbatimChar"/>
+        </w:rPr>
+        <w:t xml:space="preserve">1</w:t>
+      </w:r>
+      <w:r>
+        <w:t xml:space="preserve">s generated, effectively counting the vowels, and returns this sum.</w:t>
       </w:r>
     </w:p>
     <w:p>
@@ -87,13 +237,20 @@
         <w:pStyle w:val="BodyText"/>
       </w:pPr>
       <w:r>
-        <w:t xml:space="preserve">Detailed Description:</w:t>
+        <w:rPr>
+          <w:b/>
+          <w:bCs/>
+        </w:rPr>
+        <w:t xml:space="preserve">Note</w:t>
+      </w:r>
+      <w:r>
+        <w:t xml:space="preserve">:</w:t>
       </w:r>
       <w:r>
         <w:t xml:space="preserve"> </w:t>
       </w:r>
       <w:r>
-        <w:t xml:space="preserve">The function calculates the number of vowels present in the input</w:t>
+        <w:t xml:space="preserve">The vowel check is case-insensitive because the</w:t>
       </w:r>
       <w:r>
         <w:t xml:space="preserve"> </w:t>
@@ -102,115 +259,13 @@
         <w:rPr>
           <w:rStyle w:val="VerbatimChar"/>
         </w:rPr>
-        <w:t xml:space="preserve">text</w:t>
+        <w:t xml:space="preserve">vowels</w:t>
       </w:r>
       <w:r>
         <w:t xml:space="preserve"> </w:t>
       </w:r>
       <w:r>
-        <w:t xml:space="preserve">string. It first initializes a</w:t>
-      </w:r>
-      <w:r>
-        <w:t xml:space="preserve"> </w:t>
-      </w:r>
-      <w:r>
-        <w:rPr>
-          <w:rStyle w:val="VerbatimChar"/>
-        </w:rPr>
-        <w:t xml:space="preserve">set</w:t>
-      </w:r>
-      <w:r>
-        <w:t xml:space="preserve"> </w:t>
-      </w:r>
-      <w:r>
-        <w:t xml:space="preserve">containing all lowercase and uppercase vowels (</w:t>
-      </w:r>
-      <w:r>
-        <w:t xml:space="preserve">“a”</w:t>
-      </w:r>
-      <w:r>
-        <w:t xml:space="preserve">,</w:t>
-      </w:r>
-      <w:r>
-        <w:t xml:space="preserve"> </w:t>
-      </w:r>
-      <w:r>
-        <w:t xml:space="preserve">“e”</w:t>
-      </w:r>
-      <w:r>
-        <w:t xml:space="preserve">,</w:t>
-      </w:r>
-      <w:r>
-        <w:t xml:space="preserve"> </w:t>
-      </w:r>
-      <w:r>
-        <w:t xml:space="preserve">“i”</w:t>
-      </w:r>
-      <w:r>
-        <w:t xml:space="preserve">,</w:t>
-      </w:r>
-      <w:r>
-        <w:t xml:space="preserve"> </w:t>
-      </w:r>
-      <w:r>
-        <w:t xml:space="preserve">“o”</w:t>
-      </w:r>
-      <w:r>
-        <w:t xml:space="preserve">,</w:t>
-      </w:r>
-      <w:r>
-        <w:t xml:space="preserve"> </w:t>
-      </w:r>
-      <w:r>
-        <w:t xml:space="preserve">“u”</w:t>
-      </w:r>
-      <w:r>
-        <w:t xml:space="preserve">,</w:t>
-      </w:r>
-      <w:r>
-        <w:t xml:space="preserve"> </w:t>
-      </w:r>
-      <w:r>
-        <w:t xml:space="preserve">“A”</w:t>
-      </w:r>
-      <w:r>
-        <w:t xml:space="preserve">,</w:t>
-      </w:r>
-      <w:r>
-        <w:t xml:space="preserve"> </w:t>
-      </w:r>
-      <w:r>
-        <w:t xml:space="preserve">“E”</w:t>
-      </w:r>
-      <w:r>
-        <w:t xml:space="preserve">,</w:t>
-      </w:r>
-      <w:r>
-        <w:t xml:space="preserve"> </w:t>
-      </w:r>
-      <w:r>
-        <w:t xml:space="preserve">“I”</w:t>
-      </w:r>
-      <w:r>
-        <w:t xml:space="preserve">,</w:t>
-      </w:r>
-      <w:r>
-        <w:t xml:space="preserve"> </w:t>
-      </w:r>
-      <w:r>
-        <w:t xml:space="preserve">“O”</w:t>
-      </w:r>
-      <w:r>
-        <w:t xml:space="preserve">,</w:t>
-      </w:r>
-      <w:r>
-        <w:t xml:space="preserve"> </w:t>
-      </w:r>
-      <w:r>
-        <w:t xml:space="preserve">“U”</w:t>
-      </w:r>
-      <w:r>
-        <w:t xml:space="preserve">). Using a set allows for efficient, constant-time lookups.</w:t>
+        <w:t xml:space="preserve">set explicitly includes both uppercase and lowercase letters. Using a set for vowel lookup is an efficient method for membership testing.</w:t>
       </w:r>
     </w:p>
     <w:p>
@@ -218,175 +273,6 @@
         <w:pStyle w:val="BodyText"/>
       </w:pPr>
       <w:r>
-        <w:t xml:space="preserve">The function then iterates through each character of the input</w:t>
-      </w:r>
-      <w:r>
-        <w:t xml:space="preserve"> </w:t>
-      </w:r>
-      <w:r>
-        <w:rPr>
-          <w:rStyle w:val="VerbatimChar"/>
-        </w:rPr>
-        <w:t xml:space="preserve">text</w:t>
-      </w:r>
-      <w:r>
-        <w:t xml:space="preserve"> </w:t>
-      </w:r>
-      <w:r>
-        <w:t xml:space="preserve">string. For every character, it checks if that character exists within the predefined</w:t>
-      </w:r>
-      <w:r>
-        <w:t xml:space="preserve"> </w:t>
-      </w:r>
-      <w:r>
-        <w:rPr>
-          <w:rStyle w:val="VerbatimChar"/>
-        </w:rPr>
-        <w:t xml:space="preserve">vowels</w:t>
-      </w:r>
-      <w:r>
-        <w:t xml:space="preserve"> </w:t>
-      </w:r>
-      <w:r>
-        <w:t xml:space="preserve">set. A generator expression</w:t>
-      </w:r>
-      <w:r>
-        <w:t xml:space="preserve"> </w:t>
-      </w:r>
-      <w:r>
-        <w:rPr>
-          <w:rStyle w:val="VerbatimChar"/>
-        </w:rPr>
-        <w:t xml:space="preserve">(1 for ch in text if ch in vowels)</w:t>
-      </w:r>
-      <w:r>
-        <w:t xml:space="preserve"> </w:t>
-      </w:r>
-      <w:r>
-        <w:t xml:space="preserve">yields the number</w:t>
-      </w:r>
-      <w:r>
-        <w:t xml:space="preserve"> </w:t>
-      </w:r>
-      <w:r>
-        <w:rPr>
-          <w:rStyle w:val="VerbatimChar"/>
-        </w:rPr>
-        <w:t xml:space="preserve">1</w:t>
-      </w:r>
-      <w:r>
-        <w:t xml:space="preserve"> </w:t>
-      </w:r>
-      <w:r>
-        <w:t xml:space="preserve">for each character that is confirmed to be a vowel. Finally, the built-in</w:t>
-      </w:r>
-      <w:r>
-        <w:t xml:space="preserve"> </w:t>
-      </w:r>
-      <w:r>
-        <w:rPr>
-          <w:rStyle w:val="VerbatimChar"/>
-        </w:rPr>
-        <w:t xml:space="preserve">sum()</w:t>
-      </w:r>
-      <w:r>
-        <w:t xml:space="preserve"> </w:t>
-      </w:r>
-      <w:r>
-        <w:t xml:space="preserve">function is used to total all the generated</w:t>
-      </w:r>
-      <w:r>
-        <w:t xml:space="preserve"> </w:t>
-      </w:r>
-      <w:r>
-        <w:rPr>
-          <w:rStyle w:val="VerbatimChar"/>
-        </w:rPr>
-        <w:t xml:space="preserve">1</w:t>
-      </w:r>
-      <w:r>
-        <w:t xml:space="preserve">s, producing the final count of vowels, which is then returned.</w:t>
-      </w:r>
-    </w:p>
-    <w:p>
-      <w:pPr>
-        <w:pStyle w:val="BodyText"/>
-      </w:pPr>
-      <w:r>
-        <w:t xml:space="preserve">Important Notes:</w:t>
-      </w:r>
-      <w:r>
-        <w:t xml:space="preserve"> </w:t>
-      </w:r>
-      <w:r>
-        <w:t xml:space="preserve">• The vowel check is case-insensitive because the</w:t>
-      </w:r>
-      <w:r>
-        <w:t xml:space="preserve"> </w:t>
-      </w:r>
-      <w:r>
-        <w:rPr>
-          <w:rStyle w:val="VerbatimChar"/>
-        </w:rPr>
-        <w:t xml:space="preserve">vowels</w:t>
-      </w:r>
-      <w:r>
-        <w:t xml:space="preserve"> </w:t>
-      </w:r>
-      <w:r>
-        <w:t xml:space="preserve">set contains both lowercase and uppercase letters.</w:t>
-      </w:r>
-      <w:r>
-        <w:t xml:space="preserve"> </w:t>
-      </w:r>
-      <w:r>
-        <w:t xml:space="preserve">• Non-alphabetic characters, consonants, numbers, and whitespace within the input string are ignored and do not affect the count.</w:t>
-      </w:r>
-      <w:r>
-        <w:t xml:space="preserve"> </w:t>
-      </w:r>
-      <w:r>
-        <w:t xml:space="preserve">• If an empty string is passed as the</w:t>
-      </w:r>
-      <w:r>
-        <w:t xml:space="preserve"> </w:t>
-      </w:r>
-      <w:r>
-        <w:rPr>
-          <w:rStyle w:val="VerbatimChar"/>
-        </w:rPr>
-        <w:t xml:space="preserve">text</w:t>
-      </w:r>
-      <w:r>
-        <w:t xml:space="preserve"> </w:t>
-      </w:r>
-      <w:r>
-        <w:t xml:space="preserve">parameter, the function will correctly return</w:t>
-      </w:r>
-      <w:r>
-        <w:t xml:space="preserve"> </w:t>
-      </w:r>
-      <w:r>
-        <w:rPr>
-          <w:rStyle w:val="VerbatimChar"/>
-        </w:rPr>
-        <w:t xml:space="preserve">0</w:t>
-      </w:r>
-      <w:r>
-        <w:t xml:space="preserve">.</w:t>
-      </w:r>
-      <w:r>
-        <w:t xml:space="preserve"> </w:t>
-      </w:r>
-      <w:r>
-        <w:t xml:space="preserve">• The function has no external dependencies and does not raise any custom exceptions.</w:t>
-      </w:r>
-    </w:p>
-    <w:p>
-      <w:pPr>
-        <w:pStyle w:val="BodyText"/>
-      </w:pPr>
-      <w:r>
         <w:rPr>
           <w:b/>
           <w:bCs/>
@@ -403,376 +289,18 @@
       </w:pPr>
       <w:r>
         <w:rPr>
-          <w:rStyle w:val="VerbatimChar"/>
-        </w:rPr>
-        <w:t xml:space="preserve">7</w:t>
-      </w:r>
-    </w:p>
-    <w:p>
-      <w:pPr>
-        <w:pStyle w:val="FirstParagraph"/>
-      </w:pPr>
-      <w:r>
-        <w:t xml:space="preserve">Usage Example:</w:t>
-      </w:r>
-    </w:p>
-    <w:p>
-      <w:pPr>
-        <w:pStyle w:val="SourceCode"/>
-      </w:pPr>
-      <w:r>
-        <w:rPr>
           <w:rStyle w:val="CommentTok"/>
         </w:rPr>
-        <w:t xml:space="preserve"># Example 1: Counting vowels in a mixed-case sentence</w:t>
+        <w:t xml:space="preserve"># Calling count_vowels("Hello World")</w:t>
       </w:r>
       <w:r>
         <w:br/>
       </w:r>
       <w:r>
         <w:rPr>
-          <w:rStyle w:val="NormalTok"/>
+          <w:rStyle w:val="DecValTok"/>
         </w:rPr>
-        <w:t xml:space="preserve">sentence </w:t>
-      </w:r>
-      <w:r>
-        <w:rPr>
-          <w:rStyle w:val="OperatorTok"/>
-        </w:rPr>
-        <w:t xml:space="preserve">=</w:t>
-      </w:r>
-      <w:r>
-        <w:rPr>
-          <w:rStyle w:val="NormalTok"/>
-        </w:rPr>
-        <w:t xml:space="preserve"> </w:t>
-      </w:r>
-      <w:r>
-        <w:rPr>
-          <w:rStyle w:val="StringTok"/>
-        </w:rPr>
-        <w:t xml:space="preserve">"This is an Example String."</w:t>
-      </w:r>
-      <w:r>
-        <w:br/>
-      </w:r>
-      <w:r>
-        <w:rPr>
-          <w:rStyle w:val="NormalTok"/>
-        </w:rPr>
-        <w:t xml:space="preserve">vowel_count </w:t>
-      </w:r>
-      <w:r>
-        <w:rPr>
-          <w:rStyle w:val="OperatorTok"/>
-        </w:rPr>
-        <w:t xml:space="preserve">=</w:t>
-      </w:r>
-      <w:r>
-        <w:rPr>
-          <w:rStyle w:val="NormalTok"/>
-        </w:rPr>
-        <w:t xml:space="preserve"> count_vowels(sentence)</w:t>
-      </w:r>
-      <w:r>
-        <w:br/>
-      </w:r>
-      <w:r>
-        <w:rPr>
-          <w:rStyle w:val="BuiltInTok"/>
-        </w:rPr>
-        <w:t xml:space="preserve">print</w:t>
-      </w:r>
-      <w:r>
-        <w:rPr>
-          <w:rStyle w:val="NormalTok"/>
-        </w:rPr>
-        <w:t xml:space="preserve">(</w:t>
-      </w:r>
-      <w:r>
-        <w:rPr>
-          <w:rStyle w:val="SpecialStringTok"/>
-        </w:rPr>
-        <w:t xml:space="preserve">f"The number of vowels is: </w:t>
-      </w:r>
-      <w:r>
-        <w:rPr>
-          <w:rStyle w:val="SpecialCharTok"/>
-        </w:rPr>
-        <w:t xml:space="preserve">{</w:t>
-      </w:r>
-      <w:r>
-        <w:rPr>
-          <w:rStyle w:val="NormalTok"/>
-        </w:rPr>
-        <w:t xml:space="preserve">vowel_count</w:t>
-      </w:r>
-      <w:r>
-        <w:rPr>
-          <w:rStyle w:val="SpecialCharTok"/>
-        </w:rPr>
-        <w:t xml:space="preserve">}</w:t>
-      </w:r>
-      <w:r>
-        <w:rPr>
-          <w:rStyle w:val="SpecialStringTok"/>
-        </w:rPr>
-        <w:t xml:space="preserve">"</w:t>
-      </w:r>
-      <w:r>
-        <w:rPr>
-          <w:rStyle w:val="NormalTok"/>
-        </w:rPr>
-        <w:t xml:space="preserve">)</w:t>
-      </w:r>
-      <w:r>
-        <w:br/>
-      </w:r>
-      <w:r>
-        <w:rPr>
-          <w:rStyle w:val="CommentTok"/>
-        </w:rPr>
-        <w:t xml:space="preserve"># Expected Output: The number of vowels is: 7</w:t>
-      </w:r>
-      <w:r>
-        <w:br/>
-      </w:r>
-      <w:r>
-        <w:br/>
-      </w:r>
-      <w:r>
-        <w:rPr>
-          <w:rStyle w:val="CommentTok"/>
-        </w:rPr>
-        <w:t xml:space="preserve"># Example 2: Counting vowels in a string with no vowels</w:t>
-      </w:r>
-      <w:r>
-        <w:br/>
-      </w:r>
-      <w:r>
-        <w:rPr>
-          <w:rStyle w:val="NormalTok"/>
-        </w:rPr>
-        <w:t xml:space="preserve">no_vowels_text </w:t>
-      </w:r>
-      <w:r>
-        <w:rPr>
-          <w:rStyle w:val="OperatorTok"/>
-        </w:rPr>
-        <w:t xml:space="preserve">=</w:t>
-      </w:r>
-      <w:r>
-        <w:rPr>
-          <w:rStyle w:val="NormalTok"/>
-        </w:rPr>
-        <w:t xml:space="preserve"> </w:t>
-      </w:r>
-      <w:r>
-        <w:rPr>
-          <w:rStyle w:val="StringTok"/>
-        </w:rPr>
-        <w:t xml:space="preserve">"Rhythm fly by."</w:t>
-      </w:r>
-      <w:r>
-        <w:br/>
-      </w:r>
-      <w:r>
-        <w:rPr>
-          <w:rStyle w:val="NormalTok"/>
-        </w:rPr>
-        <w:t xml:space="preserve">vowel_count </w:t>
-      </w:r>
-      <w:r>
-        <w:rPr>
-          <w:rStyle w:val="OperatorTok"/>
-        </w:rPr>
-        <w:t xml:space="preserve">=</w:t>
-      </w:r>
-      <w:r>
-        <w:rPr>
-          <w:rStyle w:val="NormalTok"/>
-        </w:rPr>
-        <w:t xml:space="preserve"> count_vowels(no_vowels_text)</w:t>
-      </w:r>
-      <w:r>
-        <w:br/>
-      </w:r>
-      <w:r>
-        <w:rPr>
-          <w:rStyle w:val="BuiltInTok"/>
-        </w:rPr>
-        <w:t xml:space="preserve">print</w:t>
-      </w:r>
-      <w:r>
-        <w:rPr>
-          <w:rStyle w:val="NormalTok"/>
-        </w:rPr>
-        <w:t xml:space="preserve">(</w:t>
-      </w:r>
-      <w:r>
-        <w:rPr>
-          <w:rStyle w:val="SpecialStringTok"/>
-        </w:rPr>
-        <w:t xml:space="preserve">f"The number of vowels is: </w:t>
-      </w:r>
-      <w:r>
-        <w:rPr>
-          <w:rStyle w:val="SpecialCharTok"/>
-        </w:rPr>
-        <w:t xml:space="preserve">{</w:t>
-      </w:r>
-      <w:r>
-        <w:rPr>
-          <w:rStyle w:val="NormalTok"/>
-        </w:rPr>
-        <w:t xml:space="preserve">vowel_count</w:t>
-      </w:r>
-      <w:r>
-        <w:rPr>
-          <w:rStyle w:val="SpecialCharTok"/>
-        </w:rPr>
-        <w:t xml:space="preserve">}</w:t>
-      </w:r>
-      <w:r>
-        <w:rPr>
-          <w:rStyle w:val="SpecialStringTok"/>
-        </w:rPr>
-        <w:t xml:space="preserve">"</w:t>
-      </w:r>
-      <w:r>
-        <w:rPr>
-          <w:rStyle w:val="NormalTok"/>
-        </w:rPr>
-        <w:t xml:space="preserve">)</w:t>
-      </w:r>
-      <w:r>
-        <w:br/>
-      </w:r>
-      <w:r>
-        <w:rPr>
-          <w:rStyle w:val="CommentTok"/>
-        </w:rPr>
-        <w:t xml:space="preserve"># Expected Output: The number of vowels is: 0</w:t>
-      </w:r>
-      <w:r>
-        <w:br/>
-      </w:r>
-      <w:r>
-        <w:br/>
-      </w:r>
-      <w:r>
-        <w:rPr>
-          <w:rStyle w:val="CommentTok"/>
-        </w:rPr>
-        <w:t xml:space="preserve"># Example 3: Counting vowels in an empty string</w:t>
-      </w:r>
-      <w:r>
-        <w:br/>
-      </w:r>
-      <w:r>
-        <w:rPr>
-          <w:rStyle w:val="NormalTok"/>
-        </w:rPr>
-        <w:t xml:space="preserve">empty_text </w:t>
-      </w:r>
-      <w:r>
-        <w:rPr>
-          <w:rStyle w:val="OperatorTok"/>
-        </w:rPr>
-        <w:t xml:space="preserve">=</w:t>
-      </w:r>
-      <w:r>
-        <w:rPr>
-          <w:rStyle w:val="NormalTok"/>
-        </w:rPr>
-        <w:t xml:space="preserve"> </w:t>
-      </w:r>
-      <w:r>
-        <w:rPr>
-          <w:rStyle w:val="StringTok"/>
-        </w:rPr>
-        <w:t xml:space="preserve">""</w:t>
-      </w:r>
-      <w:r>
-        <w:br/>
-      </w:r>
-      <w:r>
-        <w:rPr>
-          <w:rStyle w:val="NormalTok"/>
-        </w:rPr>
-        <w:t xml:space="preserve">vowel_count </w:t>
-      </w:r>
-      <w:r>
-        <w:rPr>
-          <w:rStyle w:val="OperatorTok"/>
-        </w:rPr>
-        <w:t xml:space="preserve">=</w:t>
-      </w:r>
-      <w:r>
-        <w:rPr>
-          <w:rStyle w:val="NormalTok"/>
-        </w:rPr>
-        <w:t xml:space="preserve"> count_vowels(empty_text)</w:t>
-      </w:r>
-      <w:r>
-        <w:br/>
-      </w:r>
-      <w:r>
-        <w:rPr>
-          <w:rStyle w:val="BuiltInTok"/>
-        </w:rPr>
-        <w:t xml:space="preserve">print</w:t>
-      </w:r>
-      <w:r>
-        <w:rPr>
-          <w:rStyle w:val="NormalTok"/>
-        </w:rPr>
-        <w:t xml:space="preserve">(</w:t>
-      </w:r>
-      <w:r>
-        <w:rPr>
-          <w:rStyle w:val="SpecialStringTok"/>
-        </w:rPr>
-        <w:t xml:space="preserve">f"The number of vowels is: </w:t>
-      </w:r>
-      <w:r>
-        <w:rPr>
-          <w:rStyle w:val="SpecialCharTok"/>
-        </w:rPr>
-        <w:t xml:space="preserve">{</w:t>
-      </w:r>
-      <w:r>
-        <w:rPr>
-          <w:rStyle w:val="NormalTok"/>
-        </w:rPr>
-        <w:t xml:space="preserve">vowel_count</w:t>
-      </w:r>
-      <w:r>
-        <w:rPr>
-          <w:rStyle w:val="SpecialCharTok"/>
-        </w:rPr>
-        <w:t xml:space="preserve">}</w:t>
-      </w:r>
-      <w:r>
-        <w:rPr>
-          <w:rStyle w:val="SpecialStringTok"/>
-        </w:rPr>
-        <w:t xml:space="preserve">"</w:t>
-      </w:r>
-      <w:r>
-        <w:rPr>
-          <w:rStyle w:val="NormalTok"/>
-        </w:rPr>
-        <w:t xml:space="preserve">)</w:t>
-      </w:r>
-      <w:r>
-        <w:br/>
-      </w:r>
-      <w:r>
-        <w:rPr>
-          <w:rStyle w:val="CommentTok"/>
-        </w:rPr>
-        <w:t xml:space="preserve"># Expected Output: The number of vowels is: 0</w:t>
+        <w:t xml:space="preserve">10</w:t>
       </w:r>
     </w:p>
     <w:bookmarkEnd w:id="9"/>
@@ -799,7 +327,23 @@
         <w:pStyle w:val="FirstParagraph"/>
       </w:pPr>
       <w:r>
-        <w:t xml:space="preserve">Function - pairwise_sum:</w:t>
+        <w:t xml:space="preserve">The function of</w:t>
+      </w:r>
+      <w:r>
+        <w:t xml:space="preserve"> </w:t>
+      </w:r>
+      <w:r>
+        <w:rPr>
+          <w:b/>
+          <w:bCs/>
+        </w:rPr>
+        <w:t xml:space="preserve">pairwise_sum</w:t>
+      </w:r>
+      <w:r>
+        <w:t xml:space="preserve"> </w:t>
+      </w:r>
+      <w:r>
+        <w:t xml:space="preserve">is to compute the arithmetic sum of an iterable of numbers using the Kahan summation algorithm for improved numerical precision.</w:t>
       </w:r>
     </w:p>
     <w:p>
@@ -807,13 +351,32 @@
         <w:pStyle w:val="BodyText"/>
       </w:pPr>
       <w:r>
-        <w:t xml:space="preserve">Purpose:</w:t>
+        <w:rPr>
+          <w:b/>
+          <w:bCs/>
+        </w:rPr>
+        <w:t xml:space="preserve">parameters</w:t>
+      </w:r>
+      <w:r>
+        <w:t xml:space="preserve">: The parameters of this Function.</w:t>
       </w:r>
       <w:r>
         <w:t xml:space="preserve"> </w:t>
       </w:r>
       <w:r>
-        <w:t xml:space="preserve">Computes the arithmetic sum of an iterable of numbers using the Kahan summation algorithm for improved numerical precision.</w:t>
+        <w:t xml:space="preserve">·</w:t>
+      </w:r>
+      <w:r>
+        <w:t xml:space="preserve"> </w:t>
+      </w:r>
+      <w:r>
+        <w:rPr>
+          <w:rStyle w:val="VerbatimChar"/>
+        </w:rPr>
+        <w:t xml:space="preserve">numbers</w:t>
+      </w:r>
+      <w:r>
+        <w:t xml:space="preserve">: An iterable (e.g., a list or tuple) containing floating-point numbers or integers that will be summed.</w:t>
       </w:r>
     </w:p>
     <w:p>
@@ -821,13 +384,110 @@
         <w:pStyle w:val="BodyText"/>
       </w:pPr>
       <w:r>
-        <w:t xml:space="preserve">Parameters:</w:t>
+        <w:rPr>
+          <w:b/>
+          <w:bCs/>
+        </w:rPr>
+        <w:t xml:space="preserve">Code Description</w:t>
+      </w:r>
+      <w:r>
+        <w:t xml:space="preserve">:</w:t>
       </w:r>
       <w:r>
         <w:t xml:space="preserve"> </w:t>
       </w:r>
       <w:r>
-        <w:t xml:space="preserve">• numbers (Iterable[float]): An iterable collection of numbers, such as a list or tuple. The elements can be floats or integers, as each value is internally converted to a float before being added to the sum.</w:t>
+        <w:t xml:space="preserve">The function initializes two floating-point variables:</w:t>
+      </w:r>
+      <w:r>
+        <w:t xml:space="preserve"> </w:t>
+      </w:r>
+      <w:r>
+        <w:rPr>
+          <w:rStyle w:val="VerbatimChar"/>
+        </w:rPr>
+        <w:t xml:space="preserve">total</w:t>
+      </w:r>
+      <w:r>
+        <w:t xml:space="preserve"> </w:t>
+      </w:r>
+      <w:r>
+        <w:t xml:space="preserve">to</w:t>
+      </w:r>
+      <w:r>
+        <w:t xml:space="preserve"> </w:t>
+      </w:r>
+      <w:r>
+        <w:rPr>
+          <w:rStyle w:val="VerbatimChar"/>
+        </w:rPr>
+        <w:t xml:space="preserve">0.0</w:t>
+      </w:r>
+      <w:r>
+        <w:t xml:space="preserve"> </w:t>
+      </w:r>
+      <w:r>
+        <w:t xml:space="preserve">to store the running sum, and</w:t>
+      </w:r>
+      <w:r>
+        <w:t xml:space="preserve"> </w:t>
+      </w:r>
+      <w:r>
+        <w:rPr>
+          <w:rStyle w:val="VerbatimChar"/>
+        </w:rPr>
+        <w:t xml:space="preserve">compensation</w:t>
+      </w:r>
+      <w:r>
+        <w:t xml:space="preserve"> </w:t>
+      </w:r>
+      <w:r>
+        <w:t xml:space="preserve">to</w:t>
+      </w:r>
+      <w:r>
+        <w:t xml:space="preserve"> </w:t>
+      </w:r>
+      <w:r>
+        <w:rPr>
+          <w:rStyle w:val="VerbatimChar"/>
+        </w:rPr>
+        <w:t xml:space="preserve">0.0</w:t>
+      </w:r>
+      <w:r>
+        <w:t xml:space="preserve"> </w:t>
+      </w:r>
+      <w:r>
+        <w:t xml:space="preserve">to accumulate rounding errors. It then iterates through each</w:t>
+      </w:r>
+      <w:r>
+        <w:t xml:space="preserve"> </w:t>
+      </w:r>
+      <w:r>
+        <w:rPr>
+          <w:rStyle w:val="VerbatimChar"/>
+        </w:rPr>
+        <w:t xml:space="preserve">value</w:t>
+      </w:r>
+      <w:r>
+        <w:t xml:space="preserve"> </w:t>
+      </w:r>
+      <w:r>
+        <w:t xml:space="preserve">in the input</w:t>
+      </w:r>
+      <w:r>
+        <w:t xml:space="preserve"> </w:t>
+      </w:r>
+      <w:r>
+        <w:rPr>
+          <w:rStyle w:val="VerbatimChar"/>
+        </w:rPr>
+        <w:t xml:space="preserve">numbers</w:t>
+      </w:r>
+      <w:r>
+        <w:t xml:space="preserve"> </w:t>
+      </w:r>
+      <w:r>
+        <w:t xml:space="preserve">iterable.</w:t>
       </w:r>
     </w:p>
     <w:p>
@@ -835,13 +495,175 @@
         <w:pStyle w:val="BodyText"/>
       </w:pPr>
       <w:r>
-        <w:t xml:space="preserve">Detailed Description:</w:t>
+        <w:t xml:space="preserve">Inside the loop, for each value:</w:t>
       </w:r>
       <w:r>
         <w:t xml:space="preserve"> </w:t>
       </w:r>
       <w:r>
-        <w:t xml:space="preserve">This function calculates the sum of a sequence of numbers while minimizing the floating-point errors that can accumulate during summation. It implements the Kahan summation algorithm, a technique that provides greater accuracy than a simple iterative sum, especially when dealing with numbers of widely varying magnitudes.</w:t>
+        <w:t xml:space="preserve">1. A corrected value</w:t>
+      </w:r>
+      <w:r>
+        <w:t xml:space="preserve"> </w:t>
+      </w:r>
+      <w:r>
+        <w:rPr>
+          <w:rStyle w:val="VerbatimChar"/>
+        </w:rPr>
+        <w:t xml:space="preserve">y</w:t>
+      </w:r>
+      <w:r>
+        <w:t xml:space="preserve"> </w:t>
+      </w:r>
+      <w:r>
+        <w:t xml:space="preserve">is calculated by subtracting the current</w:t>
+      </w:r>
+      <w:r>
+        <w:t xml:space="preserve"> </w:t>
+      </w:r>
+      <w:r>
+        <w:rPr>
+          <w:rStyle w:val="VerbatimChar"/>
+        </w:rPr>
+        <w:t xml:space="preserve">compensation</w:t>
+      </w:r>
+      <w:r>
+        <w:t xml:space="preserve"> </w:t>
+      </w:r>
+      <w:r>
+        <w:t xml:space="preserve">from the input</w:t>
+      </w:r>
+      <w:r>
+        <w:t xml:space="preserve"> </w:t>
+      </w:r>
+      <w:r>
+        <w:rPr>
+          <w:rStyle w:val="VerbatimChar"/>
+        </w:rPr>
+        <w:t xml:space="preserve">value</w:t>
+      </w:r>
+      <w:r>
+        <w:t xml:space="preserve"> </w:t>
+      </w:r>
+      <w:r>
+        <w:t xml:space="preserve">(which is first cast to a float).</w:t>
+      </w:r>
+      <w:r>
+        <w:t xml:space="preserve"> </w:t>
+      </w:r>
+      <w:r>
+        <w:t xml:space="preserve">2. A temporary sum</w:t>
+      </w:r>
+      <w:r>
+        <w:t xml:space="preserve"> </w:t>
+      </w:r>
+      <w:r>
+        <w:rPr>
+          <w:rStyle w:val="VerbatimChar"/>
+        </w:rPr>
+        <w:t xml:space="preserve">t</w:t>
+      </w:r>
+      <w:r>
+        <w:t xml:space="preserve"> </w:t>
+      </w:r>
+      <w:r>
+        <w:t xml:space="preserve">is computed by adding the current</w:t>
+      </w:r>
+      <w:r>
+        <w:t xml:space="preserve"> </w:t>
+      </w:r>
+      <w:r>
+        <w:rPr>
+          <w:rStyle w:val="VerbatimChar"/>
+        </w:rPr>
+        <w:t xml:space="preserve">total</w:t>
+      </w:r>
+      <w:r>
+        <w:t xml:space="preserve"> </w:t>
+      </w:r>
+      <w:r>
+        <w:t xml:space="preserve">to the corrected value</w:t>
+      </w:r>
+      <w:r>
+        <w:t xml:space="preserve"> </w:t>
+      </w:r>
+      <w:r>
+        <w:rPr>
+          <w:rStyle w:val="VerbatimChar"/>
+        </w:rPr>
+        <w:t xml:space="preserve">y</w:t>
+      </w:r>
+      <w:r>
+        <w:t xml:space="preserve">.</w:t>
+      </w:r>
+      <w:r>
+        <w:t xml:space="preserve"> </w:t>
+      </w:r>
+      <w:r>
+        <w:t xml:space="preserve">3. The</w:t>
+      </w:r>
+      <w:r>
+        <w:t xml:space="preserve"> </w:t>
+      </w:r>
+      <w:r>
+        <w:rPr>
+          <w:rStyle w:val="VerbatimChar"/>
+        </w:rPr>
+        <w:t xml:space="preserve">compensation</w:t>
+      </w:r>
+      <w:r>
+        <w:t xml:space="preserve"> </w:t>
+      </w:r>
+      <w:r>
+        <w:t xml:space="preserve">for the next iteration is recalculated. This new compensation value captures the numerical error (the low-order part) that was lost in the</w:t>
+      </w:r>
+      <w:r>
+        <w:t xml:space="preserve"> </w:t>
+      </w:r>
+      <w:r>
+        <w:rPr>
+          <w:rStyle w:val="VerbatimChar"/>
+        </w:rPr>
+        <w:t xml:space="preserve">t = total + y</w:t>
+      </w:r>
+      <w:r>
+        <w:t xml:space="preserve"> </w:t>
+      </w:r>
+      <w:r>
+        <w:t xml:space="preserve">operation.</w:t>
+      </w:r>
+      <w:r>
+        <w:t xml:space="preserve"> </w:t>
+      </w:r>
+      <w:r>
+        <w:t xml:space="preserve">4. The main</w:t>
+      </w:r>
+      <w:r>
+        <w:t xml:space="preserve"> </w:t>
+      </w:r>
+      <w:r>
+        <w:rPr>
+          <w:rStyle w:val="VerbatimChar"/>
+        </w:rPr>
+        <w:t xml:space="preserve">total</w:t>
+      </w:r>
+      <w:r>
+        <w:t xml:space="preserve"> </w:t>
+      </w:r>
+      <w:r>
+        <w:t xml:space="preserve">is updated with the value of the temporary sum</w:t>
+      </w:r>
+      <w:r>
+        <w:t xml:space="preserve"> </w:t>
+      </w:r>
+      <w:r>
+        <w:rPr>
+          <w:rStyle w:val="VerbatimChar"/>
+        </w:rPr>
+        <w:t xml:space="preserve">t</w:t>
+      </w:r>
+      <w:r>
+        <w:t xml:space="preserve">.</w:t>
       </w:r>
     </w:p>
     <w:p>
@@ -849,7 +671,7 @@
         <w:pStyle w:val="BodyText"/>
       </w:pPr>
       <w:r>
-        <w:t xml:space="preserve">The function initializes two variables:</w:t>
+        <w:t xml:space="preserve">After the loop has processed all the numbers, the function returns the final</w:t>
       </w:r>
       <w:r>
         <w:t xml:space="preserve"> </w:t>
@@ -861,85 +683,7 @@
         <w:t xml:space="preserve">total</w:t>
       </w:r>
       <w:r>
-        <w:t xml:space="preserve"> </w:t>
-      </w:r>
-      <w:r>
-        <w:t xml:space="preserve">to</w:t>
-      </w:r>
-      <w:r>
-        <w:t xml:space="preserve"> </w:t>
-      </w:r>
-      <w:r>
-        <w:rPr>
-          <w:rStyle w:val="VerbatimChar"/>
-        </w:rPr>
-        <w:t xml:space="preserve">0.0</w:t>
-      </w:r>
-      <w:r>
-        <w:t xml:space="preserve"> </w:t>
-      </w:r>
-      <w:r>
-        <w:t xml:space="preserve">to store the running sum, and</w:t>
-      </w:r>
-      <w:r>
-        <w:t xml:space="preserve"> </w:t>
-      </w:r>
-      <w:r>
-        <w:rPr>
-          <w:rStyle w:val="VerbatimChar"/>
-        </w:rPr>
-        <w:t xml:space="preserve">compensation</w:t>
-      </w:r>
-      <w:r>
-        <w:t xml:space="preserve"> </w:t>
-      </w:r>
-      <w:r>
-        <w:t xml:space="preserve">to</w:t>
-      </w:r>
-      <w:r>
-        <w:t xml:space="preserve"> </w:t>
-      </w:r>
-      <w:r>
-        <w:rPr>
-          <w:rStyle w:val="VerbatimChar"/>
-        </w:rPr>
-        <w:t xml:space="preserve">0.0</w:t>
-      </w:r>
-      <w:r>
-        <w:t xml:space="preserve"> </w:t>
-      </w:r>
-      <w:r>
-        <w:t xml:space="preserve">to track the accumulated rounding error. It then iterates through each</w:t>
-      </w:r>
-      <w:r>
-        <w:t xml:space="preserve"> </w:t>
-      </w:r>
-      <w:r>
-        <w:rPr>
-          <w:rStyle w:val="VerbatimChar"/>
-        </w:rPr>
-        <w:t xml:space="preserve">value</w:t>
-      </w:r>
-      <w:r>
-        <w:t xml:space="preserve"> </w:t>
-      </w:r>
-      <w:r>
-        <w:t xml:space="preserve">in the input</w:t>
-      </w:r>
-      <w:r>
-        <w:t xml:space="preserve"> </w:t>
-      </w:r>
-      <w:r>
-        <w:rPr>
-          <w:rStyle w:val="VerbatimChar"/>
-        </w:rPr>
-        <w:t xml:space="preserve">numbers</w:t>
-      </w:r>
-      <w:r>
-        <w:t xml:space="preserve"> </w:t>
-      </w:r>
-      <w:r>
-        <w:t xml:space="preserve">iterable.</w:t>
+        <w:t xml:space="preserve">.</w:t>
       </w:r>
     </w:p>
     <w:p>
@@ -947,166 +691,20 @@
         <w:pStyle w:val="BodyText"/>
       </w:pPr>
       <w:r>
-        <w:t xml:space="preserve">For each value, the following steps are performed:</w:t>
+        <w:rPr>
+          <w:b/>
+          <w:bCs/>
+        </w:rPr>
+        <w:t xml:space="preserve">Note</w:t>
+      </w:r>
+      <w:r>
+        <w:t xml:space="preserve">:</w:t>
       </w:r>
       <w:r>
         <w:t xml:space="preserve"> </w:t>
       </w:r>
       <w:r>
-        <w:t xml:space="preserve">1. A corrected value</w:t>
-      </w:r>
-      <w:r>
-        <w:t xml:space="preserve"> </w:t>
-      </w:r>
-      <w:r>
-        <w:rPr>
-          <w:rStyle w:val="VerbatimChar"/>
-        </w:rPr>
-        <w:t xml:space="preserve">y</w:t>
-      </w:r>
-      <w:r>
-        <w:t xml:space="preserve"> </w:t>
-      </w:r>
-      <w:r>
-        <w:t xml:space="preserve">is calculated by subtracting the</w:t>
-      </w:r>
-      <w:r>
-        <w:t xml:space="preserve"> </w:t>
-      </w:r>
-      <w:r>
-        <w:rPr>
-          <w:rStyle w:val="VerbatimChar"/>
-        </w:rPr>
-        <w:t xml:space="preserve">compensation</w:t>
-      </w:r>
-      <w:r>
-        <w:t xml:space="preserve"> </w:t>
-      </w:r>
-      <w:r>
-        <w:t xml:space="preserve">(the error from the previous step) from the current</w:t>
-      </w:r>
-      <w:r>
-        <w:t xml:space="preserve"> </w:t>
-      </w:r>
-      <w:r>
-        <w:rPr>
-          <w:rStyle w:val="VerbatimChar"/>
-        </w:rPr>
-        <w:t xml:space="preserve">value</w:t>
-      </w:r>
-      <w:r>
-        <w:t xml:space="preserve">.</w:t>
-      </w:r>
-      <w:r>
-        <w:t xml:space="preserve"> </w:t>
-      </w:r>
-      <w:r>
-        <w:t xml:space="preserve">2. This corrected value</w:t>
-      </w:r>
-      <w:r>
-        <w:t xml:space="preserve"> </w:t>
-      </w:r>
-      <w:r>
-        <w:rPr>
-          <w:rStyle w:val="VerbatimChar"/>
-        </w:rPr>
-        <w:t xml:space="preserve">y</w:t>
-      </w:r>
-      <w:r>
-        <w:t xml:space="preserve"> </w:t>
-      </w:r>
-      <w:r>
-        <w:t xml:space="preserve">is added to the running</w:t>
-      </w:r>
-      <w:r>
-        <w:t xml:space="preserve"> </w:t>
-      </w:r>
-      <w:r>
-        <w:rPr>
-          <w:rStyle w:val="VerbatimChar"/>
-        </w:rPr>
-        <w:t xml:space="preserve">total</w:t>
-      </w:r>
-      <w:r>
-        <w:t xml:space="preserve">, and the result is stored in a temporary variable</w:t>
-      </w:r>
-      <w:r>
-        <w:t xml:space="preserve"> </w:t>
-      </w:r>
-      <w:r>
-        <w:rPr>
-          <w:rStyle w:val="VerbatimChar"/>
-        </w:rPr>
-        <w:t xml:space="preserve">t</w:t>
-      </w:r>
-      <w:r>
-        <w:t xml:space="preserve">.</w:t>
-      </w:r>
-      <w:r>
-        <w:t xml:space="preserve"> </w:t>
-      </w:r>
-      <w:r>
-        <w:t xml:space="preserve">3. The new error introduced by the addition is calculated as</w:t>
-      </w:r>
-      <w:r>
-        <w:t xml:space="preserve"> </w:t>
-      </w:r>
-      <w:r>
-        <w:rPr>
-          <w:rStyle w:val="VerbatimChar"/>
-        </w:rPr>
-        <w:t xml:space="preserve">(t - total) - y</w:t>
-      </w:r>
-      <w:r>
-        <w:t xml:space="preserve">. This captures the low-order bits that were lost due to finite precision and stores them in the</w:t>
-      </w:r>
-      <w:r>
-        <w:t xml:space="preserve"> </w:t>
-      </w:r>
-      <w:r>
-        <w:rPr>
-          <w:rStyle w:val="VerbatimChar"/>
-        </w:rPr>
-        <w:t xml:space="preserve">compensation</w:t>
-      </w:r>
-      <w:r>
-        <w:t xml:space="preserve"> </w:t>
-      </w:r>
-      <w:r>
-        <w:t xml:space="preserve">variable for the next iteration.</w:t>
-      </w:r>
-      <w:r>
-        <w:t xml:space="preserve"> </w:t>
-      </w:r>
-      <w:r>
-        <w:t xml:space="preserve">4. The</w:t>
-      </w:r>
-      <w:r>
-        <w:t xml:space="preserve"> </w:t>
-      </w:r>
-      <w:r>
-        <w:rPr>
-          <w:rStyle w:val="VerbatimChar"/>
-        </w:rPr>
-        <w:t xml:space="preserve">total</w:t>
-      </w:r>
-      <w:r>
-        <w:t xml:space="preserve"> </w:t>
-      </w:r>
-      <w:r>
-        <w:t xml:space="preserve">is updated with the value of</w:t>
-      </w:r>
-      <w:r>
-        <w:t xml:space="preserve"> </w:t>
-      </w:r>
-      <w:r>
-        <w:rPr>
-          <w:rStyle w:val="VerbatimChar"/>
-        </w:rPr>
-        <w:t xml:space="preserve">t</w:t>
-      </w:r>
-      <w:r>
-        <w:t xml:space="preserve">.</w:t>
+        <w:t xml:space="preserve">This function implements the Kahan summation algorithm, which is designed to minimize floating-point errors that can accumulate when summing a sequence of numbers. It is more numerically stable than a simple iterative addition, especially for datasets with a large number of values or values of widely varying magnitudes.</w:t>
       </w:r>
     </w:p>
     <w:p>
@@ -1114,82 +712,6 @@
         <w:pStyle w:val="BodyText"/>
       </w:pPr>
       <w:r>
-        <w:t xml:space="preserve">After iterating through all the numbers, the function returns the final</w:t>
-      </w:r>
-      <w:r>
-        <w:t xml:space="preserve"> </w:t>
-      </w:r>
-      <w:r>
-        <w:rPr>
-          <w:rStyle w:val="VerbatimChar"/>
-        </w:rPr>
-        <w:t xml:space="preserve">total</w:t>
-      </w:r>
-      <w:r>
-        <w:t xml:space="preserve">, which is a more precise representation of the true sum.</w:t>
-      </w:r>
-    </w:p>
-    <w:p>
-      <w:pPr>
-        <w:pStyle w:val="BodyText"/>
-      </w:pPr>
-      <w:r>
-        <w:t xml:space="preserve">Important Notes:</w:t>
-      </w:r>
-      <w:r>
-        <w:t xml:space="preserve"> </w:t>
-      </w:r>
-      <w:r>
-        <w:t xml:space="preserve">• This function is particularly useful when summing a large set of floating-point numbers or when the numbers have significantly different magnitudes, as it mitigates the loss of precision inherent in standard floating-point arithmetic.</w:t>
-      </w:r>
-      <w:r>
-        <w:t xml:space="preserve"> </w:t>
-      </w:r>
-      <w:r>
-        <w:t xml:space="preserve">• The function expects an iterable of numeric types. If an element in the iterable cannot be converted to a float (e.g., a string), a</w:t>
-      </w:r>
-      <w:r>
-        <w:t xml:space="preserve"> </w:t>
-      </w:r>
-      <w:r>
-        <w:rPr>
-          <w:rStyle w:val="VerbatimChar"/>
-        </w:rPr>
-        <w:t xml:space="preserve">ValueError</w:t>
-      </w:r>
-      <w:r>
-        <w:t xml:space="preserve"> </w:t>
-      </w:r>
-      <w:r>
-        <w:t xml:space="preserve">or</w:t>
-      </w:r>
-      <w:r>
-        <w:t xml:space="preserve"> </w:t>
-      </w:r>
-      <w:r>
-        <w:rPr>
-          <w:rStyle w:val="VerbatimChar"/>
-        </w:rPr>
-        <w:t xml:space="preserve">TypeError</w:t>
-      </w:r>
-      <w:r>
-        <w:t xml:space="preserve"> </w:t>
-      </w:r>
-      <w:r>
-        <w:t xml:space="preserve">will be raised at runtime.</w:t>
-      </w:r>
-      <w:r>
-        <w:t xml:space="preserve"> </w:t>
-      </w:r>
-      <w:r>
-        <w:t xml:space="preserve">• No external libraries or modules are required.</w:t>
-      </w:r>
-    </w:p>
-    <w:p>
-      <w:pPr>
-        <w:pStyle w:val="BodyText"/>
-      </w:pPr>
-      <w:r>
         <w:rPr>
           <w:b/>
           <w:bCs/>
@@ -1206,17 +728,78 @@
       </w:pPr>
       <w:r>
         <w:rPr>
-          <w:rStyle w:val="VerbatimChar"/>
+          <w:rStyle w:val="CommentTok"/>
         </w:rPr>
-        <w:t xml:space="preserve">2.0</w:t>
-      </w:r>
-    </w:p>
-    <w:p>
-      <w:pPr>
-        <w:pStyle w:val="FirstParagraph"/>
-      </w:pPr>
-      <w:r>
-        <w:t xml:space="preserve">Usage Example:</w:t>
+        <w:t xml:space="preserve"># Calling the function with a list of floats</w:t>
+      </w:r>
+      <w:r>
+        <w:br/>
+      </w:r>
+      <w:r>
+        <w:rPr>
+          <w:rStyle w:val="NormalTok"/>
+        </w:rPr>
+        <w:t xml:space="preserve">pairwise_sum([</w:t>
+      </w:r>
+      <w:r>
+        <w:rPr>
+          <w:rStyle w:val="FloatTok"/>
+        </w:rPr>
+        <w:t xml:space="preserve">0.1</w:t>
+      </w:r>
+      <w:r>
+        <w:rPr>
+          <w:rStyle w:val="NormalTok"/>
+        </w:rPr>
+        <w:t xml:space="preserve">, </w:t>
+      </w:r>
+      <w:r>
+        <w:rPr>
+          <w:rStyle w:val="FloatTok"/>
+        </w:rPr>
+        <w:t xml:space="preserve">0.2</w:t>
+      </w:r>
+      <w:r>
+        <w:rPr>
+          <w:rStyle w:val="NormalTok"/>
+        </w:rPr>
+        <w:t xml:space="preserve">, </w:t>
+      </w:r>
+      <w:r>
+        <w:rPr>
+          <w:rStyle w:val="FloatTok"/>
+        </w:rPr>
+        <w:t xml:space="preserve">0.3</w:t>
+      </w:r>
+      <w:r>
+        <w:rPr>
+          <w:rStyle w:val="NormalTok"/>
+        </w:rPr>
+        <w:t xml:space="preserve">, </w:t>
+      </w:r>
+      <w:r>
+        <w:rPr>
+          <w:rStyle w:val="FloatTok"/>
+        </w:rPr>
+        <w:t xml:space="preserve">0.4</w:t>
+      </w:r>
+      <w:r>
+        <w:rPr>
+          <w:rStyle w:val="NormalTok"/>
+        </w:rPr>
+        <w:t xml:space="preserve">, </w:t>
+      </w:r>
+      <w:r>
+        <w:rPr>
+          <w:rStyle w:val="FloatTok"/>
+        </w:rPr>
+        <w:t xml:space="preserve">0.5</w:t>
+      </w:r>
+      <w:r>
+        <w:rPr>
+          <w:rStyle w:val="NormalTok"/>
+        </w:rPr>
+        <w:t xml:space="preserve">])</w:t>
       </w:r>
     </w:p>
     <w:p>
@@ -1225,368 +808,9 @@
       </w:pPr>
       <w:r>
         <w:rPr>
-          <w:rStyle w:val="CommentTok"/>
-        </w:rPr>
-        <w:t xml:space="preserve"># A list of floats where standard summation might lose precision.</w:t>
-      </w:r>
-      <w:r>
-        <w:br/>
-      </w:r>
-      <w:r>
-        <w:rPr>
-          <w:rStyle w:val="CommentTok"/>
-        </w:rPr>
-        <w:t xml:space="preserve"># The correct sum is 2.0.</w:t>
-      </w:r>
-      <w:r>
-        <w:br/>
-      </w:r>
-      <w:r>
-        <w:rPr>
-          <w:rStyle w:val="NormalTok"/>
-        </w:rPr>
-        <w:t xml:space="preserve">data </w:t>
-      </w:r>
-      <w:r>
-        <w:rPr>
-          <w:rStyle w:val="OperatorTok"/>
-        </w:rPr>
-        <w:t xml:space="preserve">=</w:t>
-      </w:r>
-      <w:r>
-        <w:rPr>
-          <w:rStyle w:val="NormalTok"/>
-        </w:rPr>
-        <w:t xml:space="preserve"> [</w:t>
-      </w:r>
-      <w:r>
-        <w:rPr>
-          <w:rStyle w:val="FloatTok"/>
-        </w:rPr>
-        <w:t xml:space="preserve">1.0</w:t>
-      </w:r>
-      <w:r>
-        <w:rPr>
-          <w:rStyle w:val="NormalTok"/>
-        </w:rPr>
-        <w:t xml:space="preserve">, </w:t>
-      </w:r>
-      <w:r>
-        <w:rPr>
-          <w:rStyle w:val="FloatTok"/>
-        </w:rPr>
-        <w:t xml:space="preserve">1e100</w:t>
-      </w:r>
-      <w:r>
-        <w:rPr>
-          <w:rStyle w:val="NormalTok"/>
-        </w:rPr>
-        <w:t xml:space="preserve">, </w:t>
-      </w:r>
-      <w:r>
-        <w:rPr>
-          <w:rStyle w:val="FloatTok"/>
-        </w:rPr>
-        <w:t xml:space="preserve">1.0</w:t>
-      </w:r>
-      <w:r>
-        <w:rPr>
-          <w:rStyle w:val="NormalTok"/>
-        </w:rPr>
-        <w:t xml:space="preserve">, </w:t>
-      </w:r>
-      <w:r>
-        <w:rPr>
-          <w:rStyle w:val="OperatorTok"/>
-        </w:rPr>
-        <w:t xml:space="preserve">-</w:t>
-      </w:r>
-      <w:r>
-        <w:rPr>
-          <w:rStyle w:val="FloatTok"/>
-        </w:rPr>
-        <w:t xml:space="preserve">1e100</w:t>
-      </w:r>
-      <w:r>
-        <w:rPr>
-          <w:rStyle w:val="NormalTok"/>
-        </w:rPr>
-        <w:t xml:space="preserve">]</w:t>
-      </w:r>
-      <w:r>
-        <w:br/>
-      </w:r>
-      <w:r>
-        <w:br/>
-      </w:r>
-      <w:r>
-        <w:rPr>
-          <w:rStyle w:val="CommentTok"/>
-        </w:rPr>
-        <w:t xml:space="preserve"># Calculate the sum using the numerically stable pairwise_sum function.</w:t>
-      </w:r>
-      <w:r>
-        <w:br/>
-      </w:r>
-      <w:r>
-        <w:rPr>
-          <w:rStyle w:val="NormalTok"/>
-        </w:rPr>
-        <w:t xml:space="preserve">stable_result </w:t>
-      </w:r>
-      <w:r>
-        <w:rPr>
-          <w:rStyle w:val="OperatorTok"/>
-        </w:rPr>
-        <w:t xml:space="preserve">=</w:t>
-      </w:r>
-      <w:r>
-        <w:rPr>
-          <w:rStyle w:val="NormalTok"/>
-        </w:rPr>
-        <w:t xml:space="preserve"> pairwise_sum(data)</w:t>
-      </w:r>
-      <w:r>
-        <w:br/>
-      </w:r>
-      <w:r>
-        <w:rPr>
-          <w:rStyle w:val="BuiltInTok"/>
-        </w:rPr>
-        <w:t xml:space="preserve">print</w:t>
-      </w:r>
-      <w:r>
-        <w:rPr>
-          <w:rStyle w:val="NormalTok"/>
-        </w:rPr>
-        <w:t xml:space="preserve">(</w:t>
-      </w:r>
-      <w:r>
-        <w:rPr>
-          <w:rStyle w:val="SpecialStringTok"/>
-        </w:rPr>
-        <w:t xml:space="preserve">f"The stable sum is: </w:t>
-      </w:r>
-      <w:r>
-        <w:rPr>
-          <w:rStyle w:val="SpecialCharTok"/>
-        </w:rPr>
-        <w:t xml:space="preserve">{</w:t>
-      </w:r>
-      <w:r>
-        <w:rPr>
-          <w:rStyle w:val="NormalTok"/>
-        </w:rPr>
-        <w:t xml:space="preserve">stable_result</w:t>
-      </w:r>
-      <w:r>
-        <w:rPr>
-          <w:rStyle w:val="SpecialCharTok"/>
-        </w:rPr>
-        <w:t xml:space="preserve">}</w:t>
-      </w:r>
-      <w:r>
-        <w:rPr>
-          <w:rStyle w:val="SpecialStringTok"/>
-        </w:rPr>
-        <w:t xml:space="preserve">"</w:t>
-      </w:r>
-      <w:r>
-        <w:rPr>
-          <w:rStyle w:val="NormalTok"/>
-        </w:rPr>
-        <w:t xml:space="preserve">)</w:t>
-      </w:r>
-      <w:r>
-        <w:br/>
-      </w:r>
-      <w:r>
-        <w:br/>
-      </w:r>
-      <w:r>
-        <w:rPr>
-          <w:rStyle w:val="CommentTok"/>
-        </w:rPr>
-        <w:t xml:space="preserve"># Example with a simple list of numbers.</w:t>
-      </w:r>
-      <w:r>
-        <w:br/>
-      </w:r>
-      <w:r>
-        <w:rPr>
-          <w:rStyle w:val="NormalTok"/>
-        </w:rPr>
-        <w:t xml:space="preserve">numbers_list </w:t>
-      </w:r>
-      <w:r>
-        <w:rPr>
-          <w:rStyle w:val="OperatorTok"/>
-        </w:rPr>
-        <w:t xml:space="preserve">=</w:t>
-      </w:r>
-      <w:r>
-        <w:rPr>
-          <w:rStyle w:val="NormalTok"/>
-        </w:rPr>
-        <w:t xml:space="preserve"> [</w:t>
-      </w:r>
-      <w:r>
-        <w:rPr>
-          <w:rStyle w:val="FloatTok"/>
-        </w:rPr>
-        <w:t xml:space="preserve">15.5</w:t>
-      </w:r>
-      <w:r>
-        <w:rPr>
-          <w:rStyle w:val="NormalTok"/>
-        </w:rPr>
-        <w:t xml:space="preserve">, </w:t>
-      </w:r>
-      <w:r>
-        <w:rPr>
-          <w:rStyle w:val="FloatTok"/>
-        </w:rPr>
-        <w:t xml:space="preserve">20.0</w:t>
-      </w:r>
-      <w:r>
-        <w:rPr>
-          <w:rStyle w:val="NormalTok"/>
-        </w:rPr>
-        <w:t xml:space="preserve">, </w:t>
-      </w:r>
-      <w:r>
-        <w:rPr>
-          <w:rStyle w:val="OperatorTok"/>
-        </w:rPr>
-        <w:t xml:space="preserve">-</w:t>
-      </w:r>
-      <w:r>
-        <w:rPr>
-          <w:rStyle w:val="FloatTok"/>
-        </w:rPr>
-        <w:t xml:space="preserve">5.25</w:t>
-      </w:r>
-      <w:r>
-        <w:rPr>
-          <w:rStyle w:val="NormalTok"/>
-        </w:rPr>
-        <w:t xml:space="preserve">, </w:t>
-      </w:r>
-      <w:r>
-        <w:rPr>
-          <w:rStyle w:val="FloatTok"/>
-        </w:rPr>
-        <w:t xml:space="preserve">100.0</w:t>
-      </w:r>
-      <w:r>
-        <w:rPr>
-          <w:rStyle w:val="NormalTok"/>
-        </w:rPr>
-        <w:t xml:space="preserve">]</w:t>
-      </w:r>
-      <w:r>
-        <w:br/>
-      </w:r>
-      <w:r>
-        <w:rPr>
-          <w:rStyle w:val="NormalTok"/>
-        </w:rPr>
-        <w:t xml:space="preserve">simple_sum </w:t>
-      </w:r>
-      <w:r>
-        <w:rPr>
-          <w:rStyle w:val="OperatorTok"/>
-        </w:rPr>
-        <w:t xml:space="preserve">=</w:t>
-      </w:r>
-      <w:r>
-        <w:rPr>
-          <w:rStyle w:val="NormalTok"/>
-        </w:rPr>
-        <w:t xml:space="preserve"> pairwise_sum(numbers_list)</w:t>
-      </w:r>
-      <w:r>
-        <w:br/>
-      </w:r>
-      <w:r>
-        <w:rPr>
-          <w:rStyle w:val="BuiltInTok"/>
-        </w:rPr>
-        <w:t xml:space="preserve">print</w:t>
-      </w:r>
-      <w:r>
-        <w:rPr>
-          <w:rStyle w:val="NormalTok"/>
-        </w:rPr>
-        <w:t xml:space="preserve">(</w:t>
-      </w:r>
-      <w:r>
-        <w:rPr>
-          <w:rStyle w:val="SpecialStringTok"/>
-        </w:rPr>
-        <w:t xml:space="preserve">f"The sum is: </w:t>
-      </w:r>
-      <w:r>
-        <w:rPr>
-          <w:rStyle w:val="SpecialCharTok"/>
-        </w:rPr>
-        <w:t xml:space="preserve">{</w:t>
-      </w:r>
-      <w:r>
-        <w:rPr>
-          <w:rStyle w:val="NormalTok"/>
-        </w:rPr>
-        <w:t xml:space="preserve">simple_sum</w:t>
-      </w:r>
-      <w:r>
-        <w:rPr>
-          <w:rStyle w:val="SpecialCharTok"/>
-        </w:rPr>
-        <w:t xml:space="preserve">}</w:t>
-      </w:r>
-      <w:r>
-        <w:rPr>
-          <w:rStyle w:val="SpecialStringTok"/>
-        </w:rPr>
-        <w:t xml:space="preserve">"</w:t>
-      </w:r>
-      <w:r>
-        <w:rPr>
-          <w:rStyle w:val="NormalTok"/>
-        </w:rPr>
-        <w:t xml:space="preserve">)</w:t>
-      </w:r>
-    </w:p>
-    <w:p>
-      <w:pPr>
-        <w:pStyle w:val="FirstParagraph"/>
-      </w:pPr>
-      <w:r>
-        <w:rPr>
-          <w:b/>
-          <w:bCs/>
-        </w:rPr>
-        <w:t xml:space="preserve">Expected Output:</w:t>
-      </w:r>
-    </w:p>
-    <w:p>
-      <w:pPr>
-        <w:pStyle w:val="SourceCode"/>
-      </w:pPr>
-      <w:r>
-        <w:rPr>
           <w:rStyle w:val="VerbatimChar"/>
         </w:rPr>
-        <w:t xml:space="preserve">The stable sum is: 2.0</w:t>
-      </w:r>
-      <w:r>
-        <w:br/>
-      </w:r>
-      <w:r>
-        <w:rPr>
-          <w:rStyle w:val="VerbatimChar"/>
-        </w:rPr>
-        <w:t xml:space="preserve">The sum is: 130.25</w:t>
+        <w:t xml:space="preserve">1.5</w:t>
       </w:r>
     </w:p>
     <w:bookmarkEnd w:id="10"/>
@@ -1613,7 +837,23 @@
         <w:pStyle w:val="FirstParagraph"/>
       </w:pPr>
       <w:r>
-        <w:t xml:space="preserve">Function - split_into_chunks:</w:t>
+        <w:t xml:space="preserve">The function of</w:t>
+      </w:r>
+      <w:r>
+        <w:t xml:space="preserve"> </w:t>
+      </w:r>
+      <w:r>
+        <w:rPr>
+          <w:b/>
+          <w:bCs/>
+        </w:rPr>
+        <w:t xml:space="preserve">split_into_chunks</w:t>
+      </w:r>
+      <w:r>
+        <w:t xml:space="preserve"> </w:t>
+      </w:r>
+      <w:r>
+        <w:t xml:space="preserve">is to divide a string into a tuple of smaller, fixed-size substrings.</w:t>
       </w:r>
     </w:p>
     <w:p>
@@ -1621,13 +861,50 @@
         <w:pStyle w:val="BodyText"/>
       </w:pPr>
       <w:r>
-        <w:t xml:space="preserve">Purpose:</w:t>
+        <w:rPr>
+          <w:b/>
+          <w:bCs/>
+        </w:rPr>
+        <w:t xml:space="preserve">parameters</w:t>
+      </w:r>
+      <w:r>
+        <w:t xml:space="preserve">: The parameters of this Function.</w:t>
       </w:r>
       <w:r>
         <w:t xml:space="preserve"> </w:t>
       </w:r>
       <w:r>
-        <w:t xml:space="preserve">Splits a given string into a tuple of smaller, fixed-size substrings.</w:t>
+        <w:t xml:space="preserve">·</w:t>
+      </w:r>
+      <w:r>
+        <w:t xml:space="preserve"> </w:t>
+      </w:r>
+      <w:r>
+        <w:rPr>
+          <w:rStyle w:val="VerbatimChar"/>
+        </w:rPr>
+        <w:t xml:space="preserve">text</w:t>
+      </w:r>
+      <w:r>
+        <w:t xml:space="preserve">: The string to be split into chunks.</w:t>
+      </w:r>
+      <w:r>
+        <w:t xml:space="preserve"> </w:t>
+      </w:r>
+      <w:r>
+        <w:t xml:space="preserve">·</w:t>
+      </w:r>
+      <w:r>
+        <w:t xml:space="preserve"> </w:t>
+      </w:r>
+      <w:r>
+        <w:rPr>
+          <w:rStyle w:val="VerbatimChar"/>
+        </w:rPr>
+        <w:t xml:space="preserve">size</w:t>
+      </w:r>
+      <w:r>
+        <w:t xml:space="preserve">: The desired length for each chunk. This value must be a positive integer.</w:t>
       </w:r>
     </w:p>
     <w:p>
@@ -1635,19 +912,161 @@
         <w:pStyle w:val="BodyText"/>
       </w:pPr>
       <w:r>
-        <w:t xml:space="preserve">Parameters:</w:t>
+        <w:rPr>
+          <w:b/>
+          <w:bCs/>
+        </w:rPr>
+        <w:t xml:space="preserve">Code Description</w:t>
+      </w:r>
+      <w:r>
+        <w:t xml:space="preserve">:</w:t>
       </w:r>
       <w:r>
         <w:t xml:space="preserve"> </w:t>
       </w:r>
       <w:r>
-        <w:t xml:space="preserve">• text (str): The input string that will be divided into chunks.</w:t>
+        <w:t xml:space="preserve">The function first checks if the provided</w:t>
       </w:r>
       <w:r>
         <w:t xml:space="preserve"> </w:t>
       </w:r>
       <w:r>
-        <w:t xml:space="preserve">• size (int): The desired maximum length for each chunk. This value is required to be a positive integer.</w:t>
+        <w:rPr>
+          <w:rStyle w:val="VerbatimChar"/>
+        </w:rPr>
+        <w:t xml:space="preserve">size</w:t>
+      </w:r>
+      <w:r>
+        <w:t xml:space="preserve"> </w:t>
+      </w:r>
+      <w:r>
+        <w:t xml:space="preserve">is a positive number. If</w:t>
+      </w:r>
+      <w:r>
+        <w:t xml:space="preserve"> </w:t>
+      </w:r>
+      <w:r>
+        <w:rPr>
+          <w:rStyle w:val="VerbatimChar"/>
+        </w:rPr>
+        <w:t xml:space="preserve">size</w:t>
+      </w:r>
+      <w:r>
+        <w:t xml:space="preserve"> </w:t>
+      </w:r>
+      <w:r>
+        <w:t xml:space="preserve">is less than or equal to zero, it raises a</w:t>
+      </w:r>
+      <w:r>
+        <w:t xml:space="preserve"> </w:t>
+      </w:r>
+      <w:r>
+        <w:rPr>
+          <w:rStyle w:val="VerbatimChar"/>
+        </w:rPr>
+        <w:t xml:space="preserve">ValueError</w:t>
+      </w:r>
+      <w:r>
+        <w:t xml:space="preserve"> </w:t>
+      </w:r>
+      <w:r>
+        <w:t xml:space="preserve">with the message</w:t>
+      </w:r>
+      <w:r>
+        <w:t xml:space="preserve"> </w:t>
+      </w:r>
+      <w:r>
+        <w:t xml:space="preserve">“size must be positive”</w:t>
+      </w:r>
+      <w:r>
+        <w:t xml:space="preserve">. If the</w:t>
+      </w:r>
+      <w:r>
+        <w:t xml:space="preserve"> </w:t>
+      </w:r>
+      <w:r>
+        <w:rPr>
+          <w:rStyle w:val="VerbatimChar"/>
+        </w:rPr>
+        <w:t xml:space="preserve">size</w:t>
+      </w:r>
+      <w:r>
+        <w:t xml:space="preserve"> </w:t>
+      </w:r>
+      <w:r>
+        <w:t xml:space="preserve">is valid, the function uses a generator expression to iterate through the</w:t>
+      </w:r>
+      <w:r>
+        <w:t xml:space="preserve"> </w:t>
+      </w:r>
+      <w:r>
+        <w:rPr>
+          <w:rStyle w:val="VerbatimChar"/>
+        </w:rPr>
+        <w:t xml:space="preserve">text</w:t>
+      </w:r>
+      <w:r>
+        <w:t xml:space="preserve"> </w:t>
+      </w:r>
+      <w:r>
+        <w:t xml:space="preserve">string. The iteration starts at index 0 and advances by</w:t>
+      </w:r>
+      <w:r>
+        <w:t xml:space="preserve"> </w:t>
+      </w:r>
+      <w:r>
+        <w:rPr>
+          <w:rStyle w:val="VerbatimChar"/>
+        </w:rPr>
+        <w:t xml:space="preserve">size</w:t>
+      </w:r>
+      <w:r>
+        <w:t xml:space="preserve"> </w:t>
+      </w:r>
+      <w:r>
+        <w:t xml:space="preserve">steps until the end of the string is reached. In each step, it slices the</w:t>
+      </w:r>
+      <w:r>
+        <w:t xml:space="preserve"> </w:t>
+      </w:r>
+      <w:r>
+        <w:rPr>
+          <w:rStyle w:val="VerbatimChar"/>
+        </w:rPr>
+        <w:t xml:space="preserve">text</w:t>
+      </w:r>
+      <w:r>
+        <w:t xml:space="preserve"> </w:t>
+      </w:r>
+      <w:r>
+        <w:t xml:space="preserve">from the current index</w:t>
+      </w:r>
+      <w:r>
+        <w:t xml:space="preserve"> </w:t>
+      </w:r>
+      <w:r>
+        <w:rPr>
+          <w:rStyle w:val="VerbatimChar"/>
+        </w:rPr>
+        <w:t xml:space="preserve">i</w:t>
+      </w:r>
+      <w:r>
+        <w:t xml:space="preserve"> </w:t>
+      </w:r>
+      <w:r>
+        <w:t xml:space="preserve">to</w:t>
+      </w:r>
+      <w:r>
+        <w:t xml:space="preserve"> </w:t>
+      </w:r>
+      <w:r>
+        <w:rPr>
+          <w:rStyle w:val="VerbatimChar"/>
+        </w:rPr>
+        <w:t xml:space="preserve">i + size</w:t>
+      </w:r>
+      <w:r>
+        <w:t xml:space="preserve">, creating a chunk. Finally, all generated chunks are collected into a tuple and returned.</w:t>
       </w:r>
     </w:p>
     <w:p>
@@ -1655,13 +1074,20 @@
         <w:pStyle w:val="BodyText"/>
       </w:pPr>
       <w:r>
-        <w:t xml:space="preserve">Detailed Description:</w:t>
+        <w:rPr>
+          <w:b/>
+          <w:bCs/>
+        </w:rPr>
+        <w:t xml:space="preserve">Note</w:t>
+      </w:r>
+      <w:r>
+        <w:t xml:space="preserve">:</w:t>
       </w:r>
       <w:r>
         <w:t xml:space="preserve"> </w:t>
       </w:r>
       <w:r>
-        <w:t xml:space="preserve">This function divides a string into multiple segments of a specified length. The function first performs a validation check on the</w:t>
+        <w:t xml:space="preserve">The last chunk in the returned tuple may be shorter than the specified</w:t>
       </w:r>
       <w:r>
         <w:t xml:space="preserve"> </w:t>
@@ -1676,7 +1102,22 @@
         <w:t xml:space="preserve"> </w:t>
       </w:r>
       <w:r>
-        <w:t xml:space="preserve">parameter. If</w:t>
+        <w:t xml:space="preserve">if the total length of the input</w:t>
+      </w:r>
+      <w:r>
+        <w:t xml:space="preserve"> </w:t>
+      </w:r>
+      <w:r>
+        <w:rPr>
+          <w:rStyle w:val="VerbatimChar"/>
+        </w:rPr>
+        <w:t xml:space="preserve">text</w:t>
+      </w:r>
+      <w:r>
+        <w:t xml:space="preserve"> </w:t>
+      </w:r>
+      <w:r>
+        <w:t xml:space="preserve">is not evenly divisible by</w:t>
       </w:r>
       <w:r>
         <w:t xml:space="preserve"> </w:t>
@@ -1688,25 +1129,7 @@
         <w:t xml:space="preserve">size</w:t>
       </w:r>
       <w:r>
-        <w:t xml:space="preserve"> </w:t>
-      </w:r>
-      <w:r>
-        <w:t xml:space="preserve">is zero or a negative number, it raises a</w:t>
-      </w:r>
-      <w:r>
-        <w:t xml:space="preserve"> </w:t>
-      </w:r>
-      <w:r>
-        <w:rPr>
-          <w:rStyle w:val="VerbatimChar"/>
-        </w:rPr>
-        <w:t xml:space="preserve">ValueError</w:t>
-      </w:r>
-      <w:r>
-        <w:t xml:space="preserve"> </w:t>
-      </w:r>
-      <w:r>
-        <w:t xml:space="preserve">to indicate that the chunk length must be positive.</w:t>
+        <w:t xml:space="preserve">.</w:t>
       </w:r>
     </w:p>
     <w:p>
@@ -1714,220 +1137,6 @@
         <w:pStyle w:val="BodyText"/>
       </w:pPr>
       <w:r>
-        <w:t xml:space="preserve">If the</w:t>
-      </w:r>
-      <w:r>
-        <w:t xml:space="preserve"> </w:t>
-      </w:r>
-      <w:r>
-        <w:rPr>
-          <w:rStyle w:val="VerbatimChar"/>
-        </w:rPr>
-        <w:t xml:space="preserve">size</w:t>
-      </w:r>
-      <w:r>
-        <w:t xml:space="preserve"> </w:t>
-      </w:r>
-      <w:r>
-        <w:t xml:space="preserve">is valid, the function proceeds with the splitting logic. It uses a generator expression that iterates over the indices of the input</w:t>
-      </w:r>
-      <w:r>
-        <w:t xml:space="preserve"> </w:t>
-      </w:r>
-      <w:r>
-        <w:rPr>
-          <w:rStyle w:val="VerbatimChar"/>
-        </w:rPr>
-        <w:t xml:space="preserve">text</w:t>
-      </w:r>
-      <w:r>
-        <w:t xml:space="preserve"> </w:t>
-      </w:r>
-      <w:r>
-        <w:t xml:space="preserve">with a step equal to</w:t>
-      </w:r>
-      <w:r>
-        <w:t xml:space="preserve"> </w:t>
-      </w:r>
-      <w:r>
-        <w:rPr>
-          <w:rStyle w:val="VerbatimChar"/>
-        </w:rPr>
-        <w:t xml:space="preserve">size</w:t>
-      </w:r>
-      <w:r>
-        <w:t xml:space="preserve">. The</w:t>
-      </w:r>
-      <w:r>
-        <w:t xml:space="preserve"> </w:t>
-      </w:r>
-      <w:r>
-        <w:rPr>
-          <w:rStyle w:val="VerbatimChar"/>
-        </w:rPr>
-        <w:t xml:space="preserve">range</w:t>
-      </w:r>
-      <w:r>
-        <w:t xml:space="preserve"> </w:t>
-      </w:r>
-      <w:r>
-        <w:t xml:space="preserve">function is configured to start at index 0, go up to the length of the string, and increment by the</w:t>
-      </w:r>
-      <w:r>
-        <w:t xml:space="preserve"> </w:t>
-      </w:r>
-      <w:r>
-        <w:rPr>
-          <w:rStyle w:val="VerbatimChar"/>
-        </w:rPr>
-        <w:t xml:space="preserve">size</w:t>
-      </w:r>
-      <w:r>
-        <w:t xml:space="preserve"> </w:t>
-      </w:r>
-      <w:r>
-        <w:t xml:space="preserve">value at each step. For each generated index</w:t>
-      </w:r>
-      <w:r>
-        <w:t xml:space="preserve"> </w:t>
-      </w:r>
-      <w:r>
-        <w:rPr>
-          <w:rStyle w:val="VerbatimChar"/>
-        </w:rPr>
-        <w:t xml:space="preserve">i</w:t>
-      </w:r>
-      <w:r>
-        <w:t xml:space="preserve">, the function uses string slicing (</w:t>
-      </w:r>
-      <w:r>
-        <w:rPr>
-          <w:rStyle w:val="VerbatimChar"/>
-        </w:rPr>
-        <w:t xml:space="preserve">text[i : i + size]</w:t>
-      </w:r>
-      <w:r>
-        <w:t xml:space="preserve">) to extract a substring. This process continues until the entire string has been processed. The resulting substrings are collected into a tuple, which is then returned.</w:t>
-      </w:r>
-    </w:p>
-    <w:p>
-      <w:pPr>
-        <w:pStyle w:val="BodyText"/>
-      </w:pPr>
-      <w:r>
-        <w:t xml:space="preserve">Important Notes:</w:t>
-      </w:r>
-      <w:r>
-        <w:t xml:space="preserve"> </w:t>
-      </w:r>
-      <w:r>
-        <w:t xml:space="preserve">• The function will raise a</w:t>
-      </w:r>
-      <w:r>
-        <w:t xml:space="preserve"> </w:t>
-      </w:r>
-      <w:r>
-        <w:rPr>
-          <w:rStyle w:val="VerbatimChar"/>
-        </w:rPr>
-        <w:t xml:space="preserve">ValueError</w:t>
-      </w:r>
-      <w:r>
-        <w:t xml:space="preserve"> </w:t>
-      </w:r>
-      <w:r>
-        <w:t xml:space="preserve">if the provided</w:t>
-      </w:r>
-      <w:r>
-        <w:t xml:space="preserve"> </w:t>
-      </w:r>
-      <w:r>
-        <w:rPr>
-          <w:rStyle w:val="VerbatimChar"/>
-        </w:rPr>
-        <w:t xml:space="preserve">size</w:t>
-      </w:r>
-      <w:r>
-        <w:t xml:space="preserve"> </w:t>
-      </w:r>
-      <w:r>
-        <w:t xml:space="preserve">is not a positive integer (i.e., if</w:t>
-      </w:r>
-      <w:r>
-        <w:t xml:space="preserve"> </w:t>
-      </w:r>
-      <w:r>
-        <w:rPr>
-          <w:rStyle w:val="VerbatimChar"/>
-        </w:rPr>
-        <w:t xml:space="preserve">size</w:t>
-      </w:r>
-      <w:r>
-        <w:t xml:space="preserve"> </w:t>
-      </w:r>
-      <w:r>
-        <w:t xml:space="preserve">&lt;= 0).</w:t>
-      </w:r>
-      <w:r>
-        <w:t xml:space="preserve"> </w:t>
-      </w:r>
-      <w:r>
-        <w:t xml:space="preserve">• The final substring in the returned tuple may be shorter than the specified</w:t>
-      </w:r>
-      <w:r>
-        <w:t xml:space="preserve"> </w:t>
-      </w:r>
-      <w:r>
-        <w:rPr>
-          <w:rStyle w:val="VerbatimChar"/>
-        </w:rPr>
-        <w:t xml:space="preserve">size</w:t>
-      </w:r>
-      <w:r>
-        <w:t xml:space="preserve"> </w:t>
-      </w:r>
-      <w:r>
-        <w:t xml:space="preserve">if the total length of the input</w:t>
-      </w:r>
-      <w:r>
-        <w:t xml:space="preserve"> </w:t>
-      </w:r>
-      <w:r>
-        <w:rPr>
-          <w:rStyle w:val="VerbatimChar"/>
-        </w:rPr>
-        <w:t xml:space="preserve">text</w:t>
-      </w:r>
-      <w:r>
-        <w:t xml:space="preserve"> </w:t>
-      </w:r>
-      <w:r>
-        <w:t xml:space="preserve">is not an even multiple of</w:t>
-      </w:r>
-      <w:r>
-        <w:t xml:space="preserve"> </w:t>
-      </w:r>
-      <w:r>
-        <w:rPr>
-          <w:rStyle w:val="VerbatimChar"/>
-        </w:rPr>
-        <w:t xml:space="preserve">size</w:t>
-      </w:r>
-      <w:r>
-        <w:t xml:space="preserve">.</w:t>
-      </w:r>
-      <w:r>
-        <w:t xml:space="preserve"> </w:t>
-      </w:r>
-      <w:r>
-        <w:t xml:space="preserve">• This function does not require any external libraries.</w:t>
-      </w:r>
-    </w:p>
-    <w:p>
-      <w:pPr>
-        <w:pStyle w:val="BodyText"/>
-      </w:pPr>
-      <w:r>
         <w:rPr>
           <w:b/>
           <w:bCs/>
@@ -1944,292 +1153,15 @@
       </w:pPr>
       <w:r>
         <w:rPr>
-          <w:rStyle w:val="VerbatimChar"/>
-        </w:rPr>
-        <w:t xml:space="preserve">('Hel', 'loW', 'orl', 'd')</w:t>
-      </w:r>
-    </w:p>
-    <w:p>
-      <w:pPr>
-        <w:pStyle w:val="FirstParagraph"/>
-      </w:pPr>
-      <w:r>
-        <w:t xml:space="preserve">Usage Example:</w:t>
-      </w:r>
-    </w:p>
-    <w:p>
-      <w:pPr>
-        <w:pStyle w:val="SourceCode"/>
-      </w:pPr>
-      <w:r>
-        <w:rPr>
-          <w:rStyle w:val="CommentTok"/>
-        </w:rPr>
-        <w:t xml:space="preserve"># Example 1: Splitting a string where the length is not a multiple of the size</w:t>
-      </w:r>
-      <w:r>
-        <w:br/>
-      </w:r>
-      <w:r>
-        <w:rPr>
           <w:rStyle w:val="NormalTok"/>
         </w:rPr>
-        <w:t xml:space="preserve">text_to_split </w:t>
-      </w:r>
-      <w:r>
-        <w:rPr>
-          <w:rStyle w:val="OperatorTok"/>
-        </w:rPr>
-        <w:t xml:space="preserve">=</w:t>
-      </w:r>
-      <w:r>
-        <w:rPr>
-          <w:rStyle w:val="NormalTok"/>
-        </w:rPr>
-        <w:t xml:space="preserve"> </w:t>
+        <w:t xml:space="preserve">(</w:t>
       </w:r>
       <w:r>
         <w:rPr>
           <w:rStyle w:val="StringTok"/>
         </w:rPr>
-        <w:t xml:space="preserve">"This is a sample string for chunking."</w:t>
-      </w:r>
-      <w:r>
-        <w:br/>
-      </w:r>
-      <w:r>
-        <w:rPr>
-          <w:rStyle w:val="NormalTok"/>
-        </w:rPr>
-        <w:t xml:space="preserve">chunk_size </w:t>
-      </w:r>
-      <w:r>
-        <w:rPr>
-          <w:rStyle w:val="OperatorTok"/>
-        </w:rPr>
-        <w:t xml:space="preserve">=</w:t>
-      </w:r>
-      <w:r>
-        <w:rPr>
-          <w:rStyle w:val="NormalTok"/>
-        </w:rPr>
-        <w:t xml:space="preserve"> </w:t>
-      </w:r>
-      <w:r>
-        <w:rPr>
-          <w:rStyle w:val="DecValTok"/>
-        </w:rPr>
-        <w:t xml:space="preserve">10</w:t>
-      </w:r>
-      <w:r>
-        <w:br/>
-      </w:r>
-      <w:r>
-        <w:rPr>
-          <w:rStyle w:val="NormalTok"/>
-        </w:rPr>
-        <w:t xml:space="preserve">chunks </w:t>
-      </w:r>
-      <w:r>
-        <w:rPr>
-          <w:rStyle w:val="OperatorTok"/>
-        </w:rPr>
-        <w:t xml:space="preserve">=</w:t>
-      </w:r>
-      <w:r>
-        <w:rPr>
-          <w:rStyle w:val="NormalTok"/>
-        </w:rPr>
-        <w:t xml:space="preserve"> split_into_chunks(text_to_split, chunk_size)</w:t>
-      </w:r>
-      <w:r>
-        <w:br/>
-      </w:r>
-      <w:r>
-        <w:rPr>
-          <w:rStyle w:val="BuiltInTok"/>
-        </w:rPr>
-        <w:t xml:space="preserve">print</w:t>
-      </w:r>
-      <w:r>
-        <w:rPr>
-          <w:rStyle w:val="NormalTok"/>
-        </w:rPr>
-        <w:t xml:space="preserve">(chunks)</w:t>
-      </w:r>
-      <w:r>
-        <w:br/>
-      </w:r>
-      <w:r>
-        <w:rPr>
-          <w:rStyle w:val="CommentTok"/>
-        </w:rPr>
-        <w:t xml:space="preserve"># Expected Output: ('This is a ', 'sample str', 'ing for ch', 'unking.')</w:t>
-      </w:r>
-      <w:r>
-        <w:br/>
-      </w:r>
-      <w:r>
-        <w:br/>
-      </w:r>
-      <w:r>
-        <w:rPr>
-          <w:rStyle w:val="CommentTok"/>
-        </w:rPr>
-        <w:t xml:space="preserve"># Example 2: Splitting a string where the length is a multiple of the size</w:t>
-      </w:r>
-      <w:r>
-        <w:br/>
-      </w:r>
-      <w:r>
-        <w:rPr>
-          <w:rStyle w:val="NormalTok"/>
-        </w:rPr>
-        <w:t xml:space="preserve">text_to_split_even </w:t>
-      </w:r>
-      <w:r>
-        <w:rPr>
-          <w:rStyle w:val="OperatorTok"/>
-        </w:rPr>
-        <w:t xml:space="preserve">=</w:t>
-      </w:r>
-      <w:r>
-        <w:rPr>
-          <w:rStyle w:val="NormalTok"/>
-        </w:rPr>
-        <w:t xml:space="preserve"> </w:t>
-      </w:r>
-      <w:r>
-        <w:rPr>
-          <w:rStyle w:val="StringTok"/>
-        </w:rPr>
-        <w:t xml:space="preserve">"abcdefghij"</w:t>
-      </w:r>
-      <w:r>
-        <w:br/>
-      </w:r>
-      <w:r>
-        <w:rPr>
-          <w:rStyle w:val="NormalTok"/>
-        </w:rPr>
-        <w:t xml:space="preserve">chunk_size_even </w:t>
-      </w:r>
-      <w:r>
-        <w:rPr>
-          <w:rStyle w:val="OperatorTok"/>
-        </w:rPr>
-        <w:t xml:space="preserve">=</w:t>
-      </w:r>
-      <w:r>
-        <w:rPr>
-          <w:rStyle w:val="NormalTok"/>
-        </w:rPr>
-        <w:t xml:space="preserve"> </w:t>
-      </w:r>
-      <w:r>
-        <w:rPr>
-          <w:rStyle w:val="DecValTok"/>
-        </w:rPr>
-        <w:t xml:space="preserve">5</w:t>
-      </w:r>
-      <w:r>
-        <w:br/>
-      </w:r>
-      <w:r>
-        <w:rPr>
-          <w:rStyle w:val="NormalTok"/>
-        </w:rPr>
-        <w:t xml:space="preserve">chunks_even </w:t>
-      </w:r>
-      <w:r>
-        <w:rPr>
-          <w:rStyle w:val="OperatorTok"/>
-        </w:rPr>
-        <w:t xml:space="preserve">=</w:t>
-      </w:r>
-      <w:r>
-        <w:rPr>
-          <w:rStyle w:val="NormalTok"/>
-        </w:rPr>
-        <w:t xml:space="preserve"> split_into_chunks(text_to_split_even, chunk_size_even)</w:t>
-      </w:r>
-      <w:r>
-        <w:br/>
-      </w:r>
-      <w:r>
-        <w:rPr>
-          <w:rStyle w:val="BuiltInTok"/>
-        </w:rPr>
-        <w:t xml:space="preserve">print</w:t>
-      </w:r>
-      <w:r>
-        <w:rPr>
-          <w:rStyle w:val="NormalTok"/>
-        </w:rPr>
-        <w:t xml:space="preserve">(chunks_even)</w:t>
-      </w:r>
-      <w:r>
-        <w:br/>
-      </w:r>
-      <w:r>
-        <w:rPr>
-          <w:rStyle w:val="CommentTok"/>
-        </w:rPr>
-        <w:t xml:space="preserve"># Expected Output: ('abcde', 'fghij')</w:t>
-      </w:r>
-      <w:r>
-        <w:br/>
-      </w:r>
-      <w:r>
-        <w:br/>
-      </w:r>
-      <w:r>
-        <w:rPr>
-          <w:rStyle w:val="CommentTok"/>
-        </w:rPr>
-        <w:t xml:space="preserve"># Example 3: Attempting to use an invalid size</w:t>
-      </w:r>
-      <w:r>
-        <w:br/>
-      </w:r>
-      <w:r>
-        <w:rPr>
-          <w:rStyle w:val="ControlFlowTok"/>
-        </w:rPr>
-        <w:t xml:space="preserve">try</w:t>
-      </w:r>
-      <w:r>
-        <w:rPr>
-          <w:rStyle w:val="NormalTok"/>
-        </w:rPr>
-        <w:t xml:space="preserve">:</w:t>
-      </w:r>
-      <w:r>
-        <w:br/>
-      </w:r>
-      <w:r>
-        <w:rPr>
-          <w:rStyle w:val="NormalTok"/>
-        </w:rPr>
-        <w:t xml:space="preserve">    invalid_chunks </w:t>
-      </w:r>
-      <w:r>
-        <w:rPr>
-          <w:rStyle w:val="OperatorTok"/>
-        </w:rPr>
-        <w:t xml:space="preserve">=</w:t>
-      </w:r>
-      <w:r>
-        <w:rPr>
-          <w:rStyle w:val="NormalTok"/>
-        </w:rPr>
-        <w:t xml:space="preserve"> split_into_chunks(</w:t>
-      </w:r>
-      <w:r>
-        <w:rPr>
-          <w:rStyle w:val="StringTok"/>
-        </w:rPr>
-        <w:t xml:space="preserve">"some text"</w:t>
+        <w:t xml:space="preserve">'Hel'</w:t>
       </w:r>
       <w:r>
         <w:rPr>
@@ -2239,120 +1171,39 @@
       </w:r>
       <w:r>
         <w:rPr>
-          <w:rStyle w:val="DecValTok"/>
+          <w:rStyle w:val="StringTok"/>
         </w:rPr>
-        <w:t xml:space="preserve">0</w:t>
+        <w:t xml:space="preserve">'loW'</w:t>
+      </w:r>
+      <w:r>
+        <w:rPr>
+          <w:rStyle w:val="NormalTok"/>
+        </w:rPr>
+        <w:t xml:space="preserve">, </w:t>
+      </w:r>
+      <w:r>
+        <w:rPr>
+          <w:rStyle w:val="StringTok"/>
+        </w:rPr>
+        <w:t xml:space="preserve">'orl'</w:t>
+      </w:r>
+      <w:r>
+        <w:rPr>
+          <w:rStyle w:val="NormalTok"/>
+        </w:rPr>
+        <w:t xml:space="preserve">, </w:t>
+      </w:r>
+      <w:r>
+        <w:rPr>
+          <w:rStyle w:val="StringTok"/>
+        </w:rPr>
+        <w:t xml:space="preserve">'d'</w:t>
       </w:r>
       <w:r>
         <w:rPr>
           <w:rStyle w:val="NormalTok"/>
         </w:rPr>
         <w:t xml:space="preserve">)</w:t>
-      </w:r>
-      <w:r>
-        <w:br/>
-      </w:r>
-      <w:r>
-        <w:rPr>
-          <w:rStyle w:val="ControlFlowTok"/>
-        </w:rPr>
-        <w:t xml:space="preserve">except</w:t>
-      </w:r>
-      <w:r>
-        <w:rPr>
-          <w:rStyle w:val="NormalTok"/>
-        </w:rPr>
-        <w:t xml:space="preserve"> </w:t>
-      </w:r>
-      <w:r>
-        <w:rPr>
-          <w:rStyle w:val="PreprocessorTok"/>
-        </w:rPr>
-        <w:t xml:space="preserve">ValueError</w:t>
-      </w:r>
-      <w:r>
-        <w:rPr>
-          <w:rStyle w:val="NormalTok"/>
-        </w:rPr>
-        <w:t xml:space="preserve"> </w:t>
-      </w:r>
-      <w:r>
-        <w:rPr>
-          <w:rStyle w:val="ImportTok"/>
-        </w:rPr>
-        <w:t xml:space="preserve">as</w:t>
-      </w:r>
-      <w:r>
-        <w:rPr>
-          <w:rStyle w:val="NormalTok"/>
-        </w:rPr>
-        <w:t xml:space="preserve"> e:</w:t>
-      </w:r>
-      <w:r>
-        <w:br/>
-      </w:r>
-      <w:r>
-        <w:rPr>
-          <w:rStyle w:val="NormalTok"/>
-        </w:rPr>
-        <w:t xml:space="preserve">    </w:t>
-      </w:r>
-      <w:r>
-        <w:rPr>
-          <w:rStyle w:val="BuiltInTok"/>
-        </w:rPr>
-        <w:t xml:space="preserve">print</w:t>
-      </w:r>
-      <w:r>
-        <w:rPr>
-          <w:rStyle w:val="NormalTok"/>
-        </w:rPr>
-        <w:t xml:space="preserve">(</w:t>
-      </w:r>
-      <w:r>
-        <w:rPr>
-          <w:rStyle w:val="SpecialStringTok"/>
-        </w:rPr>
-        <w:t xml:space="preserve">f"Error: </w:t>
-      </w:r>
-      <w:r>
-        <w:rPr>
-          <w:rStyle w:val="SpecialCharTok"/>
-        </w:rPr>
-        <w:t xml:space="preserve">{</w:t>
-      </w:r>
-      <w:r>
-        <w:rPr>
-          <w:rStyle w:val="NormalTok"/>
-        </w:rPr>
-        <w:t xml:space="preserve">e</w:t>
-      </w:r>
-      <w:r>
-        <w:rPr>
-          <w:rStyle w:val="SpecialCharTok"/>
-        </w:rPr>
-        <w:t xml:space="preserve">}</w:t>
-      </w:r>
-      <w:r>
-        <w:rPr>
-          <w:rStyle w:val="SpecialStringTok"/>
-        </w:rPr>
-        <w:t xml:space="preserve">"</w:t>
-      </w:r>
-      <w:r>
-        <w:rPr>
-          <w:rStyle w:val="NormalTok"/>
-        </w:rPr>
-        <w:t xml:space="preserve">)</w:t>
-      </w:r>
-      <w:r>
-        <w:br/>
-      </w:r>
-      <w:r>
-        <w:rPr>
-          <w:rStyle w:val="CommentTok"/>
-        </w:rPr>
-        <w:t xml:space="preserve"># Expected Output: Error: size must be positive</w:t>
       </w:r>
     </w:p>
     <w:bookmarkEnd w:id="11"/>

--- a/random_module_two.docx
+++ b/random_module_two.docx
@@ -51,12 +51,6 @@
         <w:pStyle w:val="FirstParagraph"/>
       </w:pPr>
       <w:r>
-        <w:t xml:space="preserve">The function of</w:t>
-      </w:r>
-      <w:r>
-        <w:t xml:space="preserve"> </w:t>
-      </w:r>
-      <w:r>
         <w:rPr>
           <w:b/>
           <w:bCs/>
@@ -64,16 +58,11 @@
         <w:t xml:space="preserve">count_vowels</w:t>
       </w:r>
       <w:r>
+        <w:t xml:space="preserve">: The function of count_vowels is to count the total number of vowels within a given string in a case-insensitive manner.</w:t>
+      </w:r>
+      <w:r>
         <w:t xml:space="preserve"> </w:t>
       </w:r>
-      <w:r>
-        <w:t xml:space="preserve">is to calculate the total number of vowels within a given string, treating uppercase and lowercase vowels the same.</w:t>
-      </w:r>
-    </w:p>
-    <w:p>
-      <w:pPr>
-        <w:pStyle w:val="BodyText"/>
-      </w:pPr>
       <w:r>
         <w:rPr>
           <w:b/>
@@ -82,13 +71,13 @@
         <w:t xml:space="preserve">parameters</w:t>
       </w:r>
       <w:r>
-        <w:t xml:space="preserve">: The parameters of this Function.</w:t>
+        <w:t xml:space="preserve">:</w:t>
       </w:r>
       <w:r>
         <w:t xml:space="preserve"> </w:t>
       </w:r>
       <w:r>
-        <w:t xml:space="preserve">·</w:t>
+        <w:t xml:space="preserve">· text: The input string to be scanned for vowels. This parameter is of type</w:t>
       </w:r>
       <w:r>
         <w:t xml:space="preserve"> </w:t>
@@ -97,16 +86,14 @@
         <w:rPr>
           <w:rStyle w:val="VerbatimChar"/>
         </w:rPr>
-        <w:t xml:space="preserve">text</w:t>
-      </w:r>
-      <w:r>
-        <w:t xml:space="preserve">: The input string that will be scanned for vowels.</w:t>
-      </w:r>
-    </w:p>
-    <w:p>
-      <w:pPr>
-        <w:pStyle w:val="BodyText"/>
-      </w:pPr>
+        <w:t xml:space="preserve">str</w:t>
+      </w:r>
+      <w:r>
+        <w:t xml:space="preserve">.</w:t>
+      </w:r>
+      <w:r>
+        <w:t xml:space="preserve"> </w:t>
+      </w:r>
       <w:r>
         <w:rPr>
           <w:b/>
@@ -151,7 +138,91 @@
         <w:t xml:space="preserve"> </w:t>
       </w:r>
       <w:r>
-        <w:t xml:space="preserve">which contains all lowercase and uppercase English vowels (a, e, i, o, u, A, E, I, O, U). It then iterates through each character (</w:t>
+        <w:t xml:space="preserve">which contains all the English vowels in both lowercase (</w:t>
+      </w:r>
+      <w:r>
+        <w:t xml:space="preserve">‘a’</w:t>
+      </w:r>
+      <w:r>
+        <w:t xml:space="preserve">,</w:t>
+      </w:r>
+      <w:r>
+        <w:t xml:space="preserve"> </w:t>
+      </w:r>
+      <w:r>
+        <w:t xml:space="preserve">‘e’</w:t>
+      </w:r>
+      <w:r>
+        <w:t xml:space="preserve">,</w:t>
+      </w:r>
+      <w:r>
+        <w:t xml:space="preserve"> </w:t>
+      </w:r>
+      <w:r>
+        <w:t xml:space="preserve">‘i’</w:t>
+      </w:r>
+      <w:r>
+        <w:t xml:space="preserve">,</w:t>
+      </w:r>
+      <w:r>
+        <w:t xml:space="preserve"> </w:t>
+      </w:r>
+      <w:r>
+        <w:t xml:space="preserve">‘o’</w:t>
+      </w:r>
+      <w:r>
+        <w:t xml:space="preserve">,</w:t>
+      </w:r>
+      <w:r>
+        <w:t xml:space="preserve"> </w:t>
+      </w:r>
+      <w:r>
+        <w:t xml:space="preserve">‘u’</w:t>
+      </w:r>
+      <w:r>
+        <w:t xml:space="preserve">) and uppercase (</w:t>
+      </w:r>
+      <w:r>
+        <w:t xml:space="preserve">‘A’</w:t>
+      </w:r>
+      <w:r>
+        <w:t xml:space="preserve">,</w:t>
+      </w:r>
+      <w:r>
+        <w:t xml:space="preserve"> </w:t>
+      </w:r>
+      <w:r>
+        <w:t xml:space="preserve">‘E’</w:t>
+      </w:r>
+      <w:r>
+        <w:t xml:space="preserve">,</w:t>
+      </w:r>
+      <w:r>
+        <w:t xml:space="preserve"> </w:t>
+      </w:r>
+      <w:r>
+        <w:t xml:space="preserve">‘I’</w:t>
+      </w:r>
+      <w:r>
+        <w:t xml:space="preserve">,</w:t>
+      </w:r>
+      <w:r>
+        <w:t xml:space="preserve"> </w:t>
+      </w:r>
+      <w:r>
+        <w:t xml:space="preserve">‘O’</w:t>
+      </w:r>
+      <w:r>
+        <w:t xml:space="preserve">,</w:t>
+      </w:r>
+      <w:r>
+        <w:t xml:space="preserve"> </w:t>
+      </w:r>
+      <w:r>
+        <w:t xml:space="preserve">‘U’</w:t>
+      </w:r>
+      <w:r>
+        <w:t xml:space="preserve">). Using a set data structure is highly efficient for checking the existence of an element, as it provides an average time complexity of O(1) for membership tests. The function then iterates through each character (</w:t>
       </w:r>
       <w:r>
         <w:rPr>
@@ -172,7 +243,25 @@
         <w:t xml:space="preserve">text</w:t>
       </w:r>
       <w:r>
-        <w:t xml:space="preserve">. For every character, it checks if the character is present in the</w:t>
+        <w:t xml:space="preserve"> </w:t>
+      </w:r>
+      <w:r>
+        <w:t xml:space="preserve">string. For each character, it checks if</w:t>
+      </w:r>
+      <w:r>
+        <w:t xml:space="preserve"> </w:t>
+      </w:r>
+      <w:r>
+        <w:rPr>
+          <w:rStyle w:val="VerbatimChar"/>
+        </w:rPr>
+        <w:t xml:space="preserve">ch</w:t>
+      </w:r>
+      <w:r>
+        <w:t xml:space="preserve"> </w:t>
+      </w:r>
+      <w:r>
+        <w:t xml:space="preserve">is present in the</w:t>
       </w:r>
       <w:r>
         <w:t xml:space="preserve"> </w:t>
@@ -187,7 +276,7 @@
         <w:t xml:space="preserve"> </w:t>
       </w:r>
       <w:r>
-        <w:t xml:space="preserve">set. A generator expression yields the number</w:t>
+        <w:t xml:space="preserve">set. If the character is a vowel, a generator expression yields the value</w:t>
       </w:r>
       <w:r>
         <w:t xml:space="preserve"> </w:t>
@@ -199,10 +288,7 @@
         <w:t xml:space="preserve">1</w:t>
       </w:r>
       <w:r>
-        <w:t xml:space="preserve"> </w:t>
-      </w:r>
-      <w:r>
-        <w:t xml:space="preserve">for each character that is found in the set. Finally, the built-in</w:t>
+        <w:t xml:space="preserve">. The built-in</w:t>
       </w:r>
       <w:r>
         <w:t xml:space="preserve"> </w:t>
@@ -217,7 +303,7 @@
         <w:t xml:space="preserve"> </w:t>
       </w:r>
       <w:r>
-        <w:t xml:space="preserve">function calculates the total of all the</w:t>
+        <w:t xml:space="preserve">function is then called on this generator. It aggregates all the yielded</w:t>
       </w:r>
       <w:r>
         <w:t xml:space="preserve"> </w:t>
@@ -229,13 +315,11 @@
         <w:t xml:space="preserve">1</w:t>
       </w:r>
       <w:r>
-        <w:t xml:space="preserve">s generated, effectively counting the vowels, and returns this sum.</w:t>
-      </w:r>
-    </w:p>
-    <w:p>
-      <w:pPr>
-        <w:pStyle w:val="BodyText"/>
-      </w:pPr>
+        <w:t xml:space="preserve">s, effectively summing them up to produce the total count of vowels found in the string. The function returns this final sum as an integer.</w:t>
+      </w:r>
+      <w:r>
+        <w:t xml:space="preserve"> </w:t>
+      </w:r>
       <w:r>
         <w:rPr>
           <w:b/>
@@ -250,7 +334,7 @@
         <w:t xml:space="preserve"> </w:t>
       </w:r>
       <w:r>
-        <w:t xml:space="preserve">The vowel check is case-insensitive because the</w:t>
+        <w:t xml:space="preserve">The vowel counting is case-insensitive because the</w:t>
       </w:r>
       <w:r>
         <w:t xml:space="preserve"> </w:t>
@@ -265,13 +349,11 @@
         <w:t xml:space="preserve"> </w:t>
       </w:r>
       <w:r>
-        <w:t xml:space="preserve">set explicitly includes both uppercase and lowercase letters. Using a set for vowel lookup is an efficient method for membership testing.</w:t>
-      </w:r>
-    </w:p>
-    <w:p>
-      <w:pPr>
-        <w:pStyle w:val="BodyText"/>
-      </w:pPr>
+        <w:t xml:space="preserve">set includes both uppercase and lowercase letters. Any characters in the input string that are not vowels (such as consonants, numbers, punctuation, or whitespace) are simply ignored and do not contribute to the count.</w:t>
+      </w:r>
+      <w:r>
+        <w:t xml:space="preserve"> </w:t>
+      </w:r>
       <w:r>
         <w:rPr>
           <w:b/>
@@ -289,18 +371,69 @@
       </w:pPr>
       <w:r>
         <w:rPr>
+          <w:rStyle w:val="NormalTok"/>
+        </w:rPr>
+        <w:t xml:space="preserve">vowel_count </w:t>
+      </w:r>
+      <w:r>
+        <w:rPr>
+          <w:rStyle w:val="OperatorTok"/>
+        </w:rPr>
+        <w:t xml:space="preserve">=</w:t>
+      </w:r>
+      <w:r>
+        <w:rPr>
+          <w:rStyle w:val="NormalTok"/>
+        </w:rPr>
+        <w:t xml:space="preserve"> count_vowels(</w:t>
+      </w:r>
+      <w:r>
+        <w:rPr>
+          <w:rStyle w:val="StringTok"/>
+        </w:rPr>
+        <w:t xml:space="preserve">"This is an Example String."</w:t>
+      </w:r>
+      <w:r>
+        <w:rPr>
+          <w:rStyle w:val="NormalTok"/>
+        </w:rPr>
+        <w:t xml:space="preserve">)</w:t>
+      </w:r>
+      <w:r>
+        <w:br/>
+      </w:r>
+      <w:r>
+        <w:rPr>
+          <w:rStyle w:val="BuiltInTok"/>
+        </w:rPr>
+        <w:t xml:space="preserve">print</w:t>
+      </w:r>
+      <w:r>
+        <w:rPr>
+          <w:rStyle w:val="NormalTok"/>
+        </w:rPr>
+        <w:t xml:space="preserve">(vowel_count)</w:t>
+      </w:r>
+      <w:r>
+        <w:br/>
+      </w:r>
+      <w:r>
+        <w:br/>
+      </w:r>
+      <w:r>
+        <w:rPr>
           <w:rStyle w:val="CommentTok"/>
         </w:rPr>
-        <w:t xml:space="preserve"># Calling count_vowels("Hello World")</w:t>
+        <w:t xml:space="preserve"># Expected output:</w:t>
       </w:r>
       <w:r>
         <w:br/>
       </w:r>
       <w:r>
         <w:rPr>
-          <w:rStyle w:val="DecValTok"/>
+          <w:rStyle w:val="CommentTok"/>
         </w:rPr>
-        <w:t xml:space="preserve">10</w:t>
+        <w:t xml:space="preserve"># 7</w:t>
       </w:r>
     </w:p>
     <w:bookmarkEnd w:id="9"/>
@@ -327,12 +460,6 @@
         <w:pStyle w:val="FirstParagraph"/>
       </w:pPr>
       <w:r>
-        <w:t xml:space="preserve">The function of</w:t>
-      </w:r>
-      <w:r>
-        <w:t xml:space="preserve"> </w:t>
-      </w:r>
-      <w:r>
         <w:rPr>
           <w:b/>
           <w:bCs/>
@@ -340,10 +467,7 @@
         <w:t xml:space="preserve">pairwise_sum</w:t>
       </w:r>
       <w:r>
-        <w:t xml:space="preserve"> </w:t>
-      </w:r>
-      <w:r>
-        <w:t xml:space="preserve">is to compute the arithmetic sum of an iterable of numbers using the Kahan summation algorithm for improved numerical precision.</w:t>
+        <w:t xml:space="preserve">: The function of pairwise_sum is to compute the arithmetic sum of a sequence of numbers using a numerically stable algorithm to maintain precision.</w:t>
       </w:r>
     </w:p>
     <w:p>
@@ -358,25 +482,13 @@
         <w:t xml:space="preserve">parameters</w:t>
       </w:r>
       <w:r>
-        <w:t xml:space="preserve">: The parameters of this Function.</w:t>
+        <w:t xml:space="preserve">:</w:t>
       </w:r>
       <w:r>
         <w:t xml:space="preserve"> </w:t>
       </w:r>
       <w:r>
-        <w:t xml:space="preserve">·</w:t>
-      </w:r>
-      <w:r>
-        <w:t xml:space="preserve"> </w:t>
-      </w:r>
-      <w:r>
-        <w:rPr>
-          <w:rStyle w:val="VerbatimChar"/>
-        </w:rPr>
-        <w:t xml:space="preserve">numbers</w:t>
-      </w:r>
-      <w:r>
-        <w:t xml:space="preserve">: An iterable (e.g., a list or tuple) containing floating-point numbers or integers that will be summed.</w:t>
+        <w:t xml:space="preserve">· numbers: An iterable collection of numbers, such as floats or integers, that are to be summed.</w:t>
       </w:r>
     </w:p>
     <w:p>
@@ -397,7 +509,7 @@
         <w:t xml:space="preserve"> </w:t>
       </w:r>
       <w:r>
-        <w:t xml:space="preserve">The function initializes two floating-point variables:</w:t>
+        <w:t xml:space="preserve">The function implements the Kahan summation algorithm, a method designed to minimize the accumulation of floating-point errors when adding a sequence of numbers. It initializes two floating-point variables:</w:t>
       </w:r>
       <w:r>
         <w:t xml:space="preserve"> </w:t>
@@ -412,21 +524,6 @@
         <w:t xml:space="preserve"> </w:t>
       </w:r>
       <w:r>
-        <w:t xml:space="preserve">to</w:t>
-      </w:r>
-      <w:r>
-        <w:t xml:space="preserve"> </w:t>
-      </w:r>
-      <w:r>
-        <w:rPr>
-          <w:rStyle w:val="VerbatimChar"/>
-        </w:rPr>
-        <w:t xml:space="preserve">0.0</w:t>
-      </w:r>
-      <w:r>
-        <w:t xml:space="preserve"> </w:t>
-      </w:r>
-      <w:r>
         <w:t xml:space="preserve">to store the running sum, and</w:t>
       </w:r>
       <w:r>
@@ -442,22 +539,7 @@
         <w:t xml:space="preserve"> </w:t>
       </w:r>
       <w:r>
-        <w:t xml:space="preserve">to</w:t>
-      </w:r>
-      <w:r>
-        <w:t xml:space="preserve"> </w:t>
-      </w:r>
-      <w:r>
-        <w:rPr>
-          <w:rStyle w:val="VerbatimChar"/>
-        </w:rPr>
-        <w:t xml:space="preserve">0.0</w:t>
-      </w:r>
-      <w:r>
-        <w:t xml:space="preserve"> </w:t>
-      </w:r>
-      <w:r>
-        <w:t xml:space="preserve">to accumulate rounding errors. It then iterates through each</w:t>
+        <w:t xml:space="preserve">to track the accumulated error from previous operations. The function iterates through each</w:t>
       </w:r>
       <w:r>
         <w:t xml:space="preserve"> </w:t>
@@ -487,7 +569,169 @@
         <w:t xml:space="preserve"> </w:t>
       </w:r>
       <w:r>
-        <w:t xml:space="preserve">iterable.</w:t>
+        <w:t xml:space="preserve">iterable. Inside the loop, the current</w:t>
+      </w:r>
+      <w:r>
+        <w:t xml:space="preserve"> </w:t>
+      </w:r>
+      <w:r>
+        <w:rPr>
+          <w:rStyle w:val="VerbatimChar"/>
+        </w:rPr>
+        <w:t xml:space="preserve">value</w:t>
+      </w:r>
+      <w:r>
+        <w:t xml:space="preserve"> </w:t>
+      </w:r>
+      <w:r>
+        <w:t xml:space="preserve">is first converted to a float. An adjusted value</w:t>
+      </w:r>
+      <w:r>
+        <w:t xml:space="preserve"> </w:t>
+      </w:r>
+      <w:r>
+        <w:rPr>
+          <w:rStyle w:val="VerbatimChar"/>
+        </w:rPr>
+        <w:t xml:space="preserve">y</w:t>
+      </w:r>
+      <w:r>
+        <w:t xml:space="preserve"> </w:t>
+      </w:r>
+      <w:r>
+        <w:t xml:space="preserve">is calculated by subtracting the</w:t>
+      </w:r>
+      <w:r>
+        <w:t xml:space="preserve"> </w:t>
+      </w:r>
+      <w:r>
+        <w:rPr>
+          <w:rStyle w:val="VerbatimChar"/>
+        </w:rPr>
+        <w:t xml:space="preserve">compensation</w:t>
+      </w:r>
+      <w:r>
+        <w:t xml:space="preserve"> </w:t>
+      </w:r>
+      <w:r>
+        <w:t xml:space="preserve">from the previous iteration. This step corrects the current number with the error lost in the prior addition. Next, this adjusted value</w:t>
+      </w:r>
+      <w:r>
+        <w:t xml:space="preserve"> </w:t>
+      </w:r>
+      <w:r>
+        <w:rPr>
+          <w:rStyle w:val="VerbatimChar"/>
+        </w:rPr>
+        <w:t xml:space="preserve">y</w:t>
+      </w:r>
+      <w:r>
+        <w:t xml:space="preserve"> </w:t>
+      </w:r>
+      <w:r>
+        <w:t xml:space="preserve">is added to the current</w:t>
+      </w:r>
+      <w:r>
+        <w:t xml:space="preserve"> </w:t>
+      </w:r>
+      <w:r>
+        <w:rPr>
+          <w:rStyle w:val="VerbatimChar"/>
+        </w:rPr>
+        <w:t xml:space="preserve">total</w:t>
+      </w:r>
+      <w:r>
+        <w:t xml:space="preserve">, and the result is stored in a temporary variable</w:t>
+      </w:r>
+      <w:r>
+        <w:t xml:space="preserve"> </w:t>
+      </w:r>
+      <w:r>
+        <w:rPr>
+          <w:rStyle w:val="VerbatimChar"/>
+        </w:rPr>
+        <w:t xml:space="preserve">t</w:t>
+      </w:r>
+      <w:r>
+        <w:t xml:space="preserve">. The</w:t>
+      </w:r>
+      <w:r>
+        <w:t xml:space="preserve"> </w:t>
+      </w:r>
+      <w:r>
+        <w:rPr>
+          <w:rStyle w:val="VerbatimChar"/>
+        </w:rPr>
+        <w:t xml:space="preserve">compensation</w:t>
+      </w:r>
+      <w:r>
+        <w:t xml:space="preserve"> </w:t>
+      </w:r>
+      <w:r>
+        <w:t xml:space="preserve">for the next iteration is then calculated as</w:t>
+      </w:r>
+      <w:r>
+        <w:t xml:space="preserve"> </w:t>
+      </w:r>
+      <w:r>
+        <w:rPr>
+          <w:rStyle w:val="VerbatimChar"/>
+        </w:rPr>
+        <w:t xml:space="preserve">(t - total) - y</w:t>
+      </w:r>
+      <w:r>
+        <w:t xml:space="preserve">. This expression precisely captures the low-order bits that were lost during the addition of</w:t>
+      </w:r>
+      <w:r>
+        <w:t xml:space="preserve"> </w:t>
+      </w:r>
+      <w:r>
+        <w:rPr>
+          <w:rStyle w:val="VerbatimChar"/>
+        </w:rPr>
+        <w:t xml:space="preserve">total + y</w:t>
+      </w:r>
+      <w:r>
+        <w:t xml:space="preserve">. Finally, the</w:t>
+      </w:r>
+      <w:r>
+        <w:t xml:space="preserve"> </w:t>
+      </w:r>
+      <w:r>
+        <w:rPr>
+          <w:rStyle w:val="VerbatimChar"/>
+        </w:rPr>
+        <w:t xml:space="preserve">total</w:t>
+      </w:r>
+      <w:r>
+        <w:t xml:space="preserve"> </w:t>
+      </w:r>
+      <w:r>
+        <w:t xml:space="preserve">is updated to the new sum</w:t>
+      </w:r>
+      <w:r>
+        <w:t xml:space="preserve"> </w:t>
+      </w:r>
+      <w:r>
+        <w:rPr>
+          <w:rStyle w:val="VerbatimChar"/>
+        </w:rPr>
+        <w:t xml:space="preserve">t</w:t>
+      </w:r>
+      <w:r>
+        <w:t xml:space="preserve">. After iterating through all the numbers, the function returns the final</w:t>
+      </w:r>
+      <w:r>
+        <w:t xml:space="preserve"> </w:t>
+      </w:r>
+      <w:r>
+        <w:rPr>
+          <w:rStyle w:val="VerbatimChar"/>
+        </w:rPr>
+        <w:t xml:space="preserve">total</w:t>
+      </w:r>
+      <w:r>
+        <w:t xml:space="preserve">.</w:t>
       </w:r>
     </w:p>
     <w:p>
@@ -495,13 +739,20 @@
         <w:pStyle w:val="BodyText"/>
       </w:pPr>
       <w:r>
-        <w:t xml:space="preserve">Inside the loop, for each value:</w:t>
+        <w:rPr>
+          <w:b/>
+          <w:bCs/>
+        </w:rPr>
+        <w:t xml:space="preserve">Note</w:t>
+      </w:r>
+      <w:r>
+        <w:t xml:space="preserve">:</w:t>
       </w:r>
       <w:r>
         <w:t xml:space="preserve"> </w:t>
       </w:r>
       <w:r>
-        <w:t xml:space="preserve">1. A corrected value</w:t>
+        <w:t xml:space="preserve">This function is particularly useful for financial or scientific calculations where high precision is critical. It provides a more accurate result than a simple iterative addition or the standard</w:t>
       </w:r>
       <w:r>
         <w:t xml:space="preserve"> </w:t>
@@ -510,160 +761,13 @@
         <w:rPr>
           <w:rStyle w:val="VerbatimChar"/>
         </w:rPr>
-        <w:t xml:space="preserve">y</w:t>
+        <w:t xml:space="preserve">sum()</w:t>
       </w:r>
       <w:r>
         <w:t xml:space="preserve"> </w:t>
       </w:r>
       <w:r>
-        <w:t xml:space="preserve">is calculated by subtracting the current</w:t>
-      </w:r>
-      <w:r>
-        <w:t xml:space="preserve"> </w:t>
-      </w:r>
-      <w:r>
-        <w:rPr>
-          <w:rStyle w:val="VerbatimChar"/>
-        </w:rPr>
-        <w:t xml:space="preserve">compensation</w:t>
-      </w:r>
-      <w:r>
-        <w:t xml:space="preserve"> </w:t>
-      </w:r>
-      <w:r>
-        <w:t xml:space="preserve">from the input</w:t>
-      </w:r>
-      <w:r>
-        <w:t xml:space="preserve"> </w:t>
-      </w:r>
-      <w:r>
-        <w:rPr>
-          <w:rStyle w:val="VerbatimChar"/>
-        </w:rPr>
-        <w:t xml:space="preserve">value</w:t>
-      </w:r>
-      <w:r>
-        <w:t xml:space="preserve"> </w:t>
-      </w:r>
-      <w:r>
-        <w:t xml:space="preserve">(which is first cast to a float).</w:t>
-      </w:r>
-      <w:r>
-        <w:t xml:space="preserve"> </w:t>
-      </w:r>
-      <w:r>
-        <w:t xml:space="preserve">2. A temporary sum</w:t>
-      </w:r>
-      <w:r>
-        <w:t xml:space="preserve"> </w:t>
-      </w:r>
-      <w:r>
-        <w:rPr>
-          <w:rStyle w:val="VerbatimChar"/>
-        </w:rPr>
-        <w:t xml:space="preserve">t</w:t>
-      </w:r>
-      <w:r>
-        <w:t xml:space="preserve"> </w:t>
-      </w:r>
-      <w:r>
-        <w:t xml:space="preserve">is computed by adding the current</w:t>
-      </w:r>
-      <w:r>
-        <w:t xml:space="preserve"> </w:t>
-      </w:r>
-      <w:r>
-        <w:rPr>
-          <w:rStyle w:val="VerbatimChar"/>
-        </w:rPr>
-        <w:t xml:space="preserve">total</w:t>
-      </w:r>
-      <w:r>
-        <w:t xml:space="preserve"> </w:t>
-      </w:r>
-      <w:r>
-        <w:t xml:space="preserve">to the corrected value</w:t>
-      </w:r>
-      <w:r>
-        <w:t xml:space="preserve"> </w:t>
-      </w:r>
-      <w:r>
-        <w:rPr>
-          <w:rStyle w:val="VerbatimChar"/>
-        </w:rPr>
-        <w:t xml:space="preserve">y</w:t>
-      </w:r>
-      <w:r>
-        <w:t xml:space="preserve">.</w:t>
-      </w:r>
-      <w:r>
-        <w:t xml:space="preserve"> </w:t>
-      </w:r>
-      <w:r>
-        <w:t xml:space="preserve">3. The</w:t>
-      </w:r>
-      <w:r>
-        <w:t xml:space="preserve"> </w:t>
-      </w:r>
-      <w:r>
-        <w:rPr>
-          <w:rStyle w:val="VerbatimChar"/>
-        </w:rPr>
-        <w:t xml:space="preserve">compensation</w:t>
-      </w:r>
-      <w:r>
-        <w:t xml:space="preserve"> </w:t>
-      </w:r>
-      <w:r>
-        <w:t xml:space="preserve">for the next iteration is recalculated. This new compensation value captures the numerical error (the low-order part) that was lost in the</w:t>
-      </w:r>
-      <w:r>
-        <w:t xml:space="preserve"> </w:t>
-      </w:r>
-      <w:r>
-        <w:rPr>
-          <w:rStyle w:val="VerbatimChar"/>
-        </w:rPr>
-        <w:t xml:space="preserve">t = total + y</w:t>
-      </w:r>
-      <w:r>
-        <w:t xml:space="preserve"> </w:t>
-      </w:r>
-      <w:r>
-        <w:t xml:space="preserve">operation.</w:t>
-      </w:r>
-      <w:r>
-        <w:t xml:space="preserve"> </w:t>
-      </w:r>
-      <w:r>
-        <w:t xml:space="preserve">4. The main</w:t>
-      </w:r>
-      <w:r>
-        <w:t xml:space="preserve"> </w:t>
-      </w:r>
-      <w:r>
-        <w:rPr>
-          <w:rStyle w:val="VerbatimChar"/>
-        </w:rPr>
-        <w:t xml:space="preserve">total</w:t>
-      </w:r>
-      <w:r>
-        <w:t xml:space="preserve"> </w:t>
-      </w:r>
-      <w:r>
-        <w:t xml:space="preserve">is updated with the value of the temporary sum</w:t>
-      </w:r>
-      <w:r>
-        <w:t xml:space="preserve"> </w:t>
-      </w:r>
-      <w:r>
-        <w:rPr>
-          <w:rStyle w:val="VerbatimChar"/>
-        </w:rPr>
-        <w:t xml:space="preserve">t</w:t>
-      </w:r>
-      <w:r>
-        <w:t xml:space="preserve">.</w:t>
+        <w:t xml:space="preserve">function when dealing with floating-point numbers, as it mitigates the problem of round-off error accumulation, especially for datasets with a large number of values or values of widely different magnitudes.</w:t>
       </w:r>
     </w:p>
     <w:p>
@@ -671,19 +775,39 @@
         <w:pStyle w:val="BodyText"/>
       </w:pPr>
       <w:r>
-        <w:t xml:space="preserve">After the loop has processed all the numbers, the function returns the final</w:t>
+        <w:rPr>
+          <w:b/>
+          <w:bCs/>
+        </w:rPr>
+        <w:t xml:space="preserve">Output Example</w:t>
+      </w:r>
+      <w:r>
+        <w:t xml:space="preserve">:</w:t>
       </w:r>
       <w:r>
         <w:t xml:space="preserve"> </w:t>
       </w:r>
       <w:r>
+        <w:t xml:space="preserve">10005.85987</w:t>
+      </w:r>
+      <w:r>
+        <w:t xml:space="preserve"> </w:t>
+      </w:r>
+      <w:r>
+        <w:t xml:space="preserve">## FunctionDef split_into_chunks(text, size)</w:t>
+      </w:r>
+      <w:r>
+        <w:t xml:space="preserve"> </w:t>
+      </w:r>
+      <w:r>
         <w:rPr>
-          <w:rStyle w:val="VerbatimChar"/>
+          <w:b/>
+          <w:bCs/>
         </w:rPr>
-        <w:t xml:space="preserve">total</w:t>
-      </w:r>
-      <w:r>
-        <w:t xml:space="preserve">.</w:t>
+        <w:t xml:space="preserve">split_into_chunks</w:t>
+      </w:r>
+      <w:r>
+        <w:t xml:space="preserve">: The function of split_into_chunks is to divide a given string into a sequence of smaller strings of a specified fixed length.</w:t>
       </w:r>
     </w:p>
     <w:p>
@@ -695,7 +819,7 @@
           <w:b/>
           <w:bCs/>
         </w:rPr>
-        <w:t xml:space="preserve">Note</w:t>
+        <w:t xml:space="preserve">parameters</w:t>
       </w:r>
       <w:r>
         <w:t xml:space="preserve">:</w:t>
@@ -704,7 +828,31 @@
         <w:t xml:space="preserve"> </w:t>
       </w:r>
       <w:r>
-        <w:t xml:space="preserve">This function implements the Kahan summation algorithm, which is designed to minimize floating-point errors that can accumulate when summing a sequence of numbers. It is more numerically stable than a simple iterative addition, especially for datasets with a large number of values or values of widely varying magnitudes.</w:t>
+        <w:t xml:space="preserve">· text: A string (</w:t>
+      </w:r>
+      <w:r>
+        <w:rPr>
+          <w:rStyle w:val="VerbatimChar"/>
+        </w:rPr>
+        <w:t xml:space="preserve">str</w:t>
+      </w:r>
+      <w:r>
+        <w:t xml:space="preserve">) that needs to be split into chunks.</w:t>
+      </w:r>
+      <w:r>
+        <w:t xml:space="preserve"> </w:t>
+      </w:r>
+      <w:r>
+        <w:t xml:space="preserve">· size: An integer (</w:t>
+      </w:r>
+      <w:r>
+        <w:rPr>
+          <w:rStyle w:val="VerbatimChar"/>
+        </w:rPr>
+        <w:t xml:space="preserve">int</w:t>
+      </w:r>
+      <w:r>
+        <w:t xml:space="preserve">) representing the desired length of each chunk. This value must be a positive number.</w:t>
       </w:r>
     </w:p>
     <w:p>
@@ -716,144 +864,70 @@
           <w:b/>
           <w:bCs/>
         </w:rPr>
-        <w:t xml:space="preserve">Output Example</w:t>
+        <w:t xml:space="preserve">Code Description</w:t>
       </w:r>
       <w:r>
         <w:t xml:space="preserve">:</w:t>
       </w:r>
-    </w:p>
-    <w:p>
-      <w:pPr>
-        <w:pStyle w:val="SourceCode"/>
-      </w:pPr>
-      <w:r>
-        <w:rPr>
-          <w:rStyle w:val="CommentTok"/>
-        </w:rPr>
-        <w:t xml:space="preserve"># Calling the function with a list of floats</w:t>
-      </w:r>
-      <w:r>
-        <w:br/>
-      </w:r>
-      <w:r>
-        <w:rPr>
-          <w:rStyle w:val="NormalTok"/>
-        </w:rPr>
-        <w:t xml:space="preserve">pairwise_sum([</w:t>
-      </w:r>
-      <w:r>
-        <w:rPr>
-          <w:rStyle w:val="FloatTok"/>
-        </w:rPr>
-        <w:t xml:space="preserve">0.1</w:t>
-      </w:r>
-      <w:r>
-        <w:rPr>
-          <w:rStyle w:val="NormalTok"/>
-        </w:rPr>
-        <w:t xml:space="preserve">, </w:t>
-      </w:r>
-      <w:r>
-        <w:rPr>
-          <w:rStyle w:val="FloatTok"/>
-        </w:rPr>
-        <w:t xml:space="preserve">0.2</w:t>
-      </w:r>
-      <w:r>
-        <w:rPr>
-          <w:rStyle w:val="NormalTok"/>
-        </w:rPr>
-        <w:t xml:space="preserve">, </w:t>
-      </w:r>
-      <w:r>
-        <w:rPr>
-          <w:rStyle w:val="FloatTok"/>
-        </w:rPr>
-        <w:t xml:space="preserve">0.3</w:t>
-      </w:r>
-      <w:r>
-        <w:rPr>
-          <w:rStyle w:val="NormalTok"/>
-        </w:rPr>
-        <w:t xml:space="preserve">, </w:t>
-      </w:r>
-      <w:r>
-        <w:rPr>
-          <w:rStyle w:val="FloatTok"/>
-        </w:rPr>
-        <w:t xml:space="preserve">0.4</w:t>
-      </w:r>
-      <w:r>
-        <w:rPr>
-          <w:rStyle w:val="NormalTok"/>
-        </w:rPr>
-        <w:t xml:space="preserve">, </w:t>
-      </w:r>
-      <w:r>
-        <w:rPr>
-          <w:rStyle w:val="FloatTok"/>
-        </w:rPr>
-        <w:t xml:space="preserve">0.5</w:t>
-      </w:r>
-      <w:r>
-        <w:rPr>
-          <w:rStyle w:val="NormalTok"/>
-        </w:rPr>
-        <w:t xml:space="preserve">])</w:t>
-      </w:r>
-    </w:p>
-    <w:p>
-      <w:pPr>
-        <w:pStyle w:val="SourceCode"/>
-      </w:pPr>
+      <w:r>
+        <w:t xml:space="preserve"> </w:t>
+      </w:r>
+      <w:r>
+        <w:t xml:space="preserve">The function</w:t>
+      </w:r>
+      <w:r>
+        <w:t xml:space="preserve"> </w:t>
+      </w:r>
       <w:r>
         <w:rPr>
           <w:rStyle w:val="VerbatimChar"/>
         </w:rPr>
-        <w:t xml:space="preserve">1.5</w:t>
-      </w:r>
-    </w:p>
-    <w:bookmarkEnd w:id="10"/>
-    <w:bookmarkStart w:id="11" w:name="functiondef-split_into_chunkstext-size"/>
-    <w:p>
-      <w:pPr>
-        <w:pStyle w:val="Heading2"/>
-      </w:pPr>
+        <w:t xml:space="preserve">split_into_chunks</w:t>
+      </w:r>
+      <w:r>
+        <w:t xml:space="preserve"> </w:t>
+      </w:r>
+      <w:r>
+        <w:t xml:space="preserve">is designed to segment a string into multiple substrings, or</w:t>
+      </w:r>
+      <w:r>
+        <w:t xml:space="preserve"> </w:t>
+      </w:r>
+      <w:r>
+        <w:t xml:space="preserve">“chunks”</w:t>
+      </w:r>
+      <w:r>
+        <w:t xml:space="preserve">. It accepts two arguments: the</w:t>
+      </w:r>
+      <w:r>
+        <w:t xml:space="preserve"> </w:t>
+      </w:r>
       <w:r>
         <w:rPr>
-          <w:rStyle w:val="SectionNumber"/>
+          <w:rStyle w:val="VerbatimChar"/>
         </w:rPr>
-        <w:t xml:space="preserve">3</w:t>
-      </w:r>
-      <w:r>
-        <w:tab/>
-      </w:r>
-      <w:r>
-        <w:t xml:space="preserve">FunctionDef split_into_chunks(text, size)</w:t>
-      </w:r>
-    </w:p>
-    <w:p>
-      <w:pPr>
-        <w:pStyle w:val="FirstParagraph"/>
-      </w:pPr>
-      <w:r>
-        <w:t xml:space="preserve">The function of</w:t>
+        <w:t xml:space="preserve">text</w:t>
       </w:r>
       <w:r>
         <w:t xml:space="preserve"> </w:t>
       </w:r>
       <w:r>
+        <w:t xml:space="preserve">to be processed and the</w:t>
+      </w:r>
+      <w:r>
+        <w:t xml:space="preserve"> </w:t>
+      </w:r>
+      <w:r>
         <w:rPr>
-          <w:b/>
-          <w:bCs/>
+          <w:rStyle w:val="VerbatimChar"/>
         </w:rPr>
-        <w:t xml:space="preserve">split_into_chunks</w:t>
+        <w:t xml:space="preserve">size</w:t>
       </w:r>
       <w:r>
         <w:t xml:space="preserve"> </w:t>
       </w:r>
       <w:r>
-        <w:t xml:space="preserve">is to divide a string into a tuple of smaller, fixed-size substrings.</w:t>
+        <w:t xml:space="preserve">for each chunk.</w:t>
       </w:r>
     </w:p>
     <w:p>
@@ -861,38 +935,7 @@
         <w:pStyle w:val="BodyText"/>
       </w:pPr>
       <w:r>
-        <w:rPr>
-          <w:b/>
-          <w:bCs/>
-        </w:rPr>
-        <w:t xml:space="preserve">parameters</w:t>
-      </w:r>
-      <w:r>
-        <w:t xml:space="preserve">: The parameters of this Function.</w:t>
-      </w:r>
-      <w:r>
-        <w:t xml:space="preserve"> </w:t>
-      </w:r>
-      <w:r>
-        <w:t xml:space="preserve">·</w:t>
-      </w:r>
-      <w:r>
-        <w:t xml:space="preserve"> </w:t>
-      </w:r>
-      <w:r>
-        <w:rPr>
-          <w:rStyle w:val="VerbatimChar"/>
-        </w:rPr>
-        <w:t xml:space="preserve">text</w:t>
-      </w:r>
-      <w:r>
-        <w:t xml:space="preserve">: The string to be split into chunks.</w:t>
-      </w:r>
-      <w:r>
-        <w:t xml:space="preserve"> </w:t>
-      </w:r>
-      <w:r>
-        <w:t xml:space="preserve">·</w:t>
+        <w:t xml:space="preserve">Initially, the function performs a validation check on the</w:t>
       </w:r>
       <w:r>
         <w:t xml:space="preserve"> </w:t>
@@ -904,7 +947,49 @@
         <w:t xml:space="preserve">size</w:t>
       </w:r>
       <w:r>
-        <w:t xml:space="preserve">: The desired length for each chunk. This value must be a positive integer.</w:t>
+        <w:t xml:space="preserve"> </w:t>
+      </w:r>
+      <w:r>
+        <w:t xml:space="preserve">parameter. If the provided</w:t>
+      </w:r>
+      <w:r>
+        <w:t xml:space="preserve"> </w:t>
+      </w:r>
+      <w:r>
+        <w:rPr>
+          <w:rStyle w:val="VerbatimChar"/>
+        </w:rPr>
+        <w:t xml:space="preserve">size</w:t>
+      </w:r>
+      <w:r>
+        <w:t xml:space="preserve"> </w:t>
+      </w:r>
+      <w:r>
+        <w:t xml:space="preserve">is zero or a negative number, it raises a</w:t>
+      </w:r>
+      <w:r>
+        <w:t xml:space="preserve"> </w:t>
+      </w:r>
+      <w:r>
+        <w:rPr>
+          <w:rStyle w:val="VerbatimChar"/>
+        </w:rPr>
+        <w:t xml:space="preserve">ValueError</w:t>
+      </w:r>
+      <w:r>
+        <w:t xml:space="preserve"> </w:t>
+      </w:r>
+      <w:r>
+        <w:t xml:space="preserve">with the message</w:t>
+      </w:r>
+      <w:r>
+        <w:t xml:space="preserve"> </w:t>
+      </w:r>
+      <w:r>
+        <w:t xml:space="preserve">“size must be positive”</w:t>
+      </w:r>
+      <w:r>
+        <w:t xml:space="preserve">, preventing invalid operations.</w:t>
       </w:r>
     </w:p>
     <w:p>
@@ -912,20 +997,7 @@
         <w:pStyle w:val="BodyText"/>
       </w:pPr>
       <w:r>
-        <w:rPr>
-          <w:b/>
-          <w:bCs/>
-        </w:rPr>
-        <w:t xml:space="preserve">Code Description</w:t>
-      </w:r>
-      <w:r>
-        <w:t xml:space="preserve">:</w:t>
-      </w:r>
-      <w:r>
-        <w:t xml:space="preserve"> </w:t>
-      </w:r>
-      <w:r>
-        <w:t xml:space="preserve">The function first checks if the provided</w:t>
+        <w:t xml:space="preserve">If the</w:t>
       </w:r>
       <w:r>
         <w:t xml:space="preserve"> </w:t>
@@ -940,7 +1012,37 @@
         <w:t xml:space="preserve"> </w:t>
       </w:r>
       <w:r>
-        <w:t xml:space="preserve">is a positive number. If</w:t>
+        <w:t xml:space="preserve">is valid (i.e., positive), the function proceeds to slice the string. It uses a generator expression combined with the</w:t>
+      </w:r>
+      <w:r>
+        <w:t xml:space="preserve"> </w:t>
+      </w:r>
+      <w:r>
+        <w:rPr>
+          <w:rStyle w:val="VerbatimChar"/>
+        </w:rPr>
+        <w:t xml:space="preserve">range()</w:t>
+      </w:r>
+      <w:r>
+        <w:t xml:space="preserve"> </w:t>
+      </w:r>
+      <w:r>
+        <w:t xml:space="preserve">function to iterate through the</w:t>
+      </w:r>
+      <w:r>
+        <w:t xml:space="preserve"> </w:t>
+      </w:r>
+      <w:r>
+        <w:rPr>
+          <w:rStyle w:val="VerbatimChar"/>
+        </w:rPr>
+        <w:t xml:space="preserve">text</w:t>
+      </w:r>
+      <w:r>
+        <w:t xml:space="preserve"> </w:t>
+      </w:r>
+      <w:r>
+        <w:t xml:space="preserve">string at intervals equal to the</w:t>
       </w:r>
       <w:r>
         <w:t xml:space="preserve"> </w:t>
@@ -952,10 +1054,7 @@
         <w:t xml:space="preserve">size</w:t>
       </w:r>
       <w:r>
-        <w:t xml:space="preserve"> </w:t>
-      </w:r>
-      <w:r>
-        <w:t xml:space="preserve">is less than or equal to zero, it raises a</w:t>
+        <w:t xml:space="preserve">. For each step, it extracts a slice of the string from the current index</w:t>
       </w:r>
       <w:r>
         <w:t xml:space="preserve"> </w:t>
@@ -964,22 +1063,25 @@
         <w:rPr>
           <w:rStyle w:val="VerbatimChar"/>
         </w:rPr>
-        <w:t xml:space="preserve">ValueError</w:t>
+        <w:t xml:space="preserve">i</w:t>
       </w:r>
       <w:r>
         <w:t xml:space="preserve"> </w:t>
       </w:r>
       <w:r>
-        <w:t xml:space="preserve">with the message</w:t>
+        <w:t xml:space="preserve">up to</w:t>
       </w:r>
       <w:r>
         <w:t xml:space="preserve"> </w:t>
       </w:r>
       <w:r>
-        <w:t xml:space="preserve">“size must be positive”</w:t>
-      </w:r>
-      <w:r>
-        <w:t xml:space="preserve">. If the</w:t>
+        <w:rPr>
+          <w:rStyle w:val="VerbatimChar"/>
+        </w:rPr>
+        <w:t xml:space="preserve">i + size</w:t>
+      </w:r>
+      <w:r>
+        <w:t xml:space="preserve">. This process continues until the entire string has been traversed. The slicing mechanism inherently handles cases where the total length of the string is not perfectly divisible by</w:t>
       </w:r>
       <w:r>
         <w:t xml:space="preserve"> </w:t>
@@ -991,25 +1093,7 @@
         <w:t xml:space="preserve">size</w:t>
       </w:r>
       <w:r>
-        <w:t xml:space="preserve"> </w:t>
-      </w:r>
-      <w:r>
-        <w:t xml:space="preserve">is valid, the function uses a generator expression to iterate through the</w:t>
-      </w:r>
-      <w:r>
-        <w:t xml:space="preserve"> </w:t>
-      </w:r>
-      <w:r>
-        <w:rPr>
-          <w:rStyle w:val="VerbatimChar"/>
-        </w:rPr>
-        <w:t xml:space="preserve">text</w:t>
-      </w:r>
-      <w:r>
-        <w:t xml:space="preserve"> </w:t>
-      </w:r>
-      <w:r>
-        <w:t xml:space="preserve">string. The iteration starts at index 0 and advances by</w:t>
+        <w:t xml:space="preserve">; in such scenarios, the final chunk will simply contain the remaining characters and will be shorter than the specified</w:t>
       </w:r>
       <w:r>
         <w:t xml:space="preserve"> </w:t>
@@ -1021,52 +1105,7 @@
         <w:t xml:space="preserve">size</w:t>
       </w:r>
       <w:r>
-        <w:t xml:space="preserve"> </w:t>
-      </w:r>
-      <w:r>
-        <w:t xml:space="preserve">steps until the end of the string is reached. In each step, it slices the</w:t>
-      </w:r>
-      <w:r>
-        <w:t xml:space="preserve"> </w:t>
-      </w:r>
-      <w:r>
-        <w:rPr>
-          <w:rStyle w:val="VerbatimChar"/>
-        </w:rPr>
-        <w:t xml:space="preserve">text</w:t>
-      </w:r>
-      <w:r>
-        <w:t xml:space="preserve"> </w:t>
-      </w:r>
-      <w:r>
-        <w:t xml:space="preserve">from the current index</w:t>
-      </w:r>
-      <w:r>
-        <w:t xml:space="preserve"> </w:t>
-      </w:r>
-      <w:r>
-        <w:rPr>
-          <w:rStyle w:val="VerbatimChar"/>
-        </w:rPr>
-        <w:t xml:space="preserve">i</w:t>
-      </w:r>
-      <w:r>
-        <w:t xml:space="preserve"> </w:t>
-      </w:r>
-      <w:r>
-        <w:t xml:space="preserve">to</w:t>
-      </w:r>
-      <w:r>
-        <w:t xml:space="preserve"> </w:t>
-      </w:r>
-      <w:r>
-        <w:rPr>
-          <w:rStyle w:val="VerbatimChar"/>
-        </w:rPr>
-        <w:t xml:space="preserve">i + size</w:t>
-      </w:r>
-      <w:r>
-        <w:t xml:space="preserve">, creating a chunk. Finally, all generated chunks are collected into a tuple and returned.</w:t>
+        <w:t xml:space="preserve">.</w:t>
       </w:r>
     </w:p>
     <w:p>
@@ -1074,6 +1113,14 @@
         <w:pStyle w:val="BodyText"/>
       </w:pPr>
       <w:r>
+        <w:t xml:space="preserve">Finally, all the generated string chunks are collected and returned as a tuple of strings.</w:t>
+      </w:r>
+    </w:p>
+    <w:p>
+      <w:pPr>
+        <w:pStyle w:val="BodyText"/>
+      </w:pPr>
+      <w:r>
         <w:rPr>
           <w:b/>
           <w:bCs/>
@@ -1087,7 +1134,7 @@
         <w:t xml:space="preserve"> </w:t>
       </w:r>
       <w:r>
-        <w:t xml:space="preserve">The last chunk in the returned tuple may be shorter than the specified</w:t>
+        <w:t xml:space="preserve">The</w:t>
       </w:r>
       <w:r>
         <w:t xml:space="preserve"> </w:t>
@@ -1102,7 +1149,34 @@
         <w:t xml:space="preserve"> </w:t>
       </w:r>
       <w:r>
-        <w:t xml:space="preserve">if the total length of the input</w:t>
+        <w:t xml:space="preserve">parameter must be a positive integer greater than zero. Providing a non-positive value will result in a</w:t>
+      </w:r>
+      <w:r>
+        <w:t xml:space="preserve"> </w:t>
+      </w:r>
+      <w:r>
+        <w:rPr>
+          <w:rStyle w:val="VerbatimChar"/>
+        </w:rPr>
+        <w:t xml:space="preserve">ValueError</w:t>
+      </w:r>
+      <w:r>
+        <w:t xml:space="preserve">. The last element in the returned tuple may have a length less than the specified</w:t>
+      </w:r>
+      <w:r>
+        <w:t xml:space="preserve"> </w:t>
+      </w:r>
+      <w:r>
+        <w:rPr>
+          <w:rStyle w:val="VerbatimChar"/>
+        </w:rPr>
+        <w:t xml:space="preserve">size</w:t>
+      </w:r>
+      <w:r>
+        <w:t xml:space="preserve"> </w:t>
+      </w:r>
+      <w:r>
+        <w:t xml:space="preserve">if the length of the input</w:t>
       </w:r>
       <w:r>
         <w:t xml:space="preserve"> </w:t>
@@ -1117,7 +1191,7 @@
         <w:t xml:space="preserve"> </w:t>
       </w:r>
       <w:r>
-        <w:t xml:space="preserve">is not evenly divisible by</w:t>
+        <w:t xml:space="preserve">is not a multiple of</w:t>
       </w:r>
       <w:r>
         <w:t xml:space="preserve"> </w:t>
@@ -1146,67 +1220,47 @@
       <w:r>
         <w:t xml:space="preserve">:</w:t>
       </w:r>
+      <w:r>
+        <w:t xml:space="preserve"> </w:t>
+      </w:r>
+      <w:r>
+        <w:t xml:space="preserve">(</w:t>
+      </w:r>
+      <w:r>
+        <w:t xml:space="preserve">‘Hel’</w:t>
+      </w:r>
+      <w:r>
+        <w:t xml:space="preserve">,</w:t>
+      </w:r>
+      <w:r>
+        <w:t xml:space="preserve"> </w:t>
+      </w:r>
+      <w:r>
+        <w:t xml:space="preserve">‘loW’</w:t>
+      </w:r>
+      <w:r>
+        <w:t xml:space="preserve">,</w:t>
+      </w:r>
+      <w:r>
+        <w:t xml:space="preserve"> </w:t>
+      </w:r>
+      <w:r>
+        <w:t xml:space="preserve">‘orl’</w:t>
+      </w:r>
+      <w:r>
+        <w:t xml:space="preserve">,</w:t>
+      </w:r>
+      <w:r>
+        <w:t xml:space="preserve"> </w:t>
+      </w:r>
+      <w:r>
+        <w:t xml:space="preserve">‘d’</w:t>
+      </w:r>
+      <w:r>
+        <w:t xml:space="preserve">)</w:t>
+      </w:r>
     </w:p>
-    <w:p>
-      <w:pPr>
-        <w:pStyle w:val="SourceCode"/>
-      </w:pPr>
-      <w:r>
-        <w:rPr>
-          <w:rStyle w:val="NormalTok"/>
-        </w:rPr>
-        <w:t xml:space="preserve">(</w:t>
-      </w:r>
-      <w:r>
-        <w:rPr>
-          <w:rStyle w:val="StringTok"/>
-        </w:rPr>
-        <w:t xml:space="preserve">'Hel'</w:t>
-      </w:r>
-      <w:r>
-        <w:rPr>
-          <w:rStyle w:val="NormalTok"/>
-        </w:rPr>
-        <w:t xml:space="preserve">, </w:t>
-      </w:r>
-      <w:r>
-        <w:rPr>
-          <w:rStyle w:val="StringTok"/>
-        </w:rPr>
-        <w:t xml:space="preserve">'loW'</w:t>
-      </w:r>
-      <w:r>
-        <w:rPr>
-          <w:rStyle w:val="NormalTok"/>
-        </w:rPr>
-        <w:t xml:space="preserve">, </w:t>
-      </w:r>
-      <w:r>
-        <w:rPr>
-          <w:rStyle w:val="StringTok"/>
-        </w:rPr>
-        <w:t xml:space="preserve">'orl'</w:t>
-      </w:r>
-      <w:r>
-        <w:rPr>
-          <w:rStyle w:val="NormalTok"/>
-        </w:rPr>
-        <w:t xml:space="preserve">, </w:t>
-      </w:r>
-      <w:r>
-        <w:rPr>
-          <w:rStyle w:val="StringTok"/>
-        </w:rPr>
-        <w:t xml:space="preserve">'d'</w:t>
-      </w:r>
-      <w:r>
-        <w:rPr>
-          <w:rStyle w:val="NormalTok"/>
-        </w:rPr>
-        <w:t xml:space="preserve">)</w:t>
-      </w:r>
-    </w:p>
-    <w:bookmarkEnd w:id="11"/>
+    <w:bookmarkEnd w:id="10"/>
     <w:sectPr>
       <w:pgSz w:h="15840" w:w="12240"/>
       <w:pgMar w:bottom="1440" w:footer="720" w:gutter="0" w:header="720" w:left="1800" w:right="1800" w:top="1440"/>

--- a/random_module_two.docx
+++ b/random_module_two.docx
@@ -170,230 +170,400 @@
         <w:pStyle w:val="FirstParagraph"/>
       </w:pPr>
       <w:r>
-        <w:t xml:space="preserve">This function provides a straightforward way to determine the number of vowels in a string. The core logic operates as follows:</w:t>
+        <w:t xml:space="preserve">This function provides a straightforward way to determine the number of vowels (a, e, i, o, u) in any given text.</w:t>
       </w:r>
     </w:p>
     <w:p>
       <w:pPr>
+        <w:pStyle w:val="BodyText"/>
+      </w:pPr>
+      <w:r>
+        <w:t xml:space="preserve">The core logic begins by defining a</w:t>
+      </w:r>
+      <w:r>
+        <w:t xml:space="preserve"> </w:t>
+      </w:r>
+      <w:r>
+        <w:rPr>
+          <w:rStyle w:val="VerbatimChar"/>
+        </w:rPr>
+        <w:t xml:space="preserve">set</w:t>
+      </w:r>
+      <w:r>
+        <w:t xml:space="preserve"> </w:t>
+      </w:r>
+      <w:r>
+        <w:t xml:space="preserve">named</w:t>
+      </w:r>
+      <w:r>
+        <w:t xml:space="preserve"> </w:t>
+      </w:r>
+      <w:r>
+        <w:rPr>
+          <w:rStyle w:val="VerbatimChar"/>
+        </w:rPr>
+        <w:t xml:space="preserve">vowels</w:t>
+      </w:r>
+      <w:r>
+        <w:t xml:space="preserve"> </w:t>
+      </w:r>
+      <w:r>
+        <w:t xml:space="preserve">which contains both lowercase and uppercase versions of all vowels (</w:t>
+      </w:r>
+      <w:r>
+        <w:rPr>
+          <w:rStyle w:val="VerbatimChar"/>
+        </w:rPr>
+        <w:t xml:space="preserve">"aeiouAEIOU"</w:t>
+      </w:r>
+      <w:r>
+        <w:t xml:space="preserve">). Using a</w:t>
+      </w:r>
+      <w:r>
+        <w:t xml:space="preserve"> </w:t>
+      </w:r>
+      <w:r>
+        <w:rPr>
+          <w:rStyle w:val="VerbatimChar"/>
+        </w:rPr>
+        <w:t xml:space="preserve">set</w:t>
+      </w:r>
+      <w:r>
+        <w:t xml:space="preserve"> </w:t>
+      </w:r>
+      <w:r>
+        <w:t xml:space="preserve">allows for highly efficient membership checking, which is faster than searching through a list or string repeatedly.</w:t>
+      </w:r>
+    </w:p>
+    <w:p>
+      <w:pPr>
+        <w:pStyle w:val="BodyText"/>
+      </w:pPr>
+      <w:r>
+        <w:t xml:space="preserve">The function then iterates through each character (</w:t>
+      </w:r>
+      <w:r>
+        <w:rPr>
+          <w:rStyle w:val="VerbatimChar"/>
+        </w:rPr>
+        <w:t xml:space="preserve">ch</w:t>
+      </w:r>
+      <w:r>
+        <w:t xml:space="preserve">) of the input</w:t>
+      </w:r>
+      <w:r>
+        <w:t xml:space="preserve"> </w:t>
+      </w:r>
+      <w:r>
+        <w:rPr>
+          <w:rStyle w:val="VerbatimChar"/>
+        </w:rPr>
+        <w:t xml:space="preserve">text</w:t>
+      </w:r>
+      <w:r>
+        <w:t xml:space="preserve">. For each character, it checks if</w:t>
+      </w:r>
+      <w:r>
+        <w:t xml:space="preserve"> </w:t>
+      </w:r>
+      <w:r>
+        <w:rPr>
+          <w:rStyle w:val="VerbatimChar"/>
+        </w:rPr>
+        <w:t xml:space="preserve">ch</w:t>
+      </w:r>
+      <w:r>
+        <w:t xml:space="preserve"> </w:t>
+      </w:r>
+      <w:r>
+        <w:t xml:space="preserve">is present in the</w:t>
+      </w:r>
+      <w:r>
+        <w:t xml:space="preserve"> </w:t>
+      </w:r>
+      <w:r>
+        <w:rPr>
+          <w:rStyle w:val="VerbatimChar"/>
+        </w:rPr>
+        <w:t xml:space="preserve">vowels</w:t>
+      </w:r>
+      <w:r>
+        <w:t xml:space="preserve"> </w:t>
+      </w:r>
+      <w:r>
+        <w:t xml:space="preserve">set. A generator expression,</w:t>
+      </w:r>
+      <w:r>
+        <w:t xml:space="preserve"> </w:t>
+      </w:r>
+      <w:r>
+        <w:rPr>
+          <w:rStyle w:val="VerbatimChar"/>
+        </w:rPr>
+        <w:t xml:space="preserve">(1 for ch in text if ch in vowels)</w:t>
+      </w:r>
+      <w:r>
+        <w:t xml:space="preserve">, yields the number</w:t>
+      </w:r>
+      <w:r>
+        <w:t xml:space="preserve"> </w:t>
+      </w:r>
+      <w:r>
+        <w:rPr>
+          <w:rStyle w:val="VerbatimChar"/>
+        </w:rPr>
+        <w:t xml:space="preserve">1</w:t>
+      </w:r>
+      <w:r>
+        <w:t xml:space="preserve"> </w:t>
+      </w:r>
+      <w:r>
+        <w:t xml:space="preserve">every time a character is identified as a vowel.</w:t>
+      </w:r>
+    </w:p>
+    <w:p>
+      <w:pPr>
+        <w:pStyle w:val="BodyText"/>
+      </w:pPr>
+      <w:r>
+        <w:t xml:space="preserve">Finally, the built-in</w:t>
+      </w:r>
+      <w:r>
+        <w:t xml:space="preserve"> </w:t>
+      </w:r>
+      <w:r>
+        <w:rPr>
+          <w:rStyle w:val="VerbatimChar"/>
+        </w:rPr>
+        <w:t xml:space="preserve">sum()</w:t>
+      </w:r>
+      <w:r>
+        <w:t xml:space="preserve"> </w:t>
+      </w:r>
+      <w:r>
+        <w:t xml:space="preserve">function is used to add up all the</w:t>
+      </w:r>
+      <w:r>
+        <w:t xml:space="preserve"> </w:t>
+      </w:r>
+      <w:r>
+        <w:rPr>
+          <w:rStyle w:val="VerbatimChar"/>
+        </w:rPr>
+        <w:t xml:space="preserve">1</w:t>
+      </w:r>
+      <w:r>
+        <w:t xml:space="preserve">s generated, effectively tallying the total count of vowels. The final integer sum is then returned.</w:t>
+      </w:r>
+    </w:p>
+    <w:p>
+      <w:pPr>
+        <w:pStyle w:val="SourceCode"/>
+      </w:pPr>
+      <w:r>
+        <w:rPr>
+          <w:rStyle w:val="CommentTok"/>
+        </w:rPr>
+        <w:t xml:space="preserve"># Internal logic breakdown</w:t>
+      </w:r>
+      <w:r>
+        <w:br/>
+      </w:r>
+      <w:r>
+        <w:rPr>
+          <w:rStyle w:val="NormalTok"/>
+        </w:rPr>
+        <w:t xml:space="preserve">vowels </w:t>
+      </w:r>
+      <w:r>
+        <w:rPr>
+          <w:rStyle w:val="OperatorTok"/>
+        </w:rPr>
+        <w:t xml:space="preserve">=</w:t>
+      </w:r>
+      <w:r>
+        <w:rPr>
+          <w:rStyle w:val="NormalTok"/>
+        </w:rPr>
+        <w:t xml:space="preserve"> </w:t>
+      </w:r>
+      <w:r>
+        <w:rPr>
+          <w:rStyle w:val="BuiltInTok"/>
+        </w:rPr>
+        <w:t xml:space="preserve">set</w:t>
+      </w:r>
+      <w:r>
+        <w:rPr>
+          <w:rStyle w:val="NormalTok"/>
+        </w:rPr>
+        <w:t xml:space="preserve">(</w:t>
+      </w:r>
+      <w:r>
+        <w:rPr>
+          <w:rStyle w:val="StringTok"/>
+        </w:rPr>
+        <w:t xml:space="preserve">"aeiouAEIOU"</w:t>
+      </w:r>
+      <w:r>
+        <w:rPr>
+          <w:rStyle w:val="NormalTok"/>
+        </w:rPr>
+        <w:t xml:space="preserve">)</w:t>
+      </w:r>
+      <w:r>
+        <w:br/>
+      </w:r>
+      <w:r>
+        <w:rPr>
+          <w:rStyle w:val="CommentTok"/>
+        </w:rPr>
+        <w:t xml:space="preserve"># For an input "Hello", the generator would yield 1 for 'e' and 1 for 'o'.</w:t>
+      </w:r>
+      <w:r>
+        <w:br/>
+      </w:r>
+      <w:r>
+        <w:rPr>
+          <w:rStyle w:val="CommentTok"/>
+        </w:rPr>
+        <w:t xml:space="preserve"># sum() would then calculate 1 + 1 = 2.</w:t>
+      </w:r>
+    </w:p>
+    <w:bookmarkEnd w:id="12"/>
+    <w:bookmarkStart w:id="13" w:name="usage-notes"/>
+    <w:p>
+      <w:pPr>
+        <w:pStyle w:val="Heading2"/>
+      </w:pPr>
+      <w:r>
+        <w:rPr>
+          <w:rStyle w:val="SectionNumber"/>
+        </w:rPr>
+        <w:t xml:space="preserve">1.4</w:t>
+      </w:r>
+      <w:r>
+        <w:tab/>
+      </w:r>
+      <w:r>
+        <w:t xml:space="preserve">Usage Notes</w:t>
+      </w:r>
+    </w:p>
+    <w:p>
+      <w:pPr>
+        <w:pStyle w:val="Compact"/>
         <w:numPr>
           <w:ilvl w:val="0"/>
           <w:numId w:val="1002"/>
         </w:numPr>
       </w:pPr>
       <w:r>
-        <w:t xml:space="preserve">A</w:t>
+        <w:t xml:space="preserve">The function is case-insensitive. It will count both</w:t>
       </w:r>
       <w:r>
         <w:t xml:space="preserve"> </w:t>
       </w:r>
       <w:r>
-        <w:rPr>
-          <w:rStyle w:val="VerbatimChar"/>
-        </w:rPr>
-        <w:t xml:space="preserve">set</w:t>
+        <w:t xml:space="preserve">‘a’</w:t>
       </w:r>
       <w:r>
         <w:t xml:space="preserve"> </w:t>
       </w:r>
       <w:r>
-        <w:t xml:space="preserve">named</w:t>
+        <w:t xml:space="preserve">and</w:t>
       </w:r>
       <w:r>
         <w:t xml:space="preserve"> </w:t>
       </w:r>
       <w:r>
-        <w:rPr>
-          <w:rStyle w:val="VerbatimChar"/>
-        </w:rPr>
-        <w:t xml:space="preserve">vowels</w:t>
+        <w:t xml:space="preserve">‘A’</w:t>
       </w:r>
       <w:r>
         <w:t xml:space="preserve"> </w:t>
       </w:r>
       <w:r>
-        <w:t xml:space="preserve">is initialized with all lowercase and uppercase English vowels (</w:t>
-      </w:r>
-      <w:r>
-        <w:rPr>
-          <w:rStyle w:val="VerbatimChar"/>
-        </w:rPr>
-        <w:t xml:space="preserve">"aeiouAEIOU"</w:t>
-      </w:r>
-      <w:r>
-        <w:t xml:space="preserve">). Using a set allows for highly efficient, constant-time average complexity (</w:t>
-      </w:r>
-      <w:r>
-        <w:rPr>
-          <w:rStyle w:val="VerbatimChar"/>
-        </w:rPr>
-        <w:t xml:space="preserve">O(1)</w:t>
-      </w:r>
-      <w:r>
-        <w:t xml:space="preserve">) checks to see if a character is a vowel.</w:t>
+        <w:t xml:space="preserve">as vowels.</w:t>
       </w:r>
     </w:p>
     <w:p>
       <w:pPr>
+        <w:pStyle w:val="Compact"/>
         <w:numPr>
           <w:ilvl w:val="0"/>
           <w:numId w:val="1002"/>
         </w:numPr>
       </w:pPr>
       <w:r>
-        <w:t xml:space="preserve">The function then iterates through each character (</w:t>
-      </w:r>
-      <w:r>
-        <w:rPr>
-          <w:rStyle w:val="VerbatimChar"/>
-        </w:rPr>
-        <w:t xml:space="preserve">ch</w:t>
-      </w:r>
-      <w:r>
-        <w:t xml:space="preserve">) in the input</w:t>
-      </w:r>
-      <w:r>
-        <w:t xml:space="preserve"> </w:t>
-      </w:r>
-      <w:r>
-        <w:rPr>
-          <w:rStyle w:val="VerbatimChar"/>
-        </w:rPr>
-        <w:t xml:space="preserve">text</w:t>
-      </w:r>
-      <w:r>
-        <w:t xml:space="preserve">.</w:t>
+        <w:t xml:space="preserve">Characters that are not vowels, including consonants, numbers, symbols, and whitespace, are ignored and not included in the count.</w:t>
       </w:r>
     </w:p>
     <w:p>
       <w:pPr>
+        <w:pStyle w:val="Compact"/>
         <w:numPr>
           <w:ilvl w:val="0"/>
           <w:numId w:val="1002"/>
         </w:numPr>
       </w:pPr>
       <w:r>
-        <w:t xml:space="preserve">For each character, it checks if</w:t>
+        <w:t xml:space="preserve">The letter</w:t>
       </w:r>
       <w:r>
         <w:t xml:space="preserve"> </w:t>
       </w:r>
       <w:r>
-        <w:rPr>
-          <w:rStyle w:val="VerbatimChar"/>
-        </w:rPr>
-        <w:t xml:space="preserve">ch</w:t>
+        <w:t xml:space="preserve">‘y’</w:t>
       </w:r>
       <w:r>
         <w:t xml:space="preserve"> </w:t>
       </w:r>
       <w:r>
-        <w:t xml:space="preserve">is present in the</w:t>
-      </w:r>
-      <w:r>
-        <w:t xml:space="preserve"> </w:t>
-      </w:r>
-      <w:r>
-        <w:rPr>
-          <w:rStyle w:val="VerbatimChar"/>
-        </w:rPr>
-        <w:t xml:space="preserve">vowels</w:t>
-      </w:r>
-      <w:r>
-        <w:t xml:space="preserve"> </w:t>
-      </w:r>
-      <w:r>
-        <w:t xml:space="preserve">set.</w:t>
+        <w:t xml:space="preserve">is not considered a vowel by this function.</w:t>
       </w:r>
     </w:p>
     <w:p>
       <w:pPr>
-        <w:numPr>
-          <w:ilvl w:val="0"/>
-          <w:numId w:val="1002"/>
-        </w:numPr>
-      </w:pPr>
-      <w:r>
-        <w:t xml:space="preserve">A generator expression,</w:t>
-      </w:r>
-      <w:r>
-        <w:t xml:space="preserve"> </w:t>
-      </w:r>
-      <w:r>
-        <w:rPr>
-          <w:rStyle w:val="VerbatimChar"/>
-        </w:rPr>
-        <w:t xml:space="preserve">(1 for ch in text if ch in vowels)</w:t>
-      </w:r>
-      <w:r>
-        <w:t xml:space="preserve">, yields the number</w:t>
-      </w:r>
-      <w:r>
-        <w:t xml:space="preserve"> </w:t>
-      </w:r>
-      <w:r>
-        <w:rPr>
-          <w:rStyle w:val="VerbatimChar"/>
-        </w:rPr>
-        <w:t xml:space="preserve">1</w:t>
-      </w:r>
-      <w:r>
-        <w:t xml:space="preserve"> </w:t>
-      </w:r>
-      <w:r>
-        <w:t xml:space="preserve">for every character that is found in the</w:t>
-      </w:r>
-      <w:r>
-        <w:t xml:space="preserve"> </w:t>
-      </w:r>
-      <w:r>
-        <w:rPr>
-          <w:rStyle w:val="VerbatimChar"/>
-        </w:rPr>
-        <w:t xml:space="preserve">vowels</w:t>
-      </w:r>
-      <w:r>
-        <w:t xml:space="preserve"> </w:t>
-      </w:r>
-      <w:r>
-        <w:t xml:space="preserve">set.</w:t>
+        <w:pStyle w:val="FirstParagraph"/>
+      </w:pPr>
+      <w:r>
+        <w:rPr>
+          <w:b/>
+          <w:bCs/>
+        </w:rPr>
+        <w:t xml:space="preserve">Output Example</w:t>
+      </w:r>
+      <w:r>
+        <w:t xml:space="preserve">: The function returns an integer representing the total count.</w:t>
       </w:r>
     </w:p>
     <w:p>
       <w:pPr>
-        <w:numPr>
-          <w:ilvl w:val="0"/>
-          <w:numId w:val="1002"/>
-        </w:numPr>
-      </w:pPr>
-      <w:r>
-        <w:t xml:space="preserve">Finally, the built-in</w:t>
-      </w:r>
-      <w:r>
-        <w:t xml:space="preserve"> </w:t>
-      </w:r>
+        <w:pStyle w:val="SourceCode"/>
+      </w:pPr>
       <w:r>
         <w:rPr>
           <w:rStyle w:val="VerbatimChar"/>
         </w:rPr>
-        <w:t xml:space="preserve">sum()</w:t>
-      </w:r>
-      <w:r>
-        <w:t xml:space="preserve"> </w:t>
-      </w:r>
-      <w:r>
-        <w:t xml:space="preserve">function is used to add up all the</w:t>
-      </w:r>
-      <w:r>
-        <w:t xml:space="preserve"> </w:t>
-      </w:r>
-      <w:r>
-        <w:rPr>
-          <w:rStyle w:val="VerbatimChar"/>
-        </w:rPr>
-        <w:t xml:space="preserve">1</w:t>
-      </w:r>
-      <w:r>
-        <w:t xml:space="preserve">s produced by the generator, resulting in the total count of vowels in the string.</w:t>
+        <w:t xml:space="preserve">3</w:t>
+      </w:r>
+    </w:p>
+    <w:bookmarkEnd w:id="13"/>
+    <w:bookmarkStart w:id="14" w:name="example"/>
+    <w:p>
+      <w:pPr>
+        <w:pStyle w:val="Heading2"/>
+      </w:pPr>
+      <w:r>
+        <w:rPr>
+          <w:rStyle w:val="SectionNumber"/>
+        </w:rPr>
+        <w:t xml:space="preserve">1.5</w:t>
+      </w:r>
+      <w:r>
+        <w:tab/>
+      </w:r>
+      <w:r>
+        <w:t xml:space="preserve">Example</w:t>
       </w:r>
     </w:p>
     <w:p>
@@ -404,7 +574,7 @@
         <w:rPr>
           <w:rStyle w:val="CommentTok"/>
         </w:rPr>
-        <w:t xml:space="preserve"># Internal logic breakdown</w:t>
+        <w:t xml:space="preserve"># Example usage</w:t>
       </w:r>
       <w:r>
         <w:br/>
@@ -413,7 +583,7 @@
         <w:rPr>
           <w:rStyle w:val="NormalTok"/>
         </w:rPr>
-        <w:t xml:space="preserve">vowels </w:t>
+        <w:t xml:space="preserve">input_sentence </w:t>
       </w:r>
       <w:r>
         <w:rPr>
@@ -429,9 +599,39 @@
       </w:r>
       <w:r>
         <w:rPr>
+          <w:rStyle w:val="StringTok"/>
+        </w:rPr>
+        <w:t xml:space="preserve">"This is a Test Sentence."</w:t>
+      </w:r>
+      <w:r>
+        <w:br/>
+      </w:r>
+      <w:r>
+        <w:rPr>
+          <w:rStyle w:val="NormalTok"/>
+        </w:rPr>
+        <w:t xml:space="preserve">vowel_count </w:t>
+      </w:r>
+      <w:r>
+        <w:rPr>
+          <w:rStyle w:val="OperatorTok"/>
+        </w:rPr>
+        <w:t xml:space="preserve">=</w:t>
+      </w:r>
+      <w:r>
+        <w:rPr>
+          <w:rStyle w:val="NormalTok"/>
+        </w:rPr>
+        <w:t xml:space="preserve"> count_vowels(input_sentence)</w:t>
+      </w:r>
+      <w:r>
+        <w:br/>
+      </w:r>
+      <w:r>
+        <w:rPr>
           <w:rStyle w:val="BuiltInTok"/>
         </w:rPr>
-        <w:t xml:space="preserve">set</w:t>
+        <w:t xml:space="preserve">print</w:t>
       </w:r>
       <w:r>
         <w:rPr>
@@ -441,124 +641,153 @@
       </w:r>
       <w:r>
         <w:rPr>
-          <w:rStyle w:val="StringTok"/>
-        </w:rPr>
-        <w:t xml:space="preserve">"aeiouAEIOU"</w:t>
+          <w:rStyle w:val="SpecialStringTok"/>
+        </w:rPr>
+        <w:t xml:space="preserve">f"The number of vowels is: </w:t>
+      </w:r>
+      <w:r>
+        <w:rPr>
+          <w:rStyle w:val="SpecialCharTok"/>
+        </w:rPr>
+        <w:t xml:space="preserve">{</w:t>
       </w:r>
       <w:r>
         <w:rPr>
           <w:rStyle w:val="NormalTok"/>
         </w:rPr>
+        <w:t xml:space="preserve">vowel_count</w:t>
+      </w:r>
+      <w:r>
+        <w:rPr>
+          <w:rStyle w:val="SpecialCharTok"/>
+        </w:rPr>
+        <w:t xml:space="preserve">}</w:t>
+      </w:r>
+      <w:r>
+        <w:rPr>
+          <w:rStyle w:val="SpecialStringTok"/>
+        </w:rPr>
+        <w:t xml:space="preserve">"</w:t>
+      </w:r>
+      <w:r>
+        <w:rPr>
+          <w:rStyle w:val="NormalTok"/>
+        </w:rPr>
         <w:t xml:space="preserve">)</w:t>
       </w:r>
-      <w:r>
-        <w:br/>
-      </w:r>
-      <w:r>
-        <w:rPr>
-          <w:rStyle w:val="CommentTok"/>
-        </w:rPr>
-        <w:t xml:space="preserve"># For an input "Hello", the generator would yield 1 for 'e' and 1 for 'o'.</w:t>
-      </w:r>
-      <w:r>
-        <w:br/>
-      </w:r>
-      <w:r>
-        <w:rPr>
-          <w:rStyle w:val="CommentTok"/>
-        </w:rPr>
-        <w:t xml:space="preserve"># sum() would then calculate 1 + 1 = 2.</w:t>
-      </w:r>
-      <w:r>
-        <w:br/>
-      </w:r>
-      <w:r>
-        <w:rPr>
-          <w:rStyle w:val="ControlFlowTok"/>
-        </w:rPr>
-        <w:t xml:space="preserve">return</w:t>
-      </w:r>
-      <w:r>
-        <w:rPr>
-          <w:rStyle w:val="NormalTok"/>
-        </w:rPr>
+    </w:p>
+    <w:p>
+      <w:pPr>
+        <w:pStyle w:val="FirstParagraph"/>
+      </w:pPr>
+      <w:r>
+        <w:rPr>
+          <w:b/>
+          <w:bCs/>
+        </w:rPr>
+        <w:t xml:space="preserve">Output:</w:t>
+      </w:r>
+    </w:p>
+    <w:p>
+      <w:pPr>
+        <w:pStyle w:val="SourceCode"/>
+      </w:pPr>
+      <w:r>
+        <w:rPr>
+          <w:rStyle w:val="VerbatimChar"/>
+        </w:rPr>
+        <w:t xml:space="preserve">The number of vowels is: 7</w:t>
+      </w:r>
+    </w:p>
+    <w:p>
+      <w:r>
+        <w:pict>
+          <v:rect style="width:0;height:1.5pt" o:hralign="center" o:hrstd="t" o:hr="t"/>
+        </w:pict>
+      </w:r>
+    </w:p>
+    <w:bookmarkEnd w:id="14"/>
+    <w:bookmarkStart w:id="15" w:name="functiondef-pairwise_sumnumbers"/>
+    <w:p>
+      <w:pPr>
+        <w:pStyle w:val="Heading2"/>
+      </w:pPr>
+      <w:r>
+        <w:rPr>
+          <w:rStyle w:val="SectionNumber"/>
+        </w:rPr>
+        <w:t xml:space="preserve">1.6</w:t>
+      </w:r>
+      <w:r>
+        <w:tab/>
+      </w:r>
+      <w:r>
+        <w:t xml:space="preserve">FunctionDef pairwise_sum(numbers)</w:t>
+      </w:r>
+    </w:p>
+    <w:bookmarkEnd w:id="15"/>
+    <w:bookmarkEnd w:id="16"/>
+    <w:bookmarkStart w:id="23" w:name="function-pairwise_sum"/>
+    <w:p>
+      <w:pPr>
+        <w:pStyle w:val="Heading1"/>
+      </w:pPr>
+      <w:r>
+        <w:rPr>
+          <w:rStyle w:val="SectionNumber"/>
+        </w:rPr>
+        <w:t xml:space="preserve">2</w:t>
+      </w:r>
+      <w:r>
+        <w:tab/>
+      </w:r>
+      <w:r>
+        <w:t xml:space="preserve">Function: pairwise_sum</w:t>
+      </w:r>
+    </w:p>
+    <w:bookmarkStart w:id="17" w:name="overview-1"/>
+    <w:p>
+      <w:pPr>
+        <w:pStyle w:val="Heading2"/>
+      </w:pPr>
+      <w:r>
+        <w:rPr>
+          <w:rStyle w:val="SectionNumber"/>
+        </w:rPr>
+        <w:t xml:space="preserve">2.1</w:t>
+      </w:r>
+      <w:r>
+        <w:tab/>
+      </w:r>
+      <w:r>
+        <w:t xml:space="preserve">Overview</w:t>
+      </w:r>
+    </w:p>
+    <w:p>
+      <w:pPr>
+        <w:pStyle w:val="FirstParagraph"/>
+      </w:pPr>
+      <w:r>
+        <w:t xml:space="preserve">The</w:t>
+      </w:r>
+      <w:r>
         <w:t xml:space="preserve"> </w:t>
       </w:r>
       <w:r>
         <w:rPr>
-          <w:rStyle w:val="BuiltInTok"/>
-        </w:rPr>
-        <w:t xml:space="preserve">sum</w:t>
-      </w:r>
-      <w:r>
-        <w:rPr>
-          <w:rStyle w:val="NormalTok"/>
-        </w:rPr>
-        <w:t xml:space="preserve">(</w:t>
-      </w:r>
-      <w:r>
-        <w:rPr>
-          <w:rStyle w:val="DecValTok"/>
-        </w:rPr>
-        <w:t xml:space="preserve">1</w:t>
-      </w:r>
-      <w:r>
-        <w:rPr>
-          <w:rStyle w:val="NormalTok"/>
-        </w:rPr>
+          <w:rStyle w:val="VerbatimChar"/>
+        </w:rPr>
+        <w:t xml:space="preserve">pairwise_sum</w:t>
+      </w:r>
+      <w:r>
         <w:t xml:space="preserve"> </w:t>
       </w:r>
       <w:r>
-        <w:rPr>
-          <w:rStyle w:val="ControlFlowTok"/>
-        </w:rPr>
-        <w:t xml:space="preserve">for</w:t>
-      </w:r>
-      <w:r>
-        <w:rPr>
-          <w:rStyle w:val="NormalTok"/>
-        </w:rPr>
-        <w:t xml:space="preserve"> ch </w:t>
-      </w:r>
-      <w:r>
-        <w:rPr>
-          <w:rStyle w:val="KeywordTok"/>
-        </w:rPr>
-        <w:t xml:space="preserve">in</w:t>
-      </w:r>
-      <w:r>
-        <w:rPr>
-          <w:rStyle w:val="NormalTok"/>
-        </w:rPr>
-        <w:t xml:space="preserve"> text </w:t>
-      </w:r>
-      <w:r>
-        <w:rPr>
-          <w:rStyle w:val="ControlFlowTok"/>
-        </w:rPr>
-        <w:t xml:space="preserve">if</w:t>
-      </w:r>
-      <w:r>
-        <w:rPr>
-          <w:rStyle w:val="NormalTok"/>
-        </w:rPr>
-        <w:t xml:space="preserve"> ch </w:t>
-      </w:r>
-      <w:r>
-        <w:rPr>
-          <w:rStyle w:val="KeywordTok"/>
-        </w:rPr>
-        <w:t xml:space="preserve">in</w:t>
-      </w:r>
-      <w:r>
-        <w:rPr>
-          <w:rStyle w:val="NormalTok"/>
-        </w:rPr>
-        <w:t xml:space="preserve"> vowels)</w:t>
+        <w:t xml:space="preserve">function computes the sum of a sequence of numbers using a numerically stable approach to minimize floating-point errors.</w:t>
       </w:r>
     </w:p>
-    <w:bookmarkEnd w:id="12"/>
-    <w:bookmarkStart w:id="13" w:name="usage-notes"/>
+    <w:bookmarkEnd w:id="17"/>
+    <w:bookmarkStart w:id="18" w:name="parameters-1"/>
     <w:p>
       <w:pPr>
         <w:pStyle w:val="Heading2"/>
@@ -567,13 +796,13 @@
         <w:rPr>
           <w:rStyle w:val="SectionNumber"/>
         </w:rPr>
-        <w:t xml:space="preserve">1.4</w:t>
+        <w:t xml:space="preserve">2.2</w:t>
       </w:r>
       <w:r>
         <w:tab/>
       </w:r>
       <w:r>
-        <w:t xml:space="preserve">Usage Notes</w:t>
+        <w:t xml:space="preserve">parameters</w:t>
       </w:r>
     </w:p>
     <w:p>
@@ -585,388 +814,439 @@
         </w:numPr>
       </w:pPr>
       <w:r>
-        <w:t xml:space="preserve">The vowel count is case-insensitive. For example,</w:t>
+        <w:rPr>
+          <w:rStyle w:val="VerbatimChar"/>
+          <w:b/>
+          <w:bCs/>
+        </w:rPr>
+        <w:t xml:space="preserve">numbers</w:t>
       </w:r>
       <w:r>
         <w:t xml:space="preserve"> </w:t>
       </w:r>
       <w:r>
-        <w:t xml:space="preserve">‘A’</w:t>
-      </w:r>
-      <w:r>
-        <w:t xml:space="preserve"> </w:t>
-      </w:r>
-      <w:r>
-        <w:t xml:space="preserve">and</w:t>
-      </w:r>
-      <w:r>
-        <w:t xml:space="preserve"> </w:t>
-      </w:r>
-      <w:r>
-        <w:t xml:space="preserve">‘a’</w:t>
-      </w:r>
-      <w:r>
-        <w:t xml:space="preserve"> </w:t>
-      </w:r>
-      <w:r>
-        <w:t xml:space="preserve">are both counted as vowels.</w:t>
+        <w:t xml:space="preserve">(</w:t>
+      </w:r>
+      <w:r>
+        <w:rPr>
+          <w:rStyle w:val="VerbatimChar"/>
+        </w:rPr>
+        <w:t xml:space="preserve">Iterable[float]</w:t>
+      </w:r>
+      <w:r>
+        <w:t xml:space="preserve">): An iterable collection of numbers (e.g., a list, tuple, or generator) that can be converted to floats.</w:t>
+      </w:r>
+    </w:p>
+    <w:bookmarkEnd w:id="18"/>
+    <w:bookmarkStart w:id="19" w:name="description-1"/>
+    <w:p>
+      <w:pPr>
+        <w:pStyle w:val="Heading2"/>
+      </w:pPr>
+      <w:r>
+        <w:rPr>
+          <w:rStyle w:val="SectionNumber"/>
+        </w:rPr>
+        <w:t xml:space="preserve">2.3</w:t>
+      </w:r>
+      <w:r>
+        <w:tab/>
+      </w:r>
+      <w:r>
+        <w:t xml:space="preserve">Description</w:t>
       </w:r>
     </w:p>
     <w:p>
       <w:pPr>
-        <w:pStyle w:val="Compact"/>
-        <w:numPr>
-          <w:ilvl w:val="0"/>
-          <w:numId w:val="1003"/>
-        </w:numPr>
-      </w:pPr>
-      <w:r>
-        <w:t xml:space="preserve">The function only considers the five standard English vowels: a, e, i, o, u.</w:t>
+        <w:pStyle w:val="FirstParagraph"/>
+      </w:pPr>
+      <w:r>
+        <w:t xml:space="preserve">This function provides a more precise method for summing floating-point numbers compared to the standard built-in</w:t>
+      </w:r>
+      <w:r>
+        <w:t xml:space="preserve"> </w:t>
+      </w:r>
+      <w:r>
+        <w:rPr>
+          <w:rStyle w:val="VerbatimChar"/>
+        </w:rPr>
+        <w:t xml:space="preserve">sum()</w:t>
+      </w:r>
+      <w:r>
+        <w:t xml:space="preserve"> </w:t>
+      </w:r>
+      <w:r>
+        <w:t xml:space="preserve">function. Standard summation can suffer from a loss of precision, especially when adding numbers of vastly different magnitudes or when summing a large quantity of numbers.</w:t>
       </w:r>
     </w:p>
     <w:p>
       <w:pPr>
-        <w:pStyle w:val="Compact"/>
-        <w:numPr>
-          <w:ilvl w:val="0"/>
-          <w:numId w:val="1003"/>
-        </w:numPr>
-      </w:pPr>
-      <w:r>
-        <w:t xml:space="preserve">Characters that are not vowels, including consonants, numbers, whitespace, and symbols, are ignored and not included in the count.</w:t>
+        <w:pStyle w:val="BodyText"/>
+      </w:pPr>
+      <w:r>
+        <w:t xml:space="preserve">The</w:t>
+      </w:r>
+      <w:r>
+        <w:t xml:space="preserve"> </w:t>
+      </w:r>
+      <w:r>
+        <w:rPr>
+          <w:rStyle w:val="VerbatimChar"/>
+        </w:rPr>
+        <w:t xml:space="preserve">pairwise_sum</w:t>
+      </w:r>
+      <w:r>
+        <w:t xml:space="preserve"> </w:t>
+      </w:r>
+      <w:r>
+        <w:t xml:space="preserve">function implements the Kahan summation algorithm to counteract this problem. The algorithm works by maintaining a running</w:t>
+      </w:r>
+      <w:r>
+        <w:t xml:space="preserve"> </w:t>
+      </w:r>
+      <w:r>
+        <w:rPr>
+          <w:rStyle w:val="VerbatimChar"/>
+        </w:rPr>
+        <w:t xml:space="preserve">compensation</w:t>
+      </w:r>
+      <w:r>
+        <w:t xml:space="preserve"> </w:t>
+      </w:r>
+      <w:r>
+        <w:t xml:space="preserve">variable that accumulates the small errors lost in each addition step.</w:t>
       </w:r>
     </w:p>
     <w:p>
       <w:pPr>
-        <w:pStyle w:val="FirstParagraph"/>
-      </w:pPr>
-      <w:r>
-        <w:rPr>
-          <w:b/>
-          <w:bCs/>
-        </w:rPr>
-        <w:t xml:space="preserve">Output Example</w:t>
-      </w:r>
-      <w:r>
-        <w:t xml:space="preserve">: The function returns a single integer representing the total number of vowels found.</w:t>
-      </w:r>
-    </w:p>
-    <w:bookmarkEnd w:id="13"/>
-    <w:bookmarkStart w:id="14" w:name="example"/>
-    <w:p>
-      <w:pPr>
-        <w:pStyle w:val="Heading2"/>
-      </w:pPr>
-      <w:r>
-        <w:rPr>
-          <w:rStyle w:val="SectionNumber"/>
-        </w:rPr>
-        <w:t xml:space="preserve">1.5</w:t>
-      </w:r>
-      <w:r>
-        <w:tab/>
-      </w:r>
-      <w:r>
-        <w:t xml:space="preserve">Example</w:t>
+        <w:pStyle w:val="BodyText"/>
+      </w:pPr>
+      <w:r>
+        <w:t xml:space="preserve">The logic proceeds as follows:</w:t>
+      </w:r>
+      <w:r>
+        <w:t xml:space="preserve"> </w:t>
+      </w:r>
+      <w:r>
+        <w:t xml:space="preserve">1. A</w:t>
+      </w:r>
+      <w:r>
+        <w:t xml:space="preserve"> </w:t>
+      </w:r>
+      <w:r>
+        <w:rPr>
+          <w:rStyle w:val="VerbatimChar"/>
+        </w:rPr>
+        <w:t xml:space="preserve">total</w:t>
+      </w:r>
+      <w:r>
+        <w:t xml:space="preserve"> </w:t>
+      </w:r>
+      <w:r>
+        <w:t xml:space="preserve">sum and a</w:t>
+      </w:r>
+      <w:r>
+        <w:t xml:space="preserve"> </w:t>
+      </w:r>
+      <w:r>
+        <w:rPr>
+          <w:rStyle w:val="VerbatimChar"/>
+        </w:rPr>
+        <w:t xml:space="preserve">compensation</w:t>
+      </w:r>
+      <w:r>
+        <w:t xml:space="preserve"> </w:t>
+      </w:r>
+      <w:r>
+        <w:t xml:space="preserve">value are initialized to</w:t>
+      </w:r>
+      <w:r>
+        <w:t xml:space="preserve"> </w:t>
+      </w:r>
+      <w:r>
+        <w:rPr>
+          <w:rStyle w:val="VerbatimChar"/>
+        </w:rPr>
+        <w:t xml:space="preserve">0.0</w:t>
+      </w:r>
+      <w:r>
+        <w:t xml:space="preserve">.</w:t>
+      </w:r>
+      <w:r>
+        <w:t xml:space="preserve"> </w:t>
+      </w:r>
+      <w:r>
+        <w:t xml:space="preserve">2. The function iterates through each</w:t>
+      </w:r>
+      <w:r>
+        <w:t xml:space="preserve"> </w:t>
+      </w:r>
+      <w:r>
+        <w:rPr>
+          <w:rStyle w:val="VerbatimChar"/>
+        </w:rPr>
+        <w:t xml:space="preserve">value</w:t>
+      </w:r>
+      <w:r>
+        <w:t xml:space="preserve"> </w:t>
+      </w:r>
+      <w:r>
+        <w:t xml:space="preserve">in the input</w:t>
+      </w:r>
+      <w:r>
+        <w:t xml:space="preserve"> </w:t>
+      </w:r>
+      <w:r>
+        <w:rPr>
+          <w:rStyle w:val="VerbatimChar"/>
+        </w:rPr>
+        <w:t xml:space="preserve">numbers</w:t>
+      </w:r>
+      <w:r>
+        <w:t xml:space="preserve">.</w:t>
+      </w:r>
+      <w:r>
+        <w:t xml:space="preserve"> </w:t>
+      </w:r>
+      <w:r>
+        <w:t xml:space="preserve">3. For each</w:t>
+      </w:r>
+      <w:r>
+        <w:t xml:space="preserve"> </w:t>
+      </w:r>
+      <w:r>
+        <w:rPr>
+          <w:rStyle w:val="VerbatimChar"/>
+        </w:rPr>
+        <w:t xml:space="preserve">value</w:t>
+      </w:r>
+      <w:r>
+        <w:t xml:space="preserve">, it is first corrected by subtracting the</w:t>
+      </w:r>
+      <w:r>
+        <w:t xml:space="preserve"> </w:t>
+      </w:r>
+      <w:r>
+        <w:rPr>
+          <w:rStyle w:val="VerbatimChar"/>
+        </w:rPr>
+        <w:t xml:space="preserve">compensation</w:t>
+      </w:r>
+      <w:r>
+        <w:t xml:space="preserve"> </w:t>
+      </w:r>
+      <w:r>
+        <w:t xml:space="preserve">from the previous iteration. This corrected value is stored in</w:t>
+      </w:r>
+      <w:r>
+        <w:t xml:space="preserve"> </w:t>
+      </w:r>
+      <w:r>
+        <w:rPr>
+          <w:rStyle w:val="VerbatimChar"/>
+        </w:rPr>
+        <w:t xml:space="preserve">y</w:t>
+      </w:r>
+      <w:r>
+        <w:t xml:space="preserve">.</w:t>
+      </w:r>
+      <w:r>
+        <w:t xml:space="preserve"> </w:t>
+      </w:r>
+      <w:r>
+        <w:t xml:space="preserve">4. A temporary sum</w:t>
+      </w:r>
+      <w:r>
+        <w:t xml:space="preserve"> </w:t>
+      </w:r>
+      <w:r>
+        <w:rPr>
+          <w:rStyle w:val="VerbatimChar"/>
+        </w:rPr>
+        <w:t xml:space="preserve">t</w:t>
+      </w:r>
+      <w:r>
+        <w:t xml:space="preserve"> </w:t>
+      </w:r>
+      <w:r>
+        <w:t xml:space="preserve">is calculated by adding the current</w:t>
+      </w:r>
+      <w:r>
+        <w:t xml:space="preserve"> </w:t>
+      </w:r>
+      <w:r>
+        <w:rPr>
+          <w:rStyle w:val="VerbatimChar"/>
+        </w:rPr>
+        <w:t xml:space="preserve">total</w:t>
+      </w:r>
+      <w:r>
+        <w:t xml:space="preserve"> </w:t>
+      </w:r>
+      <w:r>
+        <w:t xml:space="preserve">to the corrected value</w:t>
+      </w:r>
+      <w:r>
+        <w:t xml:space="preserve"> </w:t>
+      </w:r>
+      <w:r>
+        <w:rPr>
+          <w:rStyle w:val="VerbatimChar"/>
+        </w:rPr>
+        <w:t xml:space="preserve">y</w:t>
+      </w:r>
+      <w:r>
+        <w:t xml:space="preserve">.</w:t>
+      </w:r>
+      <w:r>
+        <w:t xml:space="preserve"> </w:t>
+      </w:r>
+      <w:r>
+        <w:t xml:space="preserve">5. The core of the algorithm is calculating the error from the previous addition:</w:t>
+      </w:r>
+      <w:r>
+        <w:t xml:space="preserve"> </w:t>
+      </w:r>
+      <w:r>
+        <w:rPr>
+          <w:rStyle w:val="VerbatimChar"/>
+        </w:rPr>
+        <w:t xml:space="preserve">compensation = (t - total) - y</w:t>
+      </w:r>
+      <w:r>
+        <w:t xml:space="preserve">. In perfect arithmetic, this would be zero. However, due to floating-point limitations,</w:t>
+      </w:r>
+      <w:r>
+        <w:t xml:space="preserve"> </w:t>
+      </w:r>
+      <w:r>
+        <w:rPr>
+          <w:rStyle w:val="VerbatimChar"/>
+        </w:rPr>
+        <w:t xml:space="preserve">(t - total)</w:t>
+      </w:r>
+      <w:r>
+        <w:t xml:space="preserve"> </w:t>
+      </w:r>
+      <w:r>
+        <w:t xml:space="preserve">may not be exactly equal to</w:t>
+      </w:r>
+      <w:r>
+        <w:t xml:space="preserve"> </w:t>
+      </w:r>
+      <w:r>
+        <w:rPr>
+          <w:rStyle w:val="VerbatimChar"/>
+        </w:rPr>
+        <w:t xml:space="preserve">y</w:t>
+      </w:r>
+      <w:r>
+        <w:t xml:space="preserve">, and the difference represents the</w:t>
+      </w:r>
+      <w:r>
+        <w:t xml:space="preserve"> </w:t>
+      </w:r>
+      <w:r>
+        <w:t xml:space="preserve">“lost”</w:t>
+      </w:r>
+      <w:r>
+        <w:t xml:space="preserve"> </w:t>
+      </w:r>
+      <w:r>
+        <w:t xml:space="preserve">part of the sum, which is captured in</w:t>
+      </w:r>
+      <w:r>
+        <w:t xml:space="preserve"> </w:t>
+      </w:r>
+      <w:r>
+        <w:rPr>
+          <w:rStyle w:val="VerbatimChar"/>
+        </w:rPr>
+        <w:t xml:space="preserve">compensation</w:t>
+      </w:r>
+      <w:r>
+        <w:t xml:space="preserve">.</w:t>
+      </w:r>
+      <w:r>
+        <w:t xml:space="preserve"> </w:t>
+      </w:r>
+      <w:r>
+        <w:t xml:space="preserve">6. The</w:t>
+      </w:r>
+      <w:r>
+        <w:t xml:space="preserve"> </w:t>
+      </w:r>
+      <w:r>
+        <w:rPr>
+          <w:rStyle w:val="VerbatimChar"/>
+        </w:rPr>
+        <w:t xml:space="preserve">total</w:t>
+      </w:r>
+      <w:r>
+        <w:t xml:space="preserve"> </w:t>
+      </w:r>
+      <w:r>
+        <w:t xml:space="preserve">is updated with the value of</w:t>
+      </w:r>
+      <w:r>
+        <w:t xml:space="preserve"> </w:t>
+      </w:r>
+      <w:r>
+        <w:rPr>
+          <w:rStyle w:val="VerbatimChar"/>
+        </w:rPr>
+        <w:t xml:space="preserve">t</w:t>
+      </w:r>
+      <w:r>
+        <w:t xml:space="preserve">.</w:t>
+      </w:r>
+      <w:r>
+        <w:t xml:space="preserve"> </w:t>
+      </w:r>
+      <w:r>
+        <w:t xml:space="preserve">7. This process repeats, carrying the error from one step to the next, ensuring that small values are not lost when added to large running totals.</w:t>
       </w:r>
     </w:p>
     <w:p>
       <w:pPr>
-        <w:pStyle w:val="SourceCode"/>
-      </w:pPr>
-      <w:r>
-        <w:rPr>
-          <w:rStyle w:val="CommentTok"/>
-        </w:rPr>
-        <w:t xml:space="preserve"># Example usage</w:t>
-      </w:r>
-      <w:r>
-        <w:br/>
-      </w:r>
-      <w:r>
-        <w:rPr>
-          <w:rStyle w:val="NormalTok"/>
-        </w:rPr>
-        <w:t xml:space="preserve">input_string </w:t>
-      </w:r>
-      <w:r>
-        <w:rPr>
-          <w:rStyle w:val="OperatorTok"/>
-        </w:rPr>
-        <w:t xml:space="preserve">=</w:t>
-      </w:r>
-      <w:r>
-        <w:rPr>
-          <w:rStyle w:val="NormalTok"/>
-        </w:rPr>
+        <w:pStyle w:val="BodyText"/>
+      </w:pPr>
+      <w:r>
+        <w:t xml:space="preserve">The final</w:t>
+      </w:r>
+      <w:r>
         <w:t xml:space="preserve"> </w:t>
       </w:r>
       <w:r>
         <w:rPr>
-          <w:rStyle w:val="StringTok"/>
-        </w:rPr>
-        <w:t xml:space="preserve">"Hello World! This is a test."</w:t>
-      </w:r>
-      <w:r>
-        <w:br/>
-      </w:r>
-      <w:r>
-        <w:rPr>
-          <w:rStyle w:val="NormalTok"/>
-        </w:rPr>
-        <w:t xml:space="preserve">vowel_count </w:t>
-      </w:r>
-      <w:r>
-        <w:rPr>
-          <w:rStyle w:val="OperatorTok"/>
-        </w:rPr>
-        <w:t xml:space="preserve">=</w:t>
-      </w:r>
-      <w:r>
-        <w:rPr>
-          <w:rStyle w:val="NormalTok"/>
-        </w:rPr>
-        <w:t xml:space="preserve"> count_vowels(input_string)</w:t>
-      </w:r>
-      <w:r>
-        <w:br/>
-      </w:r>
-      <w:r>
-        <w:rPr>
-          <w:rStyle w:val="BuiltInTok"/>
-        </w:rPr>
-        <w:t xml:space="preserve">print</w:t>
-      </w:r>
-      <w:r>
-        <w:rPr>
-          <w:rStyle w:val="NormalTok"/>
-        </w:rPr>
-        <w:t xml:space="preserve">(</w:t>
-      </w:r>
-      <w:r>
-        <w:rPr>
-          <w:rStyle w:val="SpecialStringTok"/>
-        </w:rPr>
-        <w:t xml:space="preserve">f"The input string is: '</w:t>
-      </w:r>
-      <w:r>
-        <w:rPr>
-          <w:rStyle w:val="SpecialCharTok"/>
-        </w:rPr>
-        <w:t xml:space="preserve">{</w:t>
-      </w:r>
-      <w:r>
-        <w:rPr>
-          <w:rStyle w:val="NormalTok"/>
-        </w:rPr>
-        <w:t xml:space="preserve">input_string</w:t>
-      </w:r>
-      <w:r>
-        <w:rPr>
-          <w:rStyle w:val="SpecialCharTok"/>
-        </w:rPr>
-        <w:t xml:space="preserve">}</w:t>
-      </w:r>
-      <w:r>
-        <w:rPr>
-          <w:rStyle w:val="SpecialStringTok"/>
-        </w:rPr>
-        <w:t xml:space="preserve">'"</w:t>
-      </w:r>
-      <w:r>
-        <w:rPr>
-          <w:rStyle w:val="NormalTok"/>
-        </w:rPr>
-        <w:t xml:space="preserve">)</w:t>
-      </w:r>
-      <w:r>
-        <w:br/>
-      </w:r>
-      <w:r>
-        <w:rPr>
-          <w:rStyle w:val="BuiltInTok"/>
-        </w:rPr>
-        <w:t xml:space="preserve">print</w:t>
-      </w:r>
-      <w:r>
-        <w:rPr>
-          <w:rStyle w:val="NormalTok"/>
-        </w:rPr>
-        <w:t xml:space="preserve">(</w:t>
-      </w:r>
-      <w:r>
-        <w:rPr>
-          <w:rStyle w:val="SpecialStringTok"/>
-        </w:rPr>
-        <w:t xml:space="preserve">f"The number of vowels is: </w:t>
-      </w:r>
-      <w:r>
-        <w:rPr>
-          <w:rStyle w:val="SpecialCharTok"/>
-        </w:rPr>
-        <w:t xml:space="preserve">{</w:t>
-      </w:r>
-      <w:r>
-        <w:rPr>
-          <w:rStyle w:val="NormalTok"/>
-        </w:rPr>
-        <w:t xml:space="preserve">vowel_count</w:t>
-      </w:r>
-      <w:r>
-        <w:rPr>
-          <w:rStyle w:val="SpecialCharTok"/>
-        </w:rPr>
-        <w:t xml:space="preserve">}</w:t>
-      </w:r>
-      <w:r>
-        <w:rPr>
-          <w:rStyle w:val="SpecialStringTok"/>
-        </w:rPr>
-        <w:t xml:space="preserve">"</w:t>
-      </w:r>
-      <w:r>
-        <w:rPr>
-          <w:rStyle w:val="NormalTok"/>
-        </w:rPr>
-        <w:t xml:space="preserve">)</w:t>
+          <w:rStyle w:val="VerbatimChar"/>
+        </w:rPr>
+        <w:t xml:space="preserve">total</w:t>
+      </w:r>
+      <w:r>
+        <w:t xml:space="preserve"> </w:t>
+      </w:r>
+      <w:r>
+        <w:t xml:space="preserve">returned is a more accurate representation of the true arithmetic sum.</w:t>
       </w:r>
     </w:p>
+    <w:bookmarkEnd w:id="19"/>
+    <w:bookmarkStart w:id="20" w:name="usage-notes-1"/>
     <w:p>
       <w:pPr>
-        <w:pStyle w:val="FirstParagraph"/>
-      </w:pPr>
-      <w:r>
-        <w:rPr>
-          <w:b/>
-          <w:bCs/>
-        </w:rPr>
-        <w:t xml:space="preserve">Output:</w:t>
-      </w:r>
-    </w:p>
-    <w:p>
-      <w:pPr>
-        <w:pStyle w:val="SourceCode"/>
-      </w:pPr>
-      <w:r>
-        <w:rPr>
-          <w:rStyle w:val="VerbatimChar"/>
-        </w:rPr>
-        <w:t xml:space="preserve">The input string is: 'Hello World! This is a test.'</w:t>
-      </w:r>
-      <w:r>
-        <w:br/>
-      </w:r>
-      <w:r>
-        <w:rPr>
-          <w:rStyle w:val="VerbatimChar"/>
-        </w:rPr>
-        <w:t xml:space="preserve">The number of vowels is: 7</w:t>
-      </w:r>
-    </w:p>
-    <w:p>
-      <w:r>
-        <w:pict>
-          <v:rect style="width:0;height:1.5pt" o:hralign="center" o:hrstd="t" o:hr="t"/>
-        </w:pict>
-      </w:r>
-    </w:p>
-    <w:bookmarkEnd w:id="14"/>
-    <w:bookmarkStart w:id="15" w:name="functiondef-pairwise_sumnumbers"/>
-    <w:p>
-      <w:pPr>
         <w:pStyle w:val="Heading2"/>
       </w:pPr>
       <w:r>
         <w:rPr>
           <w:rStyle w:val="SectionNumber"/>
         </w:rPr>
-        <w:t xml:space="preserve">1.6</w:t>
+        <w:t xml:space="preserve">2.4</w:t>
       </w:r>
       <w:r>
         <w:tab/>
       </w:r>
       <w:r>
-        <w:t xml:space="preserve">FunctionDef pairwise_sum(numbers)</w:t>
-      </w:r>
-    </w:p>
-    <w:bookmarkEnd w:id="15"/>
-    <w:bookmarkEnd w:id="16"/>
-    <w:bookmarkStart w:id="23" w:name="function-pairwise_sum"/>
-    <w:p>
-      <w:pPr>
-        <w:pStyle w:val="Heading1"/>
-      </w:pPr>
-      <w:r>
-        <w:rPr>
-          <w:rStyle w:val="SectionNumber"/>
-        </w:rPr>
-        <w:t xml:space="preserve">2</w:t>
-      </w:r>
-      <w:r>
-        <w:tab/>
-      </w:r>
-      <w:r>
-        <w:t xml:space="preserve">Function: pairwise_sum</w:t>
-      </w:r>
-    </w:p>
-    <w:bookmarkStart w:id="17" w:name="overview-1"/>
-    <w:p>
-      <w:pPr>
-        <w:pStyle w:val="Heading2"/>
-      </w:pPr>
-      <w:r>
-        <w:rPr>
-          <w:rStyle w:val="SectionNumber"/>
-        </w:rPr>
-        <w:t xml:space="preserve">2.1</w:t>
-      </w:r>
-      <w:r>
-        <w:tab/>
-      </w:r>
-      <w:r>
-        <w:t xml:space="preserve">Overview</w:t>
-      </w:r>
-    </w:p>
-    <w:p>
-      <w:pPr>
-        <w:pStyle w:val="FirstParagraph"/>
-      </w:pPr>
-      <w:r>
-        <w:t xml:space="preserve">The</w:t>
-      </w:r>
-      <w:r>
-        <w:t xml:space="preserve"> </w:t>
-      </w:r>
-      <w:r>
-        <w:rPr>
-          <w:rStyle w:val="VerbatimChar"/>
-        </w:rPr>
-        <w:t xml:space="preserve">pairwise_sum</w:t>
-      </w:r>
-      <w:r>
-        <w:t xml:space="preserve"> </w:t>
-      </w:r>
-      <w:r>
-        <w:t xml:space="preserve">function computes the arithmetic sum of an iterable of numbers using the Kahan summation algorithm to ensure high numerical precision.</w:t>
-      </w:r>
-    </w:p>
-    <w:bookmarkEnd w:id="17"/>
-    <w:bookmarkStart w:id="18" w:name="parameters-1"/>
-    <w:p>
-      <w:pPr>
-        <w:pStyle w:val="Heading2"/>
-      </w:pPr>
-      <w:r>
-        <w:rPr>
-          <w:rStyle w:val="SectionNumber"/>
-        </w:rPr>
-        <w:t xml:space="preserve">2.2</w:t>
-      </w:r>
-      <w:r>
-        <w:tab/>
-      </w:r>
-      <w:r>
-        <w:t xml:space="preserve">parameters</w:t>
+        <w:t xml:space="preserve">Usage Notes</w:t>
       </w:r>
     </w:p>
     <w:p>
@@ -978,606 +1258,22 @@
         </w:numPr>
       </w:pPr>
       <w:r>
+        <w:t xml:space="preserve">This function is more computationally intensive than a simple</w:t>
+      </w:r>
+      <w:r>
+        <w:t xml:space="preserve"> </w:t>
+      </w:r>
+      <w:r>
         <w:rPr>
           <w:rStyle w:val="VerbatimChar"/>
-          <w:b/>
-          <w:bCs/>
-        </w:rPr>
-        <w:t xml:space="preserve">numbers</w:t>
-      </w:r>
-      <w:r>
-        <w:t xml:space="preserve">:</w:t>
+        </w:rPr>
+        <w:t xml:space="preserve">sum()</w:t>
       </w:r>
       <w:r>
         <w:t xml:space="preserve"> </w:t>
       </w:r>
       <w:r>
-        <w:rPr>
-          <w:rStyle w:val="VerbatimChar"/>
-        </w:rPr>
-        <w:t xml:space="preserve">Iterable[float]</w:t>
-      </w:r>
-    </w:p>
-    <w:p>
-      <w:pPr>
-        <w:pStyle w:val="Compact"/>
-        <w:numPr>
-          <w:ilvl w:val="1"/>
-          <w:numId w:val="1005"/>
-        </w:numPr>
-      </w:pPr>
-      <w:r>
-        <w:t xml:space="preserve">An iterable collection of numbers (e.g., a list, tuple) containing floats or integers. Each element will be converted to a float before summation.</w:t>
-      </w:r>
-    </w:p>
-    <w:bookmarkEnd w:id="18"/>
-    <w:bookmarkStart w:id="19" w:name="description-1"/>
-    <w:p>
-      <w:pPr>
-        <w:pStyle w:val="Heading2"/>
-      </w:pPr>
-      <w:r>
-        <w:rPr>
-          <w:rStyle w:val="SectionNumber"/>
-        </w:rPr>
-        <w:t xml:space="preserve">2.3</w:t>
-      </w:r>
-      <w:r>
-        <w:tab/>
-      </w:r>
-      <w:r>
-        <w:t xml:space="preserve">Description</w:t>
-      </w:r>
-    </w:p>
-    <w:p>
-      <w:pPr>
-        <w:pStyle w:val="FirstParagraph"/>
-      </w:pPr>
-      <w:r>
-        <w:t xml:space="preserve">This function provides a numerically stable method for summing floating-point numbers, which is crucial for avoiding precision errors that can occur with standard summation, especially when dealing with a large set of numbers or numbers of widely varying magnitudes.</w:t>
-      </w:r>
-    </w:p>
-    <w:p>
-      <w:pPr>
-        <w:pStyle w:val="BodyText"/>
-      </w:pPr>
-      <w:r>
-        <w:t xml:space="preserve">Instead of a simple iterative addition, the function implements the Kahan summation algorithm. This algorithm maintains a running</w:t>
-      </w:r>
-      <w:r>
-        <w:t xml:space="preserve"> </w:t>
-      </w:r>
-      <w:r>
-        <w:rPr>
-          <w:rStyle w:val="VerbatimChar"/>
-        </w:rPr>
-        <w:t xml:space="preserve">compensation</w:t>
-      </w:r>
-      <w:r>
-        <w:t xml:space="preserve"> </w:t>
-      </w:r>
-      <w:r>
-        <w:t xml:space="preserve">variable to correct for the low-order bits that are lost during each addition step.</w:t>
-      </w:r>
-    </w:p>
-    <w:p>
-      <w:pPr>
-        <w:pStyle w:val="BodyText"/>
-      </w:pPr>
-      <w:r>
-        <w:t xml:space="preserve">The logic proceeds as follows:</w:t>
-      </w:r>
-      <w:r>
-        <w:t xml:space="preserve"> </w:t>
-      </w:r>
-      <w:r>
-        <w:t xml:space="preserve">1. A</w:t>
-      </w:r>
-      <w:r>
-        <w:t xml:space="preserve"> </w:t>
-      </w:r>
-      <w:r>
-        <w:rPr>
-          <w:rStyle w:val="VerbatimChar"/>
-        </w:rPr>
-        <w:t xml:space="preserve">total</w:t>
-      </w:r>
-      <w:r>
-        <w:t xml:space="preserve"> </w:t>
-      </w:r>
-      <w:r>
-        <w:t xml:space="preserve">sum and a</w:t>
-      </w:r>
-      <w:r>
-        <w:t xml:space="preserve"> </w:t>
-      </w:r>
-      <w:r>
-        <w:rPr>
-          <w:rStyle w:val="VerbatimChar"/>
-        </w:rPr>
-        <w:t xml:space="preserve">compensation</w:t>
-      </w:r>
-      <w:r>
-        <w:t xml:space="preserve"> </w:t>
-      </w:r>
-      <w:r>
-        <w:t xml:space="preserve">value are initialized to</w:t>
-      </w:r>
-      <w:r>
-        <w:t xml:space="preserve"> </w:t>
-      </w:r>
-      <w:r>
-        <w:rPr>
-          <w:rStyle w:val="VerbatimChar"/>
-        </w:rPr>
-        <w:t xml:space="preserve">0.0</w:t>
-      </w:r>
-      <w:r>
-        <w:t xml:space="preserve">.</w:t>
-      </w:r>
-      <w:r>
-        <w:t xml:space="preserve"> </w:t>
-      </w:r>
-      <w:r>
-        <w:t xml:space="preserve">2. The function iterates through each</w:t>
-      </w:r>
-      <w:r>
-        <w:t xml:space="preserve"> </w:t>
-      </w:r>
-      <w:r>
-        <w:rPr>
-          <w:rStyle w:val="VerbatimChar"/>
-        </w:rPr>
-        <w:t xml:space="preserve">value</w:t>
-      </w:r>
-      <w:r>
-        <w:t xml:space="preserve"> </w:t>
-      </w:r>
-      <w:r>
-        <w:t xml:space="preserve">in the input</w:t>
-      </w:r>
-      <w:r>
-        <w:t xml:space="preserve"> </w:t>
-      </w:r>
-      <w:r>
-        <w:rPr>
-          <w:rStyle w:val="VerbatimChar"/>
-        </w:rPr>
-        <w:t xml:space="preserve">numbers</w:t>
-      </w:r>
-      <w:r>
-        <w:t xml:space="preserve">.</w:t>
-      </w:r>
-      <w:r>
-        <w:t xml:space="preserve"> </w:t>
-      </w:r>
-      <w:r>
-        <w:t xml:space="preserve">3. For each</w:t>
-      </w:r>
-      <w:r>
-        <w:t xml:space="preserve"> </w:t>
-      </w:r>
-      <w:r>
-        <w:rPr>
-          <w:rStyle w:val="VerbatimChar"/>
-        </w:rPr>
-        <w:t xml:space="preserve">value</w:t>
-      </w:r>
-      <w:r>
-        <w:t xml:space="preserve">, it is first corrected by subtracting the</w:t>
-      </w:r>
-      <w:r>
-        <w:t xml:space="preserve"> </w:t>
-      </w:r>
-      <w:r>
-        <w:rPr>
-          <w:rStyle w:val="VerbatimChar"/>
-        </w:rPr>
-        <w:t xml:space="preserve">compensation</w:t>
-      </w:r>
-      <w:r>
-        <w:t xml:space="preserve"> </w:t>
-      </w:r>
-      <w:r>
-        <w:t xml:space="preserve">from the previous iteration. This corrected value is stored in</w:t>
-      </w:r>
-      <w:r>
-        <w:t xml:space="preserve"> </w:t>
-      </w:r>
-      <w:r>
-        <w:rPr>
-          <w:rStyle w:val="VerbatimChar"/>
-        </w:rPr>
-        <w:t xml:space="preserve">y</w:t>
-      </w:r>
-      <w:r>
-        <w:t xml:space="preserve">.</w:t>
-      </w:r>
-      <w:r>
-        <w:t xml:space="preserve"> </w:t>
-      </w:r>
-      <w:r>
-        <w:t xml:space="preserve">4. A temporary sum</w:t>
-      </w:r>
-      <w:r>
-        <w:t xml:space="preserve"> </w:t>
-      </w:r>
-      <w:r>
-        <w:rPr>
-          <w:rStyle w:val="VerbatimChar"/>
-        </w:rPr>
-        <w:t xml:space="preserve">t</w:t>
-      </w:r>
-      <w:r>
-        <w:t xml:space="preserve"> </w:t>
-      </w:r>
-      <w:r>
-        <w:t xml:space="preserve">is calculated by adding the current</w:t>
-      </w:r>
-      <w:r>
-        <w:t xml:space="preserve"> </w:t>
-      </w:r>
-      <w:r>
-        <w:rPr>
-          <w:rStyle w:val="VerbatimChar"/>
-        </w:rPr>
-        <w:t xml:space="preserve">total</w:t>
-      </w:r>
-      <w:r>
-        <w:t xml:space="preserve"> </w:t>
-      </w:r>
-      <w:r>
-        <w:t xml:space="preserve">and the corrected value</w:t>
-      </w:r>
-      <w:r>
-        <w:t xml:space="preserve"> </w:t>
-      </w:r>
-      <w:r>
-        <w:rPr>
-          <w:rStyle w:val="VerbatimChar"/>
-        </w:rPr>
-        <w:t xml:space="preserve">y</w:t>
-      </w:r>
-      <w:r>
-        <w:t xml:space="preserve">.</w:t>
-      </w:r>
-      <w:r>
-        <w:t xml:space="preserve"> </w:t>
-      </w:r>
-      <w:r>
-        <w:t xml:space="preserve">5. The core of the algorithm is calculating the next</w:t>
-      </w:r>
-      <w:r>
-        <w:t xml:space="preserve"> </w:t>
-      </w:r>
-      <w:r>
-        <w:rPr>
-          <w:rStyle w:val="VerbatimChar"/>
-        </w:rPr>
-        <w:t xml:space="preserve">compensation</w:t>
-      </w:r>
-      <w:r>
-        <w:t xml:space="preserve">. This is done by evaluating</w:t>
-      </w:r>
-      <w:r>
-        <w:t xml:space="preserve"> </w:t>
-      </w:r>
-      <w:r>
-        <w:rPr>
-          <w:rStyle w:val="VerbatimChar"/>
-        </w:rPr>
-        <w:t xml:space="preserve">(t - total) - y</w:t>
-      </w:r>
-      <w:r>
-        <w:t xml:space="preserve">. In perfect arithmetic, this would be zero. However, in floating-point arithmetic, this expression captures the round-off error from the addition</w:t>
-      </w:r>
-      <w:r>
-        <w:t xml:space="preserve"> </w:t>
-      </w:r>
-      <w:r>
-        <w:rPr>
-          <w:rStyle w:val="VerbatimChar"/>
-        </w:rPr>
-        <w:t xml:space="preserve">total + y</w:t>
-      </w:r>
-      <w:r>
-        <w:t xml:space="preserve">.</w:t>
-      </w:r>
-      <w:r>
-        <w:t xml:space="preserve"> </w:t>
-      </w:r>
-      <w:r>
-        <w:t xml:space="preserve">6. The main</w:t>
-      </w:r>
-      <w:r>
-        <w:t xml:space="preserve"> </w:t>
-      </w:r>
-      <w:r>
-        <w:rPr>
-          <w:rStyle w:val="VerbatimChar"/>
-        </w:rPr>
-        <w:t xml:space="preserve">total</w:t>
-      </w:r>
-      <w:r>
-        <w:t xml:space="preserve"> </w:t>
-      </w:r>
-      <w:r>
-        <w:t xml:space="preserve">is updated with the value of</w:t>
-      </w:r>
-      <w:r>
-        <w:t xml:space="preserve"> </w:t>
-      </w:r>
-      <w:r>
-        <w:rPr>
-          <w:rStyle w:val="VerbatimChar"/>
-        </w:rPr>
-        <w:t xml:space="preserve">t</w:t>
-      </w:r>
-      <w:r>
-        <w:t xml:space="preserve">.</w:t>
-      </w:r>
-    </w:p>
-    <w:p>
-      <w:pPr>
-        <w:pStyle w:val="BodyText"/>
-      </w:pPr>
-      <w:r>
-        <w:t xml:space="preserve">By repeatedly carrying over the round-off error into the next iteration, the algorithm minimizes cumulative error, yielding a final sum that is significantly more accurate than a naive summation.</w:t>
-      </w:r>
-    </w:p>
-    <w:p>
-      <w:pPr>
-        <w:pStyle w:val="SourceCode"/>
-      </w:pPr>
-      <w:r>
-        <w:rPr>
-          <w:rStyle w:val="CommentTok"/>
-        </w:rPr>
-        <w:t xml:space="preserve"># Kahan summation for improved precision</w:t>
-      </w:r>
-      <w:r>
-        <w:br/>
-      </w:r>
-      <w:r>
-        <w:rPr>
-          <w:rStyle w:val="NormalTok"/>
-        </w:rPr>
-        <w:t xml:space="preserve">total </w:t>
-      </w:r>
-      <w:r>
-        <w:rPr>
-          <w:rStyle w:val="OperatorTok"/>
-        </w:rPr>
-        <w:t xml:space="preserve">=</w:t>
-      </w:r>
-      <w:r>
-        <w:rPr>
-          <w:rStyle w:val="NormalTok"/>
-        </w:rPr>
-        <w:t xml:space="preserve"> </w:t>
-      </w:r>
-      <w:r>
-        <w:rPr>
-          <w:rStyle w:val="FloatTok"/>
-        </w:rPr>
-        <w:t xml:space="preserve">0.0</w:t>
-      </w:r>
-      <w:r>
-        <w:br/>
-      </w:r>
-      <w:r>
-        <w:rPr>
-          <w:rStyle w:val="NormalTok"/>
-        </w:rPr>
-        <w:t xml:space="preserve">compensation </w:t>
-      </w:r>
-      <w:r>
-        <w:rPr>
-          <w:rStyle w:val="OperatorTok"/>
-        </w:rPr>
-        <w:t xml:space="preserve">=</w:t>
-      </w:r>
-      <w:r>
-        <w:rPr>
-          <w:rStyle w:val="NormalTok"/>
-        </w:rPr>
-        <w:t xml:space="preserve"> </w:t>
-      </w:r>
-      <w:r>
-        <w:rPr>
-          <w:rStyle w:val="FloatTok"/>
-        </w:rPr>
-        <w:t xml:space="preserve">0.0</w:t>
-      </w:r>
-      <w:r>
-        <w:br/>
-      </w:r>
-      <w:r>
-        <w:rPr>
-          <w:rStyle w:val="ControlFlowTok"/>
-        </w:rPr>
-        <w:t xml:space="preserve">for</w:t>
-      </w:r>
-      <w:r>
-        <w:rPr>
-          <w:rStyle w:val="NormalTok"/>
-        </w:rPr>
-        <w:t xml:space="preserve"> value </w:t>
-      </w:r>
-      <w:r>
-        <w:rPr>
-          <w:rStyle w:val="KeywordTok"/>
-        </w:rPr>
-        <w:t xml:space="preserve">in</w:t>
-      </w:r>
-      <w:r>
-        <w:rPr>
-          <w:rStyle w:val="NormalTok"/>
-        </w:rPr>
-        <w:t xml:space="preserve"> numbers:</w:t>
-      </w:r>
-      <w:r>
-        <w:br/>
-      </w:r>
-      <w:r>
-        <w:rPr>
-          <w:rStyle w:val="NormalTok"/>
-        </w:rPr>
-        <w:t xml:space="preserve">    y </w:t>
-      </w:r>
-      <w:r>
-        <w:rPr>
-          <w:rStyle w:val="OperatorTok"/>
-        </w:rPr>
-        <w:t xml:space="preserve">=</w:t>
-      </w:r>
-      <w:r>
-        <w:rPr>
-          <w:rStyle w:val="NormalTok"/>
-        </w:rPr>
-        <w:t xml:space="preserve"> </w:t>
-      </w:r>
-      <w:r>
-        <w:rPr>
-          <w:rStyle w:val="BuiltInTok"/>
-        </w:rPr>
-        <w:t xml:space="preserve">float</w:t>
-      </w:r>
-      <w:r>
-        <w:rPr>
-          <w:rStyle w:val="NormalTok"/>
-        </w:rPr>
-        <w:t xml:space="preserve">(value) </w:t>
-      </w:r>
-      <w:r>
-        <w:rPr>
-          <w:rStyle w:val="OperatorTok"/>
-        </w:rPr>
-        <w:t xml:space="preserve">-</w:t>
-      </w:r>
-      <w:r>
-        <w:rPr>
-          <w:rStyle w:val="NormalTok"/>
-        </w:rPr>
-        <w:t xml:space="preserve"> compensation</w:t>
-      </w:r>
-      <w:r>
-        <w:br/>
-      </w:r>
-      <w:r>
-        <w:rPr>
-          <w:rStyle w:val="NormalTok"/>
-        </w:rPr>
-        <w:t xml:space="preserve">    t </w:t>
-      </w:r>
-      <w:r>
-        <w:rPr>
-          <w:rStyle w:val="OperatorTok"/>
-        </w:rPr>
-        <w:t xml:space="preserve">=</w:t>
-      </w:r>
-      <w:r>
-        <w:rPr>
-          <w:rStyle w:val="NormalTok"/>
-        </w:rPr>
-        <w:t xml:space="preserve"> total </w:t>
-      </w:r>
-      <w:r>
-        <w:rPr>
-          <w:rStyle w:val="OperatorTok"/>
-        </w:rPr>
-        <w:t xml:space="preserve">+</w:t>
-      </w:r>
-      <w:r>
-        <w:rPr>
-          <w:rStyle w:val="NormalTok"/>
-        </w:rPr>
-        <w:t xml:space="preserve"> y</w:t>
-      </w:r>
-      <w:r>
-        <w:br/>
-      </w:r>
-      <w:r>
-        <w:rPr>
-          <w:rStyle w:val="NormalTok"/>
-        </w:rPr>
-        <w:t xml:space="preserve">    compensation </w:t>
-      </w:r>
-      <w:r>
-        <w:rPr>
-          <w:rStyle w:val="OperatorTok"/>
-        </w:rPr>
-        <w:t xml:space="preserve">=</w:t>
-      </w:r>
-      <w:r>
-        <w:rPr>
-          <w:rStyle w:val="NormalTok"/>
-        </w:rPr>
-        <w:t xml:space="preserve"> (t </w:t>
-      </w:r>
-      <w:r>
-        <w:rPr>
-          <w:rStyle w:val="OperatorTok"/>
-        </w:rPr>
-        <w:t xml:space="preserve">-</w:t>
-      </w:r>
-      <w:r>
-        <w:rPr>
-          <w:rStyle w:val="NormalTok"/>
-        </w:rPr>
-        <w:t xml:space="preserve"> total) </w:t>
-      </w:r>
-      <w:r>
-        <w:rPr>
-          <w:rStyle w:val="OperatorTok"/>
-        </w:rPr>
-        <w:t xml:space="preserve">-</w:t>
-      </w:r>
-      <w:r>
-        <w:rPr>
-          <w:rStyle w:val="NormalTok"/>
-        </w:rPr>
-        <w:t xml:space="preserve"> y</w:t>
-      </w:r>
-      <w:r>
-        <w:br/>
-      </w:r>
-      <w:r>
-        <w:rPr>
-          <w:rStyle w:val="NormalTok"/>
-        </w:rPr>
-        <w:t xml:space="preserve">    total </w:t>
-      </w:r>
-      <w:r>
-        <w:rPr>
-          <w:rStyle w:val="OperatorTok"/>
-        </w:rPr>
-        <w:t xml:space="preserve">=</w:t>
-      </w:r>
-      <w:r>
-        <w:rPr>
-          <w:rStyle w:val="NormalTok"/>
-        </w:rPr>
-        <w:t xml:space="preserve"> t</w:t>
-      </w:r>
-    </w:p>
-    <w:bookmarkEnd w:id="19"/>
-    <w:bookmarkStart w:id="20" w:name="usage-notes-1"/>
-    <w:p>
-      <w:pPr>
-        <w:pStyle w:val="Heading2"/>
-      </w:pPr>
-      <w:r>
-        <w:rPr>
-          <w:rStyle w:val="SectionNumber"/>
-        </w:rPr>
-        <w:t xml:space="preserve">2.4</w:t>
-      </w:r>
-      <w:r>
-        <w:tab/>
-      </w:r>
-      <w:r>
-        <w:t xml:space="preserve">Usage Notes</w:t>
+        <w:t xml:space="preserve">but is recommended for financial calculations, scientific computing, or any scenario where high precision is critical.</w:t>
       </w:r>
     </w:p>
     <w:p>
@@ -1585,26 +1281,11 @@
         <w:pStyle w:val="Compact"/>
         <w:numPr>
           <w:ilvl w:val="0"/>
-          <w:numId w:val="1006"/>
+          <w:numId w:val="1004"/>
         </w:numPr>
       </w:pPr>
       <w:r>
-        <w:t xml:space="preserve">This function is more computationally intensive than the built-in</w:t>
-      </w:r>
-      <w:r>
-        <w:t xml:space="preserve"> </w:t>
-      </w:r>
-      <w:r>
-        <w:rPr>
-          <w:rStyle w:val="VerbatimChar"/>
-        </w:rPr>
-        <w:t xml:space="preserve">sum()</w:t>
-      </w:r>
-      <w:r>
-        <w:t xml:space="preserve"> </w:t>
-      </w:r>
-      <w:r>
-        <w:t xml:space="preserve">function but provides higher accuracy. It is recommended for scientific and financial calculations where precision is critical.</w:t>
+        <w:t xml:space="preserve">It is particularly effective for datasets containing a large number of values or values with a wide range of magnitudes.</w:t>
       </w:r>
     </w:p>
     <w:p>
@@ -1612,61 +1293,52 @@
         <w:pStyle w:val="Compact"/>
         <w:numPr>
           <w:ilvl w:val="0"/>
-          <w:numId w:val="1006"/>
+          <w:numId w:val="1004"/>
         </w:numPr>
       </w:pPr>
       <w:r>
-        <w:t xml:space="preserve">It is particularly effective when summing a long series of numbers or when the numbers have very different magnitudes (e.g., adding a very small number to a very large one repeatedly).</w:t>
+        <w:t xml:space="preserve">The input iterable can contain integers, as each value is explicitly cast to a</w:t>
+      </w:r>
+      <w:r>
+        <w:t xml:space="preserve"> </w:t>
+      </w:r>
+      <w:r>
+        <w:rPr>
+          <w:rStyle w:val="VerbatimChar"/>
+        </w:rPr>
+        <w:t xml:space="preserve">float</w:t>
+      </w:r>
+      <w:r>
+        <w:t xml:space="preserve"> </w:t>
+      </w:r>
+      <w:r>
+        <w:t xml:space="preserve">during the calculation.</w:t>
       </w:r>
     </w:p>
     <w:p>
       <w:pPr>
-        <w:pStyle w:val="Compact"/>
-        <w:numPr>
-          <w:ilvl w:val="0"/>
-          <w:numId w:val="1006"/>
-        </w:numPr>
-      </w:pPr>
-      <w:r>
-        <w:t xml:space="preserve">The function internally converts all input numbers to</w:t>
-      </w:r>
-      <w:r>
-        <w:t xml:space="preserve"> </w:t>
-      </w:r>
-      <w:r>
-        <w:rPr>
-          <w:rStyle w:val="VerbatimChar"/>
-        </w:rPr>
-        <w:t xml:space="preserve">float</w:t>
-      </w:r>
-      <w:r>
-        <w:t xml:space="preserve">, so an iterable of integers is also a valid input.</w:t>
+        <w:pStyle w:val="FirstParagraph"/>
+      </w:pPr>
+      <w:r>
+        <w:rPr>
+          <w:b/>
+          <w:bCs/>
+        </w:rPr>
+        <w:t xml:space="preserve">Output Example</w:t>
+      </w:r>
+      <w:r>
+        <w:t xml:space="preserve">: The function returns a single floating-point number.</w:t>
       </w:r>
     </w:p>
     <w:p>
       <w:pPr>
-        <w:pStyle w:val="FirstParagraph"/>
-      </w:pPr>
-      <w:r>
-        <w:rPr>
-          <w:b/>
-          <w:bCs/>
-        </w:rPr>
-        <w:t xml:space="preserve">Output Example</w:t>
-      </w:r>
-      <w:r>
-        <w:t xml:space="preserve">: The function returns a single floating-point number representing the accurate sum.</w:t>
-      </w:r>
-    </w:p>
-    <w:p>
-      <w:pPr>
         <w:pStyle w:val="SourceCode"/>
       </w:pPr>
       <w:r>
         <w:rPr>
           <w:rStyle w:val="VerbatimChar"/>
         </w:rPr>
-        <w:t xml:space="preserve">1000.0</w:t>
+        <w:t xml:space="preserve">2.0</w:t>
       </w:r>
     </w:p>
     <w:bookmarkEnd w:id="20"/>
@@ -1693,7 +1365,7 @@
         <w:pStyle w:val="FirstParagraph"/>
       </w:pPr>
       <w:r>
-        <w:t xml:space="preserve">The following example demonstrates the precision advantage of</w:t>
+        <w:t xml:space="preserve">The following example demonstrates a classic case where naive summation can fail, but</w:t>
       </w:r>
       <w:r>
         <w:t xml:space="preserve"> </w:t>
@@ -1708,49 +1380,7 @@
         <w:t xml:space="preserve"> </w:t>
       </w:r>
       <w:r>
-        <w:t xml:space="preserve">over the standard built-in</w:t>
-      </w:r>
-      <w:r>
-        <w:t xml:space="preserve"> </w:t>
-      </w:r>
-      <w:r>
-        <w:rPr>
-          <w:rStyle w:val="VerbatimChar"/>
-        </w:rPr>
-        <w:t xml:space="preserve">sum()</w:t>
-      </w:r>
-      <w:r>
-        <w:t xml:space="preserve">. Adding</w:t>
-      </w:r>
-      <w:r>
-        <w:t xml:space="preserve"> </w:t>
-      </w:r>
-      <w:r>
-        <w:rPr>
-          <w:rStyle w:val="VerbatimChar"/>
-        </w:rPr>
-        <w:t xml:space="preserve">0.1</w:t>
-      </w:r>
-      <w:r>
-        <w:t xml:space="preserve"> </w:t>
-      </w:r>
-      <w:r>
-        <w:t xml:space="preserve">ten times with standard floating-point arithmetic results in a small precision error, which</w:t>
-      </w:r>
-      <w:r>
-        <w:t xml:space="preserve"> </w:t>
-      </w:r>
-      <w:r>
-        <w:rPr>
-          <w:rStyle w:val="VerbatimChar"/>
-        </w:rPr>
-        <w:t xml:space="preserve">pairwise_sum</w:t>
-      </w:r>
-      <w:r>
-        <w:t xml:space="preserve"> </w:t>
-      </w:r>
-      <w:r>
-        <w:t xml:space="preserve">corrects.</w:t>
+        <w:t xml:space="preserve">produces the correct result.</w:t>
       </w:r>
     </w:p>
     <w:p>
@@ -1761,16 +1391,34 @@
         <w:rPr>
           <w:rStyle w:val="CommentTok"/>
         </w:rPr>
-        <w:t xml:space="preserve"># A list where standard summation can introduce floating-point errors</w:t>
+        <w:t xml:space="preserve"># A list where naive summation can lead to precision loss.</w:t>
       </w:r>
       <w:r>
         <w:br/>
       </w:r>
       <w:r>
         <w:rPr>
+          <w:rStyle w:val="CommentTok"/>
+        </w:rPr>
+        <w:t xml:space="preserve"># (1.0 + 1e100) results in 1e100, so the initial 1.0 is lost.</w:t>
+      </w:r>
+      <w:r>
+        <w:br/>
+      </w:r>
+      <w:r>
+        <w:rPr>
+          <w:rStyle w:val="CommentTok"/>
+        </w:rPr>
+        <w:t xml:space="preserve"># Then, adding 1.0 again and subtracting 1e100 results in 0.0.</w:t>
+      </w:r>
+      <w:r>
+        <w:br/>
+      </w:r>
+      <w:r>
+        <w:rPr>
           <w:rStyle w:val="NormalTok"/>
         </w:rPr>
-        <w:t xml:space="preserve">numbers_to_sum </w:t>
+        <w:t xml:space="preserve">numbers_list </w:t>
       </w:r>
       <w:r>
         <w:rPr>
@@ -1788,43 +1436,163 @@
         <w:rPr>
           <w:rStyle w:val="FloatTok"/>
         </w:rPr>
-        <w:t xml:space="preserve">0.1</w:t>
+        <w:t xml:space="preserve">1.0</w:t>
       </w:r>
       <w:r>
         <w:rPr>
           <w:rStyle w:val="NormalTok"/>
         </w:rPr>
-        <w:t xml:space="preserve">] </w:t>
+        <w:t xml:space="preserve">, </w:t>
+      </w:r>
+      <w:r>
+        <w:rPr>
+          <w:rStyle w:val="FloatTok"/>
+        </w:rPr>
+        <w:t xml:space="preserve">1e100</w:t>
+      </w:r>
+      <w:r>
+        <w:rPr>
+          <w:rStyle w:val="NormalTok"/>
+        </w:rPr>
+        <w:t xml:space="preserve">, </w:t>
+      </w:r>
+      <w:r>
+        <w:rPr>
+          <w:rStyle w:val="FloatTok"/>
+        </w:rPr>
+        <w:t xml:space="preserve">1.0</w:t>
+      </w:r>
+      <w:r>
+        <w:rPr>
+          <w:rStyle w:val="NormalTok"/>
+        </w:rPr>
+        <w:t xml:space="preserve">, </w:t>
       </w:r>
       <w:r>
         <w:rPr>
           <w:rStyle w:val="OperatorTok"/>
         </w:rPr>
-        <w:t xml:space="preserve">*</w:t>
+        <w:t xml:space="preserve">-</w:t>
+      </w:r>
+      <w:r>
+        <w:rPr>
+          <w:rStyle w:val="FloatTok"/>
+        </w:rPr>
+        <w:t xml:space="preserve">1e100</w:t>
       </w:r>
       <w:r>
         <w:rPr>
           <w:rStyle w:val="NormalTok"/>
         </w:rPr>
+        <w:t xml:space="preserve">]</w:t>
+      </w:r>
+      <w:r>
+        <w:br/>
+      </w:r>
+      <w:r>
+        <w:br/>
+      </w:r>
+      <w:r>
+        <w:rPr>
+          <w:rStyle w:val="CommentTok"/>
+        </w:rPr>
+        <w:t xml:space="preserve"># Using the standard sum() function</w:t>
+      </w:r>
+      <w:r>
+        <w:br/>
+      </w:r>
+      <w:r>
+        <w:rPr>
+          <w:rStyle w:val="NormalTok"/>
+        </w:rPr>
+        <w:t xml:space="preserve">simple_sum </w:t>
+      </w:r>
+      <w:r>
+        <w:rPr>
+          <w:rStyle w:val="OperatorTok"/>
+        </w:rPr>
+        <w:t xml:space="preserve">=</w:t>
+      </w:r>
+      <w:r>
+        <w:rPr>
+          <w:rStyle w:val="NormalTok"/>
+        </w:rPr>
         <w:t xml:space="preserve"> </w:t>
       </w:r>
       <w:r>
         <w:rPr>
-          <w:rStyle w:val="DecValTok"/>
-        </w:rPr>
-        <w:t xml:space="preserve">10</w:t>
+          <w:rStyle w:val="BuiltInTok"/>
+        </w:rPr>
+        <w:t xml:space="preserve">sum</w:t>
+      </w:r>
+      <w:r>
+        <w:rPr>
+          <w:rStyle w:val="NormalTok"/>
+        </w:rPr>
+        <w:t xml:space="preserve">(numbers_list)</w:t>
       </w:r>
       <w:r>
         <w:br/>
       </w:r>
       <w:r>
+        <w:rPr>
+          <w:rStyle w:val="BuiltInTok"/>
+        </w:rPr>
+        <w:t xml:space="preserve">print</w:t>
+      </w:r>
+      <w:r>
+        <w:rPr>
+          <w:rStyle w:val="NormalTok"/>
+        </w:rPr>
+        <w:t xml:space="preserve">(</w:t>
+      </w:r>
+      <w:r>
+        <w:rPr>
+          <w:rStyle w:val="SpecialStringTok"/>
+        </w:rPr>
+        <w:t xml:space="preserve">f"Standard sum: </w:t>
+      </w:r>
+      <w:r>
+        <w:rPr>
+          <w:rStyle w:val="SpecialCharTok"/>
+        </w:rPr>
+        <w:t xml:space="preserve">{</w:t>
+      </w:r>
+      <w:r>
+        <w:rPr>
+          <w:rStyle w:val="NormalTok"/>
+        </w:rPr>
+        <w:t xml:space="preserve">simple_sum</w:t>
+      </w:r>
+      <w:r>
+        <w:rPr>
+          <w:rStyle w:val="SpecialCharTok"/>
+        </w:rPr>
+        <w:t xml:space="preserve">}</w:t>
+      </w:r>
+      <w:r>
+        <w:rPr>
+          <w:rStyle w:val="SpecialStringTok"/>
+        </w:rPr>
+        <w:t xml:space="preserve">"</w:t>
+      </w:r>
+      <w:r>
+        <w:rPr>
+          <w:rStyle w:val="NormalTok"/>
+        </w:rPr>
+        <w:t xml:space="preserve">)</w:t>
+      </w:r>
+      <w:r>
         <w:br/>
       </w:r>
       <w:r>
+        <w:br/>
+      </w:r>
+      <w:r>
         <w:rPr>
           <w:rStyle w:val="CommentTok"/>
         </w:rPr>
-        <w:t xml:space="preserve"># Using the standard sum() function</w:t>
+        <w:t xml:space="preserve"># Using the numerically stable pairwise_sum function</w:t>
       </w:r>
       <w:r>
         <w:br/>
@@ -1833,7 +1601,7 @@
         <w:rPr>
           <w:rStyle w:val="NormalTok"/>
         </w:rPr>
-        <w:t xml:space="preserve">standard_sum </w:t>
+        <w:t xml:space="preserve">stable_sum </w:t>
       </w:r>
       <w:r>
         <w:rPr>
@@ -1845,124 +1613,28 @@
         <w:rPr>
           <w:rStyle w:val="NormalTok"/>
         </w:rPr>
-        <w:t xml:space="preserve"> </w:t>
+        <w:t xml:space="preserve"> pairwise_sum(numbers_list)</w:t>
+      </w:r>
+      <w:r>
+        <w:br/>
       </w:r>
       <w:r>
         <w:rPr>
           <w:rStyle w:val="BuiltInTok"/>
         </w:rPr>
-        <w:t xml:space="preserve">sum</w:t>
+        <w:t xml:space="preserve">print</w:t>
       </w:r>
       <w:r>
         <w:rPr>
           <w:rStyle w:val="NormalTok"/>
         </w:rPr>
-        <w:t xml:space="preserve">(numbers_to_sum)</w:t>
-      </w:r>
-      <w:r>
-        <w:br/>
-      </w:r>
-      <w:r>
-        <w:rPr>
-          <w:rStyle w:val="BuiltInTok"/>
-        </w:rPr>
-        <w:t xml:space="preserve">print</w:t>
-      </w:r>
-      <w:r>
-        <w:rPr>
-          <w:rStyle w:val="NormalTok"/>
-        </w:rPr>
         <w:t xml:space="preserve">(</w:t>
       </w:r>
       <w:r>
         <w:rPr>
           <w:rStyle w:val="SpecialStringTok"/>
         </w:rPr>
-        <w:t xml:space="preserve">f"Standard sum: </w:t>
-      </w:r>
-      <w:r>
-        <w:rPr>
-          <w:rStyle w:val="SpecialCharTok"/>
-        </w:rPr>
-        <w:t xml:space="preserve">{</w:t>
-      </w:r>
-      <w:r>
-        <w:rPr>
-          <w:rStyle w:val="NormalTok"/>
-        </w:rPr>
-        <w:t xml:space="preserve">standard_sum</w:t>
-      </w:r>
-      <w:r>
-        <w:rPr>
-          <w:rStyle w:val="SpecialCharTok"/>
-        </w:rPr>
-        <w:t xml:space="preserve">}</w:t>
-      </w:r>
-      <w:r>
-        <w:rPr>
-          <w:rStyle w:val="SpecialStringTok"/>
-        </w:rPr>
-        <w:t xml:space="preserve">"</w:t>
-      </w:r>
-      <w:r>
-        <w:rPr>
-          <w:rStyle w:val="NormalTok"/>
-        </w:rPr>
-        <w:t xml:space="preserve">)</w:t>
-      </w:r>
-      <w:r>
-        <w:br/>
-      </w:r>
-      <w:r>
-        <w:br/>
-      </w:r>
-      <w:r>
-        <w:rPr>
-          <w:rStyle w:val="CommentTok"/>
-        </w:rPr>
-        <w:t xml:space="preserve"># Using the numerically stable pairwise_sum function</w:t>
-      </w:r>
-      <w:r>
-        <w:br/>
-      </w:r>
-      <w:r>
-        <w:rPr>
-          <w:rStyle w:val="NormalTok"/>
-        </w:rPr>
-        <w:t xml:space="preserve">stable_sum </w:t>
-      </w:r>
-      <w:r>
-        <w:rPr>
-          <w:rStyle w:val="OperatorTok"/>
-        </w:rPr>
-        <w:t xml:space="preserve">=</w:t>
-      </w:r>
-      <w:r>
-        <w:rPr>
-          <w:rStyle w:val="NormalTok"/>
-        </w:rPr>
-        <w:t xml:space="preserve"> pairwise_sum(numbers_to_sum)</w:t>
-      </w:r>
-      <w:r>
-        <w:br/>
-      </w:r>
-      <w:r>
-        <w:rPr>
-          <w:rStyle w:val="BuiltInTok"/>
-        </w:rPr>
-        <w:t xml:space="preserve">print</w:t>
-      </w:r>
-      <w:r>
-        <w:rPr>
-          <w:rStyle w:val="NormalTok"/>
-        </w:rPr>
-        <w:t xml:space="preserve">(</w:t>
-      </w:r>
-      <w:r>
-        <w:rPr>
-          <w:rStyle w:val="SpecialStringTok"/>
-        </w:rPr>
-        <w:t xml:space="preserve">f"Pairwise (Kahan) sum: </w:t>
+        <w:t xml:space="preserve">f"Pairwise sum: </w:t>
       </w:r>
       <w:r>
         <w:rPr>
@@ -2015,7 +1687,7 @@
         <w:rPr>
           <w:rStyle w:val="VerbatimChar"/>
         </w:rPr>
-        <w:t xml:space="preserve">Standard sum: 0.9999999999999999</w:t>
+        <w:t xml:space="preserve">Standard sum: 0.0</w:t>
       </w:r>
       <w:r>
         <w:br/>
@@ -2024,7 +1696,7 @@
         <w:rPr>
           <w:rStyle w:val="VerbatimChar"/>
         </w:rPr>
-        <w:t xml:space="preserve">Pairwise (Kahan) sum: 1.0</w:t>
+        <w:t xml:space="preserve">Pairwise sum: 2.0</w:t>
       </w:r>
     </w:p>
     <w:p>
@@ -2219,7 +1891,7 @@
               <w:pStyle w:val="Compact"/>
             </w:pPr>
             <w:r>
-              <w:t xml:space="preserve">The input string that needs to be split into chunks.</w:t>
+              <w:t xml:space="preserve">The input string that needs to be divided into chunks.</w:t>
             </w:r>
           </w:p>
         </w:tc>
@@ -2313,7 +1985,7 @@
         <w:t xml:space="preserve"> </w:t>
       </w:r>
       <w:r>
-        <w:t xml:space="preserve">parameter. If</w:t>
+        <w:t xml:space="preserve">parameter. It checks if</w:t>
       </w:r>
       <w:r>
         <w:t xml:space="preserve"> </w:t>
@@ -2328,7 +2000,7 @@
         <w:t xml:space="preserve"> </w:t>
       </w:r>
       <w:r>
-        <w:t xml:space="preserve">is zero or a negative number, it raises a</w:t>
+        <w:t xml:space="preserve">is a positive number. If</w:t>
       </w:r>
       <w:r>
         <w:t xml:space="preserve"> </w:t>
@@ -2337,13 +2009,28 @@
         <w:rPr>
           <w:rStyle w:val="VerbatimChar"/>
         </w:rPr>
+        <w:t xml:space="preserve">size</w:t>
+      </w:r>
+      <w:r>
+        <w:t xml:space="preserve"> </w:t>
+      </w:r>
+      <w:r>
+        <w:t xml:space="preserve">is zero or negative, the function raises a</w:t>
+      </w:r>
+      <w:r>
+        <w:t xml:space="preserve"> </w:t>
+      </w:r>
+      <w:r>
+        <w:rPr>
+          <w:rStyle w:val="VerbatimChar"/>
+        </w:rPr>
         <w:t xml:space="preserve">ValueError</w:t>
       </w:r>
       <w:r>
         <w:t xml:space="preserve"> </w:t>
       </w:r>
       <w:r>
-        <w:t xml:space="preserve">because a chunk length must be a positive value.</w:t>
+        <w:t xml:space="preserve">to prevent invalid slicing operations.</w:t>
       </w:r>
     </w:p>
     <w:p>
@@ -2366,7 +2053,7 @@
         <w:t xml:space="preserve"> </w:t>
       </w:r>
       <w:r>
-        <w:t xml:space="preserve">is valid, the function proceeds to slice the string. It uses a generator expression combined with the</w:t>
+        <w:t xml:space="preserve">is valid, the function proceeds to slice the string. It uses a generator expression that iterates through the input</w:t>
       </w:r>
       <w:r>
         <w:t xml:space="preserve"> </w:t>
@@ -2375,13 +2062,13 @@
         <w:rPr>
           <w:rStyle w:val="VerbatimChar"/>
         </w:rPr>
-        <w:t xml:space="preserve">range()</w:t>
+        <w:t xml:space="preserve">text</w:t>
       </w:r>
       <w:r>
         <w:t xml:space="preserve"> </w:t>
       </w:r>
       <w:r>
-        <w:t xml:space="preserve">function to iterate through the input</w:t>
+        <w:t xml:space="preserve">with a step equal to</w:t>
       </w:r>
       <w:r>
         <w:t xml:space="preserve"> </w:t>
@@ -2390,10 +2077,10 @@
         <w:rPr>
           <w:rStyle w:val="VerbatimChar"/>
         </w:rPr>
-        <w:t xml:space="preserve">text</w:t>
-      </w:r>
-      <w:r>
-        <w:t xml:space="preserve">. The</w:t>
+        <w:t xml:space="preserve">size</w:t>
+      </w:r>
+      <w:r>
+        <w:t xml:space="preserve">. In each iteration, it creates a substring of length</w:t>
       </w:r>
       <w:r>
         <w:t xml:space="preserve"> </w:t>
@@ -2402,13 +2089,13 @@
         <w:rPr>
           <w:rStyle w:val="VerbatimChar"/>
         </w:rPr>
-        <w:t xml:space="preserve">range()</w:t>
+        <w:t xml:space="preserve">size</w:t>
       </w:r>
       <w:r>
         <w:t xml:space="preserve"> </w:t>
       </w:r>
       <w:r>
-        <w:t xml:space="preserve">function is configured with a step equal to</w:t>
+        <w:t xml:space="preserve">using Python’s slicing mechanism</w:t>
       </w:r>
       <w:r>
         <w:t xml:space="preserve"> </w:t>
@@ -2417,43 +2104,10 @@
         <w:rPr>
           <w:rStyle w:val="VerbatimChar"/>
         </w:rPr>
-        <w:t xml:space="preserve">size</w:t>
-      </w:r>
-      <w:r>
-        <w:t xml:space="preserve">, which effectively creates the starting index for each new chunk (</w:t>
-      </w:r>
-      <w:r>
-        <w:rPr>
-          <w:rStyle w:val="VerbatimChar"/>
-        </w:rPr>
-        <w:t xml:space="preserve">0</w:t>
-      </w:r>
-      <w:r>
-        <w:t xml:space="preserve">,</w:t>
-      </w:r>
-      <w:r>
-        <w:t xml:space="preserve"> </w:t>
-      </w:r>
-      <w:r>
-        <w:rPr>
-          <w:rStyle w:val="VerbatimChar"/>
-        </w:rPr>
-        <w:t xml:space="preserve">size</w:t>
-      </w:r>
-      <w:r>
-        <w:t xml:space="preserve">,</w:t>
-      </w:r>
-      <w:r>
-        <w:t xml:space="preserve"> </w:t>
-      </w:r>
-      <w:r>
-        <w:rPr>
-          <w:rStyle w:val="VerbatimChar"/>
-        </w:rPr>
-        <w:t xml:space="preserve">2*size</w:t>
-      </w:r>
-      <w:r>
-        <w:t xml:space="preserve">, etc.).</w:t>
+        <w:t xml:space="preserve">text[i : i + size]</w:t>
+      </w:r>
+      <w:r>
+        <w:t xml:space="preserve">. This process continues until the entire string has been covered.</w:t>
       </w:r>
     </w:p>
     <w:p>
@@ -2461,7 +2115,7 @@
         <w:pStyle w:val="BodyText"/>
       </w:pPr>
       <w:r>
-        <w:t xml:space="preserve">For each starting index</w:t>
+        <w:t xml:space="preserve">Finally, all the generated substrings are collected into a</w:t>
       </w:r>
       <w:r>
         <w:t xml:space="preserve"> </w:t>
@@ -2470,10 +2124,10 @@
         <w:rPr>
           <w:rStyle w:val="VerbatimChar"/>
         </w:rPr>
-        <w:t xml:space="preserve">i</w:t>
-      </w:r>
-      <w:r>
-        <w:t xml:space="preserve">, a slice</w:t>
+        <w:t xml:space="preserve">tuple</w:t>
+      </w:r>
+      <w:r>
+        <w:t xml:space="preserve">, which is the return value of the function. Note that if the total length of the</w:t>
       </w:r>
       <w:r>
         <w:t xml:space="preserve"> </w:t>
@@ -2482,13 +2136,13 @@
         <w:rPr>
           <w:rStyle w:val="VerbatimChar"/>
         </w:rPr>
-        <w:t xml:space="preserve">text[i : i + size]</w:t>
+        <w:t xml:space="preserve">text</w:t>
       </w:r>
       <w:r>
         <w:t xml:space="preserve"> </w:t>
       </w:r>
       <w:r>
-        <w:t xml:space="preserve">is taken. This slice extracts a substring of length</w:t>
+        <w:t xml:space="preserve">is not a multiple of</w:t>
       </w:r>
       <w:r>
         <w:t xml:space="preserve"> </w:t>
@@ -2500,7 +2154,7 @@
         <w:t xml:space="preserve">size</w:t>
       </w:r>
       <w:r>
-        <w:t xml:space="preserve">. If the final slice extends beyond the end of the string, Python’s slicing mechanism automatically handles this by taking all characters until the end. This results in the last chunk potentially being shorter than the specified</w:t>
+        <w:t xml:space="preserve">, the last substring in the tuple will be shorter than the specified</w:t>
       </w:r>
       <w:r>
         <w:t xml:space="preserve"> </w:t>
@@ -2517,408 +2171,67 @@
     </w:p>
     <w:p>
       <w:pPr>
-        <w:pStyle w:val="BodyText"/>
-      </w:pPr>
-      <w:r>
-        <w:t xml:space="preserve">Finally, all generated chunks are collected into a</w:t>
-      </w:r>
-      <w:r>
-        <w:t xml:space="preserve"> </w:t>
-      </w:r>
-      <w:r>
-        <w:rPr>
-          <w:rStyle w:val="VerbatimChar"/>
-        </w:rPr>
-        <w:t xml:space="preserve">tuple</w:t>
-      </w:r>
-      <w:r>
-        <w:t xml:space="preserve"> </w:t>
-      </w:r>
-      <w:r>
-        <w:t xml:space="preserve">which is then returned.</w:t>
-      </w:r>
-    </w:p>
-    <w:p>
-      <w:pPr>
         <w:pStyle w:val="SourceCode"/>
       </w:pPr>
       <w:r>
         <w:rPr>
           <w:rStyle w:val="CommentTok"/>
         </w:rPr>
-        <w:t xml:space="preserve"># Internal logic breakdown</w:t>
+        <w:t xml:space="preserve"># Internal logic for a text "abcdefg" and size 3</w:t>
       </w:r>
       <w:r>
         <w:br/>
       </w:r>
       <w:r>
         <w:rPr>
-          <w:rStyle w:val="KeywordTok"/>
-        </w:rPr>
-        <w:t xml:space="preserve">def</w:t>
-      </w:r>
-      <w:r>
-        <w:rPr>
-          <w:rStyle w:val="NormalTok"/>
-        </w:rPr>
-        <w:t xml:space="preserve"> split_into_chunks(text: </w:t>
-      </w:r>
-      <w:r>
-        <w:rPr>
-          <w:rStyle w:val="BuiltInTok"/>
-        </w:rPr>
-        <w:t xml:space="preserve">str</w:t>
-      </w:r>
-      <w:r>
-        <w:rPr>
-          <w:rStyle w:val="NormalTok"/>
-        </w:rPr>
-        <w:t xml:space="preserve">, size: </w:t>
-      </w:r>
-      <w:r>
-        <w:rPr>
-          <w:rStyle w:val="BuiltInTok"/>
-        </w:rPr>
-        <w:t xml:space="preserve">int</w:t>
-      </w:r>
-      <w:r>
-        <w:rPr>
-          <w:rStyle w:val="NormalTok"/>
-        </w:rPr>
-        <w:t xml:space="preserve">) </w:t>
-      </w:r>
-      <w:r>
-        <w:rPr>
-          <w:rStyle w:val="OperatorTok"/>
-        </w:rPr>
-        <w:t xml:space="preserve">-&gt;</w:t>
-      </w:r>
-      <w:r>
-        <w:rPr>
-          <w:rStyle w:val="NormalTok"/>
-        </w:rPr>
-        <w:t xml:space="preserve"> Tuple[</w:t>
-      </w:r>
-      <w:r>
-        <w:rPr>
-          <w:rStyle w:val="BuiltInTok"/>
-        </w:rPr>
-        <w:t xml:space="preserve">str</w:t>
-      </w:r>
-      <w:r>
-        <w:rPr>
-          <w:rStyle w:val="NormalTok"/>
-        </w:rPr>
-        <w:t xml:space="preserve">, ...]:</w:t>
+          <w:rStyle w:val="CommentTok"/>
+        </w:rPr>
+        <w:t xml:space="preserve"># 1. Check if size (3) &gt; 0. It is.</w:t>
       </w:r>
       <w:r>
         <w:br/>
       </w:r>
       <w:r>
         <w:rPr>
-          <w:rStyle w:val="NormalTok"/>
-        </w:rPr>
-        <w:t xml:space="preserve">    </w:t>
-      </w:r>
-      <w:r>
-        <w:rPr>
           <w:rStyle w:val="CommentTok"/>
         </w:rPr>
-        <w:t xml:space="preserve"># 1. Validate the size parameter</w:t>
+        <w:t xml:space="preserve"># 2. range(0, len("abcdefg"), 3) generates indices 0, 3, 6.</w:t>
       </w:r>
       <w:r>
         <w:br/>
       </w:r>
       <w:r>
         <w:rPr>
-          <w:rStyle w:val="NormalTok"/>
-        </w:rPr>
-        <w:t xml:space="preserve">    </w:t>
-      </w:r>
-      <w:r>
-        <w:rPr>
-          <w:rStyle w:val="ControlFlowTok"/>
-        </w:rPr>
-        <w:t xml:space="preserve">if</w:t>
-      </w:r>
-      <w:r>
-        <w:rPr>
-          <w:rStyle w:val="NormalTok"/>
-        </w:rPr>
-        <w:t xml:space="preserve"> size </w:t>
-      </w:r>
-      <w:r>
-        <w:rPr>
-          <w:rStyle w:val="OperatorTok"/>
-        </w:rPr>
-        <w:t xml:space="preserve">&lt;=</w:t>
-      </w:r>
-      <w:r>
-        <w:rPr>
-          <w:rStyle w:val="NormalTok"/>
-        </w:rPr>
-        <w:t xml:space="preserve"> </w:t>
-      </w:r>
-      <w:r>
-        <w:rPr>
-          <w:rStyle w:val="DecValTok"/>
-        </w:rPr>
-        <w:t xml:space="preserve">0</w:t>
-      </w:r>
-      <w:r>
-        <w:rPr>
-          <w:rStyle w:val="NormalTok"/>
-        </w:rPr>
-        <w:t xml:space="preserve">:</w:t>
+          <w:rStyle w:val="CommentTok"/>
+        </w:rPr>
+        <w:t xml:space="preserve"># 3. First chunk: text[0:3] -&gt; "abc"</w:t>
       </w:r>
       <w:r>
         <w:br/>
       </w:r>
       <w:r>
         <w:rPr>
-          <w:rStyle w:val="NormalTok"/>
-        </w:rPr>
-        <w:t xml:space="preserve">        </w:t>
-      </w:r>
-      <w:r>
-        <w:rPr>
-          <w:rStyle w:val="ControlFlowTok"/>
-        </w:rPr>
-        <w:t xml:space="preserve">raise</w:t>
-      </w:r>
-      <w:r>
-        <w:rPr>
-          <w:rStyle w:val="NormalTok"/>
-        </w:rPr>
-        <w:t xml:space="preserve"> </w:t>
-      </w:r>
-      <w:r>
-        <w:rPr>
-          <w:rStyle w:val="PreprocessorTok"/>
-        </w:rPr>
-        <w:t xml:space="preserve">ValueError</w:t>
-      </w:r>
-      <w:r>
-        <w:rPr>
-          <w:rStyle w:val="NormalTok"/>
-        </w:rPr>
-        <w:t xml:space="preserve">(</w:t>
-      </w:r>
-      <w:r>
-        <w:rPr>
-          <w:rStyle w:val="StringTok"/>
-        </w:rPr>
-        <w:t xml:space="preserve">"size must be positive"</w:t>
-      </w:r>
-      <w:r>
-        <w:rPr>
-          <w:rStyle w:val="NormalTok"/>
-        </w:rPr>
-        <w:t xml:space="preserve">)</w:t>
+          <w:rStyle w:val="CommentTok"/>
+        </w:rPr>
+        <w:t xml:space="preserve"># 4. Second chunk: text[3:6] -&gt; "def"</w:t>
       </w:r>
       <w:r>
         <w:br/>
       </w:r>
       <w:r>
         <w:rPr>
-          <w:rStyle w:val="NormalTok"/>
-        </w:rPr>
-        <w:t xml:space="preserve">    </w:t>
+          <w:rStyle w:val="CommentTok"/>
+        </w:rPr>
+        <w:t xml:space="preserve"># 5. Third chunk: text[6:9] -&gt; "g" (shorter than size)</w:t>
       </w:r>
       <w:r>
         <w:br/>
       </w:r>
       <w:r>
         <w:rPr>
-          <w:rStyle w:val="NormalTok"/>
-        </w:rPr>
-        <w:t xml:space="preserve">    </w:t>
-      </w:r>
-      <w:r>
-        <w:rPr>
           <w:rStyle w:val="CommentTok"/>
         </w:rPr>
-        <w:t xml:space="preserve"># 2. Generate chunks using a generator expression and string slicing</w:t>
-      </w:r>
-      <w:r>
-        <w:br/>
-      </w:r>
-      <w:r>
-        <w:rPr>
-          <w:rStyle w:val="NormalTok"/>
-        </w:rPr>
-        <w:t xml:space="preserve">    </w:t>
-      </w:r>
-      <w:r>
-        <w:rPr>
-          <w:rStyle w:val="CommentTok"/>
-        </w:rPr>
-        <w:t xml:space="preserve"># The range function creates indices: 0, size, 2*size, ...</w:t>
-      </w:r>
-      <w:r>
-        <w:br/>
-      </w:r>
-      <w:r>
-        <w:rPr>
-          <w:rStyle w:val="NormalTok"/>
-        </w:rPr>
-        <w:t xml:space="preserve">    </w:t>
-      </w:r>
-      <w:r>
-        <w:rPr>
-          <w:rStyle w:val="CommentTok"/>
-        </w:rPr>
-        <w:t xml:space="preserve"># The slice text[i : i + size] extracts each chunk</w:t>
-      </w:r>
-      <w:r>
-        <w:br/>
-      </w:r>
-      <w:r>
-        <w:rPr>
-          <w:rStyle w:val="NormalTok"/>
-        </w:rPr>
-        <w:t xml:space="preserve">    chunks_generator </w:t>
-      </w:r>
-      <w:r>
-        <w:rPr>
-          <w:rStyle w:val="OperatorTok"/>
-        </w:rPr>
-        <w:t xml:space="preserve">=</w:t>
-      </w:r>
-      <w:r>
-        <w:rPr>
-          <w:rStyle w:val="NormalTok"/>
-        </w:rPr>
-        <w:t xml:space="preserve"> (text[i : i </w:t>
-      </w:r>
-      <w:r>
-        <w:rPr>
-          <w:rStyle w:val="OperatorTok"/>
-        </w:rPr>
-        <w:t xml:space="preserve">+</w:t>
-      </w:r>
-      <w:r>
-        <w:rPr>
-          <w:rStyle w:val="NormalTok"/>
-        </w:rPr>
-        <w:t xml:space="preserve"> size] </w:t>
-      </w:r>
-      <w:r>
-        <w:rPr>
-          <w:rStyle w:val="ControlFlowTok"/>
-        </w:rPr>
-        <w:t xml:space="preserve">for</w:t>
-      </w:r>
-      <w:r>
-        <w:rPr>
-          <w:rStyle w:val="NormalTok"/>
-        </w:rPr>
-        <w:t xml:space="preserve"> i </w:t>
-      </w:r>
-      <w:r>
-        <w:rPr>
-          <w:rStyle w:val="KeywordTok"/>
-        </w:rPr>
-        <w:t xml:space="preserve">in</w:t>
-      </w:r>
-      <w:r>
-        <w:rPr>
-          <w:rStyle w:val="NormalTok"/>
-        </w:rPr>
-        <w:t xml:space="preserve"> </w:t>
-      </w:r>
-      <w:r>
-        <w:rPr>
-          <w:rStyle w:val="BuiltInTok"/>
-        </w:rPr>
-        <w:t xml:space="preserve">range</w:t>
-      </w:r>
-      <w:r>
-        <w:rPr>
-          <w:rStyle w:val="NormalTok"/>
-        </w:rPr>
-        <w:t xml:space="preserve">(</w:t>
-      </w:r>
-      <w:r>
-        <w:rPr>
-          <w:rStyle w:val="DecValTok"/>
-        </w:rPr>
-        <w:t xml:space="preserve">0</w:t>
-      </w:r>
-      <w:r>
-        <w:rPr>
-          <w:rStyle w:val="NormalTok"/>
-        </w:rPr>
-        <w:t xml:space="preserve">, </w:t>
-      </w:r>
-      <w:r>
-        <w:rPr>
-          <w:rStyle w:val="BuiltInTok"/>
-        </w:rPr>
-        <w:t xml:space="preserve">len</w:t>
-      </w:r>
-      <w:r>
-        <w:rPr>
-          <w:rStyle w:val="NormalTok"/>
-        </w:rPr>
-        <w:t xml:space="preserve">(text), size))</w:t>
-      </w:r>
-      <w:r>
-        <w:br/>
-      </w:r>
-      <w:r>
-        <w:rPr>
-          <w:rStyle w:val="NormalTok"/>
-        </w:rPr>
-        <w:t xml:space="preserve">    </w:t>
-      </w:r>
-      <w:r>
-        <w:br/>
-      </w:r>
-      <w:r>
-        <w:rPr>
-          <w:rStyle w:val="NormalTok"/>
-        </w:rPr>
-        <w:t xml:space="preserve">    </w:t>
-      </w:r>
-      <w:r>
-        <w:rPr>
-          <w:rStyle w:val="CommentTok"/>
-        </w:rPr>
-        <w:t xml:space="preserve"># 3. Convert the generator to a tuple and return</w:t>
-      </w:r>
-      <w:r>
-        <w:br/>
-      </w:r>
-      <w:r>
-        <w:rPr>
-          <w:rStyle w:val="NormalTok"/>
-        </w:rPr>
-        <w:t xml:space="preserve">    </w:t>
-      </w:r>
-      <w:r>
-        <w:rPr>
-          <w:rStyle w:val="ControlFlowTok"/>
-        </w:rPr>
-        <w:t xml:space="preserve">return</w:t>
-      </w:r>
-      <w:r>
-        <w:rPr>
-          <w:rStyle w:val="NormalTok"/>
-        </w:rPr>
-        <w:t xml:space="preserve"> </w:t>
-      </w:r>
-      <w:r>
-        <w:rPr>
-          <w:rStyle w:val="BuiltInTok"/>
-        </w:rPr>
-        <w:t xml:space="preserve">tuple</w:t>
-      </w:r>
-      <w:r>
-        <w:rPr>
-          <w:rStyle w:val="NormalTok"/>
-        </w:rPr>
-        <w:t xml:space="preserve">(chunks_generator)</w:t>
+        <w:t xml:space="preserve"># 6. Return tuple: ("abc", "def", "g")</w:t>
       </w:r>
     </w:p>
     <w:bookmarkEnd w:id="26"/>
@@ -2945,7 +2258,7 @@
         <w:pStyle w:val="Compact"/>
         <w:numPr>
           <w:ilvl w:val="0"/>
-          <w:numId w:val="1007"/>
+          <w:numId w:val="1005"/>
         </w:numPr>
       </w:pPr>
       <w:r>
@@ -2964,7 +2277,7 @@
         <w:t xml:space="preserve"> </w:t>
       </w:r>
       <w:r>
-        <w:t xml:space="preserve">parameter must be a positive integer. Providing</w:t>
+        <w:t xml:space="preserve">parameter must be a positive integer. Providing a value of</w:t>
       </w:r>
       <w:r>
         <w:t xml:space="preserve"> </w:t>
@@ -2979,7 +2292,7 @@
         <w:t xml:space="preserve"> </w:t>
       </w:r>
       <w:r>
-        <w:t xml:space="preserve">or a negative integer will result in a</w:t>
+        <w:t xml:space="preserve">or less will result in a</w:t>
       </w:r>
       <w:r>
         <w:t xml:space="preserve"> </w:t>
@@ -2999,11 +2312,11 @@
         <w:pStyle w:val="Compact"/>
         <w:numPr>
           <w:ilvl w:val="0"/>
-          <w:numId w:val="1007"/>
+          <w:numId w:val="1005"/>
         </w:numPr>
       </w:pPr>
       <w:r>
-        <w:t xml:space="preserve">The function returns a</w:t>
+        <w:t xml:space="preserve">The last chunk in the returned tuple may be shorter than the specified</w:t>
       </w:r>
       <w:r>
         <w:t xml:space="preserve"> </w:t>
@@ -3012,13 +2325,40 @@
         <w:rPr>
           <w:rStyle w:val="VerbatimChar"/>
         </w:rPr>
-        <w:t xml:space="preserve">tuple</w:t>
+        <w:t xml:space="preserve">size</w:t>
       </w:r>
       <w:r>
         <w:t xml:space="preserve"> </w:t>
       </w:r>
       <w:r>
-        <w:t xml:space="preserve">of strings.</w:t>
+        <w:t xml:space="preserve">if the length of the input</w:t>
+      </w:r>
+      <w:r>
+        <w:t xml:space="preserve"> </w:t>
+      </w:r>
+      <w:r>
+        <w:rPr>
+          <w:rStyle w:val="VerbatimChar"/>
+        </w:rPr>
+        <w:t xml:space="preserve">text</w:t>
+      </w:r>
+      <w:r>
+        <w:t xml:space="preserve"> </w:t>
+      </w:r>
+      <w:r>
+        <w:t xml:space="preserve">is not perfectly divisible by</w:t>
+      </w:r>
+      <w:r>
+        <w:t xml:space="preserve"> </w:t>
+      </w:r>
+      <w:r>
+        <w:rPr>
+          <w:rStyle w:val="VerbatimChar"/>
+        </w:rPr>
+        <w:t xml:space="preserve">size</w:t>
+      </w:r>
+      <w:r>
+        <w:t xml:space="preserve">.</w:t>
       </w:r>
     </w:p>
     <w:p>
@@ -3026,11 +2366,11 @@
         <w:pStyle w:val="Compact"/>
         <w:numPr>
           <w:ilvl w:val="0"/>
-          <w:numId w:val="1007"/>
+          <w:numId w:val="1005"/>
         </w:numPr>
       </w:pPr>
       <w:r>
-        <w:t xml:space="preserve">The last string in the returned tuple may be shorter than</w:t>
+        <w:t xml:space="preserve">The function returns a</w:t>
       </w:r>
       <w:r>
         <w:t xml:space="preserve"> </w:t>
@@ -3039,40 +2379,13 @@
         <w:rPr>
           <w:rStyle w:val="VerbatimChar"/>
         </w:rPr>
-        <w:t xml:space="preserve">size</w:t>
+        <w:t xml:space="preserve">tuple</w:t>
       </w:r>
       <w:r>
         <w:t xml:space="preserve"> </w:t>
       </w:r>
       <w:r>
-        <w:t xml:space="preserve">if the total length of the input</w:t>
-      </w:r>
-      <w:r>
-        <w:t xml:space="preserve"> </w:t>
-      </w:r>
-      <w:r>
-        <w:rPr>
-          <w:rStyle w:val="VerbatimChar"/>
-        </w:rPr>
-        <w:t xml:space="preserve">text</w:t>
-      </w:r>
-      <w:r>
-        <w:t xml:space="preserve"> </w:t>
-      </w:r>
-      <w:r>
-        <w:t xml:space="preserve">is not a multiple of</w:t>
-      </w:r>
-      <w:r>
-        <w:t xml:space="preserve"> </w:t>
-      </w:r>
-      <w:r>
-        <w:rPr>
-          <w:rStyle w:val="VerbatimChar"/>
-        </w:rPr>
-        <w:t xml:space="preserve">size</w:t>
-      </w:r>
-      <w:r>
-        <w:t xml:space="preserve">.</w:t>
+        <w:t xml:space="preserve">of strings, not a list.</w:t>
       </w:r>
     </w:p>
     <w:p>
@@ -3087,7 +2400,7 @@
         <w:t xml:space="preserve">Output Example</w:t>
       </w:r>
       <w:r>
-        <w:t xml:space="preserve">: A tuple containing string chunks.</w:t>
+        <w:t xml:space="preserve">: A possible return value for a given string and size.</w:t>
       </w:r>
     </w:p>
     <w:p>
@@ -3098,7 +2411,7 @@
         <w:rPr>
           <w:rStyle w:val="VerbatimChar"/>
         </w:rPr>
-        <w:t xml:space="preserve">('chunk1', 'chunk2', 'chu')</w:t>
+        <w:t xml:space="preserve">('This ', 'is a ', 'sampl', 'e tex', 't.')</w:t>
       </w:r>
     </w:p>
     <w:bookmarkEnd w:id="27"/>
@@ -3137,7 +2450,7 @@
         <w:rPr>
           <w:rStyle w:val="NormalTok"/>
         </w:rPr>
-        <w:t xml:space="preserve">my_text </w:t>
+        <w:t xml:space="preserve">long_string </w:t>
       </w:r>
       <w:r>
         <w:rPr>
@@ -3155,7 +2468,7 @@
         <w:rPr>
           <w:rStyle w:val="StringTok"/>
         </w:rPr>
-        <w:t xml:space="preserve">"This is a sample text to be split."</w:t>
+        <w:t xml:space="preserve">"This is a sample text for splitting into chunks."</w:t>
       </w:r>
       <w:r>
         <w:br/>
@@ -3164,7 +2477,7 @@
         <w:rPr>
           <w:rStyle w:val="NormalTok"/>
         </w:rPr>
-        <w:t xml:space="preserve">chunk_size </w:t>
+        <w:t xml:space="preserve">chunk_length </w:t>
       </w:r>
       <w:r>
         <w:rPr>
@@ -3188,10 +2501,28 @@
         <w:br/>
       </w:r>
       <w:r>
+        <w:br/>
+      </w:r>
+      <w:r>
+        <w:rPr>
+          <w:rStyle w:val="ControlFlowTok"/>
+        </w:rPr>
+        <w:t xml:space="preserve">try</w:t>
+      </w:r>
+      <w:r>
         <w:rPr>
           <w:rStyle w:val="NormalTok"/>
         </w:rPr>
-        <w:t xml:space="preserve">result </w:t>
+        <w:t xml:space="preserve">:</w:t>
+      </w:r>
+      <w:r>
+        <w:br/>
+      </w:r>
+      <w:r>
+        <w:rPr>
+          <w:rStyle w:val="NormalTok"/>
+        </w:rPr>
+        <w:t xml:space="preserve">    chunks </w:t>
       </w:r>
       <w:r>
         <w:rPr>
@@ -3203,13 +2534,19 @@
         <w:rPr>
           <w:rStyle w:val="NormalTok"/>
         </w:rPr>
-        <w:t xml:space="preserve"> split_into_chunks(my_text, chunk_size)</w:t>
+        <w:t xml:space="preserve"> split_into_chunks(long_string, chunk_length)</w:t>
       </w:r>
       <w:r>
         <w:br/>
       </w:r>
       <w:r>
         <w:rPr>
+          <w:rStyle w:val="NormalTok"/>
+        </w:rPr>
+        <w:t xml:space="preserve">    </w:t>
+      </w:r>
+      <w:r>
+        <w:rPr>
           <w:rStyle w:val="BuiltInTok"/>
         </w:rPr>
         <w:t xml:space="preserve">print</w:t>
@@ -3218,28 +2555,103 @@
         <w:rPr>
           <w:rStyle w:val="NormalTok"/>
         </w:rPr>
-        <w:t xml:space="preserve">(result)</w:t>
+        <w:t xml:space="preserve">(chunks)</w:t>
       </w:r>
       <w:r>
         <w:br/>
       </w:r>
       <w:r>
+        <w:rPr>
+          <w:rStyle w:val="ControlFlowTok"/>
+        </w:rPr>
+        <w:t xml:space="preserve">except</w:t>
+      </w:r>
+      <w:r>
+        <w:rPr>
+          <w:rStyle w:val="NormalTok"/>
+        </w:rPr>
+        <w:t xml:space="preserve"> </w:t>
+      </w:r>
+      <w:r>
+        <w:rPr>
+          <w:rStyle w:val="PreprocessorTok"/>
+        </w:rPr>
+        <w:t xml:space="preserve">ValueError</w:t>
+      </w:r>
+      <w:r>
+        <w:rPr>
+          <w:rStyle w:val="NormalTok"/>
+        </w:rPr>
+        <w:t xml:space="preserve"> </w:t>
+      </w:r>
+      <w:r>
+        <w:rPr>
+          <w:rStyle w:val="ImportTok"/>
+        </w:rPr>
+        <w:t xml:space="preserve">as</w:t>
+      </w:r>
+      <w:r>
+        <w:rPr>
+          <w:rStyle w:val="NormalTok"/>
+        </w:rPr>
+        <w:t xml:space="preserve"> e:</w:t>
+      </w:r>
+      <w:r>
         <w:br/>
       </w:r>
       <w:r>
         <w:rPr>
+          <w:rStyle w:val="NormalTok"/>
+        </w:rPr>
+        <w:t xml:space="preserve">    </w:t>
+      </w:r>
+      <w:r>
+        <w:rPr>
+          <w:rStyle w:val="BuiltInTok"/>
+        </w:rPr>
+        <w:t xml:space="preserve">print</w:t>
+      </w:r>
+      <w:r>
+        <w:rPr>
+          <w:rStyle w:val="NormalTok"/>
+        </w:rPr>
+        <w:t xml:space="preserve">(e)</w:t>
+      </w:r>
+      <w:r>
+        <w:br/>
+      </w:r>
+      <w:r>
+        <w:br/>
+      </w:r>
+      <w:r>
+        <w:rPr>
           <w:rStyle w:val="CommentTok"/>
         </w:rPr>
-        <w:t xml:space="preserve"># Example with a string length not divisible by chunk size</w:t>
+        <w:t xml:space="preserve"># Example with an invalid size</w:t>
       </w:r>
       <w:r>
         <w:br/>
       </w:r>
       <w:r>
         <w:rPr>
+          <w:rStyle w:val="ControlFlowTok"/>
+        </w:rPr>
+        <w:t xml:space="preserve">try</w:t>
+      </w:r>
+      <w:r>
+        <w:rPr>
           <w:rStyle w:val="NormalTok"/>
         </w:rPr>
-        <w:t xml:space="preserve">another_text </w:t>
+        <w:t xml:space="preserve">:</w:t>
+      </w:r>
+      <w:r>
+        <w:br/>
+      </w:r>
+      <w:r>
+        <w:rPr>
+          <w:rStyle w:val="NormalTok"/>
+        </w:rPr>
+        <w:t xml:space="preserve">    invalid_chunks </w:t>
       </w:r>
       <w:r>
         <w:rPr>
@@ -3251,13 +2663,97 @@
         <w:rPr>
           <w:rStyle w:val="NormalTok"/>
         </w:rPr>
+        <w:t xml:space="preserve"> split_into_chunks(</w:t>
+      </w:r>
+      <w:r>
+        <w:rPr>
+          <w:rStyle w:val="StringTok"/>
+        </w:rPr>
+        <w:t xml:space="preserve">"some text"</w:t>
+      </w:r>
+      <w:r>
+        <w:rPr>
+          <w:rStyle w:val="NormalTok"/>
+        </w:rPr>
+        <w:t xml:space="preserve">, </w:t>
+      </w:r>
+      <w:r>
+        <w:rPr>
+          <w:rStyle w:val="OperatorTok"/>
+        </w:rPr>
+        <w:t xml:space="preserve">-</w:t>
+      </w:r>
+      <w:r>
+        <w:rPr>
+          <w:rStyle w:val="DecValTok"/>
+        </w:rPr>
+        <w:t xml:space="preserve">5</w:t>
+      </w:r>
+      <w:r>
+        <w:rPr>
+          <w:rStyle w:val="NormalTok"/>
+        </w:rPr>
+        <w:t xml:space="preserve">)</w:t>
+      </w:r>
+      <w:r>
+        <w:br/>
+      </w:r>
+      <w:r>
+        <w:rPr>
+          <w:rStyle w:val="NormalTok"/>
+        </w:rPr>
+        <w:t xml:space="preserve">    </w:t>
+      </w:r>
+      <w:r>
+        <w:rPr>
+          <w:rStyle w:val="BuiltInTok"/>
+        </w:rPr>
+        <w:t xml:space="preserve">print</w:t>
+      </w:r>
+      <w:r>
+        <w:rPr>
+          <w:rStyle w:val="NormalTok"/>
+        </w:rPr>
+        <w:t xml:space="preserve">(invalid_chunks)</w:t>
+      </w:r>
+      <w:r>
+        <w:br/>
+      </w:r>
+      <w:r>
+        <w:rPr>
+          <w:rStyle w:val="ControlFlowTok"/>
+        </w:rPr>
+        <w:t xml:space="preserve">except</w:t>
+      </w:r>
+      <w:r>
+        <w:rPr>
+          <w:rStyle w:val="NormalTok"/>
+        </w:rPr>
         <w:t xml:space="preserve"> </w:t>
       </w:r>
       <w:r>
         <w:rPr>
-          <w:rStyle w:val="StringTok"/>
-        </w:rPr>
-        <w:t xml:space="preserve">"abcdefghij"</w:t>
+          <w:rStyle w:val="PreprocessorTok"/>
+        </w:rPr>
+        <w:t xml:space="preserve">ValueError</w:t>
+      </w:r>
+      <w:r>
+        <w:rPr>
+          <w:rStyle w:val="NormalTok"/>
+        </w:rPr>
+        <w:t xml:space="preserve"> </w:t>
+      </w:r>
+      <w:r>
+        <w:rPr>
+          <w:rStyle w:val="ImportTok"/>
+        </w:rPr>
+        <w:t xml:space="preserve">as</w:t>
+      </w:r>
+      <w:r>
+        <w:rPr>
+          <w:rStyle w:val="NormalTok"/>
+        </w:rPr>
+        <w:t xml:space="preserve"> e:</w:t>
       </w:r>
       <w:r>
         <w:br/>
@@ -3266,61 +2762,19 @@
         <w:rPr>
           <w:rStyle w:val="NormalTok"/>
         </w:rPr>
-        <w:t xml:space="preserve">short_chunk_size </w:t>
-      </w:r>
-      <w:r>
-        <w:rPr>
-          <w:rStyle w:val="OperatorTok"/>
-        </w:rPr>
-        <w:t xml:space="preserve">=</w:t>
+        <w:t xml:space="preserve">    </w:t>
+      </w:r>
+      <w:r>
+        <w:rPr>
+          <w:rStyle w:val="BuiltInTok"/>
+        </w:rPr>
+        <w:t xml:space="preserve">print</w:t>
       </w:r>
       <w:r>
         <w:rPr>
           <w:rStyle w:val="NormalTok"/>
         </w:rPr>
-        <w:t xml:space="preserve"> </w:t>
-      </w:r>
-      <w:r>
-        <w:rPr>
-          <w:rStyle w:val="DecValTok"/>
-        </w:rPr>
-        <w:t xml:space="preserve">3</w:t>
-      </w:r>
-      <w:r>
-        <w:br/>
-      </w:r>
-      <w:r>
-        <w:rPr>
-          <w:rStyle w:val="NormalTok"/>
-        </w:rPr>
-        <w:t xml:space="preserve">result_short </w:t>
-      </w:r>
-      <w:r>
-        <w:rPr>
-          <w:rStyle w:val="OperatorTok"/>
-        </w:rPr>
-        <w:t xml:space="preserve">=</w:t>
-      </w:r>
-      <w:r>
-        <w:rPr>
-          <w:rStyle w:val="NormalTok"/>
-        </w:rPr>
-        <w:t xml:space="preserve"> split_into_chunks(another_text, short_chunk_size)</w:t>
-      </w:r>
-      <w:r>
-        <w:br/>
-      </w:r>
-      <w:r>
-        <w:rPr>
-          <w:rStyle w:val="BuiltInTok"/>
-        </w:rPr>
-        <w:t xml:space="preserve">print</w:t>
-      </w:r>
-      <w:r>
-        <w:rPr>
-          <w:rStyle w:val="NormalTok"/>
-        </w:rPr>
-        <w:t xml:space="preserve">(result_short)</w:t>
+        <w:t xml:space="preserve">(e)</w:t>
       </w:r>
     </w:p>
     <w:p>
@@ -3343,7 +2797,7 @@
         <w:rPr>
           <w:rStyle w:val="VerbatimChar"/>
         </w:rPr>
-        <w:t xml:space="preserve">('This is a ', 'sample tex', 't to be sp', 'lit.')</w:t>
+        <w:t xml:space="preserve">('This is a ', 'sample tex', 't for spli', 'tting into', ' chunks.')</w:t>
       </w:r>
       <w:r>
         <w:br/>
@@ -3352,7 +2806,7 @@
         <w:rPr>
           <w:rStyle w:val="VerbatimChar"/>
         </w:rPr>
-        <w:t xml:space="preserve">('abc', 'def', 'ghi', 'j')</w:t>
+        <w:t xml:space="preserve">size must be positive</w:t>
       </w:r>
     </w:p>
     <w:p>
@@ -3747,91 +3201,6 @@
       <w:rPr>
         <w:rFonts w:ascii="Wingdings" w:hAnsi="Wingdings" w:cs="Wingdings" w:hint="default"/>
       </w:rPr>
-    </w:lvl>
-  </w:abstractNum>
-  <w:abstractNum w:abstractNumId="99411">
-    <w:nsid w:val="00A99411"/>
-    <w:multiLevelType w:val="multilevel"/>
-    <w:lvl w:ilvl="0">
-      <w:start w:val="1"/>
-      <w:numFmt w:val="decimal"/>
-      <w:lvlText w:val="%1."/>
-      <w:lvlJc w:val="left"/>
-      <w:pPr>
-        <w:ind w:left="720" w:hanging="360"/>
-      </w:pPr>
-    </w:lvl>
-    <w:lvl w:ilvl="1">
-      <w:start w:val="1"/>
-      <w:numFmt w:val="decimal"/>
-      <w:lvlText w:val="%2."/>
-      <w:lvlJc w:val="left"/>
-      <w:pPr>
-        <w:ind w:left="1440" w:hanging="360"/>
-      </w:pPr>
-    </w:lvl>
-    <w:lvl w:ilvl="2">
-      <w:start w:val="1"/>
-      <w:numFmt w:val="decimal"/>
-      <w:lvlText w:val="%3."/>
-      <w:lvlJc w:val="left"/>
-      <w:pPr>
-        <w:ind w:left="2160" w:hanging="360"/>
-      </w:pPr>
-    </w:lvl>
-    <w:lvl w:ilvl="3">
-      <w:start w:val="1"/>
-      <w:numFmt w:val="decimal"/>
-      <w:lvlText w:val="%4."/>
-      <w:lvlJc w:val="left"/>
-      <w:pPr>
-        <w:ind w:left="2880" w:hanging="360"/>
-      </w:pPr>
-    </w:lvl>
-    <w:lvl w:ilvl="4">
-      <w:start w:val="1"/>
-      <w:numFmt w:val="decimal"/>
-      <w:lvlText w:val="%5."/>
-      <w:lvlJc w:val="left"/>
-      <w:pPr>
-        <w:ind w:left="3600" w:hanging="360"/>
-      </w:pPr>
-    </w:lvl>
-    <w:lvl w:ilvl="5">
-      <w:start w:val="1"/>
-      <w:numFmt w:val="decimal"/>
-      <w:lvlText w:val="%6."/>
-      <w:lvlJc w:val="left"/>
-      <w:pPr>
-        <w:ind w:left="4320" w:hanging="360"/>
-      </w:pPr>
-    </w:lvl>
-    <w:lvl w:ilvl="6">
-      <w:start w:val="1"/>
-      <w:numFmt w:val="decimal"/>
-      <w:lvlText w:val="%7."/>
-      <w:lvlJc w:val="left"/>
-      <w:pPr>
-        <w:ind w:left="5040" w:hanging="360"/>
-      </w:pPr>
-    </w:lvl>
-    <w:lvl w:ilvl="7">
-      <w:start w:val="1"/>
-      <w:numFmt w:val="decimal"/>
-      <w:lvlText w:val="%8."/>
-      <w:lvlJc w:val="left"/>
-      <w:pPr>
-        <w:ind w:left="5760" w:hanging="360"/>
-      </w:pPr>
-    </w:lvl>
-    <w:lvl w:ilvl="8">
-      <w:start w:val="1"/>
-      <w:numFmt w:val="decimal"/>
-      <w:lvlText w:val="%9."/>
-      <w:lvlJc w:val="left"/>
-      <w:pPr>
-        <w:ind w:left="6480" w:hanging="360"/>
-      </w:pPr>
     </w:lvl>
   </w:abstractNum>
   <w:num w16cid:durableId="106237985" w:numId="1">
@@ -3868,34 +3237,7 @@
     <w:abstractNumId w:val="991"/>
   </w:num>
   <w:num w:numId="1002">
-    <w:abstractNumId w:val="99411"/>
-    <w:lvlOverride w:ilvl="0">
-      <w:startOverride w:val="1"/>
-    </w:lvlOverride>
-    <w:lvlOverride w:ilvl="1">
-      <w:startOverride w:val="1"/>
-    </w:lvlOverride>
-    <w:lvlOverride w:ilvl="2">
-      <w:startOverride w:val="1"/>
-    </w:lvlOverride>
-    <w:lvlOverride w:ilvl="3">
-      <w:startOverride w:val="1"/>
-    </w:lvlOverride>
-    <w:lvlOverride w:ilvl="4">
-      <w:startOverride w:val="1"/>
-    </w:lvlOverride>
-    <w:lvlOverride w:ilvl="5">
-      <w:startOverride w:val="1"/>
-    </w:lvlOverride>
-    <w:lvlOverride w:ilvl="6">
-      <w:startOverride w:val="1"/>
-    </w:lvlOverride>
-    <w:lvlOverride w:ilvl="7">
-      <w:startOverride w:val="1"/>
-    </w:lvlOverride>
-    <w:lvlOverride w:ilvl="8">
-      <w:startOverride w:val="1"/>
-    </w:lvlOverride>
+    <w:abstractNumId w:val="991"/>
   </w:num>
   <w:num w:numId="1003">
     <w:abstractNumId w:val="991"/>
@@ -3904,12 +3246,6 @@
     <w:abstractNumId w:val="991"/>
   </w:num>
   <w:num w:numId="1005">
-    <w:abstractNumId w:val="991"/>
-  </w:num>
-  <w:num w:numId="1006">
-    <w:abstractNumId w:val="991"/>
-  </w:num>
-  <w:num w:numId="1007">
     <w:abstractNumId w:val="991"/>
   </w:num>
 </w:numbering>

--- a/random_module_two.docx
+++ b/random_module_two.docx
@@ -47,7 +47,7 @@
       </w:r>
     </w:p>
     <w:bookmarkEnd w:id="9"/>
-    <w:bookmarkStart w:id="16" w:name="function-count_vowels"/>
+    <w:bookmarkStart w:id="16" w:name="function-count_vowelstext-str"/>
     <w:p>
       <w:pPr>
         <w:pStyle w:val="Heading1"/>
@@ -62,7 +62,7 @@
         <w:tab/>
       </w:r>
       <w:r>
-        <w:t xml:space="preserve">Function: count_vowels</w:t>
+        <w:t xml:space="preserve">Function: count_vowels(text: str)</w:t>
       </w:r>
     </w:p>
     <w:bookmarkStart w:id="10" w:name="overview"/>
@@ -140,10 +140,22 @@
         <w:t xml:space="preserve">text</w:t>
       </w:r>
       <w:r>
+        <w:t xml:space="preserve">:</w:t>
+      </w:r>
+      <w:r>
         <w:t xml:space="preserve"> </w:t>
       </w:r>
       <w:r>
-        <w:t xml:space="preserve">(str): The input string to be scanned for vowels.</w:t>
+        <w:rPr>
+          <w:rStyle w:val="VerbatimChar"/>
+        </w:rPr>
+        <w:t xml:space="preserve">str</w:t>
+      </w:r>
+      <w:r>
+        <w:t xml:space="preserve"> </w:t>
+      </w:r>
+      <w:r>
+        <w:t xml:space="preserve">- The input string in which to count the vowels.</w:t>
       </w:r>
     </w:p>
     <w:bookmarkEnd w:id="11"/>
@@ -208,16 +220,25 @@
         <w:t xml:space="preserve"> </w:t>
       </w:r>
       <w:r>
-        <w:t xml:space="preserve">which contains both lowercase and uppercase versions of all vowels (</w:t>
+        <w:t xml:space="preserve">which contains both lowercase (</w:t>
       </w:r>
       <w:r>
         <w:rPr>
           <w:rStyle w:val="VerbatimChar"/>
         </w:rPr>
-        <w:t xml:space="preserve">"aeiouAEIOU"</w:t>
-      </w:r>
-      <w:r>
-        <w:t xml:space="preserve">). Using a</w:t>
+        <w:t xml:space="preserve">"aeiou"</w:t>
+      </w:r>
+      <w:r>
+        <w:t xml:space="preserve">) and uppercase (</w:t>
+      </w:r>
+      <w:r>
+        <w:rPr>
+          <w:rStyle w:val="VerbatimChar"/>
+        </w:rPr>
+        <w:t xml:space="preserve">"AEIOU"</w:t>
+      </w:r>
+      <w:r>
+        <w:t xml:space="preserve">) vowels. Using a</w:t>
       </w:r>
       <w:r>
         <w:t xml:space="preserve"> </w:t>
@@ -232,7 +253,7 @@
         <w:t xml:space="preserve"> </w:t>
       </w:r>
       <w:r>
-        <w:t xml:space="preserve">allows for highly efficient membership checking, which is faster than searching through a list or string repeatedly.</w:t>
+        <w:t xml:space="preserve">is highly efficient for checking if a character is a vowel, as membership tests are very fast.</w:t>
       </w:r>
     </w:p>
     <w:p>
@@ -318,7 +339,7 @@
         <w:t xml:space="preserve"> </w:t>
       </w:r>
       <w:r>
-        <w:t xml:space="preserve">every time a character is identified as a vowel.</w:t>
+        <w:t xml:space="preserve">for every character that is a vowel.</w:t>
       </w:r>
     </w:p>
     <w:p>
@@ -353,7 +374,7 @@
         <w:t xml:space="preserve">1</w:t>
       </w:r>
       <w:r>
-        <w:t xml:space="preserve">s generated, effectively tallying the total count of vowels. The final integer sum is then returned.</w:t>
+        <w:t xml:space="preserve">s generated, effectively tallying the total count of vowels. The resulting integer sum is then returned.</w:t>
       </w:r>
     </w:p>
     <w:p>
@@ -428,6 +449,93 @@
           <w:rStyle w:val="CommentTok"/>
         </w:rPr>
         <w:t xml:space="preserve"># sum() would then calculate 1 + 1 = 2.</w:t>
+      </w:r>
+      <w:r>
+        <w:br/>
+      </w:r>
+      <w:r>
+        <w:rPr>
+          <w:rStyle w:val="ControlFlowTok"/>
+        </w:rPr>
+        <w:t xml:space="preserve">return</w:t>
+      </w:r>
+      <w:r>
+        <w:rPr>
+          <w:rStyle w:val="NormalTok"/>
+        </w:rPr>
+        <w:t xml:space="preserve"> </w:t>
+      </w:r>
+      <w:r>
+        <w:rPr>
+          <w:rStyle w:val="BuiltInTok"/>
+        </w:rPr>
+        <w:t xml:space="preserve">sum</w:t>
+      </w:r>
+      <w:r>
+        <w:rPr>
+          <w:rStyle w:val="NormalTok"/>
+        </w:rPr>
+        <w:t xml:space="preserve">(</w:t>
+      </w:r>
+      <w:r>
+        <w:rPr>
+          <w:rStyle w:val="DecValTok"/>
+        </w:rPr>
+        <w:t xml:space="preserve">1</w:t>
+      </w:r>
+      <w:r>
+        <w:rPr>
+          <w:rStyle w:val="NormalTok"/>
+        </w:rPr>
+        <w:t xml:space="preserve"> </w:t>
+      </w:r>
+      <w:r>
+        <w:rPr>
+          <w:rStyle w:val="ControlFlowTok"/>
+        </w:rPr>
+        <w:t xml:space="preserve">for</w:t>
+      </w:r>
+      <w:r>
+        <w:rPr>
+          <w:rStyle w:val="NormalTok"/>
+        </w:rPr>
+        <w:t xml:space="preserve"> ch </w:t>
+      </w:r>
+      <w:r>
+        <w:rPr>
+          <w:rStyle w:val="KeywordTok"/>
+        </w:rPr>
+        <w:t xml:space="preserve">in</w:t>
+      </w:r>
+      <w:r>
+        <w:rPr>
+          <w:rStyle w:val="NormalTok"/>
+        </w:rPr>
+        <w:t xml:space="preserve"> text </w:t>
+      </w:r>
+      <w:r>
+        <w:rPr>
+          <w:rStyle w:val="ControlFlowTok"/>
+        </w:rPr>
+        <w:t xml:space="preserve">if</w:t>
+      </w:r>
+      <w:r>
+        <w:rPr>
+          <w:rStyle w:val="NormalTok"/>
+        </w:rPr>
+        <w:t xml:space="preserve"> ch </w:t>
+      </w:r>
+      <w:r>
+        <w:rPr>
+          <w:rStyle w:val="KeywordTok"/>
+        </w:rPr>
+        <w:t xml:space="preserve">in</w:t>
+      </w:r>
+      <w:r>
+        <w:rPr>
+          <w:rStyle w:val="NormalTok"/>
+        </w:rPr>
+        <w:t xml:space="preserve"> vowels)</w:t>
       </w:r>
     </w:p>
     <w:bookmarkEnd w:id="12"/>
@@ -458,31 +566,35 @@
         </w:numPr>
       </w:pPr>
       <w:r>
-        <w:t xml:space="preserve">The function is case-insensitive. It will count both</w:t>
+        <w:rPr>
+          <w:b/>
+          <w:bCs/>
+        </w:rPr>
+        <w:t xml:space="preserve">Case-Insensitive</w:t>
+      </w:r>
+      <w:r>
+        <w:t xml:space="preserve">: The function handles both uppercase and lowercase vowels equally, so</w:t>
       </w:r>
       <w:r>
         <w:t xml:space="preserve"> </w:t>
       </w:r>
       <w:r>
+        <w:t xml:space="preserve">‘A’</w:t>
+      </w:r>
+      <w:r>
+        <w:t xml:space="preserve"> </w:t>
+      </w:r>
+      <w:r>
+        <w:t xml:space="preserve">is counted the same as</w:t>
+      </w:r>
+      <w:r>
+        <w:t xml:space="preserve"> </w:t>
+      </w:r>
+      <w:r>
         <w:t xml:space="preserve">‘a’</w:t>
       </w:r>
       <w:r>
-        <w:t xml:space="preserve"> </w:t>
-      </w:r>
-      <w:r>
-        <w:t xml:space="preserve">and</w:t>
-      </w:r>
-      <w:r>
-        <w:t xml:space="preserve"> </w:t>
-      </w:r>
-      <w:r>
-        <w:t xml:space="preserve">‘A’</w:t>
-      </w:r>
-      <w:r>
-        <w:t xml:space="preserve"> </w:t>
-      </w:r>
-      <w:r>
-        <w:t xml:space="preserve">as vowels.</w:t>
+        <w:t xml:space="preserve">.</w:t>
       </w:r>
     </w:p>
     <w:p>
@@ -494,7 +606,14 @@
         </w:numPr>
       </w:pPr>
       <w:r>
-        <w:t xml:space="preserve">Characters that are not vowels, including consonants, numbers, symbols, and whitespace, are ignored and not included in the count.</w:t>
+        <w:rPr>
+          <w:b/>
+          <w:bCs/>
+        </w:rPr>
+        <w:t xml:space="preserve">Non-Vowel Characters</w:t>
+      </w:r>
+      <w:r>
+        <w:t xml:space="preserve">: Any characters that are not vowels, including consonants, numbers, whitespace, and symbols, are ignored and not included in the count.</w:t>
       </w:r>
     </w:p>
     <w:p>
@@ -506,19 +625,29 @@
         </w:numPr>
       </w:pPr>
       <w:r>
-        <w:t xml:space="preserve">The letter</w:t>
+        <w:rPr>
+          <w:b/>
+          <w:bCs/>
+        </w:rPr>
+        <w:t xml:space="preserve">Efficiency</w:t>
+      </w:r>
+      <w:r>
+        <w:t xml:space="preserve">: The use of a</w:t>
       </w:r>
       <w:r>
         <w:t xml:space="preserve"> </w:t>
       </w:r>
       <w:r>
-        <w:t xml:space="preserve">‘y’</w:t>
+        <w:rPr>
+          <w:rStyle w:val="VerbatimChar"/>
+        </w:rPr>
+        <w:t xml:space="preserve">set</w:t>
       </w:r>
       <w:r>
         <w:t xml:space="preserve"> </w:t>
       </w:r>
       <w:r>
-        <w:t xml:space="preserve">is not considered a vowel by this function.</w:t>
+        <w:t xml:space="preserve">for vowel lookup provides excellent performance, with an average time complexity of O(1) for each character check.</w:t>
       </w:r>
     </w:p>
     <w:p>
@@ -533,7 +662,7 @@
         <w:t xml:space="preserve">Output Example</w:t>
       </w:r>
       <w:r>
-        <w:t xml:space="preserve">: The function returns an integer representing the total count.</w:t>
+        <w:t xml:space="preserve">: A possible return value for an input string.</w:t>
       </w:r>
     </w:p>
     <w:p>
@@ -544,7 +673,7 @@
         <w:rPr>
           <w:rStyle w:val="VerbatimChar"/>
         </w:rPr>
-        <w:t xml:space="preserve">3</w:t>
+        <w:t xml:space="preserve">11</w:t>
       </w:r>
     </w:p>
     <w:bookmarkEnd w:id="13"/>
@@ -583,7 +712,7 @@
         <w:rPr>
           <w:rStyle w:val="NormalTok"/>
         </w:rPr>
-        <w:t xml:space="preserve">input_sentence </w:t>
+        <w:t xml:space="preserve">text_to_scan </w:t>
       </w:r>
       <w:r>
         <w:rPr>
@@ -601,7 +730,7 @@
         <w:rPr>
           <w:rStyle w:val="StringTok"/>
         </w:rPr>
-        <w:t xml:space="preserve">"This is a Test Sentence."</w:t>
+        <w:t xml:space="preserve">"This is an Example of the Vowel Counter!"</w:t>
       </w:r>
       <w:r>
         <w:br/>
@@ -622,7 +751,58 @@
         <w:rPr>
           <w:rStyle w:val="NormalTok"/>
         </w:rPr>
-        <w:t xml:space="preserve"> count_vowels(input_sentence)</w:t>
+        <w:t xml:space="preserve"> count_vowels(text_to_scan)</w:t>
+      </w:r>
+      <w:r>
+        <w:br/>
+      </w:r>
+      <w:r>
+        <w:rPr>
+          <w:rStyle w:val="BuiltInTok"/>
+        </w:rPr>
+        <w:t xml:space="preserve">print</w:t>
+      </w:r>
+      <w:r>
+        <w:rPr>
+          <w:rStyle w:val="NormalTok"/>
+        </w:rPr>
+        <w:t xml:space="preserve">(</w:t>
+      </w:r>
+      <w:r>
+        <w:rPr>
+          <w:rStyle w:val="SpecialStringTok"/>
+        </w:rPr>
+        <w:t xml:space="preserve">f"The text is: '</w:t>
+      </w:r>
+      <w:r>
+        <w:rPr>
+          <w:rStyle w:val="SpecialCharTok"/>
+        </w:rPr>
+        <w:t xml:space="preserve">{</w:t>
+      </w:r>
+      <w:r>
+        <w:rPr>
+          <w:rStyle w:val="NormalTok"/>
+        </w:rPr>
+        <w:t xml:space="preserve">text_to_scan</w:t>
+      </w:r>
+      <w:r>
+        <w:rPr>
+          <w:rStyle w:val="SpecialCharTok"/>
+        </w:rPr>
+        <w:t xml:space="preserve">}</w:t>
+      </w:r>
+      <w:r>
+        <w:rPr>
+          <w:rStyle w:val="SpecialStringTok"/>
+        </w:rPr>
+        <w:t xml:space="preserve">'"</w:t>
+      </w:r>
+      <w:r>
+        <w:rPr>
+          <w:rStyle w:val="NormalTok"/>
+        </w:rPr>
+        <w:t xml:space="preserve">)</w:t>
       </w:r>
       <w:r>
         <w:br/>
@@ -696,7 +876,16 @@
         <w:rPr>
           <w:rStyle w:val="VerbatimChar"/>
         </w:rPr>
-        <w:t xml:space="preserve">The number of vowels is: 7</w:t>
+        <w:t xml:space="preserve">The text is: 'This is an Example of the Vowel Counter!'</w:t>
+      </w:r>
+      <w:r>
+        <w:br/>
+      </w:r>
+      <w:r>
+        <w:rPr>
+          <w:rStyle w:val="VerbatimChar"/>
+        </w:rPr>
+        <w:t xml:space="preserve">The number of vowels is: 13</w:t>
       </w:r>
     </w:p>
     <w:p>
@@ -727,7 +916,7 @@
     </w:p>
     <w:bookmarkEnd w:id="15"/>
     <w:bookmarkEnd w:id="16"/>
-    <w:bookmarkStart w:id="23" w:name="function-pairwise_sum"/>
+    <w:bookmarkStart w:id="23" w:name="X2e119d0ba8707fc2275101497cc745ceb81b696"/>
     <w:p>
       <w:pPr>
         <w:pStyle w:val="Heading1"/>
@@ -742,7 +931,7 @@
         <w:tab/>
       </w:r>
       <w:r>
-        <w:t xml:space="preserve">Function: pairwise_sum</w:t>
+        <w:t xml:space="preserve">Function: pairwise_sum(numbers: Iterable[float])</w:t>
       </w:r>
     </w:p>
     <w:bookmarkStart w:id="17" w:name="overview-1"/>
@@ -783,7 +972,7 @@
         <w:t xml:space="preserve"> </w:t>
       </w:r>
       <w:r>
-        <w:t xml:space="preserve">function computes the sum of a sequence of numbers using a numerically stable approach to minimize floating-point errors.</w:t>
+        <w:t xml:space="preserve">function computes the arithmetic sum of an iterable of numbers using the Kahan summation algorithm to provide a more numerically stable and precise result.</w:t>
       </w:r>
     </w:p>
     <w:bookmarkEnd w:id="17"/>
@@ -834,7 +1023,19 @@
         <w:t xml:space="preserve">Iterable[float]</w:t>
       </w:r>
       <w:r>
-        <w:t xml:space="preserve">): An iterable collection of numbers (e.g., a list, tuple, or generator) that can be converted to floats.</w:t>
+        <w:t xml:space="preserve">): An iterable collection of numbers, such as a list or tuple, to be summed. Elements can be floats or integers, as they are internally cast to</w:t>
+      </w:r>
+      <w:r>
+        <w:t xml:space="preserve"> </w:t>
+      </w:r>
+      <w:r>
+        <w:rPr>
+          <w:rStyle w:val="VerbatimChar"/>
+        </w:rPr>
+        <w:t xml:space="preserve">float</w:t>
+      </w:r>
+      <w:r>
+        <w:t xml:space="preserve">.</w:t>
       </w:r>
     </w:p>
     <w:bookmarkEnd w:id="18"/>
@@ -861,22 +1062,7 @@
         <w:pStyle w:val="FirstParagraph"/>
       </w:pPr>
       <w:r>
-        <w:t xml:space="preserve">This function provides a more precise method for summing floating-point numbers compared to the standard built-in</w:t>
-      </w:r>
-      <w:r>
-        <w:t xml:space="preserve"> </w:t>
-      </w:r>
-      <w:r>
-        <w:rPr>
-          <w:rStyle w:val="VerbatimChar"/>
-        </w:rPr>
-        <w:t xml:space="preserve">sum()</w:t>
-      </w:r>
-      <w:r>
-        <w:t xml:space="preserve"> </w:t>
-      </w:r>
-      <w:r>
-        <w:t xml:space="preserve">function. Standard summation can suffer from a loss of precision, especially when adding numbers of vastly different magnitudes or when summing a large quantity of numbers.</w:t>
+        <w:t xml:space="preserve">This function is designed to minimize the floating-point errors that can accumulate when summing a sequence of numbers, especially when the numbers vary greatly in magnitude. Standard summation can lose precision when a small number is added to a large running total.</w:t>
       </w:r>
     </w:p>
     <w:p>
@@ -884,7 +1070,7 @@
         <w:pStyle w:val="BodyText"/>
       </w:pPr>
       <w:r>
-        <w:t xml:space="preserve">The</w:t>
+        <w:t xml:space="preserve">The function implements the Kahan summation algorithm to counteract this effect. It maintains a running</w:t>
       </w:r>
       <w:r>
         <w:t xml:space="preserve"> </w:t>
@@ -893,13 +1079,13 @@
         <w:rPr>
           <w:rStyle w:val="VerbatimChar"/>
         </w:rPr>
-        <w:t xml:space="preserve">pairwise_sum</w:t>
+        <w:t xml:space="preserve">total</w:t>
       </w:r>
       <w:r>
         <w:t xml:space="preserve"> </w:t>
       </w:r>
       <w:r>
-        <w:t xml:space="preserve">function implements the Kahan summation algorithm to counteract this problem. The algorithm works by maintaining a running</w:t>
+        <w:t xml:space="preserve">and a</w:t>
       </w:r>
       <w:r>
         <w:t xml:space="preserve"> </w:t>
@@ -914,7 +1100,19 @@
         <w:t xml:space="preserve"> </w:t>
       </w:r>
       <w:r>
-        <w:t xml:space="preserve">variable that accumulates the small errors lost in each addition step.</w:t>
+        <w:t xml:space="preserve">variable, which tracks the</w:t>
+      </w:r>
+      <w:r>
+        <w:t xml:space="preserve"> </w:t>
+      </w:r>
+      <w:r>
+        <w:t xml:space="preserve">“lost”</w:t>
+      </w:r>
+      <w:r>
+        <w:t xml:space="preserve"> </w:t>
+      </w:r>
+      <w:r>
+        <w:t xml:space="preserve">low-order bits from previous additions.</w:t>
       </w:r>
     </w:p>
     <w:p>
@@ -922,33 +1120,126 @@
         <w:pStyle w:val="BodyText"/>
       </w:pPr>
       <w:r>
-        <w:t xml:space="preserve">The logic proceeds as follows:</w:t>
+        <w:t xml:space="preserve">The process for each number in the input</w:t>
       </w:r>
       <w:r>
         <w:t xml:space="preserve"> </w:t>
       </w:r>
       <w:r>
-        <w:t xml:space="preserve">1. A</w:t>
+        <w:rPr>
+          <w:rStyle w:val="VerbatimChar"/>
+        </w:rPr>
+        <w:t xml:space="preserve">numbers</w:t>
       </w:r>
       <w:r>
         <w:t xml:space="preserve"> </w:t>
       </w:r>
       <w:r>
+        <w:t xml:space="preserve">is as follows:</w:t>
+      </w:r>
+      <w:r>
+        <w:t xml:space="preserve"> </w:t>
+      </w:r>
+      <w:r>
+        <w:t xml:space="preserve">1. The current</w:t>
+      </w:r>
+      <w:r>
+        <w:t xml:space="preserve"> </w:t>
+      </w:r>
+      <w:r>
         <w:rPr>
           <w:rStyle w:val="VerbatimChar"/>
         </w:rPr>
+        <w:t xml:space="preserve">value</w:t>
+      </w:r>
+      <w:r>
+        <w:t xml:space="preserve"> </w:t>
+      </w:r>
+      <w:r>
+        <w:t xml:space="preserve">is first corrected by subtracting the</w:t>
+      </w:r>
+      <w:r>
+        <w:t xml:space="preserve"> </w:t>
+      </w:r>
+      <w:r>
+        <w:rPr>
+          <w:rStyle w:val="VerbatimChar"/>
+        </w:rPr>
+        <w:t xml:space="preserve">compensation</w:t>
+      </w:r>
+      <w:r>
+        <w:t xml:space="preserve"> </w:t>
+      </w:r>
+      <w:r>
+        <w:t xml:space="preserve">from the previous iteration. This creates a corrected value</w:t>
+      </w:r>
+      <w:r>
+        <w:t xml:space="preserve"> </w:t>
+      </w:r>
+      <w:r>
+        <w:rPr>
+          <w:rStyle w:val="VerbatimChar"/>
+        </w:rPr>
+        <w:t xml:space="preserve">y</w:t>
+      </w:r>
+      <w:r>
+        <w:t xml:space="preserve">.</w:t>
+      </w:r>
+      <w:r>
+        <w:t xml:space="preserve"> </w:t>
+      </w:r>
+      <w:r>
+        <w:t xml:space="preserve">2. This corrected value</w:t>
+      </w:r>
+      <w:r>
+        <w:t xml:space="preserve"> </w:t>
+      </w:r>
+      <w:r>
+        <w:rPr>
+          <w:rStyle w:val="VerbatimChar"/>
+        </w:rPr>
+        <w:t xml:space="preserve">y</w:t>
+      </w:r>
+      <w:r>
+        <w:t xml:space="preserve"> </w:t>
+      </w:r>
+      <w:r>
+        <w:t xml:space="preserve">is added to the running</w:t>
+      </w:r>
+      <w:r>
+        <w:t xml:space="preserve"> </w:t>
+      </w:r>
+      <w:r>
+        <w:rPr>
+          <w:rStyle w:val="VerbatimChar"/>
+        </w:rPr>
         <w:t xml:space="preserve">total</w:t>
       </w:r>
       <w:r>
+        <w:t xml:space="preserve">, and the result is stored in a temporary variable</w:t>
+      </w:r>
+      <w:r>
         <w:t xml:space="preserve"> </w:t>
       </w:r>
       <w:r>
-        <w:t xml:space="preserve">sum and a</w:t>
+        <w:rPr>
+          <w:rStyle w:val="VerbatimChar"/>
+        </w:rPr>
+        <w:t xml:space="preserve">t</w:t>
+      </w:r>
+      <w:r>
+        <w:t xml:space="preserve">. This is the step where precision loss can occur.</w:t>
       </w:r>
       <w:r>
         <w:t xml:space="preserve"> </w:t>
       </w:r>
       <w:r>
+        <w:t xml:space="preserve">3. The error from the addition is calculated and stored in the</w:t>
+      </w:r>
+      <w:r>
+        <w:t xml:space="preserve"> </w:t>
+      </w:r>
+      <w:r>
         <w:rPr>
           <w:rStyle w:val="VerbatimChar"/>
         </w:rPr>
@@ -958,7 +1249,7 @@
         <w:t xml:space="preserve"> </w:t>
       </w:r>
       <w:r>
-        <w:t xml:space="preserve">value are initialized to</w:t>
+        <w:t xml:space="preserve">variable for the next iteration. The calculation</w:t>
       </w:r>
       <w:r>
         <w:t xml:space="preserve"> </w:t>
@@ -967,244 +1258,61 @@
         <w:rPr>
           <w:rStyle w:val="VerbatimChar"/>
         </w:rPr>
-        <w:t xml:space="preserve">0.0</w:t>
+        <w:t xml:space="preserve">(t - total) - y</w:t>
+      </w:r>
+      <w:r>
+        <w:t xml:space="preserve"> </w:t>
+      </w:r>
+      <w:r>
+        <w:t xml:space="preserve">isolates the low-order bits that were lost during the</w:t>
+      </w:r>
+      <w:r>
+        <w:t xml:space="preserve"> </w:t>
+      </w:r>
+      <w:r>
+        <w:rPr>
+          <w:rStyle w:val="VerbatimChar"/>
+        </w:rPr>
+        <w:t xml:space="preserve">total + y</w:t>
+      </w:r>
+      <w:r>
+        <w:t xml:space="preserve"> </w:t>
+      </w:r>
+      <w:r>
+        <w:t xml:space="preserve">operation.</w:t>
+      </w:r>
+      <w:r>
+        <w:t xml:space="preserve"> </w:t>
+      </w:r>
+      <w:r>
+        <w:t xml:space="preserve">4. The main</w:t>
+      </w:r>
+      <w:r>
+        <w:t xml:space="preserve"> </w:t>
+      </w:r>
+      <w:r>
+        <w:rPr>
+          <w:rStyle w:val="VerbatimChar"/>
+        </w:rPr>
+        <w:t xml:space="preserve">total</w:t>
+      </w:r>
+      <w:r>
+        <w:t xml:space="preserve"> </w:t>
+      </w:r>
+      <w:r>
+        <w:t xml:space="preserve">is updated with the value of</w:t>
+      </w:r>
+      <w:r>
+        <w:t xml:space="preserve"> </w:t>
+      </w:r>
+      <w:r>
+        <w:rPr>
+          <w:rStyle w:val="VerbatimChar"/>
+        </w:rPr>
+        <w:t xml:space="preserve">t</w:t>
       </w:r>
       <w:r>
         <w:t xml:space="preserve">.</w:t>
-      </w:r>
-      <w:r>
-        <w:t xml:space="preserve"> </w:t>
-      </w:r>
-      <w:r>
-        <w:t xml:space="preserve">2. The function iterates through each</w:t>
-      </w:r>
-      <w:r>
-        <w:t xml:space="preserve"> </w:t>
-      </w:r>
-      <w:r>
-        <w:rPr>
-          <w:rStyle w:val="VerbatimChar"/>
-        </w:rPr>
-        <w:t xml:space="preserve">value</w:t>
-      </w:r>
-      <w:r>
-        <w:t xml:space="preserve"> </w:t>
-      </w:r>
-      <w:r>
-        <w:t xml:space="preserve">in the input</w:t>
-      </w:r>
-      <w:r>
-        <w:t xml:space="preserve"> </w:t>
-      </w:r>
-      <w:r>
-        <w:rPr>
-          <w:rStyle w:val="VerbatimChar"/>
-        </w:rPr>
-        <w:t xml:space="preserve">numbers</w:t>
-      </w:r>
-      <w:r>
-        <w:t xml:space="preserve">.</w:t>
-      </w:r>
-      <w:r>
-        <w:t xml:space="preserve"> </w:t>
-      </w:r>
-      <w:r>
-        <w:t xml:space="preserve">3. For each</w:t>
-      </w:r>
-      <w:r>
-        <w:t xml:space="preserve"> </w:t>
-      </w:r>
-      <w:r>
-        <w:rPr>
-          <w:rStyle w:val="VerbatimChar"/>
-        </w:rPr>
-        <w:t xml:space="preserve">value</w:t>
-      </w:r>
-      <w:r>
-        <w:t xml:space="preserve">, it is first corrected by subtracting the</w:t>
-      </w:r>
-      <w:r>
-        <w:t xml:space="preserve"> </w:t>
-      </w:r>
-      <w:r>
-        <w:rPr>
-          <w:rStyle w:val="VerbatimChar"/>
-        </w:rPr>
-        <w:t xml:space="preserve">compensation</w:t>
-      </w:r>
-      <w:r>
-        <w:t xml:space="preserve"> </w:t>
-      </w:r>
-      <w:r>
-        <w:t xml:space="preserve">from the previous iteration. This corrected value is stored in</w:t>
-      </w:r>
-      <w:r>
-        <w:t xml:space="preserve"> </w:t>
-      </w:r>
-      <w:r>
-        <w:rPr>
-          <w:rStyle w:val="VerbatimChar"/>
-        </w:rPr>
-        <w:t xml:space="preserve">y</w:t>
-      </w:r>
-      <w:r>
-        <w:t xml:space="preserve">.</w:t>
-      </w:r>
-      <w:r>
-        <w:t xml:space="preserve"> </w:t>
-      </w:r>
-      <w:r>
-        <w:t xml:space="preserve">4. A temporary sum</w:t>
-      </w:r>
-      <w:r>
-        <w:t xml:space="preserve"> </w:t>
-      </w:r>
-      <w:r>
-        <w:rPr>
-          <w:rStyle w:val="VerbatimChar"/>
-        </w:rPr>
-        <w:t xml:space="preserve">t</w:t>
-      </w:r>
-      <w:r>
-        <w:t xml:space="preserve"> </w:t>
-      </w:r>
-      <w:r>
-        <w:t xml:space="preserve">is calculated by adding the current</w:t>
-      </w:r>
-      <w:r>
-        <w:t xml:space="preserve"> </w:t>
-      </w:r>
-      <w:r>
-        <w:rPr>
-          <w:rStyle w:val="VerbatimChar"/>
-        </w:rPr>
-        <w:t xml:space="preserve">total</w:t>
-      </w:r>
-      <w:r>
-        <w:t xml:space="preserve"> </w:t>
-      </w:r>
-      <w:r>
-        <w:t xml:space="preserve">to the corrected value</w:t>
-      </w:r>
-      <w:r>
-        <w:t xml:space="preserve"> </w:t>
-      </w:r>
-      <w:r>
-        <w:rPr>
-          <w:rStyle w:val="VerbatimChar"/>
-        </w:rPr>
-        <w:t xml:space="preserve">y</w:t>
-      </w:r>
-      <w:r>
-        <w:t xml:space="preserve">.</w:t>
-      </w:r>
-      <w:r>
-        <w:t xml:space="preserve"> </w:t>
-      </w:r>
-      <w:r>
-        <w:t xml:space="preserve">5. The core of the algorithm is calculating the error from the previous addition:</w:t>
-      </w:r>
-      <w:r>
-        <w:t xml:space="preserve"> </w:t>
-      </w:r>
-      <w:r>
-        <w:rPr>
-          <w:rStyle w:val="VerbatimChar"/>
-        </w:rPr>
-        <w:t xml:space="preserve">compensation = (t - total) - y</w:t>
-      </w:r>
-      <w:r>
-        <w:t xml:space="preserve">. In perfect arithmetic, this would be zero. However, due to floating-point limitations,</w:t>
-      </w:r>
-      <w:r>
-        <w:t xml:space="preserve"> </w:t>
-      </w:r>
-      <w:r>
-        <w:rPr>
-          <w:rStyle w:val="VerbatimChar"/>
-        </w:rPr>
-        <w:t xml:space="preserve">(t - total)</w:t>
-      </w:r>
-      <w:r>
-        <w:t xml:space="preserve"> </w:t>
-      </w:r>
-      <w:r>
-        <w:t xml:space="preserve">may not be exactly equal to</w:t>
-      </w:r>
-      <w:r>
-        <w:t xml:space="preserve"> </w:t>
-      </w:r>
-      <w:r>
-        <w:rPr>
-          <w:rStyle w:val="VerbatimChar"/>
-        </w:rPr>
-        <w:t xml:space="preserve">y</w:t>
-      </w:r>
-      <w:r>
-        <w:t xml:space="preserve">, and the difference represents the</w:t>
-      </w:r>
-      <w:r>
-        <w:t xml:space="preserve"> </w:t>
-      </w:r>
-      <w:r>
-        <w:t xml:space="preserve">“lost”</w:t>
-      </w:r>
-      <w:r>
-        <w:t xml:space="preserve"> </w:t>
-      </w:r>
-      <w:r>
-        <w:t xml:space="preserve">part of the sum, which is captured in</w:t>
-      </w:r>
-      <w:r>
-        <w:t xml:space="preserve"> </w:t>
-      </w:r>
-      <w:r>
-        <w:rPr>
-          <w:rStyle w:val="VerbatimChar"/>
-        </w:rPr>
-        <w:t xml:space="preserve">compensation</w:t>
-      </w:r>
-      <w:r>
-        <w:t xml:space="preserve">.</w:t>
-      </w:r>
-      <w:r>
-        <w:t xml:space="preserve"> </w:t>
-      </w:r>
-      <w:r>
-        <w:t xml:space="preserve">6. The</w:t>
-      </w:r>
-      <w:r>
-        <w:t xml:space="preserve"> </w:t>
-      </w:r>
-      <w:r>
-        <w:rPr>
-          <w:rStyle w:val="VerbatimChar"/>
-        </w:rPr>
-        <w:t xml:space="preserve">total</w:t>
-      </w:r>
-      <w:r>
-        <w:t xml:space="preserve"> </w:t>
-      </w:r>
-      <w:r>
-        <w:t xml:space="preserve">is updated with the value of</w:t>
-      </w:r>
-      <w:r>
-        <w:t xml:space="preserve"> </w:t>
-      </w:r>
-      <w:r>
-        <w:rPr>
-          <w:rStyle w:val="VerbatimChar"/>
-        </w:rPr>
-        <w:t xml:space="preserve">t</w:t>
-      </w:r>
-      <w:r>
-        <w:t xml:space="preserve">.</w:t>
-      </w:r>
-      <w:r>
-        <w:t xml:space="preserve"> </w:t>
-      </w:r>
-      <w:r>
-        <w:t xml:space="preserve">7. This process repeats, carrying the error from one step to the next, ensuring that small values are not lost when added to large running totals.</w:t>
       </w:r>
     </w:p>
     <w:p>
@@ -1212,22 +1320,243 @@
         <w:pStyle w:val="BodyText"/>
       </w:pPr>
       <w:r>
-        <w:t xml:space="preserve">The final</w:t>
-      </w:r>
-      <w:r>
+        <w:t xml:space="preserve">By carrying the round-off error from each step into the next, the algorithm produces a final sum that is significantly more accurate than a naive summation.</w:t>
+      </w:r>
+    </w:p>
+    <w:p>
+      <w:pPr>
+        <w:pStyle w:val="SourceCode"/>
+      </w:pPr>
+      <w:r>
+        <w:rPr>
+          <w:rStyle w:val="CommentTok"/>
+        </w:rPr>
+        <w:t xml:space="preserve"># Kahan summation algorithm implementation</w:t>
+      </w:r>
+      <w:r>
+        <w:br/>
+      </w:r>
+      <w:r>
+        <w:rPr>
+          <w:rStyle w:val="NormalTok"/>
+        </w:rPr>
+        <w:t xml:space="preserve">total </w:t>
+      </w:r>
+      <w:r>
+        <w:rPr>
+          <w:rStyle w:val="OperatorTok"/>
+        </w:rPr>
+        <w:t xml:space="preserve">=</w:t>
+      </w:r>
+      <w:r>
+        <w:rPr>
+          <w:rStyle w:val="NormalTok"/>
+        </w:rPr>
         <w:t xml:space="preserve"> </w:t>
       </w:r>
       <w:r>
         <w:rPr>
-          <w:rStyle w:val="VerbatimChar"/>
-        </w:rPr>
-        <w:t xml:space="preserve">total</w:t>
-      </w:r>
-      <w:r>
+          <w:rStyle w:val="FloatTok"/>
+        </w:rPr>
+        <w:t xml:space="preserve">0.0</w:t>
+      </w:r>
+      <w:r>
+        <w:br/>
+      </w:r>
+      <w:r>
+        <w:rPr>
+          <w:rStyle w:val="NormalTok"/>
+        </w:rPr>
+        <w:t xml:space="preserve">compensation </w:t>
+      </w:r>
+      <w:r>
+        <w:rPr>
+          <w:rStyle w:val="OperatorTok"/>
+        </w:rPr>
+        <w:t xml:space="preserve">=</w:t>
+      </w:r>
+      <w:r>
+        <w:rPr>
+          <w:rStyle w:val="NormalTok"/>
+        </w:rPr>
         <w:t xml:space="preserve"> </w:t>
       </w:r>
       <w:r>
-        <w:t xml:space="preserve">returned is a more accurate representation of the true arithmetic sum.</w:t>
+        <w:rPr>
+          <w:rStyle w:val="FloatTok"/>
+        </w:rPr>
+        <w:t xml:space="preserve">0.0</w:t>
+      </w:r>
+      <w:r>
+        <w:br/>
+      </w:r>
+      <w:r>
+        <w:rPr>
+          <w:rStyle w:val="ControlFlowTok"/>
+        </w:rPr>
+        <w:t xml:space="preserve">for</w:t>
+      </w:r>
+      <w:r>
+        <w:rPr>
+          <w:rStyle w:val="NormalTok"/>
+        </w:rPr>
+        <w:t xml:space="preserve"> value </w:t>
+      </w:r>
+      <w:r>
+        <w:rPr>
+          <w:rStyle w:val="KeywordTok"/>
+        </w:rPr>
+        <w:t xml:space="preserve">in</w:t>
+      </w:r>
+      <w:r>
+        <w:rPr>
+          <w:rStyle w:val="NormalTok"/>
+        </w:rPr>
+        <w:t xml:space="preserve"> numbers:</w:t>
+      </w:r>
+      <w:r>
+        <w:br/>
+      </w:r>
+      <w:r>
+        <w:rPr>
+          <w:rStyle w:val="NormalTok"/>
+        </w:rPr>
+        <w:t xml:space="preserve">    y </w:t>
+      </w:r>
+      <w:r>
+        <w:rPr>
+          <w:rStyle w:val="OperatorTok"/>
+        </w:rPr>
+        <w:t xml:space="preserve">=</w:t>
+      </w:r>
+      <w:r>
+        <w:rPr>
+          <w:rStyle w:val="NormalTok"/>
+        </w:rPr>
+        <w:t xml:space="preserve"> </w:t>
+      </w:r>
+      <w:r>
+        <w:rPr>
+          <w:rStyle w:val="BuiltInTok"/>
+        </w:rPr>
+        <w:t xml:space="preserve">float</w:t>
+      </w:r>
+      <w:r>
+        <w:rPr>
+          <w:rStyle w:val="NormalTok"/>
+        </w:rPr>
+        <w:t xml:space="preserve">(value) </w:t>
+      </w:r>
+      <w:r>
+        <w:rPr>
+          <w:rStyle w:val="OperatorTok"/>
+        </w:rPr>
+        <w:t xml:space="preserve">-</w:t>
+      </w:r>
+      <w:r>
+        <w:rPr>
+          <w:rStyle w:val="NormalTok"/>
+        </w:rPr>
+        <w:t xml:space="preserve"> compensation</w:t>
+      </w:r>
+      <w:r>
+        <w:br/>
+      </w:r>
+      <w:r>
+        <w:rPr>
+          <w:rStyle w:val="NormalTok"/>
+        </w:rPr>
+        <w:t xml:space="preserve">    t </w:t>
+      </w:r>
+      <w:r>
+        <w:rPr>
+          <w:rStyle w:val="OperatorTok"/>
+        </w:rPr>
+        <w:t xml:space="preserve">=</w:t>
+      </w:r>
+      <w:r>
+        <w:rPr>
+          <w:rStyle w:val="NormalTok"/>
+        </w:rPr>
+        <w:t xml:space="preserve"> total </w:t>
+      </w:r>
+      <w:r>
+        <w:rPr>
+          <w:rStyle w:val="OperatorTok"/>
+        </w:rPr>
+        <w:t xml:space="preserve">+</w:t>
+      </w:r>
+      <w:r>
+        <w:rPr>
+          <w:rStyle w:val="NormalTok"/>
+        </w:rPr>
+        <w:t xml:space="preserve"> y</w:t>
+      </w:r>
+      <w:r>
+        <w:br/>
+      </w:r>
+      <w:r>
+        <w:rPr>
+          <w:rStyle w:val="NormalTok"/>
+        </w:rPr>
+        <w:t xml:space="preserve">    compensation </w:t>
+      </w:r>
+      <w:r>
+        <w:rPr>
+          <w:rStyle w:val="OperatorTok"/>
+        </w:rPr>
+        <w:t xml:space="preserve">=</w:t>
+      </w:r>
+      <w:r>
+        <w:rPr>
+          <w:rStyle w:val="NormalTok"/>
+        </w:rPr>
+        <w:t xml:space="preserve"> (t </w:t>
+      </w:r>
+      <w:r>
+        <w:rPr>
+          <w:rStyle w:val="OperatorTok"/>
+        </w:rPr>
+        <w:t xml:space="preserve">-</w:t>
+      </w:r>
+      <w:r>
+        <w:rPr>
+          <w:rStyle w:val="NormalTok"/>
+        </w:rPr>
+        <w:t xml:space="preserve"> total) </w:t>
+      </w:r>
+      <w:r>
+        <w:rPr>
+          <w:rStyle w:val="OperatorTok"/>
+        </w:rPr>
+        <w:t xml:space="preserve">-</w:t>
+      </w:r>
+      <w:r>
+        <w:rPr>
+          <w:rStyle w:val="NormalTok"/>
+        </w:rPr>
+        <w:t xml:space="preserve"> y</w:t>
+      </w:r>
+      <w:r>
+        <w:br/>
+      </w:r>
+      <w:r>
+        <w:rPr>
+          <w:rStyle w:val="NormalTok"/>
+        </w:rPr>
+        <w:t xml:space="preserve">    total </w:t>
+      </w:r>
+      <w:r>
+        <w:rPr>
+          <w:rStyle w:val="OperatorTok"/>
+        </w:rPr>
+        <w:t xml:space="preserve">=</w:t>
+      </w:r>
+      <w:r>
+        <w:rPr>
+          <w:rStyle w:val="NormalTok"/>
+        </w:rPr>
+        <w:t xml:space="preserve"> t</w:t>
       </w:r>
     </w:p>
     <w:bookmarkEnd w:id="19"/>
@@ -1258,22 +1587,7 @@
         </w:numPr>
       </w:pPr>
       <w:r>
-        <w:t xml:space="preserve">This function is more computationally intensive than a simple</w:t>
-      </w:r>
-      <w:r>
-        <w:t xml:space="preserve"> </w:t>
-      </w:r>
-      <w:r>
-        <w:rPr>
-          <w:rStyle w:val="VerbatimChar"/>
-        </w:rPr>
-        <w:t xml:space="preserve">sum()</w:t>
-      </w:r>
-      <w:r>
-        <w:t xml:space="preserve"> </w:t>
-      </w:r>
-      <w:r>
-        <w:t xml:space="preserve">but is recommended for financial calculations, scientific computing, or any scenario where high precision is critical.</w:t>
+        <w:t xml:space="preserve">This function is highly recommended when summing a large quantity of floating-point numbers or when the dataset contains values with a wide range of magnitudes.</w:t>
       </w:r>
     </w:p>
     <w:p>
@@ -1285,7 +1599,22 @@
         </w:numPr>
       </w:pPr>
       <w:r>
-        <w:t xml:space="preserve">It is particularly effective for datasets containing a large number of values or values with a wide range of magnitudes.</w:t>
+        <w:t xml:space="preserve">It provides greater precision compared to Python’s built-in</w:t>
+      </w:r>
+      <w:r>
+        <w:t xml:space="preserve"> </w:t>
+      </w:r>
+      <w:r>
+        <w:rPr>
+          <w:rStyle w:val="VerbatimChar"/>
+        </w:rPr>
+        <w:t xml:space="preserve">sum()</w:t>
+      </w:r>
+      <w:r>
+        <w:t xml:space="preserve"> </w:t>
+      </w:r>
+      <w:r>
+        <w:t xml:space="preserve">function for floating-point arithmetic in edge cases.</w:t>
       </w:r>
     </w:p>
     <w:p>
@@ -1297,7 +1626,7 @@
         </w:numPr>
       </w:pPr>
       <w:r>
-        <w:t xml:space="preserve">The input iterable can contain integers, as each value is explicitly cast to a</w:t>
+        <w:t xml:space="preserve">While the type hint is</w:t>
       </w:r>
       <w:r>
         <w:t xml:space="preserve"> </w:t>
@@ -1306,13 +1635,22 @@
         <w:rPr>
           <w:rStyle w:val="VerbatimChar"/>
         </w:rPr>
+        <w:t xml:space="preserve">Iterable[float]</w:t>
+      </w:r>
+      <w:r>
+        <w:t xml:space="preserve">, the function will correctly handle iterables containing integers by casting them to</w:t>
+      </w:r>
+      <w:r>
+        <w:t xml:space="preserve"> </w:t>
+      </w:r>
+      <w:r>
+        <w:rPr>
+          <w:rStyle w:val="VerbatimChar"/>
+        </w:rPr>
         <w:t xml:space="preserve">float</w:t>
       </w:r>
       <w:r>
-        <w:t xml:space="preserve"> </w:t>
-      </w:r>
-      <w:r>
-        <w:t xml:space="preserve">during the calculation.</w:t>
+        <w:t xml:space="preserve">.</w:t>
       </w:r>
     </w:p>
     <w:p>
@@ -1327,7 +1665,7 @@
         <w:t xml:space="preserve">Output Example</w:t>
       </w:r>
       <w:r>
-        <w:t xml:space="preserve">: The function returns a single floating-point number.</w:t>
+        <w:t xml:space="preserve">: The function returns a single floating-point number representing the precise sum.</w:t>
       </w:r>
     </w:p>
     <w:p>
@@ -1338,7 +1676,7 @@
         <w:rPr>
           <w:rStyle w:val="VerbatimChar"/>
         </w:rPr>
-        <w:t xml:space="preserve">2.0</w:t>
+        <w:t xml:space="preserve">5.85987</w:t>
       </w:r>
     </w:p>
     <w:bookmarkEnd w:id="20"/>
@@ -1362,332 +1700,264 @@
     </w:p>
     <w:p>
       <w:pPr>
-        <w:pStyle w:val="FirstParagraph"/>
-      </w:pPr>
-      <w:r>
-        <w:t xml:space="preserve">The following example demonstrates a classic case where naive summation can fail, but</w:t>
-      </w:r>
-      <w:r>
+        <w:pStyle w:val="SourceCode"/>
+      </w:pPr>
+      <w:r>
+        <w:rPr>
+          <w:rStyle w:val="CommentTok"/>
+        </w:rPr>
+        <w:t xml:space="preserve"># Example demonstrating precision with large and small numbers</w:t>
+      </w:r>
+      <w:r>
+        <w:br/>
+      </w:r>
+      <w:r>
+        <w:rPr>
+          <w:rStyle w:val="CommentTok"/>
+        </w:rPr>
+        <w:t xml:space="preserve"># The expected sum is 3.14159 + 2.71828 = 5.85987</w:t>
+      </w:r>
+      <w:r>
+        <w:br/>
+      </w:r>
+      <w:r>
+        <w:rPr>
+          <w:rStyle w:val="CommentTok"/>
+        </w:rPr>
+        <w:t xml:space="preserve"># A naive sum might result in floating-point inaccuracies.</w:t>
+      </w:r>
+      <w:r>
+        <w:br/>
+      </w:r>
+      <w:r>
+        <w:rPr>
+          <w:rStyle w:val="NormalTok"/>
+        </w:rPr>
+        <w:t xml:space="preserve">data </w:t>
+      </w:r>
+      <w:r>
+        <w:rPr>
+          <w:rStyle w:val="OperatorTok"/>
+        </w:rPr>
+        <w:t xml:space="preserve">=</w:t>
+      </w:r>
+      <w:r>
+        <w:rPr>
+          <w:rStyle w:val="NormalTok"/>
+        </w:rPr>
+        <w:t xml:space="preserve"> [</w:t>
+      </w:r>
+      <w:r>
+        <w:rPr>
+          <w:rStyle w:val="FloatTok"/>
+        </w:rPr>
+        <w:t xml:space="preserve">1e10</w:t>
+      </w:r>
+      <w:r>
+        <w:rPr>
+          <w:rStyle w:val="NormalTok"/>
+        </w:rPr>
+        <w:t xml:space="preserve">, </w:t>
+      </w:r>
+      <w:r>
+        <w:rPr>
+          <w:rStyle w:val="FloatTok"/>
+        </w:rPr>
+        <w:t xml:space="preserve">3.14159</w:t>
+      </w:r>
+      <w:r>
+        <w:rPr>
+          <w:rStyle w:val="NormalTok"/>
+        </w:rPr>
+        <w:t xml:space="preserve">, </w:t>
+      </w:r>
+      <w:r>
+        <w:rPr>
+          <w:rStyle w:val="OperatorTok"/>
+        </w:rPr>
+        <w:t xml:space="preserve">-</w:t>
+      </w:r>
+      <w:r>
+        <w:rPr>
+          <w:rStyle w:val="FloatTok"/>
+        </w:rPr>
+        <w:t xml:space="preserve">1e10</w:t>
+      </w:r>
+      <w:r>
+        <w:rPr>
+          <w:rStyle w:val="NormalTok"/>
+        </w:rPr>
+        <w:t xml:space="preserve">, </w:t>
+      </w:r>
+      <w:r>
+        <w:rPr>
+          <w:rStyle w:val="FloatTok"/>
+        </w:rPr>
+        <w:t xml:space="preserve">2.71828</w:t>
+      </w:r>
+      <w:r>
+        <w:rPr>
+          <w:rStyle w:val="NormalTok"/>
+        </w:rPr>
+        <w:t xml:space="preserve">]</w:t>
+      </w:r>
+      <w:r>
+        <w:br/>
+      </w:r>
+      <w:r>
+        <w:rPr>
+          <w:rStyle w:val="NormalTok"/>
+        </w:rPr>
+        <w:t xml:space="preserve">result </w:t>
+      </w:r>
+      <w:r>
+        <w:rPr>
+          <w:rStyle w:val="OperatorTok"/>
+        </w:rPr>
+        <w:t xml:space="preserve">=</w:t>
+      </w:r>
+      <w:r>
+        <w:rPr>
+          <w:rStyle w:val="NormalTok"/>
+        </w:rPr>
+        <w:t xml:space="preserve"> pairwise_sum(data)</w:t>
+      </w:r>
+      <w:r>
+        <w:br/>
+      </w:r>
+      <w:r>
+        <w:rPr>
+          <w:rStyle w:val="BuiltInTok"/>
+        </w:rPr>
+        <w:t xml:space="preserve">print</w:t>
+      </w:r>
+      <w:r>
+        <w:rPr>
+          <w:rStyle w:val="NormalTok"/>
+        </w:rPr>
+        <w:t xml:space="preserve">(result)</w:t>
+      </w:r>
+      <w:r>
+        <w:br/>
+      </w:r>
+      <w:r>
+        <w:br/>
+      </w:r>
+      <w:r>
+        <w:rPr>
+          <w:rStyle w:val="CommentTok"/>
+        </w:rPr>
+        <w:t xml:space="preserve"># Another example with many small numbers</w:t>
+      </w:r>
+      <w:r>
+        <w:br/>
+      </w:r>
+      <w:r>
+        <w:rPr>
+          <w:rStyle w:val="NormalTok"/>
+        </w:rPr>
+        <w:t xml:space="preserve">small_numbers </w:t>
+      </w:r>
+      <w:r>
+        <w:rPr>
+          <w:rStyle w:val="OperatorTok"/>
+        </w:rPr>
+        <w:t xml:space="preserve">=</w:t>
+      </w:r>
+      <w:r>
+        <w:rPr>
+          <w:rStyle w:val="NormalTok"/>
+        </w:rPr>
+        <w:t xml:space="preserve"> [</w:t>
+      </w:r>
+      <w:r>
+        <w:rPr>
+          <w:rStyle w:val="FloatTok"/>
+        </w:rPr>
+        <w:t xml:space="preserve">0.1</w:t>
+      </w:r>
+      <w:r>
+        <w:rPr>
+          <w:rStyle w:val="NormalTok"/>
+        </w:rPr>
+        <w:t xml:space="preserve">] </w:t>
+      </w:r>
+      <w:r>
+        <w:rPr>
+          <w:rStyle w:val="OperatorTok"/>
+        </w:rPr>
+        <w:t xml:space="preserve">*</w:t>
+      </w:r>
+      <w:r>
+        <w:rPr>
+          <w:rStyle w:val="NormalTok"/>
+        </w:rPr>
         <w:t xml:space="preserve"> </w:t>
       </w:r>
       <w:r>
         <w:rPr>
-          <w:rStyle w:val="VerbatimChar"/>
-        </w:rPr>
-        <w:t xml:space="preserve">pairwise_sum</w:t>
-      </w:r>
-      <w:r>
-        <w:t xml:space="preserve"> </w:t>
-      </w:r>
-      <w:r>
-        <w:t xml:space="preserve">produces the correct result.</w:t>
+          <w:rStyle w:val="DecValTok"/>
+        </w:rPr>
+        <w:t xml:space="preserve">10</w:t>
+      </w:r>
+      <w:r>
+        <w:br/>
+      </w:r>
+      <w:r>
+        <w:rPr>
+          <w:rStyle w:val="NormalTok"/>
+        </w:rPr>
+        <w:t xml:space="preserve">result_small </w:t>
+      </w:r>
+      <w:r>
+        <w:rPr>
+          <w:rStyle w:val="OperatorTok"/>
+        </w:rPr>
+        <w:t xml:space="preserve">=</w:t>
+      </w:r>
+      <w:r>
+        <w:rPr>
+          <w:rStyle w:val="NormalTok"/>
+        </w:rPr>
+        <w:t xml:space="preserve"> pairwise_sum(small_numbers)</w:t>
+      </w:r>
+      <w:r>
+        <w:br/>
+      </w:r>
+      <w:r>
+        <w:rPr>
+          <w:rStyle w:val="BuiltInTok"/>
+        </w:rPr>
+        <w:t xml:space="preserve">print</w:t>
+      </w:r>
+      <w:r>
+        <w:rPr>
+          <w:rStyle w:val="NormalTok"/>
+        </w:rPr>
+        <w:t xml:space="preserve">(result_small)</w:t>
       </w:r>
     </w:p>
     <w:p>
       <w:pPr>
-        <w:pStyle w:val="SourceCode"/>
-      </w:pPr>
-      <w:r>
-        <w:rPr>
-          <w:rStyle w:val="CommentTok"/>
-        </w:rPr>
-        <w:t xml:space="preserve"># A list where naive summation can lead to precision loss.</w:t>
-      </w:r>
-      <w:r>
-        <w:br/>
-      </w:r>
-      <w:r>
-        <w:rPr>
-          <w:rStyle w:val="CommentTok"/>
-        </w:rPr>
-        <w:t xml:space="preserve"># (1.0 + 1e100) results in 1e100, so the initial 1.0 is lost.</w:t>
-      </w:r>
-      <w:r>
-        <w:br/>
-      </w:r>
-      <w:r>
-        <w:rPr>
-          <w:rStyle w:val="CommentTok"/>
-        </w:rPr>
-        <w:t xml:space="preserve"># Then, adding 1.0 again and subtracting 1e100 results in 0.0.</w:t>
-      </w:r>
-      <w:r>
-        <w:br/>
-      </w:r>
-      <w:r>
-        <w:rPr>
-          <w:rStyle w:val="NormalTok"/>
-        </w:rPr>
-        <w:t xml:space="preserve">numbers_list </w:t>
-      </w:r>
-      <w:r>
-        <w:rPr>
-          <w:rStyle w:val="OperatorTok"/>
-        </w:rPr>
-        <w:t xml:space="preserve">=</w:t>
-      </w:r>
-      <w:r>
-        <w:rPr>
-          <w:rStyle w:val="NormalTok"/>
-        </w:rPr>
-        <w:t xml:space="preserve"> [</w:t>
-      </w:r>
-      <w:r>
-        <w:rPr>
-          <w:rStyle w:val="FloatTok"/>
-        </w:rPr>
-        <w:t xml:space="preserve">1.0</w:t>
-      </w:r>
-      <w:r>
-        <w:rPr>
-          <w:rStyle w:val="NormalTok"/>
-        </w:rPr>
-        <w:t xml:space="preserve">, </w:t>
-      </w:r>
-      <w:r>
-        <w:rPr>
-          <w:rStyle w:val="FloatTok"/>
-        </w:rPr>
-        <w:t xml:space="preserve">1e100</w:t>
-      </w:r>
-      <w:r>
-        <w:rPr>
-          <w:rStyle w:val="NormalTok"/>
-        </w:rPr>
-        <w:t xml:space="preserve">, </w:t>
-      </w:r>
-      <w:r>
-        <w:rPr>
-          <w:rStyle w:val="FloatTok"/>
-        </w:rPr>
-        <w:t xml:space="preserve">1.0</w:t>
-      </w:r>
-      <w:r>
-        <w:rPr>
-          <w:rStyle w:val="NormalTok"/>
-        </w:rPr>
-        <w:t xml:space="preserve">, </w:t>
-      </w:r>
-      <w:r>
-        <w:rPr>
-          <w:rStyle w:val="OperatorTok"/>
-        </w:rPr>
-        <w:t xml:space="preserve">-</w:t>
-      </w:r>
-      <w:r>
-        <w:rPr>
-          <w:rStyle w:val="FloatTok"/>
-        </w:rPr>
-        <w:t xml:space="preserve">1e100</w:t>
-      </w:r>
-      <w:r>
-        <w:rPr>
-          <w:rStyle w:val="NormalTok"/>
-        </w:rPr>
-        <w:t xml:space="preserve">]</w:t>
-      </w:r>
-      <w:r>
-        <w:br/>
-      </w:r>
-      <w:r>
-        <w:br/>
-      </w:r>
-      <w:r>
-        <w:rPr>
-          <w:rStyle w:val="CommentTok"/>
-        </w:rPr>
-        <w:t xml:space="preserve"># Using the standard sum() function</w:t>
-      </w:r>
-      <w:r>
-        <w:br/>
-      </w:r>
-      <w:r>
-        <w:rPr>
-          <w:rStyle w:val="NormalTok"/>
-        </w:rPr>
-        <w:t xml:space="preserve">simple_sum </w:t>
-      </w:r>
-      <w:r>
-        <w:rPr>
-          <w:rStyle w:val="OperatorTok"/>
-        </w:rPr>
-        <w:t xml:space="preserve">=</w:t>
-      </w:r>
-      <w:r>
-        <w:rPr>
-          <w:rStyle w:val="NormalTok"/>
-        </w:rPr>
-        <w:t xml:space="preserve"> </w:t>
-      </w:r>
-      <w:r>
-        <w:rPr>
-          <w:rStyle w:val="BuiltInTok"/>
-        </w:rPr>
-        <w:t xml:space="preserve">sum</w:t>
-      </w:r>
-      <w:r>
-        <w:rPr>
-          <w:rStyle w:val="NormalTok"/>
-        </w:rPr>
-        <w:t xml:space="preserve">(numbers_list)</w:t>
-      </w:r>
-      <w:r>
-        <w:br/>
-      </w:r>
-      <w:r>
-        <w:rPr>
-          <w:rStyle w:val="BuiltInTok"/>
-        </w:rPr>
-        <w:t xml:space="preserve">print</w:t>
-      </w:r>
-      <w:r>
-        <w:rPr>
-          <w:rStyle w:val="NormalTok"/>
-        </w:rPr>
-        <w:t xml:space="preserve">(</w:t>
-      </w:r>
-      <w:r>
-        <w:rPr>
-          <w:rStyle w:val="SpecialStringTok"/>
-        </w:rPr>
-        <w:t xml:space="preserve">f"Standard sum: </w:t>
-      </w:r>
-      <w:r>
-        <w:rPr>
-          <w:rStyle w:val="SpecialCharTok"/>
-        </w:rPr>
-        <w:t xml:space="preserve">{</w:t>
-      </w:r>
-      <w:r>
-        <w:rPr>
-          <w:rStyle w:val="NormalTok"/>
-        </w:rPr>
-        <w:t xml:space="preserve">simple_sum</w:t>
-      </w:r>
-      <w:r>
-        <w:rPr>
-          <w:rStyle w:val="SpecialCharTok"/>
-        </w:rPr>
-        <w:t xml:space="preserve">}</w:t>
-      </w:r>
-      <w:r>
-        <w:rPr>
-          <w:rStyle w:val="SpecialStringTok"/>
-        </w:rPr>
-        <w:t xml:space="preserve">"</w:t>
-      </w:r>
-      <w:r>
-        <w:rPr>
-          <w:rStyle w:val="NormalTok"/>
-        </w:rPr>
-        <w:t xml:space="preserve">)</w:t>
-      </w:r>
-      <w:r>
-        <w:br/>
-      </w:r>
-      <w:r>
-        <w:br/>
-      </w:r>
-      <w:r>
-        <w:rPr>
-          <w:rStyle w:val="CommentTok"/>
-        </w:rPr>
-        <w:t xml:space="preserve"># Using the numerically stable pairwise_sum function</w:t>
-      </w:r>
-      <w:r>
-        <w:br/>
-      </w:r>
-      <w:r>
-        <w:rPr>
-          <w:rStyle w:val="NormalTok"/>
-        </w:rPr>
-        <w:t xml:space="preserve">stable_sum </w:t>
-      </w:r>
-      <w:r>
-        <w:rPr>
-          <w:rStyle w:val="OperatorTok"/>
-        </w:rPr>
-        <w:t xml:space="preserve">=</w:t>
-      </w:r>
-      <w:r>
-        <w:rPr>
-          <w:rStyle w:val="NormalTok"/>
-        </w:rPr>
-        <w:t xml:space="preserve"> pairwise_sum(numbers_list)</w:t>
-      </w:r>
-      <w:r>
-        <w:br/>
-      </w:r>
-      <w:r>
-        <w:rPr>
-          <w:rStyle w:val="BuiltInTok"/>
-        </w:rPr>
-        <w:t xml:space="preserve">print</w:t>
-      </w:r>
-      <w:r>
-        <w:rPr>
-          <w:rStyle w:val="NormalTok"/>
-        </w:rPr>
-        <w:t xml:space="preserve">(</w:t>
-      </w:r>
-      <w:r>
-        <w:rPr>
-          <w:rStyle w:val="SpecialStringTok"/>
-        </w:rPr>
-        <w:t xml:space="preserve">f"Pairwise sum: </w:t>
-      </w:r>
-      <w:r>
-        <w:rPr>
-          <w:rStyle w:val="SpecialCharTok"/>
-        </w:rPr>
-        <w:t xml:space="preserve">{</w:t>
-      </w:r>
-      <w:r>
-        <w:rPr>
-          <w:rStyle w:val="NormalTok"/>
-        </w:rPr>
-        <w:t xml:space="preserve">stable_sum</w:t>
-      </w:r>
-      <w:r>
-        <w:rPr>
-          <w:rStyle w:val="SpecialCharTok"/>
-        </w:rPr>
-        <w:t xml:space="preserve">}</w:t>
-      </w:r>
-      <w:r>
-        <w:rPr>
-          <w:rStyle w:val="SpecialStringTok"/>
-        </w:rPr>
-        <w:t xml:space="preserve">"</w:t>
-      </w:r>
-      <w:r>
-        <w:rPr>
-          <w:rStyle w:val="NormalTok"/>
-        </w:rPr>
-        <w:t xml:space="preserve">)</w:t>
+        <w:pStyle w:val="FirstParagraph"/>
+      </w:pPr>
+      <w:r>
+        <w:rPr>
+          <w:b/>
+          <w:bCs/>
+        </w:rPr>
+        <w:t xml:space="preserve">Output:</w:t>
       </w:r>
     </w:p>
     <w:p>
       <w:pPr>
-        <w:pStyle w:val="FirstParagraph"/>
-      </w:pPr>
-      <w:r>
-        <w:rPr>
-          <w:b/>
-          <w:bCs/>
-        </w:rPr>
-        <w:t xml:space="preserve">Output:</w:t>
-      </w:r>
-    </w:p>
-    <w:p>
-      <w:pPr>
         <w:pStyle w:val="SourceCode"/>
       </w:pPr>
       <w:r>
         <w:rPr>
           <w:rStyle w:val="VerbatimChar"/>
         </w:rPr>
-        <w:t xml:space="preserve">Standard sum: 0.0</w:t>
+        <w:t xml:space="preserve">5.85987</w:t>
       </w:r>
       <w:r>
         <w:br/>
@@ -1696,7 +1966,7 @@
         <w:rPr>
           <w:rStyle w:val="VerbatimChar"/>
         </w:rPr>
-        <w:t xml:space="preserve">Pairwise sum: 2.0</w:t>
+        <w:t xml:space="preserve">0.9999999999999999</w:t>
       </w:r>
     </w:p>
     <w:p>
@@ -1727,7 +1997,7 @@
     </w:p>
     <w:bookmarkEnd w:id="22"/>
     <w:bookmarkEnd w:id="23"/>
-    <w:bookmarkStart w:id="29" w:name="function-split_into_chunks"/>
+    <w:bookmarkStart w:id="29" w:name="Xd0e48580eee8b53bfd4a4a24d50d3569072a1ce"/>
     <w:p>
       <w:pPr>
         <w:pStyle w:val="Heading1"/>
@@ -1742,7 +2012,7 @@
         <w:tab/>
       </w:r>
       <w:r>
-        <w:t xml:space="preserve">Function: split_into_chunks</w:t>
+        <w:t xml:space="preserve">Function: split_into_chunks(text: str, size: int)</w:t>
       </w:r>
     </w:p>
     <w:bookmarkStart w:id="24" w:name="overview-2"/>
@@ -1783,7 +2053,7 @@
         <w:t xml:space="preserve"> </w:t>
       </w:r>
       <w:r>
-        <w:t xml:space="preserve">function divides a given string into a series of smaller, fixed-size substrings.</w:t>
+        <w:t xml:space="preserve">function divides a given string into a series of smaller, fixed-size substrings, returned as a tuple.</w:t>
       </w:r>
     </w:p>
     <w:bookmarkEnd w:id="24"/>
@@ -1985,7 +2255,7 @@
         <w:t xml:space="preserve"> </w:t>
       </w:r>
       <w:r>
-        <w:t xml:space="preserve">parameter. It checks if</w:t>
+        <w:t xml:space="preserve">parameter. If</w:t>
       </w:r>
       <w:r>
         <w:t xml:space="preserve"> </w:t>
@@ -2000,7 +2270,7 @@
         <w:t xml:space="preserve"> </w:t>
       </w:r>
       <w:r>
-        <w:t xml:space="preserve">is a positive number. If</w:t>
+        <w:t xml:space="preserve">is zero or a negative number, it raises a</w:t>
       </w:r>
       <w:r>
         <w:t xml:space="preserve"> </w:t>
@@ -2009,28 +2279,13 @@
         <w:rPr>
           <w:rStyle w:val="VerbatimChar"/>
         </w:rPr>
-        <w:t xml:space="preserve">size</w:t>
+        <w:t xml:space="preserve">ValueError</w:t>
       </w:r>
       <w:r>
         <w:t xml:space="preserve"> </w:t>
       </w:r>
       <w:r>
-        <w:t xml:space="preserve">is zero or negative, the function raises a</w:t>
-      </w:r>
-      <w:r>
-        <w:t xml:space="preserve"> </w:t>
-      </w:r>
-      <w:r>
-        <w:rPr>
-          <w:rStyle w:val="VerbatimChar"/>
-        </w:rPr>
-        <w:t xml:space="preserve">ValueError</w:t>
-      </w:r>
-      <w:r>
-        <w:t xml:space="preserve"> </w:t>
-      </w:r>
-      <w:r>
-        <w:t xml:space="preserve">to prevent invalid slicing operations.</w:t>
+        <w:t xml:space="preserve">because it’s impossible to create chunks of non-positive length.</w:t>
       </w:r>
     </w:p>
     <w:p>
@@ -2053,7 +2308,7 @@
         <w:t xml:space="preserve"> </w:t>
       </w:r>
       <w:r>
-        <w:t xml:space="preserve">is valid, the function proceeds to slice the string. It uses a generator expression that iterates through the input</w:t>
+        <w:t xml:space="preserve">is valid, the function proceeds to iterate through the input</w:t>
       </w:r>
       <w:r>
         <w:t xml:space="preserve"> </w:t>
@@ -2068,7 +2323,7 @@
         <w:t xml:space="preserve"> </w:t>
       </w:r>
       <w:r>
-        <w:t xml:space="preserve">with a step equal to</w:t>
+        <w:t xml:space="preserve">using a generator expression. It generates start indices for each chunk using</w:t>
       </w:r>
       <w:r>
         <w:t xml:space="preserve"> </w:t>
@@ -2077,10 +2332,22 @@
         <w:rPr>
           <w:rStyle w:val="VerbatimChar"/>
         </w:rPr>
+        <w:t xml:space="preserve">range(0, len(text), size)</w:t>
+      </w:r>
+      <w:r>
+        <w:t xml:space="preserve">, which steps through the string’s indices by the given</w:t>
+      </w:r>
+      <w:r>
+        <w:t xml:space="preserve"> </w:t>
+      </w:r>
+      <w:r>
+        <w:rPr>
+          <w:rStyle w:val="VerbatimChar"/>
+        </w:rPr>
         <w:t xml:space="preserve">size</w:t>
       </w:r>
       <w:r>
-        <w:t xml:space="preserve">. In each iteration, it creates a substring of length</w:t>
+        <w:t xml:space="preserve">. For each start index</w:t>
       </w:r>
       <w:r>
         <w:t xml:space="preserve"> </w:t>
@@ -2089,149 +2356,131 @@
         <w:rPr>
           <w:rStyle w:val="VerbatimChar"/>
         </w:rPr>
-        <w:t xml:space="preserve">size</w:t>
+        <w:t xml:space="preserve">i</w:t>
+      </w:r>
+      <w:r>
+        <w:t xml:space="preserve">, it slices the string from that index to</w:t>
       </w:r>
       <w:r>
         <w:t xml:space="preserve"> </w:t>
       </w:r>
       <w:r>
-        <w:t xml:space="preserve">using Python’s slicing mechanism</w:t>
-      </w:r>
-      <w:r>
-        <w:t xml:space="preserve"> </w:t>
-      </w:r>
-      <w:r>
         <w:rPr>
           <w:rStyle w:val="VerbatimChar"/>
         </w:rPr>
-        <w:t xml:space="preserve">text[i : i + size]</w:t>
-      </w:r>
-      <w:r>
-        <w:t xml:space="preserve">. This process continues until the entire string has been covered.</w:t>
+        <w:t xml:space="preserve">i + size</w:t>
+      </w:r>
+      <w:r>
+        <w:t xml:space="preserve">.</w:t>
       </w:r>
     </w:p>
     <w:p>
       <w:pPr>
-        <w:pStyle w:val="BodyText"/>
-      </w:pPr>
-      <w:r>
-        <w:t xml:space="preserve">Finally, all the generated substrings are collected into a</w:t>
-      </w:r>
-      <w:r>
+        <w:pStyle w:val="SourceCode"/>
+      </w:pPr>
+      <w:r>
+        <w:rPr>
+          <w:rStyle w:val="BuiltInTok"/>
+        </w:rPr>
+        <w:t xml:space="preserve">tuple</w:t>
+      </w:r>
+      <w:r>
+        <w:rPr>
+          <w:rStyle w:val="NormalTok"/>
+        </w:rPr>
+        <w:t xml:space="preserve">(text[i : i </w:t>
+      </w:r>
+      <w:r>
+        <w:rPr>
+          <w:rStyle w:val="OperatorTok"/>
+        </w:rPr>
+        <w:t xml:space="preserve">+</w:t>
+      </w:r>
+      <w:r>
+        <w:rPr>
+          <w:rStyle w:val="NormalTok"/>
+        </w:rPr>
+        <w:t xml:space="preserve"> size] </w:t>
+      </w:r>
+      <w:r>
+        <w:rPr>
+          <w:rStyle w:val="ControlFlowTok"/>
+        </w:rPr>
+        <w:t xml:space="preserve">for</w:t>
+      </w:r>
+      <w:r>
+        <w:rPr>
+          <w:rStyle w:val="NormalTok"/>
+        </w:rPr>
+        <w:t xml:space="preserve"> i </w:t>
+      </w:r>
+      <w:r>
+        <w:rPr>
+          <w:rStyle w:val="KeywordTok"/>
+        </w:rPr>
+        <w:t xml:space="preserve">in</w:t>
+      </w:r>
+      <w:r>
+        <w:rPr>
+          <w:rStyle w:val="NormalTok"/>
+        </w:rPr>
         <w:t xml:space="preserve"> </w:t>
       </w:r>
       <w:r>
         <w:rPr>
-          <w:rStyle w:val="VerbatimChar"/>
-        </w:rPr>
-        <w:t xml:space="preserve">tuple</w:t>
-      </w:r>
-      <w:r>
-        <w:t xml:space="preserve">, which is the return value of the function. Note that if the total length of the</w:t>
-      </w:r>
-      <w:r>
-        <w:t xml:space="preserve"> </w:t>
-      </w:r>
-      <w:r>
-        <w:rPr>
-          <w:rStyle w:val="VerbatimChar"/>
-        </w:rPr>
-        <w:t xml:space="preserve">text</w:t>
-      </w:r>
-      <w:r>
-        <w:t xml:space="preserve"> </w:t>
-      </w:r>
-      <w:r>
-        <w:t xml:space="preserve">is not a multiple of</w:t>
-      </w:r>
-      <w:r>
-        <w:t xml:space="preserve"> </w:t>
-      </w:r>
-      <w:r>
-        <w:rPr>
-          <w:rStyle w:val="VerbatimChar"/>
-        </w:rPr>
-        <w:t xml:space="preserve">size</w:t>
-      </w:r>
-      <w:r>
-        <w:t xml:space="preserve">, the last substring in the tuple will be shorter than the specified</w:t>
-      </w:r>
-      <w:r>
-        <w:t xml:space="preserve"> </w:t>
-      </w:r>
-      <w:r>
-        <w:rPr>
-          <w:rStyle w:val="VerbatimChar"/>
-        </w:rPr>
-        <w:t xml:space="preserve">size</w:t>
-      </w:r>
-      <w:r>
-        <w:t xml:space="preserve">.</w:t>
+          <w:rStyle w:val="BuiltInTok"/>
+        </w:rPr>
+        <w:t xml:space="preserve">range</w:t>
+      </w:r>
+      <w:r>
+        <w:rPr>
+          <w:rStyle w:val="NormalTok"/>
+        </w:rPr>
+        <w:t xml:space="preserve">(</w:t>
+      </w:r>
+      <w:r>
+        <w:rPr>
+          <w:rStyle w:val="DecValTok"/>
+        </w:rPr>
+        <w:t xml:space="preserve">0</w:t>
+      </w:r>
+      <w:r>
+        <w:rPr>
+          <w:rStyle w:val="NormalTok"/>
+        </w:rPr>
+        <w:t xml:space="preserve">, </w:t>
+      </w:r>
+      <w:r>
+        <w:rPr>
+          <w:rStyle w:val="BuiltInTok"/>
+        </w:rPr>
+        <w:t xml:space="preserve">len</w:t>
+      </w:r>
+      <w:r>
+        <w:rPr>
+          <w:rStyle w:val="NormalTok"/>
+        </w:rPr>
+        <w:t xml:space="preserve">(text), size))</w:t>
       </w:r>
     </w:p>
     <w:p>
       <w:pPr>
-        <w:pStyle w:val="SourceCode"/>
-      </w:pPr>
-      <w:r>
-        <w:rPr>
-          <w:rStyle w:val="CommentTok"/>
-        </w:rPr>
-        <w:t xml:space="preserve"># Internal logic for a text "abcdefg" and size 3</w:t>
-      </w:r>
-      <w:r>
-        <w:br/>
-      </w:r>
-      <w:r>
-        <w:rPr>
-          <w:rStyle w:val="CommentTok"/>
-        </w:rPr>
-        <w:t xml:space="preserve"># 1. Check if size (3) &gt; 0. It is.</w:t>
-      </w:r>
-      <w:r>
-        <w:br/>
-      </w:r>
-      <w:r>
-        <w:rPr>
-          <w:rStyle w:val="CommentTok"/>
-        </w:rPr>
-        <w:t xml:space="preserve"># 2. range(0, len("abcdefg"), 3) generates indices 0, 3, 6.</w:t>
-      </w:r>
-      <w:r>
-        <w:br/>
-      </w:r>
-      <w:r>
-        <w:rPr>
-          <w:rStyle w:val="CommentTok"/>
-        </w:rPr>
-        <w:t xml:space="preserve"># 3. First chunk: text[0:3] -&gt; "abc"</w:t>
-      </w:r>
-      <w:r>
-        <w:br/>
-      </w:r>
-      <w:r>
-        <w:rPr>
-          <w:rStyle w:val="CommentTok"/>
-        </w:rPr>
-        <w:t xml:space="preserve"># 4. Second chunk: text[3:6] -&gt; "def"</w:t>
-      </w:r>
-      <w:r>
-        <w:br/>
-      </w:r>
-      <w:r>
-        <w:rPr>
-          <w:rStyle w:val="CommentTok"/>
-        </w:rPr>
-        <w:t xml:space="preserve"># 5. Third chunk: text[6:9] -&gt; "g" (shorter than size)</w:t>
-      </w:r>
-      <w:r>
-        <w:br/>
-      </w:r>
-      <w:r>
-        <w:rPr>
-          <w:rStyle w:val="CommentTok"/>
-        </w:rPr>
-        <w:t xml:space="preserve"># 6. Return tuple: ("abc", "def", "g")</w:t>
+        <w:pStyle w:val="FirstParagraph"/>
+      </w:pPr>
+      <w:r>
+        <w:t xml:space="preserve">This slicing mechanism automatically handles the last chunk; if the remaining string length is less than</w:t>
+      </w:r>
+      <w:r>
+        <w:t xml:space="preserve"> </w:t>
+      </w:r>
+      <w:r>
+        <w:rPr>
+          <w:rStyle w:val="VerbatimChar"/>
+        </w:rPr>
+        <w:t xml:space="preserve">size</w:t>
+      </w:r>
+      <w:r>
+        <w:t xml:space="preserve">, the slice will simply include all remaining characters. The resulting substrings are then collected into a tuple and returned.</w:t>
       </w:r>
     </w:p>
     <w:bookmarkEnd w:id="26"/>
@@ -2316,7 +2565,7 @@
         </w:numPr>
       </w:pPr>
       <w:r>
-        <w:t xml:space="preserve">The last chunk in the returned tuple may be shorter than the specified</w:t>
+        <w:t xml:space="preserve">The final chunk in the returned tuple may be shorter than the specified</w:t>
       </w:r>
       <w:r>
         <w:t xml:space="preserve"> </w:t>
@@ -2385,7 +2634,37 @@
         <w:t xml:space="preserve"> </w:t>
       </w:r>
       <w:r>
-        <w:t xml:space="preserve">of strings, not a list.</w:t>
+        <w:t xml:space="preserve">of strings. If the input</w:t>
+      </w:r>
+      <w:r>
+        <w:t xml:space="preserve"> </w:t>
+      </w:r>
+      <w:r>
+        <w:rPr>
+          <w:rStyle w:val="VerbatimChar"/>
+        </w:rPr>
+        <w:t xml:space="preserve">text</w:t>
+      </w:r>
+      <w:r>
+        <w:t xml:space="preserve"> </w:t>
+      </w:r>
+      <w:r>
+        <w:t xml:space="preserve">is empty, an empty tuple</w:t>
+      </w:r>
+      <w:r>
+        <w:t xml:space="preserve"> </w:t>
+      </w:r>
+      <w:r>
+        <w:rPr>
+          <w:rStyle w:val="VerbatimChar"/>
+        </w:rPr>
+        <w:t xml:space="preserve">()</w:t>
+      </w:r>
+      <w:r>
+        <w:t xml:space="preserve"> </w:t>
+      </w:r>
+      <w:r>
+        <w:t xml:space="preserve">is returned.</w:t>
       </w:r>
     </w:p>
     <w:p>
@@ -2400,7 +2679,7 @@
         <w:t xml:space="preserve">Output Example</w:t>
       </w:r>
       <w:r>
-        <w:t xml:space="preserve">: A possible return value for a given string and size.</w:t>
+        <w:t xml:space="preserve">: A tuple containing string chunks.</w:t>
       </w:r>
     </w:p>
     <w:p>
@@ -2411,7 +2690,7 @@
         <w:rPr>
           <w:rStyle w:val="VerbatimChar"/>
         </w:rPr>
-        <w:t xml:space="preserve">('This ', 'is a ', 'sampl', 'e tex', 't.')</w:t>
+        <w:t xml:space="preserve">('This is a ', 'sample str', 'ing.')</w:t>
       </w:r>
     </w:p>
     <w:bookmarkEnd w:id="27"/>
@@ -2450,7 +2729,7 @@
         <w:rPr>
           <w:rStyle w:val="NormalTok"/>
         </w:rPr>
-        <w:t xml:space="preserve">long_string </w:t>
+        <w:t xml:space="preserve">input_string </w:t>
       </w:r>
       <w:r>
         <w:rPr>
@@ -2468,7 +2747,7 @@
         <w:rPr>
           <w:rStyle w:val="StringTok"/>
         </w:rPr>
-        <w:t xml:space="preserve">"This is a sample text for splitting into chunks."</w:t>
+        <w:t xml:space="preserve">"This is a sample string for demonstration."</w:t>
       </w:r>
       <w:r>
         <w:br/>
@@ -2477,7 +2756,7 @@
         <w:rPr>
           <w:rStyle w:val="NormalTok"/>
         </w:rPr>
-        <w:t xml:space="preserve">chunk_length </w:t>
+        <w:t xml:space="preserve">chunk_size </w:t>
       </w:r>
       <w:r>
         <w:rPr>
@@ -2522,7 +2801,7 @@
         <w:rPr>
           <w:rStyle w:val="NormalTok"/>
         </w:rPr>
-        <w:t xml:space="preserve">    chunks </w:t>
+        <w:t xml:space="preserve">    result </w:t>
       </w:r>
       <w:r>
         <w:rPr>
@@ -2534,7 +2813,7 @@
         <w:rPr>
           <w:rStyle w:val="NormalTok"/>
         </w:rPr>
-        <w:t xml:space="preserve"> split_into_chunks(long_string, chunk_length)</w:t>
+        <w:t xml:space="preserve"> split_into_chunks(input_string, chunk_size)</w:t>
       </w:r>
       <w:r>
         <w:br/>
@@ -2555,7 +2834,7 @@
         <w:rPr>
           <w:rStyle w:val="NormalTok"/>
         </w:rPr>
-        <w:t xml:space="preserve">(chunks)</w:t>
+        <w:t xml:space="preserve">(result)</w:t>
       </w:r>
       <w:r>
         <w:br/>
@@ -2627,13 +2906,100 @@
         <w:rPr>
           <w:rStyle w:val="CommentTok"/>
         </w:rPr>
-        <w:t xml:space="preserve"># Example with an invalid size</w:t>
+        <w:t xml:space="preserve"># Example with a string length not divisible by chunk size</w:t>
       </w:r>
       <w:r>
         <w:br/>
       </w:r>
       <w:r>
         <w:rPr>
+          <w:rStyle w:val="NormalTok"/>
+        </w:rPr>
+        <w:t xml:space="preserve">short_string </w:t>
+      </w:r>
+      <w:r>
+        <w:rPr>
+          <w:rStyle w:val="OperatorTok"/>
+        </w:rPr>
+        <w:t xml:space="preserve">=</w:t>
+      </w:r>
+      <w:r>
+        <w:rPr>
+          <w:rStyle w:val="NormalTok"/>
+        </w:rPr>
+        <w:t xml:space="preserve"> </w:t>
+      </w:r>
+      <w:r>
+        <w:rPr>
+          <w:rStyle w:val="StringTok"/>
+        </w:rPr>
+        <w:t xml:space="preserve">"abcdefg"</w:t>
+      </w:r>
+      <w:r>
+        <w:br/>
+      </w:r>
+      <w:r>
+        <w:rPr>
+          <w:rStyle w:val="NormalTok"/>
+        </w:rPr>
+        <w:t xml:space="preserve">result_short </w:t>
+      </w:r>
+      <w:r>
+        <w:rPr>
+          <w:rStyle w:val="OperatorTok"/>
+        </w:rPr>
+        <w:t xml:space="preserve">=</w:t>
+      </w:r>
+      <w:r>
+        <w:rPr>
+          <w:rStyle w:val="NormalTok"/>
+        </w:rPr>
+        <w:t xml:space="preserve"> split_into_chunks(short_string, </w:t>
+      </w:r>
+      <w:r>
+        <w:rPr>
+          <w:rStyle w:val="DecValTok"/>
+        </w:rPr>
+        <w:t xml:space="preserve">3</w:t>
+      </w:r>
+      <w:r>
+        <w:rPr>
+          <w:rStyle w:val="NormalTok"/>
+        </w:rPr>
+        <w:t xml:space="preserve">)</w:t>
+      </w:r>
+      <w:r>
+        <w:br/>
+      </w:r>
+      <w:r>
+        <w:rPr>
+          <w:rStyle w:val="BuiltInTok"/>
+        </w:rPr>
+        <w:t xml:space="preserve">print</w:t>
+      </w:r>
+      <w:r>
+        <w:rPr>
+          <w:rStyle w:val="NormalTok"/>
+        </w:rPr>
+        <w:t xml:space="preserve">(result_short)</w:t>
+      </w:r>
+      <w:r>
+        <w:br/>
+      </w:r>
+      <w:r>
+        <w:br/>
+      </w:r>
+      <w:r>
+        <w:rPr>
+          <w:rStyle w:val="CommentTok"/>
+        </w:rPr>
+        <w:t xml:space="preserve"># Example of an invalid size</w:t>
+      </w:r>
+      <w:r>
+        <w:br/>
+      </w:r>
+      <w:r>
+        <w:rPr>
           <w:rStyle w:val="ControlFlowTok"/>
         </w:rPr>
         <w:t xml:space="preserve">try</w:t>
@@ -2651,130 +3017,127 @@
         <w:rPr>
           <w:rStyle w:val="NormalTok"/>
         </w:rPr>
-        <w:t xml:space="preserve">    invalid_chunks </w:t>
-      </w:r>
-      <w:r>
-        <w:rPr>
-          <w:rStyle w:val="OperatorTok"/>
-        </w:rPr>
-        <w:t xml:space="preserve">=</w:t>
+        <w:t xml:space="preserve">    split_into_chunks(</w:t>
+      </w:r>
+      <w:r>
+        <w:rPr>
+          <w:rStyle w:val="StringTok"/>
+        </w:rPr>
+        <w:t xml:space="preserve">"some text"</w:t>
       </w:r>
       <w:r>
         <w:rPr>
           <w:rStyle w:val="NormalTok"/>
         </w:rPr>
-        <w:t xml:space="preserve"> split_into_chunks(</w:t>
-      </w:r>
-      <w:r>
-        <w:rPr>
-          <w:rStyle w:val="StringTok"/>
-        </w:rPr>
-        <w:t xml:space="preserve">"some text"</w:t>
+        <w:t xml:space="preserve">, </w:t>
+      </w:r>
+      <w:r>
+        <w:rPr>
+          <w:rStyle w:val="DecValTok"/>
+        </w:rPr>
+        <w:t xml:space="preserve">0</w:t>
       </w:r>
       <w:r>
         <w:rPr>
           <w:rStyle w:val="NormalTok"/>
         </w:rPr>
-        <w:t xml:space="preserve">, </w:t>
-      </w:r>
-      <w:r>
-        <w:rPr>
-          <w:rStyle w:val="OperatorTok"/>
-        </w:rPr>
-        <w:t xml:space="preserve">-</w:t>
-      </w:r>
-      <w:r>
-        <w:rPr>
-          <w:rStyle w:val="DecValTok"/>
-        </w:rPr>
-        <w:t xml:space="preserve">5</w:t>
+        <w:t xml:space="preserve">)</w:t>
+      </w:r>
+      <w:r>
+        <w:br/>
+      </w:r>
+      <w:r>
+        <w:rPr>
+          <w:rStyle w:val="ControlFlowTok"/>
+        </w:rPr>
+        <w:t xml:space="preserve">except</w:t>
       </w:r>
       <w:r>
         <w:rPr>
           <w:rStyle w:val="NormalTok"/>
         </w:rPr>
+        <w:t xml:space="preserve"> </w:t>
+      </w:r>
+      <w:r>
+        <w:rPr>
+          <w:rStyle w:val="PreprocessorTok"/>
+        </w:rPr>
+        <w:t xml:space="preserve">ValueError</w:t>
+      </w:r>
+      <w:r>
+        <w:rPr>
+          <w:rStyle w:val="NormalTok"/>
+        </w:rPr>
+        <w:t xml:space="preserve"> </w:t>
+      </w:r>
+      <w:r>
+        <w:rPr>
+          <w:rStyle w:val="ImportTok"/>
+        </w:rPr>
+        <w:t xml:space="preserve">as</w:t>
+      </w:r>
+      <w:r>
+        <w:rPr>
+          <w:rStyle w:val="NormalTok"/>
+        </w:rPr>
+        <w:t xml:space="preserve"> e:</w:t>
+      </w:r>
+      <w:r>
+        <w:br/>
+      </w:r>
+      <w:r>
+        <w:rPr>
+          <w:rStyle w:val="NormalTok"/>
+        </w:rPr>
+        <w:t xml:space="preserve">    </w:t>
+      </w:r>
+      <w:r>
+        <w:rPr>
+          <w:rStyle w:val="BuiltInTok"/>
+        </w:rPr>
+        <w:t xml:space="preserve">print</w:t>
+      </w:r>
+      <w:r>
+        <w:rPr>
+          <w:rStyle w:val="NormalTok"/>
+        </w:rPr>
+        <w:t xml:space="preserve">(</w:t>
+      </w:r>
+      <w:r>
+        <w:rPr>
+          <w:rStyle w:val="SpecialStringTok"/>
+        </w:rPr>
+        <w:t xml:space="preserve">f"Error: </w:t>
+      </w:r>
+      <w:r>
+        <w:rPr>
+          <w:rStyle w:val="SpecialCharTok"/>
+        </w:rPr>
+        <w:t xml:space="preserve">{</w:t>
+      </w:r>
+      <w:r>
+        <w:rPr>
+          <w:rStyle w:val="NormalTok"/>
+        </w:rPr>
+        <w:t xml:space="preserve">e</w:t>
+      </w:r>
+      <w:r>
+        <w:rPr>
+          <w:rStyle w:val="SpecialCharTok"/>
+        </w:rPr>
+        <w:t xml:space="preserve">}</w:t>
+      </w:r>
+      <w:r>
+        <w:rPr>
+          <w:rStyle w:val="SpecialStringTok"/>
+        </w:rPr>
+        <w:t xml:space="preserve">"</w:t>
+      </w:r>
+      <w:r>
+        <w:rPr>
+          <w:rStyle w:val="NormalTok"/>
+        </w:rPr>
         <w:t xml:space="preserve">)</w:t>
-      </w:r>
-      <w:r>
-        <w:br/>
-      </w:r>
-      <w:r>
-        <w:rPr>
-          <w:rStyle w:val="NormalTok"/>
-        </w:rPr>
-        <w:t xml:space="preserve">    </w:t>
-      </w:r>
-      <w:r>
-        <w:rPr>
-          <w:rStyle w:val="BuiltInTok"/>
-        </w:rPr>
-        <w:t xml:space="preserve">print</w:t>
-      </w:r>
-      <w:r>
-        <w:rPr>
-          <w:rStyle w:val="NormalTok"/>
-        </w:rPr>
-        <w:t xml:space="preserve">(invalid_chunks)</w:t>
-      </w:r>
-      <w:r>
-        <w:br/>
-      </w:r>
-      <w:r>
-        <w:rPr>
-          <w:rStyle w:val="ControlFlowTok"/>
-        </w:rPr>
-        <w:t xml:space="preserve">except</w:t>
-      </w:r>
-      <w:r>
-        <w:rPr>
-          <w:rStyle w:val="NormalTok"/>
-        </w:rPr>
-        <w:t xml:space="preserve"> </w:t>
-      </w:r>
-      <w:r>
-        <w:rPr>
-          <w:rStyle w:val="PreprocessorTok"/>
-        </w:rPr>
-        <w:t xml:space="preserve">ValueError</w:t>
-      </w:r>
-      <w:r>
-        <w:rPr>
-          <w:rStyle w:val="NormalTok"/>
-        </w:rPr>
-        <w:t xml:space="preserve"> </w:t>
-      </w:r>
-      <w:r>
-        <w:rPr>
-          <w:rStyle w:val="ImportTok"/>
-        </w:rPr>
-        <w:t xml:space="preserve">as</w:t>
-      </w:r>
-      <w:r>
-        <w:rPr>
-          <w:rStyle w:val="NormalTok"/>
-        </w:rPr>
-        <w:t xml:space="preserve"> e:</w:t>
-      </w:r>
-      <w:r>
-        <w:br/>
-      </w:r>
-      <w:r>
-        <w:rPr>
-          <w:rStyle w:val="NormalTok"/>
-        </w:rPr>
-        <w:t xml:space="preserve">    </w:t>
-      </w:r>
-      <w:r>
-        <w:rPr>
-          <w:rStyle w:val="BuiltInTok"/>
-        </w:rPr>
-        <w:t xml:space="preserve">print</w:t>
-      </w:r>
-      <w:r>
-        <w:rPr>
-          <w:rStyle w:val="NormalTok"/>
-        </w:rPr>
-        <w:t xml:space="preserve">(e)</w:t>
       </w:r>
     </w:p>
     <w:p>
@@ -2797,7 +3160,7 @@
         <w:rPr>
           <w:rStyle w:val="VerbatimChar"/>
         </w:rPr>
-        <w:t xml:space="preserve">('This is a ', 'sample tex', 't for spli', 'tting into', ' chunks.')</w:t>
+        <w:t xml:space="preserve">('This is a ', 'sample str', 'ing for de', 'monstratio', 'n.')</w:t>
       </w:r>
       <w:r>
         <w:br/>
@@ -2806,7 +3169,16 @@
         <w:rPr>
           <w:rStyle w:val="VerbatimChar"/>
         </w:rPr>
-        <w:t xml:space="preserve">size must be positive</w:t>
+        <w:t xml:space="preserve">('abc', 'def', 'g')</w:t>
+      </w:r>
+      <w:r>
+        <w:br/>
+      </w:r>
+      <w:r>
+        <w:rPr>
+          <w:rStyle w:val="VerbatimChar"/>
+        </w:rPr>
+        <w:t xml:space="preserve">Error: size must be positive</w:t>
       </w:r>
     </w:p>
     <w:p>

--- a/random_module_two.docx
+++ b/random_module_two.docx
@@ -103,7 +103,7 @@
         <w:t xml:space="preserve"> </w:t>
       </w:r>
       <w:r>
-        <w:t xml:space="preserve">function calculates the total number of vowels within a given input string in a case-insensitive manner.</w:t>
+        <w:t xml:space="preserve">function counts the total number of vowels within a given string in a case-insensitive manner.</w:t>
       </w:r>
     </w:p>
     <w:bookmarkEnd w:id="10"/>
@@ -170,146 +170,469 @@
         <w:pStyle w:val="FirstParagraph"/>
       </w:pPr>
       <w:r>
-        <w:t xml:space="preserve">This function provides a straightforward way to count vowel occurrences in a string. The core logic is executed in two main steps:</w:t>
-      </w:r>
-    </w:p>
-    <w:p>
-      <w:pPr>
+        <w:t xml:space="preserve">This function provides a simple and efficient way to determine the vowel count in any given text.</w:t>
+      </w:r>
+    </w:p>
+    <w:p>
+      <w:pPr>
+        <w:pStyle w:val="BodyText"/>
+      </w:pPr>
+      <w:r>
+        <w:t xml:space="preserve">The core logic begins by defining a</w:t>
+      </w:r>
+      <w:r>
+        <w:t xml:space="preserve"> </w:t>
+      </w:r>
+      <w:r>
+        <w:rPr>
+          <w:rStyle w:val="VerbatimChar"/>
+        </w:rPr>
+        <w:t xml:space="preserve">set</w:t>
+      </w:r>
+      <w:r>
+        <w:t xml:space="preserve"> </w:t>
+      </w:r>
+      <w:r>
+        <w:t xml:space="preserve">named</w:t>
+      </w:r>
+      <w:r>
+        <w:t xml:space="preserve"> </w:t>
+      </w:r>
+      <w:r>
+        <w:rPr>
+          <w:rStyle w:val="VerbatimChar"/>
+        </w:rPr>
+        <w:t xml:space="preserve">vowels</w:t>
+      </w:r>
+      <w:r>
+        <w:t xml:space="preserve"> </w:t>
+      </w:r>
+      <w:r>
+        <w:t xml:space="preserve">which contains all English vowels in both lowercase (</w:t>
+      </w:r>
+      <w:r>
+        <w:rPr>
+          <w:rStyle w:val="VerbatimChar"/>
+        </w:rPr>
+        <w:t xml:space="preserve">a, e, i, o, u</w:t>
+      </w:r>
+      <w:r>
+        <w:t xml:space="preserve">) and uppercase (</w:t>
+      </w:r>
+      <w:r>
+        <w:rPr>
+          <w:rStyle w:val="VerbatimChar"/>
+        </w:rPr>
+        <w:t xml:space="preserve">A, E, I, O, U</w:t>
+      </w:r>
+      <w:r>
+        <w:t xml:space="preserve">). Using a set allows for highly efficient membership testing, which is faster than searching through a list or string repeatedly.</w:t>
+      </w:r>
+    </w:p>
+    <w:p>
+      <w:pPr>
+        <w:pStyle w:val="BodyText"/>
+      </w:pPr>
+      <w:r>
+        <w:t xml:space="preserve">The function then iterates through each character (</w:t>
+      </w:r>
+      <w:r>
+        <w:rPr>
+          <w:rStyle w:val="VerbatimChar"/>
+        </w:rPr>
+        <w:t xml:space="preserve">ch</w:t>
+      </w:r>
+      <w:r>
+        <w:t xml:space="preserve">) in the input</w:t>
+      </w:r>
+      <w:r>
+        <w:t xml:space="preserve"> </w:t>
+      </w:r>
+      <w:r>
+        <w:rPr>
+          <w:rStyle w:val="VerbatimChar"/>
+        </w:rPr>
+        <w:t xml:space="preserve">text</w:t>
+      </w:r>
+      <w:r>
+        <w:t xml:space="preserve">. For each character, it checks if the character is present in the</w:t>
+      </w:r>
+      <w:r>
+        <w:t xml:space="preserve"> </w:t>
+      </w:r>
+      <w:r>
+        <w:rPr>
+          <w:rStyle w:val="VerbatimChar"/>
+        </w:rPr>
+        <w:t xml:space="preserve">vowels</w:t>
+      </w:r>
+      <w:r>
+        <w:t xml:space="preserve"> </w:t>
+      </w:r>
+      <w:r>
+        <w:t xml:space="preserve">set. A generator expression,</w:t>
+      </w:r>
+      <w:r>
+        <w:t xml:space="preserve"> </w:t>
+      </w:r>
+      <w:r>
+        <w:rPr>
+          <w:rStyle w:val="VerbatimChar"/>
+        </w:rPr>
+        <w:t xml:space="preserve">(1 for ch in text if ch in vowels)</w:t>
+      </w:r>
+      <w:r>
+        <w:t xml:space="preserve">, yields a</w:t>
+      </w:r>
+      <w:r>
+        <w:t xml:space="preserve"> </w:t>
+      </w:r>
+      <w:r>
+        <w:rPr>
+          <w:rStyle w:val="VerbatimChar"/>
+        </w:rPr>
+        <w:t xml:space="preserve">1</w:t>
+      </w:r>
+      <w:r>
+        <w:t xml:space="preserve"> </w:t>
+      </w:r>
+      <w:r>
+        <w:t xml:space="preserve">for every character that is a vowel.</w:t>
+      </w:r>
+    </w:p>
+    <w:p>
+      <w:pPr>
+        <w:pStyle w:val="BodyText"/>
+      </w:pPr>
+      <w:r>
+        <w:t xml:space="preserve">Finally, the built-in</w:t>
+      </w:r>
+      <w:r>
+        <w:t xml:space="preserve"> </w:t>
+      </w:r>
+      <w:r>
+        <w:rPr>
+          <w:rStyle w:val="VerbatimChar"/>
+        </w:rPr>
+        <w:t xml:space="preserve">sum()</w:t>
+      </w:r>
+      <w:r>
+        <w:t xml:space="preserve"> </w:t>
+      </w:r>
+      <w:r>
+        <w:t xml:space="preserve">function is used to tally all the</w:t>
+      </w:r>
+      <w:r>
+        <w:t xml:space="preserve"> </w:t>
+      </w:r>
+      <w:r>
+        <w:rPr>
+          <w:rStyle w:val="VerbatimChar"/>
+        </w:rPr>
+        <w:t xml:space="preserve">1</w:t>
+      </w:r>
+      <w:r>
+        <w:t xml:space="preserve">s generated, producing the total count of vowels in the string.</w:t>
+      </w:r>
+    </w:p>
+    <w:p>
+      <w:pPr>
+        <w:pStyle w:val="SourceCode"/>
+      </w:pPr>
+      <w:r>
+        <w:rPr>
+          <w:rStyle w:val="CommentTok"/>
+        </w:rPr>
+        <w:t xml:space="preserve"># Internal logic breakdown</w:t>
+      </w:r>
+      <w:r>
+        <w:br/>
+      </w:r>
+      <w:r>
+        <w:rPr>
+          <w:rStyle w:val="NormalTok"/>
+        </w:rPr>
+        <w:t xml:space="preserve">vowels </w:t>
+      </w:r>
+      <w:r>
+        <w:rPr>
+          <w:rStyle w:val="OperatorTok"/>
+        </w:rPr>
+        <w:t xml:space="preserve">=</w:t>
+      </w:r>
+      <w:r>
+        <w:rPr>
+          <w:rStyle w:val="NormalTok"/>
+        </w:rPr>
+        <w:t xml:space="preserve"> </w:t>
+      </w:r>
+      <w:r>
+        <w:rPr>
+          <w:rStyle w:val="BuiltInTok"/>
+        </w:rPr>
+        <w:t xml:space="preserve">set</w:t>
+      </w:r>
+      <w:r>
+        <w:rPr>
+          <w:rStyle w:val="NormalTok"/>
+        </w:rPr>
+        <w:t xml:space="preserve">(</w:t>
+      </w:r>
+      <w:r>
+        <w:rPr>
+          <w:rStyle w:val="StringTok"/>
+        </w:rPr>
+        <w:t xml:space="preserve">"aeiouAEIOU"</w:t>
+      </w:r>
+      <w:r>
+        <w:rPr>
+          <w:rStyle w:val="NormalTok"/>
+        </w:rPr>
+        <w:t xml:space="preserve">)</w:t>
+      </w:r>
+      <w:r>
+        <w:br/>
+      </w:r>
+      <w:r>
+        <w:rPr>
+          <w:rStyle w:val="CommentTok"/>
+        </w:rPr>
+        <w:t xml:space="preserve"># For a text "Hello", the generator would yield 1 for 'e' and 1 for 'o'.</w:t>
+      </w:r>
+      <w:r>
+        <w:br/>
+      </w:r>
+      <w:r>
+        <w:rPr>
+          <w:rStyle w:val="CommentTok"/>
+        </w:rPr>
+        <w:t xml:space="preserve"># sum() would then calculate 1 + 1 = 2.</w:t>
+      </w:r>
+      <w:r>
+        <w:br/>
+      </w:r>
+      <w:r>
+        <w:rPr>
+          <w:rStyle w:val="ControlFlowTok"/>
+        </w:rPr>
+        <w:t xml:space="preserve">return</w:t>
+      </w:r>
+      <w:r>
+        <w:rPr>
+          <w:rStyle w:val="NormalTok"/>
+        </w:rPr>
+        <w:t xml:space="preserve"> </w:t>
+      </w:r>
+      <w:r>
+        <w:rPr>
+          <w:rStyle w:val="BuiltInTok"/>
+        </w:rPr>
+        <w:t xml:space="preserve">sum</w:t>
+      </w:r>
+      <w:r>
+        <w:rPr>
+          <w:rStyle w:val="NormalTok"/>
+        </w:rPr>
+        <w:t xml:space="preserve">(</w:t>
+      </w:r>
+      <w:r>
+        <w:rPr>
+          <w:rStyle w:val="DecValTok"/>
+        </w:rPr>
+        <w:t xml:space="preserve">1</w:t>
+      </w:r>
+      <w:r>
+        <w:rPr>
+          <w:rStyle w:val="NormalTok"/>
+        </w:rPr>
+        <w:t xml:space="preserve"> </w:t>
+      </w:r>
+      <w:r>
+        <w:rPr>
+          <w:rStyle w:val="ControlFlowTok"/>
+        </w:rPr>
+        <w:t xml:space="preserve">for</w:t>
+      </w:r>
+      <w:r>
+        <w:rPr>
+          <w:rStyle w:val="NormalTok"/>
+        </w:rPr>
+        <w:t xml:space="preserve"> ch </w:t>
+      </w:r>
+      <w:r>
+        <w:rPr>
+          <w:rStyle w:val="KeywordTok"/>
+        </w:rPr>
+        <w:t xml:space="preserve">in</w:t>
+      </w:r>
+      <w:r>
+        <w:rPr>
+          <w:rStyle w:val="NormalTok"/>
+        </w:rPr>
+        <w:t xml:space="preserve"> text </w:t>
+      </w:r>
+      <w:r>
+        <w:rPr>
+          <w:rStyle w:val="ControlFlowTok"/>
+        </w:rPr>
+        <w:t xml:space="preserve">if</w:t>
+      </w:r>
+      <w:r>
+        <w:rPr>
+          <w:rStyle w:val="NormalTok"/>
+        </w:rPr>
+        <w:t xml:space="preserve"> ch </w:t>
+      </w:r>
+      <w:r>
+        <w:rPr>
+          <w:rStyle w:val="KeywordTok"/>
+        </w:rPr>
+        <w:t xml:space="preserve">in</w:t>
+      </w:r>
+      <w:r>
+        <w:rPr>
+          <w:rStyle w:val="NormalTok"/>
+        </w:rPr>
+        <w:t xml:space="preserve"> vowels)</w:t>
+      </w:r>
+    </w:p>
+    <w:bookmarkEnd w:id="12"/>
+    <w:bookmarkStart w:id="13" w:name="usage-notes"/>
+    <w:p>
+      <w:pPr>
+        <w:pStyle w:val="Heading2"/>
+      </w:pPr>
+      <w:r>
+        <w:rPr>
+          <w:rStyle w:val="SectionNumber"/>
+        </w:rPr>
+        <w:t xml:space="preserve">1.4</w:t>
+      </w:r>
+      <w:r>
+        <w:tab/>
+      </w:r>
+      <w:r>
+        <w:t xml:space="preserve">Usage Notes</w:t>
+      </w:r>
+    </w:p>
+    <w:p>
+      <w:pPr>
+        <w:pStyle w:val="Compact"/>
         <w:numPr>
           <w:ilvl w:val="0"/>
           <w:numId w:val="1002"/>
         </w:numPr>
       </w:pPr>
       <w:r>
-        <w:t xml:space="preserve">A</w:t>
-      </w:r>
-      <w:r>
-        <w:t xml:space="preserve"> </w:t>
-      </w:r>
-      <w:r>
-        <w:rPr>
-          <w:rStyle w:val="VerbatimChar"/>
-        </w:rPr>
-        <w:t xml:space="preserve">set</w:t>
-      </w:r>
-      <w:r>
-        <w:t xml:space="preserve"> </w:t>
-      </w:r>
-      <w:r>
-        <w:t xml:space="preserve">named</w:t>
-      </w:r>
-      <w:r>
-        <w:t xml:space="preserve"> </w:t>
-      </w:r>
-      <w:r>
-        <w:rPr>
-          <w:rStyle w:val="VerbatimChar"/>
-        </w:rPr>
-        <w:t xml:space="preserve">vowels</w:t>
-      </w:r>
-      <w:r>
-        <w:t xml:space="preserve"> </w:t>
-      </w:r>
-      <w:r>
-        <w:t xml:space="preserve">is initialized with all lowercase and uppercase English vowels (</w:t>
-      </w:r>
-      <w:r>
-        <w:rPr>
-          <w:rStyle w:val="VerbatimChar"/>
-        </w:rPr>
-        <w:t xml:space="preserve">"aeiouAEIOU"</w:t>
-      </w:r>
-      <w:r>
-        <w:t xml:space="preserve">). Using a</w:t>
-      </w:r>
-      <w:r>
-        <w:t xml:space="preserve"> </w:t>
-      </w:r>
-      <w:r>
-        <w:rPr>
-          <w:rStyle w:val="VerbatimChar"/>
-        </w:rPr>
-        <w:t xml:space="preserve">set</w:t>
-      </w:r>
-      <w:r>
-        <w:t xml:space="preserve"> </w:t>
-      </w:r>
-      <w:r>
-        <w:t xml:space="preserve">allows for very fast membership checking, which is more efficient than searching through a list or string repeatedly.</w:t>
-      </w:r>
-    </w:p>
-    <w:p>
-      <w:pPr>
+        <w:t xml:space="preserve">The function is case-insensitive. It will count both</w:t>
+      </w:r>
+      <w:r>
+        <w:t xml:space="preserve"> </w:t>
+      </w:r>
+      <w:r>
+        <w:t xml:space="preserve">‘a’</w:t>
+      </w:r>
+      <w:r>
+        <w:t xml:space="preserve"> </w:t>
+      </w:r>
+      <w:r>
+        <w:t xml:space="preserve">and</w:t>
+      </w:r>
+      <w:r>
+        <w:t xml:space="preserve"> </w:t>
+      </w:r>
+      <w:r>
+        <w:t xml:space="preserve">‘A’</w:t>
+      </w:r>
+      <w:r>
+        <w:t xml:space="preserve"> </w:t>
+      </w:r>
+      <w:r>
+        <w:t xml:space="preserve">as vowels.</w:t>
+      </w:r>
+    </w:p>
+    <w:p>
+      <w:pPr>
+        <w:pStyle w:val="Compact"/>
         <w:numPr>
           <w:ilvl w:val="0"/>
           <w:numId w:val="1002"/>
         </w:numPr>
       </w:pPr>
       <w:r>
-        <w:t xml:space="preserve">The function then uses a generator expression,</w:t>
-      </w:r>
-      <w:r>
-        <w:t xml:space="preserve"> </w:t>
-      </w:r>
-      <w:r>
-        <w:rPr>
-          <w:rStyle w:val="VerbatimChar"/>
-        </w:rPr>
-        <w:t xml:space="preserve">(1 for ch in text if ch in vowels)</w:t>
-      </w:r>
-      <w:r>
-        <w:t xml:space="preserve">, to iterate through each character (</w:t>
-      </w:r>
-      <w:r>
-        <w:rPr>
-          <w:rStyle w:val="VerbatimChar"/>
-        </w:rPr>
-        <w:t xml:space="preserve">ch</w:t>
-      </w:r>
-      <w:r>
-        <w:t xml:space="preserve">) of the input</w:t>
-      </w:r>
-      <w:r>
-        <w:t xml:space="preserve"> </w:t>
-      </w:r>
-      <w:r>
-        <w:rPr>
-          <w:rStyle w:val="VerbatimChar"/>
-        </w:rPr>
-        <w:t xml:space="preserve">text</w:t>
-      </w:r>
-      <w:r>
-        <w:t xml:space="preserve">. For every character that is found within the</w:t>
-      </w:r>
-      <w:r>
-        <w:t xml:space="preserve"> </w:t>
-      </w:r>
-      <w:r>
-        <w:rPr>
-          <w:rStyle w:val="VerbatimChar"/>
-        </w:rPr>
-        <w:t xml:space="preserve">vowels</w:t>
-      </w:r>
-      <w:r>
-        <w:t xml:space="preserve"> </w:t>
-      </w:r>
-      <w:r>
-        <w:t xml:space="preserve">set, the number</w:t>
-      </w:r>
-      <w:r>
-        <w:t xml:space="preserve"> </w:t>
-      </w:r>
-      <w:r>
-        <w:rPr>
-          <w:rStyle w:val="VerbatimChar"/>
-        </w:rPr>
-        <w:t xml:space="preserve">1</w:t>
-      </w:r>
-      <w:r>
-        <w:t xml:space="preserve"> </w:t>
-      </w:r>
-      <w:r>
-        <w:t xml:space="preserve">is generated.</w:t>
+        <w:t xml:space="preserve">Only the characters</w:t>
+      </w:r>
+      <w:r>
+        <w:t xml:space="preserve"> </w:t>
+      </w:r>
+      <w:r>
+        <w:t xml:space="preserve">‘a’</w:t>
+      </w:r>
+      <w:r>
+        <w:t xml:space="preserve">,</w:t>
+      </w:r>
+      <w:r>
+        <w:t xml:space="preserve"> </w:t>
+      </w:r>
+      <w:r>
+        <w:t xml:space="preserve">‘e’</w:t>
+      </w:r>
+      <w:r>
+        <w:t xml:space="preserve">,</w:t>
+      </w:r>
+      <w:r>
+        <w:t xml:space="preserve"> </w:t>
+      </w:r>
+      <w:r>
+        <w:t xml:space="preserve">‘i’</w:t>
+      </w:r>
+      <w:r>
+        <w:t xml:space="preserve">,</w:t>
+      </w:r>
+      <w:r>
+        <w:t xml:space="preserve"> </w:t>
+      </w:r>
+      <w:r>
+        <w:t xml:space="preserve">‘o’</w:t>
+      </w:r>
+      <w:r>
+        <w:t xml:space="preserve">,</w:t>
+      </w:r>
+      <w:r>
+        <w:t xml:space="preserve"> </w:t>
+      </w:r>
+      <w:r>
+        <w:t xml:space="preserve">‘u’</w:t>
+      </w:r>
+      <w:r>
+        <w:t xml:space="preserve"> </w:t>
+      </w:r>
+      <w:r>
+        <w:t xml:space="preserve">(and their uppercase equivalents) are considered vowels. The character</w:t>
+      </w:r>
+      <w:r>
+        <w:t xml:space="preserve"> </w:t>
+      </w:r>
+      <w:r>
+        <w:t xml:space="preserve">‘y’</w:t>
+      </w:r>
+      <w:r>
+        <w:t xml:space="preserve"> </w:t>
+      </w:r>
+      <w:r>
+        <w:t xml:space="preserve">is not included.</w:t>
+      </w:r>
+    </w:p>
+    <w:p>
+      <w:pPr>
+        <w:pStyle w:val="Compact"/>
+        <w:numPr>
+          <w:ilvl w:val="0"/>
+          <w:numId w:val="1002"/>
+        </w:numPr>
+      </w:pPr>
+      <w:r>
+        <w:t xml:space="preserve">Non-alphabetic characters, such as numbers, punctuation, and whitespace, are ignored and do not contribute to the count.</w:t>
       </w:r>
     </w:p>
     <w:p>
@@ -317,34 +640,14 @@
         <w:pStyle w:val="FirstParagraph"/>
       </w:pPr>
       <w:r>
-        <w:t xml:space="preserve">Finally, the built-in</w:t>
-      </w:r>
-      <w:r>
-        <w:t xml:space="preserve"> </w:t>
-      </w:r>
-      <w:r>
-        <w:rPr>
-          <w:rStyle w:val="VerbatimChar"/>
-        </w:rPr>
-        <w:t xml:space="preserve">sum()</w:t>
-      </w:r>
-      <w:r>
-        <w:t xml:space="preserve"> </w:t>
-      </w:r>
-      <w:r>
-        <w:t xml:space="preserve">function is called on this generator. It consumes all the generated</w:t>
-      </w:r>
-      <w:r>
-        <w:t xml:space="preserve"> </w:t>
-      </w:r>
-      <w:r>
-        <w:rPr>
-          <w:rStyle w:val="VerbatimChar"/>
-        </w:rPr>
-        <w:t xml:space="preserve">1</w:t>
-      </w:r>
-      <w:r>
-        <w:t xml:space="preserve">s and adds them together, producing the total count of vowels, which is then returned as an integer.</w:t>
+        <w:rPr>
+          <w:b/>
+          <w:bCs/>
+        </w:rPr>
+        <w:t xml:space="preserve">Output Example</w:t>
+      </w:r>
+      <w:r>
+        <w:t xml:space="preserve">: The function returns an integer representing the total count of vowels.</w:t>
       </w:r>
     </w:p>
     <w:p>
@@ -353,18 +656,48 @@
       </w:pPr>
       <w:r>
         <w:rPr>
+          <w:rStyle w:val="VerbatimChar"/>
+        </w:rPr>
+        <w:t xml:space="preserve">7</w:t>
+      </w:r>
+    </w:p>
+    <w:bookmarkEnd w:id="13"/>
+    <w:bookmarkStart w:id="14" w:name="example"/>
+    <w:p>
+      <w:pPr>
+        <w:pStyle w:val="Heading2"/>
+      </w:pPr>
+      <w:r>
+        <w:rPr>
+          <w:rStyle w:val="SectionNumber"/>
+        </w:rPr>
+        <w:t xml:space="preserve">1.5</w:t>
+      </w:r>
+      <w:r>
+        <w:tab/>
+      </w:r>
+      <w:r>
+        <w:t xml:space="preserve">Example</w:t>
+      </w:r>
+    </w:p>
+    <w:p>
+      <w:pPr>
+        <w:pStyle w:val="SourceCode"/>
+      </w:pPr>
+      <w:r>
+        <w:rPr>
           <w:rStyle w:val="CommentTok"/>
         </w:rPr>
-        <w:t xml:space="preserve"># Internal logic breakdown</w:t>
-      </w:r>
-      <w:r>
-        <w:br/>
-      </w:r>
-      <w:r>
-        <w:rPr>
-          <w:rStyle w:val="NormalTok"/>
-        </w:rPr>
-        <w:t xml:space="preserve">vowels </w:t>
+        <w:t xml:space="preserve"># Example usage</w:t>
+      </w:r>
+      <w:r>
+        <w:br/>
+      </w:r>
+      <w:r>
+        <w:rPr>
+          <w:rStyle w:val="NormalTok"/>
+        </w:rPr>
+        <w:t xml:space="preserve">input_sentence </w:t>
       </w:r>
       <w:r>
         <w:rPr>
@@ -380,9 +713,39 @@
       </w:r>
       <w:r>
         <w:rPr>
+          <w:rStyle w:val="StringTok"/>
+        </w:rPr>
+        <w:t xml:space="preserve">"Hello World! This is a Test."</w:t>
+      </w:r>
+      <w:r>
+        <w:br/>
+      </w:r>
+      <w:r>
+        <w:rPr>
+          <w:rStyle w:val="NormalTok"/>
+        </w:rPr>
+        <w:t xml:space="preserve">vowel_count </w:t>
+      </w:r>
+      <w:r>
+        <w:rPr>
+          <w:rStyle w:val="OperatorTok"/>
+        </w:rPr>
+        <w:t xml:space="preserve">=</w:t>
+      </w:r>
+      <w:r>
+        <w:rPr>
+          <w:rStyle w:val="NormalTok"/>
+        </w:rPr>
+        <w:t xml:space="preserve"> count_vowels(input_sentence)</w:t>
+      </w:r>
+      <w:r>
+        <w:br/>
+      </w:r>
+      <w:r>
+        <w:rPr>
           <w:rStyle w:val="BuiltInTok"/>
         </w:rPr>
-        <w:t xml:space="preserve">set</w:t>
+        <w:t xml:space="preserve">print</w:t>
       </w:r>
       <w:r>
         <w:rPr>
@@ -392,9 +755,33 @@
       </w:r>
       <w:r>
         <w:rPr>
-          <w:rStyle w:val="StringTok"/>
-        </w:rPr>
-        <w:t xml:space="preserve">"aeiouAEIOU"</w:t>
+          <w:rStyle w:val="SpecialStringTok"/>
+        </w:rPr>
+        <w:t xml:space="preserve">f"The input string is: '</w:t>
+      </w:r>
+      <w:r>
+        <w:rPr>
+          <w:rStyle w:val="SpecialCharTok"/>
+        </w:rPr>
+        <w:t xml:space="preserve">{</w:t>
+      </w:r>
+      <w:r>
+        <w:rPr>
+          <w:rStyle w:val="NormalTok"/>
+        </w:rPr>
+        <w:t xml:space="preserve">input_sentence</w:t>
+      </w:r>
+      <w:r>
+        <w:rPr>
+          <w:rStyle w:val="SpecialCharTok"/>
+        </w:rPr>
+        <w:t xml:space="preserve">}</w:t>
+      </w:r>
+      <w:r>
+        <w:rPr>
+          <w:rStyle w:val="SpecialStringTok"/>
+        </w:rPr>
+        <w:t xml:space="preserve">'"</w:t>
       </w:r>
       <w:r>
         <w:rPr>
@@ -407,39 +794,9 @@
       </w:r>
       <w:r>
         <w:rPr>
-          <w:rStyle w:val="CommentTok"/>
-        </w:rPr>
-        <w:t xml:space="preserve"># For an input "Test", the generator would yield 1 for 'e'.</w:t>
-      </w:r>
-      <w:r>
-        <w:br/>
-      </w:r>
-      <w:r>
-        <w:rPr>
-          <w:rStyle w:val="CommentTok"/>
-        </w:rPr>
-        <w:t xml:space="preserve"># sum() would then calculate the total, returning 1.</w:t>
-      </w:r>
-      <w:r>
-        <w:br/>
-      </w:r>
-      <w:r>
-        <w:rPr>
-          <w:rStyle w:val="ControlFlowTok"/>
-        </w:rPr>
-        <w:t xml:space="preserve">return</w:t>
-      </w:r>
-      <w:r>
-        <w:rPr>
-          <w:rStyle w:val="NormalTok"/>
-        </w:rPr>
-        <w:t xml:space="preserve"> </w:t>
-      </w:r>
-      <w:r>
-        <w:rPr>
           <w:rStyle w:val="BuiltInTok"/>
         </w:rPr>
-        <w:t xml:space="preserve">sum</w:t>
+        <w:t xml:space="preserve">print</w:t>
       </w:r>
       <w:r>
         <w:rPr>
@@ -449,67 +806,82 @@
       </w:r>
       <w:r>
         <w:rPr>
-          <w:rStyle w:val="DecValTok"/>
-        </w:rPr>
-        <w:t xml:space="preserve">1</w:t>
-      </w:r>
-      <w:r>
-        <w:rPr>
-          <w:rStyle w:val="NormalTok"/>
-        </w:rPr>
-        <w:t xml:space="preserve"> </w:t>
-      </w:r>
-      <w:r>
-        <w:rPr>
-          <w:rStyle w:val="ControlFlowTok"/>
-        </w:rPr>
-        <w:t xml:space="preserve">for</w:t>
-      </w:r>
-      <w:r>
-        <w:rPr>
-          <w:rStyle w:val="NormalTok"/>
-        </w:rPr>
-        <w:t xml:space="preserve"> ch </w:t>
-      </w:r>
-      <w:r>
-        <w:rPr>
-          <w:rStyle w:val="KeywordTok"/>
-        </w:rPr>
-        <w:t xml:space="preserve">in</w:t>
-      </w:r>
-      <w:r>
-        <w:rPr>
-          <w:rStyle w:val="NormalTok"/>
-        </w:rPr>
-        <w:t xml:space="preserve"> text </w:t>
-      </w:r>
-      <w:r>
-        <w:rPr>
-          <w:rStyle w:val="ControlFlowTok"/>
-        </w:rPr>
-        <w:t xml:space="preserve">if</w:t>
-      </w:r>
-      <w:r>
-        <w:rPr>
-          <w:rStyle w:val="NormalTok"/>
-        </w:rPr>
-        <w:t xml:space="preserve"> ch </w:t>
-      </w:r>
-      <w:r>
-        <w:rPr>
-          <w:rStyle w:val="KeywordTok"/>
-        </w:rPr>
-        <w:t xml:space="preserve">in</w:t>
-      </w:r>
-      <w:r>
-        <w:rPr>
-          <w:rStyle w:val="NormalTok"/>
-        </w:rPr>
-        <w:t xml:space="preserve"> vowels)</w:t>
-      </w:r>
-    </w:p>
-    <w:bookmarkEnd w:id="12"/>
-    <w:bookmarkStart w:id="13" w:name="usage-notes"/>
+          <w:rStyle w:val="SpecialStringTok"/>
+        </w:rPr>
+        <w:t xml:space="preserve">f"The number of vowels is: </w:t>
+      </w:r>
+      <w:r>
+        <w:rPr>
+          <w:rStyle w:val="SpecialCharTok"/>
+        </w:rPr>
+        <w:t xml:space="preserve">{</w:t>
+      </w:r>
+      <w:r>
+        <w:rPr>
+          <w:rStyle w:val="NormalTok"/>
+        </w:rPr>
+        <w:t xml:space="preserve">vowel_count</w:t>
+      </w:r>
+      <w:r>
+        <w:rPr>
+          <w:rStyle w:val="SpecialCharTok"/>
+        </w:rPr>
+        <w:t xml:space="preserve">}</w:t>
+      </w:r>
+      <w:r>
+        <w:rPr>
+          <w:rStyle w:val="SpecialStringTok"/>
+        </w:rPr>
+        <w:t xml:space="preserve">"</w:t>
+      </w:r>
+      <w:r>
+        <w:rPr>
+          <w:rStyle w:val="NormalTok"/>
+        </w:rPr>
+        <w:t xml:space="preserve">)</w:t>
+      </w:r>
+    </w:p>
+    <w:p>
+      <w:pPr>
+        <w:pStyle w:val="FirstParagraph"/>
+      </w:pPr>
+      <w:r>
+        <w:rPr>
+          <w:b/>
+          <w:bCs/>
+        </w:rPr>
+        <w:t xml:space="preserve">Output:</w:t>
+      </w:r>
+    </w:p>
+    <w:p>
+      <w:pPr>
+        <w:pStyle w:val="SourceCode"/>
+      </w:pPr>
+      <w:r>
+        <w:rPr>
+          <w:rStyle w:val="VerbatimChar"/>
+        </w:rPr>
+        <w:t xml:space="preserve">The input string is: 'Hello World! This is a Test.'</w:t>
+      </w:r>
+      <w:r>
+        <w:br/>
+      </w:r>
+      <w:r>
+        <w:rPr>
+          <w:rStyle w:val="VerbatimChar"/>
+        </w:rPr>
+        <w:t xml:space="preserve">The number of vowels is: 7</w:t>
+      </w:r>
+    </w:p>
+    <w:p>
+      <w:r>
+        <w:pict>
+          <v:rect style="width:0;height:1.5pt" o:hralign="center" o:hrstd="t" o:hr="t"/>
+        </w:pict>
+      </w:r>
+    </w:p>
+    <w:bookmarkEnd w:id="14"/>
+    <w:bookmarkStart w:id="15" w:name="functiondef-pairwise_sumnumbers"/>
     <w:p>
       <w:pPr>
         <w:pStyle w:val="Heading2"/>
@@ -518,13 +890,93 @@
         <w:rPr>
           <w:rStyle w:val="SectionNumber"/>
         </w:rPr>
-        <w:t xml:space="preserve">1.4</w:t>
+        <w:t xml:space="preserve">1.6</w:t>
       </w:r>
       <w:r>
         <w:tab/>
       </w:r>
       <w:r>
-        <w:t xml:space="preserve">Usage Notes</w:t>
+        <w:t xml:space="preserve">FunctionDef pairwise_sum(numbers)</w:t>
+      </w:r>
+    </w:p>
+    <w:bookmarkEnd w:id="15"/>
+    <w:bookmarkEnd w:id="16"/>
+    <w:bookmarkStart w:id="23" w:name="X2e119d0ba8707fc2275101497cc745ceb81b696"/>
+    <w:p>
+      <w:pPr>
+        <w:pStyle w:val="Heading1"/>
+      </w:pPr>
+      <w:r>
+        <w:rPr>
+          <w:rStyle w:val="SectionNumber"/>
+        </w:rPr>
+        <w:t xml:space="preserve">2</w:t>
+      </w:r>
+      <w:r>
+        <w:tab/>
+      </w:r>
+      <w:r>
+        <w:t xml:space="preserve">Function: pairwise_sum(numbers: Iterable[float])</w:t>
+      </w:r>
+    </w:p>
+    <w:bookmarkStart w:id="17" w:name="overview-1"/>
+    <w:p>
+      <w:pPr>
+        <w:pStyle w:val="Heading2"/>
+      </w:pPr>
+      <w:r>
+        <w:rPr>
+          <w:rStyle w:val="SectionNumber"/>
+        </w:rPr>
+        <w:t xml:space="preserve">2.1</w:t>
+      </w:r>
+      <w:r>
+        <w:tab/>
+      </w:r>
+      <w:r>
+        <w:t xml:space="preserve">Overview</w:t>
+      </w:r>
+    </w:p>
+    <w:p>
+      <w:pPr>
+        <w:pStyle w:val="FirstParagraph"/>
+      </w:pPr>
+      <w:r>
+        <w:t xml:space="preserve">The</w:t>
+      </w:r>
+      <w:r>
+        <w:t xml:space="preserve"> </w:t>
+      </w:r>
+      <w:r>
+        <w:rPr>
+          <w:rStyle w:val="VerbatimChar"/>
+        </w:rPr>
+        <w:t xml:space="preserve">pairwise_sum</w:t>
+      </w:r>
+      <w:r>
+        <w:t xml:space="preserve"> </w:t>
+      </w:r>
+      <w:r>
+        <w:t xml:space="preserve">function computes the arithmetic sum of a sequence of numbers using a numerically stable algorithm to minimize floating-point errors.</w:t>
+      </w:r>
+    </w:p>
+    <w:bookmarkEnd w:id="17"/>
+    <w:bookmarkStart w:id="18" w:name="parameters-1"/>
+    <w:p>
+      <w:pPr>
+        <w:pStyle w:val="Heading2"/>
+      </w:pPr>
+      <w:r>
+        <w:rPr>
+          <w:rStyle w:val="SectionNumber"/>
+        </w:rPr>
+        <w:t xml:space="preserve">2.2</w:t>
+      </w:r>
+      <w:r>
+        <w:tab/>
+      </w:r>
+      <w:r>
+        <w:t xml:space="preserve">parameters</w:t>
       </w:r>
     </w:p>
     <w:p>
@@ -536,31 +988,93 @@
         </w:numPr>
       </w:pPr>
       <w:r>
-        <w:t xml:space="preserve">The function is case-insensitive because the</w:t>
-      </w:r>
-      <w:r>
-        <w:t xml:space="preserve"> </w:t>
-      </w:r>
-      <w:r>
-        <w:rPr>
-          <w:rStyle w:val="VerbatimChar"/>
-        </w:rPr>
-        <w:t xml:space="preserve">vowels</w:t>
-      </w:r>
-      <w:r>
-        <w:t xml:space="preserve"> </w:t>
-      </w:r>
-      <w:r>
-        <w:t xml:space="preserve">set contains both</w:t>
-      </w:r>
-      <w:r>
-        <w:t xml:space="preserve"> </w:t>
-      </w:r>
-      <w:r>
-        <w:rPr>
-          <w:rStyle w:val="VerbatimChar"/>
-        </w:rPr>
-        <w:t xml:space="preserve">aeiou</w:t>
+        <w:rPr>
+          <w:rStyle w:val="VerbatimChar"/>
+        </w:rPr>
+        <w:t xml:space="preserve">numbers</w:t>
+      </w:r>
+      <w:r>
+        <w:t xml:space="preserve">:</w:t>
+      </w:r>
+      <w:r>
+        <w:t xml:space="preserve"> </w:t>
+      </w:r>
+      <w:r>
+        <w:rPr>
+          <w:rStyle w:val="VerbatimChar"/>
+        </w:rPr>
+        <w:t xml:space="preserve">Iterable[float]</w:t>
+      </w:r>
+      <w:r>
+        <w:t xml:space="preserve"> </w:t>
+      </w:r>
+      <w:r>
+        <w:t xml:space="preserve">- An iterable collection of numbers (e.g., a list, tuple, or generator) to be summed. The elements can be floats or integers, as they will be cast to floats internally.</w:t>
+      </w:r>
+    </w:p>
+    <w:bookmarkEnd w:id="18"/>
+    <w:bookmarkStart w:id="19" w:name="description-1"/>
+    <w:p>
+      <w:pPr>
+        <w:pStyle w:val="Heading2"/>
+      </w:pPr>
+      <w:r>
+        <w:rPr>
+          <w:rStyle w:val="SectionNumber"/>
+        </w:rPr>
+        <w:t xml:space="preserve">2.3</w:t>
+      </w:r>
+      <w:r>
+        <w:tab/>
+      </w:r>
+      <w:r>
+        <w:t xml:space="preserve">Description</w:t>
+      </w:r>
+    </w:p>
+    <w:p>
+      <w:pPr>
+        <w:pStyle w:val="FirstParagraph"/>
+      </w:pPr>
+      <w:r>
+        <w:t xml:space="preserve">This function provides a high-precision method for summing floating-point numbers by implementing the Kahan summation algorithm. Standard summation can suffer from a loss of precision when adding a very small number to a very large number, as the lower-order bits of the small number are lost. The Kahan algorithm mitigates this issue by tracking a running</w:t>
+      </w:r>
+      <w:r>
+        <w:t xml:space="preserve"> </w:t>
+      </w:r>
+      <w:r>
+        <w:rPr>
+          <w:rStyle w:val="VerbatimChar"/>
+        </w:rPr>
+        <w:t xml:space="preserve">compensation</w:t>
+      </w:r>
+      <w:r>
+        <w:t xml:space="preserve"> </w:t>
+      </w:r>
+      <w:r>
+        <w:t xml:space="preserve">for the accumulated error.</w:t>
+      </w:r>
+    </w:p>
+    <w:p>
+      <w:pPr>
+        <w:pStyle w:val="BodyText"/>
+      </w:pPr>
+      <w:r>
+        <w:t xml:space="preserve">The logic proceeds as follows:</w:t>
+      </w:r>
+      <w:r>
+        <w:t xml:space="preserve"> </w:t>
+      </w:r>
+      <w:r>
+        <w:t xml:space="preserve">1. Two floating-point variables,</w:t>
+      </w:r>
+      <w:r>
+        <w:t xml:space="preserve"> </w:t>
+      </w:r>
+      <w:r>
+        <w:rPr>
+          <w:rStyle w:val="VerbatimChar"/>
+        </w:rPr>
+        <w:t xml:space="preserve">total</w:t>
       </w:r>
       <w:r>
         <w:t xml:space="preserve"> </w:t>
@@ -575,76 +1089,277 @@
         <w:rPr>
           <w:rStyle w:val="VerbatimChar"/>
         </w:rPr>
-        <w:t xml:space="preserve">AEIOU</w:t>
+        <w:t xml:space="preserve">compensation</w:t>
+      </w:r>
+      <w:r>
+        <w:t xml:space="preserve">, are initialized to</w:t>
+      </w:r>
+      <w:r>
+        <w:t xml:space="preserve"> </w:t>
+      </w:r>
+      <w:r>
+        <w:rPr>
+          <w:rStyle w:val="VerbatimChar"/>
+        </w:rPr>
+        <w:t xml:space="preserve">0.0</w:t>
       </w:r>
       <w:r>
         <w:t xml:space="preserve">.</w:t>
       </w:r>
-    </w:p>
-    <w:p>
-      <w:pPr>
-        <w:pStyle w:val="Compact"/>
-        <w:numPr>
-          <w:ilvl w:val="0"/>
-          <w:numId w:val="1003"/>
-        </w:numPr>
-      </w:pPr>
-      <w:r>
-        <w:t xml:space="preserve">Only the standard English vowels (a, e, i, o, u) are counted. Vowels with accents or from other alphabets (e.g.,</w:t>
-      </w:r>
-      <w:r>
-        <w:t xml:space="preserve"> </w:t>
-      </w:r>
-      <w:r>
-        <w:t xml:space="preserve">‘á’</w:t>
-      </w:r>
-      <w:r>
-        <w:t xml:space="preserve">,</w:t>
-      </w:r>
-      <w:r>
-        <w:t xml:space="preserve"> </w:t>
-      </w:r>
-      <w:r>
-        <w:t xml:space="preserve">‘ü’</w:t>
-      </w:r>
-      <w:r>
-        <w:t xml:space="preserve">,</w:t>
-      </w:r>
-      <w:r>
-        <w:t xml:space="preserve"> </w:t>
-      </w:r>
-      <w:r>
-        <w:t xml:space="preserve">‘ø’</w:t>
-      </w:r>
-      <w:r>
-        <w:t xml:space="preserve">) will not be counted.</w:t>
-      </w:r>
-    </w:p>
-    <w:p>
-      <w:pPr>
-        <w:pStyle w:val="Compact"/>
-        <w:numPr>
-          <w:ilvl w:val="0"/>
-          <w:numId w:val="1003"/>
-        </w:numPr>
-      </w:pPr>
-      <w:r>
-        <w:t xml:space="preserve">Any non-vowel characters, including consonants, numbers, whitespace, and symbols, are ignored.</w:t>
-      </w:r>
-    </w:p>
-    <w:p>
-      <w:pPr>
-        <w:pStyle w:val="FirstParagraph"/>
-      </w:pPr>
-      <w:r>
-        <w:rPr>
-          <w:b/>
-          <w:bCs/>
-        </w:rPr>
-        <w:t xml:space="preserve">Output Example</w:t>
-      </w:r>
-      <w:r>
-        <w:t xml:space="preserve">: The function returns an integer representing the total count of vowels.</w:t>
+      <w:r>
+        <w:t xml:space="preserve"> </w:t>
+      </w:r>
+      <w:r>
+        <w:rPr>
+          <w:rStyle w:val="VerbatimChar"/>
+        </w:rPr>
+        <w:t xml:space="preserve">total</w:t>
+      </w:r>
+      <w:r>
+        <w:t xml:space="preserve"> </w:t>
+      </w:r>
+      <w:r>
+        <w:t xml:space="preserve">holds the running sum, and</w:t>
+      </w:r>
+      <w:r>
+        <w:t xml:space="preserve"> </w:t>
+      </w:r>
+      <w:r>
+        <w:rPr>
+          <w:rStyle w:val="VerbatimChar"/>
+        </w:rPr>
+        <w:t xml:space="preserve">compensation</w:t>
+      </w:r>
+      <w:r>
+        <w:t xml:space="preserve"> </w:t>
+      </w:r>
+      <w:r>
+        <w:t xml:space="preserve">tracks the accumulated round-off error.</w:t>
+      </w:r>
+      <w:r>
+        <w:t xml:space="preserve"> </w:t>
+      </w:r>
+      <w:r>
+        <w:t xml:space="preserve">2. The function iterates through each</w:t>
+      </w:r>
+      <w:r>
+        <w:t xml:space="preserve"> </w:t>
+      </w:r>
+      <w:r>
+        <w:rPr>
+          <w:rStyle w:val="VerbatimChar"/>
+        </w:rPr>
+        <w:t xml:space="preserve">value</w:t>
+      </w:r>
+      <w:r>
+        <w:t xml:space="preserve"> </w:t>
+      </w:r>
+      <w:r>
+        <w:t xml:space="preserve">in the input</w:t>
+      </w:r>
+      <w:r>
+        <w:t xml:space="preserve"> </w:t>
+      </w:r>
+      <w:r>
+        <w:rPr>
+          <w:rStyle w:val="VerbatimChar"/>
+        </w:rPr>
+        <w:t xml:space="preserve">numbers</w:t>
+      </w:r>
+      <w:r>
+        <w:t xml:space="preserve">.</w:t>
+      </w:r>
+      <w:r>
+        <w:t xml:space="preserve"> </w:t>
+      </w:r>
+      <w:r>
+        <w:t xml:space="preserve">3. For each</w:t>
+      </w:r>
+      <w:r>
+        <w:t xml:space="preserve"> </w:t>
+      </w:r>
+      <w:r>
+        <w:rPr>
+          <w:rStyle w:val="VerbatimChar"/>
+        </w:rPr>
+        <w:t xml:space="preserve">value</w:t>
+      </w:r>
+      <w:r>
+        <w:t xml:space="preserve">, it is first corrected by subtracting the</w:t>
+      </w:r>
+      <w:r>
+        <w:t xml:space="preserve"> </w:t>
+      </w:r>
+      <w:r>
+        <w:rPr>
+          <w:rStyle w:val="VerbatimChar"/>
+        </w:rPr>
+        <w:t xml:space="preserve">compensation</w:t>
+      </w:r>
+      <w:r>
+        <w:t xml:space="preserve"> </w:t>
+      </w:r>
+      <w:r>
+        <w:t xml:space="preserve">from the previous iteration. This corrected value is stored in</w:t>
+      </w:r>
+      <w:r>
+        <w:t xml:space="preserve"> </w:t>
+      </w:r>
+      <w:r>
+        <w:rPr>
+          <w:rStyle w:val="VerbatimChar"/>
+        </w:rPr>
+        <w:t xml:space="preserve">y</w:t>
+      </w:r>
+      <w:r>
+        <w:t xml:space="preserve">.</w:t>
+      </w:r>
+      <w:r>
+        <w:t xml:space="preserve"> </w:t>
+      </w:r>
+      <w:r>
+        <w:t xml:space="preserve">4. The corrected value</w:t>
+      </w:r>
+      <w:r>
+        <w:t xml:space="preserve"> </w:t>
+      </w:r>
+      <w:r>
+        <w:rPr>
+          <w:rStyle w:val="VerbatimChar"/>
+        </w:rPr>
+        <w:t xml:space="preserve">y</w:t>
+      </w:r>
+      <w:r>
+        <w:t xml:space="preserve"> </w:t>
+      </w:r>
+      <w:r>
+        <w:t xml:space="preserve">is added to the running</w:t>
+      </w:r>
+      <w:r>
+        <w:t xml:space="preserve"> </w:t>
+      </w:r>
+      <w:r>
+        <w:rPr>
+          <w:rStyle w:val="VerbatimChar"/>
+        </w:rPr>
+        <w:t xml:space="preserve">total</w:t>
+      </w:r>
+      <w:r>
+        <w:t xml:space="preserve">, and the result is stored in a temporary variable</w:t>
+      </w:r>
+      <w:r>
+        <w:t xml:space="preserve"> </w:t>
+      </w:r>
+      <w:r>
+        <w:rPr>
+          <w:rStyle w:val="VerbatimChar"/>
+        </w:rPr>
+        <w:t xml:space="preserve">t</w:t>
+      </w:r>
+      <w:r>
+        <w:t xml:space="preserve">.</w:t>
+      </w:r>
+      <w:r>
+        <w:t xml:space="preserve"> </w:t>
+      </w:r>
+      <w:r>
+        <w:t xml:space="preserve">5. Due to the finite precision of floating-point arithmetic, the addition</w:t>
+      </w:r>
+      <w:r>
+        <w:t xml:space="preserve"> </w:t>
+      </w:r>
+      <w:r>
+        <w:rPr>
+          <w:rStyle w:val="VerbatimChar"/>
+        </w:rPr>
+        <w:t xml:space="preserve">total + y</w:t>
+      </w:r>
+      <w:r>
+        <w:t xml:space="preserve"> </w:t>
+      </w:r>
+      <w:r>
+        <w:t xml:space="preserve">might lose some low-order bits. The new</w:t>
+      </w:r>
+      <w:r>
+        <w:t xml:space="preserve"> </w:t>
+      </w:r>
+      <w:r>
+        <w:rPr>
+          <w:rStyle w:val="VerbatimChar"/>
+        </w:rPr>
+        <w:t xml:space="preserve">compensation</w:t>
+      </w:r>
+      <w:r>
+        <w:t xml:space="preserve"> </w:t>
+      </w:r>
+      <w:r>
+        <w:t xml:space="preserve">is calculated as</w:t>
+      </w:r>
+      <w:r>
+        <w:t xml:space="preserve"> </w:t>
+      </w:r>
+      <w:r>
+        <w:rPr>
+          <w:rStyle w:val="VerbatimChar"/>
+        </w:rPr>
+        <w:t xml:space="preserve">(t - total) - y</w:t>
+      </w:r>
+      <w:r>
+        <w:t xml:space="preserve">. This expression captures the round-off error from the summation.</w:t>
+      </w:r>
+      <w:r>
+        <w:t xml:space="preserve"> </w:t>
+      </w:r>
+      <w:r>
+        <w:t xml:space="preserve">6. The</w:t>
+      </w:r>
+      <w:r>
+        <w:t xml:space="preserve"> </w:t>
+      </w:r>
+      <w:r>
+        <w:rPr>
+          <w:rStyle w:val="VerbatimChar"/>
+        </w:rPr>
+        <w:t xml:space="preserve">total</w:t>
+      </w:r>
+      <w:r>
+        <w:t xml:space="preserve"> </w:t>
+      </w:r>
+      <w:r>
+        <w:t xml:space="preserve">is updated to</w:t>
+      </w:r>
+      <w:r>
+        <w:t xml:space="preserve"> </w:t>
+      </w:r>
+      <w:r>
+        <w:rPr>
+          <w:rStyle w:val="VerbatimChar"/>
+        </w:rPr>
+        <w:t xml:space="preserve">t</w:t>
+      </w:r>
+      <w:r>
+        <w:t xml:space="preserve">.</w:t>
+      </w:r>
+      <w:r>
+        <w:t xml:space="preserve"> </w:t>
+      </w:r>
+      <w:r>
+        <w:t xml:space="preserve">7. This process repeats for all numbers, with each step correcting for the error of the last. The final</w:t>
+      </w:r>
+      <w:r>
+        <w:t xml:space="preserve"> </w:t>
+      </w:r>
+      <w:r>
+        <w:rPr>
+          <w:rStyle w:val="VerbatimChar"/>
+        </w:rPr>
+        <w:t xml:space="preserve">total</w:t>
+      </w:r>
+      <w:r>
+        <w:t xml:space="preserve"> </w:t>
+      </w:r>
+      <w:r>
+        <w:t xml:space="preserve">is returned, providing a more accurate sum than a naive approach.</w:t>
       </w:r>
     </w:p>
     <w:p>
@@ -653,13 +1368,157 @@
       </w:pPr>
       <w:r>
         <w:rPr>
-          <w:rStyle w:val="VerbatimChar"/>
-        </w:rPr>
-        <w:t xml:space="preserve">7</w:t>
-      </w:r>
-    </w:p>
-    <w:bookmarkEnd w:id="13"/>
-    <w:bookmarkStart w:id="14" w:name="example"/>
+          <w:rStyle w:val="CommentTok"/>
+        </w:rPr>
+        <w:t xml:space="preserve"># Inside the loop for each value</w:t>
+      </w:r>
+      <w:r>
+        <w:br/>
+      </w:r>
+      <w:r>
+        <w:rPr>
+          <w:rStyle w:val="NormalTok"/>
+        </w:rPr>
+        <w:t xml:space="preserve">y </w:t>
+      </w:r>
+      <w:r>
+        <w:rPr>
+          <w:rStyle w:val="OperatorTok"/>
+        </w:rPr>
+        <w:t xml:space="preserve">=</w:t>
+      </w:r>
+      <w:r>
+        <w:rPr>
+          <w:rStyle w:val="NormalTok"/>
+        </w:rPr>
+        <w:t xml:space="preserve"> </w:t>
+      </w:r>
+      <w:r>
+        <w:rPr>
+          <w:rStyle w:val="BuiltInTok"/>
+        </w:rPr>
+        <w:t xml:space="preserve">float</w:t>
+      </w:r>
+      <w:r>
+        <w:rPr>
+          <w:rStyle w:val="NormalTok"/>
+        </w:rPr>
+        <w:t xml:space="preserve">(value) </w:t>
+      </w:r>
+      <w:r>
+        <w:rPr>
+          <w:rStyle w:val="OperatorTok"/>
+        </w:rPr>
+        <w:t xml:space="preserve">-</w:t>
+      </w:r>
+      <w:r>
+        <w:rPr>
+          <w:rStyle w:val="NormalTok"/>
+        </w:rPr>
+        <w:t xml:space="preserve"> compensation</w:t>
+      </w:r>
+      <w:r>
+        <w:br/>
+      </w:r>
+      <w:r>
+        <w:rPr>
+          <w:rStyle w:val="NormalTok"/>
+        </w:rPr>
+        <w:t xml:space="preserve">t </w:t>
+      </w:r>
+      <w:r>
+        <w:rPr>
+          <w:rStyle w:val="OperatorTok"/>
+        </w:rPr>
+        <w:t xml:space="preserve">=</w:t>
+      </w:r>
+      <w:r>
+        <w:rPr>
+          <w:rStyle w:val="NormalTok"/>
+        </w:rPr>
+        <w:t xml:space="preserve"> total </w:t>
+      </w:r>
+      <w:r>
+        <w:rPr>
+          <w:rStyle w:val="OperatorTok"/>
+        </w:rPr>
+        <w:t xml:space="preserve">+</w:t>
+      </w:r>
+      <w:r>
+        <w:rPr>
+          <w:rStyle w:val="NormalTok"/>
+        </w:rPr>
+        <w:t xml:space="preserve"> y</w:t>
+      </w:r>
+      <w:r>
+        <w:br/>
+      </w:r>
+      <w:r>
+        <w:rPr>
+          <w:rStyle w:val="NormalTok"/>
+        </w:rPr>
+        <w:t xml:space="preserve">compensation </w:t>
+      </w:r>
+      <w:r>
+        <w:rPr>
+          <w:rStyle w:val="OperatorTok"/>
+        </w:rPr>
+        <w:t xml:space="preserve">=</w:t>
+      </w:r>
+      <w:r>
+        <w:rPr>
+          <w:rStyle w:val="NormalTok"/>
+        </w:rPr>
+        <w:t xml:space="preserve"> (t </w:t>
+      </w:r>
+      <w:r>
+        <w:rPr>
+          <w:rStyle w:val="OperatorTok"/>
+        </w:rPr>
+        <w:t xml:space="preserve">-</w:t>
+      </w:r>
+      <w:r>
+        <w:rPr>
+          <w:rStyle w:val="NormalTok"/>
+        </w:rPr>
+        <w:t xml:space="preserve"> total) </w:t>
+      </w:r>
+      <w:r>
+        <w:rPr>
+          <w:rStyle w:val="OperatorTok"/>
+        </w:rPr>
+        <w:t xml:space="preserve">-</w:t>
+      </w:r>
+      <w:r>
+        <w:rPr>
+          <w:rStyle w:val="NormalTok"/>
+        </w:rPr>
+        <w:t xml:space="preserve"> y</w:t>
+      </w:r>
+      <w:r>
+        <w:br/>
+      </w:r>
+      <w:r>
+        <w:rPr>
+          <w:rStyle w:val="NormalTok"/>
+        </w:rPr>
+        <w:t xml:space="preserve">total </w:t>
+      </w:r>
+      <w:r>
+        <w:rPr>
+          <w:rStyle w:val="OperatorTok"/>
+        </w:rPr>
+        <w:t xml:space="preserve">=</w:t>
+      </w:r>
+      <w:r>
+        <w:rPr>
+          <w:rStyle w:val="NormalTok"/>
+        </w:rPr>
+        <w:t xml:space="preserve"> t</w:t>
+      </w:r>
+    </w:p>
+    <w:bookmarkEnd w:id="19"/>
+    <w:bookmarkStart w:id="20" w:name="usage-notes-1"/>
     <w:p>
       <w:pPr>
         <w:pStyle w:val="Heading2"/>
@@ -668,312 +1527,13 @@
         <w:rPr>
           <w:rStyle w:val="SectionNumber"/>
         </w:rPr>
-        <w:t xml:space="preserve">1.5</w:t>
+        <w:t xml:space="preserve">2.4</w:t>
       </w:r>
       <w:r>
         <w:tab/>
       </w:r>
       <w:r>
-        <w:t xml:space="preserve">Example</w:t>
-      </w:r>
-    </w:p>
-    <w:p>
-      <w:pPr>
-        <w:pStyle w:val="SourceCode"/>
-      </w:pPr>
-      <w:r>
-        <w:rPr>
-          <w:rStyle w:val="CommentTok"/>
-        </w:rPr>
-        <w:t xml:space="preserve"># Example usage</w:t>
-      </w:r>
-      <w:r>
-        <w:br/>
-      </w:r>
-      <w:r>
-        <w:rPr>
-          <w:rStyle w:val="NormalTok"/>
-        </w:rPr>
-        <w:t xml:space="preserve">input_string </w:t>
-      </w:r>
-      <w:r>
-        <w:rPr>
-          <w:rStyle w:val="OperatorTok"/>
-        </w:rPr>
-        <w:t xml:space="preserve">=</w:t>
-      </w:r>
-      <w:r>
-        <w:rPr>
-          <w:rStyle w:val="NormalTok"/>
-        </w:rPr>
-        <w:t xml:space="preserve"> </w:t>
-      </w:r>
-      <w:r>
-        <w:rPr>
-          <w:rStyle w:val="StringTok"/>
-        </w:rPr>
-        <w:t xml:space="preserve">"This is a Simple Test String 123!"</w:t>
-      </w:r>
-      <w:r>
-        <w:br/>
-      </w:r>
-      <w:r>
-        <w:rPr>
-          <w:rStyle w:val="NormalTok"/>
-        </w:rPr>
-        <w:t xml:space="preserve">vowel_count </w:t>
-      </w:r>
-      <w:r>
-        <w:rPr>
-          <w:rStyle w:val="OperatorTok"/>
-        </w:rPr>
-        <w:t xml:space="preserve">=</w:t>
-      </w:r>
-      <w:r>
-        <w:rPr>
-          <w:rStyle w:val="NormalTok"/>
-        </w:rPr>
-        <w:t xml:space="preserve"> count_vowels(input_string)</w:t>
-      </w:r>
-      <w:r>
-        <w:br/>
-      </w:r>
-      <w:r>
-        <w:rPr>
-          <w:rStyle w:val="BuiltInTok"/>
-        </w:rPr>
-        <w:t xml:space="preserve">print</w:t>
-      </w:r>
-      <w:r>
-        <w:rPr>
-          <w:rStyle w:val="NormalTok"/>
-        </w:rPr>
-        <w:t xml:space="preserve">(</w:t>
-      </w:r>
-      <w:r>
-        <w:rPr>
-          <w:rStyle w:val="SpecialStringTok"/>
-        </w:rPr>
-        <w:t xml:space="preserve">f"The text is: '</w:t>
-      </w:r>
-      <w:r>
-        <w:rPr>
-          <w:rStyle w:val="SpecialCharTok"/>
-        </w:rPr>
-        <w:t xml:space="preserve">{</w:t>
-      </w:r>
-      <w:r>
-        <w:rPr>
-          <w:rStyle w:val="NormalTok"/>
-        </w:rPr>
-        <w:t xml:space="preserve">input_string</w:t>
-      </w:r>
-      <w:r>
-        <w:rPr>
-          <w:rStyle w:val="SpecialCharTok"/>
-        </w:rPr>
-        <w:t xml:space="preserve">}</w:t>
-      </w:r>
-      <w:r>
-        <w:rPr>
-          <w:rStyle w:val="SpecialStringTok"/>
-        </w:rPr>
-        <w:t xml:space="preserve">'"</w:t>
-      </w:r>
-      <w:r>
-        <w:rPr>
-          <w:rStyle w:val="NormalTok"/>
-        </w:rPr>
-        <w:t xml:space="preserve">)</w:t>
-      </w:r>
-      <w:r>
-        <w:br/>
-      </w:r>
-      <w:r>
-        <w:rPr>
-          <w:rStyle w:val="BuiltInTok"/>
-        </w:rPr>
-        <w:t xml:space="preserve">print</w:t>
-      </w:r>
-      <w:r>
-        <w:rPr>
-          <w:rStyle w:val="NormalTok"/>
-        </w:rPr>
-        <w:t xml:space="preserve">(</w:t>
-      </w:r>
-      <w:r>
-        <w:rPr>
-          <w:rStyle w:val="SpecialStringTok"/>
-        </w:rPr>
-        <w:t xml:space="preserve">f"The number of vowels is: </w:t>
-      </w:r>
-      <w:r>
-        <w:rPr>
-          <w:rStyle w:val="SpecialCharTok"/>
-        </w:rPr>
-        <w:t xml:space="preserve">{</w:t>
-      </w:r>
-      <w:r>
-        <w:rPr>
-          <w:rStyle w:val="NormalTok"/>
-        </w:rPr>
-        <w:t xml:space="preserve">vowel_count</w:t>
-      </w:r>
-      <w:r>
-        <w:rPr>
-          <w:rStyle w:val="SpecialCharTok"/>
-        </w:rPr>
-        <w:t xml:space="preserve">}</w:t>
-      </w:r>
-      <w:r>
-        <w:rPr>
-          <w:rStyle w:val="SpecialStringTok"/>
-        </w:rPr>
-        <w:t xml:space="preserve">"</w:t>
-      </w:r>
-      <w:r>
-        <w:rPr>
-          <w:rStyle w:val="NormalTok"/>
-        </w:rPr>
-        <w:t xml:space="preserve">)</w:t>
-      </w:r>
-    </w:p>
-    <w:p>
-      <w:pPr>
-        <w:pStyle w:val="FirstParagraph"/>
-      </w:pPr>
-      <w:r>
-        <w:rPr>
-          <w:b/>
-          <w:bCs/>
-        </w:rPr>
-        <w:t xml:space="preserve">Output:</w:t>
-      </w:r>
-    </w:p>
-    <w:p>
-      <w:pPr>
-        <w:pStyle w:val="SourceCode"/>
-      </w:pPr>
-      <w:r>
-        <w:rPr>
-          <w:rStyle w:val="VerbatimChar"/>
-        </w:rPr>
-        <w:t xml:space="preserve">The text is: 'This is a Simple Test String 123!'</w:t>
-      </w:r>
-      <w:r>
-        <w:br/>
-      </w:r>
-      <w:r>
-        <w:rPr>
-          <w:rStyle w:val="VerbatimChar"/>
-        </w:rPr>
-        <w:t xml:space="preserve">The number of vowels is: 7</w:t>
-      </w:r>
-    </w:p>
-    <w:p>
-      <w:r>
-        <w:pict>
-          <v:rect style="width:0;height:1.5pt" o:hralign="center" o:hrstd="t" o:hr="t"/>
-        </w:pict>
-      </w:r>
-    </w:p>
-    <w:bookmarkEnd w:id="14"/>
-    <w:bookmarkStart w:id="15" w:name="functiondef-pairwise_sumnumbers"/>
-    <w:p>
-      <w:pPr>
-        <w:pStyle w:val="Heading2"/>
-      </w:pPr>
-      <w:r>
-        <w:rPr>
-          <w:rStyle w:val="SectionNumber"/>
-        </w:rPr>
-        <w:t xml:space="preserve">1.6</w:t>
-      </w:r>
-      <w:r>
-        <w:tab/>
-      </w:r>
-      <w:r>
-        <w:t xml:space="preserve">FunctionDef pairwise_sum(numbers)</w:t>
-      </w:r>
-    </w:p>
-    <w:bookmarkEnd w:id="15"/>
-    <w:bookmarkEnd w:id="16"/>
-    <w:bookmarkStart w:id="23" w:name="X2e119d0ba8707fc2275101497cc745ceb81b696"/>
-    <w:p>
-      <w:pPr>
-        <w:pStyle w:val="Heading1"/>
-      </w:pPr>
-      <w:r>
-        <w:rPr>
-          <w:rStyle w:val="SectionNumber"/>
-        </w:rPr>
-        <w:t xml:space="preserve">2</w:t>
-      </w:r>
-      <w:r>
-        <w:tab/>
-      </w:r>
-      <w:r>
-        <w:t xml:space="preserve">Function: pairwise_sum(numbers: Iterable[float])</w:t>
-      </w:r>
-    </w:p>
-    <w:bookmarkStart w:id="17" w:name="overview-1"/>
-    <w:p>
-      <w:pPr>
-        <w:pStyle w:val="Heading2"/>
-      </w:pPr>
-      <w:r>
-        <w:rPr>
-          <w:rStyle w:val="SectionNumber"/>
-        </w:rPr>
-        <w:t xml:space="preserve">2.1</w:t>
-      </w:r>
-      <w:r>
-        <w:tab/>
-      </w:r>
-      <w:r>
-        <w:t xml:space="preserve">Overview</w:t>
-      </w:r>
-    </w:p>
-    <w:p>
-      <w:pPr>
-        <w:pStyle w:val="FirstParagraph"/>
-      </w:pPr>
-      <w:r>
-        <w:t xml:space="preserve">The</w:t>
-      </w:r>
-      <w:r>
-        <w:t xml:space="preserve"> </w:t>
-      </w:r>
-      <w:r>
-        <w:rPr>
-          <w:rStyle w:val="VerbatimChar"/>
-        </w:rPr>
-        <w:t xml:space="preserve">pairwise_sum</w:t>
-      </w:r>
-      <w:r>
-        <w:t xml:space="preserve"> </w:t>
-      </w:r>
-      <w:r>
-        <w:t xml:space="preserve">function computes the sum of an iterable of numbers using the Kahan summation algorithm, which provides a more numerically stable and precise result compared to a naive summation, especially for floating-point numbers.</w:t>
-      </w:r>
-    </w:p>
-    <w:bookmarkEnd w:id="17"/>
-    <w:bookmarkStart w:id="18" w:name="parameters-1"/>
-    <w:p>
-      <w:pPr>
-        <w:pStyle w:val="Heading2"/>
-      </w:pPr>
-      <w:r>
-        <w:rPr>
-          <w:rStyle w:val="SectionNumber"/>
-        </w:rPr>
-        <w:t xml:space="preserve">2.2</w:t>
-      </w:r>
-      <w:r>
-        <w:tab/>
-      </w:r>
-      <w:r>
-        <w:t xml:space="preserve">parameters</w:t>
+        <w:t xml:space="preserve">Usage Notes</w:t>
       </w:r>
     </w:p>
     <w:p>
@@ -985,598 +1545,22 @@
         </w:numPr>
       </w:pPr>
       <w:r>
-        <w:rPr>
-          <w:rStyle w:val="VerbatimChar"/>
-        </w:rPr>
-        <w:t xml:space="preserve">numbers</w:t>
-      </w:r>
-      <w:r>
-        <w:t xml:space="preserve"> </w:t>
-      </w:r>
-      <w:r>
-        <w:t xml:space="preserve">(Iterable[float]): An iterable collection of numbers (floats or integers) that need to be summed. This can be a list, tuple, or any other iterable object.</w:t>
-      </w:r>
-    </w:p>
-    <w:bookmarkEnd w:id="18"/>
-    <w:bookmarkStart w:id="19" w:name="description-1"/>
-    <w:p>
-      <w:pPr>
-        <w:pStyle w:val="Heading2"/>
-      </w:pPr>
-      <w:r>
-        <w:rPr>
-          <w:rStyle w:val="SectionNumber"/>
-        </w:rPr>
-        <w:t xml:space="preserve">2.3</w:t>
-      </w:r>
-      <w:r>
-        <w:tab/>
-      </w:r>
-      <w:r>
-        <w:t xml:space="preserve">Description</w:t>
-      </w:r>
-    </w:p>
-    <w:p>
-      <w:pPr>
-        <w:pStyle w:val="FirstParagraph"/>
-      </w:pPr>
-      <w:r>
-        <w:t xml:space="preserve">This function provides a robust method for summing floating-point numbers by minimizing rounding errors that can accumulate during computation. Standard summation can lose precision, particularly when adding a very small number to a very large one. This function implements the Kahan summation algorithm to counteract this effect.</w:t>
-      </w:r>
-    </w:p>
-    <w:p>
-      <w:pPr>
-        <w:pStyle w:val="BodyText"/>
-      </w:pPr>
-      <w:r>
-        <w:t xml:space="preserve">The algorithm works by maintaining a running</w:t>
-      </w:r>
-      <w:r>
-        <w:t xml:space="preserve"> </w:t>
-      </w:r>
-      <w:r>
-        <w:rPr>
-          <w:rStyle w:val="VerbatimChar"/>
-        </w:rPr>
-        <w:t xml:space="preserve">compensation</w:t>
-      </w:r>
-      <w:r>
-        <w:t xml:space="preserve"> </w:t>
-      </w:r>
-      <w:r>
-        <w:t xml:space="preserve">variable that accumulates the error from each addition.</w:t>
-      </w:r>
-    </w:p>
-    <w:p>
-      <w:pPr>
-        <w:pStyle w:val="BodyText"/>
-      </w:pPr>
-      <w:r>
-        <w:t xml:space="preserve">The logic proceeds as follows:</w:t>
-      </w:r>
-      <w:r>
-        <w:t xml:space="preserve"> </w:t>
-      </w:r>
-      <w:r>
-        <w:t xml:space="preserve">1. Initialize</w:t>
-      </w:r>
-      <w:r>
-        <w:t xml:space="preserve"> </w:t>
-      </w:r>
-      <w:r>
-        <w:rPr>
-          <w:rStyle w:val="VerbatimChar"/>
-        </w:rPr>
-        <w:t xml:space="preserve">total</w:t>
-      </w:r>
-      <w:r>
-        <w:t xml:space="preserve"> </w:t>
-      </w:r>
-      <w:r>
-        <w:t xml:space="preserve">and</w:t>
-      </w:r>
-      <w:r>
-        <w:t xml:space="preserve"> </w:t>
-      </w:r>
-      <w:r>
-        <w:rPr>
-          <w:rStyle w:val="VerbatimChar"/>
-        </w:rPr>
-        <w:t xml:space="preserve">compensation</w:t>
-      </w:r>
-      <w:r>
-        <w:t xml:space="preserve"> </w:t>
-      </w:r>
-      <w:r>
-        <w:t xml:space="preserve">to</w:t>
-      </w:r>
-      <w:r>
-        <w:t xml:space="preserve"> </w:t>
-      </w:r>
-      <w:r>
-        <w:rPr>
-          <w:rStyle w:val="VerbatimChar"/>
-        </w:rPr>
-        <w:t xml:space="preserve">0.0</w:t>
-      </w:r>
-      <w:r>
-        <w:t xml:space="preserve">.</w:t>
-      </w:r>
-      <w:r>
-        <w:t xml:space="preserve"> </w:t>
-      </w:r>
-      <w:r>
-        <w:t xml:space="preserve">2. Iterate through each</w:t>
-      </w:r>
-      <w:r>
-        <w:t xml:space="preserve"> </w:t>
-      </w:r>
-      <w:r>
-        <w:rPr>
-          <w:rStyle w:val="VerbatimChar"/>
-        </w:rPr>
-        <w:t xml:space="preserve">value</w:t>
-      </w:r>
-      <w:r>
-        <w:t xml:space="preserve"> </w:t>
-      </w:r>
-      <w:r>
-        <w:t xml:space="preserve">in the input</w:t>
-      </w:r>
-      <w:r>
-        <w:t xml:space="preserve"> </w:t>
-      </w:r>
-      <w:r>
-        <w:rPr>
-          <w:rStyle w:val="VerbatimChar"/>
-        </w:rPr>
-        <w:t xml:space="preserve">numbers</w:t>
-      </w:r>
-      <w:r>
-        <w:t xml:space="preserve">.</w:t>
-      </w:r>
-      <w:r>
-        <w:t xml:space="preserve"> </w:t>
-      </w:r>
-      <w:r>
-        <w:t xml:space="preserve">3. For each</w:t>
-      </w:r>
-      <w:r>
-        <w:t xml:space="preserve"> </w:t>
-      </w:r>
-      <w:r>
-        <w:rPr>
-          <w:rStyle w:val="VerbatimChar"/>
-        </w:rPr>
-        <w:t xml:space="preserve">value</w:t>
-      </w:r>
-      <w:r>
-        <w:t xml:space="preserve">, it is first cast to a</w:t>
-      </w:r>
-      <w:r>
-        <w:t xml:space="preserve"> </w:t>
-      </w:r>
-      <w:r>
-        <w:rPr>
-          <w:rStyle w:val="VerbatimChar"/>
-        </w:rPr>
-        <w:t xml:space="preserve">float</w:t>
-      </w:r>
-      <w:r>
-        <w:t xml:space="preserve">.</w:t>
-      </w:r>
-      <w:r>
-        <w:t xml:space="preserve"> </w:t>
-      </w:r>
-      <w:r>
-        <w:t xml:space="preserve">4. The</w:t>
-      </w:r>
-      <w:r>
-        <w:t xml:space="preserve"> </w:t>
-      </w:r>
-      <w:r>
-        <w:rPr>
-          <w:rStyle w:val="VerbatimChar"/>
-        </w:rPr>
-        <w:t xml:space="preserve">compensation</w:t>
-      </w:r>
-      <w:r>
-        <w:t xml:space="preserve"> </w:t>
-      </w:r>
-      <w:r>
-        <w:t xml:space="preserve">from the previous step is subtracted from the current</w:t>
-      </w:r>
-      <w:r>
-        <w:t xml:space="preserve"> </w:t>
-      </w:r>
-      <w:r>
-        <w:rPr>
-          <w:rStyle w:val="VerbatimChar"/>
-        </w:rPr>
-        <w:t xml:space="preserve">value</w:t>
-      </w:r>
-      <w:r>
-        <w:t xml:space="preserve"> </w:t>
-      </w:r>
-      <w:r>
-        <w:t xml:space="preserve">to create a corrected value</w:t>
-      </w:r>
-      <w:r>
-        <w:t xml:space="preserve"> </w:t>
-      </w:r>
-      <w:r>
-        <w:rPr>
-          <w:rStyle w:val="VerbatimChar"/>
-        </w:rPr>
-        <w:t xml:space="preserve">y</w:t>
-      </w:r>
-      <w:r>
-        <w:t xml:space="preserve">. This reintroduces the</w:t>
-      </w:r>
-      <w:r>
-        <w:t xml:space="preserve"> </w:t>
-      </w:r>
-      <w:r>
-        <w:t xml:space="preserve">“lost”</w:t>
-      </w:r>
-      <w:r>
-        <w:t xml:space="preserve"> </w:t>
-      </w:r>
-      <w:r>
-        <w:t xml:space="preserve">part from the prior addition.</w:t>
-      </w:r>
-      <w:r>
-        <w:t xml:space="preserve"> </w:t>
-      </w:r>
-      <w:r>
-        <w:rPr>
-          <w:rStyle w:val="VerbatimChar"/>
-        </w:rPr>
-        <w:t xml:space="preserve">y = float(value) - compensation</w:t>
-      </w:r>
-      <w:r>
-        <w:t xml:space="preserve"> </w:t>
-      </w:r>
-      <w:r>
-        <w:t xml:space="preserve">5. The corrected value</w:t>
-      </w:r>
-      <w:r>
-        <w:t xml:space="preserve"> </w:t>
-      </w:r>
-      <w:r>
-        <w:rPr>
-          <w:rStyle w:val="VerbatimChar"/>
-        </w:rPr>
-        <w:t xml:space="preserve">y</w:t>
-      </w:r>
-      <w:r>
-        <w:t xml:space="preserve"> </w:t>
-      </w:r>
-      <w:r>
-        <w:t xml:space="preserve">is added to the running</w:t>
-      </w:r>
-      <w:r>
-        <w:t xml:space="preserve"> </w:t>
-      </w:r>
-      <w:r>
-        <w:rPr>
-          <w:rStyle w:val="VerbatimChar"/>
-        </w:rPr>
-        <w:t xml:space="preserve">total</w:t>
-      </w:r>
-      <w:r>
-        <w:t xml:space="preserve">. Due to floating-point limitations, this addition may still be imprecise.</w:t>
-      </w:r>
-      <w:r>
-        <w:t xml:space="preserve"> </w:t>
-      </w:r>
-      <w:r>
-        <w:rPr>
-          <w:rStyle w:val="VerbatimChar"/>
-        </w:rPr>
-        <w:t xml:space="preserve">t = total + y</w:t>
-      </w:r>
-      <w:r>
-        <w:t xml:space="preserve"> </w:t>
-      </w:r>
-      <w:r>
-        <w:t xml:space="preserve">6. The error from the addition in the previous step is calculated and stored in</w:t>
-      </w:r>
-      <w:r>
-        <w:t xml:space="preserve"> </w:t>
-      </w:r>
-      <w:r>
-        <w:rPr>
-          <w:rStyle w:val="VerbatimChar"/>
-        </w:rPr>
-        <w:t xml:space="preserve">compensation</w:t>
-      </w:r>
-      <w:r>
-        <w:t xml:space="preserve">. This is done by observing the difference between the result</w:t>
-      </w:r>
-      <w:r>
-        <w:t xml:space="preserve"> </w:t>
-      </w:r>
-      <w:r>
-        <w:rPr>
-          <w:rStyle w:val="VerbatimChar"/>
-        </w:rPr>
-        <w:t xml:space="preserve">t</w:t>
-      </w:r>
-      <w:r>
-        <w:t xml:space="preserve"> </w:t>
-      </w:r>
-      <w:r>
-        <w:t xml:space="preserve">and the original</w:t>
-      </w:r>
-      <w:r>
-        <w:t xml:space="preserve"> </w:t>
-      </w:r>
-      <w:r>
-        <w:rPr>
-          <w:rStyle w:val="VerbatimChar"/>
-        </w:rPr>
-        <w:t xml:space="preserve">total</w:t>
-      </w:r>
-      <w:r>
-        <w:t xml:space="preserve">, and then subtracting</w:t>
-      </w:r>
-      <w:r>
-        <w:t xml:space="preserve"> </w:t>
-      </w:r>
-      <w:r>
-        <w:rPr>
-          <w:rStyle w:val="VerbatimChar"/>
-        </w:rPr>
-        <w:t xml:space="preserve">y</w:t>
-      </w:r>
-      <w:r>
-        <w:t xml:space="preserve">. If the addition were perfect, this would be zero.</w:t>
-      </w:r>
-      <w:r>
-        <w:t xml:space="preserve"> </w:t>
-      </w:r>
-      <w:r>
-        <w:rPr>
-          <w:rStyle w:val="VerbatimChar"/>
-        </w:rPr>
-        <w:t xml:space="preserve">compensation = (t - total) - y</w:t>
-      </w:r>
-      <w:r>
-        <w:t xml:space="preserve"> </w:t>
-      </w:r>
-      <w:r>
-        <w:t xml:space="preserve">7. The</w:t>
-      </w:r>
-      <w:r>
-        <w:t xml:space="preserve"> </w:t>
-      </w:r>
-      <w:r>
-        <w:rPr>
-          <w:rStyle w:val="VerbatimChar"/>
-        </w:rPr>
-        <w:t xml:space="preserve">total</w:t>
-      </w:r>
-      <w:r>
-        <w:t xml:space="preserve"> </w:t>
-      </w:r>
-      <w:r>
-        <w:t xml:space="preserve">is updated with the new sum</w:t>
-      </w:r>
-      <w:r>
-        <w:t xml:space="preserve"> </w:t>
-      </w:r>
-      <w:r>
-        <w:rPr>
-          <w:rStyle w:val="VerbatimChar"/>
-        </w:rPr>
-        <w:t xml:space="preserve">t</w:t>
-      </w:r>
-      <w:r>
-        <w:t xml:space="preserve">.</w:t>
-      </w:r>
-      <w:r>
-        <w:t xml:space="preserve"> </w:t>
-      </w:r>
-      <w:r>
-        <w:t xml:space="preserve">8. After iterating through all numbers, the final, more accurate</w:t>
-      </w:r>
-      <w:r>
-        <w:t xml:space="preserve"> </w:t>
-      </w:r>
-      <w:r>
-        <w:rPr>
-          <w:rStyle w:val="VerbatimChar"/>
-        </w:rPr>
-        <w:t xml:space="preserve">total</w:t>
-      </w:r>
-      <w:r>
-        <w:t xml:space="preserve"> </w:t>
-      </w:r>
-      <w:r>
-        <w:t xml:space="preserve">is returned.</w:t>
-      </w:r>
-    </w:p>
-    <w:p>
-      <w:pPr>
-        <w:pStyle w:val="SourceCode"/>
-      </w:pPr>
-      <w:r>
-        <w:rPr>
-          <w:rStyle w:val="CommentTok"/>
-        </w:rPr>
-        <w:t xml:space="preserve"># Inside the loop</w:t>
-      </w:r>
-      <w:r>
-        <w:br/>
-      </w:r>
-      <w:r>
-        <w:rPr>
-          <w:rStyle w:val="NormalTok"/>
-        </w:rPr>
-        <w:t xml:space="preserve">y </w:t>
-      </w:r>
-      <w:r>
-        <w:rPr>
-          <w:rStyle w:val="OperatorTok"/>
-        </w:rPr>
-        <w:t xml:space="preserve">=</w:t>
-      </w:r>
-      <w:r>
-        <w:rPr>
-          <w:rStyle w:val="NormalTok"/>
-        </w:rPr>
-        <w:t xml:space="preserve"> </w:t>
-      </w:r>
-      <w:r>
-        <w:rPr>
-          <w:rStyle w:val="BuiltInTok"/>
-        </w:rPr>
-        <w:t xml:space="preserve">float</w:t>
-      </w:r>
-      <w:r>
-        <w:rPr>
-          <w:rStyle w:val="NormalTok"/>
-        </w:rPr>
-        <w:t xml:space="preserve">(value) </w:t>
-      </w:r>
-      <w:r>
-        <w:rPr>
-          <w:rStyle w:val="OperatorTok"/>
-        </w:rPr>
-        <w:t xml:space="preserve">-</w:t>
-      </w:r>
-      <w:r>
-        <w:rPr>
-          <w:rStyle w:val="NormalTok"/>
-        </w:rPr>
-        <w:t xml:space="preserve"> compensation</w:t>
-      </w:r>
-      <w:r>
-        <w:br/>
-      </w:r>
-      <w:r>
-        <w:rPr>
-          <w:rStyle w:val="NormalTok"/>
-        </w:rPr>
-        <w:t xml:space="preserve">t </w:t>
-      </w:r>
-      <w:r>
-        <w:rPr>
-          <w:rStyle w:val="OperatorTok"/>
-        </w:rPr>
-        <w:t xml:space="preserve">=</w:t>
-      </w:r>
-      <w:r>
-        <w:rPr>
-          <w:rStyle w:val="NormalTok"/>
-        </w:rPr>
-        <w:t xml:space="preserve"> total </w:t>
-      </w:r>
-      <w:r>
-        <w:rPr>
-          <w:rStyle w:val="OperatorTok"/>
-        </w:rPr>
-        <w:t xml:space="preserve">+</w:t>
-      </w:r>
-      <w:r>
-        <w:rPr>
-          <w:rStyle w:val="NormalTok"/>
-        </w:rPr>
-        <w:t xml:space="preserve"> y</w:t>
-      </w:r>
-      <w:r>
-        <w:br/>
-      </w:r>
-      <w:r>
-        <w:rPr>
-          <w:rStyle w:val="NormalTok"/>
-        </w:rPr>
-        <w:t xml:space="preserve">compensation </w:t>
-      </w:r>
-      <w:r>
-        <w:rPr>
-          <w:rStyle w:val="OperatorTok"/>
-        </w:rPr>
-        <w:t xml:space="preserve">=</w:t>
-      </w:r>
-      <w:r>
-        <w:rPr>
-          <w:rStyle w:val="NormalTok"/>
-        </w:rPr>
-        <w:t xml:space="preserve"> (t </w:t>
-      </w:r>
-      <w:r>
-        <w:rPr>
-          <w:rStyle w:val="OperatorTok"/>
-        </w:rPr>
-        <w:t xml:space="preserve">-</w:t>
-      </w:r>
-      <w:r>
-        <w:rPr>
-          <w:rStyle w:val="NormalTok"/>
-        </w:rPr>
-        <w:t xml:space="preserve"> total) </w:t>
-      </w:r>
-      <w:r>
-        <w:rPr>
-          <w:rStyle w:val="OperatorTok"/>
-        </w:rPr>
-        <w:t xml:space="preserve">-</w:t>
-      </w:r>
-      <w:r>
-        <w:rPr>
-          <w:rStyle w:val="NormalTok"/>
-        </w:rPr>
-        <w:t xml:space="preserve"> y</w:t>
-      </w:r>
-      <w:r>
-        <w:br/>
-      </w:r>
-      <w:r>
-        <w:rPr>
-          <w:rStyle w:val="NormalTok"/>
-        </w:rPr>
-        <w:t xml:space="preserve">total </w:t>
-      </w:r>
-      <w:r>
-        <w:rPr>
-          <w:rStyle w:val="OperatorTok"/>
-        </w:rPr>
-        <w:t xml:space="preserve">=</w:t>
-      </w:r>
-      <w:r>
-        <w:rPr>
-          <w:rStyle w:val="NormalTok"/>
-        </w:rPr>
-        <w:t xml:space="preserve"> t</w:t>
-      </w:r>
-    </w:p>
-    <w:p>
-      <w:pPr>
-        <w:pStyle w:val="FirstParagraph"/>
-      </w:pPr>
-      <w:r>
-        <w:t xml:space="preserve">This process ensures that the low-order bits, which are often lost in standard floating-point addition, are carried over to the next iteration, leading to a final sum with higher precision.</w:t>
-      </w:r>
-    </w:p>
-    <w:bookmarkEnd w:id="19"/>
-    <w:bookmarkStart w:id="20" w:name="usage-notes-1"/>
-    <w:p>
-      <w:pPr>
-        <w:pStyle w:val="Heading2"/>
-      </w:pPr>
-      <w:r>
-        <w:rPr>
-          <w:rStyle w:val="SectionNumber"/>
-        </w:rPr>
-        <w:t xml:space="preserve">2.4</w:t>
-      </w:r>
-      <w:r>
-        <w:tab/>
-      </w:r>
-      <w:r>
-        <w:t xml:space="preserve">Usage Notes</w:t>
+        <w:t xml:space="preserve">This function is more accurate than Python’s built-in</w:t>
+      </w:r>
+      <w:r>
+        <w:t xml:space="preserve"> </w:t>
+      </w:r>
+      <w:r>
+        <w:rPr>
+          <w:rStyle w:val="VerbatimChar"/>
+        </w:rPr>
+        <w:t xml:space="preserve">sum()</w:t>
+      </w:r>
+      <w:r>
+        <w:t xml:space="preserve"> </w:t>
+      </w:r>
+      <w:r>
+        <w:t xml:space="preserve">for floating-point numbers, especially when the input contains values with widely different magnitudes.</w:t>
       </w:r>
     </w:p>
     <w:p>
@@ -1584,11 +1568,11 @@
         <w:pStyle w:val="Compact"/>
         <w:numPr>
           <w:ilvl w:val="0"/>
-          <w:numId w:val="1005"/>
+          <w:numId w:val="1004"/>
         </w:numPr>
       </w:pPr>
       <w:r>
-        <w:t xml:space="preserve">This function is highly recommended when accuracy is critical and the dataset involves summing a large quantity of floating-point numbers or numbers with a wide range of magnitudes.</w:t>
+        <w:t xml:space="preserve">The input iterable can contain both integers and floats; integers will be automatically cast to floats during the computation.</w:t>
       </w:r>
     </w:p>
     <w:p>
@@ -1596,68 +1580,11 @@
         <w:pStyle w:val="Compact"/>
         <w:numPr>
           <w:ilvl w:val="0"/>
-          <w:numId w:val="1005"/>
+          <w:numId w:val="1004"/>
         </w:numPr>
       </w:pPr>
       <w:r>
-        <w:t xml:space="preserve">While Python’s built-in</w:t>
-      </w:r>
-      <w:r>
-        <w:t xml:space="preserve"> </w:t>
-      </w:r>
-      <w:r>
-        <w:rPr>
-          <w:rStyle w:val="VerbatimChar"/>
-        </w:rPr>
-        <w:t xml:space="preserve">sum()</w:t>
-      </w:r>
-      <w:r>
-        <w:t xml:space="preserve"> </w:t>
-      </w:r>
-      <w:r>
-        <w:t xml:space="preserve">function is often sufficient,</w:t>
-      </w:r>
-      <w:r>
-        <w:t xml:space="preserve"> </w:t>
-      </w:r>
-      <w:r>
-        <w:rPr>
-          <w:rStyle w:val="VerbatimChar"/>
-        </w:rPr>
-        <w:t xml:space="preserve">pairwise_sum</w:t>
-      </w:r>
-      <w:r>
-        <w:t xml:space="preserve"> </w:t>
-      </w:r>
-      <w:r>
-        <w:t xml:space="preserve">provides an explicit and reliable implementation of a high-precision summation algorithm.</w:t>
-      </w:r>
-    </w:p>
-    <w:p>
-      <w:pPr>
-        <w:pStyle w:val="Compact"/>
-        <w:numPr>
-          <w:ilvl w:val="0"/>
-          <w:numId w:val="1005"/>
-        </w:numPr>
-      </w:pPr>
-      <w:r>
-        <w:t xml:space="preserve">Any integers provided in the input</w:t>
-      </w:r>
-      <w:r>
-        <w:t xml:space="preserve"> </w:t>
-      </w:r>
-      <w:r>
-        <w:rPr>
-          <w:rStyle w:val="VerbatimChar"/>
-        </w:rPr>
-        <w:t xml:space="preserve">numbers</w:t>
-      </w:r>
-      <w:r>
-        <w:t xml:space="preserve"> </w:t>
-      </w:r>
-      <w:r>
-        <w:t xml:space="preserve">iterable will be automatically converted to floats during the calculation.</w:t>
+        <w:t xml:space="preserve">It is particularly useful in scientific and financial calculations where precision is critical.</w:t>
       </w:r>
     </w:p>
     <w:p>
@@ -1672,7 +1599,7 @@
         <w:t xml:space="preserve">Output Example</w:t>
       </w:r>
       <w:r>
-        <w:t xml:space="preserve">: The function returns a single floating-point number.</w:t>
+        <w:t xml:space="preserve">: A single floating-point number representing the sum.</w:t>
       </w:r>
     </w:p>
     <w:p>
@@ -1683,7 +1610,7 @@
         <w:rPr>
           <w:rStyle w:val="VerbatimChar"/>
         </w:rPr>
-        <w:t xml:space="preserve">51.000000123</w:t>
+        <w:t xml:space="preserve">10000000007.0</w:t>
       </w:r>
     </w:p>
     <w:bookmarkEnd w:id="20"/>
@@ -1713,7 +1640,7 @@
         <w:rPr>
           <w:rStyle w:val="CommentTok"/>
         </w:rPr>
-        <w:t xml:space="preserve"># Example usage</w:t>
+        <w:t xml:space="preserve"># Example usage with numbers of vastly different magnitudes</w:t>
       </w:r>
       <w:r>
         <w:br/>
@@ -1722,16 +1649,16 @@
         <w:rPr>
           <w:rStyle w:val="CommentTok"/>
         </w:rPr>
-        <w:t xml:space="preserve"># A list containing numbers of vastly different magnitudes</w:t>
-      </w:r>
-      <w:r>
-        <w:br/>
-      </w:r>
-      <w:r>
-        <w:rPr>
-          <w:rStyle w:val="NormalTok"/>
-        </w:rPr>
-        <w:t xml:space="preserve">data </w:t>
+        <w:t xml:space="preserve"># A naive sum might result in 7.0 due to precision loss</w:t>
+      </w:r>
+      <w:r>
+        <w:br/>
+      </w:r>
+      <w:r>
+        <w:rPr>
+          <w:rStyle w:val="NormalTok"/>
+        </w:rPr>
+        <w:t xml:space="preserve">numbers_list </w:t>
       </w:r>
       <w:r>
         <w:rPr>
@@ -1749,7 +1676,7 @@
         <w:rPr>
           <w:rStyle w:val="FloatTok"/>
         </w:rPr>
-        <w:t xml:space="preserve">150000.75</w:t>
+        <w:t xml:space="preserve">1e10</w:t>
       </w:r>
       <w:r>
         <w:rPr>
@@ -1759,9 +1686,39 @@
       </w:r>
       <w:r>
         <w:rPr>
+          <w:rStyle w:val="DecValTok"/>
+        </w:rPr>
+        <w:t xml:space="preserve">1</w:t>
+      </w:r>
+      <w:r>
+        <w:rPr>
+          <w:rStyle w:val="NormalTok"/>
+        </w:rPr>
+        <w:t xml:space="preserve">, </w:t>
+      </w:r>
+      <w:r>
+        <w:rPr>
+          <w:rStyle w:val="DecValTok"/>
+        </w:rPr>
+        <w:t xml:space="preserve">2</w:t>
+      </w:r>
+      <w:r>
+        <w:rPr>
+          <w:rStyle w:val="NormalTok"/>
+        </w:rPr>
+        <w:t xml:space="preserve">, </w:t>
+      </w:r>
+      <w:r>
+        <w:rPr>
+          <w:rStyle w:val="OperatorTok"/>
+        </w:rPr>
+        <w:t xml:space="preserve">-</w:t>
+      </w:r>
+      <w:r>
+        <w:rPr>
           <w:rStyle w:val="FloatTok"/>
         </w:rPr>
-        <w:t xml:space="preserve">0.000000123</w:t>
+        <w:t xml:space="preserve">1e10</w:t>
       </w:r>
       <w:r>
         <w:rPr>
@@ -1771,9 +1728,90 @@
       </w:r>
       <w:r>
         <w:rPr>
+          <w:rStyle w:val="DecValTok"/>
+        </w:rPr>
+        <w:t xml:space="preserve">4</w:t>
+      </w:r>
+      <w:r>
+        <w:rPr>
+          <w:rStyle w:val="NormalTok"/>
+        </w:rPr>
+        <w:t xml:space="preserve">]</w:t>
+      </w:r>
+      <w:r>
+        <w:br/>
+      </w:r>
+      <w:r>
+        <w:rPr>
+          <w:rStyle w:val="NormalTok"/>
+        </w:rPr>
+        <w:t xml:space="preserve">result </w:t>
+      </w:r>
+      <w:r>
+        <w:rPr>
+          <w:rStyle w:val="OperatorTok"/>
+        </w:rPr>
+        <w:t xml:space="preserve">=</w:t>
+      </w:r>
+      <w:r>
+        <w:rPr>
+          <w:rStyle w:val="NormalTok"/>
+        </w:rPr>
+        <w:t xml:space="preserve"> pairwise_sum(numbers_list)</w:t>
+      </w:r>
+      <w:r>
+        <w:br/>
+      </w:r>
+      <w:r>
+        <w:rPr>
+          <w:rStyle w:val="BuiltInTok"/>
+        </w:rPr>
+        <w:t xml:space="preserve">print</w:t>
+      </w:r>
+      <w:r>
+        <w:rPr>
+          <w:rStyle w:val="NormalTok"/>
+        </w:rPr>
+        <w:t xml:space="preserve">(result)</w:t>
+      </w:r>
+      <w:r>
+        <w:br/>
+      </w:r>
+      <w:r>
+        <w:br/>
+      </w:r>
+      <w:r>
+        <w:rPr>
+          <w:rStyle w:val="CommentTok"/>
+        </w:rPr>
+        <w:t xml:space="preserve"># Example with a simple list of floats</w:t>
+      </w:r>
+      <w:r>
+        <w:br/>
+      </w:r>
+      <w:r>
+        <w:rPr>
+          <w:rStyle w:val="NormalTok"/>
+        </w:rPr>
+        <w:t xml:space="preserve">more_numbers </w:t>
+      </w:r>
+      <w:r>
+        <w:rPr>
+          <w:rStyle w:val="OperatorTok"/>
+        </w:rPr>
+        <w:t xml:space="preserve">=</w:t>
+      </w:r>
+      <w:r>
+        <w:rPr>
+          <w:rStyle w:val="NormalTok"/>
+        </w:rPr>
+        <w:t xml:space="preserve"> [</w:t>
+      </w:r>
+      <w:r>
+        <w:rPr>
           <w:rStyle w:val="FloatTok"/>
         </w:rPr>
-        <w:t xml:space="preserve">50.25</w:t>
+        <w:t xml:space="preserve">0.1</w:t>
       </w:r>
       <w:r>
         <w:rPr>
@@ -1783,42 +1821,72 @@
       </w:r>
       <w:r>
         <w:rPr>
+          <w:rStyle w:val="FloatTok"/>
+        </w:rPr>
+        <w:t xml:space="preserve">0.2</w:t>
+      </w:r>
+      <w:r>
+        <w:rPr>
+          <w:rStyle w:val="NormalTok"/>
+        </w:rPr>
+        <w:t xml:space="preserve">, </w:t>
+      </w:r>
+      <w:r>
+        <w:rPr>
+          <w:rStyle w:val="FloatTok"/>
+        </w:rPr>
+        <w:t xml:space="preserve">0.3</w:t>
+      </w:r>
+      <w:r>
+        <w:rPr>
+          <w:rStyle w:val="NormalTok"/>
+        </w:rPr>
+        <w:t xml:space="preserve">, </w:t>
+      </w:r>
+      <w:r>
+        <w:rPr>
+          <w:rStyle w:val="FloatTok"/>
+        </w:rPr>
+        <w:t xml:space="preserve">0.4</w:t>
+      </w:r>
+      <w:r>
+        <w:rPr>
+          <w:rStyle w:val="NormalTok"/>
+        </w:rPr>
+        <w:t xml:space="preserve">, </w:t>
+      </w:r>
+      <w:r>
+        <w:rPr>
+          <w:rStyle w:val="FloatTok"/>
+        </w:rPr>
+        <w:t xml:space="preserve">0.5</w:t>
+      </w:r>
+      <w:r>
+        <w:rPr>
+          <w:rStyle w:val="NormalTok"/>
+        </w:rPr>
+        <w:t xml:space="preserve">]</w:t>
+      </w:r>
+      <w:r>
+        <w:br/>
+      </w:r>
+      <w:r>
+        <w:rPr>
+          <w:rStyle w:val="NormalTok"/>
+        </w:rPr>
+        <w:t xml:space="preserve">result_simple </w:t>
+      </w:r>
+      <w:r>
+        <w:rPr>
           <w:rStyle w:val="OperatorTok"/>
         </w:rPr>
-        <w:t xml:space="preserve">-</w:t>
-      </w:r>
-      <w:r>
-        <w:rPr>
-          <w:rStyle w:val="FloatTok"/>
-        </w:rPr>
-        <w:t xml:space="preserve">150000.0</w:t>
-      </w:r>
-      <w:r>
-        <w:rPr>
-          <w:rStyle w:val="NormalTok"/>
-        </w:rPr>
-        <w:t xml:space="preserve">]</w:t>
-      </w:r>
-      <w:r>
-        <w:br/>
-      </w:r>
-      <w:r>
-        <w:rPr>
-          <w:rStyle w:val="NormalTok"/>
-        </w:rPr>
-        <w:t xml:space="preserve">result </w:t>
-      </w:r>
-      <w:r>
-        <w:rPr>
-          <w:rStyle w:val="OperatorTok"/>
-        </w:rPr>
         <w:t xml:space="preserve">=</w:t>
       </w:r>
       <w:r>
         <w:rPr>
           <w:rStyle w:val="NormalTok"/>
         </w:rPr>
-        <w:t xml:space="preserve"> pairwise_sum(data)</w:t>
+        <w:t xml:space="preserve"> pairwise_sum(more_numbers)</w:t>
       </w:r>
       <w:r>
         <w:br/>
@@ -1833,148 +1901,7 @@
         <w:rPr>
           <w:rStyle w:val="NormalTok"/>
         </w:rPr>
-        <w:t xml:space="preserve">(result)</w:t>
-      </w:r>
-      <w:r>
-        <w:br/>
-      </w:r>
-      <w:r>
-        <w:br/>
-      </w:r>
-      <w:r>
-        <w:rPr>
-          <w:rStyle w:val="CommentTok"/>
-        </w:rPr>
-        <w:t xml:space="preserve"># Another example with a generator</w:t>
-      </w:r>
-      <w:r>
-        <w:br/>
-      </w:r>
-      <w:r>
-        <w:rPr>
-          <w:rStyle w:val="NormalTok"/>
-        </w:rPr>
-        <w:t xml:space="preserve">data_generator </w:t>
-      </w:r>
-      <w:r>
-        <w:rPr>
-          <w:rStyle w:val="OperatorTok"/>
-        </w:rPr>
-        <w:t xml:space="preserve">=</w:t>
-      </w:r>
-      <w:r>
-        <w:rPr>
-          <w:rStyle w:val="NormalTok"/>
-        </w:rPr>
-        <w:t xml:space="preserve"> (i </w:t>
-      </w:r>
-      <w:r>
-        <w:rPr>
-          <w:rStyle w:val="OperatorTok"/>
-        </w:rPr>
-        <w:t xml:space="preserve">*</w:t>
-      </w:r>
-      <w:r>
-        <w:rPr>
-          <w:rStyle w:val="NormalTok"/>
-        </w:rPr>
-        <w:t xml:space="preserve"> </w:t>
-      </w:r>
-      <w:r>
-        <w:rPr>
-          <w:rStyle w:val="FloatTok"/>
-        </w:rPr>
-        <w:t xml:space="preserve">0.1</w:t>
-      </w:r>
-      <w:r>
-        <w:rPr>
-          <w:rStyle w:val="NormalTok"/>
-        </w:rPr>
-        <w:t xml:space="preserve"> </w:t>
-      </w:r>
-      <w:r>
-        <w:rPr>
-          <w:rStyle w:val="ControlFlowTok"/>
-        </w:rPr>
-        <w:t xml:space="preserve">for</w:t>
-      </w:r>
-      <w:r>
-        <w:rPr>
-          <w:rStyle w:val="NormalTok"/>
-        </w:rPr>
-        <w:t xml:space="preserve"> i </w:t>
-      </w:r>
-      <w:r>
-        <w:rPr>
-          <w:rStyle w:val="KeywordTok"/>
-        </w:rPr>
-        <w:t xml:space="preserve">in</w:t>
-      </w:r>
-      <w:r>
-        <w:rPr>
-          <w:rStyle w:val="NormalTok"/>
-        </w:rPr>
-        <w:t xml:space="preserve"> </w:t>
-      </w:r>
-      <w:r>
-        <w:rPr>
-          <w:rStyle w:val="BuiltInTok"/>
-        </w:rPr>
-        <w:t xml:space="preserve">range</w:t>
-      </w:r>
-      <w:r>
-        <w:rPr>
-          <w:rStyle w:val="NormalTok"/>
-        </w:rPr>
-        <w:t xml:space="preserve">(</w:t>
-      </w:r>
-      <w:r>
-        <w:rPr>
-          <w:rStyle w:val="DecValTok"/>
-        </w:rPr>
-        <w:t xml:space="preserve">10</w:t>
-      </w:r>
-      <w:r>
-        <w:rPr>
-          <w:rStyle w:val="NormalTok"/>
-        </w:rPr>
-        <w:t xml:space="preserve">))</w:t>
-      </w:r>
-      <w:r>
-        <w:br/>
-      </w:r>
-      <w:r>
-        <w:rPr>
-          <w:rStyle w:val="NormalTok"/>
-        </w:rPr>
-        <w:t xml:space="preserve">result_from_generator </w:t>
-      </w:r>
-      <w:r>
-        <w:rPr>
-          <w:rStyle w:val="OperatorTok"/>
-        </w:rPr>
-        <w:t xml:space="preserve">=</w:t>
-      </w:r>
-      <w:r>
-        <w:rPr>
-          <w:rStyle w:val="NormalTok"/>
-        </w:rPr>
-        <w:t xml:space="preserve"> pairwise_sum(data_generator)</w:t>
-      </w:r>
-      <w:r>
-        <w:br/>
-      </w:r>
-      <w:r>
-        <w:rPr>
-          <w:rStyle w:val="BuiltInTok"/>
-        </w:rPr>
-        <w:t xml:space="preserve">print</w:t>
-      </w:r>
-      <w:r>
-        <w:rPr>
-          <w:rStyle w:val="NormalTok"/>
-        </w:rPr>
-        <w:t xml:space="preserve">(result_from_generator)</w:t>
+        <w:t xml:space="preserve">(result_simple)</w:t>
       </w:r>
     </w:p>
     <w:p>
@@ -1997,16 +1924,16 @@
         <w:rPr>
           <w:rStyle w:val="VerbatimChar"/>
         </w:rPr>
-        <w:t xml:space="preserve">51.000000123</w:t>
-      </w:r>
-      <w:r>
-        <w:br/>
-      </w:r>
-      <w:r>
-        <w:rPr>
-          <w:rStyle w:val="VerbatimChar"/>
-        </w:rPr>
-        <w:t xml:space="preserve">4.5</w:t>
+        <w:t xml:space="preserve">7.0</w:t>
+      </w:r>
+      <w:r>
+        <w:br/>
+      </w:r>
+      <w:r>
+        <w:rPr>
+          <w:rStyle w:val="VerbatimChar"/>
+        </w:rPr>
+        <w:t xml:space="preserve">1.5</w:t>
       </w:r>
     </w:p>
     <w:p>
@@ -2093,7 +2020,7 @@
         <w:t xml:space="preserve"> </w:t>
       </w:r>
       <w:r>
-        <w:t xml:space="preserve">function divides a given string into a series of smaller, fixed-size substrings.</w:t>
+        <w:t xml:space="preserve">function divides a given string into a series of smaller, fixed-length substrings.</w:t>
       </w:r>
     </w:p>
     <w:bookmarkEnd w:id="24"/>
@@ -2187,6 +2114,9 @@
               <w:pStyle w:val="Compact"/>
             </w:pPr>
             <w:r>
+              <w:rPr>
+                <w:rStyle w:val="VerbatimChar"/>
+              </w:rPr>
               <w:t xml:space="preserve">str</w:t>
             </w:r>
           </w:p>
@@ -2198,7 +2128,7 @@
               <w:pStyle w:val="Compact"/>
             </w:pPr>
             <w:r>
-              <w:t xml:space="preserve">The input string that will be divided into chunks.</w:t>
+              <w:t xml:space="preserve">The input string that needs to be divided into chunks.</w:t>
             </w:r>
           </w:p>
         </w:tc>
@@ -2225,6 +2155,9 @@
               <w:pStyle w:val="Compact"/>
             </w:pPr>
             <w:r>
+              <w:rPr>
+                <w:rStyle w:val="VerbatimChar"/>
+              </w:rPr>
               <w:t xml:space="preserve">int</w:t>
             </w:r>
           </w:p>
@@ -2304,7 +2237,7 @@
         <w:t xml:space="preserve"> </w:t>
       </w:r>
       <w:r>
-        <w:t xml:space="preserve">is less than or equal to zero, it is not a valid length for a chunk, so the function raises a</w:t>
+        <w:t xml:space="preserve">is less than or equal to zero, it raises a</w:t>
       </w:r>
       <w:r>
         <w:t xml:space="preserve"> </w:t>
@@ -2316,7 +2249,7 @@
         <w:t xml:space="preserve">ValueError</w:t>
       </w:r>
       <w:r>
-        <w:t xml:space="preserve">.</w:t>
+        <w:t xml:space="preserve">, as chunking into non-positive lengths is not a valid operation.</w:t>
       </w:r>
     </w:p>
     <w:p>
@@ -2339,22 +2272,22 @@
         <w:t xml:space="preserve"> </w:t>
       </w:r>
       <w:r>
-        <w:t xml:space="preserve">is valid, the function proceeds to slice the string. It uses a generator expression within a</w:t>
-      </w:r>
-      <w:r>
-        <w:t xml:space="preserve"> </w:t>
-      </w:r>
-      <w:r>
-        <w:rPr>
-          <w:rStyle w:val="VerbatimChar"/>
-        </w:rPr>
-        <w:t xml:space="preserve">tuple()</w:t>
-      </w:r>
-      <w:r>
-        <w:t xml:space="preserve"> </w:t>
-      </w:r>
-      <w:r>
-        <w:t xml:space="preserve">constructor for efficiency. The</w:t>
+        <w:t xml:space="preserve">is valid, the function proceeds to iterate through the input</w:t>
+      </w:r>
+      <w:r>
+        <w:t xml:space="preserve"> </w:t>
+      </w:r>
+      <w:r>
+        <w:rPr>
+          <w:rStyle w:val="VerbatimChar"/>
+        </w:rPr>
+        <w:t xml:space="preserve">text</w:t>
+      </w:r>
+      <w:r>
+        <w:t xml:space="preserve"> </w:t>
+      </w:r>
+      <w:r>
+        <w:t xml:space="preserve">using a generator expression. It generates a sequence of starting indices for the slices by using</w:t>
       </w:r>
       <w:r>
         <w:t xml:space="preserve"> </w:t>
@@ -2366,10 +2299,7 @@
         <w:t xml:space="preserve">range(0, len(text), size)</w:t>
       </w:r>
       <w:r>
-        <w:t xml:space="preserve"> </w:t>
-      </w:r>
-      <w:r>
-        <w:t xml:space="preserve">function generates the starting indices for each chunk. For each index</w:t>
+        <w:t xml:space="preserve">. For each starting index</w:t>
       </w:r>
       <w:r>
         <w:t xml:space="preserve"> </w:t>
@@ -2381,7 +2311,7 @@
         <w:t xml:space="preserve">i</w:t>
       </w:r>
       <w:r>
-        <w:t xml:space="preserve">, a slice</w:t>
+        <w:t xml:space="preserve">, it extracts a substring slice</w:t>
       </w:r>
       <w:r>
         <w:t xml:space="preserve"> </w:t>
@@ -2393,37 +2323,7 @@
         <w:t xml:space="preserve">text[i : i + size]</w:t>
       </w:r>
       <w:r>
-        <w:t xml:space="preserve"> </w:t>
-      </w:r>
-      <w:r>
-        <w:t xml:space="preserve">is created. This slice starts at index</w:t>
-      </w:r>
-      <w:r>
-        <w:t xml:space="preserve"> </w:t>
-      </w:r>
-      <w:r>
-        <w:rPr>
-          <w:rStyle w:val="VerbatimChar"/>
-        </w:rPr>
-        <w:t xml:space="preserve">i</w:t>
-      </w:r>
-      <w:r>
-        <w:t xml:space="preserve"> </w:t>
-      </w:r>
-      <w:r>
-        <w:t xml:space="preserve">and extends up to, but not including, index</w:t>
-      </w:r>
-      <w:r>
-        <w:t xml:space="preserve"> </w:t>
-      </w:r>
-      <w:r>
-        <w:rPr>
-          <w:rStyle w:val="VerbatimChar"/>
-        </w:rPr>
-        <w:t xml:space="preserve">i + size</w:t>
-      </w:r>
-      <w:r>
-        <w:t xml:space="preserve">.</w:t>
+        <w:t xml:space="preserve">. This process continues until the entire string has been covered.</w:t>
       </w:r>
     </w:p>
     <w:p>
@@ -2431,7 +2331,22 @@
         <w:pStyle w:val="BodyText"/>
       </w:pPr>
       <w:r>
-        <w:t xml:space="preserve">The resulting substrings are collected into a tuple, which is then returned. If the length of the input</w:t>
+        <w:t xml:space="preserve">The final chunk may be shorter than the specified</w:t>
+      </w:r>
+      <w:r>
+        <w:t xml:space="preserve"> </w:t>
+      </w:r>
+      <w:r>
+        <w:rPr>
+          <w:rStyle w:val="VerbatimChar"/>
+        </w:rPr>
+        <w:t xml:space="preserve">size</w:t>
+      </w:r>
+      <w:r>
+        <w:t xml:space="preserve"> </w:t>
+      </w:r>
+      <w:r>
+        <w:t xml:space="preserve">if the total length of the</w:t>
       </w:r>
       <w:r>
         <w:t xml:space="preserve"> </w:t>
@@ -2446,7 +2361,7 @@
         <w:t xml:space="preserve"> </w:t>
       </w:r>
       <w:r>
-        <w:t xml:space="preserve">is not a multiple of</w:t>
+        <w:t xml:space="preserve">is not perfectly divisible by</w:t>
       </w:r>
       <w:r>
         <w:t xml:space="preserve"> </w:t>
@@ -2458,19 +2373,7 @@
         <w:t xml:space="preserve">size</w:t>
       </w:r>
       <w:r>
-        <w:t xml:space="preserve">, the final chunk in the tuple will be shorter than the specified</w:t>
-      </w:r>
-      <w:r>
-        <w:t xml:space="preserve"> </w:t>
-      </w:r>
-      <w:r>
-        <w:rPr>
-          <w:rStyle w:val="VerbatimChar"/>
-        </w:rPr>
-        <w:t xml:space="preserve">size</w:t>
-      </w:r>
-      <w:r>
-        <w:t xml:space="preserve">.</w:t>
+        <w:t xml:space="preserve">. All the generated string chunks are then collected into a tuple and returned.</w:t>
       </w:r>
     </w:p>
     <w:p>
@@ -2481,61 +2384,94 @@
         <w:rPr>
           <w:rStyle w:val="CommentTok"/>
         </w:rPr>
-        <w:t xml:space="preserve"># Internal logic for a text "abcdefg" and size 3</w:t>
-      </w:r>
-      <w:r>
-        <w:br/>
-      </w:r>
-      <w:r>
-        <w:rPr>
-          <w:rStyle w:val="CommentTok"/>
-        </w:rPr>
-        <w:t xml:space="preserve"># 1. Validate size: 3 &gt; 0, so it's valid.</w:t>
-      </w:r>
-      <w:r>
-        <w:br/>
-      </w:r>
-      <w:r>
-        <w:rPr>
-          <w:rStyle w:val="CommentTok"/>
-        </w:rPr>
-        <w:t xml:space="preserve"># 2. Generate indices using range(0, 7, 3), which yields 0, 3, 6.</w:t>
-      </w:r>
-      <w:r>
-        <w:br/>
-      </w:r>
-      <w:r>
-        <w:rPr>
-          <w:rStyle w:val="CommentTok"/>
-        </w:rPr>
-        <w:t xml:space="preserve"># 3. For index 0: text[0:3] -&gt; "abc"</w:t>
-      </w:r>
-      <w:r>
-        <w:br/>
-      </w:r>
-      <w:r>
-        <w:rPr>
-          <w:rStyle w:val="CommentTok"/>
-        </w:rPr>
-        <w:t xml:space="preserve"># 4. For index 3: text[3:6] -&gt; "def"</w:t>
-      </w:r>
-      <w:r>
-        <w:br/>
-      </w:r>
-      <w:r>
-        <w:rPr>
-          <w:rStyle w:val="CommentTok"/>
-        </w:rPr>
-        <w:t xml:space="preserve"># 5. For index 6: text[6:9] -&gt; "g" (slice automatically stops at the end of the string)</w:t>
-      </w:r>
-      <w:r>
-        <w:br/>
-      </w:r>
-      <w:r>
-        <w:rPr>
-          <w:rStyle w:val="CommentTok"/>
-        </w:rPr>
-        <w:t xml:space="preserve"># 6. Return the collected chunks as a tuple: ("abc", "def", "g")</w:t>
+        <w:t xml:space="preserve"># The core logic uses a generator expression with range stepping</w:t>
+      </w:r>
+      <w:r>
+        <w:br/>
+      </w:r>
+      <w:r>
+        <w:rPr>
+          <w:rStyle w:val="BuiltInTok"/>
+        </w:rPr>
+        <w:t xml:space="preserve">tuple</w:t>
+      </w:r>
+      <w:r>
+        <w:rPr>
+          <w:rStyle w:val="NormalTok"/>
+        </w:rPr>
+        <w:t xml:space="preserve">(text[i : i </w:t>
+      </w:r>
+      <w:r>
+        <w:rPr>
+          <w:rStyle w:val="OperatorTok"/>
+        </w:rPr>
+        <w:t xml:space="preserve">+</w:t>
+      </w:r>
+      <w:r>
+        <w:rPr>
+          <w:rStyle w:val="NormalTok"/>
+        </w:rPr>
+        <w:t xml:space="preserve"> size] </w:t>
+      </w:r>
+      <w:r>
+        <w:rPr>
+          <w:rStyle w:val="ControlFlowTok"/>
+        </w:rPr>
+        <w:t xml:space="preserve">for</w:t>
+      </w:r>
+      <w:r>
+        <w:rPr>
+          <w:rStyle w:val="NormalTok"/>
+        </w:rPr>
+        <w:t xml:space="preserve"> i </w:t>
+      </w:r>
+      <w:r>
+        <w:rPr>
+          <w:rStyle w:val="KeywordTok"/>
+        </w:rPr>
+        <w:t xml:space="preserve">in</w:t>
+      </w:r>
+      <w:r>
+        <w:rPr>
+          <w:rStyle w:val="NormalTok"/>
+        </w:rPr>
+        <w:t xml:space="preserve"> </w:t>
+      </w:r>
+      <w:r>
+        <w:rPr>
+          <w:rStyle w:val="BuiltInTok"/>
+        </w:rPr>
+        <w:t xml:space="preserve">range</w:t>
+      </w:r>
+      <w:r>
+        <w:rPr>
+          <w:rStyle w:val="NormalTok"/>
+        </w:rPr>
+        <w:t xml:space="preserve">(</w:t>
+      </w:r>
+      <w:r>
+        <w:rPr>
+          <w:rStyle w:val="DecValTok"/>
+        </w:rPr>
+        <w:t xml:space="preserve">0</w:t>
+      </w:r>
+      <w:r>
+        <w:rPr>
+          <w:rStyle w:val="NormalTok"/>
+        </w:rPr>
+        <w:t xml:space="preserve">, </w:t>
+      </w:r>
+      <w:r>
+        <w:rPr>
+          <w:rStyle w:val="BuiltInTok"/>
+        </w:rPr>
+        <w:t xml:space="preserve">len</w:t>
+      </w:r>
+      <w:r>
+        <w:rPr>
+          <w:rStyle w:val="NormalTok"/>
+        </w:rPr>
+        <w:t xml:space="preserve">(text), size))</w:t>
       </w:r>
     </w:p>
     <w:bookmarkEnd w:id="26"/>
@@ -2562,11 +2498,41 @@
         <w:pStyle w:val="Compact"/>
         <w:numPr>
           <w:ilvl w:val="0"/>
-          <w:numId w:val="1006"/>
+          <w:numId w:val="1005"/>
         </w:numPr>
       </w:pPr>
       <w:r>
-        <w:t xml:space="preserve">The function will raise a</w:t>
+        <w:t xml:space="preserve">The</w:t>
+      </w:r>
+      <w:r>
+        <w:t xml:space="preserve"> </w:t>
+      </w:r>
+      <w:r>
+        <w:rPr>
+          <w:rStyle w:val="VerbatimChar"/>
+        </w:rPr>
+        <w:t xml:space="preserve">size</w:t>
+      </w:r>
+      <w:r>
+        <w:t xml:space="preserve"> </w:t>
+      </w:r>
+      <w:r>
+        <w:t xml:space="preserve">parameter must be a positive integer. Providing</w:t>
+      </w:r>
+      <w:r>
+        <w:t xml:space="preserve"> </w:t>
+      </w:r>
+      <w:r>
+        <w:rPr>
+          <w:rStyle w:val="VerbatimChar"/>
+        </w:rPr>
+        <w:t xml:space="preserve">0</w:t>
+      </w:r>
+      <w:r>
+        <w:t xml:space="preserve"> </w:t>
+      </w:r>
+      <w:r>
+        <w:t xml:space="preserve">or a negative number will result in a</w:t>
       </w:r>
       <w:r>
         <w:t xml:space="preserve"> </w:t>
@@ -2578,25 +2544,7 @@
         <w:t xml:space="preserve">ValueError</w:t>
       </w:r>
       <w:r>
-        <w:t xml:space="preserve"> </w:t>
-      </w:r>
-      <w:r>
-        <w:t xml:space="preserve">if the</w:t>
-      </w:r>
-      <w:r>
-        <w:t xml:space="preserve"> </w:t>
-      </w:r>
-      <w:r>
-        <w:rPr>
-          <w:rStyle w:val="VerbatimChar"/>
-        </w:rPr>
-        <w:t xml:space="preserve">size</w:t>
-      </w:r>
-      <w:r>
-        <w:t xml:space="preserve"> </w:t>
-      </w:r>
-      <w:r>
-        <w:t xml:space="preserve">parameter is zero or a negative number.</w:t>
+        <w:t xml:space="preserve">.</w:t>
       </w:r>
     </w:p>
     <w:p>
@@ -2604,53 +2552,26 @@
         <w:pStyle w:val="Compact"/>
         <w:numPr>
           <w:ilvl w:val="0"/>
-          <w:numId w:val="1006"/>
+          <w:numId w:val="1005"/>
         </w:numPr>
       </w:pPr>
       <w:r>
-        <w:t xml:space="preserve">The last element in the returned tuple may be shorter than</w:t>
-      </w:r>
-      <w:r>
-        <w:t xml:space="preserve"> </w:t>
-      </w:r>
-      <w:r>
-        <w:rPr>
-          <w:rStyle w:val="VerbatimChar"/>
-        </w:rPr>
-        <w:t xml:space="preserve">size</w:t>
-      </w:r>
-      <w:r>
-        <w:t xml:space="preserve"> </w:t>
-      </w:r>
-      <w:r>
-        <w:t xml:space="preserve">if the total length of the</w:t>
-      </w:r>
-      <w:r>
-        <w:t xml:space="preserve"> </w:t>
-      </w:r>
-      <w:r>
-        <w:rPr>
-          <w:rStyle w:val="VerbatimChar"/>
-        </w:rPr>
-        <w:t xml:space="preserve">text</w:t>
-      </w:r>
-      <w:r>
-        <w:t xml:space="preserve"> </w:t>
-      </w:r>
-      <w:r>
-        <w:t xml:space="preserve">is not evenly divisible by</w:t>
-      </w:r>
-      <w:r>
-        <w:t xml:space="preserve"> </w:t>
-      </w:r>
-      <w:r>
-        <w:rPr>
-          <w:rStyle w:val="VerbatimChar"/>
-        </w:rPr>
-        <w:t xml:space="preserve">size</w:t>
-      </w:r>
-      <w:r>
-        <w:t xml:space="preserve">.</w:t>
+        <w:t xml:space="preserve">The returned value is a</w:t>
+      </w:r>
+      <w:r>
+        <w:t xml:space="preserve"> </w:t>
+      </w:r>
+      <w:r>
+        <w:rPr>
+          <w:rStyle w:val="VerbatimChar"/>
+        </w:rPr>
+        <w:t xml:space="preserve">tuple</w:t>
+      </w:r>
+      <w:r>
+        <w:t xml:space="preserve"> </w:t>
+      </w:r>
+      <w:r>
+        <w:t xml:space="preserve">of strings. Tuples are immutable, meaning their contents cannot be changed after creation.</w:t>
       </w:r>
     </w:p>
     <w:p>
@@ -2658,65 +2579,38 @@
         <w:pStyle w:val="Compact"/>
         <w:numPr>
           <w:ilvl w:val="0"/>
-          <w:numId w:val="1006"/>
+          <w:numId w:val="1005"/>
         </w:numPr>
       </w:pPr>
       <w:r>
-        <w:t xml:space="preserve">If an empty string is passed as the</w:t>
-      </w:r>
-      <w:r>
-        <w:t xml:space="preserve"> </w:t>
-      </w:r>
-      <w:r>
-        <w:rPr>
-          <w:rStyle w:val="VerbatimChar"/>
-        </w:rPr>
-        <w:t xml:space="preserve">text</w:t>
-      </w:r>
-      <w:r>
-        <w:t xml:space="preserve"> </w:t>
-      </w:r>
-      <w:r>
-        <w:t xml:space="preserve">parameter, the function will return an empty tuple</w:t>
-      </w:r>
-      <w:r>
-        <w:t xml:space="preserve"> </w:t>
-      </w:r>
-      <w:r>
-        <w:rPr>
-          <w:rStyle w:val="VerbatimChar"/>
-        </w:rPr>
-        <w:t xml:space="preserve">()</w:t>
+        <w:t xml:space="preserve">The last element in the returned tuple may have a length less than</w:t>
+      </w:r>
+      <w:r>
+        <w:t xml:space="preserve"> </w:t>
+      </w:r>
+      <w:r>
+        <w:rPr>
+          <w:rStyle w:val="VerbatimChar"/>
+        </w:rPr>
+        <w:t xml:space="preserve">size</w:t>
+      </w:r>
+      <w:r>
+        <w:t xml:space="preserve"> </w:t>
+      </w:r>
+      <w:r>
+        <w:t xml:space="preserve">if the input string’s length is not a multiple of</w:t>
+      </w:r>
+      <w:r>
+        <w:t xml:space="preserve"> </w:t>
+      </w:r>
+      <w:r>
+        <w:rPr>
+          <w:rStyle w:val="VerbatimChar"/>
+        </w:rPr>
+        <w:t xml:space="preserve">size</w:t>
       </w:r>
       <w:r>
         <w:t xml:space="preserve">.</w:t>
-      </w:r>
-    </w:p>
-    <w:p>
-      <w:pPr>
-        <w:pStyle w:val="Compact"/>
-        <w:numPr>
-          <w:ilvl w:val="0"/>
-          <w:numId w:val="1006"/>
-        </w:numPr>
-      </w:pPr>
-      <w:r>
-        <w:t xml:space="preserve">The return type is always a</w:t>
-      </w:r>
-      <w:r>
-        <w:t xml:space="preserve"> </w:t>
-      </w:r>
-      <w:r>
-        <w:rPr>
-          <w:rStyle w:val="VerbatimChar"/>
-        </w:rPr>
-        <w:t xml:space="preserve">tuple</w:t>
-      </w:r>
-      <w:r>
-        <w:t xml:space="preserve"> </w:t>
-      </w:r>
-      <w:r>
-        <w:t xml:space="preserve">of strings.</w:t>
       </w:r>
     </w:p>
     <w:p>
@@ -2731,7 +2625,34 @@
         <w:t xml:space="preserve">Output Example</w:t>
       </w:r>
       <w:r>
-        <w:t xml:space="preserve">: A possible return value for a successful operation.</w:t>
+        <w:t xml:space="preserve">: A possible return value for splitting</w:t>
+      </w:r>
+      <w:r>
+        <w:t xml:space="preserve"> </w:t>
+      </w:r>
+      <w:r>
+        <w:rPr>
+          <w:rStyle w:val="VerbatimChar"/>
+        </w:rPr>
+        <w:t xml:space="preserve">"abcdefg"</w:t>
+      </w:r>
+      <w:r>
+        <w:t xml:space="preserve"> </w:t>
+      </w:r>
+      <w:r>
+        <w:t xml:space="preserve">with a size of</w:t>
+      </w:r>
+      <w:r>
+        <w:t xml:space="preserve"> </w:t>
+      </w:r>
+      <w:r>
+        <w:rPr>
+          <w:rStyle w:val="VerbatimChar"/>
+        </w:rPr>
+        <w:t xml:space="preserve">3</w:t>
+      </w:r>
+      <w:r>
+        <w:t xml:space="preserve">.</w:t>
       </w:r>
     </w:p>
     <w:p>
@@ -2742,7 +2663,7 @@
         <w:rPr>
           <w:rStyle w:val="VerbatimChar"/>
         </w:rPr>
-        <w:t xml:space="preserve">('This ', 'is a ', 'sampl', 'e.')</w:t>
+        <w:t xml:space="preserve">('abc', 'def', 'g')</w:t>
       </w:r>
     </w:p>
     <w:bookmarkEnd w:id="27"/>
@@ -2772,16 +2693,16 @@
         <w:rPr>
           <w:rStyle w:val="CommentTok"/>
         </w:rPr>
-        <w:t xml:space="preserve"># Example usage</w:t>
-      </w:r>
-      <w:r>
-        <w:br/>
-      </w:r>
-      <w:r>
-        <w:rPr>
-          <w:rStyle w:val="NormalTok"/>
-        </w:rPr>
-        <w:t xml:space="preserve">long_string </w:t>
+        <w:t xml:space="preserve"># Example 1: Splitting a string into chunks of size 5</w:t>
+      </w:r>
+      <w:r>
+        <w:br/>
+      </w:r>
+      <w:r>
+        <w:rPr>
+          <w:rStyle w:val="NormalTok"/>
+        </w:rPr>
+        <w:t xml:space="preserve">text_to_split </w:t>
       </w:r>
       <w:r>
         <w:rPr>
@@ -2799,16 +2720,16 @@
         <w:rPr>
           <w:rStyle w:val="StringTok"/>
         </w:rPr>
-        <w:t xml:space="preserve">"This is a sample string for demonstrating the chunking function."</w:t>
-      </w:r>
-      <w:r>
-        <w:br/>
-      </w:r>
-      <w:r>
-        <w:rPr>
-          <w:rStyle w:val="NormalTok"/>
-        </w:rPr>
-        <w:t xml:space="preserve">chunk_length </w:t>
+        <w:t xml:space="preserve">"This is a sample text to be split."</w:t>
+      </w:r>
+      <w:r>
+        <w:br/>
+      </w:r>
+      <w:r>
+        <w:rPr>
+          <w:rStyle w:val="NormalTok"/>
+        </w:rPr>
+        <w:t xml:space="preserve">chunk_size </w:t>
       </w:r>
       <w:r>
         <w:rPr>
@@ -2826,7 +2747,157 @@
         <w:rPr>
           <w:rStyle w:val="DecValTok"/>
         </w:rPr>
-        <w:t xml:space="preserve">10</w:t>
+        <w:t xml:space="preserve">5</w:t>
+      </w:r>
+      <w:r>
+        <w:br/>
+      </w:r>
+      <w:r>
+        <w:br/>
+      </w:r>
+      <w:r>
+        <w:rPr>
+          <w:rStyle w:val="NormalTok"/>
+        </w:rPr>
+        <w:t xml:space="preserve">result </w:t>
+      </w:r>
+      <w:r>
+        <w:rPr>
+          <w:rStyle w:val="OperatorTok"/>
+        </w:rPr>
+        <w:t xml:space="preserve">=</w:t>
+      </w:r>
+      <w:r>
+        <w:rPr>
+          <w:rStyle w:val="NormalTok"/>
+        </w:rPr>
+        <w:t xml:space="preserve"> split_into_chunks(text_to_split, chunk_size)</w:t>
+      </w:r>
+      <w:r>
+        <w:br/>
+      </w:r>
+      <w:r>
+        <w:rPr>
+          <w:rStyle w:val="BuiltInTok"/>
+        </w:rPr>
+        <w:t xml:space="preserve">print</w:t>
+      </w:r>
+      <w:r>
+        <w:rPr>
+          <w:rStyle w:val="NormalTok"/>
+        </w:rPr>
+        <w:t xml:space="preserve">(</w:t>
+      </w:r>
+      <w:r>
+        <w:rPr>
+          <w:rStyle w:val="SpecialStringTok"/>
+        </w:rPr>
+        <w:t xml:space="preserve">f"Original Text: '</w:t>
+      </w:r>
+      <w:r>
+        <w:rPr>
+          <w:rStyle w:val="SpecialCharTok"/>
+        </w:rPr>
+        <w:t xml:space="preserve">{</w:t>
+      </w:r>
+      <w:r>
+        <w:rPr>
+          <w:rStyle w:val="NormalTok"/>
+        </w:rPr>
+        <w:t xml:space="preserve">text_to_split</w:t>
+      </w:r>
+      <w:r>
+        <w:rPr>
+          <w:rStyle w:val="SpecialCharTok"/>
+        </w:rPr>
+        <w:t xml:space="preserve">}</w:t>
+      </w:r>
+      <w:r>
+        <w:rPr>
+          <w:rStyle w:val="SpecialStringTok"/>
+        </w:rPr>
+        <w:t xml:space="preserve">'"</w:t>
+      </w:r>
+      <w:r>
+        <w:rPr>
+          <w:rStyle w:val="NormalTok"/>
+        </w:rPr>
+        <w:t xml:space="preserve">)</w:t>
+      </w:r>
+      <w:r>
+        <w:br/>
+      </w:r>
+      <w:r>
+        <w:rPr>
+          <w:rStyle w:val="BuiltInTok"/>
+        </w:rPr>
+        <w:t xml:space="preserve">print</w:t>
+      </w:r>
+      <w:r>
+        <w:rPr>
+          <w:rStyle w:val="NormalTok"/>
+        </w:rPr>
+        <w:t xml:space="preserve">(</w:t>
+      </w:r>
+      <w:r>
+        <w:rPr>
+          <w:rStyle w:val="SpecialStringTok"/>
+        </w:rPr>
+        <w:t xml:space="preserve">f"Chunks of size </w:t>
+      </w:r>
+      <w:r>
+        <w:rPr>
+          <w:rStyle w:val="SpecialCharTok"/>
+        </w:rPr>
+        <w:t xml:space="preserve">{</w:t>
+      </w:r>
+      <w:r>
+        <w:rPr>
+          <w:rStyle w:val="NormalTok"/>
+        </w:rPr>
+        <w:t xml:space="preserve">chunk_size</w:t>
+      </w:r>
+      <w:r>
+        <w:rPr>
+          <w:rStyle w:val="SpecialCharTok"/>
+        </w:rPr>
+        <w:t xml:space="preserve">}</w:t>
+      </w:r>
+      <w:r>
+        <w:rPr>
+          <w:rStyle w:val="SpecialStringTok"/>
+        </w:rPr>
+        <w:t xml:space="preserve">: </w:t>
+      </w:r>
+      <w:r>
+        <w:rPr>
+          <w:rStyle w:val="SpecialCharTok"/>
+        </w:rPr>
+        <w:t xml:space="preserve">{</w:t>
+      </w:r>
+      <w:r>
+        <w:rPr>
+          <w:rStyle w:val="NormalTok"/>
+        </w:rPr>
+        <w:t xml:space="preserve">result</w:t>
+      </w:r>
+      <w:r>
+        <w:rPr>
+          <w:rStyle w:val="SpecialCharTok"/>
+        </w:rPr>
+        <w:t xml:space="preserve">}</w:t>
+      </w:r>
+      <w:r>
+        <w:rPr>
+          <w:rStyle w:val="SpecialStringTok"/>
+        </w:rPr>
+        <w:t xml:space="preserve">"</w:t>
+      </w:r>
+      <w:r>
+        <w:rPr>
+          <w:rStyle w:val="NormalTok"/>
+        </w:rPr>
+        <w:t xml:space="preserve">)</w:t>
       </w:r>
       <w:r>
         <w:br/>
@@ -2838,16 +2909,16 @@
         <w:rPr>
           <w:rStyle w:val="CommentTok"/>
         </w:rPr>
-        <w:t xml:space="preserve"># Split the string into chunks of 10 characters</w:t>
-      </w:r>
-      <w:r>
-        <w:br/>
-      </w:r>
-      <w:r>
-        <w:rPr>
-          <w:rStyle w:val="NormalTok"/>
-        </w:rPr>
-        <w:t xml:space="preserve">chunks </w:t>
+        <w:t xml:space="preserve"># Example 2: The last chunk is shorter</w:t>
+      </w:r>
+      <w:r>
+        <w:br/>
+      </w:r>
+      <w:r>
+        <w:rPr>
+          <w:rStyle w:val="NormalTok"/>
+        </w:rPr>
+        <w:t xml:space="preserve">text_to_split_2 </w:t>
       </w:r>
       <w:r>
         <w:rPr>
@@ -2859,7 +2930,64 @@
         <w:rPr>
           <w:rStyle w:val="NormalTok"/>
         </w:rPr>
-        <w:t xml:space="preserve"> split_into_chunks(long_string, chunk_length)</w:t>
+        <w:t xml:space="preserve"> </w:t>
+      </w:r>
+      <w:r>
+        <w:rPr>
+          <w:rStyle w:val="StringTok"/>
+        </w:rPr>
+        <w:t xml:space="preserve">"12345678"</w:t>
+      </w:r>
+      <w:r>
+        <w:br/>
+      </w:r>
+      <w:r>
+        <w:rPr>
+          <w:rStyle w:val="NormalTok"/>
+        </w:rPr>
+        <w:t xml:space="preserve">chunk_size_2 </w:t>
+      </w:r>
+      <w:r>
+        <w:rPr>
+          <w:rStyle w:val="OperatorTok"/>
+        </w:rPr>
+        <w:t xml:space="preserve">=</w:t>
+      </w:r>
+      <w:r>
+        <w:rPr>
+          <w:rStyle w:val="NormalTok"/>
+        </w:rPr>
+        <w:t xml:space="preserve"> </w:t>
+      </w:r>
+      <w:r>
+        <w:rPr>
+          <w:rStyle w:val="DecValTok"/>
+        </w:rPr>
+        <w:t xml:space="preserve">3</w:t>
+      </w:r>
+      <w:r>
+        <w:br/>
+      </w:r>
+      <w:r>
+        <w:br/>
+      </w:r>
+      <w:r>
+        <w:rPr>
+          <w:rStyle w:val="NormalTok"/>
+        </w:rPr>
+        <w:t xml:space="preserve">result_2 </w:t>
+      </w:r>
+      <w:r>
+        <w:rPr>
+          <w:rStyle w:val="OperatorTok"/>
+        </w:rPr>
+        <w:t xml:space="preserve">=</w:t>
+      </w:r>
+      <w:r>
+        <w:rPr>
+          <w:rStyle w:val="NormalTok"/>
+        </w:rPr>
+        <w:t xml:space="preserve"> split_into_chunks(text_to_split_2, chunk_size_2)</w:t>
       </w:r>
       <w:r>
         <w:br/>
@@ -2874,7 +3002,130 @@
         <w:rPr>
           <w:rStyle w:val="NormalTok"/>
         </w:rPr>
-        <w:t xml:space="preserve">(chunks)</w:t>
+        <w:t xml:space="preserve">(</w:t>
+      </w:r>
+      <w:r>
+        <w:rPr>
+          <w:rStyle w:val="SpecialStringTok"/>
+        </w:rPr>
+        <w:t xml:space="preserve">f"</w:t>
+      </w:r>
+      <w:r>
+        <w:rPr>
+          <w:rStyle w:val="CharTok"/>
+        </w:rPr>
+        <w:t xml:space="preserve">\n</w:t>
+      </w:r>
+      <w:r>
+        <w:rPr>
+          <w:rStyle w:val="SpecialStringTok"/>
+        </w:rPr>
+        <w:t xml:space="preserve">Original Text: '</w:t>
+      </w:r>
+      <w:r>
+        <w:rPr>
+          <w:rStyle w:val="SpecialCharTok"/>
+        </w:rPr>
+        <w:t xml:space="preserve">{</w:t>
+      </w:r>
+      <w:r>
+        <w:rPr>
+          <w:rStyle w:val="NormalTok"/>
+        </w:rPr>
+        <w:t xml:space="preserve">text_to_split_2</w:t>
+      </w:r>
+      <w:r>
+        <w:rPr>
+          <w:rStyle w:val="SpecialCharTok"/>
+        </w:rPr>
+        <w:t xml:space="preserve">}</w:t>
+      </w:r>
+      <w:r>
+        <w:rPr>
+          <w:rStyle w:val="SpecialStringTok"/>
+        </w:rPr>
+        <w:t xml:space="preserve">'"</w:t>
+      </w:r>
+      <w:r>
+        <w:rPr>
+          <w:rStyle w:val="NormalTok"/>
+        </w:rPr>
+        <w:t xml:space="preserve">)</w:t>
+      </w:r>
+      <w:r>
+        <w:br/>
+      </w:r>
+      <w:r>
+        <w:rPr>
+          <w:rStyle w:val="BuiltInTok"/>
+        </w:rPr>
+        <w:t xml:space="preserve">print</w:t>
+      </w:r>
+      <w:r>
+        <w:rPr>
+          <w:rStyle w:val="NormalTok"/>
+        </w:rPr>
+        <w:t xml:space="preserve">(</w:t>
+      </w:r>
+      <w:r>
+        <w:rPr>
+          <w:rStyle w:val="SpecialStringTok"/>
+        </w:rPr>
+        <w:t xml:space="preserve">f"Chunks of size </w:t>
+      </w:r>
+      <w:r>
+        <w:rPr>
+          <w:rStyle w:val="SpecialCharTok"/>
+        </w:rPr>
+        <w:t xml:space="preserve">{</w:t>
+      </w:r>
+      <w:r>
+        <w:rPr>
+          <w:rStyle w:val="NormalTok"/>
+        </w:rPr>
+        <w:t xml:space="preserve">chunk_size_2</w:t>
+      </w:r>
+      <w:r>
+        <w:rPr>
+          <w:rStyle w:val="SpecialCharTok"/>
+        </w:rPr>
+        <w:t xml:space="preserve">}</w:t>
+      </w:r>
+      <w:r>
+        <w:rPr>
+          <w:rStyle w:val="SpecialStringTok"/>
+        </w:rPr>
+        <w:t xml:space="preserve">: </w:t>
+      </w:r>
+      <w:r>
+        <w:rPr>
+          <w:rStyle w:val="SpecialCharTok"/>
+        </w:rPr>
+        <w:t xml:space="preserve">{</w:t>
+      </w:r>
+      <w:r>
+        <w:rPr>
+          <w:rStyle w:val="NormalTok"/>
+        </w:rPr>
+        <w:t xml:space="preserve">result_2</w:t>
+      </w:r>
+      <w:r>
+        <w:rPr>
+          <w:rStyle w:val="SpecialCharTok"/>
+        </w:rPr>
+        <w:t xml:space="preserve">}</w:t>
+      </w:r>
+      <w:r>
+        <w:rPr>
+          <w:rStyle w:val="SpecialStringTok"/>
+        </w:rPr>
+        <w:t xml:space="preserve">"</w:t>
+      </w:r>
+      <w:r>
+        <w:rPr>
+          <w:rStyle w:val="NormalTok"/>
+        </w:rPr>
+        <w:t xml:space="preserve">)</w:t>
       </w:r>
       <w:r>
         <w:br/>
@@ -2886,61 +3137,49 @@
         <w:rPr>
           <w:rStyle w:val="CommentTok"/>
         </w:rPr>
-        <w:t xml:space="preserve"># Example with a string length not divisible by chunk size</w:t>
-      </w:r>
-      <w:r>
-        <w:br/>
-      </w:r>
-      <w:r>
-        <w:rPr>
-          <w:rStyle w:val="NormalTok"/>
-        </w:rPr>
-        <w:t xml:space="preserve">short_string </w:t>
-      </w:r>
-      <w:r>
-        <w:rPr>
-          <w:rStyle w:val="OperatorTok"/>
-        </w:rPr>
-        <w:t xml:space="preserve">=</w:t>
-      </w:r>
-      <w:r>
-        <w:rPr>
-          <w:rStyle w:val="NormalTok"/>
-        </w:rPr>
-        <w:t xml:space="preserve"> </w:t>
+        <w:t xml:space="preserve"># Example 3: Handling an invalid size</w:t>
+      </w:r>
+      <w:r>
+        <w:br/>
+      </w:r>
+      <w:r>
+        <w:rPr>
+          <w:rStyle w:val="ControlFlowTok"/>
+        </w:rPr>
+        <w:t xml:space="preserve">try</w:t>
+      </w:r>
+      <w:r>
+        <w:rPr>
+          <w:rStyle w:val="NormalTok"/>
+        </w:rPr>
+        <w:t xml:space="preserve">:</w:t>
+      </w:r>
+      <w:r>
+        <w:br/>
+      </w:r>
+      <w:r>
+        <w:rPr>
+          <w:rStyle w:val="NormalTok"/>
+        </w:rPr>
+        <w:t xml:space="preserve">    split_into_chunks(</w:t>
       </w:r>
       <w:r>
         <w:rPr>
           <w:rStyle w:val="StringTok"/>
         </w:rPr>
-        <w:t xml:space="preserve">"123456789"</w:t>
-      </w:r>
-      <w:r>
-        <w:br/>
-      </w:r>
-      <w:r>
-        <w:rPr>
-          <w:rStyle w:val="NormalTok"/>
-        </w:rPr>
-        <w:t xml:space="preserve">short_chunks </w:t>
-      </w:r>
-      <w:r>
-        <w:rPr>
-          <w:rStyle w:val="OperatorTok"/>
-        </w:rPr>
-        <w:t xml:space="preserve">=</w:t>
-      </w:r>
-      <w:r>
-        <w:rPr>
-          <w:rStyle w:val="NormalTok"/>
-        </w:rPr>
-        <w:t xml:space="preserve"> split_into_chunks(short_string, </w:t>
+        <w:t xml:space="preserve">"some text"</w:t>
+      </w:r>
+      <w:r>
+        <w:rPr>
+          <w:rStyle w:val="NormalTok"/>
+        </w:rPr>
+        <w:t xml:space="preserve">, </w:t>
       </w:r>
       <w:r>
         <w:rPr>
           <w:rStyle w:val="DecValTok"/>
         </w:rPr>
-        <w:t xml:space="preserve">4</w:t>
+        <w:t xml:space="preserve">0</w:t>
       </w:r>
       <w:r>
         <w:rPr>
@@ -2953,6 +3192,51 @@
       </w:r>
       <w:r>
         <w:rPr>
+          <w:rStyle w:val="ControlFlowTok"/>
+        </w:rPr>
+        <w:t xml:space="preserve">except</w:t>
+      </w:r>
+      <w:r>
+        <w:rPr>
+          <w:rStyle w:val="NormalTok"/>
+        </w:rPr>
+        <w:t xml:space="preserve"> </w:t>
+      </w:r>
+      <w:r>
+        <w:rPr>
+          <w:rStyle w:val="PreprocessorTok"/>
+        </w:rPr>
+        <w:t xml:space="preserve">ValueError</w:t>
+      </w:r>
+      <w:r>
+        <w:rPr>
+          <w:rStyle w:val="NormalTok"/>
+        </w:rPr>
+        <w:t xml:space="preserve"> </w:t>
+      </w:r>
+      <w:r>
+        <w:rPr>
+          <w:rStyle w:val="ImportTok"/>
+        </w:rPr>
+        <w:t xml:space="preserve">as</w:t>
+      </w:r>
+      <w:r>
+        <w:rPr>
+          <w:rStyle w:val="NormalTok"/>
+        </w:rPr>
+        <w:t xml:space="preserve"> e:</w:t>
+      </w:r>
+      <w:r>
+        <w:br/>
+      </w:r>
+      <w:r>
+        <w:rPr>
+          <w:rStyle w:val="NormalTok"/>
+        </w:rPr>
+        <w:t xml:space="preserve">    </w:t>
+      </w:r>
+      <w:r>
+        <w:rPr>
           <w:rStyle w:val="BuiltInTok"/>
         </w:rPr>
         <w:t xml:space="preserve">print</w:t>
@@ -2961,127 +3245,55 @@
         <w:rPr>
           <w:rStyle w:val="NormalTok"/>
         </w:rPr>
-        <w:t xml:space="preserve">(short_chunks)</w:t>
-      </w:r>
-      <w:r>
-        <w:br/>
-      </w:r>
-      <w:r>
-        <w:br/>
-      </w:r>
-      <w:r>
-        <w:rPr>
-          <w:rStyle w:val="CommentTok"/>
-        </w:rPr>
-        <w:t xml:space="preserve"># Example of invalid size</w:t>
-      </w:r>
-      <w:r>
-        <w:br/>
-      </w:r>
-      <w:r>
-        <w:rPr>
-          <w:rStyle w:val="ControlFlowTok"/>
-        </w:rPr>
-        <w:t xml:space="preserve">try</w:t>
-      </w:r>
-      <w:r>
-        <w:rPr>
-          <w:rStyle w:val="NormalTok"/>
-        </w:rPr>
-        <w:t xml:space="preserve">:</w:t>
-      </w:r>
-      <w:r>
-        <w:br/>
-      </w:r>
-      <w:r>
-        <w:rPr>
-          <w:rStyle w:val="NormalTok"/>
-        </w:rPr>
-        <w:t xml:space="preserve">    split_into_chunks(</w:t>
-      </w:r>
-      <w:r>
-        <w:rPr>
-          <w:rStyle w:val="StringTok"/>
-        </w:rPr>
-        <w:t xml:space="preserve">"some text"</w:t>
-      </w:r>
-      <w:r>
-        <w:rPr>
-          <w:rStyle w:val="NormalTok"/>
-        </w:rPr>
-        <w:t xml:space="preserve">, </w:t>
-      </w:r>
-      <w:r>
-        <w:rPr>
-          <w:rStyle w:val="DecValTok"/>
-        </w:rPr>
-        <w:t xml:space="preserve">0</w:t>
+        <w:t xml:space="preserve">(</w:t>
+      </w:r>
+      <w:r>
+        <w:rPr>
+          <w:rStyle w:val="SpecialStringTok"/>
+        </w:rPr>
+        <w:t xml:space="preserve">f"</w:t>
+      </w:r>
+      <w:r>
+        <w:rPr>
+          <w:rStyle w:val="CharTok"/>
+        </w:rPr>
+        <w:t xml:space="preserve">\n</w:t>
+      </w:r>
+      <w:r>
+        <w:rPr>
+          <w:rStyle w:val="SpecialStringTok"/>
+        </w:rPr>
+        <w:t xml:space="preserve">Error with invalid size: </w:t>
+      </w:r>
+      <w:r>
+        <w:rPr>
+          <w:rStyle w:val="SpecialCharTok"/>
+        </w:rPr>
+        <w:t xml:space="preserve">{</w:t>
+      </w:r>
+      <w:r>
+        <w:rPr>
+          <w:rStyle w:val="NormalTok"/>
+        </w:rPr>
+        <w:t xml:space="preserve">e</w:t>
+      </w:r>
+      <w:r>
+        <w:rPr>
+          <w:rStyle w:val="SpecialCharTok"/>
+        </w:rPr>
+        <w:t xml:space="preserve">}</w:t>
+      </w:r>
+      <w:r>
+        <w:rPr>
+          <w:rStyle w:val="SpecialStringTok"/>
+        </w:rPr>
+        <w:t xml:space="preserve">"</w:t>
       </w:r>
       <w:r>
         <w:rPr>
           <w:rStyle w:val="NormalTok"/>
         </w:rPr>
         <w:t xml:space="preserve">)</w:t>
-      </w:r>
-      <w:r>
-        <w:br/>
-      </w:r>
-      <w:r>
-        <w:rPr>
-          <w:rStyle w:val="ControlFlowTok"/>
-        </w:rPr>
-        <w:t xml:space="preserve">except</w:t>
-      </w:r>
-      <w:r>
-        <w:rPr>
-          <w:rStyle w:val="NormalTok"/>
-        </w:rPr>
-        <w:t xml:space="preserve"> </w:t>
-      </w:r>
-      <w:r>
-        <w:rPr>
-          <w:rStyle w:val="PreprocessorTok"/>
-        </w:rPr>
-        <w:t xml:space="preserve">ValueError</w:t>
-      </w:r>
-      <w:r>
-        <w:rPr>
-          <w:rStyle w:val="NormalTok"/>
-        </w:rPr>
-        <w:t xml:space="preserve"> </w:t>
-      </w:r>
-      <w:r>
-        <w:rPr>
-          <w:rStyle w:val="ImportTok"/>
-        </w:rPr>
-        <w:t xml:space="preserve">as</w:t>
-      </w:r>
-      <w:r>
-        <w:rPr>
-          <w:rStyle w:val="NormalTok"/>
-        </w:rPr>
-        <w:t xml:space="preserve"> e:</w:t>
-      </w:r>
-      <w:r>
-        <w:br/>
-      </w:r>
-      <w:r>
-        <w:rPr>
-          <w:rStyle w:val="NormalTok"/>
-        </w:rPr>
-        <w:t xml:space="preserve">    </w:t>
-      </w:r>
-      <w:r>
-        <w:rPr>
-          <w:rStyle w:val="BuiltInTok"/>
-        </w:rPr>
-        <w:t xml:space="preserve">print</w:t>
-      </w:r>
-      <w:r>
-        <w:rPr>
-          <w:rStyle w:val="NormalTok"/>
-        </w:rPr>
-        <w:t xml:space="preserve">(e)</w:t>
       </w:r>
     </w:p>
     <w:p>
@@ -3104,25 +3316,49 @@
         <w:rPr>
           <w:rStyle w:val="VerbatimChar"/>
         </w:rPr>
-        <w:t xml:space="preserve">('This is a ', 'sample str', 'ing for de', 'monstratin', 'g the chun', 'king funct', 'ion.')</w:t>
-      </w:r>
-      <w:r>
-        <w:br/>
-      </w:r>
-      <w:r>
-        <w:rPr>
-          <w:rStyle w:val="VerbatimChar"/>
-        </w:rPr>
-        <w:t xml:space="preserve">('1234', '5678', '9')</w:t>
-      </w:r>
-      <w:r>
-        <w:br/>
-      </w:r>
-      <w:r>
-        <w:rPr>
-          <w:rStyle w:val="VerbatimChar"/>
-        </w:rPr>
-        <w:t xml:space="preserve">size must be positive</w:t>
+        <w:t xml:space="preserve">Original Text: 'This is a sample text to be split.'</w:t>
+      </w:r>
+      <w:r>
+        <w:br/>
+      </w:r>
+      <w:r>
+        <w:rPr>
+          <w:rStyle w:val="VerbatimChar"/>
+        </w:rPr>
+        <w:t xml:space="preserve">Chunks of size 5: ('This ', 'is a ', 'sampl', 'e tex', 't to ', 'be sp', 'lit.')</w:t>
+      </w:r>
+      <w:r>
+        <w:br/>
+      </w:r>
+      <w:r>
+        <w:br/>
+      </w:r>
+      <w:r>
+        <w:rPr>
+          <w:rStyle w:val="VerbatimChar"/>
+        </w:rPr>
+        <w:t xml:space="preserve">Original Text: '12345678'</w:t>
+      </w:r>
+      <w:r>
+        <w:br/>
+      </w:r>
+      <w:r>
+        <w:rPr>
+          <w:rStyle w:val="VerbatimChar"/>
+        </w:rPr>
+        <w:t xml:space="preserve">Chunks of size 3: ('123', '456', '78')</w:t>
+      </w:r>
+      <w:r>
+        <w:br/>
+      </w:r>
+      <w:r>
+        <w:br/>
+      </w:r>
+      <w:r>
+        <w:rPr>
+          <w:rStyle w:val="VerbatimChar"/>
+        </w:rPr>
+        <w:t xml:space="preserve">Error with invalid size: size must be positive</w:t>
       </w:r>
     </w:p>
     <w:p>
@@ -3347,91 +3583,6 @@
       </w:rPr>
     </w:lvl>
   </w:abstractNum>
-  <w:abstractNum w:abstractNumId="99411">
-    <w:nsid w:val="00A99411"/>
-    <w:multiLevelType w:val="multilevel"/>
-    <w:lvl w:ilvl="0">
-      <w:start w:val="1"/>
-      <w:numFmt w:val="decimal"/>
-      <w:lvlText w:val="%1."/>
-      <w:lvlJc w:val="left"/>
-      <w:pPr>
-        <w:ind w:left="720" w:hanging="360"/>
-      </w:pPr>
-    </w:lvl>
-    <w:lvl w:ilvl="1">
-      <w:start w:val="1"/>
-      <w:numFmt w:val="decimal"/>
-      <w:lvlText w:val="%2."/>
-      <w:lvlJc w:val="left"/>
-      <w:pPr>
-        <w:ind w:left="1440" w:hanging="360"/>
-      </w:pPr>
-    </w:lvl>
-    <w:lvl w:ilvl="2">
-      <w:start w:val="1"/>
-      <w:numFmt w:val="decimal"/>
-      <w:lvlText w:val="%3."/>
-      <w:lvlJc w:val="left"/>
-      <w:pPr>
-        <w:ind w:left="2160" w:hanging="360"/>
-      </w:pPr>
-    </w:lvl>
-    <w:lvl w:ilvl="3">
-      <w:start w:val="1"/>
-      <w:numFmt w:val="decimal"/>
-      <w:lvlText w:val="%4."/>
-      <w:lvlJc w:val="left"/>
-      <w:pPr>
-        <w:ind w:left="2880" w:hanging="360"/>
-      </w:pPr>
-    </w:lvl>
-    <w:lvl w:ilvl="4">
-      <w:start w:val="1"/>
-      <w:numFmt w:val="decimal"/>
-      <w:lvlText w:val="%5."/>
-      <w:lvlJc w:val="left"/>
-      <w:pPr>
-        <w:ind w:left="3600" w:hanging="360"/>
-      </w:pPr>
-    </w:lvl>
-    <w:lvl w:ilvl="5">
-      <w:start w:val="1"/>
-      <w:numFmt w:val="decimal"/>
-      <w:lvlText w:val="%6."/>
-      <w:lvlJc w:val="left"/>
-      <w:pPr>
-        <w:ind w:left="4320" w:hanging="360"/>
-      </w:pPr>
-    </w:lvl>
-    <w:lvl w:ilvl="6">
-      <w:start w:val="1"/>
-      <w:numFmt w:val="decimal"/>
-      <w:lvlText w:val="%7."/>
-      <w:lvlJc w:val="left"/>
-      <w:pPr>
-        <w:ind w:left="5040" w:hanging="360"/>
-      </w:pPr>
-    </w:lvl>
-    <w:lvl w:ilvl="7">
-      <w:start w:val="1"/>
-      <w:numFmt w:val="decimal"/>
-      <w:lvlText w:val="%8."/>
-      <w:lvlJc w:val="left"/>
-      <w:pPr>
-        <w:ind w:left="5760" w:hanging="360"/>
-      </w:pPr>
-    </w:lvl>
-    <w:lvl w:ilvl="8">
-      <w:start w:val="1"/>
-      <w:numFmt w:val="decimal"/>
-      <w:lvlText w:val="%9."/>
-      <w:lvlJc w:val="left"/>
-      <w:pPr>
-        <w:ind w:left="6480" w:hanging="360"/>
-      </w:pPr>
-    </w:lvl>
-  </w:abstractNum>
   <w:num w:numId="1000">
     <w:abstractNumId w:val="990"/>
   </w:num>
@@ -3439,34 +3590,7 @@
     <w:abstractNumId w:val="991"/>
   </w:num>
   <w:num w:numId="1002">
-    <w:abstractNumId w:val="99411"/>
-    <w:lvlOverride w:ilvl="0">
-      <w:startOverride w:val="1"/>
-    </w:lvlOverride>
-    <w:lvlOverride w:ilvl="1">
-      <w:startOverride w:val="1"/>
-    </w:lvlOverride>
-    <w:lvlOverride w:ilvl="2">
-      <w:startOverride w:val="1"/>
-    </w:lvlOverride>
-    <w:lvlOverride w:ilvl="3">
-      <w:startOverride w:val="1"/>
-    </w:lvlOverride>
-    <w:lvlOverride w:ilvl="4">
-      <w:startOverride w:val="1"/>
-    </w:lvlOverride>
-    <w:lvlOverride w:ilvl="5">
-      <w:startOverride w:val="1"/>
-    </w:lvlOverride>
-    <w:lvlOverride w:ilvl="6">
-      <w:startOverride w:val="1"/>
-    </w:lvlOverride>
-    <w:lvlOverride w:ilvl="7">
-      <w:startOverride w:val="1"/>
-    </w:lvlOverride>
-    <w:lvlOverride w:ilvl="8">
-      <w:startOverride w:val="1"/>
-    </w:lvlOverride>
+    <w:abstractNumId w:val="991"/>
   </w:num>
   <w:num w:numId="1003">
     <w:abstractNumId w:val="991"/>
@@ -3475,9 +3599,6 @@
     <w:abstractNumId w:val="991"/>
   </w:num>
   <w:num w:numId="1005">
-    <w:abstractNumId w:val="991"/>
-  </w:num>
-  <w:num w:numId="1006">
     <w:abstractNumId w:val="991"/>
   </w:num>
 </w:numbering>

--- a/random_module_two.docx
+++ b/random_module_two.docx
@@ -103,7 +103,7 @@
         <w:t xml:space="preserve"> </w:t>
       </w:r>
       <w:r>
-        <w:t xml:space="preserve">function counts the total number of vowels within a given string in a case-insensitive manner.</w:t>
+        <w:t xml:space="preserve">function counts the total number of vowels (a, e, i, o, u) within a given string, ignoring case.</w:t>
       </w:r>
     </w:p>
     <w:bookmarkEnd w:id="10"/>
@@ -140,10 +140,22 @@
         <w:t xml:space="preserve">text</w:t>
       </w:r>
       <w:r>
+        <w:t xml:space="preserve">:</w:t>
+      </w:r>
+      <w:r>
         <w:t xml:space="preserve"> </w:t>
       </w:r>
       <w:r>
-        <w:t xml:space="preserve">(str): The input string to be scanned for vowels.</w:t>
+        <w:rPr>
+          <w:rStyle w:val="VerbatimChar"/>
+        </w:rPr>
+        <w:t xml:space="preserve">str</w:t>
+      </w:r>
+      <w:r>
+        <w:t xml:space="preserve"> </w:t>
+      </w:r>
+      <w:r>
+        <w:t xml:space="preserve">- The input string to be scanned for vowels.</w:t>
       </w:r>
     </w:p>
     <w:bookmarkEnd w:id="11"/>
@@ -170,7 +182,7 @@
         <w:pStyle w:val="FirstParagraph"/>
       </w:pPr>
       <w:r>
-        <w:t xml:space="preserve">This function provides a straightforward way to determine the number of vowels (a, e, i, o, u) in any given text.</w:t>
+        <w:t xml:space="preserve">This function provides an efficient way to determine the number of vowels in a text string.</w:t>
       </w:r>
     </w:p>
     <w:p>
@@ -178,164 +190,168 @@
         <w:pStyle w:val="BodyText"/>
       </w:pPr>
       <w:r>
-        <w:t xml:space="preserve">The core logic operates in two main steps:</w:t>
+        <w:t xml:space="preserve">The core logic begins by defining a</w:t>
       </w:r>
       <w:r>
         <w:t xml:space="preserve"> </w:t>
       </w:r>
       <w:r>
-        <w:t xml:space="preserve">1. A</w:t>
+        <w:rPr>
+          <w:rStyle w:val="VerbatimChar"/>
+        </w:rPr>
+        <w:t xml:space="preserve">set</w:t>
       </w:r>
       <w:r>
         <w:t xml:space="preserve"> </w:t>
       </w:r>
       <w:r>
+        <w:t xml:space="preserve">named</w:t>
+      </w:r>
+      <w:r>
+        <w:t xml:space="preserve"> </w:t>
+      </w:r>
+      <w:r>
         <w:rPr>
           <w:rStyle w:val="VerbatimChar"/>
         </w:rPr>
-        <w:t xml:space="preserve">set</w:t>
+        <w:t xml:space="preserve">vowels</w:t>
       </w:r>
       <w:r>
         <w:t xml:space="preserve"> </w:t>
       </w:r>
       <w:r>
-        <w:t xml:space="preserve">named</w:t>
-      </w:r>
-      <w:r>
-        <w:t xml:space="preserve"> </w:t>
+        <w:t xml:space="preserve">containing both lowercase and uppercase vowels (</w:t>
       </w:r>
       <w:r>
         <w:rPr>
           <w:rStyle w:val="VerbatimChar"/>
         </w:rPr>
-        <w:t xml:space="preserve">vowels</w:t>
-      </w:r>
-      <w:r>
-        <w:t xml:space="preserve"> </w:t>
-      </w:r>
-      <w:r>
-        <w:t xml:space="preserve">is initialized with both lowercase and uppercase vowels:</w:t>
-      </w:r>
-      <w:r>
-        <w:t xml:space="preserve"> </w:t>
-      </w:r>
-      <w:r>
-        <w:rPr>
-          <w:rStyle w:val="VerbatimChar"/>
-        </w:rPr>
-        <w:t xml:space="preserve">set("aeiouAEIOU")</w:t>
-      </w:r>
-      <w:r>
-        <w:t xml:space="preserve">. Using a set allows for highly efficient, constant-time lookups (average O(1)) to check if a character is a vowel.</w:t>
-      </w:r>
-      <w:r>
-        <w:t xml:space="preserve"> </w:t>
-      </w:r>
-      <w:r>
-        <w:t xml:space="preserve">2. The function then iterates through each character (</w:t>
-      </w:r>
-      <w:r>
-        <w:rPr>
-          <w:rStyle w:val="VerbatimChar"/>
-        </w:rPr>
-        <w:t xml:space="preserve">ch</w:t>
-      </w:r>
-      <w:r>
-        <w:t xml:space="preserve">) in the input</w:t>
-      </w:r>
-      <w:r>
-        <w:t xml:space="preserve"> </w:t>
-      </w:r>
-      <w:r>
-        <w:rPr>
-          <w:rStyle w:val="VerbatimChar"/>
-        </w:rPr>
-        <w:t xml:space="preserve">text</w:t>
-      </w:r>
-      <w:r>
-        <w:t xml:space="preserve">. It uses a generator expression</w:t>
-      </w:r>
-      <w:r>
-        <w:t xml:space="preserve"> </w:t>
-      </w:r>
-      <w:r>
-        <w:rPr>
-          <w:rStyle w:val="VerbatimChar"/>
-        </w:rPr>
-        <w:t xml:space="preserve">(1 for ch in text if ch in vowels)</w:t>
-      </w:r>
-      <w:r>
-        <w:t xml:space="preserve"> </w:t>
-      </w:r>
-      <w:r>
-        <w:t xml:space="preserve">which yields the number</w:t>
-      </w:r>
-      <w:r>
-        <w:t xml:space="preserve"> </w:t>
-      </w:r>
-      <w:r>
-        <w:rPr>
-          <w:rStyle w:val="VerbatimChar"/>
-        </w:rPr>
-        <w:t xml:space="preserve">1</w:t>
-      </w:r>
-      <w:r>
-        <w:t xml:space="preserve"> </w:t>
-      </w:r>
-      <w:r>
-        <w:t xml:space="preserve">for every character that is found within the</w:t>
-      </w:r>
-      <w:r>
-        <w:t xml:space="preserve"> </w:t>
-      </w:r>
-      <w:r>
-        <w:rPr>
-          <w:rStyle w:val="VerbatimChar"/>
-        </w:rPr>
-        <w:t xml:space="preserve">vowels</w:t>
-      </w:r>
-      <w:r>
-        <w:t xml:space="preserve"> </w:t>
-      </w:r>
-      <w:r>
-        <w:t xml:space="preserve">set.</w:t>
-      </w:r>
-      <w:r>
-        <w:t xml:space="preserve"> </w:t>
-      </w:r>
-      <w:r>
-        <w:t xml:space="preserve">3. Finally, the built-in</w:t>
-      </w:r>
-      <w:r>
-        <w:t xml:space="preserve"> </w:t>
-      </w:r>
-      <w:r>
-        <w:rPr>
-          <w:rStyle w:val="VerbatimChar"/>
-        </w:rPr>
-        <w:t xml:space="preserve">sum()</w:t>
-      </w:r>
-      <w:r>
-        <w:t xml:space="preserve"> </w:t>
-      </w:r>
-      <w:r>
-        <w:t xml:space="preserve">function is used to add up all the</w:t>
-      </w:r>
-      <w:r>
-        <w:t xml:space="preserve"> </w:t>
-      </w:r>
-      <w:r>
-        <w:rPr>
-          <w:rStyle w:val="VerbatimChar"/>
-        </w:rPr>
-        <w:t xml:space="preserve">1</w:t>
-      </w:r>
-      <w:r>
-        <w:t xml:space="preserve">s produced by the generator, resulting in the total count of vowels.</w:t>
+        <w:t xml:space="preserve">"aeiouAEIOU"</w:t>
+      </w:r>
+      <w:r>
+        <w:t xml:space="preserve">). Using a set is highly efficient for membership testing, as it provides an average time complexity of O(1) for checking if a character exists within it.</w:t>
       </w:r>
     </w:p>
     <w:p>
       <w:pPr>
+        <w:pStyle w:val="BodyText"/>
+      </w:pPr>
+      <w:r>
+        <w:t xml:space="preserve">The function then employs a generator expression,</w:t>
+      </w:r>
+      <w:r>
+        <w:t xml:space="preserve"> </w:t>
+      </w:r>
+      <w:r>
+        <w:rPr>
+          <w:rStyle w:val="VerbatimChar"/>
+        </w:rPr>
+        <w:t xml:space="preserve">(1 for ch in text if ch in vowels)</w:t>
+      </w:r>
+      <w:r>
+        <w:t xml:space="preserve">, to iterate through each character (</w:t>
+      </w:r>
+      <w:r>
+        <w:rPr>
+          <w:rStyle w:val="VerbatimChar"/>
+        </w:rPr>
+        <w:t xml:space="preserve">ch</w:t>
+      </w:r>
+      <w:r>
+        <w:t xml:space="preserve">) of the input</w:t>
+      </w:r>
+      <w:r>
+        <w:t xml:space="preserve"> </w:t>
+      </w:r>
+      <w:r>
+        <w:rPr>
+          <w:rStyle w:val="VerbatimChar"/>
+        </w:rPr>
+        <w:t xml:space="preserve">text</w:t>
+      </w:r>
+      <w:r>
+        <w:t xml:space="preserve">. For each character, it checks if</w:t>
+      </w:r>
+      <w:r>
+        <w:t xml:space="preserve"> </w:t>
+      </w:r>
+      <w:r>
+        <w:rPr>
+          <w:rStyle w:val="VerbatimChar"/>
+        </w:rPr>
+        <w:t xml:space="preserve">ch</w:t>
+      </w:r>
+      <w:r>
+        <w:t xml:space="preserve"> </w:t>
+      </w:r>
+      <w:r>
+        <w:t xml:space="preserve">is present in the</w:t>
+      </w:r>
+      <w:r>
+        <w:t xml:space="preserve"> </w:t>
+      </w:r>
+      <w:r>
+        <w:rPr>
+          <w:rStyle w:val="VerbatimChar"/>
+        </w:rPr>
+        <w:t xml:space="preserve">vowels</w:t>
+      </w:r>
+      <w:r>
+        <w:t xml:space="preserve"> </w:t>
+      </w:r>
+      <w:r>
+        <w:t xml:space="preserve">set. If it is, the generator yields the number</w:t>
+      </w:r>
+      <w:r>
+        <w:t xml:space="preserve"> </w:t>
+      </w:r>
+      <w:r>
+        <w:rPr>
+          <w:rStyle w:val="VerbatimChar"/>
+        </w:rPr>
+        <w:t xml:space="preserve">1</w:t>
+      </w:r>
+      <w:r>
+        <w:t xml:space="preserve">.</w:t>
+      </w:r>
+    </w:p>
+    <w:p>
+      <w:pPr>
+        <w:pStyle w:val="BodyText"/>
+      </w:pPr>
+      <w:r>
+        <w:t xml:space="preserve">Finally, the built-in</w:t>
+      </w:r>
+      <w:r>
+        <w:t xml:space="preserve"> </w:t>
+      </w:r>
+      <w:r>
+        <w:rPr>
+          <w:rStyle w:val="VerbatimChar"/>
+        </w:rPr>
+        <w:t xml:space="preserve">sum()</w:t>
+      </w:r>
+      <w:r>
+        <w:t xml:space="preserve"> </w:t>
+      </w:r>
+      <w:r>
+        <w:t xml:space="preserve">function is called on this generator. It consumes all the yielded</w:t>
+      </w:r>
+      <w:r>
+        <w:t xml:space="preserve"> </w:t>
+      </w:r>
+      <w:r>
+        <w:rPr>
+          <w:rStyle w:val="VerbatimChar"/>
+        </w:rPr>
+        <w:t xml:space="preserve">1</w:t>
+      </w:r>
+      <w:r>
+        <w:t xml:space="preserve">s and adds them together, producing a final integer count of all the vowels found in the string. This sum is then returned as the result.</w:t>
+      </w:r>
+    </w:p>
+    <w:p>
+      <w:pPr>
         <w:pStyle w:val="SourceCode"/>
       </w:pPr>
       <w:r>
@@ -396,7 +412,7 @@
         <w:rPr>
           <w:rStyle w:val="CommentTok"/>
         </w:rPr>
-        <w:t xml:space="preserve"># For a text "Example", the generator would yield 1 for 'E', 1 for 'a', and 1 for 'e'.</w:t>
+        <w:t xml:space="preserve"># For an input "Hello", the generator would yield 1 for 'e' and 1 for 'o'.</w:t>
       </w:r>
       <w:r>
         <w:br/>
@@ -405,7 +421,7 @@
         <w:rPr>
           <w:rStyle w:val="CommentTok"/>
         </w:rPr>
-        <w:t xml:space="preserve"># sum() would then calculate 1 + 1 + 1 = 3.</w:t>
+        <w:t xml:space="preserve"># sum() would then calculate 1 + 1 = 2.</w:t>
       </w:r>
       <w:r>
         <w:br/>
@@ -523,7 +539,14 @@
         </w:numPr>
       </w:pPr>
       <w:r>
-        <w:t xml:space="preserve">The function is case-insensitive. It will correctly count both</w:t>
+        <w:rPr>
+          <w:b/>
+          <w:bCs/>
+        </w:rPr>
+        <w:t xml:space="preserve">Case-Insensitive</w:t>
+      </w:r>
+      <w:r>
+        <w:t xml:space="preserve">: The function is case-insensitive by design, meaning it will count both</w:t>
       </w:r>
       <w:r>
         <w:t xml:space="preserve"> </w:t>
@@ -559,7 +582,14 @@
         </w:numPr>
       </w:pPr>
       <w:r>
-        <w:t xml:space="preserve">Characters that are not vowels, such as consonants, numbers, whitespace, and symbols, are ignored and not included in the count.</w:t>
+        <w:rPr>
+          <w:b/>
+          <w:bCs/>
+        </w:rPr>
+        <w:t xml:space="preserve">Non-Vowel Characters</w:t>
+      </w:r>
+      <w:r>
+        <w:t xml:space="preserve">: Any characters that are not vowels, including consonants, numbers, spaces, and punctuation, are ignored and not included in the count.</w:t>
       </w:r>
     </w:p>
     <w:p>
@@ -571,7 +601,23 @@
         </w:numPr>
       </w:pPr>
       <w:r>
-        <w:t xml:space="preserve">The function returns an integer</w:t>
+        <w:rPr>
+          <w:b/>
+          <w:bCs/>
+        </w:rPr>
+        <w:t xml:space="preserve">Return Value</w:t>
+      </w:r>
+      <w:r>
+        <w:t xml:space="preserve">: The function always returns an integer (</w:t>
+      </w:r>
+      <w:r>
+        <w:rPr>
+          <w:rStyle w:val="VerbatimChar"/>
+        </w:rPr>
+        <w:t xml:space="preserve">int</w:t>
+      </w:r>
+      <w:r>
+        <w:t xml:space="preserve">). If the input string contains no vowels or is empty, it will return</w:t>
       </w:r>
       <w:r>
         <w:t xml:space="preserve"> </w:t>
@@ -583,10 +629,7 @@
         <w:t xml:space="preserve">0</w:t>
       </w:r>
       <w:r>
-        <w:t xml:space="preserve"> </w:t>
-      </w:r>
-      <w:r>
-        <w:t xml:space="preserve">if the input string is empty or contains no vowels.</w:t>
+        <w:t xml:space="preserve">.</w:t>
       </w:r>
     </w:p>
     <w:p>
@@ -601,7 +644,24 @@
         <w:t xml:space="preserve">Output Example</w:t>
       </w:r>
       <w:r>
-        <w:t xml:space="preserve">: A non-negative integer representing the total vowel count.</w:t>
+        <w:t xml:space="preserve">:</w:t>
+      </w:r>
+      <w:r>
+        <w:t xml:space="preserve"> </w:t>
+      </w:r>
+      <w:r>
+        <w:t xml:space="preserve">A possible return value for a given string.</w:t>
+      </w:r>
+    </w:p>
+    <w:p>
+      <w:pPr>
+        <w:pStyle w:val="SourceCode"/>
+      </w:pPr>
+      <w:r>
+        <w:rPr>
+          <w:rStyle w:val="VerbatimChar"/>
+        </w:rPr>
+        <w:t xml:space="preserve">5</w:t>
       </w:r>
     </w:p>
     <w:bookmarkEnd w:id="13"/>
@@ -640,7 +700,7 @@
         <w:rPr>
           <w:rStyle w:val="NormalTok"/>
         </w:rPr>
-        <w:t xml:space="preserve">sample_string </w:t>
+        <w:t xml:space="preserve">input_sentence </w:t>
       </w:r>
       <w:r>
         <w:rPr>
@@ -658,7 +718,7 @@
         <w:rPr>
           <w:rStyle w:val="StringTok"/>
         </w:rPr>
-        <w:t xml:space="preserve">"This is a Test String for Counting Vowels!"</w:t>
+        <w:t xml:space="preserve">"This is a simple Test Sentence."</w:t>
       </w:r>
       <w:r>
         <w:br/>
@@ -679,7 +739,7 @@
         <w:rPr>
           <w:rStyle w:val="NormalTok"/>
         </w:rPr>
-        <w:t xml:space="preserve"> count_vowels(sample_string)</w:t>
+        <w:t xml:space="preserve"> count_vowels(input_sentence)</w:t>
       </w:r>
       <w:r>
         <w:br/>
@@ -700,7 +760,7 @@
         <w:rPr>
           <w:rStyle w:val="SpecialStringTok"/>
         </w:rPr>
-        <w:t xml:space="preserve">f"The string is: '</w:t>
+        <w:t xml:space="preserve">f"The input sentence is: '</w:t>
       </w:r>
       <w:r>
         <w:rPr>
@@ -712,7 +772,7 @@
         <w:rPr>
           <w:rStyle w:val="NormalTok"/>
         </w:rPr>
-        <w:t xml:space="preserve">sample_string</w:t>
+        <w:t xml:space="preserve">input_sentence</w:t>
       </w:r>
       <w:r>
         <w:rPr>
@@ -804,7 +864,7 @@
         <w:rPr>
           <w:rStyle w:val="VerbatimChar"/>
         </w:rPr>
-        <w:t xml:space="preserve">The string is: 'This is a Test String for Counting Vowels!'</w:t>
+        <w:t xml:space="preserve">The input sentence is: 'This is a simple Test Sentence.'</w:t>
       </w:r>
       <w:r>
         <w:br/>
@@ -813,7 +873,7 @@
         <w:rPr>
           <w:rStyle w:val="VerbatimChar"/>
         </w:rPr>
-        <w:t xml:space="preserve">The number of vowels is: 11</w:t>
+        <w:t xml:space="preserve">The number of vowels is: 8</w:t>
       </w:r>
     </w:p>
     <w:p>
@@ -900,7 +960,7 @@
         <w:t xml:space="preserve"> </w:t>
       </w:r>
       <w:r>
-        <w:t xml:space="preserve">function computes the arithmetic sum of an iterable of numbers using the Kahan summation algorithm to maintain high numerical precision.</w:t>
+        <w:t xml:space="preserve">function computes the arithmetic sum of an iterable of numbers using the Kahan summation algorithm to provide a more numerically stable and precise result.</w:t>
       </w:r>
     </w:p>
     <w:bookmarkEnd w:id="17"/>
@@ -932,8 +992,7 @@
       </w:pPr>
       <w:r>
         <w:rPr>
-          <w:b/>
-          <w:bCs/>
+          <w:rStyle w:val="VerbatimChar"/>
         </w:rPr>
         <w:t xml:space="preserve">numbers</w:t>
       </w:r>
@@ -941,28 +1000,7 @@
         <w:t xml:space="preserve"> </w:t>
       </w:r>
       <w:r>
-        <w:t xml:space="preserve">(</w:t>
-      </w:r>
-      <w:r>
-        <w:rPr>
-          <w:rStyle w:val="VerbatimChar"/>
-        </w:rPr>
-        <w:t xml:space="preserve">Iterable[float]</w:t>
-      </w:r>
-      <w:r>
-        <w:t xml:space="preserve">): An iterable (like a list, tuple, or generator) containing the numbers to be summed. The function can handle both floats and integers, as it internally casts all values to</w:t>
-      </w:r>
-      <w:r>
-        <w:t xml:space="preserve"> </w:t>
-      </w:r>
-      <w:r>
-        <w:rPr>
-          <w:rStyle w:val="VerbatimChar"/>
-        </w:rPr>
-        <w:t xml:space="preserve">float</w:t>
-      </w:r>
-      <w:r>
-        <w:t xml:space="preserve">.</w:t>
+        <w:t xml:space="preserve">(Iterable[float]): An iterable collection of numbers, such as a list or tuple of floats or integers, that will be summed.</w:t>
       </w:r>
     </w:p>
     <w:bookmarkEnd w:id="18"/>
@@ -989,19 +1027,7 @@
         <w:pStyle w:val="FirstParagraph"/>
       </w:pPr>
       <w:r>
-        <w:t xml:space="preserve">This function provides a numerically stable method for summing a sequence of floating-point numbers. Standard summation, like</w:t>
-      </w:r>
-      <w:r>
-        <w:t xml:space="preserve"> </w:t>
-      </w:r>
-      <w:r>
-        <w:rPr>
-          <w:rStyle w:val="VerbatimChar"/>
-        </w:rPr>
-        <w:t xml:space="preserve">total += value</w:t>
-      </w:r>
-      <w:r>
-        <w:t xml:space="preserve">, can suffer from precision loss, especially when adding numbers of vastly different magnitudes or when summing a large quantity of numbers. This is because the lower-order bits of smaller numbers can be lost when they are added to a much larger running total.</w:t>
+        <w:t xml:space="preserve">This function provides a robust method for summing floating-point numbers, significantly reducing the numerical error that can accumulate with standard summation methods. Standard addition of floating-point numbers can lead to a loss of precision, especially when adding a very small number to a very large one.</w:t>
       </w:r>
     </w:p>
     <w:p>
@@ -1024,7 +1050,7 @@
         <w:t xml:space="preserve"> </w:t>
       </w:r>
       <w:r>
-        <w:t xml:space="preserve">function implements the Kahan summation algorithm to mitigate this issue. It works by maintaining a separate variable,</w:t>
+        <w:t xml:space="preserve">function implements the Kahan summation algorithm to counteract this issue. It maintains a running</w:t>
       </w:r>
       <w:r>
         <w:t xml:space="preserve"> </w:t>
@@ -1036,7 +1062,10 @@
         <w:t xml:space="preserve">compensation</w:t>
       </w:r>
       <w:r>
-        <w:t xml:space="preserve">, to accumulate the round-off error from each addition.</w:t>
+        <w:t xml:space="preserve"> </w:t>
+      </w:r>
+      <w:r>
+        <w:t xml:space="preserve">variable to account for the low-order bits that are typically lost during addition.</w:t>
       </w:r>
     </w:p>
     <w:p>
@@ -1044,7 +1073,7 @@
         <w:pStyle w:val="BodyText"/>
       </w:pPr>
       <w:r>
-        <w:t xml:space="preserve">The logic proceeds as follows for each</w:t>
+        <w:t xml:space="preserve">The process for each</w:t>
       </w:r>
       <w:r>
         <w:t xml:space="preserve"> </w:t>
@@ -1071,25 +1100,34 @@
         <w:t xml:space="preserve">numbers</w:t>
       </w:r>
       <w:r>
-        <w:t xml:space="preserve">:</w:t>
-      </w:r>
-      <w:r>
         <w:t xml:space="preserve"> </w:t>
       </w:r>
       <w:r>
-        <w:t xml:space="preserve">1.</w:t>
+        <w:t xml:space="preserve">is as follows:</w:t>
       </w:r>
       <w:r>
         <w:t xml:space="preserve"> </w:t>
       </w:r>
       <w:r>
+        <w:t xml:space="preserve">1. The</w:t>
+      </w:r>
+      <w:r>
+        <w:t xml:space="preserve"> </w:t>
+      </w:r>
+      <w:r>
         <w:rPr>
           <w:rStyle w:val="VerbatimChar"/>
         </w:rPr>
-        <w:t xml:space="preserve">y = float(value) - compensation</w:t>
-      </w:r>
-      <w:r>
-        <w:t xml:space="preserve">: The error from the previous addition (</w:t>
+        <w:t xml:space="preserve">value</w:t>
+      </w:r>
+      <w:r>
+        <w:t xml:space="preserve"> </w:t>
+      </w:r>
+      <w:r>
+        <w:t xml:space="preserve">is first corrected by subtracting the</w:t>
+      </w:r>
+      <w:r>
+        <w:t xml:space="preserve"> </w:t>
       </w:r>
       <w:r>
         <w:rPr>
@@ -1098,222 +1136,124 @@
         <w:t xml:space="preserve">compensation</w:t>
       </w:r>
       <w:r>
-        <w:t xml:space="preserve">) is subtracted from the current</w:t>
-      </w:r>
-      <w:r>
         <w:t xml:space="preserve"> </w:t>
       </w:r>
       <w:r>
+        <w:t xml:space="preserve">from the previous iteration. This corrected value is stored in</w:t>
+      </w:r>
+      <w:r>
+        <w:t xml:space="preserve"> </w:t>
+      </w:r>
+      <w:r>
         <w:rPr>
           <w:rStyle w:val="VerbatimChar"/>
         </w:rPr>
-        <w:t xml:space="preserve">value</w:t>
-      </w:r>
-      <w:r>
-        <w:t xml:space="preserve">. This creates a corrected value</w:t>
+        <w:t xml:space="preserve">y</w:t>
+      </w:r>
+      <w:r>
+        <w:t xml:space="preserve">.</w:t>
       </w:r>
       <w:r>
         <w:t xml:space="preserve"> </w:t>
       </w:r>
       <w:r>
+        <w:t xml:space="preserve">2. The corrected value</w:t>
+      </w:r>
+      <w:r>
+        <w:t xml:space="preserve"> </w:t>
+      </w:r>
+      <w:r>
         <w:rPr>
           <w:rStyle w:val="VerbatimChar"/>
         </w:rPr>
         <w:t xml:space="preserve">y</w:t>
       </w:r>
       <w:r>
+        <w:t xml:space="preserve"> </w:t>
+      </w:r>
+      <w:r>
+        <w:t xml:space="preserve">is added to the running</w:t>
+      </w:r>
+      <w:r>
+        <w:t xml:space="preserve"> </w:t>
+      </w:r>
+      <w:r>
+        <w:rPr>
+          <w:rStyle w:val="VerbatimChar"/>
+        </w:rPr>
+        <w:t xml:space="preserve">total</w:t>
+      </w:r>
+      <w:r>
+        <w:t xml:space="preserve">. This operation may still result in some precision loss.</w:t>
+      </w:r>
+      <w:r>
+        <w:t xml:space="preserve"> </w:t>
+      </w:r>
+      <w:r>
+        <w:t xml:space="preserve">3. The error from the addition in the previous step is calculated as</w:t>
+      </w:r>
+      <w:r>
+        <w:t xml:space="preserve"> </w:t>
+      </w:r>
+      <w:r>
+        <w:rPr>
+          <w:rStyle w:val="VerbatimChar"/>
+        </w:rPr>
+        <w:t xml:space="preserve">(t - total) - y</w:t>
+      </w:r>
+      <w:r>
+        <w:t xml:space="preserve"> </w:t>
+      </w:r>
+      <w:r>
+        <w:t xml:space="preserve">and stored in the</w:t>
+      </w:r>
+      <w:r>
+        <w:t xml:space="preserve"> </w:t>
+      </w:r>
+      <w:r>
+        <w:rPr>
+          <w:rStyle w:val="VerbatimChar"/>
+        </w:rPr>
+        <w:t xml:space="preserve">compensation</w:t>
+      </w:r>
+      <w:r>
+        <w:t xml:space="preserve"> </w:t>
+      </w:r>
+      <w:r>
+        <w:t xml:space="preserve">variable for the next iteration.</w:t>
+      </w:r>
+      <w:r>
+        <w:t xml:space="preserve"> </w:t>
+      </w:r>
+      <w:r>
+        <w:t xml:space="preserve">4. The</w:t>
+      </w:r>
+      <w:r>
+        <w:t xml:space="preserve"> </w:t>
+      </w:r>
+      <w:r>
+        <w:rPr>
+          <w:rStyle w:val="VerbatimChar"/>
+        </w:rPr>
+        <w:t xml:space="preserve">total</w:t>
+      </w:r>
+      <w:r>
+        <w:t xml:space="preserve"> </w:t>
+      </w:r>
+      <w:r>
+        <w:t xml:space="preserve">is updated with the new sum</w:t>
+      </w:r>
+      <w:r>
+        <w:t xml:space="preserve"> </w:t>
+      </w:r>
+      <w:r>
+        <w:rPr>
+          <w:rStyle w:val="VerbatimChar"/>
+        </w:rPr>
+        <w:t xml:space="preserve">t</w:t>
+      </w:r>
+      <w:r>
         <w:t xml:space="preserve">.</w:t>
-      </w:r>
-      <w:r>
-        <w:t xml:space="preserve"> </w:t>
-      </w:r>
-      <w:r>
-        <w:t xml:space="preserve">2.</w:t>
-      </w:r>
-      <w:r>
-        <w:t xml:space="preserve"> </w:t>
-      </w:r>
-      <w:r>
-        <w:rPr>
-          <w:rStyle w:val="VerbatimChar"/>
-        </w:rPr>
-        <w:t xml:space="preserve">t = total + y</w:t>
-      </w:r>
-      <w:r>
-        <w:t xml:space="preserve">: The corrected value</w:t>
-      </w:r>
-      <w:r>
-        <w:t xml:space="preserve"> </w:t>
-      </w:r>
-      <w:r>
-        <w:rPr>
-          <w:rStyle w:val="VerbatimChar"/>
-        </w:rPr>
-        <w:t xml:space="preserve">y</w:t>
-      </w:r>
-      <w:r>
-        <w:t xml:space="preserve"> </w:t>
-      </w:r>
-      <w:r>
-        <w:t xml:space="preserve">is added to the running</w:t>
-      </w:r>
-      <w:r>
-        <w:t xml:space="preserve"> </w:t>
-      </w:r>
-      <w:r>
-        <w:rPr>
-          <w:rStyle w:val="VerbatimChar"/>
-        </w:rPr>
-        <w:t xml:space="preserve">total</w:t>
-      </w:r>
-      <w:r>
-        <w:t xml:space="preserve">. This addition may still introduce a small floating-point error.</w:t>
-      </w:r>
-      <w:r>
-        <w:t xml:space="preserve"> </w:t>
-      </w:r>
-      <w:r>
-        <w:t xml:space="preserve">3.</w:t>
-      </w:r>
-      <w:r>
-        <w:t xml:space="preserve"> </w:t>
-      </w:r>
-      <w:r>
-        <w:rPr>
-          <w:rStyle w:val="VerbatimChar"/>
-        </w:rPr>
-        <w:t xml:space="preserve">compensation = (t - total) - y</w:t>
-      </w:r>
-      <w:r>
-        <w:t xml:space="preserve">: This is the core of the algorithm. It calculates the new round-off error. In an ideal scenario,</w:t>
-      </w:r>
-      <w:r>
-        <w:t xml:space="preserve"> </w:t>
-      </w:r>
-      <w:r>
-        <w:rPr>
-          <w:rStyle w:val="VerbatimChar"/>
-        </w:rPr>
-        <w:t xml:space="preserve">(t - total)</w:t>
-      </w:r>
-      <w:r>
-        <w:t xml:space="preserve"> </w:t>
-      </w:r>
-      <w:r>
-        <w:t xml:space="preserve">would be exactly equal to</w:t>
-      </w:r>
-      <w:r>
-        <w:t xml:space="preserve"> </w:t>
-      </w:r>
-      <w:r>
-        <w:rPr>
-          <w:rStyle w:val="VerbatimChar"/>
-        </w:rPr>
-        <w:t xml:space="preserve">y</w:t>
-      </w:r>
-      <w:r>
-        <w:t xml:space="preserve">, making</w:t>
-      </w:r>
-      <w:r>
-        <w:t xml:space="preserve"> </w:t>
-      </w:r>
-      <w:r>
-        <w:rPr>
-          <w:rStyle w:val="VerbatimChar"/>
-        </w:rPr>
-        <w:t xml:space="preserve">compensation</w:t>
-      </w:r>
-      <w:r>
-        <w:t xml:space="preserve"> </w:t>
-      </w:r>
-      <w:r>
-        <w:t xml:space="preserve">zero. However, due to floating-point limitations,</w:t>
-      </w:r>
-      <w:r>
-        <w:t xml:space="preserve"> </w:t>
-      </w:r>
-      <w:r>
-        <w:rPr>
-          <w:rStyle w:val="VerbatimChar"/>
-        </w:rPr>
-        <w:t xml:space="preserve">(t - total)</w:t>
-      </w:r>
-      <w:r>
-        <w:t xml:space="preserve"> </w:t>
-      </w:r>
-      <w:r>
-        <w:t xml:space="preserve">is what was</w:t>
-      </w:r>
-      <w:r>
-        <w:t xml:space="preserve"> </w:t>
-      </w:r>
-      <w:r>
-        <w:rPr>
-          <w:i/>
-          <w:iCs/>
-        </w:rPr>
-        <w:t xml:space="preserve">actually</w:t>
-      </w:r>
-      <w:r>
-        <w:t xml:space="preserve"> </w:t>
-      </w:r>
-      <w:r>
-        <w:t xml:space="preserve">added. The difference between what was actually added and what was</w:t>
-      </w:r>
-      <w:r>
-        <w:t xml:space="preserve"> </w:t>
-      </w:r>
-      <w:r>
-        <w:rPr>
-          <w:i/>
-          <w:iCs/>
-        </w:rPr>
-        <w:t xml:space="preserve">intended</w:t>
-      </w:r>
-      <w:r>
-        <w:t xml:space="preserve"> </w:t>
-      </w:r>
-      <w:r>
-        <w:t xml:space="preserve">to be added (</w:t>
-      </w:r>
-      <w:r>
-        <w:rPr>
-          <w:rStyle w:val="VerbatimChar"/>
-        </w:rPr>
-        <w:t xml:space="preserve">y</w:t>
-      </w:r>
-      <w:r>
-        <w:t xml:space="preserve">) is the new error, which is stored in</w:t>
-      </w:r>
-      <w:r>
-        <w:t xml:space="preserve"> </w:t>
-      </w:r>
-      <w:r>
-        <w:rPr>
-          <w:rStyle w:val="VerbatimChar"/>
-        </w:rPr>
-        <w:t xml:space="preserve">compensation</w:t>
-      </w:r>
-      <w:r>
-        <w:t xml:space="preserve">.</w:t>
-      </w:r>
-      <w:r>
-        <w:t xml:space="preserve"> </w:t>
-      </w:r>
-      <w:r>
-        <w:t xml:space="preserve">4.</w:t>
-      </w:r>
-      <w:r>
-        <w:t xml:space="preserve"> </w:t>
-      </w:r>
-      <w:r>
-        <w:rPr>
-          <w:rStyle w:val="VerbatimChar"/>
-        </w:rPr>
-        <w:t xml:space="preserve">total = t</w:t>
-      </w:r>
-      <w:r>
-        <w:t xml:space="preserve">: The running total is updated.</w:t>
       </w:r>
     </w:p>
     <w:p>
@@ -1321,7 +1261,7 @@
         <w:pStyle w:val="BodyText"/>
       </w:pPr>
       <w:r>
-        <w:t xml:space="preserve">By carrying the</w:t>
+        <w:t xml:space="preserve">By repeatedly carrying over the</w:t>
       </w:r>
       <w:r>
         <w:t xml:space="preserve"> </w:t>
@@ -1333,7 +1273,7 @@
         <w:t xml:space="preserve"> </w:t>
       </w:r>
       <w:r>
-        <w:t xml:space="preserve">part of the sum from one iteration to the next, the algorithm ensures that the final</w:t>
+        <w:t xml:space="preserve">part of the sum, the algorithm ensures that the final</w:t>
       </w:r>
       <w:r>
         <w:t xml:space="preserve"> </w:t>
@@ -1348,7 +1288,267 @@
         <w:t xml:space="preserve"> </w:t>
       </w:r>
       <w:r>
-        <w:t xml:space="preserve">is significantly more accurate than a naive summation.</w:t>
+        <w:t xml:space="preserve">is much more accurate than a naive summation.</w:t>
+      </w:r>
+    </w:p>
+    <w:p>
+      <w:pPr>
+        <w:pStyle w:val="SourceCode"/>
+      </w:pPr>
+      <w:r>
+        <w:rPr>
+          <w:rStyle w:val="CommentTok"/>
+        </w:rPr>
+        <w:t xml:space="preserve"># Inside the function</w:t>
+      </w:r>
+      <w:r>
+        <w:br/>
+      </w:r>
+      <w:r>
+        <w:rPr>
+          <w:rStyle w:val="NormalTok"/>
+        </w:rPr>
+        <w:t xml:space="preserve">total </w:t>
+      </w:r>
+      <w:r>
+        <w:rPr>
+          <w:rStyle w:val="OperatorTok"/>
+        </w:rPr>
+        <w:t xml:space="preserve">=</w:t>
+      </w:r>
+      <w:r>
+        <w:rPr>
+          <w:rStyle w:val="NormalTok"/>
+        </w:rPr>
+        <w:t xml:space="preserve"> </w:t>
+      </w:r>
+      <w:r>
+        <w:rPr>
+          <w:rStyle w:val="FloatTok"/>
+        </w:rPr>
+        <w:t xml:space="preserve">0.0</w:t>
+      </w:r>
+      <w:r>
+        <w:br/>
+      </w:r>
+      <w:r>
+        <w:rPr>
+          <w:rStyle w:val="NormalTok"/>
+        </w:rPr>
+        <w:t xml:space="preserve">compensation </w:t>
+      </w:r>
+      <w:r>
+        <w:rPr>
+          <w:rStyle w:val="OperatorTok"/>
+        </w:rPr>
+        <w:t xml:space="preserve">=</w:t>
+      </w:r>
+      <w:r>
+        <w:rPr>
+          <w:rStyle w:val="NormalTok"/>
+        </w:rPr>
+        <w:t xml:space="preserve"> </w:t>
+      </w:r>
+      <w:r>
+        <w:rPr>
+          <w:rStyle w:val="FloatTok"/>
+        </w:rPr>
+        <w:t xml:space="preserve">0.0</w:t>
+      </w:r>
+      <w:r>
+        <w:br/>
+      </w:r>
+      <w:r>
+        <w:rPr>
+          <w:rStyle w:val="ControlFlowTok"/>
+        </w:rPr>
+        <w:t xml:space="preserve">for</w:t>
+      </w:r>
+      <w:r>
+        <w:rPr>
+          <w:rStyle w:val="NormalTok"/>
+        </w:rPr>
+        <w:t xml:space="preserve"> value </w:t>
+      </w:r>
+      <w:r>
+        <w:rPr>
+          <w:rStyle w:val="KeywordTok"/>
+        </w:rPr>
+        <w:t xml:space="preserve">in</w:t>
+      </w:r>
+      <w:r>
+        <w:rPr>
+          <w:rStyle w:val="NormalTok"/>
+        </w:rPr>
+        <w:t xml:space="preserve"> numbers:</w:t>
+      </w:r>
+      <w:r>
+        <w:br/>
+      </w:r>
+      <w:r>
+        <w:rPr>
+          <w:rStyle w:val="NormalTok"/>
+        </w:rPr>
+        <w:t xml:space="preserve">    y </w:t>
+      </w:r>
+      <w:r>
+        <w:rPr>
+          <w:rStyle w:val="OperatorTok"/>
+        </w:rPr>
+        <w:t xml:space="preserve">=</w:t>
+      </w:r>
+      <w:r>
+        <w:rPr>
+          <w:rStyle w:val="NormalTok"/>
+        </w:rPr>
+        <w:t xml:space="preserve"> </w:t>
+      </w:r>
+      <w:r>
+        <w:rPr>
+          <w:rStyle w:val="BuiltInTok"/>
+        </w:rPr>
+        <w:t xml:space="preserve">float</w:t>
+      </w:r>
+      <w:r>
+        <w:rPr>
+          <w:rStyle w:val="NormalTok"/>
+        </w:rPr>
+        <w:t xml:space="preserve">(value) </w:t>
+      </w:r>
+      <w:r>
+        <w:rPr>
+          <w:rStyle w:val="OperatorTok"/>
+        </w:rPr>
+        <w:t xml:space="preserve">-</w:t>
+      </w:r>
+      <w:r>
+        <w:rPr>
+          <w:rStyle w:val="NormalTok"/>
+        </w:rPr>
+        <w:t xml:space="preserve"> compensation  </w:t>
+      </w:r>
+      <w:r>
+        <w:rPr>
+          <w:rStyle w:val="CommentTok"/>
+        </w:rPr>
+        <w:t xml:space="preserve"># Correct the value</w:t>
+      </w:r>
+      <w:r>
+        <w:br/>
+      </w:r>
+      <w:r>
+        <w:rPr>
+          <w:rStyle w:val="NormalTok"/>
+        </w:rPr>
+        <w:t xml:space="preserve">    t </w:t>
+      </w:r>
+      <w:r>
+        <w:rPr>
+          <w:rStyle w:val="OperatorTok"/>
+        </w:rPr>
+        <w:t xml:space="preserve">=</w:t>
+      </w:r>
+      <w:r>
+        <w:rPr>
+          <w:rStyle w:val="NormalTok"/>
+        </w:rPr>
+        <w:t xml:space="preserve"> total </w:t>
+      </w:r>
+      <w:r>
+        <w:rPr>
+          <w:rStyle w:val="OperatorTok"/>
+        </w:rPr>
+        <w:t xml:space="preserve">+</w:t>
+      </w:r>
+      <w:r>
+        <w:rPr>
+          <w:rStyle w:val="NormalTok"/>
+        </w:rPr>
+        <w:t xml:space="preserve"> y                    </w:t>
+      </w:r>
+      <w:r>
+        <w:rPr>
+          <w:rStyle w:val="CommentTok"/>
+        </w:rPr>
+        <w:t xml:space="preserve"># Add to the running total</w:t>
+      </w:r>
+      <w:r>
+        <w:br/>
+      </w:r>
+      <w:r>
+        <w:rPr>
+          <w:rStyle w:val="NormalTok"/>
+        </w:rPr>
+        <w:t xml:space="preserve">    compensation </w:t>
+      </w:r>
+      <w:r>
+        <w:rPr>
+          <w:rStyle w:val="OperatorTok"/>
+        </w:rPr>
+        <w:t xml:space="preserve">=</w:t>
+      </w:r>
+      <w:r>
+        <w:rPr>
+          <w:rStyle w:val="NormalTok"/>
+        </w:rPr>
+        <w:t xml:space="preserve"> (t </w:t>
+      </w:r>
+      <w:r>
+        <w:rPr>
+          <w:rStyle w:val="OperatorTok"/>
+        </w:rPr>
+        <w:t xml:space="preserve">-</w:t>
+      </w:r>
+      <w:r>
+        <w:rPr>
+          <w:rStyle w:val="NormalTok"/>
+        </w:rPr>
+        <w:t xml:space="preserve"> total) </w:t>
+      </w:r>
+      <w:r>
+        <w:rPr>
+          <w:rStyle w:val="OperatorTok"/>
+        </w:rPr>
+        <w:t xml:space="preserve">-</w:t>
+      </w:r>
+      <w:r>
+        <w:rPr>
+          <w:rStyle w:val="NormalTok"/>
+        </w:rPr>
+        <w:t xml:space="preserve"> y   </w:t>
+      </w:r>
+      <w:r>
+        <w:rPr>
+          <w:rStyle w:val="CommentTok"/>
+        </w:rPr>
+        <w:t xml:space="preserve"># Calculate the error (what was lost)</w:t>
+      </w:r>
+      <w:r>
+        <w:br/>
+      </w:r>
+      <w:r>
+        <w:rPr>
+          <w:rStyle w:val="NormalTok"/>
+        </w:rPr>
+        <w:t xml:space="preserve">    total </w:t>
+      </w:r>
+      <w:r>
+        <w:rPr>
+          <w:rStyle w:val="OperatorTok"/>
+        </w:rPr>
+        <w:t xml:space="preserve">=</w:t>
+      </w:r>
+      <w:r>
+        <w:rPr>
+          <w:rStyle w:val="NormalTok"/>
+        </w:rPr>
+        <w:t xml:space="preserve"> t                        </w:t>
+      </w:r>
+      <w:r>
+        <w:rPr>
+          <w:rStyle w:val="CommentTok"/>
+        </w:rPr>
+        <w:t xml:space="preserve"># Update the total</w:t>
       </w:r>
     </w:p>
     <w:bookmarkEnd w:id="19"/>
@@ -1379,19 +1579,7 @@
         </w:numPr>
       </w:pPr>
       <w:r>
-        <w:t xml:space="preserve">This function is more computationally intensive than Python’s built-in</w:t>
-      </w:r>
-      <w:r>
-        <w:t xml:space="preserve"> </w:t>
-      </w:r>
-      <w:r>
-        <w:rPr>
-          <w:rStyle w:val="VerbatimChar"/>
-        </w:rPr>
-        <w:t xml:space="preserve">sum()</w:t>
-      </w:r>
-      <w:r>
-        <w:t xml:space="preserve">. It is best used in scenarios where numerical precision is critical, such as in scientific or financial calculations involving a wide range of number magnitudes.</w:t>
+        <w:t xml:space="preserve">This function is particularly useful when summing a large set of floating-point numbers or when the numbers have widely different magnitudes, as it minimizes cumulative floating-point errors.</w:t>
       </w:r>
     </w:p>
     <w:p>
@@ -1403,7 +1591,7 @@
         </w:numPr>
       </w:pPr>
       <w:r>
-        <w:t xml:space="preserve">The function internally casts all input values to</w:t>
+        <w:t xml:space="preserve">It is more accurate than Python’s built-in</w:t>
       </w:r>
       <w:r>
         <w:t xml:space="preserve"> </w:t>
@@ -1412,10 +1600,13 @@
         <w:rPr>
           <w:rStyle w:val="VerbatimChar"/>
         </w:rPr>
-        <w:t xml:space="preserve">float</w:t>
-      </w:r>
-      <w:r>
-        <w:t xml:space="preserve">, so an iterable containing integers or a mix of integers and floats is acceptable.</w:t>
+        <w:t xml:space="preserve">sum()</w:t>
+      </w:r>
+      <w:r>
+        <w:t xml:space="preserve"> </w:t>
+      </w:r>
+      <w:r>
+        <w:t xml:space="preserve">for floating-point arithmetic under such conditions.</w:t>
       </w:r>
     </w:p>
     <w:p>
@@ -1427,7 +1618,7 @@
         </w:numPr>
       </w:pPr>
       <w:r>
-        <w:t xml:space="preserve">For maximum precision with floating-point numbers in Python, consider also</w:t>
+        <w:t xml:space="preserve">The input</w:t>
       </w:r>
       <w:r>
         <w:t xml:space="preserve"> </w:t>
@@ -1436,14 +1627,29 @@
         <w:rPr>
           <w:rStyle w:val="VerbatimChar"/>
         </w:rPr>
-        <w:t xml:space="preserve">math.fsum()</w:t>
-      </w:r>
-      <w:r>
-        <w:t xml:space="preserve">, which implements a similar algorithm.</w:t>
+        <w:t xml:space="preserve">numbers</w:t>
+      </w:r>
+      <w:r>
+        <w:t xml:space="preserve"> </w:t>
+      </w:r>
+      <w:r>
+        <w:t xml:space="preserve">must be an iterable.</w:t>
       </w:r>
     </w:p>
     <w:p>
       <w:pPr>
+        <w:pStyle w:val="Compact"/>
+        <w:numPr>
+          <w:ilvl w:val="0"/>
+          <w:numId w:val="1004"/>
+        </w:numPr>
+      </w:pPr>
+      <w:r>
+        <w:t xml:space="preserve">Any integers in the input iterable will be automatically cast to floats during the computation.</w:t>
+      </w:r>
+    </w:p>
+    <w:p>
+      <w:pPr>
         <w:pStyle w:val="FirstParagraph"/>
       </w:pPr>
       <w:r>
@@ -1454,24 +1660,7 @@
         <w:t xml:space="preserve">Output Example</w:t>
       </w:r>
       <w:r>
-        <w:t xml:space="preserve">:</w:t>
-      </w:r>
-      <w:r>
-        <w:t xml:space="preserve"> </w:t>
-      </w:r>
-      <w:r>
-        <w:t xml:space="preserve">The function returns a single floating-point number representing the accurate sum.</w:t>
-      </w:r>
-    </w:p>
-    <w:p>
-      <w:pPr>
-        <w:pStyle w:val="SourceCode"/>
-      </w:pPr>
-      <w:r>
-        <w:rPr>
-          <w:rStyle w:val="VerbatimChar"/>
-        </w:rPr>
-        <w:t xml:space="preserve">6.14</w:t>
+        <w:t xml:space="preserve">: The function returns a single floating-point number representing the accurate sum.</w:t>
       </w:r>
     </w:p>
     <w:bookmarkEnd w:id="20"/>
@@ -1501,7 +1690,7 @@
         <w:rPr>
           <w:rStyle w:val="CommentTok"/>
         </w:rPr>
-        <w:t xml:space="preserve"># Example demonstrating precision with large and small numbers</w:t>
+        <w:t xml:space="preserve"># A standard sum can lose precision when adding very small numbers to a large one.</w:t>
       </w:r>
       <w:r>
         <w:br/>
@@ -1510,7 +1699,7 @@
         <w:rPr>
           <w:rStyle w:val="CommentTok"/>
         </w:rPr>
-        <w:t xml:space="preserve"># A naive sum might lose precision when the small numbers are added to the large one.</w:t>
+        <w:t xml:space="preserve"># The small numbers get rounded away.</w:t>
       </w:r>
       <w:r>
         <w:br/>
@@ -1519,7 +1708,7 @@
         <w:rPr>
           <w:rStyle w:val="NormalTok"/>
         </w:rPr>
-        <w:t xml:space="preserve">numbers_to_sum </w:t>
+        <w:t xml:space="preserve">data </w:t>
       </w:r>
       <w:r>
         <w:rPr>
@@ -1537,67 +1726,151 @@
         <w:rPr>
           <w:rStyle w:val="FloatTok"/>
         </w:rPr>
-        <w:t xml:space="preserve">1e10</w:t>
+        <w:t xml:space="preserve">1.0</w:t>
       </w:r>
       <w:r>
         <w:rPr>
           <w:rStyle w:val="NormalTok"/>
         </w:rPr>
-        <w:t xml:space="preserve">, </w:t>
+        <w:t xml:space="preserve">] </w:t>
+      </w:r>
+      <w:r>
+        <w:rPr>
+          <w:rStyle w:val="OperatorTok"/>
+        </w:rPr>
+        <w:t xml:space="preserve">+</w:t>
+      </w:r>
+      <w:r>
+        <w:rPr>
+          <w:rStyle w:val="NormalTok"/>
+        </w:rPr>
+        <w:t xml:space="preserve"> [</w:t>
+      </w:r>
+      <w:r>
+        <w:rPr>
+          <w:rStyle w:val="FloatTok"/>
+        </w:rPr>
+        <w:t xml:space="preserve">1e-16</w:t>
+      </w:r>
+      <w:r>
+        <w:rPr>
+          <w:rStyle w:val="NormalTok"/>
+        </w:rPr>
+        <w:t xml:space="preserve">] </w:t>
+      </w:r>
+      <w:r>
+        <w:rPr>
+          <w:rStyle w:val="OperatorTok"/>
+        </w:rPr>
+        <w:t xml:space="preserve">*</w:t>
+      </w:r>
+      <w:r>
+        <w:rPr>
+          <w:rStyle w:val="NormalTok"/>
+        </w:rPr>
+        <w:t xml:space="preserve"> </w:t>
       </w:r>
       <w:r>
         <w:rPr>
           <w:rStyle w:val="DecValTok"/>
         </w:rPr>
-        <w:t xml:space="preserve">1</w:t>
+        <w:t xml:space="preserve">1000000</w:t>
+      </w:r>
+      <w:r>
+        <w:br/>
+      </w:r>
+      <w:r>
+        <w:br/>
+      </w:r>
+      <w:r>
+        <w:rPr>
+          <w:rStyle w:val="CommentTok"/>
+        </w:rPr>
+        <w:t xml:space="preserve"># Using the built-in sum()</w:t>
+      </w:r>
+      <w:r>
+        <w:br/>
       </w:r>
       <w:r>
         <w:rPr>
           <w:rStyle w:val="NormalTok"/>
         </w:rPr>
-        <w:t xml:space="preserve">, </w:t>
+        <w:t xml:space="preserve">naive_sum </w:t>
       </w:r>
       <w:r>
         <w:rPr>
           <w:rStyle w:val="OperatorTok"/>
         </w:rPr>
-        <w:t xml:space="preserve">-</w:t>
-      </w:r>
-      <w:r>
-        <w:rPr>
-          <w:rStyle w:val="FloatTok"/>
-        </w:rPr>
-        <w:t xml:space="preserve">1e10</w:t>
+        <w:t xml:space="preserve">=</w:t>
       </w:r>
       <w:r>
         <w:rPr>
           <w:rStyle w:val="NormalTok"/>
         </w:rPr>
-        <w:t xml:space="preserve">, </w:t>
-      </w:r>
-      <w:r>
-        <w:rPr>
-          <w:rStyle w:val="DecValTok"/>
-        </w:rPr>
-        <w:t xml:space="preserve">2</w:t>
+        <w:t xml:space="preserve"> </w:t>
+      </w:r>
+      <w:r>
+        <w:rPr>
+          <w:rStyle w:val="BuiltInTok"/>
+        </w:rPr>
+        <w:t xml:space="preserve">sum</w:t>
       </w:r>
       <w:r>
         <w:rPr>
           <w:rStyle w:val="NormalTok"/>
         </w:rPr>
-        <w:t xml:space="preserve">, </w:t>
-      </w:r>
-      <w:r>
-        <w:rPr>
-          <w:rStyle w:val="FloatTok"/>
-        </w:rPr>
-        <w:t xml:space="preserve">3.14</w:t>
+        <w:t xml:space="preserve">(data)</w:t>
+      </w:r>
+      <w:r>
+        <w:br/>
+      </w:r>
+      <w:r>
+        <w:rPr>
+          <w:rStyle w:val="BuiltInTok"/>
+        </w:rPr>
+        <w:t xml:space="preserve">print</w:t>
       </w:r>
       <w:r>
         <w:rPr>
           <w:rStyle w:val="NormalTok"/>
         </w:rPr>
-        <w:t xml:space="preserve">]</w:t>
+        <w:t xml:space="preserve">(</w:t>
+      </w:r>
+      <w:r>
+        <w:rPr>
+          <w:rStyle w:val="SpecialStringTok"/>
+        </w:rPr>
+        <w:t xml:space="preserve">f"Naive Sum: </w:t>
+      </w:r>
+      <w:r>
+        <w:rPr>
+          <w:rStyle w:val="SpecialCharTok"/>
+        </w:rPr>
+        <w:t xml:space="preserve">{</w:t>
+      </w:r>
+      <w:r>
+        <w:rPr>
+          <w:rStyle w:val="NormalTok"/>
+        </w:rPr>
+        <w:t xml:space="preserve">naive_sum</w:t>
+      </w:r>
+      <w:r>
+        <w:rPr>
+          <w:rStyle w:val="SpecialCharTok"/>
+        </w:rPr>
+        <w:t xml:space="preserve">}</w:t>
+      </w:r>
+      <w:r>
+        <w:rPr>
+          <w:rStyle w:val="SpecialStringTok"/>
+        </w:rPr>
+        <w:t xml:space="preserve">"</w:t>
+      </w:r>
+      <w:r>
+        <w:rPr>
+          <w:rStyle w:val="NormalTok"/>
+        </w:rPr>
+        <w:t xml:space="preserve">)</w:t>
       </w:r>
       <w:r>
         <w:br/>
@@ -1609,7 +1882,7 @@
         <w:rPr>
           <w:rStyle w:val="CommentTok"/>
         </w:rPr>
-        <w:t xml:space="preserve"># Using the pairwise_sum function</w:t>
+        <w:t xml:space="preserve"># Using pairwise_sum for better precision</w:t>
       </w:r>
       <w:r>
         <w:br/>
@@ -1630,7 +1903,7 @@
         <w:rPr>
           <w:rStyle w:val="NormalTok"/>
         </w:rPr>
-        <w:t xml:space="preserve"> pairwise_sum(numbers_to_sum)</w:t>
+        <w:t xml:space="preserve"> pairwise_sum(data)</w:t>
       </w:r>
       <w:r>
         <w:br/>
@@ -1651,7 +1924,7 @@
         <w:rPr>
           <w:rStyle w:val="SpecialStringTok"/>
         </w:rPr>
-        <w:t xml:space="preserve">f"Accurate sum: </w:t>
+        <w:t xml:space="preserve">f"Pairwise (Kahan) Sum: </w:t>
       </w:r>
       <w:r>
         <w:rPr>
@@ -1664,102 +1937,6 @@
           <w:rStyle w:val="NormalTok"/>
         </w:rPr>
         <w:t xml:space="preserve">accurate_sum</w:t>
-      </w:r>
-      <w:r>
-        <w:rPr>
-          <w:rStyle w:val="SpecialCharTok"/>
-        </w:rPr>
-        <w:t xml:space="preserve">}</w:t>
-      </w:r>
-      <w:r>
-        <w:rPr>
-          <w:rStyle w:val="SpecialStringTok"/>
-        </w:rPr>
-        <w:t xml:space="preserve">"</w:t>
-      </w:r>
-      <w:r>
-        <w:rPr>
-          <w:rStyle w:val="NormalTok"/>
-        </w:rPr>
-        <w:t xml:space="preserve">)</w:t>
-      </w:r>
-      <w:r>
-        <w:br/>
-      </w:r>
-      <w:r>
-        <w:br/>
-      </w:r>
-      <w:r>
-        <w:rPr>
-          <w:rStyle w:val="CommentTok"/>
-        </w:rPr>
-        <w:t xml:space="preserve"># For comparison, a naive sum</w:t>
-      </w:r>
-      <w:r>
-        <w:br/>
-      </w:r>
-      <w:r>
-        <w:rPr>
-          <w:rStyle w:val="NormalTok"/>
-        </w:rPr>
-        <w:t xml:space="preserve">naive_sum </w:t>
-      </w:r>
-      <w:r>
-        <w:rPr>
-          <w:rStyle w:val="OperatorTok"/>
-        </w:rPr>
-        <w:t xml:space="preserve">=</w:t>
-      </w:r>
-      <w:r>
-        <w:rPr>
-          <w:rStyle w:val="NormalTok"/>
-        </w:rPr>
-        <w:t xml:space="preserve"> </w:t>
-      </w:r>
-      <w:r>
-        <w:rPr>
-          <w:rStyle w:val="BuiltInTok"/>
-        </w:rPr>
-        <w:t xml:space="preserve">sum</w:t>
-      </w:r>
-      <w:r>
-        <w:rPr>
-          <w:rStyle w:val="NormalTok"/>
-        </w:rPr>
-        <w:t xml:space="preserve">(numbers_to_sum)</w:t>
-      </w:r>
-      <w:r>
-        <w:br/>
-      </w:r>
-      <w:r>
-        <w:rPr>
-          <w:rStyle w:val="BuiltInTok"/>
-        </w:rPr>
-        <w:t xml:space="preserve">print</w:t>
-      </w:r>
-      <w:r>
-        <w:rPr>
-          <w:rStyle w:val="NormalTok"/>
-        </w:rPr>
-        <w:t xml:space="preserve">(</w:t>
-      </w:r>
-      <w:r>
-        <w:rPr>
-          <w:rStyle w:val="SpecialStringTok"/>
-        </w:rPr>
-        <w:t xml:space="preserve">f"Naive sum: </w:t>
-      </w:r>
-      <w:r>
-        <w:rPr>
-          <w:rStyle w:val="SpecialCharTok"/>
-        </w:rPr>
-        <w:t xml:space="preserve">{</w:t>
-      </w:r>
-      <w:r>
-        <w:rPr>
-          <w:rStyle w:val="NormalTok"/>
-        </w:rPr>
-        <w:t xml:space="preserve">naive_sum</w:t>
       </w:r>
       <w:r>
         <w:rPr>
@@ -1800,7 +1977,7 @@
         <w:rPr>
           <w:rStyle w:val="VerbatimChar"/>
         </w:rPr>
-        <w:t xml:space="preserve">Accurate sum: 6.14</w:t>
+        <w:t xml:space="preserve">Naive Sum: 1.0</w:t>
       </w:r>
       <w:r>
         <w:br/>
@@ -1809,7 +1986,7 @@
         <w:rPr>
           <w:rStyle w:val="VerbatimChar"/>
         </w:rPr>
-        <w:t xml:space="preserve">Naive sum: 6.140000000000114</w:t>
+        <w:t xml:space="preserve">Pairwise (Kahan) Sum: 1.0000000000001</w:t>
       </w:r>
     </w:p>
     <w:p>
@@ -1896,7 +2073,7 @@
         <w:t xml:space="preserve"> </w:t>
       </w:r>
       <w:r>
-        <w:t xml:space="preserve">function divides a given string into a series of smaller, fixed-size substrings.</w:t>
+        <w:t xml:space="preserve">function divides a given string into a series of smaller, fixed-size substrings, returned as a tuple.</w:t>
       </w:r>
     </w:p>
     <w:bookmarkEnd w:id="24"/>
@@ -1990,6 +2167,9 @@
               <w:pStyle w:val="Compact"/>
             </w:pPr>
             <w:r>
+              <w:rPr>
+                <w:rStyle w:val="VerbatimChar"/>
+              </w:rPr>
               <w:t xml:space="preserve">str</w:t>
             </w:r>
           </w:p>
@@ -2028,6 +2208,9 @@
               <w:pStyle w:val="Compact"/>
             </w:pPr>
             <w:r>
+              <w:rPr>
+                <w:rStyle w:val="VerbatimChar"/>
+              </w:rPr>
               <w:t xml:space="preserve">int</w:t>
             </w:r>
           </w:p>
@@ -2039,7 +2222,7 @@
               <w:pStyle w:val="Compact"/>
             </w:pPr>
             <w:r>
-              <w:t xml:space="preserve">The desired length for each chunk. This value must be a positive integer.</w:t>
+              <w:t xml:space="preserve">The desired maximum length for each chunk. This value must be a positive integer.</w:t>
             </w:r>
           </w:p>
         </w:tc>
@@ -2107,7 +2290,7 @@
         <w:t xml:space="preserve"> </w:t>
       </w:r>
       <w:r>
-        <w:t xml:space="preserve">is zero or a negative number, it raises a</w:t>
+        <w:t xml:space="preserve">is less than or equal to zero, it raises a</w:t>
       </w:r>
       <w:r>
         <w:t xml:space="preserve"> </w:t>
@@ -2119,10 +2302,7 @@
         <w:t xml:space="preserve">ValueError</w:t>
       </w:r>
       <w:r>
-        <w:t xml:space="preserve"> </w:t>
-      </w:r>
-      <w:r>
-        <w:t xml:space="preserve">because a chunk length must be a positive value.</w:t>
+        <w:t xml:space="preserve">, as chunking is not possible with a non-positive length.</w:t>
       </w:r>
     </w:p>
     <w:p>
@@ -2130,7 +2310,7 @@
         <w:pStyle w:val="BodyText"/>
       </w:pPr>
       <w:r>
-        <w:t xml:space="preserve">If the</w:t>
+        <w:t xml:space="preserve">The core logic uses a generator expression with</w:t>
       </w:r>
       <w:r>
         <w:t xml:space="preserve"> </w:t>
@@ -2139,70 +2319,88 @@
         <w:rPr>
           <w:rStyle w:val="VerbatimChar"/>
         </w:rPr>
+        <w:t xml:space="preserve">range()</w:t>
+      </w:r>
+      <w:r>
+        <w:t xml:space="preserve"> </w:t>
+      </w:r>
+      <w:r>
+        <w:t xml:space="preserve">to iterate through the input</w:t>
+      </w:r>
+      <w:r>
+        <w:t xml:space="preserve"> </w:t>
+      </w:r>
+      <w:r>
+        <w:rPr>
+          <w:rStyle w:val="VerbatimChar"/>
+        </w:rPr>
+        <w:t xml:space="preserve">text</w:t>
+      </w:r>
+      <w:r>
+        <w:t xml:space="preserve">. The</w:t>
+      </w:r>
+      <w:r>
+        <w:t xml:space="preserve"> </w:t>
+      </w:r>
+      <w:r>
+        <w:rPr>
+          <w:rStyle w:val="VerbatimChar"/>
+        </w:rPr>
+        <w:t xml:space="preserve">range</w:t>
+      </w:r>
+      <w:r>
+        <w:t xml:space="preserve"> </w:t>
+      </w:r>
+      <w:r>
+        <w:t xml:space="preserve">is configured to start at index</w:t>
+      </w:r>
+      <w:r>
+        <w:t xml:space="preserve"> </w:t>
+      </w:r>
+      <w:r>
+        <w:rPr>
+          <w:rStyle w:val="VerbatimChar"/>
+        </w:rPr>
+        <w:t xml:space="preserve">0</w:t>
+      </w:r>
+      <w:r>
+        <w:t xml:space="preserve">, end at the length of the string (</w:t>
+      </w:r>
+      <w:r>
+        <w:rPr>
+          <w:rStyle w:val="VerbatimChar"/>
+        </w:rPr>
+        <w:t xml:space="preserve">len(text)</w:t>
+      </w:r>
+      <w:r>
+        <w:t xml:space="preserve">), and step by the given</w:t>
+      </w:r>
+      <w:r>
+        <w:t xml:space="preserve"> </w:t>
+      </w:r>
+      <w:r>
+        <w:rPr>
+          <w:rStyle w:val="VerbatimChar"/>
+        </w:rPr>
         <w:t xml:space="preserve">size</w:t>
       </w:r>
       <w:r>
+        <w:t xml:space="preserve">. This process generates the starting index</w:t>
+      </w:r>
+      <w:r>
         <w:t xml:space="preserve"> </w:t>
       </w:r>
       <w:r>
-        <w:t xml:space="preserve">is valid, the function proceeds to iterate through the input</w:t>
+        <w:rPr>
+          <w:rStyle w:val="VerbatimChar"/>
+        </w:rPr>
+        <w:t xml:space="preserve">i</w:t>
       </w:r>
       <w:r>
         <w:t xml:space="preserve"> </w:t>
       </w:r>
       <w:r>
-        <w:rPr>
-          <w:rStyle w:val="VerbatimChar"/>
-        </w:rPr>
-        <w:t xml:space="preserve">text</w:t>
-      </w:r>
-      <w:r>
-        <w:t xml:space="preserve"> </w:t>
-      </w:r>
-      <w:r>
-        <w:t xml:space="preserve">using a generator expression. It generates start indices for each chunk by using</w:t>
-      </w:r>
-      <w:r>
-        <w:t xml:space="preserve"> </w:t>
-      </w:r>
-      <w:r>
-        <w:rPr>
-          <w:rStyle w:val="VerbatimChar"/>
-        </w:rPr>
-        <w:t xml:space="preserve">range(0, len(text), size)</w:t>
-      </w:r>
-      <w:r>
-        <w:t xml:space="preserve">, which creates a sequence of numbers starting from</w:t>
-      </w:r>
-      <w:r>
-        <w:t xml:space="preserve"> </w:t>
-      </w:r>
-      <w:r>
-        <w:rPr>
-          <w:rStyle w:val="VerbatimChar"/>
-        </w:rPr>
-        <w:t xml:space="preserve">0</w:t>
-      </w:r>
-      <w:r>
-        <w:t xml:space="preserve"> </w:t>
-      </w:r>
-      <w:r>
-        <w:t xml:space="preserve">up to the length of the text, incrementing by the</w:t>
-      </w:r>
-      <w:r>
-        <w:t xml:space="preserve"> </w:t>
-      </w:r>
-      <w:r>
-        <w:rPr>
-          <w:rStyle w:val="VerbatimChar"/>
-        </w:rPr>
-        <w:t xml:space="preserve">size</w:t>
-      </w:r>
-      <w:r>
-        <w:t xml:space="preserve"> </w:t>
-      </w:r>
-      <w:r>
-        <w:t xml:space="preserve">value at each step.</w:t>
+        <w:t xml:space="preserve">for each chunk.</w:t>
       </w:r>
     </w:p>
     <w:p>
@@ -2210,7 +2408,7 @@
         <w:pStyle w:val="BodyText"/>
       </w:pPr>
       <w:r>
-        <w:t xml:space="preserve">For each start index</w:t>
+        <w:t xml:space="preserve">For each starting index</w:t>
       </w:r>
       <w:r>
         <w:t xml:space="preserve"> </w:t>
@@ -2222,7 +2420,7 @@
         <w:t xml:space="preserve">i</w:t>
       </w:r>
       <w:r>
-        <w:t xml:space="preserve">, a substring is extracted from the</w:t>
+        <w:t xml:space="preserve">, a slice of the string</w:t>
       </w:r>
       <w:r>
         <w:t xml:space="preserve"> </w:t>
@@ -2231,13 +2429,13 @@
         <w:rPr>
           <w:rStyle w:val="VerbatimChar"/>
         </w:rPr>
-        <w:t xml:space="preserve">text</w:t>
+        <w:t xml:space="preserve">text[i : i + size]</w:t>
       </w:r>
       <w:r>
         <w:t xml:space="preserve"> </w:t>
       </w:r>
       <w:r>
-        <w:t xml:space="preserve">using a slice:</w:t>
+        <w:t xml:space="preserve">is created. This slice represents one chunk. Because the slicing operation handles boundaries gracefully, the final chunk will automatically be shorter than</w:t>
       </w:r>
       <w:r>
         <w:t xml:space="preserve"> </w:t>
@@ -2246,34 +2444,13 @@
         <w:rPr>
           <w:rStyle w:val="VerbatimChar"/>
         </w:rPr>
-        <w:t xml:space="preserve">text[i : i + size]</w:t>
-      </w:r>
-      <w:r>
-        <w:t xml:space="preserve">. This slice creates a chunk of length</w:t>
+        <w:t xml:space="preserve">size</w:t>
       </w:r>
       <w:r>
         <w:t xml:space="preserve"> </w:t>
       </w:r>
       <w:r>
-        <w:rPr>
-          <w:rStyle w:val="VerbatimChar"/>
-        </w:rPr>
-        <w:t xml:space="preserve">size</w:t>
-      </w:r>
-      <w:r>
-        <w:t xml:space="preserve">. If the remaining part of the string is shorter than</w:t>
-      </w:r>
-      <w:r>
-        <w:t xml:space="preserve"> </w:t>
-      </w:r>
-      <w:r>
-        <w:rPr>
-          <w:rStyle w:val="VerbatimChar"/>
-        </w:rPr>
-        <w:t xml:space="preserve">size</w:t>
-      </w:r>
-      <w:r>
-        <w:t xml:space="preserve">, the final slice will simply include all remaining characters, resulting in a final chunk that is shorter than the specified</w:t>
+        <w:t xml:space="preserve">if the total string length is not evenly divisible by</w:t>
       </w:r>
       <w:r>
         <w:t xml:space="preserve"> </w:t>
@@ -2293,7 +2470,22 @@
         <w:pStyle w:val="BodyText"/>
       </w:pPr>
       <w:r>
-        <w:t xml:space="preserve">Finally, all the generated chunks are collected into a tuple and returned.</w:t>
+        <w:t xml:space="preserve">Finally, all the generated chunks are collected into a</w:t>
+      </w:r>
+      <w:r>
+        <w:t xml:space="preserve"> </w:t>
+      </w:r>
+      <w:r>
+        <w:rPr>
+          <w:rStyle w:val="VerbatimChar"/>
+        </w:rPr>
+        <w:t xml:space="preserve">tuple</w:t>
+      </w:r>
+      <w:r>
+        <w:t xml:space="preserve"> </w:t>
+      </w:r>
+      <w:r>
+        <w:t xml:space="preserve">and returned.</w:t>
       </w:r>
     </w:p>
     <w:p>
@@ -2304,16 +2496,10 @@
         <w:rPr>
           <w:rStyle w:val="CommentTok"/>
         </w:rPr>
-        <w:t xml:space="preserve"># The core logic uses a generator expression and tuple conversion</w:t>
+        <w:t xml:space="preserve"># The core logic is equivalent to this generator expression</w:t>
       </w:r>
       <w:r>
         <w:br/>
-      </w:r>
-      <w:r>
-        <w:rPr>
-          <w:rStyle w:val="BuiltInTok"/>
-        </w:rPr>
-        <w:t xml:space="preserve">tuple</w:t>
       </w:r>
       <w:r>
         <w:rPr>
@@ -2452,7 +2638,7 @@
         <w:t xml:space="preserve"> </w:t>
       </w:r>
       <w:r>
-        <w:t xml:space="preserve">or a negative integer will result in a</w:t>
+        <w:t xml:space="preserve">or a negative number will result in a</w:t>
       </w:r>
       <w:r>
         <w:t xml:space="preserve"> </w:t>
@@ -2476,7 +2662,7 @@
         </w:numPr>
       </w:pPr>
       <w:r>
-        <w:t xml:space="preserve">The function returns a</w:t>
+        <w:t xml:space="preserve">The last chunk in the returned tuple may be shorter than the specified</w:t>
       </w:r>
       <w:r>
         <w:t xml:space="preserve"> </w:t>
@@ -2485,13 +2671,40 @@
         <w:rPr>
           <w:rStyle w:val="VerbatimChar"/>
         </w:rPr>
-        <w:t xml:space="preserve">tuple</w:t>
+        <w:t xml:space="preserve">size</w:t>
       </w:r>
       <w:r>
         <w:t xml:space="preserve"> </w:t>
       </w:r>
       <w:r>
-        <w:t xml:space="preserve">of strings, not a list.</w:t>
+        <w:t xml:space="preserve">if the length of the input</w:t>
+      </w:r>
+      <w:r>
+        <w:t xml:space="preserve"> </w:t>
+      </w:r>
+      <w:r>
+        <w:rPr>
+          <w:rStyle w:val="VerbatimChar"/>
+        </w:rPr>
+        <w:t xml:space="preserve">text</w:t>
+      </w:r>
+      <w:r>
+        <w:t xml:space="preserve"> </w:t>
+      </w:r>
+      <w:r>
+        <w:t xml:space="preserve">is not a multiple of</w:t>
+      </w:r>
+      <w:r>
+        <w:t xml:space="preserve"> </w:t>
+      </w:r>
+      <w:r>
+        <w:rPr>
+          <w:rStyle w:val="VerbatimChar"/>
+        </w:rPr>
+        <w:t xml:space="preserve">size</w:t>
+      </w:r>
+      <w:r>
+        <w:t xml:space="preserve">.</w:t>
       </w:r>
     </w:p>
     <w:p>
@@ -2503,7 +2716,7 @@
         </w:numPr>
       </w:pPr>
       <w:r>
-        <w:t xml:space="preserve">The last chunk in the returned tuple may be shorter than the specified</w:t>
+        <w:t xml:space="preserve">If the input</w:t>
       </w:r>
       <w:r>
         <w:t xml:space="preserve"> </w:t>
@@ -2512,13 +2725,13 @@
         <w:rPr>
           <w:rStyle w:val="VerbatimChar"/>
         </w:rPr>
-        <w:t xml:space="preserve">size</w:t>
+        <w:t xml:space="preserve">text</w:t>
       </w:r>
       <w:r>
         <w:t xml:space="preserve"> </w:t>
       </w:r>
       <w:r>
-        <w:t xml:space="preserve">if the total length of the input</w:t>
+        <w:t xml:space="preserve">is an empty string, the function will return an empty tuple</w:t>
       </w:r>
       <w:r>
         <w:t xml:space="preserve"> </w:t>
@@ -2527,22 +2740,7 @@
         <w:rPr>
           <w:rStyle w:val="VerbatimChar"/>
         </w:rPr>
-        <w:t xml:space="preserve">text</w:t>
-      </w:r>
-      <w:r>
-        <w:t xml:space="preserve"> </w:t>
-      </w:r>
-      <w:r>
-        <w:t xml:space="preserve">is not an even multiple of</w:t>
-      </w:r>
-      <w:r>
-        <w:t xml:space="preserve"> </w:t>
-      </w:r>
-      <w:r>
-        <w:rPr>
-          <w:rStyle w:val="VerbatimChar"/>
-        </w:rPr>
-        <w:t xml:space="preserve">size</w:t>
+        <w:t xml:space="preserve">()</w:t>
       </w:r>
       <w:r>
         <w:t xml:space="preserve">.</w:t>
@@ -2550,6 +2748,33 @@
     </w:p>
     <w:p>
       <w:pPr>
+        <w:pStyle w:val="Compact"/>
+        <w:numPr>
+          <w:ilvl w:val="0"/>
+          <w:numId w:val="1005"/>
+        </w:numPr>
+      </w:pPr>
+      <w:r>
+        <w:t xml:space="preserve">The function always returns a</w:t>
+      </w:r>
+      <w:r>
+        <w:t xml:space="preserve"> </w:t>
+      </w:r>
+      <w:r>
+        <w:rPr>
+          <w:rStyle w:val="VerbatimChar"/>
+        </w:rPr>
+        <w:t xml:space="preserve">tuple</w:t>
+      </w:r>
+      <w:r>
+        <w:t xml:space="preserve"> </w:t>
+      </w:r>
+      <w:r>
+        <w:t xml:space="preserve">of strings.</w:t>
+      </w:r>
+    </w:p>
+    <w:p>
+      <w:pPr>
         <w:pStyle w:val="FirstParagraph"/>
       </w:pPr>
       <w:r>
@@ -2560,18 +2785,28 @@
         <w:t xml:space="preserve">Output Example</w:t>
       </w:r>
       <w:r>
-        <w:t xml:space="preserve">: A possible return value for a string of length 25 and a chunk size of 10.</w:t>
-      </w:r>
-    </w:p>
-    <w:p>
-      <w:pPr>
-        <w:pStyle w:val="SourceCode"/>
-      </w:pPr>
+        <w:t xml:space="preserve">: A typical return value for a string</w:t>
+      </w:r>
+      <w:r>
+        <w:t xml:space="preserve"> </w:t>
+      </w:r>
+      <w:r>
+        <w:t xml:space="preserve">“hello world”</w:t>
+      </w:r>
+      <w:r>
+        <w:t xml:space="preserve"> </w:t>
+      </w:r>
+      <w:r>
+        <w:t xml:space="preserve">with a size of 4 would look like this:</w:t>
+      </w:r>
+      <w:r>
+        <w:t xml:space="preserve"> </w:t>
+      </w:r>
       <w:r>
         <w:rPr>
           <w:rStyle w:val="VerbatimChar"/>
         </w:rPr>
-        <w:t xml:space="preserve">('0123456789', '0123456789', '01234')</w:t>
+        <w:t xml:space="preserve">('hell', 'o wo', 'rld')</w:t>
       </w:r>
     </w:p>
     <w:bookmarkEnd w:id="27"/>
@@ -2628,7 +2863,7 @@
         <w:rPr>
           <w:rStyle w:val="StringTok"/>
         </w:rPr>
-        <w:t xml:space="preserve">"This is a sample string for demonstrating the chunking function."</w:t>
+        <w:t xml:space="preserve">"This is a sample string to demonstrate the chunking functionality."</w:t>
       </w:r>
       <w:r>
         <w:br/>
@@ -2704,6 +2939,108 @@
           <w:rStyle w:val="NormalTok"/>
         </w:rPr>
         <w:t xml:space="preserve">(chunks)</w:t>
+      </w:r>
+      <w:r>
+        <w:br/>
+      </w:r>
+      <w:r>
+        <w:br/>
+      </w:r>
+      <w:r>
+        <w:rPr>
+          <w:rStyle w:val="CommentTok"/>
+        </w:rPr>
+        <w:t xml:space="preserve"># Example with a string length not divisible by the chunk size</w:t>
+      </w:r>
+      <w:r>
+        <w:br/>
+      </w:r>
+      <w:r>
+        <w:rPr>
+          <w:rStyle w:val="NormalTok"/>
+        </w:rPr>
+        <w:t xml:space="preserve">short_string </w:t>
+      </w:r>
+      <w:r>
+        <w:rPr>
+          <w:rStyle w:val="OperatorTok"/>
+        </w:rPr>
+        <w:t xml:space="preserve">=</w:t>
+      </w:r>
+      <w:r>
+        <w:rPr>
+          <w:rStyle w:val="NormalTok"/>
+        </w:rPr>
+        <w:t xml:space="preserve"> </w:t>
+      </w:r>
+      <w:r>
+        <w:rPr>
+          <w:rStyle w:val="StringTok"/>
+        </w:rPr>
+        <w:t xml:space="preserve">"abcdefgh"</w:t>
+      </w:r>
+      <w:r>
+        <w:br/>
+      </w:r>
+      <w:r>
+        <w:rPr>
+          <w:rStyle w:val="NormalTok"/>
+        </w:rPr>
+        <w:t xml:space="preserve">short_chunk_size </w:t>
+      </w:r>
+      <w:r>
+        <w:rPr>
+          <w:rStyle w:val="OperatorTok"/>
+        </w:rPr>
+        <w:t xml:space="preserve">=</w:t>
+      </w:r>
+      <w:r>
+        <w:rPr>
+          <w:rStyle w:val="NormalTok"/>
+        </w:rPr>
+        <w:t xml:space="preserve"> </w:t>
+      </w:r>
+      <w:r>
+        <w:rPr>
+          <w:rStyle w:val="DecValTok"/>
+        </w:rPr>
+        <w:t xml:space="preserve">3</w:t>
+      </w:r>
+      <w:r>
+        <w:br/>
+      </w:r>
+      <w:r>
+        <w:rPr>
+          <w:rStyle w:val="NormalTok"/>
+        </w:rPr>
+        <w:t xml:space="preserve">short_chunks </w:t>
+      </w:r>
+      <w:r>
+        <w:rPr>
+          <w:rStyle w:val="OperatorTok"/>
+        </w:rPr>
+        <w:t xml:space="preserve">=</w:t>
+      </w:r>
+      <w:r>
+        <w:rPr>
+          <w:rStyle w:val="NormalTok"/>
+        </w:rPr>
+        <w:t xml:space="preserve"> split_into_chunks(short_string, short_chunk_size)</w:t>
+      </w:r>
+      <w:r>
+        <w:br/>
+      </w:r>
+      <w:r>
+        <w:rPr>
+          <w:rStyle w:val="BuiltInTok"/>
+        </w:rPr>
+        <w:t xml:space="preserve">print</w:t>
+      </w:r>
+      <w:r>
+        <w:rPr>
+          <w:rStyle w:val="NormalTok"/>
+        </w:rPr>
+        <w:t xml:space="preserve">(short_chunks)</w:t>
       </w:r>
     </w:p>
     <w:p>
@@ -2726,7 +3063,16 @@
         <w:rPr>
           <w:rStyle w:val="VerbatimChar"/>
         </w:rPr>
-        <w:t xml:space="preserve">('This is a ', 'sample str', 'ing for de', 'monstratin', 'g the chun', 'king funct', 'ion.')</w:t>
+        <w:t xml:space="preserve">('This is a ', 'sample str', 'ing to dem', 'onstrate t', 'he chunkin', 'g function', 'ality.')</w:t>
+      </w:r>
+      <w:r>
+        <w:br/>
+      </w:r>
+      <w:r>
+        <w:rPr>
+          <w:rStyle w:val="VerbatimChar"/>
+        </w:rPr>
+        <w:t xml:space="preserve">('abc', 'def', 'gh')</w:t>
       </w:r>
     </w:p>
     <w:p>

--- a/random_module_two.docx
+++ b/random_module_two.docx
@@ -47,7 +47,7 @@
       </w:r>
     </w:p>
     <w:bookmarkEnd w:id="9"/>
-    <w:bookmarkStart w:id="16" w:name="function-count_vowelstext-str"/>
+    <w:bookmarkStart w:id="16" w:name="function-count_vowelstext-str---int"/>
     <w:p>
       <w:pPr>
         <w:pStyle w:val="Heading1"/>
@@ -62,7 +62,7 @@
         <w:tab/>
       </w:r>
       <w:r>
-        <w:t xml:space="preserve">Function: count_vowels(text: str)</w:t>
+        <w:t xml:space="preserve">Function: count_vowels(text: str) -&gt; int</w:t>
       </w:r>
     </w:p>
     <w:bookmarkStart w:id="10" w:name="overview"/>
@@ -103,7 +103,7 @@
         <w:t xml:space="preserve"> </w:t>
       </w:r>
       <w:r>
-        <w:t xml:space="preserve">function counts the total number of vowels (a, e, i, o, u) within a given string, ignoring case.</w:t>
+        <w:t xml:space="preserve">function counts the total number of vowels within a given string in a case-insensitive manner.</w:t>
       </w:r>
     </w:p>
     <w:bookmarkEnd w:id="10"/>
@@ -140,22 +140,10 @@
         <w:t xml:space="preserve">text</w:t>
       </w:r>
       <w:r>
-        <w:t xml:space="preserve">:</w:t>
-      </w:r>
-      <w:r>
         <w:t xml:space="preserve"> </w:t>
       </w:r>
       <w:r>
-        <w:rPr>
-          <w:rStyle w:val="VerbatimChar"/>
-        </w:rPr>
-        <w:t xml:space="preserve">str</w:t>
-      </w:r>
-      <w:r>
-        <w:t xml:space="preserve"> </w:t>
-      </w:r>
-      <w:r>
-        <w:t xml:space="preserve">- The input string to be scanned for vowels.</w:t>
+        <w:t xml:space="preserve">(str): The input string in which to count the vowels.</w:t>
       </w:r>
     </w:p>
     <w:bookmarkEnd w:id="11"/>
@@ -182,7 +170,7 @@
         <w:pStyle w:val="FirstParagraph"/>
       </w:pPr>
       <w:r>
-        <w:t xml:space="preserve">This function provides an efficient way to determine the number of vowels in a text string.</w:t>
+        <w:t xml:space="preserve">This function provides a straightforward way to determine the number of vowels (a, e, i, o, u) in a text string.</w:t>
       </w:r>
     </w:p>
     <w:p>
@@ -190,7 +178,7 @@
         <w:pStyle w:val="BodyText"/>
       </w:pPr>
       <w:r>
-        <w:t xml:space="preserve">The core logic begins by defining a</w:t>
+        <w:t xml:space="preserve">The logic begins by defining a</w:t>
       </w:r>
       <w:r>
         <w:t xml:space="preserve"> </w:t>
@@ -220,7 +208,7 @@
         <w:t xml:space="preserve"> </w:t>
       </w:r>
       <w:r>
-        <w:t xml:space="preserve">containing both lowercase and uppercase vowels (</w:t>
+        <w:t xml:space="preserve">which contains all lowercase and uppercase English vowels (</w:t>
       </w:r>
       <w:r>
         <w:rPr>
@@ -229,7 +217,7 @@
         <w:t xml:space="preserve">"aeiouAEIOU"</w:t>
       </w:r>
       <w:r>
-        <w:t xml:space="preserve">). Using a set is highly efficient for membership testing, as it provides an average time complexity of O(1) for checking if a character exists within it.</w:t>
+        <w:t xml:space="preserve">). Using a set is highly efficient for checking if a character exists within it.</w:t>
       </w:r>
     </w:p>
     <w:p>
@@ -237,7 +225,16 @@
         <w:pStyle w:val="BodyText"/>
       </w:pPr>
       <w:r>
-        <w:t xml:space="preserve">The function then employs a generator expression,</w:t>
+        <w:t xml:space="preserve">The function then iterates through each character (</w:t>
+      </w:r>
+      <w:r>
+        <w:rPr>
+          <w:rStyle w:val="VerbatimChar"/>
+        </w:rPr>
+        <w:t xml:space="preserve">ch</w:t>
+      </w:r>
+      <w:r>
+        <w:t xml:space="preserve">) of the input</w:t>
       </w:r>
       <w:r>
         <w:t xml:space="preserve"> </w:t>
@@ -246,73 +243,82 @@
         <w:rPr>
           <w:rStyle w:val="VerbatimChar"/>
         </w:rPr>
+        <w:t xml:space="preserve">text</w:t>
+      </w:r>
+      <w:r>
+        <w:t xml:space="preserve">. For each character, it checks for its presence in the</w:t>
+      </w:r>
+      <w:r>
+        <w:t xml:space="preserve"> </w:t>
+      </w:r>
+      <w:r>
+        <w:rPr>
+          <w:rStyle w:val="VerbatimChar"/>
+        </w:rPr>
+        <w:t xml:space="preserve">vowels</w:t>
+      </w:r>
+      <w:r>
+        <w:t xml:space="preserve"> </w:t>
+      </w:r>
+      <w:r>
+        <w:t xml:space="preserve">set. A generator expression,</w:t>
+      </w:r>
+      <w:r>
+        <w:t xml:space="preserve"> </w:t>
+      </w:r>
+      <w:r>
+        <w:rPr>
+          <w:rStyle w:val="VerbatimChar"/>
+        </w:rPr>
         <w:t xml:space="preserve">(1 for ch in text if ch in vowels)</w:t>
       </w:r>
       <w:r>
-        <w:t xml:space="preserve">, to iterate through each character (</w:t>
+        <w:t xml:space="preserve">, yields the number</w:t>
+      </w:r>
+      <w:r>
+        <w:t xml:space="preserve"> </w:t>
       </w:r>
       <w:r>
         <w:rPr>
           <w:rStyle w:val="VerbatimChar"/>
         </w:rPr>
-        <w:t xml:space="preserve">ch</w:t>
-      </w:r>
-      <w:r>
-        <w:t xml:space="preserve">) of the input</w:t>
+        <w:t xml:space="preserve">1</w:t>
       </w:r>
       <w:r>
         <w:t xml:space="preserve"> </w:t>
       </w:r>
       <w:r>
+        <w:t xml:space="preserve">every time a character from the</w:t>
+      </w:r>
+      <w:r>
+        <w:t xml:space="preserve"> </w:t>
+      </w:r>
+      <w:r>
         <w:rPr>
           <w:rStyle w:val="VerbatimChar"/>
         </w:rPr>
         <w:t xml:space="preserve">text</w:t>
       </w:r>
       <w:r>
-        <w:t xml:space="preserve">. For each character, it checks if</w:t>
-      </w:r>
-      <w:r>
         <w:t xml:space="preserve"> </w:t>
       </w:r>
       <w:r>
+        <w:t xml:space="preserve">is found in the</w:t>
+      </w:r>
+      <w:r>
+        <w:t xml:space="preserve"> </w:t>
+      </w:r>
+      <w:r>
         <w:rPr>
           <w:rStyle w:val="VerbatimChar"/>
         </w:rPr>
-        <w:t xml:space="preserve">ch</w:t>
+        <w:t xml:space="preserve">vowels</w:t>
       </w:r>
       <w:r>
         <w:t xml:space="preserve"> </w:t>
       </w:r>
       <w:r>
-        <w:t xml:space="preserve">is present in the</w:t>
-      </w:r>
-      <w:r>
-        <w:t xml:space="preserve"> </w:t>
-      </w:r>
-      <w:r>
-        <w:rPr>
-          <w:rStyle w:val="VerbatimChar"/>
-        </w:rPr>
-        <w:t xml:space="preserve">vowels</w:t>
-      </w:r>
-      <w:r>
-        <w:t xml:space="preserve"> </w:t>
-      </w:r>
-      <w:r>
-        <w:t xml:space="preserve">set. If it is, the generator yields the number</w:t>
-      </w:r>
-      <w:r>
-        <w:t xml:space="preserve"> </w:t>
-      </w:r>
-      <w:r>
-        <w:rPr>
-          <w:rStyle w:val="VerbatimChar"/>
-        </w:rPr>
-        <w:t xml:space="preserve">1</w:t>
-      </w:r>
-      <w:r>
-        <w:t xml:space="preserve">.</w:t>
+        <w:t xml:space="preserve">set.</w:t>
       </w:r>
     </w:p>
     <w:p>
@@ -335,7 +341,7 @@
         <w:t xml:space="preserve"> </w:t>
       </w:r>
       <w:r>
-        <w:t xml:space="preserve">function is called on this generator. It consumes all the yielded</w:t>
+        <w:t xml:space="preserve">function is called on this generator. It calculates the total sum of all the</w:t>
       </w:r>
       <w:r>
         <w:t xml:space="preserve"> </w:t>
@@ -347,7 +353,7 @@
         <w:t xml:space="preserve">1</w:t>
       </w:r>
       <w:r>
-        <w:t xml:space="preserve">s and adds them together, producing a final integer count of all the vowels found in the string. This sum is then returned as the result.</w:t>
+        <w:t xml:space="preserve">s generated, which corresponds to the total count of vowels in the string. This final sum is then returned.</w:t>
       </w:r>
     </w:p>
     <w:p>
@@ -412,7 +418,7 @@
         <w:rPr>
           <w:rStyle w:val="CommentTok"/>
         </w:rPr>
-        <w:t xml:space="preserve"># For an input "Hello", the generator would yield 1 for 'e' and 1 for 'o'.</w:t>
+        <w:t xml:space="preserve"># For a text like "Hi", the generator would be (1 for 'H' in vowels, 1 for 'i' in vowels)</w:t>
       </w:r>
       <w:r>
         <w:br/>
@@ -421,7 +427,16 @@
         <w:rPr>
           <w:rStyle w:val="CommentTok"/>
         </w:rPr>
-        <w:t xml:space="preserve"># sum() would then calculate 1 + 1 = 2.</w:t>
+        <w:t xml:space="preserve"># This evaluates to a generator that yields one '1' for the 'i'.</w:t>
+      </w:r>
+      <w:r>
+        <w:br/>
+      </w:r>
+      <w:r>
+        <w:rPr>
+          <w:rStyle w:val="CommentTok"/>
+        </w:rPr>
+        <w:t xml:space="preserve"># sum() then calculates the total, which is 1.</w:t>
       </w:r>
       <w:r>
         <w:br/>
@@ -539,14 +554,7 @@
         </w:numPr>
       </w:pPr>
       <w:r>
-        <w:rPr>
-          <w:b/>
-          <w:bCs/>
-        </w:rPr>
-        <w:t xml:space="preserve">Case-Insensitive</w:t>
-      </w:r>
-      <w:r>
-        <w:t xml:space="preserve">: The function is case-insensitive by design, meaning it will count both</w:t>
+        <w:t xml:space="preserve">The vowel counting is case-insensitive. For example,</w:t>
       </w:r>
       <w:r>
         <w:t xml:space="preserve"> </w:t>
@@ -570,7 +578,7 @@
         <w:t xml:space="preserve"> </w:t>
       </w:r>
       <w:r>
-        <w:t xml:space="preserve">as vowels.</w:t>
+        <w:t xml:space="preserve">are both counted as vowels.</w:t>
       </w:r>
     </w:p>
     <w:p>
@@ -582,14 +590,7 @@
         </w:numPr>
       </w:pPr>
       <w:r>
-        <w:rPr>
-          <w:b/>
-          <w:bCs/>
-        </w:rPr>
-        <w:t xml:space="preserve">Non-Vowel Characters</w:t>
-      </w:r>
-      <w:r>
-        <w:t xml:space="preserve">: Any characters that are not vowels, including consonants, numbers, spaces, and punctuation, are ignored and not included in the count.</w:t>
+        <w:t xml:space="preserve">Characters that are not vowels, including consonants, numbers, whitespace, and symbols, are ignored.</w:t>
       </w:r>
     </w:p>
     <w:p>
@@ -601,67 +602,34 @@
         </w:numPr>
       </w:pPr>
       <w:r>
+        <w:t xml:space="preserve">The function is designed to work with string inputs. Providing a non-string type may lead to a</w:t>
+      </w:r>
+      <w:r>
+        <w:t xml:space="preserve"> </w:t>
+      </w:r>
+      <w:r>
+        <w:rPr>
+          <w:rStyle w:val="VerbatimChar"/>
+        </w:rPr>
+        <w:t xml:space="preserve">TypeError</w:t>
+      </w:r>
+      <w:r>
+        <w:t xml:space="preserve">.</w:t>
+      </w:r>
+    </w:p>
+    <w:p>
+      <w:pPr>
+        <w:pStyle w:val="FirstParagraph"/>
+      </w:pPr>
+      <w:r>
         <w:rPr>
           <w:b/>
           <w:bCs/>
         </w:rPr>
-        <w:t xml:space="preserve">Return Value</w:t>
-      </w:r>
-      <w:r>
-        <w:t xml:space="preserve">: The function always returns an integer (</w:t>
-      </w:r>
-      <w:r>
-        <w:rPr>
-          <w:rStyle w:val="VerbatimChar"/>
-        </w:rPr>
-        <w:t xml:space="preserve">int</w:t>
-      </w:r>
-      <w:r>
-        <w:t xml:space="preserve">). If the input string contains no vowels or is empty, it will return</w:t>
-      </w:r>
-      <w:r>
-        <w:t xml:space="preserve"> </w:t>
-      </w:r>
-      <w:r>
-        <w:rPr>
-          <w:rStyle w:val="VerbatimChar"/>
-        </w:rPr>
-        <w:t xml:space="preserve">0</w:t>
-      </w:r>
-      <w:r>
-        <w:t xml:space="preserve">.</w:t>
-      </w:r>
-    </w:p>
-    <w:p>
-      <w:pPr>
-        <w:pStyle w:val="FirstParagraph"/>
-      </w:pPr>
-      <w:r>
-        <w:rPr>
-          <w:b/>
-          <w:bCs/>
-        </w:rPr>
         <w:t xml:space="preserve">Output Example</w:t>
       </w:r>
       <w:r>
-        <w:t xml:space="preserve">:</w:t>
-      </w:r>
-      <w:r>
-        <w:t xml:space="preserve"> </w:t>
-      </w:r>
-      <w:r>
-        <w:t xml:space="preserve">A possible return value for a given string.</w:t>
-      </w:r>
-    </w:p>
-    <w:p>
-      <w:pPr>
-        <w:pStyle w:val="SourceCode"/>
-      </w:pPr>
-      <w:r>
-        <w:rPr>
-          <w:rStyle w:val="VerbatimChar"/>
-        </w:rPr>
-        <w:t xml:space="preserve">5</w:t>
+        <w:t xml:space="preserve">: The function returns an integer representing the total count of vowels.</w:t>
       </w:r>
     </w:p>
     <w:bookmarkEnd w:id="13"/>
@@ -718,7 +686,7 @@
         <w:rPr>
           <w:rStyle w:val="StringTok"/>
         </w:rPr>
-        <w:t xml:space="preserve">"This is a simple Test Sentence."</w:t>
+        <w:t xml:space="preserve">"Hello World! This is a test."</w:t>
       </w:r>
       <w:r>
         <w:br/>
@@ -740,57 +708,6 @@
           <w:rStyle w:val="NormalTok"/>
         </w:rPr>
         <w:t xml:space="preserve"> count_vowels(input_sentence)</w:t>
-      </w:r>
-      <w:r>
-        <w:br/>
-      </w:r>
-      <w:r>
-        <w:rPr>
-          <w:rStyle w:val="BuiltInTok"/>
-        </w:rPr>
-        <w:t xml:space="preserve">print</w:t>
-      </w:r>
-      <w:r>
-        <w:rPr>
-          <w:rStyle w:val="NormalTok"/>
-        </w:rPr>
-        <w:t xml:space="preserve">(</w:t>
-      </w:r>
-      <w:r>
-        <w:rPr>
-          <w:rStyle w:val="SpecialStringTok"/>
-        </w:rPr>
-        <w:t xml:space="preserve">f"The input sentence is: '</w:t>
-      </w:r>
-      <w:r>
-        <w:rPr>
-          <w:rStyle w:val="SpecialCharTok"/>
-        </w:rPr>
-        <w:t xml:space="preserve">{</w:t>
-      </w:r>
-      <w:r>
-        <w:rPr>
-          <w:rStyle w:val="NormalTok"/>
-        </w:rPr>
-        <w:t xml:space="preserve">input_sentence</w:t>
-      </w:r>
-      <w:r>
-        <w:rPr>
-          <w:rStyle w:val="SpecialCharTok"/>
-        </w:rPr>
-        <w:t xml:space="preserve">}</w:t>
-      </w:r>
-      <w:r>
-        <w:rPr>
-          <w:rStyle w:val="SpecialStringTok"/>
-        </w:rPr>
-        <w:t xml:space="preserve">'"</w:t>
-      </w:r>
-      <w:r>
-        <w:rPr>
-          <w:rStyle w:val="NormalTok"/>
-        </w:rPr>
-        <w:t xml:space="preserve">)</w:t>
       </w:r>
       <w:r>
         <w:br/>
@@ -860,15 +777,6 @@
       <w:pPr>
         <w:pStyle w:val="SourceCode"/>
       </w:pPr>
-      <w:r>
-        <w:rPr>
-          <w:rStyle w:val="VerbatimChar"/>
-        </w:rPr>
-        <w:t xml:space="preserve">The input sentence is: 'This is a simple Test Sentence.'</w:t>
-      </w:r>
-      <w:r>
-        <w:br/>
-      </w:r>
       <w:r>
         <w:rPr>
           <w:rStyle w:val="VerbatimChar"/>
@@ -904,7 +812,7 @@
     </w:p>
     <w:bookmarkEnd w:id="15"/>
     <w:bookmarkEnd w:id="16"/>
-    <w:bookmarkStart w:id="23" w:name="function-pairwise_sum"/>
+    <w:bookmarkStart w:id="23" w:name="X2e119d0ba8707fc2275101497cc745ceb81b696"/>
     <w:p>
       <w:pPr>
         <w:pStyle w:val="Heading1"/>
@@ -919,7 +827,7 @@
         <w:tab/>
       </w:r>
       <w:r>
-        <w:t xml:space="preserve">Function: pairwise_sum</w:t>
+        <w:t xml:space="preserve">Function: pairwise_sum(numbers: Iterable[float])</w:t>
       </w:r>
     </w:p>
     <w:bookmarkStart w:id="17" w:name="overview-1"/>
@@ -960,7 +868,7 @@
         <w:t xml:space="preserve"> </w:t>
       </w:r>
       <w:r>
-        <w:t xml:space="preserve">function computes the arithmetic sum of an iterable of numbers using the Kahan summation algorithm to provide a more numerically stable and precise result.</w:t>
+        <w:t xml:space="preserve">function computes the arithmetic sum of a sequence of numbers using a numerically stable algorithm to minimize floating-point errors.</w:t>
       </w:r>
     </w:p>
     <w:bookmarkEnd w:id="17"/>
@@ -997,10 +905,7 @@
         <w:t xml:space="preserve">numbers</w:t>
       </w:r>
       <w:r>
-        <w:t xml:space="preserve"> </w:t>
-      </w:r>
-      <w:r>
-        <w:t xml:space="preserve">(Iterable[float]): An iterable collection of numbers, such as a list or tuple of floats or integers, that will be summed.</w:t>
+        <w:t xml:space="preserve">: An iterable (e.g., a list, tuple) of numeric values (integers or floats) to be summed.</w:t>
       </w:r>
     </w:p>
     <w:bookmarkEnd w:id="18"/>
@@ -1027,7 +932,22 @@
         <w:pStyle w:val="FirstParagraph"/>
       </w:pPr>
       <w:r>
-        <w:t xml:space="preserve">This function provides a robust method for summing floating-point numbers, significantly reducing the numerical error that can accumulate with standard summation methods. Standard addition of floating-point numbers can lead to a loss of precision, especially when adding a very small number to a very large one.</w:t>
+        <w:t xml:space="preserve">This function provides a more accurate method for summing floating-point numbers compared to the standard built-in</w:t>
+      </w:r>
+      <w:r>
+        <w:t xml:space="preserve"> </w:t>
+      </w:r>
+      <w:r>
+        <w:rPr>
+          <w:rStyle w:val="VerbatimChar"/>
+        </w:rPr>
+        <w:t xml:space="preserve">sum()</w:t>
+      </w:r>
+      <w:r>
+        <w:t xml:space="preserve"> </w:t>
+      </w:r>
+      <w:r>
+        <w:t xml:space="preserve">function. It implements the Kahan summation algorithm, which is designed to reduce the accumulation of numerical errors that can occur when adding numbers of different magnitudes or when summing a large set of values.</w:t>
       </w:r>
     </w:p>
     <w:p>
@@ -1035,7 +955,7 @@
         <w:pStyle w:val="BodyText"/>
       </w:pPr>
       <w:r>
-        <w:t xml:space="preserve">The</w:t>
+        <w:t xml:space="preserve">The algorithm works by maintaining a running</w:t>
       </w:r>
       <w:r>
         <w:t xml:space="preserve"> </w:t>
@@ -1044,13 +964,13 @@
         <w:rPr>
           <w:rStyle w:val="VerbatimChar"/>
         </w:rPr>
-        <w:t xml:space="preserve">pairwise_sum</w:t>
+        <w:t xml:space="preserve">total</w:t>
       </w:r>
       <w:r>
         <w:t xml:space="preserve"> </w:t>
       </w:r>
       <w:r>
-        <w:t xml:space="preserve">function implements the Kahan summation algorithm to counteract this issue. It maintains a running</w:t>
+        <w:t xml:space="preserve">and a</w:t>
       </w:r>
       <w:r>
         <w:t xml:space="preserve"> </w:t>
@@ -1065,7 +985,19 @@
         <w:t xml:space="preserve"> </w:t>
       </w:r>
       <w:r>
-        <w:t xml:space="preserve">variable to account for the low-order bits that are typically lost during addition.</w:t>
+        <w:t xml:space="preserve">variable, which tracks the</w:t>
+      </w:r>
+      <w:r>
+        <w:t xml:space="preserve"> </w:t>
+      </w:r>
+      <w:r>
+        <w:t xml:space="preserve">“lost”</w:t>
+      </w:r>
+      <w:r>
+        <w:t xml:space="preserve"> </w:t>
+      </w:r>
+      <w:r>
+        <w:t xml:space="preserve">low-order bits from previous additions.</w:t>
       </w:r>
     </w:p>
     <w:p>
@@ -1073,15 +1005,69 @@
         <w:pStyle w:val="BodyText"/>
       </w:pPr>
       <w:r>
-        <w:t xml:space="preserve">The process for each</w:t>
+        <w:t xml:space="preserve">The logic proceeds as follows:</w:t>
       </w:r>
       <w:r>
         <w:t xml:space="preserve"> </w:t>
       </w:r>
       <w:r>
+        <w:t xml:space="preserve">1. Initialize</w:t>
+      </w:r>
+      <w:r>
+        <w:t xml:space="preserve"> </w:t>
+      </w:r>
+      <w:r>
         <w:rPr>
           <w:rStyle w:val="VerbatimChar"/>
         </w:rPr>
+        <w:t xml:space="preserve">total</w:t>
+      </w:r>
+      <w:r>
+        <w:t xml:space="preserve"> </w:t>
+      </w:r>
+      <w:r>
+        <w:t xml:space="preserve">and</w:t>
+      </w:r>
+      <w:r>
+        <w:t xml:space="preserve"> </w:t>
+      </w:r>
+      <w:r>
+        <w:rPr>
+          <w:rStyle w:val="VerbatimChar"/>
+        </w:rPr>
+        <w:t xml:space="preserve">compensation</w:t>
+      </w:r>
+      <w:r>
+        <w:t xml:space="preserve"> </w:t>
+      </w:r>
+      <w:r>
+        <w:t xml:space="preserve">to</w:t>
+      </w:r>
+      <w:r>
+        <w:t xml:space="preserve"> </w:t>
+      </w:r>
+      <w:r>
+        <w:rPr>
+          <w:rStyle w:val="VerbatimChar"/>
+        </w:rPr>
+        <w:t xml:space="preserve">0.0</w:t>
+      </w:r>
+      <w:r>
+        <w:t xml:space="preserve">.</w:t>
+      </w:r>
+      <w:r>
+        <w:t xml:space="preserve"> </w:t>
+      </w:r>
+      <w:r>
+        <w:t xml:space="preserve">2. For each</w:t>
+      </w:r>
+      <w:r>
+        <w:t xml:space="preserve"> </w:t>
+      </w:r>
+      <w:r>
+        <w:rPr>
+          <w:rStyle w:val="VerbatimChar"/>
+        </w:rPr>
         <w:t xml:space="preserve">value</w:t>
       </w:r>
       <w:r>
@@ -1103,13 +1089,13 @@
         <w:t xml:space="preserve"> </w:t>
       </w:r>
       <w:r>
-        <w:t xml:space="preserve">is as follows:</w:t>
+        <w:t xml:space="preserve">iterable:</w:t>
       </w:r>
       <w:r>
         <w:t xml:space="preserve"> </w:t>
       </w:r>
       <w:r>
-        <w:t xml:space="preserve">1. The</w:t>
+        <w:t xml:space="preserve">a. The</w:t>
       </w:r>
       <w:r>
         <w:t xml:space="preserve"> </w:t>
@@ -1157,7 +1143,7 @@
         <w:t xml:space="preserve"> </w:t>
       </w:r>
       <w:r>
-        <w:t xml:space="preserve">2. The corrected value</w:t>
+        <w:t xml:space="preserve">b. The corrected value</w:t>
       </w:r>
       <w:r>
         <w:t xml:space="preserve"> </w:t>
@@ -1184,122 +1170,270 @@
         <w:t xml:space="preserve">total</w:t>
       </w:r>
       <w:r>
-        <w:t xml:space="preserve">. This operation may still result in some precision loss.</w:t>
+        <w:t xml:space="preserve">, and the result is stored in a temporary variable</w:t>
       </w:r>
       <w:r>
         <w:t xml:space="preserve"> </w:t>
       </w:r>
       <w:r>
-        <w:t xml:space="preserve">3. The error from the addition in the previous step is calculated as</w:t>
+        <w:rPr>
+          <w:rStyle w:val="VerbatimChar"/>
+        </w:rPr>
+        <w:t xml:space="preserve">t</w:t>
+      </w:r>
+      <w:r>
+        <w:t xml:space="preserve">. This is the step where precision loss can occur.</w:t>
       </w:r>
       <w:r>
         <w:t xml:space="preserve"> </w:t>
       </w:r>
       <w:r>
+        <w:t xml:space="preserve">c. The new</w:t>
+      </w:r>
+      <w:r>
+        <w:t xml:space="preserve"> </w:t>
+      </w:r>
+      <w:r>
         <w:rPr>
           <w:rStyle w:val="VerbatimChar"/>
         </w:rPr>
+        <w:t xml:space="preserve">compensation</w:t>
+      </w:r>
+      <w:r>
+        <w:t xml:space="preserve"> </w:t>
+      </w:r>
+      <w:r>
+        <w:t xml:space="preserve">value is calculated as</w:t>
+      </w:r>
+      <w:r>
+        <w:t xml:space="preserve"> </w:t>
+      </w:r>
+      <w:r>
+        <w:rPr>
+          <w:rStyle w:val="VerbatimChar"/>
+        </w:rPr>
         <w:t xml:space="preserve">(t - total) - y</w:t>
       </w:r>
       <w:r>
+        <w:t xml:space="preserve">. This formula precisely captures the numerical error (the part of</w:t>
+      </w:r>
+      <w:r>
         <w:t xml:space="preserve"> </w:t>
       </w:r>
       <w:r>
-        <w:t xml:space="preserve">and stored in the</w:t>
+        <w:rPr>
+          <w:rStyle w:val="VerbatimChar"/>
+        </w:rPr>
+        <w:t xml:space="preserve">y</w:t>
       </w:r>
       <w:r>
         <w:t xml:space="preserve"> </w:t>
       </w:r>
       <w:r>
+        <w:t xml:space="preserve">that was lost) during the addition of</w:t>
+      </w:r>
+      <w:r>
+        <w:t xml:space="preserve"> </w:t>
+      </w:r>
+      <w:r>
         <w:rPr>
           <w:rStyle w:val="VerbatimChar"/>
         </w:rPr>
-        <w:t xml:space="preserve">compensation</w:t>
+        <w:t xml:space="preserve">total + y</w:t>
+      </w:r>
+      <w:r>
+        <w:t xml:space="preserve">.</w:t>
       </w:r>
       <w:r>
         <w:t xml:space="preserve"> </w:t>
       </w:r>
       <w:r>
-        <w:t xml:space="preserve">variable for the next iteration.</w:t>
+        <w:t xml:space="preserve">d. The</w:t>
       </w:r>
       <w:r>
         <w:t xml:space="preserve"> </w:t>
       </w:r>
       <w:r>
-        <w:t xml:space="preserve">4. The</w:t>
+        <w:rPr>
+          <w:rStyle w:val="VerbatimChar"/>
+        </w:rPr>
+        <w:t xml:space="preserve">total</w:t>
       </w:r>
       <w:r>
         <w:t xml:space="preserve"> </w:t>
       </w:r>
       <w:r>
+        <w:t xml:space="preserve">is updated with the value of</w:t>
+      </w:r>
+      <w:r>
+        <w:t xml:space="preserve"> </w:t>
+      </w:r>
+      <w:r>
         <w:rPr>
           <w:rStyle w:val="VerbatimChar"/>
         </w:rPr>
+        <w:t xml:space="preserve">t</w:t>
+      </w:r>
+      <w:r>
+        <w:t xml:space="preserve">.</w:t>
+      </w:r>
+      <w:r>
+        <w:t xml:space="preserve"> </w:t>
+      </w:r>
+      <w:r>
+        <w:t xml:space="preserve">3. After iterating through all numbers, the final</w:t>
+      </w:r>
+      <w:r>
+        <w:t xml:space="preserve"> </w:t>
+      </w:r>
+      <w:r>
+        <w:rPr>
+          <w:rStyle w:val="VerbatimChar"/>
+        </w:rPr>
         <w:t xml:space="preserve">total</w:t>
       </w:r>
       <w:r>
         <w:t xml:space="preserve"> </w:t>
       </w:r>
       <w:r>
-        <w:t xml:space="preserve">is updated with the new sum</w:t>
-      </w:r>
-      <w:r>
-        <w:t xml:space="preserve"> </w:t>
-      </w:r>
-      <w:r>
-        <w:rPr>
-          <w:rStyle w:val="VerbatimChar"/>
-        </w:rPr>
-        <w:t xml:space="preserve">t</w:t>
-      </w:r>
-      <w:r>
-        <w:t xml:space="preserve">.</w:t>
+        <w:t xml:space="preserve">is returned, which is a more accurate representation of the true sum.</w:t>
       </w:r>
     </w:p>
     <w:p>
       <w:pPr>
-        <w:pStyle w:val="BodyText"/>
-      </w:pPr>
-      <w:r>
-        <w:t xml:space="preserve">By repeatedly carrying over the</w:t>
-      </w:r>
-      <w:r>
+        <w:pStyle w:val="SourceCode"/>
+      </w:pPr>
+      <w:r>
+        <w:rPr>
+          <w:rStyle w:val="CommentTok"/>
+        </w:rPr>
+        <w:t xml:space="preserve"># Kahan summation for improved precision</w:t>
+      </w:r>
+      <w:r>
+        <w:br/>
+      </w:r>
+      <w:r>
+        <w:rPr>
+          <w:rStyle w:val="NormalTok"/>
+        </w:rPr>
+        <w:t xml:space="preserve">total </w:t>
+      </w:r>
+      <w:r>
+        <w:rPr>
+          <w:rStyle w:val="OperatorTok"/>
+        </w:rPr>
+        <w:t xml:space="preserve">=</w:t>
+      </w:r>
+      <w:r>
+        <w:rPr>
+          <w:rStyle w:val="NormalTok"/>
+        </w:rPr>
         <w:t xml:space="preserve"> </w:t>
       </w:r>
       <w:r>
-        <w:t xml:space="preserve">“lost”</w:t>
-      </w:r>
-      <w:r>
+        <w:rPr>
+          <w:rStyle w:val="FloatTok"/>
+        </w:rPr>
+        <w:t xml:space="preserve">0.0</w:t>
+      </w:r>
+      <w:r>
+        <w:br/>
+      </w:r>
+      <w:r>
+        <w:rPr>
+          <w:rStyle w:val="NormalTok"/>
+        </w:rPr>
+        <w:t xml:space="preserve">compensation </w:t>
+      </w:r>
+      <w:r>
+        <w:rPr>
+          <w:rStyle w:val="OperatorTok"/>
+        </w:rPr>
+        <w:t xml:space="preserve">=</w:t>
+      </w:r>
+      <w:r>
+        <w:rPr>
+          <w:rStyle w:val="NormalTok"/>
+        </w:rPr>
         <w:t xml:space="preserve"> </w:t>
       </w:r>
       <w:r>
-        <w:t xml:space="preserve">part of the sum, the algorithm ensures that the final</w:t>
-      </w:r>
-      <w:r>
+        <w:rPr>
+          <w:rStyle w:val="FloatTok"/>
+        </w:rPr>
+        <w:t xml:space="preserve">0.0</w:t>
+      </w:r>
+      <w:r>
+        <w:br/>
+      </w:r>
+      <w:r>
+        <w:rPr>
+          <w:rStyle w:val="ControlFlowTok"/>
+        </w:rPr>
+        <w:t xml:space="preserve">for</w:t>
+      </w:r>
+      <w:r>
+        <w:rPr>
+          <w:rStyle w:val="NormalTok"/>
+        </w:rPr>
+        <w:t xml:space="preserve"> value </w:t>
+      </w:r>
+      <w:r>
+        <w:rPr>
+          <w:rStyle w:val="KeywordTok"/>
+        </w:rPr>
+        <w:t xml:space="preserve">in</w:t>
+      </w:r>
+      <w:r>
+        <w:rPr>
+          <w:rStyle w:val="NormalTok"/>
+        </w:rPr>
+        <w:t xml:space="preserve"> numbers:</w:t>
+      </w:r>
+      <w:r>
+        <w:br/>
+      </w:r>
+      <w:r>
+        <w:rPr>
+          <w:rStyle w:val="NormalTok"/>
+        </w:rPr>
+        <w:t xml:space="preserve">    y </w:t>
+      </w:r>
+      <w:r>
+        <w:rPr>
+          <w:rStyle w:val="OperatorTok"/>
+        </w:rPr>
+        <w:t xml:space="preserve">=</w:t>
+      </w:r>
+      <w:r>
+        <w:rPr>
+          <w:rStyle w:val="NormalTok"/>
+        </w:rPr>
         <w:t xml:space="preserve"> </w:t>
       </w:r>
       <w:r>
         <w:rPr>
-          <w:rStyle w:val="VerbatimChar"/>
-        </w:rPr>
-        <w:t xml:space="preserve">total</w:t>
-      </w:r>
-      <w:r>
-        <w:t xml:space="preserve"> </w:t>
-      </w:r>
-      <w:r>
-        <w:t xml:space="preserve">is much more accurate than a naive summation.</w:t>
-      </w:r>
-    </w:p>
-    <w:p>
-      <w:pPr>
-        <w:pStyle w:val="SourceCode"/>
-      </w:pPr>
-      <w:r>
-        <w:rPr>
-          <w:rStyle w:val="CommentTok"/>
-        </w:rPr>
-        <w:t xml:space="preserve"># Inside the function</w:t>
+          <w:rStyle w:val="BuiltInTok"/>
+        </w:rPr>
+        <w:t xml:space="preserve">float</w:t>
+      </w:r>
+      <w:r>
+        <w:rPr>
+          <w:rStyle w:val="NormalTok"/>
+        </w:rPr>
+        <w:t xml:space="preserve">(value) </w:t>
+      </w:r>
+      <w:r>
+        <w:rPr>
+          <w:rStyle w:val="OperatorTok"/>
+        </w:rPr>
+        <w:t xml:space="preserve">-</w:t>
+      </w:r>
+      <w:r>
+        <w:rPr>
+          <w:rStyle w:val="NormalTok"/>
+        </w:rPr>
+        <w:t xml:space="preserve"> compensation</w:t>
       </w:r>
       <w:r>
         <w:br/>
@@ -1308,7 +1442,7 @@
         <w:rPr>
           <w:rStyle w:val="NormalTok"/>
         </w:rPr>
-        <w:t xml:space="preserve">total </w:t>
+        <w:t xml:space="preserve">    t </w:t>
       </w:r>
       <w:r>
         <w:rPr>
@@ -1320,13 +1454,19 @@
         <w:rPr>
           <w:rStyle w:val="NormalTok"/>
         </w:rPr>
-        <w:t xml:space="preserve"> </w:t>
-      </w:r>
-      <w:r>
-        <w:rPr>
-          <w:rStyle w:val="FloatTok"/>
-        </w:rPr>
-        <w:t xml:space="preserve">0.0</w:t>
+        <w:t xml:space="preserve"> total </w:t>
+      </w:r>
+      <w:r>
+        <w:rPr>
+          <w:rStyle w:val="OperatorTok"/>
+        </w:rPr>
+        <w:t xml:space="preserve">+</w:t>
+      </w:r>
+      <w:r>
+        <w:rPr>
+          <w:rStyle w:val="NormalTok"/>
+        </w:rPr>
+        <w:t xml:space="preserve"> y</w:t>
       </w:r>
       <w:r>
         <w:br/>
@@ -1335,7 +1475,7 @@
         <w:rPr>
           <w:rStyle w:val="NormalTok"/>
         </w:rPr>
-        <w:t xml:space="preserve">compensation </w:t>
+        <w:t xml:space="preserve">    compensation </w:t>
       </w:r>
       <w:r>
         <w:rPr>
@@ -1347,208 +1487,67 @@
         <w:rPr>
           <w:rStyle w:val="NormalTok"/>
         </w:rPr>
-        <w:t xml:space="preserve"> </w:t>
-      </w:r>
-      <w:r>
-        <w:rPr>
-          <w:rStyle w:val="FloatTok"/>
-        </w:rPr>
-        <w:t xml:space="preserve">0.0</w:t>
+        <w:t xml:space="preserve"> (t </w:t>
+      </w:r>
+      <w:r>
+        <w:rPr>
+          <w:rStyle w:val="OperatorTok"/>
+        </w:rPr>
+        <w:t xml:space="preserve">-</w:t>
+      </w:r>
+      <w:r>
+        <w:rPr>
+          <w:rStyle w:val="NormalTok"/>
+        </w:rPr>
+        <w:t xml:space="preserve"> total) </w:t>
+      </w:r>
+      <w:r>
+        <w:rPr>
+          <w:rStyle w:val="OperatorTok"/>
+        </w:rPr>
+        <w:t xml:space="preserve">-</w:t>
+      </w:r>
+      <w:r>
+        <w:rPr>
+          <w:rStyle w:val="NormalTok"/>
+        </w:rPr>
+        <w:t xml:space="preserve"> y</w:t>
       </w:r>
       <w:r>
         <w:br/>
       </w:r>
       <w:r>
         <w:rPr>
+          <w:rStyle w:val="NormalTok"/>
+        </w:rPr>
+        <w:t xml:space="preserve">    total </w:t>
+      </w:r>
+      <w:r>
+        <w:rPr>
+          <w:rStyle w:val="OperatorTok"/>
+        </w:rPr>
+        <w:t xml:space="preserve">=</w:t>
+      </w:r>
+      <w:r>
+        <w:rPr>
+          <w:rStyle w:val="NormalTok"/>
+        </w:rPr>
+        <w:t xml:space="preserve"> t</w:t>
+      </w:r>
+      <w:r>
+        <w:br/>
+      </w:r>
+      <w:r>
+        <w:rPr>
           <w:rStyle w:val="ControlFlowTok"/>
         </w:rPr>
-        <w:t xml:space="preserve">for</w:t>
+        <w:t xml:space="preserve">return</w:t>
       </w:r>
       <w:r>
         <w:rPr>
           <w:rStyle w:val="NormalTok"/>
         </w:rPr>
-        <w:t xml:space="preserve"> value </w:t>
-      </w:r>
-      <w:r>
-        <w:rPr>
-          <w:rStyle w:val="KeywordTok"/>
-        </w:rPr>
-        <w:t xml:space="preserve">in</w:t>
-      </w:r>
-      <w:r>
-        <w:rPr>
-          <w:rStyle w:val="NormalTok"/>
-        </w:rPr>
-        <w:t xml:space="preserve"> numbers:</w:t>
-      </w:r>
-      <w:r>
-        <w:br/>
-      </w:r>
-      <w:r>
-        <w:rPr>
-          <w:rStyle w:val="NormalTok"/>
-        </w:rPr>
-        <w:t xml:space="preserve">    y </w:t>
-      </w:r>
-      <w:r>
-        <w:rPr>
-          <w:rStyle w:val="OperatorTok"/>
-        </w:rPr>
-        <w:t xml:space="preserve">=</w:t>
-      </w:r>
-      <w:r>
-        <w:rPr>
-          <w:rStyle w:val="NormalTok"/>
-        </w:rPr>
-        <w:t xml:space="preserve"> </w:t>
-      </w:r>
-      <w:r>
-        <w:rPr>
-          <w:rStyle w:val="BuiltInTok"/>
-        </w:rPr>
-        <w:t xml:space="preserve">float</w:t>
-      </w:r>
-      <w:r>
-        <w:rPr>
-          <w:rStyle w:val="NormalTok"/>
-        </w:rPr>
-        <w:t xml:space="preserve">(value) </w:t>
-      </w:r>
-      <w:r>
-        <w:rPr>
-          <w:rStyle w:val="OperatorTok"/>
-        </w:rPr>
-        <w:t xml:space="preserve">-</w:t>
-      </w:r>
-      <w:r>
-        <w:rPr>
-          <w:rStyle w:val="NormalTok"/>
-        </w:rPr>
-        <w:t xml:space="preserve"> compensation  </w:t>
-      </w:r>
-      <w:r>
-        <w:rPr>
-          <w:rStyle w:val="CommentTok"/>
-        </w:rPr>
-        <w:t xml:space="preserve"># Correct the value</w:t>
-      </w:r>
-      <w:r>
-        <w:br/>
-      </w:r>
-      <w:r>
-        <w:rPr>
-          <w:rStyle w:val="NormalTok"/>
-        </w:rPr>
-        <w:t xml:space="preserve">    t </w:t>
-      </w:r>
-      <w:r>
-        <w:rPr>
-          <w:rStyle w:val="OperatorTok"/>
-        </w:rPr>
-        <w:t xml:space="preserve">=</w:t>
-      </w:r>
-      <w:r>
-        <w:rPr>
-          <w:rStyle w:val="NormalTok"/>
-        </w:rPr>
-        <w:t xml:space="preserve"> total </w:t>
-      </w:r>
-      <w:r>
-        <w:rPr>
-          <w:rStyle w:val="OperatorTok"/>
-        </w:rPr>
-        <w:t xml:space="preserve">+</w:t>
-      </w:r>
-      <w:r>
-        <w:rPr>
-          <w:rStyle w:val="NormalTok"/>
-        </w:rPr>
-        <w:t xml:space="preserve"> y                    </w:t>
-      </w:r>
-      <w:r>
-        <w:rPr>
-          <w:rStyle w:val="CommentTok"/>
-        </w:rPr>
-        <w:t xml:space="preserve"># Add to the running total</w:t>
-      </w:r>
-      <w:r>
-        <w:br/>
-      </w:r>
-      <w:r>
-        <w:rPr>
-          <w:rStyle w:val="NormalTok"/>
-        </w:rPr>
-        <w:t xml:space="preserve">    compensation </w:t>
-      </w:r>
-      <w:r>
-        <w:rPr>
-          <w:rStyle w:val="OperatorTok"/>
-        </w:rPr>
-        <w:t xml:space="preserve">=</w:t>
-      </w:r>
-      <w:r>
-        <w:rPr>
-          <w:rStyle w:val="NormalTok"/>
-        </w:rPr>
-        <w:t xml:space="preserve"> (t </w:t>
-      </w:r>
-      <w:r>
-        <w:rPr>
-          <w:rStyle w:val="OperatorTok"/>
-        </w:rPr>
-        <w:t xml:space="preserve">-</w:t>
-      </w:r>
-      <w:r>
-        <w:rPr>
-          <w:rStyle w:val="NormalTok"/>
-        </w:rPr>
-        <w:t xml:space="preserve"> total) </w:t>
-      </w:r>
-      <w:r>
-        <w:rPr>
-          <w:rStyle w:val="OperatorTok"/>
-        </w:rPr>
-        <w:t xml:space="preserve">-</w:t>
-      </w:r>
-      <w:r>
-        <w:rPr>
-          <w:rStyle w:val="NormalTok"/>
-        </w:rPr>
-        <w:t xml:space="preserve"> y   </w:t>
-      </w:r>
-      <w:r>
-        <w:rPr>
-          <w:rStyle w:val="CommentTok"/>
-        </w:rPr>
-        <w:t xml:space="preserve"># Calculate the error (what was lost)</w:t>
-      </w:r>
-      <w:r>
-        <w:br/>
-      </w:r>
-      <w:r>
-        <w:rPr>
-          <w:rStyle w:val="NormalTok"/>
-        </w:rPr>
-        <w:t xml:space="preserve">    total </w:t>
-      </w:r>
-      <w:r>
-        <w:rPr>
-          <w:rStyle w:val="OperatorTok"/>
-        </w:rPr>
-        <w:t xml:space="preserve">=</w:t>
-      </w:r>
-      <w:r>
-        <w:rPr>
-          <w:rStyle w:val="NormalTok"/>
-        </w:rPr>
-        <w:t xml:space="preserve"> t                        </w:t>
-      </w:r>
-      <w:r>
-        <w:rPr>
-          <w:rStyle w:val="CommentTok"/>
-        </w:rPr>
-        <w:t xml:space="preserve"># Update the total</w:t>
+        <w:t xml:space="preserve"> total</w:t>
       </w:r>
     </w:p>
     <w:bookmarkEnd w:id="19"/>
@@ -1579,7 +1578,7 @@
         </w:numPr>
       </w:pPr>
       <w:r>
-        <w:t xml:space="preserve">This function is particularly useful when summing a large set of floating-point numbers or when the numbers have widely different magnitudes, as it minimizes cumulative floating-point errors.</w:t>
+        <w:t xml:space="preserve">This function is particularly useful when summing a large number of floating-point values or when the values have widely different magnitudes, as these are scenarios where standard summation is prone to significant precision loss.</w:t>
       </w:r>
     </w:p>
     <w:p>
@@ -1591,7 +1590,7 @@
         </w:numPr>
       </w:pPr>
       <w:r>
-        <w:t xml:space="preserve">It is more accurate than Python’s built-in</w:t>
+        <w:t xml:space="preserve">The input</w:t>
       </w:r>
       <w:r>
         <w:t xml:space="preserve"> </w:t>
@@ -1600,13 +1599,13 @@
         <w:rPr>
           <w:rStyle w:val="VerbatimChar"/>
         </w:rPr>
-        <w:t xml:space="preserve">sum()</w:t>
+        <w:t xml:space="preserve">numbers</w:t>
       </w:r>
       <w:r>
         <w:t xml:space="preserve"> </w:t>
       </w:r>
       <w:r>
-        <w:t xml:space="preserve">for floating-point arithmetic under such conditions.</w:t>
+        <w:t xml:space="preserve">can be any iterable, such as a list, tuple, or generator.</w:t>
       </w:r>
     </w:p>
     <w:p>
@@ -1618,7 +1617,7 @@
         </w:numPr>
       </w:pPr>
       <w:r>
-        <w:t xml:space="preserve">The input</w:t>
+        <w:t xml:space="preserve">All elements within the iterable will be cast to</w:t>
       </w:r>
       <w:r>
         <w:t xml:space="preserve"> </w:t>
@@ -1627,25 +1626,13 @@
         <w:rPr>
           <w:rStyle w:val="VerbatimChar"/>
         </w:rPr>
-        <w:t xml:space="preserve">numbers</w:t>
+        <w:t xml:space="preserve">float</w:t>
       </w:r>
       <w:r>
         <w:t xml:space="preserve"> </w:t>
       </w:r>
       <w:r>
-        <w:t xml:space="preserve">must be an iterable.</w:t>
-      </w:r>
-    </w:p>
-    <w:p>
-      <w:pPr>
-        <w:pStyle w:val="Compact"/>
-        <w:numPr>
-          <w:ilvl w:val="0"/>
-          <w:numId w:val="1004"/>
-        </w:numPr>
-      </w:pPr>
-      <w:r>
-        <w:t xml:space="preserve">Any integers in the input iterable will be automatically cast to floats during the computation.</w:t>
+        <w:t xml:space="preserve">before being added.</w:t>
       </w:r>
     </w:p>
     <w:p>
@@ -1684,281 +1671,292 @@
     </w:p>
     <w:p>
       <w:pPr>
-        <w:pStyle w:val="SourceCode"/>
-      </w:pPr>
-      <w:r>
-        <w:rPr>
-          <w:rStyle w:val="CommentTok"/>
-        </w:rPr>
-        <w:t xml:space="preserve"># A standard sum can lose precision when adding very small numbers to a large one.</w:t>
-      </w:r>
-      <w:r>
-        <w:br/>
-      </w:r>
-      <w:r>
-        <w:rPr>
-          <w:rStyle w:val="CommentTok"/>
-        </w:rPr>
-        <w:t xml:space="preserve"># The small numbers get rounded away.</w:t>
-      </w:r>
-      <w:r>
-        <w:br/>
-      </w:r>
-      <w:r>
-        <w:rPr>
-          <w:rStyle w:val="NormalTok"/>
-        </w:rPr>
-        <w:t xml:space="preserve">data </w:t>
-      </w:r>
-      <w:r>
-        <w:rPr>
-          <w:rStyle w:val="OperatorTok"/>
-        </w:rPr>
-        <w:t xml:space="preserve">=</w:t>
-      </w:r>
-      <w:r>
-        <w:rPr>
-          <w:rStyle w:val="NormalTok"/>
-        </w:rPr>
-        <w:t xml:space="preserve"> [</w:t>
-      </w:r>
-      <w:r>
-        <w:rPr>
-          <w:rStyle w:val="FloatTok"/>
-        </w:rPr>
-        <w:t xml:space="preserve">1.0</w:t>
-      </w:r>
-      <w:r>
-        <w:rPr>
-          <w:rStyle w:val="NormalTok"/>
-        </w:rPr>
-        <w:t xml:space="preserve">] </w:t>
-      </w:r>
-      <w:r>
-        <w:rPr>
-          <w:rStyle w:val="OperatorTok"/>
-        </w:rPr>
-        <w:t xml:space="preserve">+</w:t>
-      </w:r>
-      <w:r>
-        <w:rPr>
-          <w:rStyle w:val="NormalTok"/>
-        </w:rPr>
-        <w:t xml:space="preserve"> [</w:t>
-      </w:r>
-      <w:r>
-        <w:rPr>
-          <w:rStyle w:val="FloatTok"/>
-        </w:rPr>
-        <w:t xml:space="preserve">1e-16</w:t>
-      </w:r>
-      <w:r>
-        <w:rPr>
-          <w:rStyle w:val="NormalTok"/>
-        </w:rPr>
-        <w:t xml:space="preserve">] </w:t>
-      </w:r>
-      <w:r>
-        <w:rPr>
-          <w:rStyle w:val="OperatorTok"/>
-        </w:rPr>
-        <w:t xml:space="preserve">*</w:t>
-      </w:r>
-      <w:r>
-        <w:rPr>
-          <w:rStyle w:val="NormalTok"/>
-        </w:rPr>
+        <w:pStyle w:val="FirstParagraph"/>
+      </w:pPr>
+      <w:r>
+        <w:t xml:space="preserve">The following example demonstrates a scenario where a naive summation fails due to floating-point limitations, but</w:t>
+      </w:r>
+      <w:r>
         <w:t xml:space="preserve"> </w:t>
       </w:r>
       <w:r>
         <w:rPr>
-          <w:rStyle w:val="DecValTok"/>
-        </w:rPr>
-        <w:t xml:space="preserve">1000000</w:t>
-      </w:r>
-      <w:r>
-        <w:br/>
-      </w:r>
-      <w:r>
-        <w:br/>
-      </w:r>
-      <w:r>
-        <w:rPr>
-          <w:rStyle w:val="CommentTok"/>
-        </w:rPr>
-        <w:t xml:space="preserve"># Using the built-in sum()</w:t>
-      </w:r>
-      <w:r>
-        <w:br/>
-      </w:r>
-      <w:r>
-        <w:rPr>
-          <w:rStyle w:val="NormalTok"/>
-        </w:rPr>
-        <w:t xml:space="preserve">naive_sum </w:t>
-      </w:r>
-      <w:r>
-        <w:rPr>
-          <w:rStyle w:val="OperatorTok"/>
-        </w:rPr>
-        <w:t xml:space="preserve">=</w:t>
-      </w:r>
-      <w:r>
-        <w:rPr>
-          <w:rStyle w:val="NormalTok"/>
-        </w:rPr>
+          <w:rStyle w:val="VerbatimChar"/>
+        </w:rPr>
+        <w:t xml:space="preserve">pairwise_sum</w:t>
+      </w:r>
+      <w:r>
         <w:t xml:space="preserve"> </w:t>
       </w:r>
       <w:r>
-        <w:rPr>
-          <w:rStyle w:val="BuiltInTok"/>
-        </w:rPr>
-        <w:t xml:space="preserve">sum</w:t>
-      </w:r>
-      <w:r>
-        <w:rPr>
-          <w:rStyle w:val="NormalTok"/>
-        </w:rPr>
-        <w:t xml:space="preserve">(data)</w:t>
-      </w:r>
-      <w:r>
-        <w:br/>
-      </w:r>
-      <w:r>
-        <w:rPr>
-          <w:rStyle w:val="BuiltInTok"/>
-        </w:rPr>
-        <w:t xml:space="preserve">print</w:t>
-      </w:r>
-      <w:r>
-        <w:rPr>
-          <w:rStyle w:val="NormalTok"/>
-        </w:rPr>
-        <w:t xml:space="preserve">(</w:t>
-      </w:r>
-      <w:r>
-        <w:rPr>
-          <w:rStyle w:val="SpecialStringTok"/>
-        </w:rPr>
-        <w:t xml:space="preserve">f"Naive Sum: </w:t>
-      </w:r>
-      <w:r>
-        <w:rPr>
-          <w:rStyle w:val="SpecialCharTok"/>
-        </w:rPr>
-        <w:t xml:space="preserve">{</w:t>
-      </w:r>
-      <w:r>
-        <w:rPr>
-          <w:rStyle w:val="NormalTok"/>
-        </w:rPr>
-        <w:t xml:space="preserve">naive_sum</w:t>
-      </w:r>
-      <w:r>
-        <w:rPr>
-          <w:rStyle w:val="SpecialCharTok"/>
-        </w:rPr>
-        <w:t xml:space="preserve">}</w:t>
-      </w:r>
-      <w:r>
-        <w:rPr>
-          <w:rStyle w:val="SpecialStringTok"/>
-        </w:rPr>
-        <w:t xml:space="preserve">"</w:t>
-      </w:r>
-      <w:r>
-        <w:rPr>
-          <w:rStyle w:val="NormalTok"/>
-        </w:rPr>
-        <w:t xml:space="preserve">)</w:t>
-      </w:r>
-      <w:r>
-        <w:br/>
-      </w:r>
-      <w:r>
-        <w:br/>
-      </w:r>
-      <w:r>
-        <w:rPr>
-          <w:rStyle w:val="CommentTok"/>
-        </w:rPr>
-        <w:t xml:space="preserve"># Using pairwise_sum for better precision</w:t>
-      </w:r>
-      <w:r>
-        <w:br/>
-      </w:r>
-      <w:r>
-        <w:rPr>
-          <w:rStyle w:val="NormalTok"/>
-        </w:rPr>
-        <w:t xml:space="preserve">accurate_sum </w:t>
-      </w:r>
-      <w:r>
-        <w:rPr>
-          <w:rStyle w:val="OperatorTok"/>
-        </w:rPr>
-        <w:t xml:space="preserve">=</w:t>
-      </w:r>
-      <w:r>
-        <w:rPr>
-          <w:rStyle w:val="NormalTok"/>
-        </w:rPr>
-        <w:t xml:space="preserve"> pairwise_sum(data)</w:t>
-      </w:r>
-      <w:r>
-        <w:br/>
-      </w:r>
-      <w:r>
-        <w:rPr>
-          <w:rStyle w:val="BuiltInTok"/>
-        </w:rPr>
-        <w:t xml:space="preserve">print</w:t>
-      </w:r>
-      <w:r>
-        <w:rPr>
-          <w:rStyle w:val="NormalTok"/>
-        </w:rPr>
-        <w:t xml:space="preserve">(</w:t>
-      </w:r>
-      <w:r>
-        <w:rPr>
-          <w:rStyle w:val="SpecialStringTok"/>
-        </w:rPr>
-        <w:t xml:space="preserve">f"Pairwise (Kahan) Sum: </w:t>
-      </w:r>
-      <w:r>
-        <w:rPr>
-          <w:rStyle w:val="SpecialCharTok"/>
-        </w:rPr>
-        <w:t xml:space="preserve">{</w:t>
-      </w:r>
-      <w:r>
-        <w:rPr>
-          <w:rStyle w:val="NormalTok"/>
-        </w:rPr>
-        <w:t xml:space="preserve">accurate_sum</w:t>
-      </w:r>
-      <w:r>
-        <w:rPr>
-          <w:rStyle w:val="SpecialCharTok"/>
-        </w:rPr>
-        <w:t xml:space="preserve">}</w:t>
-      </w:r>
-      <w:r>
-        <w:rPr>
-          <w:rStyle w:val="SpecialStringTok"/>
-        </w:rPr>
-        <w:t xml:space="preserve">"</w:t>
-      </w:r>
-      <w:r>
-        <w:rPr>
-          <w:rStyle w:val="NormalTok"/>
-        </w:rPr>
-        <w:t xml:space="preserve">)</w:t>
+        <w:t xml:space="preserve">produces the correct result.</w:t>
       </w:r>
     </w:p>
     <w:p>
       <w:pPr>
+        <w:pStyle w:val="SourceCode"/>
+      </w:pPr>
+      <w:r>
+        <w:rPr>
+          <w:rStyle w:val="CommentTok"/>
+        </w:rPr>
+        <w:t xml:space="preserve"># Example usage with numbers of different magnitudes</w:t>
+      </w:r>
+      <w:r>
+        <w:br/>
+      </w:r>
+      <w:r>
+        <w:rPr>
+          <w:rStyle w:val="NormalTok"/>
+        </w:rPr>
+        <w:t xml:space="preserve">data </w:t>
+      </w:r>
+      <w:r>
+        <w:rPr>
+          <w:rStyle w:val="OperatorTok"/>
+        </w:rPr>
+        <w:t xml:space="preserve">=</w:t>
+      </w:r>
+      <w:r>
+        <w:rPr>
+          <w:rStyle w:val="NormalTok"/>
+        </w:rPr>
+        <w:t xml:space="preserve"> [</w:t>
+      </w:r>
+      <w:r>
+        <w:rPr>
+          <w:rStyle w:val="FloatTok"/>
+        </w:rPr>
+        <w:t xml:space="preserve">1e10</w:t>
+      </w:r>
+      <w:r>
+        <w:rPr>
+          <w:rStyle w:val="NormalTok"/>
+        </w:rPr>
+        <w:t xml:space="preserve">, </w:t>
+      </w:r>
+      <w:r>
+        <w:rPr>
+          <w:rStyle w:val="FloatTok"/>
+        </w:rPr>
+        <w:t xml:space="preserve">1.0</w:t>
+      </w:r>
+      <w:r>
+        <w:rPr>
+          <w:rStyle w:val="NormalTok"/>
+        </w:rPr>
+        <w:t xml:space="preserve">, </w:t>
+      </w:r>
+      <w:r>
+        <w:rPr>
+          <w:rStyle w:val="OperatorTok"/>
+        </w:rPr>
+        <w:t xml:space="preserve">-</w:t>
+      </w:r>
+      <w:r>
+        <w:rPr>
+          <w:rStyle w:val="FloatTok"/>
+        </w:rPr>
+        <w:t xml:space="preserve">1e10</w:t>
+      </w:r>
+      <w:r>
+        <w:rPr>
+          <w:rStyle w:val="NormalTok"/>
+        </w:rPr>
+        <w:t xml:space="preserve">]</w:t>
+      </w:r>
+      <w:r>
+        <w:br/>
+      </w:r>
+      <w:r>
+        <w:br/>
+      </w:r>
+      <w:r>
+        <w:rPr>
+          <w:rStyle w:val="CommentTok"/>
+        </w:rPr>
+        <w:t xml:space="preserve"># A naive sum might incorrectly evaluate to 0.0</w:t>
+      </w:r>
+      <w:r>
+        <w:br/>
+      </w:r>
+      <w:r>
+        <w:rPr>
+          <w:rStyle w:val="CommentTok"/>
+        </w:rPr>
+        <w:t xml:space="preserve"># (1e10 + 1.0) can be rounded to 1e10, then subtracting 1e10 results in 0.0</w:t>
+      </w:r>
+      <w:r>
+        <w:br/>
+      </w:r>
+      <w:r>
+        <w:rPr>
+          <w:rStyle w:val="NormalTok"/>
+        </w:rPr>
+        <w:t xml:space="preserve">naive_result </w:t>
+      </w:r>
+      <w:r>
+        <w:rPr>
+          <w:rStyle w:val="OperatorTok"/>
+        </w:rPr>
+        <w:t xml:space="preserve">=</w:t>
+      </w:r>
+      <w:r>
+        <w:rPr>
+          <w:rStyle w:val="NormalTok"/>
+        </w:rPr>
+        <w:t xml:space="preserve"> </w:t>
+      </w:r>
+      <w:r>
+        <w:rPr>
+          <w:rStyle w:val="BuiltInTok"/>
+        </w:rPr>
+        <w:t xml:space="preserve">sum</w:t>
+      </w:r>
+      <w:r>
+        <w:rPr>
+          <w:rStyle w:val="NormalTok"/>
+        </w:rPr>
+        <w:t xml:space="preserve">(data)</w:t>
+      </w:r>
+      <w:r>
+        <w:br/>
+      </w:r>
+      <w:r>
+        <w:rPr>
+          <w:rStyle w:val="BuiltInTok"/>
+        </w:rPr>
+        <w:t xml:space="preserve">print</w:t>
+      </w:r>
+      <w:r>
+        <w:rPr>
+          <w:rStyle w:val="NormalTok"/>
+        </w:rPr>
+        <w:t xml:space="preserve">(</w:t>
+      </w:r>
+      <w:r>
+        <w:rPr>
+          <w:rStyle w:val="SpecialStringTok"/>
+        </w:rPr>
+        <w:t xml:space="preserve">f"Naive sum result: </w:t>
+      </w:r>
+      <w:r>
+        <w:rPr>
+          <w:rStyle w:val="SpecialCharTok"/>
+        </w:rPr>
+        <w:t xml:space="preserve">{</w:t>
+      </w:r>
+      <w:r>
+        <w:rPr>
+          <w:rStyle w:val="NormalTok"/>
+        </w:rPr>
+        <w:t xml:space="preserve">naive_result</w:t>
+      </w:r>
+      <w:r>
+        <w:rPr>
+          <w:rStyle w:val="SpecialCharTok"/>
+        </w:rPr>
+        <w:t xml:space="preserve">}</w:t>
+      </w:r>
+      <w:r>
+        <w:rPr>
+          <w:rStyle w:val="SpecialStringTok"/>
+        </w:rPr>
+        <w:t xml:space="preserve">"</w:t>
+      </w:r>
+      <w:r>
+        <w:rPr>
+          <w:rStyle w:val="NormalTok"/>
+        </w:rPr>
+        <w:t xml:space="preserve">)</w:t>
+      </w:r>
+      <w:r>
+        <w:br/>
+      </w:r>
+      <w:r>
+        <w:br/>
+      </w:r>
+      <w:r>
+        <w:rPr>
+          <w:rStyle w:val="CommentTok"/>
+        </w:rPr>
+        <w:t xml:space="preserve"># The pairwise_sum function correctly computes the sum</w:t>
+      </w:r>
+      <w:r>
+        <w:br/>
+      </w:r>
+      <w:r>
+        <w:rPr>
+          <w:rStyle w:val="NormalTok"/>
+        </w:rPr>
+        <w:t xml:space="preserve">accurate_result </w:t>
+      </w:r>
+      <w:r>
+        <w:rPr>
+          <w:rStyle w:val="OperatorTok"/>
+        </w:rPr>
+        <w:t xml:space="preserve">=</w:t>
+      </w:r>
+      <w:r>
+        <w:rPr>
+          <w:rStyle w:val="NormalTok"/>
+        </w:rPr>
+        <w:t xml:space="preserve"> pairwise_sum(data)</w:t>
+      </w:r>
+      <w:r>
+        <w:br/>
+      </w:r>
+      <w:r>
+        <w:rPr>
+          <w:rStyle w:val="BuiltInTok"/>
+        </w:rPr>
+        <w:t xml:space="preserve">print</w:t>
+      </w:r>
+      <w:r>
+        <w:rPr>
+          <w:rStyle w:val="NormalTok"/>
+        </w:rPr>
+        <w:t xml:space="preserve">(</w:t>
+      </w:r>
+      <w:r>
+        <w:rPr>
+          <w:rStyle w:val="SpecialStringTok"/>
+        </w:rPr>
+        <w:t xml:space="preserve">f"Accurate sum result: </w:t>
+      </w:r>
+      <w:r>
+        <w:rPr>
+          <w:rStyle w:val="SpecialCharTok"/>
+        </w:rPr>
+        <w:t xml:space="preserve">{</w:t>
+      </w:r>
+      <w:r>
+        <w:rPr>
+          <w:rStyle w:val="NormalTok"/>
+        </w:rPr>
+        <w:t xml:space="preserve">accurate_result</w:t>
+      </w:r>
+      <w:r>
+        <w:rPr>
+          <w:rStyle w:val="SpecialCharTok"/>
+        </w:rPr>
+        <w:t xml:space="preserve">}</w:t>
+      </w:r>
+      <w:r>
+        <w:rPr>
+          <w:rStyle w:val="SpecialStringTok"/>
+        </w:rPr>
+        <w:t xml:space="preserve">"</w:t>
+      </w:r>
+      <w:r>
+        <w:rPr>
+          <w:rStyle w:val="NormalTok"/>
+        </w:rPr>
+        <w:t xml:space="preserve">)</w:t>
+      </w:r>
+    </w:p>
+    <w:p>
+      <w:pPr>
         <w:pStyle w:val="FirstParagraph"/>
       </w:pPr>
       <w:r>
@@ -1977,7 +1975,7 @@
         <w:rPr>
           <w:rStyle w:val="VerbatimChar"/>
         </w:rPr>
-        <w:t xml:space="preserve">Naive Sum: 1.0</w:t>
+        <w:t xml:space="preserve">Naive sum result: 0.0</w:t>
       </w:r>
       <w:r>
         <w:br/>
@@ -1986,7 +1984,7 @@
         <w:rPr>
           <w:rStyle w:val="VerbatimChar"/>
         </w:rPr>
-        <w:t xml:space="preserve">Pairwise (Kahan) Sum: 1.0000000000001</w:t>
+        <w:t xml:space="preserve">Accurate sum result: 1.0</w:t>
       </w:r>
     </w:p>
     <w:p>
@@ -2167,9 +2165,6 @@
               <w:pStyle w:val="Compact"/>
             </w:pPr>
             <w:r>
-              <w:rPr>
-                <w:rStyle w:val="VerbatimChar"/>
-              </w:rPr>
               <w:t xml:space="preserve">str</w:t>
             </w:r>
           </w:p>
@@ -2208,9 +2203,6 @@
               <w:pStyle w:val="Compact"/>
             </w:pPr>
             <w:r>
-              <w:rPr>
-                <w:rStyle w:val="VerbatimChar"/>
-              </w:rPr>
               <w:t xml:space="preserve">int</w:t>
             </w:r>
           </w:p>
@@ -2290,7 +2282,7 @@
         <w:t xml:space="preserve"> </w:t>
       </w:r>
       <w:r>
-        <w:t xml:space="preserve">is less than or equal to zero, it raises a</w:t>
+        <w:t xml:space="preserve">is zero or a negative number, it raises a</w:t>
       </w:r>
       <w:r>
         <w:t xml:space="preserve"> </w:t>
@@ -2302,7 +2294,7 @@
         <w:t xml:space="preserve">ValueError</w:t>
       </w:r>
       <w:r>
-        <w:t xml:space="preserve">, as chunking is not possible with a non-positive length.</w:t>
+        <w:t xml:space="preserve">, as chunking a string into non-positive lengths is not a valid operation.</w:t>
       </w:r>
     </w:p>
     <w:p>
@@ -2310,7 +2302,7 @@
         <w:pStyle w:val="BodyText"/>
       </w:pPr>
       <w:r>
-        <w:t xml:space="preserve">The core logic uses a generator expression with</w:t>
+        <w:t xml:space="preserve">If the</w:t>
       </w:r>
       <w:r>
         <w:t xml:space="preserve"> </w:t>
@@ -2319,13 +2311,13 @@
         <w:rPr>
           <w:rStyle w:val="VerbatimChar"/>
         </w:rPr>
-        <w:t xml:space="preserve">range()</w:t>
+        <w:t xml:space="preserve">size</w:t>
       </w:r>
       <w:r>
         <w:t xml:space="preserve"> </w:t>
       </w:r>
       <w:r>
-        <w:t xml:space="preserve">to iterate through the input</w:t>
+        <w:t xml:space="preserve">is valid, the function proceeds to iterate through the input</w:t>
       </w:r>
       <w:r>
         <w:t xml:space="preserve"> </w:t>
@@ -2337,22 +2329,25 @@
         <w:t xml:space="preserve">text</w:t>
       </w:r>
       <w:r>
-        <w:t xml:space="preserve">. The</w:t>
-      </w:r>
-      <w:r>
         <w:t xml:space="preserve"> </w:t>
       </w:r>
       <w:r>
+        <w:t xml:space="preserve">using a generator expression. It uses</w:t>
+      </w:r>
+      <w:r>
+        <w:t xml:space="preserve"> </w:t>
+      </w:r>
+      <w:r>
         <w:rPr>
           <w:rStyle w:val="VerbatimChar"/>
         </w:rPr>
-        <w:t xml:space="preserve">range</w:t>
+        <w:t xml:space="preserve">range(0, len(text), size)</w:t>
       </w:r>
       <w:r>
         <w:t xml:space="preserve"> </w:t>
       </w:r>
       <w:r>
-        <w:t xml:space="preserve">is configured to start at index</w:t>
+        <w:t xml:space="preserve">to generate the starting indices for each chunk. For each starting index</w:t>
       </w:r>
       <w:r>
         <w:t xml:space="preserve"> </w:t>
@@ -2361,46 +2356,22 @@
         <w:rPr>
           <w:rStyle w:val="VerbatimChar"/>
         </w:rPr>
-        <w:t xml:space="preserve">0</w:t>
-      </w:r>
-      <w:r>
-        <w:t xml:space="preserve">, end at the length of the string (</w:t>
+        <w:t xml:space="preserve">i</w:t>
+      </w:r>
+      <w:r>
+        <w:t xml:space="preserve">, it slices the string from that index up to</w:t>
+      </w:r>
+      <w:r>
+        <w:t xml:space="preserve"> </w:t>
       </w:r>
       <w:r>
         <w:rPr>
           <w:rStyle w:val="VerbatimChar"/>
         </w:rPr>
-        <w:t xml:space="preserve">len(text)</w:t>
-      </w:r>
-      <w:r>
-        <w:t xml:space="preserve">), and step by the given</w:t>
-      </w:r>
-      <w:r>
-        <w:t xml:space="preserve"> </w:t>
-      </w:r>
-      <w:r>
-        <w:rPr>
-          <w:rStyle w:val="VerbatimChar"/>
-        </w:rPr>
-        <w:t xml:space="preserve">size</w:t>
-      </w:r>
-      <w:r>
-        <w:t xml:space="preserve">. This process generates the starting index</w:t>
-      </w:r>
-      <w:r>
-        <w:t xml:space="preserve"> </w:t>
-      </w:r>
-      <w:r>
-        <w:rPr>
-          <w:rStyle w:val="VerbatimChar"/>
-        </w:rPr>
-        <w:t xml:space="preserve">i</w:t>
-      </w:r>
-      <w:r>
-        <w:t xml:space="preserve"> </w:t>
-      </w:r>
-      <w:r>
-        <w:t xml:space="preserve">for each chunk.</w:t>
+        <w:t xml:space="preserve">i + size</w:t>
+      </w:r>
+      <w:r>
+        <w:t xml:space="preserve">. This process continues until the entire string has been processed. The resulting substrings are then collected into a tuple.</w:t>
       </w:r>
     </w:p>
     <w:p>
@@ -2408,7 +2379,7 @@
         <w:pStyle w:val="BodyText"/>
       </w:pPr>
       <w:r>
-        <w:t xml:space="preserve">For each starting index</w:t>
+        <w:t xml:space="preserve">It is important to note that if the length of the input</w:t>
       </w:r>
       <w:r>
         <w:t xml:space="preserve"> </w:t>
@@ -2417,40 +2388,25 @@
         <w:rPr>
           <w:rStyle w:val="VerbatimChar"/>
         </w:rPr>
-        <w:t xml:space="preserve">i</w:t>
-      </w:r>
-      <w:r>
-        <w:t xml:space="preserve">, a slice of the string</w:t>
+        <w:t xml:space="preserve">text</w:t>
       </w:r>
       <w:r>
         <w:t xml:space="preserve"> </w:t>
       </w:r>
       <w:r>
+        <w:t xml:space="preserve">is not perfectly divisible by</w:t>
+      </w:r>
+      <w:r>
+        <w:t xml:space="preserve"> </w:t>
+      </w:r>
+      <w:r>
         <w:rPr>
           <w:rStyle w:val="VerbatimChar"/>
         </w:rPr>
-        <w:t xml:space="preserve">text[i : i + size]</w:t>
-      </w:r>
-      <w:r>
-        <w:t xml:space="preserve"> </w:t>
-      </w:r>
-      <w:r>
-        <w:t xml:space="preserve">is created. This slice represents one chunk. Because the slicing operation handles boundaries gracefully, the final chunk will automatically be shorter than</w:t>
-      </w:r>
-      <w:r>
-        <w:t xml:space="preserve"> </w:t>
-      </w:r>
-      <w:r>
-        <w:rPr>
-          <w:rStyle w:val="VerbatimChar"/>
-        </w:rPr>
         <w:t xml:space="preserve">size</w:t>
       </w:r>
       <w:r>
-        <w:t xml:space="preserve"> </w:t>
-      </w:r>
-      <w:r>
-        <w:t xml:space="preserve">if the total string length is not evenly divisible by</w:t>
+        <w:t xml:space="preserve">, the final chunk in the returned tuple will be shorter than the specified</w:t>
       </w:r>
       <w:r>
         <w:t xml:space="preserve"> </w:t>
@@ -2467,39 +2423,34 @@
     </w:p>
     <w:p>
       <w:pPr>
-        <w:pStyle w:val="BodyText"/>
-      </w:pPr>
-      <w:r>
-        <w:t xml:space="preserve">Finally, all the generated chunks are collected into a</w:t>
-      </w:r>
-      <w:r>
+        <w:pStyle w:val="SourceCode"/>
+      </w:pPr>
+      <w:r>
+        <w:rPr>
+          <w:rStyle w:val="CommentTok"/>
+        </w:rPr>
+        <w:t xml:space="preserve"># The core logic uses a generator expression and tuple conversion</w:t>
+      </w:r>
+      <w:r>
+        <w:br/>
+      </w:r>
+      <w:r>
+        <w:rPr>
+          <w:rStyle w:val="ControlFlowTok"/>
+        </w:rPr>
+        <w:t xml:space="preserve">return</w:t>
+      </w:r>
+      <w:r>
+        <w:rPr>
+          <w:rStyle w:val="NormalTok"/>
+        </w:rPr>
         <w:t xml:space="preserve"> </w:t>
       </w:r>
       <w:r>
         <w:rPr>
-          <w:rStyle w:val="VerbatimChar"/>
+          <w:rStyle w:val="BuiltInTok"/>
         </w:rPr>
         <w:t xml:space="preserve">tuple</w:t>
-      </w:r>
-      <w:r>
-        <w:t xml:space="preserve"> </w:t>
-      </w:r>
-      <w:r>
-        <w:t xml:space="preserve">and returned.</w:t>
-      </w:r>
-    </w:p>
-    <w:p>
-      <w:pPr>
-        <w:pStyle w:val="SourceCode"/>
-      </w:pPr>
-      <w:r>
-        <w:rPr>
-          <w:rStyle w:val="CommentTok"/>
-        </w:rPr>
-        <w:t xml:space="preserve"># The core logic is equivalent to this generator expression</w:t>
-      </w:r>
-      <w:r>
-        <w:br/>
       </w:r>
       <w:r>
         <w:rPr>
@@ -2638,7 +2589,7 @@
         <w:t xml:space="preserve"> </w:t>
       </w:r>
       <w:r>
-        <w:t xml:space="preserve">or a negative number will result in a</w:t>
+        <w:t xml:space="preserve">or a negative integer will result in a</w:t>
       </w:r>
       <w:r>
         <w:t xml:space="preserve"> </w:t>
@@ -2662,7 +2613,7 @@
         </w:numPr>
       </w:pPr>
       <w:r>
-        <w:t xml:space="preserve">The last chunk in the returned tuple may be shorter than the specified</w:t>
+        <w:t xml:space="preserve">The function returns a</w:t>
       </w:r>
       <w:r>
         <w:t xml:space="preserve"> </w:t>
@@ -2671,40 +2622,13 @@
         <w:rPr>
           <w:rStyle w:val="VerbatimChar"/>
         </w:rPr>
-        <w:t xml:space="preserve">size</w:t>
+        <w:t xml:space="preserve">tuple</w:t>
       </w:r>
       <w:r>
         <w:t xml:space="preserve"> </w:t>
       </w:r>
       <w:r>
-        <w:t xml:space="preserve">if the length of the input</w:t>
-      </w:r>
-      <w:r>
-        <w:t xml:space="preserve"> </w:t>
-      </w:r>
-      <w:r>
-        <w:rPr>
-          <w:rStyle w:val="VerbatimChar"/>
-        </w:rPr>
-        <w:t xml:space="preserve">text</w:t>
-      </w:r>
-      <w:r>
-        <w:t xml:space="preserve"> </w:t>
-      </w:r>
-      <w:r>
-        <w:t xml:space="preserve">is not a multiple of</w:t>
-      </w:r>
-      <w:r>
-        <w:t xml:space="preserve"> </w:t>
-      </w:r>
-      <w:r>
-        <w:rPr>
-          <w:rStyle w:val="VerbatimChar"/>
-        </w:rPr>
-        <w:t xml:space="preserve">size</w:t>
-      </w:r>
-      <w:r>
-        <w:t xml:space="preserve">.</w:t>
+        <w:t xml:space="preserve">of strings, not a list.</w:t>
       </w:r>
     </w:p>
     <w:p>
@@ -2716,7 +2640,7 @@
         </w:numPr>
       </w:pPr>
       <w:r>
-        <w:t xml:space="preserve">If the input</w:t>
+        <w:t xml:space="preserve">The last string in the returned tuple may have a length less than</w:t>
       </w:r>
       <w:r>
         <w:t xml:space="preserve"> </w:t>
@@ -2725,13 +2649,13 @@
         <w:rPr>
           <w:rStyle w:val="VerbatimChar"/>
         </w:rPr>
-        <w:t xml:space="preserve">text</w:t>
+        <w:t xml:space="preserve">size</w:t>
       </w:r>
       <w:r>
         <w:t xml:space="preserve"> </w:t>
       </w:r>
       <w:r>
-        <w:t xml:space="preserve">is an empty string, the function will return an empty tuple</w:t>
+        <w:t xml:space="preserve">if the total string length is not a multiple of</w:t>
       </w:r>
       <w:r>
         <w:t xml:space="preserve"> </w:t>
@@ -2740,7 +2664,7 @@
         <w:rPr>
           <w:rStyle w:val="VerbatimChar"/>
         </w:rPr>
-        <w:t xml:space="preserve">()</w:t>
+        <w:t xml:space="preserve">size</w:t>
       </w:r>
       <w:r>
         <w:t xml:space="preserve">.</w:t>
@@ -2748,33 +2672,6 @@
     </w:p>
     <w:p>
       <w:pPr>
-        <w:pStyle w:val="Compact"/>
-        <w:numPr>
-          <w:ilvl w:val="0"/>
-          <w:numId w:val="1005"/>
-        </w:numPr>
-      </w:pPr>
-      <w:r>
-        <w:t xml:space="preserve">The function always returns a</w:t>
-      </w:r>
-      <w:r>
-        <w:t xml:space="preserve"> </w:t>
-      </w:r>
-      <w:r>
-        <w:rPr>
-          <w:rStyle w:val="VerbatimChar"/>
-        </w:rPr>
-        <w:t xml:space="preserve">tuple</w:t>
-      </w:r>
-      <w:r>
-        <w:t xml:space="preserve"> </w:t>
-      </w:r>
-      <w:r>
-        <w:t xml:space="preserve">of strings.</w:t>
-      </w:r>
-    </w:p>
-    <w:p>
-      <w:pPr>
         <w:pStyle w:val="FirstParagraph"/>
       </w:pPr>
       <w:r>
@@ -2785,28 +2682,16 @@
         <w:t xml:space="preserve">Output Example</w:t>
       </w:r>
       <w:r>
-        <w:t xml:space="preserve">: A typical return value for a string</w:t>
+        <w:t xml:space="preserve">: A tuple containing string chunks.</w:t>
       </w:r>
       <w:r>
         <w:t xml:space="preserve"> </w:t>
       </w:r>
       <w:r>
-        <w:t xml:space="preserve">“hello world”</w:t>
-      </w:r>
-      <w:r>
-        <w:t xml:space="preserve"> </w:t>
-      </w:r>
-      <w:r>
-        <w:t xml:space="preserve">with a size of 4 would look like this:</w:t>
-      </w:r>
-      <w:r>
-        <w:t xml:space="preserve"> </w:t>
-      </w:r>
-      <w:r>
         <w:rPr>
           <w:rStyle w:val="VerbatimChar"/>
         </w:rPr>
-        <w:t xml:space="preserve">('hell', 'o wo', 'rld')</w:t>
+        <w:t xml:space="preserve">('chunk1', 'chunk2', 'rem')</w:t>
       </w:r>
     </w:p>
     <w:bookmarkEnd w:id="27"/>
@@ -2863,7 +2748,7 @@
         <w:rPr>
           <w:rStyle w:val="StringTok"/>
         </w:rPr>
-        <w:t xml:space="preserve">"This is a sample string to demonstrate the chunking functionality."</w:t>
+        <w:t xml:space="preserve">"abcdefghijklmnopqrstuvwxyz"</w:t>
       </w:r>
       <w:r>
         <w:br/>
@@ -2890,7 +2775,7 @@
         <w:rPr>
           <w:rStyle w:val="DecValTok"/>
         </w:rPr>
-        <w:t xml:space="preserve">10</w:t>
+        <w:t xml:space="preserve">5</w:t>
       </w:r>
       <w:r>
         <w:br/>
@@ -2902,7 +2787,7 @@
         <w:rPr>
           <w:rStyle w:val="CommentTok"/>
         </w:rPr>
-        <w:t xml:space="preserve"># Split the string into chunks of 10 characters</w:t>
+        <w:t xml:space="preserve"># Split the string into chunks of 5 characters</w:t>
       </w:r>
       <w:r>
         <w:br/>
@@ -2911,7 +2796,7 @@
         <w:rPr>
           <w:rStyle w:val="NormalTok"/>
         </w:rPr>
-        <w:t xml:space="preserve">chunks </w:t>
+        <w:t xml:space="preserve">result </w:t>
       </w:r>
       <w:r>
         <w:rPr>
@@ -2938,7 +2823,7 @@
         <w:rPr>
           <w:rStyle w:val="NormalTok"/>
         </w:rPr>
-        <w:t xml:space="preserve">(chunks)</w:t>
+        <w:t xml:space="preserve">(result)</w:t>
       </w:r>
       <w:r>
         <w:br/>
@@ -2950,7 +2835,7 @@
         <w:rPr>
           <w:rStyle w:val="CommentTok"/>
         </w:rPr>
-        <w:t xml:space="preserve"># Example with a string length not divisible by the chunk size</w:t>
+        <w:t xml:space="preserve"># Example with a string length that is a multiple of the chunk size</w:t>
       </w:r>
       <w:r>
         <w:br/>
@@ -2959,7 +2844,7 @@
         <w:rPr>
           <w:rStyle w:val="NormalTok"/>
         </w:rPr>
-        <w:t xml:space="preserve">short_string </w:t>
+        <w:t xml:space="preserve">another_string </w:t>
       </w:r>
       <w:r>
         <w:rPr>
@@ -2977,7 +2862,7 @@
         <w:rPr>
           <w:rStyle w:val="StringTok"/>
         </w:rPr>
-        <w:t xml:space="preserve">"abcdefgh"</w:t>
+        <w:t xml:space="preserve">"1234567890"</w:t>
       </w:r>
       <w:r>
         <w:br/>
@@ -2986,7 +2871,7 @@
         <w:rPr>
           <w:rStyle w:val="NormalTok"/>
         </w:rPr>
-        <w:t xml:space="preserve">short_chunk_size </w:t>
+        <w:t xml:space="preserve">result_even </w:t>
       </w:r>
       <w:r>
         <w:rPr>
@@ -2998,49 +2883,34 @@
         <w:rPr>
           <w:rStyle w:val="NormalTok"/>
         </w:rPr>
-        <w:t xml:space="preserve"> </w:t>
+        <w:t xml:space="preserve"> split_into_chunks(another_string, </w:t>
       </w:r>
       <w:r>
         <w:rPr>
           <w:rStyle w:val="DecValTok"/>
         </w:rPr>
-        <w:t xml:space="preserve">3</w:t>
+        <w:t xml:space="preserve">5</w:t>
+      </w:r>
+      <w:r>
+        <w:rPr>
+          <w:rStyle w:val="NormalTok"/>
+        </w:rPr>
+        <w:t xml:space="preserve">)</w:t>
       </w:r>
       <w:r>
         <w:br/>
       </w:r>
       <w:r>
         <w:rPr>
+          <w:rStyle w:val="BuiltInTok"/>
+        </w:rPr>
+        <w:t xml:space="preserve">print</w:t>
+      </w:r>
+      <w:r>
+        <w:rPr>
           <w:rStyle w:val="NormalTok"/>
         </w:rPr>
-        <w:t xml:space="preserve">short_chunks </w:t>
-      </w:r>
-      <w:r>
-        <w:rPr>
-          <w:rStyle w:val="OperatorTok"/>
-        </w:rPr>
-        <w:t xml:space="preserve">=</w:t>
-      </w:r>
-      <w:r>
-        <w:rPr>
-          <w:rStyle w:val="NormalTok"/>
-        </w:rPr>
-        <w:t xml:space="preserve"> split_into_chunks(short_string, short_chunk_size)</w:t>
-      </w:r>
-      <w:r>
-        <w:br/>
-      </w:r>
-      <w:r>
-        <w:rPr>
-          <w:rStyle w:val="BuiltInTok"/>
-        </w:rPr>
-        <w:t xml:space="preserve">print</w:t>
-      </w:r>
-      <w:r>
-        <w:rPr>
-          <w:rStyle w:val="NormalTok"/>
-        </w:rPr>
-        <w:t xml:space="preserve">(short_chunks)</w:t>
+        <w:t xml:space="preserve">(result_even)</w:t>
       </w:r>
     </w:p>
     <w:p>
@@ -3063,7 +2933,7 @@
         <w:rPr>
           <w:rStyle w:val="VerbatimChar"/>
         </w:rPr>
-        <w:t xml:space="preserve">('This is a ', 'sample str', 'ing to dem', 'onstrate t', 'he chunkin', 'g function', 'ality.')</w:t>
+        <w:t xml:space="preserve">('abcde', 'fghij', 'klmno', 'pqrst', 'uvwxy', 'z')</w:t>
       </w:r>
       <w:r>
         <w:br/>
@@ -3072,7 +2942,7 @@
         <w:rPr>
           <w:rStyle w:val="VerbatimChar"/>
         </w:rPr>
-        <w:t xml:space="preserve">('abc', 'def', 'gh')</w:t>
+        <w:t xml:space="preserve">('12345', '67890')</w:t>
       </w:r>
     </w:p>
     <w:p>

--- a/random_module_two.docx
+++ b/random_module_two.docx
@@ -47,7 +47,7 @@
       </w:r>
     </w:p>
     <w:bookmarkEnd w:id="9"/>
-    <w:bookmarkStart w:id="16" w:name="function-count_vowelstext-str---int"/>
+    <w:bookmarkStart w:id="16" w:name="function-count_vowelstext-str"/>
     <w:p>
       <w:pPr>
         <w:pStyle w:val="Heading1"/>
@@ -62,7 +62,7 @@
         <w:tab/>
       </w:r>
       <w:r>
-        <w:t xml:space="preserve">Function: count_vowels(text: str) -&gt; int</w:t>
+        <w:t xml:space="preserve">Function: count_vowels(text: str)</w:t>
       </w:r>
     </w:p>
     <w:bookmarkStart w:id="10" w:name="overview"/>
@@ -122,7 +122,7 @@
         <w:tab/>
       </w:r>
       <w:r>
-        <w:t xml:space="preserve">parameters</w:t>
+        <w:t xml:space="preserve">Parameters</w:t>
       </w:r>
     </w:p>
     <w:p>
@@ -143,7 +143,7 @@
         <w:t xml:space="preserve"> </w:t>
       </w:r>
       <w:r>
-        <w:t xml:space="preserve">(str): The input string in which to count the vowels.</w:t>
+        <w:t xml:space="preserve">(str): The input string in which to count vowels.</w:t>
       </w:r>
     </w:p>
     <w:bookmarkEnd w:id="11"/>
@@ -170,7 +170,7 @@
         <w:pStyle w:val="FirstParagraph"/>
       </w:pPr>
       <w:r>
-        <w:t xml:space="preserve">This function provides a straightforward way to determine the number of vowels (a, e, i, o, u) in a text string.</w:t>
+        <w:t xml:space="preserve">This function provides a straightforward way to determine the vowel count in any given text.</w:t>
       </w:r>
     </w:p>
     <w:p>
@@ -178,7 +178,7 @@
         <w:pStyle w:val="BodyText"/>
       </w:pPr>
       <w:r>
-        <w:t xml:space="preserve">The logic begins by defining a</w:t>
+        <w:t xml:space="preserve">The core logic begins by defining a</w:t>
       </w:r>
       <w:r>
         <w:t xml:space="preserve"> </w:t>
@@ -214,10 +214,25 @@
         <w:rPr>
           <w:rStyle w:val="VerbatimChar"/>
         </w:rPr>
-        <w:t xml:space="preserve">"aeiouAEIOU"</w:t>
-      </w:r>
-      <w:r>
-        <w:t xml:space="preserve">). Using a set is highly efficient for checking if a character exists within it.</w:t>
+        <w:t xml:space="preserve">a, e, i, o, u</w:t>
+      </w:r>
+      <w:r>
+        <w:t xml:space="preserve">). Using a</w:t>
+      </w:r>
+      <w:r>
+        <w:t xml:space="preserve"> </w:t>
+      </w:r>
+      <w:r>
+        <w:rPr>
+          <w:rStyle w:val="VerbatimChar"/>
+        </w:rPr>
+        <w:t xml:space="preserve">set</w:t>
+      </w:r>
+      <w:r>
+        <w:t xml:space="preserve"> </w:t>
+      </w:r>
+      <w:r>
+        <w:t xml:space="preserve">is highly efficient for membership testing, which is the primary operation performed.</w:t>
       </w:r>
     </w:p>
     <w:p>
@@ -246,22 +261,37 @@
         <w:t xml:space="preserve">text</w:t>
       </w:r>
       <w:r>
-        <w:t xml:space="preserve">. For each character, it checks for its presence in the</w:t>
-      </w:r>
-      <w:r>
         <w:t xml:space="preserve"> </w:t>
       </w:r>
       <w:r>
+        <w:t xml:space="preserve">using a generator expression:</w:t>
+      </w:r>
+      <w:r>
+        <w:t xml:space="preserve"> </w:t>
+      </w:r>
+      <w:r>
         <w:rPr>
           <w:rStyle w:val="VerbatimChar"/>
         </w:rPr>
+        <w:t xml:space="preserve">(1 for ch in text if ch in vowels)</w:t>
+      </w:r>
+      <w:r>
+        <w:t xml:space="preserve">. For every character, it checks if the character exists within the</w:t>
+      </w:r>
+      <w:r>
+        <w:t xml:space="preserve"> </w:t>
+      </w:r>
+      <w:r>
+        <w:rPr>
+          <w:rStyle w:val="VerbatimChar"/>
+        </w:rPr>
         <w:t xml:space="preserve">vowels</w:t>
       </w:r>
       <w:r>
         <w:t xml:space="preserve"> </w:t>
       </w:r>
       <w:r>
-        <w:t xml:space="preserve">set. A generator expression,</w:t>
+        <w:t xml:space="preserve">set. If a character is found in the set, the generator yields the number</w:t>
       </w:r>
       <w:r>
         <w:t xml:space="preserve"> </w:t>
@@ -270,55 +300,10 @@
         <w:rPr>
           <w:rStyle w:val="VerbatimChar"/>
         </w:rPr>
-        <w:t xml:space="preserve">(1 for ch in text if ch in vowels)</w:t>
-      </w:r>
-      <w:r>
-        <w:t xml:space="preserve">, yields the number</w:t>
-      </w:r>
-      <w:r>
-        <w:t xml:space="preserve"> </w:t>
-      </w:r>
-      <w:r>
-        <w:rPr>
-          <w:rStyle w:val="VerbatimChar"/>
-        </w:rPr>
         <w:t xml:space="preserve">1</w:t>
       </w:r>
       <w:r>
-        <w:t xml:space="preserve"> </w:t>
-      </w:r>
-      <w:r>
-        <w:t xml:space="preserve">every time a character from the</w:t>
-      </w:r>
-      <w:r>
-        <w:t xml:space="preserve"> </w:t>
-      </w:r>
-      <w:r>
-        <w:rPr>
-          <w:rStyle w:val="VerbatimChar"/>
-        </w:rPr>
-        <w:t xml:space="preserve">text</w:t>
-      </w:r>
-      <w:r>
-        <w:t xml:space="preserve"> </w:t>
-      </w:r>
-      <w:r>
-        <w:t xml:space="preserve">is found in the</w:t>
-      </w:r>
-      <w:r>
-        <w:t xml:space="preserve"> </w:t>
-      </w:r>
-      <w:r>
-        <w:rPr>
-          <w:rStyle w:val="VerbatimChar"/>
-        </w:rPr>
-        <w:t xml:space="preserve">vowels</w:t>
-      </w:r>
-      <w:r>
-        <w:t xml:space="preserve"> </w:t>
-      </w:r>
-      <w:r>
-        <w:t xml:space="preserve">set.</w:t>
+        <w:t xml:space="preserve">.</w:t>
       </w:r>
     </w:p>
     <w:p>
@@ -341,7 +326,7 @@
         <w:t xml:space="preserve"> </w:t>
       </w:r>
       <w:r>
-        <w:t xml:space="preserve">function is called on this generator. It calculates the total sum of all the</w:t>
+        <w:t xml:space="preserve">function is called on this generator. It consumes all the yielded</w:t>
       </w:r>
       <w:r>
         <w:t xml:space="preserve"> </w:t>
@@ -353,7 +338,7 @@
         <w:t xml:space="preserve">1</w:t>
       </w:r>
       <w:r>
-        <w:t xml:space="preserve">s generated, which corresponds to the total count of vowels in the string. This final sum is then returned.</w:t>
+        <w:t xml:space="preserve">s and adds them together, producing the total count of vowels found in the string. This final sum is the integer value returned by the function.</w:t>
       </w:r>
     </w:p>
     <w:p>
@@ -418,7 +403,7 @@
         <w:rPr>
           <w:rStyle w:val="CommentTok"/>
         </w:rPr>
-        <w:t xml:space="preserve"># For a text like "Hi", the generator would be (1 for 'H' in vowels, 1 for 'i' in vowels)</w:t>
+        <w:t xml:space="preserve"># For a text like "Hi", the generator would be (1 for 'H' if 'H' in vowels, 1 for 'i' if 'i' in vowels)</w:t>
       </w:r>
       <w:r>
         <w:br/>
@@ -427,7 +412,7 @@
         <w:rPr>
           <w:rStyle w:val="CommentTok"/>
         </w:rPr>
-        <w:t xml:space="preserve"># This evaluates to a generator that yields one '1' for the 'i'.</w:t>
+        <w:t xml:space="preserve"># This evaluates to a generator that yields just one value: 1</w:t>
       </w:r>
       <w:r>
         <w:br/>
@@ -437,93 +422,6 @@
           <w:rStyle w:val="CommentTok"/>
         </w:rPr>
         <w:t xml:space="preserve"># sum() then calculates the total, which is 1.</w:t>
-      </w:r>
-      <w:r>
-        <w:br/>
-      </w:r>
-      <w:r>
-        <w:rPr>
-          <w:rStyle w:val="ControlFlowTok"/>
-        </w:rPr>
-        <w:t xml:space="preserve">return</w:t>
-      </w:r>
-      <w:r>
-        <w:rPr>
-          <w:rStyle w:val="NormalTok"/>
-        </w:rPr>
-        <w:t xml:space="preserve"> </w:t>
-      </w:r>
-      <w:r>
-        <w:rPr>
-          <w:rStyle w:val="BuiltInTok"/>
-        </w:rPr>
-        <w:t xml:space="preserve">sum</w:t>
-      </w:r>
-      <w:r>
-        <w:rPr>
-          <w:rStyle w:val="NormalTok"/>
-        </w:rPr>
-        <w:t xml:space="preserve">(</w:t>
-      </w:r>
-      <w:r>
-        <w:rPr>
-          <w:rStyle w:val="DecValTok"/>
-        </w:rPr>
-        <w:t xml:space="preserve">1</w:t>
-      </w:r>
-      <w:r>
-        <w:rPr>
-          <w:rStyle w:val="NormalTok"/>
-        </w:rPr>
-        <w:t xml:space="preserve"> </w:t>
-      </w:r>
-      <w:r>
-        <w:rPr>
-          <w:rStyle w:val="ControlFlowTok"/>
-        </w:rPr>
-        <w:t xml:space="preserve">for</w:t>
-      </w:r>
-      <w:r>
-        <w:rPr>
-          <w:rStyle w:val="NormalTok"/>
-        </w:rPr>
-        <w:t xml:space="preserve"> ch </w:t>
-      </w:r>
-      <w:r>
-        <w:rPr>
-          <w:rStyle w:val="KeywordTok"/>
-        </w:rPr>
-        <w:t xml:space="preserve">in</w:t>
-      </w:r>
-      <w:r>
-        <w:rPr>
-          <w:rStyle w:val="NormalTok"/>
-        </w:rPr>
-        <w:t xml:space="preserve"> text </w:t>
-      </w:r>
-      <w:r>
-        <w:rPr>
-          <w:rStyle w:val="ControlFlowTok"/>
-        </w:rPr>
-        <w:t xml:space="preserve">if</w:t>
-      </w:r>
-      <w:r>
-        <w:rPr>
-          <w:rStyle w:val="NormalTok"/>
-        </w:rPr>
-        <w:t xml:space="preserve"> ch </w:t>
-      </w:r>
-      <w:r>
-        <w:rPr>
-          <w:rStyle w:val="KeywordTok"/>
-        </w:rPr>
-        <w:t xml:space="preserve">in</w:t>
-      </w:r>
-      <w:r>
-        <w:rPr>
-          <w:rStyle w:val="NormalTok"/>
-        </w:rPr>
-        <w:t xml:space="preserve"> vowels)</w:t>
       </w:r>
     </w:p>
     <w:bookmarkEnd w:id="12"/>
@@ -554,7 +452,7 @@
         </w:numPr>
       </w:pPr>
       <w:r>
-        <w:t xml:space="preserve">The vowel counting is case-insensitive. For example,</w:t>
+        <w:t xml:space="preserve">The function is case-insensitive. It will count both</w:t>
       </w:r>
       <w:r>
         <w:t xml:space="preserve"> </w:t>
@@ -578,7 +476,7 @@
         <w:t xml:space="preserve"> </w:t>
       </w:r>
       <w:r>
-        <w:t xml:space="preserve">are both counted as vowels.</w:t>
+        <w:t xml:space="preserve">as vowels.</w:t>
       </w:r>
     </w:p>
     <w:p>
@@ -602,19 +500,19 @@
         </w:numPr>
       </w:pPr>
       <w:r>
-        <w:t xml:space="preserve">The function is designed to work with string inputs. Providing a non-string type may lead to a</w:t>
+        <w:t xml:space="preserve">The letter</w:t>
       </w:r>
       <w:r>
         <w:t xml:space="preserve"> </w:t>
       </w:r>
       <w:r>
-        <w:rPr>
-          <w:rStyle w:val="VerbatimChar"/>
-        </w:rPr>
-        <w:t xml:space="preserve">TypeError</w:t>
-      </w:r>
-      <w:r>
-        <w:t xml:space="preserve">.</w:t>
+        <w:t xml:space="preserve">‘y’</w:t>
+      </w:r>
+      <w:r>
+        <w:t xml:space="preserve"> </w:t>
+      </w:r>
+      <w:r>
+        <w:t xml:space="preserve">is not considered a vowel by this function.</w:t>
       </w:r>
     </w:p>
     <w:p>
@@ -629,7 +527,31 @@
         <w:t xml:space="preserve">Output Example</w:t>
       </w:r>
       <w:r>
-        <w:t xml:space="preserve">: The function returns an integer representing the total count of vowels.</w:t>
+        <w:t xml:space="preserve">: The function returns an integer representing the total count of vowels. For the input</w:t>
+      </w:r>
+      <w:r>
+        <w:t xml:space="preserve"> </w:t>
+      </w:r>
+      <w:r>
+        <w:rPr>
+          <w:rStyle w:val="VerbatimChar"/>
+        </w:rPr>
+        <w:t xml:space="preserve">"Hello World"</w:t>
+      </w:r>
+      <w:r>
+        <w:t xml:space="preserve">, the return value would be</w:t>
+      </w:r>
+      <w:r>
+        <w:t xml:space="preserve"> </w:t>
+      </w:r>
+      <w:r>
+        <w:rPr>
+          <w:rStyle w:val="VerbatimChar"/>
+        </w:rPr>
+        <w:t xml:space="preserve">3</w:t>
+      </w:r>
+      <w:r>
+        <w:t xml:space="preserve">.</w:t>
       </w:r>
     </w:p>
     <w:bookmarkEnd w:id="13"/>
@@ -668,7 +590,7 @@
         <w:rPr>
           <w:rStyle w:val="NormalTok"/>
         </w:rPr>
-        <w:t xml:space="preserve">input_sentence </w:t>
+        <w:t xml:space="preserve">input_string </w:t>
       </w:r>
       <w:r>
         <w:rPr>
@@ -686,7 +608,7 @@
         <w:rPr>
           <w:rStyle w:val="StringTok"/>
         </w:rPr>
-        <w:t xml:space="preserve">"Hello World! This is a test."</w:t>
+        <w:t xml:space="preserve">"Programming is fun and rewarding!"</w:t>
       </w:r>
       <w:r>
         <w:br/>
@@ -707,7 +629,7 @@
         <w:rPr>
           <w:rStyle w:val="NormalTok"/>
         </w:rPr>
-        <w:t xml:space="preserve"> count_vowels(input_sentence)</w:t>
+        <w:t xml:space="preserve"> count_vowels(input_string)</w:t>
       </w:r>
       <w:r>
         <w:br/>
@@ -728,7 +650,31 @@
         <w:rPr>
           <w:rStyle w:val="SpecialStringTok"/>
         </w:rPr>
-        <w:t xml:space="preserve">f"The number of vowels is: </w:t>
+        <w:t xml:space="preserve">f"The number of vowels in '</w:t>
+      </w:r>
+      <w:r>
+        <w:rPr>
+          <w:rStyle w:val="SpecialCharTok"/>
+        </w:rPr>
+        <w:t xml:space="preserve">{</w:t>
+      </w:r>
+      <w:r>
+        <w:rPr>
+          <w:rStyle w:val="NormalTok"/>
+        </w:rPr>
+        <w:t xml:space="preserve">input_string</w:t>
+      </w:r>
+      <w:r>
+        <w:rPr>
+          <w:rStyle w:val="SpecialCharTok"/>
+        </w:rPr>
+        <w:t xml:space="preserve">}</w:t>
+      </w:r>
+      <w:r>
+        <w:rPr>
+          <w:rStyle w:val="SpecialStringTok"/>
+        </w:rPr>
+        <w:t xml:space="preserve">' is: </w:t>
       </w:r>
       <w:r>
         <w:rPr>
@@ -781,7 +727,7 @@
         <w:rPr>
           <w:rStyle w:val="VerbatimChar"/>
         </w:rPr>
-        <w:t xml:space="preserve">The number of vowels is: 8</w:t>
+        <w:t xml:space="preserve">The number of vowels in 'Programming is fun and rewarding!' is: 8</w:t>
       </w:r>
     </w:p>
     <w:p>
@@ -812,7 +758,7 @@
     </w:p>
     <w:bookmarkEnd w:id="15"/>
     <w:bookmarkEnd w:id="16"/>
-    <w:bookmarkStart w:id="23" w:name="X2e119d0ba8707fc2275101497cc745ceb81b696"/>
+    <w:bookmarkStart w:id="23" w:name="Xd5d9a3041f4a9ab8e2664f74268995e4e5a3ba5"/>
     <w:p>
       <w:pPr>
         <w:pStyle w:val="Heading1"/>
@@ -827,7 +773,7 @@
         <w:tab/>
       </w:r>
       <w:r>
-        <w:t xml:space="preserve">Function: pairwise_sum(numbers: Iterable[float])</w:t>
+        <w:t xml:space="preserve">Function: pairwise_sum(numbers: Iterable[float]) -&gt; float</w:t>
       </w:r>
     </w:p>
     <w:bookmarkStart w:id="17" w:name="overview-1"/>
@@ -868,7 +814,7 @@
         <w:t xml:space="preserve"> </w:t>
       </w:r>
       <w:r>
-        <w:t xml:space="preserve">function computes the arithmetic sum of a sequence of numbers using a numerically stable algorithm to minimize floating-point errors.</w:t>
+        <w:t xml:space="preserve">function computes the sum of a sequence of numbers using a numerically stable algorithm to minimize floating-point errors.</w:t>
       </w:r>
     </w:p>
     <w:bookmarkEnd w:id="17"/>
@@ -901,11 +847,25 @@
       <w:r>
         <w:rPr>
           <w:rStyle w:val="VerbatimChar"/>
+          <w:b/>
+          <w:bCs/>
         </w:rPr>
         <w:t xml:space="preserve">numbers</w:t>
       </w:r>
       <w:r>
-        <w:t xml:space="preserve">: An iterable (e.g., a list, tuple) of numeric values (integers or floats) to be summed.</w:t>
+        <w:t xml:space="preserve"> </w:t>
+      </w:r>
+      <w:r>
+        <w:t xml:space="preserve">(</w:t>
+      </w:r>
+      <w:r>
+        <w:rPr>
+          <w:rStyle w:val="VerbatimChar"/>
+        </w:rPr>
+        <w:t xml:space="preserve">Iterable[float]</w:t>
+      </w:r>
+      <w:r>
+        <w:t xml:space="preserve">): An iterable (like a list, tuple, or generator) containing the numbers to be summed. The elements can be floats or integers, as they will be converted to floats.</w:t>
       </w:r>
     </w:p>
     <w:bookmarkEnd w:id="18"/>
@@ -932,22 +892,7 @@
         <w:pStyle w:val="FirstParagraph"/>
       </w:pPr>
       <w:r>
-        <w:t xml:space="preserve">This function provides a more accurate method for summing floating-point numbers compared to the standard built-in</w:t>
-      </w:r>
-      <w:r>
-        <w:t xml:space="preserve"> </w:t>
-      </w:r>
-      <w:r>
-        <w:rPr>
-          <w:rStyle w:val="VerbatimChar"/>
-        </w:rPr>
-        <w:t xml:space="preserve">sum()</w:t>
-      </w:r>
-      <w:r>
-        <w:t xml:space="preserve"> </w:t>
-      </w:r>
-      <w:r>
-        <w:t xml:space="preserve">function. It implements the Kahan summation algorithm, which is designed to reduce the accumulation of numerical errors that can occur when adding numbers of different magnitudes or when summing a large set of values.</w:t>
+        <w:t xml:space="preserve">This function provides a more precise method for summing floating-point numbers compared to a standard iterative addition. It implements the Kahan summation algorithm, which is designed to reduce the accumulation of rounding errors that can occur in floating-point arithmetic. This is especially important when summing many numbers or when the numbers vary greatly in magnitude.</w:t>
       </w:r>
     </w:p>
     <w:p>
@@ -964,609 +909,13 @@
         <w:rPr>
           <w:rStyle w:val="VerbatimChar"/>
         </w:rPr>
-        <w:t xml:space="preserve">total</w:t>
+        <w:t xml:space="preserve">compensation</w:t>
       </w:r>
       <w:r>
         <w:t xml:space="preserve"> </w:t>
       </w:r>
       <w:r>
-        <w:t xml:space="preserve">and a</w:t>
-      </w:r>
-      <w:r>
-        <w:t xml:space="preserve"> </w:t>
-      </w:r>
-      <w:r>
-        <w:rPr>
-          <w:rStyle w:val="VerbatimChar"/>
-        </w:rPr>
-        <w:t xml:space="preserve">compensation</w:t>
-      </w:r>
-      <w:r>
-        <w:t xml:space="preserve"> </w:t>
-      </w:r>
-      <w:r>
-        <w:t xml:space="preserve">variable, which tracks the</w:t>
-      </w:r>
-      <w:r>
-        <w:t xml:space="preserve"> </w:t>
-      </w:r>
-      <w:r>
-        <w:t xml:space="preserve">“lost”</w:t>
-      </w:r>
-      <w:r>
-        <w:t xml:space="preserve"> </w:t>
-      </w:r>
-      <w:r>
-        <w:t xml:space="preserve">low-order bits from previous additions.</w:t>
-      </w:r>
-    </w:p>
-    <w:p>
-      <w:pPr>
-        <w:pStyle w:val="BodyText"/>
-      </w:pPr>
-      <w:r>
-        <w:t xml:space="preserve">The logic proceeds as follows:</w:t>
-      </w:r>
-      <w:r>
-        <w:t xml:space="preserve"> </w:t>
-      </w:r>
-      <w:r>
-        <w:t xml:space="preserve">1. Initialize</w:t>
-      </w:r>
-      <w:r>
-        <w:t xml:space="preserve"> </w:t>
-      </w:r>
-      <w:r>
-        <w:rPr>
-          <w:rStyle w:val="VerbatimChar"/>
-        </w:rPr>
-        <w:t xml:space="preserve">total</w:t>
-      </w:r>
-      <w:r>
-        <w:t xml:space="preserve"> </w:t>
-      </w:r>
-      <w:r>
-        <w:t xml:space="preserve">and</w:t>
-      </w:r>
-      <w:r>
-        <w:t xml:space="preserve"> </w:t>
-      </w:r>
-      <w:r>
-        <w:rPr>
-          <w:rStyle w:val="VerbatimChar"/>
-        </w:rPr>
-        <w:t xml:space="preserve">compensation</w:t>
-      </w:r>
-      <w:r>
-        <w:t xml:space="preserve"> </w:t>
-      </w:r>
-      <w:r>
-        <w:t xml:space="preserve">to</w:t>
-      </w:r>
-      <w:r>
-        <w:t xml:space="preserve"> </w:t>
-      </w:r>
-      <w:r>
-        <w:rPr>
-          <w:rStyle w:val="VerbatimChar"/>
-        </w:rPr>
-        <w:t xml:space="preserve">0.0</w:t>
-      </w:r>
-      <w:r>
-        <w:t xml:space="preserve">.</w:t>
-      </w:r>
-      <w:r>
-        <w:t xml:space="preserve"> </w:t>
-      </w:r>
-      <w:r>
-        <w:t xml:space="preserve">2. For each</w:t>
-      </w:r>
-      <w:r>
-        <w:t xml:space="preserve"> </w:t>
-      </w:r>
-      <w:r>
-        <w:rPr>
-          <w:rStyle w:val="VerbatimChar"/>
-        </w:rPr>
-        <w:t xml:space="preserve">value</w:t>
-      </w:r>
-      <w:r>
-        <w:t xml:space="preserve"> </w:t>
-      </w:r>
-      <w:r>
-        <w:t xml:space="preserve">in the input</w:t>
-      </w:r>
-      <w:r>
-        <w:t xml:space="preserve"> </w:t>
-      </w:r>
-      <w:r>
-        <w:rPr>
-          <w:rStyle w:val="VerbatimChar"/>
-        </w:rPr>
-        <w:t xml:space="preserve">numbers</w:t>
-      </w:r>
-      <w:r>
-        <w:t xml:space="preserve"> </w:t>
-      </w:r>
-      <w:r>
-        <w:t xml:space="preserve">iterable:</w:t>
-      </w:r>
-      <w:r>
-        <w:t xml:space="preserve"> </w:t>
-      </w:r>
-      <w:r>
-        <w:t xml:space="preserve">a. The</w:t>
-      </w:r>
-      <w:r>
-        <w:t xml:space="preserve"> </w:t>
-      </w:r>
-      <w:r>
-        <w:rPr>
-          <w:rStyle w:val="VerbatimChar"/>
-        </w:rPr>
-        <w:t xml:space="preserve">value</w:t>
-      </w:r>
-      <w:r>
-        <w:t xml:space="preserve"> </w:t>
-      </w:r>
-      <w:r>
-        <w:t xml:space="preserve">is first corrected by subtracting the</w:t>
-      </w:r>
-      <w:r>
-        <w:t xml:space="preserve"> </w:t>
-      </w:r>
-      <w:r>
-        <w:rPr>
-          <w:rStyle w:val="VerbatimChar"/>
-        </w:rPr>
-        <w:t xml:space="preserve">compensation</w:t>
-      </w:r>
-      <w:r>
-        <w:t xml:space="preserve"> </w:t>
-      </w:r>
-      <w:r>
-        <w:t xml:space="preserve">from the previous iteration. This corrected value is stored in</w:t>
-      </w:r>
-      <w:r>
-        <w:t xml:space="preserve"> </w:t>
-      </w:r>
-      <w:r>
-        <w:rPr>
-          <w:rStyle w:val="VerbatimChar"/>
-        </w:rPr>
-        <w:t xml:space="preserve">y</w:t>
-      </w:r>
-      <w:r>
-        <w:t xml:space="preserve">.</w:t>
-      </w:r>
-      <w:r>
-        <w:t xml:space="preserve"> </w:t>
-      </w:r>
-      <w:r>
-        <w:t xml:space="preserve">b. The corrected value</w:t>
-      </w:r>
-      <w:r>
-        <w:t xml:space="preserve"> </w:t>
-      </w:r>
-      <w:r>
-        <w:rPr>
-          <w:rStyle w:val="VerbatimChar"/>
-        </w:rPr>
-        <w:t xml:space="preserve">y</w:t>
-      </w:r>
-      <w:r>
-        <w:t xml:space="preserve"> </w:t>
-      </w:r>
-      <w:r>
-        <w:t xml:space="preserve">is added to the running</w:t>
-      </w:r>
-      <w:r>
-        <w:t xml:space="preserve"> </w:t>
-      </w:r>
-      <w:r>
-        <w:rPr>
-          <w:rStyle w:val="VerbatimChar"/>
-        </w:rPr>
-        <w:t xml:space="preserve">total</w:t>
-      </w:r>
-      <w:r>
-        <w:t xml:space="preserve">, and the result is stored in a temporary variable</w:t>
-      </w:r>
-      <w:r>
-        <w:t xml:space="preserve"> </w:t>
-      </w:r>
-      <w:r>
-        <w:rPr>
-          <w:rStyle w:val="VerbatimChar"/>
-        </w:rPr>
-        <w:t xml:space="preserve">t</w:t>
-      </w:r>
-      <w:r>
-        <w:t xml:space="preserve">. This is the step where precision loss can occur.</w:t>
-      </w:r>
-      <w:r>
-        <w:t xml:space="preserve"> </w:t>
-      </w:r>
-      <w:r>
-        <w:t xml:space="preserve">c. The new</w:t>
-      </w:r>
-      <w:r>
-        <w:t xml:space="preserve"> </w:t>
-      </w:r>
-      <w:r>
-        <w:rPr>
-          <w:rStyle w:val="VerbatimChar"/>
-        </w:rPr>
-        <w:t xml:space="preserve">compensation</w:t>
-      </w:r>
-      <w:r>
-        <w:t xml:space="preserve"> </w:t>
-      </w:r>
-      <w:r>
-        <w:t xml:space="preserve">value is calculated as</w:t>
-      </w:r>
-      <w:r>
-        <w:t xml:space="preserve"> </w:t>
-      </w:r>
-      <w:r>
-        <w:rPr>
-          <w:rStyle w:val="VerbatimChar"/>
-        </w:rPr>
-        <w:t xml:space="preserve">(t - total) - y</w:t>
-      </w:r>
-      <w:r>
-        <w:t xml:space="preserve">. This formula precisely captures the numerical error (the part of</w:t>
-      </w:r>
-      <w:r>
-        <w:t xml:space="preserve"> </w:t>
-      </w:r>
-      <w:r>
-        <w:rPr>
-          <w:rStyle w:val="VerbatimChar"/>
-        </w:rPr>
-        <w:t xml:space="preserve">y</w:t>
-      </w:r>
-      <w:r>
-        <w:t xml:space="preserve"> </w:t>
-      </w:r>
-      <w:r>
-        <w:t xml:space="preserve">that was lost) during the addition of</w:t>
-      </w:r>
-      <w:r>
-        <w:t xml:space="preserve"> </w:t>
-      </w:r>
-      <w:r>
-        <w:rPr>
-          <w:rStyle w:val="VerbatimChar"/>
-        </w:rPr>
-        <w:t xml:space="preserve">total + y</w:t>
-      </w:r>
-      <w:r>
-        <w:t xml:space="preserve">.</w:t>
-      </w:r>
-      <w:r>
-        <w:t xml:space="preserve"> </w:t>
-      </w:r>
-      <w:r>
-        <w:t xml:space="preserve">d. The</w:t>
-      </w:r>
-      <w:r>
-        <w:t xml:space="preserve"> </w:t>
-      </w:r>
-      <w:r>
-        <w:rPr>
-          <w:rStyle w:val="VerbatimChar"/>
-        </w:rPr>
-        <w:t xml:space="preserve">total</w:t>
-      </w:r>
-      <w:r>
-        <w:t xml:space="preserve"> </w:t>
-      </w:r>
-      <w:r>
-        <w:t xml:space="preserve">is updated with the value of</w:t>
-      </w:r>
-      <w:r>
-        <w:t xml:space="preserve"> </w:t>
-      </w:r>
-      <w:r>
-        <w:rPr>
-          <w:rStyle w:val="VerbatimChar"/>
-        </w:rPr>
-        <w:t xml:space="preserve">t</w:t>
-      </w:r>
-      <w:r>
-        <w:t xml:space="preserve">.</w:t>
-      </w:r>
-      <w:r>
-        <w:t xml:space="preserve"> </w:t>
-      </w:r>
-      <w:r>
-        <w:t xml:space="preserve">3. After iterating through all numbers, the final</w:t>
-      </w:r>
-      <w:r>
-        <w:t xml:space="preserve"> </w:t>
-      </w:r>
-      <w:r>
-        <w:rPr>
-          <w:rStyle w:val="VerbatimChar"/>
-        </w:rPr>
-        <w:t xml:space="preserve">total</w:t>
-      </w:r>
-      <w:r>
-        <w:t xml:space="preserve"> </w:t>
-      </w:r>
-      <w:r>
-        <w:t xml:space="preserve">is returned, which is a more accurate representation of the true sum.</w:t>
-      </w:r>
-    </w:p>
-    <w:p>
-      <w:pPr>
-        <w:pStyle w:val="SourceCode"/>
-      </w:pPr>
-      <w:r>
-        <w:rPr>
-          <w:rStyle w:val="CommentTok"/>
-        </w:rPr>
-        <w:t xml:space="preserve"># Kahan summation for improved precision</w:t>
-      </w:r>
-      <w:r>
-        <w:br/>
-      </w:r>
-      <w:r>
-        <w:rPr>
-          <w:rStyle w:val="NormalTok"/>
-        </w:rPr>
-        <w:t xml:space="preserve">total </w:t>
-      </w:r>
-      <w:r>
-        <w:rPr>
-          <w:rStyle w:val="OperatorTok"/>
-        </w:rPr>
-        <w:t xml:space="preserve">=</w:t>
-      </w:r>
-      <w:r>
-        <w:rPr>
-          <w:rStyle w:val="NormalTok"/>
-        </w:rPr>
-        <w:t xml:space="preserve"> </w:t>
-      </w:r>
-      <w:r>
-        <w:rPr>
-          <w:rStyle w:val="FloatTok"/>
-        </w:rPr>
-        <w:t xml:space="preserve">0.0</w:t>
-      </w:r>
-      <w:r>
-        <w:br/>
-      </w:r>
-      <w:r>
-        <w:rPr>
-          <w:rStyle w:val="NormalTok"/>
-        </w:rPr>
-        <w:t xml:space="preserve">compensation </w:t>
-      </w:r>
-      <w:r>
-        <w:rPr>
-          <w:rStyle w:val="OperatorTok"/>
-        </w:rPr>
-        <w:t xml:space="preserve">=</w:t>
-      </w:r>
-      <w:r>
-        <w:rPr>
-          <w:rStyle w:val="NormalTok"/>
-        </w:rPr>
-        <w:t xml:space="preserve"> </w:t>
-      </w:r>
-      <w:r>
-        <w:rPr>
-          <w:rStyle w:val="FloatTok"/>
-        </w:rPr>
-        <w:t xml:space="preserve">0.0</w:t>
-      </w:r>
-      <w:r>
-        <w:br/>
-      </w:r>
-      <w:r>
-        <w:rPr>
-          <w:rStyle w:val="ControlFlowTok"/>
-        </w:rPr>
-        <w:t xml:space="preserve">for</w:t>
-      </w:r>
-      <w:r>
-        <w:rPr>
-          <w:rStyle w:val="NormalTok"/>
-        </w:rPr>
-        <w:t xml:space="preserve"> value </w:t>
-      </w:r>
-      <w:r>
-        <w:rPr>
-          <w:rStyle w:val="KeywordTok"/>
-        </w:rPr>
-        <w:t xml:space="preserve">in</w:t>
-      </w:r>
-      <w:r>
-        <w:rPr>
-          <w:rStyle w:val="NormalTok"/>
-        </w:rPr>
-        <w:t xml:space="preserve"> numbers:</w:t>
-      </w:r>
-      <w:r>
-        <w:br/>
-      </w:r>
-      <w:r>
-        <w:rPr>
-          <w:rStyle w:val="NormalTok"/>
-        </w:rPr>
-        <w:t xml:space="preserve">    y </w:t>
-      </w:r>
-      <w:r>
-        <w:rPr>
-          <w:rStyle w:val="OperatorTok"/>
-        </w:rPr>
-        <w:t xml:space="preserve">=</w:t>
-      </w:r>
-      <w:r>
-        <w:rPr>
-          <w:rStyle w:val="NormalTok"/>
-        </w:rPr>
-        <w:t xml:space="preserve"> </w:t>
-      </w:r>
-      <w:r>
-        <w:rPr>
-          <w:rStyle w:val="BuiltInTok"/>
-        </w:rPr>
-        <w:t xml:space="preserve">float</w:t>
-      </w:r>
-      <w:r>
-        <w:rPr>
-          <w:rStyle w:val="NormalTok"/>
-        </w:rPr>
-        <w:t xml:space="preserve">(value) </w:t>
-      </w:r>
-      <w:r>
-        <w:rPr>
-          <w:rStyle w:val="OperatorTok"/>
-        </w:rPr>
-        <w:t xml:space="preserve">-</w:t>
-      </w:r>
-      <w:r>
-        <w:rPr>
-          <w:rStyle w:val="NormalTok"/>
-        </w:rPr>
-        <w:t xml:space="preserve"> compensation</w:t>
-      </w:r>
-      <w:r>
-        <w:br/>
-      </w:r>
-      <w:r>
-        <w:rPr>
-          <w:rStyle w:val="NormalTok"/>
-        </w:rPr>
-        <w:t xml:space="preserve">    t </w:t>
-      </w:r>
-      <w:r>
-        <w:rPr>
-          <w:rStyle w:val="OperatorTok"/>
-        </w:rPr>
-        <w:t xml:space="preserve">=</w:t>
-      </w:r>
-      <w:r>
-        <w:rPr>
-          <w:rStyle w:val="NormalTok"/>
-        </w:rPr>
-        <w:t xml:space="preserve"> total </w:t>
-      </w:r>
-      <w:r>
-        <w:rPr>
-          <w:rStyle w:val="OperatorTok"/>
-        </w:rPr>
-        <w:t xml:space="preserve">+</w:t>
-      </w:r>
-      <w:r>
-        <w:rPr>
-          <w:rStyle w:val="NormalTok"/>
-        </w:rPr>
-        <w:t xml:space="preserve"> y</w:t>
-      </w:r>
-      <w:r>
-        <w:br/>
-      </w:r>
-      <w:r>
-        <w:rPr>
-          <w:rStyle w:val="NormalTok"/>
-        </w:rPr>
-        <w:t xml:space="preserve">    compensation </w:t>
-      </w:r>
-      <w:r>
-        <w:rPr>
-          <w:rStyle w:val="OperatorTok"/>
-        </w:rPr>
-        <w:t xml:space="preserve">=</w:t>
-      </w:r>
-      <w:r>
-        <w:rPr>
-          <w:rStyle w:val="NormalTok"/>
-        </w:rPr>
-        <w:t xml:space="preserve"> (t </w:t>
-      </w:r>
-      <w:r>
-        <w:rPr>
-          <w:rStyle w:val="OperatorTok"/>
-        </w:rPr>
-        <w:t xml:space="preserve">-</w:t>
-      </w:r>
-      <w:r>
-        <w:rPr>
-          <w:rStyle w:val="NormalTok"/>
-        </w:rPr>
-        <w:t xml:space="preserve"> total) </w:t>
-      </w:r>
-      <w:r>
-        <w:rPr>
-          <w:rStyle w:val="OperatorTok"/>
-        </w:rPr>
-        <w:t xml:space="preserve">-</w:t>
-      </w:r>
-      <w:r>
-        <w:rPr>
-          <w:rStyle w:val="NormalTok"/>
-        </w:rPr>
-        <w:t xml:space="preserve"> y</w:t>
-      </w:r>
-      <w:r>
-        <w:br/>
-      </w:r>
-      <w:r>
-        <w:rPr>
-          <w:rStyle w:val="NormalTok"/>
-        </w:rPr>
-        <w:t xml:space="preserve">    total </w:t>
-      </w:r>
-      <w:r>
-        <w:rPr>
-          <w:rStyle w:val="OperatorTok"/>
-        </w:rPr>
-        <w:t xml:space="preserve">=</w:t>
-      </w:r>
-      <w:r>
-        <w:rPr>
-          <w:rStyle w:val="NormalTok"/>
-        </w:rPr>
-        <w:t xml:space="preserve"> t</w:t>
-      </w:r>
-      <w:r>
-        <w:br/>
-      </w:r>
-      <w:r>
-        <w:rPr>
-          <w:rStyle w:val="ControlFlowTok"/>
-        </w:rPr>
-        <w:t xml:space="preserve">return</w:t>
-      </w:r>
-      <w:r>
-        <w:rPr>
-          <w:rStyle w:val="NormalTok"/>
-        </w:rPr>
-        <w:t xml:space="preserve"> total</w:t>
-      </w:r>
-    </w:p>
-    <w:bookmarkEnd w:id="19"/>
-    <w:bookmarkStart w:id="20" w:name="usage-notes-1"/>
-    <w:p>
-      <w:pPr>
-        <w:pStyle w:val="Heading2"/>
-      </w:pPr>
-      <w:r>
-        <w:rPr>
-          <w:rStyle w:val="SectionNumber"/>
-        </w:rPr>
-        <w:t xml:space="preserve">2.4</w:t>
-      </w:r>
-      <w:r>
-        <w:tab/>
-      </w:r>
-      <w:r>
-        <w:t xml:space="preserve">Usage Notes</w:t>
+        <w:t xml:space="preserve">variable that accumulates the error from each addition.</w:t>
       </w:r>
     </w:p>
     <w:p>
@@ -1578,7 +927,49 @@
         </w:numPr>
       </w:pPr>
       <w:r>
-        <w:t xml:space="preserve">This function is particularly useful when summing a large number of floating-point values or when the values have widely different magnitudes, as these are scenarios where standard summation is prone to significant precision loss.</w:t>
+        <w:t xml:space="preserve">The function initializes a</w:t>
+      </w:r>
+      <w:r>
+        <w:t xml:space="preserve"> </w:t>
+      </w:r>
+      <w:r>
+        <w:rPr>
+          <w:rStyle w:val="VerbatimChar"/>
+        </w:rPr>
+        <w:t xml:space="preserve">total</w:t>
+      </w:r>
+      <w:r>
+        <w:t xml:space="preserve"> </w:t>
+      </w:r>
+      <w:r>
+        <w:t xml:space="preserve">sum and a</w:t>
+      </w:r>
+      <w:r>
+        <w:t xml:space="preserve"> </w:t>
+      </w:r>
+      <w:r>
+        <w:rPr>
+          <w:rStyle w:val="VerbatimChar"/>
+        </w:rPr>
+        <w:t xml:space="preserve">compensation</w:t>
+      </w:r>
+      <w:r>
+        <w:t xml:space="preserve"> </w:t>
+      </w:r>
+      <w:r>
+        <w:t xml:space="preserve">value to</w:t>
+      </w:r>
+      <w:r>
+        <w:t xml:space="preserve"> </w:t>
+      </w:r>
+      <w:r>
+        <w:rPr>
+          <w:rStyle w:val="VerbatimChar"/>
+        </w:rPr>
+        <w:t xml:space="preserve">0.0</w:t>
+      </w:r>
+      <w:r>
+        <w:t xml:space="preserve">.</w:t>
       </w:r>
     </w:p>
     <w:p>
@@ -1590,7 +981,7 @@
         </w:numPr>
       </w:pPr>
       <w:r>
-        <w:t xml:space="preserve">The input</w:t>
+        <w:t xml:space="preserve">It iterates through each</w:t>
       </w:r>
       <w:r>
         <w:t xml:space="preserve"> </w:t>
@@ -1599,13 +990,25 @@
         <w:rPr>
           <w:rStyle w:val="VerbatimChar"/>
         </w:rPr>
+        <w:t xml:space="preserve">value</w:t>
+      </w:r>
+      <w:r>
+        <w:t xml:space="preserve"> </w:t>
+      </w:r>
+      <w:r>
+        <w:t xml:space="preserve">in the input</w:t>
+      </w:r>
+      <w:r>
+        <w:t xml:space="preserve"> </w:t>
+      </w:r>
+      <w:r>
+        <w:rPr>
+          <w:rStyle w:val="VerbatimChar"/>
+        </w:rPr>
         <w:t xml:space="preserve">numbers</w:t>
       </w:r>
       <w:r>
-        <w:t xml:space="preserve"> </w:t>
-      </w:r>
-      <w:r>
-        <w:t xml:space="preserve">can be any iterable, such as a list, tuple, or generator.</w:t>
+        <w:t xml:space="preserve">.</w:t>
       </w:r>
     </w:p>
     <w:p>
@@ -1617,7 +1020,7 @@
         </w:numPr>
       </w:pPr>
       <w:r>
-        <w:t xml:space="preserve">All elements within the iterable will be cast to</w:t>
+        <w:t xml:space="preserve">For each</w:t>
       </w:r>
       <w:r>
         <w:t xml:space="preserve"> </w:t>
@@ -1626,17 +1029,327 @@
         <w:rPr>
           <w:rStyle w:val="VerbatimChar"/>
         </w:rPr>
-        <w:t xml:space="preserve">float</w:t>
+        <w:t xml:space="preserve">value</w:t>
+      </w:r>
+      <w:r>
+        <w:t xml:space="preserve">, it first creates a corrected value</w:t>
       </w:r>
       <w:r>
         <w:t xml:space="preserve"> </w:t>
       </w:r>
       <w:r>
-        <w:t xml:space="preserve">before being added.</w:t>
+        <w:rPr>
+          <w:rStyle w:val="VerbatimChar"/>
+        </w:rPr>
+        <w:t xml:space="preserve">y</w:t>
+      </w:r>
+      <w:r>
+        <w:t xml:space="preserve"> </w:t>
+      </w:r>
+      <w:r>
+        <w:t xml:space="preserve">by subtracting the</w:t>
+      </w:r>
+      <w:r>
+        <w:t xml:space="preserve"> </w:t>
+      </w:r>
+      <w:r>
+        <w:rPr>
+          <w:rStyle w:val="VerbatimChar"/>
+        </w:rPr>
+        <w:t xml:space="preserve">compensation</w:t>
+      </w:r>
+      <w:r>
+        <w:t xml:space="preserve"> </w:t>
+      </w:r>
+      <w:r>
+        <w:t xml:space="preserve">from the previous step. This reintroduces the</w:t>
+      </w:r>
+      <w:r>
+        <w:t xml:space="preserve"> </w:t>
+      </w:r>
+      <w:r>
+        <w:t xml:space="preserve">“lost”</w:t>
+      </w:r>
+      <w:r>
+        <w:t xml:space="preserve"> </w:t>
+      </w:r>
+      <w:r>
+        <w:t xml:space="preserve">part of the previous number into the current calculation.</w:t>
+      </w:r>
+      <w:r>
+        <w:t xml:space="preserve"> </w:t>
+      </w:r>
+      <w:r>
+        <w:rPr>
+          <w:rStyle w:val="VerbatimChar"/>
+        </w:rPr>
+        <w:t xml:space="preserve">y = float(value) - compensation</w:t>
       </w:r>
     </w:p>
     <w:p>
       <w:pPr>
+        <w:pStyle w:val="Compact"/>
+        <w:numPr>
+          <w:ilvl w:val="0"/>
+          <w:numId w:val="1004"/>
+        </w:numPr>
+      </w:pPr>
+      <w:r>
+        <w:t xml:space="preserve">It then adds this corrected value</w:t>
+      </w:r>
+      <w:r>
+        <w:t xml:space="preserve"> </w:t>
+      </w:r>
+      <w:r>
+        <w:rPr>
+          <w:rStyle w:val="VerbatimChar"/>
+        </w:rPr>
+        <w:t xml:space="preserve">y</w:t>
+      </w:r>
+      <w:r>
+        <w:t xml:space="preserve"> </w:t>
+      </w:r>
+      <w:r>
+        <w:t xml:space="preserve">to the running</w:t>
+      </w:r>
+      <w:r>
+        <w:t xml:space="preserve"> </w:t>
+      </w:r>
+      <w:r>
+        <w:rPr>
+          <w:rStyle w:val="VerbatimChar"/>
+        </w:rPr>
+        <w:t xml:space="preserve">total</w:t>
+      </w:r>
+      <w:r>
+        <w:t xml:space="preserve">, storing it in a temporary variable</w:t>
+      </w:r>
+      <w:r>
+        <w:t xml:space="preserve"> </w:t>
+      </w:r>
+      <w:r>
+        <w:rPr>
+          <w:rStyle w:val="VerbatimChar"/>
+        </w:rPr>
+        <w:t xml:space="preserve">t</w:t>
+      </w:r>
+      <w:r>
+        <w:t xml:space="preserve">.</w:t>
+      </w:r>
+      <w:r>
+        <w:t xml:space="preserve"> </w:t>
+      </w:r>
+      <w:r>
+        <w:rPr>
+          <w:rStyle w:val="VerbatimChar"/>
+        </w:rPr>
+        <w:t xml:space="preserve">t = total + y</w:t>
+      </w:r>
+    </w:p>
+    <w:p>
+      <w:pPr>
+        <w:pStyle w:val="Compact"/>
+        <w:numPr>
+          <w:ilvl w:val="0"/>
+          <w:numId w:val="1004"/>
+        </w:numPr>
+      </w:pPr>
+      <w:r>
+        <w:t xml:space="preserve">The core of the algorithm is calculating the new</w:t>
+      </w:r>
+      <w:r>
+        <w:t xml:space="preserve"> </w:t>
+      </w:r>
+      <w:r>
+        <w:rPr>
+          <w:rStyle w:val="VerbatimChar"/>
+        </w:rPr>
+        <w:t xml:space="preserve">compensation</w:t>
+      </w:r>
+      <w:r>
+        <w:t xml:space="preserve"> </w:t>
+      </w:r>
+      <w:r>
+        <w:t xml:space="preserve">value. This is the numerical error that occurred in the previous step. It’s calculated as</w:t>
+      </w:r>
+      <w:r>
+        <w:t xml:space="preserve"> </w:t>
+      </w:r>
+      <w:r>
+        <w:rPr>
+          <w:rStyle w:val="VerbatimChar"/>
+        </w:rPr>
+        <w:t xml:space="preserve">(t - total) - y</w:t>
+      </w:r>
+      <w:r>
+        <w:t xml:space="preserve">. This isolates the low-order bits that were lost during the addition of</w:t>
+      </w:r>
+      <w:r>
+        <w:t xml:space="preserve"> </w:t>
+      </w:r>
+      <w:r>
+        <w:rPr>
+          <w:rStyle w:val="VerbatimChar"/>
+        </w:rPr>
+        <w:t xml:space="preserve">y</w:t>
+      </w:r>
+      <w:r>
+        <w:t xml:space="preserve"> </w:t>
+      </w:r>
+      <w:r>
+        <w:t xml:space="preserve">to</w:t>
+      </w:r>
+      <w:r>
+        <w:t xml:space="preserve"> </w:t>
+      </w:r>
+      <w:r>
+        <w:rPr>
+          <w:rStyle w:val="VerbatimChar"/>
+        </w:rPr>
+        <w:t xml:space="preserve">total</w:t>
+      </w:r>
+      <w:r>
+        <w:t xml:space="preserve">.</w:t>
+      </w:r>
+    </w:p>
+    <w:p>
+      <w:pPr>
+        <w:pStyle w:val="Compact"/>
+        <w:numPr>
+          <w:ilvl w:val="0"/>
+          <w:numId w:val="1004"/>
+        </w:numPr>
+      </w:pPr>
+      <w:r>
+        <w:t xml:space="preserve">The</w:t>
+      </w:r>
+      <w:r>
+        <w:t xml:space="preserve"> </w:t>
+      </w:r>
+      <w:r>
+        <w:rPr>
+          <w:rStyle w:val="VerbatimChar"/>
+        </w:rPr>
+        <w:t xml:space="preserve">total</w:t>
+      </w:r>
+      <w:r>
+        <w:t xml:space="preserve"> </w:t>
+      </w:r>
+      <w:r>
+        <w:t xml:space="preserve">is updated to the new sum</w:t>
+      </w:r>
+      <w:r>
+        <w:t xml:space="preserve"> </w:t>
+      </w:r>
+      <w:r>
+        <w:rPr>
+          <w:rStyle w:val="VerbatimChar"/>
+        </w:rPr>
+        <w:t xml:space="preserve">t</w:t>
+      </w:r>
+      <w:r>
+        <w:t xml:space="preserve">.</w:t>
+      </w:r>
+    </w:p>
+    <w:p>
+      <w:pPr>
+        <w:pStyle w:val="Compact"/>
+        <w:numPr>
+          <w:ilvl w:val="0"/>
+          <w:numId w:val="1004"/>
+        </w:numPr>
+      </w:pPr>
+      <w:r>
+        <w:t xml:space="preserve">This process repeats for all numbers, ensuring that the error from each step is carried over and corrected in the next, leading to a significantly more accurate final sum.</w:t>
+      </w:r>
+    </w:p>
+    <w:bookmarkEnd w:id="19"/>
+    <w:bookmarkStart w:id="20" w:name="usage-notes-1"/>
+    <w:p>
+      <w:pPr>
+        <w:pStyle w:val="Heading2"/>
+      </w:pPr>
+      <w:r>
+        <w:rPr>
+          <w:rStyle w:val="SectionNumber"/>
+        </w:rPr>
+        <w:t xml:space="preserve">2.4</w:t>
+      </w:r>
+      <w:r>
+        <w:tab/>
+      </w:r>
+      <w:r>
+        <w:t xml:space="preserve">Usage Notes</w:t>
+      </w:r>
+    </w:p>
+    <w:p>
+      <w:pPr>
+        <w:pStyle w:val="Compact"/>
+        <w:numPr>
+          <w:ilvl w:val="0"/>
+          <w:numId w:val="1005"/>
+        </w:numPr>
+      </w:pPr>
+      <w:r>
+        <w:t xml:space="preserve">This function is highly recommended over the standard</w:t>
+      </w:r>
+      <w:r>
+        <w:t xml:space="preserve"> </w:t>
+      </w:r>
+      <w:r>
+        <w:rPr>
+          <w:rStyle w:val="VerbatimChar"/>
+        </w:rPr>
+        <w:t xml:space="preserve">sum()</w:t>
+      </w:r>
+      <w:r>
+        <w:t xml:space="preserve"> </w:t>
+      </w:r>
+      <w:r>
+        <w:t xml:space="preserve">when precision is critical, such as in scientific, financial, or statistical computations.</w:t>
+      </w:r>
+    </w:p>
+    <w:p>
+      <w:pPr>
+        <w:pStyle w:val="Compact"/>
+        <w:numPr>
+          <w:ilvl w:val="0"/>
+          <w:numId w:val="1005"/>
+        </w:numPr>
+      </w:pPr>
+      <w:r>
+        <w:t xml:space="preserve">It is particularly effective when summing a large list of numbers or when adding very small numbers to a very large running total.</w:t>
+      </w:r>
+    </w:p>
+    <w:p>
+      <w:pPr>
+        <w:pStyle w:val="Compact"/>
+        <w:numPr>
+          <w:ilvl w:val="0"/>
+          <w:numId w:val="1005"/>
+        </w:numPr>
+      </w:pPr>
+      <w:r>
+        <w:t xml:space="preserve">The input iterable can contain integers; they will be automatically cast to</w:t>
+      </w:r>
+      <w:r>
+        <w:t xml:space="preserve"> </w:t>
+      </w:r>
+      <w:r>
+        <w:rPr>
+          <w:rStyle w:val="VerbatimChar"/>
+        </w:rPr>
+        <w:t xml:space="preserve">float</w:t>
+      </w:r>
+      <w:r>
+        <w:t xml:space="preserve"> </w:t>
+      </w:r>
+      <w:r>
+        <w:t xml:space="preserve">during the calculation.</w:t>
+      </w:r>
+    </w:p>
+    <w:p>
+      <w:pPr>
         <w:pStyle w:val="FirstParagraph"/>
       </w:pPr>
       <w:r>
@@ -1647,7 +1360,33 @@
         <w:t xml:space="preserve">Output Example</w:t>
       </w:r>
       <w:r>
-        <w:t xml:space="preserve">: The function returns a single floating-point number representing the accurate sum.</w:t>
+        <w:t xml:space="preserve">: The function returns a single</w:t>
+      </w:r>
+      <w:r>
+        <w:t xml:space="preserve"> </w:t>
+      </w:r>
+      <w:r>
+        <w:rPr>
+          <w:rStyle w:val="VerbatimChar"/>
+        </w:rPr>
+        <w:t xml:space="preserve">float</w:t>
+      </w:r>
+      <w:r>
+        <w:t xml:space="preserve"> </w:t>
+      </w:r>
+      <w:r>
+        <w:t xml:space="preserve">value representing the precise sum.</w:t>
+      </w:r>
+    </w:p>
+    <w:p>
+      <w:pPr>
+        <w:pStyle w:val="SourceCode"/>
+      </w:pPr>
+      <w:r>
+        <w:rPr>
+          <w:rStyle w:val="VerbatimChar"/>
+        </w:rPr>
+        <w:t xml:space="preserve">1.0</w:t>
       </w:r>
     </w:p>
     <w:bookmarkEnd w:id="20"/>
@@ -1674,7 +1413,7 @@
         <w:pStyle w:val="FirstParagraph"/>
       </w:pPr>
       <w:r>
-        <w:t xml:space="preserve">The following example demonstrates a scenario where a naive summation fails due to floating-point limitations, but</w:t>
+        <w:t xml:space="preserve">The following example demonstrates the precision difference between Python’s built-in</w:t>
       </w:r>
       <w:r>
         <w:t xml:space="preserve"> </w:t>
@@ -1683,13 +1422,28 @@
         <w:rPr>
           <w:rStyle w:val="VerbatimChar"/>
         </w:rPr>
+        <w:t xml:space="preserve">sum()</w:t>
+      </w:r>
+      <w:r>
+        <w:t xml:space="preserve"> </w:t>
+      </w:r>
+      <w:r>
+        <w:t xml:space="preserve">and</w:t>
+      </w:r>
+      <w:r>
+        <w:t xml:space="preserve"> </w:t>
+      </w:r>
+      <w:r>
+        <w:rPr>
+          <w:rStyle w:val="VerbatimChar"/>
+        </w:rPr>
         <w:t xml:space="preserve">pairwise_sum</w:t>
       </w:r>
       <w:r>
         <w:t xml:space="preserve"> </w:t>
       </w:r>
       <w:r>
-        <w:t xml:space="preserve">produces the correct result.</w:t>
+        <w:t xml:space="preserve">when summing a list of floating-point numbers that are subject to rounding errors.</w:t>
       </w:r>
     </w:p>
     <w:p>
@@ -1700,7 +1454,7 @@
         <w:rPr>
           <w:rStyle w:val="CommentTok"/>
         </w:rPr>
-        <w:t xml:space="preserve"># Example usage with numbers of different magnitudes</w:t>
+        <w:t xml:space="preserve"># A list where standard summation can introduce floating-point errors</w:t>
       </w:r>
       <w:r>
         <w:br/>
@@ -1727,214 +1481,205 @@
         <w:rPr>
           <w:rStyle w:val="FloatTok"/>
         </w:rPr>
-        <w:t xml:space="preserve">1e10</w:t>
+        <w:t xml:space="preserve">0.1</w:t>
       </w:r>
       <w:r>
         <w:rPr>
           <w:rStyle w:val="NormalTok"/>
         </w:rPr>
-        <w:t xml:space="preserve">, </w:t>
-      </w:r>
-      <w:r>
-        <w:rPr>
-          <w:rStyle w:val="FloatTok"/>
-        </w:rPr>
-        <w:t xml:space="preserve">1.0</w:t>
+        <w:t xml:space="preserve">] </w:t>
+      </w:r>
+      <w:r>
+        <w:rPr>
+          <w:rStyle w:val="OperatorTok"/>
+        </w:rPr>
+        <w:t xml:space="preserve">*</w:t>
       </w:r>
       <w:r>
         <w:rPr>
           <w:rStyle w:val="NormalTok"/>
         </w:rPr>
-        <w:t xml:space="preserve">, </w:t>
+        <w:t xml:space="preserve"> </w:t>
+      </w:r>
+      <w:r>
+        <w:rPr>
+          <w:rStyle w:val="DecValTok"/>
+        </w:rPr>
+        <w:t xml:space="preserve">10</w:t>
+      </w:r>
+      <w:r>
+        <w:rPr>
+          <w:rStyle w:val="NormalTok"/>
+        </w:rPr>
+        <w:t xml:space="preserve">  </w:t>
+      </w:r>
+      <w:r>
+        <w:rPr>
+          <w:rStyle w:val="CommentTok"/>
+        </w:rPr>
+        <w:t xml:space="preserve"># Represents [0.1, 0.1, 0.1, 0.1, 0.1, 0.1, 0.1, 0.1, 0.1, 0.1]</w:t>
+      </w:r>
+      <w:r>
+        <w:br/>
+      </w:r>
+      <w:r>
+        <w:br/>
+      </w:r>
+      <w:r>
+        <w:rPr>
+          <w:rStyle w:val="CommentTok"/>
+        </w:rPr>
+        <w:t xml:space="preserve"># Using the built-in sum() function</w:t>
+      </w:r>
+      <w:r>
+        <w:br/>
+      </w:r>
+      <w:r>
+        <w:rPr>
+          <w:rStyle w:val="NormalTok"/>
+        </w:rPr>
+        <w:t xml:space="preserve">standard_sum </w:t>
       </w:r>
       <w:r>
         <w:rPr>
           <w:rStyle w:val="OperatorTok"/>
         </w:rPr>
-        <w:t xml:space="preserve">-</w:t>
-      </w:r>
-      <w:r>
-        <w:rPr>
-          <w:rStyle w:val="FloatTok"/>
-        </w:rPr>
-        <w:t xml:space="preserve">1e10</w:t>
+        <w:t xml:space="preserve">=</w:t>
       </w:r>
       <w:r>
         <w:rPr>
           <w:rStyle w:val="NormalTok"/>
         </w:rPr>
-        <w:t xml:space="preserve">]</w:t>
+        <w:t xml:space="preserve"> </w:t>
+      </w:r>
+      <w:r>
+        <w:rPr>
+          <w:rStyle w:val="BuiltInTok"/>
+        </w:rPr>
+        <w:t xml:space="preserve">sum</w:t>
+      </w:r>
+      <w:r>
+        <w:rPr>
+          <w:rStyle w:val="NormalTok"/>
+        </w:rPr>
+        <w:t xml:space="preserve">(data)</w:t>
       </w:r>
       <w:r>
         <w:br/>
       </w:r>
       <w:r>
+        <w:rPr>
+          <w:rStyle w:val="BuiltInTok"/>
+        </w:rPr>
+        <w:t xml:space="preserve">print</w:t>
+      </w:r>
+      <w:r>
+        <w:rPr>
+          <w:rStyle w:val="NormalTok"/>
+        </w:rPr>
+        <w:t xml:space="preserve">(</w:t>
+      </w:r>
+      <w:r>
+        <w:rPr>
+          <w:rStyle w:val="SpecialStringTok"/>
+        </w:rPr>
+        <w:t xml:space="preserve">f"Result with built-in sum(): </w:t>
+      </w:r>
+      <w:r>
+        <w:rPr>
+          <w:rStyle w:val="SpecialCharTok"/>
+        </w:rPr>
+        <w:t xml:space="preserve">{</w:t>
+      </w:r>
+      <w:r>
+        <w:rPr>
+          <w:rStyle w:val="NormalTok"/>
+        </w:rPr>
+        <w:t xml:space="preserve">standard_sum</w:t>
+      </w:r>
+      <w:r>
+        <w:rPr>
+          <w:rStyle w:val="SpecialCharTok"/>
+        </w:rPr>
+        <w:t xml:space="preserve">}</w:t>
+      </w:r>
+      <w:r>
+        <w:rPr>
+          <w:rStyle w:val="SpecialStringTok"/>
+        </w:rPr>
+        <w:t xml:space="preserve">"</w:t>
+      </w:r>
+      <w:r>
+        <w:rPr>
+          <w:rStyle w:val="NormalTok"/>
+        </w:rPr>
+        <w:t xml:space="preserve">)</w:t>
+      </w:r>
+      <w:r>
         <w:br/>
       </w:r>
       <w:r>
+        <w:br/>
+      </w:r>
+      <w:r>
         <w:rPr>
           <w:rStyle w:val="CommentTok"/>
         </w:rPr>
-        <w:t xml:space="preserve"># A naive sum might incorrectly evaluate to 0.0</w:t>
+        <w:t xml:space="preserve"># Using the numerically stable pairwise_sum function</w:t>
       </w:r>
       <w:r>
         <w:br/>
       </w:r>
       <w:r>
         <w:rPr>
-          <w:rStyle w:val="CommentTok"/>
-        </w:rPr>
-        <w:t xml:space="preserve"># (1e10 + 1.0) can be rounded to 1e10, then subtracting 1e10 results in 0.0</w:t>
+          <w:rStyle w:val="NormalTok"/>
+        </w:rPr>
+        <w:t xml:space="preserve">precise_sum </w:t>
+      </w:r>
+      <w:r>
+        <w:rPr>
+          <w:rStyle w:val="OperatorTok"/>
+        </w:rPr>
+        <w:t xml:space="preserve">=</w:t>
+      </w:r>
+      <w:r>
+        <w:rPr>
+          <w:rStyle w:val="NormalTok"/>
+        </w:rPr>
+        <w:t xml:space="preserve"> pairwise_sum(data)</w:t>
       </w:r>
       <w:r>
         <w:br/>
       </w:r>
       <w:r>
         <w:rPr>
+          <w:rStyle w:val="BuiltInTok"/>
+        </w:rPr>
+        <w:t xml:space="preserve">print</w:t>
+      </w:r>
+      <w:r>
+        <w:rPr>
           <w:rStyle w:val="NormalTok"/>
         </w:rPr>
-        <w:t xml:space="preserve">naive_result </w:t>
-      </w:r>
-      <w:r>
-        <w:rPr>
-          <w:rStyle w:val="OperatorTok"/>
-        </w:rPr>
-        <w:t xml:space="preserve">=</w:t>
+        <w:t xml:space="preserve">(</w:t>
+      </w:r>
+      <w:r>
+        <w:rPr>
+          <w:rStyle w:val="SpecialStringTok"/>
+        </w:rPr>
+        <w:t xml:space="preserve">f"Result with pairwise_sum(): </w:t>
+      </w:r>
+      <w:r>
+        <w:rPr>
+          <w:rStyle w:val="SpecialCharTok"/>
+        </w:rPr>
+        <w:t xml:space="preserve">{</w:t>
       </w:r>
       <w:r>
         <w:rPr>
           <w:rStyle w:val="NormalTok"/>
         </w:rPr>
-        <w:t xml:space="preserve"> </w:t>
-      </w:r>
-      <w:r>
-        <w:rPr>
-          <w:rStyle w:val="BuiltInTok"/>
-        </w:rPr>
-        <w:t xml:space="preserve">sum</w:t>
-      </w:r>
-      <w:r>
-        <w:rPr>
-          <w:rStyle w:val="NormalTok"/>
-        </w:rPr>
-        <w:t xml:space="preserve">(data)</w:t>
-      </w:r>
-      <w:r>
-        <w:br/>
-      </w:r>
-      <w:r>
-        <w:rPr>
-          <w:rStyle w:val="BuiltInTok"/>
-        </w:rPr>
-        <w:t xml:space="preserve">print</w:t>
-      </w:r>
-      <w:r>
-        <w:rPr>
-          <w:rStyle w:val="NormalTok"/>
-        </w:rPr>
-        <w:t xml:space="preserve">(</w:t>
-      </w:r>
-      <w:r>
-        <w:rPr>
-          <w:rStyle w:val="SpecialStringTok"/>
-        </w:rPr>
-        <w:t xml:space="preserve">f"Naive sum result: </w:t>
-      </w:r>
-      <w:r>
-        <w:rPr>
-          <w:rStyle w:val="SpecialCharTok"/>
-        </w:rPr>
-        <w:t xml:space="preserve">{</w:t>
-      </w:r>
-      <w:r>
-        <w:rPr>
-          <w:rStyle w:val="NormalTok"/>
-        </w:rPr>
-        <w:t xml:space="preserve">naive_result</w:t>
-      </w:r>
-      <w:r>
-        <w:rPr>
-          <w:rStyle w:val="SpecialCharTok"/>
-        </w:rPr>
-        <w:t xml:space="preserve">}</w:t>
-      </w:r>
-      <w:r>
-        <w:rPr>
-          <w:rStyle w:val="SpecialStringTok"/>
-        </w:rPr>
-        <w:t xml:space="preserve">"</w:t>
-      </w:r>
-      <w:r>
-        <w:rPr>
-          <w:rStyle w:val="NormalTok"/>
-        </w:rPr>
-        <w:t xml:space="preserve">)</w:t>
-      </w:r>
-      <w:r>
-        <w:br/>
-      </w:r>
-      <w:r>
-        <w:br/>
-      </w:r>
-      <w:r>
-        <w:rPr>
-          <w:rStyle w:val="CommentTok"/>
-        </w:rPr>
-        <w:t xml:space="preserve"># The pairwise_sum function correctly computes the sum</w:t>
-      </w:r>
-      <w:r>
-        <w:br/>
-      </w:r>
-      <w:r>
-        <w:rPr>
-          <w:rStyle w:val="NormalTok"/>
-        </w:rPr>
-        <w:t xml:space="preserve">accurate_result </w:t>
-      </w:r>
-      <w:r>
-        <w:rPr>
-          <w:rStyle w:val="OperatorTok"/>
-        </w:rPr>
-        <w:t xml:space="preserve">=</w:t>
-      </w:r>
-      <w:r>
-        <w:rPr>
-          <w:rStyle w:val="NormalTok"/>
-        </w:rPr>
-        <w:t xml:space="preserve"> pairwise_sum(data)</w:t>
-      </w:r>
-      <w:r>
-        <w:br/>
-      </w:r>
-      <w:r>
-        <w:rPr>
-          <w:rStyle w:val="BuiltInTok"/>
-        </w:rPr>
-        <w:t xml:space="preserve">print</w:t>
-      </w:r>
-      <w:r>
-        <w:rPr>
-          <w:rStyle w:val="NormalTok"/>
-        </w:rPr>
-        <w:t xml:space="preserve">(</w:t>
-      </w:r>
-      <w:r>
-        <w:rPr>
-          <w:rStyle w:val="SpecialStringTok"/>
-        </w:rPr>
-        <w:t xml:space="preserve">f"Accurate sum result: </w:t>
-      </w:r>
-      <w:r>
-        <w:rPr>
-          <w:rStyle w:val="SpecialCharTok"/>
-        </w:rPr>
-        <w:t xml:space="preserve">{</w:t>
-      </w:r>
-      <w:r>
-        <w:rPr>
-          <w:rStyle w:val="NormalTok"/>
-        </w:rPr>
-        <w:t xml:space="preserve">accurate_result</w:t>
+        <w:t xml:space="preserve">precise_sum</w:t>
       </w:r>
       <w:r>
         <w:rPr>
@@ -1975,7 +1720,7 @@
         <w:rPr>
           <w:rStyle w:val="VerbatimChar"/>
         </w:rPr>
-        <w:t xml:space="preserve">Naive sum result: 0.0</w:t>
+        <w:t xml:space="preserve">Result with built-in sum(): 0.9999999999999999</w:t>
       </w:r>
       <w:r>
         <w:br/>
@@ -1984,7 +1729,7 @@
         <w:rPr>
           <w:rStyle w:val="VerbatimChar"/>
         </w:rPr>
-        <w:t xml:space="preserve">Accurate sum result: 1.0</w:t>
+        <w:t xml:space="preserve">Result with pairwise_sum(): 1.0</w:t>
       </w:r>
     </w:p>
     <w:p>
@@ -2071,7 +1816,16 @@
         <w:t xml:space="preserve"> </w:t>
       </w:r>
       <w:r>
-        <w:t xml:space="preserve">function divides a given string into a series of smaller, fixed-size substrings, returned as a tuple.</w:t>
+        <w:t xml:space="preserve">function divides a given string into a series of smaller, fixed-size substrings or</w:t>
+      </w:r>
+      <w:r>
+        <w:t xml:space="preserve"> </w:t>
+      </w:r>
+      <w:r>
+        <w:t xml:space="preserve">“chunks”</w:t>
+      </w:r>
+      <w:r>
+        <w:t xml:space="preserve">.</w:t>
       </w:r>
     </w:p>
     <w:bookmarkEnd w:id="24"/>
@@ -2282,7 +2036,7 @@
         <w:t xml:space="preserve"> </w:t>
       </w:r>
       <w:r>
-        <w:t xml:space="preserve">is zero or a negative number, it raises a</w:t>
+        <w:t xml:space="preserve">is less than or equal to zero, it raises a</w:t>
       </w:r>
       <w:r>
         <w:t xml:space="preserve"> </w:t>
@@ -2294,7 +2048,7 @@
         <w:t xml:space="preserve">ValueError</w:t>
       </w:r>
       <w:r>
-        <w:t xml:space="preserve">, as chunking a string into non-positive lengths is not a valid operation.</w:t>
+        <w:t xml:space="preserve">, as chunking into non-positive lengths is not a valid operation.</w:t>
       </w:r>
     </w:p>
     <w:p>
@@ -2329,25 +2083,37 @@
         <w:t xml:space="preserve">text</w:t>
       </w:r>
       <w:r>
+        <w:t xml:space="preserve">. It uses a</w:t>
+      </w:r>
+      <w:r>
         <w:t xml:space="preserve"> </w:t>
       </w:r>
       <w:r>
-        <w:t xml:space="preserve">using a generator expression. It uses</w:t>
+        <w:rPr>
+          <w:rStyle w:val="VerbatimChar"/>
+        </w:rPr>
+        <w:t xml:space="preserve">range</w:t>
       </w:r>
       <w:r>
         <w:t xml:space="preserve"> </w:t>
       </w:r>
       <w:r>
+        <w:t xml:space="preserve">object that starts at index</w:t>
+      </w:r>
+      <w:r>
+        <w:t xml:space="preserve"> </w:t>
+      </w:r>
+      <w:r>
         <w:rPr>
           <w:rStyle w:val="VerbatimChar"/>
         </w:rPr>
-        <w:t xml:space="preserve">range(0, len(text), size)</w:t>
+        <w:t xml:space="preserve">0</w:t>
       </w:r>
       <w:r>
         <w:t xml:space="preserve"> </w:t>
       </w:r>
       <w:r>
-        <w:t xml:space="preserve">to generate the starting indices for each chunk. For each starting index</w:t>
+        <w:t xml:space="preserve">and increments by the given</w:t>
       </w:r>
       <w:r>
         <w:t xml:space="preserve"> </w:t>
@@ -2356,22 +2122,52 @@
         <w:rPr>
           <w:rStyle w:val="VerbatimChar"/>
         </w:rPr>
-        <w:t xml:space="preserve">i</w:t>
-      </w:r>
-      <w:r>
-        <w:t xml:space="preserve">, it slices the string from that index up to</w:t>
+        <w:t xml:space="preserve">size</w:t>
       </w:r>
       <w:r>
         <w:t xml:space="preserve"> </w:t>
       </w:r>
       <w:r>
+        <w:t xml:space="preserve">until it reaches the end of the string. In each iteration, it uses Python’s string slicing</w:t>
+      </w:r>
+      <w:r>
+        <w:t xml:space="preserve"> </w:t>
+      </w:r>
+      <w:r>
         <w:rPr>
           <w:rStyle w:val="VerbatimChar"/>
         </w:rPr>
-        <w:t xml:space="preserve">i + size</w:t>
-      </w:r>
-      <w:r>
-        <w:t xml:space="preserve">. This process continues until the entire string has been processed. The resulting substrings are then collected into a tuple.</w:t>
+        <w:t xml:space="preserve">text[i : i + size]</w:t>
+      </w:r>
+      <w:r>
+        <w:t xml:space="preserve"> </w:t>
+      </w:r>
+      <w:r>
+        <w:t xml:space="preserve">to extract a substring of length</w:t>
+      </w:r>
+      <w:r>
+        <w:t xml:space="preserve"> </w:t>
+      </w:r>
+      <w:r>
+        <w:rPr>
+          <w:rStyle w:val="VerbatimChar"/>
+        </w:rPr>
+        <w:t xml:space="preserve">size</w:t>
+      </w:r>
+      <w:r>
+        <w:t xml:space="preserve">. These substrings are collected into a generator, which is then converted into a</w:t>
+      </w:r>
+      <w:r>
+        <w:t xml:space="preserve"> </w:t>
+      </w:r>
+      <w:r>
+        <w:rPr>
+          <w:rStyle w:val="VerbatimChar"/>
+        </w:rPr>
+        <w:t xml:space="preserve">tuple</w:t>
+      </w:r>
+      <w:r>
+        <w:t xml:space="preserve">.</w:t>
       </w:r>
     </w:p>
     <w:p>
@@ -2379,7 +2175,7 @@
         <w:pStyle w:val="BodyText"/>
       </w:pPr>
       <w:r>
-        <w:t xml:space="preserve">It is important to note that if the length of the input</w:t>
+        <w:t xml:space="preserve">If the length of the input</w:t>
       </w:r>
       <w:r>
         <w:t xml:space="preserve"> </w:t>
@@ -2406,7 +2202,7 @@
         <w:t xml:space="preserve">size</w:t>
       </w:r>
       <w:r>
-        <w:t xml:space="preserve">, the final chunk in the returned tuple will be shorter than the specified</w:t>
+        <w:t xml:space="preserve">, the final chunk in the resulting tuple will contain the remaining characters and will be shorter than the specified</w:t>
       </w:r>
       <w:r>
         <w:t xml:space="preserve"> </w:t>
@@ -2429,22 +2225,37 @@
         <w:rPr>
           <w:rStyle w:val="CommentTok"/>
         </w:rPr>
-        <w:t xml:space="preserve"># The core logic uses a generator expression and tuple conversion</w:t>
+        <w:t xml:space="preserve"># The core logic uses a generator expression within a tuple constructor</w:t>
       </w:r>
       <w:r>
         <w:br/>
       </w:r>
       <w:r>
         <w:rPr>
-          <w:rStyle w:val="ControlFlowTok"/>
-        </w:rPr>
-        <w:t xml:space="preserve">return</w:t>
-      </w:r>
-      <w:r>
-        <w:rPr>
-          <w:rStyle w:val="NormalTok"/>
-        </w:rPr>
-        <w:t xml:space="preserve"> </w:t>
+          <w:rStyle w:val="CommentTok"/>
+        </w:rPr>
+        <w:t xml:space="preserve"># For text="abcdefg" and size=3, the range generates indices 0, 3, 6</w:t>
+      </w:r>
+      <w:r>
+        <w:br/>
+      </w:r>
+      <w:r>
+        <w:rPr>
+          <w:rStyle w:val="CommentTok"/>
+        </w:rPr>
+        <w:t xml:space="preserve"># Slices will be text[0:3], text[3:6], text[6:9]</w:t>
+      </w:r>
+      <w:r>
+        <w:br/>
+      </w:r>
+      <w:r>
+        <w:rPr>
+          <w:rStyle w:val="CommentTok"/>
+        </w:rPr>
+        <w:t xml:space="preserve"># This results in ('abc', 'def', 'g')</w:t>
+      </w:r>
+      <w:r>
+        <w:br/>
       </w:r>
       <w:r>
         <w:rPr>
@@ -2555,7 +2366,7 @@
         <w:pStyle w:val="Compact"/>
         <w:numPr>
           <w:ilvl w:val="0"/>
-          <w:numId w:val="1005"/>
+          <w:numId w:val="1006"/>
         </w:numPr>
       </w:pPr>
       <w:r>
@@ -2574,7 +2385,16 @@
         <w:t xml:space="preserve"> </w:t>
       </w:r>
       <w:r>
-        <w:t xml:space="preserve">parameter must be a positive integer. Providing</w:t>
+        <w:t xml:space="preserve">parameter must be a positive integer (</w:t>
+      </w:r>
+      <w:r>
+        <w:rPr>
+          <w:rStyle w:val="VerbatimChar"/>
+        </w:rPr>
+        <w:t xml:space="preserve">&gt; 0</w:t>
+      </w:r>
+      <w:r>
+        <w:t xml:space="preserve">). Providing</w:t>
       </w:r>
       <w:r>
         <w:t xml:space="preserve"> </w:t>
@@ -2589,7 +2409,7 @@
         <w:t xml:space="preserve"> </w:t>
       </w:r>
       <w:r>
-        <w:t xml:space="preserve">or a negative integer will result in a</w:t>
+        <w:t xml:space="preserve">or a negative number will result in a</w:t>
       </w:r>
       <w:r>
         <w:t xml:space="preserve"> </w:t>
@@ -2609,7 +2429,7 @@
         <w:pStyle w:val="Compact"/>
         <w:numPr>
           <w:ilvl w:val="0"/>
-          <w:numId w:val="1005"/>
+          <w:numId w:val="1006"/>
         </w:numPr>
       </w:pPr>
       <w:r>
@@ -2628,7 +2448,7 @@
         <w:t xml:space="preserve"> </w:t>
       </w:r>
       <w:r>
-        <w:t xml:space="preserve">of strings, not a list.</w:t>
+        <w:t xml:space="preserve">of strings. Tuples are immutable, meaning they cannot be changed after creation.</w:t>
       </w:r>
     </w:p>
     <w:p>
@@ -2636,11 +2456,11 @@
         <w:pStyle w:val="Compact"/>
         <w:numPr>
           <w:ilvl w:val="0"/>
-          <w:numId w:val="1005"/>
+          <w:numId w:val="1006"/>
         </w:numPr>
       </w:pPr>
       <w:r>
-        <w:t xml:space="preserve">The last string in the returned tuple may have a length less than</w:t>
+        <w:t xml:space="preserve">The last chunk in the returned tuple may be shorter than</w:t>
       </w:r>
       <w:r>
         <w:t xml:space="preserve"> </w:t>
@@ -2682,16 +2502,18 @@
         <w:t xml:space="preserve">Output Example</w:t>
       </w:r>
       <w:r>
-        <w:t xml:space="preserve">: A tuple containing string chunks.</w:t>
-      </w:r>
-      <w:r>
-        <w:t xml:space="preserve"> </w:t>
-      </w:r>
+        <w:t xml:space="preserve">: A typical return value is a tuple of strings.</w:t>
+      </w:r>
+    </w:p>
+    <w:p>
+      <w:pPr>
+        <w:pStyle w:val="SourceCode"/>
+      </w:pPr>
       <w:r>
         <w:rPr>
           <w:rStyle w:val="VerbatimChar"/>
         </w:rPr>
-        <w:t xml:space="preserve">('chunk1', 'chunk2', 'rem')</w:t>
+        <w:t xml:space="preserve">('chunk1', 'chunk2', 'chnk3')</w:t>
       </w:r>
     </w:p>
     <w:bookmarkEnd w:id="27"/>
@@ -2748,7 +2570,7 @@
         <w:rPr>
           <w:rStyle w:val="StringTok"/>
         </w:rPr>
-        <w:t xml:space="preserve">"abcdefghijklmnopqrstuvwxyz"</w:t>
+        <w:t xml:space="preserve">"This is a sample string to demonstrate the chunking functionality."</w:t>
       </w:r>
       <w:r>
         <w:br/>
@@ -2775,7 +2597,7 @@
         <w:rPr>
           <w:rStyle w:val="DecValTok"/>
         </w:rPr>
-        <w:t xml:space="preserve">5</w:t>
+        <w:t xml:space="preserve">10</w:t>
       </w:r>
       <w:r>
         <w:br/>
@@ -2787,7 +2609,7 @@
         <w:rPr>
           <w:rStyle w:val="CommentTok"/>
         </w:rPr>
-        <w:t xml:space="preserve"># Split the string into chunks of 5 characters</w:t>
+        <w:t xml:space="preserve"># Split the string into chunks of 10 characters</w:t>
       </w:r>
       <w:r>
         <w:br/>
@@ -2796,7 +2618,7 @@
         <w:rPr>
           <w:rStyle w:val="NormalTok"/>
         </w:rPr>
-        <w:t xml:space="preserve">result </w:t>
+        <w:t xml:space="preserve">chunks </w:t>
       </w:r>
       <w:r>
         <w:rPr>
@@ -2814,6 +2636,9 @@
         <w:br/>
       </w:r>
       <w:r>
+        <w:br/>
+      </w:r>
+      <w:r>
         <w:rPr>
           <w:rStyle w:val="BuiltInTok"/>
         </w:rPr>
@@ -2823,94 +2648,7 @@
         <w:rPr>
           <w:rStyle w:val="NormalTok"/>
         </w:rPr>
-        <w:t xml:space="preserve">(result)</w:t>
-      </w:r>
-      <w:r>
-        <w:br/>
-      </w:r>
-      <w:r>
-        <w:br/>
-      </w:r>
-      <w:r>
-        <w:rPr>
-          <w:rStyle w:val="CommentTok"/>
-        </w:rPr>
-        <w:t xml:space="preserve"># Example with a string length that is a multiple of the chunk size</w:t>
-      </w:r>
-      <w:r>
-        <w:br/>
-      </w:r>
-      <w:r>
-        <w:rPr>
-          <w:rStyle w:val="NormalTok"/>
-        </w:rPr>
-        <w:t xml:space="preserve">another_string </w:t>
-      </w:r>
-      <w:r>
-        <w:rPr>
-          <w:rStyle w:val="OperatorTok"/>
-        </w:rPr>
-        <w:t xml:space="preserve">=</w:t>
-      </w:r>
-      <w:r>
-        <w:rPr>
-          <w:rStyle w:val="NormalTok"/>
-        </w:rPr>
-        <w:t xml:space="preserve"> </w:t>
-      </w:r>
-      <w:r>
-        <w:rPr>
-          <w:rStyle w:val="StringTok"/>
-        </w:rPr>
-        <w:t xml:space="preserve">"1234567890"</w:t>
-      </w:r>
-      <w:r>
-        <w:br/>
-      </w:r>
-      <w:r>
-        <w:rPr>
-          <w:rStyle w:val="NormalTok"/>
-        </w:rPr>
-        <w:t xml:space="preserve">result_even </w:t>
-      </w:r>
-      <w:r>
-        <w:rPr>
-          <w:rStyle w:val="OperatorTok"/>
-        </w:rPr>
-        <w:t xml:space="preserve">=</w:t>
-      </w:r>
-      <w:r>
-        <w:rPr>
-          <w:rStyle w:val="NormalTok"/>
-        </w:rPr>
-        <w:t xml:space="preserve"> split_into_chunks(another_string, </w:t>
-      </w:r>
-      <w:r>
-        <w:rPr>
-          <w:rStyle w:val="DecValTok"/>
-        </w:rPr>
-        <w:t xml:space="preserve">5</w:t>
-      </w:r>
-      <w:r>
-        <w:rPr>
-          <w:rStyle w:val="NormalTok"/>
-        </w:rPr>
-        <w:t xml:space="preserve">)</w:t>
-      </w:r>
-      <w:r>
-        <w:br/>
-      </w:r>
-      <w:r>
-        <w:rPr>
-          <w:rStyle w:val="BuiltInTok"/>
-        </w:rPr>
-        <w:t xml:space="preserve">print</w:t>
-      </w:r>
-      <w:r>
-        <w:rPr>
-          <w:rStyle w:val="NormalTok"/>
-        </w:rPr>
-        <w:t xml:space="preserve">(result_even)</w:t>
+        <w:t xml:space="preserve">(chunks)</w:t>
       </w:r>
     </w:p>
     <w:p>
@@ -2933,16 +2671,7 @@
         <w:rPr>
           <w:rStyle w:val="VerbatimChar"/>
         </w:rPr>
-        <w:t xml:space="preserve">('abcde', 'fghij', 'klmno', 'pqrst', 'uvwxy', 'z')</w:t>
-      </w:r>
-      <w:r>
-        <w:br/>
-      </w:r>
-      <w:r>
-        <w:rPr>
-          <w:rStyle w:val="VerbatimChar"/>
-        </w:rPr>
-        <w:t xml:space="preserve">('12345', '67890')</w:t>
+        <w:t xml:space="preserve">('This is a ', 'sample str', 'ing to dem', 'onstrate t', 'he chunkin', 'g function', 'ality.')</w:t>
       </w:r>
     </w:p>
     <w:p>
@@ -3337,6 +3066,91 @@
       <w:rPr>
         <w:rFonts w:ascii="Wingdings" w:hAnsi="Wingdings" w:cs="Wingdings" w:hint="default"/>
       </w:rPr>
+    </w:lvl>
+  </w:abstractNum>
+  <w:abstractNum w:abstractNumId="99411">
+    <w:nsid w:val="00A99411"/>
+    <w:multiLevelType w:val="multilevel"/>
+    <w:lvl w:ilvl="0">
+      <w:start w:val="1"/>
+      <w:numFmt w:val="decimal"/>
+      <w:lvlText w:val="%1."/>
+      <w:lvlJc w:val="left"/>
+      <w:pPr>
+        <w:ind w:left="720" w:hanging="360"/>
+      </w:pPr>
+    </w:lvl>
+    <w:lvl w:ilvl="1">
+      <w:start w:val="1"/>
+      <w:numFmt w:val="decimal"/>
+      <w:lvlText w:val="%2."/>
+      <w:lvlJc w:val="left"/>
+      <w:pPr>
+        <w:ind w:left="1440" w:hanging="360"/>
+      </w:pPr>
+    </w:lvl>
+    <w:lvl w:ilvl="2">
+      <w:start w:val="1"/>
+      <w:numFmt w:val="decimal"/>
+      <w:lvlText w:val="%3."/>
+      <w:lvlJc w:val="left"/>
+      <w:pPr>
+        <w:ind w:left="2160" w:hanging="360"/>
+      </w:pPr>
+    </w:lvl>
+    <w:lvl w:ilvl="3">
+      <w:start w:val="1"/>
+      <w:numFmt w:val="decimal"/>
+      <w:lvlText w:val="%4."/>
+      <w:lvlJc w:val="left"/>
+      <w:pPr>
+        <w:ind w:left="2880" w:hanging="360"/>
+      </w:pPr>
+    </w:lvl>
+    <w:lvl w:ilvl="4">
+      <w:start w:val="1"/>
+      <w:numFmt w:val="decimal"/>
+      <w:lvlText w:val="%5."/>
+      <w:lvlJc w:val="left"/>
+      <w:pPr>
+        <w:ind w:left="3600" w:hanging="360"/>
+      </w:pPr>
+    </w:lvl>
+    <w:lvl w:ilvl="5">
+      <w:start w:val="1"/>
+      <w:numFmt w:val="decimal"/>
+      <w:lvlText w:val="%6."/>
+      <w:lvlJc w:val="left"/>
+      <w:pPr>
+        <w:ind w:left="4320" w:hanging="360"/>
+      </w:pPr>
+    </w:lvl>
+    <w:lvl w:ilvl="6">
+      <w:start w:val="1"/>
+      <w:numFmt w:val="decimal"/>
+      <w:lvlText w:val="%7."/>
+      <w:lvlJc w:val="left"/>
+      <w:pPr>
+        <w:ind w:left="5040" w:hanging="360"/>
+      </w:pPr>
+    </w:lvl>
+    <w:lvl w:ilvl="7">
+      <w:start w:val="1"/>
+      <w:numFmt w:val="decimal"/>
+      <w:lvlText w:val="%8."/>
+      <w:lvlJc w:val="left"/>
+      <w:pPr>
+        <w:ind w:left="5760" w:hanging="360"/>
+      </w:pPr>
+    </w:lvl>
+    <w:lvl w:ilvl="8">
+      <w:start w:val="1"/>
+      <w:numFmt w:val="decimal"/>
+      <w:lvlText w:val="%9."/>
+      <w:lvlJc w:val="left"/>
+      <w:pPr>
+        <w:ind w:left="6480" w:hanging="360"/>
+      </w:pPr>
     </w:lvl>
   </w:abstractNum>
   <w:num w16cid:durableId="106237985" w:numId="1">
@@ -3379,9 +3193,39 @@
     <w:abstractNumId w:val="991"/>
   </w:num>
   <w:num w:numId="1004">
+    <w:abstractNumId w:val="99411"/>
+    <w:lvlOverride w:ilvl="0">
+      <w:startOverride w:val="1"/>
+    </w:lvlOverride>
+    <w:lvlOverride w:ilvl="1">
+      <w:startOverride w:val="1"/>
+    </w:lvlOverride>
+    <w:lvlOverride w:ilvl="2">
+      <w:startOverride w:val="1"/>
+    </w:lvlOverride>
+    <w:lvlOverride w:ilvl="3">
+      <w:startOverride w:val="1"/>
+    </w:lvlOverride>
+    <w:lvlOverride w:ilvl="4">
+      <w:startOverride w:val="1"/>
+    </w:lvlOverride>
+    <w:lvlOverride w:ilvl="5">
+      <w:startOverride w:val="1"/>
+    </w:lvlOverride>
+    <w:lvlOverride w:ilvl="6">
+      <w:startOverride w:val="1"/>
+    </w:lvlOverride>
+    <w:lvlOverride w:ilvl="7">
+      <w:startOverride w:val="1"/>
+    </w:lvlOverride>
+    <w:lvlOverride w:ilvl="8">
+      <w:startOverride w:val="1"/>
+    </w:lvlOverride>
+  </w:num>
+  <w:num w:numId="1005">
     <w:abstractNumId w:val="991"/>
   </w:num>
-  <w:num w:numId="1005">
+  <w:num w:numId="1006">
     <w:abstractNumId w:val="991"/>
   </w:num>
 </w:numbering>

--- a/random_module_two.docx
+++ b/random_module_two.docx
@@ -143,7 +143,7 @@
         <w:t xml:space="preserve"> </w:t>
       </w:r>
       <w:r>
-        <w:t xml:space="preserve">(str): The input string in which to count vowels.</w:t>
+        <w:t xml:space="preserve">(str): The input string to be scanned for vowels.</w:t>
       </w:r>
     </w:p>
     <w:bookmarkEnd w:id="11"/>
@@ -170,7 +170,7 @@
         <w:pStyle w:val="FirstParagraph"/>
       </w:pPr>
       <w:r>
-        <w:t xml:space="preserve">This function provides a straightforward way to determine the vowel count in any given text.</w:t>
+        <w:t xml:space="preserve">This function provides a simple way to determine the number of vowels (a, e, i, o, u) in any given text.</w:t>
       </w:r>
     </w:p>
     <w:p>
@@ -208,31 +208,19 @@
         <w:t xml:space="preserve"> </w:t>
       </w:r>
       <w:r>
-        <w:t xml:space="preserve">which contains all lowercase and uppercase English vowels (</w:t>
+        <w:t xml:space="preserve">which contains both lowercase and uppercase versions of all five vowels:</w:t>
+      </w:r>
+      <w:r>
+        <w:t xml:space="preserve"> </w:t>
       </w:r>
       <w:r>
         <w:rPr>
           <w:rStyle w:val="VerbatimChar"/>
         </w:rPr>
-        <w:t xml:space="preserve">a, e, i, o, u</w:t>
-      </w:r>
-      <w:r>
-        <w:t xml:space="preserve">). Using a</w:t>
-      </w:r>
-      <w:r>
-        <w:t xml:space="preserve"> </w:t>
-      </w:r>
-      <w:r>
-        <w:rPr>
-          <w:rStyle w:val="VerbatimChar"/>
-        </w:rPr>
-        <w:t xml:space="preserve">set</w:t>
-      </w:r>
-      <w:r>
-        <w:t xml:space="preserve"> </w:t>
-      </w:r>
-      <w:r>
-        <w:t xml:space="preserve">is highly efficient for membership testing, which is the primary operation performed.</w:t>
+        <w:t xml:space="preserve">aeiouAEIOU</w:t>
+      </w:r>
+      <w:r>
+        <w:t xml:space="preserve">. Using a set is highly efficient for checking if a character is a vowel, as membership tests are very fast.</w:t>
       </w:r>
     </w:p>
     <w:p>
@@ -261,22 +249,49 @@
         <w:t xml:space="preserve">text</w:t>
       </w:r>
       <w:r>
+        <w:t xml:space="preserve">. For each character, it checks if</w:t>
+      </w:r>
+      <w:r>
         <w:t xml:space="preserve"> </w:t>
       </w:r>
       <w:r>
-        <w:t xml:space="preserve">using a generator expression:</w:t>
+        <w:rPr>
+          <w:rStyle w:val="VerbatimChar"/>
+        </w:rPr>
+        <w:t xml:space="preserve">ch</w:t>
       </w:r>
       <w:r>
         <w:t xml:space="preserve"> </w:t>
       </w:r>
       <w:r>
+        <w:t xml:space="preserve">is present in the</w:t>
+      </w:r>
+      <w:r>
+        <w:t xml:space="preserve"> </w:t>
+      </w:r>
+      <w:r>
         <w:rPr>
           <w:rStyle w:val="VerbatimChar"/>
         </w:rPr>
+        <w:t xml:space="preserve">vowels</w:t>
+      </w:r>
+      <w:r>
+        <w:t xml:space="preserve"> </w:t>
+      </w:r>
+      <w:r>
+        <w:t xml:space="preserve">set. A generator expression,</w:t>
+      </w:r>
+      <w:r>
+        <w:t xml:space="preserve"> </w:t>
+      </w:r>
+      <w:r>
+        <w:rPr>
+          <w:rStyle w:val="VerbatimChar"/>
+        </w:rPr>
         <w:t xml:space="preserve">(1 for ch in text if ch in vowels)</w:t>
       </w:r>
       <w:r>
-        <w:t xml:space="preserve">. For every character, it checks if the character exists within the</w:t>
+        <w:t xml:space="preserve">, yields a</w:t>
       </w:r>
       <w:r>
         <w:t xml:space="preserve"> </w:t>
@@ -285,13 +300,13 @@
         <w:rPr>
           <w:rStyle w:val="VerbatimChar"/>
         </w:rPr>
-        <w:t xml:space="preserve">vowels</w:t>
+        <w:t xml:space="preserve">1</w:t>
       </w:r>
       <w:r>
         <w:t xml:space="preserve"> </w:t>
       </w:r>
       <w:r>
-        <w:t xml:space="preserve">set. If a character is found in the set, the generator yields the number</w:t>
+        <w:t xml:space="preserve">for every character that is a vowel. Finally, the built-in</w:t>
       </w:r>
       <w:r>
         <w:t xml:space="preserve"> </w:t>
@@ -300,128 +315,180 @@
         <w:rPr>
           <w:rStyle w:val="VerbatimChar"/>
         </w:rPr>
+        <w:t xml:space="preserve">sum()</w:t>
+      </w:r>
+      <w:r>
+        <w:t xml:space="preserve"> </w:t>
+      </w:r>
+      <w:r>
+        <w:t xml:space="preserve">function is used to add up all the</w:t>
+      </w:r>
+      <w:r>
+        <w:t xml:space="preserve"> </w:t>
+      </w:r>
+      <w:r>
+        <w:rPr>
+          <w:rStyle w:val="VerbatimChar"/>
+        </w:rPr>
         <w:t xml:space="preserve">1</w:t>
       </w:r>
       <w:r>
-        <w:t xml:space="preserve">.</w:t>
+        <w:t xml:space="preserve">s, producing the total count of vowels. Characters that are not vowels (such as consonants, numbers, whitespace, or symbols) are ignored.</w:t>
       </w:r>
     </w:p>
     <w:p>
       <w:pPr>
-        <w:pStyle w:val="BodyText"/>
-      </w:pPr>
-      <w:r>
-        <w:t xml:space="preserve">Finally, the built-in</w:t>
-      </w:r>
-      <w:r>
+        <w:pStyle w:val="SourceCode"/>
+      </w:pPr>
+      <w:r>
+        <w:rPr>
+          <w:rStyle w:val="CommentTok"/>
+        </w:rPr>
+        <w:t xml:space="preserve"># The function defines a set of all vowels for efficient, case-insensitive lookup.</w:t>
+      </w:r>
+      <w:r>
+        <w:br/>
+      </w:r>
+      <w:r>
+        <w:rPr>
+          <w:rStyle w:val="NormalTok"/>
+        </w:rPr>
+        <w:t xml:space="preserve">vowels </w:t>
+      </w:r>
+      <w:r>
+        <w:rPr>
+          <w:rStyle w:val="OperatorTok"/>
+        </w:rPr>
+        <w:t xml:space="preserve">=</w:t>
+      </w:r>
+      <w:r>
+        <w:rPr>
+          <w:rStyle w:val="NormalTok"/>
+        </w:rPr>
         <w:t xml:space="preserve"> </w:t>
       </w:r>
       <w:r>
         <w:rPr>
-          <w:rStyle w:val="VerbatimChar"/>
-        </w:rPr>
-        <w:t xml:space="preserve">sum()</w:t>
-      </w:r>
-      <w:r>
+          <w:rStyle w:val="BuiltInTok"/>
+        </w:rPr>
+        <w:t xml:space="preserve">set</w:t>
+      </w:r>
+      <w:r>
+        <w:rPr>
+          <w:rStyle w:val="NormalTok"/>
+        </w:rPr>
+        <w:t xml:space="preserve">(</w:t>
+      </w:r>
+      <w:r>
+        <w:rPr>
+          <w:rStyle w:val="StringTok"/>
+        </w:rPr>
+        <w:t xml:space="preserve">"aeiouAEIOU"</w:t>
+      </w:r>
+      <w:r>
+        <w:rPr>
+          <w:rStyle w:val="NormalTok"/>
+        </w:rPr>
+        <w:t xml:space="preserve">)</w:t>
+      </w:r>
+      <w:r>
+        <w:br/>
+      </w:r>
+      <w:r>
+        <w:br/>
+      </w:r>
+      <w:r>
+        <w:rPr>
+          <w:rStyle w:val="CommentTok"/>
+        </w:rPr>
+        <w:t xml:space="preserve"># It then sums a generator expression that yields 1 for each character found in the vowels set.</w:t>
+      </w:r>
+      <w:r>
+        <w:br/>
+      </w:r>
+      <w:r>
+        <w:rPr>
+          <w:rStyle w:val="ControlFlowTok"/>
+        </w:rPr>
+        <w:t xml:space="preserve">return</w:t>
+      </w:r>
+      <w:r>
+        <w:rPr>
+          <w:rStyle w:val="NormalTok"/>
+        </w:rPr>
         <w:t xml:space="preserve"> </w:t>
       </w:r>
       <w:r>
-        <w:t xml:space="preserve">function is called on this generator. It consumes all the yielded</w:t>
-      </w:r>
-      <w:r>
+        <w:rPr>
+          <w:rStyle w:val="BuiltInTok"/>
+        </w:rPr>
+        <w:t xml:space="preserve">sum</w:t>
+      </w:r>
+      <w:r>
+        <w:rPr>
+          <w:rStyle w:val="NormalTok"/>
+        </w:rPr>
+        <w:t xml:space="preserve">(</w:t>
+      </w:r>
+      <w:r>
+        <w:rPr>
+          <w:rStyle w:val="DecValTok"/>
+        </w:rPr>
+        <w:t xml:space="preserve">1</w:t>
+      </w:r>
+      <w:r>
+        <w:rPr>
+          <w:rStyle w:val="NormalTok"/>
+        </w:rPr>
         <w:t xml:space="preserve"> </w:t>
       </w:r>
       <w:r>
         <w:rPr>
-          <w:rStyle w:val="VerbatimChar"/>
-        </w:rPr>
-        <w:t xml:space="preserve">1</w:t>
-      </w:r>
-      <w:r>
-        <w:t xml:space="preserve">s and adds them together, producing the total count of vowels found in the string. This final sum is the integer value returned by the function.</w:t>
-      </w:r>
-    </w:p>
-    <w:p>
-      <w:pPr>
-        <w:pStyle w:val="SourceCode"/>
-      </w:pPr>
-      <w:r>
-        <w:rPr>
-          <w:rStyle w:val="CommentTok"/>
-        </w:rPr>
-        <w:t xml:space="preserve"># Internal logic breakdown</w:t>
-      </w:r>
-      <w:r>
-        <w:br/>
+          <w:rStyle w:val="ControlFlowTok"/>
+        </w:rPr>
+        <w:t xml:space="preserve">for</w:t>
       </w:r>
       <w:r>
         <w:rPr>
           <w:rStyle w:val="NormalTok"/>
         </w:rPr>
-        <w:t xml:space="preserve">vowels </w:t>
-      </w:r>
-      <w:r>
-        <w:rPr>
-          <w:rStyle w:val="OperatorTok"/>
-        </w:rPr>
-        <w:t xml:space="preserve">=</w:t>
+        <w:t xml:space="preserve"> ch </w:t>
+      </w:r>
+      <w:r>
+        <w:rPr>
+          <w:rStyle w:val="KeywordTok"/>
+        </w:rPr>
+        <w:t xml:space="preserve">in</w:t>
       </w:r>
       <w:r>
         <w:rPr>
           <w:rStyle w:val="NormalTok"/>
         </w:rPr>
-        <w:t xml:space="preserve"> </w:t>
-      </w:r>
-      <w:r>
-        <w:rPr>
-          <w:rStyle w:val="BuiltInTok"/>
-        </w:rPr>
-        <w:t xml:space="preserve">set</w:t>
+        <w:t xml:space="preserve"> text </w:t>
+      </w:r>
+      <w:r>
+        <w:rPr>
+          <w:rStyle w:val="ControlFlowTok"/>
+        </w:rPr>
+        <w:t xml:space="preserve">if</w:t>
       </w:r>
       <w:r>
         <w:rPr>
           <w:rStyle w:val="NormalTok"/>
         </w:rPr>
-        <w:t xml:space="preserve">(</w:t>
-      </w:r>
-      <w:r>
-        <w:rPr>
-          <w:rStyle w:val="StringTok"/>
-        </w:rPr>
-        <w:t xml:space="preserve">"aeiouAEIOU"</w:t>
+        <w:t xml:space="preserve"> ch </w:t>
+      </w:r>
+      <w:r>
+        <w:rPr>
+          <w:rStyle w:val="KeywordTok"/>
+        </w:rPr>
+        <w:t xml:space="preserve">in</w:t>
       </w:r>
       <w:r>
         <w:rPr>
           <w:rStyle w:val="NormalTok"/>
         </w:rPr>
-        <w:t xml:space="preserve">)</w:t>
-      </w:r>
-      <w:r>
-        <w:br/>
-      </w:r>
-      <w:r>
-        <w:rPr>
-          <w:rStyle w:val="CommentTok"/>
-        </w:rPr>
-        <w:t xml:space="preserve"># For a text like "Hi", the generator would be (1 for 'H' if 'H' in vowels, 1 for 'i' if 'i' in vowels)</w:t>
-      </w:r>
-      <w:r>
-        <w:br/>
-      </w:r>
-      <w:r>
-        <w:rPr>
-          <w:rStyle w:val="CommentTok"/>
-        </w:rPr>
-        <w:t xml:space="preserve"># This evaluates to a generator that yields just one value: 1</w:t>
-      </w:r>
-      <w:r>
-        <w:br/>
-      </w:r>
-      <w:r>
-        <w:rPr>
-          <w:rStyle w:val="CommentTok"/>
-        </w:rPr>
-        <w:t xml:space="preserve"># sum() then calculates the total, which is 1.</w:t>
+        <w:t xml:space="preserve"> vowels)</w:t>
       </w:r>
     </w:p>
     <w:bookmarkEnd w:id="12"/>
@@ -488,7 +555,7 @@
         </w:numPr>
       </w:pPr>
       <w:r>
-        <w:t xml:space="preserve">Characters that are not vowels, including consonants, numbers, whitespace, and symbols, are ignored.</w:t>
+        <w:t xml:space="preserve">Any characters that are not vowels, including consonants, numbers, punctuation, and whitespace, are ignored and not included in the count.</w:t>
       </w:r>
     </w:p>
     <w:p>
@@ -500,19 +567,22 @@
         </w:numPr>
       </w:pPr>
       <w:r>
-        <w:t xml:space="preserve">The letter</w:t>
+        <w:t xml:space="preserve">The function returns an integer</w:t>
       </w:r>
       <w:r>
         <w:t xml:space="preserve"> </w:t>
       </w:r>
       <w:r>
-        <w:t xml:space="preserve">‘y’</w:t>
+        <w:rPr>
+          <w:rStyle w:val="VerbatimChar"/>
+        </w:rPr>
+        <w:t xml:space="preserve">0</w:t>
       </w:r>
       <w:r>
         <w:t xml:space="preserve"> </w:t>
       </w:r>
       <w:r>
-        <w:t xml:space="preserve">is not considered a vowel by this function.</w:t>
+        <w:t xml:space="preserve">if the input string is empty or contains no vowels.</w:t>
       </w:r>
     </w:p>
     <w:p>
@@ -527,31 +597,18 @@
         <w:t xml:space="preserve">Output Example</w:t>
       </w:r>
       <w:r>
-        <w:t xml:space="preserve">: The function returns an integer representing the total count of vowels. For the input</w:t>
-      </w:r>
-      <w:r>
-        <w:t xml:space="preserve"> </w:t>
-      </w:r>
+        <w:t xml:space="preserve">: A possible return value for a given string.</w:t>
+      </w:r>
+    </w:p>
+    <w:p>
+      <w:pPr>
+        <w:pStyle w:val="SourceCode"/>
+      </w:pPr>
       <w:r>
         <w:rPr>
           <w:rStyle w:val="VerbatimChar"/>
         </w:rPr>
-        <w:t xml:space="preserve">"Hello World"</w:t>
-      </w:r>
-      <w:r>
-        <w:t xml:space="preserve">, the return value would be</w:t>
-      </w:r>
-      <w:r>
-        <w:t xml:space="preserve"> </w:t>
-      </w:r>
-      <w:r>
-        <w:rPr>
-          <w:rStyle w:val="VerbatimChar"/>
-        </w:rPr>
-        <w:t xml:space="preserve">3</w:t>
-      </w:r>
-      <w:r>
-        <w:t xml:space="preserve">.</w:t>
+        <w:t xml:space="preserve">7</w:t>
       </w:r>
     </w:p>
     <w:bookmarkEnd w:id="13"/>
@@ -581,16 +638,19 @@
         <w:rPr>
           <w:rStyle w:val="CommentTok"/>
         </w:rPr>
-        <w:t xml:space="preserve"># Example usage</w:t>
+        <w:t xml:space="preserve"># Example usage of the count_vowels function</w:t>
       </w:r>
       <w:r>
         <w:br/>
       </w:r>
       <w:r>
+        <w:br/>
+      </w:r>
+      <w:r>
         <w:rPr>
           <w:rStyle w:val="NormalTok"/>
         </w:rPr>
-        <w:t xml:space="preserve">input_string </w:t>
+        <w:t xml:space="preserve">sample_text </w:t>
       </w:r>
       <w:r>
         <w:rPr>
@@ -608,7 +668,7 @@
         <w:rPr>
           <w:rStyle w:val="StringTok"/>
         </w:rPr>
-        <w:t xml:space="preserve">"Programming is fun and rewarding!"</w:t>
+        <w:t xml:space="preserve">"This is a Sample String with VOWELS and numbers 123!"</w:t>
       </w:r>
       <w:r>
         <w:br/>
@@ -629,12 +689,15 @@
         <w:rPr>
           <w:rStyle w:val="NormalTok"/>
         </w:rPr>
-        <w:t xml:space="preserve"> count_vowels(input_string)</w:t>
+        <w:t xml:space="preserve"> count_vowels(sample_text)</w:t>
       </w:r>
       <w:r>
         <w:br/>
       </w:r>
       <w:r>
+        <w:br/>
+      </w:r>
+      <w:r>
         <w:rPr>
           <w:rStyle w:val="BuiltInTok"/>
         </w:rPr>
@@ -650,7 +713,7 @@
         <w:rPr>
           <w:rStyle w:val="SpecialStringTok"/>
         </w:rPr>
-        <w:t xml:space="preserve">f"The number of vowels in '</w:t>
+        <w:t xml:space="preserve">f"The string is: '</w:t>
       </w:r>
       <w:r>
         <w:rPr>
@@ -662,7 +725,7 @@
         <w:rPr>
           <w:rStyle w:val="NormalTok"/>
         </w:rPr>
-        <w:t xml:space="preserve">input_string</w:t>
+        <w:t xml:space="preserve">sample_text</w:t>
       </w:r>
       <w:r>
         <w:rPr>
@@ -674,7 +737,34 @@
         <w:rPr>
           <w:rStyle w:val="SpecialStringTok"/>
         </w:rPr>
-        <w:t xml:space="preserve">' is: </w:t>
+        <w:t xml:space="preserve">'"</w:t>
+      </w:r>
+      <w:r>
+        <w:rPr>
+          <w:rStyle w:val="NormalTok"/>
+        </w:rPr>
+        <w:t xml:space="preserve">)</w:t>
+      </w:r>
+      <w:r>
+        <w:br/>
+      </w:r>
+      <w:r>
+        <w:rPr>
+          <w:rStyle w:val="BuiltInTok"/>
+        </w:rPr>
+        <w:t xml:space="preserve">print</w:t>
+      </w:r>
+      <w:r>
+        <w:rPr>
+          <w:rStyle w:val="NormalTok"/>
+        </w:rPr>
+        <w:t xml:space="preserve">(</w:t>
+      </w:r>
+      <w:r>
+        <w:rPr>
+          <w:rStyle w:val="SpecialStringTok"/>
+        </w:rPr>
+        <w:t xml:space="preserve">f"The number of vowels is: </w:t>
       </w:r>
       <w:r>
         <w:rPr>
@@ -727,7 +817,16 @@
         <w:rPr>
           <w:rStyle w:val="VerbatimChar"/>
         </w:rPr>
-        <w:t xml:space="preserve">The number of vowels in 'Programming is fun and rewarding!' is: 8</w:t>
+        <w:t xml:space="preserve">The string is: 'This is a Sample String with VOWELS and numbers 123!'</w:t>
+      </w:r>
+      <w:r>
+        <w:br/>
+      </w:r>
+      <w:r>
+        <w:rPr>
+          <w:rStyle w:val="VerbatimChar"/>
+        </w:rPr>
+        <w:t xml:space="preserve">The number of vowels is: 12</w:t>
       </w:r>
     </w:p>
     <w:p>
@@ -758,7 +857,7 @@
     </w:p>
     <w:bookmarkEnd w:id="15"/>
     <w:bookmarkEnd w:id="16"/>
-    <w:bookmarkStart w:id="23" w:name="Xd5d9a3041f4a9ab8e2664f74268995e4e5a3ba5"/>
+    <w:bookmarkStart w:id="23" w:name="X2e119d0ba8707fc2275101497cc745ceb81b696"/>
     <w:p>
       <w:pPr>
         <w:pStyle w:val="Heading1"/>
@@ -773,7 +872,7 @@
         <w:tab/>
       </w:r>
       <w:r>
-        <w:t xml:space="preserve">Function: pairwise_sum(numbers: Iterable[float]) -&gt; float</w:t>
+        <w:t xml:space="preserve">Function: pairwise_sum(numbers: Iterable[float])</w:t>
       </w:r>
     </w:p>
     <w:bookmarkStart w:id="17" w:name="overview-1"/>
@@ -814,7 +913,7 @@
         <w:t xml:space="preserve"> </w:t>
       </w:r>
       <w:r>
-        <w:t xml:space="preserve">function computes the sum of a sequence of numbers using a numerically stable algorithm to minimize floating-point errors.</w:t>
+        <w:t xml:space="preserve">function computes the arithmetic sum of a sequence of numbers using a numerically stable algorithm to minimize floating-point errors.</w:t>
       </w:r>
     </w:p>
     <w:bookmarkEnd w:id="17"/>
@@ -865,7 +964,7 @@
         <w:t xml:space="preserve">Iterable[float]</w:t>
       </w:r>
       <w:r>
-        <w:t xml:space="preserve">): An iterable (like a list, tuple, or generator) containing the numbers to be summed. The elements can be floats or integers, as they will be converted to floats.</w:t>
+        <w:t xml:space="preserve">): An iterable collection of numbers (e.g., a list, tuple, or generator) to be summed. Non-float values like integers will be converted to floats during the computation.</w:t>
       </w:r>
     </w:p>
     <w:bookmarkEnd w:id="18"/>
@@ -892,7 +991,7 @@
         <w:pStyle w:val="FirstParagraph"/>
       </w:pPr>
       <w:r>
-        <w:t xml:space="preserve">This function provides a more precise method for summing floating-point numbers compared to a standard iterative addition. It implements the Kahan summation algorithm, which is designed to reduce the accumulation of rounding errors that can occur in floating-point arithmetic. This is especially important when summing many numbers or when the numbers vary greatly in magnitude.</w:t>
+        <w:t xml:space="preserve">This function implements the Kahan summation algorithm, a technique designed to improve the precision of summing a sequence of floating-point numbers. Standard summation can suffer from significant round-off errors, especially when adding numbers of widely different magnitudes or when summing a very large quantity of numbers.</w:t>
       </w:r>
     </w:p>
     <w:p>
@@ -900,22 +999,563 @@
         <w:pStyle w:val="BodyText"/>
       </w:pPr>
       <w:r>
-        <w:t xml:space="preserve">The algorithm works by maintaining a running</w:t>
+        <w:t xml:space="preserve">The algorithm maintains two key variables:</w:t>
       </w:r>
       <w:r>
         <w:t xml:space="preserve"> </w:t>
       </w:r>
       <w:r>
+        <w:t xml:space="preserve">1.</w:t>
+      </w:r>
+      <w:r>
+        <w:t xml:space="preserve"> </w:t>
+      </w:r>
+      <w:r>
         <w:rPr>
           <w:rStyle w:val="VerbatimChar"/>
         </w:rPr>
+        <w:t xml:space="preserve">total</w:t>
+      </w:r>
+      <w:r>
+        <w:t xml:space="preserve">: The running sum, initialized to</w:t>
+      </w:r>
+      <w:r>
+        <w:t xml:space="preserve"> </w:t>
+      </w:r>
+      <w:r>
+        <w:rPr>
+          <w:rStyle w:val="VerbatimChar"/>
+        </w:rPr>
+        <w:t xml:space="preserve">0.0</w:t>
+      </w:r>
+      <w:r>
+        <w:t xml:space="preserve">.</w:t>
+      </w:r>
+      <w:r>
+        <w:t xml:space="preserve"> </w:t>
+      </w:r>
+      <w:r>
+        <w:t xml:space="preserve">2.</w:t>
+      </w:r>
+      <w:r>
+        <w:t xml:space="preserve"> </w:t>
+      </w:r>
+      <w:r>
+        <w:rPr>
+          <w:rStyle w:val="VerbatimChar"/>
+        </w:rPr>
         <w:t xml:space="preserve">compensation</w:t>
       </w:r>
       <w:r>
+        <w:t xml:space="preserve">: A variable to track the accumulated error (the</w:t>
+      </w:r>
+      <w:r>
         <w:t xml:space="preserve"> </w:t>
       </w:r>
       <w:r>
-        <w:t xml:space="preserve">variable that accumulates the error from each addition.</w:t>
+        <w:t xml:space="preserve">“lost”</w:t>
+      </w:r>
+      <w:r>
+        <w:t xml:space="preserve"> </w:t>
+      </w:r>
+      <w:r>
+        <w:t xml:space="preserve">low-order bits) from previous additions, also initialized to</w:t>
+      </w:r>
+      <w:r>
+        <w:t xml:space="preserve"> </w:t>
+      </w:r>
+      <w:r>
+        <w:rPr>
+          <w:rStyle w:val="VerbatimChar"/>
+        </w:rPr>
+        <w:t xml:space="preserve">0.0</w:t>
+      </w:r>
+      <w:r>
+        <w:t xml:space="preserve">.</w:t>
+      </w:r>
+    </w:p>
+    <w:p>
+      <w:pPr>
+        <w:pStyle w:val="BodyText"/>
+      </w:pPr>
+      <w:r>
+        <w:t xml:space="preserve">For each</w:t>
+      </w:r>
+      <w:r>
+        <w:t xml:space="preserve"> </w:t>
+      </w:r>
+      <w:r>
+        <w:rPr>
+          <w:rStyle w:val="VerbatimChar"/>
+        </w:rPr>
+        <w:t xml:space="preserve">value</w:t>
+      </w:r>
+      <w:r>
+        <w:t xml:space="preserve"> </w:t>
+      </w:r>
+      <w:r>
+        <w:t xml:space="preserve">in the input</w:t>
+      </w:r>
+      <w:r>
+        <w:t xml:space="preserve"> </w:t>
+      </w:r>
+      <w:r>
+        <w:rPr>
+          <w:rStyle w:val="VerbatimChar"/>
+        </w:rPr>
+        <w:t xml:space="preserve">numbers</w:t>
+      </w:r>
+      <w:r>
+        <w:t xml:space="preserve">:</w:t>
+      </w:r>
+      <w:r>
+        <w:t xml:space="preserve"> </w:t>
+      </w:r>
+      <w:r>
+        <w:t xml:space="preserve">1. The</w:t>
+      </w:r>
+      <w:r>
+        <w:t xml:space="preserve"> </w:t>
+      </w:r>
+      <w:r>
+        <w:rPr>
+          <w:rStyle w:val="VerbatimChar"/>
+        </w:rPr>
+        <w:t xml:space="preserve">value</w:t>
+      </w:r>
+      <w:r>
+        <w:t xml:space="preserve"> </w:t>
+      </w:r>
+      <w:r>
+        <w:t xml:space="preserve">is first cast to a float.</w:t>
+      </w:r>
+      <w:r>
+        <w:t xml:space="preserve"> </w:t>
+      </w:r>
+      <w:r>
+        <w:t xml:space="preserve">2. A corrected value</w:t>
+      </w:r>
+      <w:r>
+        <w:t xml:space="preserve"> </w:t>
+      </w:r>
+      <w:r>
+        <w:rPr>
+          <w:rStyle w:val="VerbatimChar"/>
+        </w:rPr>
+        <w:t xml:space="preserve">y</w:t>
+      </w:r>
+      <w:r>
+        <w:t xml:space="preserve"> </w:t>
+      </w:r>
+      <w:r>
+        <w:t xml:space="preserve">is calculated by subtracting the</w:t>
+      </w:r>
+      <w:r>
+        <w:t xml:space="preserve"> </w:t>
+      </w:r>
+      <w:r>
+        <w:rPr>
+          <w:rStyle w:val="VerbatimChar"/>
+        </w:rPr>
+        <w:t xml:space="preserve">compensation</w:t>
+      </w:r>
+      <w:r>
+        <w:t xml:space="preserve"> </w:t>
+      </w:r>
+      <w:r>
+        <w:t xml:space="preserve">from the current</w:t>
+      </w:r>
+      <w:r>
+        <w:t xml:space="preserve"> </w:t>
+      </w:r>
+      <w:r>
+        <w:rPr>
+          <w:rStyle w:val="VerbatimChar"/>
+        </w:rPr>
+        <w:t xml:space="preserve">value</w:t>
+      </w:r>
+      <w:r>
+        <w:t xml:space="preserve">. This step reintroduces the error from the previous summation into the current calculation.</w:t>
+      </w:r>
+      <w:r>
+        <w:t xml:space="preserve"> </w:t>
+      </w:r>
+      <w:r>
+        <w:t xml:space="preserve">3. A temporary sum</w:t>
+      </w:r>
+      <w:r>
+        <w:t xml:space="preserve"> </w:t>
+      </w:r>
+      <w:r>
+        <w:rPr>
+          <w:rStyle w:val="VerbatimChar"/>
+        </w:rPr>
+        <w:t xml:space="preserve">t</w:t>
+      </w:r>
+      <w:r>
+        <w:t xml:space="preserve"> </w:t>
+      </w:r>
+      <w:r>
+        <w:t xml:space="preserve">is computed by adding the corrected value</w:t>
+      </w:r>
+      <w:r>
+        <w:t xml:space="preserve"> </w:t>
+      </w:r>
+      <w:r>
+        <w:rPr>
+          <w:rStyle w:val="VerbatimChar"/>
+        </w:rPr>
+        <w:t xml:space="preserve">y</w:t>
+      </w:r>
+      <w:r>
+        <w:t xml:space="preserve"> </w:t>
+      </w:r>
+      <w:r>
+        <w:t xml:space="preserve">to the current</w:t>
+      </w:r>
+      <w:r>
+        <w:t xml:space="preserve"> </w:t>
+      </w:r>
+      <w:r>
+        <w:rPr>
+          <w:rStyle w:val="VerbatimChar"/>
+        </w:rPr>
+        <w:t xml:space="preserve">total</w:t>
+      </w:r>
+      <w:r>
+        <w:t xml:space="preserve">.</w:t>
+      </w:r>
+      <w:r>
+        <w:t xml:space="preserve"> </w:t>
+      </w:r>
+      <w:r>
+        <w:t xml:space="preserve">4. The new</w:t>
+      </w:r>
+      <w:r>
+        <w:t xml:space="preserve"> </w:t>
+      </w:r>
+      <w:r>
+        <w:rPr>
+          <w:rStyle w:val="VerbatimChar"/>
+        </w:rPr>
+        <w:t xml:space="preserve">compensation</w:t>
+      </w:r>
+      <w:r>
+        <w:t xml:space="preserve"> </w:t>
+      </w:r>
+      <w:r>
+        <w:t xml:space="preserve">value is calculated as</w:t>
+      </w:r>
+      <w:r>
+        <w:t xml:space="preserve"> </w:t>
+      </w:r>
+      <w:r>
+        <w:rPr>
+          <w:rStyle w:val="VerbatimChar"/>
+        </w:rPr>
+        <w:t xml:space="preserve">(t - total) - y</w:t>
+      </w:r>
+      <w:r>
+        <w:t xml:space="preserve">. In perfect arithmetic, this would be zero. However, in floating-point arithmetic,</w:t>
+      </w:r>
+      <w:r>
+        <w:t xml:space="preserve"> </w:t>
+      </w:r>
+      <w:r>
+        <w:rPr>
+          <w:rStyle w:val="VerbatimChar"/>
+        </w:rPr>
+        <w:t xml:space="preserve">(t - total)</w:t>
+      </w:r>
+      <w:r>
+        <w:t xml:space="preserve"> </w:t>
+      </w:r>
+      <w:r>
+        <w:t xml:space="preserve">might not be exactly equal to</w:t>
+      </w:r>
+      <w:r>
+        <w:t xml:space="preserve"> </w:t>
+      </w:r>
+      <w:r>
+        <w:rPr>
+          <w:rStyle w:val="VerbatimChar"/>
+        </w:rPr>
+        <w:t xml:space="preserve">y</w:t>
+      </w:r>
+      <w:r>
+        <w:t xml:space="preserve">. This expression captures the round-off error that occurred when</w:t>
+      </w:r>
+      <w:r>
+        <w:t xml:space="preserve"> </w:t>
+      </w:r>
+      <w:r>
+        <w:rPr>
+          <w:rStyle w:val="VerbatimChar"/>
+        </w:rPr>
+        <w:t xml:space="preserve">y</w:t>
+      </w:r>
+      <w:r>
+        <w:t xml:space="preserve"> </w:t>
+      </w:r>
+      <w:r>
+        <w:t xml:space="preserve">was added to</w:t>
+      </w:r>
+      <w:r>
+        <w:t xml:space="preserve"> </w:t>
+      </w:r>
+      <w:r>
+        <w:rPr>
+          <w:rStyle w:val="VerbatimChar"/>
+        </w:rPr>
+        <w:t xml:space="preserve">total</w:t>
+      </w:r>
+      <w:r>
+        <w:t xml:space="preserve">.</w:t>
+      </w:r>
+      <w:r>
+        <w:t xml:space="preserve"> </w:t>
+      </w:r>
+      <w:r>
+        <w:t xml:space="preserve">5. The</w:t>
+      </w:r>
+      <w:r>
+        <w:t xml:space="preserve"> </w:t>
+      </w:r>
+      <w:r>
+        <w:rPr>
+          <w:rStyle w:val="VerbatimChar"/>
+        </w:rPr>
+        <w:t xml:space="preserve">total</w:t>
+      </w:r>
+      <w:r>
+        <w:t xml:space="preserve"> </w:t>
+      </w:r>
+      <w:r>
+        <w:t xml:space="preserve">is updated to the new temporary sum</w:t>
+      </w:r>
+      <w:r>
+        <w:t xml:space="preserve"> </w:t>
+      </w:r>
+      <w:r>
+        <w:rPr>
+          <w:rStyle w:val="VerbatimChar"/>
+        </w:rPr>
+        <w:t xml:space="preserve">t</w:t>
+      </w:r>
+      <w:r>
+        <w:t xml:space="preserve">.</w:t>
+      </w:r>
+    </w:p>
+    <w:p>
+      <w:pPr>
+        <w:pStyle w:val="SourceCode"/>
+      </w:pPr>
+      <w:r>
+        <w:rPr>
+          <w:rStyle w:val="CommentTok"/>
+        </w:rPr>
+        <w:t xml:space="preserve"># Inside the loop:</w:t>
+      </w:r>
+      <w:r>
+        <w:br/>
+      </w:r>
+      <w:r>
+        <w:rPr>
+          <w:rStyle w:val="NormalTok"/>
+        </w:rPr>
+        <w:t xml:space="preserve">y </w:t>
+      </w:r>
+      <w:r>
+        <w:rPr>
+          <w:rStyle w:val="OperatorTok"/>
+        </w:rPr>
+        <w:t xml:space="preserve">=</w:t>
+      </w:r>
+      <w:r>
+        <w:rPr>
+          <w:rStyle w:val="NormalTok"/>
+        </w:rPr>
+        <w:t xml:space="preserve"> </w:t>
+      </w:r>
+      <w:r>
+        <w:rPr>
+          <w:rStyle w:val="BuiltInTok"/>
+        </w:rPr>
+        <w:t xml:space="preserve">float</w:t>
+      </w:r>
+      <w:r>
+        <w:rPr>
+          <w:rStyle w:val="NormalTok"/>
+        </w:rPr>
+        <w:t xml:space="preserve">(value) </w:t>
+      </w:r>
+      <w:r>
+        <w:rPr>
+          <w:rStyle w:val="OperatorTok"/>
+        </w:rPr>
+        <w:t xml:space="preserve">-</w:t>
+      </w:r>
+      <w:r>
+        <w:rPr>
+          <w:rStyle w:val="NormalTok"/>
+        </w:rPr>
+        <w:t xml:space="preserve"> compensation</w:t>
+      </w:r>
+      <w:r>
+        <w:br/>
+      </w:r>
+      <w:r>
+        <w:rPr>
+          <w:rStyle w:val="NormalTok"/>
+        </w:rPr>
+        <w:t xml:space="preserve">t </w:t>
+      </w:r>
+      <w:r>
+        <w:rPr>
+          <w:rStyle w:val="OperatorTok"/>
+        </w:rPr>
+        <w:t xml:space="preserve">=</w:t>
+      </w:r>
+      <w:r>
+        <w:rPr>
+          <w:rStyle w:val="NormalTok"/>
+        </w:rPr>
+        <w:t xml:space="preserve"> total </w:t>
+      </w:r>
+      <w:r>
+        <w:rPr>
+          <w:rStyle w:val="OperatorTok"/>
+        </w:rPr>
+        <w:t xml:space="preserve">+</w:t>
+      </w:r>
+      <w:r>
+        <w:rPr>
+          <w:rStyle w:val="NormalTok"/>
+        </w:rPr>
+        <w:t xml:space="preserve"> y</w:t>
+      </w:r>
+      <w:r>
+        <w:br/>
+      </w:r>
+      <w:r>
+        <w:rPr>
+          <w:rStyle w:val="NormalTok"/>
+        </w:rPr>
+        <w:t xml:space="preserve">compensation </w:t>
+      </w:r>
+      <w:r>
+        <w:rPr>
+          <w:rStyle w:val="OperatorTok"/>
+        </w:rPr>
+        <w:t xml:space="preserve">=</w:t>
+      </w:r>
+      <w:r>
+        <w:rPr>
+          <w:rStyle w:val="NormalTok"/>
+        </w:rPr>
+        <w:t xml:space="preserve"> (t </w:t>
+      </w:r>
+      <w:r>
+        <w:rPr>
+          <w:rStyle w:val="OperatorTok"/>
+        </w:rPr>
+        <w:t xml:space="preserve">-</w:t>
+      </w:r>
+      <w:r>
+        <w:rPr>
+          <w:rStyle w:val="NormalTok"/>
+        </w:rPr>
+        <w:t xml:space="preserve"> total) </w:t>
+      </w:r>
+      <w:r>
+        <w:rPr>
+          <w:rStyle w:val="OperatorTok"/>
+        </w:rPr>
+        <w:t xml:space="preserve">-</w:t>
+      </w:r>
+      <w:r>
+        <w:rPr>
+          <w:rStyle w:val="NormalTok"/>
+        </w:rPr>
+        <w:t xml:space="preserve"> y</w:t>
+      </w:r>
+      <w:r>
+        <w:br/>
+      </w:r>
+      <w:r>
+        <w:rPr>
+          <w:rStyle w:val="NormalTok"/>
+        </w:rPr>
+        <w:t xml:space="preserve">total </w:t>
+      </w:r>
+      <w:r>
+        <w:rPr>
+          <w:rStyle w:val="OperatorTok"/>
+        </w:rPr>
+        <w:t xml:space="preserve">=</w:t>
+      </w:r>
+      <w:r>
+        <w:rPr>
+          <w:rStyle w:val="NormalTok"/>
+        </w:rPr>
+        <w:t xml:space="preserve"> t</w:t>
+      </w:r>
+    </w:p>
+    <w:p>
+      <w:pPr>
+        <w:pStyle w:val="FirstParagraph"/>
+      </w:pPr>
+      <w:r>
+        <w:t xml:space="preserve">After iterating through all numbers, the final</w:t>
+      </w:r>
+      <w:r>
+        <w:t xml:space="preserve"> </w:t>
+      </w:r>
+      <w:r>
+        <w:rPr>
+          <w:rStyle w:val="VerbatimChar"/>
+        </w:rPr>
+        <w:t xml:space="preserve">total</w:t>
+      </w:r>
+      <w:r>
+        <w:t xml:space="preserve"> </w:t>
+      </w:r>
+      <w:r>
+        <w:t xml:space="preserve">is returned, which is a more accurate representation of the true sum than what a simple</w:t>
+      </w:r>
+      <w:r>
+        <w:t xml:space="preserve"> </w:t>
+      </w:r>
+      <w:r>
+        <w:rPr>
+          <w:rStyle w:val="VerbatimChar"/>
+        </w:rPr>
+        <w:t xml:space="preserve">sum()</w:t>
+      </w:r>
+      <w:r>
+        <w:t xml:space="preserve"> </w:t>
+      </w:r>
+      <w:r>
+        <w:t xml:space="preserve">might produce.</w:t>
+      </w:r>
+    </w:p>
+    <w:bookmarkEnd w:id="19"/>
+    <w:bookmarkStart w:id="20" w:name="usage-notes-1"/>
+    <w:p>
+      <w:pPr>
+        <w:pStyle w:val="Heading2"/>
+      </w:pPr>
+      <w:r>
+        <w:rPr>
+          <w:rStyle w:val="SectionNumber"/>
+        </w:rPr>
+        <w:t xml:space="preserve">2.4</w:t>
+      </w:r>
+      <w:r>
+        <w:tab/>
+      </w:r>
+      <w:r>
+        <w:t xml:space="preserve">Usage Notes</w:t>
       </w:r>
     </w:p>
     <w:p>
@@ -927,49 +1567,7 @@
         </w:numPr>
       </w:pPr>
       <w:r>
-        <w:t xml:space="preserve">The function initializes a</w:t>
-      </w:r>
-      <w:r>
-        <w:t xml:space="preserve"> </w:t>
-      </w:r>
-      <w:r>
-        <w:rPr>
-          <w:rStyle w:val="VerbatimChar"/>
-        </w:rPr>
-        <w:t xml:space="preserve">total</w:t>
-      </w:r>
-      <w:r>
-        <w:t xml:space="preserve"> </w:t>
-      </w:r>
-      <w:r>
-        <w:t xml:space="preserve">sum and a</w:t>
-      </w:r>
-      <w:r>
-        <w:t xml:space="preserve"> </w:t>
-      </w:r>
-      <w:r>
-        <w:rPr>
-          <w:rStyle w:val="VerbatimChar"/>
-        </w:rPr>
-        <w:t xml:space="preserve">compensation</w:t>
-      </w:r>
-      <w:r>
-        <w:t xml:space="preserve"> </w:t>
-      </w:r>
-      <w:r>
-        <w:t xml:space="preserve">value to</w:t>
-      </w:r>
-      <w:r>
-        <w:t xml:space="preserve"> </w:t>
-      </w:r>
-      <w:r>
-        <w:rPr>
-          <w:rStyle w:val="VerbatimChar"/>
-        </w:rPr>
-        <w:t xml:space="preserve">0.0</w:t>
-      </w:r>
-      <w:r>
-        <w:t xml:space="preserve">.</w:t>
+        <w:t xml:space="preserve">This function is particularly useful when high precision is required for summations, such as in scientific or financial calculations.</w:t>
       </w:r>
     </w:p>
     <w:p>
@@ -981,7 +1579,7 @@
         </w:numPr>
       </w:pPr>
       <w:r>
-        <w:t xml:space="preserve">It iterates through each</w:t>
+        <w:t xml:space="preserve">It provides a more accurate result than Python’s built-in</w:t>
       </w:r>
       <w:r>
         <w:t xml:space="preserve"> </w:t>
@@ -990,25 +1588,13 @@
         <w:rPr>
           <w:rStyle w:val="VerbatimChar"/>
         </w:rPr>
-        <w:t xml:space="preserve">value</w:t>
+        <w:t xml:space="preserve">sum()</w:t>
       </w:r>
       <w:r>
         <w:t xml:space="preserve"> </w:t>
       </w:r>
       <w:r>
-        <w:t xml:space="preserve">in the input</w:t>
-      </w:r>
-      <w:r>
-        <w:t xml:space="preserve"> </w:t>
-      </w:r>
-      <w:r>
-        <w:rPr>
-          <w:rStyle w:val="VerbatimChar"/>
-        </w:rPr>
-        <w:t xml:space="preserve">numbers</w:t>
-      </w:r>
-      <w:r>
-        <w:t xml:space="preserve">.</w:t>
+        <w:t xml:space="preserve">function when dealing with floating-point numbers that could lead to significant precision loss.</w:t>
       </w:r>
     </w:p>
     <w:p>
@@ -1020,7 +1606,7 @@
         </w:numPr>
       </w:pPr>
       <w:r>
-        <w:t xml:space="preserve">For each</w:t>
+        <w:t xml:space="preserve">The input</w:t>
       </w:r>
       <w:r>
         <w:t xml:space="preserve"> </w:t>
@@ -1029,327 +1615,17 @@
         <w:rPr>
           <w:rStyle w:val="VerbatimChar"/>
         </w:rPr>
-        <w:t xml:space="preserve">value</w:t>
-      </w:r>
-      <w:r>
-        <w:t xml:space="preserve">, it first creates a corrected value</w:t>
+        <w:t xml:space="preserve">numbers</w:t>
       </w:r>
       <w:r>
         <w:t xml:space="preserve"> </w:t>
       </w:r>
       <w:r>
-        <w:rPr>
-          <w:rStyle w:val="VerbatimChar"/>
-        </w:rPr>
-        <w:t xml:space="preserve">y</w:t>
-      </w:r>
-      <w:r>
-        <w:t xml:space="preserve"> </w:t>
-      </w:r>
-      <w:r>
-        <w:t xml:space="preserve">by subtracting the</w:t>
-      </w:r>
-      <w:r>
-        <w:t xml:space="preserve"> </w:t>
-      </w:r>
-      <w:r>
-        <w:rPr>
-          <w:rStyle w:val="VerbatimChar"/>
-        </w:rPr>
-        <w:t xml:space="preserve">compensation</w:t>
-      </w:r>
-      <w:r>
-        <w:t xml:space="preserve"> </w:t>
-      </w:r>
-      <w:r>
-        <w:t xml:space="preserve">from the previous step. This reintroduces the</w:t>
-      </w:r>
-      <w:r>
-        <w:t xml:space="preserve"> </w:t>
-      </w:r>
-      <w:r>
-        <w:t xml:space="preserve">“lost”</w:t>
-      </w:r>
-      <w:r>
-        <w:t xml:space="preserve"> </w:t>
-      </w:r>
-      <w:r>
-        <w:t xml:space="preserve">part of the previous number into the current calculation.</w:t>
-      </w:r>
-      <w:r>
-        <w:t xml:space="preserve"> </w:t>
-      </w:r>
-      <w:r>
-        <w:rPr>
-          <w:rStyle w:val="VerbatimChar"/>
-        </w:rPr>
-        <w:t xml:space="preserve">y = float(value) - compensation</w:t>
+        <w:t xml:space="preserve">can be any iterable, including lists, tuples, and generators. This allows for memory-efficient processing of large datasets.</w:t>
       </w:r>
     </w:p>
     <w:p>
       <w:pPr>
-        <w:pStyle w:val="Compact"/>
-        <w:numPr>
-          <w:ilvl w:val="0"/>
-          <w:numId w:val="1004"/>
-        </w:numPr>
-      </w:pPr>
-      <w:r>
-        <w:t xml:space="preserve">It then adds this corrected value</w:t>
-      </w:r>
-      <w:r>
-        <w:t xml:space="preserve"> </w:t>
-      </w:r>
-      <w:r>
-        <w:rPr>
-          <w:rStyle w:val="VerbatimChar"/>
-        </w:rPr>
-        <w:t xml:space="preserve">y</w:t>
-      </w:r>
-      <w:r>
-        <w:t xml:space="preserve"> </w:t>
-      </w:r>
-      <w:r>
-        <w:t xml:space="preserve">to the running</w:t>
-      </w:r>
-      <w:r>
-        <w:t xml:space="preserve"> </w:t>
-      </w:r>
-      <w:r>
-        <w:rPr>
-          <w:rStyle w:val="VerbatimChar"/>
-        </w:rPr>
-        <w:t xml:space="preserve">total</w:t>
-      </w:r>
-      <w:r>
-        <w:t xml:space="preserve">, storing it in a temporary variable</w:t>
-      </w:r>
-      <w:r>
-        <w:t xml:space="preserve"> </w:t>
-      </w:r>
-      <w:r>
-        <w:rPr>
-          <w:rStyle w:val="VerbatimChar"/>
-        </w:rPr>
-        <w:t xml:space="preserve">t</w:t>
-      </w:r>
-      <w:r>
-        <w:t xml:space="preserve">.</w:t>
-      </w:r>
-      <w:r>
-        <w:t xml:space="preserve"> </w:t>
-      </w:r>
-      <w:r>
-        <w:rPr>
-          <w:rStyle w:val="VerbatimChar"/>
-        </w:rPr>
-        <w:t xml:space="preserve">t = total + y</w:t>
-      </w:r>
-    </w:p>
-    <w:p>
-      <w:pPr>
-        <w:pStyle w:val="Compact"/>
-        <w:numPr>
-          <w:ilvl w:val="0"/>
-          <w:numId w:val="1004"/>
-        </w:numPr>
-      </w:pPr>
-      <w:r>
-        <w:t xml:space="preserve">The core of the algorithm is calculating the new</w:t>
-      </w:r>
-      <w:r>
-        <w:t xml:space="preserve"> </w:t>
-      </w:r>
-      <w:r>
-        <w:rPr>
-          <w:rStyle w:val="VerbatimChar"/>
-        </w:rPr>
-        <w:t xml:space="preserve">compensation</w:t>
-      </w:r>
-      <w:r>
-        <w:t xml:space="preserve"> </w:t>
-      </w:r>
-      <w:r>
-        <w:t xml:space="preserve">value. This is the numerical error that occurred in the previous step. It’s calculated as</w:t>
-      </w:r>
-      <w:r>
-        <w:t xml:space="preserve"> </w:t>
-      </w:r>
-      <w:r>
-        <w:rPr>
-          <w:rStyle w:val="VerbatimChar"/>
-        </w:rPr>
-        <w:t xml:space="preserve">(t - total) - y</w:t>
-      </w:r>
-      <w:r>
-        <w:t xml:space="preserve">. This isolates the low-order bits that were lost during the addition of</w:t>
-      </w:r>
-      <w:r>
-        <w:t xml:space="preserve"> </w:t>
-      </w:r>
-      <w:r>
-        <w:rPr>
-          <w:rStyle w:val="VerbatimChar"/>
-        </w:rPr>
-        <w:t xml:space="preserve">y</w:t>
-      </w:r>
-      <w:r>
-        <w:t xml:space="preserve"> </w:t>
-      </w:r>
-      <w:r>
-        <w:t xml:space="preserve">to</w:t>
-      </w:r>
-      <w:r>
-        <w:t xml:space="preserve"> </w:t>
-      </w:r>
-      <w:r>
-        <w:rPr>
-          <w:rStyle w:val="VerbatimChar"/>
-        </w:rPr>
-        <w:t xml:space="preserve">total</w:t>
-      </w:r>
-      <w:r>
-        <w:t xml:space="preserve">.</w:t>
-      </w:r>
-    </w:p>
-    <w:p>
-      <w:pPr>
-        <w:pStyle w:val="Compact"/>
-        <w:numPr>
-          <w:ilvl w:val="0"/>
-          <w:numId w:val="1004"/>
-        </w:numPr>
-      </w:pPr>
-      <w:r>
-        <w:t xml:space="preserve">The</w:t>
-      </w:r>
-      <w:r>
-        <w:t xml:space="preserve"> </w:t>
-      </w:r>
-      <w:r>
-        <w:rPr>
-          <w:rStyle w:val="VerbatimChar"/>
-        </w:rPr>
-        <w:t xml:space="preserve">total</w:t>
-      </w:r>
-      <w:r>
-        <w:t xml:space="preserve"> </w:t>
-      </w:r>
-      <w:r>
-        <w:t xml:space="preserve">is updated to the new sum</w:t>
-      </w:r>
-      <w:r>
-        <w:t xml:space="preserve"> </w:t>
-      </w:r>
-      <w:r>
-        <w:rPr>
-          <w:rStyle w:val="VerbatimChar"/>
-        </w:rPr>
-        <w:t xml:space="preserve">t</w:t>
-      </w:r>
-      <w:r>
-        <w:t xml:space="preserve">.</w:t>
-      </w:r>
-    </w:p>
-    <w:p>
-      <w:pPr>
-        <w:pStyle w:val="Compact"/>
-        <w:numPr>
-          <w:ilvl w:val="0"/>
-          <w:numId w:val="1004"/>
-        </w:numPr>
-      </w:pPr>
-      <w:r>
-        <w:t xml:space="preserve">This process repeats for all numbers, ensuring that the error from each step is carried over and corrected in the next, leading to a significantly more accurate final sum.</w:t>
-      </w:r>
-    </w:p>
-    <w:bookmarkEnd w:id="19"/>
-    <w:bookmarkStart w:id="20" w:name="usage-notes-1"/>
-    <w:p>
-      <w:pPr>
-        <w:pStyle w:val="Heading2"/>
-      </w:pPr>
-      <w:r>
-        <w:rPr>
-          <w:rStyle w:val="SectionNumber"/>
-        </w:rPr>
-        <w:t xml:space="preserve">2.4</w:t>
-      </w:r>
-      <w:r>
-        <w:tab/>
-      </w:r>
-      <w:r>
-        <w:t xml:space="preserve">Usage Notes</w:t>
-      </w:r>
-    </w:p>
-    <w:p>
-      <w:pPr>
-        <w:pStyle w:val="Compact"/>
-        <w:numPr>
-          <w:ilvl w:val="0"/>
-          <w:numId w:val="1005"/>
-        </w:numPr>
-      </w:pPr>
-      <w:r>
-        <w:t xml:space="preserve">This function is highly recommended over the standard</w:t>
-      </w:r>
-      <w:r>
-        <w:t xml:space="preserve"> </w:t>
-      </w:r>
-      <w:r>
-        <w:rPr>
-          <w:rStyle w:val="VerbatimChar"/>
-        </w:rPr>
-        <w:t xml:space="preserve">sum()</w:t>
-      </w:r>
-      <w:r>
-        <w:t xml:space="preserve"> </w:t>
-      </w:r>
-      <w:r>
-        <w:t xml:space="preserve">when precision is critical, such as in scientific, financial, or statistical computations.</w:t>
-      </w:r>
-    </w:p>
-    <w:p>
-      <w:pPr>
-        <w:pStyle w:val="Compact"/>
-        <w:numPr>
-          <w:ilvl w:val="0"/>
-          <w:numId w:val="1005"/>
-        </w:numPr>
-      </w:pPr>
-      <w:r>
-        <w:t xml:space="preserve">It is particularly effective when summing a large list of numbers or when adding very small numbers to a very large running total.</w:t>
-      </w:r>
-    </w:p>
-    <w:p>
-      <w:pPr>
-        <w:pStyle w:val="Compact"/>
-        <w:numPr>
-          <w:ilvl w:val="0"/>
-          <w:numId w:val="1005"/>
-        </w:numPr>
-      </w:pPr>
-      <w:r>
-        <w:t xml:space="preserve">The input iterable can contain integers; they will be automatically cast to</w:t>
-      </w:r>
-      <w:r>
-        <w:t xml:space="preserve"> </w:t>
-      </w:r>
-      <w:r>
-        <w:rPr>
-          <w:rStyle w:val="VerbatimChar"/>
-        </w:rPr>
-        <w:t xml:space="preserve">float</w:t>
-      </w:r>
-      <w:r>
-        <w:t xml:space="preserve"> </w:t>
-      </w:r>
-      <w:r>
-        <w:t xml:space="preserve">during the calculation.</w:t>
-      </w:r>
-    </w:p>
-    <w:p>
-      <w:pPr>
         <w:pStyle w:val="FirstParagraph"/>
       </w:pPr>
       <w:r>
@@ -1360,7 +1636,7 @@
         <w:t xml:space="preserve">Output Example</w:t>
       </w:r>
       <w:r>
-        <w:t xml:space="preserve">: The function returns a single</w:t>
+        <w:t xml:space="preserve">: The function returns a single floating-point number representing the sum. For an input of</w:t>
       </w:r>
       <w:r>
         <w:t xml:space="preserve"> </w:t>
@@ -1369,24 +1645,34 @@
         <w:rPr>
           <w:rStyle w:val="VerbatimChar"/>
         </w:rPr>
-        <w:t xml:space="preserve">float</w:t>
+        <w:t xml:space="preserve">[0.1] * 10</w:t>
+      </w:r>
+      <w:r>
+        <w:t xml:space="preserve">, the return value is</w:t>
       </w:r>
       <w:r>
         <w:t xml:space="preserve"> </w:t>
       </w:r>
       <w:r>
-        <w:t xml:space="preserve">value representing the precise sum.</w:t>
-      </w:r>
-    </w:p>
-    <w:p>
-      <w:pPr>
-        <w:pStyle w:val="SourceCode"/>
-      </w:pPr>
-      <w:r>
         <w:rPr>
           <w:rStyle w:val="VerbatimChar"/>
         </w:rPr>
         <w:t xml:space="preserve">1.0</w:t>
+      </w:r>
+      <w:r>
+        <w:t xml:space="preserve">, whereas a standard sum might yield</w:t>
+      </w:r>
+      <w:r>
+        <w:t xml:space="preserve"> </w:t>
+      </w:r>
+      <w:r>
+        <w:rPr>
+          <w:rStyle w:val="VerbatimChar"/>
+        </w:rPr>
+        <w:t xml:space="preserve">0.9999999999999999</w:t>
+      </w:r>
+      <w:r>
+        <w:t xml:space="preserve">.</w:t>
       </w:r>
     </w:p>
     <w:bookmarkEnd w:id="20"/>
@@ -1410,317 +1696,276 @@
     </w:p>
     <w:p>
       <w:pPr>
-        <w:pStyle w:val="FirstParagraph"/>
-      </w:pPr>
-      <w:r>
-        <w:t xml:space="preserve">The following example demonstrates the precision difference between Python’s built-in</w:t>
-      </w:r>
-      <w:r>
+        <w:pStyle w:val="SourceCode"/>
+      </w:pPr>
+      <w:r>
+        <w:rPr>
+          <w:rStyle w:val="CommentTok"/>
+        </w:rPr>
+        <w:t xml:space="preserve"># Example usage demonstrating precision improvement over standard sum.</w:t>
+      </w:r>
+      <w:r>
+        <w:br/>
+      </w:r>
+      <w:r>
+        <w:rPr>
+          <w:rStyle w:val="CommentTok"/>
+        </w:rPr>
+        <w:t xml:space="preserve"># Summing a small fractional number multiple times can introduce errors.</w:t>
+      </w:r>
+      <w:r>
+        <w:br/>
+      </w:r>
+      <w:r>
+        <w:rPr>
+          <w:rStyle w:val="NormalTok"/>
+        </w:rPr>
+        <w:t xml:space="preserve">data </w:t>
+      </w:r>
+      <w:r>
+        <w:rPr>
+          <w:rStyle w:val="OperatorTok"/>
+        </w:rPr>
+        <w:t xml:space="preserve">=</w:t>
+      </w:r>
+      <w:r>
+        <w:rPr>
+          <w:rStyle w:val="NormalTok"/>
+        </w:rPr>
+        <w:t xml:space="preserve"> [</w:t>
+      </w:r>
+      <w:r>
+        <w:rPr>
+          <w:rStyle w:val="FloatTok"/>
+        </w:rPr>
+        <w:t xml:space="preserve">0.1</w:t>
+      </w:r>
+      <w:r>
+        <w:rPr>
+          <w:rStyle w:val="NormalTok"/>
+        </w:rPr>
+        <w:t xml:space="preserve">] </w:t>
+      </w:r>
+      <w:r>
+        <w:rPr>
+          <w:rStyle w:val="OperatorTok"/>
+        </w:rPr>
+        <w:t xml:space="preserve">*</w:t>
+      </w:r>
+      <w:r>
+        <w:rPr>
+          <w:rStyle w:val="NormalTok"/>
+        </w:rPr>
         <w:t xml:space="preserve"> </w:t>
       </w:r>
       <w:r>
         <w:rPr>
-          <w:rStyle w:val="VerbatimChar"/>
-        </w:rPr>
-        <w:t xml:space="preserve">sum()</w:t>
-      </w:r>
-      <w:r>
+          <w:rStyle w:val="DecValTok"/>
+        </w:rPr>
+        <w:t xml:space="preserve">10</w:t>
+      </w:r>
+      <w:r>
+        <w:br/>
+      </w:r>
+      <w:r>
+        <w:br/>
+      </w:r>
+      <w:r>
+        <w:rPr>
+          <w:rStyle w:val="CommentTok"/>
+        </w:rPr>
+        <w:t xml:space="preserve"># Using pairwise_sum for better accuracy</w:t>
+      </w:r>
+      <w:r>
+        <w:br/>
+      </w:r>
+      <w:r>
+        <w:rPr>
+          <w:rStyle w:val="NormalTok"/>
+        </w:rPr>
+        <w:t xml:space="preserve">accurate_result </w:t>
+      </w:r>
+      <w:r>
+        <w:rPr>
+          <w:rStyle w:val="OperatorTok"/>
+        </w:rPr>
+        <w:t xml:space="preserve">=</w:t>
+      </w:r>
+      <w:r>
+        <w:rPr>
+          <w:rStyle w:val="NormalTok"/>
+        </w:rPr>
+        <w:t xml:space="preserve"> pairwise_sum(data)</w:t>
+      </w:r>
+      <w:r>
+        <w:br/>
+      </w:r>
+      <w:r>
+        <w:rPr>
+          <w:rStyle w:val="BuiltInTok"/>
+        </w:rPr>
+        <w:t xml:space="preserve">print</w:t>
+      </w:r>
+      <w:r>
+        <w:rPr>
+          <w:rStyle w:val="NormalTok"/>
+        </w:rPr>
+        <w:t xml:space="preserve">(</w:t>
+      </w:r>
+      <w:r>
+        <w:rPr>
+          <w:rStyle w:val="SpecialStringTok"/>
+        </w:rPr>
+        <w:t xml:space="preserve">f"Result with pairwise_sum: </w:t>
+      </w:r>
+      <w:r>
+        <w:rPr>
+          <w:rStyle w:val="SpecialCharTok"/>
+        </w:rPr>
+        <w:t xml:space="preserve">{</w:t>
+      </w:r>
+      <w:r>
+        <w:rPr>
+          <w:rStyle w:val="NormalTok"/>
+        </w:rPr>
+        <w:t xml:space="preserve">accurate_result</w:t>
+      </w:r>
+      <w:r>
+        <w:rPr>
+          <w:rStyle w:val="SpecialCharTok"/>
+        </w:rPr>
+        <w:t xml:space="preserve">}</w:t>
+      </w:r>
+      <w:r>
+        <w:rPr>
+          <w:rStyle w:val="SpecialStringTok"/>
+        </w:rPr>
+        <w:t xml:space="preserve">"</w:t>
+      </w:r>
+      <w:r>
+        <w:rPr>
+          <w:rStyle w:val="NormalTok"/>
+        </w:rPr>
+        <w:t xml:space="preserve">)</w:t>
+      </w:r>
+      <w:r>
+        <w:br/>
+      </w:r>
+      <w:r>
+        <w:br/>
+      </w:r>
+      <w:r>
+        <w:rPr>
+          <w:rStyle w:val="CommentTok"/>
+        </w:rPr>
+        <w:t xml:space="preserve"># Using standard built-in sum() for comparison</w:t>
+      </w:r>
+      <w:r>
+        <w:br/>
+      </w:r>
+      <w:r>
+        <w:rPr>
+          <w:rStyle w:val="NormalTok"/>
+        </w:rPr>
+        <w:t xml:space="preserve">standard_result </w:t>
+      </w:r>
+      <w:r>
+        <w:rPr>
+          <w:rStyle w:val="OperatorTok"/>
+        </w:rPr>
+        <w:t xml:space="preserve">=</w:t>
+      </w:r>
+      <w:r>
+        <w:rPr>
+          <w:rStyle w:val="NormalTok"/>
+        </w:rPr>
         <w:t xml:space="preserve"> </w:t>
       </w:r>
       <w:r>
-        <w:t xml:space="preserve">and</w:t>
-      </w:r>
-      <w:r>
-        <w:t xml:space="preserve"> </w:t>
-      </w:r>
-      <w:r>
-        <w:rPr>
-          <w:rStyle w:val="VerbatimChar"/>
-        </w:rPr>
-        <w:t xml:space="preserve">pairwise_sum</w:t>
-      </w:r>
-      <w:r>
-        <w:t xml:space="preserve"> </w:t>
-      </w:r>
-      <w:r>
-        <w:t xml:space="preserve">when summing a list of floating-point numbers that are subject to rounding errors.</w:t>
+        <w:rPr>
+          <w:rStyle w:val="BuiltInTok"/>
+        </w:rPr>
+        <w:t xml:space="preserve">sum</w:t>
+      </w:r>
+      <w:r>
+        <w:rPr>
+          <w:rStyle w:val="NormalTok"/>
+        </w:rPr>
+        <w:t xml:space="preserve">(data)</w:t>
+      </w:r>
+      <w:r>
+        <w:br/>
+      </w:r>
+      <w:r>
+        <w:rPr>
+          <w:rStyle w:val="BuiltInTok"/>
+        </w:rPr>
+        <w:t xml:space="preserve">print</w:t>
+      </w:r>
+      <w:r>
+        <w:rPr>
+          <w:rStyle w:val="NormalTok"/>
+        </w:rPr>
+        <w:t xml:space="preserve">(</w:t>
+      </w:r>
+      <w:r>
+        <w:rPr>
+          <w:rStyle w:val="SpecialStringTok"/>
+        </w:rPr>
+        <w:t xml:space="preserve">f"Result with standard sum(): </w:t>
+      </w:r>
+      <w:r>
+        <w:rPr>
+          <w:rStyle w:val="SpecialCharTok"/>
+        </w:rPr>
+        <w:t xml:space="preserve">{</w:t>
+      </w:r>
+      <w:r>
+        <w:rPr>
+          <w:rStyle w:val="NormalTok"/>
+        </w:rPr>
+        <w:t xml:space="preserve">standard_result</w:t>
+      </w:r>
+      <w:r>
+        <w:rPr>
+          <w:rStyle w:val="SpecialCharTok"/>
+        </w:rPr>
+        <w:t xml:space="preserve">}</w:t>
+      </w:r>
+      <w:r>
+        <w:rPr>
+          <w:rStyle w:val="SpecialStringTok"/>
+        </w:rPr>
+        <w:t xml:space="preserve">"</w:t>
+      </w:r>
+      <w:r>
+        <w:rPr>
+          <w:rStyle w:val="NormalTok"/>
+        </w:rPr>
+        <w:t xml:space="preserve">)</w:t>
       </w:r>
     </w:p>
     <w:p>
       <w:pPr>
-        <w:pStyle w:val="SourceCode"/>
-      </w:pPr>
-      <w:r>
-        <w:rPr>
-          <w:rStyle w:val="CommentTok"/>
-        </w:rPr>
-        <w:t xml:space="preserve"># A list where standard summation can introduce floating-point errors</w:t>
-      </w:r>
-      <w:r>
-        <w:br/>
-      </w:r>
-      <w:r>
-        <w:rPr>
-          <w:rStyle w:val="NormalTok"/>
-        </w:rPr>
-        <w:t xml:space="preserve">data </w:t>
-      </w:r>
-      <w:r>
-        <w:rPr>
-          <w:rStyle w:val="OperatorTok"/>
-        </w:rPr>
-        <w:t xml:space="preserve">=</w:t>
-      </w:r>
-      <w:r>
-        <w:rPr>
-          <w:rStyle w:val="NormalTok"/>
-        </w:rPr>
-        <w:t xml:space="preserve"> [</w:t>
-      </w:r>
-      <w:r>
-        <w:rPr>
-          <w:rStyle w:val="FloatTok"/>
-        </w:rPr>
-        <w:t xml:space="preserve">0.1</w:t>
-      </w:r>
-      <w:r>
-        <w:rPr>
-          <w:rStyle w:val="NormalTok"/>
-        </w:rPr>
-        <w:t xml:space="preserve">] </w:t>
-      </w:r>
-      <w:r>
-        <w:rPr>
-          <w:rStyle w:val="OperatorTok"/>
-        </w:rPr>
-        <w:t xml:space="preserve">*</w:t>
-      </w:r>
-      <w:r>
-        <w:rPr>
-          <w:rStyle w:val="NormalTok"/>
-        </w:rPr>
-        <w:t xml:space="preserve"> </w:t>
-      </w:r>
-      <w:r>
-        <w:rPr>
-          <w:rStyle w:val="DecValTok"/>
-        </w:rPr>
-        <w:t xml:space="preserve">10</w:t>
-      </w:r>
-      <w:r>
-        <w:rPr>
-          <w:rStyle w:val="NormalTok"/>
-        </w:rPr>
-        <w:t xml:space="preserve">  </w:t>
-      </w:r>
-      <w:r>
-        <w:rPr>
-          <w:rStyle w:val="CommentTok"/>
-        </w:rPr>
-        <w:t xml:space="preserve"># Represents [0.1, 0.1, 0.1, 0.1, 0.1, 0.1, 0.1, 0.1, 0.1, 0.1]</w:t>
-      </w:r>
-      <w:r>
-        <w:br/>
-      </w:r>
-      <w:r>
-        <w:br/>
-      </w:r>
-      <w:r>
-        <w:rPr>
-          <w:rStyle w:val="CommentTok"/>
-        </w:rPr>
-        <w:t xml:space="preserve"># Using the built-in sum() function</w:t>
-      </w:r>
-      <w:r>
-        <w:br/>
-      </w:r>
-      <w:r>
-        <w:rPr>
-          <w:rStyle w:val="NormalTok"/>
-        </w:rPr>
-        <w:t xml:space="preserve">standard_sum </w:t>
-      </w:r>
-      <w:r>
-        <w:rPr>
-          <w:rStyle w:val="OperatorTok"/>
-        </w:rPr>
-        <w:t xml:space="preserve">=</w:t>
-      </w:r>
-      <w:r>
-        <w:rPr>
-          <w:rStyle w:val="NormalTok"/>
-        </w:rPr>
-        <w:t xml:space="preserve"> </w:t>
-      </w:r>
-      <w:r>
-        <w:rPr>
-          <w:rStyle w:val="BuiltInTok"/>
-        </w:rPr>
-        <w:t xml:space="preserve">sum</w:t>
-      </w:r>
-      <w:r>
-        <w:rPr>
-          <w:rStyle w:val="NormalTok"/>
-        </w:rPr>
-        <w:t xml:space="preserve">(data)</w:t>
-      </w:r>
-      <w:r>
-        <w:br/>
-      </w:r>
-      <w:r>
-        <w:rPr>
-          <w:rStyle w:val="BuiltInTok"/>
-        </w:rPr>
-        <w:t xml:space="preserve">print</w:t>
-      </w:r>
-      <w:r>
-        <w:rPr>
-          <w:rStyle w:val="NormalTok"/>
-        </w:rPr>
-        <w:t xml:space="preserve">(</w:t>
-      </w:r>
-      <w:r>
-        <w:rPr>
-          <w:rStyle w:val="SpecialStringTok"/>
-        </w:rPr>
-        <w:t xml:space="preserve">f"Result with built-in sum(): </w:t>
-      </w:r>
-      <w:r>
-        <w:rPr>
-          <w:rStyle w:val="SpecialCharTok"/>
-        </w:rPr>
-        <w:t xml:space="preserve">{</w:t>
-      </w:r>
-      <w:r>
-        <w:rPr>
-          <w:rStyle w:val="NormalTok"/>
-        </w:rPr>
-        <w:t xml:space="preserve">standard_sum</w:t>
-      </w:r>
-      <w:r>
-        <w:rPr>
-          <w:rStyle w:val="SpecialCharTok"/>
-        </w:rPr>
-        <w:t xml:space="preserve">}</w:t>
-      </w:r>
-      <w:r>
-        <w:rPr>
-          <w:rStyle w:val="SpecialStringTok"/>
-        </w:rPr>
-        <w:t xml:space="preserve">"</w:t>
-      </w:r>
-      <w:r>
-        <w:rPr>
-          <w:rStyle w:val="NormalTok"/>
-        </w:rPr>
-        <w:t xml:space="preserve">)</w:t>
-      </w:r>
-      <w:r>
-        <w:br/>
-      </w:r>
-      <w:r>
-        <w:br/>
-      </w:r>
-      <w:r>
-        <w:rPr>
-          <w:rStyle w:val="CommentTok"/>
-        </w:rPr>
-        <w:t xml:space="preserve"># Using the numerically stable pairwise_sum function</w:t>
-      </w:r>
-      <w:r>
-        <w:br/>
-      </w:r>
-      <w:r>
-        <w:rPr>
-          <w:rStyle w:val="NormalTok"/>
-        </w:rPr>
-        <w:t xml:space="preserve">precise_sum </w:t>
-      </w:r>
-      <w:r>
-        <w:rPr>
-          <w:rStyle w:val="OperatorTok"/>
-        </w:rPr>
-        <w:t xml:space="preserve">=</w:t>
-      </w:r>
-      <w:r>
-        <w:rPr>
-          <w:rStyle w:val="NormalTok"/>
-        </w:rPr>
-        <w:t xml:space="preserve"> pairwise_sum(data)</w:t>
-      </w:r>
-      <w:r>
-        <w:br/>
-      </w:r>
-      <w:r>
-        <w:rPr>
-          <w:rStyle w:val="BuiltInTok"/>
-        </w:rPr>
-        <w:t xml:space="preserve">print</w:t>
-      </w:r>
-      <w:r>
-        <w:rPr>
-          <w:rStyle w:val="NormalTok"/>
-        </w:rPr>
-        <w:t xml:space="preserve">(</w:t>
-      </w:r>
-      <w:r>
-        <w:rPr>
-          <w:rStyle w:val="SpecialStringTok"/>
-        </w:rPr>
-        <w:t xml:space="preserve">f"Result with pairwise_sum(): </w:t>
-      </w:r>
-      <w:r>
-        <w:rPr>
-          <w:rStyle w:val="SpecialCharTok"/>
-        </w:rPr>
-        <w:t xml:space="preserve">{</w:t>
-      </w:r>
-      <w:r>
-        <w:rPr>
-          <w:rStyle w:val="NormalTok"/>
-        </w:rPr>
-        <w:t xml:space="preserve">precise_sum</w:t>
-      </w:r>
-      <w:r>
-        <w:rPr>
-          <w:rStyle w:val="SpecialCharTok"/>
-        </w:rPr>
-        <w:t xml:space="preserve">}</w:t>
-      </w:r>
-      <w:r>
-        <w:rPr>
-          <w:rStyle w:val="SpecialStringTok"/>
-        </w:rPr>
-        <w:t xml:space="preserve">"</w:t>
-      </w:r>
-      <w:r>
-        <w:rPr>
-          <w:rStyle w:val="NormalTok"/>
-        </w:rPr>
-        <w:t xml:space="preserve">)</w:t>
+        <w:pStyle w:val="FirstParagraph"/>
+      </w:pPr>
+      <w:r>
+        <w:rPr>
+          <w:b/>
+          <w:bCs/>
+        </w:rPr>
+        <w:t xml:space="preserve">Output:</w:t>
       </w:r>
     </w:p>
     <w:p>
       <w:pPr>
-        <w:pStyle w:val="FirstParagraph"/>
-      </w:pPr>
-      <w:r>
-        <w:rPr>
-          <w:b/>
-          <w:bCs/>
-        </w:rPr>
-        <w:t xml:space="preserve">Output:</w:t>
-      </w:r>
-    </w:p>
-    <w:p>
-      <w:pPr>
         <w:pStyle w:val="SourceCode"/>
       </w:pPr>
       <w:r>
         <w:rPr>
           <w:rStyle w:val="VerbatimChar"/>
         </w:rPr>
-        <w:t xml:space="preserve">Result with built-in sum(): 0.9999999999999999</w:t>
+        <w:t xml:space="preserve">Result with pairwise_sum: 1.0</w:t>
       </w:r>
       <w:r>
         <w:br/>
@@ -1729,7 +1974,7 @@
         <w:rPr>
           <w:rStyle w:val="VerbatimChar"/>
         </w:rPr>
-        <w:t xml:space="preserve">Result with pairwise_sum(): 1.0</w:t>
+        <w:t xml:space="preserve">Result with standard sum(): 0.9999999999999999</w:t>
       </w:r>
     </w:p>
     <w:p>
@@ -1816,16 +2061,7 @@
         <w:t xml:space="preserve"> </w:t>
       </w:r>
       <w:r>
-        <w:t xml:space="preserve">function divides a given string into a series of smaller, fixed-size substrings or</w:t>
-      </w:r>
-      <w:r>
-        <w:t xml:space="preserve"> </w:t>
-      </w:r>
-      <w:r>
-        <w:t xml:space="preserve">“chunks”</w:t>
-      </w:r>
-      <w:r>
-        <w:t xml:space="preserve">.</w:t>
+        <w:t xml:space="preserve">function divides a given string into a series of smaller, fixed-size substrings.</w:t>
       </w:r>
     </w:p>
     <w:bookmarkEnd w:id="24"/>
@@ -1919,6 +2155,9 @@
               <w:pStyle w:val="Compact"/>
             </w:pPr>
             <w:r>
+              <w:rPr>
+                <w:rStyle w:val="VerbatimChar"/>
+              </w:rPr>
               <w:t xml:space="preserve">str</w:t>
             </w:r>
           </w:p>
@@ -1957,6 +2196,9 @@
               <w:pStyle w:val="Compact"/>
             </w:pPr>
             <w:r>
+              <w:rPr>
+                <w:rStyle w:val="VerbatimChar"/>
+              </w:rPr>
               <w:t xml:space="preserve">int</w:t>
             </w:r>
           </w:p>
@@ -2071,7 +2313,7 @@
         <w:t xml:space="preserve"> </w:t>
       </w:r>
       <w:r>
-        <w:t xml:space="preserve">is valid, the function proceeds to iterate through the input</w:t>
+        <w:t xml:space="preserve">is valid, the function proceeds to split the</w:t>
       </w:r>
       <w:r>
         <w:t xml:space="preserve"> </w:t>
@@ -2083,7 +2325,7 @@
         <w:t xml:space="preserve">text</w:t>
       </w:r>
       <w:r>
-        <w:t xml:space="preserve">. It uses a</w:t>
+        <w:t xml:space="preserve">. It uses a generator expression that iterates through the input</w:t>
       </w:r>
       <w:r>
         <w:t xml:space="preserve"> </w:t>
@@ -2092,13 +2334,13 @@
         <w:rPr>
           <w:rStyle w:val="VerbatimChar"/>
         </w:rPr>
-        <w:t xml:space="preserve">range</w:t>
+        <w:t xml:space="preserve">text</w:t>
       </w:r>
       <w:r>
         <w:t xml:space="preserve"> </w:t>
       </w:r>
       <w:r>
-        <w:t xml:space="preserve">object that starts at index</w:t>
+        <w:t xml:space="preserve">with a step equal to the</w:t>
       </w:r>
       <w:r>
         <w:t xml:space="preserve"> </w:t>
@@ -2107,28 +2349,52 @@
         <w:rPr>
           <w:rStyle w:val="VerbatimChar"/>
         </w:rPr>
-        <w:t xml:space="preserve">0</w:t>
+        <w:t xml:space="preserve">size</w:t>
+      </w:r>
+      <w:r>
+        <w:t xml:space="preserve">. In each step, it slices the string from the current index</w:t>
       </w:r>
       <w:r>
         <w:t xml:space="preserve"> </w:t>
       </w:r>
       <w:r>
-        <w:t xml:space="preserve">and increments by the given</w:t>
+        <w:rPr>
+          <w:rStyle w:val="VerbatimChar"/>
+        </w:rPr>
+        <w:t xml:space="preserve">i</w:t>
       </w:r>
       <w:r>
         <w:t xml:space="preserve"> </w:t>
       </w:r>
       <w:r>
+        <w:t xml:space="preserve">up to</w:t>
+      </w:r>
+      <w:r>
+        <w:t xml:space="preserve"> </w:t>
+      </w:r>
+      <w:r>
         <w:rPr>
           <w:rStyle w:val="VerbatimChar"/>
         </w:rPr>
+        <w:t xml:space="preserve">i + size</w:t>
+      </w:r>
+      <w:r>
+        <w:t xml:space="preserve">. This creates a sequence of substrings. The final substring in the sequence may be shorter than</w:t>
+      </w:r>
+      <w:r>
+        <w:t xml:space="preserve"> </w:t>
+      </w:r>
+      <w:r>
+        <w:rPr>
+          <w:rStyle w:val="VerbatimChar"/>
+        </w:rPr>
         <w:t xml:space="preserve">size</w:t>
       </w:r>
       <w:r>
         <w:t xml:space="preserve"> </w:t>
       </w:r>
       <w:r>
-        <w:t xml:space="preserve">until it reaches the end of the string. In each iteration, it uses Python’s string slicing</w:t>
+        <w:t xml:space="preserve">if the total length of the</w:t>
       </w:r>
       <w:r>
         <w:t xml:space="preserve"> </w:t>
@@ -2137,13 +2403,13 @@
         <w:rPr>
           <w:rStyle w:val="VerbatimChar"/>
         </w:rPr>
-        <w:t xml:space="preserve">text[i : i + size]</w:t>
+        <w:t xml:space="preserve">text</w:t>
       </w:r>
       <w:r>
         <w:t xml:space="preserve"> </w:t>
       </w:r>
       <w:r>
-        <w:t xml:space="preserve">to extract a substring of length</w:t>
+        <w:t xml:space="preserve">is not perfectly divisible by</w:t>
       </w:r>
       <w:r>
         <w:t xml:space="preserve"> </w:t>
@@ -2153,18 +2419,6 @@
           <w:rStyle w:val="VerbatimChar"/>
         </w:rPr>
         <w:t xml:space="preserve">size</w:t>
-      </w:r>
-      <w:r>
-        <w:t xml:space="preserve">. These substrings are collected into a generator, which is then converted into a</w:t>
-      </w:r>
-      <w:r>
-        <w:t xml:space="preserve"> </w:t>
-      </w:r>
-      <w:r>
-        <w:rPr>
-          <w:rStyle w:val="VerbatimChar"/>
-        </w:rPr>
-        <w:t xml:space="preserve">tuple</w:t>
       </w:r>
       <w:r>
         <w:t xml:space="preserve">.</w:t>
@@ -2175,46 +2429,7 @@
         <w:pStyle w:val="BodyText"/>
       </w:pPr>
       <w:r>
-        <w:t xml:space="preserve">If the length of the input</w:t>
-      </w:r>
-      <w:r>
-        <w:t xml:space="preserve"> </w:t>
-      </w:r>
-      <w:r>
-        <w:rPr>
-          <w:rStyle w:val="VerbatimChar"/>
-        </w:rPr>
-        <w:t xml:space="preserve">text</w:t>
-      </w:r>
-      <w:r>
-        <w:t xml:space="preserve"> </w:t>
-      </w:r>
-      <w:r>
-        <w:t xml:space="preserve">is not perfectly divisible by</w:t>
-      </w:r>
-      <w:r>
-        <w:t xml:space="preserve"> </w:t>
-      </w:r>
-      <w:r>
-        <w:rPr>
-          <w:rStyle w:val="VerbatimChar"/>
-        </w:rPr>
-        <w:t xml:space="preserve">size</w:t>
-      </w:r>
-      <w:r>
-        <w:t xml:space="preserve">, the final chunk in the resulting tuple will contain the remaining characters and will be shorter than the specified</w:t>
-      </w:r>
-      <w:r>
-        <w:t xml:space="preserve"> </w:t>
-      </w:r>
-      <w:r>
-        <w:rPr>
-          <w:rStyle w:val="VerbatimChar"/>
-        </w:rPr>
-        <w:t xml:space="preserve">size</w:t>
-      </w:r>
-      <w:r>
-        <w:t xml:space="preserve">.</w:t>
+        <w:t xml:space="preserve">Finally, all the generated substrings are collected into a tuple, which is then returned.</w:t>
       </w:r>
     </w:p>
     <w:p>
@@ -2225,7 +2440,7 @@
         <w:rPr>
           <w:rStyle w:val="CommentTok"/>
         </w:rPr>
-        <w:t xml:space="preserve"># The core logic uses a generator expression within a tuple constructor</w:t>
+        <w:t xml:space="preserve"># The core logic uses a generator expression and range with a step</w:t>
       </w:r>
       <w:r>
         <w:br/>
@@ -2234,7 +2449,7 @@
         <w:rPr>
           <w:rStyle w:val="CommentTok"/>
         </w:rPr>
-        <w:t xml:space="preserve"># For text="abcdefg" and size=3, the range generates indices 0, 3, 6</w:t>
+        <w:t xml:space="preserve"># For text="abcdefg" and size=3</w:t>
       </w:r>
       <w:r>
         <w:br/>
@@ -2243,6 +2458,15 @@
         <w:rPr>
           <w:rStyle w:val="CommentTok"/>
         </w:rPr>
+        <w:t xml:space="preserve"># range(0, 7, 3) will produce indices 0, 3, 6</w:t>
+      </w:r>
+      <w:r>
+        <w:br/>
+      </w:r>
+      <w:r>
+        <w:rPr>
+          <w:rStyle w:val="CommentTok"/>
+        </w:rPr>
         <w:t xml:space="preserve"># Slices will be text[0:3], text[3:6], text[6:9]</w:t>
       </w:r>
       <w:r>
@@ -2252,7 +2476,7 @@
         <w:rPr>
           <w:rStyle w:val="CommentTok"/>
         </w:rPr>
-        <w:t xml:space="preserve"># This results in ('abc', 'def', 'g')</w:t>
+        <w:t xml:space="preserve"># Resulting in "abc", "def", "g"</w:t>
       </w:r>
       <w:r>
         <w:br/>
@@ -2366,11 +2590,11 @@
         <w:pStyle w:val="Compact"/>
         <w:numPr>
           <w:ilvl w:val="0"/>
-          <w:numId w:val="1006"/>
+          <w:numId w:val="1005"/>
         </w:numPr>
       </w:pPr>
       <w:r>
-        <w:t xml:space="preserve">The</w:t>
+        <w:t xml:space="preserve">The function will raise a</w:t>
       </w:r>
       <w:r>
         <w:t xml:space="preserve"> </w:t>
@@ -2379,49 +2603,40 @@
         <w:rPr>
           <w:rStyle w:val="VerbatimChar"/>
         </w:rPr>
+        <w:t xml:space="preserve">ValueError</w:t>
+      </w:r>
+      <w:r>
+        <w:t xml:space="preserve"> </w:t>
+      </w:r>
+      <w:r>
+        <w:t xml:space="preserve">if the</w:t>
+      </w:r>
+      <w:r>
+        <w:t xml:space="preserve"> </w:t>
+      </w:r>
+      <w:r>
+        <w:rPr>
+          <w:rStyle w:val="VerbatimChar"/>
+        </w:rPr>
         <w:t xml:space="preserve">size</w:t>
       </w:r>
       <w:r>
         <w:t xml:space="preserve"> </w:t>
       </w:r>
       <w:r>
-        <w:t xml:space="preserve">parameter must be a positive integer (</w:t>
+        <w:t xml:space="preserve">parameter is not a positive integer (i.e., if</w:t>
+      </w:r>
+      <w:r>
+        <w:t xml:space="preserve"> </w:t>
       </w:r>
       <w:r>
         <w:rPr>
           <w:rStyle w:val="VerbatimChar"/>
         </w:rPr>
-        <w:t xml:space="preserve">&gt; 0</w:t>
-      </w:r>
-      <w:r>
-        <w:t xml:space="preserve">). Providing</w:t>
-      </w:r>
-      <w:r>
-        <w:t xml:space="preserve"> </w:t>
-      </w:r>
-      <w:r>
-        <w:rPr>
-          <w:rStyle w:val="VerbatimChar"/>
-        </w:rPr>
-        <w:t xml:space="preserve">0</w:t>
-      </w:r>
-      <w:r>
-        <w:t xml:space="preserve"> </w:t>
-      </w:r>
-      <w:r>
-        <w:t xml:space="preserve">or a negative number will result in a</w:t>
-      </w:r>
-      <w:r>
-        <w:t xml:space="preserve"> </w:t>
-      </w:r>
-      <w:r>
-        <w:rPr>
-          <w:rStyle w:val="VerbatimChar"/>
-        </w:rPr>
-        <w:t xml:space="preserve">ValueError</w:t>
-      </w:r>
-      <w:r>
-        <w:t xml:space="preserve">.</w:t>
+        <w:t xml:space="preserve">size &lt;= 0</w:t>
+      </w:r>
+      <w:r>
+        <w:t xml:space="preserve">).</w:t>
       </w:r>
     </w:p>
     <w:p>
@@ -2429,11 +2644,11 @@
         <w:pStyle w:val="Compact"/>
         <w:numPr>
           <w:ilvl w:val="0"/>
-          <w:numId w:val="1006"/>
+          <w:numId w:val="1005"/>
         </w:numPr>
       </w:pPr>
       <w:r>
-        <w:t xml:space="preserve">The function returns a</w:t>
+        <w:t xml:space="preserve">The returned value is a</w:t>
       </w:r>
       <w:r>
         <w:t xml:space="preserve"> </w:t>
@@ -2448,7 +2663,7 @@
         <w:t xml:space="preserve"> </w:t>
       </w:r>
       <w:r>
-        <w:t xml:space="preserve">of strings. Tuples are immutable, meaning they cannot be changed after creation.</w:t>
+        <w:t xml:space="preserve">of strings, which is an immutable sequence.</w:t>
       </w:r>
     </w:p>
     <w:p>
@@ -2456,11 +2671,11 @@
         <w:pStyle w:val="Compact"/>
         <w:numPr>
           <w:ilvl w:val="0"/>
-          <w:numId w:val="1006"/>
+          <w:numId w:val="1005"/>
         </w:numPr>
       </w:pPr>
       <w:r>
-        <w:t xml:space="preserve">The last chunk in the returned tuple may be shorter than</w:t>
+        <w:t xml:space="preserve">The last chunk in the returned tuple may be shorter than the specified</w:t>
       </w:r>
       <w:r>
         <w:t xml:space="preserve"> </w:t>
@@ -2475,7 +2690,22 @@
         <w:t xml:space="preserve"> </w:t>
       </w:r>
       <w:r>
-        <w:t xml:space="preserve">if the total string length is not a multiple of</w:t>
+        <w:t xml:space="preserve">if the length of the input</w:t>
+      </w:r>
+      <w:r>
+        <w:t xml:space="preserve"> </w:t>
+      </w:r>
+      <w:r>
+        <w:rPr>
+          <w:rStyle w:val="VerbatimChar"/>
+        </w:rPr>
+        <w:t xml:space="preserve">text</w:t>
+      </w:r>
+      <w:r>
+        <w:t xml:space="preserve"> </w:t>
+      </w:r>
+      <w:r>
+        <w:t xml:space="preserve">is not a multiple of</w:t>
       </w:r>
       <w:r>
         <w:t xml:space="preserve"> </w:t>
@@ -2492,6 +2722,42 @@
     </w:p>
     <w:p>
       <w:pPr>
+        <w:pStyle w:val="Compact"/>
+        <w:numPr>
+          <w:ilvl w:val="0"/>
+          <w:numId w:val="1005"/>
+        </w:numPr>
+      </w:pPr>
+      <w:r>
+        <w:t xml:space="preserve">If an empty string is passed as</w:t>
+      </w:r>
+      <w:r>
+        <w:t xml:space="preserve"> </w:t>
+      </w:r>
+      <w:r>
+        <w:rPr>
+          <w:rStyle w:val="VerbatimChar"/>
+        </w:rPr>
+        <w:t xml:space="preserve">text</w:t>
+      </w:r>
+      <w:r>
+        <w:t xml:space="preserve">, the function will return an empty tuple</w:t>
+      </w:r>
+      <w:r>
+        <w:t xml:space="preserve"> </w:t>
+      </w:r>
+      <w:r>
+        <w:rPr>
+          <w:rStyle w:val="VerbatimChar"/>
+        </w:rPr>
+        <w:t xml:space="preserve">()</w:t>
+      </w:r>
+      <w:r>
+        <w:t xml:space="preserve">.</w:t>
+      </w:r>
+    </w:p>
+    <w:p>
+      <w:pPr>
         <w:pStyle w:val="FirstParagraph"/>
       </w:pPr>
       <w:r>
@@ -2502,7 +2768,7 @@
         <w:t xml:space="preserve">Output Example</w:t>
       </w:r>
       <w:r>
-        <w:t xml:space="preserve">: A typical return value is a tuple of strings.</w:t>
+        <w:t xml:space="preserve">: A tuple containing string chunks.</w:t>
       </w:r>
     </w:p>
     <w:p>
@@ -2513,7 +2779,7 @@
         <w:rPr>
           <w:rStyle w:val="VerbatimChar"/>
         </w:rPr>
-        <w:t xml:space="preserve">('chunk1', 'chunk2', 'chnk3')</w:t>
+        <w:t xml:space="preserve">('This is a ', 'sample tex', 't.')</w:t>
       </w:r>
     </w:p>
     <w:bookmarkEnd w:id="27"/>
@@ -2570,7 +2836,7 @@
         <w:rPr>
           <w:rStyle w:val="StringTok"/>
         </w:rPr>
-        <w:t xml:space="preserve">"This is a sample string to demonstrate the chunking functionality."</w:t>
+        <w:t xml:space="preserve">"This is a sample text for the chunking function."</w:t>
       </w:r>
       <w:r>
         <w:br/>
@@ -2607,9 +2873,129 @@
       </w:r>
       <w:r>
         <w:rPr>
+          <w:rStyle w:val="ControlFlowTok"/>
+        </w:rPr>
+        <w:t xml:space="preserve">try</w:t>
+      </w:r>
+      <w:r>
+        <w:rPr>
+          <w:rStyle w:val="NormalTok"/>
+        </w:rPr>
+        <w:t xml:space="preserve">:</w:t>
+      </w:r>
+      <w:r>
+        <w:br/>
+      </w:r>
+      <w:r>
+        <w:rPr>
+          <w:rStyle w:val="NormalTok"/>
+        </w:rPr>
+        <w:t xml:space="preserve">    result </w:t>
+      </w:r>
+      <w:r>
+        <w:rPr>
+          <w:rStyle w:val="OperatorTok"/>
+        </w:rPr>
+        <w:t xml:space="preserve">=</w:t>
+      </w:r>
+      <w:r>
+        <w:rPr>
+          <w:rStyle w:val="NormalTok"/>
+        </w:rPr>
+        <w:t xml:space="preserve"> split_into_chunks(long_string, chunk_size)</w:t>
+      </w:r>
+      <w:r>
+        <w:br/>
+      </w:r>
+      <w:r>
+        <w:rPr>
+          <w:rStyle w:val="NormalTok"/>
+        </w:rPr>
+        <w:t xml:space="preserve">    </w:t>
+      </w:r>
+      <w:r>
+        <w:rPr>
+          <w:rStyle w:val="BuiltInTok"/>
+        </w:rPr>
+        <w:t xml:space="preserve">print</w:t>
+      </w:r>
+      <w:r>
+        <w:rPr>
+          <w:rStyle w:val="NormalTok"/>
+        </w:rPr>
+        <w:t xml:space="preserve">(result)</w:t>
+      </w:r>
+      <w:r>
+        <w:br/>
+      </w:r>
+      <w:r>
+        <w:rPr>
+          <w:rStyle w:val="ControlFlowTok"/>
+        </w:rPr>
+        <w:t xml:space="preserve">except</w:t>
+      </w:r>
+      <w:r>
+        <w:rPr>
+          <w:rStyle w:val="NormalTok"/>
+        </w:rPr>
+        <w:t xml:space="preserve"> </w:t>
+      </w:r>
+      <w:r>
+        <w:rPr>
+          <w:rStyle w:val="PreprocessorTok"/>
+        </w:rPr>
+        <w:t xml:space="preserve">ValueError</w:t>
+      </w:r>
+      <w:r>
+        <w:rPr>
+          <w:rStyle w:val="NormalTok"/>
+        </w:rPr>
+        <w:t xml:space="preserve"> </w:t>
+      </w:r>
+      <w:r>
+        <w:rPr>
+          <w:rStyle w:val="ImportTok"/>
+        </w:rPr>
+        <w:t xml:space="preserve">as</w:t>
+      </w:r>
+      <w:r>
+        <w:rPr>
+          <w:rStyle w:val="NormalTok"/>
+        </w:rPr>
+        <w:t xml:space="preserve"> e:</w:t>
+      </w:r>
+      <w:r>
+        <w:br/>
+      </w:r>
+      <w:r>
+        <w:rPr>
+          <w:rStyle w:val="NormalTok"/>
+        </w:rPr>
+        <w:t xml:space="preserve">    </w:t>
+      </w:r>
+      <w:r>
+        <w:rPr>
+          <w:rStyle w:val="BuiltInTok"/>
+        </w:rPr>
+        <w:t xml:space="preserve">print</w:t>
+      </w:r>
+      <w:r>
+        <w:rPr>
+          <w:rStyle w:val="NormalTok"/>
+        </w:rPr>
+        <w:t xml:space="preserve">(e)</w:t>
+      </w:r>
+      <w:r>
+        <w:br/>
+      </w:r>
+      <w:r>
+        <w:br/>
+      </w:r>
+      <w:r>
+        <w:rPr>
           <w:rStyle w:val="CommentTok"/>
         </w:rPr>
-        <w:t xml:space="preserve"># Split the string into chunks of 10 characters</w:t>
+        <w:t xml:space="preserve"># Example with a string length that is a multiple of the chunk size</w:t>
       </w:r>
       <w:r>
         <w:br/>
@@ -2618,7 +3004,7 @@
         <w:rPr>
           <w:rStyle w:val="NormalTok"/>
         </w:rPr>
-        <w:t xml:space="preserve">chunks </w:t>
+        <w:t xml:space="preserve">another_string </w:t>
       </w:r>
       <w:r>
         <w:rPr>
@@ -2630,12 +3016,48 @@
         <w:rPr>
           <w:rStyle w:val="NormalTok"/>
         </w:rPr>
-        <w:t xml:space="preserve"> split_into_chunks(long_string, chunk_size)</w:t>
+        <w:t xml:space="preserve"> </w:t>
+      </w:r>
+      <w:r>
+        <w:rPr>
+          <w:rStyle w:val="StringTok"/>
+        </w:rPr>
+        <w:t xml:space="preserve">"1234567890"</w:t>
       </w:r>
       <w:r>
         <w:br/>
       </w:r>
       <w:r>
+        <w:rPr>
+          <w:rStyle w:val="NormalTok"/>
+        </w:rPr>
+        <w:t xml:space="preserve">result_even </w:t>
+      </w:r>
+      <w:r>
+        <w:rPr>
+          <w:rStyle w:val="OperatorTok"/>
+        </w:rPr>
+        <w:t xml:space="preserve">=</w:t>
+      </w:r>
+      <w:r>
+        <w:rPr>
+          <w:rStyle w:val="NormalTok"/>
+        </w:rPr>
+        <w:t xml:space="preserve"> split_into_chunks(another_string, </w:t>
+      </w:r>
+      <w:r>
+        <w:rPr>
+          <w:rStyle w:val="DecValTok"/>
+        </w:rPr>
+        <w:t xml:space="preserve">5</w:t>
+      </w:r>
+      <w:r>
+        <w:rPr>
+          <w:rStyle w:val="NormalTok"/>
+        </w:rPr>
+        <w:t xml:space="preserve">)</w:t>
+      </w:r>
+      <w:r>
         <w:br/>
       </w:r>
       <w:r>
@@ -2648,7 +3070,7 @@
         <w:rPr>
           <w:rStyle w:val="NormalTok"/>
         </w:rPr>
-        <w:t xml:space="preserve">(chunks)</w:t>
+        <w:t xml:space="preserve">(result_even)</w:t>
       </w:r>
     </w:p>
     <w:p>
@@ -2671,7 +3093,16 @@
         <w:rPr>
           <w:rStyle w:val="VerbatimChar"/>
         </w:rPr>
-        <w:t xml:space="preserve">('This is a ', 'sample str', 'ing to dem', 'onstrate t', 'he chunkin', 'g function', 'ality.')</w:t>
+        <w:t xml:space="preserve">('This is a ', 'sample tex', 't for the ', 'chunking f', 'unction.')</w:t>
+      </w:r>
+      <w:r>
+        <w:br/>
+      </w:r>
+      <w:r>
+        <w:rPr>
+          <w:rStyle w:val="VerbatimChar"/>
+        </w:rPr>
+        <w:t xml:space="preserve">('12345', '67890')</w:t>
       </w:r>
     </w:p>
     <w:p>
@@ -3066,91 +3497,6 @@
       <w:rPr>
         <w:rFonts w:ascii="Wingdings" w:hAnsi="Wingdings" w:cs="Wingdings" w:hint="default"/>
       </w:rPr>
-    </w:lvl>
-  </w:abstractNum>
-  <w:abstractNum w:abstractNumId="99411">
-    <w:nsid w:val="00A99411"/>
-    <w:multiLevelType w:val="multilevel"/>
-    <w:lvl w:ilvl="0">
-      <w:start w:val="1"/>
-      <w:numFmt w:val="decimal"/>
-      <w:lvlText w:val="%1."/>
-      <w:lvlJc w:val="left"/>
-      <w:pPr>
-        <w:ind w:left="720" w:hanging="360"/>
-      </w:pPr>
-    </w:lvl>
-    <w:lvl w:ilvl="1">
-      <w:start w:val="1"/>
-      <w:numFmt w:val="decimal"/>
-      <w:lvlText w:val="%2."/>
-      <w:lvlJc w:val="left"/>
-      <w:pPr>
-        <w:ind w:left="1440" w:hanging="360"/>
-      </w:pPr>
-    </w:lvl>
-    <w:lvl w:ilvl="2">
-      <w:start w:val="1"/>
-      <w:numFmt w:val="decimal"/>
-      <w:lvlText w:val="%3."/>
-      <w:lvlJc w:val="left"/>
-      <w:pPr>
-        <w:ind w:left="2160" w:hanging="360"/>
-      </w:pPr>
-    </w:lvl>
-    <w:lvl w:ilvl="3">
-      <w:start w:val="1"/>
-      <w:numFmt w:val="decimal"/>
-      <w:lvlText w:val="%4."/>
-      <w:lvlJc w:val="left"/>
-      <w:pPr>
-        <w:ind w:left="2880" w:hanging="360"/>
-      </w:pPr>
-    </w:lvl>
-    <w:lvl w:ilvl="4">
-      <w:start w:val="1"/>
-      <w:numFmt w:val="decimal"/>
-      <w:lvlText w:val="%5."/>
-      <w:lvlJc w:val="left"/>
-      <w:pPr>
-        <w:ind w:left="3600" w:hanging="360"/>
-      </w:pPr>
-    </w:lvl>
-    <w:lvl w:ilvl="5">
-      <w:start w:val="1"/>
-      <w:numFmt w:val="decimal"/>
-      <w:lvlText w:val="%6."/>
-      <w:lvlJc w:val="left"/>
-      <w:pPr>
-        <w:ind w:left="4320" w:hanging="360"/>
-      </w:pPr>
-    </w:lvl>
-    <w:lvl w:ilvl="6">
-      <w:start w:val="1"/>
-      <w:numFmt w:val="decimal"/>
-      <w:lvlText w:val="%7."/>
-      <w:lvlJc w:val="left"/>
-      <w:pPr>
-        <w:ind w:left="5040" w:hanging="360"/>
-      </w:pPr>
-    </w:lvl>
-    <w:lvl w:ilvl="7">
-      <w:start w:val="1"/>
-      <w:numFmt w:val="decimal"/>
-      <w:lvlText w:val="%8."/>
-      <w:lvlJc w:val="left"/>
-      <w:pPr>
-        <w:ind w:left="5760" w:hanging="360"/>
-      </w:pPr>
-    </w:lvl>
-    <w:lvl w:ilvl="8">
-      <w:start w:val="1"/>
-      <w:numFmt w:val="decimal"/>
-      <w:lvlText w:val="%9."/>
-      <w:lvlJc w:val="left"/>
-      <w:pPr>
-        <w:ind w:left="6480" w:hanging="360"/>
-      </w:pPr>
     </w:lvl>
   </w:abstractNum>
   <w:num w16cid:durableId="106237985" w:numId="1">
@@ -3193,39 +3539,9 @@
     <w:abstractNumId w:val="991"/>
   </w:num>
   <w:num w:numId="1004">
-    <w:abstractNumId w:val="99411"/>
-    <w:lvlOverride w:ilvl="0">
-      <w:startOverride w:val="1"/>
-    </w:lvlOverride>
-    <w:lvlOverride w:ilvl="1">
-      <w:startOverride w:val="1"/>
-    </w:lvlOverride>
-    <w:lvlOverride w:ilvl="2">
-      <w:startOverride w:val="1"/>
-    </w:lvlOverride>
-    <w:lvlOverride w:ilvl="3">
-      <w:startOverride w:val="1"/>
-    </w:lvlOverride>
-    <w:lvlOverride w:ilvl="4">
-      <w:startOverride w:val="1"/>
-    </w:lvlOverride>
-    <w:lvlOverride w:ilvl="5">
-      <w:startOverride w:val="1"/>
-    </w:lvlOverride>
-    <w:lvlOverride w:ilvl="6">
-      <w:startOverride w:val="1"/>
-    </w:lvlOverride>
-    <w:lvlOverride w:ilvl="7">
-      <w:startOverride w:val="1"/>
-    </w:lvlOverride>
-    <w:lvlOverride w:ilvl="8">
-      <w:startOverride w:val="1"/>
-    </w:lvlOverride>
+    <w:abstractNumId w:val="991"/>
   </w:num>
   <w:num w:numId="1005">
-    <w:abstractNumId w:val="991"/>
-  </w:num>
-  <w:num w:numId="1006">
     <w:abstractNumId w:val="991"/>
   </w:num>
 </w:numbering>

--- a/random_module_two.docx
+++ b/random_module_two.docx
@@ -103,7 +103,7 @@
         <w:t xml:space="preserve"> </w:t>
       </w:r>
       <w:r>
-        <w:t xml:space="preserve">function counts the total number of vowels within a given string in a case-insensitive manner.</w:t>
+        <w:t xml:space="preserve">function counts the total number of vowels within a given input string in a case-insensitive manner.</w:t>
       </w:r>
     </w:p>
     <w:bookmarkEnd w:id="10"/>
@@ -122,7 +122,7 @@
         <w:tab/>
       </w:r>
       <w:r>
-        <w:t xml:space="preserve">Parameters</w:t>
+        <w:t xml:space="preserve">parameters</w:t>
       </w:r>
     </w:p>
     <w:p>
@@ -140,10 +140,7 @@
         <w:t xml:space="preserve">text</w:t>
       </w:r>
       <w:r>
-        <w:t xml:space="preserve"> </w:t>
-      </w:r>
-      <w:r>
-        <w:t xml:space="preserve">(str): The input string to be scanned for vowels.</w:t>
+        <w:t xml:space="preserve">: (str) The input string in which to count the vowels.</w:t>
       </w:r>
     </w:p>
     <w:bookmarkEnd w:id="11"/>
@@ -170,7 +167,7 @@
         <w:pStyle w:val="FirstParagraph"/>
       </w:pPr>
       <w:r>
-        <w:t xml:space="preserve">This function provides a simple way to determine the number of vowels (a, e, i, o, u) in any given text.</w:t>
+        <w:t xml:space="preserve">This function provides an efficient way to determine the number of vowels (a, e, i, o, u) in a string.</w:t>
       </w:r>
     </w:p>
     <w:p>
@@ -178,12 +175,18 @@
         <w:pStyle w:val="BodyText"/>
       </w:pPr>
       <w:r>
-        <w:t xml:space="preserve">The core logic begins by defining a</w:t>
+        <w:t xml:space="preserve">The logic operates as follows:</w:t>
       </w:r>
       <w:r>
         <w:t xml:space="preserve"> </w:t>
       </w:r>
       <w:r>
+        <w:t xml:space="preserve">1. A</w:t>
+      </w:r>
+      <w:r>
+        <w:t xml:space="preserve"> </w:t>
+      </w:r>
+      <w:r>
         <w:rPr>
           <w:rStyle w:val="VerbatimChar"/>
         </w:rPr>
@@ -208,7 +211,7 @@
         <w:t xml:space="preserve"> </w:t>
       </w:r>
       <w:r>
-        <w:t xml:space="preserve">which contains both lowercase and uppercase versions of all five vowels:</w:t>
+        <w:t xml:space="preserve">is initialized with both lowercase and uppercase vowels:</w:t>
       </w:r>
       <w:r>
         <w:t xml:space="preserve"> </w:t>
@@ -217,278 +220,369 @@
         <w:rPr>
           <w:rStyle w:val="VerbatimChar"/>
         </w:rPr>
-        <w:t xml:space="preserve">aeiouAEIOU</w:t>
-      </w:r>
-      <w:r>
-        <w:t xml:space="preserve">. Using a set is highly efficient for checking if a character is a vowel, as membership tests are very fast.</w:t>
+        <w:t xml:space="preserve">set("aeiouAEIOU")</w:t>
+      </w:r>
+      <w:r>
+        <w:t xml:space="preserve">. Using a</w:t>
+      </w:r>
+      <w:r>
+        <w:t xml:space="preserve"> </w:t>
+      </w:r>
+      <w:r>
+        <w:rPr>
+          <w:rStyle w:val="VerbatimChar"/>
+        </w:rPr>
+        <w:t xml:space="preserve">set</w:t>
+      </w:r>
+      <w:r>
+        <w:t xml:space="preserve"> </w:t>
+      </w:r>
+      <w:r>
+        <w:t xml:space="preserve">allows for very fast membership checking (average O(1) time complexity).</w:t>
+      </w:r>
+      <w:r>
+        <w:t xml:space="preserve"> </w:t>
+      </w:r>
+      <w:r>
+        <w:t xml:space="preserve">2. The function then iterates through each character (</w:t>
+      </w:r>
+      <w:r>
+        <w:rPr>
+          <w:rStyle w:val="VerbatimChar"/>
+        </w:rPr>
+        <w:t xml:space="preserve">ch</w:t>
+      </w:r>
+      <w:r>
+        <w:t xml:space="preserve">) of the input</w:t>
+      </w:r>
+      <w:r>
+        <w:t xml:space="preserve"> </w:t>
+      </w:r>
+      <w:r>
+        <w:rPr>
+          <w:rStyle w:val="VerbatimChar"/>
+        </w:rPr>
+        <w:t xml:space="preserve">text</w:t>
+      </w:r>
+      <w:r>
+        <w:t xml:space="preserve"> </w:t>
+      </w:r>
+      <w:r>
+        <w:t xml:space="preserve">string.</w:t>
+      </w:r>
+      <w:r>
+        <w:t xml:space="preserve"> </w:t>
+      </w:r>
+      <w:r>
+        <w:t xml:space="preserve">3. A generator expression,</w:t>
+      </w:r>
+      <w:r>
+        <w:t xml:space="preserve"> </w:t>
+      </w:r>
+      <w:r>
+        <w:rPr>
+          <w:rStyle w:val="VerbatimChar"/>
+        </w:rPr>
+        <w:t xml:space="preserve">(1 for ch in text if ch in vowels)</w:t>
+      </w:r>
+      <w:r>
+        <w:t xml:space="preserve">, is used. For each character</w:t>
+      </w:r>
+      <w:r>
+        <w:t xml:space="preserve"> </w:t>
+      </w:r>
+      <w:r>
+        <w:rPr>
+          <w:rStyle w:val="VerbatimChar"/>
+        </w:rPr>
+        <w:t xml:space="preserve">ch</w:t>
+      </w:r>
+      <w:r>
+        <w:t xml:space="preserve"> </w:t>
+      </w:r>
+      <w:r>
+        <w:t xml:space="preserve">in the</w:t>
+      </w:r>
+      <w:r>
+        <w:t xml:space="preserve"> </w:t>
+      </w:r>
+      <w:r>
+        <w:rPr>
+          <w:rStyle w:val="VerbatimChar"/>
+        </w:rPr>
+        <w:t xml:space="preserve">text</w:t>
+      </w:r>
+      <w:r>
+        <w:t xml:space="preserve">, it checks if the character is present in the</w:t>
+      </w:r>
+      <w:r>
+        <w:t xml:space="preserve"> </w:t>
+      </w:r>
+      <w:r>
+        <w:rPr>
+          <w:rStyle w:val="VerbatimChar"/>
+        </w:rPr>
+        <w:t xml:space="preserve">vowels</w:t>
+      </w:r>
+      <w:r>
+        <w:t xml:space="preserve"> </w:t>
+      </w:r>
+      <w:r>
+        <w:t xml:space="preserve">set. If it is, the expression yields the number</w:t>
+      </w:r>
+      <w:r>
+        <w:t xml:space="preserve"> </w:t>
+      </w:r>
+      <w:r>
+        <w:rPr>
+          <w:rStyle w:val="VerbatimChar"/>
+        </w:rPr>
+        <w:t xml:space="preserve">1</w:t>
+      </w:r>
+      <w:r>
+        <w:t xml:space="preserve">.</w:t>
+      </w:r>
+      <w:r>
+        <w:t xml:space="preserve"> </w:t>
+      </w:r>
+      <w:r>
+        <w:t xml:space="preserve">4. The built-in</w:t>
+      </w:r>
+      <w:r>
+        <w:t xml:space="preserve"> </w:t>
+      </w:r>
+      <w:r>
+        <w:rPr>
+          <w:rStyle w:val="VerbatimChar"/>
+        </w:rPr>
+        <w:t xml:space="preserve">sum()</w:t>
+      </w:r>
+      <w:r>
+        <w:t xml:space="preserve"> </w:t>
+      </w:r>
+      <w:r>
+        <w:t xml:space="preserve">function is called on this generator. It consumes the generated</w:t>
+      </w:r>
+      <w:r>
+        <w:t xml:space="preserve"> </w:t>
+      </w:r>
+      <w:r>
+        <w:rPr>
+          <w:rStyle w:val="VerbatimChar"/>
+        </w:rPr>
+        <w:t xml:space="preserve">1</w:t>
+      </w:r>
+      <w:r>
+        <w:t xml:space="preserve">s and adds them together, producing a final integer total that represents the count of all vowels found.</w:t>
+      </w:r>
+      <w:r>
+        <w:t xml:space="preserve"> </w:t>
+      </w:r>
+      <w:r>
+        <w:t xml:space="preserve">5. This final sum is returned as the result.</w:t>
       </w:r>
     </w:p>
     <w:p>
       <w:pPr>
-        <w:pStyle w:val="BodyText"/>
-      </w:pPr>
-      <w:r>
-        <w:t xml:space="preserve">The function then iterates through each character (</w:t>
-      </w:r>
-      <w:r>
-        <w:rPr>
-          <w:rStyle w:val="VerbatimChar"/>
-        </w:rPr>
-        <w:t xml:space="preserve">ch</w:t>
-      </w:r>
-      <w:r>
-        <w:t xml:space="preserve">) of the input</w:t>
-      </w:r>
-      <w:r>
+        <w:pStyle w:val="SourceCode"/>
+      </w:pPr>
+      <w:r>
+        <w:rPr>
+          <w:rStyle w:val="CommentTok"/>
+        </w:rPr>
+        <w:t xml:space="preserve"># Internal logic breakdown</w:t>
+      </w:r>
+      <w:r>
+        <w:br/>
+      </w:r>
+      <w:r>
+        <w:rPr>
+          <w:rStyle w:val="NormalTok"/>
+        </w:rPr>
+        <w:t xml:space="preserve">vowels </w:t>
+      </w:r>
+      <w:r>
+        <w:rPr>
+          <w:rStyle w:val="OperatorTok"/>
+        </w:rPr>
+        <w:t xml:space="preserve">=</w:t>
+      </w:r>
+      <w:r>
+        <w:rPr>
+          <w:rStyle w:val="NormalTok"/>
+        </w:rPr>
         <w:t xml:space="preserve"> </w:t>
       </w:r>
       <w:r>
         <w:rPr>
-          <w:rStyle w:val="VerbatimChar"/>
-        </w:rPr>
-        <w:t xml:space="preserve">text</w:t>
-      </w:r>
-      <w:r>
-        <w:t xml:space="preserve">. For each character, it checks if</w:t>
-      </w:r>
-      <w:r>
+          <w:rStyle w:val="BuiltInTok"/>
+        </w:rPr>
+        <w:t xml:space="preserve">set</w:t>
+      </w:r>
+      <w:r>
+        <w:rPr>
+          <w:rStyle w:val="NormalTok"/>
+        </w:rPr>
+        <w:t xml:space="preserve">(</w:t>
+      </w:r>
+      <w:r>
+        <w:rPr>
+          <w:rStyle w:val="StringTok"/>
+        </w:rPr>
+        <w:t xml:space="preserve">"aeiouAEIOU"</w:t>
+      </w:r>
+      <w:r>
+        <w:rPr>
+          <w:rStyle w:val="NormalTok"/>
+        </w:rPr>
+        <w:t xml:space="preserve">)</w:t>
+      </w:r>
+      <w:r>
+        <w:br/>
+      </w:r>
+      <w:r>
+        <w:rPr>
+          <w:rStyle w:val="NormalTok"/>
+        </w:rPr>
+        <w:t xml:space="preserve">text </w:t>
+      </w:r>
+      <w:r>
+        <w:rPr>
+          <w:rStyle w:val="OperatorTok"/>
+        </w:rPr>
+        <w:t xml:space="preserve">=</w:t>
+      </w:r>
+      <w:r>
+        <w:rPr>
+          <w:rStyle w:val="NormalTok"/>
+        </w:rPr>
         <w:t xml:space="preserve"> </w:t>
       </w:r>
       <w:r>
         <w:rPr>
-          <w:rStyle w:val="VerbatimChar"/>
-        </w:rPr>
-        <w:t xml:space="preserve">ch</w:t>
-      </w:r>
-      <w:r>
+          <w:rStyle w:val="StringTok"/>
+        </w:rPr>
+        <w:t xml:space="preserve">"Example"</w:t>
+      </w:r>
+      <w:r>
+        <w:br/>
+      </w:r>
+      <w:r>
+        <w:rPr>
+          <w:rStyle w:val="CommentTok"/>
+        </w:rPr>
+        <w:t xml:space="preserve"># The generator will yield 1 for 'E', 'a', and 'e'</w:t>
+      </w:r>
+      <w:r>
+        <w:br/>
+      </w:r>
+      <w:r>
+        <w:rPr>
+          <w:rStyle w:val="CommentTok"/>
+        </w:rPr>
+        <w:t xml:space="preserve"># sum() will calculate 1 + 1 + 1</w:t>
+      </w:r>
+      <w:r>
+        <w:br/>
+      </w:r>
+      <w:r>
+        <w:rPr>
+          <w:rStyle w:val="NormalTok"/>
+        </w:rPr>
+        <w:t xml:space="preserve">result </w:t>
+      </w:r>
+      <w:r>
+        <w:rPr>
+          <w:rStyle w:val="OperatorTok"/>
+        </w:rPr>
+        <w:t xml:space="preserve">=</w:t>
+      </w:r>
+      <w:r>
+        <w:rPr>
+          <w:rStyle w:val="NormalTok"/>
+        </w:rPr>
         <w:t xml:space="preserve"> </w:t>
       </w:r>
       <w:r>
-        <w:t xml:space="preserve">is present in the</w:t>
-      </w:r>
-      <w:r>
+        <w:rPr>
+          <w:rStyle w:val="BuiltInTok"/>
+        </w:rPr>
+        <w:t xml:space="preserve">sum</w:t>
+      </w:r>
+      <w:r>
+        <w:rPr>
+          <w:rStyle w:val="NormalTok"/>
+        </w:rPr>
+        <w:t xml:space="preserve">(</w:t>
+      </w:r>
+      <w:r>
+        <w:rPr>
+          <w:rStyle w:val="DecValTok"/>
+        </w:rPr>
+        <w:t xml:space="preserve">1</w:t>
+      </w:r>
+      <w:r>
+        <w:rPr>
+          <w:rStyle w:val="NormalTok"/>
+        </w:rPr>
         <w:t xml:space="preserve"> </w:t>
       </w:r>
       <w:r>
         <w:rPr>
-          <w:rStyle w:val="VerbatimChar"/>
-        </w:rPr>
-        <w:t xml:space="preserve">vowels</w:t>
-      </w:r>
-      <w:r>
-        <w:t xml:space="preserve"> </w:t>
-      </w:r>
-      <w:r>
-        <w:t xml:space="preserve">set. A generator expression,</w:t>
-      </w:r>
-      <w:r>
-        <w:t xml:space="preserve"> </w:t>
-      </w:r>
-      <w:r>
-        <w:rPr>
-          <w:rStyle w:val="VerbatimChar"/>
-        </w:rPr>
-        <w:t xml:space="preserve">(1 for ch in text if ch in vowels)</w:t>
-      </w:r>
-      <w:r>
-        <w:t xml:space="preserve">, yields a</w:t>
-      </w:r>
-      <w:r>
-        <w:t xml:space="preserve"> </w:t>
-      </w:r>
-      <w:r>
-        <w:rPr>
-          <w:rStyle w:val="VerbatimChar"/>
-        </w:rPr>
-        <w:t xml:space="preserve">1</w:t>
-      </w:r>
-      <w:r>
-        <w:t xml:space="preserve"> </w:t>
-      </w:r>
-      <w:r>
-        <w:t xml:space="preserve">for every character that is a vowel. Finally, the built-in</w:t>
-      </w:r>
-      <w:r>
-        <w:t xml:space="preserve"> </w:t>
-      </w:r>
-      <w:r>
-        <w:rPr>
-          <w:rStyle w:val="VerbatimChar"/>
-        </w:rPr>
-        <w:t xml:space="preserve">sum()</w:t>
-      </w:r>
-      <w:r>
-        <w:t xml:space="preserve"> </w:t>
-      </w:r>
-      <w:r>
-        <w:t xml:space="preserve">function is used to add up all the</w:t>
-      </w:r>
-      <w:r>
-        <w:t xml:space="preserve"> </w:t>
-      </w:r>
-      <w:r>
-        <w:rPr>
-          <w:rStyle w:val="VerbatimChar"/>
-        </w:rPr>
-        <w:t xml:space="preserve">1</w:t>
-      </w:r>
-      <w:r>
-        <w:t xml:space="preserve">s, producing the total count of vowels. Characters that are not vowels (such as consonants, numbers, whitespace, or symbols) are ignored.</w:t>
-      </w:r>
-    </w:p>
-    <w:p>
-      <w:pPr>
-        <w:pStyle w:val="SourceCode"/>
-      </w:pPr>
+          <w:rStyle w:val="ControlFlowTok"/>
+        </w:rPr>
+        <w:t xml:space="preserve">for</w:t>
+      </w:r>
+      <w:r>
+        <w:rPr>
+          <w:rStyle w:val="NormalTok"/>
+        </w:rPr>
+        <w:t xml:space="preserve"> ch </w:t>
+      </w:r>
+      <w:r>
+        <w:rPr>
+          <w:rStyle w:val="KeywordTok"/>
+        </w:rPr>
+        <w:t xml:space="preserve">in</w:t>
+      </w:r>
+      <w:r>
+        <w:rPr>
+          <w:rStyle w:val="NormalTok"/>
+        </w:rPr>
+        <w:t xml:space="preserve"> text </w:t>
+      </w:r>
+      <w:r>
+        <w:rPr>
+          <w:rStyle w:val="ControlFlowTok"/>
+        </w:rPr>
+        <w:t xml:space="preserve">if</w:t>
+      </w:r>
+      <w:r>
+        <w:rPr>
+          <w:rStyle w:val="NormalTok"/>
+        </w:rPr>
+        <w:t xml:space="preserve"> ch </w:t>
+      </w:r>
+      <w:r>
+        <w:rPr>
+          <w:rStyle w:val="KeywordTok"/>
+        </w:rPr>
+        <w:t xml:space="preserve">in</w:t>
+      </w:r>
+      <w:r>
+        <w:rPr>
+          <w:rStyle w:val="NormalTok"/>
+        </w:rPr>
+        <w:t xml:space="preserve"> vowels)</w:t>
+      </w:r>
+      <w:r>
+        <w:br/>
+      </w:r>
       <w:r>
         <w:rPr>
           <w:rStyle w:val="CommentTok"/>
         </w:rPr>
-        <w:t xml:space="preserve"># The function defines a set of all vowels for efficient, case-insensitive lookup.</w:t>
-      </w:r>
-      <w:r>
-        <w:br/>
-      </w:r>
-      <w:r>
-        <w:rPr>
-          <w:rStyle w:val="NormalTok"/>
-        </w:rPr>
-        <w:t xml:space="preserve">vowels </w:t>
-      </w:r>
-      <w:r>
-        <w:rPr>
-          <w:rStyle w:val="OperatorTok"/>
-        </w:rPr>
-        <w:t xml:space="preserve">=</w:t>
-      </w:r>
-      <w:r>
-        <w:rPr>
-          <w:rStyle w:val="NormalTok"/>
-        </w:rPr>
-        <w:t xml:space="preserve"> </w:t>
-      </w:r>
-      <w:r>
-        <w:rPr>
-          <w:rStyle w:val="BuiltInTok"/>
-        </w:rPr>
-        <w:t xml:space="preserve">set</w:t>
-      </w:r>
-      <w:r>
-        <w:rPr>
-          <w:rStyle w:val="NormalTok"/>
-        </w:rPr>
-        <w:t xml:space="preserve">(</w:t>
-      </w:r>
-      <w:r>
-        <w:rPr>
-          <w:rStyle w:val="StringTok"/>
-        </w:rPr>
-        <w:t xml:space="preserve">"aeiouAEIOU"</w:t>
-      </w:r>
-      <w:r>
-        <w:rPr>
-          <w:rStyle w:val="NormalTok"/>
-        </w:rPr>
-        <w:t xml:space="preserve">)</w:t>
-      </w:r>
-      <w:r>
-        <w:br/>
-      </w:r>
-      <w:r>
-        <w:br/>
-      </w:r>
-      <w:r>
-        <w:rPr>
-          <w:rStyle w:val="CommentTok"/>
-        </w:rPr>
-        <w:t xml:space="preserve"># It then sums a generator expression that yields 1 for each character found in the vowels set.</w:t>
-      </w:r>
-      <w:r>
-        <w:br/>
-      </w:r>
-      <w:r>
-        <w:rPr>
-          <w:rStyle w:val="ControlFlowTok"/>
-        </w:rPr>
-        <w:t xml:space="preserve">return</w:t>
-      </w:r>
-      <w:r>
-        <w:rPr>
-          <w:rStyle w:val="NormalTok"/>
-        </w:rPr>
-        <w:t xml:space="preserve"> </w:t>
-      </w:r>
-      <w:r>
-        <w:rPr>
-          <w:rStyle w:val="BuiltInTok"/>
-        </w:rPr>
-        <w:t xml:space="preserve">sum</w:t>
-      </w:r>
-      <w:r>
-        <w:rPr>
-          <w:rStyle w:val="NormalTok"/>
-        </w:rPr>
-        <w:t xml:space="preserve">(</w:t>
-      </w:r>
-      <w:r>
-        <w:rPr>
-          <w:rStyle w:val="DecValTok"/>
-        </w:rPr>
-        <w:t xml:space="preserve">1</w:t>
-      </w:r>
-      <w:r>
-        <w:rPr>
-          <w:rStyle w:val="NormalTok"/>
-        </w:rPr>
-        <w:t xml:space="preserve"> </w:t>
-      </w:r>
-      <w:r>
-        <w:rPr>
-          <w:rStyle w:val="ControlFlowTok"/>
-        </w:rPr>
-        <w:t xml:space="preserve">for</w:t>
-      </w:r>
-      <w:r>
-        <w:rPr>
-          <w:rStyle w:val="NormalTok"/>
-        </w:rPr>
-        <w:t xml:space="preserve"> ch </w:t>
-      </w:r>
-      <w:r>
-        <w:rPr>
-          <w:rStyle w:val="KeywordTok"/>
-        </w:rPr>
-        <w:t xml:space="preserve">in</w:t>
-      </w:r>
-      <w:r>
-        <w:rPr>
-          <w:rStyle w:val="NormalTok"/>
-        </w:rPr>
-        <w:t xml:space="preserve"> text </w:t>
-      </w:r>
-      <w:r>
-        <w:rPr>
-          <w:rStyle w:val="ControlFlowTok"/>
-        </w:rPr>
-        <w:t xml:space="preserve">if</w:t>
-      </w:r>
-      <w:r>
-        <w:rPr>
-          <w:rStyle w:val="NormalTok"/>
-        </w:rPr>
-        <w:t xml:space="preserve"> ch </w:t>
-      </w:r>
-      <w:r>
-        <w:rPr>
-          <w:rStyle w:val="KeywordTok"/>
-        </w:rPr>
-        <w:t xml:space="preserve">in</w:t>
-      </w:r>
-      <w:r>
-        <w:rPr>
-          <w:rStyle w:val="NormalTok"/>
-        </w:rPr>
-        <w:t xml:space="preserve"> vowels)</w:t>
+        <w:t xml:space="preserve"># result will be 3</w:t>
       </w:r>
     </w:p>
     <w:bookmarkEnd w:id="12"/>
@@ -519,12 +613,34 @@
         </w:numPr>
       </w:pPr>
       <w:r>
-        <w:t xml:space="preserve">The function is case-insensitive. It will count both</w:t>
+        <w:rPr>
+          <w:b/>
+          <w:bCs/>
+        </w:rPr>
+        <w:t xml:space="preserve">Case-Insensitive</w:t>
+      </w:r>
+      <w:r>
+        <w:t xml:space="preserve">: The function is case-insensitive by design, as the</w:t>
       </w:r>
       <w:r>
         <w:t xml:space="preserve"> </w:t>
       </w:r>
       <w:r>
+        <w:rPr>
+          <w:rStyle w:val="VerbatimChar"/>
+        </w:rPr>
+        <w:t xml:space="preserve">vowels</w:t>
+      </w:r>
+      <w:r>
+        <w:t xml:space="preserve"> </w:t>
+      </w:r>
+      <w:r>
+        <w:t xml:space="preserve">set contains both</w:t>
+      </w:r>
+      <w:r>
+        <w:t xml:space="preserve"> </w:t>
+      </w:r>
+      <w:r>
         <w:t xml:space="preserve">‘a’</w:t>
       </w:r>
       <w:r>
@@ -540,10 +656,28 @@
         <w:t xml:space="preserve">‘A’</w:t>
       </w:r>
       <w:r>
+        <w:t xml:space="preserve">,</w:t>
+      </w:r>
+      <w:r>
         <w:t xml:space="preserve"> </w:t>
       </w:r>
       <w:r>
-        <w:t xml:space="preserve">as vowels.</w:t>
+        <w:t xml:space="preserve">‘e’</w:t>
+      </w:r>
+      <w:r>
+        <w:t xml:space="preserve"> </w:t>
+      </w:r>
+      <w:r>
+        <w:t xml:space="preserve">and</w:t>
+      </w:r>
+      <w:r>
+        <w:t xml:space="preserve"> </w:t>
+      </w:r>
+      <w:r>
+        <w:t xml:space="preserve">‘E’</w:t>
+      </w:r>
+      <w:r>
+        <w:t xml:space="preserve">, and so on.</w:t>
       </w:r>
     </w:p>
     <w:p>
@@ -555,7 +689,14 @@
         </w:numPr>
       </w:pPr>
       <w:r>
-        <w:t xml:space="preserve">Any characters that are not vowels, including consonants, numbers, punctuation, and whitespace, are ignored and not included in the count.</w:t>
+        <w:rPr>
+          <w:b/>
+          <w:bCs/>
+        </w:rPr>
+        <w:t xml:space="preserve">Non-Vowel Characters</w:t>
+      </w:r>
+      <w:r>
+        <w:t xml:space="preserve">: Any characters that are not vowels, including consonants, numbers, whitespace, and symbols, are ignored and not included in the count.</w:t>
       </w:r>
     </w:p>
     <w:p>
@@ -567,7 +708,23 @@
         </w:numPr>
       </w:pPr>
       <w:r>
-        <w:t xml:space="preserve">The function returns an integer</w:t>
+        <w:rPr>
+          <w:b/>
+          <w:bCs/>
+        </w:rPr>
+        <w:t xml:space="preserve">Return Value</w:t>
+      </w:r>
+      <w:r>
+        <w:t xml:space="preserve">: The function always returns an integer (</w:t>
+      </w:r>
+      <w:r>
+        <w:rPr>
+          <w:rStyle w:val="VerbatimChar"/>
+        </w:rPr>
+        <w:t xml:space="preserve">int</w:t>
+      </w:r>
+      <w:r>
+        <w:t xml:space="preserve">). If no vowels are found or the input string is empty, it will return</w:t>
       </w:r>
       <w:r>
         <w:t xml:space="preserve"> </w:t>
@@ -579,10 +736,7 @@
         <w:t xml:space="preserve">0</w:t>
       </w:r>
       <w:r>
-        <w:t xml:space="preserve"> </w:t>
-      </w:r>
-      <w:r>
-        <w:t xml:space="preserve">if the input string is empty or contains no vowels.</w:t>
+        <w:t xml:space="preserve">.</w:t>
       </w:r>
     </w:p>
     <w:p>
@@ -597,18 +751,7 @@
         <w:t xml:space="preserve">Output Example</w:t>
       </w:r>
       <w:r>
-        <w:t xml:space="preserve">: A possible return value for a given string.</w:t>
-      </w:r>
-    </w:p>
-    <w:p>
-      <w:pPr>
-        <w:pStyle w:val="SourceCode"/>
-      </w:pPr>
-      <w:r>
-        <w:rPr>
-          <w:rStyle w:val="VerbatimChar"/>
-        </w:rPr>
-        <w:t xml:space="preserve">7</w:t>
+        <w:t xml:space="preserve">: The function returns a single integer representing the total count of vowels.</w:t>
       </w:r>
     </w:p>
     <w:bookmarkEnd w:id="13"/>
@@ -638,19 +781,43 @@
         <w:rPr>
           <w:rStyle w:val="CommentTok"/>
         </w:rPr>
-        <w:t xml:space="preserve"># Example usage of the count_vowels function</w:t>
+        <w:t xml:space="preserve"># Example usage</w:t>
       </w:r>
       <w:r>
         <w:br/>
       </w:r>
       <w:r>
+        <w:rPr>
+          <w:rStyle w:val="NormalTok"/>
+        </w:rPr>
+        <w:t xml:space="preserve">input_string </w:t>
+      </w:r>
+      <w:r>
+        <w:rPr>
+          <w:rStyle w:val="OperatorTok"/>
+        </w:rPr>
+        <w:t xml:space="preserve">=</w:t>
+      </w:r>
+      <w:r>
+        <w:rPr>
+          <w:rStyle w:val="NormalTok"/>
+        </w:rPr>
+        <w:t xml:space="preserve"> </w:t>
+      </w:r>
+      <w:r>
+        <w:rPr>
+          <w:rStyle w:val="StringTok"/>
+        </w:rPr>
+        <w:t xml:space="preserve">"Hello World! This is a test."</w:t>
+      </w:r>
+      <w:r>
         <w:br/>
       </w:r>
       <w:r>
         <w:rPr>
           <w:rStyle w:val="NormalTok"/>
         </w:rPr>
-        <w:t xml:space="preserve">sample_text </w:t>
+        <w:t xml:space="preserve">vowel_count </w:t>
       </w:r>
       <w:r>
         <w:rPr>
@@ -662,139 +829,22 @@
         <w:rPr>
           <w:rStyle w:val="NormalTok"/>
         </w:rPr>
-        <w:t xml:space="preserve"> </w:t>
-      </w:r>
-      <w:r>
-        <w:rPr>
-          <w:rStyle w:val="StringTok"/>
-        </w:rPr>
-        <w:t xml:space="preserve">"This is a Sample String with VOWELS and numbers 123!"</w:t>
+        <w:t xml:space="preserve"> count_vowels(input_string)</w:t>
       </w:r>
       <w:r>
         <w:br/>
       </w:r>
       <w:r>
         <w:rPr>
+          <w:rStyle w:val="BuiltInTok"/>
+        </w:rPr>
+        <w:t xml:space="preserve">print</w:t>
+      </w:r>
+      <w:r>
+        <w:rPr>
           <w:rStyle w:val="NormalTok"/>
         </w:rPr>
-        <w:t xml:space="preserve">vowel_count </w:t>
-      </w:r>
-      <w:r>
-        <w:rPr>
-          <w:rStyle w:val="OperatorTok"/>
-        </w:rPr>
-        <w:t xml:space="preserve">=</w:t>
-      </w:r>
-      <w:r>
-        <w:rPr>
-          <w:rStyle w:val="NormalTok"/>
-        </w:rPr>
-        <w:t xml:space="preserve"> count_vowels(sample_text)</w:t>
-      </w:r>
-      <w:r>
-        <w:br/>
-      </w:r>
-      <w:r>
-        <w:br/>
-      </w:r>
-      <w:r>
-        <w:rPr>
-          <w:rStyle w:val="BuiltInTok"/>
-        </w:rPr>
-        <w:t xml:space="preserve">print</w:t>
-      </w:r>
-      <w:r>
-        <w:rPr>
-          <w:rStyle w:val="NormalTok"/>
-        </w:rPr>
-        <w:t xml:space="preserve">(</w:t>
-      </w:r>
-      <w:r>
-        <w:rPr>
-          <w:rStyle w:val="SpecialStringTok"/>
-        </w:rPr>
-        <w:t xml:space="preserve">f"The string is: '</w:t>
-      </w:r>
-      <w:r>
-        <w:rPr>
-          <w:rStyle w:val="SpecialCharTok"/>
-        </w:rPr>
-        <w:t xml:space="preserve">{</w:t>
-      </w:r>
-      <w:r>
-        <w:rPr>
-          <w:rStyle w:val="NormalTok"/>
-        </w:rPr>
-        <w:t xml:space="preserve">sample_text</w:t>
-      </w:r>
-      <w:r>
-        <w:rPr>
-          <w:rStyle w:val="SpecialCharTok"/>
-        </w:rPr>
-        <w:t xml:space="preserve">}</w:t>
-      </w:r>
-      <w:r>
-        <w:rPr>
-          <w:rStyle w:val="SpecialStringTok"/>
-        </w:rPr>
-        <w:t xml:space="preserve">'"</w:t>
-      </w:r>
-      <w:r>
-        <w:rPr>
-          <w:rStyle w:val="NormalTok"/>
-        </w:rPr>
-        <w:t xml:space="preserve">)</w:t>
-      </w:r>
-      <w:r>
-        <w:br/>
-      </w:r>
-      <w:r>
-        <w:rPr>
-          <w:rStyle w:val="BuiltInTok"/>
-        </w:rPr>
-        <w:t xml:space="preserve">print</w:t>
-      </w:r>
-      <w:r>
-        <w:rPr>
-          <w:rStyle w:val="NormalTok"/>
-        </w:rPr>
-        <w:t xml:space="preserve">(</w:t>
-      </w:r>
-      <w:r>
-        <w:rPr>
-          <w:rStyle w:val="SpecialStringTok"/>
-        </w:rPr>
-        <w:t xml:space="preserve">f"The number of vowels is: </w:t>
-      </w:r>
-      <w:r>
-        <w:rPr>
-          <w:rStyle w:val="SpecialCharTok"/>
-        </w:rPr>
-        <w:t xml:space="preserve">{</w:t>
-      </w:r>
-      <w:r>
-        <w:rPr>
-          <w:rStyle w:val="NormalTok"/>
-        </w:rPr>
-        <w:t xml:space="preserve">vowel_count</w:t>
-      </w:r>
-      <w:r>
-        <w:rPr>
-          <w:rStyle w:val="SpecialCharTok"/>
-        </w:rPr>
-        <w:t xml:space="preserve">}</w:t>
-      </w:r>
-      <w:r>
-        <w:rPr>
-          <w:rStyle w:val="SpecialStringTok"/>
-        </w:rPr>
-        <w:t xml:space="preserve">"</w:t>
-      </w:r>
-      <w:r>
-        <w:rPr>
-          <w:rStyle w:val="NormalTok"/>
-        </w:rPr>
-        <w:t xml:space="preserve">)</w:t>
+        <w:t xml:space="preserve">(vowel_count)</w:t>
       </w:r>
     </w:p>
     <w:p>
@@ -817,16 +867,7 @@
         <w:rPr>
           <w:rStyle w:val="VerbatimChar"/>
         </w:rPr>
-        <w:t xml:space="preserve">The string is: 'This is a Sample String with VOWELS and numbers 123!'</w:t>
-      </w:r>
-      <w:r>
-        <w:br/>
-      </w:r>
-      <w:r>
-        <w:rPr>
-          <w:rStyle w:val="VerbatimChar"/>
-        </w:rPr>
-        <w:t xml:space="preserve">The number of vowels is: 12</w:t>
+        <w:t xml:space="preserve">7</w:t>
       </w:r>
     </w:p>
     <w:p>
@@ -913,7 +954,7 @@
         <w:t xml:space="preserve"> </w:t>
       </w:r>
       <w:r>
-        <w:t xml:space="preserve">function computes the arithmetic sum of a sequence of numbers using a numerically stable algorithm to minimize floating-point errors.</w:t>
+        <w:t xml:space="preserve">function computes the arithmetic sum of an iterable of numbers using the Kahan summation algorithm to minimize numerical errors that can occur with standard floating-point arithmetic.</w:t>
       </w:r>
     </w:p>
     <w:bookmarkEnd w:id="17"/>
@@ -964,7 +1005,7 @@
         <w:t xml:space="preserve">Iterable[float]</w:t>
       </w:r>
       <w:r>
-        <w:t xml:space="preserve">): An iterable collection of numbers (e.g., a list, tuple, or generator) to be summed. Non-float values like integers will be converted to floats during the computation.</w:t>
+        <w:t xml:space="preserve">): An iterable collection of numbers (floats or integers) to be summed.</w:t>
       </w:r>
     </w:p>
     <w:bookmarkEnd w:id="18"/>
@@ -991,7 +1032,7 @@
         <w:pStyle w:val="FirstParagraph"/>
       </w:pPr>
       <w:r>
-        <w:t xml:space="preserve">This function implements the Kahan summation algorithm, a technique designed to improve the precision of summing a sequence of floating-point numbers. Standard summation can suffer from significant round-off errors, especially when adding numbers of widely different magnitudes or when summing a very large quantity of numbers.</w:t>
+        <w:t xml:space="preserve">This function provides a numerically stable method for summing floating-point numbers, which is crucial when the numbers vary widely in magnitude or when summing a large quantity of values. Standard summation can lead to a loss of precision as small values are added to a large running total.</w:t>
       </w:r>
     </w:p>
     <w:p>
@@ -999,79 +1040,52 @@
         <w:pStyle w:val="BodyText"/>
       </w:pPr>
       <w:r>
-        <w:t xml:space="preserve">The algorithm maintains two key variables:</w:t>
+        <w:t xml:space="preserve">The</w:t>
       </w:r>
       <w:r>
         <w:t xml:space="preserve"> </w:t>
       </w:r>
       <w:r>
-        <w:t xml:space="preserve">1.</w:t>
+        <w:rPr>
+          <w:rStyle w:val="VerbatimChar"/>
+        </w:rPr>
+        <w:t xml:space="preserve">pairwise_sum</w:t>
       </w:r>
       <w:r>
         <w:t xml:space="preserve"> </w:t>
       </w:r>
       <w:r>
+        <w:t xml:space="preserve">function implements the Kahan summation algorithm to counteract this problem. It maintains a running</w:t>
+      </w:r>
+      <w:r>
+        <w:t xml:space="preserve"> </w:t>
+      </w:r>
+      <w:r>
         <w:rPr>
           <w:rStyle w:val="VerbatimChar"/>
         </w:rPr>
         <w:t xml:space="preserve">total</w:t>
       </w:r>
       <w:r>
-        <w:t xml:space="preserve">: The running sum, initialized to</w:t>
-      </w:r>
-      <w:r>
         <w:t xml:space="preserve"> </w:t>
       </w:r>
       <w:r>
+        <w:t xml:space="preserve">and a</w:t>
+      </w:r>
+      <w:r>
+        <w:t xml:space="preserve"> </w:t>
+      </w:r>
+      <w:r>
         <w:rPr>
           <w:rStyle w:val="VerbatimChar"/>
         </w:rPr>
-        <w:t xml:space="preserve">0.0</w:t>
-      </w:r>
-      <w:r>
-        <w:t xml:space="preserve">.</w:t>
+        <w:t xml:space="preserve">compensation</w:t>
       </w:r>
       <w:r>
         <w:t xml:space="preserve"> </w:t>
       </w:r>
       <w:r>
-        <w:t xml:space="preserve">2.</w:t>
-      </w:r>
-      <w:r>
-        <w:t xml:space="preserve"> </w:t>
-      </w:r>
-      <w:r>
-        <w:rPr>
-          <w:rStyle w:val="VerbatimChar"/>
-        </w:rPr>
-        <w:t xml:space="preserve">compensation</w:t>
-      </w:r>
-      <w:r>
-        <w:t xml:space="preserve">: A variable to track the accumulated error (the</w:t>
-      </w:r>
-      <w:r>
-        <w:t xml:space="preserve"> </w:t>
-      </w:r>
-      <w:r>
-        <w:t xml:space="preserve">“lost”</w:t>
-      </w:r>
-      <w:r>
-        <w:t xml:space="preserve"> </w:t>
-      </w:r>
-      <w:r>
-        <w:t xml:space="preserve">low-order bits) from previous additions, also initialized to</w:t>
-      </w:r>
-      <w:r>
-        <w:t xml:space="preserve"> </w:t>
-      </w:r>
-      <w:r>
-        <w:rPr>
-          <w:rStyle w:val="VerbatimChar"/>
-        </w:rPr>
-        <w:t xml:space="preserve">0.0</w:t>
-      </w:r>
-      <w:r>
-        <w:t xml:space="preserve">.</w:t>
+        <w:t xml:space="preserve">variable that accumulates the error from previous additions.</w:t>
       </w:r>
     </w:p>
     <w:p>
@@ -1079,7 +1093,7 @@
         <w:pStyle w:val="BodyText"/>
       </w:pPr>
       <w:r>
-        <w:t xml:space="preserve">For each</w:t>
+        <w:t xml:space="preserve">The process for each value in the input</w:t>
       </w:r>
       <w:r>
         <w:t xml:space="preserve"> </w:t>
@@ -1088,13 +1102,34 @@
         <w:rPr>
           <w:rStyle w:val="VerbatimChar"/>
         </w:rPr>
+        <w:t xml:space="preserve">numbers</w:t>
+      </w:r>
+      <w:r>
+        <w:t xml:space="preserve"> </w:t>
+      </w:r>
+      <w:r>
+        <w:t xml:space="preserve">is as follows:</w:t>
+      </w:r>
+      <w:r>
+        <w:t xml:space="preserve"> </w:t>
+      </w:r>
+      <w:r>
+        <w:t xml:space="preserve">1. The input</w:t>
+      </w:r>
+      <w:r>
+        <w:t xml:space="preserve"> </w:t>
+      </w:r>
+      <w:r>
+        <w:rPr>
+          <w:rStyle w:val="VerbatimChar"/>
+        </w:rPr>
         <w:t xml:space="preserve">value</w:t>
       </w:r>
       <w:r>
         <w:t xml:space="preserve"> </w:t>
       </w:r>
       <w:r>
-        <w:t xml:space="preserve">in the input</w:t>
+        <w:t xml:space="preserve">is first cast to a</w:t>
       </w:r>
       <w:r>
         <w:t xml:space="preserve"> </w:t>
@@ -1103,16 +1138,16 @@
         <w:rPr>
           <w:rStyle w:val="VerbatimChar"/>
         </w:rPr>
-        <w:t xml:space="preserve">numbers</w:t>
-      </w:r>
-      <w:r>
-        <w:t xml:space="preserve">:</w:t>
+        <w:t xml:space="preserve">float</w:t>
+      </w:r>
+      <w:r>
+        <w:t xml:space="preserve">.</w:t>
       </w:r>
       <w:r>
         <w:t xml:space="preserve"> </w:t>
       </w:r>
       <w:r>
-        <w:t xml:space="preserve">1. The</w:t>
+        <w:t xml:space="preserve">2. A corrected value</w:t>
       </w:r>
       <w:r>
         <w:t xml:space="preserve"> </w:t>
@@ -1121,217 +1156,151 @@
         <w:rPr>
           <w:rStyle w:val="VerbatimChar"/>
         </w:rPr>
+        <w:t xml:space="preserve">y</w:t>
+      </w:r>
+      <w:r>
+        <w:t xml:space="preserve"> </w:t>
+      </w:r>
+      <w:r>
+        <w:t xml:space="preserve">is calculated by subtracting the</w:t>
+      </w:r>
+      <w:r>
+        <w:t xml:space="preserve"> </w:t>
+      </w:r>
+      <w:r>
+        <w:rPr>
+          <w:rStyle w:val="VerbatimChar"/>
+        </w:rPr>
+        <w:t xml:space="preserve">compensation</w:t>
+      </w:r>
+      <w:r>
+        <w:t xml:space="preserve"> </w:t>
+      </w:r>
+      <w:r>
+        <w:t xml:space="preserve">(the error from the previous step) from the current</w:t>
+      </w:r>
+      <w:r>
+        <w:t xml:space="preserve"> </w:t>
+      </w:r>
+      <w:r>
+        <w:rPr>
+          <w:rStyle w:val="VerbatimChar"/>
+        </w:rPr>
         <w:t xml:space="preserve">value</w:t>
       </w:r>
       <w:r>
+        <w:t xml:space="preserve">.</w:t>
+      </w:r>
+      <w:r>
         <w:t xml:space="preserve"> </w:t>
       </w:r>
       <w:r>
-        <w:t xml:space="preserve">is first cast to a float.</w:t>
+        <w:t xml:space="preserve">3. This corrected</w:t>
       </w:r>
       <w:r>
         <w:t xml:space="preserve"> </w:t>
       </w:r>
       <w:r>
-        <w:t xml:space="preserve">2. A corrected value</w:t>
+        <w:rPr>
+          <w:rStyle w:val="VerbatimChar"/>
+        </w:rPr>
+        <w:t xml:space="preserve">y</w:t>
       </w:r>
       <w:r>
         <w:t xml:space="preserve"> </w:t>
       </w:r>
       <w:r>
+        <w:t xml:space="preserve">is added to the running</w:t>
+      </w:r>
+      <w:r>
+        <w:t xml:space="preserve"> </w:t>
+      </w:r>
+      <w:r>
         <w:rPr>
           <w:rStyle w:val="VerbatimChar"/>
         </w:rPr>
-        <w:t xml:space="preserve">y</w:t>
+        <w:t xml:space="preserve">total</w:t>
+      </w:r>
+      <w:r>
+        <w:t xml:space="preserve">, and the result is stored in a temporary variable</w:t>
       </w:r>
       <w:r>
         <w:t xml:space="preserve"> </w:t>
       </w:r>
       <w:r>
-        <w:t xml:space="preserve">is calculated by subtracting the</w:t>
+        <w:rPr>
+          <w:rStyle w:val="VerbatimChar"/>
+        </w:rPr>
+        <w:t xml:space="preserve">t</w:t>
+      </w:r>
+      <w:r>
+        <w:t xml:space="preserve">. This addition may still suffer from precision loss.</w:t>
       </w:r>
       <w:r>
         <w:t xml:space="preserve"> </w:t>
       </w:r>
       <w:r>
+        <w:t xml:space="preserve">4. The new error is calculated as</w:t>
+      </w:r>
+      <w:r>
+        <w:t xml:space="preserve"> </w:t>
+      </w:r>
+      <w:r>
         <w:rPr>
           <w:rStyle w:val="VerbatimChar"/>
         </w:rPr>
+        <w:t xml:space="preserve">(t - total) - y</w:t>
+      </w:r>
+      <w:r>
+        <w:t xml:space="preserve">. This captures the low-order bits that were lost during the summation of</w:t>
+      </w:r>
+      <w:r>
+        <w:t xml:space="preserve"> </w:t>
+      </w:r>
+      <w:r>
+        <w:rPr>
+          <w:rStyle w:val="VerbatimChar"/>
+        </w:rPr>
+        <w:t xml:space="preserve">total + y</w:t>
+      </w:r>
+      <w:r>
+        <w:t xml:space="preserve">. This new error is stored in the</w:t>
+      </w:r>
+      <w:r>
+        <w:t xml:space="preserve"> </w:t>
+      </w:r>
+      <w:r>
+        <w:rPr>
+          <w:rStyle w:val="VerbatimChar"/>
+        </w:rPr>
         <w:t xml:space="preserve">compensation</w:t>
       </w:r>
       <w:r>
         <w:t xml:space="preserve"> </w:t>
       </w:r>
       <w:r>
-        <w:t xml:space="preserve">from the current</w:t>
+        <w:t xml:space="preserve">variable for the next iteration.</w:t>
       </w:r>
       <w:r>
         <w:t xml:space="preserve"> </w:t>
       </w:r>
       <w:r>
+        <w:t xml:space="preserve">5. The</w:t>
+      </w:r>
+      <w:r>
+        <w:t xml:space="preserve"> </w:t>
+      </w:r>
+      <w:r>
         <w:rPr>
           <w:rStyle w:val="VerbatimChar"/>
         </w:rPr>
-        <w:t xml:space="preserve">value</w:t>
-      </w:r>
-      <w:r>
-        <w:t xml:space="preserve">. This step reintroduces the error from the previous summation into the current calculation.</w:t>
+        <w:t xml:space="preserve">total</w:t>
       </w:r>
       <w:r>
         <w:t xml:space="preserve"> </w:t>
       </w:r>
       <w:r>
-        <w:t xml:space="preserve">3. A temporary sum</w:t>
-      </w:r>
-      <w:r>
-        <w:t xml:space="preserve"> </w:t>
-      </w:r>
-      <w:r>
-        <w:rPr>
-          <w:rStyle w:val="VerbatimChar"/>
-        </w:rPr>
-        <w:t xml:space="preserve">t</w:t>
-      </w:r>
-      <w:r>
-        <w:t xml:space="preserve"> </w:t>
-      </w:r>
-      <w:r>
-        <w:t xml:space="preserve">is computed by adding the corrected value</w:t>
-      </w:r>
-      <w:r>
-        <w:t xml:space="preserve"> </w:t>
-      </w:r>
-      <w:r>
-        <w:rPr>
-          <w:rStyle w:val="VerbatimChar"/>
-        </w:rPr>
-        <w:t xml:space="preserve">y</w:t>
-      </w:r>
-      <w:r>
-        <w:t xml:space="preserve"> </w:t>
-      </w:r>
-      <w:r>
-        <w:t xml:space="preserve">to the current</w:t>
-      </w:r>
-      <w:r>
-        <w:t xml:space="preserve"> </w:t>
-      </w:r>
-      <w:r>
-        <w:rPr>
-          <w:rStyle w:val="VerbatimChar"/>
-        </w:rPr>
-        <w:t xml:space="preserve">total</w:t>
-      </w:r>
-      <w:r>
-        <w:t xml:space="preserve">.</w:t>
-      </w:r>
-      <w:r>
-        <w:t xml:space="preserve"> </w:t>
-      </w:r>
-      <w:r>
-        <w:t xml:space="preserve">4. The new</w:t>
-      </w:r>
-      <w:r>
-        <w:t xml:space="preserve"> </w:t>
-      </w:r>
-      <w:r>
-        <w:rPr>
-          <w:rStyle w:val="VerbatimChar"/>
-        </w:rPr>
-        <w:t xml:space="preserve">compensation</w:t>
-      </w:r>
-      <w:r>
-        <w:t xml:space="preserve"> </w:t>
-      </w:r>
-      <w:r>
-        <w:t xml:space="preserve">value is calculated as</w:t>
-      </w:r>
-      <w:r>
-        <w:t xml:space="preserve"> </w:t>
-      </w:r>
-      <w:r>
-        <w:rPr>
-          <w:rStyle w:val="VerbatimChar"/>
-        </w:rPr>
-        <w:t xml:space="preserve">(t - total) - y</w:t>
-      </w:r>
-      <w:r>
-        <w:t xml:space="preserve">. In perfect arithmetic, this would be zero. However, in floating-point arithmetic,</w:t>
-      </w:r>
-      <w:r>
-        <w:t xml:space="preserve"> </w:t>
-      </w:r>
-      <w:r>
-        <w:rPr>
-          <w:rStyle w:val="VerbatimChar"/>
-        </w:rPr>
-        <w:t xml:space="preserve">(t - total)</w:t>
-      </w:r>
-      <w:r>
-        <w:t xml:space="preserve"> </w:t>
-      </w:r>
-      <w:r>
-        <w:t xml:space="preserve">might not be exactly equal to</w:t>
-      </w:r>
-      <w:r>
-        <w:t xml:space="preserve"> </w:t>
-      </w:r>
-      <w:r>
-        <w:rPr>
-          <w:rStyle w:val="VerbatimChar"/>
-        </w:rPr>
-        <w:t xml:space="preserve">y</w:t>
-      </w:r>
-      <w:r>
-        <w:t xml:space="preserve">. This expression captures the round-off error that occurred when</w:t>
-      </w:r>
-      <w:r>
-        <w:t xml:space="preserve"> </w:t>
-      </w:r>
-      <w:r>
-        <w:rPr>
-          <w:rStyle w:val="VerbatimChar"/>
-        </w:rPr>
-        <w:t xml:space="preserve">y</w:t>
-      </w:r>
-      <w:r>
-        <w:t xml:space="preserve"> </w:t>
-      </w:r>
-      <w:r>
-        <w:t xml:space="preserve">was added to</w:t>
-      </w:r>
-      <w:r>
-        <w:t xml:space="preserve"> </w:t>
-      </w:r>
-      <w:r>
-        <w:rPr>
-          <w:rStyle w:val="VerbatimChar"/>
-        </w:rPr>
-        <w:t xml:space="preserve">total</w:t>
-      </w:r>
-      <w:r>
-        <w:t xml:space="preserve">.</w:t>
-      </w:r>
-      <w:r>
-        <w:t xml:space="preserve"> </w:t>
-      </w:r>
-      <w:r>
-        <w:t xml:space="preserve">5. The</w:t>
-      </w:r>
-      <w:r>
-        <w:t xml:space="preserve"> </w:t>
-      </w:r>
-      <w:r>
-        <w:rPr>
-          <w:rStyle w:val="VerbatimChar"/>
-        </w:rPr>
-        <w:t xml:space="preserve">total</w:t>
-      </w:r>
-      <w:r>
-        <w:t xml:space="preserve"> </w:t>
-      </w:r>
-      <w:r>
-        <w:t xml:space="preserve">is updated to the new temporary sum</w:t>
+        <w:t xml:space="preserve">is updated to the new sum</w:t>
       </w:r>
       <w:r>
         <w:t xml:space="preserve"> </w:t>
@@ -1348,195 +1317,10 @@
     </w:p>
     <w:p>
       <w:pPr>
-        <w:pStyle w:val="SourceCode"/>
-      </w:pPr>
-      <w:r>
-        <w:rPr>
-          <w:rStyle w:val="CommentTok"/>
-        </w:rPr>
-        <w:t xml:space="preserve"># Inside the loop:</w:t>
-      </w:r>
-      <w:r>
-        <w:br/>
-      </w:r>
-      <w:r>
-        <w:rPr>
-          <w:rStyle w:val="NormalTok"/>
-        </w:rPr>
-        <w:t xml:space="preserve">y </w:t>
-      </w:r>
-      <w:r>
-        <w:rPr>
-          <w:rStyle w:val="OperatorTok"/>
-        </w:rPr>
-        <w:t xml:space="preserve">=</w:t>
-      </w:r>
-      <w:r>
-        <w:rPr>
-          <w:rStyle w:val="NormalTok"/>
-        </w:rPr>
-        <w:t xml:space="preserve"> </w:t>
-      </w:r>
-      <w:r>
-        <w:rPr>
-          <w:rStyle w:val="BuiltInTok"/>
-        </w:rPr>
-        <w:t xml:space="preserve">float</w:t>
-      </w:r>
-      <w:r>
-        <w:rPr>
-          <w:rStyle w:val="NormalTok"/>
-        </w:rPr>
-        <w:t xml:space="preserve">(value) </w:t>
-      </w:r>
-      <w:r>
-        <w:rPr>
-          <w:rStyle w:val="OperatorTok"/>
-        </w:rPr>
-        <w:t xml:space="preserve">-</w:t>
-      </w:r>
-      <w:r>
-        <w:rPr>
-          <w:rStyle w:val="NormalTok"/>
-        </w:rPr>
-        <w:t xml:space="preserve"> compensation</w:t>
-      </w:r>
-      <w:r>
-        <w:br/>
-      </w:r>
-      <w:r>
-        <w:rPr>
-          <w:rStyle w:val="NormalTok"/>
-        </w:rPr>
-        <w:t xml:space="preserve">t </w:t>
-      </w:r>
-      <w:r>
-        <w:rPr>
-          <w:rStyle w:val="OperatorTok"/>
-        </w:rPr>
-        <w:t xml:space="preserve">=</w:t>
-      </w:r>
-      <w:r>
-        <w:rPr>
-          <w:rStyle w:val="NormalTok"/>
-        </w:rPr>
-        <w:t xml:space="preserve"> total </w:t>
-      </w:r>
-      <w:r>
-        <w:rPr>
-          <w:rStyle w:val="OperatorTok"/>
-        </w:rPr>
-        <w:t xml:space="preserve">+</w:t>
-      </w:r>
-      <w:r>
-        <w:rPr>
-          <w:rStyle w:val="NormalTok"/>
-        </w:rPr>
-        <w:t xml:space="preserve"> y</w:t>
-      </w:r>
-      <w:r>
-        <w:br/>
-      </w:r>
-      <w:r>
-        <w:rPr>
-          <w:rStyle w:val="NormalTok"/>
-        </w:rPr>
-        <w:t xml:space="preserve">compensation </w:t>
-      </w:r>
-      <w:r>
-        <w:rPr>
-          <w:rStyle w:val="OperatorTok"/>
-        </w:rPr>
-        <w:t xml:space="preserve">=</w:t>
-      </w:r>
-      <w:r>
-        <w:rPr>
-          <w:rStyle w:val="NormalTok"/>
-        </w:rPr>
-        <w:t xml:space="preserve"> (t </w:t>
-      </w:r>
-      <w:r>
-        <w:rPr>
-          <w:rStyle w:val="OperatorTok"/>
-        </w:rPr>
-        <w:t xml:space="preserve">-</w:t>
-      </w:r>
-      <w:r>
-        <w:rPr>
-          <w:rStyle w:val="NormalTok"/>
-        </w:rPr>
-        <w:t xml:space="preserve"> total) </w:t>
-      </w:r>
-      <w:r>
-        <w:rPr>
-          <w:rStyle w:val="OperatorTok"/>
-        </w:rPr>
-        <w:t xml:space="preserve">-</w:t>
-      </w:r>
-      <w:r>
-        <w:rPr>
-          <w:rStyle w:val="NormalTok"/>
-        </w:rPr>
-        <w:t xml:space="preserve"> y</w:t>
-      </w:r>
-      <w:r>
-        <w:br/>
-      </w:r>
-      <w:r>
-        <w:rPr>
-          <w:rStyle w:val="NormalTok"/>
-        </w:rPr>
-        <w:t xml:space="preserve">total </w:t>
-      </w:r>
-      <w:r>
-        <w:rPr>
-          <w:rStyle w:val="OperatorTok"/>
-        </w:rPr>
-        <w:t xml:space="preserve">=</w:t>
-      </w:r>
-      <w:r>
-        <w:rPr>
-          <w:rStyle w:val="NormalTok"/>
-        </w:rPr>
-        <w:t xml:space="preserve"> t</w:t>
-      </w:r>
-    </w:p>
-    <w:p>
-      <w:pPr>
-        <w:pStyle w:val="FirstParagraph"/>
-      </w:pPr>
-      <w:r>
-        <w:t xml:space="preserve">After iterating through all numbers, the final</w:t>
-      </w:r>
-      <w:r>
-        <w:t xml:space="preserve"> </w:t>
-      </w:r>
-      <w:r>
-        <w:rPr>
-          <w:rStyle w:val="VerbatimChar"/>
-        </w:rPr>
-        <w:t xml:space="preserve">total</w:t>
-      </w:r>
-      <w:r>
-        <w:t xml:space="preserve"> </w:t>
-      </w:r>
-      <w:r>
-        <w:t xml:space="preserve">is returned, which is a more accurate representation of the true sum than what a simple</w:t>
-      </w:r>
-      <w:r>
-        <w:t xml:space="preserve"> </w:t>
-      </w:r>
-      <w:r>
-        <w:rPr>
-          <w:rStyle w:val="VerbatimChar"/>
-        </w:rPr>
-        <w:t xml:space="preserve">sum()</w:t>
-      </w:r>
-      <w:r>
-        <w:t xml:space="preserve"> </w:t>
-      </w:r>
-      <w:r>
-        <w:t xml:space="preserve">might produce.</w:t>
+        <w:pStyle w:val="BodyText"/>
+      </w:pPr>
+      <w:r>
+        <w:t xml:space="preserve">By repeatedly carrying forward the rounding error, the algorithm ensures that the final sum is significantly more accurate than a naive summation.</w:t>
       </w:r>
     </w:p>
     <w:bookmarkEnd w:id="19"/>
@@ -1567,7 +1351,22 @@
         </w:numPr>
       </w:pPr>
       <w:r>
-        <w:t xml:space="preserve">This function is particularly useful when high precision is required for summations, such as in scientific or financial calculations.</w:t>
+        <w:t xml:space="preserve">This function is more computationally intensive than Python’s built-in</w:t>
+      </w:r>
+      <w:r>
+        <w:t xml:space="preserve"> </w:t>
+      </w:r>
+      <w:r>
+        <w:rPr>
+          <w:rStyle w:val="VerbatimChar"/>
+        </w:rPr>
+        <w:t xml:space="preserve">sum()</w:t>
+      </w:r>
+      <w:r>
+        <w:t xml:space="preserve"> </w:t>
+      </w:r>
+      <w:r>
+        <w:t xml:space="preserve">but offers superior precision.</w:t>
       </w:r>
     </w:p>
     <w:p>
@@ -1579,22 +1378,7 @@
         </w:numPr>
       </w:pPr>
       <w:r>
-        <w:t xml:space="preserve">It provides a more accurate result than Python’s built-in</w:t>
-      </w:r>
-      <w:r>
-        <w:t xml:space="preserve"> </w:t>
-      </w:r>
-      <w:r>
-        <w:rPr>
-          <w:rStyle w:val="VerbatimChar"/>
-        </w:rPr>
-        <w:t xml:space="preserve">sum()</w:t>
-      </w:r>
-      <w:r>
-        <w:t xml:space="preserve"> </w:t>
-      </w:r>
-      <w:r>
-        <w:t xml:space="preserve">function when dealing with floating-point numbers that could lead to significant precision loss.</w:t>
+        <w:t xml:space="preserve">It is highly recommended for scientific and financial calculations where accuracy is critical, especially with datasets containing a large number of floating-point values.</w:t>
       </w:r>
     </w:p>
     <w:p>
@@ -1606,7 +1390,7 @@
         </w:numPr>
       </w:pPr>
       <w:r>
-        <w:t xml:space="preserve">The input</w:t>
+        <w:t xml:space="preserve">The function internally converts all numbers to</w:t>
       </w:r>
       <w:r>
         <w:t xml:space="preserve"> </w:t>
@@ -1615,13 +1399,10 @@
         <w:rPr>
           <w:rStyle w:val="VerbatimChar"/>
         </w:rPr>
-        <w:t xml:space="preserve">numbers</w:t>
-      </w:r>
-      <w:r>
-        <w:t xml:space="preserve"> </w:t>
-      </w:r>
-      <w:r>
-        <w:t xml:space="preserve">can be any iterable, including lists, tuples, and generators. This allows for memory-efficient processing of large datasets.</w:t>
+        <w:t xml:space="preserve">float</w:t>
+      </w:r>
+      <w:r>
+        <w:t xml:space="preserve">, so it can accept iterables containing integers as well.</w:t>
       </w:r>
     </w:p>
     <w:p>
@@ -1636,43 +1417,18 @@
         <w:t xml:space="preserve">Output Example</w:t>
       </w:r>
       <w:r>
-        <w:t xml:space="preserve">: The function returns a single floating-point number representing the sum. For an input of</w:t>
-      </w:r>
-      <w:r>
-        <w:t xml:space="preserve"> </w:t>
-      </w:r>
+        <w:t xml:space="preserve">: A single floating-point number representing the accurate sum.</w:t>
+      </w:r>
+    </w:p>
+    <w:p>
+      <w:pPr>
+        <w:pStyle w:val="SourceCode"/>
+      </w:pPr>
       <w:r>
         <w:rPr>
           <w:rStyle w:val="VerbatimChar"/>
         </w:rPr>
-        <w:t xml:space="preserve">[0.1] * 10</w:t>
-      </w:r>
-      <w:r>
-        <w:t xml:space="preserve">, the return value is</w:t>
-      </w:r>
-      <w:r>
-        <w:t xml:space="preserve"> </w:t>
-      </w:r>
-      <w:r>
-        <w:rPr>
-          <w:rStyle w:val="VerbatimChar"/>
-        </w:rPr>
-        <w:t xml:space="preserve">1.0</w:t>
-      </w:r>
-      <w:r>
-        <w:t xml:space="preserve">, whereas a standard sum might yield</w:t>
-      </w:r>
-      <w:r>
-        <w:t xml:space="preserve"> </w:t>
-      </w:r>
-      <w:r>
-        <w:rPr>
-          <w:rStyle w:val="VerbatimChar"/>
-        </w:rPr>
-        <w:t xml:space="preserve">0.9999999999999999</w:t>
-      </w:r>
-      <w:r>
-        <w:t xml:space="preserve">.</w:t>
+        <w:t xml:space="preserve">1000.0</w:t>
       </w:r>
     </w:p>
     <w:bookmarkEnd w:id="20"/>
@@ -1696,257 +1452,316 @@
     </w:p>
     <w:p>
       <w:pPr>
-        <w:pStyle w:val="SourceCode"/>
-      </w:pPr>
-      <w:r>
-        <w:rPr>
-          <w:rStyle w:val="CommentTok"/>
-        </w:rPr>
-        <w:t xml:space="preserve"># Example usage demonstrating precision improvement over standard sum.</w:t>
-      </w:r>
-      <w:r>
-        <w:br/>
-      </w:r>
-      <w:r>
-        <w:rPr>
-          <w:rStyle w:val="CommentTok"/>
-        </w:rPr>
-        <w:t xml:space="preserve"># Summing a small fractional number multiple times can introduce errors.</w:t>
-      </w:r>
-      <w:r>
-        <w:br/>
-      </w:r>
-      <w:r>
-        <w:rPr>
-          <w:rStyle w:val="NormalTok"/>
-        </w:rPr>
-        <w:t xml:space="preserve">data </w:t>
-      </w:r>
-      <w:r>
-        <w:rPr>
-          <w:rStyle w:val="OperatorTok"/>
-        </w:rPr>
-        <w:t xml:space="preserve">=</w:t>
-      </w:r>
-      <w:r>
-        <w:rPr>
-          <w:rStyle w:val="NormalTok"/>
-        </w:rPr>
-        <w:t xml:space="preserve"> [</w:t>
-      </w:r>
-      <w:r>
-        <w:rPr>
-          <w:rStyle w:val="FloatTok"/>
-        </w:rPr>
-        <w:t xml:space="preserve">0.1</w:t>
-      </w:r>
-      <w:r>
-        <w:rPr>
-          <w:rStyle w:val="NormalTok"/>
-        </w:rPr>
-        <w:t xml:space="preserve">] </w:t>
-      </w:r>
-      <w:r>
-        <w:rPr>
-          <w:rStyle w:val="OperatorTok"/>
-        </w:rPr>
-        <w:t xml:space="preserve">*</w:t>
-      </w:r>
-      <w:r>
-        <w:rPr>
-          <w:rStyle w:val="NormalTok"/>
-        </w:rPr>
+        <w:pStyle w:val="FirstParagraph"/>
+      </w:pPr>
+      <w:r>
+        <w:t xml:space="preserve">The following example demonstrates the precision advantage of</w:t>
+      </w:r>
+      <w:r>
         <w:t xml:space="preserve"> </w:t>
       </w:r>
       <w:r>
         <w:rPr>
-          <w:rStyle w:val="DecValTok"/>
-        </w:rPr>
-        <w:t xml:space="preserve">10</w:t>
-      </w:r>
-      <w:r>
-        <w:br/>
-      </w:r>
-      <w:r>
-        <w:br/>
-      </w:r>
-      <w:r>
-        <w:rPr>
-          <w:rStyle w:val="CommentTok"/>
-        </w:rPr>
-        <w:t xml:space="preserve"># Using pairwise_sum for better accuracy</w:t>
-      </w:r>
-      <w:r>
-        <w:br/>
-      </w:r>
-      <w:r>
-        <w:rPr>
-          <w:rStyle w:val="NormalTok"/>
-        </w:rPr>
-        <w:t xml:space="preserve">accurate_result </w:t>
-      </w:r>
-      <w:r>
-        <w:rPr>
-          <w:rStyle w:val="OperatorTok"/>
-        </w:rPr>
-        <w:t xml:space="preserve">=</w:t>
-      </w:r>
-      <w:r>
-        <w:rPr>
-          <w:rStyle w:val="NormalTok"/>
-        </w:rPr>
-        <w:t xml:space="preserve"> pairwise_sum(data)</w:t>
-      </w:r>
-      <w:r>
-        <w:br/>
-      </w:r>
-      <w:r>
-        <w:rPr>
-          <w:rStyle w:val="BuiltInTok"/>
-        </w:rPr>
-        <w:t xml:space="preserve">print</w:t>
-      </w:r>
-      <w:r>
-        <w:rPr>
-          <w:rStyle w:val="NormalTok"/>
-        </w:rPr>
-        <w:t xml:space="preserve">(</w:t>
-      </w:r>
-      <w:r>
-        <w:rPr>
-          <w:rStyle w:val="SpecialStringTok"/>
-        </w:rPr>
-        <w:t xml:space="preserve">f"Result with pairwise_sum: </w:t>
-      </w:r>
-      <w:r>
-        <w:rPr>
-          <w:rStyle w:val="SpecialCharTok"/>
-        </w:rPr>
-        <w:t xml:space="preserve">{</w:t>
-      </w:r>
-      <w:r>
-        <w:rPr>
-          <w:rStyle w:val="NormalTok"/>
-        </w:rPr>
-        <w:t xml:space="preserve">accurate_result</w:t>
-      </w:r>
-      <w:r>
-        <w:rPr>
-          <w:rStyle w:val="SpecialCharTok"/>
-        </w:rPr>
-        <w:t xml:space="preserve">}</w:t>
-      </w:r>
-      <w:r>
-        <w:rPr>
-          <w:rStyle w:val="SpecialStringTok"/>
-        </w:rPr>
-        <w:t xml:space="preserve">"</w:t>
-      </w:r>
-      <w:r>
-        <w:rPr>
-          <w:rStyle w:val="NormalTok"/>
-        </w:rPr>
-        <w:t xml:space="preserve">)</w:t>
-      </w:r>
-      <w:r>
-        <w:br/>
-      </w:r>
-      <w:r>
-        <w:br/>
-      </w:r>
-      <w:r>
-        <w:rPr>
-          <w:rStyle w:val="CommentTok"/>
-        </w:rPr>
-        <w:t xml:space="preserve"># Using standard built-in sum() for comparison</w:t>
-      </w:r>
-      <w:r>
-        <w:br/>
-      </w:r>
-      <w:r>
-        <w:rPr>
-          <w:rStyle w:val="NormalTok"/>
-        </w:rPr>
-        <w:t xml:space="preserve">standard_result </w:t>
-      </w:r>
-      <w:r>
-        <w:rPr>
-          <w:rStyle w:val="OperatorTok"/>
-        </w:rPr>
-        <w:t xml:space="preserve">=</w:t>
-      </w:r>
-      <w:r>
-        <w:rPr>
-          <w:rStyle w:val="NormalTok"/>
-        </w:rPr>
+          <w:rStyle w:val="VerbatimChar"/>
+        </w:rPr>
+        <w:t xml:space="preserve">pairwise_sum</w:t>
+      </w:r>
+      <w:r>
         <w:t xml:space="preserve"> </w:t>
       </w:r>
       <w:r>
-        <w:rPr>
-          <w:rStyle w:val="BuiltInTok"/>
-        </w:rPr>
-        <w:t xml:space="preserve">sum</w:t>
-      </w:r>
-      <w:r>
-        <w:rPr>
-          <w:rStyle w:val="NormalTok"/>
-        </w:rPr>
-        <w:t xml:space="preserve">(data)</w:t>
-      </w:r>
-      <w:r>
-        <w:br/>
-      </w:r>
-      <w:r>
-        <w:rPr>
-          <w:rStyle w:val="BuiltInTok"/>
-        </w:rPr>
-        <w:t xml:space="preserve">print</w:t>
-      </w:r>
-      <w:r>
-        <w:rPr>
-          <w:rStyle w:val="NormalTok"/>
-        </w:rPr>
-        <w:t xml:space="preserve">(</w:t>
-      </w:r>
-      <w:r>
-        <w:rPr>
-          <w:rStyle w:val="SpecialStringTok"/>
-        </w:rPr>
-        <w:t xml:space="preserve">f"Result with standard sum(): </w:t>
-      </w:r>
-      <w:r>
-        <w:rPr>
-          <w:rStyle w:val="SpecialCharTok"/>
-        </w:rPr>
-        <w:t xml:space="preserve">{</w:t>
-      </w:r>
-      <w:r>
-        <w:rPr>
-          <w:rStyle w:val="NormalTok"/>
-        </w:rPr>
-        <w:t xml:space="preserve">standard_result</w:t>
-      </w:r>
-      <w:r>
-        <w:rPr>
-          <w:rStyle w:val="SpecialCharTok"/>
-        </w:rPr>
-        <w:t xml:space="preserve">}</w:t>
-      </w:r>
-      <w:r>
-        <w:rPr>
-          <w:rStyle w:val="SpecialStringTok"/>
-        </w:rPr>
-        <w:t xml:space="preserve">"</w:t>
-      </w:r>
-      <w:r>
-        <w:rPr>
-          <w:rStyle w:val="NormalTok"/>
-        </w:rPr>
-        <w:t xml:space="preserve">)</w:t>
+        <w:t xml:space="preserve">over the standard</w:t>
+      </w:r>
+      <w:r>
+        <w:t xml:space="preserve"> </w:t>
+      </w:r>
+      <w:r>
+        <w:rPr>
+          <w:rStyle w:val="VerbatimChar"/>
+        </w:rPr>
+        <w:t xml:space="preserve">sum()</w:t>
+      </w:r>
+      <w:r>
+        <w:t xml:space="preserve"> </w:t>
+      </w:r>
+      <w:r>
+        <w:t xml:space="preserve">function. When summing a large number, a small number, and the negation of the large number, a naive sum can lose the small number due to floating-point limitations.</w:t>
       </w:r>
     </w:p>
     <w:p>
       <w:pPr>
+        <w:pStyle w:val="SourceCode"/>
+      </w:pPr>
+      <w:r>
+        <w:rPr>
+          <w:rStyle w:val="CommentTok"/>
+        </w:rPr>
+        <w:t xml:space="preserve"># A list where a naive sum would likely result in 0.0 due to precision loss</w:t>
+      </w:r>
+      <w:r>
+        <w:br/>
+      </w:r>
+      <w:r>
+        <w:rPr>
+          <w:rStyle w:val="NormalTok"/>
+        </w:rPr>
+        <w:t xml:space="preserve">data </w:t>
+      </w:r>
+      <w:r>
+        <w:rPr>
+          <w:rStyle w:val="OperatorTok"/>
+        </w:rPr>
+        <w:t xml:space="preserve">=</w:t>
+      </w:r>
+      <w:r>
+        <w:rPr>
+          <w:rStyle w:val="NormalTok"/>
+        </w:rPr>
+        <w:t xml:space="preserve"> [</w:t>
+      </w:r>
+      <w:r>
+        <w:rPr>
+          <w:rStyle w:val="FloatTok"/>
+        </w:rPr>
+        <w:t xml:space="preserve">1e10</w:t>
+      </w:r>
+      <w:r>
+        <w:rPr>
+          <w:rStyle w:val="NormalTok"/>
+        </w:rPr>
+        <w:t xml:space="preserve">, </w:t>
+      </w:r>
+      <w:r>
+        <w:rPr>
+          <w:rStyle w:val="DecValTok"/>
+        </w:rPr>
+        <w:t xml:space="preserve">1</w:t>
+      </w:r>
+      <w:r>
+        <w:rPr>
+          <w:rStyle w:val="NormalTok"/>
+        </w:rPr>
+        <w:t xml:space="preserve">, </w:t>
+      </w:r>
+      <w:r>
+        <w:rPr>
+          <w:rStyle w:val="OperatorTok"/>
+        </w:rPr>
+        <w:t xml:space="preserve">-</w:t>
+      </w:r>
+      <w:r>
+        <w:rPr>
+          <w:rStyle w:val="FloatTok"/>
+        </w:rPr>
+        <w:t xml:space="preserve">1e10</w:t>
+      </w:r>
+      <w:r>
+        <w:rPr>
+          <w:rStyle w:val="NormalTok"/>
+        </w:rPr>
+        <w:t xml:space="preserve">] </w:t>
+      </w:r>
+      <w:r>
+        <w:rPr>
+          <w:rStyle w:val="OperatorTok"/>
+        </w:rPr>
+        <w:t xml:space="preserve">*</w:t>
+      </w:r>
+      <w:r>
+        <w:rPr>
+          <w:rStyle w:val="NormalTok"/>
+        </w:rPr>
+        <w:t xml:space="preserve"> </w:t>
+      </w:r>
+      <w:r>
+        <w:rPr>
+          <w:rStyle w:val="DecValTok"/>
+        </w:rPr>
+        <w:t xml:space="preserve">1000</w:t>
+      </w:r>
+      <w:r>
+        <w:br/>
+      </w:r>
+      <w:r>
+        <w:br/>
+      </w:r>
+      <w:r>
+        <w:rPr>
+          <w:rStyle w:val="CommentTok"/>
+        </w:rPr>
+        <w:t xml:space="preserve"># Using the standard sum() function</w:t>
+      </w:r>
+      <w:r>
+        <w:br/>
+      </w:r>
+      <w:r>
+        <w:rPr>
+          <w:rStyle w:val="NormalTok"/>
+        </w:rPr>
+        <w:t xml:space="preserve">naive_sum </w:t>
+      </w:r>
+      <w:r>
+        <w:rPr>
+          <w:rStyle w:val="OperatorTok"/>
+        </w:rPr>
+        <w:t xml:space="preserve">=</w:t>
+      </w:r>
+      <w:r>
+        <w:rPr>
+          <w:rStyle w:val="NormalTok"/>
+        </w:rPr>
+        <w:t xml:space="preserve"> </w:t>
+      </w:r>
+      <w:r>
+        <w:rPr>
+          <w:rStyle w:val="BuiltInTok"/>
+        </w:rPr>
+        <w:t xml:space="preserve">sum</w:t>
+      </w:r>
+      <w:r>
+        <w:rPr>
+          <w:rStyle w:val="NormalTok"/>
+        </w:rPr>
+        <w:t xml:space="preserve">(data)</w:t>
+      </w:r>
+      <w:r>
+        <w:br/>
+      </w:r>
+      <w:r>
+        <w:rPr>
+          <w:rStyle w:val="BuiltInTok"/>
+        </w:rPr>
+        <w:t xml:space="preserve">print</w:t>
+      </w:r>
+      <w:r>
+        <w:rPr>
+          <w:rStyle w:val="NormalTok"/>
+        </w:rPr>
+        <w:t xml:space="preserve">(</w:t>
+      </w:r>
+      <w:r>
+        <w:rPr>
+          <w:rStyle w:val="SpecialStringTok"/>
+        </w:rPr>
+        <w:t xml:space="preserve">f"Naive Sum: </w:t>
+      </w:r>
+      <w:r>
+        <w:rPr>
+          <w:rStyle w:val="SpecialCharTok"/>
+        </w:rPr>
+        <w:t xml:space="preserve">{</w:t>
+      </w:r>
+      <w:r>
+        <w:rPr>
+          <w:rStyle w:val="NormalTok"/>
+        </w:rPr>
+        <w:t xml:space="preserve">naive_sum</w:t>
+      </w:r>
+      <w:r>
+        <w:rPr>
+          <w:rStyle w:val="SpecialCharTok"/>
+        </w:rPr>
+        <w:t xml:space="preserve">}</w:t>
+      </w:r>
+      <w:r>
+        <w:rPr>
+          <w:rStyle w:val="SpecialStringTok"/>
+        </w:rPr>
+        <w:t xml:space="preserve">"</w:t>
+      </w:r>
+      <w:r>
+        <w:rPr>
+          <w:rStyle w:val="NormalTok"/>
+        </w:rPr>
+        <w:t xml:space="preserve">)</w:t>
+      </w:r>
+      <w:r>
+        <w:br/>
+      </w:r>
+      <w:r>
+        <w:br/>
+      </w:r>
+      <w:r>
+        <w:rPr>
+          <w:rStyle w:val="CommentTok"/>
+        </w:rPr>
+        <w:t xml:space="preserve"># Using the pairwise_sum for a more accurate result</w:t>
+      </w:r>
+      <w:r>
+        <w:br/>
+      </w:r>
+      <w:r>
+        <w:rPr>
+          <w:rStyle w:val="NormalTok"/>
+        </w:rPr>
+        <w:t xml:space="preserve">accurate_sum </w:t>
+      </w:r>
+      <w:r>
+        <w:rPr>
+          <w:rStyle w:val="OperatorTok"/>
+        </w:rPr>
+        <w:t xml:space="preserve">=</w:t>
+      </w:r>
+      <w:r>
+        <w:rPr>
+          <w:rStyle w:val="NormalTok"/>
+        </w:rPr>
+        <w:t xml:space="preserve"> pairwise_sum(data)</w:t>
+      </w:r>
+      <w:r>
+        <w:br/>
+      </w:r>
+      <w:r>
+        <w:rPr>
+          <w:rStyle w:val="BuiltInTok"/>
+        </w:rPr>
+        <w:t xml:space="preserve">print</w:t>
+      </w:r>
+      <w:r>
+        <w:rPr>
+          <w:rStyle w:val="NormalTok"/>
+        </w:rPr>
+        <w:t xml:space="preserve">(</w:t>
+      </w:r>
+      <w:r>
+        <w:rPr>
+          <w:rStyle w:val="SpecialStringTok"/>
+        </w:rPr>
+        <w:t xml:space="preserve">f"Pairwise (Kahan) Sum: </w:t>
+      </w:r>
+      <w:r>
+        <w:rPr>
+          <w:rStyle w:val="SpecialCharTok"/>
+        </w:rPr>
+        <w:t xml:space="preserve">{</w:t>
+      </w:r>
+      <w:r>
+        <w:rPr>
+          <w:rStyle w:val="NormalTok"/>
+        </w:rPr>
+        <w:t xml:space="preserve">accurate_sum</w:t>
+      </w:r>
+      <w:r>
+        <w:rPr>
+          <w:rStyle w:val="SpecialCharTok"/>
+        </w:rPr>
+        <w:t xml:space="preserve">}</w:t>
+      </w:r>
+      <w:r>
+        <w:rPr>
+          <w:rStyle w:val="SpecialStringTok"/>
+        </w:rPr>
+        <w:t xml:space="preserve">"</w:t>
+      </w:r>
+      <w:r>
+        <w:rPr>
+          <w:rStyle w:val="NormalTok"/>
+        </w:rPr>
+        <w:t xml:space="preserve">)</w:t>
+      </w:r>
+    </w:p>
+    <w:p>
+      <w:pPr>
         <w:pStyle w:val="FirstParagraph"/>
       </w:pPr>
       <w:r>
@@ -1965,7 +1780,7 @@
         <w:rPr>
           <w:rStyle w:val="VerbatimChar"/>
         </w:rPr>
-        <w:t xml:space="preserve">Result with pairwise_sum: 1.0</w:t>
+        <w:t xml:space="preserve">Naive Sum: 0.0</w:t>
       </w:r>
       <w:r>
         <w:br/>
@@ -1974,7 +1789,7 @@
         <w:rPr>
           <w:rStyle w:val="VerbatimChar"/>
         </w:rPr>
-        <w:t xml:space="preserve">Result with standard sum(): 0.9999999999999999</w:t>
+        <w:t xml:space="preserve">Pairwise (Kahan) Sum: 1000.0</w:t>
       </w:r>
     </w:p>
     <w:p>
@@ -2155,9 +1970,6 @@
               <w:pStyle w:val="Compact"/>
             </w:pPr>
             <w:r>
-              <w:rPr>
-                <w:rStyle w:val="VerbatimChar"/>
-              </w:rPr>
               <w:t xml:space="preserve">str</w:t>
             </w:r>
           </w:p>
@@ -2196,9 +2008,6 @@
               <w:pStyle w:val="Compact"/>
             </w:pPr>
             <w:r>
-              <w:rPr>
-                <w:rStyle w:val="VerbatimChar"/>
-              </w:rPr>
               <w:t xml:space="preserve">int</w:t>
             </w:r>
           </w:p>
@@ -2210,7 +2019,7 @@
               <w:pStyle w:val="Compact"/>
             </w:pPr>
             <w:r>
-              <w:t xml:space="preserve">The desired maximum length for each chunk. This value must be a positive integer.</w:t>
+              <w:t xml:space="preserve">The desired length for each chunk. This value must be a positive integer.</w:t>
             </w:r>
           </w:p>
         </w:tc>
@@ -2263,7 +2072,7 @@
         <w:t xml:space="preserve"> </w:t>
       </w:r>
       <w:r>
-        <w:t xml:space="preserve">parameter. If</w:t>
+        <w:t xml:space="preserve">parameter. It checks if</w:t>
       </w:r>
       <w:r>
         <w:t xml:space="preserve"> </w:t>
@@ -2278,7 +2087,7 @@
         <w:t xml:space="preserve"> </w:t>
       </w:r>
       <w:r>
-        <w:t xml:space="preserve">is less than or equal to zero, it raises a</w:t>
+        <w:t xml:space="preserve">is a positive integer. If</w:t>
       </w:r>
       <w:r>
         <w:t xml:space="preserve"> </w:t>
@@ -2287,10 +2096,28 @@
         <w:rPr>
           <w:rStyle w:val="VerbatimChar"/>
         </w:rPr>
+        <w:t xml:space="preserve">size</w:t>
+      </w:r>
+      <w:r>
+        <w:t xml:space="preserve"> </w:t>
+      </w:r>
+      <w:r>
+        <w:t xml:space="preserve">is less than or equal to zero, a</w:t>
+      </w:r>
+      <w:r>
+        <w:t xml:space="preserve"> </w:t>
+      </w:r>
+      <w:r>
+        <w:rPr>
+          <w:rStyle w:val="VerbatimChar"/>
+        </w:rPr>
         <w:t xml:space="preserve">ValueError</w:t>
       </w:r>
       <w:r>
-        <w:t xml:space="preserve">, as chunking into non-positive lengths is not a valid operation.</w:t>
+        <w:t xml:space="preserve"> </w:t>
+      </w:r>
+      <w:r>
+        <w:t xml:space="preserve">is raised, as it’s impossible to split a string into chunks of non-positive length.</w:t>
       </w:r>
     </w:p>
     <w:p>
@@ -2325,7 +2152,7 @@
         <w:t xml:space="preserve">text</w:t>
       </w:r>
       <w:r>
-        <w:t xml:space="preserve">. It uses a generator expression that iterates through the input</w:t>
+        <w:t xml:space="preserve">. It uses a generator expression that iterates through the string with a step equal to</w:t>
       </w:r>
       <w:r>
         <w:t xml:space="preserve"> </w:t>
@@ -2334,25 +2161,37 @@
         <w:rPr>
           <w:rStyle w:val="VerbatimChar"/>
         </w:rPr>
-        <w:t xml:space="preserve">text</w:t>
+        <w:t xml:space="preserve">size</w:t>
+      </w:r>
+      <w:r>
+        <w:t xml:space="preserve">. The</w:t>
       </w:r>
       <w:r>
         <w:t xml:space="preserve"> </w:t>
       </w:r>
       <w:r>
-        <w:t xml:space="preserve">with a step equal to the</w:t>
+        <w:rPr>
+          <w:rStyle w:val="VerbatimChar"/>
+        </w:rPr>
+        <w:t xml:space="preserve">range(0, len(text), size)</w:t>
       </w:r>
       <w:r>
         <w:t xml:space="preserve"> </w:t>
       </w:r>
       <w:r>
+        <w:t xml:space="preserve">call generates the starting indices for each chunk (e.g., 0,</w:t>
+      </w:r>
+      <w:r>
+        <w:t xml:space="preserve"> </w:t>
+      </w:r>
+      <w:r>
         <w:rPr>
           <w:rStyle w:val="VerbatimChar"/>
         </w:rPr>
         <w:t xml:space="preserve">size</w:t>
       </w:r>
       <w:r>
-        <w:t xml:space="preserve">. In each step, it slices the string from the current index</w:t>
+        <w:t xml:space="preserve">,</w:t>
       </w:r>
       <w:r>
         <w:t xml:space="preserve"> </w:t>
@@ -2361,67 +2200,10 @@
         <w:rPr>
           <w:rStyle w:val="VerbatimChar"/>
         </w:rPr>
-        <w:t xml:space="preserve">i</w:t>
-      </w:r>
-      <w:r>
-        <w:t xml:space="preserve"> </w:t>
-      </w:r>
-      <w:r>
-        <w:t xml:space="preserve">up to</w:t>
-      </w:r>
-      <w:r>
-        <w:t xml:space="preserve"> </w:t>
-      </w:r>
-      <w:r>
-        <w:rPr>
-          <w:rStyle w:val="VerbatimChar"/>
-        </w:rPr>
-        <w:t xml:space="preserve">i + size</w:t>
-      </w:r>
-      <w:r>
-        <w:t xml:space="preserve">. This creates a sequence of substrings. The final substring in the sequence may be shorter than</w:t>
-      </w:r>
-      <w:r>
-        <w:t xml:space="preserve"> </w:t>
-      </w:r>
-      <w:r>
-        <w:rPr>
-          <w:rStyle w:val="VerbatimChar"/>
-        </w:rPr>
-        <w:t xml:space="preserve">size</w:t>
-      </w:r>
-      <w:r>
-        <w:t xml:space="preserve"> </w:t>
-      </w:r>
-      <w:r>
-        <w:t xml:space="preserve">if the total length of the</w:t>
-      </w:r>
-      <w:r>
-        <w:t xml:space="preserve"> </w:t>
-      </w:r>
-      <w:r>
-        <w:rPr>
-          <w:rStyle w:val="VerbatimChar"/>
-        </w:rPr>
-        <w:t xml:space="preserve">text</w:t>
-      </w:r>
-      <w:r>
-        <w:t xml:space="preserve"> </w:t>
-      </w:r>
-      <w:r>
-        <w:t xml:space="preserve">is not perfectly divisible by</w:t>
-      </w:r>
-      <w:r>
-        <w:t xml:space="preserve"> </w:t>
-      </w:r>
-      <w:r>
-        <w:rPr>
-          <w:rStyle w:val="VerbatimChar"/>
-        </w:rPr>
-        <w:t xml:space="preserve">size</w:t>
-      </w:r>
-      <w:r>
-        <w:t xml:space="preserve">.</w:t>
+        <w:t xml:space="preserve">2*size</w:t>
+      </w:r>
+      <w:r>
+        <w:t xml:space="preserve">, etc.).</w:t>
       </w:r>
     </w:p>
     <w:p>
@@ -2429,18 +2211,89 @@
         <w:pStyle w:val="BodyText"/>
       </w:pPr>
       <w:r>
-        <w:t xml:space="preserve">Finally, all the generated substrings are collected into a tuple, which is then returned.</w:t>
+        <w:t xml:space="preserve">For each starting index</w:t>
+      </w:r>
+      <w:r>
+        <w:t xml:space="preserve"> </w:t>
+      </w:r>
+      <w:r>
+        <w:rPr>
+          <w:rStyle w:val="VerbatimChar"/>
+        </w:rPr>
+        <w:t xml:space="preserve">i</w:t>
+      </w:r>
+      <w:r>
+        <w:t xml:space="preserve">, a substring is extracted using Python’s slice notation:</w:t>
+      </w:r>
+      <w:r>
+        <w:t xml:space="preserve"> </w:t>
+      </w:r>
+      <w:r>
+        <w:rPr>
+          <w:rStyle w:val="VerbatimChar"/>
+        </w:rPr>
+        <w:t xml:space="preserve">text[i : i + size]</w:t>
+      </w:r>
+      <w:r>
+        <w:t xml:space="preserve">. This creates a chunk of length</w:t>
+      </w:r>
+      <w:r>
+        <w:t xml:space="preserve"> </w:t>
+      </w:r>
+      <w:r>
+        <w:rPr>
+          <w:rStyle w:val="VerbatimChar"/>
+        </w:rPr>
+        <w:t xml:space="preserve">size</w:t>
+      </w:r>
+      <w:r>
+        <w:t xml:space="preserve">. If the final slice extends beyond the string’s length, Python handles it gracefully by including all remaining characters, which may result in a final chunk that is shorter than</w:t>
+      </w:r>
+      <w:r>
+        <w:t xml:space="preserve"> </w:t>
+      </w:r>
+      <w:r>
+        <w:rPr>
+          <w:rStyle w:val="VerbatimChar"/>
+        </w:rPr>
+        <w:t xml:space="preserve">size</w:t>
+      </w:r>
+      <w:r>
+        <w:t xml:space="preserve">.</w:t>
       </w:r>
     </w:p>
     <w:p>
       <w:pPr>
+        <w:pStyle w:val="BodyText"/>
+      </w:pPr>
+      <w:r>
+        <w:t xml:space="preserve">Finally, all the generated string chunks are collected into a</w:t>
+      </w:r>
+      <w:r>
+        <w:t xml:space="preserve"> </w:t>
+      </w:r>
+      <w:r>
+        <w:rPr>
+          <w:rStyle w:val="VerbatimChar"/>
+        </w:rPr>
+        <w:t xml:space="preserve">tuple</w:t>
+      </w:r>
+      <w:r>
+        <w:t xml:space="preserve"> </w:t>
+      </w:r>
+      <w:r>
+        <w:t xml:space="preserve">and returned.</w:t>
+      </w:r>
+    </w:p>
+    <w:p>
+      <w:pPr>
         <w:pStyle w:val="SourceCode"/>
       </w:pPr>
       <w:r>
         <w:rPr>
           <w:rStyle w:val="CommentTok"/>
         </w:rPr>
-        <w:t xml:space="preserve"># The core logic uses a generator expression and range with a step</w:t>
+        <w:t xml:space="preserve"># Internal logic for splitting 'abcdefg' with size 3</w:t>
       </w:r>
       <w:r>
         <w:br/>
@@ -2449,7 +2302,7 @@
         <w:rPr>
           <w:rStyle w:val="CommentTok"/>
         </w:rPr>
-        <w:t xml:space="preserve"># For text="abcdefg" and size=3</w:t>
+        <w:t xml:space="preserve"># 1. range(0, 7, 3) produces indices 0, 3, 6</w:t>
       </w:r>
       <w:r>
         <w:br/>
@@ -2458,7 +2311,7 @@
         <w:rPr>
           <w:rStyle w:val="CommentTok"/>
         </w:rPr>
-        <w:t xml:space="preserve"># range(0, 7, 3) will produce indices 0, 3, 6</w:t>
+        <w:t xml:space="preserve"># 2. Slice at index 0: text[0:3] -&gt; 'abc'</w:t>
       </w:r>
       <w:r>
         <w:br/>
@@ -2467,7 +2320,7 @@
         <w:rPr>
           <w:rStyle w:val="CommentTok"/>
         </w:rPr>
-        <w:t xml:space="preserve"># Slices will be text[0:3], text[3:6], text[6:9]</w:t>
+        <w:t xml:space="preserve"># 3. Slice at index 3: text[3:6] -&gt; 'def'</w:t>
       </w:r>
       <w:r>
         <w:br/>
@@ -2476,94 +2329,16 @@
         <w:rPr>
           <w:rStyle w:val="CommentTok"/>
         </w:rPr>
-        <w:t xml:space="preserve"># Resulting in "abc", "def", "g"</w:t>
+        <w:t xml:space="preserve"># 4. Slice at index 6: text[6:9] -&gt; 'g' (shorter than size)</w:t>
       </w:r>
       <w:r>
         <w:br/>
       </w:r>
       <w:r>
         <w:rPr>
-          <w:rStyle w:val="BuiltInTok"/>
-        </w:rPr>
-        <w:t xml:space="preserve">tuple</w:t>
-      </w:r>
-      <w:r>
-        <w:rPr>
-          <w:rStyle w:val="NormalTok"/>
-        </w:rPr>
-        <w:t xml:space="preserve">(text[i : i </w:t>
-      </w:r>
-      <w:r>
-        <w:rPr>
-          <w:rStyle w:val="OperatorTok"/>
-        </w:rPr>
-        <w:t xml:space="preserve">+</w:t>
-      </w:r>
-      <w:r>
-        <w:rPr>
-          <w:rStyle w:val="NormalTok"/>
-        </w:rPr>
-        <w:t xml:space="preserve"> size] </w:t>
-      </w:r>
-      <w:r>
-        <w:rPr>
-          <w:rStyle w:val="ControlFlowTok"/>
-        </w:rPr>
-        <w:t xml:space="preserve">for</w:t>
-      </w:r>
-      <w:r>
-        <w:rPr>
-          <w:rStyle w:val="NormalTok"/>
-        </w:rPr>
-        <w:t xml:space="preserve"> i </w:t>
-      </w:r>
-      <w:r>
-        <w:rPr>
-          <w:rStyle w:val="KeywordTok"/>
-        </w:rPr>
-        <w:t xml:space="preserve">in</w:t>
-      </w:r>
-      <w:r>
-        <w:rPr>
-          <w:rStyle w:val="NormalTok"/>
-        </w:rPr>
-        <w:t xml:space="preserve"> </w:t>
-      </w:r>
-      <w:r>
-        <w:rPr>
-          <w:rStyle w:val="BuiltInTok"/>
-        </w:rPr>
-        <w:t xml:space="preserve">range</w:t>
-      </w:r>
-      <w:r>
-        <w:rPr>
-          <w:rStyle w:val="NormalTok"/>
-        </w:rPr>
-        <w:t xml:space="preserve">(</w:t>
-      </w:r>
-      <w:r>
-        <w:rPr>
-          <w:rStyle w:val="DecValTok"/>
-        </w:rPr>
-        <w:t xml:space="preserve">0</w:t>
-      </w:r>
-      <w:r>
-        <w:rPr>
-          <w:rStyle w:val="NormalTok"/>
-        </w:rPr>
-        <w:t xml:space="preserve">, </w:t>
-      </w:r>
-      <w:r>
-        <w:rPr>
-          <w:rStyle w:val="BuiltInTok"/>
-        </w:rPr>
-        <w:t xml:space="preserve">len</w:t>
-      </w:r>
-      <w:r>
-        <w:rPr>
-          <w:rStyle w:val="NormalTok"/>
-        </w:rPr>
-        <w:t xml:space="preserve">(text), size))</w:t>
+          <w:rStyle w:val="CommentTok"/>
+        </w:rPr>
+        <w:t xml:space="preserve"># 5. Result is collected into a tuple: ('abc', 'def', 'g')</w:t>
       </w:r>
     </w:p>
     <w:bookmarkEnd w:id="26"/>
@@ -2594,7 +2369,7 @@
         </w:numPr>
       </w:pPr>
       <w:r>
-        <w:t xml:space="preserve">The function will raise a</w:t>
+        <w:t xml:space="preserve">The</w:t>
       </w:r>
       <w:r>
         <w:t xml:space="preserve"> </w:t>
@@ -2603,40 +2378,40 @@
         <w:rPr>
           <w:rStyle w:val="VerbatimChar"/>
         </w:rPr>
+        <w:t xml:space="preserve">size</w:t>
+      </w:r>
+      <w:r>
+        <w:t xml:space="preserve"> </w:t>
+      </w:r>
+      <w:r>
+        <w:t xml:space="preserve">parameter must be a positive integer. Providing</w:t>
+      </w:r>
+      <w:r>
+        <w:t xml:space="preserve"> </w:t>
+      </w:r>
+      <w:r>
+        <w:rPr>
+          <w:rStyle w:val="VerbatimChar"/>
+        </w:rPr>
+        <w:t xml:space="preserve">0</w:t>
+      </w:r>
+      <w:r>
+        <w:t xml:space="preserve"> </w:t>
+      </w:r>
+      <w:r>
+        <w:t xml:space="preserve">or a negative number will raise a</w:t>
+      </w:r>
+      <w:r>
+        <w:t xml:space="preserve"> </w:t>
+      </w:r>
+      <w:r>
+        <w:rPr>
+          <w:rStyle w:val="VerbatimChar"/>
+        </w:rPr>
         <w:t xml:space="preserve">ValueError</w:t>
       </w:r>
       <w:r>
-        <w:t xml:space="preserve"> </w:t>
-      </w:r>
-      <w:r>
-        <w:t xml:space="preserve">if the</w:t>
-      </w:r>
-      <w:r>
-        <w:t xml:space="preserve"> </w:t>
-      </w:r>
-      <w:r>
-        <w:rPr>
-          <w:rStyle w:val="VerbatimChar"/>
-        </w:rPr>
-        <w:t xml:space="preserve">size</w:t>
-      </w:r>
-      <w:r>
-        <w:t xml:space="preserve"> </w:t>
-      </w:r>
-      <w:r>
-        <w:t xml:space="preserve">parameter is not a positive integer (i.e., if</w:t>
-      </w:r>
-      <w:r>
-        <w:t xml:space="preserve"> </w:t>
-      </w:r>
-      <w:r>
-        <w:rPr>
-          <w:rStyle w:val="VerbatimChar"/>
-        </w:rPr>
-        <w:t xml:space="preserve">size &lt;= 0</w:t>
-      </w:r>
-      <w:r>
-        <w:t xml:space="preserve">).</w:t>
+        <w:t xml:space="preserve">.</w:t>
       </w:r>
     </w:p>
     <w:p>
@@ -2648,7 +2423,7 @@
         </w:numPr>
       </w:pPr>
       <w:r>
-        <w:t xml:space="preserve">The returned value is a</w:t>
+        <w:t xml:space="preserve">The last chunk in the returned tuple may be shorter than the specified</w:t>
       </w:r>
       <w:r>
         <w:t xml:space="preserve"> </w:t>
@@ -2657,13 +2432,40 @@
         <w:rPr>
           <w:rStyle w:val="VerbatimChar"/>
         </w:rPr>
-        <w:t xml:space="preserve">tuple</w:t>
+        <w:t xml:space="preserve">size</w:t>
       </w:r>
       <w:r>
         <w:t xml:space="preserve"> </w:t>
       </w:r>
       <w:r>
-        <w:t xml:space="preserve">of strings, which is an immutable sequence.</w:t>
+        <w:t xml:space="preserve">if the total length of the</w:t>
+      </w:r>
+      <w:r>
+        <w:t xml:space="preserve"> </w:t>
+      </w:r>
+      <w:r>
+        <w:rPr>
+          <w:rStyle w:val="VerbatimChar"/>
+        </w:rPr>
+        <w:t xml:space="preserve">text</w:t>
+      </w:r>
+      <w:r>
+        <w:t xml:space="preserve"> </w:t>
+      </w:r>
+      <w:r>
+        <w:t xml:space="preserve">is not an exact multiple of</w:t>
+      </w:r>
+      <w:r>
+        <w:t xml:space="preserve"> </w:t>
+      </w:r>
+      <w:r>
+        <w:rPr>
+          <w:rStyle w:val="VerbatimChar"/>
+        </w:rPr>
+        <w:t xml:space="preserve">size</w:t>
+      </w:r>
+      <w:r>
+        <w:t xml:space="preserve">.</w:t>
       </w:r>
     </w:p>
     <w:p>
@@ -2675,7 +2477,7 @@
         </w:numPr>
       </w:pPr>
       <w:r>
-        <w:t xml:space="preserve">The last chunk in the returned tuple may be shorter than the specified</w:t>
+        <w:t xml:space="preserve">The function returns a</w:t>
       </w:r>
       <w:r>
         <w:t xml:space="preserve"> </w:t>
@@ -2684,80 +2486,17 @@
         <w:rPr>
           <w:rStyle w:val="VerbatimChar"/>
         </w:rPr>
-        <w:t xml:space="preserve">size</w:t>
+        <w:t xml:space="preserve">tuple</w:t>
       </w:r>
       <w:r>
         <w:t xml:space="preserve"> </w:t>
       </w:r>
       <w:r>
-        <w:t xml:space="preserve">if the length of the input</w:t>
-      </w:r>
-      <w:r>
-        <w:t xml:space="preserve"> </w:t>
-      </w:r>
-      <w:r>
-        <w:rPr>
-          <w:rStyle w:val="VerbatimChar"/>
-        </w:rPr>
-        <w:t xml:space="preserve">text</w:t>
-      </w:r>
-      <w:r>
-        <w:t xml:space="preserve"> </w:t>
-      </w:r>
-      <w:r>
-        <w:t xml:space="preserve">is not a multiple of</w:t>
-      </w:r>
-      <w:r>
-        <w:t xml:space="preserve"> </w:t>
-      </w:r>
-      <w:r>
-        <w:rPr>
-          <w:rStyle w:val="VerbatimChar"/>
-        </w:rPr>
-        <w:t xml:space="preserve">size</w:t>
-      </w:r>
-      <w:r>
-        <w:t xml:space="preserve">.</w:t>
+        <w:t xml:space="preserve">of strings, not a list.</w:t>
       </w:r>
     </w:p>
     <w:p>
       <w:pPr>
-        <w:pStyle w:val="Compact"/>
-        <w:numPr>
-          <w:ilvl w:val="0"/>
-          <w:numId w:val="1005"/>
-        </w:numPr>
-      </w:pPr>
-      <w:r>
-        <w:t xml:space="preserve">If an empty string is passed as</w:t>
-      </w:r>
-      <w:r>
-        <w:t xml:space="preserve"> </w:t>
-      </w:r>
-      <w:r>
-        <w:rPr>
-          <w:rStyle w:val="VerbatimChar"/>
-        </w:rPr>
-        <w:t xml:space="preserve">text</w:t>
-      </w:r>
-      <w:r>
-        <w:t xml:space="preserve">, the function will return an empty tuple</w:t>
-      </w:r>
-      <w:r>
-        <w:t xml:space="preserve"> </w:t>
-      </w:r>
-      <w:r>
-        <w:rPr>
-          <w:rStyle w:val="VerbatimChar"/>
-        </w:rPr>
-        <w:t xml:space="preserve">()</w:t>
-      </w:r>
-      <w:r>
-        <w:t xml:space="preserve">.</w:t>
-      </w:r>
-    </w:p>
-    <w:p>
-      <w:pPr>
         <w:pStyle w:val="FirstParagraph"/>
       </w:pPr>
       <w:r>
@@ -2770,16 +2509,14 @@
       <w:r>
         <w:t xml:space="preserve">: A tuple containing string chunks.</w:t>
       </w:r>
-    </w:p>
-    <w:p>
-      <w:pPr>
-        <w:pStyle w:val="SourceCode"/>
-      </w:pPr>
+      <w:r>
+        <w:t xml:space="preserve"> </w:t>
+      </w:r>
       <w:r>
         <w:rPr>
           <w:rStyle w:val="VerbatimChar"/>
         </w:rPr>
-        <w:t xml:space="preserve">('This is a ', 'sample tex', 't.')</w:t>
+        <w:t xml:space="preserve">('chunk1', 'chunk2', 'chnk3')</w:t>
       </w:r>
     </w:p>
     <w:bookmarkEnd w:id="27"/>
@@ -2818,7 +2555,7 @@
         <w:rPr>
           <w:rStyle w:val="NormalTok"/>
         </w:rPr>
-        <w:t xml:space="preserve">long_string </w:t>
+        <w:t xml:space="preserve">input_string </w:t>
       </w:r>
       <w:r>
         <w:rPr>
@@ -2836,7 +2573,7 @@
         <w:rPr>
           <w:rStyle w:val="StringTok"/>
         </w:rPr>
-        <w:t xml:space="preserve">"This is a sample text for the chunking function."</w:t>
+        <w:t xml:space="preserve">"This is a sample string to be split."</w:t>
       </w:r>
       <w:r>
         <w:br/>
@@ -2869,28 +2606,58 @@
         <w:br/>
       </w:r>
       <w:r>
+        <w:rPr>
+          <w:rStyle w:val="NormalTok"/>
+        </w:rPr>
+        <w:t xml:space="preserve">result </w:t>
+      </w:r>
+      <w:r>
+        <w:rPr>
+          <w:rStyle w:val="OperatorTok"/>
+        </w:rPr>
+        <w:t xml:space="preserve">=</w:t>
+      </w:r>
+      <w:r>
+        <w:rPr>
+          <w:rStyle w:val="NormalTok"/>
+        </w:rPr>
+        <w:t xml:space="preserve"> split_into_chunks(input_string, chunk_size)</w:t>
+      </w:r>
+      <w:r>
         <w:br/>
       </w:r>
       <w:r>
         <w:rPr>
-          <w:rStyle w:val="ControlFlowTok"/>
-        </w:rPr>
-        <w:t xml:space="preserve">try</w:t>
+          <w:rStyle w:val="BuiltInTok"/>
+        </w:rPr>
+        <w:t xml:space="preserve">print</w:t>
       </w:r>
       <w:r>
         <w:rPr>
           <w:rStyle w:val="NormalTok"/>
         </w:rPr>
-        <w:t xml:space="preserve">:</w:t>
+        <w:t xml:space="preserve">(result)</w:t>
       </w:r>
       <w:r>
         <w:br/>
       </w:r>
       <w:r>
+        <w:br/>
+      </w:r>
+      <w:r>
+        <w:rPr>
+          <w:rStyle w:val="CommentTok"/>
+        </w:rPr>
+        <w:t xml:space="preserve"># Example with a string length that is not a multiple of the chunk size</w:t>
+      </w:r>
+      <w:r>
+        <w:br/>
+      </w:r>
+      <w:r>
         <w:rPr>
           <w:rStyle w:val="NormalTok"/>
         </w:rPr>
-        <w:t xml:space="preserve">    result </w:t>
+        <w:t xml:space="preserve">another_string </w:t>
       </w:r>
       <w:r>
         <w:rPr>
@@ -2902,7 +2669,13 @@
         <w:rPr>
           <w:rStyle w:val="NormalTok"/>
         </w:rPr>
-        <w:t xml:space="preserve"> split_into_chunks(long_string, chunk_size)</w:t>
+        <w:t xml:space="preserve"> </w:t>
+      </w:r>
+      <w:r>
+        <w:rPr>
+          <w:rStyle w:val="StringTok"/>
+        </w:rPr>
+        <w:t xml:space="preserve">"HelloWorld"</w:t>
       </w:r>
       <w:r>
         <w:br/>
@@ -2911,7 +2684,49 @@
         <w:rPr>
           <w:rStyle w:val="NormalTok"/>
         </w:rPr>
-        <w:t xml:space="preserve">    </w:t>
+        <w:t xml:space="preserve">short_chunk_size </w:t>
+      </w:r>
+      <w:r>
+        <w:rPr>
+          <w:rStyle w:val="OperatorTok"/>
+        </w:rPr>
+        <w:t xml:space="preserve">=</w:t>
+      </w:r>
+      <w:r>
+        <w:rPr>
+          <w:rStyle w:val="NormalTok"/>
+        </w:rPr>
+        <w:t xml:space="preserve"> </w:t>
+      </w:r>
+      <w:r>
+        <w:rPr>
+          <w:rStyle w:val="DecValTok"/>
+        </w:rPr>
+        <w:t xml:space="preserve">4</w:t>
+      </w:r>
+      <w:r>
+        <w:br/>
+      </w:r>
+      <w:r>
+        <w:rPr>
+          <w:rStyle w:val="NormalTok"/>
+        </w:rPr>
+        <w:t xml:space="preserve">result_short </w:t>
+      </w:r>
+      <w:r>
+        <w:rPr>
+          <w:rStyle w:val="OperatorTok"/>
+        </w:rPr>
+        <w:t xml:space="preserve">=</w:t>
+      </w:r>
+      <w:r>
+        <w:rPr>
+          <w:rStyle w:val="NormalTok"/>
+        </w:rPr>
+        <w:t xml:space="preserve"> split_into_chunks(another_string, short_chunk_size)</w:t>
+      </w:r>
+      <w:r>
+        <w:br/>
       </w:r>
       <w:r>
         <w:rPr>
@@ -2923,154 +2738,7 @@
         <w:rPr>
           <w:rStyle w:val="NormalTok"/>
         </w:rPr>
-        <w:t xml:space="preserve">(result)</w:t>
-      </w:r>
-      <w:r>
-        <w:br/>
-      </w:r>
-      <w:r>
-        <w:rPr>
-          <w:rStyle w:val="ControlFlowTok"/>
-        </w:rPr>
-        <w:t xml:space="preserve">except</w:t>
-      </w:r>
-      <w:r>
-        <w:rPr>
-          <w:rStyle w:val="NormalTok"/>
-        </w:rPr>
-        <w:t xml:space="preserve"> </w:t>
-      </w:r>
-      <w:r>
-        <w:rPr>
-          <w:rStyle w:val="PreprocessorTok"/>
-        </w:rPr>
-        <w:t xml:space="preserve">ValueError</w:t>
-      </w:r>
-      <w:r>
-        <w:rPr>
-          <w:rStyle w:val="NormalTok"/>
-        </w:rPr>
-        <w:t xml:space="preserve"> </w:t>
-      </w:r>
-      <w:r>
-        <w:rPr>
-          <w:rStyle w:val="ImportTok"/>
-        </w:rPr>
-        <w:t xml:space="preserve">as</w:t>
-      </w:r>
-      <w:r>
-        <w:rPr>
-          <w:rStyle w:val="NormalTok"/>
-        </w:rPr>
-        <w:t xml:space="preserve"> e:</w:t>
-      </w:r>
-      <w:r>
-        <w:br/>
-      </w:r>
-      <w:r>
-        <w:rPr>
-          <w:rStyle w:val="NormalTok"/>
-        </w:rPr>
-        <w:t xml:space="preserve">    </w:t>
-      </w:r>
-      <w:r>
-        <w:rPr>
-          <w:rStyle w:val="BuiltInTok"/>
-        </w:rPr>
-        <w:t xml:space="preserve">print</w:t>
-      </w:r>
-      <w:r>
-        <w:rPr>
-          <w:rStyle w:val="NormalTok"/>
-        </w:rPr>
-        <w:t xml:space="preserve">(e)</w:t>
-      </w:r>
-      <w:r>
-        <w:br/>
-      </w:r>
-      <w:r>
-        <w:br/>
-      </w:r>
-      <w:r>
-        <w:rPr>
-          <w:rStyle w:val="CommentTok"/>
-        </w:rPr>
-        <w:t xml:space="preserve"># Example with a string length that is a multiple of the chunk size</w:t>
-      </w:r>
-      <w:r>
-        <w:br/>
-      </w:r>
-      <w:r>
-        <w:rPr>
-          <w:rStyle w:val="NormalTok"/>
-        </w:rPr>
-        <w:t xml:space="preserve">another_string </w:t>
-      </w:r>
-      <w:r>
-        <w:rPr>
-          <w:rStyle w:val="OperatorTok"/>
-        </w:rPr>
-        <w:t xml:space="preserve">=</w:t>
-      </w:r>
-      <w:r>
-        <w:rPr>
-          <w:rStyle w:val="NormalTok"/>
-        </w:rPr>
-        <w:t xml:space="preserve"> </w:t>
-      </w:r>
-      <w:r>
-        <w:rPr>
-          <w:rStyle w:val="StringTok"/>
-        </w:rPr>
-        <w:t xml:space="preserve">"1234567890"</w:t>
-      </w:r>
-      <w:r>
-        <w:br/>
-      </w:r>
-      <w:r>
-        <w:rPr>
-          <w:rStyle w:val="NormalTok"/>
-        </w:rPr>
-        <w:t xml:space="preserve">result_even </w:t>
-      </w:r>
-      <w:r>
-        <w:rPr>
-          <w:rStyle w:val="OperatorTok"/>
-        </w:rPr>
-        <w:t xml:space="preserve">=</w:t>
-      </w:r>
-      <w:r>
-        <w:rPr>
-          <w:rStyle w:val="NormalTok"/>
-        </w:rPr>
-        <w:t xml:space="preserve"> split_into_chunks(another_string, </w:t>
-      </w:r>
-      <w:r>
-        <w:rPr>
-          <w:rStyle w:val="DecValTok"/>
-        </w:rPr>
-        <w:t xml:space="preserve">5</w:t>
-      </w:r>
-      <w:r>
-        <w:rPr>
-          <w:rStyle w:val="NormalTok"/>
-        </w:rPr>
-        <w:t xml:space="preserve">)</w:t>
-      </w:r>
-      <w:r>
-        <w:br/>
-      </w:r>
-      <w:r>
-        <w:rPr>
-          <w:rStyle w:val="BuiltInTok"/>
-        </w:rPr>
-        <w:t xml:space="preserve">print</w:t>
-      </w:r>
-      <w:r>
-        <w:rPr>
-          <w:rStyle w:val="NormalTok"/>
-        </w:rPr>
-        <w:t xml:space="preserve">(result_even)</w:t>
+        <w:t xml:space="preserve">(result_short)</w:t>
       </w:r>
     </w:p>
     <w:p>
@@ -3093,7 +2761,7 @@
         <w:rPr>
           <w:rStyle w:val="VerbatimChar"/>
         </w:rPr>
-        <w:t xml:space="preserve">('This is a ', 'sample tex', 't for the ', 'chunking f', 'unction.')</w:t>
+        <w:t xml:space="preserve">('This is a ', 'sample str', 'ing to be ', 'split.')</w:t>
       </w:r>
       <w:r>
         <w:br/>
@@ -3102,7 +2770,7 @@
         <w:rPr>
           <w:rStyle w:val="VerbatimChar"/>
         </w:rPr>
-        <w:t xml:space="preserve">('12345', '67890')</w:t>
+        <w:t xml:space="preserve">('Hell', 'oWor', 'ld')</w:t>
       </w:r>
     </w:p>
     <w:p>

--- a/random_module_two.docx
+++ b/random_module_two.docx
@@ -28,7 +28,7 @@
         </w:p>
       </w:sdtContent>
     </w:sdt>
-    <w:bookmarkStart w:id="9" w:name="functiondef-count_vowelstext"/>
+    <w:bookmarkStart w:id="9" w:name="functiondef-choose_random_itemitems"/>
     <w:p>
       <w:pPr>
         <w:pStyle w:val="Heading2"/>
@@ -43,11 +43,11 @@
         <w:tab/>
       </w:r>
       <w:r>
-        <w:t xml:space="preserve">FunctionDef count_vowels(text)</w:t>
+        <w:t xml:space="preserve">FunctionDef choose_random_item(items)</w:t>
       </w:r>
     </w:p>
     <w:bookmarkEnd w:id="9"/>
-    <w:bookmarkStart w:id="16" w:name="function-count_vowelstext-str"/>
+    <w:bookmarkStart w:id="18" w:name="X53e71d88908f784130cb3998f0ce078d9acc5f7"/>
     <w:p>
       <w:pPr>
         <w:pStyle w:val="Heading1"/>
@@ -62,7 +62,7 @@
         <w:tab/>
       </w:r>
       <w:r>
-        <w:t xml:space="preserve">Function: count_vowels(text: str)</w:t>
+        <w:t xml:space="preserve">Function: choose_random_item(items: List[str]) -&gt; str</w:t>
       </w:r>
     </w:p>
     <w:bookmarkStart w:id="10" w:name="overview"/>
@@ -97,13 +97,13 @@
         <w:rPr>
           <w:rStyle w:val="VerbatimChar"/>
         </w:rPr>
-        <w:t xml:space="preserve">count_vowels</w:t>
+        <w:t xml:space="preserve">choose_random_item</w:t>
       </w:r>
       <w:r>
         <w:t xml:space="preserve"> </w:t>
       </w:r>
       <w:r>
-        <w:t xml:space="preserve">function counts the total number of vowels within a given input string in a case-insensitive manner.</w:t>
+        <w:t xml:space="preserve">function selects and returns a single string at random from a given non-empty list of strings.</w:t>
       </w:r>
     </w:p>
     <w:bookmarkEnd w:id="10"/>
@@ -136,11 +136,28 @@
       <w:r>
         <w:rPr>
           <w:rStyle w:val="VerbatimChar"/>
-        </w:rPr>
-        <w:t xml:space="preserve">text</w:t>
-      </w:r>
-      <w:r>
-        <w:t xml:space="preserve">: (str) The input string in which to count the vowels.</w:t>
+          <w:b/>
+          <w:bCs/>
+        </w:rPr>
+        <w:t xml:space="preserve">items</w:t>
+      </w:r>
+      <w:r>
+        <w:t xml:space="preserve">:</w:t>
+      </w:r>
+      <w:r>
+        <w:t xml:space="preserve"> </w:t>
+      </w:r>
+      <w:r>
+        <w:rPr>
+          <w:rStyle w:val="VerbatimChar"/>
+        </w:rPr>
+        <w:t xml:space="preserve">List[str]</w:t>
+      </w:r>
+      <w:r>
+        <w:t xml:space="preserve"> </w:t>
+      </w:r>
+      <w:r>
+        <w:t xml:space="preserve">- A list of strings from which one item will be randomly selected. This list must not be empty.</w:t>
       </w:r>
     </w:p>
     <w:bookmarkEnd w:id="11"/>
@@ -167,7 +184,22 @@
         <w:pStyle w:val="FirstParagraph"/>
       </w:pPr>
       <w:r>
-        <w:t xml:space="preserve">This function provides an efficient way to determine the number of vowels (a, e, i, o, u) in a string.</w:t>
+        <w:t xml:space="preserve">This function provides a safe way to choose a random element from a list of strings. The core logic is built around Python’s</w:t>
+      </w:r>
+      <w:r>
+        <w:t xml:space="preserve"> </w:t>
+      </w:r>
+      <w:r>
+        <w:rPr>
+          <w:rStyle w:val="VerbatimChar"/>
+        </w:rPr>
+        <w:t xml:space="preserve">random.choice()</w:t>
+      </w:r>
+      <w:r>
+        <w:t xml:space="preserve"> </w:t>
+      </w:r>
+      <w:r>
+        <w:t xml:space="preserve">method, which is designed to pick a single item uniformly at random from a non-empty sequence.</w:t>
       </w:r>
     </w:p>
     <w:p>
@@ -175,13 +207,19 @@
         <w:pStyle w:val="BodyText"/>
       </w:pPr>
       <w:r>
-        <w:t xml:space="preserve">The logic operates as follows:</w:t>
+        <w:t xml:space="preserve">Before attempting to select an item, the function first performs a validation check:</w:t>
       </w:r>
       <w:r>
         <w:t xml:space="preserve"> </w:t>
       </w:r>
       <w:r>
-        <w:t xml:space="preserve">1. A</w:t>
+        <w:rPr>
+          <w:rStyle w:val="VerbatimChar"/>
+        </w:rPr>
+        <w:t xml:space="preserve">if not items:</w:t>
+      </w:r>
+      <w:r>
+        <w:t xml:space="preserve">. This conditional statement verifies if the provided</w:t>
       </w:r>
       <w:r>
         <w:t xml:space="preserve"> </w:t>
@@ -190,13 +228,13 @@
         <w:rPr>
           <w:rStyle w:val="VerbatimChar"/>
         </w:rPr>
-        <w:t xml:space="preserve">set</w:t>
+        <w:t xml:space="preserve">items</w:t>
       </w:r>
       <w:r>
         <w:t xml:space="preserve"> </w:t>
       </w:r>
       <w:r>
-        <w:t xml:space="preserve">named</w:t>
+        <w:t xml:space="preserve">list is empty. If it is, the function immediately raises a</w:t>
       </w:r>
       <w:r>
         <w:t xml:space="preserve"> </w:t>
@@ -205,384 +243,72 @@
         <w:rPr>
           <w:rStyle w:val="VerbatimChar"/>
         </w:rPr>
-        <w:t xml:space="preserve">vowels</w:t>
+        <w:t xml:space="preserve">ValueError</w:t>
       </w:r>
       <w:r>
         <w:t xml:space="preserve"> </w:t>
       </w:r>
       <w:r>
-        <w:t xml:space="preserve">is initialized with both lowercase and uppercase vowels:</w:t>
+        <w:t xml:space="preserve">with the message</w:t>
       </w:r>
       <w:r>
         <w:t xml:space="preserve"> </w:t>
       </w:r>
       <w:r>
+        <w:t xml:space="preserve">“items must not be empty”</w:t>
+      </w:r>
+      <w:r>
+        <w:t xml:space="preserve">. This proactive error handling prevents the</w:t>
+      </w:r>
+      <w:r>
+        <w:t xml:space="preserve"> </w:t>
+      </w:r>
+      <w:r>
         <w:rPr>
           <w:rStyle w:val="VerbatimChar"/>
         </w:rPr>
-        <w:t xml:space="preserve">set("aeiouAEIOU")</w:t>
-      </w:r>
-      <w:r>
-        <w:t xml:space="preserve">. Using a</w:t>
+        <w:t xml:space="preserve">IndexError</w:t>
       </w:r>
       <w:r>
         <w:t xml:space="preserve"> </w:t>
       </w:r>
       <w:r>
+        <w:t xml:space="preserve">that</w:t>
+      </w:r>
+      <w:r>
+        <w:t xml:space="preserve"> </w:t>
+      </w:r>
+      <w:r>
         <w:rPr>
           <w:rStyle w:val="VerbatimChar"/>
         </w:rPr>
-        <w:t xml:space="preserve">set</w:t>
+        <w:t xml:space="preserve">random.choice()</w:t>
       </w:r>
       <w:r>
         <w:t xml:space="preserve"> </w:t>
       </w:r>
       <w:r>
-        <w:t xml:space="preserve">allows for very fast membership checking (average O(1) time complexity).</w:t>
-      </w:r>
-      <w:r>
-        <w:t xml:space="preserve"> </w:t>
-      </w:r>
-      <w:r>
-        <w:t xml:space="preserve">2. The function then iterates through each character (</w:t>
-      </w:r>
-      <w:r>
-        <w:rPr>
-          <w:rStyle w:val="VerbatimChar"/>
-        </w:rPr>
-        <w:t xml:space="preserve">ch</w:t>
-      </w:r>
-      <w:r>
-        <w:t xml:space="preserve">) of the input</w:t>
-      </w:r>
-      <w:r>
-        <w:t xml:space="preserve"> </w:t>
-      </w:r>
-      <w:r>
-        <w:rPr>
-          <w:rStyle w:val="VerbatimChar"/>
-        </w:rPr>
-        <w:t xml:space="preserve">text</w:t>
-      </w:r>
-      <w:r>
-        <w:t xml:space="preserve"> </w:t>
-      </w:r>
-      <w:r>
-        <w:t xml:space="preserve">string.</w:t>
-      </w:r>
-      <w:r>
-        <w:t xml:space="preserve"> </w:t>
-      </w:r>
-      <w:r>
-        <w:t xml:space="preserve">3. A generator expression,</w:t>
-      </w:r>
-      <w:r>
-        <w:t xml:space="preserve"> </w:t>
-      </w:r>
-      <w:r>
-        <w:rPr>
-          <w:rStyle w:val="VerbatimChar"/>
-        </w:rPr>
-        <w:t xml:space="preserve">(1 for ch in text if ch in vowels)</w:t>
-      </w:r>
-      <w:r>
-        <w:t xml:space="preserve">, is used. For each character</w:t>
-      </w:r>
-      <w:r>
-        <w:t xml:space="preserve"> </w:t>
-      </w:r>
-      <w:r>
-        <w:rPr>
-          <w:rStyle w:val="VerbatimChar"/>
-        </w:rPr>
-        <w:t xml:space="preserve">ch</w:t>
-      </w:r>
-      <w:r>
-        <w:t xml:space="preserve"> </w:t>
-      </w:r>
-      <w:r>
-        <w:t xml:space="preserve">in the</w:t>
-      </w:r>
-      <w:r>
-        <w:t xml:space="preserve"> </w:t>
-      </w:r>
-      <w:r>
-        <w:rPr>
-          <w:rStyle w:val="VerbatimChar"/>
-        </w:rPr>
-        <w:t xml:space="preserve">text</w:t>
-      </w:r>
-      <w:r>
-        <w:t xml:space="preserve">, it checks if the character is present in the</w:t>
-      </w:r>
-      <w:r>
-        <w:t xml:space="preserve"> </w:t>
-      </w:r>
-      <w:r>
-        <w:rPr>
-          <w:rStyle w:val="VerbatimChar"/>
-        </w:rPr>
-        <w:t xml:space="preserve">vowels</w:t>
-      </w:r>
-      <w:r>
-        <w:t xml:space="preserve"> </w:t>
-      </w:r>
-      <w:r>
-        <w:t xml:space="preserve">set. If it is, the expression yields the number</w:t>
-      </w:r>
-      <w:r>
-        <w:t xml:space="preserve"> </w:t>
-      </w:r>
-      <w:r>
-        <w:rPr>
-          <w:rStyle w:val="VerbatimChar"/>
-        </w:rPr>
-        <w:t xml:space="preserve">1</w:t>
-      </w:r>
-      <w:r>
-        <w:t xml:space="preserve">.</w:t>
-      </w:r>
-      <w:r>
-        <w:t xml:space="preserve"> </w:t>
-      </w:r>
-      <w:r>
-        <w:t xml:space="preserve">4. The built-in</w:t>
-      </w:r>
-      <w:r>
-        <w:t xml:space="preserve"> </w:t>
-      </w:r>
-      <w:r>
-        <w:rPr>
-          <w:rStyle w:val="VerbatimChar"/>
-        </w:rPr>
-        <w:t xml:space="preserve">sum()</w:t>
-      </w:r>
-      <w:r>
-        <w:t xml:space="preserve"> </w:t>
-      </w:r>
-      <w:r>
-        <w:t xml:space="preserve">function is called on this generator. It consumes the generated</w:t>
-      </w:r>
-      <w:r>
-        <w:t xml:space="preserve"> </w:t>
-      </w:r>
-      <w:r>
-        <w:rPr>
-          <w:rStyle w:val="VerbatimChar"/>
-        </w:rPr>
-        <w:t xml:space="preserve">1</w:t>
-      </w:r>
-      <w:r>
-        <w:t xml:space="preserve">s and adds them together, producing a final integer total that represents the count of all vowels found.</w:t>
-      </w:r>
-      <w:r>
-        <w:t xml:space="preserve"> </w:t>
-      </w:r>
-      <w:r>
-        <w:t xml:space="preserve">5. This final sum is returned as the result.</w:t>
+        <w:t xml:space="preserve">would otherwise raise and provides a more descriptive error to the developer.</w:t>
       </w:r>
     </w:p>
     <w:p>
       <w:pPr>
-        <w:pStyle w:val="SourceCode"/>
-      </w:pPr>
-      <w:r>
-        <w:rPr>
-          <w:rStyle w:val="CommentTok"/>
-        </w:rPr>
-        <w:t xml:space="preserve"># Internal logic breakdown</w:t>
-      </w:r>
-      <w:r>
-        <w:br/>
-      </w:r>
-      <w:r>
-        <w:rPr>
-          <w:rStyle w:val="NormalTok"/>
-        </w:rPr>
-        <w:t xml:space="preserve">vowels </w:t>
-      </w:r>
-      <w:r>
-        <w:rPr>
-          <w:rStyle w:val="OperatorTok"/>
-        </w:rPr>
-        <w:t xml:space="preserve">=</w:t>
-      </w:r>
-      <w:r>
-        <w:rPr>
-          <w:rStyle w:val="NormalTok"/>
-        </w:rPr>
+        <w:pStyle w:val="BodyText"/>
+      </w:pPr>
+      <w:r>
+        <w:t xml:space="preserve">If the list is not empty, the function proceeds to execute</w:t>
+      </w:r>
+      <w:r>
         <w:t xml:space="preserve"> </w:t>
       </w:r>
       <w:r>
         <w:rPr>
-          <w:rStyle w:val="BuiltInTok"/>
-        </w:rPr>
-        <w:t xml:space="preserve">set</w:t>
-      </w:r>
-      <w:r>
-        <w:rPr>
-          <w:rStyle w:val="NormalTok"/>
-        </w:rPr>
-        <w:t xml:space="preserve">(</w:t>
-      </w:r>
-      <w:r>
-        <w:rPr>
-          <w:rStyle w:val="StringTok"/>
-        </w:rPr>
-        <w:t xml:space="preserve">"aeiouAEIOU"</w:t>
-      </w:r>
-      <w:r>
-        <w:rPr>
-          <w:rStyle w:val="NormalTok"/>
-        </w:rPr>
-        <w:t xml:space="preserve">)</w:t>
-      </w:r>
-      <w:r>
-        <w:br/>
-      </w:r>
-      <w:r>
-        <w:rPr>
-          <w:rStyle w:val="NormalTok"/>
-        </w:rPr>
-        <w:t xml:space="preserve">text </w:t>
-      </w:r>
-      <w:r>
-        <w:rPr>
-          <w:rStyle w:val="OperatorTok"/>
-        </w:rPr>
-        <w:t xml:space="preserve">=</w:t>
-      </w:r>
-      <w:r>
-        <w:rPr>
-          <w:rStyle w:val="NormalTok"/>
-        </w:rPr>
-        <w:t xml:space="preserve"> </w:t>
-      </w:r>
-      <w:r>
-        <w:rPr>
-          <w:rStyle w:val="StringTok"/>
-        </w:rPr>
-        <w:t xml:space="preserve">"Example"</w:t>
-      </w:r>
-      <w:r>
-        <w:br/>
-      </w:r>
-      <w:r>
-        <w:rPr>
-          <w:rStyle w:val="CommentTok"/>
-        </w:rPr>
-        <w:t xml:space="preserve"># The generator will yield 1 for 'E', 'a', and 'e'</w:t>
-      </w:r>
-      <w:r>
-        <w:br/>
-      </w:r>
-      <w:r>
-        <w:rPr>
-          <w:rStyle w:val="CommentTok"/>
-        </w:rPr>
-        <w:t xml:space="preserve"># sum() will calculate 1 + 1 + 1</w:t>
-      </w:r>
-      <w:r>
-        <w:br/>
-      </w:r>
-      <w:r>
-        <w:rPr>
-          <w:rStyle w:val="NormalTok"/>
-        </w:rPr>
-        <w:t xml:space="preserve">result </w:t>
-      </w:r>
-      <w:r>
-        <w:rPr>
-          <w:rStyle w:val="OperatorTok"/>
-        </w:rPr>
-        <w:t xml:space="preserve">=</w:t>
-      </w:r>
-      <w:r>
-        <w:rPr>
-          <w:rStyle w:val="NormalTok"/>
-        </w:rPr>
-        <w:t xml:space="preserve"> </w:t>
-      </w:r>
-      <w:r>
-        <w:rPr>
-          <w:rStyle w:val="BuiltInTok"/>
-        </w:rPr>
-        <w:t xml:space="preserve">sum</w:t>
-      </w:r>
-      <w:r>
-        <w:rPr>
-          <w:rStyle w:val="NormalTok"/>
-        </w:rPr>
-        <w:t xml:space="preserve">(</w:t>
-      </w:r>
-      <w:r>
-        <w:rPr>
-          <w:rStyle w:val="DecValTok"/>
-        </w:rPr>
-        <w:t xml:space="preserve">1</w:t>
-      </w:r>
-      <w:r>
-        <w:rPr>
-          <w:rStyle w:val="NormalTok"/>
-        </w:rPr>
-        <w:t xml:space="preserve"> </w:t>
-      </w:r>
-      <w:r>
-        <w:rPr>
-          <w:rStyle w:val="ControlFlowTok"/>
-        </w:rPr>
-        <w:t xml:space="preserve">for</w:t>
-      </w:r>
-      <w:r>
-        <w:rPr>
-          <w:rStyle w:val="NormalTok"/>
-        </w:rPr>
-        <w:t xml:space="preserve"> ch </w:t>
-      </w:r>
-      <w:r>
-        <w:rPr>
-          <w:rStyle w:val="KeywordTok"/>
-        </w:rPr>
-        <w:t xml:space="preserve">in</w:t>
-      </w:r>
-      <w:r>
-        <w:rPr>
-          <w:rStyle w:val="NormalTok"/>
-        </w:rPr>
-        <w:t xml:space="preserve"> text </w:t>
-      </w:r>
-      <w:r>
-        <w:rPr>
-          <w:rStyle w:val="ControlFlowTok"/>
-        </w:rPr>
-        <w:t xml:space="preserve">if</w:t>
-      </w:r>
-      <w:r>
-        <w:rPr>
-          <w:rStyle w:val="NormalTok"/>
-        </w:rPr>
-        <w:t xml:space="preserve"> ch </w:t>
-      </w:r>
-      <w:r>
-        <w:rPr>
-          <w:rStyle w:val="KeywordTok"/>
-        </w:rPr>
-        <w:t xml:space="preserve">in</w:t>
-      </w:r>
-      <w:r>
-        <w:rPr>
-          <w:rStyle w:val="NormalTok"/>
-        </w:rPr>
-        <w:t xml:space="preserve"> vowels)</w:t>
-      </w:r>
-      <w:r>
-        <w:br/>
-      </w:r>
-      <w:r>
-        <w:rPr>
-          <w:rStyle w:val="CommentTok"/>
-        </w:rPr>
-        <w:t xml:space="preserve"># result will be 3</w:t>
+          <w:rStyle w:val="VerbatimChar"/>
+        </w:rPr>
+        <w:t xml:space="preserve">return random.choice(items)</w:t>
+      </w:r>
+      <w:r>
+        <w:t xml:space="preserve">, which returns one of the strings from the list. Each string in the list has an equal probability of being chosen.</w:t>
       </w:r>
     </w:p>
     <w:bookmarkEnd w:id="12"/>
@@ -613,14 +339,7 @@
         </w:numPr>
       </w:pPr>
       <w:r>
-        <w:rPr>
-          <w:b/>
-          <w:bCs/>
-        </w:rPr>
-        <w:t xml:space="preserve">Case-Insensitive</w:t>
-      </w:r>
-      <w:r>
-        <w:t xml:space="preserve">: The function is case-insensitive by design, as the</w:t>
+        <w:t xml:space="preserve">The input list</w:t>
       </w:r>
       <w:r>
         <w:t xml:space="preserve"> </w:t>
@@ -629,55 +348,25 @@
         <w:rPr>
           <w:rStyle w:val="VerbatimChar"/>
         </w:rPr>
-        <w:t xml:space="preserve">vowels</w:t>
+        <w:t xml:space="preserve">items</w:t>
       </w:r>
       <w:r>
         <w:t xml:space="preserve"> </w:t>
       </w:r>
       <w:r>
-        <w:t xml:space="preserve">set contains both</w:t>
+        <w:t xml:space="preserve">cannot be empty. Providing an empty list will result in a</w:t>
       </w:r>
       <w:r>
         <w:t xml:space="preserve"> </w:t>
       </w:r>
       <w:r>
-        <w:t xml:space="preserve">‘a’</w:t>
-      </w:r>
-      <w:r>
-        <w:t xml:space="preserve"> </w:t>
-      </w:r>
-      <w:r>
-        <w:t xml:space="preserve">and</w:t>
-      </w:r>
-      <w:r>
-        <w:t xml:space="preserve"> </w:t>
-      </w:r>
-      <w:r>
-        <w:t xml:space="preserve">‘A’</w:t>
-      </w:r>
-      <w:r>
-        <w:t xml:space="preserve">,</w:t>
-      </w:r>
-      <w:r>
-        <w:t xml:space="preserve"> </w:t>
-      </w:r>
-      <w:r>
-        <w:t xml:space="preserve">‘e’</w:t>
-      </w:r>
-      <w:r>
-        <w:t xml:space="preserve"> </w:t>
-      </w:r>
-      <w:r>
-        <w:t xml:space="preserve">and</w:t>
-      </w:r>
-      <w:r>
-        <w:t xml:space="preserve"> </w:t>
-      </w:r>
-      <w:r>
-        <w:t xml:space="preserve">‘E’</w:t>
-      </w:r>
-      <w:r>
-        <w:t xml:space="preserve">, and so on.</w:t>
+        <w:rPr>
+          <w:rStyle w:val="VerbatimChar"/>
+        </w:rPr>
+        <w:t xml:space="preserve">ValueError</w:t>
+      </w:r>
+      <w:r>
+        <w:t xml:space="preserve">.</w:t>
       </w:r>
     </w:p>
     <w:p>
@@ -689,14 +378,22 @@
         </w:numPr>
       </w:pPr>
       <w:r>
-        <w:rPr>
-          <w:b/>
-          <w:bCs/>
-        </w:rPr>
-        <w:t xml:space="preserve">Non-Vowel Characters</w:t>
-      </w:r>
-      <w:r>
-        <w:t xml:space="preserve">: Any characters that are not vowels, including consonants, numbers, whitespace, and symbols, are ignored and not included in the count.</w:t>
+        <w:t xml:space="preserve">This function depends on Python’s</w:t>
+      </w:r>
+      <w:r>
+        <w:t xml:space="preserve"> </w:t>
+      </w:r>
+      <w:r>
+        <w:rPr>
+          <w:rStyle w:val="VerbatimChar"/>
+        </w:rPr>
+        <w:t xml:space="preserve">random</w:t>
+      </w:r>
+      <w:r>
+        <w:t xml:space="preserve"> </w:t>
+      </w:r>
+      <w:r>
+        <w:t xml:space="preserve">module. Ensure it is imported in the execution environment.</w:t>
       </w:r>
     </w:p>
     <w:p>
@@ -708,23 +405,34 @@
         </w:numPr>
       </w:pPr>
       <w:r>
+        <w:t xml:space="preserve">The selection is uniformly random, meaning every item in the list has an equal chance of being returned on each call.</w:t>
+      </w:r>
+    </w:p>
+    <w:p>
+      <w:pPr>
+        <w:pStyle w:val="FirstParagraph"/>
+      </w:pPr>
+      <w:r>
         <w:rPr>
           <w:b/>
           <w:bCs/>
         </w:rPr>
-        <w:t xml:space="preserve">Return Value</w:t>
-      </w:r>
-      <w:r>
-        <w:t xml:space="preserve">: The function always returns an integer (</w:t>
+        <w:t xml:space="preserve">Output Example</w:t>
+      </w:r>
+      <w:r>
+        <w:t xml:space="preserve">: A single string from the input list. For an input of</w:t>
+      </w:r>
+      <w:r>
+        <w:t xml:space="preserve"> </w:t>
       </w:r>
       <w:r>
         <w:rPr>
           <w:rStyle w:val="VerbatimChar"/>
         </w:rPr>
-        <w:t xml:space="preserve">int</w:t>
-      </w:r>
-      <w:r>
-        <w:t xml:space="preserve">). If no vowels are found or the input string is empty, it will return</w:t>
+        <w:t xml:space="preserve">['apple', 'banana', 'cherry']</w:t>
+      </w:r>
+      <w:r>
+        <w:t xml:space="preserve">, a possible output is</w:t>
       </w:r>
       <w:r>
         <w:t xml:space="preserve"> </w:t>
@@ -733,14 +441,425 @@
         <w:rPr>
           <w:rStyle w:val="VerbatimChar"/>
         </w:rPr>
-        <w:t xml:space="preserve">0</w:t>
+        <w:t xml:space="preserve">"banana"</w:t>
       </w:r>
       <w:r>
         <w:t xml:space="preserve">.</w:t>
+      </w:r>
+    </w:p>
+    <w:bookmarkEnd w:id="13"/>
+    <w:bookmarkStart w:id="16" w:name="example"/>
+    <w:p>
+      <w:pPr>
+        <w:pStyle w:val="Heading2"/>
+      </w:pPr>
+      <w:r>
+        <w:rPr>
+          <w:rStyle w:val="SectionNumber"/>
+        </w:rPr>
+        <w:t xml:space="preserve">1.5</w:t>
+      </w:r>
+      <w:r>
+        <w:tab/>
+      </w:r>
+      <w:r>
+        <w:t xml:space="preserve">Example</w:t>
+      </w:r>
+    </w:p>
+    <w:bookmarkStart w:id="14" w:name="example-1-choosing-from-a-valid-list"/>
+    <w:p>
+      <w:pPr>
+        <w:pStyle w:val="Heading3"/>
+      </w:pPr>
+      <w:r>
+        <w:rPr>
+          <w:rStyle w:val="SectionNumber"/>
+        </w:rPr>
+        <w:t xml:space="preserve">1.5.1</w:t>
+      </w:r>
+      <w:r>
+        <w:tab/>
+      </w:r>
+      <w:r>
+        <w:t xml:space="preserve">Example 1: Choosing from a valid list</w:t>
       </w:r>
     </w:p>
     <w:p>
       <w:pPr>
+        <w:pStyle w:val="SourceCode"/>
+      </w:pPr>
+      <w:r>
+        <w:rPr>
+          <w:rStyle w:val="ImportTok"/>
+        </w:rPr>
+        <w:t xml:space="preserve">import</w:t>
+      </w:r>
+      <w:r>
+        <w:rPr>
+          <w:rStyle w:val="NormalTok"/>
+        </w:rPr>
+        <w:t xml:space="preserve"> random</w:t>
+      </w:r>
+      <w:r>
+        <w:br/>
+      </w:r>
+      <w:r>
+        <w:rPr>
+          <w:rStyle w:val="ImportTok"/>
+        </w:rPr>
+        <w:t xml:space="preserve">from</w:t>
+      </w:r>
+      <w:r>
+        <w:rPr>
+          <w:rStyle w:val="NormalTok"/>
+        </w:rPr>
+        <w:t xml:space="preserve"> typing </w:t>
+      </w:r>
+      <w:r>
+        <w:rPr>
+          <w:rStyle w:val="ImportTok"/>
+        </w:rPr>
+        <w:t xml:space="preserve">import</w:t>
+      </w:r>
+      <w:r>
+        <w:rPr>
+          <w:rStyle w:val="NormalTok"/>
+        </w:rPr>
+        <w:t xml:space="preserve"> List</w:t>
+      </w:r>
+      <w:r>
+        <w:br/>
+      </w:r>
+      <w:r>
+        <w:br/>
+      </w:r>
+      <w:r>
+        <w:rPr>
+          <w:rStyle w:val="CommentTok"/>
+        </w:rPr>
+        <w:t xml:space="preserve"># Definition of the function</w:t>
+      </w:r>
+      <w:r>
+        <w:br/>
+      </w:r>
+      <w:r>
+        <w:rPr>
+          <w:rStyle w:val="KeywordTok"/>
+        </w:rPr>
+        <w:t xml:space="preserve">def</w:t>
+      </w:r>
+      <w:r>
+        <w:rPr>
+          <w:rStyle w:val="NormalTok"/>
+        </w:rPr>
+        <w:t xml:space="preserve"> choose_random_item(items: List[</w:t>
+      </w:r>
+      <w:r>
+        <w:rPr>
+          <w:rStyle w:val="BuiltInTok"/>
+        </w:rPr>
+        <w:t xml:space="preserve">str</w:t>
+      </w:r>
+      <w:r>
+        <w:rPr>
+          <w:rStyle w:val="NormalTok"/>
+        </w:rPr>
+        <w:t xml:space="preserve">]) </w:t>
+      </w:r>
+      <w:r>
+        <w:rPr>
+          <w:rStyle w:val="OperatorTok"/>
+        </w:rPr>
+        <w:t xml:space="preserve">-&gt;</w:t>
+      </w:r>
+      <w:r>
+        <w:rPr>
+          <w:rStyle w:val="NormalTok"/>
+        </w:rPr>
+        <w:t xml:space="preserve"> </w:t>
+      </w:r>
+      <w:r>
+        <w:rPr>
+          <w:rStyle w:val="BuiltInTok"/>
+        </w:rPr>
+        <w:t xml:space="preserve">str</w:t>
+      </w:r>
+      <w:r>
+        <w:rPr>
+          <w:rStyle w:val="NormalTok"/>
+        </w:rPr>
+        <w:t xml:space="preserve">:</w:t>
+      </w:r>
+      <w:r>
+        <w:br/>
+      </w:r>
+      <w:r>
+        <w:rPr>
+          <w:rStyle w:val="NormalTok"/>
+        </w:rPr>
+        <w:t xml:space="preserve">    </w:t>
+      </w:r>
+      <w:r>
+        <w:rPr>
+          <w:rStyle w:val="CommentTok"/>
+        </w:rPr>
+        <w:t xml:space="preserve">"""Choose a single random item from a non-empty sequence."""</w:t>
+      </w:r>
+      <w:r>
+        <w:br/>
+      </w:r>
+      <w:r>
+        <w:rPr>
+          <w:rStyle w:val="NormalTok"/>
+        </w:rPr>
+        <w:t xml:space="preserve">    </w:t>
+      </w:r>
+      <w:r>
+        <w:rPr>
+          <w:rStyle w:val="ControlFlowTok"/>
+        </w:rPr>
+        <w:t xml:space="preserve">if</w:t>
+      </w:r>
+      <w:r>
+        <w:rPr>
+          <w:rStyle w:val="NormalTok"/>
+        </w:rPr>
+        <w:t xml:space="preserve"> </w:t>
+      </w:r>
+      <w:r>
+        <w:rPr>
+          <w:rStyle w:val="KeywordTok"/>
+        </w:rPr>
+        <w:t xml:space="preserve">not</w:t>
+      </w:r>
+      <w:r>
+        <w:rPr>
+          <w:rStyle w:val="NormalTok"/>
+        </w:rPr>
+        <w:t xml:space="preserve"> items:</w:t>
+      </w:r>
+      <w:r>
+        <w:br/>
+      </w:r>
+      <w:r>
+        <w:rPr>
+          <w:rStyle w:val="NormalTok"/>
+        </w:rPr>
+        <w:t xml:space="preserve">        </w:t>
+      </w:r>
+      <w:r>
+        <w:rPr>
+          <w:rStyle w:val="ControlFlowTok"/>
+        </w:rPr>
+        <w:t xml:space="preserve">raise</w:t>
+      </w:r>
+      <w:r>
+        <w:rPr>
+          <w:rStyle w:val="NormalTok"/>
+        </w:rPr>
+        <w:t xml:space="preserve"> </w:t>
+      </w:r>
+      <w:r>
+        <w:rPr>
+          <w:rStyle w:val="PreprocessorTok"/>
+        </w:rPr>
+        <w:t xml:space="preserve">ValueError</w:t>
+      </w:r>
+      <w:r>
+        <w:rPr>
+          <w:rStyle w:val="NormalTok"/>
+        </w:rPr>
+        <w:t xml:space="preserve">(</w:t>
+      </w:r>
+      <w:r>
+        <w:rPr>
+          <w:rStyle w:val="StringTok"/>
+        </w:rPr>
+        <w:t xml:space="preserve">"items must not be empty"</w:t>
+      </w:r>
+      <w:r>
+        <w:rPr>
+          <w:rStyle w:val="NormalTok"/>
+        </w:rPr>
+        <w:t xml:space="preserve">)</w:t>
+      </w:r>
+      <w:r>
+        <w:br/>
+      </w:r>
+      <w:r>
+        <w:rPr>
+          <w:rStyle w:val="NormalTok"/>
+        </w:rPr>
+        <w:t xml:space="preserve">    </w:t>
+      </w:r>
+      <w:r>
+        <w:rPr>
+          <w:rStyle w:val="ControlFlowTok"/>
+        </w:rPr>
+        <w:t xml:space="preserve">return</w:t>
+      </w:r>
+      <w:r>
+        <w:rPr>
+          <w:rStyle w:val="NormalTok"/>
+        </w:rPr>
+        <w:t xml:space="preserve"> random.choice(items)</w:t>
+      </w:r>
+      <w:r>
+        <w:br/>
+      </w:r>
+      <w:r>
+        <w:br/>
+      </w:r>
+      <w:r>
+        <w:rPr>
+          <w:rStyle w:val="CommentTok"/>
+        </w:rPr>
+        <w:t xml:space="preserve"># Example usage</w:t>
+      </w:r>
+      <w:r>
+        <w:br/>
+      </w:r>
+      <w:r>
+        <w:rPr>
+          <w:rStyle w:val="NormalTok"/>
+        </w:rPr>
+        <w:t xml:space="preserve">fruits </w:t>
+      </w:r>
+      <w:r>
+        <w:rPr>
+          <w:rStyle w:val="OperatorTok"/>
+        </w:rPr>
+        <w:t xml:space="preserve">=</w:t>
+      </w:r>
+      <w:r>
+        <w:rPr>
+          <w:rStyle w:val="NormalTok"/>
+        </w:rPr>
+        <w:t xml:space="preserve"> [</w:t>
+      </w:r>
+      <w:r>
+        <w:rPr>
+          <w:rStyle w:val="StringTok"/>
+        </w:rPr>
+        <w:t xml:space="preserve">"apple"</w:t>
+      </w:r>
+      <w:r>
+        <w:rPr>
+          <w:rStyle w:val="NormalTok"/>
+        </w:rPr>
+        <w:t xml:space="preserve">, </w:t>
+      </w:r>
+      <w:r>
+        <w:rPr>
+          <w:rStyle w:val="StringTok"/>
+        </w:rPr>
+        <w:t xml:space="preserve">"banana"</w:t>
+      </w:r>
+      <w:r>
+        <w:rPr>
+          <w:rStyle w:val="NormalTok"/>
+        </w:rPr>
+        <w:t xml:space="preserve">, </w:t>
+      </w:r>
+      <w:r>
+        <w:rPr>
+          <w:rStyle w:val="StringTok"/>
+        </w:rPr>
+        <w:t xml:space="preserve">"cherry"</w:t>
+      </w:r>
+      <w:r>
+        <w:rPr>
+          <w:rStyle w:val="NormalTok"/>
+        </w:rPr>
+        <w:t xml:space="preserve">, </w:t>
+      </w:r>
+      <w:r>
+        <w:rPr>
+          <w:rStyle w:val="StringTok"/>
+        </w:rPr>
+        <w:t xml:space="preserve">"date"</w:t>
+      </w:r>
+      <w:r>
+        <w:rPr>
+          <w:rStyle w:val="NormalTok"/>
+        </w:rPr>
+        <w:t xml:space="preserve">]</w:t>
+      </w:r>
+      <w:r>
+        <w:br/>
+      </w:r>
+      <w:r>
+        <w:rPr>
+          <w:rStyle w:val="NormalTok"/>
+        </w:rPr>
+        <w:t xml:space="preserve">random_fruit </w:t>
+      </w:r>
+      <w:r>
+        <w:rPr>
+          <w:rStyle w:val="OperatorTok"/>
+        </w:rPr>
+        <w:t xml:space="preserve">=</w:t>
+      </w:r>
+      <w:r>
+        <w:rPr>
+          <w:rStyle w:val="NormalTok"/>
+        </w:rPr>
+        <w:t xml:space="preserve"> choose_random_item(fruits)</w:t>
+      </w:r>
+      <w:r>
+        <w:br/>
+      </w:r>
+      <w:r>
+        <w:rPr>
+          <w:rStyle w:val="BuiltInTok"/>
+        </w:rPr>
+        <w:t xml:space="preserve">print</w:t>
+      </w:r>
+      <w:r>
+        <w:rPr>
+          <w:rStyle w:val="NormalTok"/>
+        </w:rPr>
+        <w:t xml:space="preserve">(</w:t>
+      </w:r>
+      <w:r>
+        <w:rPr>
+          <w:rStyle w:val="SpecialStringTok"/>
+        </w:rPr>
+        <w:t xml:space="preserve">f"A random fruit: </w:t>
+      </w:r>
+      <w:r>
+        <w:rPr>
+          <w:rStyle w:val="SpecialCharTok"/>
+        </w:rPr>
+        <w:t xml:space="preserve">{</w:t>
+      </w:r>
+      <w:r>
+        <w:rPr>
+          <w:rStyle w:val="NormalTok"/>
+        </w:rPr>
+        <w:t xml:space="preserve">random_fruit</w:t>
+      </w:r>
+      <w:r>
+        <w:rPr>
+          <w:rStyle w:val="SpecialCharTok"/>
+        </w:rPr>
+        <w:t xml:space="preserve">}</w:t>
+      </w:r>
+      <w:r>
+        <w:rPr>
+          <w:rStyle w:val="SpecialStringTok"/>
+        </w:rPr>
+        <w:t xml:space="preserve">"</w:t>
+      </w:r>
+      <w:r>
+        <w:rPr>
+          <w:rStyle w:val="NormalTok"/>
+        </w:rPr>
+        <w:t xml:space="preserve">)</w:t>
+      </w:r>
+    </w:p>
+    <w:p>
+      <w:pPr>
         <w:pStyle w:val="FirstParagraph"/>
       </w:pPr>
       <w:r>
@@ -748,29 +867,7 @@
           <w:b/>
           <w:bCs/>
         </w:rPr>
-        <w:t xml:space="preserve">Output Example</w:t>
-      </w:r>
-      <w:r>
-        <w:t xml:space="preserve">: The function returns a single integer representing the total count of vowels.</w:t>
-      </w:r>
-    </w:p>
-    <w:bookmarkEnd w:id="13"/>
-    <w:bookmarkStart w:id="14" w:name="example"/>
-    <w:p>
-      <w:pPr>
-        <w:pStyle w:val="Heading2"/>
-      </w:pPr>
-      <w:r>
-        <w:rPr>
-          <w:rStyle w:val="SectionNumber"/>
-        </w:rPr>
-        <w:t xml:space="preserve">1.5</w:t>
-      </w:r>
-      <w:r>
-        <w:tab/>
-      </w:r>
-      <w:r>
-        <w:t xml:space="preserve">Example</w:t>
+        <w:t xml:space="preserve">Output:</w:t>
       </w:r>
     </w:p>
     <w:p>
@@ -779,72 +876,9 @@
       </w:pPr>
       <w:r>
         <w:rPr>
-          <w:rStyle w:val="CommentTok"/>
-        </w:rPr>
-        <w:t xml:space="preserve"># Example usage</w:t>
-      </w:r>
-      <w:r>
-        <w:br/>
-      </w:r>
-      <w:r>
-        <w:rPr>
-          <w:rStyle w:val="NormalTok"/>
-        </w:rPr>
-        <w:t xml:space="preserve">input_string </w:t>
-      </w:r>
-      <w:r>
-        <w:rPr>
-          <w:rStyle w:val="OperatorTok"/>
-        </w:rPr>
-        <w:t xml:space="preserve">=</w:t>
-      </w:r>
-      <w:r>
-        <w:rPr>
-          <w:rStyle w:val="NormalTok"/>
-        </w:rPr>
-        <w:t xml:space="preserve"> </w:t>
-      </w:r>
-      <w:r>
-        <w:rPr>
-          <w:rStyle w:val="StringTok"/>
-        </w:rPr>
-        <w:t xml:space="preserve">"Hello World! This is a test."</w:t>
-      </w:r>
-      <w:r>
-        <w:br/>
-      </w:r>
-      <w:r>
-        <w:rPr>
-          <w:rStyle w:val="NormalTok"/>
-        </w:rPr>
-        <w:t xml:space="preserve">vowel_count </w:t>
-      </w:r>
-      <w:r>
-        <w:rPr>
-          <w:rStyle w:val="OperatorTok"/>
-        </w:rPr>
-        <w:t xml:space="preserve">=</w:t>
-      </w:r>
-      <w:r>
-        <w:rPr>
-          <w:rStyle w:val="NormalTok"/>
-        </w:rPr>
-        <w:t xml:space="preserve"> count_vowels(input_string)</w:t>
-      </w:r>
-      <w:r>
-        <w:br/>
-      </w:r>
-      <w:r>
-        <w:rPr>
-          <w:rStyle w:val="BuiltInTok"/>
-        </w:rPr>
-        <w:t xml:space="preserve">print</w:t>
-      </w:r>
-      <w:r>
-        <w:rPr>
-          <w:rStyle w:val="NormalTok"/>
-        </w:rPr>
-        <w:t xml:space="preserve">(vowel_count)</w:t>
+          <w:rStyle w:val="VerbatimChar"/>
+        </w:rPr>
+        <w:t xml:space="preserve">A random fruit: cherry</w:t>
       </w:r>
     </w:p>
     <w:p>
@@ -853,6 +887,404 @@
       </w:pPr>
       <w:r>
         <w:rPr>
+          <w:i/>
+          <w:iCs/>
+        </w:rPr>
+        <w:t xml:space="preserve">(Note: The actual output will be one of the items from the</w:t>
+      </w:r>
+      <w:r>
+        <w:rPr>
+          <w:i/>
+          <w:iCs/>
+        </w:rPr>
+        <w:t xml:space="preserve"> </w:t>
+      </w:r>
+      <w:r>
+        <w:rPr>
+          <w:rStyle w:val="VerbatimChar"/>
+          <w:i/>
+          <w:iCs/>
+        </w:rPr>
+        <w:t xml:space="preserve">fruits</w:t>
+      </w:r>
+      <w:r>
+        <w:rPr>
+          <w:i/>
+          <w:iCs/>
+        </w:rPr>
+        <w:t xml:space="preserve"> </w:t>
+      </w:r>
+      <w:r>
+        <w:rPr>
+          <w:i/>
+          <w:iCs/>
+        </w:rPr>
+        <w:t xml:space="preserve">list, chosen randomly.)</w:t>
+      </w:r>
+    </w:p>
+    <w:bookmarkEnd w:id="14"/>
+    <w:bookmarkStart w:id="15" w:name="X8a4802fdafc9ea27dacfa3b358c082b6f269466"/>
+    <w:p>
+      <w:pPr>
+        <w:pStyle w:val="Heading3"/>
+      </w:pPr>
+      <w:r>
+        <w:rPr>
+          <w:rStyle w:val="SectionNumber"/>
+        </w:rPr>
+        <w:t xml:space="preserve">1.5.2</w:t>
+      </w:r>
+      <w:r>
+        <w:tab/>
+      </w:r>
+      <w:r>
+        <w:t xml:space="preserve">Example 2: Attempting to choose from an empty list</w:t>
+      </w:r>
+    </w:p>
+    <w:p>
+      <w:pPr>
+        <w:pStyle w:val="SourceCode"/>
+      </w:pPr>
+      <w:r>
+        <w:rPr>
+          <w:rStyle w:val="ImportTok"/>
+        </w:rPr>
+        <w:t xml:space="preserve">import</w:t>
+      </w:r>
+      <w:r>
+        <w:rPr>
+          <w:rStyle w:val="NormalTok"/>
+        </w:rPr>
+        <w:t xml:space="preserve"> random</w:t>
+      </w:r>
+      <w:r>
+        <w:br/>
+      </w:r>
+      <w:r>
+        <w:rPr>
+          <w:rStyle w:val="ImportTok"/>
+        </w:rPr>
+        <w:t xml:space="preserve">from</w:t>
+      </w:r>
+      <w:r>
+        <w:rPr>
+          <w:rStyle w:val="NormalTok"/>
+        </w:rPr>
+        <w:t xml:space="preserve"> typing </w:t>
+      </w:r>
+      <w:r>
+        <w:rPr>
+          <w:rStyle w:val="ImportTok"/>
+        </w:rPr>
+        <w:t xml:space="preserve">import</w:t>
+      </w:r>
+      <w:r>
+        <w:rPr>
+          <w:rStyle w:val="NormalTok"/>
+        </w:rPr>
+        <w:t xml:space="preserve"> List</w:t>
+      </w:r>
+      <w:r>
+        <w:br/>
+      </w:r>
+      <w:r>
+        <w:br/>
+      </w:r>
+      <w:r>
+        <w:rPr>
+          <w:rStyle w:val="CommentTok"/>
+        </w:rPr>
+        <w:t xml:space="preserve"># Definition of the function</w:t>
+      </w:r>
+      <w:r>
+        <w:br/>
+      </w:r>
+      <w:r>
+        <w:rPr>
+          <w:rStyle w:val="KeywordTok"/>
+        </w:rPr>
+        <w:t xml:space="preserve">def</w:t>
+      </w:r>
+      <w:r>
+        <w:rPr>
+          <w:rStyle w:val="NormalTok"/>
+        </w:rPr>
+        <w:t xml:space="preserve"> choose_random_item(items: List[</w:t>
+      </w:r>
+      <w:r>
+        <w:rPr>
+          <w:rStyle w:val="BuiltInTok"/>
+        </w:rPr>
+        <w:t xml:space="preserve">str</w:t>
+      </w:r>
+      <w:r>
+        <w:rPr>
+          <w:rStyle w:val="NormalTok"/>
+        </w:rPr>
+        <w:t xml:space="preserve">]) </w:t>
+      </w:r>
+      <w:r>
+        <w:rPr>
+          <w:rStyle w:val="OperatorTok"/>
+        </w:rPr>
+        <w:t xml:space="preserve">-&gt;</w:t>
+      </w:r>
+      <w:r>
+        <w:rPr>
+          <w:rStyle w:val="NormalTok"/>
+        </w:rPr>
+        <w:t xml:space="preserve"> </w:t>
+      </w:r>
+      <w:r>
+        <w:rPr>
+          <w:rStyle w:val="BuiltInTok"/>
+        </w:rPr>
+        <w:t xml:space="preserve">str</w:t>
+      </w:r>
+      <w:r>
+        <w:rPr>
+          <w:rStyle w:val="NormalTok"/>
+        </w:rPr>
+        <w:t xml:space="preserve">:</w:t>
+      </w:r>
+      <w:r>
+        <w:br/>
+      </w:r>
+      <w:r>
+        <w:rPr>
+          <w:rStyle w:val="NormalTok"/>
+        </w:rPr>
+        <w:t xml:space="preserve">    </w:t>
+      </w:r>
+      <w:r>
+        <w:rPr>
+          <w:rStyle w:val="CommentTok"/>
+        </w:rPr>
+        <w:t xml:space="preserve">"""Choose a single random item from a non-empty sequence."""</w:t>
+      </w:r>
+      <w:r>
+        <w:br/>
+      </w:r>
+      <w:r>
+        <w:rPr>
+          <w:rStyle w:val="NormalTok"/>
+        </w:rPr>
+        <w:t xml:space="preserve">    </w:t>
+      </w:r>
+      <w:r>
+        <w:rPr>
+          <w:rStyle w:val="ControlFlowTok"/>
+        </w:rPr>
+        <w:t xml:space="preserve">if</w:t>
+      </w:r>
+      <w:r>
+        <w:rPr>
+          <w:rStyle w:val="NormalTok"/>
+        </w:rPr>
+        <w:t xml:space="preserve"> </w:t>
+      </w:r>
+      <w:r>
+        <w:rPr>
+          <w:rStyle w:val="KeywordTok"/>
+        </w:rPr>
+        <w:t xml:space="preserve">not</w:t>
+      </w:r>
+      <w:r>
+        <w:rPr>
+          <w:rStyle w:val="NormalTok"/>
+        </w:rPr>
+        <w:t xml:space="preserve"> items:</w:t>
+      </w:r>
+      <w:r>
+        <w:br/>
+      </w:r>
+      <w:r>
+        <w:rPr>
+          <w:rStyle w:val="NormalTok"/>
+        </w:rPr>
+        <w:t xml:space="preserve">        </w:t>
+      </w:r>
+      <w:r>
+        <w:rPr>
+          <w:rStyle w:val="ControlFlowTok"/>
+        </w:rPr>
+        <w:t xml:space="preserve">raise</w:t>
+      </w:r>
+      <w:r>
+        <w:rPr>
+          <w:rStyle w:val="NormalTok"/>
+        </w:rPr>
+        <w:t xml:space="preserve"> </w:t>
+      </w:r>
+      <w:r>
+        <w:rPr>
+          <w:rStyle w:val="PreprocessorTok"/>
+        </w:rPr>
+        <w:t xml:space="preserve">ValueError</w:t>
+      </w:r>
+      <w:r>
+        <w:rPr>
+          <w:rStyle w:val="NormalTok"/>
+        </w:rPr>
+        <w:t xml:space="preserve">(</w:t>
+      </w:r>
+      <w:r>
+        <w:rPr>
+          <w:rStyle w:val="StringTok"/>
+        </w:rPr>
+        <w:t xml:space="preserve">"items must not be empty"</w:t>
+      </w:r>
+      <w:r>
+        <w:rPr>
+          <w:rStyle w:val="NormalTok"/>
+        </w:rPr>
+        <w:t xml:space="preserve">)</w:t>
+      </w:r>
+      <w:r>
+        <w:br/>
+      </w:r>
+      <w:r>
+        <w:rPr>
+          <w:rStyle w:val="NormalTok"/>
+        </w:rPr>
+        <w:t xml:space="preserve">    </w:t>
+      </w:r>
+      <w:r>
+        <w:rPr>
+          <w:rStyle w:val="ControlFlowTok"/>
+        </w:rPr>
+        <w:t xml:space="preserve">return</w:t>
+      </w:r>
+      <w:r>
+        <w:rPr>
+          <w:rStyle w:val="NormalTok"/>
+        </w:rPr>
+        <w:t xml:space="preserve"> random.choice(items)</w:t>
+      </w:r>
+      <w:r>
+        <w:br/>
+      </w:r>
+      <w:r>
+        <w:br/>
+      </w:r>
+      <w:r>
+        <w:rPr>
+          <w:rStyle w:val="CommentTok"/>
+        </w:rPr>
+        <w:t xml:space="preserve"># Example usage with an empty list</w:t>
+      </w:r>
+      <w:r>
+        <w:br/>
+      </w:r>
+      <w:r>
+        <w:rPr>
+          <w:rStyle w:val="NormalTok"/>
+        </w:rPr>
+        <w:t xml:space="preserve">empty_list </w:t>
+      </w:r>
+      <w:r>
+        <w:rPr>
+          <w:rStyle w:val="OperatorTok"/>
+        </w:rPr>
+        <w:t xml:space="preserve">=</w:t>
+      </w:r>
+      <w:r>
+        <w:rPr>
+          <w:rStyle w:val="NormalTok"/>
+        </w:rPr>
+        <w:t xml:space="preserve"> []</w:t>
+      </w:r>
+      <w:r>
+        <w:br/>
+      </w:r>
+      <w:r>
+        <w:rPr>
+          <w:rStyle w:val="ControlFlowTok"/>
+        </w:rPr>
+        <w:t xml:space="preserve">try</w:t>
+      </w:r>
+      <w:r>
+        <w:rPr>
+          <w:rStyle w:val="NormalTok"/>
+        </w:rPr>
+        <w:t xml:space="preserve">:</w:t>
+      </w:r>
+      <w:r>
+        <w:br/>
+      </w:r>
+      <w:r>
+        <w:rPr>
+          <w:rStyle w:val="NormalTok"/>
+        </w:rPr>
+        <w:t xml:space="preserve">    choose_random_item(empty_list)</w:t>
+      </w:r>
+      <w:r>
+        <w:br/>
+      </w:r>
+      <w:r>
+        <w:rPr>
+          <w:rStyle w:val="ControlFlowTok"/>
+        </w:rPr>
+        <w:t xml:space="preserve">except</w:t>
+      </w:r>
+      <w:r>
+        <w:rPr>
+          <w:rStyle w:val="NormalTok"/>
+        </w:rPr>
+        <w:t xml:space="preserve"> </w:t>
+      </w:r>
+      <w:r>
+        <w:rPr>
+          <w:rStyle w:val="PreprocessorTok"/>
+        </w:rPr>
+        <w:t xml:space="preserve">ValueError</w:t>
+      </w:r>
+      <w:r>
+        <w:rPr>
+          <w:rStyle w:val="NormalTok"/>
+        </w:rPr>
+        <w:t xml:space="preserve"> </w:t>
+      </w:r>
+      <w:r>
+        <w:rPr>
+          <w:rStyle w:val="ImportTok"/>
+        </w:rPr>
+        <w:t xml:space="preserve">as</w:t>
+      </w:r>
+      <w:r>
+        <w:rPr>
+          <w:rStyle w:val="NormalTok"/>
+        </w:rPr>
+        <w:t xml:space="preserve"> e:</w:t>
+      </w:r>
+      <w:r>
+        <w:br/>
+      </w:r>
+      <w:r>
+        <w:rPr>
+          <w:rStyle w:val="NormalTok"/>
+        </w:rPr>
+        <w:t xml:space="preserve">    </w:t>
+      </w:r>
+      <w:r>
+        <w:rPr>
+          <w:rStyle w:val="BuiltInTok"/>
+        </w:rPr>
+        <w:t xml:space="preserve">print</w:t>
+      </w:r>
+      <w:r>
+        <w:rPr>
+          <w:rStyle w:val="NormalTok"/>
+        </w:rPr>
+        <w:t xml:space="preserve">(e)</w:t>
+      </w:r>
+    </w:p>
+    <w:p>
+      <w:pPr>
+        <w:pStyle w:val="FirstParagraph"/>
+      </w:pPr>
+      <w:r>
+        <w:rPr>
           <w:b/>
           <w:bCs/>
         </w:rPr>
@@ -867,7 +1299,7 @@
         <w:rPr>
           <w:rStyle w:val="VerbatimChar"/>
         </w:rPr>
-        <w:t xml:space="preserve">7</w:t>
+        <w:t xml:space="preserve">items must not be empty</w:t>
       </w:r>
     </w:p>
     <w:p>
@@ -877,30 +1309,31 @@
         </w:pict>
       </w:r>
     </w:p>
-    <w:bookmarkEnd w:id="14"/>
-    <w:bookmarkStart w:id="15" w:name="functiondef-pairwise_sumnumbers"/>
-    <w:p>
-      <w:pPr>
-        <w:pStyle w:val="Heading2"/>
-      </w:pPr>
-      <w:r>
-        <w:rPr>
-          <w:rStyle w:val="SectionNumber"/>
-        </w:rPr>
-        <w:t xml:space="preserve">1.6</w:t>
-      </w:r>
-      <w:r>
-        <w:tab/>
-      </w:r>
-      <w:r>
-        <w:t xml:space="preserve">FunctionDef pairwise_sum(numbers)</w:t>
-      </w:r>
-    </w:p>
     <w:bookmarkEnd w:id="15"/>
     <w:bookmarkEnd w:id="16"/>
-    <w:bookmarkStart w:id="23" w:name="X2e119d0ba8707fc2275101497cc745ceb81b696"/>
+    <w:bookmarkStart w:id="17" w:name="functiondef-shuffle_copyitems"/>
     <w:p>
       <w:pPr>
+        <w:pStyle w:val="Heading2"/>
+      </w:pPr>
+      <w:r>
+        <w:rPr>
+          <w:rStyle w:val="SectionNumber"/>
+        </w:rPr>
+        <w:t xml:space="preserve">1.6</w:t>
+      </w:r>
+      <w:r>
+        <w:tab/>
+      </w:r>
+      <w:r>
+        <w:t xml:space="preserve">FunctionDef shuffle_copy(items)</w:t>
+      </w:r>
+    </w:p>
+    <w:bookmarkEnd w:id="17"/>
+    <w:bookmarkEnd w:id="18"/>
+    <w:bookmarkStart w:id="24" w:name="function-shuffle_copyitems-listint"/>
+    <w:p>
+      <w:pPr>
         <w:pStyle w:val="Heading1"/>
       </w:pPr>
       <w:r>
@@ -913,10 +1346,10 @@
         <w:tab/>
       </w:r>
       <w:r>
-        <w:t xml:space="preserve">Function: pairwise_sum(numbers: Iterable[float])</w:t>
+        <w:t xml:space="preserve">Function: shuffle_copy(items: List[int])</w:t>
       </w:r>
     </w:p>
-    <w:bookmarkStart w:id="17" w:name="overview-1"/>
+    <w:bookmarkStart w:id="19" w:name="overview-1"/>
     <w:p>
       <w:pPr>
         <w:pStyle w:val="Heading2"/>
@@ -948,17 +1381,17 @@
         <w:rPr>
           <w:rStyle w:val="VerbatimChar"/>
         </w:rPr>
-        <w:t xml:space="preserve">pairwise_sum</w:t>
+        <w:t xml:space="preserve">shuffle_copy</w:t>
       </w:r>
       <w:r>
         <w:t xml:space="preserve"> </w:t>
       </w:r>
       <w:r>
-        <w:t xml:space="preserve">function computes the arithmetic sum of an iterable of numbers using the Kahan summation algorithm to minimize numerical errors that can occur with standard floating-point arithmetic.</w:t>
+        <w:t xml:space="preserve">function returns a new, randomly shuffled copy of a given list, ensuring the original list remains unchanged.</w:t>
       </w:r>
     </w:p>
-    <w:bookmarkEnd w:id="17"/>
-    <w:bookmarkStart w:id="18" w:name="parameters-1"/>
+    <w:bookmarkEnd w:id="19"/>
+    <w:bookmarkStart w:id="20" w:name="parameters-1"/>
     <w:p>
       <w:pPr>
         <w:pStyle w:val="Heading2"/>
@@ -987,29 +1420,24 @@
       <w:r>
         <w:rPr>
           <w:rStyle w:val="VerbatimChar"/>
-          <w:b/>
-          <w:bCs/>
-        </w:rPr>
-        <w:t xml:space="preserve">numbers</w:t>
-      </w:r>
-      <w:r>
-        <w:t xml:space="preserve"> </w:t>
-      </w:r>
-      <w:r>
-        <w:t xml:space="preserve">(</w:t>
+        </w:rPr>
+        <w:t xml:space="preserve">items</w:t>
+      </w:r>
+      <w:r>
+        <w:t xml:space="preserve">: A list of integers (</w:t>
       </w:r>
       <w:r>
         <w:rPr>
           <w:rStyle w:val="VerbatimChar"/>
         </w:rPr>
-        <w:t xml:space="preserve">Iterable[float]</w:t>
-      </w:r>
-      <w:r>
-        <w:t xml:space="preserve">): An iterable collection of numbers (floats or integers) to be summed.</w:t>
+        <w:t xml:space="preserve">List[int]</w:t>
+      </w:r>
+      <w:r>
+        <w:t xml:space="preserve">) that you want to create a shuffled copy of.</w:t>
       </w:r>
     </w:p>
-    <w:bookmarkEnd w:id="18"/>
-    <w:bookmarkStart w:id="19" w:name="description-1"/>
+    <w:bookmarkEnd w:id="20"/>
+    <w:bookmarkStart w:id="21" w:name="description-1"/>
     <w:p>
       <w:pPr>
         <w:pStyle w:val="Heading2"/>
@@ -1032,314 +1460,7 @@
         <w:pStyle w:val="FirstParagraph"/>
       </w:pPr>
       <w:r>
-        <w:t xml:space="preserve">This function provides a numerically stable method for summing floating-point numbers, which is crucial when the numbers vary widely in magnitude or when summing a large quantity of values. Standard summation can lead to a loss of precision as small values are added to a large running total.</w:t>
-      </w:r>
-    </w:p>
-    <w:p>
-      <w:pPr>
-        <w:pStyle w:val="BodyText"/>
-      </w:pPr>
-      <w:r>
-        <w:t xml:space="preserve">The</w:t>
-      </w:r>
-      <w:r>
-        <w:t xml:space="preserve"> </w:t>
-      </w:r>
-      <w:r>
-        <w:rPr>
-          <w:rStyle w:val="VerbatimChar"/>
-        </w:rPr>
-        <w:t xml:space="preserve">pairwise_sum</w:t>
-      </w:r>
-      <w:r>
-        <w:t xml:space="preserve"> </w:t>
-      </w:r>
-      <w:r>
-        <w:t xml:space="preserve">function implements the Kahan summation algorithm to counteract this problem. It maintains a running</w:t>
-      </w:r>
-      <w:r>
-        <w:t xml:space="preserve"> </w:t>
-      </w:r>
-      <w:r>
-        <w:rPr>
-          <w:rStyle w:val="VerbatimChar"/>
-        </w:rPr>
-        <w:t xml:space="preserve">total</w:t>
-      </w:r>
-      <w:r>
-        <w:t xml:space="preserve"> </w:t>
-      </w:r>
-      <w:r>
-        <w:t xml:space="preserve">and a</w:t>
-      </w:r>
-      <w:r>
-        <w:t xml:space="preserve"> </w:t>
-      </w:r>
-      <w:r>
-        <w:rPr>
-          <w:rStyle w:val="VerbatimChar"/>
-        </w:rPr>
-        <w:t xml:space="preserve">compensation</w:t>
-      </w:r>
-      <w:r>
-        <w:t xml:space="preserve"> </w:t>
-      </w:r>
-      <w:r>
-        <w:t xml:space="preserve">variable that accumulates the error from previous additions.</w:t>
-      </w:r>
-    </w:p>
-    <w:p>
-      <w:pPr>
-        <w:pStyle w:val="BodyText"/>
-      </w:pPr>
-      <w:r>
-        <w:t xml:space="preserve">The process for each value in the input</w:t>
-      </w:r>
-      <w:r>
-        <w:t xml:space="preserve"> </w:t>
-      </w:r>
-      <w:r>
-        <w:rPr>
-          <w:rStyle w:val="VerbatimChar"/>
-        </w:rPr>
-        <w:t xml:space="preserve">numbers</w:t>
-      </w:r>
-      <w:r>
-        <w:t xml:space="preserve"> </w:t>
-      </w:r>
-      <w:r>
-        <w:t xml:space="preserve">is as follows:</w:t>
-      </w:r>
-      <w:r>
-        <w:t xml:space="preserve"> </w:t>
-      </w:r>
-      <w:r>
-        <w:t xml:space="preserve">1. The input</w:t>
-      </w:r>
-      <w:r>
-        <w:t xml:space="preserve"> </w:t>
-      </w:r>
-      <w:r>
-        <w:rPr>
-          <w:rStyle w:val="VerbatimChar"/>
-        </w:rPr>
-        <w:t xml:space="preserve">value</w:t>
-      </w:r>
-      <w:r>
-        <w:t xml:space="preserve"> </w:t>
-      </w:r>
-      <w:r>
-        <w:t xml:space="preserve">is first cast to a</w:t>
-      </w:r>
-      <w:r>
-        <w:t xml:space="preserve"> </w:t>
-      </w:r>
-      <w:r>
-        <w:rPr>
-          <w:rStyle w:val="VerbatimChar"/>
-        </w:rPr>
-        <w:t xml:space="preserve">float</w:t>
-      </w:r>
-      <w:r>
-        <w:t xml:space="preserve">.</w:t>
-      </w:r>
-      <w:r>
-        <w:t xml:space="preserve"> </w:t>
-      </w:r>
-      <w:r>
-        <w:t xml:space="preserve">2. A corrected value</w:t>
-      </w:r>
-      <w:r>
-        <w:t xml:space="preserve"> </w:t>
-      </w:r>
-      <w:r>
-        <w:rPr>
-          <w:rStyle w:val="VerbatimChar"/>
-        </w:rPr>
-        <w:t xml:space="preserve">y</w:t>
-      </w:r>
-      <w:r>
-        <w:t xml:space="preserve"> </w:t>
-      </w:r>
-      <w:r>
-        <w:t xml:space="preserve">is calculated by subtracting the</w:t>
-      </w:r>
-      <w:r>
-        <w:t xml:space="preserve"> </w:t>
-      </w:r>
-      <w:r>
-        <w:rPr>
-          <w:rStyle w:val="VerbatimChar"/>
-        </w:rPr>
-        <w:t xml:space="preserve">compensation</w:t>
-      </w:r>
-      <w:r>
-        <w:t xml:space="preserve"> </w:t>
-      </w:r>
-      <w:r>
-        <w:t xml:space="preserve">(the error from the previous step) from the current</w:t>
-      </w:r>
-      <w:r>
-        <w:t xml:space="preserve"> </w:t>
-      </w:r>
-      <w:r>
-        <w:rPr>
-          <w:rStyle w:val="VerbatimChar"/>
-        </w:rPr>
-        <w:t xml:space="preserve">value</w:t>
-      </w:r>
-      <w:r>
-        <w:t xml:space="preserve">.</w:t>
-      </w:r>
-      <w:r>
-        <w:t xml:space="preserve"> </w:t>
-      </w:r>
-      <w:r>
-        <w:t xml:space="preserve">3. This corrected</w:t>
-      </w:r>
-      <w:r>
-        <w:t xml:space="preserve"> </w:t>
-      </w:r>
-      <w:r>
-        <w:rPr>
-          <w:rStyle w:val="VerbatimChar"/>
-        </w:rPr>
-        <w:t xml:space="preserve">y</w:t>
-      </w:r>
-      <w:r>
-        <w:t xml:space="preserve"> </w:t>
-      </w:r>
-      <w:r>
-        <w:t xml:space="preserve">is added to the running</w:t>
-      </w:r>
-      <w:r>
-        <w:t xml:space="preserve"> </w:t>
-      </w:r>
-      <w:r>
-        <w:rPr>
-          <w:rStyle w:val="VerbatimChar"/>
-        </w:rPr>
-        <w:t xml:space="preserve">total</w:t>
-      </w:r>
-      <w:r>
-        <w:t xml:space="preserve">, and the result is stored in a temporary variable</w:t>
-      </w:r>
-      <w:r>
-        <w:t xml:space="preserve"> </w:t>
-      </w:r>
-      <w:r>
-        <w:rPr>
-          <w:rStyle w:val="VerbatimChar"/>
-        </w:rPr>
-        <w:t xml:space="preserve">t</w:t>
-      </w:r>
-      <w:r>
-        <w:t xml:space="preserve">. This addition may still suffer from precision loss.</w:t>
-      </w:r>
-      <w:r>
-        <w:t xml:space="preserve"> </w:t>
-      </w:r>
-      <w:r>
-        <w:t xml:space="preserve">4. The new error is calculated as</w:t>
-      </w:r>
-      <w:r>
-        <w:t xml:space="preserve"> </w:t>
-      </w:r>
-      <w:r>
-        <w:rPr>
-          <w:rStyle w:val="VerbatimChar"/>
-        </w:rPr>
-        <w:t xml:space="preserve">(t - total) - y</w:t>
-      </w:r>
-      <w:r>
-        <w:t xml:space="preserve">. This captures the low-order bits that were lost during the summation of</w:t>
-      </w:r>
-      <w:r>
-        <w:t xml:space="preserve"> </w:t>
-      </w:r>
-      <w:r>
-        <w:rPr>
-          <w:rStyle w:val="VerbatimChar"/>
-        </w:rPr>
-        <w:t xml:space="preserve">total + y</w:t>
-      </w:r>
-      <w:r>
-        <w:t xml:space="preserve">. This new error is stored in the</w:t>
-      </w:r>
-      <w:r>
-        <w:t xml:space="preserve"> </w:t>
-      </w:r>
-      <w:r>
-        <w:rPr>
-          <w:rStyle w:val="VerbatimChar"/>
-        </w:rPr>
-        <w:t xml:space="preserve">compensation</w:t>
-      </w:r>
-      <w:r>
-        <w:t xml:space="preserve"> </w:t>
-      </w:r>
-      <w:r>
-        <w:t xml:space="preserve">variable for the next iteration.</w:t>
-      </w:r>
-      <w:r>
-        <w:t xml:space="preserve"> </w:t>
-      </w:r>
-      <w:r>
-        <w:t xml:space="preserve">5. The</w:t>
-      </w:r>
-      <w:r>
-        <w:t xml:space="preserve"> </w:t>
-      </w:r>
-      <w:r>
-        <w:rPr>
-          <w:rStyle w:val="VerbatimChar"/>
-        </w:rPr>
-        <w:t xml:space="preserve">total</w:t>
-      </w:r>
-      <w:r>
-        <w:t xml:space="preserve"> </w:t>
-      </w:r>
-      <w:r>
-        <w:t xml:space="preserve">is updated to the new sum</w:t>
-      </w:r>
-      <w:r>
-        <w:t xml:space="preserve"> </w:t>
-      </w:r>
-      <w:r>
-        <w:rPr>
-          <w:rStyle w:val="VerbatimChar"/>
-        </w:rPr>
-        <w:t xml:space="preserve">t</w:t>
-      </w:r>
-      <w:r>
-        <w:t xml:space="preserve">.</w:t>
-      </w:r>
-    </w:p>
-    <w:p>
-      <w:pPr>
-        <w:pStyle w:val="BodyText"/>
-      </w:pPr>
-      <w:r>
-        <w:t xml:space="preserve">By repeatedly carrying forward the rounding error, the algorithm ensures that the final sum is significantly more accurate than a naive summation.</w:t>
-      </w:r>
-    </w:p>
-    <w:bookmarkEnd w:id="19"/>
-    <w:bookmarkStart w:id="20" w:name="usage-notes-1"/>
-    <w:p>
-      <w:pPr>
-        <w:pStyle w:val="Heading2"/>
-      </w:pPr>
-      <w:r>
-        <w:rPr>
-          <w:rStyle w:val="SectionNumber"/>
-        </w:rPr>
-        <w:t xml:space="preserve">2.4</w:t>
-      </w:r>
-      <w:r>
-        <w:tab/>
-      </w:r>
-      <w:r>
-        <w:t xml:space="preserve">Usage Notes</w:t>
+        <w:t xml:space="preserve">This function provides a safe way to shuffle a list without modifying the original data structure, a concept known as non-mutating behavior. The logic proceeds in three simple steps:</w:t>
       </w:r>
     </w:p>
     <w:p>
@@ -1351,7 +1472,7 @@
         </w:numPr>
       </w:pPr>
       <w:r>
-        <w:t xml:space="preserve">This function is more computationally intensive than Python’s built-in</w:t>
+        <w:t xml:space="preserve">A shallow copy of the input</w:t>
       </w:r>
       <w:r>
         <w:t xml:space="preserve"> </w:t>
@@ -1360,13 +1481,25 @@
         <w:rPr>
           <w:rStyle w:val="VerbatimChar"/>
         </w:rPr>
-        <w:t xml:space="preserve">sum()</w:t>
+        <w:t xml:space="preserve">items</w:t>
       </w:r>
       <w:r>
         <w:t xml:space="preserve"> </w:t>
       </w:r>
       <w:r>
-        <w:t xml:space="preserve">but offers superior precision.</w:t>
+        <w:t xml:space="preserve">list is created using</w:t>
+      </w:r>
+      <w:r>
+        <w:t xml:space="preserve"> </w:t>
+      </w:r>
+      <w:r>
+        <w:rPr>
+          <w:rStyle w:val="VerbatimChar"/>
+        </w:rPr>
+        <w:t xml:space="preserve">copy = list(items)</w:t>
+      </w:r>
+      <w:r>
+        <w:t xml:space="preserve">. This is the crucial step that prevents mutation of the original list.</w:t>
       </w:r>
     </w:p>
     <w:p>
@@ -1378,7 +1511,49 @@
         </w:numPr>
       </w:pPr>
       <w:r>
-        <w:t xml:space="preserve">It is highly recommended for scientific and financial calculations where accuracy is critical, especially with datasets containing a large number of floating-point values.</w:t>
+        <w:t xml:space="preserve">The</w:t>
+      </w:r>
+      <w:r>
+        <w:t xml:space="preserve"> </w:t>
+      </w:r>
+      <w:r>
+        <w:rPr>
+          <w:rStyle w:val="VerbatimChar"/>
+        </w:rPr>
+        <w:t xml:space="preserve">random.shuffle()</w:t>
+      </w:r>
+      <w:r>
+        <w:t xml:space="preserve"> </w:t>
+      </w:r>
+      <w:r>
+        <w:t xml:space="preserve">method is then called on the</w:t>
+      </w:r>
+      <w:r>
+        <w:t xml:space="preserve"> </w:t>
+      </w:r>
+      <w:r>
+        <w:rPr>
+          <w:rStyle w:val="VerbatimChar"/>
+        </w:rPr>
+        <w:t xml:space="preserve">copy</w:t>
+      </w:r>
+      <w:r>
+        <w:t xml:space="preserve">. This function shuffles the elements of the</w:t>
+      </w:r>
+      <w:r>
+        <w:t xml:space="preserve"> </w:t>
+      </w:r>
+      <w:r>
+        <w:rPr>
+          <w:rStyle w:val="VerbatimChar"/>
+        </w:rPr>
+        <w:t xml:space="preserve">copy</w:t>
+      </w:r>
+      <w:r>
+        <w:t xml:space="preserve"> </w:t>
+      </w:r>
+      <w:r>
+        <w:t xml:space="preserve">list in-place, rearranging them into a random order.</w:t>
       </w:r>
     </w:p>
     <w:p>
@@ -1390,7 +1565,7 @@
         </w:numPr>
       </w:pPr>
       <w:r>
-        <w:t xml:space="preserve">The function internally converts all numbers to</w:t>
+        <w:t xml:space="preserve">Finally, the function returns the modified</w:t>
       </w:r>
       <w:r>
         <w:t xml:space="preserve"> </w:t>
@@ -1399,104 +1574,177 @@
         <w:rPr>
           <w:rStyle w:val="VerbatimChar"/>
         </w:rPr>
-        <w:t xml:space="preserve">float</w:t>
-      </w:r>
-      <w:r>
-        <w:t xml:space="preserve">, so it can accept iterables containing integers as well.</w:t>
+        <w:t xml:space="preserve">copy</w:t>
+      </w:r>
+      <w:r>
+        <w:t xml:space="preserve">, which now contains the same elements as the original</w:t>
+      </w:r>
+      <w:r>
+        <w:t xml:space="preserve"> </w:t>
+      </w:r>
+      <w:r>
+        <w:rPr>
+          <w:rStyle w:val="VerbatimChar"/>
+        </w:rPr>
+        <w:t xml:space="preserve">items</w:t>
+      </w:r>
+      <w:r>
+        <w:t xml:space="preserve"> </w:t>
+      </w:r>
+      <w:r>
+        <w:t xml:space="preserve">list but in a new, random sequence.</w:t>
       </w:r>
     </w:p>
     <w:p>
       <w:pPr>
-        <w:pStyle w:val="FirstParagraph"/>
-      </w:pPr>
-      <w:r>
-        <w:rPr>
-          <w:b/>
-          <w:bCs/>
-        </w:rPr>
-        <w:t xml:space="preserve">Output Example</w:t>
-      </w:r>
-      <w:r>
-        <w:t xml:space="preserve">: A single floating-point number representing the accurate sum.</w:t>
-      </w:r>
-    </w:p>
-    <w:p>
-      <w:pPr>
         <w:pStyle w:val="SourceCode"/>
       </w:pPr>
       <w:r>
         <w:rPr>
-          <w:rStyle w:val="VerbatimChar"/>
-        </w:rPr>
-        <w:t xml:space="preserve">1000.0</w:t>
-      </w:r>
-    </w:p>
-    <w:bookmarkEnd w:id="20"/>
-    <w:bookmarkStart w:id="21" w:name="example-1"/>
-    <w:p>
-      <w:pPr>
-        <w:pStyle w:val="Heading2"/>
-      </w:pPr>
-      <w:r>
-        <w:rPr>
-          <w:rStyle w:val="SectionNumber"/>
-        </w:rPr>
-        <w:t xml:space="preserve">2.5</w:t>
-      </w:r>
-      <w:r>
-        <w:tab/>
-      </w:r>
-      <w:r>
-        <w:t xml:space="preserve">Example</w:t>
-      </w:r>
-    </w:p>
-    <w:p>
-      <w:pPr>
-        <w:pStyle w:val="FirstParagraph"/>
-      </w:pPr>
-      <w:r>
-        <w:t xml:space="preserve">The following example demonstrates the precision advantage of</w:t>
-      </w:r>
-      <w:r>
+          <w:rStyle w:val="KeywordTok"/>
+        </w:rPr>
+        <w:t xml:space="preserve">def</w:t>
+      </w:r>
+      <w:r>
+        <w:rPr>
+          <w:rStyle w:val="NormalTok"/>
+        </w:rPr>
+        <w:t xml:space="preserve"> shuffle_copy(items: List[</w:t>
+      </w:r>
+      <w:r>
+        <w:rPr>
+          <w:rStyle w:val="BuiltInTok"/>
+        </w:rPr>
+        <w:t xml:space="preserve">int</w:t>
+      </w:r>
+      <w:r>
+        <w:rPr>
+          <w:rStyle w:val="NormalTok"/>
+        </w:rPr>
+        <w:t xml:space="preserve">]) </w:t>
+      </w:r>
+      <w:r>
+        <w:rPr>
+          <w:rStyle w:val="OperatorTok"/>
+        </w:rPr>
+        <w:t xml:space="preserve">-&gt;</w:t>
+      </w:r>
+      <w:r>
+        <w:rPr>
+          <w:rStyle w:val="NormalTok"/>
+        </w:rPr>
+        <w:t xml:space="preserve"> List[</w:t>
+      </w:r>
+      <w:r>
+        <w:rPr>
+          <w:rStyle w:val="BuiltInTok"/>
+        </w:rPr>
+        <w:t xml:space="preserve">int</w:t>
+      </w:r>
+      <w:r>
+        <w:rPr>
+          <w:rStyle w:val="NormalTok"/>
+        </w:rPr>
+        <w:t xml:space="preserve">]:</w:t>
+      </w:r>
+      <w:r>
+        <w:br/>
+      </w:r>
+      <w:r>
+        <w:rPr>
+          <w:rStyle w:val="NormalTok"/>
+        </w:rPr>
+        <w:t xml:space="preserve">    </w:t>
+      </w:r>
+      <w:r>
+        <w:rPr>
+          <w:rStyle w:val="CommentTok"/>
+        </w:rPr>
+        <w:t xml:space="preserve">"""Return a shuffled copy of the given list without mutating the input.</w:t>
+      </w:r>
+      <w:r>
+        <w:br/>
+      </w:r>
+      <w:r>
+        <w:br/>
+      </w:r>
+      <w:r>
+        <w:rPr>
+          <w:rStyle w:val="CommentTok"/>
+        </w:rPr>
+        <w:t xml:space="preserve">    Parameters:</w:t>
+      </w:r>
+      <w:r>
+        <w:br/>
+      </w:r>
+      <w:r>
+        <w:rPr>
+          <w:rStyle w:val="CommentTok"/>
+        </w:rPr>
+        <w:t xml:space="preserve">        items: A list of integers.</w:t>
+      </w:r>
+      <w:r>
+        <w:br/>
+      </w:r>
+      <w:r>
+        <w:br/>
+      </w:r>
+      <w:r>
+        <w:rPr>
+          <w:rStyle w:val="CommentTok"/>
+        </w:rPr>
+        <w:t xml:space="preserve">    Returns:</w:t>
+      </w:r>
+      <w:r>
+        <w:br/>
+      </w:r>
+      <w:r>
+        <w:rPr>
+          <w:rStyle w:val="CommentTok"/>
+        </w:rPr>
+        <w:t xml:space="preserve">        A new list containing the same integers in random order.</w:t>
+      </w:r>
+      <w:r>
+        <w:br/>
+      </w:r>
+      <w:r>
+        <w:rPr>
+          <w:rStyle w:val="CommentTok"/>
+        </w:rPr>
+        <w:t xml:space="preserve">    """</w:t>
+      </w:r>
+      <w:r>
+        <w:br/>
+      </w:r>
+      <w:r>
+        <w:rPr>
+          <w:rStyle w:val="NormalTok"/>
+        </w:rPr>
+        <w:t xml:space="preserve">    copy </w:t>
+      </w:r>
+      <w:r>
+        <w:rPr>
+          <w:rStyle w:val="OperatorTok"/>
+        </w:rPr>
+        <w:t xml:space="preserve">=</w:t>
+      </w:r>
+      <w:r>
+        <w:rPr>
+          <w:rStyle w:val="NormalTok"/>
+        </w:rPr>
         <w:t xml:space="preserve"> </w:t>
       </w:r>
       <w:r>
         <w:rPr>
-          <w:rStyle w:val="VerbatimChar"/>
-        </w:rPr>
-        <w:t xml:space="preserve">pairwise_sum</w:t>
-      </w:r>
-      <w:r>
-        <w:t xml:space="preserve"> </w:t>
-      </w:r>
-      <w:r>
-        <w:t xml:space="preserve">over the standard</w:t>
-      </w:r>
-      <w:r>
-        <w:t xml:space="preserve"> </w:t>
-      </w:r>
-      <w:r>
-        <w:rPr>
-          <w:rStyle w:val="VerbatimChar"/>
-        </w:rPr>
-        <w:t xml:space="preserve">sum()</w:t>
-      </w:r>
-      <w:r>
-        <w:t xml:space="preserve"> </w:t>
-      </w:r>
-      <w:r>
-        <w:t xml:space="preserve">function. When summing a large number, a small number, and the negation of the large number, a naive sum can lose the small number due to floating-point limitations.</w:t>
-      </w:r>
-    </w:p>
-    <w:p>
-      <w:pPr>
-        <w:pStyle w:val="SourceCode"/>
-      </w:pPr>
-      <w:r>
-        <w:rPr>
-          <w:rStyle w:val="CommentTok"/>
-        </w:rPr>
-        <w:t xml:space="preserve"># A list where a naive sum would likely result in 0.0 due to precision loss</w:t>
+          <w:rStyle w:val="BuiltInTok"/>
+        </w:rPr>
+        <w:t xml:space="preserve">list</w:t>
+      </w:r>
+      <w:r>
+        <w:rPr>
+          <w:rStyle w:val="NormalTok"/>
+        </w:rPr>
+        <w:t xml:space="preserve">(items)</w:t>
       </w:r>
       <w:r>
         <w:br/>
@@ -1505,302 +1753,32 @@
         <w:rPr>
           <w:rStyle w:val="NormalTok"/>
         </w:rPr>
-        <w:t xml:space="preserve">data </w:t>
-      </w:r>
-      <w:r>
-        <w:rPr>
-          <w:rStyle w:val="OperatorTok"/>
-        </w:rPr>
-        <w:t xml:space="preserve">=</w:t>
+        <w:t xml:space="preserve">    random.shuffle(copy)</w:t>
+      </w:r>
+      <w:r>
+        <w:br/>
       </w:r>
       <w:r>
         <w:rPr>
           <w:rStyle w:val="NormalTok"/>
         </w:rPr>
-        <w:t xml:space="preserve"> [</w:t>
-      </w:r>
-      <w:r>
-        <w:rPr>
-          <w:rStyle w:val="FloatTok"/>
-        </w:rPr>
-        <w:t xml:space="preserve">1e10</w:t>
+        <w:t xml:space="preserve">    </w:t>
+      </w:r>
+      <w:r>
+        <w:rPr>
+          <w:rStyle w:val="ControlFlowTok"/>
+        </w:rPr>
+        <w:t xml:space="preserve">return</w:t>
       </w:r>
       <w:r>
         <w:rPr>
           <w:rStyle w:val="NormalTok"/>
         </w:rPr>
-        <w:t xml:space="preserve">, </w:t>
-      </w:r>
-      <w:r>
-        <w:rPr>
-          <w:rStyle w:val="DecValTok"/>
-        </w:rPr>
-        <w:t xml:space="preserve">1</w:t>
-      </w:r>
-      <w:r>
-        <w:rPr>
-          <w:rStyle w:val="NormalTok"/>
-        </w:rPr>
-        <w:t xml:space="preserve">, </w:t>
-      </w:r>
-      <w:r>
-        <w:rPr>
-          <w:rStyle w:val="OperatorTok"/>
-        </w:rPr>
-        <w:t xml:space="preserve">-</w:t>
-      </w:r>
-      <w:r>
-        <w:rPr>
-          <w:rStyle w:val="FloatTok"/>
-        </w:rPr>
-        <w:t xml:space="preserve">1e10</w:t>
-      </w:r>
-      <w:r>
-        <w:rPr>
-          <w:rStyle w:val="NormalTok"/>
-        </w:rPr>
-        <w:t xml:space="preserve">] </w:t>
-      </w:r>
-      <w:r>
-        <w:rPr>
-          <w:rStyle w:val="OperatorTok"/>
-        </w:rPr>
-        <w:t xml:space="preserve">*</w:t>
-      </w:r>
-      <w:r>
-        <w:rPr>
-          <w:rStyle w:val="NormalTok"/>
-        </w:rPr>
-        <w:t xml:space="preserve"> </w:t>
-      </w:r>
-      <w:r>
-        <w:rPr>
-          <w:rStyle w:val="DecValTok"/>
-        </w:rPr>
-        <w:t xml:space="preserve">1000</w:t>
-      </w:r>
-      <w:r>
-        <w:br/>
-      </w:r>
-      <w:r>
-        <w:br/>
-      </w:r>
-      <w:r>
-        <w:rPr>
-          <w:rStyle w:val="CommentTok"/>
-        </w:rPr>
-        <w:t xml:space="preserve"># Using the standard sum() function</w:t>
-      </w:r>
-      <w:r>
-        <w:br/>
-      </w:r>
-      <w:r>
-        <w:rPr>
-          <w:rStyle w:val="NormalTok"/>
-        </w:rPr>
-        <w:t xml:space="preserve">naive_sum </w:t>
-      </w:r>
-      <w:r>
-        <w:rPr>
-          <w:rStyle w:val="OperatorTok"/>
-        </w:rPr>
-        <w:t xml:space="preserve">=</w:t>
-      </w:r>
-      <w:r>
-        <w:rPr>
-          <w:rStyle w:val="NormalTok"/>
-        </w:rPr>
-        <w:t xml:space="preserve"> </w:t>
-      </w:r>
-      <w:r>
-        <w:rPr>
-          <w:rStyle w:val="BuiltInTok"/>
-        </w:rPr>
-        <w:t xml:space="preserve">sum</w:t>
-      </w:r>
-      <w:r>
-        <w:rPr>
-          <w:rStyle w:val="NormalTok"/>
-        </w:rPr>
-        <w:t xml:space="preserve">(data)</w:t>
-      </w:r>
-      <w:r>
-        <w:br/>
-      </w:r>
-      <w:r>
-        <w:rPr>
-          <w:rStyle w:val="BuiltInTok"/>
-        </w:rPr>
-        <w:t xml:space="preserve">print</w:t>
-      </w:r>
-      <w:r>
-        <w:rPr>
-          <w:rStyle w:val="NormalTok"/>
-        </w:rPr>
-        <w:t xml:space="preserve">(</w:t>
-      </w:r>
-      <w:r>
-        <w:rPr>
-          <w:rStyle w:val="SpecialStringTok"/>
-        </w:rPr>
-        <w:t xml:space="preserve">f"Naive Sum: </w:t>
-      </w:r>
-      <w:r>
-        <w:rPr>
-          <w:rStyle w:val="SpecialCharTok"/>
-        </w:rPr>
-        <w:t xml:space="preserve">{</w:t>
-      </w:r>
-      <w:r>
-        <w:rPr>
-          <w:rStyle w:val="NormalTok"/>
-        </w:rPr>
-        <w:t xml:space="preserve">naive_sum</w:t>
-      </w:r>
-      <w:r>
-        <w:rPr>
-          <w:rStyle w:val="SpecialCharTok"/>
-        </w:rPr>
-        <w:t xml:space="preserve">}</w:t>
-      </w:r>
-      <w:r>
-        <w:rPr>
-          <w:rStyle w:val="SpecialStringTok"/>
-        </w:rPr>
-        <w:t xml:space="preserve">"</w:t>
-      </w:r>
-      <w:r>
-        <w:rPr>
-          <w:rStyle w:val="NormalTok"/>
-        </w:rPr>
-        <w:t xml:space="preserve">)</w:t>
-      </w:r>
-      <w:r>
-        <w:br/>
-      </w:r>
-      <w:r>
-        <w:br/>
-      </w:r>
-      <w:r>
-        <w:rPr>
-          <w:rStyle w:val="CommentTok"/>
-        </w:rPr>
-        <w:t xml:space="preserve"># Using the pairwise_sum for a more accurate result</w:t>
-      </w:r>
-      <w:r>
-        <w:br/>
-      </w:r>
-      <w:r>
-        <w:rPr>
-          <w:rStyle w:val="NormalTok"/>
-        </w:rPr>
-        <w:t xml:space="preserve">accurate_sum </w:t>
-      </w:r>
-      <w:r>
-        <w:rPr>
-          <w:rStyle w:val="OperatorTok"/>
-        </w:rPr>
-        <w:t xml:space="preserve">=</w:t>
-      </w:r>
-      <w:r>
-        <w:rPr>
-          <w:rStyle w:val="NormalTok"/>
-        </w:rPr>
-        <w:t xml:space="preserve"> pairwise_sum(data)</w:t>
-      </w:r>
-      <w:r>
-        <w:br/>
-      </w:r>
-      <w:r>
-        <w:rPr>
-          <w:rStyle w:val="BuiltInTok"/>
-        </w:rPr>
-        <w:t xml:space="preserve">print</w:t>
-      </w:r>
-      <w:r>
-        <w:rPr>
-          <w:rStyle w:val="NormalTok"/>
-        </w:rPr>
-        <w:t xml:space="preserve">(</w:t>
-      </w:r>
-      <w:r>
-        <w:rPr>
-          <w:rStyle w:val="SpecialStringTok"/>
-        </w:rPr>
-        <w:t xml:space="preserve">f"Pairwise (Kahan) Sum: </w:t>
-      </w:r>
-      <w:r>
-        <w:rPr>
-          <w:rStyle w:val="SpecialCharTok"/>
-        </w:rPr>
-        <w:t xml:space="preserve">{</w:t>
-      </w:r>
-      <w:r>
-        <w:rPr>
-          <w:rStyle w:val="NormalTok"/>
-        </w:rPr>
-        <w:t xml:space="preserve">accurate_sum</w:t>
-      </w:r>
-      <w:r>
-        <w:rPr>
-          <w:rStyle w:val="SpecialCharTok"/>
-        </w:rPr>
-        <w:t xml:space="preserve">}</w:t>
-      </w:r>
-      <w:r>
-        <w:rPr>
-          <w:rStyle w:val="SpecialStringTok"/>
-        </w:rPr>
-        <w:t xml:space="preserve">"</w:t>
-      </w:r>
-      <w:r>
-        <w:rPr>
-          <w:rStyle w:val="NormalTok"/>
-        </w:rPr>
-        <w:t xml:space="preserve">)</w:t>
-      </w:r>
-    </w:p>
-    <w:p>
-      <w:pPr>
-        <w:pStyle w:val="FirstParagraph"/>
-      </w:pPr>
-      <w:r>
-        <w:rPr>
-          <w:b/>
-          <w:bCs/>
-        </w:rPr>
-        <w:t xml:space="preserve">Output:</w:t>
-      </w:r>
-    </w:p>
-    <w:p>
-      <w:pPr>
-        <w:pStyle w:val="SourceCode"/>
-      </w:pPr>
-      <w:r>
-        <w:rPr>
-          <w:rStyle w:val="VerbatimChar"/>
-        </w:rPr>
-        <w:t xml:space="preserve">Naive Sum: 0.0</w:t>
-      </w:r>
-      <w:r>
-        <w:br/>
-      </w:r>
-      <w:r>
-        <w:rPr>
-          <w:rStyle w:val="VerbatimChar"/>
-        </w:rPr>
-        <w:t xml:space="preserve">Pairwise (Kahan) Sum: 1000.0</w:t>
-      </w:r>
-    </w:p>
-    <w:p>
-      <w:r>
-        <w:pict>
-          <v:rect style="width:0;height:1.5pt" o:hralign="center" o:hrstd="t" o:hr="t"/>
-        </w:pict>
+        <w:t xml:space="preserve"> copy</w:t>
       </w:r>
     </w:p>
     <w:bookmarkEnd w:id="21"/>
-    <w:bookmarkStart w:id="22" w:name="functiondef-split_into_chunkstext-size"/>
+    <w:bookmarkStart w:id="22" w:name="usage-notes-1"/>
     <w:p>
       <w:pPr>
         <w:pStyle w:val="Heading2"/>
@@ -1809,549 +1787,7 @@
         <w:rPr>
           <w:rStyle w:val="SectionNumber"/>
         </w:rPr>
-        <w:t xml:space="preserve">2.6</w:t>
-      </w:r>
-      <w:r>
-        <w:tab/>
-      </w:r>
-      <w:r>
-        <w:t xml:space="preserve">FunctionDef split_into_chunks(text, size)</w:t>
-      </w:r>
-    </w:p>
-    <w:bookmarkEnd w:id="22"/>
-    <w:bookmarkEnd w:id="23"/>
-    <w:bookmarkStart w:id="29" w:name="Xd0e48580eee8b53bfd4a4a24d50d3569072a1ce"/>
-    <w:p>
-      <w:pPr>
-        <w:pStyle w:val="Heading1"/>
-      </w:pPr>
-      <w:r>
-        <w:rPr>
-          <w:rStyle w:val="SectionNumber"/>
-        </w:rPr>
-        <w:t xml:space="preserve">3</w:t>
-      </w:r>
-      <w:r>
-        <w:tab/>
-      </w:r>
-      <w:r>
-        <w:t xml:space="preserve">Function: split_into_chunks(text: str, size: int)</w:t>
-      </w:r>
-    </w:p>
-    <w:bookmarkStart w:id="24" w:name="overview-2"/>
-    <w:p>
-      <w:pPr>
-        <w:pStyle w:val="Heading2"/>
-      </w:pPr>
-      <w:r>
-        <w:rPr>
-          <w:rStyle w:val="SectionNumber"/>
-        </w:rPr>
-        <w:t xml:space="preserve">3.1</w:t>
-      </w:r>
-      <w:r>
-        <w:tab/>
-      </w:r>
-      <w:r>
-        <w:t xml:space="preserve">Overview</w:t>
-      </w:r>
-    </w:p>
-    <w:p>
-      <w:pPr>
-        <w:pStyle w:val="FirstParagraph"/>
-      </w:pPr>
-      <w:r>
-        <w:t xml:space="preserve">The</w:t>
-      </w:r>
-      <w:r>
-        <w:t xml:space="preserve"> </w:t>
-      </w:r>
-      <w:r>
-        <w:rPr>
-          <w:rStyle w:val="VerbatimChar"/>
-        </w:rPr>
-        <w:t xml:space="preserve">split_into_chunks</w:t>
-      </w:r>
-      <w:r>
-        <w:t xml:space="preserve"> </w:t>
-      </w:r>
-      <w:r>
-        <w:t xml:space="preserve">function divides a given string into a series of smaller, fixed-size substrings.</w:t>
-      </w:r>
-    </w:p>
-    <w:bookmarkEnd w:id="24"/>
-    <w:bookmarkStart w:id="25" w:name="parameters-2"/>
-    <w:p>
-      <w:pPr>
-        <w:pStyle w:val="Heading2"/>
-      </w:pPr>
-      <w:r>
-        <w:rPr>
-          <w:rStyle w:val="SectionNumber"/>
-        </w:rPr>
-        <w:t xml:space="preserve">3.2</w:t>
-      </w:r>
-      <w:r>
-        <w:tab/>
-      </w:r>
-      <w:r>
-        <w:t xml:space="preserve">parameters</w:t>
-      </w:r>
-    </w:p>
-    <w:tbl>
-      <w:tblPr>
-        <w:tblStyle w:val="Table"/>
-        <w:tblW w:type="pct" w:w="5000"/>
-        <w:tblLayout w:type="fixed"/>
-        <w:tblLook w:firstRow="1" w:lastRow="0" w:firstColumn="0" w:lastColumn="0" w:noHBand="0" w:noVBand="0" w:val="0020"/>
-      </w:tblPr>
-      <w:tblGrid>
-        <w:gridCol w:w="2904"/>
-        <w:gridCol w:w="1584"/>
-        <w:gridCol w:w="3432"/>
-      </w:tblGrid>
-      <w:tr>
-        <w:trPr>
-          <w:tblHeader w:val="on"/>
-        </w:trPr>
-        <w:tc>
-          <w:tcPr/>
-          <w:p>
-            <w:pPr>
-              <w:pStyle w:val="Compact"/>
-            </w:pPr>
-            <w:r>
-              <w:t xml:space="preserve">Parameter</w:t>
-            </w:r>
-          </w:p>
-        </w:tc>
-        <w:tc>
-          <w:tcPr/>
-          <w:p>
-            <w:pPr>
-              <w:pStyle w:val="Compact"/>
-            </w:pPr>
-            <w:r>
-              <w:t xml:space="preserve">Type</w:t>
-            </w:r>
-          </w:p>
-        </w:tc>
-        <w:tc>
-          <w:tcPr/>
-          <w:p>
-            <w:pPr>
-              <w:pStyle w:val="Compact"/>
-            </w:pPr>
-            <w:r>
-              <w:t xml:space="preserve">Description</w:t>
-            </w:r>
-          </w:p>
-        </w:tc>
-      </w:tr>
-      <w:tr>
-        <w:tc>
-          <w:tcPr/>
-          <w:p>
-            <w:pPr>
-              <w:pStyle w:val="Compact"/>
-            </w:pPr>
-            <w:r>
-              <w:rPr>
-                <w:rStyle w:val="VerbatimChar"/>
-              </w:rPr>
-              <w:t xml:space="preserve">text</w:t>
-            </w:r>
-          </w:p>
-        </w:tc>
-        <w:tc>
-          <w:tcPr/>
-          <w:p>
-            <w:pPr>
-              <w:pStyle w:val="Compact"/>
-            </w:pPr>
-            <w:r>
-              <w:t xml:space="preserve">str</w:t>
-            </w:r>
-          </w:p>
-        </w:tc>
-        <w:tc>
-          <w:tcPr/>
-          <w:p>
-            <w:pPr>
-              <w:pStyle w:val="Compact"/>
-            </w:pPr>
-            <w:r>
-              <w:t xml:space="preserve">The input string that needs to be divided into chunks.</w:t>
-            </w:r>
-          </w:p>
-        </w:tc>
-      </w:tr>
-      <w:tr>
-        <w:tc>
-          <w:tcPr/>
-          <w:p>
-            <w:pPr>
-              <w:pStyle w:val="Compact"/>
-            </w:pPr>
-            <w:r>
-              <w:rPr>
-                <w:rStyle w:val="VerbatimChar"/>
-              </w:rPr>
-              <w:t xml:space="preserve">size</w:t>
-            </w:r>
-          </w:p>
-        </w:tc>
-        <w:tc>
-          <w:tcPr/>
-          <w:p>
-            <w:pPr>
-              <w:pStyle w:val="Compact"/>
-            </w:pPr>
-            <w:r>
-              <w:t xml:space="preserve">int</w:t>
-            </w:r>
-          </w:p>
-        </w:tc>
-        <w:tc>
-          <w:tcPr/>
-          <w:p>
-            <w:pPr>
-              <w:pStyle w:val="Compact"/>
-            </w:pPr>
-            <w:r>
-              <w:t xml:space="preserve">The desired length for each chunk. This value must be a positive integer.</w:t>
-            </w:r>
-          </w:p>
-        </w:tc>
-      </w:tr>
-    </w:tbl>
-    <w:bookmarkEnd w:id="25"/>
-    <w:bookmarkStart w:id="26" w:name="description-2"/>
-    <w:p>
-      <w:pPr>
-        <w:pStyle w:val="Heading2"/>
-      </w:pPr>
-      <w:r>
-        <w:rPr>
-          <w:rStyle w:val="SectionNumber"/>
-        </w:rPr>
-        <w:t xml:space="preserve">3.3</w:t>
-      </w:r>
-      <w:r>
-        <w:tab/>
-      </w:r>
-      <w:r>
-        <w:t xml:space="preserve">Description</w:t>
-      </w:r>
-    </w:p>
-    <w:p>
-      <w:pPr>
-        <w:pStyle w:val="FirstParagraph"/>
-      </w:pPr>
-      <w:r>
-        <w:t xml:space="preserve">This function provides a straightforward way to segment a string into multiple parts of a specified length.</w:t>
-      </w:r>
-    </w:p>
-    <w:p>
-      <w:pPr>
-        <w:pStyle w:val="BodyText"/>
-      </w:pPr>
-      <w:r>
-        <w:t xml:space="preserve">The function first validates the</w:t>
-      </w:r>
-      <w:r>
-        <w:t xml:space="preserve"> </w:t>
-      </w:r>
-      <w:r>
-        <w:rPr>
-          <w:rStyle w:val="VerbatimChar"/>
-        </w:rPr>
-        <w:t xml:space="preserve">size</w:t>
-      </w:r>
-      <w:r>
-        <w:t xml:space="preserve"> </w:t>
-      </w:r>
-      <w:r>
-        <w:t xml:space="preserve">parameter. It checks if</w:t>
-      </w:r>
-      <w:r>
-        <w:t xml:space="preserve"> </w:t>
-      </w:r>
-      <w:r>
-        <w:rPr>
-          <w:rStyle w:val="VerbatimChar"/>
-        </w:rPr>
-        <w:t xml:space="preserve">size</w:t>
-      </w:r>
-      <w:r>
-        <w:t xml:space="preserve"> </w:t>
-      </w:r>
-      <w:r>
-        <w:t xml:space="preserve">is a positive integer. If</w:t>
-      </w:r>
-      <w:r>
-        <w:t xml:space="preserve"> </w:t>
-      </w:r>
-      <w:r>
-        <w:rPr>
-          <w:rStyle w:val="VerbatimChar"/>
-        </w:rPr>
-        <w:t xml:space="preserve">size</w:t>
-      </w:r>
-      <w:r>
-        <w:t xml:space="preserve"> </w:t>
-      </w:r>
-      <w:r>
-        <w:t xml:space="preserve">is less than or equal to zero, a</w:t>
-      </w:r>
-      <w:r>
-        <w:t xml:space="preserve"> </w:t>
-      </w:r>
-      <w:r>
-        <w:rPr>
-          <w:rStyle w:val="VerbatimChar"/>
-        </w:rPr>
-        <w:t xml:space="preserve">ValueError</w:t>
-      </w:r>
-      <w:r>
-        <w:t xml:space="preserve"> </w:t>
-      </w:r>
-      <w:r>
-        <w:t xml:space="preserve">is raised, as it’s impossible to split a string into chunks of non-positive length.</w:t>
-      </w:r>
-    </w:p>
-    <w:p>
-      <w:pPr>
-        <w:pStyle w:val="BodyText"/>
-      </w:pPr>
-      <w:r>
-        <w:t xml:space="preserve">If the</w:t>
-      </w:r>
-      <w:r>
-        <w:t xml:space="preserve"> </w:t>
-      </w:r>
-      <w:r>
-        <w:rPr>
-          <w:rStyle w:val="VerbatimChar"/>
-        </w:rPr>
-        <w:t xml:space="preserve">size</w:t>
-      </w:r>
-      <w:r>
-        <w:t xml:space="preserve"> </w:t>
-      </w:r>
-      <w:r>
-        <w:t xml:space="preserve">is valid, the function proceeds to split the</w:t>
-      </w:r>
-      <w:r>
-        <w:t xml:space="preserve"> </w:t>
-      </w:r>
-      <w:r>
-        <w:rPr>
-          <w:rStyle w:val="VerbatimChar"/>
-        </w:rPr>
-        <w:t xml:space="preserve">text</w:t>
-      </w:r>
-      <w:r>
-        <w:t xml:space="preserve">. It uses a generator expression that iterates through the string with a step equal to</w:t>
-      </w:r>
-      <w:r>
-        <w:t xml:space="preserve"> </w:t>
-      </w:r>
-      <w:r>
-        <w:rPr>
-          <w:rStyle w:val="VerbatimChar"/>
-        </w:rPr>
-        <w:t xml:space="preserve">size</w:t>
-      </w:r>
-      <w:r>
-        <w:t xml:space="preserve">. The</w:t>
-      </w:r>
-      <w:r>
-        <w:t xml:space="preserve"> </w:t>
-      </w:r>
-      <w:r>
-        <w:rPr>
-          <w:rStyle w:val="VerbatimChar"/>
-        </w:rPr>
-        <w:t xml:space="preserve">range(0, len(text), size)</w:t>
-      </w:r>
-      <w:r>
-        <w:t xml:space="preserve"> </w:t>
-      </w:r>
-      <w:r>
-        <w:t xml:space="preserve">call generates the starting indices for each chunk (e.g., 0,</w:t>
-      </w:r>
-      <w:r>
-        <w:t xml:space="preserve"> </w:t>
-      </w:r>
-      <w:r>
-        <w:rPr>
-          <w:rStyle w:val="VerbatimChar"/>
-        </w:rPr>
-        <w:t xml:space="preserve">size</w:t>
-      </w:r>
-      <w:r>
-        <w:t xml:space="preserve">,</w:t>
-      </w:r>
-      <w:r>
-        <w:t xml:space="preserve"> </w:t>
-      </w:r>
-      <w:r>
-        <w:rPr>
-          <w:rStyle w:val="VerbatimChar"/>
-        </w:rPr>
-        <w:t xml:space="preserve">2*size</w:t>
-      </w:r>
-      <w:r>
-        <w:t xml:space="preserve">, etc.).</w:t>
-      </w:r>
-    </w:p>
-    <w:p>
-      <w:pPr>
-        <w:pStyle w:val="BodyText"/>
-      </w:pPr>
-      <w:r>
-        <w:t xml:space="preserve">For each starting index</w:t>
-      </w:r>
-      <w:r>
-        <w:t xml:space="preserve"> </w:t>
-      </w:r>
-      <w:r>
-        <w:rPr>
-          <w:rStyle w:val="VerbatimChar"/>
-        </w:rPr>
-        <w:t xml:space="preserve">i</w:t>
-      </w:r>
-      <w:r>
-        <w:t xml:space="preserve">, a substring is extracted using Python’s slice notation:</w:t>
-      </w:r>
-      <w:r>
-        <w:t xml:space="preserve"> </w:t>
-      </w:r>
-      <w:r>
-        <w:rPr>
-          <w:rStyle w:val="VerbatimChar"/>
-        </w:rPr>
-        <w:t xml:space="preserve">text[i : i + size]</w:t>
-      </w:r>
-      <w:r>
-        <w:t xml:space="preserve">. This creates a chunk of length</w:t>
-      </w:r>
-      <w:r>
-        <w:t xml:space="preserve"> </w:t>
-      </w:r>
-      <w:r>
-        <w:rPr>
-          <w:rStyle w:val="VerbatimChar"/>
-        </w:rPr>
-        <w:t xml:space="preserve">size</w:t>
-      </w:r>
-      <w:r>
-        <w:t xml:space="preserve">. If the final slice extends beyond the string’s length, Python handles it gracefully by including all remaining characters, which may result in a final chunk that is shorter than</w:t>
-      </w:r>
-      <w:r>
-        <w:t xml:space="preserve"> </w:t>
-      </w:r>
-      <w:r>
-        <w:rPr>
-          <w:rStyle w:val="VerbatimChar"/>
-        </w:rPr>
-        <w:t xml:space="preserve">size</w:t>
-      </w:r>
-      <w:r>
-        <w:t xml:space="preserve">.</w:t>
-      </w:r>
-    </w:p>
-    <w:p>
-      <w:pPr>
-        <w:pStyle w:val="BodyText"/>
-      </w:pPr>
-      <w:r>
-        <w:t xml:space="preserve">Finally, all the generated string chunks are collected into a</w:t>
-      </w:r>
-      <w:r>
-        <w:t xml:space="preserve"> </w:t>
-      </w:r>
-      <w:r>
-        <w:rPr>
-          <w:rStyle w:val="VerbatimChar"/>
-        </w:rPr>
-        <w:t xml:space="preserve">tuple</w:t>
-      </w:r>
-      <w:r>
-        <w:t xml:space="preserve"> </w:t>
-      </w:r>
-      <w:r>
-        <w:t xml:space="preserve">and returned.</w:t>
-      </w:r>
-    </w:p>
-    <w:p>
-      <w:pPr>
-        <w:pStyle w:val="SourceCode"/>
-      </w:pPr>
-      <w:r>
-        <w:rPr>
-          <w:rStyle w:val="CommentTok"/>
-        </w:rPr>
-        <w:t xml:space="preserve"># Internal logic for splitting 'abcdefg' with size 3</w:t>
-      </w:r>
-      <w:r>
-        <w:br/>
-      </w:r>
-      <w:r>
-        <w:rPr>
-          <w:rStyle w:val="CommentTok"/>
-        </w:rPr>
-        <w:t xml:space="preserve"># 1. range(0, 7, 3) produces indices 0, 3, 6</w:t>
-      </w:r>
-      <w:r>
-        <w:br/>
-      </w:r>
-      <w:r>
-        <w:rPr>
-          <w:rStyle w:val="CommentTok"/>
-        </w:rPr>
-        <w:t xml:space="preserve"># 2. Slice at index 0: text[0:3] -&gt; 'abc'</w:t>
-      </w:r>
-      <w:r>
-        <w:br/>
-      </w:r>
-      <w:r>
-        <w:rPr>
-          <w:rStyle w:val="CommentTok"/>
-        </w:rPr>
-        <w:t xml:space="preserve"># 3. Slice at index 3: text[3:6] -&gt; 'def'</w:t>
-      </w:r>
-      <w:r>
-        <w:br/>
-      </w:r>
-      <w:r>
-        <w:rPr>
-          <w:rStyle w:val="CommentTok"/>
-        </w:rPr>
-        <w:t xml:space="preserve"># 4. Slice at index 6: text[6:9] -&gt; 'g' (shorter than size)</w:t>
-      </w:r>
-      <w:r>
-        <w:br/>
-      </w:r>
-      <w:r>
-        <w:rPr>
-          <w:rStyle w:val="CommentTok"/>
-        </w:rPr>
-        <w:t xml:space="preserve"># 5. Result is collected into a tuple: ('abc', 'def', 'g')</w:t>
-      </w:r>
-    </w:p>
-    <w:bookmarkEnd w:id="26"/>
-    <w:bookmarkStart w:id="27" w:name="usage-notes-2"/>
-    <w:p>
-      <w:pPr>
-        <w:pStyle w:val="Heading2"/>
-      </w:pPr>
-      <w:r>
-        <w:rPr>
-          <w:rStyle w:val="SectionNumber"/>
-        </w:rPr>
-        <w:t xml:space="preserve">3.4</w:t>
+        <w:t xml:space="preserve">2.4</w:t>
       </w:r>
       <w:r>
         <w:tab/>
@@ -2369,7 +1805,7 @@
         </w:numPr>
       </w:pPr>
       <w:r>
-        <w:t xml:space="preserve">The</w:t>
+        <w:t xml:space="preserve">The primary benefit of this function is that it is non-mutating. The original list passed as the</w:t>
       </w:r>
       <w:r>
         <w:t xml:space="preserve"> </w:t>
@@ -2378,40 +1814,13 @@
         <w:rPr>
           <w:rStyle w:val="VerbatimChar"/>
         </w:rPr>
-        <w:t xml:space="preserve">size</w:t>
+        <w:t xml:space="preserve">items</w:t>
       </w:r>
       <w:r>
         <w:t xml:space="preserve"> </w:t>
       </w:r>
       <w:r>
-        <w:t xml:space="preserve">parameter must be a positive integer. Providing</w:t>
-      </w:r>
-      <w:r>
-        <w:t xml:space="preserve"> </w:t>
-      </w:r>
-      <w:r>
-        <w:rPr>
-          <w:rStyle w:val="VerbatimChar"/>
-        </w:rPr>
-        <w:t xml:space="preserve">0</w:t>
-      </w:r>
-      <w:r>
-        <w:t xml:space="preserve"> </w:t>
-      </w:r>
-      <w:r>
-        <w:t xml:space="preserve">or a negative number will raise a</w:t>
-      </w:r>
-      <w:r>
-        <w:t xml:space="preserve"> </w:t>
-      </w:r>
-      <w:r>
-        <w:rPr>
-          <w:rStyle w:val="VerbatimChar"/>
-        </w:rPr>
-        <w:t xml:space="preserve">ValueError</w:t>
-      </w:r>
-      <w:r>
-        <w:t xml:space="preserve">.</w:t>
+        <w:t xml:space="preserve">argument will not be altered.</w:t>
       </w:r>
     </w:p>
     <w:p>
@@ -2423,7 +1832,7 @@
         </w:numPr>
       </w:pPr>
       <w:r>
-        <w:t xml:space="preserve">The last chunk in the returned tuple may be shorter than the specified</w:t>
+        <w:t xml:space="preserve">This function depends on Python’s built-in</w:t>
       </w:r>
       <w:r>
         <w:t xml:space="preserve"> </w:t>
@@ -2432,13 +1841,13 @@
         <w:rPr>
           <w:rStyle w:val="VerbatimChar"/>
         </w:rPr>
-        <w:t xml:space="preserve">size</w:t>
+        <w:t xml:space="preserve">random</w:t>
       </w:r>
       <w:r>
         <w:t xml:space="preserve"> </w:t>
       </w:r>
       <w:r>
-        <w:t xml:space="preserve">if the total length of the</w:t>
+        <w:t xml:space="preserve">module. Ensure it is imported in your script (e.g.,</w:t>
       </w:r>
       <w:r>
         <w:t xml:space="preserve"> </w:t>
@@ -2447,22 +1856,19 @@
         <w:rPr>
           <w:rStyle w:val="VerbatimChar"/>
         </w:rPr>
-        <w:t xml:space="preserve">text</w:t>
+        <w:t xml:space="preserve">import random</w:t>
+      </w:r>
+      <w:r>
+        <w:t xml:space="preserve">) before calling</w:t>
       </w:r>
       <w:r>
         <w:t xml:space="preserve"> </w:t>
       </w:r>
       <w:r>
-        <w:t xml:space="preserve">is not an exact multiple of</w:t>
-      </w:r>
-      <w:r>
-        <w:t xml:space="preserve"> </w:t>
-      </w:r>
-      <w:r>
         <w:rPr>
           <w:rStyle w:val="VerbatimChar"/>
         </w:rPr>
-        <w:t xml:space="preserve">size</w:t>
+        <w:t xml:space="preserve">shuffle_copy</w:t>
       </w:r>
       <w:r>
         <w:t xml:space="preserve">.</w:t>
@@ -2477,7 +1883,7 @@
         </w:numPr>
       </w:pPr>
       <w:r>
-        <w:t xml:space="preserve">The function returns a</w:t>
+        <w:t xml:space="preserve">While the type hint specifies</w:t>
       </w:r>
       <w:r>
         <w:t xml:space="preserve"> </w:t>
@@ -2486,13 +1892,10 @@
         <w:rPr>
           <w:rStyle w:val="VerbatimChar"/>
         </w:rPr>
-        <w:t xml:space="preserve">tuple</w:t>
-      </w:r>
-      <w:r>
-        <w:t xml:space="preserve"> </w:t>
-      </w:r>
-      <w:r>
-        <w:t xml:space="preserve">of strings, not a list.</w:t>
+        <w:t xml:space="preserve">List[int]</w:t>
+      </w:r>
+      <w:r>
+        <w:t xml:space="preserve">, the function’s logic will work correctly with lists containing other data types, such as strings, floats, or mixed types.</w:t>
       </w:r>
     </w:p>
     <w:p>
@@ -2507,7 +1910,7 @@
         <w:t xml:space="preserve">Output Example</w:t>
       </w:r>
       <w:r>
-        <w:t xml:space="preserve">: A tuple containing string chunks.</w:t>
+        <w:t xml:space="preserve">: A new list with the same elements as the input list, but in a randomized order.</w:t>
       </w:r>
       <w:r>
         <w:t xml:space="preserve"> </w:t>
@@ -2516,11 +1919,11 @@
         <w:rPr>
           <w:rStyle w:val="VerbatimChar"/>
         </w:rPr>
-        <w:t xml:space="preserve">('chunk1', 'chunk2', 'chnk3')</w:t>
+        <w:t xml:space="preserve">[4, 1, 5, 3, 2]</w:t>
       </w:r>
     </w:p>
-    <w:bookmarkEnd w:id="27"/>
-    <w:bookmarkStart w:id="28" w:name="example-2"/>
+    <w:bookmarkEnd w:id="22"/>
+    <w:bookmarkStart w:id="23" w:name="example-1"/>
     <w:p>
       <w:pPr>
         <w:pStyle w:val="Heading2"/>
@@ -2529,7 +1932,7 @@
         <w:rPr>
           <w:rStyle w:val="SectionNumber"/>
         </w:rPr>
-        <w:t xml:space="preserve">3.5</w:t>
+        <w:t xml:space="preserve">2.5</w:t>
       </w:r>
       <w:r>
         <w:tab/>
@@ -2540,209 +1943,331 @@
     </w:p>
     <w:p>
       <w:pPr>
-        <w:pStyle w:val="SourceCode"/>
-      </w:pPr>
-      <w:r>
-        <w:rPr>
-          <w:rStyle w:val="CommentTok"/>
-        </w:rPr>
-        <w:t xml:space="preserve"># Example usage</w:t>
-      </w:r>
-      <w:r>
-        <w:br/>
-      </w:r>
-      <w:r>
-        <w:rPr>
-          <w:rStyle w:val="NormalTok"/>
-        </w:rPr>
-        <w:t xml:space="preserve">input_string </w:t>
-      </w:r>
-      <w:r>
-        <w:rPr>
-          <w:rStyle w:val="OperatorTok"/>
-        </w:rPr>
-        <w:t xml:space="preserve">=</w:t>
-      </w:r>
-      <w:r>
-        <w:rPr>
-          <w:rStyle w:val="NormalTok"/>
-        </w:rPr>
+        <w:pStyle w:val="FirstParagraph"/>
+      </w:pPr>
+      <w:r>
+        <w:t xml:space="preserve">The following example demonstrates how to use</w:t>
+      </w:r>
+      <w:r>
         <w:t xml:space="preserve"> </w:t>
       </w:r>
       <w:r>
         <w:rPr>
-          <w:rStyle w:val="StringTok"/>
-        </w:rPr>
-        <w:t xml:space="preserve">"This is a sample string to be split."</w:t>
-      </w:r>
-      <w:r>
-        <w:br/>
-      </w:r>
-      <w:r>
-        <w:rPr>
-          <w:rStyle w:val="NormalTok"/>
-        </w:rPr>
-        <w:t xml:space="preserve">chunk_size </w:t>
-      </w:r>
-      <w:r>
-        <w:rPr>
-          <w:rStyle w:val="OperatorTok"/>
-        </w:rPr>
-        <w:t xml:space="preserve">=</w:t>
-      </w:r>
-      <w:r>
-        <w:rPr>
-          <w:rStyle w:val="NormalTok"/>
-        </w:rPr>
+          <w:rStyle w:val="VerbatimChar"/>
+        </w:rPr>
+        <w:t xml:space="preserve">shuffle_copy</w:t>
+      </w:r>
+      <w:r>
         <w:t xml:space="preserve"> </w:t>
       </w:r>
       <w:r>
-        <w:rPr>
-          <w:rStyle w:val="DecValTok"/>
-        </w:rPr>
-        <w:t xml:space="preserve">10</w:t>
-      </w:r>
-      <w:r>
-        <w:br/>
-      </w:r>
-      <w:r>
-        <w:rPr>
-          <w:rStyle w:val="NormalTok"/>
-        </w:rPr>
-        <w:t xml:space="preserve">result </w:t>
-      </w:r>
-      <w:r>
-        <w:rPr>
-          <w:rStyle w:val="OperatorTok"/>
-        </w:rPr>
-        <w:t xml:space="preserve">=</w:t>
-      </w:r>
-      <w:r>
-        <w:rPr>
-          <w:rStyle w:val="NormalTok"/>
-        </w:rPr>
-        <w:t xml:space="preserve"> split_into_chunks(input_string, chunk_size)</w:t>
-      </w:r>
-      <w:r>
-        <w:br/>
-      </w:r>
-      <w:r>
-        <w:rPr>
-          <w:rStyle w:val="BuiltInTok"/>
-        </w:rPr>
-        <w:t xml:space="preserve">print</w:t>
-      </w:r>
-      <w:r>
-        <w:rPr>
-          <w:rStyle w:val="NormalTok"/>
-        </w:rPr>
-        <w:t xml:space="preserve">(result)</w:t>
-      </w:r>
-      <w:r>
-        <w:br/>
-      </w:r>
-      <w:r>
-        <w:br/>
-      </w:r>
-      <w:r>
-        <w:rPr>
-          <w:rStyle w:val="CommentTok"/>
-        </w:rPr>
-        <w:t xml:space="preserve"># Example with a string length that is not a multiple of the chunk size</w:t>
-      </w:r>
-      <w:r>
-        <w:br/>
-      </w:r>
-      <w:r>
-        <w:rPr>
-          <w:rStyle w:val="NormalTok"/>
-        </w:rPr>
-        <w:t xml:space="preserve">another_string </w:t>
-      </w:r>
-      <w:r>
-        <w:rPr>
-          <w:rStyle w:val="OperatorTok"/>
-        </w:rPr>
-        <w:t xml:space="preserve">=</w:t>
-      </w:r>
-      <w:r>
-        <w:rPr>
-          <w:rStyle w:val="NormalTok"/>
-        </w:rPr>
-        <w:t xml:space="preserve"> </w:t>
-      </w:r>
-      <w:r>
-        <w:rPr>
-          <w:rStyle w:val="StringTok"/>
-        </w:rPr>
-        <w:t xml:space="preserve">"HelloWorld"</w:t>
-      </w:r>
-      <w:r>
-        <w:br/>
-      </w:r>
-      <w:r>
-        <w:rPr>
-          <w:rStyle w:val="NormalTok"/>
-        </w:rPr>
-        <w:t xml:space="preserve">short_chunk_size </w:t>
-      </w:r>
-      <w:r>
-        <w:rPr>
-          <w:rStyle w:val="OperatorTok"/>
-        </w:rPr>
-        <w:t xml:space="preserve">=</w:t>
-      </w:r>
-      <w:r>
-        <w:rPr>
-          <w:rStyle w:val="NormalTok"/>
-        </w:rPr>
-        <w:t xml:space="preserve"> </w:t>
-      </w:r>
-      <w:r>
-        <w:rPr>
-          <w:rStyle w:val="DecValTok"/>
-        </w:rPr>
-        <w:t xml:space="preserve">4</w:t>
-      </w:r>
-      <w:r>
-        <w:br/>
-      </w:r>
-      <w:r>
-        <w:rPr>
-          <w:rStyle w:val="NormalTok"/>
-        </w:rPr>
-        <w:t xml:space="preserve">result_short </w:t>
-      </w:r>
-      <w:r>
-        <w:rPr>
-          <w:rStyle w:val="OperatorTok"/>
-        </w:rPr>
-        <w:t xml:space="preserve">=</w:t>
-      </w:r>
-      <w:r>
-        <w:rPr>
-          <w:rStyle w:val="NormalTok"/>
-        </w:rPr>
-        <w:t xml:space="preserve"> split_into_chunks(another_string, short_chunk_size)</w:t>
-      </w:r>
-      <w:r>
-        <w:br/>
-      </w:r>
-      <w:r>
-        <w:rPr>
-          <w:rStyle w:val="BuiltInTok"/>
-        </w:rPr>
-        <w:t xml:space="preserve">print</w:t>
-      </w:r>
-      <w:r>
-        <w:rPr>
-          <w:rStyle w:val="NormalTok"/>
-        </w:rPr>
-        <w:t xml:space="preserve">(result_short)</w:t>
+        <w:t xml:space="preserve">and confirms that the original list remains unchanged after the function call.</w:t>
       </w:r>
     </w:p>
     <w:p>
       <w:pPr>
+        <w:pStyle w:val="SourceCode"/>
+      </w:pPr>
+      <w:r>
+        <w:rPr>
+          <w:rStyle w:val="ImportTok"/>
+        </w:rPr>
+        <w:t xml:space="preserve">import</w:t>
+      </w:r>
+      <w:r>
+        <w:rPr>
+          <w:rStyle w:val="NormalTok"/>
+        </w:rPr>
+        <w:t xml:space="preserve"> random</w:t>
+      </w:r>
+      <w:r>
+        <w:br/>
+      </w:r>
+      <w:r>
+        <w:br/>
+      </w:r>
+      <w:r>
+        <w:rPr>
+          <w:rStyle w:val="CommentTok"/>
+        </w:rPr>
+        <w:t xml:space="preserve"># Assume shuffle_copy is defined in the same scope</w:t>
+      </w:r>
+      <w:r>
+        <w:br/>
+      </w:r>
+      <w:r>
+        <w:br/>
+      </w:r>
+      <w:r>
+        <w:rPr>
+          <w:rStyle w:val="CommentTok"/>
+        </w:rPr>
+        <w:t xml:space="preserve"># --- Example Usage ---</w:t>
+      </w:r>
+      <w:r>
+        <w:br/>
+      </w:r>
+      <w:r>
+        <w:rPr>
+          <w:rStyle w:val="NormalTok"/>
+        </w:rPr>
+        <w:t xml:space="preserve">original_numbers </w:t>
+      </w:r>
+      <w:r>
+        <w:rPr>
+          <w:rStyle w:val="OperatorTok"/>
+        </w:rPr>
+        <w:t xml:space="preserve">=</w:t>
+      </w:r>
+      <w:r>
+        <w:rPr>
+          <w:rStyle w:val="NormalTok"/>
+        </w:rPr>
+        <w:t xml:space="preserve"> [</w:t>
+      </w:r>
+      <w:r>
+        <w:rPr>
+          <w:rStyle w:val="DecValTok"/>
+        </w:rPr>
+        <w:t xml:space="preserve">1</w:t>
+      </w:r>
+      <w:r>
+        <w:rPr>
+          <w:rStyle w:val="NormalTok"/>
+        </w:rPr>
+        <w:t xml:space="preserve">, </w:t>
+      </w:r>
+      <w:r>
+        <w:rPr>
+          <w:rStyle w:val="DecValTok"/>
+        </w:rPr>
+        <w:t xml:space="preserve">2</w:t>
+      </w:r>
+      <w:r>
+        <w:rPr>
+          <w:rStyle w:val="NormalTok"/>
+        </w:rPr>
+        <w:t xml:space="preserve">, </w:t>
+      </w:r>
+      <w:r>
+        <w:rPr>
+          <w:rStyle w:val="DecValTok"/>
+        </w:rPr>
+        <w:t xml:space="preserve">3</w:t>
+      </w:r>
+      <w:r>
+        <w:rPr>
+          <w:rStyle w:val="NormalTok"/>
+        </w:rPr>
+        <w:t xml:space="preserve">, </w:t>
+      </w:r>
+      <w:r>
+        <w:rPr>
+          <w:rStyle w:val="DecValTok"/>
+        </w:rPr>
+        <w:t xml:space="preserve">4</w:t>
+      </w:r>
+      <w:r>
+        <w:rPr>
+          <w:rStyle w:val="NormalTok"/>
+        </w:rPr>
+        <w:t xml:space="preserve">, </w:t>
+      </w:r>
+      <w:r>
+        <w:rPr>
+          <w:rStyle w:val="DecValTok"/>
+        </w:rPr>
+        <w:t xml:space="preserve">5</w:t>
+      </w:r>
+      <w:r>
+        <w:rPr>
+          <w:rStyle w:val="NormalTok"/>
+        </w:rPr>
+        <w:t xml:space="preserve">]</w:t>
+      </w:r>
+      <w:r>
+        <w:br/>
+      </w:r>
+      <w:r>
+        <w:rPr>
+          <w:rStyle w:val="BuiltInTok"/>
+        </w:rPr>
+        <w:t xml:space="preserve">print</w:t>
+      </w:r>
+      <w:r>
+        <w:rPr>
+          <w:rStyle w:val="NormalTok"/>
+        </w:rPr>
+        <w:t xml:space="preserve">(</w:t>
+      </w:r>
+      <w:r>
+        <w:rPr>
+          <w:rStyle w:val="SpecialStringTok"/>
+        </w:rPr>
+        <w:t xml:space="preserve">f"Original List (before): </w:t>
+      </w:r>
+      <w:r>
+        <w:rPr>
+          <w:rStyle w:val="SpecialCharTok"/>
+        </w:rPr>
+        <w:t xml:space="preserve">{</w:t>
+      </w:r>
+      <w:r>
+        <w:rPr>
+          <w:rStyle w:val="NormalTok"/>
+        </w:rPr>
+        <w:t xml:space="preserve">original_numbers</w:t>
+      </w:r>
+      <w:r>
+        <w:rPr>
+          <w:rStyle w:val="SpecialCharTok"/>
+        </w:rPr>
+        <w:t xml:space="preserve">}</w:t>
+      </w:r>
+      <w:r>
+        <w:rPr>
+          <w:rStyle w:val="SpecialStringTok"/>
+        </w:rPr>
+        <w:t xml:space="preserve">"</w:t>
+      </w:r>
+      <w:r>
+        <w:rPr>
+          <w:rStyle w:val="NormalTok"/>
+        </w:rPr>
+        <w:t xml:space="preserve">)</w:t>
+      </w:r>
+      <w:r>
+        <w:br/>
+      </w:r>
+      <w:r>
+        <w:br/>
+      </w:r>
+      <w:r>
+        <w:rPr>
+          <w:rStyle w:val="NormalTok"/>
+        </w:rPr>
+        <w:t xml:space="preserve">shuffled_numbers </w:t>
+      </w:r>
+      <w:r>
+        <w:rPr>
+          <w:rStyle w:val="OperatorTok"/>
+        </w:rPr>
+        <w:t xml:space="preserve">=</w:t>
+      </w:r>
+      <w:r>
+        <w:rPr>
+          <w:rStyle w:val="NormalTok"/>
+        </w:rPr>
+        <w:t xml:space="preserve"> shuffle_copy(original_numbers)</w:t>
+      </w:r>
+      <w:r>
+        <w:br/>
+      </w:r>
+      <w:r>
+        <w:br/>
+      </w:r>
+      <w:r>
+        <w:rPr>
+          <w:rStyle w:val="BuiltInTok"/>
+        </w:rPr>
+        <w:t xml:space="preserve">print</w:t>
+      </w:r>
+      <w:r>
+        <w:rPr>
+          <w:rStyle w:val="NormalTok"/>
+        </w:rPr>
+        <w:t xml:space="preserve">(</w:t>
+      </w:r>
+      <w:r>
+        <w:rPr>
+          <w:rStyle w:val="SpecialStringTok"/>
+        </w:rPr>
+        <w:t xml:space="preserve">f"Original List (after): </w:t>
+      </w:r>
+      <w:r>
+        <w:rPr>
+          <w:rStyle w:val="SpecialCharTok"/>
+        </w:rPr>
+        <w:t xml:space="preserve">{</w:t>
+      </w:r>
+      <w:r>
+        <w:rPr>
+          <w:rStyle w:val="NormalTok"/>
+        </w:rPr>
+        <w:t xml:space="preserve">original_numbers</w:t>
+      </w:r>
+      <w:r>
+        <w:rPr>
+          <w:rStyle w:val="SpecialCharTok"/>
+        </w:rPr>
+        <w:t xml:space="preserve">}</w:t>
+      </w:r>
+      <w:r>
+        <w:rPr>
+          <w:rStyle w:val="SpecialStringTok"/>
+        </w:rPr>
+        <w:t xml:space="preserve">"</w:t>
+      </w:r>
+      <w:r>
+        <w:rPr>
+          <w:rStyle w:val="NormalTok"/>
+        </w:rPr>
+        <w:t xml:space="preserve">)</w:t>
+      </w:r>
+      <w:r>
+        <w:br/>
+      </w:r>
+      <w:r>
+        <w:rPr>
+          <w:rStyle w:val="BuiltInTok"/>
+        </w:rPr>
+        <w:t xml:space="preserve">print</w:t>
+      </w:r>
+      <w:r>
+        <w:rPr>
+          <w:rStyle w:val="NormalTok"/>
+        </w:rPr>
+        <w:t xml:space="preserve">(</w:t>
+      </w:r>
+      <w:r>
+        <w:rPr>
+          <w:rStyle w:val="SpecialStringTok"/>
+        </w:rPr>
+        <w:t xml:space="preserve">f"Shuffled Copy: </w:t>
+      </w:r>
+      <w:r>
+        <w:rPr>
+          <w:rStyle w:val="SpecialCharTok"/>
+        </w:rPr>
+        <w:t xml:space="preserve">{</w:t>
+      </w:r>
+      <w:r>
+        <w:rPr>
+          <w:rStyle w:val="NormalTok"/>
+        </w:rPr>
+        <w:t xml:space="preserve">shuffled_numbers</w:t>
+      </w:r>
+      <w:r>
+        <w:rPr>
+          <w:rStyle w:val="SpecialCharTok"/>
+        </w:rPr>
+        <w:t xml:space="preserve">}</w:t>
+      </w:r>
+      <w:r>
+        <w:rPr>
+          <w:rStyle w:val="SpecialStringTok"/>
+        </w:rPr>
+        <w:t xml:space="preserve">"</w:t>
+      </w:r>
+      <w:r>
+        <w:rPr>
+          <w:rStyle w:val="NormalTok"/>
+        </w:rPr>
+        <w:t xml:space="preserve">)</w:t>
+      </w:r>
+    </w:p>
+    <w:p>
+      <w:pPr>
         <w:pStyle w:val="FirstParagraph"/>
       </w:pPr>
       <w:r>
@@ -2755,13 +2280,33 @@
     </w:p>
     <w:p>
       <w:pPr>
+        <w:pStyle w:val="BodyText"/>
+      </w:pPr>
+      <w:r>
+        <w:t xml:space="preserve">(Note: The exact order of the</w:t>
+      </w:r>
+      <w:r>
+        <w:t xml:space="preserve"> </w:t>
+      </w:r>
+      <w:r>
+        <w:t xml:space="preserve">“Shuffled Copy”</w:t>
+      </w:r>
+      <w:r>
+        <w:t xml:space="preserve"> </w:t>
+      </w:r>
+      <w:r>
+        <w:t xml:space="preserve">will vary with each execution due to its random nature.)</w:t>
+      </w:r>
+    </w:p>
+    <w:p>
+      <w:pPr>
         <w:pStyle w:val="SourceCode"/>
       </w:pPr>
       <w:r>
         <w:rPr>
           <w:rStyle w:val="VerbatimChar"/>
         </w:rPr>
-        <w:t xml:space="preserve">('This is a ', 'sample str', 'ing to be ', 'split.')</w:t>
+        <w:t xml:space="preserve">Original List (before): [1, 2, 3, 4, 5]</w:t>
       </w:r>
       <w:r>
         <w:br/>
@@ -2770,7 +2315,16 @@
         <w:rPr>
           <w:rStyle w:val="VerbatimChar"/>
         </w:rPr>
-        <w:t xml:space="preserve">('Hell', 'oWor', 'ld')</w:t>
+        <w:t xml:space="preserve">Original List (after): [1, 2, 3, 4, 5]</w:t>
+      </w:r>
+      <w:r>
+        <w:br/>
+      </w:r>
+      <w:r>
+        <w:rPr>
+          <w:rStyle w:val="VerbatimChar"/>
+        </w:rPr>
+        <w:t xml:space="preserve">Shuffled Copy: [3, 5, 1, 2, 4]</w:t>
       </w:r>
     </w:p>
     <w:p>
@@ -2780,8 +2334,8 @@
         </w:pict>
       </w:r>
     </w:p>
-    <w:bookmarkEnd w:id="28"/>
-    <w:bookmarkEnd w:id="29"/>
+    <w:bookmarkEnd w:id="23"/>
+    <w:bookmarkEnd w:id="24"/>
     <w:sectPr>
       <w:pgSz w:h="15840" w:w="12240"/>
       <w:pgMar w:bottom="1440" w:footer="720" w:gutter="0" w:header="720" w:left="1800" w:right="1800" w:top="1440"/>
@@ -3165,6 +2719,91 @@
       <w:rPr>
         <w:rFonts w:ascii="Wingdings" w:hAnsi="Wingdings" w:cs="Wingdings" w:hint="default"/>
       </w:rPr>
+    </w:lvl>
+  </w:abstractNum>
+  <w:abstractNum w:abstractNumId="99411">
+    <w:nsid w:val="00A99411"/>
+    <w:multiLevelType w:val="multilevel"/>
+    <w:lvl w:ilvl="0">
+      <w:start w:val="1"/>
+      <w:numFmt w:val="decimal"/>
+      <w:lvlText w:val="%1."/>
+      <w:lvlJc w:val="left"/>
+      <w:pPr>
+        <w:ind w:left="720" w:hanging="360"/>
+      </w:pPr>
+    </w:lvl>
+    <w:lvl w:ilvl="1">
+      <w:start w:val="1"/>
+      <w:numFmt w:val="decimal"/>
+      <w:lvlText w:val="%2."/>
+      <w:lvlJc w:val="left"/>
+      <w:pPr>
+        <w:ind w:left="1440" w:hanging="360"/>
+      </w:pPr>
+    </w:lvl>
+    <w:lvl w:ilvl="2">
+      <w:start w:val="1"/>
+      <w:numFmt w:val="decimal"/>
+      <w:lvlText w:val="%3."/>
+      <w:lvlJc w:val="left"/>
+      <w:pPr>
+        <w:ind w:left="2160" w:hanging="360"/>
+      </w:pPr>
+    </w:lvl>
+    <w:lvl w:ilvl="3">
+      <w:start w:val="1"/>
+      <w:numFmt w:val="decimal"/>
+      <w:lvlText w:val="%4."/>
+      <w:lvlJc w:val="left"/>
+      <w:pPr>
+        <w:ind w:left="2880" w:hanging="360"/>
+      </w:pPr>
+    </w:lvl>
+    <w:lvl w:ilvl="4">
+      <w:start w:val="1"/>
+      <w:numFmt w:val="decimal"/>
+      <w:lvlText w:val="%5."/>
+      <w:lvlJc w:val="left"/>
+      <w:pPr>
+        <w:ind w:left="3600" w:hanging="360"/>
+      </w:pPr>
+    </w:lvl>
+    <w:lvl w:ilvl="5">
+      <w:start w:val="1"/>
+      <w:numFmt w:val="decimal"/>
+      <w:lvlText w:val="%6."/>
+      <w:lvlJc w:val="left"/>
+      <w:pPr>
+        <w:ind w:left="4320" w:hanging="360"/>
+      </w:pPr>
+    </w:lvl>
+    <w:lvl w:ilvl="6">
+      <w:start w:val="1"/>
+      <w:numFmt w:val="decimal"/>
+      <w:lvlText w:val="%7."/>
+      <w:lvlJc w:val="left"/>
+      <w:pPr>
+        <w:ind w:left="5040" w:hanging="360"/>
+      </w:pPr>
+    </w:lvl>
+    <w:lvl w:ilvl="7">
+      <w:start w:val="1"/>
+      <w:numFmt w:val="decimal"/>
+      <w:lvlText w:val="%8."/>
+      <w:lvlJc w:val="left"/>
+      <w:pPr>
+        <w:ind w:left="5760" w:hanging="360"/>
+      </w:pPr>
+    </w:lvl>
+    <w:lvl w:ilvl="8">
+      <w:start w:val="1"/>
+      <w:numFmt w:val="decimal"/>
+      <w:lvlText w:val="%9."/>
+      <w:lvlJc w:val="left"/>
+      <w:pPr>
+        <w:ind w:left="6480" w:hanging="360"/>
+      </w:pPr>
     </w:lvl>
   </w:abstractNum>
   <w:num w16cid:durableId="106237985" w:numId="1">
@@ -3207,7 +2846,34 @@
     <w:abstractNumId w:val="991"/>
   </w:num>
   <w:num w:numId="1004">
-    <w:abstractNumId w:val="991"/>
+    <w:abstractNumId w:val="99411"/>
+    <w:lvlOverride w:ilvl="0">
+      <w:startOverride w:val="1"/>
+    </w:lvlOverride>
+    <w:lvlOverride w:ilvl="1">
+      <w:startOverride w:val="1"/>
+    </w:lvlOverride>
+    <w:lvlOverride w:ilvl="2">
+      <w:startOverride w:val="1"/>
+    </w:lvlOverride>
+    <w:lvlOverride w:ilvl="3">
+      <w:startOverride w:val="1"/>
+    </w:lvlOverride>
+    <w:lvlOverride w:ilvl="4">
+      <w:startOverride w:val="1"/>
+    </w:lvlOverride>
+    <w:lvlOverride w:ilvl="5">
+      <w:startOverride w:val="1"/>
+    </w:lvlOverride>
+    <w:lvlOverride w:ilvl="6">
+      <w:startOverride w:val="1"/>
+    </w:lvlOverride>
+    <w:lvlOverride w:ilvl="7">
+      <w:startOverride w:val="1"/>
+    </w:lvlOverride>
+    <w:lvlOverride w:ilvl="8">
+      <w:startOverride w:val="1"/>
+    </w:lvlOverride>
   </w:num>
   <w:num w:numId="1005">
     <w:abstractNumId w:val="991"/>

--- a/random_module_two.docx
+++ b/random_module_two.docx
@@ -47,7 +47,7 @@
       </w:r>
     </w:p>
     <w:bookmarkEnd w:id="9"/>
-    <w:bookmarkStart w:id="18" w:name="X53e71d88908f784130cb3998f0ce078d9acc5f7"/>
+    <w:bookmarkStart w:id="16" w:name="X53e71d88908f784130cb3998f0ce078d9acc5f7"/>
     <w:p>
       <w:pPr>
         <w:pStyle w:val="Heading1"/>
@@ -103,7 +103,7 @@
         <w:t xml:space="preserve"> </w:t>
       </w:r>
       <w:r>
-        <w:t xml:space="preserve">function selects and returns a single string at random from a given non-empty list of strings.</w:t>
+        <w:t xml:space="preserve">function selects and returns a single, uniformly random item from a given list of strings.</w:t>
       </w:r>
     </w:p>
     <w:bookmarkEnd w:id="10"/>
@@ -135,29 +135,25 @@
       </w:pPr>
       <w:r>
         <w:rPr>
-          <w:rStyle w:val="VerbatimChar"/>
           <w:b/>
           <w:bCs/>
         </w:rPr>
         <w:t xml:space="preserve">items</w:t>
       </w:r>
       <w:r>
-        <w:t xml:space="preserve">:</w:t>
-      </w:r>
-      <w:r>
         <w:t xml:space="preserve"> </w:t>
       </w:r>
       <w:r>
+        <w:t xml:space="preserve">(</w:t>
+      </w:r>
+      <w:r>
         <w:rPr>
           <w:rStyle w:val="VerbatimChar"/>
         </w:rPr>
         <w:t xml:space="preserve">List[str]</w:t>
       </w:r>
       <w:r>
-        <w:t xml:space="preserve"> </w:t>
-      </w:r>
-      <w:r>
-        <w:t xml:space="preserve">- A list of strings from which one item will be randomly selected. This list must not be empty.</w:t>
+        <w:t xml:space="preserve">): A list of strings from which to choose a random item. This list must not be empty.</w:t>
       </w:r>
     </w:p>
     <w:bookmarkEnd w:id="11"/>
@@ -184,22 +180,7 @@
         <w:pStyle w:val="FirstParagraph"/>
       </w:pPr>
       <w:r>
-        <w:t xml:space="preserve">This function provides a safe way to choose a random element from a list of strings. The core logic is built around Python’s</w:t>
-      </w:r>
-      <w:r>
-        <w:t xml:space="preserve"> </w:t>
-      </w:r>
-      <w:r>
-        <w:rPr>
-          <w:rStyle w:val="VerbatimChar"/>
-        </w:rPr>
-        <w:t xml:space="preserve">random.choice()</w:t>
-      </w:r>
-      <w:r>
-        <w:t xml:space="preserve"> </w:t>
-      </w:r>
-      <w:r>
-        <w:t xml:space="preserve">method, which is designed to pick a single item uniformly at random from a non-empty sequence.</w:t>
+        <w:t xml:space="preserve">This function provides a safe way to select a random element from a list. The core logic is divided into two main steps: validation and selection.</w:t>
       </w:r>
     </w:p>
     <w:p>
@@ -207,7 +188,7 @@
         <w:pStyle w:val="BodyText"/>
       </w:pPr>
       <w:r>
-        <w:t xml:space="preserve">Before attempting to select an item, the function first performs a validation check:</w:t>
+        <w:t xml:space="preserve">First, the function validates the input list</w:t>
       </w:r>
       <w:r>
         <w:t xml:space="preserve"> </w:t>
@@ -216,10 +197,25 @@
         <w:rPr>
           <w:rStyle w:val="VerbatimChar"/>
         </w:rPr>
+        <w:t xml:space="preserve">items</w:t>
+      </w:r>
+      <w:r>
+        <w:t xml:space="preserve"> </w:t>
+      </w:r>
+      <w:r>
+        <w:t xml:space="preserve">by checking if it is empty with the condition</w:t>
+      </w:r>
+      <w:r>
+        <w:t xml:space="preserve"> </w:t>
+      </w:r>
+      <w:r>
+        <w:rPr>
+          <w:rStyle w:val="VerbatimChar"/>
+        </w:rPr>
         <w:t xml:space="preserve">if not items:</w:t>
       </w:r>
       <w:r>
-        <w:t xml:space="preserve">. This conditional statement verifies if the provided</w:t>
+        <w:t xml:space="preserve">. If the list is empty, it is impossible to choose an item, so the function raises a</w:t>
       </w:r>
       <w:r>
         <w:t xml:space="preserve"> </w:t>
@@ -228,67 +224,22 @@
         <w:rPr>
           <w:rStyle w:val="VerbatimChar"/>
         </w:rPr>
-        <w:t xml:space="preserve">items</w:t>
+        <w:t xml:space="preserve">ValueError</w:t>
       </w:r>
       <w:r>
         <w:t xml:space="preserve"> </w:t>
       </w:r>
       <w:r>
-        <w:t xml:space="preserve">list is empty. If it is, the function immediately raises a</w:t>
+        <w:t xml:space="preserve">with the message</w:t>
       </w:r>
       <w:r>
         <w:t xml:space="preserve"> </w:t>
       </w:r>
       <w:r>
-        <w:rPr>
-          <w:rStyle w:val="VerbatimChar"/>
-        </w:rPr>
-        <w:t xml:space="preserve">ValueError</w:t>
-      </w:r>
-      <w:r>
-        <w:t xml:space="preserve"> </w:t>
-      </w:r>
-      <w:r>
-        <w:t xml:space="preserve">with the message</w:t>
-      </w:r>
-      <w:r>
-        <w:t xml:space="preserve"> </w:t>
-      </w:r>
-      <w:r>
         <w:t xml:space="preserve">“items must not be empty”</w:t>
       </w:r>
       <w:r>
-        <w:t xml:space="preserve">. This proactive error handling prevents the</w:t>
-      </w:r>
-      <w:r>
-        <w:t xml:space="preserve"> </w:t>
-      </w:r>
-      <w:r>
-        <w:rPr>
-          <w:rStyle w:val="VerbatimChar"/>
-        </w:rPr>
-        <w:t xml:space="preserve">IndexError</w:t>
-      </w:r>
-      <w:r>
-        <w:t xml:space="preserve"> </w:t>
-      </w:r>
-      <w:r>
-        <w:t xml:space="preserve">that</w:t>
-      </w:r>
-      <w:r>
-        <w:t xml:space="preserve"> </w:t>
-      </w:r>
-      <w:r>
-        <w:rPr>
-          <w:rStyle w:val="VerbatimChar"/>
-        </w:rPr>
-        <w:t xml:space="preserve">random.choice()</w:t>
-      </w:r>
-      <w:r>
-        <w:t xml:space="preserve"> </w:t>
-      </w:r>
-      <w:r>
-        <w:t xml:space="preserve">would otherwise raise and provides a more descriptive error to the developer.</w:t>
+        <w:t xml:space="preserve">. This prevents potential errors from occurring in the selection process.</w:t>
       </w:r>
     </w:p>
     <w:p>
@@ -296,7 +247,7 @@
         <w:pStyle w:val="BodyText"/>
       </w:pPr>
       <w:r>
-        <w:t xml:space="preserve">If the list is not empty, the function proceeds to execute</w:t>
+        <w:t xml:space="preserve">If the list is not empty, the function proceeds to the selection step. It utilizes the</w:t>
       </w:r>
       <w:r>
         <w:t xml:space="preserve"> </w:t>
@@ -305,10 +256,267 @@
         <w:rPr>
           <w:rStyle w:val="VerbatimChar"/>
         </w:rPr>
-        <w:t xml:space="preserve">return random.choice(items)</w:t>
-      </w:r>
-      <w:r>
-        <w:t xml:space="preserve">, which returns one of the strings from the list. Each string in the list has an equal probability of being chosen.</w:t>
+        <w:t xml:space="preserve">random.choice()</w:t>
+      </w:r>
+      <w:r>
+        <w:t xml:space="preserve"> </w:t>
+      </w:r>
+      <w:r>
+        <w:t xml:space="preserve">method from Python’s</w:t>
+      </w:r>
+      <w:r>
+        <w:t xml:space="preserve"> </w:t>
+      </w:r>
+      <w:r>
+        <w:rPr>
+          <w:rStyle w:val="VerbatimChar"/>
+        </w:rPr>
+        <w:t xml:space="preserve">random</w:t>
+      </w:r>
+      <w:r>
+        <w:t xml:space="preserve"> </w:t>
+      </w:r>
+      <w:r>
+        <w:t xml:space="preserve">module to pick a single element from the</w:t>
+      </w:r>
+      <w:r>
+        <w:t xml:space="preserve"> </w:t>
+      </w:r>
+      <w:r>
+        <w:rPr>
+          <w:rStyle w:val="VerbatimChar"/>
+        </w:rPr>
+        <w:t xml:space="preserve">items</w:t>
+      </w:r>
+      <w:r>
+        <w:t xml:space="preserve"> </w:t>
+      </w:r>
+      <w:r>
+        <w:t xml:space="preserve">list. The</w:t>
+      </w:r>
+      <w:r>
+        <w:t xml:space="preserve"> </w:t>
+      </w:r>
+      <w:r>
+        <w:rPr>
+          <w:rStyle w:val="VerbatimChar"/>
+        </w:rPr>
+        <w:t xml:space="preserve">random.choice()</w:t>
+      </w:r>
+      <w:r>
+        <w:t xml:space="preserve"> </w:t>
+      </w:r>
+      <w:r>
+        <w:t xml:space="preserve">method ensures that each item in the list has an equal probability of being selected. The chosen string is then returned as the result.</w:t>
+      </w:r>
+    </w:p>
+    <w:p>
+      <w:pPr>
+        <w:pStyle w:val="SourceCode"/>
+      </w:pPr>
+      <w:r>
+        <w:rPr>
+          <w:rStyle w:val="CommentTok"/>
+        </w:rPr>
+        <w:t xml:space="preserve"># Internal logic example</w:t>
+      </w:r>
+      <w:r>
+        <w:br/>
+      </w:r>
+      <w:r>
+        <w:rPr>
+          <w:rStyle w:val="ImportTok"/>
+        </w:rPr>
+        <w:t xml:space="preserve">import</w:t>
+      </w:r>
+      <w:r>
+        <w:rPr>
+          <w:rStyle w:val="NormalTok"/>
+        </w:rPr>
+        <w:t xml:space="preserve"> random</w:t>
+      </w:r>
+      <w:r>
+        <w:br/>
+      </w:r>
+      <w:r>
+        <w:br/>
+      </w:r>
+      <w:r>
+        <w:rPr>
+          <w:rStyle w:val="KeywordTok"/>
+        </w:rPr>
+        <w:t xml:space="preserve">def</w:t>
+      </w:r>
+      <w:r>
+        <w:rPr>
+          <w:rStyle w:val="NormalTok"/>
+        </w:rPr>
+        <w:t xml:space="preserve"> choose_random_item(items: List[</w:t>
+      </w:r>
+      <w:r>
+        <w:rPr>
+          <w:rStyle w:val="BuiltInTok"/>
+        </w:rPr>
+        <w:t xml:space="preserve">str</w:t>
+      </w:r>
+      <w:r>
+        <w:rPr>
+          <w:rStyle w:val="NormalTok"/>
+        </w:rPr>
+        <w:t xml:space="preserve">]) </w:t>
+      </w:r>
+      <w:r>
+        <w:rPr>
+          <w:rStyle w:val="OperatorTok"/>
+        </w:rPr>
+        <w:t xml:space="preserve">-&gt;</w:t>
+      </w:r>
+      <w:r>
+        <w:rPr>
+          <w:rStyle w:val="NormalTok"/>
+        </w:rPr>
+        <w:t xml:space="preserve"> </w:t>
+      </w:r>
+      <w:r>
+        <w:rPr>
+          <w:rStyle w:val="BuiltInTok"/>
+        </w:rPr>
+        <w:t xml:space="preserve">str</w:t>
+      </w:r>
+      <w:r>
+        <w:rPr>
+          <w:rStyle w:val="NormalTok"/>
+        </w:rPr>
+        <w:t xml:space="preserve">:</w:t>
+      </w:r>
+      <w:r>
+        <w:br/>
+      </w:r>
+      <w:r>
+        <w:rPr>
+          <w:rStyle w:val="NormalTok"/>
+        </w:rPr>
+        <w:t xml:space="preserve">    </w:t>
+      </w:r>
+      <w:r>
+        <w:rPr>
+          <w:rStyle w:val="CommentTok"/>
+        </w:rPr>
+        <w:t xml:space="preserve"># 1. Validate that the list is not empty</w:t>
+      </w:r>
+      <w:r>
+        <w:br/>
+      </w:r>
+      <w:r>
+        <w:rPr>
+          <w:rStyle w:val="NormalTok"/>
+        </w:rPr>
+        <w:t xml:space="preserve">    </w:t>
+      </w:r>
+      <w:r>
+        <w:rPr>
+          <w:rStyle w:val="ControlFlowTok"/>
+        </w:rPr>
+        <w:t xml:space="preserve">if</w:t>
+      </w:r>
+      <w:r>
+        <w:rPr>
+          <w:rStyle w:val="NormalTok"/>
+        </w:rPr>
+        <w:t xml:space="preserve"> </w:t>
+      </w:r>
+      <w:r>
+        <w:rPr>
+          <w:rStyle w:val="KeywordTok"/>
+        </w:rPr>
+        <w:t xml:space="preserve">not</w:t>
+      </w:r>
+      <w:r>
+        <w:rPr>
+          <w:rStyle w:val="NormalTok"/>
+        </w:rPr>
+        <w:t xml:space="preserve"> items:</w:t>
+      </w:r>
+      <w:r>
+        <w:br/>
+      </w:r>
+      <w:r>
+        <w:rPr>
+          <w:rStyle w:val="NormalTok"/>
+        </w:rPr>
+        <w:t xml:space="preserve">        </w:t>
+      </w:r>
+      <w:r>
+        <w:rPr>
+          <w:rStyle w:val="ControlFlowTok"/>
+        </w:rPr>
+        <w:t xml:space="preserve">raise</w:t>
+      </w:r>
+      <w:r>
+        <w:rPr>
+          <w:rStyle w:val="NormalTok"/>
+        </w:rPr>
+        <w:t xml:space="preserve"> </w:t>
+      </w:r>
+      <w:r>
+        <w:rPr>
+          <w:rStyle w:val="PreprocessorTok"/>
+        </w:rPr>
+        <w:t xml:space="preserve">ValueError</w:t>
+      </w:r>
+      <w:r>
+        <w:rPr>
+          <w:rStyle w:val="NormalTok"/>
+        </w:rPr>
+        <w:t xml:space="preserve">(</w:t>
+      </w:r>
+      <w:r>
+        <w:rPr>
+          <w:rStyle w:val="StringTok"/>
+        </w:rPr>
+        <w:t xml:space="preserve">"items must not be empty"</w:t>
+      </w:r>
+      <w:r>
+        <w:rPr>
+          <w:rStyle w:val="NormalTok"/>
+        </w:rPr>
+        <w:t xml:space="preserve">)</w:t>
+      </w:r>
+      <w:r>
+        <w:br/>
+      </w:r>
+      <w:r>
+        <w:rPr>
+          <w:rStyle w:val="NormalTok"/>
+        </w:rPr>
+        <w:t xml:space="preserve">    </w:t>
+      </w:r>
+      <w:r>
+        <w:rPr>
+          <w:rStyle w:val="CommentTok"/>
+        </w:rPr>
+        <w:t xml:space="preserve"># 2. Return a random choice from the list</w:t>
+      </w:r>
+      <w:r>
+        <w:br/>
+      </w:r>
+      <w:r>
+        <w:rPr>
+          <w:rStyle w:val="NormalTok"/>
+        </w:rPr>
+        <w:t xml:space="preserve">    </w:t>
+      </w:r>
+      <w:r>
+        <w:rPr>
+          <w:rStyle w:val="ControlFlowTok"/>
+        </w:rPr>
+        <w:t xml:space="preserve">return</w:t>
+      </w:r>
+      <w:r>
+        <w:rPr>
+          <w:rStyle w:val="NormalTok"/>
+        </w:rPr>
+        <w:t xml:space="preserve"> random.choice(items)</w:t>
       </w:r>
     </w:p>
     <w:bookmarkEnd w:id="12"/>
@@ -354,7 +562,7 @@
         <w:t xml:space="preserve"> </w:t>
       </w:r>
       <w:r>
-        <w:t xml:space="preserve">cannot be empty. Providing an empty list will result in a</w:t>
+        <w:t xml:space="preserve">must not be empty. Providing an empty list will result in a</w:t>
       </w:r>
       <w:r>
         <w:t xml:space="preserve"> </w:t>
@@ -393,7 +601,7 @@
         <w:t xml:space="preserve"> </w:t>
       </w:r>
       <w:r>
-        <w:t xml:space="preserve">module. Ensure it is imported in the execution environment.</w:t>
+        <w:t xml:space="preserve">module. Ensure it is available in the environment.</w:t>
       </w:r>
     </w:p>
     <w:p>
@@ -405,7 +613,7 @@
         </w:numPr>
       </w:pPr>
       <w:r>
-        <w:t xml:space="preserve">The selection is uniformly random, meaning every item in the list has an equal chance of being returned on each call.</w:t>
+        <w:t xml:space="preserve">The selection is uniformly random, meaning every item in the provided list has an equal chance of being chosen.</w:t>
       </w:r>
     </w:p>
     <w:p>
@@ -420,7 +628,7 @@
         <w:t xml:space="preserve">Output Example</w:t>
       </w:r>
       <w:r>
-        <w:t xml:space="preserve">: A single string from the input list. For an input of</w:t>
+        <w:t xml:space="preserve">: The function returns a single string that was present in the input</w:t>
       </w:r>
       <w:r>
         <w:t xml:space="preserve"> </w:t>
@@ -429,26 +637,41 @@
         <w:rPr>
           <w:rStyle w:val="VerbatimChar"/>
         </w:rPr>
-        <w:t xml:space="preserve">['apple', 'banana', 'cherry']</w:t>
-      </w:r>
-      <w:r>
-        <w:t xml:space="preserve">, a possible output is</w:t>
+        <w:t xml:space="preserve">items</w:t>
       </w:r>
       <w:r>
         <w:t xml:space="preserve"> </w:t>
       </w:r>
       <w:r>
+        <w:t xml:space="preserve">list. For an input of</w:t>
+      </w:r>
+      <w:r>
+        <w:t xml:space="preserve"> </w:t>
+      </w:r>
+      <w:r>
         <w:rPr>
           <w:rStyle w:val="VerbatimChar"/>
         </w:rPr>
-        <w:t xml:space="preserve">"banana"</w:t>
+        <w:t xml:space="preserve">['red', 'green', 'blue']</w:t>
+      </w:r>
+      <w:r>
+        <w:t xml:space="preserve">, a possible return value is</w:t>
+      </w:r>
+      <w:r>
+        <w:t xml:space="preserve"> </w:t>
+      </w:r>
+      <w:r>
+        <w:rPr>
+          <w:rStyle w:val="VerbatimChar"/>
+        </w:rPr>
+        <w:t xml:space="preserve">'green'</w:t>
       </w:r>
       <w:r>
         <w:t xml:space="preserve">.</w:t>
       </w:r>
     </w:p>
     <w:bookmarkEnd w:id="13"/>
-    <w:bookmarkStart w:id="16" w:name="example"/>
+    <w:bookmarkStart w:id="14" w:name="example"/>
     <w:p>
       <w:pPr>
         <w:pStyle w:val="Heading2"/>
@@ -464,24 +687,6 @@
       </w:r>
       <w:r>
         <w:t xml:space="preserve">Example</w:t>
-      </w:r>
-    </w:p>
-    <w:bookmarkStart w:id="14" w:name="example-1-choosing-from-a-valid-list"/>
-    <w:p>
-      <w:pPr>
-        <w:pStyle w:val="Heading3"/>
-      </w:pPr>
-      <w:r>
-        <w:rPr>
-          <w:rStyle w:val="SectionNumber"/>
-        </w:rPr>
-        <w:t xml:space="preserve">1.5.1</w:t>
-      </w:r>
-      <w:r>
-        <w:tab/>
-      </w:r>
-      <w:r>
-        <w:t xml:space="preserve">Example 1: Choosing from a valid list</w:t>
       </w:r>
     </w:p>
     <w:p>
@@ -490,6 +695,15 @@
       </w:pPr>
       <w:r>
         <w:rPr>
+          <w:rStyle w:val="CommentTok"/>
+        </w:rPr>
+        <w:t xml:space="preserve"># Example usage</w:t>
+      </w:r>
+      <w:r>
+        <w:br/>
+      </w:r>
+      <w:r>
+        <w:rPr>
           <w:rStyle w:val="ImportTok"/>
         </w:rPr>
         <w:t xml:space="preserve">import</w:t>
@@ -498,346 +712,271 @@
         <w:rPr>
           <w:rStyle w:val="NormalTok"/>
         </w:rPr>
-        <w:t xml:space="preserve"> random</w:t>
+        <w:t xml:space="preserve"> random </w:t>
+      </w:r>
+      <w:r>
+        <w:rPr>
+          <w:rStyle w:val="CommentTok"/>
+        </w:rPr>
+        <w:t xml:space="preserve"># This import is necessary for the function to work</w:t>
       </w:r>
       <w:r>
         <w:br/>
       </w:r>
       <w:r>
+        <w:br/>
+      </w:r>
+      <w:r>
+        <w:rPr>
+          <w:rStyle w:val="NormalTok"/>
+        </w:rPr>
+        <w:t xml:space="preserve">fruit_list </w:t>
+      </w:r>
+      <w:r>
+        <w:rPr>
+          <w:rStyle w:val="OperatorTok"/>
+        </w:rPr>
+        <w:t xml:space="preserve">=</w:t>
+      </w:r>
+      <w:r>
+        <w:rPr>
+          <w:rStyle w:val="NormalTok"/>
+        </w:rPr>
+        <w:t xml:space="preserve"> [</w:t>
+      </w:r>
+      <w:r>
+        <w:rPr>
+          <w:rStyle w:val="StringTok"/>
+        </w:rPr>
+        <w:t xml:space="preserve">"apple"</w:t>
+      </w:r>
+      <w:r>
+        <w:rPr>
+          <w:rStyle w:val="NormalTok"/>
+        </w:rPr>
+        <w:t xml:space="preserve">, </w:t>
+      </w:r>
+      <w:r>
+        <w:rPr>
+          <w:rStyle w:val="StringTok"/>
+        </w:rPr>
+        <w:t xml:space="preserve">"banana"</w:t>
+      </w:r>
+      <w:r>
+        <w:rPr>
+          <w:rStyle w:val="NormalTok"/>
+        </w:rPr>
+        <w:t xml:space="preserve">, </w:t>
+      </w:r>
+      <w:r>
+        <w:rPr>
+          <w:rStyle w:val="StringTok"/>
+        </w:rPr>
+        <w:t xml:space="preserve">"cherry"</w:t>
+      </w:r>
+      <w:r>
+        <w:rPr>
+          <w:rStyle w:val="NormalTok"/>
+        </w:rPr>
+        <w:t xml:space="preserve">, </w:t>
+      </w:r>
+      <w:r>
+        <w:rPr>
+          <w:rStyle w:val="StringTok"/>
+        </w:rPr>
+        <w:t xml:space="preserve">"date"</w:t>
+      </w:r>
+      <w:r>
+        <w:rPr>
+          <w:rStyle w:val="NormalTok"/>
+        </w:rPr>
+        <w:t xml:space="preserve">]</w:t>
+      </w:r>
+      <w:r>
+        <w:br/>
+      </w:r>
+      <w:r>
+        <w:rPr>
+          <w:rStyle w:val="NormalTok"/>
+        </w:rPr>
+        <w:t xml:space="preserve">random_fruit </w:t>
+      </w:r>
+      <w:r>
+        <w:rPr>
+          <w:rStyle w:val="OperatorTok"/>
+        </w:rPr>
+        <w:t xml:space="preserve">=</w:t>
+      </w:r>
+      <w:r>
+        <w:rPr>
+          <w:rStyle w:val="NormalTok"/>
+        </w:rPr>
+        <w:t xml:space="preserve"> choose_random_item(fruit_list)</w:t>
+      </w:r>
+      <w:r>
+        <w:br/>
+      </w:r>
+      <w:r>
+        <w:rPr>
+          <w:rStyle w:val="BuiltInTok"/>
+        </w:rPr>
+        <w:t xml:space="preserve">print</w:t>
+      </w:r>
+      <w:r>
+        <w:rPr>
+          <w:rStyle w:val="NormalTok"/>
+        </w:rPr>
+        <w:t xml:space="preserve">(</w:t>
+      </w:r>
+      <w:r>
+        <w:rPr>
+          <w:rStyle w:val="SpecialStringTok"/>
+        </w:rPr>
+        <w:t xml:space="preserve">f"The randomly chosen fruit is: </w:t>
+      </w:r>
+      <w:r>
+        <w:rPr>
+          <w:rStyle w:val="SpecialCharTok"/>
+        </w:rPr>
+        <w:t xml:space="preserve">{</w:t>
+      </w:r>
+      <w:r>
+        <w:rPr>
+          <w:rStyle w:val="NormalTok"/>
+        </w:rPr>
+        <w:t xml:space="preserve">random_fruit</w:t>
+      </w:r>
+      <w:r>
+        <w:rPr>
+          <w:rStyle w:val="SpecialCharTok"/>
+        </w:rPr>
+        <w:t xml:space="preserve">}</w:t>
+      </w:r>
+      <w:r>
+        <w:rPr>
+          <w:rStyle w:val="SpecialStringTok"/>
+        </w:rPr>
+        <w:t xml:space="preserve">"</w:t>
+      </w:r>
+      <w:r>
+        <w:rPr>
+          <w:rStyle w:val="NormalTok"/>
+        </w:rPr>
+        <w:t xml:space="preserve">)</w:t>
+      </w:r>
+      <w:r>
+        <w:br/>
+      </w:r>
+      <w:r>
+        <w:br/>
+      </w:r>
+      <w:r>
+        <w:rPr>
+          <w:rStyle w:val="CommentTok"/>
+        </w:rPr>
+        <w:t xml:space="preserve"># Example of what happens with an empty list</w:t>
+      </w:r>
+      <w:r>
+        <w:br/>
+      </w:r>
+      <w:r>
+        <w:rPr>
+          <w:rStyle w:val="ControlFlowTok"/>
+        </w:rPr>
+        <w:t xml:space="preserve">try</w:t>
+      </w:r>
+      <w:r>
+        <w:rPr>
+          <w:rStyle w:val="NormalTok"/>
+        </w:rPr>
+        <w:t xml:space="preserve">:</w:t>
+      </w:r>
+      <w:r>
+        <w:br/>
+      </w:r>
+      <w:r>
+        <w:rPr>
+          <w:rStyle w:val="NormalTok"/>
+        </w:rPr>
+        <w:t xml:space="preserve">    choose_random_item([])</w:t>
+      </w:r>
+      <w:r>
+        <w:br/>
+      </w:r>
+      <w:r>
+        <w:rPr>
+          <w:rStyle w:val="ControlFlowTok"/>
+        </w:rPr>
+        <w:t xml:space="preserve">except</w:t>
+      </w:r>
+      <w:r>
+        <w:rPr>
+          <w:rStyle w:val="NormalTok"/>
+        </w:rPr>
+        <w:t xml:space="preserve"> </w:t>
+      </w:r>
+      <w:r>
+        <w:rPr>
+          <w:rStyle w:val="PreprocessorTok"/>
+        </w:rPr>
+        <w:t xml:space="preserve">ValueError</w:t>
+      </w:r>
+      <w:r>
+        <w:rPr>
+          <w:rStyle w:val="NormalTok"/>
+        </w:rPr>
+        <w:t xml:space="preserve"> </w:t>
+      </w:r>
+      <w:r>
         <w:rPr>
           <w:rStyle w:val="ImportTok"/>
         </w:rPr>
-        <w:t xml:space="preserve">from</w:t>
+        <w:t xml:space="preserve">as</w:t>
       </w:r>
       <w:r>
         <w:rPr>
           <w:rStyle w:val="NormalTok"/>
         </w:rPr>
-        <w:t xml:space="preserve"> typing </w:t>
-      </w:r>
-      <w:r>
-        <w:rPr>
-          <w:rStyle w:val="ImportTok"/>
-        </w:rPr>
-        <w:t xml:space="preserve">import</w:t>
+        <w:t xml:space="preserve"> e:</w:t>
+      </w:r>
+      <w:r>
+        <w:br/>
       </w:r>
       <w:r>
         <w:rPr>
           <w:rStyle w:val="NormalTok"/>
         </w:rPr>
-        <w:t xml:space="preserve"> List</w:t>
-      </w:r>
-      <w:r>
-        <w:br/>
-      </w:r>
-      <w:r>
-        <w:br/>
-      </w:r>
-      <w:r>
-        <w:rPr>
-          <w:rStyle w:val="CommentTok"/>
-        </w:rPr>
-        <w:t xml:space="preserve"># Definition of the function</w:t>
-      </w:r>
-      <w:r>
-        <w:br/>
-      </w:r>
-      <w:r>
-        <w:rPr>
-          <w:rStyle w:val="KeywordTok"/>
-        </w:rPr>
-        <w:t xml:space="preserve">def</w:t>
+        <w:t xml:space="preserve">    </w:t>
+      </w:r>
+      <w:r>
+        <w:rPr>
+          <w:rStyle w:val="BuiltInTok"/>
+        </w:rPr>
+        <w:t xml:space="preserve">print</w:t>
       </w:r>
       <w:r>
         <w:rPr>
           <w:rStyle w:val="NormalTok"/>
         </w:rPr>
-        <w:t xml:space="preserve"> choose_random_item(items: List[</w:t>
-      </w:r>
-      <w:r>
-        <w:rPr>
-          <w:rStyle w:val="BuiltInTok"/>
-        </w:rPr>
-        <w:t xml:space="preserve">str</w:t>
+        <w:t xml:space="preserve">(</w:t>
+      </w:r>
+      <w:r>
+        <w:rPr>
+          <w:rStyle w:val="SpecialStringTok"/>
+        </w:rPr>
+        <w:t xml:space="preserve">f"Error: </w:t>
+      </w:r>
+      <w:r>
+        <w:rPr>
+          <w:rStyle w:val="SpecialCharTok"/>
+        </w:rPr>
+        <w:t xml:space="preserve">{</w:t>
       </w:r>
       <w:r>
         <w:rPr>
           <w:rStyle w:val="NormalTok"/>
         </w:rPr>
-        <w:t xml:space="preserve">]) </w:t>
-      </w:r>
-      <w:r>
-        <w:rPr>
-          <w:rStyle w:val="OperatorTok"/>
-        </w:rPr>
-        <w:t xml:space="preserve">-&gt;</w:t>
-      </w:r>
-      <w:r>
-        <w:rPr>
-          <w:rStyle w:val="NormalTok"/>
-        </w:rPr>
-        <w:t xml:space="preserve"> </w:t>
-      </w:r>
-      <w:r>
-        <w:rPr>
-          <w:rStyle w:val="BuiltInTok"/>
-        </w:rPr>
-        <w:t xml:space="preserve">str</w:t>
-      </w:r>
-      <w:r>
-        <w:rPr>
-          <w:rStyle w:val="NormalTok"/>
-        </w:rPr>
-        <w:t xml:space="preserve">:</w:t>
-      </w:r>
-      <w:r>
-        <w:br/>
-      </w:r>
-      <w:r>
-        <w:rPr>
-          <w:rStyle w:val="NormalTok"/>
-        </w:rPr>
-        <w:t xml:space="preserve">    </w:t>
-      </w:r>
-      <w:r>
-        <w:rPr>
-          <w:rStyle w:val="CommentTok"/>
-        </w:rPr>
-        <w:t xml:space="preserve">"""Choose a single random item from a non-empty sequence."""</w:t>
-      </w:r>
-      <w:r>
-        <w:br/>
-      </w:r>
-      <w:r>
-        <w:rPr>
-          <w:rStyle w:val="NormalTok"/>
-        </w:rPr>
-        <w:t xml:space="preserve">    </w:t>
-      </w:r>
-      <w:r>
-        <w:rPr>
-          <w:rStyle w:val="ControlFlowTok"/>
-        </w:rPr>
-        <w:t xml:space="preserve">if</w:t>
-      </w:r>
-      <w:r>
-        <w:rPr>
-          <w:rStyle w:val="NormalTok"/>
-        </w:rPr>
-        <w:t xml:space="preserve"> </w:t>
-      </w:r>
-      <w:r>
-        <w:rPr>
-          <w:rStyle w:val="KeywordTok"/>
-        </w:rPr>
-        <w:t xml:space="preserve">not</w:t>
-      </w:r>
-      <w:r>
-        <w:rPr>
-          <w:rStyle w:val="NormalTok"/>
-        </w:rPr>
-        <w:t xml:space="preserve"> items:</w:t>
-      </w:r>
-      <w:r>
-        <w:br/>
-      </w:r>
-      <w:r>
-        <w:rPr>
-          <w:rStyle w:val="NormalTok"/>
-        </w:rPr>
-        <w:t xml:space="preserve">        </w:t>
-      </w:r>
-      <w:r>
-        <w:rPr>
-          <w:rStyle w:val="ControlFlowTok"/>
-        </w:rPr>
-        <w:t xml:space="preserve">raise</w:t>
-      </w:r>
-      <w:r>
-        <w:rPr>
-          <w:rStyle w:val="NormalTok"/>
-        </w:rPr>
-        <w:t xml:space="preserve"> </w:t>
-      </w:r>
-      <w:r>
-        <w:rPr>
-          <w:rStyle w:val="PreprocessorTok"/>
-        </w:rPr>
-        <w:t xml:space="preserve">ValueError</w:t>
-      </w:r>
-      <w:r>
-        <w:rPr>
-          <w:rStyle w:val="NormalTok"/>
-        </w:rPr>
-        <w:t xml:space="preserve">(</w:t>
-      </w:r>
-      <w:r>
-        <w:rPr>
-          <w:rStyle w:val="StringTok"/>
-        </w:rPr>
-        <w:t xml:space="preserve">"items must not be empty"</w:t>
-      </w:r>
-      <w:r>
-        <w:rPr>
-          <w:rStyle w:val="NormalTok"/>
-        </w:rPr>
-        <w:t xml:space="preserve">)</w:t>
-      </w:r>
-      <w:r>
-        <w:br/>
-      </w:r>
-      <w:r>
-        <w:rPr>
-          <w:rStyle w:val="NormalTok"/>
-        </w:rPr>
-        <w:t xml:space="preserve">    </w:t>
-      </w:r>
-      <w:r>
-        <w:rPr>
-          <w:rStyle w:val="ControlFlowTok"/>
-        </w:rPr>
-        <w:t xml:space="preserve">return</w:t>
-      </w:r>
-      <w:r>
-        <w:rPr>
-          <w:rStyle w:val="NormalTok"/>
-        </w:rPr>
-        <w:t xml:space="preserve"> random.choice(items)</w:t>
-      </w:r>
-      <w:r>
-        <w:br/>
-      </w:r>
-      <w:r>
-        <w:br/>
-      </w:r>
-      <w:r>
-        <w:rPr>
-          <w:rStyle w:val="CommentTok"/>
-        </w:rPr>
-        <w:t xml:space="preserve"># Example usage</w:t>
-      </w:r>
-      <w:r>
-        <w:br/>
-      </w:r>
-      <w:r>
-        <w:rPr>
-          <w:rStyle w:val="NormalTok"/>
-        </w:rPr>
-        <w:t xml:space="preserve">fruits </w:t>
-      </w:r>
-      <w:r>
-        <w:rPr>
-          <w:rStyle w:val="OperatorTok"/>
-        </w:rPr>
-        <w:t xml:space="preserve">=</w:t>
-      </w:r>
-      <w:r>
-        <w:rPr>
-          <w:rStyle w:val="NormalTok"/>
-        </w:rPr>
-        <w:t xml:space="preserve"> [</w:t>
-      </w:r>
-      <w:r>
-        <w:rPr>
-          <w:rStyle w:val="StringTok"/>
-        </w:rPr>
-        <w:t xml:space="preserve">"apple"</w:t>
-      </w:r>
-      <w:r>
-        <w:rPr>
-          <w:rStyle w:val="NormalTok"/>
-        </w:rPr>
-        <w:t xml:space="preserve">, </w:t>
-      </w:r>
-      <w:r>
-        <w:rPr>
-          <w:rStyle w:val="StringTok"/>
-        </w:rPr>
-        <w:t xml:space="preserve">"banana"</w:t>
-      </w:r>
-      <w:r>
-        <w:rPr>
-          <w:rStyle w:val="NormalTok"/>
-        </w:rPr>
-        <w:t xml:space="preserve">, </w:t>
-      </w:r>
-      <w:r>
-        <w:rPr>
-          <w:rStyle w:val="StringTok"/>
-        </w:rPr>
-        <w:t xml:space="preserve">"cherry"</w:t>
-      </w:r>
-      <w:r>
-        <w:rPr>
-          <w:rStyle w:val="NormalTok"/>
-        </w:rPr>
-        <w:t xml:space="preserve">, </w:t>
-      </w:r>
-      <w:r>
-        <w:rPr>
-          <w:rStyle w:val="StringTok"/>
-        </w:rPr>
-        <w:t xml:space="preserve">"date"</w:t>
-      </w:r>
-      <w:r>
-        <w:rPr>
-          <w:rStyle w:val="NormalTok"/>
-        </w:rPr>
-        <w:t xml:space="preserve">]</w:t>
-      </w:r>
-      <w:r>
-        <w:br/>
-      </w:r>
-      <w:r>
-        <w:rPr>
-          <w:rStyle w:val="NormalTok"/>
-        </w:rPr>
-        <w:t xml:space="preserve">random_fruit </w:t>
-      </w:r>
-      <w:r>
-        <w:rPr>
-          <w:rStyle w:val="OperatorTok"/>
-        </w:rPr>
-        <w:t xml:space="preserve">=</w:t>
-      </w:r>
-      <w:r>
-        <w:rPr>
-          <w:rStyle w:val="NormalTok"/>
-        </w:rPr>
-        <w:t xml:space="preserve"> choose_random_item(fruits)</w:t>
-      </w:r>
-      <w:r>
-        <w:br/>
-      </w:r>
-      <w:r>
-        <w:rPr>
-          <w:rStyle w:val="BuiltInTok"/>
-        </w:rPr>
-        <w:t xml:space="preserve">print</w:t>
-      </w:r>
-      <w:r>
-        <w:rPr>
-          <w:rStyle w:val="NormalTok"/>
-        </w:rPr>
-        <w:t xml:space="preserve">(</w:t>
-      </w:r>
-      <w:r>
-        <w:rPr>
-          <w:rStyle w:val="SpecialStringTok"/>
-        </w:rPr>
-        <w:t xml:space="preserve">f"A random fruit: </w:t>
-      </w:r>
-      <w:r>
-        <w:rPr>
-          <w:rStyle w:val="SpecialCharTok"/>
-        </w:rPr>
-        <w:t xml:space="preserve">{</w:t>
-      </w:r>
-      <w:r>
-        <w:rPr>
-          <w:rStyle w:val="NormalTok"/>
-        </w:rPr>
-        <w:t xml:space="preserve">random_fruit</w:t>
+        <w:t xml:space="preserve">e</w:t>
       </w:r>
       <w:r>
         <w:rPr>
@@ -878,7 +1017,16 @@
         <w:rPr>
           <w:rStyle w:val="VerbatimChar"/>
         </w:rPr>
-        <w:t xml:space="preserve">A random fruit: cherry</w:t>
+        <w:t xml:space="preserve">The randomly chosen fruit is: cherry</w:t>
+      </w:r>
+      <w:r>
+        <w:br/>
+      </w:r>
+      <w:r>
+        <w:rPr>
+          <w:rStyle w:val="VerbatimChar"/>
+        </w:rPr>
+        <w:t xml:space="preserve">Error: items must not be empty</w:t>
       </w:r>
     </w:p>
     <w:p>
@@ -886,420 +1034,7 @@
         <w:pStyle w:val="FirstParagraph"/>
       </w:pPr>
       <w:r>
-        <w:rPr>
-          <w:i/>
-          <w:iCs/>
-        </w:rPr>
-        <w:t xml:space="preserve">(Note: The actual output will be one of the items from the</w:t>
-      </w:r>
-      <w:r>
-        <w:rPr>
-          <w:i/>
-          <w:iCs/>
-        </w:rPr>
-        <w:t xml:space="preserve"> </w:t>
-      </w:r>
-      <w:r>
-        <w:rPr>
-          <w:rStyle w:val="VerbatimChar"/>
-          <w:i/>
-          <w:iCs/>
-        </w:rPr>
-        <w:t xml:space="preserve">fruits</w:t>
-      </w:r>
-      <w:r>
-        <w:rPr>
-          <w:i/>
-          <w:iCs/>
-        </w:rPr>
-        <w:t xml:space="preserve"> </w:t>
-      </w:r>
-      <w:r>
-        <w:rPr>
-          <w:i/>
-          <w:iCs/>
-        </w:rPr>
-        <w:t xml:space="preserve">list, chosen randomly.)</w:t>
-      </w:r>
-    </w:p>
-    <w:bookmarkEnd w:id="14"/>
-    <w:bookmarkStart w:id="15" w:name="X8a4802fdafc9ea27dacfa3b358c082b6f269466"/>
-    <w:p>
-      <w:pPr>
-        <w:pStyle w:val="Heading3"/>
-      </w:pPr>
-      <w:r>
-        <w:rPr>
-          <w:rStyle w:val="SectionNumber"/>
-        </w:rPr>
-        <w:t xml:space="preserve">1.5.2</w:t>
-      </w:r>
-      <w:r>
-        <w:tab/>
-      </w:r>
-      <w:r>
-        <w:t xml:space="preserve">Example 2: Attempting to choose from an empty list</w:t>
-      </w:r>
-    </w:p>
-    <w:p>
-      <w:pPr>
-        <w:pStyle w:val="SourceCode"/>
-      </w:pPr>
-      <w:r>
-        <w:rPr>
-          <w:rStyle w:val="ImportTok"/>
-        </w:rPr>
-        <w:t xml:space="preserve">import</w:t>
-      </w:r>
-      <w:r>
-        <w:rPr>
-          <w:rStyle w:val="NormalTok"/>
-        </w:rPr>
-        <w:t xml:space="preserve"> random</w:t>
-      </w:r>
-      <w:r>
-        <w:br/>
-      </w:r>
-      <w:r>
-        <w:rPr>
-          <w:rStyle w:val="ImportTok"/>
-        </w:rPr>
-        <w:t xml:space="preserve">from</w:t>
-      </w:r>
-      <w:r>
-        <w:rPr>
-          <w:rStyle w:val="NormalTok"/>
-        </w:rPr>
-        <w:t xml:space="preserve"> typing </w:t>
-      </w:r>
-      <w:r>
-        <w:rPr>
-          <w:rStyle w:val="ImportTok"/>
-        </w:rPr>
-        <w:t xml:space="preserve">import</w:t>
-      </w:r>
-      <w:r>
-        <w:rPr>
-          <w:rStyle w:val="NormalTok"/>
-        </w:rPr>
-        <w:t xml:space="preserve"> List</w:t>
-      </w:r>
-      <w:r>
-        <w:br/>
-      </w:r>
-      <w:r>
-        <w:br/>
-      </w:r>
-      <w:r>
-        <w:rPr>
-          <w:rStyle w:val="CommentTok"/>
-        </w:rPr>
-        <w:t xml:space="preserve"># Definition of the function</w:t>
-      </w:r>
-      <w:r>
-        <w:br/>
-      </w:r>
-      <w:r>
-        <w:rPr>
-          <w:rStyle w:val="KeywordTok"/>
-        </w:rPr>
-        <w:t xml:space="preserve">def</w:t>
-      </w:r>
-      <w:r>
-        <w:rPr>
-          <w:rStyle w:val="NormalTok"/>
-        </w:rPr>
-        <w:t xml:space="preserve"> choose_random_item(items: List[</w:t>
-      </w:r>
-      <w:r>
-        <w:rPr>
-          <w:rStyle w:val="BuiltInTok"/>
-        </w:rPr>
-        <w:t xml:space="preserve">str</w:t>
-      </w:r>
-      <w:r>
-        <w:rPr>
-          <w:rStyle w:val="NormalTok"/>
-        </w:rPr>
-        <w:t xml:space="preserve">]) </w:t>
-      </w:r>
-      <w:r>
-        <w:rPr>
-          <w:rStyle w:val="OperatorTok"/>
-        </w:rPr>
-        <w:t xml:space="preserve">-&gt;</w:t>
-      </w:r>
-      <w:r>
-        <w:rPr>
-          <w:rStyle w:val="NormalTok"/>
-        </w:rPr>
-        <w:t xml:space="preserve"> </w:t>
-      </w:r>
-      <w:r>
-        <w:rPr>
-          <w:rStyle w:val="BuiltInTok"/>
-        </w:rPr>
-        <w:t xml:space="preserve">str</w:t>
-      </w:r>
-      <w:r>
-        <w:rPr>
-          <w:rStyle w:val="NormalTok"/>
-        </w:rPr>
-        <w:t xml:space="preserve">:</w:t>
-      </w:r>
-      <w:r>
-        <w:br/>
-      </w:r>
-      <w:r>
-        <w:rPr>
-          <w:rStyle w:val="NormalTok"/>
-        </w:rPr>
-        <w:t xml:space="preserve">    </w:t>
-      </w:r>
-      <w:r>
-        <w:rPr>
-          <w:rStyle w:val="CommentTok"/>
-        </w:rPr>
-        <w:t xml:space="preserve">"""Choose a single random item from a non-empty sequence."""</w:t>
-      </w:r>
-      <w:r>
-        <w:br/>
-      </w:r>
-      <w:r>
-        <w:rPr>
-          <w:rStyle w:val="NormalTok"/>
-        </w:rPr>
-        <w:t xml:space="preserve">    </w:t>
-      </w:r>
-      <w:r>
-        <w:rPr>
-          <w:rStyle w:val="ControlFlowTok"/>
-        </w:rPr>
-        <w:t xml:space="preserve">if</w:t>
-      </w:r>
-      <w:r>
-        <w:rPr>
-          <w:rStyle w:val="NormalTok"/>
-        </w:rPr>
-        <w:t xml:space="preserve"> </w:t>
-      </w:r>
-      <w:r>
-        <w:rPr>
-          <w:rStyle w:val="KeywordTok"/>
-        </w:rPr>
-        <w:t xml:space="preserve">not</w:t>
-      </w:r>
-      <w:r>
-        <w:rPr>
-          <w:rStyle w:val="NormalTok"/>
-        </w:rPr>
-        <w:t xml:space="preserve"> items:</w:t>
-      </w:r>
-      <w:r>
-        <w:br/>
-      </w:r>
-      <w:r>
-        <w:rPr>
-          <w:rStyle w:val="NormalTok"/>
-        </w:rPr>
-        <w:t xml:space="preserve">        </w:t>
-      </w:r>
-      <w:r>
-        <w:rPr>
-          <w:rStyle w:val="ControlFlowTok"/>
-        </w:rPr>
-        <w:t xml:space="preserve">raise</w:t>
-      </w:r>
-      <w:r>
-        <w:rPr>
-          <w:rStyle w:val="NormalTok"/>
-        </w:rPr>
-        <w:t xml:space="preserve"> </w:t>
-      </w:r>
-      <w:r>
-        <w:rPr>
-          <w:rStyle w:val="PreprocessorTok"/>
-        </w:rPr>
-        <w:t xml:space="preserve">ValueError</w:t>
-      </w:r>
-      <w:r>
-        <w:rPr>
-          <w:rStyle w:val="NormalTok"/>
-        </w:rPr>
-        <w:t xml:space="preserve">(</w:t>
-      </w:r>
-      <w:r>
-        <w:rPr>
-          <w:rStyle w:val="StringTok"/>
-        </w:rPr>
-        <w:t xml:space="preserve">"items must not be empty"</w:t>
-      </w:r>
-      <w:r>
-        <w:rPr>
-          <w:rStyle w:val="NormalTok"/>
-        </w:rPr>
-        <w:t xml:space="preserve">)</w:t>
-      </w:r>
-      <w:r>
-        <w:br/>
-      </w:r>
-      <w:r>
-        <w:rPr>
-          <w:rStyle w:val="NormalTok"/>
-        </w:rPr>
-        <w:t xml:space="preserve">    </w:t>
-      </w:r>
-      <w:r>
-        <w:rPr>
-          <w:rStyle w:val="ControlFlowTok"/>
-        </w:rPr>
-        <w:t xml:space="preserve">return</w:t>
-      </w:r>
-      <w:r>
-        <w:rPr>
-          <w:rStyle w:val="NormalTok"/>
-        </w:rPr>
-        <w:t xml:space="preserve"> random.choice(items)</w:t>
-      </w:r>
-      <w:r>
-        <w:br/>
-      </w:r>
-      <w:r>
-        <w:br/>
-      </w:r>
-      <w:r>
-        <w:rPr>
-          <w:rStyle w:val="CommentTok"/>
-        </w:rPr>
-        <w:t xml:space="preserve"># Example usage with an empty list</w:t>
-      </w:r>
-      <w:r>
-        <w:br/>
-      </w:r>
-      <w:r>
-        <w:rPr>
-          <w:rStyle w:val="NormalTok"/>
-        </w:rPr>
-        <w:t xml:space="preserve">empty_list </w:t>
-      </w:r>
-      <w:r>
-        <w:rPr>
-          <w:rStyle w:val="OperatorTok"/>
-        </w:rPr>
-        <w:t xml:space="preserve">=</w:t>
-      </w:r>
-      <w:r>
-        <w:rPr>
-          <w:rStyle w:val="NormalTok"/>
-        </w:rPr>
-        <w:t xml:space="preserve"> []</w:t>
-      </w:r>
-      <w:r>
-        <w:br/>
-      </w:r>
-      <w:r>
-        <w:rPr>
-          <w:rStyle w:val="ControlFlowTok"/>
-        </w:rPr>
-        <w:t xml:space="preserve">try</w:t>
-      </w:r>
-      <w:r>
-        <w:rPr>
-          <w:rStyle w:val="NormalTok"/>
-        </w:rPr>
-        <w:t xml:space="preserve">:</w:t>
-      </w:r>
-      <w:r>
-        <w:br/>
-      </w:r>
-      <w:r>
-        <w:rPr>
-          <w:rStyle w:val="NormalTok"/>
-        </w:rPr>
-        <w:t xml:space="preserve">    choose_random_item(empty_list)</w:t>
-      </w:r>
-      <w:r>
-        <w:br/>
-      </w:r>
-      <w:r>
-        <w:rPr>
-          <w:rStyle w:val="ControlFlowTok"/>
-        </w:rPr>
-        <w:t xml:space="preserve">except</w:t>
-      </w:r>
-      <w:r>
-        <w:rPr>
-          <w:rStyle w:val="NormalTok"/>
-        </w:rPr>
-        <w:t xml:space="preserve"> </w:t>
-      </w:r>
-      <w:r>
-        <w:rPr>
-          <w:rStyle w:val="PreprocessorTok"/>
-        </w:rPr>
-        <w:t xml:space="preserve">ValueError</w:t>
-      </w:r>
-      <w:r>
-        <w:rPr>
-          <w:rStyle w:val="NormalTok"/>
-        </w:rPr>
-        <w:t xml:space="preserve"> </w:t>
-      </w:r>
-      <w:r>
-        <w:rPr>
-          <w:rStyle w:val="ImportTok"/>
-        </w:rPr>
-        <w:t xml:space="preserve">as</w:t>
-      </w:r>
-      <w:r>
-        <w:rPr>
-          <w:rStyle w:val="NormalTok"/>
-        </w:rPr>
-        <w:t xml:space="preserve"> e:</w:t>
-      </w:r>
-      <w:r>
-        <w:br/>
-      </w:r>
-      <w:r>
-        <w:rPr>
-          <w:rStyle w:val="NormalTok"/>
-        </w:rPr>
-        <w:t xml:space="preserve">    </w:t>
-      </w:r>
-      <w:r>
-        <w:rPr>
-          <w:rStyle w:val="BuiltInTok"/>
-        </w:rPr>
-        <w:t xml:space="preserve">print</w:t>
-      </w:r>
-      <w:r>
-        <w:rPr>
-          <w:rStyle w:val="NormalTok"/>
-        </w:rPr>
-        <w:t xml:space="preserve">(e)</w:t>
-      </w:r>
-    </w:p>
-    <w:p>
-      <w:pPr>
-        <w:pStyle w:val="FirstParagraph"/>
-      </w:pPr>
-      <w:r>
-        <w:rPr>
-          <w:b/>
-          <w:bCs/>
-        </w:rPr>
-        <w:t xml:space="preserve">Output:</w:t>
-      </w:r>
-    </w:p>
-    <w:p>
-      <w:pPr>
-        <w:pStyle w:val="SourceCode"/>
-      </w:pPr>
-      <w:r>
-        <w:rPr>
-          <w:rStyle w:val="VerbatimChar"/>
-        </w:rPr>
-        <w:t xml:space="preserve">items must not be empty</w:t>
+        <w:t xml:space="preserve">(Note: The chosen fruit in the first line of the output is random and will vary with each execution.)</w:t>
       </w:r>
     </w:p>
     <w:p>
@@ -1309,89 +1044,88 @@
         </w:pict>
       </w:r>
     </w:p>
+    <w:bookmarkEnd w:id="14"/>
+    <w:bookmarkStart w:id="15" w:name="functiondef-shuffle_copyitems"/>
+    <w:p>
+      <w:pPr>
+        <w:pStyle w:val="Heading2"/>
+      </w:pPr>
+      <w:r>
+        <w:rPr>
+          <w:rStyle w:val="SectionNumber"/>
+        </w:rPr>
+        <w:t xml:space="preserve">1.6</w:t>
+      </w:r>
+      <w:r>
+        <w:tab/>
+      </w:r>
+      <w:r>
+        <w:t xml:space="preserve">FunctionDef shuffle_copy(items)</w:t>
+      </w:r>
+    </w:p>
     <w:bookmarkEnd w:id="15"/>
     <w:bookmarkEnd w:id="16"/>
-    <w:bookmarkStart w:id="17" w:name="functiondef-shuffle_copyitems"/>
+    <w:bookmarkStart w:id="22" w:name="function-shuffle_copyitems-listint"/>
     <w:p>
       <w:pPr>
+        <w:pStyle w:val="Heading1"/>
+      </w:pPr>
+      <w:r>
+        <w:rPr>
+          <w:rStyle w:val="SectionNumber"/>
+        </w:rPr>
+        <w:t xml:space="preserve">2</w:t>
+      </w:r>
+      <w:r>
+        <w:tab/>
+      </w:r>
+      <w:r>
+        <w:t xml:space="preserve">Function: shuffle_copy(items: List[int])</w:t>
+      </w:r>
+    </w:p>
+    <w:bookmarkStart w:id="17" w:name="overview-1"/>
+    <w:p>
+      <w:pPr>
         <w:pStyle w:val="Heading2"/>
       </w:pPr>
       <w:r>
         <w:rPr>
           <w:rStyle w:val="SectionNumber"/>
         </w:rPr>
-        <w:t xml:space="preserve">1.6</w:t>
+        <w:t xml:space="preserve">2.1</w:t>
       </w:r>
       <w:r>
         <w:tab/>
       </w:r>
       <w:r>
-        <w:t xml:space="preserve">FunctionDef shuffle_copy(items)</w:t>
+        <w:t xml:space="preserve">Overview</w:t>
+      </w:r>
+    </w:p>
+    <w:p>
+      <w:pPr>
+        <w:pStyle w:val="FirstParagraph"/>
+      </w:pPr>
+      <w:r>
+        <w:t xml:space="preserve">The</w:t>
+      </w:r>
+      <w:r>
+        <w:t xml:space="preserve"> </w:t>
+      </w:r>
+      <w:r>
+        <w:rPr>
+          <w:rStyle w:val="VerbatimChar"/>
+        </w:rPr>
+        <w:t xml:space="preserve">shuffle_copy</w:t>
+      </w:r>
+      <w:r>
+        <w:t xml:space="preserve"> </w:t>
+      </w:r>
+      <w:r>
+        <w:t xml:space="preserve">function creates and returns a new list containing the elements of the input list in a randomized order, without altering the original list.</w:t>
       </w:r>
     </w:p>
     <w:bookmarkEnd w:id="17"/>
-    <w:bookmarkEnd w:id="18"/>
-    <w:bookmarkStart w:id="24" w:name="function-shuffle_copyitems-listint"/>
-    <w:p>
-      <w:pPr>
-        <w:pStyle w:val="Heading1"/>
-      </w:pPr>
-      <w:r>
-        <w:rPr>
-          <w:rStyle w:val="SectionNumber"/>
-        </w:rPr>
-        <w:t xml:space="preserve">2</w:t>
-      </w:r>
-      <w:r>
-        <w:tab/>
-      </w:r>
-      <w:r>
-        <w:t xml:space="preserve">Function: shuffle_copy(items: List[int])</w:t>
-      </w:r>
-    </w:p>
-    <w:bookmarkStart w:id="19" w:name="overview-1"/>
-    <w:p>
-      <w:pPr>
-        <w:pStyle w:val="Heading2"/>
-      </w:pPr>
-      <w:r>
-        <w:rPr>
-          <w:rStyle w:val="SectionNumber"/>
-        </w:rPr>
-        <w:t xml:space="preserve">2.1</w:t>
-      </w:r>
-      <w:r>
-        <w:tab/>
-      </w:r>
-      <w:r>
-        <w:t xml:space="preserve">Overview</w:t>
-      </w:r>
-    </w:p>
-    <w:p>
-      <w:pPr>
-        <w:pStyle w:val="FirstParagraph"/>
-      </w:pPr>
-      <w:r>
-        <w:t xml:space="preserve">The</w:t>
-      </w:r>
-      <w:r>
-        <w:t xml:space="preserve"> </w:t>
-      </w:r>
-      <w:r>
-        <w:rPr>
-          <w:rStyle w:val="VerbatimChar"/>
-        </w:rPr>
-        <w:t xml:space="preserve">shuffle_copy</w:t>
-      </w:r>
-      <w:r>
-        <w:t xml:space="preserve"> </w:t>
-      </w:r>
-      <w:r>
-        <w:t xml:space="preserve">function returns a new, randomly shuffled copy of a given list, ensuring the original list remains unchanged.</w:t>
-      </w:r>
-    </w:p>
-    <w:bookmarkEnd w:id="19"/>
-    <w:bookmarkStart w:id="20" w:name="parameters-1"/>
+    <w:bookmarkStart w:id="18" w:name="parameters-1"/>
     <w:p>
       <w:pPr>
         <w:pStyle w:val="Heading2"/>
@@ -1420,24 +1154,20 @@
       <w:r>
         <w:rPr>
           <w:rStyle w:val="VerbatimChar"/>
+          <w:b/>
+          <w:bCs/>
         </w:rPr>
         <w:t xml:space="preserve">items</w:t>
       </w:r>
       <w:r>
-        <w:t xml:space="preserve">: A list of integers (</w:t>
-      </w:r>
-      <w:r>
-        <w:rPr>
-          <w:rStyle w:val="VerbatimChar"/>
-        </w:rPr>
-        <w:t xml:space="preserve">List[int]</w:t>
-      </w:r>
-      <w:r>
-        <w:t xml:space="preserve">) that you want to create a shuffled copy of.</w:t>
+        <w:t xml:space="preserve"> </w:t>
+      </w:r>
+      <w:r>
+        <w:t xml:space="preserve">(List[int]): A list of integers to be shuffled.</w:t>
       </w:r>
     </w:p>
-    <w:bookmarkEnd w:id="20"/>
-    <w:bookmarkStart w:id="21" w:name="description-1"/>
+    <w:bookmarkEnd w:id="18"/>
+    <w:bookmarkStart w:id="19" w:name="description-1"/>
     <w:p>
       <w:pPr>
         <w:pStyle w:val="Heading2"/>
@@ -1460,7 +1190,7 @@
         <w:pStyle w:val="FirstParagraph"/>
       </w:pPr>
       <w:r>
-        <w:t xml:space="preserve">This function provides a safe way to shuffle a list without modifying the original data structure, a concept known as non-mutating behavior. The logic proceeds in three simple steps:</w:t>
+        <w:t xml:space="preserve">This function provides a safe way to get a shuffled version of a list while preserving the original. The process is as follows:</w:t>
       </w:r>
     </w:p>
     <w:p>
@@ -1499,7 +1229,7 @@
         <w:t xml:space="preserve">copy = list(items)</w:t>
       </w:r>
       <w:r>
-        <w:t xml:space="preserve">. This is the crucial step that prevents mutation of the original list.</w:t>
+        <w:t xml:space="preserve">. This is a crucial step to prevent modification of the original list that was passed as an argument.</w:t>
       </w:r>
     </w:p>
     <w:p>
@@ -1526,7 +1256,7 @@
         <w:t xml:space="preserve"> </w:t>
       </w:r>
       <w:r>
-        <w:t xml:space="preserve">method is then called on the</w:t>
+        <w:t xml:space="preserve">function is then called on the</w:t>
       </w:r>
       <w:r>
         <w:t xml:space="preserve"> </w:t>
@@ -1553,7 +1283,7 @@
         <w:t xml:space="preserve"> </w:t>
       </w:r>
       <w:r>
-        <w:t xml:space="preserve">list in-place, rearranging them into a random order.</w:t>
+        <w:t xml:space="preserve">list in-place, rearranging them into a random sequence.</w:t>
       </w:r>
     </w:p>
     <w:p>
@@ -1577,7 +1307,7 @@
         <w:t xml:space="preserve">copy</w:t>
       </w:r>
       <w:r>
-        <w:t xml:space="preserve">, which now contains the same elements as the original</w:t>
+        <w:t xml:space="preserve">, which is now a shuffled version of the original</w:t>
       </w:r>
       <w:r>
         <w:t xml:space="preserve"> </w:t>
@@ -1592,7 +1322,7 @@
         <w:t xml:space="preserve"> </w:t>
       </w:r>
       <w:r>
-        <w:t xml:space="preserve">list but in a new, random sequence.</w:t>
+        <w:t xml:space="preserve">list.</w:t>
       </w:r>
     </w:p>
     <w:p>
@@ -1601,184 +1331,127 @@
       </w:pPr>
       <w:r>
         <w:rPr>
-          <w:rStyle w:val="KeywordTok"/>
-        </w:rPr>
-        <w:t xml:space="preserve">def</w:t>
+          <w:rStyle w:val="CommentTok"/>
+        </w:rPr>
+        <w:t xml:space="preserve"># Internal logic for an input of [1, 2, 3]</w:t>
+      </w:r>
+      <w:r>
+        <w:br/>
       </w:r>
       <w:r>
         <w:rPr>
           <w:rStyle w:val="NormalTok"/>
         </w:rPr>
-        <w:t xml:space="preserve"> shuffle_copy(items: List[</w:t>
+        <w:t xml:space="preserve">original_list </w:t>
+      </w:r>
+      <w:r>
+        <w:rPr>
+          <w:rStyle w:val="OperatorTok"/>
+        </w:rPr>
+        <w:t xml:space="preserve">=</w:t>
+      </w:r>
+      <w:r>
+        <w:rPr>
+          <w:rStyle w:val="NormalTok"/>
+        </w:rPr>
+        <w:t xml:space="preserve"> [</w:t>
+      </w:r>
+      <w:r>
+        <w:rPr>
+          <w:rStyle w:val="DecValTok"/>
+        </w:rPr>
+        <w:t xml:space="preserve">1</w:t>
+      </w:r>
+      <w:r>
+        <w:rPr>
+          <w:rStyle w:val="NormalTok"/>
+        </w:rPr>
+        <w:t xml:space="preserve">, </w:t>
+      </w:r>
+      <w:r>
+        <w:rPr>
+          <w:rStyle w:val="DecValTok"/>
+        </w:rPr>
+        <w:t xml:space="preserve">2</w:t>
+      </w:r>
+      <w:r>
+        <w:rPr>
+          <w:rStyle w:val="NormalTok"/>
+        </w:rPr>
+        <w:t xml:space="preserve">, </w:t>
+      </w:r>
+      <w:r>
+        <w:rPr>
+          <w:rStyle w:val="DecValTok"/>
+        </w:rPr>
+        <w:t xml:space="preserve">3</w:t>
+      </w:r>
+      <w:r>
+        <w:rPr>
+          <w:rStyle w:val="NormalTok"/>
+        </w:rPr>
+        <w:t xml:space="preserve">]</w:t>
+      </w:r>
+      <w:r>
+        <w:br/>
+      </w:r>
+      <w:r>
+        <w:rPr>
+          <w:rStyle w:val="NormalTok"/>
+        </w:rPr>
+        <w:t xml:space="preserve">copy_of_list </w:t>
+      </w:r>
+      <w:r>
+        <w:rPr>
+          <w:rStyle w:val="OperatorTok"/>
+        </w:rPr>
+        <w:t xml:space="preserve">=</w:t>
+      </w:r>
+      <w:r>
+        <w:rPr>
+          <w:rStyle w:val="NormalTok"/>
+        </w:rPr>
+        <w:t xml:space="preserve"> </w:t>
       </w:r>
       <w:r>
         <w:rPr>
           <w:rStyle w:val="BuiltInTok"/>
         </w:rPr>
-        <w:t xml:space="preserve">int</w:t>
+        <w:t xml:space="preserve">list</w:t>
       </w:r>
       <w:r>
         <w:rPr>
           <w:rStyle w:val="NormalTok"/>
         </w:rPr>
-        <w:t xml:space="preserve">]) </w:t>
-      </w:r>
-      <w:r>
-        <w:rPr>
-          <w:rStyle w:val="OperatorTok"/>
-        </w:rPr>
-        <w:t xml:space="preserve">-&gt;</w:t>
-      </w:r>
-      <w:r>
-        <w:rPr>
-          <w:rStyle w:val="NormalTok"/>
-        </w:rPr>
-        <w:t xml:space="preserve"> List[</w:t>
-      </w:r>
-      <w:r>
-        <w:rPr>
-          <w:rStyle w:val="BuiltInTok"/>
-        </w:rPr>
-        <w:t xml:space="preserve">int</w:t>
-      </w:r>
-      <w:r>
-        <w:rPr>
-          <w:rStyle w:val="NormalTok"/>
-        </w:rPr>
-        <w:t xml:space="preserve">]:</w:t>
+        <w:t xml:space="preserve">(original_list) </w:t>
+      </w:r>
+      <w:r>
+        <w:rPr>
+          <w:rStyle w:val="CommentTok"/>
+        </w:rPr>
+        <w:t xml:space="preserve"># copy_of_list is now [1, 2, 3]</w:t>
       </w:r>
       <w:r>
         <w:br/>
       </w:r>
       <w:r>
         <w:rPr>
-          <w:rStyle w:val="NormalTok"/>
-        </w:rPr>
-        <w:t xml:space="preserve">    </w:t>
-      </w:r>
-      <w:r>
-        <w:rPr>
           <w:rStyle w:val="CommentTok"/>
         </w:rPr>
-        <w:t xml:space="preserve">"""Return a shuffled copy of the given list without mutating the input.</w:t>
+        <w:t xml:space="preserve"># random.shuffle(copy_of_list) modifies it in-place, e.g., to [3, 1, 2]</w:t>
       </w:r>
       <w:r>
         <w:br/>
       </w:r>
       <w:r>
-        <w:br/>
-      </w:r>
-      <w:r>
         <w:rPr>
           <w:rStyle w:val="CommentTok"/>
         </w:rPr>
-        <w:t xml:space="preserve">    Parameters:</w:t>
-      </w:r>
-      <w:r>
-        <w:br/>
-      </w:r>
-      <w:r>
-        <w:rPr>
-          <w:rStyle w:val="CommentTok"/>
-        </w:rPr>
-        <w:t xml:space="preserve">        items: A list of integers.</w:t>
-      </w:r>
-      <w:r>
-        <w:br/>
-      </w:r>
-      <w:r>
-        <w:br/>
-      </w:r>
-      <w:r>
-        <w:rPr>
-          <w:rStyle w:val="CommentTok"/>
-        </w:rPr>
-        <w:t xml:space="preserve">    Returns:</w:t>
-      </w:r>
-      <w:r>
-        <w:br/>
-      </w:r>
-      <w:r>
-        <w:rPr>
-          <w:rStyle w:val="CommentTok"/>
-        </w:rPr>
-        <w:t xml:space="preserve">        A new list containing the same integers in random order.</w:t>
-      </w:r>
-      <w:r>
-        <w:br/>
-      </w:r>
-      <w:r>
-        <w:rPr>
-          <w:rStyle w:val="CommentTok"/>
-        </w:rPr>
-        <w:t xml:space="preserve">    """</w:t>
-      </w:r>
-      <w:r>
-        <w:br/>
-      </w:r>
-      <w:r>
-        <w:rPr>
-          <w:rStyle w:val="NormalTok"/>
-        </w:rPr>
-        <w:t xml:space="preserve">    copy </w:t>
-      </w:r>
-      <w:r>
-        <w:rPr>
-          <w:rStyle w:val="OperatorTok"/>
-        </w:rPr>
-        <w:t xml:space="preserve">=</w:t>
-      </w:r>
-      <w:r>
-        <w:rPr>
-          <w:rStyle w:val="NormalTok"/>
-        </w:rPr>
-        <w:t xml:space="preserve"> </w:t>
-      </w:r>
-      <w:r>
-        <w:rPr>
-          <w:rStyle w:val="BuiltInTok"/>
-        </w:rPr>
-        <w:t xml:space="preserve">list</w:t>
-      </w:r>
-      <w:r>
-        <w:rPr>
-          <w:rStyle w:val="NormalTok"/>
-        </w:rPr>
-        <w:t xml:space="preserve">(items)</w:t>
-      </w:r>
-      <w:r>
-        <w:br/>
-      </w:r>
-      <w:r>
-        <w:rPr>
-          <w:rStyle w:val="NormalTok"/>
-        </w:rPr>
-        <w:t xml:space="preserve">    random.shuffle(copy)</w:t>
-      </w:r>
-      <w:r>
-        <w:br/>
-      </w:r>
-      <w:r>
-        <w:rPr>
-          <w:rStyle w:val="NormalTok"/>
-        </w:rPr>
-        <w:t xml:space="preserve">    </w:t>
-      </w:r>
-      <w:r>
-        <w:rPr>
-          <w:rStyle w:val="ControlFlowTok"/>
-        </w:rPr>
-        <w:t xml:space="preserve">return</w:t>
-      </w:r>
-      <w:r>
-        <w:rPr>
-          <w:rStyle w:val="NormalTok"/>
-        </w:rPr>
-        <w:t xml:space="preserve"> copy</w:t>
+        <w:t xml:space="preserve"># The function then returns the shuffled copy_of_list</w:t>
       </w:r>
     </w:p>
-    <w:bookmarkEnd w:id="21"/>
-    <w:bookmarkStart w:id="22" w:name="usage-notes-1"/>
+    <w:bookmarkEnd w:id="19"/>
+    <w:bookmarkStart w:id="20" w:name="usage-notes-1"/>
     <w:p>
       <w:pPr>
         <w:pStyle w:val="Heading2"/>
@@ -1805,12 +1478,22 @@
         </w:numPr>
       </w:pPr>
       <w:r>
-        <w:t xml:space="preserve">The primary benefit of this function is that it is non-mutating. The original list passed as the</w:t>
+        <w:rPr>
+          <w:b/>
+          <w:bCs/>
+        </w:rPr>
+        <w:t xml:space="preserve">Non-Mutating:</w:t>
       </w:r>
       <w:r>
         <w:t xml:space="preserve"> </w:t>
       </w:r>
       <w:r>
+        <w:t xml:space="preserve">The primary feature of this function is that it does not change the input</w:t>
+      </w:r>
+      <w:r>
+        <w:t xml:space="preserve"> </w:t>
+      </w:r>
+      <w:r>
         <w:rPr>
           <w:rStyle w:val="VerbatimChar"/>
         </w:rPr>
@@ -1820,7 +1503,7 @@
         <w:t xml:space="preserve"> </w:t>
       </w:r>
       <w:r>
-        <w:t xml:space="preserve">argument will not be altered.</w:t>
+        <w:t xml:space="preserve">list. It operates on a copy, leaving the original data intact.</w:t>
       </w:r>
     </w:p>
     <w:p>
@@ -1832,6 +1515,16 @@
         </w:numPr>
       </w:pPr>
       <w:r>
+        <w:rPr>
+          <w:b/>
+          <w:bCs/>
+        </w:rPr>
+        <w:t xml:space="preserve">Random Module Dependency:</w:t>
+      </w:r>
+      <w:r>
+        <w:t xml:space="preserve"> </w:t>
+      </w:r>
+      <w:r>
         <w:t xml:space="preserve">This function depends on Python’s built-in</w:t>
       </w:r>
       <w:r>
@@ -1847,7 +1540,7 @@
         <w:t xml:space="preserve"> </w:t>
       </w:r>
       <w:r>
-        <w:t xml:space="preserve">module. Ensure it is imported in your script (e.g.,</w:t>
+        <w:t xml:space="preserve">module. Ensure it is imported (e.g.,</w:t>
       </w:r>
       <w:r>
         <w:t xml:space="preserve"> </w:t>
@@ -1859,19 +1552,7 @@
         <w:t xml:space="preserve">import random</w:t>
       </w:r>
       <w:r>
-        <w:t xml:space="preserve">) before calling</w:t>
-      </w:r>
-      <w:r>
-        <w:t xml:space="preserve"> </w:t>
-      </w:r>
-      <w:r>
-        <w:rPr>
-          <w:rStyle w:val="VerbatimChar"/>
-        </w:rPr>
-        <w:t xml:space="preserve">shuffle_copy</w:t>
-      </w:r>
-      <w:r>
-        <w:t xml:space="preserve">.</w:t>
+        <w:t xml:space="preserve">) in the file where this function is used.</w:t>
       </w:r>
     </w:p>
     <w:p>
@@ -1883,19 +1564,17 @@
         </w:numPr>
       </w:pPr>
       <w:r>
-        <w:t xml:space="preserve">While the type hint specifies</w:t>
+        <w:rPr>
+          <w:b/>
+          <w:bCs/>
+        </w:rPr>
+        <w:t xml:space="preserve">Shallow Copy:</w:t>
       </w:r>
       <w:r>
         <w:t xml:space="preserve"> </w:t>
       </w:r>
       <w:r>
-        <w:rPr>
-          <w:rStyle w:val="VerbatimChar"/>
-        </w:rPr>
-        <w:t xml:space="preserve">List[int]</w:t>
-      </w:r>
-      <w:r>
-        <w:t xml:space="preserve">, the function’s logic will work correctly with lists containing other data types, such as strings, floats, or mixed types.</w:t>
+        <w:t xml:space="preserve">The function creates a shallow copy. If the list contains mutable objects (like other lists or dictionaries), the objects themselves are not duplicated, only their references. For a list of simple types like integers, this behaves as a full, independent copy.</w:t>
       </w:r>
     </w:p>
     <w:p>
@@ -1910,7 +1589,7 @@
         <w:t xml:space="preserve">Output Example</w:t>
       </w:r>
       <w:r>
-        <w:t xml:space="preserve">: A new list with the same elements as the input list, but in a randomized order.</w:t>
+        <w:t xml:space="preserve">: A possible return value for an input of</w:t>
       </w:r>
       <w:r>
         <w:t xml:space="preserve"> </w:t>
@@ -1919,49 +1598,43 @@
         <w:rPr>
           <w:rStyle w:val="VerbatimChar"/>
         </w:rPr>
-        <w:t xml:space="preserve">[4, 1, 5, 3, 2]</w:t>
-      </w:r>
-    </w:p>
-    <w:bookmarkEnd w:id="22"/>
-    <w:bookmarkStart w:id="23" w:name="example-1"/>
-    <w:p>
-      <w:pPr>
-        <w:pStyle w:val="Heading2"/>
-      </w:pPr>
-      <w:r>
-        <w:rPr>
-          <w:rStyle w:val="SectionNumber"/>
-        </w:rPr>
-        <w:t xml:space="preserve">2.5</w:t>
-      </w:r>
-      <w:r>
-        <w:tab/>
-      </w:r>
-      <w:r>
-        <w:t xml:space="preserve">Example</w:t>
+        <w:t xml:space="preserve">[1, 2, 3, 4, 5]</w:t>
+      </w:r>
+      <w:r>
+        <w:t xml:space="preserve"> </w:t>
+      </w:r>
+      <w:r>
+        <w:t xml:space="preserve">could be:</w:t>
       </w:r>
     </w:p>
     <w:p>
       <w:pPr>
-        <w:pStyle w:val="FirstParagraph"/>
-      </w:pPr>
-      <w:r>
-        <w:t xml:space="preserve">The following example demonstrates how to use</w:t>
-      </w:r>
-      <w:r>
-        <w:t xml:space="preserve"> </w:t>
-      </w:r>
+        <w:pStyle w:val="SourceCode"/>
+      </w:pPr>
       <w:r>
         <w:rPr>
           <w:rStyle w:val="VerbatimChar"/>
         </w:rPr>
-        <w:t xml:space="preserve">shuffle_copy</w:t>
-      </w:r>
-      <w:r>
-        <w:t xml:space="preserve"> </w:t>
-      </w:r>
-      <w:r>
-        <w:t xml:space="preserve">and confirms that the original list remains unchanged after the function call.</w:t>
+        <w:t xml:space="preserve">[3, 5, 1, 4, 2]</w:t>
+      </w:r>
+    </w:p>
+    <w:bookmarkEnd w:id="20"/>
+    <w:bookmarkStart w:id="21" w:name="example-1"/>
+    <w:p>
+      <w:pPr>
+        <w:pStyle w:val="Heading2"/>
+      </w:pPr>
+      <w:r>
+        <w:rPr>
+          <w:rStyle w:val="SectionNumber"/>
+        </w:rPr>
+        <w:t xml:space="preserve">2.5</w:t>
+      </w:r>
+      <w:r>
+        <w:tab/>
+      </w:r>
+      <w:r>
+        <w:t xml:space="preserve">Example</w:t>
       </w:r>
     </w:p>
     <w:p>
@@ -1984,25 +1657,172 @@
         <w:br/>
       </w:r>
       <w:r>
+        <w:rPr>
+          <w:rStyle w:val="ImportTok"/>
+        </w:rPr>
+        <w:t xml:space="preserve">from</w:t>
+      </w:r>
+      <w:r>
+        <w:rPr>
+          <w:rStyle w:val="NormalTok"/>
+        </w:rPr>
+        <w:t xml:space="preserve"> typing </w:t>
+      </w:r>
+      <w:r>
+        <w:rPr>
+          <w:rStyle w:val="ImportTok"/>
+        </w:rPr>
+        <w:t xml:space="preserve">import</w:t>
+      </w:r>
+      <w:r>
+        <w:rPr>
+          <w:rStyle w:val="NormalTok"/>
+        </w:rPr>
+        <w:t xml:space="preserve"> List</w:t>
+      </w:r>
+      <w:r>
         <w:br/>
       </w:r>
       <w:r>
+        <w:br/>
+      </w:r>
+      <w:r>
+        <w:rPr>
+          <w:rStyle w:val="KeywordTok"/>
+        </w:rPr>
+        <w:t xml:space="preserve">def</w:t>
+      </w:r>
+      <w:r>
+        <w:rPr>
+          <w:rStyle w:val="NormalTok"/>
+        </w:rPr>
+        <w:t xml:space="preserve"> shuffle_copy(items: List[</w:t>
+      </w:r>
+      <w:r>
+        <w:rPr>
+          <w:rStyle w:val="BuiltInTok"/>
+        </w:rPr>
+        <w:t xml:space="preserve">int</w:t>
+      </w:r>
+      <w:r>
+        <w:rPr>
+          <w:rStyle w:val="NormalTok"/>
+        </w:rPr>
+        <w:t xml:space="preserve">]) </w:t>
+      </w:r>
+      <w:r>
+        <w:rPr>
+          <w:rStyle w:val="OperatorTok"/>
+        </w:rPr>
+        <w:t xml:space="preserve">-&gt;</w:t>
+      </w:r>
+      <w:r>
+        <w:rPr>
+          <w:rStyle w:val="NormalTok"/>
+        </w:rPr>
+        <w:t xml:space="preserve"> List[</w:t>
+      </w:r>
+      <w:r>
+        <w:rPr>
+          <w:rStyle w:val="BuiltInTok"/>
+        </w:rPr>
+        <w:t xml:space="preserve">int</w:t>
+      </w:r>
+      <w:r>
+        <w:rPr>
+          <w:rStyle w:val="NormalTok"/>
+        </w:rPr>
+        <w:t xml:space="preserve">]:</w:t>
+      </w:r>
+      <w:r>
+        <w:br/>
+      </w:r>
+      <w:r>
+        <w:rPr>
+          <w:rStyle w:val="NormalTok"/>
+        </w:rPr>
+        <w:t xml:space="preserve">    </w:t>
+      </w:r>
+      <w:r>
         <w:rPr>
           <w:rStyle w:val="CommentTok"/>
         </w:rPr>
-        <w:t xml:space="preserve"># Assume shuffle_copy is defined in the same scope</w:t>
+        <w:t xml:space="preserve">"""Return a shuffled copy of the given list without mutating the input."""</w:t>
       </w:r>
       <w:r>
         <w:br/>
       </w:r>
       <w:r>
+        <w:rPr>
+          <w:rStyle w:val="NormalTok"/>
+        </w:rPr>
+        <w:t xml:space="preserve">    copy </w:t>
+      </w:r>
+      <w:r>
+        <w:rPr>
+          <w:rStyle w:val="OperatorTok"/>
+        </w:rPr>
+        <w:t xml:space="preserve">=</w:t>
+      </w:r>
+      <w:r>
+        <w:rPr>
+          <w:rStyle w:val="NormalTok"/>
+        </w:rPr>
+        <w:t xml:space="preserve"> </w:t>
+      </w:r>
+      <w:r>
+        <w:rPr>
+          <w:rStyle w:val="BuiltInTok"/>
+        </w:rPr>
+        <w:t xml:space="preserve">list</w:t>
+      </w:r>
+      <w:r>
+        <w:rPr>
+          <w:rStyle w:val="NormalTok"/>
+        </w:rPr>
+        <w:t xml:space="preserve">(items)</w:t>
+      </w:r>
+      <w:r>
         <w:br/>
       </w:r>
       <w:r>
         <w:rPr>
+          <w:rStyle w:val="NormalTok"/>
+        </w:rPr>
+        <w:t xml:space="preserve">    random.shuffle(copy)</w:t>
+      </w:r>
+      <w:r>
+        <w:br/>
+      </w:r>
+      <w:r>
+        <w:rPr>
+          <w:rStyle w:val="NormalTok"/>
+        </w:rPr>
+        <w:t xml:space="preserve">    </w:t>
+      </w:r>
+      <w:r>
+        <w:rPr>
+          <w:rStyle w:val="ControlFlowTok"/>
+        </w:rPr>
+        <w:t xml:space="preserve">return</w:t>
+      </w:r>
+      <w:r>
+        <w:rPr>
+          <w:rStyle w:val="NormalTok"/>
+        </w:rPr>
+        <w:t xml:space="preserve"> copy</w:t>
+      </w:r>
+      <w:r>
+        <w:br/>
+      </w:r>
+      <w:r>
+        <w:br/>
+      </w:r>
+      <w:r>
+        <w:rPr>
           <w:rStyle w:val="CommentTok"/>
         </w:rPr>
-        <w:t xml:space="preserve"># --- Example Usage ---</w:t>
+        <w:t xml:space="preserve"># Example usage</w:t>
       </w:r>
       <w:r>
         <w:br/>
@@ -2029,7 +1849,7 @@
         <w:rPr>
           <w:rStyle w:val="DecValTok"/>
         </w:rPr>
-        <w:t xml:space="preserve">1</w:t>
+        <w:t xml:space="preserve">10</w:t>
       </w:r>
       <w:r>
         <w:rPr>
@@ -2041,7 +1861,7 @@
         <w:rPr>
           <w:rStyle w:val="DecValTok"/>
         </w:rPr>
-        <w:t xml:space="preserve">2</w:t>
+        <w:t xml:space="preserve">20</w:t>
       </w:r>
       <w:r>
         <w:rPr>
@@ -2053,7 +1873,7 @@
         <w:rPr>
           <w:rStyle w:val="DecValTok"/>
         </w:rPr>
-        <w:t xml:space="preserve">3</w:t>
+        <w:t xml:space="preserve">30</w:t>
       </w:r>
       <w:r>
         <w:rPr>
@@ -2065,7 +1885,7 @@
         <w:rPr>
           <w:rStyle w:val="DecValTok"/>
         </w:rPr>
-        <w:t xml:space="preserve">4</w:t>
+        <w:t xml:space="preserve">40</w:t>
       </w:r>
       <w:r>
         <w:rPr>
@@ -2077,7 +1897,7 @@
         <w:rPr>
           <w:rStyle w:val="DecValTok"/>
         </w:rPr>
-        <w:t xml:space="preserve">5</w:t>
+        <w:t xml:space="preserve">50</w:t>
       </w:r>
       <w:r>
         <w:rPr>
@@ -2090,6 +1910,30 @@
       </w:r>
       <w:r>
         <w:rPr>
+          <w:rStyle w:val="NormalTok"/>
+        </w:rPr>
+        <w:t xml:space="preserve">shuffled_numbers </w:t>
+      </w:r>
+      <w:r>
+        <w:rPr>
+          <w:rStyle w:val="OperatorTok"/>
+        </w:rPr>
+        <w:t xml:space="preserve">=</w:t>
+      </w:r>
+      <w:r>
+        <w:rPr>
+          <w:rStyle w:val="NormalTok"/>
+        </w:rPr>
+        <w:t xml:space="preserve"> shuffle_copy(original_numbers)</w:t>
+      </w:r>
+      <w:r>
+        <w:br/>
+      </w:r>
+      <w:r>
+        <w:br/>
+      </w:r>
+      <w:r>
+        <w:rPr>
           <w:rStyle w:val="BuiltInTok"/>
         </w:rPr>
         <w:t xml:space="preserve">print</w:t>
@@ -2104,7 +1948,7 @@
         <w:rPr>
           <w:rStyle w:val="SpecialStringTok"/>
         </w:rPr>
-        <w:t xml:space="preserve">f"Original List (before): </w:t>
+        <w:t xml:space="preserve">f"Original List: </w:t>
       </w:r>
       <w:r>
         <w:rPr>
@@ -2140,130 +1984,151 @@
         <w:br/>
       </w:r>
       <w:r>
+        <w:rPr>
+          <w:rStyle w:val="BuiltInTok"/>
+        </w:rPr>
+        <w:t xml:space="preserve">print</w:t>
+      </w:r>
+      <w:r>
+        <w:rPr>
+          <w:rStyle w:val="NormalTok"/>
+        </w:rPr>
+        <w:t xml:space="preserve">(</w:t>
+      </w:r>
+      <w:r>
+        <w:rPr>
+          <w:rStyle w:val="SpecialStringTok"/>
+        </w:rPr>
+        <w:t xml:space="preserve">f"Shuffled Copy: </w:t>
+      </w:r>
+      <w:r>
+        <w:rPr>
+          <w:rStyle w:val="SpecialCharTok"/>
+        </w:rPr>
+        <w:t xml:space="preserve">{</w:t>
+      </w:r>
+      <w:r>
+        <w:rPr>
+          <w:rStyle w:val="NormalTok"/>
+        </w:rPr>
+        <w:t xml:space="preserve">shuffled_numbers</w:t>
+      </w:r>
+      <w:r>
+        <w:rPr>
+          <w:rStyle w:val="SpecialCharTok"/>
+        </w:rPr>
+        <w:t xml:space="preserve">}</w:t>
+      </w:r>
+      <w:r>
+        <w:rPr>
+          <w:rStyle w:val="SpecialStringTok"/>
+        </w:rPr>
+        <w:t xml:space="preserve">"</w:t>
+      </w:r>
+      <w:r>
+        <w:rPr>
+          <w:rStyle w:val="NormalTok"/>
+        </w:rPr>
+        <w:t xml:space="preserve">)</w:t>
+      </w:r>
+      <w:r>
         <w:br/>
       </w:r>
       <w:r>
+        <w:br/>
+      </w:r>
+      <w:r>
+        <w:rPr>
+          <w:rStyle w:val="CommentTok"/>
+        </w:rPr>
+        <w:t xml:space="preserve"># The original list remains unchanged</w:t>
+      </w:r>
+      <w:r>
+        <w:br/>
+      </w:r>
+      <w:r>
+        <w:rPr>
+          <w:rStyle w:val="ControlFlowTok"/>
+        </w:rPr>
+        <w:t xml:space="preserve">assert</w:t>
+      </w:r>
+      <w:r>
         <w:rPr>
           <w:rStyle w:val="NormalTok"/>
         </w:rPr>
-        <w:t xml:space="preserve">shuffled_numbers </w:t>
+        <w:t xml:space="preserve"> original_numbers </w:t>
       </w:r>
       <w:r>
         <w:rPr>
           <w:rStyle w:val="OperatorTok"/>
         </w:rPr>
-        <w:t xml:space="preserve">=</w:t>
+        <w:t xml:space="preserve">==</w:t>
       </w:r>
       <w:r>
         <w:rPr>
           <w:rStyle w:val="NormalTok"/>
         </w:rPr>
-        <w:t xml:space="preserve"> shuffle_copy(original_numbers)</w:t>
-      </w:r>
-      <w:r>
-        <w:br/>
-      </w:r>
-      <w:r>
-        <w:br/>
-      </w:r>
-      <w:r>
-        <w:rPr>
-          <w:rStyle w:val="BuiltInTok"/>
-        </w:rPr>
-        <w:t xml:space="preserve">print</w:t>
+        <w:t xml:space="preserve"> [</w:t>
+      </w:r>
+      <w:r>
+        <w:rPr>
+          <w:rStyle w:val="DecValTok"/>
+        </w:rPr>
+        <w:t xml:space="preserve">10</w:t>
       </w:r>
       <w:r>
         <w:rPr>
           <w:rStyle w:val="NormalTok"/>
         </w:rPr>
-        <w:t xml:space="preserve">(</w:t>
-      </w:r>
-      <w:r>
-        <w:rPr>
-          <w:rStyle w:val="SpecialStringTok"/>
-        </w:rPr>
-        <w:t xml:space="preserve">f"Original List (after): </w:t>
-      </w:r>
-      <w:r>
-        <w:rPr>
-          <w:rStyle w:val="SpecialCharTok"/>
-        </w:rPr>
-        <w:t xml:space="preserve">{</w:t>
+        <w:t xml:space="preserve">, </w:t>
+      </w:r>
+      <w:r>
+        <w:rPr>
+          <w:rStyle w:val="DecValTok"/>
+        </w:rPr>
+        <w:t xml:space="preserve">20</w:t>
       </w:r>
       <w:r>
         <w:rPr>
           <w:rStyle w:val="NormalTok"/>
         </w:rPr>
-        <w:t xml:space="preserve">original_numbers</w:t>
-      </w:r>
-      <w:r>
-        <w:rPr>
-          <w:rStyle w:val="SpecialCharTok"/>
-        </w:rPr>
-        <w:t xml:space="preserve">}</w:t>
-      </w:r>
-      <w:r>
-        <w:rPr>
-          <w:rStyle w:val="SpecialStringTok"/>
-        </w:rPr>
-        <w:t xml:space="preserve">"</w:t>
+        <w:t xml:space="preserve">, </w:t>
+      </w:r>
+      <w:r>
+        <w:rPr>
+          <w:rStyle w:val="DecValTok"/>
+        </w:rPr>
+        <w:t xml:space="preserve">30</w:t>
       </w:r>
       <w:r>
         <w:rPr>
           <w:rStyle w:val="NormalTok"/>
         </w:rPr>
-        <w:t xml:space="preserve">)</w:t>
-      </w:r>
-      <w:r>
-        <w:br/>
-      </w:r>
-      <w:r>
-        <w:rPr>
-          <w:rStyle w:val="BuiltInTok"/>
-        </w:rPr>
-        <w:t xml:space="preserve">print</w:t>
+        <w:t xml:space="preserve">, </w:t>
+      </w:r>
+      <w:r>
+        <w:rPr>
+          <w:rStyle w:val="DecValTok"/>
+        </w:rPr>
+        <w:t xml:space="preserve">40</w:t>
       </w:r>
       <w:r>
         <w:rPr>
           <w:rStyle w:val="NormalTok"/>
         </w:rPr>
-        <w:t xml:space="preserve">(</w:t>
-      </w:r>
-      <w:r>
-        <w:rPr>
-          <w:rStyle w:val="SpecialStringTok"/>
-        </w:rPr>
-        <w:t xml:space="preserve">f"Shuffled Copy: </w:t>
-      </w:r>
-      <w:r>
-        <w:rPr>
-          <w:rStyle w:val="SpecialCharTok"/>
-        </w:rPr>
-        <w:t xml:space="preserve">{</w:t>
+        <w:t xml:space="preserve">, </w:t>
+      </w:r>
+      <w:r>
+        <w:rPr>
+          <w:rStyle w:val="DecValTok"/>
+        </w:rPr>
+        <w:t xml:space="preserve">50</w:t>
       </w:r>
       <w:r>
         <w:rPr>
           <w:rStyle w:val="NormalTok"/>
         </w:rPr>
-        <w:t xml:space="preserve">shuffled_numbers</w:t>
-      </w:r>
-      <w:r>
-        <w:rPr>
-          <w:rStyle w:val="SpecialCharTok"/>
-        </w:rPr>
-        <w:t xml:space="preserve">}</w:t>
-      </w:r>
-      <w:r>
-        <w:rPr>
-          <w:rStyle w:val="SpecialStringTok"/>
-        </w:rPr>
-        <w:t xml:space="preserve">"</w:t>
-      </w:r>
-      <w:r>
-        <w:rPr>
-          <w:rStyle w:val="NormalTok"/>
-        </w:rPr>
-        <w:t xml:space="preserve">)</w:t>
+        <w:t xml:space="preserve">]</w:t>
       </w:r>
     </w:p>
     <w:p>
@@ -2280,51 +2145,62 @@
     </w:p>
     <w:p>
       <w:pPr>
-        <w:pStyle w:val="BodyText"/>
-      </w:pPr>
-      <w:r>
-        <w:t xml:space="preserve">(Note: The exact order of the</w:t>
-      </w:r>
-      <w:r>
-        <w:t xml:space="preserve"> </w:t>
-      </w:r>
-      <w:r>
-        <w:t xml:space="preserve">“Shuffled Copy”</w:t>
-      </w:r>
-      <w:r>
-        <w:t xml:space="preserve"> </w:t>
-      </w:r>
-      <w:r>
-        <w:t xml:space="preserve">will vary with each execution due to its random nature.)</w:t>
+        <w:pStyle w:val="SourceCode"/>
+      </w:pPr>
+      <w:r>
+        <w:rPr>
+          <w:rStyle w:val="VerbatimChar"/>
+        </w:rPr>
+        <w:t xml:space="preserve">Original List: [10, 20, 30, 40, 50]</w:t>
+      </w:r>
+      <w:r>
+        <w:br/>
+      </w:r>
+      <w:r>
+        <w:rPr>
+          <w:rStyle w:val="VerbatimChar"/>
+        </w:rPr>
+        <w:t xml:space="preserve">Shuffled Copy: [40, 10, 50, 20, 30]</w:t>
       </w:r>
     </w:p>
     <w:p>
       <w:pPr>
-        <w:pStyle w:val="SourceCode"/>
-      </w:pPr>
-      <w:r>
-        <w:rPr>
-          <w:rStyle w:val="VerbatimChar"/>
-        </w:rPr>
-        <w:t xml:space="preserve">Original List (before): [1, 2, 3, 4, 5]</w:t>
-      </w:r>
-      <w:r>
-        <w:br/>
-      </w:r>
-      <w:r>
-        <w:rPr>
-          <w:rStyle w:val="VerbatimChar"/>
-        </w:rPr>
-        <w:t xml:space="preserve">Original List (after): [1, 2, 3, 4, 5]</w:t>
-      </w:r>
-      <w:r>
-        <w:br/>
-      </w:r>
-      <w:r>
-        <w:rPr>
-          <w:rStyle w:val="VerbatimChar"/>
-        </w:rPr>
-        <w:t xml:space="preserve">Shuffled Copy: [3, 5, 1, 2, 4]</w:t>
+        <w:pStyle w:val="FirstParagraph"/>
+      </w:pPr>
+      <w:r>
+        <w:rPr>
+          <w:i/>
+          <w:iCs/>
+        </w:rPr>
+        <w:t xml:space="preserve">(Note: The actual order of the</w:t>
+      </w:r>
+      <w:r>
+        <w:rPr>
+          <w:i/>
+          <w:iCs/>
+        </w:rPr>
+        <w:t xml:space="preserve"> </w:t>
+      </w:r>
+      <w:r>
+        <w:rPr>
+          <w:i/>
+          <w:iCs/>
+        </w:rPr>
+        <w:t xml:space="preserve">“Shuffled Copy”</w:t>
+      </w:r>
+      <w:r>
+        <w:rPr>
+          <w:i/>
+          <w:iCs/>
+        </w:rPr>
+        <w:t xml:space="preserve"> </w:t>
+      </w:r>
+      <w:r>
+        <w:rPr>
+          <w:i/>
+          <w:iCs/>
+        </w:rPr>
+        <w:t xml:space="preserve">will vary with each execution due to its random nature.)</w:t>
       </w:r>
     </w:p>
     <w:p>
@@ -2334,8 +2210,8 @@
         </w:pict>
       </w:r>
     </w:p>
-    <w:bookmarkEnd w:id="23"/>
-    <w:bookmarkEnd w:id="24"/>
+    <w:bookmarkEnd w:id="21"/>
+    <w:bookmarkEnd w:id="22"/>
     <w:sectPr>
       <w:pgSz w:h="15840" w:w="12240"/>
       <w:pgMar w:bottom="1440" w:footer="720" w:gutter="0" w:header="720" w:left="1800" w:right="1800" w:top="1440"/>

--- a/random_module_two.docx
+++ b/random_module_two.docx
@@ -28,7 +28,7 @@
         </w:p>
       </w:sdtContent>
     </w:sdt>
-    <w:bookmarkStart w:id="9" w:name="functiondef-choose_random_itemitems"/>
+    <w:bookmarkStart w:id="9" w:name="functiondef-choose_random_item"/>
     <w:p>
       <w:pPr>
         <w:pStyle w:val="Heading2"/>
@@ -43,11 +43,11 @@
         <w:tab/>
       </w:r>
       <w:r>
-        <w:t xml:space="preserve">FunctionDef choose_random_item(items)</w:t>
+        <w:t xml:space="preserve">FunctionDef choose_random_item</w:t>
       </w:r>
     </w:p>
     <w:bookmarkEnd w:id="9"/>
-    <w:bookmarkStart w:id="16" w:name="X53e71d88908f784130cb3998f0ce078d9acc5f7"/>
+    <w:bookmarkStart w:id="16" w:name="function-choose_random_itemitems-liststr"/>
     <w:p>
       <w:pPr>
         <w:pStyle w:val="Heading1"/>
@@ -62,7 +62,7 @@
         <w:tab/>
       </w:r>
       <w:r>
-        <w:t xml:space="preserve">Function: choose_random_item(items: List[str]) -&gt; str</w:t>
+        <w:t xml:space="preserve">Function: choose_random_item(items: List[str])</w:t>
       </w:r>
     </w:p>
     <w:bookmarkStart w:id="10" w:name="overview"/>
@@ -103,7 +103,7 @@
         <w:t xml:space="preserve"> </w:t>
       </w:r>
       <w:r>
-        <w:t xml:space="preserve">function selects and returns a single, uniformly random item from a given list of strings.</w:t>
+        <w:t xml:space="preserve">function selects and returns a single random item from a given list of strings.</w:t>
       </w:r>
     </w:p>
     <w:bookmarkEnd w:id="10"/>
@@ -135,6 +135,7 @@
       </w:pPr>
       <w:r>
         <w:rPr>
+          <w:rStyle w:val="VerbatimChar"/>
           <w:b/>
           <w:bCs/>
         </w:rPr>
@@ -153,7 +154,7 @@
         <w:t xml:space="preserve">List[str]</w:t>
       </w:r>
       <w:r>
-        <w:t xml:space="preserve">): A list of strings from which to choose a random item. This list must not be empty.</w:t>
+        <w:t xml:space="preserve">): A non-empty list of strings from which a random item will be chosen.</w:t>
       </w:r>
     </w:p>
     <w:bookmarkEnd w:id="11"/>
@@ -180,7 +181,22 @@
         <w:pStyle w:val="FirstParagraph"/>
       </w:pPr>
       <w:r>
-        <w:t xml:space="preserve">This function provides a safe way to select a random element from a list. The core logic is divided into two main steps: validation and selection.</w:t>
+        <w:t xml:space="preserve">This function provides a simple way to get a random element from a list. The core logic is handled by Python’s built-in</w:t>
+      </w:r>
+      <w:r>
+        <w:t xml:space="preserve"> </w:t>
+      </w:r>
+      <w:r>
+        <w:rPr>
+          <w:rStyle w:val="VerbatimChar"/>
+        </w:rPr>
+        <w:t xml:space="preserve">random.choice()</w:t>
+      </w:r>
+      <w:r>
+        <w:t xml:space="preserve"> </w:t>
+      </w:r>
+      <w:r>
+        <w:t xml:space="preserve">method.</w:t>
       </w:r>
     </w:p>
     <w:p>
@@ -188,7 +204,7 @@
         <w:pStyle w:val="BodyText"/>
       </w:pPr>
       <w:r>
-        <w:t xml:space="preserve">First, the function validates the input list</w:t>
+        <w:t xml:space="preserve">Before attempting to select an item, the function first validates the input list</w:t>
       </w:r>
       <w:r>
         <w:t xml:space="preserve"> </w:t>
@@ -200,10 +216,19 @@
         <w:t xml:space="preserve">items</w:t>
       </w:r>
       <w:r>
+        <w:t xml:space="preserve">. It checks if the list is empty using the condition</w:t>
+      </w:r>
+      <w:r>
         <w:t xml:space="preserve"> </w:t>
       </w:r>
       <w:r>
-        <w:t xml:space="preserve">by checking if it is empty with the condition</w:t>
+        <w:rPr>
+          <w:rStyle w:val="VerbatimChar"/>
+        </w:rPr>
+        <w:t xml:space="preserve">if not items:</w:t>
+      </w:r>
+      <w:r>
+        <w:t xml:space="preserve">. If the list is found to be empty, the function immediately raises a</w:t>
       </w:r>
       <w:r>
         <w:t xml:space="preserve"> </w:t>
@@ -212,34 +237,37 @@
         <w:rPr>
           <w:rStyle w:val="VerbatimChar"/>
         </w:rPr>
-        <w:t xml:space="preserve">if not items:</w:t>
-      </w:r>
-      <w:r>
-        <w:t xml:space="preserve">. If the list is empty, it is impossible to choose an item, so the function raises a</w:t>
+        <w:t xml:space="preserve">ValueError</w:t>
       </w:r>
       <w:r>
         <w:t xml:space="preserve"> </w:t>
       </w:r>
       <w:r>
+        <w:t xml:space="preserve">with the message</w:t>
+      </w:r>
+      <w:r>
+        <w:t xml:space="preserve"> </w:t>
+      </w:r>
+      <w:r>
+        <w:t xml:space="preserve">“items must not be empty”</w:t>
+      </w:r>
+      <w:r>
+        <w:t xml:space="preserve">. This prevents runtime errors that would occur if</w:t>
+      </w:r>
+      <w:r>
+        <w:t xml:space="preserve"> </w:t>
+      </w:r>
+      <w:r>
         <w:rPr>
           <w:rStyle w:val="VerbatimChar"/>
         </w:rPr>
-        <w:t xml:space="preserve">ValueError</w:t>
+        <w:t xml:space="preserve">random.choice()</w:t>
       </w:r>
       <w:r>
         <w:t xml:space="preserve"> </w:t>
       </w:r>
       <w:r>
-        <w:t xml:space="preserve">with the message</w:t>
-      </w:r>
-      <w:r>
-        <w:t xml:space="preserve"> </w:t>
-      </w:r>
-      <w:r>
-        <w:t xml:space="preserve">“items must not be empty”</w:t>
-      </w:r>
-      <w:r>
-        <w:t xml:space="preserve">. This prevents potential errors from occurring in the selection process.</w:t>
+        <w:t xml:space="preserve">were called with an empty sequence.</w:t>
       </w:r>
     </w:p>
     <w:p>
@@ -247,7 +275,7 @@
         <w:pStyle w:val="BodyText"/>
       </w:pPr>
       <w:r>
-        <w:t xml:space="preserve">If the list is not empty, the function proceeds to the selection step. It utilizes the</w:t>
+        <w:t xml:space="preserve">If the list is not empty, the function proceeds to call</w:t>
       </w:r>
       <w:r>
         <w:t xml:space="preserve"> </w:t>
@@ -256,58 +284,10 @@
         <w:rPr>
           <w:rStyle w:val="VerbatimChar"/>
         </w:rPr>
-        <w:t xml:space="preserve">random.choice()</w:t>
-      </w:r>
-      <w:r>
-        <w:t xml:space="preserve"> </w:t>
-      </w:r>
-      <w:r>
-        <w:t xml:space="preserve">method from Python’s</w:t>
-      </w:r>
-      <w:r>
-        <w:t xml:space="preserve"> </w:t>
-      </w:r>
-      <w:r>
-        <w:rPr>
-          <w:rStyle w:val="VerbatimChar"/>
-        </w:rPr>
-        <w:t xml:space="preserve">random</w:t>
-      </w:r>
-      <w:r>
-        <w:t xml:space="preserve"> </w:t>
-      </w:r>
-      <w:r>
-        <w:t xml:space="preserve">module to pick a single element from the</w:t>
-      </w:r>
-      <w:r>
-        <w:t xml:space="preserve"> </w:t>
-      </w:r>
-      <w:r>
-        <w:rPr>
-          <w:rStyle w:val="VerbatimChar"/>
-        </w:rPr>
-        <w:t xml:space="preserve">items</w:t>
-      </w:r>
-      <w:r>
-        <w:t xml:space="preserve"> </w:t>
-      </w:r>
-      <w:r>
-        <w:t xml:space="preserve">list. The</w:t>
-      </w:r>
-      <w:r>
-        <w:t xml:space="preserve"> </w:t>
-      </w:r>
-      <w:r>
-        <w:rPr>
-          <w:rStyle w:val="VerbatimChar"/>
-        </w:rPr>
-        <w:t xml:space="preserve">random.choice()</w:t>
-      </w:r>
-      <w:r>
-        <w:t xml:space="preserve"> </w:t>
-      </w:r>
-      <w:r>
-        <w:t xml:space="preserve">method ensures that each item in the list has an equal probability of being selected. The chosen string is then returned as the result.</w:t>
+        <w:t xml:space="preserve">random.choice(items)</w:t>
+      </w:r>
+      <w:r>
+        <w:t xml:space="preserve">. This method selects a single item from the list with uniform probability, meaning each item has an equal chance of being chosen. The selected string is then returned as the result.</w:t>
       </w:r>
     </w:p>
     <w:p>
@@ -351,12 +331,24 @@
         <w:rPr>
           <w:rStyle w:val="NormalTok"/>
         </w:rPr>
-        <w:t xml:space="preserve"> choose_random_item(items: List[</w:t>
+        <w:t xml:space="preserve"> choose_random_item(items: </w:t>
       </w:r>
       <w:r>
         <w:rPr>
           <w:rStyle w:val="BuiltInTok"/>
         </w:rPr>
+        <w:t xml:space="preserve">list</w:t>
+      </w:r>
+      <w:r>
+        <w:rPr>
+          <w:rStyle w:val="NormalTok"/>
+        </w:rPr>
+        <w:t xml:space="preserve">[</w:t>
+      </w:r>
+      <w:r>
+        <w:rPr>
+          <w:rStyle w:val="BuiltInTok"/>
+        </w:rPr>
         <w:t xml:space="preserve">str</w:t>
       </w:r>
       <w:r>
@@ -402,7 +394,7 @@
         <w:rPr>
           <w:rStyle w:val="CommentTok"/>
         </w:rPr>
-        <w:t xml:space="preserve"># 1. Validate that the list is not empty</w:t>
+        <w:t xml:space="preserve"># 1. Check if the list is empty</w:t>
       </w:r>
       <w:r>
         <w:br/>
@@ -448,6 +440,21 @@
       </w:r>
       <w:r>
         <w:rPr>
+          <w:rStyle w:val="CommentTok"/>
+        </w:rPr>
+        <w:t xml:space="preserve"># 2. Raise an error if it is</w:t>
+      </w:r>
+      <w:r>
+        <w:br/>
+      </w:r>
+      <w:r>
+        <w:rPr>
+          <w:rStyle w:val="NormalTok"/>
+        </w:rPr>
+        <w:t xml:space="preserve">        </w:t>
+      </w:r>
+      <w:r>
+        <w:rPr>
           <w:rStyle w:val="ControlFlowTok"/>
         </w:rPr>
         <w:t xml:space="preserve">raise</w:t>
@@ -495,7 +502,7 @@
         <w:rPr>
           <w:rStyle w:val="CommentTok"/>
         </w:rPr>
-        <w:t xml:space="preserve"># 2. Return a random choice from the list</w:t>
+        <w:t xml:space="preserve"># 3. Return a random choice if it's not empty</w:t>
       </w:r>
       <w:r>
         <w:br/>
@@ -586,7 +593,7 @@
         </w:numPr>
       </w:pPr>
       <w:r>
-        <w:t xml:space="preserve">This function depends on Python’s</w:t>
+        <w:t xml:space="preserve">This function relies on Python’s</w:t>
       </w:r>
       <w:r>
         <w:t xml:space="preserve"> </w:t>
@@ -601,7 +608,7 @@
         <w:t xml:space="preserve"> </w:t>
       </w:r>
       <w:r>
-        <w:t xml:space="preserve">module. Ensure it is available in the environment.</w:t>
+        <w:t xml:space="preserve">module. Ensure it is imported in the environment where the function is used.</w:t>
       </w:r>
     </w:p>
     <w:p>
@@ -613,7 +620,7 @@
         </w:numPr>
       </w:pPr>
       <w:r>
-        <w:t xml:space="preserve">The selection is uniformly random, meaning every item in the provided list has an equal chance of being chosen.</w:t>
+        <w:t xml:space="preserve">The selection is uniformly random, meaning every item in the list has an equal chance of being chosen on any given call.</w:t>
       </w:r>
     </w:p>
     <w:p>
@@ -628,46 +635,18 @@
         <w:t xml:space="preserve">Output Example</w:t>
       </w:r>
       <w:r>
-        <w:t xml:space="preserve">: The function returns a single string that was present in the input</w:t>
-      </w:r>
-      <w:r>
-        <w:t xml:space="preserve"> </w:t>
-      </w:r>
+        <w:t xml:space="preserve">: A single string from the input list.</w:t>
+      </w:r>
+    </w:p>
+    <w:p>
+      <w:pPr>
+        <w:pStyle w:val="SourceCode"/>
+      </w:pPr>
       <w:r>
         <w:rPr>
           <w:rStyle w:val="VerbatimChar"/>
         </w:rPr>
-        <w:t xml:space="preserve">items</w:t>
-      </w:r>
-      <w:r>
-        <w:t xml:space="preserve"> </w:t>
-      </w:r>
-      <w:r>
-        <w:t xml:space="preserve">list. For an input of</w:t>
-      </w:r>
-      <w:r>
-        <w:t xml:space="preserve"> </w:t>
-      </w:r>
-      <w:r>
-        <w:rPr>
-          <w:rStyle w:val="VerbatimChar"/>
-        </w:rPr>
-        <w:t xml:space="preserve">['red', 'green', 'blue']</w:t>
-      </w:r>
-      <w:r>
-        <w:t xml:space="preserve">, a possible return value is</w:t>
-      </w:r>
-      <w:r>
-        <w:t xml:space="preserve"> </w:t>
-      </w:r>
-      <w:r>
-        <w:rPr>
-          <w:rStyle w:val="VerbatimChar"/>
-        </w:rPr>
-        <w:t xml:space="preserve">'green'</w:t>
-      </w:r>
-      <w:r>
-        <w:t xml:space="preserve">.</w:t>
+        <w:t xml:space="preserve">"example_string"</w:t>
       </w:r>
     </w:p>
     <w:bookmarkEnd w:id="13"/>
@@ -728,9 +707,18 @@
       </w:r>
       <w:r>
         <w:rPr>
+          <w:rStyle w:val="CommentTok"/>
+        </w:rPr>
+        <w:t xml:space="preserve"># Define a list of options</w:t>
+      </w:r>
+      <w:r>
+        <w:br/>
+      </w:r>
+      <w:r>
+        <w:rPr>
           <w:rStyle w:val="NormalTok"/>
         </w:rPr>
-        <w:t xml:space="preserve">fruit_list </w:t>
+        <w:t xml:space="preserve">options </w:t>
       </w:r>
       <w:r>
         <w:rPr>
@@ -790,16 +778,40 @@
         <w:rPr>
           <w:rStyle w:val="NormalTok"/>
         </w:rPr>
+        <w:t xml:space="preserve">, </w:t>
+      </w:r>
+      <w:r>
+        <w:rPr>
+          <w:rStyle w:val="StringTok"/>
+        </w:rPr>
+        <w:t xml:space="preserve">"elderberry"</w:t>
+      </w:r>
+      <w:r>
+        <w:rPr>
+          <w:rStyle w:val="NormalTok"/>
+        </w:rPr>
         <w:t xml:space="preserve">]</w:t>
       </w:r>
       <w:r>
         <w:br/>
       </w:r>
       <w:r>
+        <w:br/>
+      </w:r>
+      <w:r>
+        <w:rPr>
+          <w:rStyle w:val="CommentTok"/>
+        </w:rPr>
+        <w:t xml:space="preserve"># Call the function with the list</w:t>
+      </w:r>
+      <w:r>
+        <w:br/>
+      </w:r>
+      <w:r>
         <w:rPr>
           <w:rStyle w:val="NormalTok"/>
         </w:rPr>
-        <w:t xml:space="preserve">random_fruit </w:t>
+        <w:t xml:space="preserve">selected_item </w:t>
       </w:r>
       <w:r>
         <w:rPr>
@@ -811,12 +823,24 @@
         <w:rPr>
           <w:rStyle w:val="NormalTok"/>
         </w:rPr>
-        <w:t xml:space="preserve"> choose_random_item(fruit_list)</w:t>
+        <w:t xml:space="preserve"> choose_random_item(options)</w:t>
       </w:r>
       <w:r>
         <w:br/>
       </w:r>
       <w:r>
+        <w:br/>
+      </w:r>
+      <w:r>
+        <w:rPr>
+          <w:rStyle w:val="CommentTok"/>
+        </w:rPr>
+        <w:t xml:space="preserve"># Print the result</w:t>
+      </w:r>
+      <w:r>
+        <w:br/>
+      </w:r>
+      <w:r>
         <w:rPr>
           <w:rStyle w:val="BuiltInTok"/>
         </w:rPr>
@@ -832,7 +856,7 @@
         <w:rPr>
           <w:rStyle w:val="SpecialStringTok"/>
         </w:rPr>
-        <w:t xml:space="preserve">f"The randomly chosen fruit is: </w:t>
+        <w:t xml:space="preserve">f"The randomly selected item is: </w:t>
       </w:r>
       <w:r>
         <w:rPr>
@@ -844,139 +868,7 @@
         <w:rPr>
           <w:rStyle w:val="NormalTok"/>
         </w:rPr>
-        <w:t xml:space="preserve">random_fruit</w:t>
-      </w:r>
-      <w:r>
-        <w:rPr>
-          <w:rStyle w:val="SpecialCharTok"/>
-        </w:rPr>
-        <w:t xml:space="preserve">}</w:t>
-      </w:r>
-      <w:r>
-        <w:rPr>
-          <w:rStyle w:val="SpecialStringTok"/>
-        </w:rPr>
-        <w:t xml:space="preserve">"</w:t>
-      </w:r>
-      <w:r>
-        <w:rPr>
-          <w:rStyle w:val="NormalTok"/>
-        </w:rPr>
-        <w:t xml:space="preserve">)</w:t>
-      </w:r>
-      <w:r>
-        <w:br/>
-      </w:r>
-      <w:r>
-        <w:br/>
-      </w:r>
-      <w:r>
-        <w:rPr>
-          <w:rStyle w:val="CommentTok"/>
-        </w:rPr>
-        <w:t xml:space="preserve"># Example of what happens with an empty list</w:t>
-      </w:r>
-      <w:r>
-        <w:br/>
-      </w:r>
-      <w:r>
-        <w:rPr>
-          <w:rStyle w:val="ControlFlowTok"/>
-        </w:rPr>
-        <w:t xml:space="preserve">try</w:t>
-      </w:r>
-      <w:r>
-        <w:rPr>
-          <w:rStyle w:val="NormalTok"/>
-        </w:rPr>
-        <w:t xml:space="preserve">:</w:t>
-      </w:r>
-      <w:r>
-        <w:br/>
-      </w:r>
-      <w:r>
-        <w:rPr>
-          <w:rStyle w:val="NormalTok"/>
-        </w:rPr>
-        <w:t xml:space="preserve">    choose_random_item([])</w:t>
-      </w:r>
-      <w:r>
-        <w:br/>
-      </w:r>
-      <w:r>
-        <w:rPr>
-          <w:rStyle w:val="ControlFlowTok"/>
-        </w:rPr>
-        <w:t xml:space="preserve">except</w:t>
-      </w:r>
-      <w:r>
-        <w:rPr>
-          <w:rStyle w:val="NormalTok"/>
-        </w:rPr>
-        <w:t xml:space="preserve"> </w:t>
-      </w:r>
-      <w:r>
-        <w:rPr>
-          <w:rStyle w:val="PreprocessorTok"/>
-        </w:rPr>
-        <w:t xml:space="preserve">ValueError</w:t>
-      </w:r>
-      <w:r>
-        <w:rPr>
-          <w:rStyle w:val="NormalTok"/>
-        </w:rPr>
-        <w:t xml:space="preserve"> </w:t>
-      </w:r>
-      <w:r>
-        <w:rPr>
-          <w:rStyle w:val="ImportTok"/>
-        </w:rPr>
-        <w:t xml:space="preserve">as</w:t>
-      </w:r>
-      <w:r>
-        <w:rPr>
-          <w:rStyle w:val="NormalTok"/>
-        </w:rPr>
-        <w:t xml:space="preserve"> e:</w:t>
-      </w:r>
-      <w:r>
-        <w:br/>
-      </w:r>
-      <w:r>
-        <w:rPr>
-          <w:rStyle w:val="NormalTok"/>
-        </w:rPr>
-        <w:t xml:space="preserve">    </w:t>
-      </w:r>
-      <w:r>
-        <w:rPr>
-          <w:rStyle w:val="BuiltInTok"/>
-        </w:rPr>
-        <w:t xml:space="preserve">print</w:t>
-      </w:r>
-      <w:r>
-        <w:rPr>
-          <w:rStyle w:val="NormalTok"/>
-        </w:rPr>
-        <w:t xml:space="preserve">(</w:t>
-      </w:r>
-      <w:r>
-        <w:rPr>
-          <w:rStyle w:val="SpecialStringTok"/>
-        </w:rPr>
-        <w:t xml:space="preserve">f"Error: </w:t>
-      </w:r>
-      <w:r>
-        <w:rPr>
-          <w:rStyle w:val="SpecialCharTok"/>
-        </w:rPr>
-        <w:t xml:space="preserve">{</w:t>
-      </w:r>
-      <w:r>
-        <w:rPr>
-          <w:rStyle w:val="NormalTok"/>
-        </w:rPr>
-        <w:t xml:space="preserve">e</w:t>
+        <w:t xml:space="preserve">selected_item</w:t>
       </w:r>
       <w:r>
         <w:rPr>
@@ -1017,16 +909,7 @@
         <w:rPr>
           <w:rStyle w:val="VerbatimChar"/>
         </w:rPr>
-        <w:t xml:space="preserve">The randomly chosen fruit is: cherry</w:t>
-      </w:r>
-      <w:r>
-        <w:br/>
-      </w:r>
-      <w:r>
-        <w:rPr>
-          <w:rStyle w:val="VerbatimChar"/>
-        </w:rPr>
-        <w:t xml:space="preserve">Error: items must not be empty</w:t>
+        <w:t xml:space="preserve">The randomly selected item is: cherry</w:t>
       </w:r>
     </w:p>
     <w:p>
@@ -1034,7 +917,40 @@
         <w:pStyle w:val="FirstParagraph"/>
       </w:pPr>
       <w:r>
-        <w:t xml:space="preserve">(Note: The chosen fruit in the first line of the output is random and will vary with each execution.)</w:t>
+        <w:rPr>
+          <w:i/>
+          <w:iCs/>
+        </w:rPr>
+        <w:t xml:space="preserve">(Note: The actual output will be one of the items from the</w:t>
+      </w:r>
+      <w:r>
+        <w:rPr>
+          <w:i/>
+          <w:iCs/>
+        </w:rPr>
+        <w:t xml:space="preserve"> </w:t>
+      </w:r>
+      <w:r>
+        <w:rPr>
+          <w:rStyle w:val="VerbatimChar"/>
+          <w:i/>
+          <w:iCs/>
+        </w:rPr>
+        <w:t xml:space="preserve">options</w:t>
+      </w:r>
+      <w:r>
+        <w:rPr>
+          <w:i/>
+          <w:iCs/>
+        </w:rPr>
+        <w:t xml:space="preserve"> </w:t>
+      </w:r>
+      <w:r>
+        <w:rPr>
+          <w:i/>
+          <w:iCs/>
+        </w:rPr>
+        <w:t xml:space="preserve">list, chosen randomly.)</w:t>
       </w:r>
     </w:p>
     <w:p>
@@ -1045,7 +961,7 @@
       </w:r>
     </w:p>
     <w:bookmarkEnd w:id="14"/>
-    <w:bookmarkStart w:id="15" w:name="functiondef-shuffle_copyitems"/>
+    <w:bookmarkStart w:id="15" w:name="functiondef-shuffle_copy"/>
     <w:p>
       <w:pPr>
         <w:pStyle w:val="Heading2"/>
@@ -1060,7 +976,7 @@
         <w:tab/>
       </w:r>
       <w:r>
-        <w:t xml:space="preserve">FunctionDef shuffle_copy(items)</w:t>
+        <w:t xml:space="preserve">FunctionDef shuffle_copy</w:t>
       </w:r>
     </w:p>
     <w:bookmarkEnd w:id="15"/>
@@ -1121,7 +1037,7 @@
         <w:t xml:space="preserve"> </w:t>
       </w:r>
       <w:r>
-        <w:t xml:space="preserve">function creates and returns a new list containing the elements of the input list in a randomized order, without altering the original list.</w:t>
+        <w:t xml:space="preserve">function returns a new, randomly shuffled copy of a given list, ensuring the original list remains unchanged.</w:t>
       </w:r>
     </w:p>
     <w:bookmarkEnd w:id="17"/>
@@ -1163,7 +1079,16 @@
         <w:t xml:space="preserve"> </w:t>
       </w:r>
       <w:r>
-        <w:t xml:space="preserve">(List[int]): A list of integers to be shuffled.</w:t>
+        <w:t xml:space="preserve">(</w:t>
+      </w:r>
+      <w:r>
+        <w:rPr>
+          <w:rStyle w:val="VerbatimChar"/>
+        </w:rPr>
+        <w:t xml:space="preserve">List[int]</w:t>
+      </w:r>
+      <w:r>
+        <w:t xml:space="preserve">): The list of integers that you want to create a shuffled copy of.</w:t>
       </w:r>
     </w:p>
     <w:bookmarkEnd w:id="18"/>
@@ -1190,7 +1115,7 @@
         <w:pStyle w:val="FirstParagraph"/>
       </w:pPr>
       <w:r>
-        <w:t xml:space="preserve">This function provides a safe way to get a shuffled version of a list while preserving the original. The process is as follows:</w:t>
+        <w:t xml:space="preserve">This function provides a safe way to shuffle a list without altering the original data structure. The process involves three main steps:</w:t>
       </w:r>
     </w:p>
     <w:p>
@@ -1229,7 +1154,7 @@
         <w:t xml:space="preserve">copy = list(items)</w:t>
       </w:r>
       <w:r>
-        <w:t xml:space="preserve">. This is a crucial step to prevent modification of the original list that was passed as an argument.</w:t>
+        <w:t xml:space="preserve">. This is a critical step that isolates the operation from the original list, preventing its mutation.</w:t>
       </w:r>
     </w:p>
     <w:p>
@@ -1256,7 +1181,7 @@
         <w:t xml:space="preserve"> </w:t>
       </w:r>
       <w:r>
-        <w:t xml:space="preserve">function is then called on the</w:t>
+        <w:t xml:space="preserve">method is then called on this</w:t>
       </w:r>
       <w:r>
         <w:t xml:space="preserve"> </w:t>
@@ -1268,22 +1193,7 @@
         <w:t xml:space="preserve">copy</w:t>
       </w:r>
       <w:r>
-        <w:t xml:space="preserve">. This function shuffles the elements of the</w:t>
-      </w:r>
-      <w:r>
-        <w:t xml:space="preserve"> </w:t>
-      </w:r>
-      <w:r>
-        <w:rPr>
-          <w:rStyle w:val="VerbatimChar"/>
-        </w:rPr>
-        <w:t xml:space="preserve">copy</w:t>
-      </w:r>
-      <w:r>
-        <w:t xml:space="preserve"> </w:t>
-      </w:r>
-      <w:r>
-        <w:t xml:space="preserve">list in-place, rearranging them into a random sequence.</w:t>
+        <w:t xml:space="preserve">. This function shuffles the elements of the list in-place, rearranging them into a random order.</w:t>
       </w:r>
     </w:p>
     <w:p>
@@ -1295,7 +1205,7 @@
         </w:numPr>
       </w:pPr>
       <w:r>
-        <w:t xml:space="preserve">Finally, the function returns the modified</w:t>
+        <w:t xml:space="preserve">Finally, the function returns the</w:t>
       </w:r>
       <w:r>
         <w:t xml:space="preserve"> </w:t>
@@ -1307,7 +1217,7 @@
         <w:t xml:space="preserve">copy</w:t>
       </w:r>
       <w:r>
-        <w:t xml:space="preserve">, which is now a shuffled version of the original</w:t>
+        <w:t xml:space="preserve">, which now contains the same elements as the original</w:t>
       </w:r>
       <w:r>
         <w:t xml:space="preserve"> </w:t>
@@ -1322,7 +1232,7 @@
         <w:t xml:space="preserve"> </w:t>
       </w:r>
       <w:r>
-        <w:t xml:space="preserve">list.</w:t>
+        <w:t xml:space="preserve">list but in a new, randomized sequence.</w:t>
       </w:r>
     </w:p>
     <w:p>
@@ -1333,16 +1243,43 @@
         <w:rPr>
           <w:rStyle w:val="CommentTok"/>
         </w:rPr>
-        <w:t xml:space="preserve"># Internal logic for an input of [1, 2, 3]</w:t>
+        <w:t xml:space="preserve"># Internal logic of the function</w:t>
       </w:r>
       <w:r>
         <w:br/>
       </w:r>
       <w:r>
         <w:rPr>
+          <w:rStyle w:val="ImportTok"/>
+        </w:rPr>
+        <w:t xml:space="preserve">import</w:t>
+      </w:r>
+      <w:r>
+        <w:rPr>
           <w:rStyle w:val="NormalTok"/>
         </w:rPr>
-        <w:t xml:space="preserve">original_list </w:t>
+        <w:t xml:space="preserve"> random</w:t>
+      </w:r>
+      <w:r>
+        <w:br/>
+      </w:r>
+      <w:r>
+        <w:br/>
+      </w:r>
+      <w:r>
+        <w:rPr>
+          <w:rStyle w:val="CommentTok"/>
+        </w:rPr>
+        <w:t xml:space="preserve"># 1. A shallow copy of the input list is created.</w:t>
+      </w:r>
+      <w:r>
+        <w:br/>
+      </w:r>
+      <w:r>
+        <w:rPr>
+          <w:rStyle w:val="NormalTok"/>
+        </w:rPr>
+        <w:t xml:space="preserve">copy </w:t>
       </w:r>
       <w:r>
         <w:rPr>
@@ -1354,100 +1291,67 @@
         <w:rPr>
           <w:rStyle w:val="NormalTok"/>
         </w:rPr>
-        <w:t xml:space="preserve"> [</w:t>
-      </w:r>
-      <w:r>
-        <w:rPr>
-          <w:rStyle w:val="DecValTok"/>
-        </w:rPr>
-        <w:t xml:space="preserve">1</w:t>
+        <w:t xml:space="preserve"> </w:t>
+      </w:r>
+      <w:r>
+        <w:rPr>
+          <w:rStyle w:val="BuiltInTok"/>
+        </w:rPr>
+        <w:t xml:space="preserve">list</w:t>
       </w:r>
       <w:r>
         <w:rPr>
           <w:rStyle w:val="NormalTok"/>
         </w:rPr>
-        <w:t xml:space="preserve">, </w:t>
-      </w:r>
-      <w:r>
-        <w:rPr>
-          <w:rStyle w:val="DecValTok"/>
-        </w:rPr>
-        <w:t xml:space="preserve">2</w:t>
+        <w:t xml:space="preserve">(items)</w:t>
+      </w:r>
+      <w:r>
+        <w:br/>
+      </w:r>
+      <w:r>
+        <w:br/>
+      </w:r>
+      <w:r>
+        <w:rPr>
+          <w:rStyle w:val="CommentTok"/>
+        </w:rPr>
+        <w:t xml:space="preserve"># 2. The copy is shuffled in-place.</w:t>
+      </w:r>
+      <w:r>
+        <w:br/>
       </w:r>
       <w:r>
         <w:rPr>
           <w:rStyle w:val="NormalTok"/>
         </w:rPr>
-        <w:t xml:space="preserve">, </w:t>
-      </w:r>
-      <w:r>
-        <w:rPr>
-          <w:rStyle w:val="DecValTok"/>
-        </w:rPr>
-        <w:t xml:space="preserve">3</w:t>
+        <w:t xml:space="preserve">random.shuffle(copy)</w:t>
+      </w:r>
+      <w:r>
+        <w:br/>
+      </w:r>
+      <w:r>
+        <w:br/>
+      </w:r>
+      <w:r>
+        <w:rPr>
+          <w:rStyle w:val="CommentTok"/>
+        </w:rPr>
+        <w:t xml:space="preserve"># 3. The shuffled copy is returned.</w:t>
+      </w:r>
+      <w:r>
+        <w:br/>
+      </w:r>
+      <w:r>
+        <w:rPr>
+          <w:rStyle w:val="ControlFlowTok"/>
+        </w:rPr>
+        <w:t xml:space="preserve">return</w:t>
       </w:r>
       <w:r>
         <w:rPr>
           <w:rStyle w:val="NormalTok"/>
         </w:rPr>
-        <w:t xml:space="preserve">]</w:t>
-      </w:r>
-      <w:r>
-        <w:br/>
-      </w:r>
-      <w:r>
-        <w:rPr>
-          <w:rStyle w:val="NormalTok"/>
-        </w:rPr>
-        <w:t xml:space="preserve">copy_of_list </w:t>
-      </w:r>
-      <w:r>
-        <w:rPr>
-          <w:rStyle w:val="OperatorTok"/>
-        </w:rPr>
-        <w:t xml:space="preserve">=</w:t>
-      </w:r>
-      <w:r>
-        <w:rPr>
-          <w:rStyle w:val="NormalTok"/>
-        </w:rPr>
-        <w:t xml:space="preserve"> </w:t>
-      </w:r>
-      <w:r>
-        <w:rPr>
-          <w:rStyle w:val="BuiltInTok"/>
-        </w:rPr>
-        <w:t xml:space="preserve">list</w:t>
-      </w:r>
-      <w:r>
-        <w:rPr>
-          <w:rStyle w:val="NormalTok"/>
-        </w:rPr>
-        <w:t xml:space="preserve">(original_list) </w:t>
-      </w:r>
-      <w:r>
-        <w:rPr>
-          <w:rStyle w:val="CommentTok"/>
-        </w:rPr>
-        <w:t xml:space="preserve"># copy_of_list is now [1, 2, 3]</w:t>
-      </w:r>
-      <w:r>
-        <w:br/>
-      </w:r>
-      <w:r>
-        <w:rPr>
-          <w:rStyle w:val="CommentTok"/>
-        </w:rPr>
-        <w:t xml:space="preserve"># random.shuffle(copy_of_list) modifies it in-place, e.g., to [3, 1, 2]</w:t>
-      </w:r>
-      <w:r>
-        <w:br/>
-      </w:r>
-      <w:r>
-        <w:rPr>
-          <w:rStyle w:val="CommentTok"/>
-        </w:rPr>
-        <w:t xml:space="preserve"># The function then returns the shuffled copy_of_list</w:t>
+        <w:t xml:space="preserve"> copy</w:t>
       </w:r>
     </w:p>
     <w:bookmarkEnd w:id="19"/>
@@ -1478,32 +1382,22 @@
         </w:numPr>
       </w:pPr>
       <w:r>
-        <w:rPr>
-          <w:b/>
-          <w:bCs/>
-        </w:rPr>
-        <w:t xml:space="preserve">Non-Mutating:</w:t>
+        <w:t xml:space="preserve">This function is non-mutating. The original list passed as the</w:t>
       </w:r>
       <w:r>
         <w:t xml:space="preserve"> </w:t>
       </w:r>
       <w:r>
-        <w:t xml:space="preserve">The primary feature of this function is that it does not change the input</w:t>
+        <w:rPr>
+          <w:rStyle w:val="VerbatimChar"/>
+        </w:rPr>
+        <w:t xml:space="preserve">items</w:t>
       </w:r>
       <w:r>
         <w:t xml:space="preserve"> </w:t>
       </w:r>
       <w:r>
-        <w:rPr>
-          <w:rStyle w:val="VerbatimChar"/>
-        </w:rPr>
-        <w:t xml:space="preserve">items</w:t>
-      </w:r>
-      <w:r>
-        <w:t xml:space="preserve"> </w:t>
-      </w:r>
-      <w:r>
-        <w:t xml:space="preserve">list. It operates on a copy, leaving the original data intact.</w:t>
+        <w:t xml:space="preserve">parameter will not be modified.</w:t>
       </w:r>
     </w:p>
     <w:p>
@@ -1515,44 +1409,22 @@
         </w:numPr>
       </w:pPr>
       <w:r>
-        <w:rPr>
-          <w:b/>
-          <w:bCs/>
-        </w:rPr>
-        <w:t xml:space="preserve">Random Module Dependency:</w:t>
+        <w:t xml:space="preserve">The function requires the</w:t>
       </w:r>
       <w:r>
         <w:t xml:space="preserve"> </w:t>
       </w:r>
       <w:r>
-        <w:t xml:space="preserve">This function depends on Python’s built-in</w:t>
+        <w:rPr>
+          <w:rStyle w:val="VerbatimChar"/>
+        </w:rPr>
+        <w:t xml:space="preserve">random</w:t>
       </w:r>
       <w:r>
         <w:t xml:space="preserve"> </w:t>
       </w:r>
       <w:r>
-        <w:rPr>
-          <w:rStyle w:val="VerbatimChar"/>
-        </w:rPr>
-        <w:t xml:space="preserve">random</w:t>
-      </w:r>
-      <w:r>
-        <w:t xml:space="preserve"> </w:t>
-      </w:r>
-      <w:r>
-        <w:t xml:space="preserve">module. Ensure it is imported (e.g.,</w:t>
-      </w:r>
-      <w:r>
-        <w:t xml:space="preserve"> </w:t>
-      </w:r>
-      <w:r>
-        <w:rPr>
-          <w:rStyle w:val="VerbatimChar"/>
-        </w:rPr>
-        <w:t xml:space="preserve">import random</w:t>
-      </w:r>
-      <w:r>
-        <w:t xml:space="preserve">) in the file where this function is used.</w:t>
+        <w:t xml:space="preserve">module to be imported in the script where it is used.</w:t>
       </w:r>
     </w:p>
     <w:p>
@@ -1564,58 +1436,48 @@
         </w:numPr>
       </w:pPr>
       <w:r>
+        <w:t xml:space="preserve">The order of elements in the returned list is non-deterministic and will likely be different on each execution.</w:t>
+      </w:r>
+    </w:p>
+    <w:p>
+      <w:pPr>
+        <w:pStyle w:val="FirstParagraph"/>
+      </w:pPr>
+      <w:r>
         <w:rPr>
           <w:b/>
           <w:bCs/>
         </w:rPr>
-        <w:t xml:space="preserve">Shallow Copy:</w:t>
+        <w:t xml:space="preserve">Output Example</w:t>
+      </w:r>
+      <w:r>
+        <w:t xml:space="preserve">: A possible return value for an input of</w:t>
       </w:r>
       <w:r>
         <w:t xml:space="preserve"> </w:t>
       </w:r>
       <w:r>
-        <w:t xml:space="preserve">The function creates a shallow copy. If the list contains mutable objects (like other lists or dictionaries), the objects themselves are not duplicated, only their references. For a list of simple types like integers, this behaves as a full, independent copy.</w:t>
+        <w:rPr>
+          <w:rStyle w:val="VerbatimChar"/>
+        </w:rPr>
+        <w:t xml:space="preserve">[1, 2, 3]</w:t>
+      </w:r>
+      <w:r>
+        <w:t xml:space="preserve"> </w:t>
+      </w:r>
+      <w:r>
+        <w:t xml:space="preserve">could be:</w:t>
       </w:r>
     </w:p>
     <w:p>
       <w:pPr>
-        <w:pStyle w:val="FirstParagraph"/>
-      </w:pPr>
-      <w:r>
-        <w:rPr>
-          <w:b/>
-          <w:bCs/>
-        </w:rPr>
-        <w:t xml:space="preserve">Output Example</w:t>
-      </w:r>
-      <w:r>
-        <w:t xml:space="preserve">: A possible return value for an input of</w:t>
-      </w:r>
-      <w:r>
-        <w:t xml:space="preserve"> </w:t>
-      </w:r>
+        <w:pStyle w:val="SourceCode"/>
+      </w:pPr>
       <w:r>
         <w:rPr>
           <w:rStyle w:val="VerbatimChar"/>
         </w:rPr>
-        <w:t xml:space="preserve">[1, 2, 3, 4, 5]</w:t>
-      </w:r>
-      <w:r>
-        <w:t xml:space="preserve"> </w:t>
-      </w:r>
-      <w:r>
-        <w:t xml:space="preserve">could be:</w:t>
-      </w:r>
-    </w:p>
-    <w:p>
-      <w:pPr>
-        <w:pStyle w:val="SourceCode"/>
-      </w:pPr>
-      <w:r>
-        <w:rPr>
-          <w:rStyle w:val="VerbatimChar"/>
-        </w:rPr>
-        <w:t xml:space="preserve">[3, 5, 1, 4, 2]</w:t>
+        <w:t xml:space="preserve">[2, 1, 3]</w:t>
       </w:r>
     </w:p>
     <w:bookmarkEnd w:id="20"/>
@@ -1688,6 +1550,15 @@
       </w:r>
       <w:r>
         <w:rPr>
+          <w:rStyle w:val="CommentTok"/>
+        </w:rPr>
+        <w:t xml:space="preserve"># The function must be defined or imported</w:t>
+      </w:r>
+      <w:r>
+        <w:br/>
+      </w:r>
+      <w:r>
+        <w:rPr>
           <w:rStyle w:val="KeywordTok"/>
         </w:rPr>
         <w:t xml:space="preserve">def</w:t>
@@ -1831,7 +1702,7 @@
         <w:rPr>
           <w:rStyle w:val="NormalTok"/>
         </w:rPr>
-        <w:t xml:space="preserve">original_numbers </w:t>
+        <w:t xml:space="preserve">original_list </w:t>
       </w:r>
       <w:r>
         <w:rPr>
@@ -1912,7 +1783,7 @@
         <w:rPr>
           <w:rStyle w:val="NormalTok"/>
         </w:rPr>
-        <w:t xml:space="preserve">shuffled_numbers </w:t>
+        <w:t xml:space="preserve">shuffled_list </w:t>
       </w:r>
       <w:r>
         <w:rPr>
@@ -1924,7 +1795,7 @@
         <w:rPr>
           <w:rStyle w:val="NormalTok"/>
         </w:rPr>
-        <w:t xml:space="preserve"> shuffle_copy(original_numbers)</w:t>
+        <w:t xml:space="preserve"> shuffle_copy(original_list)</w:t>
       </w:r>
       <w:r>
         <w:br/>
@@ -1960,7 +1831,7 @@
         <w:rPr>
           <w:rStyle w:val="NormalTok"/>
         </w:rPr>
-        <w:t xml:space="preserve">original_numbers</w:t>
+        <w:t xml:space="preserve">original_list</w:t>
       </w:r>
       <w:r>
         <w:rPr>
@@ -2011,7 +1882,7 @@
         <w:rPr>
           <w:rStyle w:val="NormalTok"/>
         </w:rPr>
-        <w:t xml:space="preserve">shuffled_numbers</w:t>
+        <w:t xml:space="preserve">shuffled_list</w:t>
       </w:r>
       <w:r>
         <w:rPr>
@@ -2030,105 +1901,6 @@
           <w:rStyle w:val="NormalTok"/>
         </w:rPr>
         <w:t xml:space="preserve">)</w:t>
-      </w:r>
-      <w:r>
-        <w:br/>
-      </w:r>
-      <w:r>
-        <w:br/>
-      </w:r>
-      <w:r>
-        <w:rPr>
-          <w:rStyle w:val="CommentTok"/>
-        </w:rPr>
-        <w:t xml:space="preserve"># The original list remains unchanged</w:t>
-      </w:r>
-      <w:r>
-        <w:br/>
-      </w:r>
-      <w:r>
-        <w:rPr>
-          <w:rStyle w:val="ControlFlowTok"/>
-        </w:rPr>
-        <w:t xml:space="preserve">assert</w:t>
-      </w:r>
-      <w:r>
-        <w:rPr>
-          <w:rStyle w:val="NormalTok"/>
-        </w:rPr>
-        <w:t xml:space="preserve"> original_numbers </w:t>
-      </w:r>
-      <w:r>
-        <w:rPr>
-          <w:rStyle w:val="OperatorTok"/>
-        </w:rPr>
-        <w:t xml:space="preserve">==</w:t>
-      </w:r>
-      <w:r>
-        <w:rPr>
-          <w:rStyle w:val="NormalTok"/>
-        </w:rPr>
-        <w:t xml:space="preserve"> [</w:t>
-      </w:r>
-      <w:r>
-        <w:rPr>
-          <w:rStyle w:val="DecValTok"/>
-        </w:rPr>
-        <w:t xml:space="preserve">10</w:t>
-      </w:r>
-      <w:r>
-        <w:rPr>
-          <w:rStyle w:val="NormalTok"/>
-        </w:rPr>
-        <w:t xml:space="preserve">, </w:t>
-      </w:r>
-      <w:r>
-        <w:rPr>
-          <w:rStyle w:val="DecValTok"/>
-        </w:rPr>
-        <w:t xml:space="preserve">20</w:t>
-      </w:r>
-      <w:r>
-        <w:rPr>
-          <w:rStyle w:val="NormalTok"/>
-        </w:rPr>
-        <w:t xml:space="preserve">, </w:t>
-      </w:r>
-      <w:r>
-        <w:rPr>
-          <w:rStyle w:val="DecValTok"/>
-        </w:rPr>
-        <w:t xml:space="preserve">30</w:t>
-      </w:r>
-      <w:r>
-        <w:rPr>
-          <w:rStyle w:val="NormalTok"/>
-        </w:rPr>
-        <w:t xml:space="preserve">, </w:t>
-      </w:r>
-      <w:r>
-        <w:rPr>
-          <w:rStyle w:val="DecValTok"/>
-        </w:rPr>
-        <w:t xml:space="preserve">40</w:t>
-      </w:r>
-      <w:r>
-        <w:rPr>
-          <w:rStyle w:val="NormalTok"/>
-        </w:rPr>
-        <w:t xml:space="preserve">, </w:t>
-      </w:r>
-      <w:r>
-        <w:rPr>
-          <w:rStyle w:val="DecValTok"/>
-        </w:rPr>
-        <w:t xml:space="preserve">50</w:t>
-      </w:r>
-      <w:r>
-        <w:rPr>
-          <w:rStyle w:val="NormalTok"/>
-        </w:rPr>
-        <w:t xml:space="preserve">]</w:t>
       </w:r>
     </w:p>
     <w:p>
@@ -2160,47 +1932,7 @@
         <w:rPr>
           <w:rStyle w:val="VerbatimChar"/>
         </w:rPr>
-        <w:t xml:space="preserve">Shuffled Copy: [40, 10, 50, 20, 30]</w:t>
-      </w:r>
-    </w:p>
-    <w:p>
-      <w:pPr>
-        <w:pStyle w:val="FirstParagraph"/>
-      </w:pPr>
-      <w:r>
-        <w:rPr>
-          <w:i/>
-          <w:iCs/>
-        </w:rPr>
-        <w:t xml:space="preserve">(Note: The actual order of the</w:t>
-      </w:r>
-      <w:r>
-        <w:rPr>
-          <w:i/>
-          <w:iCs/>
-        </w:rPr>
-        <w:t xml:space="preserve"> </w:t>
-      </w:r>
-      <w:r>
-        <w:rPr>
-          <w:i/>
-          <w:iCs/>
-        </w:rPr>
-        <w:t xml:space="preserve">“Shuffled Copy”</w:t>
-      </w:r>
-      <w:r>
-        <w:rPr>
-          <w:i/>
-          <w:iCs/>
-        </w:rPr>
-        <w:t xml:space="preserve"> </w:t>
-      </w:r>
-      <w:r>
-        <w:rPr>
-          <w:i/>
-          <w:iCs/>
-        </w:rPr>
-        <w:t xml:space="preserve">will vary with each execution due to its random nature.)</w:t>
+        <w:t xml:space="preserve">Shuffled Copy: [30, 50, 10, 20, 40]</w:t>
       </w:r>
     </w:p>
     <w:p>

--- a/random_module_two.docx
+++ b/random_module_two.docx
@@ -47,7 +47,7 @@
       </w:r>
     </w:p>
     <w:bookmarkEnd w:id="9"/>
-    <w:bookmarkStart w:id="16" w:name="function-choose_random_itemitems-liststr"/>
+    <w:bookmarkStart w:id="16" w:name="X53e71d88908f784130cb3998f0ce078d9acc5f7"/>
     <w:p>
       <w:pPr>
         <w:pStyle w:val="Heading1"/>
@@ -62,7 +62,7 @@
         <w:tab/>
       </w:r>
       <w:r>
-        <w:t xml:space="preserve">Function: choose_random_item(items: List[str])</w:t>
+        <w:t xml:space="preserve">Function: choose_random_item(items: List[str]) -&gt; str</w:t>
       </w:r>
     </w:p>
     <w:bookmarkStart w:id="10" w:name="overview"/>
@@ -103,7 +103,7 @@
         <w:t xml:space="preserve"> </w:t>
       </w:r>
       <w:r>
-        <w:t xml:space="preserve">function selects and returns a single random item from a given list of strings.</w:t>
+        <w:t xml:space="preserve">function selects and returns a single random element from a given list of strings.</w:t>
       </w:r>
     </w:p>
     <w:bookmarkEnd w:id="10"/>
@@ -145,16 +145,13 @@
         <w:t xml:space="preserve"> </w:t>
       </w:r>
       <w:r>
-        <w:t xml:space="preserve">(</w:t>
-      </w:r>
-      <w:r>
         <w:rPr>
           <w:rStyle w:val="VerbatimChar"/>
         </w:rPr>
         <w:t xml:space="preserve">List[str]</w:t>
       </w:r>
       <w:r>
-        <w:t xml:space="preserve">): A non-empty list of strings from which a random item will be chosen.</w:t>
+        <w:t xml:space="preserve">: A list of strings to choose from. This list must not be empty.</w:t>
       </w:r>
     </w:p>
     <w:bookmarkEnd w:id="11"/>
@@ -181,22 +178,7 @@
         <w:pStyle w:val="FirstParagraph"/>
       </w:pPr>
       <w:r>
-        <w:t xml:space="preserve">This function provides a simple way to get a random element from a list. The core logic is handled by Python’s built-in</w:t>
-      </w:r>
-      <w:r>
-        <w:t xml:space="preserve"> </w:t>
-      </w:r>
-      <w:r>
-        <w:rPr>
-          <w:rStyle w:val="VerbatimChar"/>
-        </w:rPr>
-        <w:t xml:space="preserve">random.choice()</w:t>
-      </w:r>
-      <w:r>
-        <w:t xml:space="preserve"> </w:t>
-      </w:r>
-      <w:r>
-        <w:t xml:space="preserve">method.</w:t>
+        <w:t xml:space="preserve">This function provides a safe way to select a single item uniformly at random from a list.</w:t>
       </w:r>
     </w:p>
     <w:p>
@@ -204,7 +186,7 @@
         <w:pStyle w:val="BodyText"/>
       </w:pPr>
       <w:r>
-        <w:t xml:space="preserve">Before attempting to select an item, the function first validates the input list</w:t>
+        <w:t xml:space="preserve">The function first validates the input</w:t>
       </w:r>
       <w:r>
         <w:t xml:space="preserve"> </w:t>
@@ -216,24 +198,30 @@
         <w:t xml:space="preserve">items</w:t>
       </w:r>
       <w:r>
-        <w:t xml:space="preserve">. It checks if the list is empty using the condition</w:t>
-      </w:r>
-      <w:r>
         <w:t xml:space="preserve"> </w:t>
       </w:r>
       <w:r>
+        <w:t xml:space="preserve">list. It checks if the list is empty using the</w:t>
+      </w:r>
+      <w:r>
+        <w:t xml:space="preserve"> </w:t>
+      </w:r>
+      <w:r>
         <w:rPr>
           <w:rStyle w:val="VerbatimChar"/>
         </w:rPr>
         <w:t xml:space="preserve">if not items:</w:t>
       </w:r>
       <w:r>
-        <w:t xml:space="preserve">. If the list is found to be empty, the function immediately raises a</w:t>
-      </w:r>
-      <w:r>
         <w:t xml:space="preserve"> </w:t>
       </w:r>
       <w:r>
+        <w:t xml:space="preserve">condition. If the list is found to be empty, the function immediately stops execution and raises a</w:t>
+      </w:r>
+      <w:r>
+        <w:t xml:space="preserve"> </w:t>
+      </w:r>
+      <w:r>
         <w:rPr>
           <w:rStyle w:val="VerbatimChar"/>
         </w:rPr>
@@ -252,22 +240,7 @@
         <w:t xml:space="preserve">“items must not be empty”</w:t>
       </w:r>
       <w:r>
-        <w:t xml:space="preserve">. This prevents runtime errors that would occur if</w:t>
-      </w:r>
-      <w:r>
-        <w:t xml:space="preserve"> </w:t>
-      </w:r>
-      <w:r>
-        <w:rPr>
-          <w:rStyle w:val="VerbatimChar"/>
-        </w:rPr>
-        <w:t xml:space="preserve">random.choice()</w:t>
-      </w:r>
-      <w:r>
-        <w:t xml:space="preserve"> </w:t>
-      </w:r>
-      <w:r>
-        <w:t xml:space="preserve">were called with an empty sequence.</w:t>
+        <w:t xml:space="preserve">. This prevents potential errors from attempting to choose an item from an empty collection.</w:t>
       </w:r>
     </w:p>
     <w:p>
@@ -275,7 +248,7 @@
         <w:pStyle w:val="BodyText"/>
       </w:pPr>
       <w:r>
-        <w:t xml:space="preserve">If the list is not empty, the function proceeds to call</w:t>
+        <w:t xml:space="preserve">If the</w:t>
       </w:r>
       <w:r>
         <w:t xml:space="preserve"> </w:t>
@@ -284,246 +257,43 @@
         <w:rPr>
           <w:rStyle w:val="VerbatimChar"/>
         </w:rPr>
-        <w:t xml:space="preserve">random.choice(items)</w:t>
-      </w:r>
-      <w:r>
-        <w:t xml:space="preserve">. This method selects a single item from the list with uniform probability, meaning each item has an equal chance of being chosen. The selected string is then returned as the result.</w:t>
-      </w:r>
-    </w:p>
-    <w:p>
-      <w:pPr>
-        <w:pStyle w:val="SourceCode"/>
-      </w:pPr>
-      <w:r>
-        <w:rPr>
-          <w:rStyle w:val="CommentTok"/>
-        </w:rPr>
-        <w:t xml:space="preserve"># Internal logic example</w:t>
-      </w:r>
-      <w:r>
-        <w:br/>
-      </w:r>
-      <w:r>
-        <w:rPr>
-          <w:rStyle w:val="ImportTok"/>
-        </w:rPr>
-        <w:t xml:space="preserve">import</w:t>
-      </w:r>
-      <w:r>
-        <w:rPr>
-          <w:rStyle w:val="NormalTok"/>
-        </w:rPr>
-        <w:t xml:space="preserve"> random</w:t>
-      </w:r>
-      <w:r>
-        <w:br/>
-      </w:r>
-      <w:r>
-        <w:br/>
-      </w:r>
-      <w:r>
-        <w:rPr>
-          <w:rStyle w:val="KeywordTok"/>
-        </w:rPr>
-        <w:t xml:space="preserve">def</w:t>
-      </w:r>
-      <w:r>
-        <w:rPr>
-          <w:rStyle w:val="NormalTok"/>
-        </w:rPr>
-        <w:t xml:space="preserve"> choose_random_item(items: </w:t>
-      </w:r>
-      <w:r>
-        <w:rPr>
-          <w:rStyle w:val="BuiltInTok"/>
-        </w:rPr>
-        <w:t xml:space="preserve">list</w:t>
-      </w:r>
-      <w:r>
-        <w:rPr>
-          <w:rStyle w:val="NormalTok"/>
-        </w:rPr>
-        <w:t xml:space="preserve">[</w:t>
-      </w:r>
-      <w:r>
-        <w:rPr>
-          <w:rStyle w:val="BuiltInTok"/>
-        </w:rPr>
-        <w:t xml:space="preserve">str</w:t>
-      </w:r>
-      <w:r>
-        <w:rPr>
-          <w:rStyle w:val="NormalTok"/>
-        </w:rPr>
-        <w:t xml:space="preserve">]) </w:t>
-      </w:r>
-      <w:r>
-        <w:rPr>
-          <w:rStyle w:val="OperatorTok"/>
-        </w:rPr>
-        <w:t xml:space="preserve">-&gt;</w:t>
-      </w:r>
-      <w:r>
-        <w:rPr>
-          <w:rStyle w:val="NormalTok"/>
-        </w:rPr>
+        <w:t xml:space="preserve">items</w:t>
+      </w:r>
+      <w:r>
         <w:t xml:space="preserve"> </w:t>
       </w:r>
       <w:r>
-        <w:rPr>
-          <w:rStyle w:val="BuiltInTok"/>
-        </w:rPr>
-        <w:t xml:space="preserve">str</w:t>
-      </w:r>
-      <w:r>
-        <w:rPr>
-          <w:rStyle w:val="NormalTok"/>
-        </w:rPr>
-        <w:t xml:space="preserve">:</w:t>
-      </w:r>
-      <w:r>
-        <w:br/>
-      </w:r>
-      <w:r>
-        <w:rPr>
-          <w:rStyle w:val="NormalTok"/>
-        </w:rPr>
-        <w:t xml:space="preserve">    </w:t>
-      </w:r>
-      <w:r>
-        <w:rPr>
-          <w:rStyle w:val="CommentTok"/>
-        </w:rPr>
-        <w:t xml:space="preserve"># 1. Check if the list is empty</w:t>
-      </w:r>
-      <w:r>
-        <w:br/>
-      </w:r>
-      <w:r>
-        <w:rPr>
-          <w:rStyle w:val="NormalTok"/>
-        </w:rPr>
-        <w:t xml:space="preserve">    </w:t>
-      </w:r>
-      <w:r>
-        <w:rPr>
-          <w:rStyle w:val="ControlFlowTok"/>
-        </w:rPr>
-        <w:t xml:space="preserve">if</w:t>
-      </w:r>
-      <w:r>
-        <w:rPr>
-          <w:rStyle w:val="NormalTok"/>
-        </w:rPr>
+        <w:t xml:space="preserve">list is not empty, the function proceeds to use the</w:t>
+      </w:r>
+      <w:r>
         <w:t xml:space="preserve"> </w:t>
       </w:r>
       <w:r>
         <w:rPr>
-          <w:rStyle w:val="KeywordTok"/>
-        </w:rPr>
-        <w:t xml:space="preserve">not</w:t>
-      </w:r>
-      <w:r>
-        <w:rPr>
-          <w:rStyle w:val="NormalTok"/>
-        </w:rPr>
-        <w:t xml:space="preserve"> items:</w:t>
-      </w:r>
-      <w:r>
-        <w:br/>
-      </w:r>
-      <w:r>
-        <w:rPr>
-          <w:rStyle w:val="NormalTok"/>
-        </w:rPr>
-        <w:t xml:space="preserve">        </w:t>
-      </w:r>
-      <w:r>
-        <w:rPr>
-          <w:rStyle w:val="CommentTok"/>
-        </w:rPr>
-        <w:t xml:space="preserve"># 2. Raise an error if it is</w:t>
-      </w:r>
-      <w:r>
-        <w:br/>
-      </w:r>
-      <w:r>
-        <w:rPr>
-          <w:rStyle w:val="NormalTok"/>
-        </w:rPr>
-        <w:t xml:space="preserve">        </w:t>
-      </w:r>
-      <w:r>
-        <w:rPr>
-          <w:rStyle w:val="ControlFlowTok"/>
-        </w:rPr>
-        <w:t xml:space="preserve">raise</w:t>
-      </w:r>
-      <w:r>
-        <w:rPr>
-          <w:rStyle w:val="NormalTok"/>
-        </w:rPr>
+          <w:rStyle w:val="VerbatimChar"/>
+        </w:rPr>
+        <w:t xml:space="preserve">random.choice()</w:t>
+      </w:r>
+      <w:r>
         <w:t xml:space="preserve"> </w:t>
       </w:r>
       <w:r>
-        <w:rPr>
-          <w:rStyle w:val="PreprocessorTok"/>
-        </w:rPr>
-        <w:t xml:space="preserve">ValueError</w:t>
-      </w:r>
-      <w:r>
-        <w:rPr>
-          <w:rStyle w:val="NormalTok"/>
-        </w:rPr>
-        <w:t xml:space="preserve">(</w:t>
-      </w:r>
-      <w:r>
-        <w:rPr>
-          <w:rStyle w:val="StringTok"/>
-        </w:rPr>
-        <w:t xml:space="preserve">"items must not be empty"</w:t>
-      </w:r>
-      <w:r>
-        <w:rPr>
-          <w:rStyle w:val="NormalTok"/>
-        </w:rPr>
-        <w:t xml:space="preserve">)</w:t>
-      </w:r>
-      <w:r>
-        <w:br/>
-      </w:r>
-      <w:r>
-        <w:rPr>
-          <w:rStyle w:val="NormalTok"/>
-        </w:rPr>
-        <w:t xml:space="preserve">    </w:t>
-      </w:r>
-      <w:r>
-        <w:rPr>
-          <w:rStyle w:val="CommentTok"/>
-        </w:rPr>
-        <w:t xml:space="preserve"># 3. Return a random choice if it's not empty</w:t>
-      </w:r>
-      <w:r>
-        <w:br/>
-      </w:r>
-      <w:r>
-        <w:rPr>
-          <w:rStyle w:val="NormalTok"/>
-        </w:rPr>
-        <w:t xml:space="preserve">    </w:t>
-      </w:r>
-      <w:r>
-        <w:rPr>
-          <w:rStyle w:val="ControlFlowTok"/>
-        </w:rPr>
-        <w:t xml:space="preserve">return</w:t>
-      </w:r>
-      <w:r>
-        <w:rPr>
-          <w:rStyle w:val="NormalTok"/>
-        </w:rPr>
-        <w:t xml:space="preserve"> random.choice(items)</w:t>
+        <w:t xml:space="preserve">method. This standard library method takes a non-empty sequence as an argument and returns one of its elements, with each element having an equal probability of being selected. The chosen string is then returned as the output of the</w:t>
+      </w:r>
+      <w:r>
+        <w:t xml:space="preserve"> </w:t>
+      </w:r>
+      <w:r>
+        <w:rPr>
+          <w:rStyle w:val="VerbatimChar"/>
+        </w:rPr>
+        <w:t xml:space="preserve">choose_random_item</w:t>
+      </w:r>
+      <w:r>
+        <w:t xml:space="preserve"> </w:t>
+      </w:r>
+      <w:r>
+        <w:t xml:space="preserve">function.</w:t>
       </w:r>
     </w:p>
     <w:bookmarkEnd w:id="12"/>
@@ -593,7 +363,7 @@
         </w:numPr>
       </w:pPr>
       <w:r>
-        <w:t xml:space="preserve">This function relies on Python’s</w:t>
+        <w:t xml:space="preserve">This function depends on Python’s built-in</w:t>
       </w:r>
       <w:r>
         <w:t xml:space="preserve"> </w:t>
@@ -608,7 +378,7 @@
         <w:t xml:space="preserve"> </w:t>
       </w:r>
       <w:r>
-        <w:t xml:space="preserve">module. Ensure it is imported in the environment where the function is used.</w:t>
+        <w:t xml:space="preserve">module. Ensure it is imported in the execution environment.</w:t>
       </w:r>
     </w:p>
     <w:p>
@@ -620,7 +390,7 @@
         </w:numPr>
       </w:pPr>
       <w:r>
-        <w:t xml:space="preserve">The selection is uniformly random, meaning every item in the list has an equal chance of being chosen on any given call.</w:t>
+        <w:t xml:space="preserve">The selection is uniformly random, meaning every item in the input list has an equal chance of being chosen.</w:t>
       </w:r>
     </w:p>
     <w:p>
@@ -635,18 +405,31 @@
         <w:t xml:space="preserve">Output Example</w:t>
       </w:r>
       <w:r>
-        <w:t xml:space="preserve">: A single string from the input list.</w:t>
-      </w:r>
-    </w:p>
-    <w:p>
-      <w:pPr>
-        <w:pStyle w:val="SourceCode"/>
-      </w:pPr>
+        <w:t xml:space="preserve">: If the input list is</w:t>
+      </w:r>
+      <w:r>
+        <w:t xml:space="preserve"> </w:t>
+      </w:r>
       <w:r>
         <w:rPr>
           <w:rStyle w:val="VerbatimChar"/>
         </w:rPr>
-        <w:t xml:space="preserve">"example_string"</w:t>
+        <w:t xml:space="preserve">['red', 'green', 'blue']</w:t>
+      </w:r>
+      <w:r>
+        <w:t xml:space="preserve">, a possible return value is</w:t>
+      </w:r>
+      <w:r>
+        <w:t xml:space="preserve"> </w:t>
+      </w:r>
+      <w:r>
+        <w:rPr>
+          <w:rStyle w:val="VerbatimChar"/>
+        </w:rPr>
+        <w:t xml:space="preserve">'green'</w:t>
+      </w:r>
+      <w:r>
+        <w:t xml:space="preserve">.</w:t>
       </w:r>
     </w:p>
     <w:bookmarkEnd w:id="13"/>
@@ -674,8 +457,272 @@
       </w:pPr>
       <w:r>
         <w:rPr>
+          <w:rStyle w:val="ImportTok"/>
+        </w:rPr>
+        <w:t xml:space="preserve">import</w:t>
+      </w:r>
+      <w:r>
+        <w:rPr>
+          <w:rStyle w:val="NormalTok"/>
+        </w:rPr>
+        <w:t xml:space="preserve"> random</w:t>
+      </w:r>
+      <w:r>
+        <w:br/>
+      </w:r>
+      <w:r>
+        <w:rPr>
+          <w:rStyle w:val="ImportTok"/>
+        </w:rPr>
+        <w:t xml:space="preserve">from</w:t>
+      </w:r>
+      <w:r>
+        <w:rPr>
+          <w:rStyle w:val="NormalTok"/>
+        </w:rPr>
+        <w:t xml:space="preserve"> typing </w:t>
+      </w:r>
+      <w:r>
+        <w:rPr>
+          <w:rStyle w:val="ImportTok"/>
+        </w:rPr>
+        <w:t xml:space="preserve">import</w:t>
+      </w:r>
+      <w:r>
+        <w:rPr>
+          <w:rStyle w:val="NormalTok"/>
+        </w:rPr>
+        <w:t xml:space="preserve"> List</w:t>
+      </w:r>
+      <w:r>
+        <w:br/>
+      </w:r>
+      <w:r>
+        <w:br/>
+      </w:r>
+      <w:r>
+        <w:rPr>
+          <w:rStyle w:val="KeywordTok"/>
+        </w:rPr>
+        <w:t xml:space="preserve">def</w:t>
+      </w:r>
+      <w:r>
+        <w:rPr>
+          <w:rStyle w:val="NormalTok"/>
+        </w:rPr>
+        <w:t xml:space="preserve"> choose_random_item(items: List[</w:t>
+      </w:r>
+      <w:r>
+        <w:rPr>
+          <w:rStyle w:val="BuiltInTok"/>
+        </w:rPr>
+        <w:t xml:space="preserve">str</w:t>
+      </w:r>
+      <w:r>
+        <w:rPr>
+          <w:rStyle w:val="NormalTok"/>
+        </w:rPr>
+        <w:t xml:space="preserve">]) </w:t>
+      </w:r>
+      <w:r>
+        <w:rPr>
+          <w:rStyle w:val="OperatorTok"/>
+        </w:rPr>
+        <w:t xml:space="preserve">-&gt;</w:t>
+      </w:r>
+      <w:r>
+        <w:rPr>
+          <w:rStyle w:val="NormalTok"/>
+        </w:rPr>
+        <w:t xml:space="preserve"> </w:t>
+      </w:r>
+      <w:r>
+        <w:rPr>
+          <w:rStyle w:val="BuiltInTok"/>
+        </w:rPr>
+        <w:t xml:space="preserve">str</w:t>
+      </w:r>
+      <w:r>
+        <w:rPr>
+          <w:rStyle w:val="NormalTok"/>
+        </w:rPr>
+        <w:t xml:space="preserve">:</w:t>
+      </w:r>
+      <w:r>
+        <w:br/>
+      </w:r>
+      <w:r>
+        <w:rPr>
+          <w:rStyle w:val="NormalTok"/>
+        </w:rPr>
+        <w:t xml:space="preserve">    </w:t>
+      </w:r>
+      <w:r>
+        <w:rPr>
           <w:rStyle w:val="CommentTok"/>
         </w:rPr>
+        <w:t xml:space="preserve">"""Choose a single random item from a non-empty sequence.</w:t>
+      </w:r>
+      <w:r>
+        <w:br/>
+      </w:r>
+      <w:r>
+        <w:br/>
+      </w:r>
+      <w:r>
+        <w:rPr>
+          <w:rStyle w:val="CommentTok"/>
+        </w:rPr>
+        <w:t xml:space="preserve">    Parameters:</w:t>
+      </w:r>
+      <w:r>
+        <w:br/>
+      </w:r>
+      <w:r>
+        <w:rPr>
+          <w:rStyle w:val="CommentTok"/>
+        </w:rPr>
+        <w:t xml:space="preserve">        items: A list of strings to choose from.</w:t>
+      </w:r>
+      <w:r>
+        <w:br/>
+      </w:r>
+      <w:r>
+        <w:br/>
+      </w:r>
+      <w:r>
+        <w:rPr>
+          <w:rStyle w:val="CommentTok"/>
+        </w:rPr>
+        <w:t xml:space="preserve">    Returns:</w:t>
+      </w:r>
+      <w:r>
+        <w:br/>
+      </w:r>
+      <w:r>
+        <w:rPr>
+          <w:rStyle w:val="CommentTok"/>
+        </w:rPr>
+        <w:t xml:space="preserve">        A single string chosen uniformly at random.</w:t>
+      </w:r>
+      <w:r>
+        <w:br/>
+      </w:r>
+      <w:r>
+        <w:rPr>
+          <w:rStyle w:val="CommentTok"/>
+        </w:rPr>
+        <w:t xml:space="preserve">    """</w:t>
+      </w:r>
+      <w:r>
+        <w:br/>
+      </w:r>
+      <w:r>
+        <w:rPr>
+          <w:rStyle w:val="NormalTok"/>
+        </w:rPr>
+        <w:t xml:space="preserve">    </w:t>
+      </w:r>
+      <w:r>
+        <w:rPr>
+          <w:rStyle w:val="ControlFlowTok"/>
+        </w:rPr>
+        <w:t xml:space="preserve">if</w:t>
+      </w:r>
+      <w:r>
+        <w:rPr>
+          <w:rStyle w:val="NormalTok"/>
+        </w:rPr>
+        <w:t xml:space="preserve"> </w:t>
+      </w:r>
+      <w:r>
+        <w:rPr>
+          <w:rStyle w:val="KeywordTok"/>
+        </w:rPr>
+        <w:t xml:space="preserve">not</w:t>
+      </w:r>
+      <w:r>
+        <w:rPr>
+          <w:rStyle w:val="NormalTok"/>
+        </w:rPr>
+        <w:t xml:space="preserve"> items:</w:t>
+      </w:r>
+      <w:r>
+        <w:br/>
+      </w:r>
+      <w:r>
+        <w:rPr>
+          <w:rStyle w:val="NormalTok"/>
+        </w:rPr>
+        <w:t xml:space="preserve">        </w:t>
+      </w:r>
+      <w:r>
+        <w:rPr>
+          <w:rStyle w:val="ControlFlowTok"/>
+        </w:rPr>
+        <w:t xml:space="preserve">raise</w:t>
+      </w:r>
+      <w:r>
+        <w:rPr>
+          <w:rStyle w:val="NormalTok"/>
+        </w:rPr>
+        <w:t xml:space="preserve"> </w:t>
+      </w:r>
+      <w:r>
+        <w:rPr>
+          <w:rStyle w:val="PreprocessorTok"/>
+        </w:rPr>
+        <w:t xml:space="preserve">ValueError</w:t>
+      </w:r>
+      <w:r>
+        <w:rPr>
+          <w:rStyle w:val="NormalTok"/>
+        </w:rPr>
+        <w:t xml:space="preserve">(</w:t>
+      </w:r>
+      <w:r>
+        <w:rPr>
+          <w:rStyle w:val="StringTok"/>
+        </w:rPr>
+        <w:t xml:space="preserve">"items must not be empty"</w:t>
+      </w:r>
+      <w:r>
+        <w:rPr>
+          <w:rStyle w:val="NormalTok"/>
+        </w:rPr>
+        <w:t xml:space="preserve">)</w:t>
+      </w:r>
+      <w:r>
+        <w:br/>
+      </w:r>
+      <w:r>
+        <w:rPr>
+          <w:rStyle w:val="NormalTok"/>
+        </w:rPr>
+        <w:t xml:space="preserve">    </w:t>
+      </w:r>
+      <w:r>
+        <w:rPr>
+          <w:rStyle w:val="ControlFlowTok"/>
+        </w:rPr>
+        <w:t xml:space="preserve">return</w:t>
+      </w:r>
+      <w:r>
+        <w:rPr>
+          <w:rStyle w:val="NormalTok"/>
+        </w:rPr>
+        <w:t xml:space="preserve"> random.choice(items)</w:t>
+      </w:r>
+      <w:r>
+        <w:br/>
+      </w:r>
+      <w:r>
+        <w:br/>
+      </w:r>
+      <w:r>
+        <w:rPr>
+          <w:rStyle w:val="CommentTok"/>
+        </w:rPr>
         <w:t xml:space="preserve"># Example usage</w:t>
       </w:r>
       <w:r>
@@ -683,192 +730,255 @@
       </w:r>
       <w:r>
         <w:rPr>
+          <w:rStyle w:val="NormalTok"/>
+        </w:rPr>
+        <w:t xml:space="preserve">fruits </w:t>
+      </w:r>
+      <w:r>
+        <w:rPr>
+          <w:rStyle w:val="OperatorTok"/>
+        </w:rPr>
+        <w:t xml:space="preserve">=</w:t>
+      </w:r>
+      <w:r>
+        <w:rPr>
+          <w:rStyle w:val="NormalTok"/>
+        </w:rPr>
+        <w:t xml:space="preserve"> [</w:t>
+      </w:r>
+      <w:r>
+        <w:rPr>
+          <w:rStyle w:val="StringTok"/>
+        </w:rPr>
+        <w:t xml:space="preserve">"apple"</w:t>
+      </w:r>
+      <w:r>
+        <w:rPr>
+          <w:rStyle w:val="NormalTok"/>
+        </w:rPr>
+        <w:t xml:space="preserve">, </w:t>
+      </w:r>
+      <w:r>
+        <w:rPr>
+          <w:rStyle w:val="StringTok"/>
+        </w:rPr>
+        <w:t xml:space="preserve">"banana"</w:t>
+      </w:r>
+      <w:r>
+        <w:rPr>
+          <w:rStyle w:val="NormalTok"/>
+        </w:rPr>
+        <w:t xml:space="preserve">, </w:t>
+      </w:r>
+      <w:r>
+        <w:rPr>
+          <w:rStyle w:val="StringTok"/>
+        </w:rPr>
+        <w:t xml:space="preserve">"cherry"</w:t>
+      </w:r>
+      <w:r>
+        <w:rPr>
+          <w:rStyle w:val="NormalTok"/>
+        </w:rPr>
+        <w:t xml:space="preserve">, </w:t>
+      </w:r>
+      <w:r>
+        <w:rPr>
+          <w:rStyle w:val="StringTok"/>
+        </w:rPr>
+        <w:t xml:space="preserve">"date"</w:t>
+      </w:r>
+      <w:r>
+        <w:rPr>
+          <w:rStyle w:val="NormalTok"/>
+        </w:rPr>
+        <w:t xml:space="preserve">]</w:t>
+      </w:r>
+      <w:r>
+        <w:br/>
+      </w:r>
+      <w:r>
+        <w:rPr>
+          <w:rStyle w:val="NormalTok"/>
+        </w:rPr>
+        <w:t xml:space="preserve">random_fruit </w:t>
+      </w:r>
+      <w:r>
+        <w:rPr>
+          <w:rStyle w:val="OperatorTok"/>
+        </w:rPr>
+        <w:t xml:space="preserve">=</w:t>
+      </w:r>
+      <w:r>
+        <w:rPr>
+          <w:rStyle w:val="NormalTok"/>
+        </w:rPr>
+        <w:t xml:space="preserve"> choose_random_item(fruits)</w:t>
+      </w:r>
+      <w:r>
+        <w:br/>
+      </w:r>
+      <w:r>
+        <w:rPr>
+          <w:rStyle w:val="BuiltInTok"/>
+        </w:rPr>
+        <w:t xml:space="preserve">print</w:t>
+      </w:r>
+      <w:r>
+        <w:rPr>
+          <w:rStyle w:val="NormalTok"/>
+        </w:rPr>
+        <w:t xml:space="preserve">(</w:t>
+      </w:r>
+      <w:r>
+        <w:rPr>
+          <w:rStyle w:val="SpecialStringTok"/>
+        </w:rPr>
+        <w:t xml:space="preserve">f"The randomly chosen fruit is: </w:t>
+      </w:r>
+      <w:r>
+        <w:rPr>
+          <w:rStyle w:val="SpecialCharTok"/>
+        </w:rPr>
+        <w:t xml:space="preserve">{</w:t>
+      </w:r>
+      <w:r>
+        <w:rPr>
+          <w:rStyle w:val="NormalTok"/>
+        </w:rPr>
+        <w:t xml:space="preserve">random_fruit</w:t>
+      </w:r>
+      <w:r>
+        <w:rPr>
+          <w:rStyle w:val="SpecialCharTok"/>
+        </w:rPr>
+        <w:t xml:space="preserve">}</w:t>
+      </w:r>
+      <w:r>
+        <w:rPr>
+          <w:rStyle w:val="SpecialStringTok"/>
+        </w:rPr>
+        <w:t xml:space="preserve">"</w:t>
+      </w:r>
+      <w:r>
+        <w:rPr>
+          <w:rStyle w:val="NormalTok"/>
+        </w:rPr>
+        <w:t xml:space="preserve">)</w:t>
+      </w:r>
+      <w:r>
+        <w:br/>
+      </w:r>
+      <w:r>
+        <w:br/>
+      </w:r>
+      <w:r>
+        <w:rPr>
+          <w:rStyle w:val="CommentTok"/>
+        </w:rPr>
+        <w:t xml:space="preserve"># Example of error handling</w:t>
+      </w:r>
+      <w:r>
+        <w:br/>
+      </w:r>
+      <w:r>
+        <w:rPr>
+          <w:rStyle w:val="ControlFlowTok"/>
+        </w:rPr>
+        <w:t xml:space="preserve">try</w:t>
+      </w:r>
+      <w:r>
+        <w:rPr>
+          <w:rStyle w:val="NormalTok"/>
+        </w:rPr>
+        <w:t xml:space="preserve">:</w:t>
+      </w:r>
+      <w:r>
+        <w:br/>
+      </w:r>
+      <w:r>
+        <w:rPr>
+          <w:rStyle w:val="NormalTok"/>
+        </w:rPr>
+        <w:t xml:space="preserve">    choose_random_item([])</w:t>
+      </w:r>
+      <w:r>
+        <w:br/>
+      </w:r>
+      <w:r>
+        <w:rPr>
+          <w:rStyle w:val="ControlFlowTok"/>
+        </w:rPr>
+        <w:t xml:space="preserve">except</w:t>
+      </w:r>
+      <w:r>
+        <w:rPr>
+          <w:rStyle w:val="NormalTok"/>
+        </w:rPr>
+        <w:t xml:space="preserve"> </w:t>
+      </w:r>
+      <w:r>
+        <w:rPr>
+          <w:rStyle w:val="PreprocessorTok"/>
+        </w:rPr>
+        <w:t xml:space="preserve">ValueError</w:t>
+      </w:r>
+      <w:r>
+        <w:rPr>
+          <w:rStyle w:val="NormalTok"/>
+        </w:rPr>
+        <w:t xml:space="preserve"> </w:t>
+      </w:r>
+      <w:r>
+        <w:rPr>
           <w:rStyle w:val="ImportTok"/>
         </w:rPr>
-        <w:t xml:space="preserve">import</w:t>
+        <w:t xml:space="preserve">as</w:t>
       </w:r>
       <w:r>
         <w:rPr>
           <w:rStyle w:val="NormalTok"/>
         </w:rPr>
-        <w:t xml:space="preserve"> random </w:t>
-      </w:r>
-      <w:r>
-        <w:rPr>
-          <w:rStyle w:val="CommentTok"/>
-        </w:rPr>
-        <w:t xml:space="preserve"># This import is necessary for the function to work</w:t>
+        <w:t xml:space="preserve"> e:</w:t>
       </w:r>
       <w:r>
         <w:br/>
       </w:r>
       <w:r>
-        <w:br/>
-      </w:r>
-      <w:r>
-        <w:rPr>
-          <w:rStyle w:val="CommentTok"/>
-        </w:rPr>
-        <w:t xml:space="preserve"># Define a list of options</w:t>
-      </w:r>
-      <w:r>
-        <w:br/>
-      </w:r>
-      <w:r>
         <w:rPr>
           <w:rStyle w:val="NormalTok"/>
         </w:rPr>
-        <w:t xml:space="preserve">options </w:t>
-      </w:r>
-      <w:r>
-        <w:rPr>
-          <w:rStyle w:val="OperatorTok"/>
-        </w:rPr>
-        <w:t xml:space="preserve">=</w:t>
+        <w:t xml:space="preserve">    </w:t>
+      </w:r>
+      <w:r>
+        <w:rPr>
+          <w:rStyle w:val="BuiltInTok"/>
+        </w:rPr>
+        <w:t xml:space="preserve">print</w:t>
       </w:r>
       <w:r>
         <w:rPr>
           <w:rStyle w:val="NormalTok"/>
         </w:rPr>
-        <w:t xml:space="preserve"> [</w:t>
-      </w:r>
-      <w:r>
-        <w:rPr>
-          <w:rStyle w:val="StringTok"/>
-        </w:rPr>
-        <w:t xml:space="preserve">"apple"</w:t>
+        <w:t xml:space="preserve">(</w:t>
+      </w:r>
+      <w:r>
+        <w:rPr>
+          <w:rStyle w:val="SpecialStringTok"/>
+        </w:rPr>
+        <w:t xml:space="preserve">f"Error: </w:t>
+      </w:r>
+      <w:r>
+        <w:rPr>
+          <w:rStyle w:val="SpecialCharTok"/>
+        </w:rPr>
+        <w:t xml:space="preserve">{</w:t>
       </w:r>
       <w:r>
         <w:rPr>
           <w:rStyle w:val="NormalTok"/>
         </w:rPr>
-        <w:t xml:space="preserve">, </w:t>
-      </w:r>
-      <w:r>
-        <w:rPr>
-          <w:rStyle w:val="StringTok"/>
-        </w:rPr>
-        <w:t xml:space="preserve">"banana"</w:t>
-      </w:r>
-      <w:r>
-        <w:rPr>
-          <w:rStyle w:val="NormalTok"/>
-        </w:rPr>
-        <w:t xml:space="preserve">, </w:t>
-      </w:r>
-      <w:r>
-        <w:rPr>
-          <w:rStyle w:val="StringTok"/>
-        </w:rPr>
-        <w:t xml:space="preserve">"cherry"</w:t>
-      </w:r>
-      <w:r>
-        <w:rPr>
-          <w:rStyle w:val="NormalTok"/>
-        </w:rPr>
-        <w:t xml:space="preserve">, </w:t>
-      </w:r>
-      <w:r>
-        <w:rPr>
-          <w:rStyle w:val="StringTok"/>
-        </w:rPr>
-        <w:t xml:space="preserve">"date"</w:t>
-      </w:r>
-      <w:r>
-        <w:rPr>
-          <w:rStyle w:val="NormalTok"/>
-        </w:rPr>
-        <w:t xml:space="preserve">, </w:t>
-      </w:r>
-      <w:r>
-        <w:rPr>
-          <w:rStyle w:val="StringTok"/>
-        </w:rPr>
-        <w:t xml:space="preserve">"elderberry"</w:t>
-      </w:r>
-      <w:r>
-        <w:rPr>
-          <w:rStyle w:val="NormalTok"/>
-        </w:rPr>
-        <w:t xml:space="preserve">]</w:t>
-      </w:r>
-      <w:r>
-        <w:br/>
-      </w:r>
-      <w:r>
-        <w:br/>
-      </w:r>
-      <w:r>
-        <w:rPr>
-          <w:rStyle w:val="CommentTok"/>
-        </w:rPr>
-        <w:t xml:space="preserve"># Call the function with the list</w:t>
-      </w:r>
-      <w:r>
-        <w:br/>
-      </w:r>
-      <w:r>
-        <w:rPr>
-          <w:rStyle w:val="NormalTok"/>
-        </w:rPr>
-        <w:t xml:space="preserve">selected_item </w:t>
-      </w:r>
-      <w:r>
-        <w:rPr>
-          <w:rStyle w:val="OperatorTok"/>
-        </w:rPr>
-        <w:t xml:space="preserve">=</w:t>
-      </w:r>
-      <w:r>
-        <w:rPr>
-          <w:rStyle w:val="NormalTok"/>
-        </w:rPr>
-        <w:t xml:space="preserve"> choose_random_item(options)</w:t>
-      </w:r>
-      <w:r>
-        <w:br/>
-      </w:r>
-      <w:r>
-        <w:br/>
-      </w:r>
-      <w:r>
-        <w:rPr>
-          <w:rStyle w:val="CommentTok"/>
-        </w:rPr>
-        <w:t xml:space="preserve"># Print the result</w:t>
-      </w:r>
-      <w:r>
-        <w:br/>
-      </w:r>
-      <w:r>
-        <w:rPr>
-          <w:rStyle w:val="BuiltInTok"/>
-        </w:rPr>
-        <w:t xml:space="preserve">print</w:t>
-      </w:r>
-      <w:r>
-        <w:rPr>
-          <w:rStyle w:val="NormalTok"/>
-        </w:rPr>
-        <w:t xml:space="preserve">(</w:t>
-      </w:r>
-      <w:r>
-        <w:rPr>
-          <w:rStyle w:val="SpecialStringTok"/>
-        </w:rPr>
-        <w:t xml:space="preserve">f"The randomly selected item is: </w:t>
-      </w:r>
-      <w:r>
-        <w:rPr>
-          <w:rStyle w:val="SpecialCharTok"/>
-        </w:rPr>
-        <w:t xml:space="preserve">{</w:t>
-      </w:r>
-      <w:r>
-        <w:rPr>
-          <w:rStyle w:val="NormalTok"/>
-        </w:rPr>
-        <w:t xml:space="preserve">selected_item</w:t>
+        <w:t xml:space="preserve">e</w:t>
       </w:r>
       <w:r>
         <w:rPr>
@@ -909,7 +1019,16 @@
         <w:rPr>
           <w:rStyle w:val="VerbatimChar"/>
         </w:rPr>
-        <w:t xml:space="preserve">The randomly selected item is: cherry</w:t>
+        <w:t xml:space="preserve">The randomly chosen fruit is: cherry</w:t>
+      </w:r>
+      <w:r>
+        <w:br/>
+      </w:r>
+      <w:r>
+        <w:rPr>
+          <w:rStyle w:val="VerbatimChar"/>
+        </w:rPr>
+        <w:t xml:space="preserve">Error: items must not be empty</w:t>
       </w:r>
     </w:p>
     <w:p>
@@ -917,40 +1036,7 @@
         <w:pStyle w:val="FirstParagraph"/>
       </w:pPr>
       <w:r>
-        <w:rPr>
-          <w:i/>
-          <w:iCs/>
-        </w:rPr>
-        <w:t xml:space="preserve">(Note: The actual output will be one of the items from the</w:t>
-      </w:r>
-      <w:r>
-        <w:rPr>
-          <w:i/>
-          <w:iCs/>
-        </w:rPr>
-        <w:t xml:space="preserve"> </w:t>
-      </w:r>
-      <w:r>
-        <w:rPr>
-          <w:rStyle w:val="VerbatimChar"/>
-          <w:i/>
-          <w:iCs/>
-        </w:rPr>
-        <w:t xml:space="preserve">options</w:t>
-      </w:r>
-      <w:r>
-        <w:rPr>
-          <w:i/>
-          <w:iCs/>
-        </w:rPr>
-        <w:t xml:space="preserve"> </w:t>
-      </w:r>
-      <w:r>
-        <w:rPr>
-          <w:i/>
-          <w:iCs/>
-        </w:rPr>
-        <w:t xml:space="preserve">list, chosen randomly.)</w:t>
+        <w:t xml:space="preserve">(Note: The actual fruit chosen will vary with each execution.)</w:t>
       </w:r>
     </w:p>
     <w:p>
@@ -1037,7 +1123,7 @@
         <w:t xml:space="preserve"> </w:t>
       </w:r>
       <w:r>
-        <w:t xml:space="preserve">function returns a new, randomly shuffled copy of a given list, ensuring the original list remains unchanged.</w:t>
+        <w:t xml:space="preserve">function returns a new list containing the same elements as the input list but in a randomized order, without altering the original list.</w:t>
       </w:r>
     </w:p>
     <w:bookmarkEnd w:id="17"/>
@@ -1070,25 +1156,26 @@
       <w:r>
         <w:rPr>
           <w:rStyle w:val="VerbatimChar"/>
-          <w:b/>
-          <w:bCs/>
         </w:rPr>
         <w:t xml:space="preserve">items</w:t>
       </w:r>
       <w:r>
+        <w:t xml:space="preserve">:</w:t>
+      </w:r>
+      <w:r>
         <w:t xml:space="preserve"> </w:t>
       </w:r>
       <w:r>
-        <w:t xml:space="preserve">(</w:t>
-      </w:r>
-      <w:r>
         <w:rPr>
           <w:rStyle w:val="VerbatimChar"/>
         </w:rPr>
         <w:t xml:space="preserve">List[int]</w:t>
       </w:r>
       <w:r>
-        <w:t xml:space="preserve">): The list of integers that you want to create a shuffled copy of.</w:t>
+        <w:t xml:space="preserve"> </w:t>
+      </w:r>
+      <w:r>
+        <w:t xml:space="preserve">- A list of integers to be shuffled.</w:t>
       </w:r>
     </w:p>
     <w:bookmarkEnd w:id="18"/>
@@ -1115,7 +1202,7 @@
         <w:pStyle w:val="FirstParagraph"/>
       </w:pPr>
       <w:r>
-        <w:t xml:space="preserve">This function provides a safe way to shuffle a list without altering the original data structure. The process involves three main steps:</w:t>
+        <w:t xml:space="preserve">This function provides a safe way to shuffle a list by operating on a copy rather than the original data. The process is as follows:</w:t>
       </w:r>
     </w:p>
     <w:p>
@@ -1154,7 +1241,7 @@
         <w:t xml:space="preserve">copy = list(items)</w:t>
       </w:r>
       <w:r>
-        <w:t xml:space="preserve">. This is a critical step that isolates the operation from the original list, preventing its mutation.</w:t>
+        <w:t xml:space="preserve">. This is a crucial step to prevent mutation of the original list provided by the caller.</w:t>
       </w:r>
     </w:p>
     <w:p>
@@ -1181,7 +1268,7 @@
         <w:t xml:space="preserve"> </w:t>
       </w:r>
       <w:r>
-        <w:t xml:space="preserve">method is then called on this</w:t>
+        <w:t xml:space="preserve">function is then called on this</w:t>
       </w:r>
       <w:r>
         <w:t xml:space="preserve"> </w:t>
@@ -1193,7 +1280,35 @@
         <w:t xml:space="preserve">copy</w:t>
       </w:r>
       <w:r>
-        <w:t xml:space="preserve">. This function shuffles the elements of the list in-place, rearranging them into a random order.</w:t>
+        <w:t xml:space="preserve">. The</w:t>
+      </w:r>
+      <w:r>
+        <w:t xml:space="preserve"> </w:t>
+      </w:r>
+      <w:r>
+        <w:rPr>
+          <w:rStyle w:val="VerbatimChar"/>
+        </w:rPr>
+        <w:t xml:space="preserve">random.shuffle()</w:t>
+      </w:r>
+      <w:r>
+        <w:t xml:space="preserve"> </w:t>
+      </w:r>
+      <w:r>
+        <w:t xml:space="preserve">method shuffles the sequence of the list</w:t>
+      </w:r>
+      <w:r>
+        <w:t xml:space="preserve"> </w:t>
+      </w:r>
+      <w:r>
+        <w:rPr>
+          <w:i/>
+          <w:iCs/>
+        </w:rPr>
+        <w:t xml:space="preserve">in-place</w:t>
+      </w:r>
+      <w:r>
+        <w:t xml:space="preserve">, rearranging the order of its elements randomly.</w:t>
       </w:r>
     </w:p>
     <w:p>
@@ -1205,7 +1320,7 @@
         </w:numPr>
       </w:pPr>
       <w:r>
-        <w:t xml:space="preserve">Finally, the function returns the</w:t>
+        <w:t xml:space="preserve">Finally, the function returns the modified</w:t>
       </w:r>
       <w:r>
         <w:t xml:space="preserve"> </w:t>
@@ -1217,7 +1332,7 @@
         <w:t xml:space="preserve">copy</w:t>
       </w:r>
       <w:r>
-        <w:t xml:space="preserve">, which now contains the same elements as the original</w:t>
+        <w:t xml:space="preserve">, which is now a shuffled version of the original</w:t>
       </w:r>
       <w:r>
         <w:t xml:space="preserve"> </w:t>
@@ -1232,7 +1347,7 @@
         <w:t xml:space="preserve"> </w:t>
       </w:r>
       <w:r>
-        <w:t xml:space="preserve">list but in a new, randomized sequence.</w:t>
+        <w:t xml:space="preserve">list.</w:t>
       </w:r>
     </w:p>
     <w:p>
@@ -1243,115 +1358,136 @@
         <w:rPr>
           <w:rStyle w:val="CommentTok"/>
         </w:rPr>
-        <w:t xml:space="preserve"># Internal logic of the function</w:t>
+        <w:t xml:space="preserve"># Internal logic</w:t>
       </w:r>
       <w:r>
         <w:br/>
       </w:r>
       <w:r>
         <w:rPr>
-          <w:rStyle w:val="ImportTok"/>
-        </w:rPr>
-        <w:t xml:space="preserve">import</w:t>
+          <w:rStyle w:val="CommentTok"/>
+        </w:rPr>
+        <w:t xml:space="preserve"># Assumes 'random' module is imported</w:t>
+      </w:r>
+      <w:r>
+        <w:br/>
       </w:r>
       <w:r>
         <w:rPr>
           <w:rStyle w:val="NormalTok"/>
         </w:rPr>
-        <w:t xml:space="preserve"> random</w:t>
+        <w:t xml:space="preserve">items </w:t>
+      </w:r>
+      <w:r>
+        <w:rPr>
+          <w:rStyle w:val="OperatorTok"/>
+        </w:rPr>
+        <w:t xml:space="preserve">=</w:t>
+      </w:r>
+      <w:r>
+        <w:rPr>
+          <w:rStyle w:val="NormalTok"/>
+        </w:rPr>
+        <w:t xml:space="preserve"> [</w:t>
+      </w:r>
+      <w:r>
+        <w:rPr>
+          <w:rStyle w:val="DecValTok"/>
+        </w:rPr>
+        <w:t xml:space="preserve">1</w:t>
+      </w:r>
+      <w:r>
+        <w:rPr>
+          <w:rStyle w:val="NormalTok"/>
+        </w:rPr>
+        <w:t xml:space="preserve">, </w:t>
+      </w:r>
+      <w:r>
+        <w:rPr>
+          <w:rStyle w:val="DecValTok"/>
+        </w:rPr>
+        <w:t xml:space="preserve">2</w:t>
+      </w:r>
+      <w:r>
+        <w:rPr>
+          <w:rStyle w:val="NormalTok"/>
+        </w:rPr>
+        <w:t xml:space="preserve">, </w:t>
+      </w:r>
+      <w:r>
+        <w:rPr>
+          <w:rStyle w:val="DecValTok"/>
+        </w:rPr>
+        <w:t xml:space="preserve">3</w:t>
+      </w:r>
+      <w:r>
+        <w:rPr>
+          <w:rStyle w:val="NormalTok"/>
+        </w:rPr>
+        <w:t xml:space="preserve">]</w:t>
       </w:r>
       <w:r>
         <w:br/>
       </w:r>
       <w:r>
+        <w:rPr>
+          <w:rStyle w:val="NormalTok"/>
+        </w:rPr>
+        <w:t xml:space="preserve">copy </w:t>
+      </w:r>
+      <w:r>
+        <w:rPr>
+          <w:rStyle w:val="OperatorTok"/>
+        </w:rPr>
+        <w:t xml:space="preserve">=</w:t>
+      </w:r>
+      <w:r>
+        <w:rPr>
+          <w:rStyle w:val="NormalTok"/>
+        </w:rPr>
+        <w:t xml:space="preserve"> </w:t>
+      </w:r>
+      <w:r>
+        <w:rPr>
+          <w:rStyle w:val="BuiltInTok"/>
+        </w:rPr>
+        <w:t xml:space="preserve">list</w:t>
+      </w:r>
+      <w:r>
+        <w:rPr>
+          <w:rStyle w:val="NormalTok"/>
+        </w:rPr>
+        <w:t xml:space="preserve">(items) </w:t>
+      </w:r>
+      <w:r>
+        <w:rPr>
+          <w:rStyle w:val="CommentTok"/>
+        </w:rPr>
+        <w:t xml:space="preserve"># copy is [1, 2, 3], items is [1, 2, 3]</w:t>
+      </w:r>
+      <w:r>
         <w:br/>
       </w:r>
       <w:r>
         <w:rPr>
+          <w:rStyle w:val="NormalTok"/>
+        </w:rPr>
+        <w:t xml:space="preserve">random.shuffle(copy) </w:t>
+      </w:r>
+      <w:r>
+        <w:rPr>
           <w:rStyle w:val="CommentTok"/>
         </w:rPr>
-        <w:t xml:space="preserve"># 1. A shallow copy of the input list is created.</w:t>
+        <w:t xml:space="preserve"># copy might become [3, 1, 2], items is still [1, 2, 3]</w:t>
       </w:r>
       <w:r>
         <w:br/>
       </w:r>
       <w:r>
         <w:rPr>
-          <w:rStyle w:val="NormalTok"/>
-        </w:rPr>
-        <w:t xml:space="preserve">copy </w:t>
-      </w:r>
-      <w:r>
-        <w:rPr>
-          <w:rStyle w:val="OperatorTok"/>
-        </w:rPr>
-        <w:t xml:space="preserve">=</w:t>
-      </w:r>
-      <w:r>
-        <w:rPr>
-          <w:rStyle w:val="NormalTok"/>
-        </w:rPr>
-        <w:t xml:space="preserve"> </w:t>
-      </w:r>
-      <w:r>
-        <w:rPr>
-          <w:rStyle w:val="BuiltInTok"/>
-        </w:rPr>
-        <w:t xml:space="preserve">list</w:t>
-      </w:r>
-      <w:r>
-        <w:rPr>
-          <w:rStyle w:val="NormalTok"/>
-        </w:rPr>
-        <w:t xml:space="preserve">(items)</w:t>
-      </w:r>
-      <w:r>
-        <w:br/>
-      </w:r>
-      <w:r>
-        <w:br/>
-      </w:r>
-      <w:r>
-        <w:rPr>
           <w:rStyle w:val="CommentTok"/>
         </w:rPr>
-        <w:t xml:space="preserve"># 2. The copy is shuffled in-place.</w:t>
-      </w:r>
-      <w:r>
-        <w:br/>
-      </w:r>
-      <w:r>
-        <w:rPr>
-          <w:rStyle w:val="NormalTok"/>
-        </w:rPr>
-        <w:t xml:space="preserve">random.shuffle(copy)</w:t>
-      </w:r>
-      <w:r>
-        <w:br/>
-      </w:r>
-      <w:r>
-        <w:br/>
-      </w:r>
-      <w:r>
-        <w:rPr>
-          <w:rStyle w:val="CommentTok"/>
-        </w:rPr>
-        <w:t xml:space="preserve"># 3. The shuffled copy is returned.</w:t>
-      </w:r>
-      <w:r>
-        <w:br/>
-      </w:r>
-      <w:r>
-        <w:rPr>
-          <w:rStyle w:val="ControlFlowTok"/>
-        </w:rPr>
-        <w:t xml:space="preserve">return</w:t>
-      </w:r>
-      <w:r>
-        <w:rPr>
-          <w:rStyle w:val="NormalTok"/>
-        </w:rPr>
-        <w:t xml:space="preserve"> copy</w:t>
+        <w:t xml:space="preserve"># return copy</w:t>
       </w:r>
     </w:p>
     <w:bookmarkEnd w:id="19"/>
@@ -1382,22 +1518,17 @@
         </w:numPr>
       </w:pPr>
       <w:r>
-        <w:t xml:space="preserve">This function is non-mutating. The original list passed as the</w:t>
+        <w:rPr>
+          <w:b/>
+          <w:bCs/>
+        </w:rPr>
+        <w:t xml:space="preserve">Non-Mutating:</w:t>
       </w:r>
       <w:r>
         <w:t xml:space="preserve"> </w:t>
       </w:r>
       <w:r>
-        <w:rPr>
-          <w:rStyle w:val="VerbatimChar"/>
-        </w:rPr>
-        <w:t xml:space="preserve">items</w:t>
-      </w:r>
-      <w:r>
-        <w:t xml:space="preserve"> </w:t>
-      </w:r>
-      <w:r>
-        <w:t xml:space="preserve">parameter will not be modified.</w:t>
+        <w:t xml:space="preserve">The primary feature of this function is that it does not modify the original list passed as an argument. It returns a new, shuffled list.</w:t>
       </w:r>
     </w:p>
     <w:p>
@@ -1409,12 +1540,22 @@
         </w:numPr>
       </w:pPr>
       <w:r>
-        <w:t xml:space="preserve">The function requires the</w:t>
+        <w:rPr>
+          <w:b/>
+          <w:bCs/>
+        </w:rPr>
+        <w:t xml:space="preserve">Dependency:</w:t>
       </w:r>
       <w:r>
         <w:t xml:space="preserve"> </w:t>
       </w:r>
       <w:r>
+        <w:t xml:space="preserve">This function requires the</w:t>
+      </w:r>
+      <w:r>
+        <w:t xml:space="preserve"> </w:t>
+      </w:r>
+      <w:r>
         <w:rPr>
           <w:rStyle w:val="VerbatimChar"/>
         </w:rPr>
@@ -1424,7 +1565,7 @@
         <w:t xml:space="preserve"> </w:t>
       </w:r>
       <w:r>
-        <w:t xml:space="preserve">module to be imported in the script where it is used.</w:t>
+        <w:t xml:space="preserve">module to be imported in the script where it is defined.</w:t>
       </w:r>
     </w:p>
     <w:p>
@@ -1436,48 +1577,77 @@
         </w:numPr>
       </w:pPr>
       <w:r>
-        <w:t xml:space="preserve">The order of elements in the returned list is non-deterministic and will likely be different on each execution.</w:t>
+        <w:rPr>
+          <w:b/>
+          <w:bCs/>
+        </w:rPr>
+        <w:t xml:space="preserve">Randomness:</w:t>
+      </w:r>
+      <w:r>
+        <w:t xml:space="preserve"> </w:t>
+      </w:r>
+      <w:r>
+        <w:t xml:space="preserve">The order of elements in the returned list is random. Calling the function multiple times with the same input list will likely result in different outputs.</w:t>
       </w:r>
     </w:p>
     <w:p>
       <w:pPr>
-        <w:pStyle w:val="FirstParagraph"/>
+        <w:pStyle w:val="Compact"/>
+        <w:numPr>
+          <w:ilvl w:val="0"/>
+          <w:numId w:val="1005"/>
+        </w:numPr>
       </w:pPr>
       <w:r>
         <w:rPr>
           <w:b/>
           <w:bCs/>
         </w:rPr>
-        <w:t xml:space="preserve">Output Example</w:t>
-      </w:r>
-      <w:r>
-        <w:t xml:space="preserve">: A possible return value for an input of</w:t>
+        <w:t xml:space="preserve">Data Integrity:</w:t>
       </w:r>
       <w:r>
         <w:t xml:space="preserve"> </w:t>
       </w:r>
       <w:r>
-        <w:rPr>
-          <w:rStyle w:val="VerbatimChar"/>
-        </w:rPr>
-        <w:t xml:space="preserve">[1, 2, 3]</w:t>
-      </w:r>
-      <w:r>
-        <w:t xml:space="preserve"> </w:t>
-      </w:r>
-      <w:r>
-        <w:t xml:space="preserve">could be:</w:t>
+        <w:t xml:space="preserve">The returned list will contain the exact same elements as the input list, only in a different order. No elements are added or removed.</w:t>
       </w:r>
     </w:p>
     <w:p>
       <w:pPr>
+        <w:pStyle w:val="FirstParagraph"/>
+      </w:pPr>
+      <w:r>
+        <w:rPr>
+          <w:b/>
+          <w:bCs/>
+        </w:rPr>
+        <w:t xml:space="preserve">Output Example</w:t>
+      </w:r>
+      <w:r>
+        <w:t xml:space="preserve">: A possible return value for an input of</w:t>
+      </w:r>
+      <w:r>
+        <w:t xml:space="preserve"> </w:t>
+      </w:r>
+      <w:r>
+        <w:rPr>
+          <w:rStyle w:val="VerbatimChar"/>
+        </w:rPr>
+        <w:t xml:space="preserve">[1, 2, 3, 4, 5]</w:t>
+      </w:r>
+      <w:r>
+        <w:t xml:space="preserve">.</w:t>
+      </w:r>
+    </w:p>
+    <w:p>
+      <w:pPr>
         <w:pStyle w:val="SourceCode"/>
       </w:pPr>
       <w:r>
         <w:rPr>
           <w:rStyle w:val="VerbatimChar"/>
         </w:rPr>
-        <w:t xml:space="preserve">[2, 1, 3]</w:t>
+        <w:t xml:space="preserve">[4, 1, 5, 3, 2]</w:t>
       </w:r>
     </w:p>
     <w:bookmarkEnd w:id="20"/>
@@ -1501,410 +1671,568 @@
     </w:p>
     <w:p>
       <w:pPr>
-        <w:pStyle w:val="SourceCode"/>
-      </w:pPr>
-      <w:r>
-        <w:rPr>
-          <w:rStyle w:val="ImportTok"/>
-        </w:rPr>
-        <w:t xml:space="preserve">import</w:t>
-      </w:r>
-      <w:r>
-        <w:rPr>
-          <w:rStyle w:val="NormalTok"/>
-        </w:rPr>
-        <w:t xml:space="preserve"> random</w:t>
-      </w:r>
-      <w:r>
-        <w:br/>
-      </w:r>
-      <w:r>
-        <w:rPr>
-          <w:rStyle w:val="ImportTok"/>
-        </w:rPr>
-        <w:t xml:space="preserve">from</w:t>
-      </w:r>
-      <w:r>
-        <w:rPr>
-          <w:rStyle w:val="NormalTok"/>
-        </w:rPr>
-        <w:t xml:space="preserve"> typing </w:t>
-      </w:r>
-      <w:r>
-        <w:rPr>
-          <w:rStyle w:val="ImportTok"/>
-        </w:rPr>
-        <w:t xml:space="preserve">import</w:t>
-      </w:r>
-      <w:r>
-        <w:rPr>
-          <w:rStyle w:val="NormalTok"/>
-        </w:rPr>
-        <w:t xml:space="preserve"> List</w:t>
-      </w:r>
-      <w:r>
-        <w:br/>
-      </w:r>
-      <w:r>
-        <w:br/>
-      </w:r>
-      <w:r>
-        <w:rPr>
-          <w:rStyle w:val="CommentTok"/>
-        </w:rPr>
-        <w:t xml:space="preserve"># The function must be defined or imported</w:t>
-      </w:r>
-      <w:r>
-        <w:br/>
-      </w:r>
-      <w:r>
-        <w:rPr>
-          <w:rStyle w:val="KeywordTok"/>
-        </w:rPr>
-        <w:t xml:space="preserve">def</w:t>
-      </w:r>
-      <w:r>
-        <w:rPr>
-          <w:rStyle w:val="NormalTok"/>
-        </w:rPr>
-        <w:t xml:space="preserve"> shuffle_copy(items: List[</w:t>
-      </w:r>
-      <w:r>
-        <w:rPr>
-          <w:rStyle w:val="BuiltInTok"/>
-        </w:rPr>
-        <w:t xml:space="preserve">int</w:t>
-      </w:r>
-      <w:r>
-        <w:rPr>
-          <w:rStyle w:val="NormalTok"/>
-        </w:rPr>
-        <w:t xml:space="preserve">]) </w:t>
-      </w:r>
-      <w:r>
-        <w:rPr>
-          <w:rStyle w:val="OperatorTok"/>
-        </w:rPr>
-        <w:t xml:space="preserve">-&gt;</w:t>
-      </w:r>
-      <w:r>
-        <w:rPr>
-          <w:rStyle w:val="NormalTok"/>
-        </w:rPr>
-        <w:t xml:space="preserve"> List[</w:t>
-      </w:r>
-      <w:r>
-        <w:rPr>
-          <w:rStyle w:val="BuiltInTok"/>
-        </w:rPr>
-        <w:t xml:space="preserve">int</w:t>
-      </w:r>
-      <w:r>
-        <w:rPr>
-          <w:rStyle w:val="NormalTok"/>
-        </w:rPr>
-        <w:t xml:space="preserve">]:</w:t>
-      </w:r>
-      <w:r>
-        <w:br/>
-      </w:r>
-      <w:r>
-        <w:rPr>
-          <w:rStyle w:val="NormalTok"/>
-        </w:rPr>
-        <w:t xml:space="preserve">    </w:t>
-      </w:r>
-      <w:r>
-        <w:rPr>
-          <w:rStyle w:val="CommentTok"/>
-        </w:rPr>
-        <w:t xml:space="preserve">"""Return a shuffled copy of the given list without mutating the input."""</w:t>
-      </w:r>
-      <w:r>
-        <w:br/>
-      </w:r>
-      <w:r>
-        <w:rPr>
-          <w:rStyle w:val="NormalTok"/>
-        </w:rPr>
-        <w:t xml:space="preserve">    copy </w:t>
-      </w:r>
-      <w:r>
-        <w:rPr>
-          <w:rStyle w:val="OperatorTok"/>
-        </w:rPr>
-        <w:t xml:space="preserve">=</w:t>
-      </w:r>
-      <w:r>
-        <w:rPr>
-          <w:rStyle w:val="NormalTok"/>
-        </w:rPr>
+        <w:pStyle w:val="FirstParagraph"/>
+      </w:pPr>
+      <w:r>
+        <w:t xml:space="preserve">The following example demonstrates how to use</w:t>
+      </w:r>
+      <w:r>
         <w:t xml:space="preserve"> </w:t>
       </w:r>
       <w:r>
         <w:rPr>
-          <w:rStyle w:val="BuiltInTok"/>
-        </w:rPr>
-        <w:t xml:space="preserve">list</w:t>
-      </w:r>
-      <w:r>
-        <w:rPr>
-          <w:rStyle w:val="NormalTok"/>
-        </w:rPr>
-        <w:t xml:space="preserve">(items)</w:t>
-      </w:r>
-      <w:r>
-        <w:br/>
-      </w:r>
-      <w:r>
-        <w:rPr>
-          <w:rStyle w:val="NormalTok"/>
-        </w:rPr>
-        <w:t xml:space="preserve">    random.shuffle(copy)</w:t>
-      </w:r>
-      <w:r>
-        <w:br/>
-      </w:r>
-      <w:r>
-        <w:rPr>
-          <w:rStyle w:val="NormalTok"/>
-        </w:rPr>
-        <w:t xml:space="preserve">    </w:t>
-      </w:r>
-      <w:r>
-        <w:rPr>
-          <w:rStyle w:val="ControlFlowTok"/>
-        </w:rPr>
-        <w:t xml:space="preserve">return</w:t>
-      </w:r>
-      <w:r>
-        <w:rPr>
-          <w:rStyle w:val="NormalTok"/>
-        </w:rPr>
-        <w:t xml:space="preserve"> copy</w:t>
-      </w:r>
-      <w:r>
-        <w:br/>
-      </w:r>
-      <w:r>
-        <w:br/>
-      </w:r>
-      <w:r>
-        <w:rPr>
-          <w:rStyle w:val="CommentTok"/>
-        </w:rPr>
-        <w:t xml:space="preserve"># Example usage</w:t>
-      </w:r>
-      <w:r>
-        <w:br/>
-      </w:r>
-      <w:r>
-        <w:rPr>
-          <w:rStyle w:val="NormalTok"/>
-        </w:rPr>
-        <w:t xml:space="preserve">original_list </w:t>
-      </w:r>
-      <w:r>
-        <w:rPr>
-          <w:rStyle w:val="OperatorTok"/>
-        </w:rPr>
-        <w:t xml:space="preserve">=</w:t>
-      </w:r>
-      <w:r>
-        <w:rPr>
-          <w:rStyle w:val="NormalTok"/>
-        </w:rPr>
-        <w:t xml:space="preserve"> [</w:t>
-      </w:r>
-      <w:r>
-        <w:rPr>
-          <w:rStyle w:val="DecValTok"/>
-        </w:rPr>
-        <w:t xml:space="preserve">10</w:t>
-      </w:r>
-      <w:r>
-        <w:rPr>
-          <w:rStyle w:val="NormalTok"/>
-        </w:rPr>
-        <w:t xml:space="preserve">, </w:t>
-      </w:r>
-      <w:r>
-        <w:rPr>
-          <w:rStyle w:val="DecValTok"/>
-        </w:rPr>
-        <w:t xml:space="preserve">20</w:t>
-      </w:r>
-      <w:r>
-        <w:rPr>
-          <w:rStyle w:val="NormalTok"/>
-        </w:rPr>
-        <w:t xml:space="preserve">, </w:t>
-      </w:r>
-      <w:r>
-        <w:rPr>
-          <w:rStyle w:val="DecValTok"/>
-        </w:rPr>
-        <w:t xml:space="preserve">30</w:t>
-      </w:r>
-      <w:r>
-        <w:rPr>
-          <w:rStyle w:val="NormalTok"/>
-        </w:rPr>
-        <w:t xml:space="preserve">, </w:t>
-      </w:r>
-      <w:r>
-        <w:rPr>
-          <w:rStyle w:val="DecValTok"/>
-        </w:rPr>
-        <w:t xml:space="preserve">40</w:t>
-      </w:r>
-      <w:r>
-        <w:rPr>
-          <w:rStyle w:val="NormalTok"/>
-        </w:rPr>
-        <w:t xml:space="preserve">, </w:t>
-      </w:r>
-      <w:r>
-        <w:rPr>
-          <w:rStyle w:val="DecValTok"/>
-        </w:rPr>
-        <w:t xml:space="preserve">50</w:t>
-      </w:r>
-      <w:r>
-        <w:rPr>
-          <w:rStyle w:val="NormalTok"/>
-        </w:rPr>
-        <w:t xml:space="preserve">]</w:t>
-      </w:r>
-      <w:r>
-        <w:br/>
-      </w:r>
-      <w:r>
-        <w:rPr>
-          <w:rStyle w:val="NormalTok"/>
-        </w:rPr>
-        <w:t xml:space="preserve">shuffled_list </w:t>
-      </w:r>
-      <w:r>
-        <w:rPr>
-          <w:rStyle w:val="OperatorTok"/>
-        </w:rPr>
-        <w:t xml:space="preserve">=</w:t>
-      </w:r>
-      <w:r>
-        <w:rPr>
-          <w:rStyle w:val="NormalTok"/>
-        </w:rPr>
-        <w:t xml:space="preserve"> shuffle_copy(original_list)</w:t>
-      </w:r>
-      <w:r>
-        <w:br/>
-      </w:r>
-      <w:r>
-        <w:br/>
-      </w:r>
-      <w:r>
-        <w:rPr>
-          <w:rStyle w:val="BuiltInTok"/>
-        </w:rPr>
-        <w:t xml:space="preserve">print</w:t>
-      </w:r>
-      <w:r>
-        <w:rPr>
-          <w:rStyle w:val="NormalTok"/>
-        </w:rPr>
-        <w:t xml:space="preserve">(</w:t>
-      </w:r>
-      <w:r>
-        <w:rPr>
-          <w:rStyle w:val="SpecialStringTok"/>
-        </w:rPr>
-        <w:t xml:space="preserve">f"Original List: </w:t>
-      </w:r>
-      <w:r>
-        <w:rPr>
-          <w:rStyle w:val="SpecialCharTok"/>
-        </w:rPr>
-        <w:t xml:space="preserve">{</w:t>
-      </w:r>
-      <w:r>
-        <w:rPr>
-          <w:rStyle w:val="NormalTok"/>
-        </w:rPr>
-        <w:t xml:space="preserve">original_list</w:t>
-      </w:r>
-      <w:r>
-        <w:rPr>
-          <w:rStyle w:val="SpecialCharTok"/>
-        </w:rPr>
-        <w:t xml:space="preserve">}</w:t>
-      </w:r>
-      <w:r>
-        <w:rPr>
-          <w:rStyle w:val="SpecialStringTok"/>
-        </w:rPr>
-        <w:t xml:space="preserve">"</w:t>
-      </w:r>
-      <w:r>
-        <w:rPr>
-          <w:rStyle w:val="NormalTok"/>
-        </w:rPr>
-        <w:t xml:space="preserve">)</w:t>
-      </w:r>
-      <w:r>
-        <w:br/>
-      </w:r>
-      <w:r>
-        <w:rPr>
-          <w:rStyle w:val="BuiltInTok"/>
-        </w:rPr>
-        <w:t xml:space="preserve">print</w:t>
-      </w:r>
-      <w:r>
-        <w:rPr>
-          <w:rStyle w:val="NormalTok"/>
-        </w:rPr>
-        <w:t xml:space="preserve">(</w:t>
-      </w:r>
-      <w:r>
-        <w:rPr>
-          <w:rStyle w:val="SpecialStringTok"/>
-        </w:rPr>
-        <w:t xml:space="preserve">f"Shuffled Copy: </w:t>
-      </w:r>
-      <w:r>
-        <w:rPr>
-          <w:rStyle w:val="SpecialCharTok"/>
-        </w:rPr>
-        <w:t xml:space="preserve">{</w:t>
-      </w:r>
-      <w:r>
-        <w:rPr>
-          <w:rStyle w:val="NormalTok"/>
-        </w:rPr>
-        <w:t xml:space="preserve">shuffled_list</w:t>
-      </w:r>
-      <w:r>
-        <w:rPr>
-          <w:rStyle w:val="SpecialCharTok"/>
-        </w:rPr>
-        <w:t xml:space="preserve">}</w:t>
-      </w:r>
-      <w:r>
-        <w:rPr>
-          <w:rStyle w:val="SpecialStringTok"/>
-        </w:rPr>
-        <w:t xml:space="preserve">"</w:t>
-      </w:r>
-      <w:r>
-        <w:rPr>
-          <w:rStyle w:val="NormalTok"/>
-        </w:rPr>
-        <w:t xml:space="preserve">)</w:t>
+          <w:rStyle w:val="VerbatimChar"/>
+        </w:rPr>
+        <w:t xml:space="preserve">shuffle_copy</w:t>
+      </w:r>
+      <w:r>
+        <w:t xml:space="preserve"> </w:t>
+      </w:r>
+      <w:r>
+        <w:t xml:space="preserve">and confirms that the original list remains unchanged. Note that the</w:t>
+      </w:r>
+      <w:r>
+        <w:t xml:space="preserve"> </w:t>
+      </w:r>
+      <w:r>
+        <w:rPr>
+          <w:rStyle w:val="VerbatimChar"/>
+        </w:rPr>
+        <w:t xml:space="preserve">random</w:t>
+      </w:r>
+      <w:r>
+        <w:t xml:space="preserve"> </w:t>
+      </w:r>
+      <w:r>
+        <w:t xml:space="preserve">module must be imported for this function to work.</w:t>
       </w:r>
     </w:p>
     <w:p>
       <w:pPr>
+        <w:pStyle w:val="SourceCode"/>
+      </w:pPr>
+      <w:r>
+        <w:rPr>
+          <w:rStyle w:val="ImportTok"/>
+        </w:rPr>
+        <w:t xml:space="preserve">import</w:t>
+      </w:r>
+      <w:r>
+        <w:rPr>
+          <w:rStyle w:val="NormalTok"/>
+        </w:rPr>
+        <w:t xml:space="preserve"> random</w:t>
+      </w:r>
+      <w:r>
+        <w:br/>
+      </w:r>
+      <w:r>
+        <w:rPr>
+          <w:rStyle w:val="ImportTok"/>
+        </w:rPr>
+        <w:t xml:space="preserve">from</w:t>
+      </w:r>
+      <w:r>
+        <w:rPr>
+          <w:rStyle w:val="NormalTok"/>
+        </w:rPr>
+        <w:t xml:space="preserve"> typing </w:t>
+      </w:r>
+      <w:r>
+        <w:rPr>
+          <w:rStyle w:val="ImportTok"/>
+        </w:rPr>
+        <w:t xml:space="preserve">import</w:t>
+      </w:r>
+      <w:r>
+        <w:rPr>
+          <w:rStyle w:val="NormalTok"/>
+        </w:rPr>
+        <w:t xml:space="preserve"> List</w:t>
+      </w:r>
+      <w:r>
+        <w:br/>
+      </w:r>
+      <w:r>
+        <w:br/>
+      </w:r>
+      <w:r>
+        <w:rPr>
+          <w:rStyle w:val="CommentTok"/>
+        </w:rPr>
+        <w:t xml:space="preserve"># Definition of the function as provided</w:t>
+      </w:r>
+      <w:r>
+        <w:br/>
+      </w:r>
+      <w:r>
+        <w:rPr>
+          <w:rStyle w:val="KeywordTok"/>
+        </w:rPr>
+        <w:t xml:space="preserve">def</w:t>
+      </w:r>
+      <w:r>
+        <w:rPr>
+          <w:rStyle w:val="NormalTok"/>
+        </w:rPr>
+        <w:t xml:space="preserve"> shuffle_copy(items: List[</w:t>
+      </w:r>
+      <w:r>
+        <w:rPr>
+          <w:rStyle w:val="BuiltInTok"/>
+        </w:rPr>
+        <w:t xml:space="preserve">int</w:t>
+      </w:r>
+      <w:r>
+        <w:rPr>
+          <w:rStyle w:val="NormalTok"/>
+        </w:rPr>
+        <w:t xml:space="preserve">]) </w:t>
+      </w:r>
+      <w:r>
+        <w:rPr>
+          <w:rStyle w:val="OperatorTok"/>
+        </w:rPr>
+        <w:t xml:space="preserve">-&gt;</w:t>
+      </w:r>
+      <w:r>
+        <w:rPr>
+          <w:rStyle w:val="NormalTok"/>
+        </w:rPr>
+        <w:t xml:space="preserve"> List[</w:t>
+      </w:r>
+      <w:r>
+        <w:rPr>
+          <w:rStyle w:val="BuiltInTok"/>
+        </w:rPr>
+        <w:t xml:space="preserve">int</w:t>
+      </w:r>
+      <w:r>
+        <w:rPr>
+          <w:rStyle w:val="NormalTok"/>
+        </w:rPr>
+        <w:t xml:space="preserve">]:</w:t>
+      </w:r>
+      <w:r>
+        <w:br/>
+      </w:r>
+      <w:r>
+        <w:rPr>
+          <w:rStyle w:val="NormalTok"/>
+        </w:rPr>
+        <w:t xml:space="preserve">    copy </w:t>
+      </w:r>
+      <w:r>
+        <w:rPr>
+          <w:rStyle w:val="OperatorTok"/>
+        </w:rPr>
+        <w:t xml:space="preserve">=</w:t>
+      </w:r>
+      <w:r>
+        <w:rPr>
+          <w:rStyle w:val="NormalTok"/>
+        </w:rPr>
+        <w:t xml:space="preserve"> </w:t>
+      </w:r>
+      <w:r>
+        <w:rPr>
+          <w:rStyle w:val="BuiltInTok"/>
+        </w:rPr>
+        <w:t xml:space="preserve">list</w:t>
+      </w:r>
+      <w:r>
+        <w:rPr>
+          <w:rStyle w:val="NormalTok"/>
+        </w:rPr>
+        <w:t xml:space="preserve">(items)</w:t>
+      </w:r>
+      <w:r>
+        <w:br/>
+      </w:r>
+      <w:r>
+        <w:rPr>
+          <w:rStyle w:val="NormalTok"/>
+        </w:rPr>
+        <w:t xml:space="preserve">    random.shuffle(copy)</w:t>
+      </w:r>
+      <w:r>
+        <w:br/>
+      </w:r>
+      <w:r>
+        <w:rPr>
+          <w:rStyle w:val="NormalTok"/>
+        </w:rPr>
+        <w:t xml:space="preserve">    </w:t>
+      </w:r>
+      <w:r>
+        <w:rPr>
+          <w:rStyle w:val="ControlFlowTok"/>
+        </w:rPr>
+        <w:t xml:space="preserve">return</w:t>
+      </w:r>
+      <w:r>
+        <w:rPr>
+          <w:rStyle w:val="NormalTok"/>
+        </w:rPr>
+        <w:t xml:space="preserve"> copy</w:t>
+      </w:r>
+      <w:r>
+        <w:br/>
+      </w:r>
+      <w:r>
+        <w:br/>
+      </w:r>
+      <w:r>
+        <w:rPr>
+          <w:rStyle w:val="CommentTok"/>
+        </w:rPr>
+        <w:t xml:space="preserve"># Example usage</w:t>
+      </w:r>
+      <w:r>
+        <w:br/>
+      </w:r>
+      <w:r>
+        <w:rPr>
+          <w:rStyle w:val="NormalTok"/>
+        </w:rPr>
+        <w:t xml:space="preserve">original_numbers </w:t>
+      </w:r>
+      <w:r>
+        <w:rPr>
+          <w:rStyle w:val="OperatorTok"/>
+        </w:rPr>
+        <w:t xml:space="preserve">=</w:t>
+      </w:r>
+      <w:r>
+        <w:rPr>
+          <w:rStyle w:val="NormalTok"/>
+        </w:rPr>
+        <w:t xml:space="preserve"> [</w:t>
+      </w:r>
+      <w:r>
+        <w:rPr>
+          <w:rStyle w:val="DecValTok"/>
+        </w:rPr>
+        <w:t xml:space="preserve">10</w:t>
+      </w:r>
+      <w:r>
+        <w:rPr>
+          <w:rStyle w:val="NormalTok"/>
+        </w:rPr>
+        <w:t xml:space="preserve">, </w:t>
+      </w:r>
+      <w:r>
+        <w:rPr>
+          <w:rStyle w:val="DecValTok"/>
+        </w:rPr>
+        <w:t xml:space="preserve">20</w:t>
+      </w:r>
+      <w:r>
+        <w:rPr>
+          <w:rStyle w:val="NormalTok"/>
+        </w:rPr>
+        <w:t xml:space="preserve">, </w:t>
+      </w:r>
+      <w:r>
+        <w:rPr>
+          <w:rStyle w:val="DecValTok"/>
+        </w:rPr>
+        <w:t xml:space="preserve">30</w:t>
+      </w:r>
+      <w:r>
+        <w:rPr>
+          <w:rStyle w:val="NormalTok"/>
+        </w:rPr>
+        <w:t xml:space="preserve">, </w:t>
+      </w:r>
+      <w:r>
+        <w:rPr>
+          <w:rStyle w:val="DecValTok"/>
+        </w:rPr>
+        <w:t xml:space="preserve">40</w:t>
+      </w:r>
+      <w:r>
+        <w:rPr>
+          <w:rStyle w:val="NormalTok"/>
+        </w:rPr>
+        <w:t xml:space="preserve">, </w:t>
+      </w:r>
+      <w:r>
+        <w:rPr>
+          <w:rStyle w:val="DecValTok"/>
+        </w:rPr>
+        <w:t xml:space="preserve">50</w:t>
+      </w:r>
+      <w:r>
+        <w:rPr>
+          <w:rStyle w:val="NormalTok"/>
+        </w:rPr>
+        <w:t xml:space="preserve">]</w:t>
+      </w:r>
+      <w:r>
+        <w:br/>
+      </w:r>
+      <w:r>
+        <w:rPr>
+          <w:rStyle w:val="NormalTok"/>
+        </w:rPr>
+        <w:t xml:space="preserve">shuffled_numbers </w:t>
+      </w:r>
+      <w:r>
+        <w:rPr>
+          <w:rStyle w:val="OperatorTok"/>
+        </w:rPr>
+        <w:t xml:space="preserve">=</w:t>
+      </w:r>
+      <w:r>
+        <w:rPr>
+          <w:rStyle w:val="NormalTok"/>
+        </w:rPr>
+        <w:t xml:space="preserve"> shuffle_copy(original_numbers)</w:t>
+      </w:r>
+      <w:r>
+        <w:br/>
+      </w:r>
+      <w:r>
+        <w:br/>
+      </w:r>
+      <w:r>
+        <w:rPr>
+          <w:rStyle w:val="BuiltInTok"/>
+        </w:rPr>
+        <w:t xml:space="preserve">print</w:t>
+      </w:r>
+      <w:r>
+        <w:rPr>
+          <w:rStyle w:val="NormalTok"/>
+        </w:rPr>
+        <w:t xml:space="preserve">(</w:t>
+      </w:r>
+      <w:r>
+        <w:rPr>
+          <w:rStyle w:val="SpecialStringTok"/>
+        </w:rPr>
+        <w:t xml:space="preserve">f"Original List: </w:t>
+      </w:r>
+      <w:r>
+        <w:rPr>
+          <w:rStyle w:val="SpecialCharTok"/>
+        </w:rPr>
+        <w:t xml:space="preserve">{</w:t>
+      </w:r>
+      <w:r>
+        <w:rPr>
+          <w:rStyle w:val="NormalTok"/>
+        </w:rPr>
+        <w:t xml:space="preserve">original_numbers</w:t>
+      </w:r>
+      <w:r>
+        <w:rPr>
+          <w:rStyle w:val="SpecialCharTok"/>
+        </w:rPr>
+        <w:t xml:space="preserve">}</w:t>
+      </w:r>
+      <w:r>
+        <w:rPr>
+          <w:rStyle w:val="SpecialStringTok"/>
+        </w:rPr>
+        <w:t xml:space="preserve">"</w:t>
+      </w:r>
+      <w:r>
+        <w:rPr>
+          <w:rStyle w:val="NormalTok"/>
+        </w:rPr>
+        <w:t xml:space="preserve">)</w:t>
+      </w:r>
+      <w:r>
+        <w:br/>
+      </w:r>
+      <w:r>
+        <w:rPr>
+          <w:rStyle w:val="BuiltInTok"/>
+        </w:rPr>
+        <w:t xml:space="preserve">print</w:t>
+      </w:r>
+      <w:r>
+        <w:rPr>
+          <w:rStyle w:val="NormalTok"/>
+        </w:rPr>
+        <w:t xml:space="preserve">(</w:t>
+      </w:r>
+      <w:r>
+        <w:rPr>
+          <w:rStyle w:val="SpecialStringTok"/>
+        </w:rPr>
+        <w:t xml:space="preserve">f"Shuffled Copy: </w:t>
+      </w:r>
+      <w:r>
+        <w:rPr>
+          <w:rStyle w:val="SpecialCharTok"/>
+        </w:rPr>
+        <w:t xml:space="preserve">{</w:t>
+      </w:r>
+      <w:r>
+        <w:rPr>
+          <w:rStyle w:val="NormalTok"/>
+        </w:rPr>
+        <w:t xml:space="preserve">shuffled_numbers</w:t>
+      </w:r>
+      <w:r>
+        <w:rPr>
+          <w:rStyle w:val="SpecialCharTok"/>
+        </w:rPr>
+        <w:t xml:space="preserve">}</w:t>
+      </w:r>
+      <w:r>
+        <w:rPr>
+          <w:rStyle w:val="SpecialStringTok"/>
+        </w:rPr>
+        <w:t xml:space="preserve">"</w:t>
+      </w:r>
+      <w:r>
+        <w:rPr>
+          <w:rStyle w:val="NormalTok"/>
+        </w:rPr>
+        <w:t xml:space="preserve">)</w:t>
+      </w:r>
+      <w:r>
+        <w:br/>
+      </w:r>
+      <w:r>
+        <w:br/>
+      </w:r>
+      <w:r>
+        <w:rPr>
+          <w:rStyle w:val="CommentTok"/>
+        </w:rPr>
+        <w:t xml:space="preserve"># Verify the original list is unchanged</w:t>
+      </w:r>
+      <w:r>
+        <w:br/>
+      </w:r>
+      <w:r>
+        <w:rPr>
+          <w:rStyle w:val="BuiltInTok"/>
+        </w:rPr>
+        <w:t xml:space="preserve">print</w:t>
+      </w:r>
+      <w:r>
+        <w:rPr>
+          <w:rStyle w:val="NormalTok"/>
+        </w:rPr>
+        <w:t xml:space="preserve">(</w:t>
+      </w:r>
+      <w:r>
+        <w:rPr>
+          <w:rStyle w:val="SpecialStringTok"/>
+        </w:rPr>
+        <w:t xml:space="preserve">f"Original list is the same: </w:t>
+      </w:r>
+      <w:r>
+        <w:rPr>
+          <w:rStyle w:val="SpecialCharTok"/>
+        </w:rPr>
+        <w:t xml:space="preserve">{</w:t>
+      </w:r>
+      <w:r>
+        <w:rPr>
+          <w:rStyle w:val="NormalTok"/>
+        </w:rPr>
+        <w:t xml:space="preserve">original_numbers </w:t>
+      </w:r>
+      <w:r>
+        <w:rPr>
+          <w:rStyle w:val="OperatorTok"/>
+        </w:rPr>
+        <w:t xml:space="preserve">==</w:t>
+      </w:r>
+      <w:r>
+        <w:rPr>
+          <w:rStyle w:val="NormalTok"/>
+        </w:rPr>
+        <w:t xml:space="preserve"> [</w:t>
+      </w:r>
+      <w:r>
+        <w:rPr>
+          <w:rStyle w:val="DecValTok"/>
+        </w:rPr>
+        <w:t xml:space="preserve">10</w:t>
+      </w:r>
+      <w:r>
+        <w:rPr>
+          <w:rStyle w:val="NormalTok"/>
+        </w:rPr>
+        <w:t xml:space="preserve">, </w:t>
+      </w:r>
+      <w:r>
+        <w:rPr>
+          <w:rStyle w:val="DecValTok"/>
+        </w:rPr>
+        <w:t xml:space="preserve">20</w:t>
+      </w:r>
+      <w:r>
+        <w:rPr>
+          <w:rStyle w:val="NormalTok"/>
+        </w:rPr>
+        <w:t xml:space="preserve">, </w:t>
+      </w:r>
+      <w:r>
+        <w:rPr>
+          <w:rStyle w:val="DecValTok"/>
+        </w:rPr>
+        <w:t xml:space="preserve">30</w:t>
+      </w:r>
+      <w:r>
+        <w:rPr>
+          <w:rStyle w:val="NormalTok"/>
+        </w:rPr>
+        <w:t xml:space="preserve">, </w:t>
+      </w:r>
+      <w:r>
+        <w:rPr>
+          <w:rStyle w:val="DecValTok"/>
+        </w:rPr>
+        <w:t xml:space="preserve">40</w:t>
+      </w:r>
+      <w:r>
+        <w:rPr>
+          <w:rStyle w:val="NormalTok"/>
+        </w:rPr>
+        <w:t xml:space="preserve">, </w:t>
+      </w:r>
+      <w:r>
+        <w:rPr>
+          <w:rStyle w:val="DecValTok"/>
+        </w:rPr>
+        <w:t xml:space="preserve">50</w:t>
+      </w:r>
+      <w:r>
+        <w:rPr>
+          <w:rStyle w:val="NormalTok"/>
+        </w:rPr>
+        <w:t xml:space="preserve">]</w:t>
+      </w:r>
+      <w:r>
+        <w:rPr>
+          <w:rStyle w:val="SpecialCharTok"/>
+        </w:rPr>
+        <w:t xml:space="preserve">}</w:t>
+      </w:r>
+      <w:r>
+        <w:rPr>
+          <w:rStyle w:val="SpecialStringTok"/>
+        </w:rPr>
+        <w:t xml:space="preserve">"</w:t>
+      </w:r>
+      <w:r>
+        <w:rPr>
+          <w:rStyle w:val="NormalTok"/>
+        </w:rPr>
+        <w:t xml:space="preserve">)</w:t>
+      </w:r>
+    </w:p>
+    <w:p>
+      <w:pPr>
         <w:pStyle w:val="FirstParagraph"/>
       </w:pPr>
       <w:r>
@@ -1932,7 +2260,56 @@
         <w:rPr>
           <w:rStyle w:val="VerbatimChar"/>
         </w:rPr>
-        <w:t xml:space="preserve">Shuffled Copy: [30, 50, 10, 20, 40]</w:t>
+        <w:t xml:space="preserve">Shuffled Copy: [40, 10, 50, 20, 30]</w:t>
+      </w:r>
+      <w:r>
+        <w:br/>
+      </w:r>
+      <w:r>
+        <w:rPr>
+          <w:rStyle w:val="VerbatimChar"/>
+        </w:rPr>
+        <w:t xml:space="preserve">Original list is the same: True</w:t>
+      </w:r>
+    </w:p>
+    <w:p>
+      <w:pPr>
+        <w:pStyle w:val="FirstParagraph"/>
+      </w:pPr>
+      <w:r>
+        <w:rPr>
+          <w:i/>
+          <w:iCs/>
+        </w:rPr>
+        <w:t xml:space="preserve">(Note: The order of elements in</w:t>
+      </w:r>
+      <w:r>
+        <w:rPr>
+          <w:i/>
+          <w:iCs/>
+        </w:rPr>
+        <w:t xml:space="preserve"> </w:t>
+      </w:r>
+      <w:r>
+        <w:rPr>
+          <w:i/>
+          <w:iCs/>
+        </w:rPr>
+        <w:t xml:space="preserve">“Shuffled Copy”</w:t>
+      </w:r>
+      <w:r>
+        <w:rPr>
+          <w:i/>
+          <w:iCs/>
+        </w:rPr>
+        <w:t xml:space="preserve"> </w:t>
+      </w:r>
+      <w:r>
+        <w:rPr>
+          <w:i/>
+          <w:iCs/>
+        </w:rPr>
+        <w:t xml:space="preserve">will vary with each execution.)</w:t>
       </w:r>
     </w:p>
     <w:p>

--- a/random_module_two.docx
+++ b/random_module_two.docx
@@ -47,7 +47,7 @@
       </w:r>
     </w:p>
     <w:bookmarkEnd w:id="9"/>
-    <w:bookmarkStart w:id="16" w:name="X53e71d88908f784130cb3998f0ce078d9acc5f7"/>
+    <w:bookmarkStart w:id="16" w:name="function-choose_random_itemitems-liststr"/>
     <w:p>
       <w:pPr>
         <w:pStyle w:val="Heading1"/>
@@ -62,7 +62,7 @@
         <w:tab/>
       </w:r>
       <w:r>
-        <w:t xml:space="preserve">Function: choose_random_item(items: List[str]) -&gt; str</w:t>
+        <w:t xml:space="preserve">Function: choose_random_item(items: List[str])</w:t>
       </w:r>
     </w:p>
     <w:bookmarkStart w:id="10" w:name="overview"/>
@@ -103,7 +103,7 @@
         <w:t xml:space="preserve"> </w:t>
       </w:r>
       <w:r>
-        <w:t xml:space="preserve">function selects and returns a single random element from a given list of strings.</w:t>
+        <w:t xml:space="preserve">function selects and returns a single random item from a given list of strings.</w:t>
       </w:r>
     </w:p>
     <w:bookmarkEnd w:id="10"/>
@@ -145,13 +145,16 @@
         <w:t xml:space="preserve"> </w:t>
       </w:r>
       <w:r>
+        <w:t xml:space="preserve">(</w:t>
+      </w:r>
+      <w:r>
         <w:rPr>
           <w:rStyle w:val="VerbatimChar"/>
         </w:rPr>
         <w:t xml:space="preserve">List[str]</w:t>
       </w:r>
       <w:r>
-        <w:t xml:space="preserve">: A list of strings to choose from. This list must not be empty.</w:t>
+        <w:t xml:space="preserve">): A non-empty list of strings from which a random item will be chosen.</w:t>
       </w:r>
     </w:p>
     <w:bookmarkEnd w:id="11"/>
@@ -178,7 +181,37 @@
         <w:pStyle w:val="FirstParagraph"/>
       </w:pPr>
       <w:r>
-        <w:t xml:space="preserve">This function provides a safe way to select a single item uniformly at random from a list.</w:t>
+        <w:t xml:space="preserve">This function provides a safe way to pick a random element from a list. It first performs a validation check to ensure the input list</w:t>
+      </w:r>
+      <w:r>
+        <w:t xml:space="preserve"> </w:t>
+      </w:r>
+      <w:r>
+        <w:rPr>
+          <w:rStyle w:val="VerbatimChar"/>
+        </w:rPr>
+        <w:t xml:space="preserve">items</w:t>
+      </w:r>
+      <w:r>
+        <w:t xml:space="preserve"> </w:t>
+      </w:r>
+      <w:r>
+        <w:t xml:space="preserve">is not empty. If the list is empty, the function raises a</w:t>
+      </w:r>
+      <w:r>
+        <w:t xml:space="preserve"> </w:t>
+      </w:r>
+      <w:r>
+        <w:rPr>
+          <w:rStyle w:val="VerbatimChar"/>
+        </w:rPr>
+        <w:t xml:space="preserve">ValueError</w:t>
+      </w:r>
+      <w:r>
+        <w:t xml:space="preserve"> </w:t>
+      </w:r>
+      <w:r>
+        <w:t xml:space="preserve">to prevent runtime errors that would occur from attempting to choose an item from an empty sequence.</w:t>
       </w:r>
     </w:p>
     <w:p>
@@ -186,7 +219,7 @@
         <w:pStyle w:val="BodyText"/>
       </w:pPr>
       <w:r>
-        <w:t xml:space="preserve">The function first validates the input</w:t>
+        <w:t xml:space="preserve">If the list contains one or more items, the function then utilizes the</w:t>
       </w:r>
       <w:r>
         <w:t xml:space="preserve"> </w:t>
@@ -195,13 +228,13 @@
         <w:rPr>
           <w:rStyle w:val="VerbatimChar"/>
         </w:rPr>
-        <w:t xml:space="preserve">items</w:t>
+        <w:t xml:space="preserve">random.choice()</w:t>
       </w:r>
       <w:r>
         <w:t xml:space="preserve"> </w:t>
       </w:r>
       <w:r>
-        <w:t xml:space="preserve">list. It checks if the list is empty using the</w:t>
+        <w:t xml:space="preserve">method from Python’s</w:t>
       </w:r>
       <w:r>
         <w:t xml:space="preserve"> </w:t>
@@ -210,90 +243,141 @@
         <w:rPr>
           <w:rStyle w:val="VerbatimChar"/>
         </w:rPr>
-        <w:t xml:space="preserve">if not items:</w:t>
+        <w:t xml:space="preserve">random</w:t>
       </w:r>
       <w:r>
         <w:t xml:space="preserve"> </w:t>
       </w:r>
       <w:r>
-        <w:t xml:space="preserve">condition. If the list is found to be empty, the function immediately stops execution and raises a</w:t>
-      </w:r>
-      <w:r>
-        <w:t xml:space="preserve"> </w:t>
-      </w:r>
-      <w:r>
-        <w:rPr>
-          <w:rStyle w:val="VerbatimChar"/>
-        </w:rPr>
-        <w:t xml:space="preserve">ValueError</w:t>
-      </w:r>
-      <w:r>
-        <w:t xml:space="preserve"> </w:t>
-      </w:r>
-      <w:r>
-        <w:t xml:space="preserve">with the message</w:t>
-      </w:r>
-      <w:r>
-        <w:t xml:space="preserve"> </w:t>
-      </w:r>
-      <w:r>
-        <w:t xml:space="preserve">“items must not be empty”</w:t>
-      </w:r>
-      <w:r>
-        <w:t xml:space="preserve">. This prevents potential errors from attempting to choose an item from an empty collection.</w:t>
+        <w:t xml:space="preserve">module. This method selects a single item uniformly at random from the input list, meaning each item has an equal probability of being chosen. The selected string is then returned as the result.</w:t>
       </w:r>
     </w:p>
     <w:p>
       <w:pPr>
-        <w:pStyle w:val="BodyText"/>
-      </w:pPr>
-      <w:r>
-        <w:t xml:space="preserve">If the</w:t>
-      </w:r>
-      <w:r>
-        <w:t xml:space="preserve"> </w:t>
-      </w:r>
-      <w:r>
-        <w:rPr>
-          <w:rStyle w:val="VerbatimChar"/>
-        </w:rPr>
-        <w:t xml:space="preserve">items</w:t>
-      </w:r>
-      <w:r>
-        <w:t xml:space="preserve"> </w:t>
-      </w:r>
-      <w:r>
-        <w:t xml:space="preserve">list is not empty, the function proceeds to use the</w:t>
-      </w:r>
-      <w:r>
-        <w:t xml:space="preserve"> </w:t>
-      </w:r>
-      <w:r>
-        <w:rPr>
-          <w:rStyle w:val="VerbatimChar"/>
-        </w:rPr>
-        <w:t xml:space="preserve">random.choice()</w:t>
-      </w:r>
-      <w:r>
-        <w:t xml:space="preserve"> </w:t>
-      </w:r>
-      <w:r>
-        <w:t xml:space="preserve">method. This standard library method takes a non-empty sequence as an argument and returns one of its elements, with each element having an equal probability of being selected. The chosen string is then returned as the output of the</w:t>
-      </w:r>
-      <w:r>
-        <w:t xml:space="preserve"> </w:t>
-      </w:r>
-      <w:r>
-        <w:rPr>
-          <w:rStyle w:val="VerbatimChar"/>
-        </w:rPr>
-        <w:t xml:space="preserve">choose_random_item</w:t>
-      </w:r>
-      <w:r>
-        <w:t xml:space="preserve"> </w:t>
-      </w:r>
-      <w:r>
-        <w:t xml:space="preserve">function.</w:t>
+        <w:pStyle w:val="SourceCode"/>
+      </w:pPr>
+      <w:r>
+        <w:rPr>
+          <w:rStyle w:val="CommentTok"/>
+        </w:rPr>
+        <w:t xml:space="preserve"># Internal logic example</w:t>
+      </w:r>
+      <w:r>
+        <w:br/>
+      </w:r>
+      <w:r>
+        <w:rPr>
+          <w:rStyle w:val="ImportTok"/>
+        </w:rPr>
+        <w:t xml:space="preserve">import</w:t>
+      </w:r>
+      <w:r>
+        <w:rPr>
+          <w:rStyle w:val="NormalTok"/>
+        </w:rPr>
+        <w:t xml:space="preserve"> random</w:t>
+      </w:r>
+      <w:r>
+        <w:br/>
+      </w:r>
+      <w:r>
+        <w:br/>
+      </w:r>
+      <w:r>
+        <w:rPr>
+          <w:rStyle w:val="CommentTok"/>
+        </w:rPr>
+        <w:t xml:space="preserve"># Sample list</w:t>
+      </w:r>
+      <w:r>
+        <w:br/>
+      </w:r>
+      <w:r>
+        <w:rPr>
+          <w:rStyle w:val="NormalTok"/>
+        </w:rPr>
+        <w:t xml:space="preserve">my_options </w:t>
+      </w:r>
+      <w:r>
+        <w:rPr>
+          <w:rStyle w:val="OperatorTok"/>
+        </w:rPr>
+        <w:t xml:space="preserve">=</w:t>
+      </w:r>
+      <w:r>
+        <w:rPr>
+          <w:rStyle w:val="NormalTok"/>
+        </w:rPr>
+        <w:t xml:space="preserve"> [</w:t>
+      </w:r>
+      <w:r>
+        <w:rPr>
+          <w:rStyle w:val="StringTok"/>
+        </w:rPr>
+        <w:t xml:space="preserve">"option A"</w:t>
+      </w:r>
+      <w:r>
+        <w:rPr>
+          <w:rStyle w:val="NormalTok"/>
+        </w:rPr>
+        <w:t xml:space="preserve">, </w:t>
+      </w:r>
+      <w:r>
+        <w:rPr>
+          <w:rStyle w:val="StringTok"/>
+        </w:rPr>
+        <w:t xml:space="preserve">"option B"</w:t>
+      </w:r>
+      <w:r>
+        <w:rPr>
+          <w:rStyle w:val="NormalTok"/>
+        </w:rPr>
+        <w:t xml:space="preserve">, </w:t>
+      </w:r>
+      <w:r>
+        <w:rPr>
+          <w:rStyle w:val="StringTok"/>
+        </w:rPr>
+        <w:t xml:space="preserve">"option C"</w:t>
+      </w:r>
+      <w:r>
+        <w:rPr>
+          <w:rStyle w:val="NormalTok"/>
+        </w:rPr>
+        <w:t xml:space="preserve">]</w:t>
+      </w:r>
+      <w:r>
+        <w:br/>
+      </w:r>
+      <w:r>
+        <w:br/>
+      </w:r>
+      <w:r>
+        <w:rPr>
+          <w:rStyle w:val="CommentTok"/>
+        </w:rPr>
+        <w:t xml:space="preserve"># The function will return one of the three strings at random</w:t>
+      </w:r>
+      <w:r>
+        <w:br/>
+      </w:r>
+      <w:r>
+        <w:rPr>
+          <w:rStyle w:val="NormalTok"/>
+        </w:rPr>
+        <w:t xml:space="preserve">selected_option </w:t>
+      </w:r>
+      <w:r>
+        <w:rPr>
+          <w:rStyle w:val="OperatorTok"/>
+        </w:rPr>
+        <w:t xml:space="preserve">=</w:t>
+      </w:r>
+      <w:r>
+        <w:rPr>
+          <w:rStyle w:val="NormalTok"/>
+        </w:rPr>
+        <w:t xml:space="preserve"> random.choice(my_options) </w:t>
       </w:r>
     </w:p>
     <w:bookmarkEnd w:id="12"/>
@@ -363,22 +447,7 @@
         </w:numPr>
       </w:pPr>
       <w:r>
-        <w:t xml:space="preserve">This function depends on Python’s built-in</w:t>
-      </w:r>
-      <w:r>
-        <w:t xml:space="preserve"> </w:t>
-      </w:r>
-      <w:r>
-        <w:rPr>
-          <w:rStyle w:val="VerbatimChar"/>
-        </w:rPr>
-        <w:t xml:space="preserve">random</w:t>
-      </w:r>
-      <w:r>
-        <w:t xml:space="preserve"> </w:t>
-      </w:r>
-      <w:r>
-        <w:t xml:space="preserve">module. Ensure it is imported in the execution environment.</w:t>
+        <w:t xml:space="preserve">The selection is uniformly random, meaning every item in the list has an equal chance of being chosen.</w:t>
       </w:r>
     </w:p>
     <w:p>
@@ -390,7 +459,37 @@
         </w:numPr>
       </w:pPr>
       <w:r>
-        <w:t xml:space="preserve">The selection is uniformly random, meaning every item in the input list has an equal chance of being chosen.</w:t>
+        <w:t xml:space="preserve">This function depends on Python’s built-in</w:t>
+      </w:r>
+      <w:r>
+        <w:t xml:space="preserve"> </w:t>
+      </w:r>
+      <w:r>
+        <w:rPr>
+          <w:rStyle w:val="VerbatimChar"/>
+        </w:rPr>
+        <w:t xml:space="preserve">random</w:t>
+      </w:r>
+      <w:r>
+        <w:t xml:space="preserve"> </w:t>
+      </w:r>
+      <w:r>
+        <w:t xml:space="preserve">module, which must be imported in the script for</w:t>
+      </w:r>
+      <w:r>
+        <w:t xml:space="preserve"> </w:t>
+      </w:r>
+      <w:r>
+        <w:rPr>
+          <w:rStyle w:val="VerbatimChar"/>
+        </w:rPr>
+        <w:t xml:space="preserve">random.choice()</w:t>
+      </w:r>
+      <w:r>
+        <w:t xml:space="preserve"> </w:t>
+      </w:r>
+      <w:r>
+        <w:t xml:space="preserve">to be available.</w:t>
       </w:r>
     </w:p>
     <w:p>
@@ -405,7 +504,7 @@
         <w:t xml:space="preserve">Output Example</w:t>
       </w:r>
       <w:r>
-        <w:t xml:space="preserve">: If the input list is</w:t>
+        <w:t xml:space="preserve">: A single string from the provided list. For a list</w:t>
       </w:r>
       <w:r>
         <w:t xml:space="preserve"> </w:t>
@@ -417,7 +516,7 @@
         <w:t xml:space="preserve">['red', 'green', 'blue']</w:t>
       </w:r>
       <w:r>
-        <w:t xml:space="preserve">, a possible return value is</w:t>
+        <w:t xml:space="preserve">, a possible output is</w:t>
       </w:r>
       <w:r>
         <w:t xml:space="preserve"> </w:t>
@@ -561,442 +660,223 @@
         <w:rPr>
           <w:rStyle w:val="CommentTok"/>
         </w:rPr>
-        <w:t xml:space="preserve">"""Choose a single random item from a non-empty sequence.</w:t>
+        <w:t xml:space="preserve">"""Choose a single random item from a non-empty sequence."""</w:t>
       </w:r>
       <w:r>
         <w:br/>
       </w:r>
       <w:r>
+        <w:rPr>
+          <w:rStyle w:val="NormalTok"/>
+        </w:rPr>
+        <w:t xml:space="preserve">    </w:t>
+      </w:r>
+      <w:r>
+        <w:rPr>
+          <w:rStyle w:val="ControlFlowTok"/>
+        </w:rPr>
+        <w:t xml:space="preserve">if</w:t>
+      </w:r>
+      <w:r>
+        <w:rPr>
+          <w:rStyle w:val="NormalTok"/>
+        </w:rPr>
+        <w:t xml:space="preserve"> </w:t>
+      </w:r>
+      <w:r>
+        <w:rPr>
+          <w:rStyle w:val="KeywordTok"/>
+        </w:rPr>
+        <w:t xml:space="preserve">not</w:t>
+      </w:r>
+      <w:r>
+        <w:rPr>
+          <w:rStyle w:val="NormalTok"/>
+        </w:rPr>
+        <w:t xml:space="preserve"> items:</w:t>
+      </w:r>
+      <w:r>
         <w:br/>
       </w:r>
       <w:r>
         <w:rPr>
+          <w:rStyle w:val="NormalTok"/>
+        </w:rPr>
+        <w:t xml:space="preserve">        </w:t>
+      </w:r>
+      <w:r>
+        <w:rPr>
+          <w:rStyle w:val="ControlFlowTok"/>
+        </w:rPr>
+        <w:t xml:space="preserve">raise</w:t>
+      </w:r>
+      <w:r>
+        <w:rPr>
+          <w:rStyle w:val="NormalTok"/>
+        </w:rPr>
+        <w:t xml:space="preserve"> </w:t>
+      </w:r>
+      <w:r>
+        <w:rPr>
+          <w:rStyle w:val="PreprocessorTok"/>
+        </w:rPr>
+        <w:t xml:space="preserve">ValueError</w:t>
+      </w:r>
+      <w:r>
+        <w:rPr>
+          <w:rStyle w:val="NormalTok"/>
+        </w:rPr>
+        <w:t xml:space="preserve">(</w:t>
+      </w:r>
+      <w:r>
+        <w:rPr>
+          <w:rStyle w:val="StringTok"/>
+        </w:rPr>
+        <w:t xml:space="preserve">"items must not be empty"</w:t>
+      </w:r>
+      <w:r>
+        <w:rPr>
+          <w:rStyle w:val="NormalTok"/>
+        </w:rPr>
+        <w:t xml:space="preserve">)</w:t>
+      </w:r>
+      <w:r>
+        <w:br/>
+      </w:r>
+      <w:r>
+        <w:rPr>
+          <w:rStyle w:val="NormalTok"/>
+        </w:rPr>
+        <w:t xml:space="preserve">    </w:t>
+      </w:r>
+      <w:r>
+        <w:rPr>
+          <w:rStyle w:val="ControlFlowTok"/>
+        </w:rPr>
+        <w:t xml:space="preserve">return</w:t>
+      </w:r>
+      <w:r>
+        <w:rPr>
+          <w:rStyle w:val="NormalTok"/>
+        </w:rPr>
+        <w:t xml:space="preserve"> random.choice(items)</w:t>
+      </w:r>
+      <w:r>
+        <w:br/>
+      </w:r>
+      <w:r>
+        <w:br/>
+      </w:r>
+      <w:r>
+        <w:rPr>
           <w:rStyle w:val="CommentTok"/>
         </w:rPr>
-        <w:t xml:space="preserve">    Parameters:</w:t>
+        <w:t xml:space="preserve"># Example usage</w:t>
       </w:r>
       <w:r>
         <w:br/>
       </w:r>
       <w:r>
         <w:rPr>
-          <w:rStyle w:val="CommentTok"/>
-        </w:rPr>
-        <w:t xml:space="preserve">        items: A list of strings to choose from.</w:t>
+          <w:rStyle w:val="NormalTok"/>
+        </w:rPr>
+        <w:t xml:space="preserve">fruits </w:t>
+      </w:r>
+      <w:r>
+        <w:rPr>
+          <w:rStyle w:val="OperatorTok"/>
+        </w:rPr>
+        <w:t xml:space="preserve">=</w:t>
+      </w:r>
+      <w:r>
+        <w:rPr>
+          <w:rStyle w:val="NormalTok"/>
+        </w:rPr>
+        <w:t xml:space="preserve"> [</w:t>
+      </w:r>
+      <w:r>
+        <w:rPr>
+          <w:rStyle w:val="StringTok"/>
+        </w:rPr>
+        <w:t xml:space="preserve">"apple"</w:t>
+      </w:r>
+      <w:r>
+        <w:rPr>
+          <w:rStyle w:val="NormalTok"/>
+        </w:rPr>
+        <w:t xml:space="preserve">, </w:t>
+      </w:r>
+      <w:r>
+        <w:rPr>
+          <w:rStyle w:val="StringTok"/>
+        </w:rPr>
+        <w:t xml:space="preserve">"banana"</w:t>
+      </w:r>
+      <w:r>
+        <w:rPr>
+          <w:rStyle w:val="NormalTok"/>
+        </w:rPr>
+        <w:t xml:space="preserve">, </w:t>
+      </w:r>
+      <w:r>
+        <w:rPr>
+          <w:rStyle w:val="StringTok"/>
+        </w:rPr>
+        <w:t xml:space="preserve">"cherry"</w:t>
+      </w:r>
+      <w:r>
+        <w:rPr>
+          <w:rStyle w:val="NormalTok"/>
+        </w:rPr>
+        <w:t xml:space="preserve">, </w:t>
+      </w:r>
+      <w:r>
+        <w:rPr>
+          <w:rStyle w:val="StringTok"/>
+        </w:rPr>
+        <w:t xml:space="preserve">"date"</w:t>
+      </w:r>
+      <w:r>
+        <w:rPr>
+          <w:rStyle w:val="NormalTok"/>
+        </w:rPr>
+        <w:t xml:space="preserve">]</w:t>
       </w:r>
       <w:r>
         <w:br/>
       </w:r>
       <w:r>
+        <w:rPr>
+          <w:rStyle w:val="NormalTok"/>
+        </w:rPr>
+        <w:t xml:space="preserve">random_fruit </w:t>
+      </w:r>
+      <w:r>
+        <w:rPr>
+          <w:rStyle w:val="OperatorTok"/>
+        </w:rPr>
+        <w:t xml:space="preserve">=</w:t>
+      </w:r>
+      <w:r>
+        <w:rPr>
+          <w:rStyle w:val="NormalTok"/>
+        </w:rPr>
+        <w:t xml:space="preserve"> choose_random_item(fruits)</w:t>
+      </w:r>
+      <w:r>
         <w:br/>
       </w:r>
       <w:r>
         <w:rPr>
-          <w:rStyle w:val="CommentTok"/>
-        </w:rPr>
-        <w:t xml:space="preserve">    Returns:</w:t>
-      </w:r>
-      <w:r>
-        <w:br/>
-      </w:r>
-      <w:r>
-        <w:rPr>
-          <w:rStyle w:val="CommentTok"/>
-        </w:rPr>
-        <w:t xml:space="preserve">        A single string chosen uniformly at random.</w:t>
-      </w:r>
-      <w:r>
-        <w:br/>
-      </w:r>
-      <w:r>
-        <w:rPr>
-          <w:rStyle w:val="CommentTok"/>
-        </w:rPr>
-        <w:t xml:space="preserve">    """</w:t>
-      </w:r>
-      <w:r>
-        <w:br/>
+          <w:rStyle w:val="BuiltInTok"/>
+        </w:rPr>
+        <w:t xml:space="preserve">print</w:t>
       </w:r>
       <w:r>
         <w:rPr>
           <w:rStyle w:val="NormalTok"/>
         </w:rPr>
-        <w:t xml:space="preserve">    </w:t>
-      </w:r>
-      <w:r>
-        <w:rPr>
-          <w:rStyle w:val="ControlFlowTok"/>
-        </w:rPr>
-        <w:t xml:space="preserve">if</w:t>
-      </w:r>
-      <w:r>
-        <w:rPr>
-          <w:rStyle w:val="NormalTok"/>
-        </w:rPr>
-        <w:t xml:space="preserve"> </w:t>
-      </w:r>
-      <w:r>
-        <w:rPr>
-          <w:rStyle w:val="KeywordTok"/>
-        </w:rPr>
-        <w:t xml:space="preserve">not</w:t>
-      </w:r>
-      <w:r>
-        <w:rPr>
-          <w:rStyle w:val="NormalTok"/>
-        </w:rPr>
-        <w:t xml:space="preserve"> items:</w:t>
-      </w:r>
-      <w:r>
-        <w:br/>
-      </w:r>
-      <w:r>
-        <w:rPr>
-          <w:rStyle w:val="NormalTok"/>
-        </w:rPr>
-        <w:t xml:space="preserve">        </w:t>
-      </w:r>
-      <w:r>
-        <w:rPr>
-          <w:rStyle w:val="ControlFlowTok"/>
-        </w:rPr>
-        <w:t xml:space="preserve">raise</w:t>
-      </w:r>
-      <w:r>
-        <w:rPr>
-          <w:rStyle w:val="NormalTok"/>
-        </w:rPr>
-        <w:t xml:space="preserve"> </w:t>
-      </w:r>
-      <w:r>
-        <w:rPr>
-          <w:rStyle w:val="PreprocessorTok"/>
-        </w:rPr>
-        <w:t xml:space="preserve">ValueError</w:t>
-      </w:r>
-      <w:r>
-        <w:rPr>
-          <w:rStyle w:val="NormalTok"/>
-        </w:rPr>
-        <w:t xml:space="preserve">(</w:t>
-      </w:r>
-      <w:r>
-        <w:rPr>
-          <w:rStyle w:val="StringTok"/>
-        </w:rPr>
-        <w:t xml:space="preserve">"items must not be empty"</w:t>
-      </w:r>
-      <w:r>
-        <w:rPr>
-          <w:rStyle w:val="NormalTok"/>
-        </w:rPr>
-        <w:t xml:space="preserve">)</w:t>
-      </w:r>
-      <w:r>
-        <w:br/>
-      </w:r>
-      <w:r>
-        <w:rPr>
-          <w:rStyle w:val="NormalTok"/>
-        </w:rPr>
-        <w:t xml:space="preserve">    </w:t>
-      </w:r>
-      <w:r>
-        <w:rPr>
-          <w:rStyle w:val="ControlFlowTok"/>
-        </w:rPr>
-        <w:t xml:space="preserve">return</w:t>
-      </w:r>
-      <w:r>
-        <w:rPr>
-          <w:rStyle w:val="NormalTok"/>
-        </w:rPr>
-        <w:t xml:space="preserve"> random.choice(items)</w:t>
-      </w:r>
-      <w:r>
-        <w:br/>
-      </w:r>
-      <w:r>
-        <w:br/>
-      </w:r>
-      <w:r>
-        <w:rPr>
-          <w:rStyle w:val="CommentTok"/>
-        </w:rPr>
-        <w:t xml:space="preserve"># Example usage</w:t>
-      </w:r>
-      <w:r>
-        <w:br/>
-      </w:r>
-      <w:r>
-        <w:rPr>
-          <w:rStyle w:val="NormalTok"/>
-        </w:rPr>
-        <w:t xml:space="preserve">fruits </w:t>
-      </w:r>
-      <w:r>
-        <w:rPr>
-          <w:rStyle w:val="OperatorTok"/>
-        </w:rPr>
-        <w:t xml:space="preserve">=</w:t>
-      </w:r>
-      <w:r>
-        <w:rPr>
-          <w:rStyle w:val="NormalTok"/>
-        </w:rPr>
-        <w:t xml:space="preserve"> [</w:t>
-      </w:r>
-      <w:r>
-        <w:rPr>
-          <w:rStyle w:val="StringTok"/>
-        </w:rPr>
-        <w:t xml:space="preserve">"apple"</w:t>
-      </w:r>
-      <w:r>
-        <w:rPr>
-          <w:rStyle w:val="NormalTok"/>
-        </w:rPr>
-        <w:t xml:space="preserve">, </w:t>
-      </w:r>
-      <w:r>
-        <w:rPr>
-          <w:rStyle w:val="StringTok"/>
-        </w:rPr>
-        <w:t xml:space="preserve">"banana"</w:t>
-      </w:r>
-      <w:r>
-        <w:rPr>
-          <w:rStyle w:val="NormalTok"/>
-        </w:rPr>
-        <w:t xml:space="preserve">, </w:t>
-      </w:r>
-      <w:r>
-        <w:rPr>
-          <w:rStyle w:val="StringTok"/>
-        </w:rPr>
-        <w:t xml:space="preserve">"cherry"</w:t>
-      </w:r>
-      <w:r>
-        <w:rPr>
-          <w:rStyle w:val="NormalTok"/>
-        </w:rPr>
-        <w:t xml:space="preserve">, </w:t>
-      </w:r>
-      <w:r>
-        <w:rPr>
-          <w:rStyle w:val="StringTok"/>
-        </w:rPr>
-        <w:t xml:space="preserve">"date"</w:t>
-      </w:r>
-      <w:r>
-        <w:rPr>
-          <w:rStyle w:val="NormalTok"/>
-        </w:rPr>
-        <w:t xml:space="preserve">]</w:t>
-      </w:r>
-      <w:r>
-        <w:br/>
-      </w:r>
-      <w:r>
-        <w:rPr>
-          <w:rStyle w:val="NormalTok"/>
-        </w:rPr>
-        <w:t xml:space="preserve">random_fruit </w:t>
-      </w:r>
-      <w:r>
-        <w:rPr>
-          <w:rStyle w:val="OperatorTok"/>
-        </w:rPr>
-        <w:t xml:space="preserve">=</w:t>
-      </w:r>
-      <w:r>
-        <w:rPr>
-          <w:rStyle w:val="NormalTok"/>
-        </w:rPr>
-        <w:t xml:space="preserve"> choose_random_item(fruits)</w:t>
-      </w:r>
-      <w:r>
-        <w:br/>
-      </w:r>
-      <w:r>
-        <w:rPr>
-          <w:rStyle w:val="BuiltInTok"/>
-        </w:rPr>
-        <w:t xml:space="preserve">print</w:t>
-      </w:r>
-      <w:r>
-        <w:rPr>
-          <w:rStyle w:val="NormalTok"/>
-        </w:rPr>
-        <w:t xml:space="preserve">(</w:t>
-      </w:r>
-      <w:r>
-        <w:rPr>
-          <w:rStyle w:val="SpecialStringTok"/>
-        </w:rPr>
-        <w:t xml:space="preserve">f"The randomly chosen fruit is: </w:t>
-      </w:r>
-      <w:r>
-        <w:rPr>
-          <w:rStyle w:val="SpecialCharTok"/>
-        </w:rPr>
-        <w:t xml:space="preserve">{</w:t>
-      </w:r>
-      <w:r>
-        <w:rPr>
-          <w:rStyle w:val="NormalTok"/>
-        </w:rPr>
-        <w:t xml:space="preserve">random_fruit</w:t>
-      </w:r>
-      <w:r>
-        <w:rPr>
-          <w:rStyle w:val="SpecialCharTok"/>
-        </w:rPr>
-        <w:t xml:space="preserve">}</w:t>
-      </w:r>
-      <w:r>
-        <w:rPr>
-          <w:rStyle w:val="SpecialStringTok"/>
-        </w:rPr>
-        <w:t xml:space="preserve">"</w:t>
-      </w:r>
-      <w:r>
-        <w:rPr>
-          <w:rStyle w:val="NormalTok"/>
-        </w:rPr>
-        <w:t xml:space="preserve">)</w:t>
-      </w:r>
-      <w:r>
-        <w:br/>
-      </w:r>
-      <w:r>
-        <w:br/>
-      </w:r>
-      <w:r>
-        <w:rPr>
-          <w:rStyle w:val="CommentTok"/>
-        </w:rPr>
-        <w:t xml:space="preserve"># Example of error handling</w:t>
-      </w:r>
-      <w:r>
-        <w:br/>
-      </w:r>
-      <w:r>
-        <w:rPr>
-          <w:rStyle w:val="ControlFlowTok"/>
-        </w:rPr>
-        <w:t xml:space="preserve">try</w:t>
-      </w:r>
-      <w:r>
-        <w:rPr>
-          <w:rStyle w:val="NormalTok"/>
-        </w:rPr>
-        <w:t xml:space="preserve">:</w:t>
-      </w:r>
-      <w:r>
-        <w:br/>
-      </w:r>
-      <w:r>
-        <w:rPr>
-          <w:rStyle w:val="NormalTok"/>
-        </w:rPr>
-        <w:t xml:space="preserve">    choose_random_item([])</w:t>
-      </w:r>
-      <w:r>
-        <w:br/>
-      </w:r>
-      <w:r>
-        <w:rPr>
-          <w:rStyle w:val="ControlFlowTok"/>
-        </w:rPr>
-        <w:t xml:space="preserve">except</w:t>
-      </w:r>
-      <w:r>
-        <w:rPr>
-          <w:rStyle w:val="NormalTok"/>
-        </w:rPr>
-        <w:t xml:space="preserve"> </w:t>
-      </w:r>
-      <w:r>
-        <w:rPr>
-          <w:rStyle w:val="PreprocessorTok"/>
-        </w:rPr>
-        <w:t xml:space="preserve">ValueError</w:t>
-      </w:r>
-      <w:r>
-        <w:rPr>
-          <w:rStyle w:val="NormalTok"/>
-        </w:rPr>
-        <w:t xml:space="preserve"> </w:t>
-      </w:r>
-      <w:r>
-        <w:rPr>
-          <w:rStyle w:val="ImportTok"/>
-        </w:rPr>
-        <w:t xml:space="preserve">as</w:t>
-      </w:r>
-      <w:r>
-        <w:rPr>
-          <w:rStyle w:val="NormalTok"/>
-        </w:rPr>
-        <w:t xml:space="preserve"> e:</w:t>
-      </w:r>
-      <w:r>
-        <w:br/>
-      </w:r>
-      <w:r>
-        <w:rPr>
-          <w:rStyle w:val="NormalTok"/>
-        </w:rPr>
-        <w:t xml:space="preserve">    </w:t>
-      </w:r>
-      <w:r>
-        <w:rPr>
-          <w:rStyle w:val="BuiltInTok"/>
-        </w:rPr>
-        <w:t xml:space="preserve">print</w:t>
-      </w:r>
-      <w:r>
-        <w:rPr>
-          <w:rStyle w:val="NormalTok"/>
-        </w:rPr>
-        <w:t xml:space="preserve">(</w:t>
-      </w:r>
-      <w:r>
-        <w:rPr>
-          <w:rStyle w:val="SpecialStringTok"/>
-        </w:rPr>
-        <w:t xml:space="preserve">f"Error: </w:t>
-      </w:r>
-      <w:r>
-        <w:rPr>
-          <w:rStyle w:val="SpecialCharTok"/>
-        </w:rPr>
-        <w:t xml:space="preserve">{</w:t>
-      </w:r>
-      <w:r>
-        <w:rPr>
-          <w:rStyle w:val="NormalTok"/>
-        </w:rPr>
-        <w:t xml:space="preserve">e</w:t>
-      </w:r>
-      <w:r>
-        <w:rPr>
-          <w:rStyle w:val="SpecialCharTok"/>
-        </w:rPr>
-        <w:t xml:space="preserve">}</w:t>
-      </w:r>
-      <w:r>
-        <w:rPr>
-          <w:rStyle w:val="SpecialStringTok"/>
-        </w:rPr>
-        <w:t xml:space="preserve">"</w:t>
-      </w:r>
-      <w:r>
-        <w:rPr>
-          <w:rStyle w:val="NormalTok"/>
-        </w:rPr>
-        <w:t xml:space="preserve">)</w:t>
+        <w:t xml:space="preserve">(random_fruit)</w:t>
       </w:r>
     </w:p>
     <w:p>
@@ -1019,24 +899,7 @@
         <w:rPr>
           <w:rStyle w:val="VerbatimChar"/>
         </w:rPr>
-        <w:t xml:space="preserve">The randomly chosen fruit is: cherry</w:t>
-      </w:r>
-      <w:r>
-        <w:br/>
-      </w:r>
-      <w:r>
-        <w:rPr>
-          <w:rStyle w:val="VerbatimChar"/>
-        </w:rPr>
-        <w:t xml:space="preserve">Error: items must not be empty</w:t>
-      </w:r>
-    </w:p>
-    <w:p>
-      <w:pPr>
-        <w:pStyle w:val="FirstParagraph"/>
-      </w:pPr>
-      <w:r>
-        <w:t xml:space="preserve">(Note: The actual fruit chosen will vary with each execution.)</w:t>
+        <w:t xml:space="preserve">cherry</w:t>
       </w:r>
     </w:p>
     <w:p>
@@ -1123,7 +986,7 @@
         <w:t xml:space="preserve"> </w:t>
       </w:r>
       <w:r>
-        <w:t xml:space="preserve">function returns a new list containing the same elements as the input list but in a randomized order, without altering the original list.</w:t>
+        <w:t xml:space="preserve">function returns a shuffled copy of a given list of integers without modifying the original list.</w:t>
       </w:r>
     </w:p>
     <w:bookmarkEnd w:id="17"/>
@@ -1160,22 +1023,10 @@
         <w:t xml:space="preserve">items</w:t>
       </w:r>
       <w:r>
-        <w:t xml:space="preserve">:</w:t>
-      </w:r>
-      <w:r>
         <w:t xml:space="preserve"> </w:t>
       </w:r>
       <w:r>
-        <w:rPr>
-          <w:rStyle w:val="VerbatimChar"/>
-        </w:rPr>
-        <w:t xml:space="preserve">List[int]</w:t>
-      </w:r>
-      <w:r>
-        <w:t xml:space="preserve"> </w:t>
-      </w:r>
-      <w:r>
-        <w:t xml:space="preserve">- A list of integers to be shuffled.</w:t>
+        <w:t xml:space="preserve">(List[int]): A list of integers to be shuffled.</w:t>
       </w:r>
     </w:p>
     <w:bookmarkEnd w:id="18"/>
@@ -1202,7 +1053,7 @@
         <w:pStyle w:val="FirstParagraph"/>
       </w:pPr>
       <w:r>
-        <w:t xml:space="preserve">This function provides a safe way to shuffle a list by operating on a copy rather than the original data. The process is as follows:</w:t>
+        <w:t xml:space="preserve">This function provides a safe way to get a randomized version of a list while preserving the original data. The logic proceeds as follows:</w:t>
       </w:r>
     </w:p>
     <w:p>
@@ -1229,7 +1080,7 @@
         <w:t xml:space="preserve"> </w:t>
       </w:r>
       <w:r>
-        <w:t xml:space="preserve">list is created using</w:t>
+        <w:t xml:space="preserve">list is created by calling</w:t>
       </w:r>
       <w:r>
         <w:t xml:space="preserve"> </w:t>
@@ -1238,10 +1089,25 @@
         <w:rPr>
           <w:rStyle w:val="VerbatimChar"/>
         </w:rPr>
-        <w:t xml:space="preserve">copy = list(items)</w:t>
-      </w:r>
-      <w:r>
-        <w:t xml:space="preserve">. This is a crucial step to prevent mutation of the original list provided by the caller.</w:t>
+        <w:t xml:space="preserve">list(items)</w:t>
+      </w:r>
+      <w:r>
+        <w:t xml:space="preserve">. This new list is stored in a</w:t>
+      </w:r>
+      <w:r>
+        <w:t xml:space="preserve"> </w:t>
+      </w:r>
+      <w:r>
+        <w:rPr>
+          <w:rStyle w:val="VerbatimChar"/>
+        </w:rPr>
+        <w:t xml:space="preserve">copy</w:t>
+      </w:r>
+      <w:r>
+        <w:t xml:space="preserve"> </w:t>
+      </w:r>
+      <w:r>
+        <w:t xml:space="preserve">variable, ensuring that the original list passed to the function remains unchanged.</w:t>
       </w:r>
     </w:p>
     <w:p>
@@ -1295,20 +1161,22 @@
         <w:t xml:space="preserve"> </w:t>
       </w:r>
       <w:r>
-        <w:t xml:space="preserve">method shuffles the sequence of the list</w:t>
+        <w:t xml:space="preserve">method shuffles the sequence of elements in the</w:t>
       </w:r>
       <w:r>
         <w:t xml:space="preserve"> </w:t>
       </w:r>
       <w:r>
         <w:rPr>
-          <w:i/>
-          <w:iCs/>
-        </w:rPr>
-        <w:t xml:space="preserve">in-place</w:t>
-      </w:r>
-      <w:r>
-        <w:t xml:space="preserve">, rearranging the order of its elements randomly.</w:t>
+          <w:rStyle w:val="VerbatimChar"/>
+        </w:rPr>
+        <w:t xml:space="preserve">copy</w:t>
+      </w:r>
+      <w:r>
+        <w:t xml:space="preserve"> </w:t>
+      </w:r>
+      <w:r>
+        <w:t xml:space="preserve">list in-place, rearranging them into a random order.</w:t>
       </w:r>
     </w:p>
     <w:p>
@@ -1320,7 +1188,7 @@
         </w:numPr>
       </w:pPr>
       <w:r>
-        <w:t xml:space="preserve">Finally, the function returns the modified</w:t>
+        <w:t xml:space="preserve">Finally, the function returns the shuffled</w:t>
       </w:r>
       <w:r>
         <w:t xml:space="preserve"> </w:t>
@@ -1332,162 +1200,15 @@
         <w:t xml:space="preserve">copy</w:t>
       </w:r>
       <w:r>
-        <w:t xml:space="preserve">, which is now a shuffled version of the original</w:t>
-      </w:r>
-      <w:r>
-        <w:t xml:space="preserve"> </w:t>
-      </w:r>
-      <w:r>
-        <w:rPr>
-          <w:rStyle w:val="VerbatimChar"/>
-        </w:rPr>
-        <w:t xml:space="preserve">items</w:t>
-      </w:r>
-      <w:r>
-        <w:t xml:space="preserve"> </w:t>
-      </w:r>
-      <w:r>
-        <w:t xml:space="preserve">list.</w:t>
+        <w:t xml:space="preserve">.</w:t>
       </w:r>
     </w:p>
     <w:p>
       <w:pPr>
-        <w:pStyle w:val="SourceCode"/>
-      </w:pPr>
-      <w:r>
-        <w:rPr>
-          <w:rStyle w:val="CommentTok"/>
-        </w:rPr>
-        <w:t xml:space="preserve"># Internal logic</w:t>
-      </w:r>
-      <w:r>
-        <w:br/>
-      </w:r>
-      <w:r>
-        <w:rPr>
-          <w:rStyle w:val="CommentTok"/>
-        </w:rPr>
-        <w:t xml:space="preserve"># Assumes 'random' module is imported</w:t>
-      </w:r>
-      <w:r>
-        <w:br/>
-      </w:r>
-      <w:r>
-        <w:rPr>
-          <w:rStyle w:val="NormalTok"/>
-        </w:rPr>
-        <w:t xml:space="preserve">items </w:t>
-      </w:r>
-      <w:r>
-        <w:rPr>
-          <w:rStyle w:val="OperatorTok"/>
-        </w:rPr>
-        <w:t xml:space="preserve">=</w:t>
-      </w:r>
-      <w:r>
-        <w:rPr>
-          <w:rStyle w:val="NormalTok"/>
-        </w:rPr>
-        <w:t xml:space="preserve"> [</w:t>
-      </w:r>
-      <w:r>
-        <w:rPr>
-          <w:rStyle w:val="DecValTok"/>
-        </w:rPr>
-        <w:t xml:space="preserve">1</w:t>
-      </w:r>
-      <w:r>
-        <w:rPr>
-          <w:rStyle w:val="NormalTok"/>
-        </w:rPr>
-        <w:t xml:space="preserve">, </w:t>
-      </w:r>
-      <w:r>
-        <w:rPr>
-          <w:rStyle w:val="DecValTok"/>
-        </w:rPr>
-        <w:t xml:space="preserve">2</w:t>
-      </w:r>
-      <w:r>
-        <w:rPr>
-          <w:rStyle w:val="NormalTok"/>
-        </w:rPr>
-        <w:t xml:space="preserve">, </w:t>
-      </w:r>
-      <w:r>
-        <w:rPr>
-          <w:rStyle w:val="DecValTok"/>
-        </w:rPr>
-        <w:t xml:space="preserve">3</w:t>
-      </w:r>
-      <w:r>
-        <w:rPr>
-          <w:rStyle w:val="NormalTok"/>
-        </w:rPr>
-        <w:t xml:space="preserve">]</w:t>
-      </w:r>
-      <w:r>
-        <w:br/>
-      </w:r>
-      <w:r>
-        <w:rPr>
-          <w:rStyle w:val="NormalTok"/>
-        </w:rPr>
-        <w:t xml:space="preserve">copy </w:t>
-      </w:r>
-      <w:r>
-        <w:rPr>
-          <w:rStyle w:val="OperatorTok"/>
-        </w:rPr>
-        <w:t xml:space="preserve">=</w:t>
-      </w:r>
-      <w:r>
-        <w:rPr>
-          <w:rStyle w:val="NormalTok"/>
-        </w:rPr>
-        <w:t xml:space="preserve"> </w:t>
-      </w:r>
-      <w:r>
-        <w:rPr>
-          <w:rStyle w:val="BuiltInTok"/>
-        </w:rPr>
-        <w:t xml:space="preserve">list</w:t>
-      </w:r>
-      <w:r>
-        <w:rPr>
-          <w:rStyle w:val="NormalTok"/>
-        </w:rPr>
-        <w:t xml:space="preserve">(items) </w:t>
-      </w:r>
-      <w:r>
-        <w:rPr>
-          <w:rStyle w:val="CommentTok"/>
-        </w:rPr>
-        <w:t xml:space="preserve"># copy is [1, 2, 3], items is [1, 2, 3]</w:t>
-      </w:r>
-      <w:r>
-        <w:br/>
-      </w:r>
-      <w:r>
-        <w:rPr>
-          <w:rStyle w:val="NormalTok"/>
-        </w:rPr>
-        <w:t xml:space="preserve">random.shuffle(copy) </w:t>
-      </w:r>
-      <w:r>
-        <w:rPr>
-          <w:rStyle w:val="CommentTok"/>
-        </w:rPr>
-        <w:t xml:space="preserve"># copy might become [3, 1, 2], items is still [1, 2, 3]</w:t>
-      </w:r>
-      <w:r>
-        <w:br/>
-      </w:r>
-      <w:r>
-        <w:rPr>
-          <w:rStyle w:val="CommentTok"/>
-        </w:rPr>
-        <w:t xml:space="preserve"># return copy</w:t>
+        <w:pStyle w:val="FirstParagraph"/>
+      </w:pPr>
+      <w:r>
+        <w:t xml:space="preserve">The primary benefit of this function is its non-mutating behavior, which prevents unintended side effects in other parts of a program that might rely on the original, unshuffled list.</w:t>
       </w:r>
     </w:p>
     <w:bookmarkEnd w:id="19"/>
@@ -1518,17 +1239,22 @@
         </w:numPr>
       </w:pPr>
       <w:r>
-        <w:rPr>
-          <w:b/>
-          <w:bCs/>
-        </w:rPr>
-        <w:t xml:space="preserve">Non-Mutating:</w:t>
+        <w:t xml:space="preserve">This function does not modify the original</w:t>
       </w:r>
       <w:r>
         <w:t xml:space="preserve"> </w:t>
       </w:r>
       <w:r>
-        <w:t xml:space="preserve">The primary feature of this function is that it does not modify the original list passed as an argument. It returns a new, shuffled list.</w:t>
+        <w:rPr>
+          <w:rStyle w:val="VerbatimChar"/>
+        </w:rPr>
+        <w:t xml:space="preserve">items</w:t>
+      </w:r>
+      <w:r>
+        <w:t xml:space="preserve"> </w:t>
+      </w:r>
+      <w:r>
+        <w:t xml:space="preserve">list. It operates on and returns a new, separate list.</w:t>
       </w:r>
     </w:p>
     <w:p>
@@ -1540,32 +1266,46 @@
         </w:numPr>
       </w:pPr>
       <w:r>
-        <w:rPr>
-          <w:b/>
-          <w:bCs/>
-        </w:rPr>
-        <w:t xml:space="preserve">Dependency:</w:t>
+        <w:t xml:space="preserve">The function depends on Python’s built-in</w:t>
       </w:r>
       <w:r>
         <w:t xml:space="preserve"> </w:t>
       </w:r>
       <w:r>
-        <w:t xml:space="preserve">This function requires the</w:t>
+        <w:rPr>
+          <w:rStyle w:val="VerbatimChar"/>
+        </w:rPr>
+        <w:t xml:space="preserve">random</w:t>
       </w:r>
       <w:r>
         <w:t xml:space="preserve"> </w:t>
       </w:r>
       <w:r>
+        <w:t xml:space="preserve">module. Ensure this module is imported (</w:t>
+      </w:r>
+      <w:r>
         <w:rPr>
           <w:rStyle w:val="VerbatimChar"/>
         </w:rPr>
-        <w:t xml:space="preserve">random</w:t>
+        <w:t xml:space="preserve">import random</w:t>
+      </w:r>
+      <w:r>
+        <w:t xml:space="preserve">) in the file where</w:t>
       </w:r>
       <w:r>
         <w:t xml:space="preserve"> </w:t>
       </w:r>
       <w:r>
-        <w:t xml:space="preserve">module to be imported in the script where it is defined.</w:t>
+        <w:rPr>
+          <w:rStyle w:val="VerbatimChar"/>
+        </w:rPr>
+        <w:t xml:space="preserve">shuffle_copy</w:t>
+      </w:r>
+      <w:r>
+        <w:t xml:space="preserve"> </w:t>
+      </w:r>
+      <w:r>
+        <w:t xml:space="preserve">is defined or used.</w:t>
       </w:r>
     </w:p>
     <w:p>
@@ -1577,39 +1317,19 @@
         </w:numPr>
       </w:pPr>
       <w:r>
-        <w:rPr>
-          <w:b/>
-          <w:bCs/>
-        </w:rPr>
-        <w:t xml:space="preserve">Randomness:</w:t>
+        <w:t xml:space="preserve">Although the type hint specifies</w:t>
       </w:r>
       <w:r>
         <w:t xml:space="preserve"> </w:t>
       </w:r>
       <w:r>
-        <w:t xml:space="preserve">The order of elements in the returned list is random. Calling the function multiple times with the same input list will likely result in different outputs.</w:t>
-      </w:r>
-    </w:p>
-    <w:p>
-      <w:pPr>
-        <w:pStyle w:val="Compact"/>
-        <w:numPr>
-          <w:ilvl w:val="0"/>
-          <w:numId w:val="1005"/>
-        </w:numPr>
-      </w:pPr>
-      <w:r>
-        <w:rPr>
-          <w:b/>
-          <w:bCs/>
-        </w:rPr>
-        <w:t xml:space="preserve">Data Integrity:</w:t>
-      </w:r>
-      <w:r>
-        <w:t xml:space="preserve"> </w:t>
-      </w:r>
-      <w:r>
-        <w:t xml:space="preserve">The returned list will contain the exact same elements as the input list, only in a different order. No elements are added or removed.</w:t>
+        <w:rPr>
+          <w:rStyle w:val="VerbatimChar"/>
+        </w:rPr>
+        <w:t xml:space="preserve">List[int]</w:t>
+      </w:r>
+      <w:r>
+        <w:t xml:space="preserve">, the underlying logic will work correctly with a list containing elements of any type (e.g., strings, floats, or objects).</w:t>
       </w:r>
     </w:p>
     <w:p>
@@ -1689,22 +1409,7 @@
         <w:t xml:space="preserve"> </w:t>
       </w:r>
       <w:r>
-        <w:t xml:space="preserve">and confirms that the original list remains unchanged. Note that the</w:t>
-      </w:r>
-      <w:r>
-        <w:t xml:space="preserve"> </w:t>
-      </w:r>
-      <w:r>
-        <w:rPr>
-          <w:rStyle w:val="VerbatimChar"/>
-        </w:rPr>
-        <w:t xml:space="preserve">random</w:t>
-      </w:r>
-      <w:r>
-        <w:t xml:space="preserve"> </w:t>
-      </w:r>
-      <w:r>
-        <w:t xml:space="preserve">module must be imported for this function to work.</w:t>
+        <w:t xml:space="preserve">and confirms that the original list is not altered.</w:t>
       </w:r>
     </w:p>
     <w:p>
@@ -1760,7 +1465,7 @@
         <w:rPr>
           <w:rStyle w:val="CommentTok"/>
         </w:rPr>
-        <w:t xml:space="preserve"># Definition of the function as provided</w:t>
+        <w:t xml:space="preserve"># The function must be defined or imported in your script</w:t>
       </w:r>
       <w:r>
         <w:br/>
@@ -1820,6 +1525,21 @@
         <w:rPr>
           <w:rStyle w:val="NormalTok"/>
         </w:rPr>
+        <w:t xml:space="preserve">    </w:t>
+      </w:r>
+      <w:r>
+        <w:rPr>
+          <w:rStyle w:val="CommentTok"/>
+        </w:rPr>
+        <w:t xml:space="preserve">"""Return a shuffled copy of the given list without mutating the input."""</w:t>
+      </w:r>
+      <w:r>
+        <w:br/>
+      </w:r>
+      <w:r>
+        <w:rPr>
+          <w:rStyle w:val="NormalTok"/>
+        </w:rPr>
         <w:t xml:space="preserve">    copy </w:t>
       </w:r>
       <w:r>
@@ -1974,8 +1694,71 @@
       </w:r>
       <w:r>
         <w:rPr>
+          <w:rStyle w:val="BuiltInTok"/>
+        </w:rPr>
+        <w:t xml:space="preserve">print</w:t>
+      </w:r>
+      <w:r>
+        <w:rPr>
           <w:rStyle w:val="NormalTok"/>
         </w:rPr>
+        <w:t xml:space="preserve">(</w:t>
+      </w:r>
+      <w:r>
+        <w:rPr>
+          <w:rStyle w:val="SpecialStringTok"/>
+        </w:rPr>
+        <w:t xml:space="preserve">f"Original list before calling function: </w:t>
+      </w:r>
+      <w:r>
+        <w:rPr>
+          <w:rStyle w:val="SpecialCharTok"/>
+        </w:rPr>
+        <w:t xml:space="preserve">{</w:t>
+      </w:r>
+      <w:r>
+        <w:rPr>
+          <w:rStyle w:val="NormalTok"/>
+        </w:rPr>
+        <w:t xml:space="preserve">original_numbers</w:t>
+      </w:r>
+      <w:r>
+        <w:rPr>
+          <w:rStyle w:val="SpecialCharTok"/>
+        </w:rPr>
+        <w:t xml:space="preserve">}</w:t>
+      </w:r>
+      <w:r>
+        <w:rPr>
+          <w:rStyle w:val="SpecialStringTok"/>
+        </w:rPr>
+        <w:t xml:space="preserve">"</w:t>
+      </w:r>
+      <w:r>
+        <w:rPr>
+          <w:rStyle w:val="NormalTok"/>
+        </w:rPr>
+        <w:t xml:space="preserve">)</w:t>
+      </w:r>
+      <w:r>
+        <w:br/>
+      </w:r>
+      <w:r>
+        <w:br/>
+      </w:r>
+      <w:r>
+        <w:rPr>
+          <w:rStyle w:val="CommentTok"/>
+        </w:rPr>
+        <w:t xml:space="preserve"># Get a shuffled copy</w:t>
+      </w:r>
+      <w:r>
+        <w:br/>
+      </w:r>
+      <w:r>
+        <w:rPr>
+          <w:rStyle w:val="NormalTok"/>
+        </w:rPr>
         <w:t xml:space="preserve">shuffled_numbers </w:t>
       </w:r>
       <w:r>
@@ -1994,9 +1777,69 @@
         <w:br/>
       </w:r>
       <w:r>
+        <w:rPr>
+          <w:rStyle w:val="BuiltInTok"/>
+        </w:rPr>
+        <w:t xml:space="preserve">print</w:t>
+      </w:r>
+      <w:r>
+        <w:rPr>
+          <w:rStyle w:val="NormalTok"/>
+        </w:rPr>
+        <w:t xml:space="preserve">(</w:t>
+      </w:r>
+      <w:r>
+        <w:rPr>
+          <w:rStyle w:val="SpecialStringTok"/>
+        </w:rPr>
+        <w:t xml:space="preserve">f"Returned shuffled list: </w:t>
+      </w:r>
+      <w:r>
+        <w:rPr>
+          <w:rStyle w:val="SpecialCharTok"/>
+        </w:rPr>
+        <w:t xml:space="preserve">{</w:t>
+      </w:r>
+      <w:r>
+        <w:rPr>
+          <w:rStyle w:val="NormalTok"/>
+        </w:rPr>
+        <w:t xml:space="preserve">shuffled_numbers</w:t>
+      </w:r>
+      <w:r>
+        <w:rPr>
+          <w:rStyle w:val="SpecialCharTok"/>
+        </w:rPr>
+        <w:t xml:space="preserve">}</w:t>
+      </w:r>
+      <w:r>
+        <w:rPr>
+          <w:rStyle w:val="SpecialStringTok"/>
+        </w:rPr>
+        <w:t xml:space="preserve">"</w:t>
+      </w:r>
+      <w:r>
+        <w:rPr>
+          <w:rStyle w:val="NormalTok"/>
+        </w:rPr>
+        <w:t xml:space="preserve">)</w:t>
+      </w:r>
+      <w:r>
         <w:br/>
       </w:r>
       <w:r>
+        <w:br/>
+      </w:r>
+      <w:r>
+        <w:rPr>
+          <w:rStyle w:val="CommentTok"/>
+        </w:rPr>
+        <w:t xml:space="preserve"># Verify the original list is unchanged</w:t>
+      </w:r>
+      <w:r>
+        <w:br/>
+      </w:r>
+      <w:r>
         <w:rPr>
           <w:rStyle w:val="BuiltInTok"/>
         </w:rPr>
@@ -2012,7 +1855,7 @@
         <w:rPr>
           <w:rStyle w:val="SpecialStringTok"/>
         </w:rPr>
-        <w:t xml:space="preserve">f"Original List: </w:t>
+        <w:t xml:space="preserve">f"Original list after calling function: </w:t>
       </w:r>
       <w:r>
         <w:rPr>
@@ -2025,192 +1868,6 @@
           <w:rStyle w:val="NormalTok"/>
         </w:rPr>
         <w:t xml:space="preserve">original_numbers</w:t>
-      </w:r>
-      <w:r>
-        <w:rPr>
-          <w:rStyle w:val="SpecialCharTok"/>
-        </w:rPr>
-        <w:t xml:space="preserve">}</w:t>
-      </w:r>
-      <w:r>
-        <w:rPr>
-          <w:rStyle w:val="SpecialStringTok"/>
-        </w:rPr>
-        <w:t xml:space="preserve">"</w:t>
-      </w:r>
-      <w:r>
-        <w:rPr>
-          <w:rStyle w:val="NormalTok"/>
-        </w:rPr>
-        <w:t xml:space="preserve">)</w:t>
-      </w:r>
-      <w:r>
-        <w:br/>
-      </w:r>
-      <w:r>
-        <w:rPr>
-          <w:rStyle w:val="BuiltInTok"/>
-        </w:rPr>
-        <w:t xml:space="preserve">print</w:t>
-      </w:r>
-      <w:r>
-        <w:rPr>
-          <w:rStyle w:val="NormalTok"/>
-        </w:rPr>
-        <w:t xml:space="preserve">(</w:t>
-      </w:r>
-      <w:r>
-        <w:rPr>
-          <w:rStyle w:val="SpecialStringTok"/>
-        </w:rPr>
-        <w:t xml:space="preserve">f"Shuffled Copy: </w:t>
-      </w:r>
-      <w:r>
-        <w:rPr>
-          <w:rStyle w:val="SpecialCharTok"/>
-        </w:rPr>
-        <w:t xml:space="preserve">{</w:t>
-      </w:r>
-      <w:r>
-        <w:rPr>
-          <w:rStyle w:val="NormalTok"/>
-        </w:rPr>
-        <w:t xml:space="preserve">shuffled_numbers</w:t>
-      </w:r>
-      <w:r>
-        <w:rPr>
-          <w:rStyle w:val="SpecialCharTok"/>
-        </w:rPr>
-        <w:t xml:space="preserve">}</w:t>
-      </w:r>
-      <w:r>
-        <w:rPr>
-          <w:rStyle w:val="SpecialStringTok"/>
-        </w:rPr>
-        <w:t xml:space="preserve">"</w:t>
-      </w:r>
-      <w:r>
-        <w:rPr>
-          <w:rStyle w:val="NormalTok"/>
-        </w:rPr>
-        <w:t xml:space="preserve">)</w:t>
-      </w:r>
-      <w:r>
-        <w:br/>
-      </w:r>
-      <w:r>
-        <w:br/>
-      </w:r>
-      <w:r>
-        <w:rPr>
-          <w:rStyle w:val="CommentTok"/>
-        </w:rPr>
-        <w:t xml:space="preserve"># Verify the original list is unchanged</w:t>
-      </w:r>
-      <w:r>
-        <w:br/>
-      </w:r>
-      <w:r>
-        <w:rPr>
-          <w:rStyle w:val="BuiltInTok"/>
-        </w:rPr>
-        <w:t xml:space="preserve">print</w:t>
-      </w:r>
-      <w:r>
-        <w:rPr>
-          <w:rStyle w:val="NormalTok"/>
-        </w:rPr>
-        <w:t xml:space="preserve">(</w:t>
-      </w:r>
-      <w:r>
-        <w:rPr>
-          <w:rStyle w:val="SpecialStringTok"/>
-        </w:rPr>
-        <w:t xml:space="preserve">f"Original list is the same: </w:t>
-      </w:r>
-      <w:r>
-        <w:rPr>
-          <w:rStyle w:val="SpecialCharTok"/>
-        </w:rPr>
-        <w:t xml:space="preserve">{</w:t>
-      </w:r>
-      <w:r>
-        <w:rPr>
-          <w:rStyle w:val="NormalTok"/>
-        </w:rPr>
-        <w:t xml:space="preserve">original_numbers </w:t>
-      </w:r>
-      <w:r>
-        <w:rPr>
-          <w:rStyle w:val="OperatorTok"/>
-        </w:rPr>
-        <w:t xml:space="preserve">==</w:t>
-      </w:r>
-      <w:r>
-        <w:rPr>
-          <w:rStyle w:val="NormalTok"/>
-        </w:rPr>
-        <w:t xml:space="preserve"> [</w:t>
-      </w:r>
-      <w:r>
-        <w:rPr>
-          <w:rStyle w:val="DecValTok"/>
-        </w:rPr>
-        <w:t xml:space="preserve">10</w:t>
-      </w:r>
-      <w:r>
-        <w:rPr>
-          <w:rStyle w:val="NormalTok"/>
-        </w:rPr>
-        <w:t xml:space="preserve">, </w:t>
-      </w:r>
-      <w:r>
-        <w:rPr>
-          <w:rStyle w:val="DecValTok"/>
-        </w:rPr>
-        <w:t xml:space="preserve">20</w:t>
-      </w:r>
-      <w:r>
-        <w:rPr>
-          <w:rStyle w:val="NormalTok"/>
-        </w:rPr>
-        <w:t xml:space="preserve">, </w:t>
-      </w:r>
-      <w:r>
-        <w:rPr>
-          <w:rStyle w:val="DecValTok"/>
-        </w:rPr>
-        <w:t xml:space="preserve">30</w:t>
-      </w:r>
-      <w:r>
-        <w:rPr>
-          <w:rStyle w:val="NormalTok"/>
-        </w:rPr>
-        <w:t xml:space="preserve">, </w:t>
-      </w:r>
-      <w:r>
-        <w:rPr>
-          <w:rStyle w:val="DecValTok"/>
-        </w:rPr>
-        <w:t xml:space="preserve">40</w:t>
-      </w:r>
-      <w:r>
-        <w:rPr>
-          <w:rStyle w:val="NormalTok"/>
-        </w:rPr>
-        <w:t xml:space="preserve">, </w:t>
-      </w:r>
-      <w:r>
-        <w:rPr>
-          <w:rStyle w:val="DecValTok"/>
-        </w:rPr>
-        <w:t xml:space="preserve">50</w:t>
-      </w:r>
-      <w:r>
-        <w:rPr>
-          <w:rStyle w:val="NormalTok"/>
-        </w:rPr>
-        <w:t xml:space="preserve">]</w:t>
       </w:r>
       <w:r>
         <w:rPr>
@@ -2251,7 +1908,7 @@
         <w:rPr>
           <w:rStyle w:val="VerbatimChar"/>
         </w:rPr>
-        <w:t xml:space="preserve">Original List: [10, 20, 30, 40, 50]</w:t>
+        <w:t xml:space="preserve">Original list before calling function: [10, 20, 30, 40, 50]</w:t>
       </w:r>
       <w:r>
         <w:br/>
@@ -2260,7 +1917,7 @@
         <w:rPr>
           <w:rStyle w:val="VerbatimChar"/>
         </w:rPr>
-        <w:t xml:space="preserve">Shuffled Copy: [40, 10, 50, 20, 30]</w:t>
+        <w:t xml:space="preserve">Returned shuffled list: [30, 50, 10, 20, 40]</w:t>
       </w:r>
       <w:r>
         <w:br/>
@@ -2269,7 +1926,7 @@
         <w:rPr>
           <w:rStyle w:val="VerbatimChar"/>
         </w:rPr>
-        <w:t xml:space="preserve">Original list is the same: True</w:t>
+        <w:t xml:space="preserve">Original list after calling function: [10, 20, 30, 40, 50]</w:t>
       </w:r>
     </w:p>
     <w:p>
@@ -2281,7 +1938,7 @@
           <w:i/>
           <w:iCs/>
         </w:rPr>
-        <w:t xml:space="preserve">(Note: The order of elements in</w:t>
+        <w:t xml:space="preserve">(Note: The actual order of elements in the</w:t>
       </w:r>
       <w:r>
         <w:rPr>
@@ -2295,7 +1952,7 @@
           <w:i/>
           <w:iCs/>
         </w:rPr>
-        <w:t xml:space="preserve">“Shuffled Copy”</w:t>
+        <w:t xml:space="preserve">“Returned shuffled list”</w:t>
       </w:r>
       <w:r>
         <w:rPr>
@@ -2309,7 +1966,7 @@
           <w:i/>
           <w:iCs/>
         </w:rPr>
-        <w:t xml:space="preserve">will vary with each execution.)</w:t>
+        <w:t xml:space="preserve">will vary with each execution due to its random nature.)</w:t>
       </w:r>
     </w:p>
     <w:p>

--- a/random_module_two.docx
+++ b/random_module_two.docx
@@ -135,7 +135,6 @@
       </w:pPr>
       <w:r>
         <w:rPr>
-          <w:rStyle w:val="VerbatimChar"/>
           <w:b/>
           <w:bCs/>
         </w:rPr>
@@ -145,16 +144,13 @@
         <w:t xml:space="preserve"> </w:t>
       </w:r>
       <w:r>
-        <w:t xml:space="preserve">(</w:t>
-      </w:r>
-      <w:r>
         <w:rPr>
           <w:rStyle w:val="VerbatimChar"/>
         </w:rPr>
         <w:t xml:space="preserve">List[str]</w:t>
       </w:r>
       <w:r>
-        <w:t xml:space="preserve">): A non-empty list of strings from which a random item will be chosen.</w:t>
+        <w:t xml:space="preserve">: A non-empty list of strings from which a single item will be randomly selected.</w:t>
       </w:r>
     </w:p>
     <w:bookmarkEnd w:id="11"/>
@@ -181,37 +177,7 @@
         <w:pStyle w:val="FirstParagraph"/>
       </w:pPr>
       <w:r>
-        <w:t xml:space="preserve">This function provides a safe way to pick a random element from a list. It first performs a validation check to ensure the input list</w:t>
-      </w:r>
-      <w:r>
-        <w:t xml:space="preserve"> </w:t>
-      </w:r>
-      <w:r>
-        <w:rPr>
-          <w:rStyle w:val="VerbatimChar"/>
-        </w:rPr>
-        <w:t xml:space="preserve">items</w:t>
-      </w:r>
-      <w:r>
-        <w:t xml:space="preserve"> </w:t>
-      </w:r>
-      <w:r>
-        <w:t xml:space="preserve">is not empty. If the list is empty, the function raises a</w:t>
-      </w:r>
-      <w:r>
-        <w:t xml:space="preserve"> </w:t>
-      </w:r>
-      <w:r>
-        <w:rPr>
-          <w:rStyle w:val="VerbatimChar"/>
-        </w:rPr>
-        <w:t xml:space="preserve">ValueError</w:t>
-      </w:r>
-      <w:r>
-        <w:t xml:space="preserve"> </w:t>
-      </w:r>
-      <w:r>
-        <w:t xml:space="preserve">to prevent runtime errors that would occur from attempting to choose an item from an empty sequence.</w:t>
+        <w:t xml:space="preserve">This function provides a simple way to choose one element uniformly at random from a sequence.</w:t>
       </w:r>
     </w:p>
     <w:p>
@@ -219,7 +185,7 @@
         <w:pStyle w:val="BodyText"/>
       </w:pPr>
       <w:r>
-        <w:t xml:space="preserve">If the list contains one or more items, the function then utilizes the</w:t>
+        <w:t xml:space="preserve">The function first performs a validation check to ensure the input list</w:t>
       </w:r>
       <w:r>
         <w:t xml:space="preserve"> </w:t>
@@ -228,13 +194,13 @@
         <w:rPr>
           <w:rStyle w:val="VerbatimChar"/>
         </w:rPr>
-        <w:t xml:space="preserve">random.choice()</w:t>
+        <w:t xml:space="preserve">items</w:t>
       </w:r>
       <w:r>
         <w:t xml:space="preserve"> </w:t>
       </w:r>
       <w:r>
-        <w:t xml:space="preserve">method from Python’s</w:t>
+        <w:t xml:space="preserve">is not empty. If the list is empty, it immediately raises a</w:t>
       </w:r>
       <w:r>
         <w:t xml:space="preserve"> </w:t>
@@ -243,24 +209,74 @@
         <w:rPr>
           <w:rStyle w:val="VerbatimChar"/>
         </w:rPr>
-        <w:t xml:space="preserve">random</w:t>
+        <w:t xml:space="preserve">ValueError</w:t>
       </w:r>
       <w:r>
         <w:t xml:space="preserve"> </w:t>
       </w:r>
       <w:r>
-        <w:t xml:space="preserve">module. This method selects a single item uniformly at random from the input list, meaning each item has an equal probability of being chosen. The selected string is then returned as the result.</w:t>
+        <w:t xml:space="preserve">with the message</w:t>
+      </w:r>
+      <w:r>
+        <w:t xml:space="preserve"> </w:t>
+      </w:r>
+      <w:r>
+        <w:t xml:space="preserve">“items must not be empty”</w:t>
+      </w:r>
+      <w:r>
+        <w:t xml:space="preserve"> </w:t>
+      </w:r>
+      <w:r>
+        <w:t xml:space="preserve">to prevent runtime errors and enforce the requirement of a non-empty sequence.</w:t>
       </w:r>
     </w:p>
     <w:p>
       <w:pPr>
+        <w:pStyle w:val="BodyText"/>
+      </w:pPr>
+      <w:r>
+        <w:t xml:space="preserve">If the list contains one or more items, the function then utilizes the</w:t>
+      </w:r>
+      <w:r>
+        <w:t xml:space="preserve"> </w:t>
+      </w:r>
+      <w:r>
+        <w:rPr>
+          <w:rStyle w:val="VerbatimChar"/>
+        </w:rPr>
+        <w:t xml:space="preserve">random.choice()</w:t>
+      </w:r>
+      <w:r>
+        <w:t xml:space="preserve"> </w:t>
+      </w:r>
+      <w:r>
+        <w:t xml:space="preserve">method. This method takes the</w:t>
+      </w:r>
+      <w:r>
+        <w:t xml:space="preserve"> </w:t>
+      </w:r>
+      <w:r>
+        <w:rPr>
+          <w:rStyle w:val="VerbatimChar"/>
+        </w:rPr>
+        <w:t xml:space="preserve">items</w:t>
+      </w:r>
+      <w:r>
+        <w:t xml:space="preserve"> </w:t>
+      </w:r>
+      <w:r>
+        <w:t xml:space="preserve">list as an argument and returns a single element chosen from it. Each item in the list has an equal probability of being selected. The selected string is then returned as the output of the function.</w:t>
+      </w:r>
+    </w:p>
+    <w:p>
+      <w:pPr>
         <w:pStyle w:val="SourceCode"/>
       </w:pPr>
       <w:r>
         <w:rPr>
           <w:rStyle w:val="CommentTok"/>
         </w:rPr>
-        <w:t xml:space="preserve"># Internal logic example</w:t>
+        <w:t xml:space="preserve"># Internal logic for a non-empty list</w:t>
       </w:r>
       <w:r>
         <w:br/>
@@ -281,13 +297,67 @@
         <w:br/>
       </w:r>
       <w:r>
+        <w:rPr>
+          <w:rStyle w:val="NormalTok"/>
+        </w:rPr>
+        <w:t xml:space="preserve">my_list </w:t>
+      </w:r>
+      <w:r>
+        <w:rPr>
+          <w:rStyle w:val="OperatorTok"/>
+        </w:rPr>
+        <w:t xml:space="preserve">=</w:t>
+      </w:r>
+      <w:r>
+        <w:rPr>
+          <w:rStyle w:val="NormalTok"/>
+        </w:rPr>
+        <w:t xml:space="preserve"> [</w:t>
+      </w:r>
+      <w:r>
+        <w:rPr>
+          <w:rStyle w:val="StringTok"/>
+        </w:rPr>
+        <w:t xml:space="preserve">"apple"</w:t>
+      </w:r>
+      <w:r>
+        <w:rPr>
+          <w:rStyle w:val="NormalTok"/>
+        </w:rPr>
+        <w:t xml:space="preserve">, </w:t>
+      </w:r>
+      <w:r>
+        <w:rPr>
+          <w:rStyle w:val="StringTok"/>
+        </w:rPr>
+        <w:t xml:space="preserve">"banana"</w:t>
+      </w:r>
+      <w:r>
+        <w:rPr>
+          <w:rStyle w:val="NormalTok"/>
+        </w:rPr>
+        <w:t xml:space="preserve">, </w:t>
+      </w:r>
+      <w:r>
+        <w:rPr>
+          <w:rStyle w:val="StringTok"/>
+        </w:rPr>
+        <w:t xml:space="preserve">"cherry"</w:t>
+      </w:r>
+      <w:r>
+        <w:rPr>
+          <w:rStyle w:val="NormalTok"/>
+        </w:rPr>
+        <w:t xml:space="preserve">]</w:t>
+      </w:r>
+      <w:r>
         <w:br/>
       </w:r>
       <w:r>
         <w:rPr>
           <w:rStyle w:val="CommentTok"/>
         </w:rPr>
-        <w:t xml:space="preserve"># Sample list</w:t>
+        <w:t xml:space="preserve"># The following line is equivalent to the function's core operation</w:t>
       </w:r>
       <w:r>
         <w:br/>
@@ -296,7 +366,7 @@
         <w:rPr>
           <w:rStyle w:val="NormalTok"/>
         </w:rPr>
-        <w:t xml:space="preserve">my_options </w:t>
+        <w:t xml:space="preserve">selected </w:t>
       </w:r>
       <w:r>
         <w:rPr>
@@ -308,76 +378,7 @@
         <w:rPr>
           <w:rStyle w:val="NormalTok"/>
         </w:rPr>
-        <w:t xml:space="preserve"> [</w:t>
-      </w:r>
-      <w:r>
-        <w:rPr>
-          <w:rStyle w:val="StringTok"/>
-        </w:rPr>
-        <w:t xml:space="preserve">"option A"</w:t>
-      </w:r>
-      <w:r>
-        <w:rPr>
-          <w:rStyle w:val="NormalTok"/>
-        </w:rPr>
-        <w:t xml:space="preserve">, </w:t>
-      </w:r>
-      <w:r>
-        <w:rPr>
-          <w:rStyle w:val="StringTok"/>
-        </w:rPr>
-        <w:t xml:space="preserve">"option B"</w:t>
-      </w:r>
-      <w:r>
-        <w:rPr>
-          <w:rStyle w:val="NormalTok"/>
-        </w:rPr>
-        <w:t xml:space="preserve">, </w:t>
-      </w:r>
-      <w:r>
-        <w:rPr>
-          <w:rStyle w:val="StringTok"/>
-        </w:rPr>
-        <w:t xml:space="preserve">"option C"</w:t>
-      </w:r>
-      <w:r>
-        <w:rPr>
-          <w:rStyle w:val="NormalTok"/>
-        </w:rPr>
-        <w:t xml:space="preserve">]</w:t>
-      </w:r>
-      <w:r>
-        <w:br/>
-      </w:r>
-      <w:r>
-        <w:br/>
-      </w:r>
-      <w:r>
-        <w:rPr>
-          <w:rStyle w:val="CommentTok"/>
-        </w:rPr>
-        <w:t xml:space="preserve"># The function will return one of the three strings at random</w:t>
-      </w:r>
-      <w:r>
-        <w:br/>
-      </w:r>
-      <w:r>
-        <w:rPr>
-          <w:rStyle w:val="NormalTok"/>
-        </w:rPr>
-        <w:t xml:space="preserve">selected_option </w:t>
-      </w:r>
-      <w:r>
-        <w:rPr>
-          <w:rStyle w:val="OperatorTok"/>
-        </w:rPr>
-        <w:t xml:space="preserve">=</w:t>
-      </w:r>
-      <w:r>
-        <w:rPr>
-          <w:rStyle w:val="NormalTok"/>
-        </w:rPr>
-        <w:t xml:space="preserve"> random.choice(my_options) </w:t>
+        <w:t xml:space="preserve"> random.choice(my_list)</w:t>
       </w:r>
     </w:p>
     <w:bookmarkEnd w:id="12"/>
@@ -408,7 +409,7 @@
         </w:numPr>
       </w:pPr>
       <w:r>
-        <w:t xml:space="preserve">The input list</w:t>
+        <w:t xml:space="preserve">This function requires the</w:t>
       </w:r>
       <w:r>
         <w:t xml:space="preserve"> </w:t>
@@ -417,25 +418,13 @@
         <w:rPr>
           <w:rStyle w:val="VerbatimChar"/>
         </w:rPr>
-        <w:t xml:space="preserve">items</w:t>
+        <w:t xml:space="preserve">random</w:t>
       </w:r>
       <w:r>
         <w:t xml:space="preserve"> </w:t>
       </w:r>
       <w:r>
-        <w:t xml:space="preserve">must not be empty. Providing an empty list will result in a</w:t>
-      </w:r>
-      <w:r>
-        <w:t xml:space="preserve"> </w:t>
-      </w:r>
-      <w:r>
-        <w:rPr>
-          <w:rStyle w:val="VerbatimChar"/>
-        </w:rPr>
-        <w:t xml:space="preserve">ValueError</w:t>
-      </w:r>
-      <w:r>
-        <w:t xml:space="preserve">.</w:t>
+        <w:t xml:space="preserve">module to be imported in the script.</w:t>
       </w:r>
     </w:p>
     <w:p>
@@ -447,7 +436,34 @@
         </w:numPr>
       </w:pPr>
       <w:r>
-        <w:t xml:space="preserve">The selection is uniformly random, meaning every item in the list has an equal chance of being chosen.</w:t>
+        <w:t xml:space="preserve">The input list</w:t>
+      </w:r>
+      <w:r>
+        <w:t xml:space="preserve"> </w:t>
+      </w:r>
+      <w:r>
+        <w:rPr>
+          <w:rStyle w:val="VerbatimChar"/>
+        </w:rPr>
+        <w:t xml:space="preserve">items</w:t>
+      </w:r>
+      <w:r>
+        <w:t xml:space="preserve"> </w:t>
+      </w:r>
+      <w:r>
+        <w:t xml:space="preserve">must not be empty. Providing an empty list will result in a</w:t>
+      </w:r>
+      <w:r>
+        <w:t xml:space="preserve"> </w:t>
+      </w:r>
+      <w:r>
+        <w:rPr>
+          <w:rStyle w:val="VerbatimChar"/>
+        </w:rPr>
+        <w:t xml:space="preserve">ValueError</w:t>
+      </w:r>
+      <w:r>
+        <w:t xml:space="preserve">.</w:t>
       </w:r>
     </w:p>
     <w:p>
@@ -459,37 +475,7 @@
         </w:numPr>
       </w:pPr>
       <w:r>
-        <w:t xml:space="preserve">This function depends on Python’s built-in</w:t>
-      </w:r>
-      <w:r>
-        <w:t xml:space="preserve"> </w:t>
-      </w:r>
-      <w:r>
-        <w:rPr>
-          <w:rStyle w:val="VerbatimChar"/>
-        </w:rPr>
-        <w:t xml:space="preserve">random</w:t>
-      </w:r>
-      <w:r>
-        <w:t xml:space="preserve"> </w:t>
-      </w:r>
-      <w:r>
-        <w:t xml:space="preserve">module, which must be imported in the script for</w:t>
-      </w:r>
-      <w:r>
-        <w:t xml:space="preserve"> </w:t>
-      </w:r>
-      <w:r>
-        <w:rPr>
-          <w:rStyle w:val="VerbatimChar"/>
-        </w:rPr>
-        <w:t xml:space="preserve">random.choice()</w:t>
-      </w:r>
-      <w:r>
-        <w:t xml:space="preserve"> </w:t>
-      </w:r>
-      <w:r>
-        <w:t xml:space="preserve">to be available.</w:t>
+        <w:t xml:space="preserve">The selection is uniformly random, meaning every item in the list has an equal chance of being chosen on any given call.</w:t>
       </w:r>
     </w:p>
     <w:p>
@@ -504,7 +490,7 @@
         <w:t xml:space="preserve">Output Example</w:t>
       </w:r>
       <w:r>
-        <w:t xml:space="preserve">: A single string from the provided list. For a list</w:t>
+        <w:t xml:space="preserve">: The function returns a single string. For an input of</w:t>
       </w:r>
       <w:r>
         <w:t xml:space="preserve"> </w:t>
@@ -516,23 +502,22 @@
         <w:t xml:space="preserve">['red', 'green', 'blue']</w:t>
       </w:r>
       <w:r>
-        <w:t xml:space="preserve">, a possible output is</w:t>
-      </w:r>
-      <w:r>
-        <w:t xml:space="preserve"> </w:t>
-      </w:r>
+        <w:t xml:space="preserve">, a possible return value would be:</w:t>
+      </w:r>
+    </w:p>
+    <w:p>
+      <w:pPr>
+        <w:pStyle w:val="SourceCode"/>
+      </w:pPr>
       <w:r>
         <w:rPr>
           <w:rStyle w:val="VerbatimChar"/>
         </w:rPr>
-        <w:t xml:space="preserve">'green'</w:t>
-      </w:r>
-      <w:r>
-        <w:t xml:space="preserve">.</w:t>
+        <w:t xml:space="preserve">"green"</w:t>
       </w:r>
     </w:p>
     <w:bookmarkEnd w:id="13"/>
-    <w:bookmarkStart w:id="14" w:name="example"/>
+    <w:bookmarkStart w:id="15" w:name="example"/>
     <w:p>
       <w:pPr>
         <w:pStyle w:val="Heading2"/>
@@ -601,6 +586,15 @@
       </w:r>
       <w:r>
         <w:rPr>
+          <w:rStyle w:val="CommentTok"/>
+        </w:rPr>
+        <w:t xml:space="preserve"># Definition of the function</w:t>
+      </w:r>
+      <w:r>
+        <w:br/>
+      </w:r>
+      <w:r>
+        <w:rPr>
           <w:rStyle w:val="KeywordTok"/>
         </w:rPr>
         <w:t xml:space="preserve">def</w:t>
@@ -780,7 +774,7 @@
         <w:rPr>
           <w:rStyle w:val="NormalTok"/>
         </w:rPr>
-        <w:t xml:space="preserve">fruits </w:t>
+        <w:t xml:space="preserve">fruit_options </w:t>
       </w:r>
       <w:r>
         <w:rPr>
@@ -849,7 +843,7 @@
         <w:rPr>
           <w:rStyle w:val="NormalTok"/>
         </w:rPr>
-        <w:t xml:space="preserve">random_fruit </w:t>
+        <w:t xml:space="preserve">chosen_fruit </w:t>
       </w:r>
       <w:r>
         <w:rPr>
@@ -861,7 +855,7 @@
         <w:rPr>
           <w:rStyle w:val="NormalTok"/>
         </w:rPr>
-        <w:t xml:space="preserve"> choose_random_item(fruits)</w:t>
+        <w:t xml:space="preserve"> choose_random_item(fruit_options)</w:t>
       </w:r>
       <w:r>
         <w:br/>
@@ -876,7 +870,175 @@
         <w:rPr>
           <w:rStyle w:val="NormalTok"/>
         </w:rPr>
-        <w:t xml:space="preserve">(random_fruit)</w:t>
+        <w:t xml:space="preserve">(</w:t>
+      </w:r>
+      <w:r>
+        <w:rPr>
+          <w:rStyle w:val="SpecialStringTok"/>
+        </w:rPr>
+        <w:t xml:space="preserve">f"The randomly chosen fruit is: </w:t>
+      </w:r>
+      <w:r>
+        <w:rPr>
+          <w:rStyle w:val="SpecialCharTok"/>
+        </w:rPr>
+        <w:t xml:space="preserve">{</w:t>
+      </w:r>
+      <w:r>
+        <w:rPr>
+          <w:rStyle w:val="NormalTok"/>
+        </w:rPr>
+        <w:t xml:space="preserve">chosen_fruit</w:t>
+      </w:r>
+      <w:r>
+        <w:rPr>
+          <w:rStyle w:val="SpecialCharTok"/>
+        </w:rPr>
+        <w:t xml:space="preserve">}</w:t>
+      </w:r>
+      <w:r>
+        <w:rPr>
+          <w:rStyle w:val="SpecialStringTok"/>
+        </w:rPr>
+        <w:t xml:space="preserve">"</w:t>
+      </w:r>
+      <w:r>
+        <w:rPr>
+          <w:rStyle w:val="NormalTok"/>
+        </w:rPr>
+        <w:t xml:space="preserve">)</w:t>
+      </w:r>
+      <w:r>
+        <w:br/>
+      </w:r>
+      <w:r>
+        <w:br/>
+      </w:r>
+      <w:r>
+        <w:rPr>
+          <w:rStyle w:val="CommentTok"/>
+        </w:rPr>
+        <w:t xml:space="preserve"># Example of error handling</w:t>
+      </w:r>
+      <w:r>
+        <w:br/>
+      </w:r>
+      <w:r>
+        <w:rPr>
+          <w:rStyle w:val="ControlFlowTok"/>
+        </w:rPr>
+        <w:t xml:space="preserve">try</w:t>
+      </w:r>
+      <w:r>
+        <w:rPr>
+          <w:rStyle w:val="NormalTok"/>
+        </w:rPr>
+        <w:t xml:space="preserve">:</w:t>
+      </w:r>
+      <w:r>
+        <w:br/>
+      </w:r>
+      <w:r>
+        <w:rPr>
+          <w:rStyle w:val="NormalTok"/>
+        </w:rPr>
+        <w:t xml:space="preserve">    choose_random_item([])</w:t>
+      </w:r>
+      <w:r>
+        <w:br/>
+      </w:r>
+      <w:r>
+        <w:rPr>
+          <w:rStyle w:val="ControlFlowTok"/>
+        </w:rPr>
+        <w:t xml:space="preserve">except</w:t>
+      </w:r>
+      <w:r>
+        <w:rPr>
+          <w:rStyle w:val="NormalTok"/>
+        </w:rPr>
+        <w:t xml:space="preserve"> </w:t>
+      </w:r>
+      <w:r>
+        <w:rPr>
+          <w:rStyle w:val="PreprocessorTok"/>
+        </w:rPr>
+        <w:t xml:space="preserve">ValueError</w:t>
+      </w:r>
+      <w:r>
+        <w:rPr>
+          <w:rStyle w:val="NormalTok"/>
+        </w:rPr>
+        <w:t xml:space="preserve"> </w:t>
+      </w:r>
+      <w:r>
+        <w:rPr>
+          <w:rStyle w:val="ImportTok"/>
+        </w:rPr>
+        <w:t xml:space="preserve">as</w:t>
+      </w:r>
+      <w:r>
+        <w:rPr>
+          <w:rStyle w:val="NormalTok"/>
+        </w:rPr>
+        <w:t xml:space="preserve"> e:</w:t>
+      </w:r>
+      <w:r>
+        <w:br/>
+      </w:r>
+      <w:r>
+        <w:rPr>
+          <w:rStyle w:val="NormalTok"/>
+        </w:rPr>
+        <w:t xml:space="preserve">    </w:t>
+      </w:r>
+      <w:r>
+        <w:rPr>
+          <w:rStyle w:val="BuiltInTok"/>
+        </w:rPr>
+        <w:t xml:space="preserve">print</w:t>
+      </w:r>
+      <w:r>
+        <w:rPr>
+          <w:rStyle w:val="NormalTok"/>
+        </w:rPr>
+        <w:t xml:space="preserve">(</w:t>
+      </w:r>
+      <w:r>
+        <w:rPr>
+          <w:rStyle w:val="SpecialStringTok"/>
+        </w:rPr>
+        <w:t xml:space="preserve">f"Error: </w:t>
+      </w:r>
+      <w:r>
+        <w:rPr>
+          <w:rStyle w:val="SpecialCharTok"/>
+        </w:rPr>
+        <w:t xml:space="preserve">{</w:t>
+      </w:r>
+      <w:r>
+        <w:rPr>
+          <w:rStyle w:val="NormalTok"/>
+        </w:rPr>
+        <w:t xml:space="preserve">e</w:t>
+      </w:r>
+      <w:r>
+        <w:rPr>
+          <w:rStyle w:val="SpecialCharTok"/>
+        </w:rPr>
+        <w:t xml:space="preserve">}</w:t>
+      </w:r>
+      <w:r>
+        <w:rPr>
+          <w:rStyle w:val="SpecialStringTok"/>
+        </w:rPr>
+        <w:t xml:space="preserve">"</w:t>
+      </w:r>
+      <w:r>
+        <w:rPr>
+          <w:rStyle w:val="NormalTok"/>
+        </w:rPr>
+        <w:t xml:space="preserve">)</w:t>
       </w:r>
     </w:p>
     <w:p>
@@ -899,7 +1061,28 @@
         <w:rPr>
           <w:rStyle w:val="VerbatimChar"/>
         </w:rPr>
-        <w:t xml:space="preserve">cherry</w:t>
+        <w:t xml:space="preserve">The randomly chosen fruit is: cherry</w:t>
+      </w:r>
+      <w:r>
+        <w:br/>
+      </w:r>
+      <w:r>
+        <w:rPr>
+          <w:rStyle w:val="VerbatimChar"/>
+        </w:rPr>
+        <w:t xml:space="preserve">Error: items must not be empty</w:t>
+      </w:r>
+    </w:p>
+    <w:p>
+      <w:pPr>
+        <w:pStyle w:val="FirstParagraph"/>
+      </w:pPr>
+      <w:r>
+        <w:rPr>
+          <w:i/>
+          <w:iCs/>
+        </w:rPr>
+        <w:t xml:space="preserve">(Note: The chosen fruit will vary with each execution as it is selected randomly.)</w:t>
       </w:r>
     </w:p>
     <w:p>
@@ -909,28 +1092,28 @@
         </w:pict>
       </w:r>
     </w:p>
+    <w:bookmarkStart w:id="14" w:name="functiondef-choose_random_item-1"/>
+    <w:p>
+      <w:pPr>
+        <w:pStyle w:val="Heading3"/>
+      </w:pPr>
+      <w:r>
+        <w:rPr>
+          <w:rStyle w:val="SectionNumber"/>
+        </w:rPr>
+        <w:t xml:space="preserve">1.5.1</w:t>
+      </w:r>
+      <w:r>
+        <w:tab/>
+      </w:r>
+      <w:r>
+        <w:t xml:space="preserve">FunctionDef choose_random_item</w:t>
+      </w:r>
+    </w:p>
     <w:bookmarkEnd w:id="14"/>
-    <w:bookmarkStart w:id="15" w:name="functiondef-shuffle_copy"/>
-    <w:p>
-      <w:pPr>
-        <w:pStyle w:val="Heading2"/>
-      </w:pPr>
-      <w:r>
-        <w:rPr>
-          <w:rStyle w:val="SectionNumber"/>
-        </w:rPr>
-        <w:t xml:space="preserve">1.6</w:t>
-      </w:r>
-      <w:r>
-        <w:tab/>
-      </w:r>
-      <w:r>
-        <w:t xml:space="preserve">FunctionDef shuffle_copy</w:t>
-      </w:r>
-    </w:p>
     <w:bookmarkEnd w:id="15"/>
     <w:bookmarkEnd w:id="16"/>
-    <w:bookmarkStart w:id="22" w:name="function-shuffle_copyitems-listint"/>
+    <w:bookmarkStart w:id="23" w:name="X53e71d88908f784130cb3998f0ce078d9acc5f7"/>
     <w:p>
       <w:pPr>
         <w:pStyle w:val="Heading1"/>
@@ -945,7 +1128,7 @@
         <w:tab/>
       </w:r>
       <w:r>
-        <w:t xml:space="preserve">Function: shuffle_copy(items: List[int])</w:t>
+        <w:t xml:space="preserve">Function: choose_random_item(items: List[str]) -&gt; str</w:t>
       </w:r>
     </w:p>
     <w:bookmarkStart w:id="17" w:name="overview-1"/>
@@ -980,13 +1163,13 @@
         <w:rPr>
           <w:rStyle w:val="VerbatimChar"/>
         </w:rPr>
-        <w:t xml:space="preserve">shuffle_copy</w:t>
+        <w:t xml:space="preserve">choose_random_item</w:t>
       </w:r>
       <w:r>
         <w:t xml:space="preserve"> </w:t>
       </w:r>
       <w:r>
-        <w:t xml:space="preserve">function returns a shuffled copy of a given list of integers without modifying the original list.</w:t>
+        <w:t xml:space="preserve">function randomly selects and returns a single string from a given list of strings.</w:t>
       </w:r>
     </w:p>
     <w:bookmarkEnd w:id="17"/>
@@ -1019,6 +1202,8 @@
       <w:r>
         <w:rPr>
           <w:rStyle w:val="VerbatimChar"/>
+          <w:b/>
+          <w:bCs/>
         </w:rPr>
         <w:t xml:space="preserve">items</w:t>
       </w:r>
@@ -1026,7 +1211,16 @@
         <w:t xml:space="preserve"> </w:t>
       </w:r>
       <w:r>
-        <w:t xml:space="preserve">(List[int]): A list of integers to be shuffled.</w:t>
+        <w:t xml:space="preserve">(</w:t>
+      </w:r>
+      <w:r>
+        <w:rPr>
+          <w:rStyle w:val="VerbatimChar"/>
+        </w:rPr>
+        <w:t xml:space="preserve">List[str]</w:t>
+      </w:r>
+      <w:r>
+        <w:t xml:space="preserve">): A list of strings from which one item will be randomly chosen.</w:t>
       </w:r>
     </w:p>
     <w:bookmarkEnd w:id="18"/>
@@ -1053,7 +1247,288 @@
         <w:pStyle w:val="FirstParagraph"/>
       </w:pPr>
       <w:r>
-        <w:t xml:space="preserve">This function provides a safe way to get a randomized version of a list while preserving the original data. The logic proceeds as follows:</w:t>
+        <w:t xml:space="preserve">This function provides a straightforward way to get a random element from a list. It takes a single argument,</w:t>
+      </w:r>
+      <w:r>
+        <w:t xml:space="preserve"> </w:t>
+      </w:r>
+      <w:r>
+        <w:rPr>
+          <w:rStyle w:val="VerbatimChar"/>
+        </w:rPr>
+        <w:t xml:space="preserve">items</w:t>
+      </w:r>
+      <w:r>
+        <w:t xml:space="preserve">, which is expected to be a list of strings.</w:t>
+      </w:r>
+    </w:p>
+    <w:p>
+      <w:pPr>
+        <w:pStyle w:val="BodyText"/>
+      </w:pPr>
+      <w:r>
+        <w:t xml:space="preserve">Internally, the function utilizes Python’s built-in</w:t>
+      </w:r>
+      <w:r>
+        <w:t xml:space="preserve"> </w:t>
+      </w:r>
+      <w:r>
+        <w:rPr>
+          <w:rStyle w:val="VerbatimChar"/>
+        </w:rPr>
+        <w:t xml:space="preserve">random</w:t>
+      </w:r>
+      <w:r>
+        <w:t xml:space="preserve"> </w:t>
+      </w:r>
+      <w:r>
+        <w:t xml:space="preserve">module. It calls the</w:t>
+      </w:r>
+      <w:r>
+        <w:t xml:space="preserve"> </w:t>
+      </w:r>
+      <w:r>
+        <w:rPr>
+          <w:rStyle w:val="VerbatimChar"/>
+        </w:rPr>
+        <w:t xml:space="preserve">random.choice()</w:t>
+      </w:r>
+      <w:r>
+        <w:t xml:space="preserve"> </w:t>
+      </w:r>
+      <w:r>
+        <w:t xml:space="preserve">method, passing the input</w:t>
+      </w:r>
+      <w:r>
+        <w:t xml:space="preserve"> </w:t>
+      </w:r>
+      <w:r>
+        <w:rPr>
+          <w:rStyle w:val="VerbatimChar"/>
+        </w:rPr>
+        <w:t xml:space="preserve">items</w:t>
+      </w:r>
+      <w:r>
+        <w:t xml:space="preserve"> </w:t>
+      </w:r>
+      <w:r>
+        <w:t xml:space="preserve">list to it. The</w:t>
+      </w:r>
+      <w:r>
+        <w:t xml:space="preserve"> </w:t>
+      </w:r>
+      <w:r>
+        <w:rPr>
+          <w:rStyle w:val="VerbatimChar"/>
+        </w:rPr>
+        <w:t xml:space="preserve">random.choice()</w:t>
+      </w:r>
+      <w:r>
+        <w:t xml:space="preserve"> </w:t>
+      </w:r>
+      <w:r>
+        <w:t xml:space="preserve">method is specifically designed to return a randomly selected element from a non-empty sequence. The element chosen by</w:t>
+      </w:r>
+      <w:r>
+        <w:t xml:space="preserve"> </w:t>
+      </w:r>
+      <w:r>
+        <w:rPr>
+          <w:rStyle w:val="VerbatimChar"/>
+        </w:rPr>
+        <w:t xml:space="preserve">random.choice()</w:t>
+      </w:r>
+      <w:r>
+        <w:t xml:space="preserve"> </w:t>
+      </w:r>
+      <w:r>
+        <w:t xml:space="preserve">is then returned as the output of the</w:t>
+      </w:r>
+      <w:r>
+        <w:t xml:space="preserve"> </w:t>
+      </w:r>
+      <w:r>
+        <w:rPr>
+          <w:rStyle w:val="VerbatimChar"/>
+        </w:rPr>
+        <w:t xml:space="preserve">choose_random_item</w:t>
+      </w:r>
+      <w:r>
+        <w:t xml:space="preserve"> </w:t>
+      </w:r>
+      <w:r>
+        <w:t xml:space="preserve">function.</w:t>
+      </w:r>
+    </w:p>
+    <w:p>
+      <w:pPr>
+        <w:pStyle w:val="SourceCode"/>
+      </w:pPr>
+      <w:r>
+        <w:rPr>
+          <w:rStyle w:val="ImportTok"/>
+        </w:rPr>
+        <w:t xml:space="preserve">import</w:t>
+      </w:r>
+      <w:r>
+        <w:rPr>
+          <w:rStyle w:val="NormalTok"/>
+        </w:rPr>
+        <w:t xml:space="preserve"> random</w:t>
+      </w:r>
+      <w:r>
+        <w:br/>
+      </w:r>
+      <w:r>
+        <w:rPr>
+          <w:rStyle w:val="ImportTok"/>
+        </w:rPr>
+        <w:t xml:space="preserve">from</w:t>
+      </w:r>
+      <w:r>
+        <w:rPr>
+          <w:rStyle w:val="NormalTok"/>
+        </w:rPr>
+        <w:t xml:space="preserve"> typing </w:t>
+      </w:r>
+      <w:r>
+        <w:rPr>
+          <w:rStyle w:val="ImportTok"/>
+        </w:rPr>
+        <w:t xml:space="preserve">import</w:t>
+      </w:r>
+      <w:r>
+        <w:rPr>
+          <w:rStyle w:val="NormalTok"/>
+        </w:rPr>
+        <w:t xml:space="preserve"> List</w:t>
+      </w:r>
+      <w:r>
+        <w:br/>
+      </w:r>
+      <w:r>
+        <w:br/>
+      </w:r>
+      <w:r>
+        <w:rPr>
+          <w:rStyle w:val="KeywordTok"/>
+        </w:rPr>
+        <w:t xml:space="preserve">def</w:t>
+      </w:r>
+      <w:r>
+        <w:rPr>
+          <w:rStyle w:val="NormalTok"/>
+        </w:rPr>
+        <w:t xml:space="preserve"> choose_random_item(items: List[</w:t>
+      </w:r>
+      <w:r>
+        <w:rPr>
+          <w:rStyle w:val="BuiltInTok"/>
+        </w:rPr>
+        <w:t xml:space="preserve">str</w:t>
+      </w:r>
+      <w:r>
+        <w:rPr>
+          <w:rStyle w:val="NormalTok"/>
+        </w:rPr>
+        <w:t xml:space="preserve">]) </w:t>
+      </w:r>
+      <w:r>
+        <w:rPr>
+          <w:rStyle w:val="OperatorTok"/>
+        </w:rPr>
+        <w:t xml:space="preserve">-&gt;</w:t>
+      </w:r>
+      <w:r>
+        <w:rPr>
+          <w:rStyle w:val="NormalTok"/>
+        </w:rPr>
+        <w:t xml:space="preserve"> </w:t>
+      </w:r>
+      <w:r>
+        <w:rPr>
+          <w:rStyle w:val="BuiltInTok"/>
+        </w:rPr>
+        <w:t xml:space="preserve">str</w:t>
+      </w:r>
+      <w:r>
+        <w:rPr>
+          <w:rStyle w:val="NormalTok"/>
+        </w:rPr>
+        <w:t xml:space="preserve">:</w:t>
+      </w:r>
+      <w:r>
+        <w:br/>
+      </w:r>
+      <w:r>
+        <w:rPr>
+          <w:rStyle w:val="NormalTok"/>
+        </w:rPr>
+        <w:t xml:space="preserve">  </w:t>
+      </w:r>
+      <w:r>
+        <w:rPr>
+          <w:rStyle w:val="CommentTok"/>
+        </w:rPr>
+        <w:t xml:space="preserve">"""</w:t>
+      </w:r>
+      <w:r>
+        <w:br/>
+      </w:r>
+      <w:r>
+        <w:rPr>
+          <w:rStyle w:val="CommentTok"/>
+        </w:rPr>
+        <w:t xml:space="preserve">  Selects a random item from a list of strings.</w:t>
+      </w:r>
+      <w:r>
+        <w:br/>
+      </w:r>
+      <w:r>
+        <w:rPr>
+          <w:rStyle w:val="CommentTok"/>
+        </w:rPr>
+        <w:t xml:space="preserve">  """</w:t>
+      </w:r>
+      <w:r>
+        <w:br/>
+      </w:r>
+      <w:r>
+        <w:rPr>
+          <w:rStyle w:val="NormalTok"/>
+        </w:rPr>
+        <w:t xml:space="preserve">  </w:t>
+      </w:r>
+      <w:r>
+        <w:rPr>
+          <w:rStyle w:val="ControlFlowTok"/>
+        </w:rPr>
+        <w:t xml:space="preserve">return</w:t>
+      </w:r>
+      <w:r>
+        <w:rPr>
+          <w:rStyle w:val="NormalTok"/>
+        </w:rPr>
+        <w:t xml:space="preserve"> random.choice(items)</w:t>
+      </w:r>
+    </w:p>
+    <w:bookmarkEnd w:id="19"/>
+    <w:bookmarkStart w:id="20" w:name="usage-notes-1"/>
+    <w:p>
+      <w:pPr>
+        <w:pStyle w:val="Heading2"/>
+      </w:pPr>
+      <w:r>
+        <w:rPr>
+          <w:rStyle w:val="SectionNumber"/>
+        </w:rPr>
+        <w:t xml:space="preserve">2.4</w:t>
+      </w:r>
+      <w:r>
+        <w:tab/>
+      </w:r>
+      <w:r>
+        <w:t xml:space="preserve">Usage Notes</w:t>
       </w:r>
     </w:p>
     <w:p>
@@ -1065,7 +1540,7 @@
         </w:numPr>
       </w:pPr>
       <w:r>
-        <w:t xml:space="preserve">A shallow copy of the input</w:t>
+        <w:t xml:space="preserve">The input list</w:t>
       </w:r>
       <w:r>
         <w:t xml:space="preserve"> </w:t>
@@ -1080,7 +1555,7 @@
         <w:t xml:space="preserve"> </w:t>
       </w:r>
       <w:r>
-        <w:t xml:space="preserve">list is created by calling</w:t>
+        <w:t xml:space="preserve">must not be empty. Providing an empty list will cause a</w:t>
       </w:r>
       <w:r>
         <w:t xml:space="preserve"> </w:t>
@@ -1089,25 +1564,28 @@
         <w:rPr>
           <w:rStyle w:val="VerbatimChar"/>
         </w:rPr>
-        <w:t xml:space="preserve">list(items)</w:t>
-      </w:r>
-      <w:r>
-        <w:t xml:space="preserve">. This new list is stored in a</w:t>
+        <w:t xml:space="preserve">IndexError</w:t>
       </w:r>
       <w:r>
         <w:t xml:space="preserve"> </w:t>
       </w:r>
       <w:r>
+        <w:t xml:space="preserve">to be raised by the underlying</w:t>
+      </w:r>
+      <w:r>
+        <w:t xml:space="preserve"> </w:t>
+      </w:r>
+      <w:r>
         <w:rPr>
           <w:rStyle w:val="VerbatimChar"/>
         </w:rPr>
-        <w:t xml:space="preserve">copy</w:t>
+        <w:t xml:space="preserve">random.choice()</w:t>
       </w:r>
       <w:r>
         <w:t xml:space="preserve"> </w:t>
       </w:r>
       <w:r>
-        <w:t xml:space="preserve">variable, ensuring that the original list passed to the function remains unchanged.</w:t>
+        <w:t xml:space="preserve">method.</w:t>
       </w:r>
     </w:p>
     <w:p>
@@ -1119,7 +1597,7 @@
         </w:numPr>
       </w:pPr>
       <w:r>
-        <w:t xml:space="preserve">The</w:t>
+        <w:t xml:space="preserve">While the type hint specifies</w:t>
       </w:r>
       <w:r>
         <w:t xml:space="preserve"> </w:t>
@@ -1128,79 +1606,358 @@
         <w:rPr>
           <w:rStyle w:val="VerbatimChar"/>
         </w:rPr>
-        <w:t xml:space="preserve">random.shuffle()</w:t>
+        <w:t xml:space="preserve">List[str]</w:t>
+      </w:r>
+      <w:r>
+        <w:t xml:space="preserve">, the core</w:t>
       </w:r>
       <w:r>
         <w:t xml:space="preserve"> </w:t>
       </w:r>
       <w:r>
-        <w:t xml:space="preserve">function is then called on this</w:t>
+        <w:rPr>
+          <w:rStyle w:val="VerbatimChar"/>
+        </w:rPr>
+        <w:t xml:space="preserve">random.choice()</w:t>
       </w:r>
       <w:r>
         <w:t xml:space="preserve"> </w:t>
       </w:r>
       <w:r>
-        <w:rPr>
-          <w:rStyle w:val="VerbatimChar"/>
-        </w:rPr>
-        <w:t xml:space="preserve">copy</w:t>
-      </w:r>
-      <w:r>
-        <w:t xml:space="preserve">. The</w:t>
-      </w:r>
-      <w:r>
-        <w:t xml:space="preserve"> </w:t>
-      </w:r>
-      <w:r>
-        <w:rPr>
-          <w:rStyle w:val="VerbatimChar"/>
-        </w:rPr>
-        <w:t xml:space="preserve">random.shuffle()</w:t>
-      </w:r>
-      <w:r>
-        <w:t xml:space="preserve"> </w:t>
-      </w:r>
-      <w:r>
-        <w:t xml:space="preserve">method shuffles the sequence of elements in the</w:t>
-      </w:r>
-      <w:r>
-        <w:t xml:space="preserve"> </w:t>
-      </w:r>
-      <w:r>
-        <w:rPr>
-          <w:rStyle w:val="VerbatimChar"/>
-        </w:rPr>
-        <w:t xml:space="preserve">copy</w:t>
-      </w:r>
-      <w:r>
-        <w:t xml:space="preserve"> </w:t>
-      </w:r>
-      <w:r>
-        <w:t xml:space="preserve">list in-place, rearranging them into a random order.</w:t>
+        <w:t xml:space="preserve">function can operate on any non-empty sequence (like a tuple or a list of other types). However, for intended use according to the function’s signature, a list of strings should be provided.</w:t>
+      </w:r>
+    </w:p>
+    <w:bookmarkEnd w:id="20"/>
+    <w:bookmarkStart w:id="21" w:name="example-1"/>
+    <w:p>
+      <w:pPr>
+        <w:pStyle w:val="Heading2"/>
+      </w:pPr>
+      <w:r>
+        <w:rPr>
+          <w:rStyle w:val="SectionNumber"/>
+        </w:rPr>
+        <w:t xml:space="preserve">2.5</w:t>
+      </w:r>
+      <w:r>
+        <w:tab/>
+      </w:r>
+      <w:r>
+        <w:t xml:space="preserve">Example</w:t>
       </w:r>
     </w:p>
     <w:p>
       <w:pPr>
-        <w:pStyle w:val="Compact"/>
-        <w:numPr>
-          <w:ilvl w:val="0"/>
-          <w:numId w:val="1004"/>
-        </w:numPr>
-      </w:pPr>
-      <w:r>
-        <w:t xml:space="preserve">Finally, the function returns the shuffled</w:t>
-      </w:r>
-      <w:r>
+        <w:pStyle w:val="SourceCode"/>
+      </w:pPr>
+      <w:r>
+        <w:rPr>
+          <w:rStyle w:val="ImportTok"/>
+        </w:rPr>
+        <w:t xml:space="preserve">import</w:t>
+      </w:r>
+      <w:r>
+        <w:rPr>
+          <w:rStyle w:val="NormalTok"/>
+        </w:rPr>
+        <w:t xml:space="preserve"> random</w:t>
+      </w:r>
+      <w:r>
+        <w:br/>
+      </w:r>
+      <w:r>
+        <w:rPr>
+          <w:rStyle w:val="ImportTok"/>
+        </w:rPr>
+        <w:t xml:space="preserve">from</w:t>
+      </w:r>
+      <w:r>
+        <w:rPr>
+          <w:rStyle w:val="NormalTok"/>
+        </w:rPr>
+        <w:t xml:space="preserve"> typing </w:t>
+      </w:r>
+      <w:r>
+        <w:rPr>
+          <w:rStyle w:val="ImportTok"/>
+        </w:rPr>
+        <w:t xml:space="preserve">import</w:t>
+      </w:r>
+      <w:r>
+        <w:rPr>
+          <w:rStyle w:val="NormalTok"/>
+        </w:rPr>
+        <w:t xml:space="preserve"> List</w:t>
+      </w:r>
+      <w:r>
+        <w:br/>
+      </w:r>
+      <w:r>
+        <w:br/>
+      </w:r>
+      <w:r>
+        <w:rPr>
+          <w:rStyle w:val="KeywordTok"/>
+        </w:rPr>
+        <w:t xml:space="preserve">def</w:t>
+      </w:r>
+      <w:r>
+        <w:rPr>
+          <w:rStyle w:val="NormalTok"/>
+        </w:rPr>
+        <w:t xml:space="preserve"> choose_random_item(items: List[</w:t>
+      </w:r>
+      <w:r>
+        <w:rPr>
+          <w:rStyle w:val="BuiltInTok"/>
+        </w:rPr>
+        <w:t xml:space="preserve">str</w:t>
+      </w:r>
+      <w:r>
+        <w:rPr>
+          <w:rStyle w:val="NormalTok"/>
+        </w:rPr>
+        <w:t xml:space="preserve">]) </w:t>
+      </w:r>
+      <w:r>
+        <w:rPr>
+          <w:rStyle w:val="OperatorTok"/>
+        </w:rPr>
+        <w:t xml:space="preserve">-&gt;</w:t>
+      </w:r>
+      <w:r>
+        <w:rPr>
+          <w:rStyle w:val="NormalTok"/>
+        </w:rPr>
         <w:t xml:space="preserve"> </w:t>
       </w:r>
       <w:r>
         <w:rPr>
-          <w:rStyle w:val="VerbatimChar"/>
-        </w:rPr>
-        <w:t xml:space="preserve">copy</w:t>
-      </w:r>
-      <w:r>
-        <w:t xml:space="preserve">.</w:t>
+          <w:rStyle w:val="BuiltInTok"/>
+        </w:rPr>
+        <w:t xml:space="preserve">str</w:t>
+      </w:r>
+      <w:r>
+        <w:rPr>
+          <w:rStyle w:val="NormalTok"/>
+        </w:rPr>
+        <w:t xml:space="preserve">:</w:t>
+      </w:r>
+      <w:r>
+        <w:br/>
+      </w:r>
+      <w:r>
+        <w:rPr>
+          <w:rStyle w:val="NormalTok"/>
+        </w:rPr>
+        <w:t xml:space="preserve">  </w:t>
+      </w:r>
+      <w:r>
+        <w:rPr>
+          <w:rStyle w:val="CommentTok"/>
+        </w:rPr>
+        <w:t xml:space="preserve">"""</w:t>
+      </w:r>
+      <w:r>
+        <w:br/>
+      </w:r>
+      <w:r>
+        <w:rPr>
+          <w:rStyle w:val="CommentTok"/>
+        </w:rPr>
+        <w:t xml:space="preserve">  Selects a random item from a list of strings.</w:t>
+      </w:r>
+      <w:r>
+        <w:br/>
+      </w:r>
+      <w:r>
+        <w:rPr>
+          <w:rStyle w:val="CommentTok"/>
+        </w:rPr>
+        <w:t xml:space="preserve">  An IndexError will be raised if the list is empty.</w:t>
+      </w:r>
+      <w:r>
+        <w:br/>
+      </w:r>
+      <w:r>
+        <w:rPr>
+          <w:rStyle w:val="CommentTok"/>
+        </w:rPr>
+        <w:t xml:space="preserve">  """</w:t>
+      </w:r>
+      <w:r>
+        <w:br/>
+      </w:r>
+      <w:r>
+        <w:rPr>
+          <w:rStyle w:val="NormalTok"/>
+        </w:rPr>
+        <w:t xml:space="preserve">  </w:t>
+      </w:r>
+      <w:r>
+        <w:rPr>
+          <w:rStyle w:val="ControlFlowTok"/>
+        </w:rPr>
+        <w:t xml:space="preserve">return</w:t>
+      </w:r>
+      <w:r>
+        <w:rPr>
+          <w:rStyle w:val="NormalTok"/>
+        </w:rPr>
+        <w:t xml:space="preserve"> random.choice(items)</w:t>
+      </w:r>
+      <w:r>
+        <w:br/>
+      </w:r>
+      <w:r>
+        <w:br/>
+      </w:r>
+      <w:r>
+        <w:rPr>
+          <w:rStyle w:val="CommentTok"/>
+        </w:rPr>
+        <w:t xml:space="preserve"># Example usage</w:t>
+      </w:r>
+      <w:r>
+        <w:br/>
+      </w:r>
+      <w:r>
+        <w:rPr>
+          <w:rStyle w:val="NormalTok"/>
+        </w:rPr>
+        <w:t xml:space="preserve">options </w:t>
+      </w:r>
+      <w:r>
+        <w:rPr>
+          <w:rStyle w:val="OperatorTok"/>
+        </w:rPr>
+        <w:t xml:space="preserve">=</w:t>
+      </w:r>
+      <w:r>
+        <w:rPr>
+          <w:rStyle w:val="NormalTok"/>
+        </w:rPr>
+        <w:t xml:space="preserve"> [</w:t>
+      </w:r>
+      <w:r>
+        <w:rPr>
+          <w:rStyle w:val="StringTok"/>
+        </w:rPr>
+        <w:t xml:space="preserve">"Option A"</w:t>
+      </w:r>
+      <w:r>
+        <w:rPr>
+          <w:rStyle w:val="NormalTok"/>
+        </w:rPr>
+        <w:t xml:space="preserve">, </w:t>
+      </w:r>
+      <w:r>
+        <w:rPr>
+          <w:rStyle w:val="StringTok"/>
+        </w:rPr>
+        <w:t xml:space="preserve">"Option B"</w:t>
+      </w:r>
+      <w:r>
+        <w:rPr>
+          <w:rStyle w:val="NormalTok"/>
+        </w:rPr>
+        <w:t xml:space="preserve">, </w:t>
+      </w:r>
+      <w:r>
+        <w:rPr>
+          <w:rStyle w:val="StringTok"/>
+        </w:rPr>
+        <w:t xml:space="preserve">"Option C"</w:t>
+      </w:r>
+      <w:r>
+        <w:rPr>
+          <w:rStyle w:val="NormalTok"/>
+        </w:rPr>
+        <w:t xml:space="preserve">, </w:t>
+      </w:r>
+      <w:r>
+        <w:rPr>
+          <w:rStyle w:val="StringTok"/>
+        </w:rPr>
+        <w:t xml:space="preserve">"Option D"</w:t>
+      </w:r>
+      <w:r>
+        <w:rPr>
+          <w:rStyle w:val="NormalTok"/>
+        </w:rPr>
+        <w:t xml:space="preserve">]</w:t>
+      </w:r>
+      <w:r>
+        <w:br/>
+      </w:r>
+      <w:r>
+        <w:rPr>
+          <w:rStyle w:val="NormalTok"/>
+        </w:rPr>
+        <w:t xml:space="preserve">selected_option </w:t>
+      </w:r>
+      <w:r>
+        <w:rPr>
+          <w:rStyle w:val="OperatorTok"/>
+        </w:rPr>
+        <w:t xml:space="preserve">=</w:t>
+      </w:r>
+      <w:r>
+        <w:rPr>
+          <w:rStyle w:val="NormalTok"/>
+        </w:rPr>
+        <w:t xml:space="preserve"> choose_random_item(options)</w:t>
+      </w:r>
+      <w:r>
+        <w:br/>
+      </w:r>
+      <w:r>
+        <w:rPr>
+          <w:rStyle w:val="BuiltInTok"/>
+        </w:rPr>
+        <w:t xml:space="preserve">print</w:t>
+      </w:r>
+      <w:r>
+        <w:rPr>
+          <w:rStyle w:val="NormalTok"/>
+        </w:rPr>
+        <w:t xml:space="preserve">(</w:t>
+      </w:r>
+      <w:r>
+        <w:rPr>
+          <w:rStyle w:val="SpecialStringTok"/>
+        </w:rPr>
+        <w:t xml:space="preserve">f"The randomly selected option is: </w:t>
+      </w:r>
+      <w:r>
+        <w:rPr>
+          <w:rStyle w:val="SpecialCharTok"/>
+        </w:rPr>
+        <w:t xml:space="preserve">{</w:t>
+      </w:r>
+      <w:r>
+        <w:rPr>
+          <w:rStyle w:val="NormalTok"/>
+        </w:rPr>
+        <w:t xml:space="preserve">selected_option</w:t>
+      </w:r>
+      <w:r>
+        <w:rPr>
+          <w:rStyle w:val="SpecialCharTok"/>
+        </w:rPr>
+        <w:t xml:space="preserve">}</w:t>
+      </w:r>
+      <w:r>
+        <w:rPr>
+          <w:rStyle w:val="SpecialStringTok"/>
+        </w:rPr>
+        <w:t xml:space="preserve">"</w:t>
+      </w:r>
+      <w:r>
+        <w:rPr>
+          <w:rStyle w:val="NormalTok"/>
+        </w:rPr>
+        <w:t xml:space="preserve">)</w:t>
       </w:r>
     </w:p>
     <w:p>
@@ -1208,26 +1965,176 @@
         <w:pStyle w:val="FirstParagraph"/>
       </w:pPr>
       <w:r>
-        <w:t xml:space="preserve">The primary benefit of this function is its non-mutating behavior, which prevents unintended side effects in other parts of a program that might rely on the original, unshuffled list.</w:t>
+        <w:rPr>
+          <w:b/>
+          <w:bCs/>
+        </w:rPr>
+        <w:t xml:space="preserve">Output:</w:t>
       </w:r>
     </w:p>
-    <w:bookmarkEnd w:id="19"/>
-    <w:bookmarkStart w:id="20" w:name="usage-notes-1"/>
     <w:p>
       <w:pPr>
+        <w:pStyle w:val="SourceCode"/>
+      </w:pPr>
+      <w:r>
+        <w:rPr>
+          <w:rStyle w:val="VerbatimChar"/>
+        </w:rPr>
+        <w:t xml:space="preserve">The randomly selected option is: Option C</w:t>
+      </w:r>
+    </w:p>
+    <w:p>
+      <w:pPr>
+        <w:pStyle w:val="FirstParagraph"/>
+      </w:pPr>
+      <w:r>
+        <w:rPr>
+          <w:i/>
+          <w:iCs/>
+        </w:rPr>
+        <w:t xml:space="preserve">(Note: The actual output is non-deterministic and will be one of the elements from the</w:t>
+      </w:r>
+      <w:r>
+        <w:rPr>
+          <w:i/>
+          <w:iCs/>
+        </w:rPr>
+        <w:t xml:space="preserve"> </w:t>
+      </w:r>
+      <w:r>
+        <w:rPr>
+          <w:rStyle w:val="VerbatimChar"/>
+          <w:i/>
+          <w:iCs/>
+        </w:rPr>
+        <w:t xml:space="preserve">options</w:t>
+      </w:r>
+      <w:r>
+        <w:rPr>
+          <w:i/>
+          <w:iCs/>
+        </w:rPr>
+        <w:t xml:space="preserve"> </w:t>
+      </w:r>
+      <w:r>
+        <w:rPr>
+          <w:i/>
+          <w:iCs/>
+        </w:rPr>
+        <w:t xml:space="preserve">list each time the code is run.)</w:t>
+      </w:r>
+    </w:p>
+    <w:p>
+      <w:r>
+        <w:pict>
+          <v:rect style="width:0;height:1.5pt" o:hralign="center" o:hrstd="t" o:hr="t"/>
+        </w:pict>
+      </w:r>
+    </w:p>
+    <w:p>
+      <w:r>
+        <w:pict>
+          <v:rect style="width:0;height:1.5pt" o:hralign="center" o:hrstd="t" o:hr="t"/>
+        </w:pict>
+      </w:r>
+    </w:p>
+    <w:bookmarkEnd w:id="21"/>
+    <w:bookmarkStart w:id="22" w:name="functiondef-shuffle_copy"/>
+    <w:p>
+      <w:pPr>
         <w:pStyle w:val="Heading2"/>
       </w:pPr>
       <w:r>
         <w:rPr>
           <w:rStyle w:val="SectionNumber"/>
         </w:rPr>
-        <w:t xml:space="preserve">2.4</w:t>
+        <w:t xml:space="preserve">2.6</w:t>
       </w:r>
       <w:r>
         <w:tab/>
       </w:r>
       <w:r>
-        <w:t xml:space="preserve">Usage Notes</w:t>
+        <w:t xml:space="preserve">FunctionDef shuffle_copy</w:t>
+      </w:r>
+    </w:p>
+    <w:bookmarkEnd w:id="22"/>
+    <w:bookmarkEnd w:id="23"/>
+    <w:bookmarkStart w:id="30" w:name="function-shuffle_copyitems-listint"/>
+    <w:p>
+      <w:pPr>
+        <w:pStyle w:val="Heading1"/>
+      </w:pPr>
+      <w:r>
+        <w:rPr>
+          <w:rStyle w:val="SectionNumber"/>
+        </w:rPr>
+        <w:t xml:space="preserve">3</w:t>
+      </w:r>
+      <w:r>
+        <w:tab/>
+      </w:r>
+      <w:r>
+        <w:t xml:space="preserve">Function: shuffle_copy(items: List[int])</w:t>
+      </w:r>
+    </w:p>
+    <w:bookmarkStart w:id="24" w:name="overview-2"/>
+    <w:p>
+      <w:pPr>
+        <w:pStyle w:val="Heading2"/>
+      </w:pPr>
+      <w:r>
+        <w:rPr>
+          <w:rStyle w:val="SectionNumber"/>
+        </w:rPr>
+        <w:t xml:space="preserve">3.1</w:t>
+      </w:r>
+      <w:r>
+        <w:tab/>
+      </w:r>
+      <w:r>
+        <w:t xml:space="preserve">Overview</w:t>
+      </w:r>
+    </w:p>
+    <w:p>
+      <w:pPr>
+        <w:pStyle w:val="FirstParagraph"/>
+      </w:pPr>
+      <w:r>
+        <w:t xml:space="preserve">The</w:t>
+      </w:r>
+      <w:r>
+        <w:t xml:space="preserve"> </w:t>
+      </w:r>
+      <w:r>
+        <w:rPr>
+          <w:rStyle w:val="VerbatimChar"/>
+        </w:rPr>
+        <w:t xml:space="preserve">shuffle_copy</w:t>
+      </w:r>
+      <w:r>
+        <w:t xml:space="preserve"> </w:t>
+      </w:r>
+      <w:r>
+        <w:t xml:space="preserve">function returns a new, randomly shuffled copy of a given list, ensuring the original list remains unchanged.</w:t>
+      </w:r>
+    </w:p>
+    <w:bookmarkEnd w:id="24"/>
+    <w:bookmarkStart w:id="25" w:name="parameters-2"/>
+    <w:p>
+      <w:pPr>
+        <w:pStyle w:val="Heading2"/>
+      </w:pPr>
+      <w:r>
+        <w:rPr>
+          <w:rStyle w:val="SectionNumber"/>
+        </w:rPr>
+        <w:t xml:space="preserve">3.2</w:t>
+      </w:r>
+      <w:r>
+        <w:tab/>
+      </w:r>
+      <w:r>
+        <w:t xml:space="preserve">parameters</w:t>
       </w:r>
     </w:p>
     <w:p>
@@ -1239,7 +2146,12 @@
         </w:numPr>
       </w:pPr>
       <w:r>
-        <w:t xml:space="preserve">This function does not modify the original</w:t>
+        <w:rPr>
+          <w:rStyle w:val="VerbatimChar"/>
+          <w:b/>
+          <w:bCs/>
+        </w:rPr>
+        <w:t xml:space="preserve">items</w:t>
       </w:r>
       <w:r>
         <w:t xml:space="preserve"> </w:t>
@@ -1248,13 +2160,328 @@
         <w:rPr>
           <w:rStyle w:val="VerbatimChar"/>
         </w:rPr>
+        <w:t xml:space="preserve">List[int]</w:t>
+      </w:r>
+      <w:r>
+        <w:t xml:space="preserve">: A list of integers to be shuffled. The original list will not be modified.</w:t>
+      </w:r>
+    </w:p>
+    <w:bookmarkEnd w:id="25"/>
+    <w:bookmarkStart w:id="26" w:name="description-2"/>
+    <w:p>
+      <w:pPr>
+        <w:pStyle w:val="Heading2"/>
+      </w:pPr>
+      <w:r>
+        <w:rPr>
+          <w:rStyle w:val="SectionNumber"/>
+        </w:rPr>
+        <w:t xml:space="preserve">3.3</w:t>
+      </w:r>
+      <w:r>
+        <w:tab/>
+      </w:r>
+      <w:r>
+        <w:t xml:space="preserve">Description</w:t>
+      </w:r>
+    </w:p>
+    <w:p>
+      <w:pPr>
+        <w:pStyle w:val="FirstParagraph"/>
+      </w:pPr>
+      <w:r>
+        <w:t xml:space="preserve">This function provides a safe way to shuffle a list without altering the original data structure. The process is straightforward and consists of two main steps.</w:t>
+      </w:r>
+    </w:p>
+    <w:p>
+      <w:pPr>
+        <w:pStyle w:val="BodyText"/>
+      </w:pPr>
+      <w:r>
+        <w:t xml:space="preserve">First, the function creates a shallow copy of the input</w:t>
+      </w:r>
+      <w:r>
+        <w:t xml:space="preserve"> </w:t>
+      </w:r>
+      <w:r>
+        <w:rPr>
+          <w:rStyle w:val="VerbatimChar"/>
+        </w:rPr>
         <w:t xml:space="preserve">items</w:t>
       </w:r>
       <w:r>
         <w:t xml:space="preserve"> </w:t>
       </w:r>
       <w:r>
-        <w:t xml:space="preserve">list. It operates on and returns a new, separate list.</w:t>
+        <w:t xml:space="preserve">list by calling</w:t>
+      </w:r>
+      <w:r>
+        <w:t xml:space="preserve"> </w:t>
+      </w:r>
+      <w:r>
+        <w:rPr>
+          <w:rStyle w:val="VerbatimChar"/>
+        </w:rPr>
+        <w:t xml:space="preserve">list(items)</w:t>
+      </w:r>
+      <w:r>
+        <w:t xml:space="preserve">. This is a critical step that prevents mutation of the original list passed to the function. The new list is stored in a local variable named</w:t>
+      </w:r>
+      <w:r>
+        <w:t xml:space="preserve"> </w:t>
+      </w:r>
+      <w:r>
+        <w:rPr>
+          <w:rStyle w:val="VerbatimChar"/>
+        </w:rPr>
+        <w:t xml:space="preserve">copy</w:t>
+      </w:r>
+      <w:r>
+        <w:t xml:space="preserve">.</w:t>
+      </w:r>
+    </w:p>
+    <w:p>
+      <w:pPr>
+        <w:pStyle w:val="BodyText"/>
+      </w:pPr>
+      <w:r>
+        <w:t xml:space="preserve">Next, it utilizes the</w:t>
+      </w:r>
+      <w:r>
+        <w:t xml:space="preserve"> </w:t>
+      </w:r>
+      <w:r>
+        <w:rPr>
+          <w:rStyle w:val="VerbatimChar"/>
+        </w:rPr>
+        <w:t xml:space="preserve">random.shuffle()</w:t>
+      </w:r>
+      <w:r>
+        <w:t xml:space="preserve"> </w:t>
+      </w:r>
+      <w:r>
+        <w:t xml:space="preserve">method, which shuffles the elements of the</w:t>
+      </w:r>
+      <w:r>
+        <w:t xml:space="preserve"> </w:t>
+      </w:r>
+      <w:r>
+        <w:rPr>
+          <w:rStyle w:val="VerbatimChar"/>
+        </w:rPr>
+        <w:t xml:space="preserve">copy</w:t>
+      </w:r>
+      <w:r>
+        <w:t xml:space="preserve"> </w:t>
+      </w:r>
+      <w:r>
+        <w:t xml:space="preserve">list in-place. Because this operation is performed on the copy and not the original</w:t>
+      </w:r>
+      <w:r>
+        <w:t xml:space="preserve"> </w:t>
+      </w:r>
+      <w:r>
+        <w:rPr>
+          <w:rStyle w:val="VerbatimChar"/>
+        </w:rPr>
+        <w:t xml:space="preserve">items</w:t>
+      </w:r>
+      <w:r>
+        <w:t xml:space="preserve"> </w:t>
+      </w:r>
+      <w:r>
+        <w:t xml:space="preserve">list, the integrity of the input data is preserved.</w:t>
+      </w:r>
+    </w:p>
+    <w:p>
+      <w:pPr>
+        <w:pStyle w:val="BodyText"/>
+      </w:pPr>
+      <w:r>
+        <w:t xml:space="preserve">Finally, the function returns the modified</w:t>
+      </w:r>
+      <w:r>
+        <w:t xml:space="preserve"> </w:t>
+      </w:r>
+      <w:r>
+        <w:rPr>
+          <w:rStyle w:val="VerbatimChar"/>
+        </w:rPr>
+        <w:t xml:space="preserve">copy</w:t>
+      </w:r>
+      <w:r>
+        <w:t xml:space="preserve"> </w:t>
+      </w:r>
+      <w:r>
+        <w:t xml:space="preserve">list, which now contains the same elements as the original but in a randomized order.</w:t>
+      </w:r>
+    </w:p>
+    <w:p>
+      <w:pPr>
+        <w:pStyle w:val="SourceCode"/>
+      </w:pPr>
+      <w:r>
+        <w:rPr>
+          <w:rStyle w:val="CommentTok"/>
+        </w:rPr>
+        <w:t xml:space="preserve"># Step 1: Create a copy</w:t>
+      </w:r>
+      <w:r>
+        <w:br/>
+      </w:r>
+      <w:r>
+        <w:rPr>
+          <w:rStyle w:val="NormalTok"/>
+        </w:rPr>
+        <w:t xml:space="preserve">original </w:t>
+      </w:r>
+      <w:r>
+        <w:rPr>
+          <w:rStyle w:val="OperatorTok"/>
+        </w:rPr>
+        <w:t xml:space="preserve">=</w:t>
+      </w:r>
+      <w:r>
+        <w:rPr>
+          <w:rStyle w:val="NormalTok"/>
+        </w:rPr>
+        <w:t xml:space="preserve"> [</w:t>
+      </w:r>
+      <w:r>
+        <w:rPr>
+          <w:rStyle w:val="DecValTok"/>
+        </w:rPr>
+        <w:t xml:space="preserve">1</w:t>
+      </w:r>
+      <w:r>
+        <w:rPr>
+          <w:rStyle w:val="NormalTok"/>
+        </w:rPr>
+        <w:t xml:space="preserve">, </w:t>
+      </w:r>
+      <w:r>
+        <w:rPr>
+          <w:rStyle w:val="DecValTok"/>
+        </w:rPr>
+        <w:t xml:space="preserve">2</w:t>
+      </w:r>
+      <w:r>
+        <w:rPr>
+          <w:rStyle w:val="NormalTok"/>
+        </w:rPr>
+        <w:t xml:space="preserve">, </w:t>
+      </w:r>
+      <w:r>
+        <w:rPr>
+          <w:rStyle w:val="DecValTok"/>
+        </w:rPr>
+        <w:t xml:space="preserve">3</w:t>
+      </w:r>
+      <w:r>
+        <w:rPr>
+          <w:rStyle w:val="NormalTok"/>
+        </w:rPr>
+        <w:t xml:space="preserve">]</w:t>
+      </w:r>
+      <w:r>
+        <w:br/>
+      </w:r>
+      <w:r>
+        <w:rPr>
+          <w:rStyle w:val="NormalTok"/>
+        </w:rPr>
+        <w:t xml:space="preserve">copy </w:t>
+      </w:r>
+      <w:r>
+        <w:rPr>
+          <w:rStyle w:val="OperatorTok"/>
+        </w:rPr>
+        <w:t xml:space="preserve">=</w:t>
+      </w:r>
+      <w:r>
+        <w:rPr>
+          <w:rStyle w:val="NormalTok"/>
+        </w:rPr>
+        <w:t xml:space="preserve"> </w:t>
+      </w:r>
+      <w:r>
+        <w:rPr>
+          <w:rStyle w:val="BuiltInTok"/>
+        </w:rPr>
+        <w:t xml:space="preserve">list</w:t>
+      </w:r>
+      <w:r>
+        <w:rPr>
+          <w:rStyle w:val="NormalTok"/>
+        </w:rPr>
+        <w:t xml:space="preserve">(original) </w:t>
+      </w:r>
+      <w:r>
+        <w:rPr>
+          <w:rStyle w:val="CommentTok"/>
+        </w:rPr>
+        <w:t xml:space="preserve"># copy is now [1, 2, 3], but a separate object</w:t>
+      </w:r>
+      <w:r>
+        <w:br/>
+      </w:r>
+      <w:r>
+        <w:br/>
+      </w:r>
+      <w:r>
+        <w:rPr>
+          <w:rStyle w:val="CommentTok"/>
+        </w:rPr>
+        <w:t xml:space="preserve"># Step 2: Shuffle the copy in-place</w:t>
+      </w:r>
+      <w:r>
+        <w:br/>
+      </w:r>
+      <w:r>
+        <w:rPr>
+          <w:rStyle w:val="CommentTok"/>
+        </w:rPr>
+        <w:t xml:space="preserve"># random.shuffle(copy) might change copy to [3, 1, 2]</w:t>
+      </w:r>
+      <w:r>
+        <w:br/>
+      </w:r>
+      <w:r>
+        <w:br/>
+      </w:r>
+      <w:r>
+        <w:rPr>
+          <w:rStyle w:val="CommentTok"/>
+        </w:rPr>
+        <w:t xml:space="preserve"># Step 3: Return the shuffled copy</w:t>
+      </w:r>
+      <w:r>
+        <w:br/>
+      </w:r>
+      <w:r>
+        <w:rPr>
+          <w:rStyle w:val="CommentTok"/>
+        </w:rPr>
+        <w:t xml:space="preserve"># The function returns [3, 1, 2] while original remains [1, 2, 3]</w:t>
+      </w:r>
+    </w:p>
+    <w:bookmarkEnd w:id="26"/>
+    <w:bookmarkStart w:id="27" w:name="usage-notes-2"/>
+    <w:p>
+      <w:pPr>
+        <w:pStyle w:val="Heading2"/>
+      </w:pPr>
+      <w:r>
+        <w:rPr>
+          <w:rStyle w:val="SectionNumber"/>
+        </w:rPr>
+        <w:t xml:space="preserve">3.4</w:t>
+      </w:r>
+      <w:r>
+        <w:tab/>
+      </w:r>
+      <w:r>
+        <w:t xml:space="preserve">Usage Notes</w:t>
       </w:r>
     </w:p>
     <w:p>
@@ -1262,11 +2489,11 @@
         <w:pStyle w:val="Compact"/>
         <w:numPr>
           <w:ilvl w:val="0"/>
-          <w:numId w:val="1005"/>
+          <w:numId w:val="1006"/>
         </w:numPr>
       </w:pPr>
       <w:r>
-        <w:t xml:space="preserve">The function depends on Python’s built-in</w:t>
+        <w:t xml:space="preserve">The primary advantage of this function is that it is non-mutating. The input list</w:t>
       </w:r>
       <w:r>
         <w:t xml:space="preserve"> </w:t>
@@ -1275,37 +2502,13 @@
         <w:rPr>
           <w:rStyle w:val="VerbatimChar"/>
         </w:rPr>
-        <w:t xml:space="preserve">random</w:t>
+        <w:t xml:space="preserve">items</w:t>
       </w:r>
       <w:r>
         <w:t xml:space="preserve"> </w:t>
       </w:r>
       <w:r>
-        <w:t xml:space="preserve">module. Ensure this module is imported (</w:t>
-      </w:r>
-      <w:r>
-        <w:rPr>
-          <w:rStyle w:val="VerbatimChar"/>
-        </w:rPr>
-        <w:t xml:space="preserve">import random</w:t>
-      </w:r>
-      <w:r>
-        <w:t xml:space="preserve">) in the file where</w:t>
-      </w:r>
-      <w:r>
-        <w:t xml:space="preserve"> </w:t>
-      </w:r>
-      <w:r>
-        <w:rPr>
-          <w:rStyle w:val="VerbatimChar"/>
-        </w:rPr>
-        <w:t xml:space="preserve">shuffle_copy</w:t>
-      </w:r>
-      <w:r>
-        <w:t xml:space="preserve"> </w:t>
-      </w:r>
-      <w:r>
-        <w:t xml:space="preserve">is defined or used.</w:t>
+        <w:t xml:space="preserve">is guaranteed to remain in its original order after the function call.</w:t>
       </w:r>
     </w:p>
     <w:p>
@@ -1313,11 +2516,11 @@
         <w:pStyle w:val="Compact"/>
         <w:numPr>
           <w:ilvl w:val="0"/>
-          <w:numId w:val="1005"/>
+          <w:numId w:val="1006"/>
         </w:numPr>
       </w:pPr>
       <w:r>
-        <w:t xml:space="preserve">Although the type hint specifies</w:t>
+        <w:t xml:space="preserve">This function depends on Python’s built-in</w:t>
       </w:r>
       <w:r>
         <w:t xml:space="preserve"> </w:t>
@@ -1326,14 +2529,68 @@
         <w:rPr>
           <w:rStyle w:val="VerbatimChar"/>
         </w:rPr>
-        <w:t xml:space="preserve">List[int]</w:t>
-      </w:r>
-      <w:r>
-        <w:t xml:space="preserve">, the underlying logic will work correctly with a list containing elements of any type (e.g., strings, floats, or objects).</w:t>
+        <w:t xml:space="preserve">random</w:t>
+      </w:r>
+      <w:r>
+        <w:t xml:space="preserve"> </w:t>
+      </w:r>
+      <w:r>
+        <w:t xml:space="preserve">module. Ensure this module is imported (e.g.,</w:t>
+      </w:r>
+      <w:r>
+        <w:t xml:space="preserve"> </w:t>
+      </w:r>
+      <w:r>
+        <w:rPr>
+          <w:rStyle w:val="VerbatimChar"/>
+        </w:rPr>
+        <w:t xml:space="preserve">import random</w:t>
+      </w:r>
+      <w:r>
+        <w:t xml:space="preserve">) in the scope where</w:t>
+      </w:r>
+      <w:r>
+        <w:t xml:space="preserve"> </w:t>
+      </w:r>
+      <w:r>
+        <w:rPr>
+          <w:rStyle w:val="VerbatimChar"/>
+        </w:rPr>
+        <w:t xml:space="preserve">shuffle_copy</w:t>
+      </w:r>
+      <w:r>
+        <w:t xml:space="preserve"> </w:t>
+      </w:r>
+      <w:r>
+        <w:t xml:space="preserve">is defined and used.</w:t>
       </w:r>
     </w:p>
     <w:p>
       <w:pPr>
+        <w:pStyle w:val="Compact"/>
+        <w:numPr>
+          <w:ilvl w:val="0"/>
+          <w:numId w:val="1006"/>
+        </w:numPr>
+      </w:pPr>
+      <w:r>
+        <w:t xml:space="preserve">While the type hint specifies</w:t>
+      </w:r>
+      <w:r>
+        <w:t xml:space="preserve"> </w:t>
+      </w:r>
+      <w:r>
+        <w:rPr>
+          <w:rStyle w:val="VerbatimChar"/>
+        </w:rPr>
+        <w:t xml:space="preserve">List[int]</w:t>
+      </w:r>
+      <w:r>
+        <w:t xml:space="preserve">, the function’s logic will work correctly with lists containing any type of element (e.g., strings, floats, or mixed types).</w:t>
+      </w:r>
+    </w:p>
+    <w:p>
+      <w:pPr>
         <w:pStyle w:val="FirstParagraph"/>
       </w:pPr>
       <w:r>
@@ -1370,8 +2627,8 @@
         <w:t xml:space="preserve">[4, 1, 5, 3, 2]</w:t>
       </w:r>
     </w:p>
-    <w:bookmarkEnd w:id="20"/>
-    <w:bookmarkStart w:id="21" w:name="example-1"/>
+    <w:bookmarkEnd w:id="27"/>
+    <w:bookmarkStart w:id="29" w:name="example-2"/>
     <w:p>
       <w:pPr>
         <w:pStyle w:val="Heading2"/>
@@ -1380,7 +2637,7 @@
         <w:rPr>
           <w:rStyle w:val="SectionNumber"/>
         </w:rPr>
-        <w:t xml:space="preserve">2.5</w:t>
+        <w:t xml:space="preserve">3.5</w:t>
       </w:r>
       <w:r>
         <w:tab/>
@@ -1391,524 +2648,429 @@
     </w:p>
     <w:p>
       <w:pPr>
-        <w:pStyle w:val="FirstParagraph"/>
-      </w:pPr>
-      <w:r>
-        <w:t xml:space="preserve">The following example demonstrates how to use</w:t>
-      </w:r>
-      <w:r>
+        <w:pStyle w:val="SourceCode"/>
+      </w:pPr>
+      <w:r>
+        <w:rPr>
+          <w:rStyle w:val="ImportTok"/>
+        </w:rPr>
+        <w:t xml:space="preserve">import</w:t>
+      </w:r>
+      <w:r>
+        <w:rPr>
+          <w:rStyle w:val="NormalTok"/>
+        </w:rPr>
+        <w:t xml:space="preserve"> random</w:t>
+      </w:r>
+      <w:r>
+        <w:br/>
+      </w:r>
+      <w:r>
+        <w:rPr>
+          <w:rStyle w:val="ImportTok"/>
+        </w:rPr>
+        <w:t xml:space="preserve">from</w:t>
+      </w:r>
+      <w:r>
+        <w:rPr>
+          <w:rStyle w:val="NormalTok"/>
+        </w:rPr>
+        <w:t xml:space="preserve"> typing </w:t>
+      </w:r>
+      <w:r>
+        <w:rPr>
+          <w:rStyle w:val="ImportTok"/>
+        </w:rPr>
+        <w:t xml:space="preserve">import</w:t>
+      </w:r>
+      <w:r>
+        <w:rPr>
+          <w:rStyle w:val="NormalTok"/>
+        </w:rPr>
+        <w:t xml:space="preserve"> List</w:t>
+      </w:r>
+      <w:r>
+        <w:br/>
+      </w:r>
+      <w:r>
+        <w:br/>
+      </w:r>
+      <w:r>
+        <w:rPr>
+          <w:rStyle w:val="CommentTok"/>
+        </w:rPr>
+        <w:t xml:space="preserve"># Definition of the function</w:t>
+      </w:r>
+      <w:r>
+        <w:br/>
+      </w:r>
+      <w:r>
+        <w:rPr>
+          <w:rStyle w:val="KeywordTok"/>
+        </w:rPr>
+        <w:t xml:space="preserve">def</w:t>
+      </w:r>
+      <w:r>
+        <w:rPr>
+          <w:rStyle w:val="NormalTok"/>
+        </w:rPr>
+        <w:t xml:space="preserve"> shuffle_copy(items: List[</w:t>
+      </w:r>
+      <w:r>
+        <w:rPr>
+          <w:rStyle w:val="BuiltInTok"/>
+        </w:rPr>
+        <w:t xml:space="preserve">int</w:t>
+      </w:r>
+      <w:r>
+        <w:rPr>
+          <w:rStyle w:val="NormalTok"/>
+        </w:rPr>
+        <w:t xml:space="preserve">]) </w:t>
+      </w:r>
+      <w:r>
+        <w:rPr>
+          <w:rStyle w:val="OperatorTok"/>
+        </w:rPr>
+        <w:t xml:space="preserve">-&gt;</w:t>
+      </w:r>
+      <w:r>
+        <w:rPr>
+          <w:rStyle w:val="NormalTok"/>
+        </w:rPr>
+        <w:t xml:space="preserve"> List[</w:t>
+      </w:r>
+      <w:r>
+        <w:rPr>
+          <w:rStyle w:val="BuiltInTok"/>
+        </w:rPr>
+        <w:t xml:space="preserve">int</w:t>
+      </w:r>
+      <w:r>
+        <w:rPr>
+          <w:rStyle w:val="NormalTok"/>
+        </w:rPr>
+        <w:t xml:space="preserve">]:</w:t>
+      </w:r>
+      <w:r>
+        <w:br/>
+      </w:r>
+      <w:r>
+        <w:rPr>
+          <w:rStyle w:val="NormalTok"/>
+        </w:rPr>
+        <w:t xml:space="preserve">    </w:t>
+      </w:r>
+      <w:r>
+        <w:rPr>
+          <w:rStyle w:val="CommentTok"/>
+        </w:rPr>
+        <w:t xml:space="preserve">"""Return a shuffled copy of the given list without mutating the input."""</w:t>
+      </w:r>
+      <w:r>
+        <w:br/>
+      </w:r>
+      <w:r>
+        <w:rPr>
+          <w:rStyle w:val="NormalTok"/>
+        </w:rPr>
+        <w:t xml:space="preserve">    copy </w:t>
+      </w:r>
+      <w:r>
+        <w:rPr>
+          <w:rStyle w:val="OperatorTok"/>
+        </w:rPr>
+        <w:t xml:space="preserve">=</w:t>
+      </w:r>
+      <w:r>
+        <w:rPr>
+          <w:rStyle w:val="NormalTok"/>
+        </w:rPr>
         <w:t xml:space="preserve"> </w:t>
       </w:r>
       <w:r>
         <w:rPr>
-          <w:rStyle w:val="VerbatimChar"/>
-        </w:rPr>
-        <w:t xml:space="preserve">shuffle_copy</w:t>
-      </w:r>
-      <w:r>
-        <w:t xml:space="preserve"> </w:t>
-      </w:r>
-      <w:r>
-        <w:t xml:space="preserve">and confirms that the original list is not altered.</w:t>
+          <w:rStyle w:val="BuiltInTok"/>
+        </w:rPr>
+        <w:t xml:space="preserve">list</w:t>
+      </w:r>
+      <w:r>
+        <w:rPr>
+          <w:rStyle w:val="NormalTok"/>
+        </w:rPr>
+        <w:t xml:space="preserve">(items)</w:t>
+      </w:r>
+      <w:r>
+        <w:br/>
+      </w:r>
+      <w:r>
+        <w:rPr>
+          <w:rStyle w:val="NormalTok"/>
+        </w:rPr>
+        <w:t xml:space="preserve">    random.shuffle(copy)</w:t>
+      </w:r>
+      <w:r>
+        <w:br/>
+      </w:r>
+      <w:r>
+        <w:rPr>
+          <w:rStyle w:val="NormalTok"/>
+        </w:rPr>
+        <w:t xml:space="preserve">    </w:t>
+      </w:r>
+      <w:r>
+        <w:rPr>
+          <w:rStyle w:val="ControlFlowTok"/>
+        </w:rPr>
+        <w:t xml:space="preserve">return</w:t>
+      </w:r>
+      <w:r>
+        <w:rPr>
+          <w:rStyle w:val="NormalTok"/>
+        </w:rPr>
+        <w:t xml:space="preserve"> copy</w:t>
+      </w:r>
+      <w:r>
+        <w:br/>
+      </w:r>
+      <w:r>
+        <w:br/>
+      </w:r>
+      <w:r>
+        <w:rPr>
+          <w:rStyle w:val="CommentTok"/>
+        </w:rPr>
+        <w:t xml:space="preserve"># Example usage</w:t>
+      </w:r>
+      <w:r>
+        <w:br/>
+      </w:r>
+      <w:r>
+        <w:rPr>
+          <w:rStyle w:val="NormalTok"/>
+        </w:rPr>
+        <w:t xml:space="preserve">original_numbers </w:t>
+      </w:r>
+      <w:r>
+        <w:rPr>
+          <w:rStyle w:val="OperatorTok"/>
+        </w:rPr>
+        <w:t xml:space="preserve">=</w:t>
+      </w:r>
+      <w:r>
+        <w:rPr>
+          <w:rStyle w:val="NormalTok"/>
+        </w:rPr>
+        <w:t xml:space="preserve"> [</w:t>
+      </w:r>
+      <w:r>
+        <w:rPr>
+          <w:rStyle w:val="DecValTok"/>
+        </w:rPr>
+        <w:t xml:space="preserve">10</w:t>
+      </w:r>
+      <w:r>
+        <w:rPr>
+          <w:rStyle w:val="NormalTok"/>
+        </w:rPr>
+        <w:t xml:space="preserve">, </w:t>
+      </w:r>
+      <w:r>
+        <w:rPr>
+          <w:rStyle w:val="DecValTok"/>
+        </w:rPr>
+        <w:t xml:space="preserve">20</w:t>
+      </w:r>
+      <w:r>
+        <w:rPr>
+          <w:rStyle w:val="NormalTok"/>
+        </w:rPr>
+        <w:t xml:space="preserve">, </w:t>
+      </w:r>
+      <w:r>
+        <w:rPr>
+          <w:rStyle w:val="DecValTok"/>
+        </w:rPr>
+        <w:t xml:space="preserve">30</w:t>
+      </w:r>
+      <w:r>
+        <w:rPr>
+          <w:rStyle w:val="NormalTok"/>
+        </w:rPr>
+        <w:t xml:space="preserve">, </w:t>
+      </w:r>
+      <w:r>
+        <w:rPr>
+          <w:rStyle w:val="DecValTok"/>
+        </w:rPr>
+        <w:t xml:space="preserve">40</w:t>
+      </w:r>
+      <w:r>
+        <w:rPr>
+          <w:rStyle w:val="NormalTok"/>
+        </w:rPr>
+        <w:t xml:space="preserve">, </w:t>
+      </w:r>
+      <w:r>
+        <w:rPr>
+          <w:rStyle w:val="DecValTok"/>
+        </w:rPr>
+        <w:t xml:space="preserve">50</w:t>
+      </w:r>
+      <w:r>
+        <w:rPr>
+          <w:rStyle w:val="NormalTok"/>
+        </w:rPr>
+        <w:t xml:space="preserve">]</w:t>
+      </w:r>
+      <w:r>
+        <w:br/>
+      </w:r>
+      <w:r>
+        <w:rPr>
+          <w:rStyle w:val="NormalTok"/>
+        </w:rPr>
+        <w:t xml:space="preserve">shuffled_numbers </w:t>
+      </w:r>
+      <w:r>
+        <w:rPr>
+          <w:rStyle w:val="OperatorTok"/>
+        </w:rPr>
+        <w:t xml:space="preserve">=</w:t>
+      </w:r>
+      <w:r>
+        <w:rPr>
+          <w:rStyle w:val="NormalTok"/>
+        </w:rPr>
+        <w:t xml:space="preserve"> shuffle_copy(original_numbers)</w:t>
+      </w:r>
+      <w:r>
+        <w:br/>
+      </w:r>
+      <w:r>
+        <w:br/>
+      </w:r>
+      <w:r>
+        <w:rPr>
+          <w:rStyle w:val="BuiltInTok"/>
+        </w:rPr>
+        <w:t xml:space="preserve">print</w:t>
+      </w:r>
+      <w:r>
+        <w:rPr>
+          <w:rStyle w:val="NormalTok"/>
+        </w:rPr>
+        <w:t xml:space="preserve">(</w:t>
+      </w:r>
+      <w:r>
+        <w:rPr>
+          <w:rStyle w:val="SpecialStringTok"/>
+        </w:rPr>
+        <w:t xml:space="preserve">f"Original List: </w:t>
+      </w:r>
+      <w:r>
+        <w:rPr>
+          <w:rStyle w:val="SpecialCharTok"/>
+        </w:rPr>
+        <w:t xml:space="preserve">{</w:t>
+      </w:r>
+      <w:r>
+        <w:rPr>
+          <w:rStyle w:val="NormalTok"/>
+        </w:rPr>
+        <w:t xml:space="preserve">original_numbers</w:t>
+      </w:r>
+      <w:r>
+        <w:rPr>
+          <w:rStyle w:val="SpecialCharTok"/>
+        </w:rPr>
+        <w:t xml:space="preserve">}</w:t>
+      </w:r>
+      <w:r>
+        <w:rPr>
+          <w:rStyle w:val="SpecialStringTok"/>
+        </w:rPr>
+        <w:t xml:space="preserve">"</w:t>
+      </w:r>
+      <w:r>
+        <w:rPr>
+          <w:rStyle w:val="NormalTok"/>
+        </w:rPr>
+        <w:t xml:space="preserve">)</w:t>
+      </w:r>
+      <w:r>
+        <w:br/>
+      </w:r>
+      <w:r>
+        <w:rPr>
+          <w:rStyle w:val="BuiltInTok"/>
+        </w:rPr>
+        <w:t xml:space="preserve">print</w:t>
+      </w:r>
+      <w:r>
+        <w:rPr>
+          <w:rStyle w:val="NormalTok"/>
+        </w:rPr>
+        <w:t xml:space="preserve">(</w:t>
+      </w:r>
+      <w:r>
+        <w:rPr>
+          <w:rStyle w:val="SpecialStringTok"/>
+        </w:rPr>
+        <w:t xml:space="preserve">f"Shuffled Copy: </w:t>
+      </w:r>
+      <w:r>
+        <w:rPr>
+          <w:rStyle w:val="SpecialCharTok"/>
+        </w:rPr>
+        <w:t xml:space="preserve">{</w:t>
+      </w:r>
+      <w:r>
+        <w:rPr>
+          <w:rStyle w:val="NormalTok"/>
+        </w:rPr>
+        <w:t xml:space="preserve">shuffled_numbers</w:t>
+      </w:r>
+      <w:r>
+        <w:rPr>
+          <w:rStyle w:val="SpecialCharTok"/>
+        </w:rPr>
+        <w:t xml:space="preserve">}</w:t>
+      </w:r>
+      <w:r>
+        <w:rPr>
+          <w:rStyle w:val="SpecialStringTok"/>
+        </w:rPr>
+        <w:t xml:space="preserve">"</w:t>
+      </w:r>
+      <w:r>
+        <w:rPr>
+          <w:rStyle w:val="NormalTok"/>
+        </w:rPr>
+        <w:t xml:space="preserve">)</w:t>
       </w:r>
     </w:p>
     <w:p>
       <w:pPr>
-        <w:pStyle w:val="SourceCode"/>
-      </w:pPr>
-      <w:r>
-        <w:rPr>
-          <w:rStyle w:val="ImportTok"/>
-        </w:rPr>
-        <w:t xml:space="preserve">import</w:t>
-      </w:r>
-      <w:r>
-        <w:rPr>
-          <w:rStyle w:val="NormalTok"/>
-        </w:rPr>
-        <w:t xml:space="preserve"> random</w:t>
-      </w:r>
-      <w:r>
-        <w:br/>
-      </w:r>
-      <w:r>
-        <w:rPr>
-          <w:rStyle w:val="ImportTok"/>
-        </w:rPr>
-        <w:t xml:space="preserve">from</w:t>
-      </w:r>
-      <w:r>
-        <w:rPr>
-          <w:rStyle w:val="NormalTok"/>
-        </w:rPr>
-        <w:t xml:space="preserve"> typing </w:t>
-      </w:r>
-      <w:r>
-        <w:rPr>
-          <w:rStyle w:val="ImportTok"/>
-        </w:rPr>
-        <w:t xml:space="preserve">import</w:t>
-      </w:r>
-      <w:r>
-        <w:rPr>
-          <w:rStyle w:val="NormalTok"/>
-        </w:rPr>
-        <w:t xml:space="preserve"> List</w:t>
-      </w:r>
-      <w:r>
-        <w:br/>
-      </w:r>
-      <w:r>
-        <w:br/>
-      </w:r>
-      <w:r>
-        <w:rPr>
-          <w:rStyle w:val="CommentTok"/>
-        </w:rPr>
-        <w:t xml:space="preserve"># The function must be defined or imported in your script</w:t>
-      </w:r>
-      <w:r>
-        <w:br/>
-      </w:r>
-      <w:r>
-        <w:rPr>
-          <w:rStyle w:val="KeywordTok"/>
-        </w:rPr>
-        <w:t xml:space="preserve">def</w:t>
-      </w:r>
-      <w:r>
-        <w:rPr>
-          <w:rStyle w:val="NormalTok"/>
-        </w:rPr>
-        <w:t xml:space="preserve"> shuffle_copy(items: List[</w:t>
-      </w:r>
-      <w:r>
-        <w:rPr>
-          <w:rStyle w:val="BuiltInTok"/>
-        </w:rPr>
-        <w:t xml:space="preserve">int</w:t>
-      </w:r>
-      <w:r>
-        <w:rPr>
-          <w:rStyle w:val="NormalTok"/>
-        </w:rPr>
-        <w:t xml:space="preserve">]) </w:t>
-      </w:r>
-      <w:r>
-        <w:rPr>
-          <w:rStyle w:val="OperatorTok"/>
-        </w:rPr>
-        <w:t xml:space="preserve">-&gt;</w:t>
-      </w:r>
-      <w:r>
-        <w:rPr>
-          <w:rStyle w:val="NormalTok"/>
-        </w:rPr>
-        <w:t xml:space="preserve"> List[</w:t>
-      </w:r>
-      <w:r>
-        <w:rPr>
-          <w:rStyle w:val="BuiltInTok"/>
-        </w:rPr>
-        <w:t xml:space="preserve">int</w:t>
-      </w:r>
-      <w:r>
-        <w:rPr>
-          <w:rStyle w:val="NormalTok"/>
-        </w:rPr>
-        <w:t xml:space="preserve">]:</w:t>
-      </w:r>
-      <w:r>
-        <w:br/>
-      </w:r>
-      <w:r>
-        <w:rPr>
-          <w:rStyle w:val="NormalTok"/>
-        </w:rPr>
-        <w:t xml:space="preserve">    </w:t>
-      </w:r>
-      <w:r>
-        <w:rPr>
-          <w:rStyle w:val="CommentTok"/>
-        </w:rPr>
-        <w:t xml:space="preserve">"""Return a shuffled copy of the given list without mutating the input."""</w:t>
-      </w:r>
-      <w:r>
-        <w:br/>
-      </w:r>
-      <w:r>
-        <w:rPr>
-          <w:rStyle w:val="NormalTok"/>
-        </w:rPr>
-        <w:t xml:space="preserve">    copy </w:t>
-      </w:r>
-      <w:r>
-        <w:rPr>
-          <w:rStyle w:val="OperatorTok"/>
-        </w:rPr>
-        <w:t xml:space="preserve">=</w:t>
-      </w:r>
-      <w:r>
-        <w:rPr>
-          <w:rStyle w:val="NormalTok"/>
-        </w:rPr>
-        <w:t xml:space="preserve"> </w:t>
-      </w:r>
-      <w:r>
-        <w:rPr>
-          <w:rStyle w:val="BuiltInTok"/>
-        </w:rPr>
-        <w:t xml:space="preserve">list</w:t>
-      </w:r>
-      <w:r>
-        <w:rPr>
-          <w:rStyle w:val="NormalTok"/>
-        </w:rPr>
-        <w:t xml:space="preserve">(items)</w:t>
-      </w:r>
-      <w:r>
-        <w:br/>
-      </w:r>
-      <w:r>
-        <w:rPr>
-          <w:rStyle w:val="NormalTok"/>
-        </w:rPr>
-        <w:t xml:space="preserve">    random.shuffle(copy)</w:t>
-      </w:r>
-      <w:r>
-        <w:br/>
-      </w:r>
-      <w:r>
-        <w:rPr>
-          <w:rStyle w:val="NormalTok"/>
-        </w:rPr>
-        <w:t xml:space="preserve">    </w:t>
-      </w:r>
-      <w:r>
-        <w:rPr>
-          <w:rStyle w:val="ControlFlowTok"/>
-        </w:rPr>
-        <w:t xml:space="preserve">return</w:t>
-      </w:r>
-      <w:r>
-        <w:rPr>
-          <w:rStyle w:val="NormalTok"/>
-        </w:rPr>
-        <w:t xml:space="preserve"> copy</w:t>
-      </w:r>
-      <w:r>
-        <w:br/>
-      </w:r>
-      <w:r>
-        <w:br/>
-      </w:r>
-      <w:r>
-        <w:rPr>
-          <w:rStyle w:val="CommentTok"/>
-        </w:rPr>
-        <w:t xml:space="preserve"># Example usage</w:t>
-      </w:r>
-      <w:r>
-        <w:br/>
-      </w:r>
-      <w:r>
-        <w:rPr>
-          <w:rStyle w:val="NormalTok"/>
-        </w:rPr>
-        <w:t xml:space="preserve">original_numbers </w:t>
-      </w:r>
-      <w:r>
-        <w:rPr>
-          <w:rStyle w:val="OperatorTok"/>
-        </w:rPr>
-        <w:t xml:space="preserve">=</w:t>
-      </w:r>
-      <w:r>
-        <w:rPr>
-          <w:rStyle w:val="NormalTok"/>
-        </w:rPr>
-        <w:t xml:space="preserve"> [</w:t>
-      </w:r>
-      <w:r>
-        <w:rPr>
-          <w:rStyle w:val="DecValTok"/>
-        </w:rPr>
-        <w:t xml:space="preserve">10</w:t>
-      </w:r>
-      <w:r>
-        <w:rPr>
-          <w:rStyle w:val="NormalTok"/>
-        </w:rPr>
-        <w:t xml:space="preserve">, </w:t>
-      </w:r>
-      <w:r>
-        <w:rPr>
-          <w:rStyle w:val="DecValTok"/>
-        </w:rPr>
-        <w:t xml:space="preserve">20</w:t>
-      </w:r>
-      <w:r>
-        <w:rPr>
-          <w:rStyle w:val="NormalTok"/>
-        </w:rPr>
-        <w:t xml:space="preserve">, </w:t>
-      </w:r>
-      <w:r>
-        <w:rPr>
-          <w:rStyle w:val="DecValTok"/>
-        </w:rPr>
-        <w:t xml:space="preserve">30</w:t>
-      </w:r>
-      <w:r>
-        <w:rPr>
-          <w:rStyle w:val="NormalTok"/>
-        </w:rPr>
-        <w:t xml:space="preserve">, </w:t>
-      </w:r>
-      <w:r>
-        <w:rPr>
-          <w:rStyle w:val="DecValTok"/>
-        </w:rPr>
-        <w:t xml:space="preserve">40</w:t>
-      </w:r>
-      <w:r>
-        <w:rPr>
-          <w:rStyle w:val="NormalTok"/>
-        </w:rPr>
-        <w:t xml:space="preserve">, </w:t>
-      </w:r>
-      <w:r>
-        <w:rPr>
-          <w:rStyle w:val="DecValTok"/>
-        </w:rPr>
-        <w:t xml:space="preserve">50</w:t>
-      </w:r>
-      <w:r>
-        <w:rPr>
-          <w:rStyle w:val="NormalTok"/>
-        </w:rPr>
-        <w:t xml:space="preserve">]</w:t>
-      </w:r>
-      <w:r>
-        <w:br/>
-      </w:r>
-      <w:r>
-        <w:rPr>
-          <w:rStyle w:val="BuiltInTok"/>
-        </w:rPr>
-        <w:t xml:space="preserve">print</w:t>
-      </w:r>
-      <w:r>
-        <w:rPr>
-          <w:rStyle w:val="NormalTok"/>
-        </w:rPr>
-        <w:t xml:space="preserve">(</w:t>
-      </w:r>
-      <w:r>
-        <w:rPr>
-          <w:rStyle w:val="SpecialStringTok"/>
-        </w:rPr>
-        <w:t xml:space="preserve">f"Original list before calling function: </w:t>
-      </w:r>
-      <w:r>
-        <w:rPr>
-          <w:rStyle w:val="SpecialCharTok"/>
-        </w:rPr>
-        <w:t xml:space="preserve">{</w:t>
-      </w:r>
-      <w:r>
-        <w:rPr>
-          <w:rStyle w:val="NormalTok"/>
-        </w:rPr>
-        <w:t xml:space="preserve">original_numbers</w:t>
-      </w:r>
-      <w:r>
-        <w:rPr>
-          <w:rStyle w:val="SpecialCharTok"/>
-        </w:rPr>
-        <w:t xml:space="preserve">}</w:t>
-      </w:r>
-      <w:r>
-        <w:rPr>
-          <w:rStyle w:val="SpecialStringTok"/>
-        </w:rPr>
-        <w:t xml:space="preserve">"</w:t>
-      </w:r>
-      <w:r>
-        <w:rPr>
-          <w:rStyle w:val="NormalTok"/>
-        </w:rPr>
-        <w:t xml:space="preserve">)</w:t>
-      </w:r>
-      <w:r>
-        <w:br/>
-      </w:r>
-      <w:r>
-        <w:br/>
-      </w:r>
-      <w:r>
-        <w:rPr>
-          <w:rStyle w:val="CommentTok"/>
-        </w:rPr>
-        <w:t xml:space="preserve"># Get a shuffled copy</w:t>
-      </w:r>
-      <w:r>
-        <w:br/>
-      </w:r>
-      <w:r>
-        <w:rPr>
-          <w:rStyle w:val="NormalTok"/>
-        </w:rPr>
-        <w:t xml:space="preserve">shuffled_numbers </w:t>
-      </w:r>
-      <w:r>
-        <w:rPr>
-          <w:rStyle w:val="OperatorTok"/>
-        </w:rPr>
-        <w:t xml:space="preserve">=</w:t>
-      </w:r>
-      <w:r>
-        <w:rPr>
-          <w:rStyle w:val="NormalTok"/>
-        </w:rPr>
-        <w:t xml:space="preserve"> shuffle_copy(original_numbers)</w:t>
-      </w:r>
-      <w:r>
-        <w:br/>
-      </w:r>
-      <w:r>
-        <w:rPr>
-          <w:rStyle w:val="BuiltInTok"/>
-        </w:rPr>
-        <w:t xml:space="preserve">print</w:t>
-      </w:r>
-      <w:r>
-        <w:rPr>
-          <w:rStyle w:val="NormalTok"/>
-        </w:rPr>
-        <w:t xml:space="preserve">(</w:t>
-      </w:r>
-      <w:r>
-        <w:rPr>
-          <w:rStyle w:val="SpecialStringTok"/>
-        </w:rPr>
-        <w:t xml:space="preserve">f"Returned shuffled list: </w:t>
-      </w:r>
-      <w:r>
-        <w:rPr>
-          <w:rStyle w:val="SpecialCharTok"/>
-        </w:rPr>
-        <w:t xml:space="preserve">{</w:t>
-      </w:r>
-      <w:r>
-        <w:rPr>
-          <w:rStyle w:val="NormalTok"/>
-        </w:rPr>
-        <w:t xml:space="preserve">shuffled_numbers</w:t>
-      </w:r>
-      <w:r>
-        <w:rPr>
-          <w:rStyle w:val="SpecialCharTok"/>
-        </w:rPr>
-        <w:t xml:space="preserve">}</w:t>
-      </w:r>
-      <w:r>
-        <w:rPr>
-          <w:rStyle w:val="SpecialStringTok"/>
-        </w:rPr>
-        <w:t xml:space="preserve">"</w:t>
-      </w:r>
-      <w:r>
-        <w:rPr>
-          <w:rStyle w:val="NormalTok"/>
-        </w:rPr>
-        <w:t xml:space="preserve">)</w:t>
-      </w:r>
-      <w:r>
-        <w:br/>
-      </w:r>
-      <w:r>
-        <w:br/>
-      </w:r>
-      <w:r>
-        <w:rPr>
-          <w:rStyle w:val="CommentTok"/>
-        </w:rPr>
-        <w:t xml:space="preserve"># Verify the original list is unchanged</w:t>
-      </w:r>
-      <w:r>
-        <w:br/>
-      </w:r>
-      <w:r>
-        <w:rPr>
-          <w:rStyle w:val="BuiltInTok"/>
-        </w:rPr>
-        <w:t xml:space="preserve">print</w:t>
-      </w:r>
-      <w:r>
-        <w:rPr>
-          <w:rStyle w:val="NormalTok"/>
-        </w:rPr>
-        <w:t xml:space="preserve">(</w:t>
-      </w:r>
-      <w:r>
-        <w:rPr>
-          <w:rStyle w:val="SpecialStringTok"/>
-        </w:rPr>
-        <w:t xml:space="preserve">f"Original list after calling function: </w:t>
-      </w:r>
-      <w:r>
-        <w:rPr>
-          <w:rStyle w:val="SpecialCharTok"/>
-        </w:rPr>
-        <w:t xml:space="preserve">{</w:t>
-      </w:r>
-      <w:r>
-        <w:rPr>
-          <w:rStyle w:val="NormalTok"/>
-        </w:rPr>
-        <w:t xml:space="preserve">original_numbers</w:t>
-      </w:r>
-      <w:r>
-        <w:rPr>
-          <w:rStyle w:val="SpecialCharTok"/>
-        </w:rPr>
-        <w:t xml:space="preserve">}</w:t>
-      </w:r>
-      <w:r>
-        <w:rPr>
-          <w:rStyle w:val="SpecialStringTok"/>
-        </w:rPr>
-        <w:t xml:space="preserve">"</w:t>
-      </w:r>
-      <w:r>
-        <w:rPr>
-          <w:rStyle w:val="NormalTok"/>
-        </w:rPr>
-        <w:t xml:space="preserve">)</w:t>
+        <w:pStyle w:val="FirstParagraph"/>
+      </w:pPr>
+      <w:r>
+        <w:rPr>
+          <w:b/>
+          <w:bCs/>
+        </w:rPr>
+        <w:t xml:space="preserve">Output:</w:t>
       </w:r>
     </w:p>
     <w:p>
       <w:pPr>
-        <w:pStyle w:val="FirstParagraph"/>
-      </w:pPr>
-      <w:r>
-        <w:rPr>
-          <w:b/>
-          <w:bCs/>
-        </w:rPr>
-        <w:t xml:space="preserve">Output:</w:t>
-      </w:r>
-    </w:p>
-    <w:p>
-      <w:pPr>
         <w:pStyle w:val="SourceCode"/>
       </w:pPr>
       <w:r>
         <w:rPr>
           <w:rStyle w:val="VerbatimChar"/>
         </w:rPr>
-        <w:t xml:space="preserve">Original list before calling function: [10, 20, 30, 40, 50]</w:t>
+        <w:t xml:space="preserve">Original List: [10, 20, 30, 40, 50]</w:t>
       </w:r>
       <w:r>
         <w:br/>
@@ -1917,56 +3079,7 @@
         <w:rPr>
           <w:rStyle w:val="VerbatimChar"/>
         </w:rPr>
-        <w:t xml:space="preserve">Returned shuffled list: [30, 50, 10, 20, 40]</w:t>
-      </w:r>
-      <w:r>
-        <w:br/>
-      </w:r>
-      <w:r>
-        <w:rPr>
-          <w:rStyle w:val="VerbatimChar"/>
-        </w:rPr>
-        <w:t xml:space="preserve">Original list after calling function: [10, 20, 30, 40, 50]</w:t>
-      </w:r>
-    </w:p>
-    <w:p>
-      <w:pPr>
-        <w:pStyle w:val="FirstParagraph"/>
-      </w:pPr>
-      <w:r>
-        <w:rPr>
-          <w:i/>
-          <w:iCs/>
-        </w:rPr>
-        <w:t xml:space="preserve">(Note: The actual order of elements in the</w:t>
-      </w:r>
-      <w:r>
-        <w:rPr>
-          <w:i/>
-          <w:iCs/>
-        </w:rPr>
-        <w:t xml:space="preserve"> </w:t>
-      </w:r>
-      <w:r>
-        <w:rPr>
-          <w:i/>
-          <w:iCs/>
-        </w:rPr>
-        <w:t xml:space="preserve">“Returned shuffled list”</w:t>
-      </w:r>
-      <w:r>
-        <w:rPr>
-          <w:i/>
-          <w:iCs/>
-        </w:rPr>
-        <w:t xml:space="preserve"> </w:t>
-      </w:r>
-      <w:r>
-        <w:rPr>
-          <w:i/>
-          <w:iCs/>
-        </w:rPr>
-        <w:t xml:space="preserve">will vary with each execution due to its random nature.)</w:t>
+        <w:t xml:space="preserve">Shuffled Copy: [30, 50, 10, 40, 20]  # Note: The order will be random on each execution.</w:t>
       </w:r>
     </w:p>
     <w:p>
@@ -1976,8 +3089,774 @@
         </w:pict>
       </w:r>
     </w:p>
-    <w:bookmarkEnd w:id="21"/>
-    <w:bookmarkEnd w:id="22"/>
+    <w:bookmarkStart w:id="28" w:name="functiondef-shuffle_copy-1"/>
+    <w:p>
+      <w:pPr>
+        <w:pStyle w:val="Heading3"/>
+      </w:pPr>
+      <w:r>
+        <w:rPr>
+          <w:rStyle w:val="SectionNumber"/>
+        </w:rPr>
+        <w:t xml:space="preserve">3.5.1</w:t>
+      </w:r>
+      <w:r>
+        <w:tab/>
+      </w:r>
+      <w:r>
+        <w:t xml:space="preserve">FunctionDef shuffle_copy</w:t>
+      </w:r>
+    </w:p>
+    <w:bookmarkEnd w:id="28"/>
+    <w:bookmarkEnd w:id="29"/>
+    <w:bookmarkEnd w:id="30"/>
+    <w:bookmarkStart w:id="36" w:name="X7d1c6b96413832d9f5fe9c31f84a861a45270b9"/>
+    <w:p>
+      <w:pPr>
+        <w:pStyle w:val="Heading1"/>
+      </w:pPr>
+      <w:r>
+        <w:rPr>
+          <w:rStyle w:val="SectionNumber"/>
+        </w:rPr>
+        <w:t xml:space="preserve">4</w:t>
+      </w:r>
+      <w:r>
+        <w:tab/>
+      </w:r>
+      <w:r>
+        <w:t xml:space="preserve">Function: shuffle_copy(items: List[int]) -&gt; List[int]</w:t>
+      </w:r>
+    </w:p>
+    <w:bookmarkStart w:id="31" w:name="overview-3"/>
+    <w:p>
+      <w:pPr>
+        <w:pStyle w:val="Heading2"/>
+      </w:pPr>
+      <w:r>
+        <w:rPr>
+          <w:rStyle w:val="SectionNumber"/>
+        </w:rPr>
+        <w:t xml:space="preserve">4.1</w:t>
+      </w:r>
+      <w:r>
+        <w:tab/>
+      </w:r>
+      <w:r>
+        <w:t xml:space="preserve">Overview</w:t>
+      </w:r>
+    </w:p>
+    <w:p>
+      <w:pPr>
+        <w:pStyle w:val="FirstParagraph"/>
+      </w:pPr>
+      <w:r>
+        <w:t xml:space="preserve">The</w:t>
+      </w:r>
+      <w:r>
+        <w:t xml:space="preserve"> </w:t>
+      </w:r>
+      <w:r>
+        <w:rPr>
+          <w:rStyle w:val="VerbatimChar"/>
+        </w:rPr>
+        <w:t xml:space="preserve">shuffle_copy</w:t>
+      </w:r>
+      <w:r>
+        <w:t xml:space="preserve"> </w:t>
+      </w:r>
+      <w:r>
+        <w:t xml:space="preserve">function creates and returns a new list containing the same elements as the input list but in a random order.</w:t>
+      </w:r>
+    </w:p>
+    <w:bookmarkEnd w:id="31"/>
+    <w:bookmarkStart w:id="32" w:name="parameters-3"/>
+    <w:p>
+      <w:pPr>
+        <w:pStyle w:val="Heading2"/>
+      </w:pPr>
+      <w:r>
+        <w:rPr>
+          <w:rStyle w:val="SectionNumber"/>
+        </w:rPr>
+        <w:t xml:space="preserve">4.2</w:t>
+      </w:r>
+      <w:r>
+        <w:tab/>
+      </w:r>
+      <w:r>
+        <w:t xml:space="preserve">parameters</w:t>
+      </w:r>
+    </w:p>
+    <w:p>
+      <w:pPr>
+        <w:pStyle w:val="Compact"/>
+        <w:numPr>
+          <w:ilvl w:val="0"/>
+          <w:numId w:val="1007"/>
+        </w:numPr>
+      </w:pPr>
+      <w:r>
+        <w:rPr>
+          <w:rStyle w:val="VerbatimChar"/>
+        </w:rPr>
+        <w:t xml:space="preserve">items</w:t>
+      </w:r>
+      <w:r>
+        <w:t xml:space="preserve">:</w:t>
+      </w:r>
+      <w:r>
+        <w:t xml:space="preserve"> </w:t>
+      </w:r>
+      <w:r>
+        <w:rPr>
+          <w:rStyle w:val="VerbatimChar"/>
+        </w:rPr>
+        <w:t xml:space="preserve">List[int]</w:t>
+      </w:r>
+      <w:r>
+        <w:t xml:space="preserve"> </w:t>
+      </w:r>
+      <w:r>
+        <w:t xml:space="preserve">| The list of integers to be copied and shuffled.</w:t>
+      </w:r>
+    </w:p>
+    <w:bookmarkEnd w:id="32"/>
+    <w:bookmarkStart w:id="33" w:name="description-3"/>
+    <w:p>
+      <w:pPr>
+        <w:pStyle w:val="Heading2"/>
+      </w:pPr>
+      <w:r>
+        <w:rPr>
+          <w:rStyle w:val="SectionNumber"/>
+        </w:rPr>
+        <w:t xml:space="preserve">4.3</w:t>
+      </w:r>
+      <w:r>
+        <w:tab/>
+      </w:r>
+      <w:r>
+        <w:t xml:space="preserve">Description</w:t>
+      </w:r>
+    </w:p>
+    <w:p>
+      <w:pPr>
+        <w:pStyle w:val="FirstParagraph"/>
+      </w:pPr>
+      <w:r>
+        <w:t xml:space="preserve">This function provides a non-destructive way to shuffle a list. The core logic involves two main steps:</w:t>
+      </w:r>
+    </w:p>
+    <w:p>
+      <w:pPr>
+        <w:numPr>
+          <w:ilvl w:val="0"/>
+          <w:numId w:val="1008"/>
+        </w:numPr>
+      </w:pPr>
+      <w:r>
+        <w:rPr>
+          <w:b/>
+          <w:bCs/>
+        </w:rPr>
+        <w:t xml:space="preserve">Create a Copy</w:t>
+      </w:r>
+      <w:r>
+        <w:t xml:space="preserve">: The function first creates a shallow copy of the input</w:t>
+      </w:r>
+      <w:r>
+        <w:t xml:space="preserve"> </w:t>
+      </w:r>
+      <w:r>
+        <w:rPr>
+          <w:rStyle w:val="VerbatimChar"/>
+        </w:rPr>
+        <w:t xml:space="preserve">items</w:t>
+      </w:r>
+      <w:r>
+        <w:t xml:space="preserve"> </w:t>
+      </w:r>
+      <w:r>
+        <w:t xml:space="preserve">list. This is a critical step to ensure that the original list passed to the function remains unchanged. This is typically achieved using a method like</w:t>
+      </w:r>
+      <w:r>
+        <w:t xml:space="preserve"> </w:t>
+      </w:r>
+      <w:r>
+        <w:rPr>
+          <w:rStyle w:val="VerbatimChar"/>
+        </w:rPr>
+        <w:t xml:space="preserve">items.copy()</w:t>
+      </w:r>
+      <w:r>
+        <w:t xml:space="preserve">.</w:t>
+      </w:r>
+    </w:p>
+    <w:p>
+      <w:pPr>
+        <w:numPr>
+          <w:ilvl w:val="0"/>
+          <w:numId w:val="1008"/>
+        </w:numPr>
+      </w:pPr>
+      <w:r>
+        <w:rPr>
+          <w:b/>
+          <w:bCs/>
+        </w:rPr>
+        <w:t xml:space="preserve">Shuffle the Copy</w:t>
+      </w:r>
+      <w:r>
+        <w:t xml:space="preserve">: The newly created list is then shuffled in-place using a randomization algorithm, such as the Fisher-Yates shuffle. This reorders the elements within the copy into a random permutation.</w:t>
+      </w:r>
+    </w:p>
+    <w:p>
+      <w:pPr>
+        <w:pStyle w:val="FirstParagraph"/>
+      </w:pPr>
+      <w:r>
+        <w:t xml:space="preserve">Finally, the function returns the shuffled copy. The original</w:t>
+      </w:r>
+      <w:r>
+        <w:t xml:space="preserve"> </w:t>
+      </w:r>
+      <w:r>
+        <w:rPr>
+          <w:rStyle w:val="VerbatimChar"/>
+        </w:rPr>
+        <w:t xml:space="preserve">items</w:t>
+      </w:r>
+      <w:r>
+        <w:t xml:space="preserve"> </w:t>
+      </w:r>
+      <w:r>
+        <w:t xml:space="preserve">list is not modified by this operation.</w:t>
+      </w:r>
+    </w:p>
+    <w:bookmarkEnd w:id="33"/>
+    <w:bookmarkStart w:id="34" w:name="usage-notes-3"/>
+    <w:p>
+      <w:pPr>
+        <w:pStyle w:val="Heading2"/>
+      </w:pPr>
+      <w:r>
+        <w:rPr>
+          <w:rStyle w:val="SectionNumber"/>
+        </w:rPr>
+        <w:t xml:space="preserve">4.4</w:t>
+      </w:r>
+      <w:r>
+        <w:tab/>
+      </w:r>
+      <w:r>
+        <w:t xml:space="preserve">Usage Notes</w:t>
+      </w:r>
+    </w:p>
+    <w:p>
+      <w:pPr>
+        <w:pStyle w:val="Compact"/>
+        <w:numPr>
+          <w:ilvl w:val="0"/>
+          <w:numId w:val="1009"/>
+        </w:numPr>
+      </w:pPr>
+      <w:r>
+        <w:t xml:space="preserve">This function is non-destructive; it does not alter the original input list</w:t>
+      </w:r>
+      <w:r>
+        <w:t xml:space="preserve"> </w:t>
+      </w:r>
+      <w:r>
+        <w:rPr>
+          <w:rStyle w:val="VerbatimChar"/>
+        </w:rPr>
+        <w:t xml:space="preserve">items</w:t>
+      </w:r>
+      <w:r>
+        <w:t xml:space="preserve">.</w:t>
+      </w:r>
+    </w:p>
+    <w:p>
+      <w:pPr>
+        <w:pStyle w:val="Compact"/>
+        <w:numPr>
+          <w:ilvl w:val="0"/>
+          <w:numId w:val="1009"/>
+        </w:numPr>
+      </w:pPr>
+      <w:r>
+        <w:t xml:space="preserve">A new list object is created and returned with each call.</w:t>
+      </w:r>
+    </w:p>
+    <w:p>
+      <w:pPr>
+        <w:pStyle w:val="Compact"/>
+        <w:numPr>
+          <w:ilvl w:val="0"/>
+          <w:numId w:val="1009"/>
+        </w:numPr>
+      </w:pPr>
+      <w:r>
+        <w:t xml:space="preserve">The order of elements in the returned list is random. Calling the function multiple times with the same input will likely produce different results.</w:t>
+      </w:r>
+    </w:p>
+    <w:bookmarkEnd w:id="34"/>
+    <w:bookmarkStart w:id="35" w:name="example-3"/>
+    <w:p>
+      <w:pPr>
+        <w:pStyle w:val="Heading2"/>
+      </w:pPr>
+      <w:r>
+        <w:rPr>
+          <w:rStyle w:val="SectionNumber"/>
+        </w:rPr>
+        <w:t xml:space="preserve">4.5</w:t>
+      </w:r>
+      <w:r>
+        <w:tab/>
+      </w:r>
+      <w:r>
+        <w:t xml:space="preserve">Example</w:t>
+      </w:r>
+    </w:p>
+    <w:p>
+      <w:pPr>
+        <w:pStyle w:val="SourceCode"/>
+      </w:pPr>
+      <w:r>
+        <w:rPr>
+          <w:rStyle w:val="ImportTok"/>
+        </w:rPr>
+        <w:t xml:space="preserve">import</w:t>
+      </w:r>
+      <w:r>
+        <w:rPr>
+          <w:rStyle w:val="NormalTok"/>
+        </w:rPr>
+        <w:t xml:space="preserve"> random</w:t>
+      </w:r>
+      <w:r>
+        <w:br/>
+      </w:r>
+      <w:r>
+        <w:rPr>
+          <w:rStyle w:val="ImportTok"/>
+        </w:rPr>
+        <w:t xml:space="preserve">from</w:t>
+      </w:r>
+      <w:r>
+        <w:rPr>
+          <w:rStyle w:val="NormalTok"/>
+        </w:rPr>
+        <w:t xml:space="preserve"> typing </w:t>
+      </w:r>
+      <w:r>
+        <w:rPr>
+          <w:rStyle w:val="ImportTok"/>
+        </w:rPr>
+        <w:t xml:space="preserve">import</w:t>
+      </w:r>
+      <w:r>
+        <w:rPr>
+          <w:rStyle w:val="NormalTok"/>
+        </w:rPr>
+        <w:t xml:space="preserve"> List</w:t>
+      </w:r>
+      <w:r>
+        <w:br/>
+      </w:r>
+      <w:r>
+        <w:br/>
+      </w:r>
+      <w:r>
+        <w:rPr>
+          <w:rStyle w:val="CommentTok"/>
+        </w:rPr>
+        <w:t xml:space="preserve"># A possible implementation for demonstration</w:t>
+      </w:r>
+      <w:r>
+        <w:br/>
+      </w:r>
+      <w:r>
+        <w:rPr>
+          <w:rStyle w:val="KeywordTok"/>
+        </w:rPr>
+        <w:t xml:space="preserve">def</w:t>
+      </w:r>
+      <w:r>
+        <w:rPr>
+          <w:rStyle w:val="NormalTok"/>
+        </w:rPr>
+        <w:t xml:space="preserve"> shuffle_copy(items: List[</w:t>
+      </w:r>
+      <w:r>
+        <w:rPr>
+          <w:rStyle w:val="BuiltInTok"/>
+        </w:rPr>
+        <w:t xml:space="preserve">int</w:t>
+      </w:r>
+      <w:r>
+        <w:rPr>
+          <w:rStyle w:val="NormalTok"/>
+        </w:rPr>
+        <w:t xml:space="preserve">]) </w:t>
+      </w:r>
+      <w:r>
+        <w:rPr>
+          <w:rStyle w:val="OperatorTok"/>
+        </w:rPr>
+        <w:t xml:space="preserve">-&gt;</w:t>
+      </w:r>
+      <w:r>
+        <w:rPr>
+          <w:rStyle w:val="NormalTok"/>
+        </w:rPr>
+        <w:t xml:space="preserve"> List[</w:t>
+      </w:r>
+      <w:r>
+        <w:rPr>
+          <w:rStyle w:val="BuiltInTok"/>
+        </w:rPr>
+        <w:t xml:space="preserve">int</w:t>
+      </w:r>
+      <w:r>
+        <w:rPr>
+          <w:rStyle w:val="NormalTok"/>
+        </w:rPr>
+        <w:t xml:space="preserve">]:</w:t>
+      </w:r>
+      <w:r>
+        <w:br/>
+      </w:r>
+      <w:r>
+        <w:rPr>
+          <w:rStyle w:val="NormalTok"/>
+        </w:rPr>
+        <w:t xml:space="preserve">    items_copy </w:t>
+      </w:r>
+      <w:r>
+        <w:rPr>
+          <w:rStyle w:val="OperatorTok"/>
+        </w:rPr>
+        <w:t xml:space="preserve">=</w:t>
+      </w:r>
+      <w:r>
+        <w:rPr>
+          <w:rStyle w:val="NormalTok"/>
+        </w:rPr>
+        <w:t xml:space="preserve"> items.copy()</w:t>
+      </w:r>
+      <w:r>
+        <w:br/>
+      </w:r>
+      <w:r>
+        <w:rPr>
+          <w:rStyle w:val="NormalTok"/>
+        </w:rPr>
+        <w:t xml:space="preserve">    random.shuffle(items_copy)</w:t>
+      </w:r>
+      <w:r>
+        <w:br/>
+      </w:r>
+      <w:r>
+        <w:rPr>
+          <w:rStyle w:val="NormalTok"/>
+        </w:rPr>
+        <w:t xml:space="preserve">    </w:t>
+      </w:r>
+      <w:r>
+        <w:rPr>
+          <w:rStyle w:val="ControlFlowTok"/>
+        </w:rPr>
+        <w:t xml:space="preserve">return</w:t>
+      </w:r>
+      <w:r>
+        <w:rPr>
+          <w:rStyle w:val="NormalTok"/>
+        </w:rPr>
+        <w:t xml:space="preserve"> items_copy</w:t>
+      </w:r>
+      <w:r>
+        <w:br/>
+      </w:r>
+      <w:r>
+        <w:br/>
+      </w:r>
+      <w:r>
+        <w:rPr>
+          <w:rStyle w:val="CommentTok"/>
+        </w:rPr>
+        <w:t xml:space="preserve"># Example usage</w:t>
+      </w:r>
+      <w:r>
+        <w:br/>
+      </w:r>
+      <w:r>
+        <w:rPr>
+          <w:rStyle w:val="NormalTok"/>
+        </w:rPr>
+        <w:t xml:space="preserve">original_numbers </w:t>
+      </w:r>
+      <w:r>
+        <w:rPr>
+          <w:rStyle w:val="OperatorTok"/>
+        </w:rPr>
+        <w:t xml:space="preserve">=</w:t>
+      </w:r>
+      <w:r>
+        <w:rPr>
+          <w:rStyle w:val="NormalTok"/>
+        </w:rPr>
+        <w:t xml:space="preserve"> [</w:t>
+      </w:r>
+      <w:r>
+        <w:rPr>
+          <w:rStyle w:val="DecValTok"/>
+        </w:rPr>
+        <w:t xml:space="preserve">1</w:t>
+      </w:r>
+      <w:r>
+        <w:rPr>
+          <w:rStyle w:val="NormalTok"/>
+        </w:rPr>
+        <w:t xml:space="preserve">, </w:t>
+      </w:r>
+      <w:r>
+        <w:rPr>
+          <w:rStyle w:val="DecValTok"/>
+        </w:rPr>
+        <w:t xml:space="preserve">2</w:t>
+      </w:r>
+      <w:r>
+        <w:rPr>
+          <w:rStyle w:val="NormalTok"/>
+        </w:rPr>
+        <w:t xml:space="preserve">, </w:t>
+      </w:r>
+      <w:r>
+        <w:rPr>
+          <w:rStyle w:val="DecValTok"/>
+        </w:rPr>
+        <w:t xml:space="preserve">3</w:t>
+      </w:r>
+      <w:r>
+        <w:rPr>
+          <w:rStyle w:val="NormalTok"/>
+        </w:rPr>
+        <w:t xml:space="preserve">, </w:t>
+      </w:r>
+      <w:r>
+        <w:rPr>
+          <w:rStyle w:val="DecValTok"/>
+        </w:rPr>
+        <w:t xml:space="preserve">4</w:t>
+      </w:r>
+      <w:r>
+        <w:rPr>
+          <w:rStyle w:val="NormalTok"/>
+        </w:rPr>
+        <w:t xml:space="preserve">, </w:t>
+      </w:r>
+      <w:r>
+        <w:rPr>
+          <w:rStyle w:val="DecValTok"/>
+        </w:rPr>
+        <w:t xml:space="preserve">5</w:t>
+      </w:r>
+      <w:r>
+        <w:rPr>
+          <w:rStyle w:val="NormalTok"/>
+        </w:rPr>
+        <w:t xml:space="preserve">, </w:t>
+      </w:r>
+      <w:r>
+        <w:rPr>
+          <w:rStyle w:val="DecValTok"/>
+        </w:rPr>
+        <w:t xml:space="preserve">6</w:t>
+      </w:r>
+      <w:r>
+        <w:rPr>
+          <w:rStyle w:val="NormalTok"/>
+        </w:rPr>
+        <w:t xml:space="preserve">]</w:t>
+      </w:r>
+      <w:r>
+        <w:br/>
+      </w:r>
+      <w:r>
+        <w:rPr>
+          <w:rStyle w:val="NormalTok"/>
+        </w:rPr>
+        <w:t xml:space="preserve">shuffled_numbers </w:t>
+      </w:r>
+      <w:r>
+        <w:rPr>
+          <w:rStyle w:val="OperatorTok"/>
+        </w:rPr>
+        <w:t xml:space="preserve">=</w:t>
+      </w:r>
+      <w:r>
+        <w:rPr>
+          <w:rStyle w:val="NormalTok"/>
+        </w:rPr>
+        <w:t xml:space="preserve"> shuffle_copy(original_numbers)</w:t>
+      </w:r>
+      <w:r>
+        <w:br/>
+      </w:r>
+      <w:r>
+        <w:br/>
+      </w:r>
+      <w:r>
+        <w:rPr>
+          <w:rStyle w:val="BuiltInTok"/>
+        </w:rPr>
+        <w:t xml:space="preserve">print</w:t>
+      </w:r>
+      <w:r>
+        <w:rPr>
+          <w:rStyle w:val="NormalTok"/>
+        </w:rPr>
+        <w:t xml:space="preserve">(</w:t>
+      </w:r>
+      <w:r>
+        <w:rPr>
+          <w:rStyle w:val="SpecialStringTok"/>
+        </w:rPr>
+        <w:t xml:space="preserve">f"Original List: </w:t>
+      </w:r>
+      <w:r>
+        <w:rPr>
+          <w:rStyle w:val="SpecialCharTok"/>
+        </w:rPr>
+        <w:t xml:space="preserve">{</w:t>
+      </w:r>
+      <w:r>
+        <w:rPr>
+          <w:rStyle w:val="NormalTok"/>
+        </w:rPr>
+        <w:t xml:space="preserve">original_numbers</w:t>
+      </w:r>
+      <w:r>
+        <w:rPr>
+          <w:rStyle w:val="SpecialCharTok"/>
+        </w:rPr>
+        <w:t xml:space="preserve">}</w:t>
+      </w:r>
+      <w:r>
+        <w:rPr>
+          <w:rStyle w:val="SpecialStringTok"/>
+        </w:rPr>
+        <w:t xml:space="preserve">"</w:t>
+      </w:r>
+      <w:r>
+        <w:rPr>
+          <w:rStyle w:val="NormalTok"/>
+        </w:rPr>
+        <w:t xml:space="preserve">)</w:t>
+      </w:r>
+      <w:r>
+        <w:br/>
+      </w:r>
+      <w:r>
+        <w:rPr>
+          <w:rStyle w:val="BuiltInTok"/>
+        </w:rPr>
+        <w:t xml:space="preserve">print</w:t>
+      </w:r>
+      <w:r>
+        <w:rPr>
+          <w:rStyle w:val="NormalTok"/>
+        </w:rPr>
+        <w:t xml:space="preserve">(</w:t>
+      </w:r>
+      <w:r>
+        <w:rPr>
+          <w:rStyle w:val="SpecialStringTok"/>
+        </w:rPr>
+        <w:t xml:space="preserve">f"Shuffled Copy: </w:t>
+      </w:r>
+      <w:r>
+        <w:rPr>
+          <w:rStyle w:val="SpecialCharTok"/>
+        </w:rPr>
+        <w:t xml:space="preserve">{</w:t>
+      </w:r>
+      <w:r>
+        <w:rPr>
+          <w:rStyle w:val="NormalTok"/>
+        </w:rPr>
+        <w:t xml:space="preserve">shuffled_numbers</w:t>
+      </w:r>
+      <w:r>
+        <w:rPr>
+          <w:rStyle w:val="SpecialCharTok"/>
+        </w:rPr>
+        <w:t xml:space="preserve">}</w:t>
+      </w:r>
+      <w:r>
+        <w:rPr>
+          <w:rStyle w:val="SpecialStringTok"/>
+        </w:rPr>
+        <w:t xml:space="preserve">"</w:t>
+      </w:r>
+      <w:r>
+        <w:rPr>
+          <w:rStyle w:val="NormalTok"/>
+        </w:rPr>
+        <w:t xml:space="preserve">)</w:t>
+      </w:r>
+    </w:p>
+    <w:p>
+      <w:pPr>
+        <w:pStyle w:val="FirstParagraph"/>
+      </w:pPr>
+      <w:r>
+        <w:rPr>
+          <w:b/>
+          <w:bCs/>
+        </w:rPr>
+        <w:t xml:space="preserve">Output:</w:t>
+      </w:r>
+    </w:p>
+    <w:p>
+      <w:pPr>
+        <w:pStyle w:val="SourceCode"/>
+      </w:pPr>
+      <w:r>
+        <w:rPr>
+          <w:rStyle w:val="VerbatimChar"/>
+        </w:rPr>
+        <w:t xml:space="preserve">Original List: [1, 2, 3, 4, 5, 6]</w:t>
+      </w:r>
+      <w:r>
+        <w:br/>
+      </w:r>
+      <w:r>
+        <w:rPr>
+          <w:rStyle w:val="VerbatimChar"/>
+        </w:rPr>
+        <w:t xml:space="preserve">Shuffled Copy: [4, 1, 6, 3, 5, 2]  # Note: The actual order will be random and may vary.</w:t>
+      </w:r>
+    </w:p>
+    <w:p>
+      <w:r>
+        <w:pict>
+          <v:rect style="width:0;height:1.5pt" o:hralign="center" o:hrstd="t" o:hr="t"/>
+        </w:pict>
+      </w:r>
+    </w:p>
+    <w:p>
+      <w:r>
+        <w:pict>
+          <v:rect style="width:0;height:1.5pt" o:hralign="center" o:hrstd="t" o:hr="t"/>
+        </w:pict>
+      </w:r>
+    </w:p>
+    <w:bookmarkEnd w:id="35"/>
+    <w:bookmarkEnd w:id="36"/>
     <w:sectPr>
       <w:pgSz w:h="15840" w:w="12240"/>
       <w:pgMar w:bottom="1440" w:footer="720" w:gutter="0" w:header="720" w:left="1800" w:right="1800" w:top="1440"/>
@@ -2488,6 +4367,18 @@
     <w:abstractNumId w:val="991"/>
   </w:num>
   <w:num w:numId="1004">
+    <w:abstractNumId w:val="991"/>
+  </w:num>
+  <w:num w:numId="1005">
+    <w:abstractNumId w:val="991"/>
+  </w:num>
+  <w:num w:numId="1006">
+    <w:abstractNumId w:val="991"/>
+  </w:num>
+  <w:num w:numId="1007">
+    <w:abstractNumId w:val="991"/>
+  </w:num>
+  <w:num w:numId="1008">
     <w:abstractNumId w:val="99411"/>
     <w:lvlOverride w:ilvl="0">
       <w:startOverride w:val="1"/>
@@ -2517,7 +4408,7 @@
       <w:startOverride w:val="1"/>
     </w:lvlOverride>
   </w:num>
-  <w:num w:numId="1005">
+  <w:num w:numId="1009">
     <w:abstractNumId w:val="991"/>
   </w:num>
 </w:numbering>

--- a/random_module_two.docx
+++ b/random_module_two.docx
@@ -135,6 +135,7 @@
       </w:pPr>
       <w:r>
         <w:rPr>
+          <w:rStyle w:val="VerbatimChar"/>
           <w:b/>
           <w:bCs/>
         </w:rPr>
@@ -144,13 +145,16 @@
         <w:t xml:space="preserve"> </w:t>
       </w:r>
       <w:r>
+        <w:t xml:space="preserve">(</w:t>
+      </w:r>
+      <w:r>
         <w:rPr>
           <w:rStyle w:val="VerbatimChar"/>
         </w:rPr>
         <w:t xml:space="preserve">List[str]</w:t>
       </w:r>
       <w:r>
-        <w:t xml:space="preserve">: A non-empty list of strings from which a single item will be randomly selected.</w:t>
+        <w:t xml:space="preserve">): A list of strings to choose from. This list must not be empty.</w:t>
       </w:r>
     </w:p>
     <w:bookmarkEnd w:id="11"/>
@@ -177,15 +181,25 @@
         <w:pStyle w:val="FirstParagraph"/>
       </w:pPr>
       <w:r>
-        <w:t xml:space="preserve">This function provides a simple way to choose one element uniformly at random from a sequence.</w:t>
+        <w:t xml:space="preserve">This function provides a safe way to select a random element from a list of strings. The core logic involves two main steps:</w:t>
       </w:r>
     </w:p>
     <w:p>
       <w:pPr>
-        <w:pStyle w:val="BodyText"/>
-      </w:pPr>
-      <w:r>
-        <w:t xml:space="preserve">The function first performs a validation check to ensure the input list</w:t>
+        <w:numPr>
+          <w:ilvl w:val="0"/>
+          <w:numId w:val="1002"/>
+        </w:numPr>
+      </w:pPr>
+      <w:r>
+        <w:rPr>
+          <w:b/>
+          <w:bCs/>
+        </w:rPr>
+        <w:t xml:space="preserve">Validation</w:t>
+      </w:r>
+      <w:r>
+        <w:t xml:space="preserve">: The function first checks if the provided</w:t>
       </w:r>
       <w:r>
         <w:t xml:space="preserve"> </w:t>
@@ -200,7 +214,7 @@
         <w:t xml:space="preserve"> </w:t>
       </w:r>
       <w:r>
-        <w:t xml:space="preserve">is not empty. If the list is empty, it immediately raises a</w:t>
+        <w:t xml:space="preserve">list is empty using the condition</w:t>
       </w:r>
       <w:r>
         <w:t xml:space="preserve"> </w:t>
@@ -209,6 +223,18 @@
         <w:rPr>
           <w:rStyle w:val="VerbatimChar"/>
         </w:rPr>
+        <w:t xml:space="preserve">if not items:</w:t>
+      </w:r>
+      <w:r>
+        <w:t xml:space="preserve">. This is a crucial safeguard to prevent errors in the subsequent steps. If the list is empty, the function raises a</w:t>
+      </w:r>
+      <w:r>
+        <w:t xml:space="preserve"> </w:t>
+      </w:r>
+      <w:r>
+        <w:rPr>
+          <w:rStyle w:val="VerbatimChar"/>
+        </w:rPr>
         <w:t xml:space="preserve">ValueError</w:t>
       </w:r>
       <w:r>
@@ -224,18 +250,25 @@
         <w:t xml:space="preserve">“items must not be empty”</w:t>
       </w:r>
       <w:r>
-        <w:t xml:space="preserve"> </w:t>
-      </w:r>
-      <w:r>
-        <w:t xml:space="preserve">to prevent runtime errors and enforce the requirement of a non-empty sequence.</w:t>
+        <w:t xml:space="preserve">, immediately halting execution and informing the user of the invalid input.</w:t>
       </w:r>
     </w:p>
     <w:p>
       <w:pPr>
-        <w:pStyle w:val="BodyText"/>
-      </w:pPr>
-      <w:r>
-        <w:t xml:space="preserve">If the list contains one or more items, the function then utilizes the</w:t>
+        <w:numPr>
+          <w:ilvl w:val="0"/>
+          <w:numId w:val="1002"/>
+        </w:numPr>
+      </w:pPr>
+      <w:r>
+        <w:rPr>
+          <w:b/>
+          <w:bCs/>
+        </w:rPr>
+        <w:t xml:space="preserve">Random Selection</w:t>
+      </w:r>
+      <w:r>
+        <w:t xml:space="preserve">: If the list is not empty, the function proceeds to use the</w:t>
       </w:r>
       <w:r>
         <w:t xml:space="preserve"> </w:t>
@@ -244,13 +277,13 @@
         <w:rPr>
           <w:rStyle w:val="VerbatimChar"/>
         </w:rPr>
-        <w:t xml:space="preserve">random.choice()</w:t>
+        <w:t xml:space="preserve">random.choice(items)</w:t>
       </w:r>
       <w:r>
         <w:t xml:space="preserve"> </w:t>
       </w:r>
       <w:r>
-        <w:t xml:space="preserve">method. This method takes the</w:t>
+        <w:t xml:space="preserve">method. This method, from Python’s standard</w:t>
       </w:r>
       <w:r>
         <w:t xml:space="preserve"> </w:t>
@@ -259,24 +292,47 @@
         <w:rPr>
           <w:rStyle w:val="VerbatimChar"/>
         </w:rPr>
+        <w:t xml:space="preserve">random</w:t>
+      </w:r>
+      <w:r>
+        <w:t xml:space="preserve"> </w:t>
+      </w:r>
+      <w:r>
+        <w:t xml:space="preserve">library, takes a non-empty sequence as input and returns a single element chosen uniformly at random. This means every item in the</w:t>
+      </w:r>
+      <w:r>
+        <w:t xml:space="preserve"> </w:t>
+      </w:r>
+      <w:r>
+        <w:rPr>
+          <w:rStyle w:val="VerbatimChar"/>
+        </w:rPr>
         <w:t xml:space="preserve">items</w:t>
       </w:r>
       <w:r>
         <w:t xml:space="preserve"> </w:t>
       </w:r>
       <w:r>
-        <w:t xml:space="preserve">list as an argument and returns a single element chosen from it. Each item in the list has an equal probability of being selected. The selected string is then returned as the output of the function.</w:t>
+        <w:t xml:space="preserve">list has an equal probability of being selected.</w:t>
       </w:r>
     </w:p>
     <w:p>
       <w:pPr>
+        <w:pStyle w:val="FirstParagraph"/>
+      </w:pPr>
+      <w:r>
+        <w:t xml:space="preserve">The randomly selected string is then returned as the result of the function.</w:t>
+      </w:r>
+    </w:p>
+    <w:p>
+      <w:pPr>
         <w:pStyle w:val="SourceCode"/>
       </w:pPr>
       <w:r>
         <w:rPr>
           <w:rStyle w:val="CommentTok"/>
         </w:rPr>
-        <w:t xml:space="preserve"># Internal logic for a non-empty list</w:t>
+        <w:t xml:space="preserve"># Internal logic example</w:t>
       </w:r>
       <w:r>
         <w:br/>
@@ -298,87 +354,210 @@
       </w:r>
       <w:r>
         <w:rPr>
+          <w:rStyle w:val="ImportTok"/>
+        </w:rPr>
+        <w:t xml:space="preserve">from</w:t>
+      </w:r>
+      <w:r>
+        <w:rPr>
           <w:rStyle w:val="NormalTok"/>
         </w:rPr>
-        <w:t xml:space="preserve">my_list </w:t>
+        <w:t xml:space="preserve"> typing </w:t>
+      </w:r>
+      <w:r>
+        <w:rPr>
+          <w:rStyle w:val="ImportTok"/>
+        </w:rPr>
+        <w:t xml:space="preserve">import</w:t>
+      </w:r>
+      <w:r>
+        <w:rPr>
+          <w:rStyle w:val="NormalTok"/>
+        </w:rPr>
+        <w:t xml:space="preserve"> List</w:t>
+      </w:r>
+      <w:r>
+        <w:br/>
+      </w:r>
+      <w:r>
+        <w:br/>
+      </w:r>
+      <w:r>
+        <w:rPr>
+          <w:rStyle w:val="KeywordTok"/>
+        </w:rPr>
+        <w:t xml:space="preserve">def</w:t>
+      </w:r>
+      <w:r>
+        <w:rPr>
+          <w:rStyle w:val="NormalTok"/>
+        </w:rPr>
+        <w:t xml:space="preserve"> choose_random_item(items: List[</w:t>
+      </w:r>
+      <w:r>
+        <w:rPr>
+          <w:rStyle w:val="BuiltInTok"/>
+        </w:rPr>
+        <w:t xml:space="preserve">str</w:t>
+      </w:r>
+      <w:r>
+        <w:rPr>
+          <w:rStyle w:val="NormalTok"/>
+        </w:rPr>
+        <w:t xml:space="preserve">]) </w:t>
       </w:r>
       <w:r>
         <w:rPr>
           <w:rStyle w:val="OperatorTok"/>
         </w:rPr>
-        <w:t xml:space="preserve">=</w:t>
+        <w:t xml:space="preserve">-&gt;</w:t>
       </w:r>
       <w:r>
         <w:rPr>
           <w:rStyle w:val="NormalTok"/>
         </w:rPr>
-        <w:t xml:space="preserve"> [</w:t>
+        <w:t xml:space="preserve"> </w:t>
+      </w:r>
+      <w:r>
+        <w:rPr>
+          <w:rStyle w:val="BuiltInTok"/>
+        </w:rPr>
+        <w:t xml:space="preserve">str</w:t>
+      </w:r>
+      <w:r>
+        <w:rPr>
+          <w:rStyle w:val="NormalTok"/>
+        </w:rPr>
+        <w:t xml:space="preserve">:</w:t>
+      </w:r>
+      <w:r>
+        <w:br/>
+      </w:r>
+      <w:r>
+        <w:rPr>
+          <w:rStyle w:val="NormalTok"/>
+        </w:rPr>
+        <w:t xml:space="preserve">    </w:t>
+      </w:r>
+      <w:r>
+        <w:rPr>
+          <w:rStyle w:val="CommentTok"/>
+        </w:rPr>
+        <w:t xml:space="preserve"># Step 1: Validate that the list is not empty</w:t>
+      </w:r>
+      <w:r>
+        <w:br/>
+      </w:r>
+      <w:r>
+        <w:rPr>
+          <w:rStyle w:val="NormalTok"/>
+        </w:rPr>
+        <w:t xml:space="preserve">    </w:t>
+      </w:r>
+      <w:r>
+        <w:rPr>
+          <w:rStyle w:val="ControlFlowTok"/>
+        </w:rPr>
+        <w:t xml:space="preserve">if</w:t>
+      </w:r>
+      <w:r>
+        <w:rPr>
+          <w:rStyle w:val="NormalTok"/>
+        </w:rPr>
+        <w:t xml:space="preserve"> </w:t>
+      </w:r>
+      <w:r>
+        <w:rPr>
+          <w:rStyle w:val="KeywordTok"/>
+        </w:rPr>
+        <w:t xml:space="preserve">not</w:t>
+      </w:r>
+      <w:r>
+        <w:rPr>
+          <w:rStyle w:val="NormalTok"/>
+        </w:rPr>
+        <w:t xml:space="preserve"> items:</w:t>
+      </w:r>
+      <w:r>
+        <w:br/>
+      </w:r>
+      <w:r>
+        <w:rPr>
+          <w:rStyle w:val="NormalTok"/>
+        </w:rPr>
+        <w:t xml:space="preserve">        </w:t>
+      </w:r>
+      <w:r>
+        <w:rPr>
+          <w:rStyle w:val="ControlFlowTok"/>
+        </w:rPr>
+        <w:t xml:space="preserve">raise</w:t>
+      </w:r>
+      <w:r>
+        <w:rPr>
+          <w:rStyle w:val="NormalTok"/>
+        </w:rPr>
+        <w:t xml:space="preserve"> </w:t>
+      </w:r>
+      <w:r>
+        <w:rPr>
+          <w:rStyle w:val="PreprocessorTok"/>
+        </w:rPr>
+        <w:t xml:space="preserve">ValueError</w:t>
+      </w:r>
+      <w:r>
+        <w:rPr>
+          <w:rStyle w:val="NormalTok"/>
+        </w:rPr>
+        <w:t xml:space="preserve">(</w:t>
       </w:r>
       <w:r>
         <w:rPr>
           <w:rStyle w:val="StringTok"/>
         </w:rPr>
-        <w:t xml:space="preserve">"apple"</w:t>
+        <w:t xml:space="preserve">"items must not be empty"</w:t>
       </w:r>
       <w:r>
         <w:rPr>
           <w:rStyle w:val="NormalTok"/>
         </w:rPr>
-        <w:t xml:space="preserve">, </w:t>
-      </w:r>
-      <w:r>
-        <w:rPr>
-          <w:rStyle w:val="StringTok"/>
-        </w:rPr>
-        <w:t xml:space="preserve">"banana"</w:t>
+        <w:t xml:space="preserve">)</w:t>
+      </w:r>
+      <w:r>
+        <w:br/>
       </w:r>
       <w:r>
         <w:rPr>
           <w:rStyle w:val="NormalTok"/>
         </w:rPr>
-        <w:t xml:space="preserve">, </w:t>
-      </w:r>
-      <w:r>
-        <w:rPr>
-          <w:rStyle w:val="StringTok"/>
-        </w:rPr>
-        <w:t xml:space="preserve">"cherry"</w:t>
+        <w:t xml:space="preserve">    </w:t>
+      </w:r>
+      <w:r>
+        <w:rPr>
+          <w:rStyle w:val="CommentTok"/>
+        </w:rPr>
+        <w:t xml:space="preserve"># Step 2: Return a single random item from the list</w:t>
+      </w:r>
+      <w:r>
+        <w:br/>
       </w:r>
       <w:r>
         <w:rPr>
           <w:rStyle w:val="NormalTok"/>
         </w:rPr>
-        <w:t xml:space="preserve">]</w:t>
-      </w:r>
-      <w:r>
-        <w:br/>
-      </w:r>
-      <w:r>
-        <w:rPr>
-          <w:rStyle w:val="CommentTok"/>
-        </w:rPr>
-        <w:t xml:space="preserve"># The following line is equivalent to the function's core operation</w:t>
-      </w:r>
-      <w:r>
-        <w:br/>
+        <w:t xml:space="preserve">    </w:t>
+      </w:r>
+      <w:r>
+        <w:rPr>
+          <w:rStyle w:val="ControlFlowTok"/>
+        </w:rPr>
+        <w:t xml:space="preserve">return</w:t>
       </w:r>
       <w:r>
         <w:rPr>
           <w:rStyle w:val="NormalTok"/>
         </w:rPr>
-        <w:t xml:space="preserve">selected </w:t>
-      </w:r>
-      <w:r>
-        <w:rPr>
-          <w:rStyle w:val="OperatorTok"/>
-        </w:rPr>
-        <w:t xml:space="preserve">=</w:t>
-      </w:r>
-      <w:r>
-        <w:rPr>
-          <w:rStyle w:val="NormalTok"/>
-        </w:rPr>
-        <w:t xml:space="preserve"> random.choice(my_list)</w:t>
+        <w:t xml:space="preserve"> random.choice(items)</w:t>
       </w:r>
     </w:p>
     <w:bookmarkEnd w:id="12"/>
@@ -405,11 +584,11 @@
         <w:pStyle w:val="Compact"/>
         <w:numPr>
           <w:ilvl w:val="0"/>
-          <w:numId w:val="1002"/>
+          <w:numId w:val="1003"/>
         </w:numPr>
       </w:pPr>
       <w:r>
-        <w:t xml:space="preserve">This function requires the</w:t>
+        <w:t xml:space="preserve">The input list</w:t>
       </w:r>
       <w:r>
         <w:t xml:space="preserve"> </w:t>
@@ -418,13 +597,25 @@
         <w:rPr>
           <w:rStyle w:val="VerbatimChar"/>
         </w:rPr>
-        <w:t xml:space="preserve">random</w:t>
+        <w:t xml:space="preserve">items</w:t>
       </w:r>
       <w:r>
         <w:t xml:space="preserve"> </w:t>
       </w:r>
       <w:r>
-        <w:t xml:space="preserve">module to be imported in the script.</w:t>
+        <w:t xml:space="preserve">must not be empty. Providing an empty list will result in a</w:t>
+      </w:r>
+      <w:r>
+        <w:t xml:space="preserve"> </w:t>
+      </w:r>
+      <w:r>
+        <w:rPr>
+          <w:rStyle w:val="VerbatimChar"/>
+        </w:rPr>
+        <w:t xml:space="preserve">ValueError</w:t>
+      </w:r>
+      <w:r>
+        <w:t xml:space="preserve">.</w:t>
       </w:r>
     </w:p>
     <w:p>
@@ -432,11 +623,11 @@
         <w:pStyle w:val="Compact"/>
         <w:numPr>
           <w:ilvl w:val="0"/>
-          <w:numId w:val="1002"/>
+          <w:numId w:val="1003"/>
         </w:numPr>
       </w:pPr>
       <w:r>
-        <w:t xml:space="preserve">The input list</w:t>
+        <w:t xml:space="preserve">This function depends on Python’s built-in</w:t>
       </w:r>
       <w:r>
         <w:t xml:space="preserve"> </w:t>
@@ -445,13 +636,13 @@
         <w:rPr>
           <w:rStyle w:val="VerbatimChar"/>
         </w:rPr>
-        <w:t xml:space="preserve">items</w:t>
+        <w:t xml:space="preserve">random</w:t>
       </w:r>
       <w:r>
         <w:t xml:space="preserve"> </w:t>
       </w:r>
       <w:r>
-        <w:t xml:space="preserve">must not be empty. Providing an empty list will result in a</w:t>
+        <w:t xml:space="preserve">module. Ensure it is imported in the environment where this function is used (e.g.,</w:t>
       </w:r>
       <w:r>
         <w:t xml:space="preserve"> </w:t>
@@ -460,10 +651,10 @@
         <w:rPr>
           <w:rStyle w:val="VerbatimChar"/>
         </w:rPr>
-        <w:t xml:space="preserve">ValueError</w:t>
-      </w:r>
-      <w:r>
-        <w:t xml:space="preserve">.</w:t>
+        <w:t xml:space="preserve">import random</w:t>
+      </w:r>
+      <w:r>
+        <w:t xml:space="preserve">).</w:t>
       </w:r>
     </w:p>
     <w:p>
@@ -471,11 +662,11 @@
         <w:pStyle w:val="Compact"/>
         <w:numPr>
           <w:ilvl w:val="0"/>
-          <w:numId w:val="1002"/>
+          <w:numId w:val="1003"/>
         </w:numPr>
       </w:pPr>
       <w:r>
-        <w:t xml:space="preserve">The selection is uniformly random, meaning every item in the list has an equal chance of being chosen on any given call.</w:t>
+        <w:t xml:space="preserve">The selection is uniformly random, meaning each item in the list has an equal chance of being chosen on any given call.</w:t>
       </w:r>
     </w:p>
     <w:p>
@@ -490,7 +681,7 @@
         <w:t xml:space="preserve">Output Example</w:t>
       </w:r>
       <w:r>
-        <w:t xml:space="preserve">: The function returns a single string. For an input of</w:t>
+        <w:t xml:space="preserve">: A single string element from the input list. For an input of</w:t>
       </w:r>
       <w:r>
         <w:t xml:space="preserve"> </w:t>
@@ -499,21 +690,22 @@
         <w:rPr>
           <w:rStyle w:val="VerbatimChar"/>
         </w:rPr>
-        <w:t xml:space="preserve">['red', 'green', 'blue']</w:t>
-      </w:r>
-      <w:r>
-        <w:t xml:space="preserve">, a possible return value would be:</w:t>
-      </w:r>
-    </w:p>
-    <w:p>
-      <w:pPr>
-        <w:pStyle w:val="SourceCode"/>
-      </w:pPr>
+        <w:t xml:space="preserve">["red", "green", "blue"]</w:t>
+      </w:r>
+      <w:r>
+        <w:t xml:space="preserve">, a possible return value is</w:t>
+      </w:r>
+      <w:r>
+        <w:t xml:space="preserve"> </w:t>
+      </w:r>
       <w:r>
         <w:rPr>
           <w:rStyle w:val="VerbatimChar"/>
         </w:rPr>
         <w:t xml:space="preserve">"green"</w:t>
+      </w:r>
+      <w:r>
+        <w:t xml:space="preserve">.</w:t>
       </w:r>
     </w:p>
     <w:bookmarkEnd w:id="13"/>
@@ -774,7 +966,7 @@
         <w:rPr>
           <w:rStyle w:val="NormalTok"/>
         </w:rPr>
-        <w:t xml:space="preserve">fruit_options </w:t>
+        <w:t xml:space="preserve">colors </w:t>
       </w:r>
       <w:r>
         <w:rPr>
@@ -792,7 +984,7 @@
         <w:rPr>
           <w:rStyle w:val="StringTok"/>
         </w:rPr>
-        <w:t xml:space="preserve">"apple"</w:t>
+        <w:t xml:space="preserve">"red"</w:t>
       </w:r>
       <w:r>
         <w:rPr>
@@ -804,7 +996,7 @@
         <w:rPr>
           <w:rStyle w:val="StringTok"/>
         </w:rPr>
-        <w:t xml:space="preserve">"banana"</w:t>
+        <w:t xml:space="preserve">"green"</w:t>
       </w:r>
       <w:r>
         <w:rPr>
@@ -816,7 +1008,7 @@
         <w:rPr>
           <w:rStyle w:val="StringTok"/>
         </w:rPr>
-        <w:t xml:space="preserve">"cherry"</w:t>
+        <w:t xml:space="preserve">"blue"</w:t>
       </w:r>
       <w:r>
         <w:rPr>
@@ -828,12 +1020,24 @@
         <w:rPr>
           <w:rStyle w:val="StringTok"/>
         </w:rPr>
-        <w:t xml:space="preserve">"date"</w:t>
+        <w:t xml:space="preserve">"yellow"</w:t>
       </w:r>
       <w:r>
         <w:rPr>
           <w:rStyle w:val="NormalTok"/>
         </w:rPr>
+        <w:t xml:space="preserve">, </w:t>
+      </w:r>
+      <w:r>
+        <w:rPr>
+          <w:rStyle w:val="StringTok"/>
+        </w:rPr>
+        <w:t xml:space="preserve">"purple"</w:t>
+      </w:r>
+      <w:r>
+        <w:rPr>
+          <w:rStyle w:val="NormalTok"/>
+        </w:rPr>
         <w:t xml:space="preserve">]</w:t>
       </w:r>
       <w:r>
@@ -843,7 +1047,7 @@
         <w:rPr>
           <w:rStyle w:val="NormalTok"/>
         </w:rPr>
-        <w:t xml:space="preserve">chosen_fruit </w:t>
+        <w:t xml:space="preserve">random_color </w:t>
       </w:r>
       <w:r>
         <w:rPr>
@@ -855,7 +1059,7 @@
         <w:rPr>
           <w:rStyle w:val="NormalTok"/>
         </w:rPr>
-        <w:t xml:space="preserve"> choose_random_item(fruit_options)</w:t>
+        <w:t xml:space="preserve"> choose_random_item(colors)</w:t>
       </w:r>
       <w:r>
         <w:br/>
@@ -876,7 +1080,7 @@
         <w:rPr>
           <w:rStyle w:val="SpecialStringTok"/>
         </w:rPr>
-        <w:t xml:space="preserve">f"The randomly chosen fruit is: </w:t>
+        <w:t xml:space="preserve">f"The randomly chosen color is: </w:t>
       </w:r>
       <w:r>
         <w:rPr>
@@ -888,7 +1092,7 @@
         <w:rPr>
           <w:rStyle w:val="NormalTok"/>
         </w:rPr>
-        <w:t xml:space="preserve">chosen_fruit</w:t>
+        <w:t xml:space="preserve">random_color</w:t>
       </w:r>
       <w:r>
         <w:rPr>
@@ -942,13 +1146,34 @@
         <w:rPr>
           <w:rStyle w:val="NormalTok"/>
         </w:rPr>
-        <w:t xml:space="preserve">    choose_random_item([])</w:t>
+        <w:t xml:space="preserve">    empty_list </w:t>
+      </w:r>
+      <w:r>
+        <w:rPr>
+          <w:rStyle w:val="OperatorTok"/>
+        </w:rPr>
+        <w:t xml:space="preserve">=</w:t>
+      </w:r>
+      <w:r>
+        <w:rPr>
+          <w:rStyle w:val="NormalTok"/>
+        </w:rPr>
+        <w:t xml:space="preserve"> []</w:t>
       </w:r>
       <w:r>
         <w:br/>
       </w:r>
       <w:r>
         <w:rPr>
+          <w:rStyle w:val="NormalTok"/>
+        </w:rPr>
+        <w:t xml:space="preserve">    choose_random_item(empty_list)</w:t>
+      </w:r>
+      <w:r>
+        <w:br/>
+      </w:r>
+      <w:r>
+        <w:rPr>
           <w:rStyle w:val="ControlFlowTok"/>
         </w:rPr>
         <w:t xml:space="preserve">except</w:t>
@@ -1008,7 +1233,7 @@
         <w:rPr>
           <w:rStyle w:val="SpecialStringTok"/>
         </w:rPr>
-        <w:t xml:space="preserve">f"Error: </w:t>
+        <w:t xml:space="preserve">f"Error caught: </w:t>
       </w:r>
       <w:r>
         <w:rPr>
@@ -1061,7 +1286,7 @@
         <w:rPr>
           <w:rStyle w:val="VerbatimChar"/>
         </w:rPr>
-        <w:t xml:space="preserve">The randomly chosen fruit is: cherry</w:t>
+        <w:t xml:space="preserve">The randomly chosen color is: blue</w:t>
       </w:r>
       <w:r>
         <w:br/>
@@ -1070,7 +1295,7 @@
         <w:rPr>
           <w:rStyle w:val="VerbatimChar"/>
         </w:rPr>
-        <w:t xml:space="preserve">Error: items must not be empty</w:t>
+        <w:t xml:space="preserve">Error caught: items must not be empty</w:t>
       </w:r>
     </w:p>
     <w:p>
@@ -1082,7 +1307,7 @@
           <w:i/>
           <w:iCs/>
         </w:rPr>
-        <w:t xml:space="preserve">(Note: The chosen fruit will vary with each execution as it is selected randomly.)</w:t>
+        <w:t xml:space="preserve">(Note: The chosen color in the first line of the output will vary with each execution, as it is selected randomly.)</w:t>
       </w:r>
     </w:p>
     <w:p>
@@ -1169,7 +1394,7 @@
         <w:t xml:space="preserve"> </w:t>
       </w:r>
       <w:r>
-        <w:t xml:space="preserve">function randomly selects and returns a single string from a given list of strings.</w:t>
+        <w:t xml:space="preserve">function randomly selects and returns a single string element from a given list of strings.</w:t>
       </w:r>
     </w:p>
     <w:bookmarkEnd w:id="17"/>
@@ -1189,346 +1414,6 @@
       </w:r>
       <w:r>
         <w:t xml:space="preserve">parameters</w:t>
-      </w:r>
-    </w:p>
-    <w:p>
-      <w:pPr>
-        <w:pStyle w:val="Compact"/>
-        <w:numPr>
-          <w:ilvl w:val="0"/>
-          <w:numId w:val="1003"/>
-        </w:numPr>
-      </w:pPr>
-      <w:r>
-        <w:rPr>
-          <w:rStyle w:val="VerbatimChar"/>
-          <w:b/>
-          <w:bCs/>
-        </w:rPr>
-        <w:t xml:space="preserve">items</w:t>
-      </w:r>
-      <w:r>
-        <w:t xml:space="preserve"> </w:t>
-      </w:r>
-      <w:r>
-        <w:t xml:space="preserve">(</w:t>
-      </w:r>
-      <w:r>
-        <w:rPr>
-          <w:rStyle w:val="VerbatimChar"/>
-        </w:rPr>
-        <w:t xml:space="preserve">List[str]</w:t>
-      </w:r>
-      <w:r>
-        <w:t xml:space="preserve">): A list of strings from which one item will be randomly chosen.</w:t>
-      </w:r>
-    </w:p>
-    <w:bookmarkEnd w:id="18"/>
-    <w:bookmarkStart w:id="19" w:name="description-1"/>
-    <w:p>
-      <w:pPr>
-        <w:pStyle w:val="Heading2"/>
-      </w:pPr>
-      <w:r>
-        <w:rPr>
-          <w:rStyle w:val="SectionNumber"/>
-        </w:rPr>
-        <w:t xml:space="preserve">2.3</w:t>
-      </w:r>
-      <w:r>
-        <w:tab/>
-      </w:r>
-      <w:r>
-        <w:t xml:space="preserve">Description</w:t>
-      </w:r>
-    </w:p>
-    <w:p>
-      <w:pPr>
-        <w:pStyle w:val="FirstParagraph"/>
-      </w:pPr>
-      <w:r>
-        <w:t xml:space="preserve">This function provides a straightforward way to get a random element from a list. It takes a single argument,</w:t>
-      </w:r>
-      <w:r>
-        <w:t xml:space="preserve"> </w:t>
-      </w:r>
-      <w:r>
-        <w:rPr>
-          <w:rStyle w:val="VerbatimChar"/>
-        </w:rPr>
-        <w:t xml:space="preserve">items</w:t>
-      </w:r>
-      <w:r>
-        <w:t xml:space="preserve">, which is expected to be a list of strings.</w:t>
-      </w:r>
-    </w:p>
-    <w:p>
-      <w:pPr>
-        <w:pStyle w:val="BodyText"/>
-      </w:pPr>
-      <w:r>
-        <w:t xml:space="preserve">Internally, the function utilizes Python’s built-in</w:t>
-      </w:r>
-      <w:r>
-        <w:t xml:space="preserve"> </w:t>
-      </w:r>
-      <w:r>
-        <w:rPr>
-          <w:rStyle w:val="VerbatimChar"/>
-        </w:rPr>
-        <w:t xml:space="preserve">random</w:t>
-      </w:r>
-      <w:r>
-        <w:t xml:space="preserve"> </w:t>
-      </w:r>
-      <w:r>
-        <w:t xml:space="preserve">module. It calls the</w:t>
-      </w:r>
-      <w:r>
-        <w:t xml:space="preserve"> </w:t>
-      </w:r>
-      <w:r>
-        <w:rPr>
-          <w:rStyle w:val="VerbatimChar"/>
-        </w:rPr>
-        <w:t xml:space="preserve">random.choice()</w:t>
-      </w:r>
-      <w:r>
-        <w:t xml:space="preserve"> </w:t>
-      </w:r>
-      <w:r>
-        <w:t xml:space="preserve">method, passing the input</w:t>
-      </w:r>
-      <w:r>
-        <w:t xml:space="preserve"> </w:t>
-      </w:r>
-      <w:r>
-        <w:rPr>
-          <w:rStyle w:val="VerbatimChar"/>
-        </w:rPr>
-        <w:t xml:space="preserve">items</w:t>
-      </w:r>
-      <w:r>
-        <w:t xml:space="preserve"> </w:t>
-      </w:r>
-      <w:r>
-        <w:t xml:space="preserve">list to it. The</w:t>
-      </w:r>
-      <w:r>
-        <w:t xml:space="preserve"> </w:t>
-      </w:r>
-      <w:r>
-        <w:rPr>
-          <w:rStyle w:val="VerbatimChar"/>
-        </w:rPr>
-        <w:t xml:space="preserve">random.choice()</w:t>
-      </w:r>
-      <w:r>
-        <w:t xml:space="preserve"> </w:t>
-      </w:r>
-      <w:r>
-        <w:t xml:space="preserve">method is specifically designed to return a randomly selected element from a non-empty sequence. The element chosen by</w:t>
-      </w:r>
-      <w:r>
-        <w:t xml:space="preserve"> </w:t>
-      </w:r>
-      <w:r>
-        <w:rPr>
-          <w:rStyle w:val="VerbatimChar"/>
-        </w:rPr>
-        <w:t xml:space="preserve">random.choice()</w:t>
-      </w:r>
-      <w:r>
-        <w:t xml:space="preserve"> </w:t>
-      </w:r>
-      <w:r>
-        <w:t xml:space="preserve">is then returned as the output of the</w:t>
-      </w:r>
-      <w:r>
-        <w:t xml:space="preserve"> </w:t>
-      </w:r>
-      <w:r>
-        <w:rPr>
-          <w:rStyle w:val="VerbatimChar"/>
-        </w:rPr>
-        <w:t xml:space="preserve">choose_random_item</w:t>
-      </w:r>
-      <w:r>
-        <w:t xml:space="preserve"> </w:t>
-      </w:r>
-      <w:r>
-        <w:t xml:space="preserve">function.</w:t>
-      </w:r>
-    </w:p>
-    <w:p>
-      <w:pPr>
-        <w:pStyle w:val="SourceCode"/>
-      </w:pPr>
-      <w:r>
-        <w:rPr>
-          <w:rStyle w:val="ImportTok"/>
-        </w:rPr>
-        <w:t xml:space="preserve">import</w:t>
-      </w:r>
-      <w:r>
-        <w:rPr>
-          <w:rStyle w:val="NormalTok"/>
-        </w:rPr>
-        <w:t xml:space="preserve"> random</w:t>
-      </w:r>
-      <w:r>
-        <w:br/>
-      </w:r>
-      <w:r>
-        <w:rPr>
-          <w:rStyle w:val="ImportTok"/>
-        </w:rPr>
-        <w:t xml:space="preserve">from</w:t>
-      </w:r>
-      <w:r>
-        <w:rPr>
-          <w:rStyle w:val="NormalTok"/>
-        </w:rPr>
-        <w:t xml:space="preserve"> typing </w:t>
-      </w:r>
-      <w:r>
-        <w:rPr>
-          <w:rStyle w:val="ImportTok"/>
-        </w:rPr>
-        <w:t xml:space="preserve">import</w:t>
-      </w:r>
-      <w:r>
-        <w:rPr>
-          <w:rStyle w:val="NormalTok"/>
-        </w:rPr>
-        <w:t xml:space="preserve"> List</w:t>
-      </w:r>
-      <w:r>
-        <w:br/>
-      </w:r>
-      <w:r>
-        <w:br/>
-      </w:r>
-      <w:r>
-        <w:rPr>
-          <w:rStyle w:val="KeywordTok"/>
-        </w:rPr>
-        <w:t xml:space="preserve">def</w:t>
-      </w:r>
-      <w:r>
-        <w:rPr>
-          <w:rStyle w:val="NormalTok"/>
-        </w:rPr>
-        <w:t xml:space="preserve"> choose_random_item(items: List[</w:t>
-      </w:r>
-      <w:r>
-        <w:rPr>
-          <w:rStyle w:val="BuiltInTok"/>
-        </w:rPr>
-        <w:t xml:space="preserve">str</w:t>
-      </w:r>
-      <w:r>
-        <w:rPr>
-          <w:rStyle w:val="NormalTok"/>
-        </w:rPr>
-        <w:t xml:space="preserve">]) </w:t>
-      </w:r>
-      <w:r>
-        <w:rPr>
-          <w:rStyle w:val="OperatorTok"/>
-        </w:rPr>
-        <w:t xml:space="preserve">-&gt;</w:t>
-      </w:r>
-      <w:r>
-        <w:rPr>
-          <w:rStyle w:val="NormalTok"/>
-        </w:rPr>
-        <w:t xml:space="preserve"> </w:t>
-      </w:r>
-      <w:r>
-        <w:rPr>
-          <w:rStyle w:val="BuiltInTok"/>
-        </w:rPr>
-        <w:t xml:space="preserve">str</w:t>
-      </w:r>
-      <w:r>
-        <w:rPr>
-          <w:rStyle w:val="NormalTok"/>
-        </w:rPr>
-        <w:t xml:space="preserve">:</w:t>
-      </w:r>
-      <w:r>
-        <w:br/>
-      </w:r>
-      <w:r>
-        <w:rPr>
-          <w:rStyle w:val="NormalTok"/>
-        </w:rPr>
-        <w:t xml:space="preserve">  </w:t>
-      </w:r>
-      <w:r>
-        <w:rPr>
-          <w:rStyle w:val="CommentTok"/>
-        </w:rPr>
-        <w:t xml:space="preserve">"""</w:t>
-      </w:r>
-      <w:r>
-        <w:br/>
-      </w:r>
-      <w:r>
-        <w:rPr>
-          <w:rStyle w:val="CommentTok"/>
-        </w:rPr>
-        <w:t xml:space="preserve">  Selects a random item from a list of strings.</w:t>
-      </w:r>
-      <w:r>
-        <w:br/>
-      </w:r>
-      <w:r>
-        <w:rPr>
-          <w:rStyle w:val="CommentTok"/>
-        </w:rPr>
-        <w:t xml:space="preserve">  """</w:t>
-      </w:r>
-      <w:r>
-        <w:br/>
-      </w:r>
-      <w:r>
-        <w:rPr>
-          <w:rStyle w:val="NormalTok"/>
-        </w:rPr>
-        <w:t xml:space="preserve">  </w:t>
-      </w:r>
-      <w:r>
-        <w:rPr>
-          <w:rStyle w:val="ControlFlowTok"/>
-        </w:rPr>
-        <w:t xml:space="preserve">return</w:t>
-      </w:r>
-      <w:r>
-        <w:rPr>
-          <w:rStyle w:val="NormalTok"/>
-        </w:rPr>
-        <w:t xml:space="preserve"> random.choice(items)</w:t>
-      </w:r>
-    </w:p>
-    <w:bookmarkEnd w:id="19"/>
-    <w:bookmarkStart w:id="20" w:name="usage-notes-1"/>
-    <w:p>
-      <w:pPr>
-        <w:pStyle w:val="Heading2"/>
-      </w:pPr>
-      <w:r>
-        <w:rPr>
-          <w:rStyle w:val="SectionNumber"/>
-        </w:rPr>
-        <w:t xml:space="preserve">2.4</w:t>
-      </w:r>
-      <w:r>
-        <w:tab/>
-      </w:r>
-      <w:r>
-        <w:t xml:space="preserve">Usage Notes</w:t>
       </w:r>
     </w:p>
     <w:p>
@@ -1540,7 +1425,13 @@
         </w:numPr>
       </w:pPr>
       <w:r>
-        <w:t xml:space="preserve">The input list</w:t>
+        <w:rPr>
+          <w:rStyle w:val="VerbatimChar"/>
+        </w:rPr>
+        <w:t xml:space="preserve">items</w:t>
+      </w:r>
+      <w:r>
+        <w:t xml:space="preserve">:</w:t>
       </w:r>
       <w:r>
         <w:t xml:space="preserve"> </w:t>
@@ -1549,28 +1440,90 @@
         <w:rPr>
           <w:rStyle w:val="VerbatimChar"/>
         </w:rPr>
+        <w:t xml:space="preserve">List[str]</w:t>
+      </w:r>
+      <w:r>
+        <w:t xml:space="preserve"> </w:t>
+      </w:r>
+      <w:r>
+        <w:t xml:space="preserve">- A list of strings from which one item will be randomly chosen.</w:t>
+      </w:r>
+    </w:p>
+    <w:bookmarkEnd w:id="18"/>
+    <w:bookmarkStart w:id="19" w:name="description-1"/>
+    <w:p>
+      <w:pPr>
+        <w:pStyle w:val="Heading2"/>
+      </w:pPr>
+      <w:r>
+        <w:rPr>
+          <w:rStyle w:val="SectionNumber"/>
+        </w:rPr>
+        <w:t xml:space="preserve">2.3</w:t>
+      </w:r>
+      <w:r>
+        <w:tab/>
+      </w:r>
+      <w:r>
+        <w:t xml:space="preserve">Description</w:t>
+      </w:r>
+    </w:p>
+    <w:p>
+      <w:pPr>
+        <w:pStyle w:val="FirstParagraph"/>
+      </w:pPr>
+      <w:r>
+        <w:t xml:space="preserve">This function is designed to perform a random selection from a collection of items. It accepts a single argument,</w:t>
+      </w:r>
+      <w:r>
+        <w:t xml:space="preserve"> </w:t>
+      </w:r>
+      <w:r>
+        <w:rPr>
+          <w:rStyle w:val="VerbatimChar"/>
+        </w:rPr>
         <w:t xml:space="preserve">items</w:t>
       </w:r>
       <w:r>
+        <w:t xml:space="preserve">, which is expected to be a list of strings.</w:t>
+      </w:r>
+    </w:p>
+    <w:p>
+      <w:pPr>
+        <w:pStyle w:val="BodyText"/>
+      </w:pPr>
+      <w:r>
+        <w:t xml:space="preserve">Internally, the function utilizes a random selection algorithm to pick one element from the input</w:t>
+      </w:r>
+      <w:r>
         <w:t xml:space="preserve"> </w:t>
       </w:r>
       <w:r>
-        <w:t xml:space="preserve">must not be empty. Providing an empty list will cause a</w:t>
+        <w:rPr>
+          <w:rStyle w:val="VerbatimChar"/>
+        </w:rPr>
+        <w:t xml:space="preserve">items</w:t>
       </w:r>
       <w:r>
         <w:t xml:space="preserve"> </w:t>
       </w:r>
       <w:r>
+        <w:t xml:space="preserve">list. The most common implementation in Python would involve using the</w:t>
+      </w:r>
+      <w:r>
+        <w:t xml:space="preserve"> </w:t>
+      </w:r>
+      <w:r>
         <w:rPr>
           <w:rStyle w:val="VerbatimChar"/>
         </w:rPr>
-        <w:t xml:space="preserve">IndexError</w:t>
+        <w:t xml:space="preserve">random.choice()</w:t>
       </w:r>
       <w:r>
         <w:t xml:space="preserve"> </w:t>
       </w:r>
       <w:r>
-        <w:t xml:space="preserve">to be raised by the underlying</w:t>
+        <w:t xml:space="preserve">method from the standard</w:t>
       </w:r>
       <w:r>
         <w:t xml:space="preserve"> </w:t>
@@ -1579,13 +1532,276 @@
         <w:rPr>
           <w:rStyle w:val="VerbatimChar"/>
         </w:rPr>
-        <w:t xml:space="preserve">random.choice()</w:t>
+        <w:t xml:space="preserve">random</w:t>
       </w:r>
       <w:r>
         <w:t xml:space="preserve"> </w:t>
       </w:r>
       <w:r>
-        <w:t xml:space="preserve">method.</w:t>
+        <w:t xml:space="preserve">library, which is purpose-built for this task. After selecting an item, the function returns it as a string.</w:t>
+      </w:r>
+    </w:p>
+    <w:p>
+      <w:pPr>
+        <w:pStyle w:val="BodyText"/>
+      </w:pPr>
+      <w:r>
+        <w:t xml:space="preserve">A typical implementation would look like this:</w:t>
+      </w:r>
+    </w:p>
+    <w:p>
+      <w:pPr>
+        <w:pStyle w:val="SourceCode"/>
+      </w:pPr>
+      <w:r>
+        <w:rPr>
+          <w:rStyle w:val="ImportTok"/>
+        </w:rPr>
+        <w:t xml:space="preserve">import</w:t>
+      </w:r>
+      <w:r>
+        <w:rPr>
+          <w:rStyle w:val="NormalTok"/>
+        </w:rPr>
+        <w:t xml:space="preserve"> random</w:t>
+      </w:r>
+      <w:r>
+        <w:br/>
+      </w:r>
+      <w:r>
+        <w:rPr>
+          <w:rStyle w:val="ImportTok"/>
+        </w:rPr>
+        <w:t xml:space="preserve">from</w:t>
+      </w:r>
+      <w:r>
+        <w:rPr>
+          <w:rStyle w:val="NormalTok"/>
+        </w:rPr>
+        <w:t xml:space="preserve"> typing </w:t>
+      </w:r>
+      <w:r>
+        <w:rPr>
+          <w:rStyle w:val="ImportTok"/>
+        </w:rPr>
+        <w:t xml:space="preserve">import</w:t>
+      </w:r>
+      <w:r>
+        <w:rPr>
+          <w:rStyle w:val="NormalTok"/>
+        </w:rPr>
+        <w:t xml:space="preserve"> List</w:t>
+      </w:r>
+      <w:r>
+        <w:br/>
+      </w:r>
+      <w:r>
+        <w:br/>
+      </w:r>
+      <w:r>
+        <w:rPr>
+          <w:rStyle w:val="KeywordTok"/>
+        </w:rPr>
+        <w:t xml:space="preserve">def</w:t>
+      </w:r>
+      <w:r>
+        <w:rPr>
+          <w:rStyle w:val="NormalTok"/>
+        </w:rPr>
+        <w:t xml:space="preserve"> choose_random_item(items: List[</w:t>
+      </w:r>
+      <w:r>
+        <w:rPr>
+          <w:rStyle w:val="BuiltInTok"/>
+        </w:rPr>
+        <w:t xml:space="preserve">str</w:t>
+      </w:r>
+      <w:r>
+        <w:rPr>
+          <w:rStyle w:val="NormalTok"/>
+        </w:rPr>
+        <w:t xml:space="preserve">]) </w:t>
+      </w:r>
+      <w:r>
+        <w:rPr>
+          <w:rStyle w:val="OperatorTok"/>
+        </w:rPr>
+        <w:t xml:space="preserve">-&gt;</w:t>
+      </w:r>
+      <w:r>
+        <w:rPr>
+          <w:rStyle w:val="NormalTok"/>
+        </w:rPr>
+        <w:t xml:space="preserve"> </w:t>
+      </w:r>
+      <w:r>
+        <w:rPr>
+          <w:rStyle w:val="BuiltInTok"/>
+        </w:rPr>
+        <w:t xml:space="preserve">str</w:t>
+      </w:r>
+      <w:r>
+        <w:rPr>
+          <w:rStyle w:val="NormalTok"/>
+        </w:rPr>
+        <w:t xml:space="preserve">:</w:t>
+      </w:r>
+      <w:r>
+        <w:br/>
+      </w:r>
+      <w:r>
+        <w:rPr>
+          <w:rStyle w:val="NormalTok"/>
+        </w:rPr>
+        <w:t xml:space="preserve">    </w:t>
+      </w:r>
+      <w:r>
+        <w:rPr>
+          <w:rStyle w:val="CommentTok"/>
+        </w:rPr>
+        <w:t xml:space="preserve"># Ensure the list is not empty to avoid errors</w:t>
+      </w:r>
+      <w:r>
+        <w:br/>
+      </w:r>
+      <w:r>
+        <w:rPr>
+          <w:rStyle w:val="NormalTok"/>
+        </w:rPr>
+        <w:t xml:space="preserve">    </w:t>
+      </w:r>
+      <w:r>
+        <w:rPr>
+          <w:rStyle w:val="ControlFlowTok"/>
+        </w:rPr>
+        <w:t xml:space="preserve">if</w:t>
+      </w:r>
+      <w:r>
+        <w:rPr>
+          <w:rStyle w:val="NormalTok"/>
+        </w:rPr>
+        <w:t xml:space="preserve"> </w:t>
+      </w:r>
+      <w:r>
+        <w:rPr>
+          <w:rStyle w:val="KeywordTok"/>
+        </w:rPr>
+        <w:t xml:space="preserve">not</w:t>
+      </w:r>
+      <w:r>
+        <w:rPr>
+          <w:rStyle w:val="NormalTok"/>
+        </w:rPr>
+        <w:t xml:space="preserve"> items:</w:t>
+      </w:r>
+      <w:r>
+        <w:br/>
+      </w:r>
+      <w:r>
+        <w:rPr>
+          <w:rStyle w:val="NormalTok"/>
+        </w:rPr>
+        <w:t xml:space="preserve">        </w:t>
+      </w:r>
+      <w:r>
+        <w:rPr>
+          <w:rStyle w:val="ControlFlowTok"/>
+        </w:rPr>
+        <w:t xml:space="preserve">raise</w:t>
+      </w:r>
+      <w:r>
+        <w:rPr>
+          <w:rStyle w:val="NormalTok"/>
+        </w:rPr>
+        <w:t xml:space="preserve"> </w:t>
+      </w:r>
+      <w:r>
+        <w:rPr>
+          <w:rStyle w:val="PreprocessorTok"/>
+        </w:rPr>
+        <w:t xml:space="preserve">ValueError</w:t>
+      </w:r>
+      <w:r>
+        <w:rPr>
+          <w:rStyle w:val="NormalTok"/>
+        </w:rPr>
+        <w:t xml:space="preserve">(</w:t>
+      </w:r>
+      <w:r>
+        <w:rPr>
+          <w:rStyle w:val="StringTok"/>
+        </w:rPr>
+        <w:t xml:space="preserve">"The input list cannot be empty."</w:t>
+      </w:r>
+      <w:r>
+        <w:rPr>
+          <w:rStyle w:val="NormalTok"/>
+        </w:rPr>
+        <w:t xml:space="preserve">)</w:t>
+      </w:r>
+      <w:r>
+        <w:br/>
+      </w:r>
+      <w:r>
+        <w:rPr>
+          <w:rStyle w:val="NormalTok"/>
+        </w:rPr>
+        <w:t xml:space="preserve">    </w:t>
+      </w:r>
+      <w:r>
+        <w:br/>
+      </w:r>
+      <w:r>
+        <w:rPr>
+          <w:rStyle w:val="NormalTok"/>
+        </w:rPr>
+        <w:t xml:space="preserve">    </w:t>
+      </w:r>
+      <w:r>
+        <w:rPr>
+          <w:rStyle w:val="CommentTok"/>
+        </w:rPr>
+        <w:t xml:space="preserve"># Choose and return a random item from the list</w:t>
+      </w:r>
+      <w:r>
+        <w:br/>
+      </w:r>
+      <w:r>
+        <w:rPr>
+          <w:rStyle w:val="NormalTok"/>
+        </w:rPr>
+        <w:t xml:space="preserve">    </w:t>
+      </w:r>
+      <w:r>
+        <w:rPr>
+          <w:rStyle w:val="ControlFlowTok"/>
+        </w:rPr>
+        <w:t xml:space="preserve">return</w:t>
+      </w:r>
+      <w:r>
+        <w:rPr>
+          <w:rStyle w:val="NormalTok"/>
+        </w:rPr>
+        <w:t xml:space="preserve"> random.choice(items)</w:t>
+      </w:r>
+    </w:p>
+    <w:bookmarkEnd w:id="19"/>
+    <w:bookmarkStart w:id="20" w:name="usage-notes-1"/>
+    <w:p>
+      <w:pPr>
+        <w:pStyle w:val="Heading2"/>
+      </w:pPr>
+      <w:r>
+        <w:rPr>
+          <w:rStyle w:val="SectionNumber"/>
+        </w:rPr>
+        <w:t xml:space="preserve">2.4</w:t>
+      </w:r>
+      <w:r>
+        <w:tab/>
+      </w:r>
+      <w:r>
+        <w:t xml:space="preserve">Usage Notes</w:t>
       </w:r>
     </w:p>
     <w:p>
@@ -1593,11 +1809,11 @@
         <w:pStyle w:val="Compact"/>
         <w:numPr>
           <w:ilvl w:val="0"/>
-          <w:numId w:val="1004"/>
+          <w:numId w:val="1005"/>
         </w:numPr>
       </w:pPr>
       <w:r>
-        <w:t xml:space="preserve">While the type hint specifies</w:t>
+        <w:t xml:space="preserve">The input list</w:t>
       </w:r>
       <w:r>
         <w:t xml:space="preserve"> </w:t>
@@ -1606,25 +1822,76 @@
         <w:rPr>
           <w:rStyle w:val="VerbatimChar"/>
         </w:rPr>
+        <w:t xml:space="preserve">items</w:t>
+      </w:r>
+      <w:r>
+        <w:t xml:space="preserve"> </w:t>
+      </w:r>
+      <w:r>
+        <w:t xml:space="preserve">must not be empty. Passing an empty list will result in a</w:t>
+      </w:r>
+      <w:r>
+        <w:t xml:space="preserve"> </w:t>
+      </w:r>
+      <w:r>
+        <w:rPr>
+          <w:rStyle w:val="VerbatimChar"/>
+        </w:rPr>
+        <w:t xml:space="preserve">ValueError</w:t>
+      </w:r>
+      <w:r>
+        <w:t xml:space="preserve"> </w:t>
+      </w:r>
+      <w:r>
+        <w:t xml:space="preserve">or</w:t>
+      </w:r>
+      <w:r>
+        <w:t xml:space="preserve"> </w:t>
+      </w:r>
+      <w:r>
+        <w:rPr>
+          <w:rStyle w:val="VerbatimChar"/>
+        </w:rPr>
+        <w:t xml:space="preserve">IndexError</w:t>
+      </w:r>
+      <w:r>
+        <w:t xml:space="preserve">, depending on the implementation.</w:t>
+      </w:r>
+    </w:p>
+    <w:p>
+      <w:pPr>
+        <w:pStyle w:val="Compact"/>
+        <w:numPr>
+          <w:ilvl w:val="0"/>
+          <w:numId w:val="1005"/>
+        </w:numPr>
+      </w:pPr>
+      <w:r>
+        <w:t xml:space="preserve">The function is non-deterministic. Calling it multiple times with the same list will likely produce different results.</w:t>
+      </w:r>
+    </w:p>
+    <w:p>
+      <w:pPr>
+        <w:pStyle w:val="Compact"/>
+        <w:numPr>
+          <w:ilvl w:val="0"/>
+          <w:numId w:val="1005"/>
+        </w:numPr>
+      </w:pPr>
+      <w:r>
+        <w:t xml:space="preserve">As per the type hint</w:t>
+      </w:r>
+      <w:r>
+        <w:t xml:space="preserve"> </w:t>
+      </w:r>
+      <w:r>
+        <w:rPr>
+          <w:rStyle w:val="VerbatimChar"/>
+        </w:rPr>
         <w:t xml:space="preserve">List[str]</w:t>
       </w:r>
       <w:r>
-        <w:t xml:space="preserve">, the core</w:t>
-      </w:r>
-      <w:r>
-        <w:t xml:space="preserve"> </w:t>
-      </w:r>
-      <w:r>
-        <w:rPr>
-          <w:rStyle w:val="VerbatimChar"/>
-        </w:rPr>
-        <w:t xml:space="preserve">random.choice()</w:t>
-      </w:r>
-      <w:r>
-        <w:t xml:space="preserve"> </w:t>
-      </w:r>
-      <w:r>
-        <w:t xml:space="preserve">function can operate on any non-empty sequence (like a tuple or a list of other types). However, for intended use according to the function’s signature, a list of strings should be provided.</w:t>
+        <w:t xml:space="preserve">, the function is specifically designed to work with lists of strings.</w:t>
       </w:r>
     </w:p>
     <w:bookmarkEnd w:id="20"/>
@@ -1652,6 +1919,24 @@
       </w:pPr>
       <w:r>
         <w:rPr>
+          <w:rStyle w:val="CommentTok"/>
+        </w:rPr>
+        <w:t xml:space="preserve"># Example usage</w:t>
+      </w:r>
+      <w:r>
+        <w:br/>
+      </w:r>
+      <w:r>
+        <w:rPr>
+          <w:rStyle w:val="CommentTok"/>
+        </w:rPr>
+        <w:t xml:space="preserve"># Note: You would need to import the 'random' module for a working implementation.</w:t>
+      </w:r>
+      <w:r>
+        <w:br/>
+      </w:r>
+      <w:r>
+        <w:rPr>
           <w:rStyle w:val="ImportTok"/>
         </w:rPr>
         <w:t xml:space="preserve">import</w:t>
@@ -1666,280 +1951,283 @@
         <w:br/>
       </w:r>
       <w:r>
-        <w:rPr>
-          <w:rStyle w:val="ImportTok"/>
-        </w:rPr>
-        <w:t xml:space="preserve">from</w:t>
+        <w:br/>
+      </w:r>
+      <w:r>
+        <w:rPr>
+          <w:rStyle w:val="CommentTok"/>
+        </w:rPr>
+        <w:t xml:space="preserve"># A sample implementation for demonstration</w:t>
+      </w:r>
+      <w:r>
+        <w:br/>
+      </w:r>
+      <w:r>
+        <w:rPr>
+          <w:rStyle w:val="KeywordTok"/>
+        </w:rPr>
+        <w:t xml:space="preserve">def</w:t>
       </w:r>
       <w:r>
         <w:rPr>
           <w:rStyle w:val="NormalTok"/>
         </w:rPr>
-        <w:t xml:space="preserve"> typing </w:t>
-      </w:r>
-      <w:r>
-        <w:rPr>
-          <w:rStyle w:val="ImportTok"/>
-        </w:rPr>
-        <w:t xml:space="preserve">import</w:t>
+        <w:t xml:space="preserve"> choose_random_item(items: </w:t>
+      </w:r>
+      <w:r>
+        <w:rPr>
+          <w:rStyle w:val="BuiltInTok"/>
+        </w:rPr>
+        <w:t xml:space="preserve">list</w:t>
       </w:r>
       <w:r>
         <w:rPr>
           <w:rStyle w:val="NormalTok"/>
         </w:rPr>
-        <w:t xml:space="preserve"> List</w:t>
+        <w:t xml:space="preserve">) </w:t>
+      </w:r>
+      <w:r>
+        <w:rPr>
+          <w:rStyle w:val="OperatorTok"/>
+        </w:rPr>
+        <w:t xml:space="preserve">-&gt;</w:t>
+      </w:r>
+      <w:r>
+        <w:rPr>
+          <w:rStyle w:val="NormalTok"/>
+        </w:rPr>
+        <w:t xml:space="preserve"> </w:t>
+      </w:r>
+      <w:r>
+        <w:rPr>
+          <w:rStyle w:val="BuiltInTok"/>
+        </w:rPr>
+        <w:t xml:space="preserve">str</w:t>
+      </w:r>
+      <w:r>
+        <w:rPr>
+          <w:rStyle w:val="NormalTok"/>
+        </w:rPr>
+        <w:t xml:space="preserve">:</w:t>
       </w:r>
       <w:r>
         <w:br/>
       </w:r>
       <w:r>
+        <w:rPr>
+          <w:rStyle w:val="NormalTok"/>
+        </w:rPr>
+        <w:t xml:space="preserve">    </w:t>
+      </w:r>
+      <w:r>
+        <w:rPr>
+          <w:rStyle w:val="ControlFlowTok"/>
+        </w:rPr>
+        <w:t xml:space="preserve">if</w:t>
+      </w:r>
+      <w:r>
+        <w:rPr>
+          <w:rStyle w:val="NormalTok"/>
+        </w:rPr>
+        <w:t xml:space="preserve"> </w:t>
+      </w:r>
+      <w:r>
+        <w:rPr>
+          <w:rStyle w:val="KeywordTok"/>
+        </w:rPr>
+        <w:t xml:space="preserve">not</w:t>
+      </w:r>
+      <w:r>
+        <w:rPr>
+          <w:rStyle w:val="NormalTok"/>
+        </w:rPr>
+        <w:t xml:space="preserve"> items:</w:t>
+      </w:r>
+      <w:r>
         <w:br/>
       </w:r>
       <w:r>
         <w:rPr>
-          <w:rStyle w:val="KeywordTok"/>
-        </w:rPr>
-        <w:t xml:space="preserve">def</w:t>
-      </w:r>
-      <w:r>
-        <w:rPr>
           <w:rStyle w:val="NormalTok"/>
         </w:rPr>
-        <w:t xml:space="preserve"> choose_random_item(items: List[</w:t>
+        <w:t xml:space="preserve">        </w:t>
+      </w:r>
+      <w:r>
+        <w:rPr>
+          <w:rStyle w:val="ControlFlowTok"/>
+        </w:rPr>
+        <w:t xml:space="preserve">return</w:t>
+      </w:r>
+      <w:r>
+        <w:rPr>
+          <w:rStyle w:val="NormalTok"/>
+        </w:rPr>
+        <w:t xml:space="preserve"> </w:t>
+      </w:r>
+      <w:r>
+        <w:rPr>
+          <w:rStyle w:val="StringTok"/>
+        </w:rPr>
+        <w:t xml:space="preserve">"List is empty"</w:t>
+      </w:r>
+      <w:r>
+        <w:br/>
+      </w:r>
+      <w:r>
+        <w:rPr>
+          <w:rStyle w:val="NormalTok"/>
+        </w:rPr>
+        <w:t xml:space="preserve">    </w:t>
+      </w:r>
+      <w:r>
+        <w:rPr>
+          <w:rStyle w:val="ControlFlowTok"/>
+        </w:rPr>
+        <w:t xml:space="preserve">return</w:t>
+      </w:r>
+      <w:r>
+        <w:rPr>
+          <w:rStyle w:val="NormalTok"/>
+        </w:rPr>
+        <w:t xml:space="preserve"> random.choice(items)</w:t>
+      </w:r>
+      <w:r>
+        <w:br/>
+      </w:r>
+      <w:r>
+        <w:br/>
+      </w:r>
+      <w:r>
+        <w:rPr>
+          <w:rStyle w:val="NormalTok"/>
+        </w:rPr>
+        <w:t xml:space="preserve">available_colors </w:t>
+      </w:r>
+      <w:r>
+        <w:rPr>
+          <w:rStyle w:val="OperatorTok"/>
+        </w:rPr>
+        <w:t xml:space="preserve">=</w:t>
+      </w:r>
+      <w:r>
+        <w:rPr>
+          <w:rStyle w:val="NormalTok"/>
+        </w:rPr>
+        <w:t xml:space="preserve"> [</w:t>
+      </w:r>
+      <w:r>
+        <w:rPr>
+          <w:rStyle w:val="StringTok"/>
+        </w:rPr>
+        <w:t xml:space="preserve">"Red"</w:t>
+      </w:r>
+      <w:r>
+        <w:rPr>
+          <w:rStyle w:val="NormalTok"/>
+        </w:rPr>
+        <w:t xml:space="preserve">, </w:t>
+      </w:r>
+      <w:r>
+        <w:rPr>
+          <w:rStyle w:val="StringTok"/>
+        </w:rPr>
+        <w:t xml:space="preserve">"Green"</w:t>
+      </w:r>
+      <w:r>
+        <w:rPr>
+          <w:rStyle w:val="NormalTok"/>
+        </w:rPr>
+        <w:t xml:space="preserve">, </w:t>
+      </w:r>
+      <w:r>
+        <w:rPr>
+          <w:rStyle w:val="StringTok"/>
+        </w:rPr>
+        <w:t xml:space="preserve">"Blue"</w:t>
+      </w:r>
+      <w:r>
+        <w:rPr>
+          <w:rStyle w:val="NormalTok"/>
+        </w:rPr>
+        <w:t xml:space="preserve">, </w:t>
+      </w:r>
+      <w:r>
+        <w:rPr>
+          <w:rStyle w:val="StringTok"/>
+        </w:rPr>
+        <w:t xml:space="preserve">"Yellow"</w:t>
+      </w:r>
+      <w:r>
+        <w:rPr>
+          <w:rStyle w:val="NormalTok"/>
+        </w:rPr>
+        <w:t xml:space="preserve">, </w:t>
+      </w:r>
+      <w:r>
+        <w:rPr>
+          <w:rStyle w:val="StringTok"/>
+        </w:rPr>
+        <w:t xml:space="preserve">"Purple"</w:t>
+      </w:r>
+      <w:r>
+        <w:rPr>
+          <w:rStyle w:val="NormalTok"/>
+        </w:rPr>
+        <w:t xml:space="preserve">]</w:t>
+      </w:r>
+      <w:r>
+        <w:br/>
+      </w:r>
+      <w:r>
+        <w:rPr>
+          <w:rStyle w:val="NormalTok"/>
+        </w:rPr>
+        <w:t xml:space="preserve">selected_color </w:t>
+      </w:r>
+      <w:r>
+        <w:rPr>
+          <w:rStyle w:val="OperatorTok"/>
+        </w:rPr>
+        <w:t xml:space="preserve">=</w:t>
+      </w:r>
+      <w:r>
+        <w:rPr>
+          <w:rStyle w:val="NormalTok"/>
+        </w:rPr>
+        <w:t xml:space="preserve"> choose_random_item(available_colors)</w:t>
+      </w:r>
+      <w:r>
+        <w:br/>
       </w:r>
       <w:r>
         <w:rPr>
           <w:rStyle w:val="BuiltInTok"/>
         </w:rPr>
-        <w:t xml:space="preserve">str</w:t>
+        <w:t xml:space="preserve">print</w:t>
       </w:r>
       <w:r>
         <w:rPr>
           <w:rStyle w:val="NormalTok"/>
         </w:rPr>
-        <w:t xml:space="preserve">]) </w:t>
-      </w:r>
-      <w:r>
-        <w:rPr>
-          <w:rStyle w:val="OperatorTok"/>
-        </w:rPr>
-        <w:t xml:space="preserve">-&gt;</w:t>
+        <w:t xml:space="preserve">(</w:t>
+      </w:r>
+      <w:r>
+        <w:rPr>
+          <w:rStyle w:val="SpecialStringTok"/>
+        </w:rPr>
+        <w:t xml:space="preserve">f"The randomly selected color is: </w:t>
+      </w:r>
+      <w:r>
+        <w:rPr>
+          <w:rStyle w:val="SpecialCharTok"/>
+        </w:rPr>
+        <w:t xml:space="preserve">{</w:t>
       </w:r>
       <w:r>
         <w:rPr>
           <w:rStyle w:val="NormalTok"/>
         </w:rPr>
-        <w:t xml:space="preserve"> </w:t>
-      </w:r>
-      <w:r>
-        <w:rPr>
-          <w:rStyle w:val="BuiltInTok"/>
-        </w:rPr>
-        <w:t xml:space="preserve">str</w:t>
-      </w:r>
-      <w:r>
-        <w:rPr>
-          <w:rStyle w:val="NormalTok"/>
-        </w:rPr>
-        <w:t xml:space="preserve">:</w:t>
-      </w:r>
-      <w:r>
-        <w:br/>
-      </w:r>
-      <w:r>
-        <w:rPr>
-          <w:rStyle w:val="NormalTok"/>
-        </w:rPr>
-        <w:t xml:space="preserve">  </w:t>
-      </w:r>
-      <w:r>
-        <w:rPr>
-          <w:rStyle w:val="CommentTok"/>
-        </w:rPr>
-        <w:t xml:space="preserve">"""</w:t>
-      </w:r>
-      <w:r>
-        <w:br/>
-      </w:r>
-      <w:r>
-        <w:rPr>
-          <w:rStyle w:val="CommentTok"/>
-        </w:rPr>
-        <w:t xml:space="preserve">  Selects a random item from a list of strings.</w:t>
-      </w:r>
-      <w:r>
-        <w:br/>
-      </w:r>
-      <w:r>
-        <w:rPr>
-          <w:rStyle w:val="CommentTok"/>
-        </w:rPr>
-        <w:t xml:space="preserve">  An IndexError will be raised if the list is empty.</w:t>
-      </w:r>
-      <w:r>
-        <w:br/>
-      </w:r>
-      <w:r>
-        <w:rPr>
-          <w:rStyle w:val="CommentTok"/>
-        </w:rPr>
-        <w:t xml:space="preserve">  """</w:t>
-      </w:r>
-      <w:r>
-        <w:br/>
-      </w:r>
-      <w:r>
-        <w:rPr>
-          <w:rStyle w:val="NormalTok"/>
-        </w:rPr>
-        <w:t xml:space="preserve">  </w:t>
-      </w:r>
-      <w:r>
-        <w:rPr>
-          <w:rStyle w:val="ControlFlowTok"/>
-        </w:rPr>
-        <w:t xml:space="preserve">return</w:t>
-      </w:r>
-      <w:r>
-        <w:rPr>
-          <w:rStyle w:val="NormalTok"/>
-        </w:rPr>
-        <w:t xml:space="preserve"> random.choice(items)</w:t>
-      </w:r>
-      <w:r>
-        <w:br/>
-      </w:r>
-      <w:r>
-        <w:br/>
-      </w:r>
-      <w:r>
-        <w:rPr>
-          <w:rStyle w:val="CommentTok"/>
-        </w:rPr>
-        <w:t xml:space="preserve"># Example usage</w:t>
-      </w:r>
-      <w:r>
-        <w:br/>
-      </w:r>
-      <w:r>
-        <w:rPr>
-          <w:rStyle w:val="NormalTok"/>
-        </w:rPr>
-        <w:t xml:space="preserve">options </w:t>
-      </w:r>
-      <w:r>
-        <w:rPr>
-          <w:rStyle w:val="OperatorTok"/>
-        </w:rPr>
-        <w:t xml:space="preserve">=</w:t>
-      </w:r>
-      <w:r>
-        <w:rPr>
-          <w:rStyle w:val="NormalTok"/>
-        </w:rPr>
-        <w:t xml:space="preserve"> [</w:t>
-      </w:r>
-      <w:r>
-        <w:rPr>
-          <w:rStyle w:val="StringTok"/>
-        </w:rPr>
-        <w:t xml:space="preserve">"Option A"</w:t>
-      </w:r>
-      <w:r>
-        <w:rPr>
-          <w:rStyle w:val="NormalTok"/>
-        </w:rPr>
-        <w:t xml:space="preserve">, </w:t>
-      </w:r>
-      <w:r>
-        <w:rPr>
-          <w:rStyle w:val="StringTok"/>
-        </w:rPr>
-        <w:t xml:space="preserve">"Option B"</w:t>
-      </w:r>
-      <w:r>
-        <w:rPr>
-          <w:rStyle w:val="NormalTok"/>
-        </w:rPr>
-        <w:t xml:space="preserve">, </w:t>
-      </w:r>
-      <w:r>
-        <w:rPr>
-          <w:rStyle w:val="StringTok"/>
-        </w:rPr>
-        <w:t xml:space="preserve">"Option C"</w:t>
-      </w:r>
-      <w:r>
-        <w:rPr>
-          <w:rStyle w:val="NormalTok"/>
-        </w:rPr>
-        <w:t xml:space="preserve">, </w:t>
-      </w:r>
-      <w:r>
-        <w:rPr>
-          <w:rStyle w:val="StringTok"/>
-        </w:rPr>
-        <w:t xml:space="preserve">"Option D"</w:t>
-      </w:r>
-      <w:r>
-        <w:rPr>
-          <w:rStyle w:val="NormalTok"/>
-        </w:rPr>
-        <w:t xml:space="preserve">]</w:t>
-      </w:r>
-      <w:r>
-        <w:br/>
-      </w:r>
-      <w:r>
-        <w:rPr>
-          <w:rStyle w:val="NormalTok"/>
-        </w:rPr>
-        <w:t xml:space="preserve">selected_option </w:t>
-      </w:r>
-      <w:r>
-        <w:rPr>
-          <w:rStyle w:val="OperatorTok"/>
-        </w:rPr>
-        <w:t xml:space="preserve">=</w:t>
-      </w:r>
-      <w:r>
-        <w:rPr>
-          <w:rStyle w:val="NormalTok"/>
-        </w:rPr>
-        <w:t xml:space="preserve"> choose_random_item(options)</w:t>
-      </w:r>
-      <w:r>
-        <w:br/>
-      </w:r>
-      <w:r>
-        <w:rPr>
-          <w:rStyle w:val="BuiltInTok"/>
-        </w:rPr>
-        <w:t xml:space="preserve">print</w:t>
-      </w:r>
-      <w:r>
-        <w:rPr>
-          <w:rStyle w:val="NormalTok"/>
-        </w:rPr>
-        <w:t xml:space="preserve">(</w:t>
-      </w:r>
-      <w:r>
-        <w:rPr>
-          <w:rStyle w:val="SpecialStringTok"/>
-        </w:rPr>
-        <w:t xml:space="preserve">f"The randomly selected option is: </w:t>
-      </w:r>
-      <w:r>
-        <w:rPr>
-          <w:rStyle w:val="SpecialCharTok"/>
-        </w:rPr>
-        <w:t xml:space="preserve">{</w:t>
-      </w:r>
-      <w:r>
-        <w:rPr>
-          <w:rStyle w:val="NormalTok"/>
-        </w:rPr>
-        <w:t xml:space="preserve">selected_option</w:t>
+        <w:t xml:space="preserve">selected_color</w:t>
       </w:r>
       <w:r>
         <w:rPr>
@@ -1980,7 +2268,7 @@
         <w:rPr>
           <w:rStyle w:val="VerbatimChar"/>
         </w:rPr>
-        <w:t xml:space="preserve">The randomly selected option is: Option C</w:t>
+        <w:t xml:space="preserve">The randomly selected color is: Blue</w:t>
       </w:r>
     </w:p>
     <w:p>
@@ -1988,40 +2276,22 @@
         <w:pStyle w:val="FirstParagraph"/>
       </w:pPr>
       <w:r>
-        <w:rPr>
-          <w:i/>
-          <w:iCs/>
-        </w:rPr>
-        <w:t xml:space="preserve">(Note: The actual output is non-deterministic and will be one of the elements from the</w:t>
-      </w:r>
-      <w:r>
-        <w:rPr>
-          <w:i/>
-          <w:iCs/>
-        </w:rPr>
+        <w:t xml:space="preserve">(Note: The actual output will be a randomly selected item from the</w:t>
+      </w:r>
+      <w:r>
         <w:t xml:space="preserve"> </w:t>
       </w:r>
       <w:r>
         <w:rPr>
           <w:rStyle w:val="VerbatimChar"/>
-          <w:i/>
-          <w:iCs/>
-        </w:rPr>
-        <w:t xml:space="preserve">options</w:t>
-      </w:r>
-      <w:r>
-        <w:rPr>
-          <w:i/>
-          <w:iCs/>
-        </w:rPr>
+        </w:rPr>
+        <w:t xml:space="preserve">available_colors</w:t>
+      </w:r>
+      <w:r>
         <w:t xml:space="preserve"> </w:t>
       </w:r>
       <w:r>
-        <w:rPr>
-          <w:i/>
-          <w:iCs/>
-        </w:rPr>
-        <w:t xml:space="preserve">list each time the code is run.)</w:t>
+        <w:t xml:space="preserve">list and may differ on each execution.)</w:t>
       </w:r>
     </w:p>
     <w:p>
@@ -2115,7 +2385,7 @@
         <w:t xml:space="preserve"> </w:t>
       </w:r>
       <w:r>
-        <w:t xml:space="preserve">function returns a new, randomly shuffled copy of a given list, ensuring the original list remains unchanged.</w:t>
+        <w:t xml:space="preserve">function returns a new, randomly shuffled copy of a given list without altering the original list.</w:t>
       </w:r>
     </w:p>
     <w:bookmarkEnd w:id="24"/>
@@ -2135,353 +2405,6 @@
       </w:r>
       <w:r>
         <w:t xml:space="preserve">parameters</w:t>
-      </w:r>
-    </w:p>
-    <w:p>
-      <w:pPr>
-        <w:pStyle w:val="Compact"/>
-        <w:numPr>
-          <w:ilvl w:val="0"/>
-          <w:numId w:val="1005"/>
-        </w:numPr>
-      </w:pPr>
-      <w:r>
-        <w:rPr>
-          <w:rStyle w:val="VerbatimChar"/>
-          <w:b/>
-          <w:bCs/>
-        </w:rPr>
-        <w:t xml:space="preserve">items</w:t>
-      </w:r>
-      <w:r>
-        <w:t xml:space="preserve"> </w:t>
-      </w:r>
-      <w:r>
-        <w:rPr>
-          <w:rStyle w:val="VerbatimChar"/>
-        </w:rPr>
-        <w:t xml:space="preserve">List[int]</w:t>
-      </w:r>
-      <w:r>
-        <w:t xml:space="preserve">: A list of integers to be shuffled. The original list will not be modified.</w:t>
-      </w:r>
-    </w:p>
-    <w:bookmarkEnd w:id="25"/>
-    <w:bookmarkStart w:id="26" w:name="description-2"/>
-    <w:p>
-      <w:pPr>
-        <w:pStyle w:val="Heading2"/>
-      </w:pPr>
-      <w:r>
-        <w:rPr>
-          <w:rStyle w:val="SectionNumber"/>
-        </w:rPr>
-        <w:t xml:space="preserve">3.3</w:t>
-      </w:r>
-      <w:r>
-        <w:tab/>
-      </w:r>
-      <w:r>
-        <w:t xml:space="preserve">Description</w:t>
-      </w:r>
-    </w:p>
-    <w:p>
-      <w:pPr>
-        <w:pStyle w:val="FirstParagraph"/>
-      </w:pPr>
-      <w:r>
-        <w:t xml:space="preserve">This function provides a safe way to shuffle a list without altering the original data structure. The process is straightforward and consists of two main steps.</w:t>
-      </w:r>
-    </w:p>
-    <w:p>
-      <w:pPr>
-        <w:pStyle w:val="BodyText"/>
-      </w:pPr>
-      <w:r>
-        <w:t xml:space="preserve">First, the function creates a shallow copy of the input</w:t>
-      </w:r>
-      <w:r>
-        <w:t xml:space="preserve"> </w:t>
-      </w:r>
-      <w:r>
-        <w:rPr>
-          <w:rStyle w:val="VerbatimChar"/>
-        </w:rPr>
-        <w:t xml:space="preserve">items</w:t>
-      </w:r>
-      <w:r>
-        <w:t xml:space="preserve"> </w:t>
-      </w:r>
-      <w:r>
-        <w:t xml:space="preserve">list by calling</w:t>
-      </w:r>
-      <w:r>
-        <w:t xml:space="preserve"> </w:t>
-      </w:r>
-      <w:r>
-        <w:rPr>
-          <w:rStyle w:val="VerbatimChar"/>
-        </w:rPr>
-        <w:t xml:space="preserve">list(items)</w:t>
-      </w:r>
-      <w:r>
-        <w:t xml:space="preserve">. This is a critical step that prevents mutation of the original list passed to the function. The new list is stored in a local variable named</w:t>
-      </w:r>
-      <w:r>
-        <w:t xml:space="preserve"> </w:t>
-      </w:r>
-      <w:r>
-        <w:rPr>
-          <w:rStyle w:val="VerbatimChar"/>
-        </w:rPr>
-        <w:t xml:space="preserve">copy</w:t>
-      </w:r>
-      <w:r>
-        <w:t xml:space="preserve">.</w:t>
-      </w:r>
-    </w:p>
-    <w:p>
-      <w:pPr>
-        <w:pStyle w:val="BodyText"/>
-      </w:pPr>
-      <w:r>
-        <w:t xml:space="preserve">Next, it utilizes the</w:t>
-      </w:r>
-      <w:r>
-        <w:t xml:space="preserve"> </w:t>
-      </w:r>
-      <w:r>
-        <w:rPr>
-          <w:rStyle w:val="VerbatimChar"/>
-        </w:rPr>
-        <w:t xml:space="preserve">random.shuffle()</w:t>
-      </w:r>
-      <w:r>
-        <w:t xml:space="preserve"> </w:t>
-      </w:r>
-      <w:r>
-        <w:t xml:space="preserve">method, which shuffles the elements of the</w:t>
-      </w:r>
-      <w:r>
-        <w:t xml:space="preserve"> </w:t>
-      </w:r>
-      <w:r>
-        <w:rPr>
-          <w:rStyle w:val="VerbatimChar"/>
-        </w:rPr>
-        <w:t xml:space="preserve">copy</w:t>
-      </w:r>
-      <w:r>
-        <w:t xml:space="preserve"> </w:t>
-      </w:r>
-      <w:r>
-        <w:t xml:space="preserve">list in-place. Because this operation is performed on the copy and not the original</w:t>
-      </w:r>
-      <w:r>
-        <w:t xml:space="preserve"> </w:t>
-      </w:r>
-      <w:r>
-        <w:rPr>
-          <w:rStyle w:val="VerbatimChar"/>
-        </w:rPr>
-        <w:t xml:space="preserve">items</w:t>
-      </w:r>
-      <w:r>
-        <w:t xml:space="preserve"> </w:t>
-      </w:r>
-      <w:r>
-        <w:t xml:space="preserve">list, the integrity of the input data is preserved.</w:t>
-      </w:r>
-    </w:p>
-    <w:p>
-      <w:pPr>
-        <w:pStyle w:val="BodyText"/>
-      </w:pPr>
-      <w:r>
-        <w:t xml:space="preserve">Finally, the function returns the modified</w:t>
-      </w:r>
-      <w:r>
-        <w:t xml:space="preserve"> </w:t>
-      </w:r>
-      <w:r>
-        <w:rPr>
-          <w:rStyle w:val="VerbatimChar"/>
-        </w:rPr>
-        <w:t xml:space="preserve">copy</w:t>
-      </w:r>
-      <w:r>
-        <w:t xml:space="preserve"> </w:t>
-      </w:r>
-      <w:r>
-        <w:t xml:space="preserve">list, which now contains the same elements as the original but in a randomized order.</w:t>
-      </w:r>
-    </w:p>
-    <w:p>
-      <w:pPr>
-        <w:pStyle w:val="SourceCode"/>
-      </w:pPr>
-      <w:r>
-        <w:rPr>
-          <w:rStyle w:val="CommentTok"/>
-        </w:rPr>
-        <w:t xml:space="preserve"># Step 1: Create a copy</w:t>
-      </w:r>
-      <w:r>
-        <w:br/>
-      </w:r>
-      <w:r>
-        <w:rPr>
-          <w:rStyle w:val="NormalTok"/>
-        </w:rPr>
-        <w:t xml:space="preserve">original </w:t>
-      </w:r>
-      <w:r>
-        <w:rPr>
-          <w:rStyle w:val="OperatorTok"/>
-        </w:rPr>
-        <w:t xml:space="preserve">=</w:t>
-      </w:r>
-      <w:r>
-        <w:rPr>
-          <w:rStyle w:val="NormalTok"/>
-        </w:rPr>
-        <w:t xml:space="preserve"> [</w:t>
-      </w:r>
-      <w:r>
-        <w:rPr>
-          <w:rStyle w:val="DecValTok"/>
-        </w:rPr>
-        <w:t xml:space="preserve">1</w:t>
-      </w:r>
-      <w:r>
-        <w:rPr>
-          <w:rStyle w:val="NormalTok"/>
-        </w:rPr>
-        <w:t xml:space="preserve">, </w:t>
-      </w:r>
-      <w:r>
-        <w:rPr>
-          <w:rStyle w:val="DecValTok"/>
-        </w:rPr>
-        <w:t xml:space="preserve">2</w:t>
-      </w:r>
-      <w:r>
-        <w:rPr>
-          <w:rStyle w:val="NormalTok"/>
-        </w:rPr>
-        <w:t xml:space="preserve">, </w:t>
-      </w:r>
-      <w:r>
-        <w:rPr>
-          <w:rStyle w:val="DecValTok"/>
-        </w:rPr>
-        <w:t xml:space="preserve">3</w:t>
-      </w:r>
-      <w:r>
-        <w:rPr>
-          <w:rStyle w:val="NormalTok"/>
-        </w:rPr>
-        <w:t xml:space="preserve">]</w:t>
-      </w:r>
-      <w:r>
-        <w:br/>
-      </w:r>
-      <w:r>
-        <w:rPr>
-          <w:rStyle w:val="NormalTok"/>
-        </w:rPr>
-        <w:t xml:space="preserve">copy </w:t>
-      </w:r>
-      <w:r>
-        <w:rPr>
-          <w:rStyle w:val="OperatorTok"/>
-        </w:rPr>
-        <w:t xml:space="preserve">=</w:t>
-      </w:r>
-      <w:r>
-        <w:rPr>
-          <w:rStyle w:val="NormalTok"/>
-        </w:rPr>
-        <w:t xml:space="preserve"> </w:t>
-      </w:r>
-      <w:r>
-        <w:rPr>
-          <w:rStyle w:val="BuiltInTok"/>
-        </w:rPr>
-        <w:t xml:space="preserve">list</w:t>
-      </w:r>
-      <w:r>
-        <w:rPr>
-          <w:rStyle w:val="NormalTok"/>
-        </w:rPr>
-        <w:t xml:space="preserve">(original) </w:t>
-      </w:r>
-      <w:r>
-        <w:rPr>
-          <w:rStyle w:val="CommentTok"/>
-        </w:rPr>
-        <w:t xml:space="preserve"># copy is now [1, 2, 3], but a separate object</w:t>
-      </w:r>
-      <w:r>
-        <w:br/>
-      </w:r>
-      <w:r>
-        <w:br/>
-      </w:r>
-      <w:r>
-        <w:rPr>
-          <w:rStyle w:val="CommentTok"/>
-        </w:rPr>
-        <w:t xml:space="preserve"># Step 2: Shuffle the copy in-place</w:t>
-      </w:r>
-      <w:r>
-        <w:br/>
-      </w:r>
-      <w:r>
-        <w:rPr>
-          <w:rStyle w:val="CommentTok"/>
-        </w:rPr>
-        <w:t xml:space="preserve"># random.shuffle(copy) might change copy to [3, 1, 2]</w:t>
-      </w:r>
-      <w:r>
-        <w:br/>
-      </w:r>
-      <w:r>
-        <w:br/>
-      </w:r>
-      <w:r>
-        <w:rPr>
-          <w:rStyle w:val="CommentTok"/>
-        </w:rPr>
-        <w:t xml:space="preserve"># Step 3: Return the shuffled copy</w:t>
-      </w:r>
-      <w:r>
-        <w:br/>
-      </w:r>
-      <w:r>
-        <w:rPr>
-          <w:rStyle w:val="CommentTok"/>
-        </w:rPr>
-        <w:t xml:space="preserve"># The function returns [3, 1, 2] while original remains [1, 2, 3]</w:t>
-      </w:r>
-    </w:p>
-    <w:bookmarkEnd w:id="26"/>
-    <w:bookmarkStart w:id="27" w:name="usage-notes-2"/>
-    <w:p>
-      <w:pPr>
-        <w:pStyle w:val="Heading2"/>
-      </w:pPr>
-      <w:r>
-        <w:rPr>
-          <w:rStyle w:val="SectionNumber"/>
-        </w:rPr>
-        <w:t xml:space="preserve">3.4</w:t>
-      </w:r>
-      <w:r>
-        <w:tab/>
-      </w:r>
-      <w:r>
-        <w:t xml:space="preserve">Usage Notes</w:t>
       </w:r>
     </w:p>
     <w:p>
@@ -2493,699 +2416,52 @@
         </w:numPr>
       </w:pPr>
       <w:r>
-        <w:t xml:space="preserve">The primary advantage of this function is that it is non-mutating. The input list</w:t>
+        <w:rPr>
+          <w:rStyle w:val="VerbatimChar"/>
+        </w:rPr>
+        <w:t xml:space="preserve">items</w:t>
       </w:r>
       <w:r>
         <w:t xml:space="preserve"> </w:t>
       </w:r>
       <w:r>
+        <w:t xml:space="preserve">(</w:t>
+      </w:r>
+      <w:r>
         <w:rPr>
           <w:rStyle w:val="VerbatimChar"/>
         </w:rPr>
-        <w:t xml:space="preserve">items</w:t>
-      </w:r>
-      <w:r>
-        <w:t xml:space="preserve"> </w:t>
-      </w:r>
-      <w:r>
-        <w:t xml:space="preserve">is guaranteed to remain in its original order after the function call.</w:t>
+        <w:t xml:space="preserve">List[int]</w:t>
+      </w:r>
+      <w:r>
+        <w:t xml:space="preserve">): A list of integers that will be copied and shuffled.</w:t>
+      </w:r>
+    </w:p>
+    <w:bookmarkEnd w:id="25"/>
+    <w:bookmarkStart w:id="26" w:name="description-2"/>
+    <w:p>
+      <w:pPr>
+        <w:pStyle w:val="Heading2"/>
+      </w:pPr>
+      <w:r>
+        <w:rPr>
+          <w:rStyle w:val="SectionNumber"/>
+        </w:rPr>
+        <w:t xml:space="preserve">3.3</w:t>
+      </w:r>
+      <w:r>
+        <w:tab/>
+      </w:r>
+      <w:r>
+        <w:t xml:space="preserve">Description</w:t>
       </w:r>
     </w:p>
     <w:p>
       <w:pPr>
-        <w:pStyle w:val="Compact"/>
-        <w:numPr>
-          <w:ilvl w:val="0"/>
-          <w:numId w:val="1006"/>
-        </w:numPr>
-      </w:pPr>
-      <w:r>
-        <w:t xml:space="preserve">This function depends on Python’s built-in</w:t>
-      </w:r>
-      <w:r>
-        <w:t xml:space="preserve"> </w:t>
-      </w:r>
-      <w:r>
-        <w:rPr>
-          <w:rStyle w:val="VerbatimChar"/>
-        </w:rPr>
-        <w:t xml:space="preserve">random</w:t>
-      </w:r>
-      <w:r>
-        <w:t xml:space="preserve"> </w:t>
-      </w:r>
-      <w:r>
-        <w:t xml:space="preserve">module. Ensure this module is imported (e.g.,</w:t>
-      </w:r>
-      <w:r>
-        <w:t xml:space="preserve"> </w:t>
-      </w:r>
-      <w:r>
-        <w:rPr>
-          <w:rStyle w:val="VerbatimChar"/>
-        </w:rPr>
-        <w:t xml:space="preserve">import random</w:t>
-      </w:r>
-      <w:r>
-        <w:t xml:space="preserve">) in the scope where</w:t>
-      </w:r>
-      <w:r>
-        <w:t xml:space="preserve"> </w:t>
-      </w:r>
-      <w:r>
-        <w:rPr>
-          <w:rStyle w:val="VerbatimChar"/>
-        </w:rPr>
-        <w:t xml:space="preserve">shuffle_copy</w:t>
-      </w:r>
-      <w:r>
-        <w:t xml:space="preserve"> </w:t>
-      </w:r>
-      <w:r>
-        <w:t xml:space="preserve">is defined and used.</w:t>
-      </w:r>
-    </w:p>
-    <w:p>
-      <w:pPr>
-        <w:pStyle w:val="Compact"/>
-        <w:numPr>
-          <w:ilvl w:val="0"/>
-          <w:numId w:val="1006"/>
-        </w:numPr>
-      </w:pPr>
-      <w:r>
-        <w:t xml:space="preserve">While the type hint specifies</w:t>
-      </w:r>
-      <w:r>
-        <w:t xml:space="preserve"> </w:t>
-      </w:r>
-      <w:r>
-        <w:rPr>
-          <w:rStyle w:val="VerbatimChar"/>
-        </w:rPr>
-        <w:t xml:space="preserve">List[int]</w:t>
-      </w:r>
-      <w:r>
-        <w:t xml:space="preserve">, the function’s logic will work correctly with lists containing any type of element (e.g., strings, floats, or mixed types).</w:t>
-      </w:r>
-    </w:p>
-    <w:p>
-      <w:pPr>
         <w:pStyle w:val="FirstParagraph"/>
       </w:pPr>
       <w:r>
-        <w:rPr>
-          <w:b/>
-          <w:bCs/>
-        </w:rPr>
-        <w:t xml:space="preserve">Output Example</w:t>
-      </w:r>
-      <w:r>
-        <w:t xml:space="preserve">: A possible return value for an input of</w:t>
-      </w:r>
-      <w:r>
-        <w:t xml:space="preserve"> </w:t>
-      </w:r>
-      <w:r>
-        <w:rPr>
-          <w:rStyle w:val="VerbatimChar"/>
-        </w:rPr>
-        <w:t xml:space="preserve">[1, 2, 3, 4, 5]</w:t>
-      </w:r>
-      <w:r>
-        <w:t xml:space="preserve">.</w:t>
-      </w:r>
-    </w:p>
-    <w:p>
-      <w:pPr>
-        <w:pStyle w:val="SourceCode"/>
-      </w:pPr>
-      <w:r>
-        <w:rPr>
-          <w:rStyle w:val="VerbatimChar"/>
-        </w:rPr>
-        <w:t xml:space="preserve">[4, 1, 5, 3, 2]</w:t>
-      </w:r>
-    </w:p>
-    <w:bookmarkEnd w:id="27"/>
-    <w:bookmarkStart w:id="29" w:name="example-2"/>
-    <w:p>
-      <w:pPr>
-        <w:pStyle w:val="Heading2"/>
-      </w:pPr>
-      <w:r>
-        <w:rPr>
-          <w:rStyle w:val="SectionNumber"/>
-        </w:rPr>
-        <w:t xml:space="preserve">3.5</w:t>
-      </w:r>
-      <w:r>
-        <w:tab/>
-      </w:r>
-      <w:r>
-        <w:t xml:space="preserve">Example</w:t>
-      </w:r>
-    </w:p>
-    <w:p>
-      <w:pPr>
-        <w:pStyle w:val="SourceCode"/>
-      </w:pPr>
-      <w:r>
-        <w:rPr>
-          <w:rStyle w:val="ImportTok"/>
-        </w:rPr>
-        <w:t xml:space="preserve">import</w:t>
-      </w:r>
-      <w:r>
-        <w:rPr>
-          <w:rStyle w:val="NormalTok"/>
-        </w:rPr>
-        <w:t xml:space="preserve"> random</w:t>
-      </w:r>
-      <w:r>
-        <w:br/>
-      </w:r>
-      <w:r>
-        <w:rPr>
-          <w:rStyle w:val="ImportTok"/>
-        </w:rPr>
-        <w:t xml:space="preserve">from</w:t>
-      </w:r>
-      <w:r>
-        <w:rPr>
-          <w:rStyle w:val="NormalTok"/>
-        </w:rPr>
-        <w:t xml:space="preserve"> typing </w:t>
-      </w:r>
-      <w:r>
-        <w:rPr>
-          <w:rStyle w:val="ImportTok"/>
-        </w:rPr>
-        <w:t xml:space="preserve">import</w:t>
-      </w:r>
-      <w:r>
-        <w:rPr>
-          <w:rStyle w:val="NormalTok"/>
-        </w:rPr>
-        <w:t xml:space="preserve"> List</w:t>
-      </w:r>
-      <w:r>
-        <w:br/>
-      </w:r>
-      <w:r>
-        <w:br/>
-      </w:r>
-      <w:r>
-        <w:rPr>
-          <w:rStyle w:val="CommentTok"/>
-        </w:rPr>
-        <w:t xml:space="preserve"># Definition of the function</w:t>
-      </w:r>
-      <w:r>
-        <w:br/>
-      </w:r>
-      <w:r>
-        <w:rPr>
-          <w:rStyle w:val="KeywordTok"/>
-        </w:rPr>
-        <w:t xml:space="preserve">def</w:t>
-      </w:r>
-      <w:r>
-        <w:rPr>
-          <w:rStyle w:val="NormalTok"/>
-        </w:rPr>
-        <w:t xml:space="preserve"> shuffle_copy(items: List[</w:t>
-      </w:r>
-      <w:r>
-        <w:rPr>
-          <w:rStyle w:val="BuiltInTok"/>
-        </w:rPr>
-        <w:t xml:space="preserve">int</w:t>
-      </w:r>
-      <w:r>
-        <w:rPr>
-          <w:rStyle w:val="NormalTok"/>
-        </w:rPr>
-        <w:t xml:space="preserve">]) </w:t>
-      </w:r>
-      <w:r>
-        <w:rPr>
-          <w:rStyle w:val="OperatorTok"/>
-        </w:rPr>
-        <w:t xml:space="preserve">-&gt;</w:t>
-      </w:r>
-      <w:r>
-        <w:rPr>
-          <w:rStyle w:val="NormalTok"/>
-        </w:rPr>
-        <w:t xml:space="preserve"> List[</w:t>
-      </w:r>
-      <w:r>
-        <w:rPr>
-          <w:rStyle w:val="BuiltInTok"/>
-        </w:rPr>
-        <w:t xml:space="preserve">int</w:t>
-      </w:r>
-      <w:r>
-        <w:rPr>
-          <w:rStyle w:val="NormalTok"/>
-        </w:rPr>
-        <w:t xml:space="preserve">]:</w:t>
-      </w:r>
-      <w:r>
-        <w:br/>
-      </w:r>
-      <w:r>
-        <w:rPr>
-          <w:rStyle w:val="NormalTok"/>
-        </w:rPr>
-        <w:t xml:space="preserve">    </w:t>
-      </w:r>
-      <w:r>
-        <w:rPr>
-          <w:rStyle w:val="CommentTok"/>
-        </w:rPr>
-        <w:t xml:space="preserve">"""Return a shuffled copy of the given list without mutating the input."""</w:t>
-      </w:r>
-      <w:r>
-        <w:br/>
-      </w:r>
-      <w:r>
-        <w:rPr>
-          <w:rStyle w:val="NormalTok"/>
-        </w:rPr>
-        <w:t xml:space="preserve">    copy </w:t>
-      </w:r>
-      <w:r>
-        <w:rPr>
-          <w:rStyle w:val="OperatorTok"/>
-        </w:rPr>
-        <w:t xml:space="preserve">=</w:t>
-      </w:r>
-      <w:r>
-        <w:rPr>
-          <w:rStyle w:val="NormalTok"/>
-        </w:rPr>
-        <w:t xml:space="preserve"> </w:t>
-      </w:r>
-      <w:r>
-        <w:rPr>
-          <w:rStyle w:val="BuiltInTok"/>
-        </w:rPr>
-        <w:t xml:space="preserve">list</w:t>
-      </w:r>
-      <w:r>
-        <w:rPr>
-          <w:rStyle w:val="NormalTok"/>
-        </w:rPr>
-        <w:t xml:space="preserve">(items)</w:t>
-      </w:r>
-      <w:r>
-        <w:br/>
-      </w:r>
-      <w:r>
-        <w:rPr>
-          <w:rStyle w:val="NormalTok"/>
-        </w:rPr>
-        <w:t xml:space="preserve">    random.shuffle(copy)</w:t>
-      </w:r>
-      <w:r>
-        <w:br/>
-      </w:r>
-      <w:r>
-        <w:rPr>
-          <w:rStyle w:val="NormalTok"/>
-        </w:rPr>
-        <w:t xml:space="preserve">    </w:t>
-      </w:r>
-      <w:r>
-        <w:rPr>
-          <w:rStyle w:val="ControlFlowTok"/>
-        </w:rPr>
-        <w:t xml:space="preserve">return</w:t>
-      </w:r>
-      <w:r>
-        <w:rPr>
-          <w:rStyle w:val="NormalTok"/>
-        </w:rPr>
-        <w:t xml:space="preserve"> copy</w:t>
-      </w:r>
-      <w:r>
-        <w:br/>
-      </w:r>
-      <w:r>
-        <w:br/>
-      </w:r>
-      <w:r>
-        <w:rPr>
-          <w:rStyle w:val="CommentTok"/>
-        </w:rPr>
-        <w:t xml:space="preserve"># Example usage</w:t>
-      </w:r>
-      <w:r>
-        <w:br/>
-      </w:r>
-      <w:r>
-        <w:rPr>
-          <w:rStyle w:val="NormalTok"/>
-        </w:rPr>
-        <w:t xml:space="preserve">original_numbers </w:t>
-      </w:r>
-      <w:r>
-        <w:rPr>
-          <w:rStyle w:val="OperatorTok"/>
-        </w:rPr>
-        <w:t xml:space="preserve">=</w:t>
-      </w:r>
-      <w:r>
-        <w:rPr>
-          <w:rStyle w:val="NormalTok"/>
-        </w:rPr>
-        <w:t xml:space="preserve"> [</w:t>
-      </w:r>
-      <w:r>
-        <w:rPr>
-          <w:rStyle w:val="DecValTok"/>
-        </w:rPr>
-        <w:t xml:space="preserve">10</w:t>
-      </w:r>
-      <w:r>
-        <w:rPr>
-          <w:rStyle w:val="NormalTok"/>
-        </w:rPr>
-        <w:t xml:space="preserve">, </w:t>
-      </w:r>
-      <w:r>
-        <w:rPr>
-          <w:rStyle w:val="DecValTok"/>
-        </w:rPr>
-        <w:t xml:space="preserve">20</w:t>
-      </w:r>
-      <w:r>
-        <w:rPr>
-          <w:rStyle w:val="NormalTok"/>
-        </w:rPr>
-        <w:t xml:space="preserve">, </w:t>
-      </w:r>
-      <w:r>
-        <w:rPr>
-          <w:rStyle w:val="DecValTok"/>
-        </w:rPr>
-        <w:t xml:space="preserve">30</w:t>
-      </w:r>
-      <w:r>
-        <w:rPr>
-          <w:rStyle w:val="NormalTok"/>
-        </w:rPr>
-        <w:t xml:space="preserve">, </w:t>
-      </w:r>
-      <w:r>
-        <w:rPr>
-          <w:rStyle w:val="DecValTok"/>
-        </w:rPr>
-        <w:t xml:space="preserve">40</w:t>
-      </w:r>
-      <w:r>
-        <w:rPr>
-          <w:rStyle w:val="NormalTok"/>
-        </w:rPr>
-        <w:t xml:space="preserve">, </w:t>
-      </w:r>
-      <w:r>
-        <w:rPr>
-          <w:rStyle w:val="DecValTok"/>
-        </w:rPr>
-        <w:t xml:space="preserve">50</w:t>
-      </w:r>
-      <w:r>
-        <w:rPr>
-          <w:rStyle w:val="NormalTok"/>
-        </w:rPr>
-        <w:t xml:space="preserve">]</w:t>
-      </w:r>
-      <w:r>
-        <w:br/>
-      </w:r>
-      <w:r>
-        <w:rPr>
-          <w:rStyle w:val="NormalTok"/>
-        </w:rPr>
-        <w:t xml:space="preserve">shuffled_numbers </w:t>
-      </w:r>
-      <w:r>
-        <w:rPr>
-          <w:rStyle w:val="OperatorTok"/>
-        </w:rPr>
-        <w:t xml:space="preserve">=</w:t>
-      </w:r>
-      <w:r>
-        <w:rPr>
-          <w:rStyle w:val="NormalTok"/>
-        </w:rPr>
-        <w:t xml:space="preserve"> shuffle_copy(original_numbers)</w:t>
-      </w:r>
-      <w:r>
-        <w:br/>
-      </w:r>
-      <w:r>
-        <w:br/>
-      </w:r>
-      <w:r>
-        <w:rPr>
-          <w:rStyle w:val="BuiltInTok"/>
-        </w:rPr>
-        <w:t xml:space="preserve">print</w:t>
-      </w:r>
-      <w:r>
-        <w:rPr>
-          <w:rStyle w:val="NormalTok"/>
-        </w:rPr>
-        <w:t xml:space="preserve">(</w:t>
-      </w:r>
-      <w:r>
-        <w:rPr>
-          <w:rStyle w:val="SpecialStringTok"/>
-        </w:rPr>
-        <w:t xml:space="preserve">f"Original List: </w:t>
-      </w:r>
-      <w:r>
-        <w:rPr>
-          <w:rStyle w:val="SpecialCharTok"/>
-        </w:rPr>
-        <w:t xml:space="preserve">{</w:t>
-      </w:r>
-      <w:r>
-        <w:rPr>
-          <w:rStyle w:val="NormalTok"/>
-        </w:rPr>
-        <w:t xml:space="preserve">original_numbers</w:t>
-      </w:r>
-      <w:r>
-        <w:rPr>
-          <w:rStyle w:val="SpecialCharTok"/>
-        </w:rPr>
-        <w:t xml:space="preserve">}</w:t>
-      </w:r>
-      <w:r>
-        <w:rPr>
-          <w:rStyle w:val="SpecialStringTok"/>
-        </w:rPr>
-        <w:t xml:space="preserve">"</w:t>
-      </w:r>
-      <w:r>
-        <w:rPr>
-          <w:rStyle w:val="NormalTok"/>
-        </w:rPr>
-        <w:t xml:space="preserve">)</w:t>
-      </w:r>
-      <w:r>
-        <w:br/>
-      </w:r>
-      <w:r>
-        <w:rPr>
-          <w:rStyle w:val="BuiltInTok"/>
-        </w:rPr>
-        <w:t xml:space="preserve">print</w:t>
-      </w:r>
-      <w:r>
-        <w:rPr>
-          <w:rStyle w:val="NormalTok"/>
-        </w:rPr>
-        <w:t xml:space="preserve">(</w:t>
-      </w:r>
-      <w:r>
-        <w:rPr>
-          <w:rStyle w:val="SpecialStringTok"/>
-        </w:rPr>
-        <w:t xml:space="preserve">f"Shuffled Copy: </w:t>
-      </w:r>
-      <w:r>
-        <w:rPr>
-          <w:rStyle w:val="SpecialCharTok"/>
-        </w:rPr>
-        <w:t xml:space="preserve">{</w:t>
-      </w:r>
-      <w:r>
-        <w:rPr>
-          <w:rStyle w:val="NormalTok"/>
-        </w:rPr>
-        <w:t xml:space="preserve">shuffled_numbers</w:t>
-      </w:r>
-      <w:r>
-        <w:rPr>
-          <w:rStyle w:val="SpecialCharTok"/>
-        </w:rPr>
-        <w:t xml:space="preserve">}</w:t>
-      </w:r>
-      <w:r>
-        <w:rPr>
-          <w:rStyle w:val="SpecialStringTok"/>
-        </w:rPr>
-        <w:t xml:space="preserve">"</w:t>
-      </w:r>
-      <w:r>
-        <w:rPr>
-          <w:rStyle w:val="NormalTok"/>
-        </w:rPr>
-        <w:t xml:space="preserve">)</w:t>
-      </w:r>
-    </w:p>
-    <w:p>
-      <w:pPr>
-        <w:pStyle w:val="FirstParagraph"/>
-      </w:pPr>
-      <w:r>
-        <w:rPr>
-          <w:b/>
-          <w:bCs/>
-        </w:rPr>
-        <w:t xml:space="preserve">Output:</w:t>
-      </w:r>
-    </w:p>
-    <w:p>
-      <w:pPr>
-        <w:pStyle w:val="SourceCode"/>
-      </w:pPr>
-      <w:r>
-        <w:rPr>
-          <w:rStyle w:val="VerbatimChar"/>
-        </w:rPr>
-        <w:t xml:space="preserve">Original List: [10, 20, 30, 40, 50]</w:t>
-      </w:r>
-      <w:r>
-        <w:br/>
-      </w:r>
-      <w:r>
-        <w:rPr>
-          <w:rStyle w:val="VerbatimChar"/>
-        </w:rPr>
-        <w:t xml:space="preserve">Shuffled Copy: [30, 50, 10, 40, 20]  # Note: The order will be random on each execution.</w:t>
-      </w:r>
-    </w:p>
-    <w:p>
-      <w:r>
-        <w:pict>
-          <v:rect style="width:0;height:1.5pt" o:hralign="center" o:hrstd="t" o:hr="t"/>
-        </w:pict>
-      </w:r>
-    </w:p>
-    <w:bookmarkStart w:id="28" w:name="functiondef-shuffle_copy-1"/>
-    <w:p>
-      <w:pPr>
-        <w:pStyle w:val="Heading3"/>
-      </w:pPr>
-      <w:r>
-        <w:rPr>
-          <w:rStyle w:val="SectionNumber"/>
-        </w:rPr>
-        <w:t xml:space="preserve">3.5.1</w:t>
-      </w:r>
-      <w:r>
-        <w:tab/>
-      </w:r>
-      <w:r>
-        <w:t xml:space="preserve">FunctionDef shuffle_copy</w:t>
-      </w:r>
-    </w:p>
-    <w:bookmarkEnd w:id="28"/>
-    <w:bookmarkEnd w:id="29"/>
-    <w:bookmarkEnd w:id="30"/>
-    <w:bookmarkStart w:id="36" w:name="X7d1c6b96413832d9f5fe9c31f84a861a45270b9"/>
-    <w:p>
-      <w:pPr>
-        <w:pStyle w:val="Heading1"/>
-      </w:pPr>
-      <w:r>
-        <w:rPr>
-          <w:rStyle w:val="SectionNumber"/>
-        </w:rPr>
-        <w:t xml:space="preserve">4</w:t>
-      </w:r>
-      <w:r>
-        <w:tab/>
-      </w:r>
-      <w:r>
-        <w:t xml:space="preserve">Function: shuffle_copy(items: List[int]) -&gt; List[int]</w:t>
-      </w:r>
-    </w:p>
-    <w:bookmarkStart w:id="31" w:name="overview-3"/>
-    <w:p>
-      <w:pPr>
-        <w:pStyle w:val="Heading2"/>
-      </w:pPr>
-      <w:r>
-        <w:rPr>
-          <w:rStyle w:val="SectionNumber"/>
-        </w:rPr>
-        <w:t xml:space="preserve">4.1</w:t>
-      </w:r>
-      <w:r>
-        <w:tab/>
-      </w:r>
-      <w:r>
-        <w:t xml:space="preserve">Overview</w:t>
-      </w:r>
-    </w:p>
-    <w:p>
-      <w:pPr>
-        <w:pStyle w:val="FirstParagraph"/>
-      </w:pPr>
-      <w:r>
-        <w:t xml:space="preserve">The</w:t>
-      </w:r>
-      <w:r>
-        <w:t xml:space="preserve"> </w:t>
-      </w:r>
-      <w:r>
-        <w:rPr>
-          <w:rStyle w:val="VerbatimChar"/>
-        </w:rPr>
-        <w:t xml:space="preserve">shuffle_copy</w:t>
-      </w:r>
-      <w:r>
-        <w:t xml:space="preserve"> </w:t>
-      </w:r>
-      <w:r>
-        <w:t xml:space="preserve">function creates and returns a new list containing the same elements as the input list but in a random order.</w:t>
-      </w:r>
-    </w:p>
-    <w:bookmarkEnd w:id="31"/>
-    <w:bookmarkStart w:id="32" w:name="parameters-3"/>
-    <w:p>
-      <w:pPr>
-        <w:pStyle w:val="Heading2"/>
-      </w:pPr>
-      <w:r>
-        <w:rPr>
-          <w:rStyle w:val="SectionNumber"/>
-        </w:rPr>
-        <w:t xml:space="preserve">4.2</w:t>
-      </w:r>
-      <w:r>
-        <w:tab/>
-      </w:r>
-      <w:r>
-        <w:t xml:space="preserve">parameters</w:t>
+        <w:t xml:space="preserve">This function provides a safe way to shuffle a list by ensuring the original data structure remains untouched. The process is executed in three main steps:</w:t>
       </w:r>
     </w:p>
     <w:p>
@@ -3197,145 +2473,886 @@
         </w:numPr>
       </w:pPr>
       <w:r>
+        <w:t xml:space="preserve">A shallow copy of the input</w:t>
+      </w:r>
+      <w:r>
+        <w:t xml:space="preserve"> </w:t>
+      </w:r>
+      <w:r>
         <w:rPr>
           <w:rStyle w:val="VerbatimChar"/>
         </w:rPr>
         <w:t xml:space="preserve">items</w:t>
       </w:r>
       <w:r>
-        <w:t xml:space="preserve">:</w:t>
-      </w:r>
-      <w:r>
         <w:t xml:space="preserve"> </w:t>
       </w:r>
       <w:r>
+        <w:t xml:space="preserve">list is created using</w:t>
+      </w:r>
+      <w:r>
+        <w:t xml:space="preserve"> </w:t>
+      </w:r>
+      <w:r>
         <w:rPr>
           <w:rStyle w:val="VerbatimChar"/>
         </w:rPr>
-        <w:t xml:space="preserve">List[int]</w:t>
+        <w:t xml:space="preserve">list(items)</w:t>
+      </w:r>
+      <w:r>
+        <w:t xml:space="preserve">. This new list is stored in a variable named</w:t>
       </w:r>
       <w:r>
         <w:t xml:space="preserve"> </w:t>
       </w:r>
       <w:r>
-        <w:t xml:space="preserve">| The list of integers to be copied and shuffled.</w:t>
-      </w:r>
-    </w:p>
-    <w:bookmarkEnd w:id="32"/>
-    <w:bookmarkStart w:id="33" w:name="description-3"/>
-    <w:p>
-      <w:pPr>
-        <w:pStyle w:val="Heading2"/>
-      </w:pPr>
-      <w:r>
-        <w:rPr>
-          <w:rStyle w:val="SectionNumber"/>
-        </w:rPr>
-        <w:t xml:space="preserve">4.3</w:t>
-      </w:r>
-      <w:r>
-        <w:tab/>
-      </w:r>
-      <w:r>
-        <w:t xml:space="preserve">Description</w:t>
+        <w:rPr>
+          <w:rStyle w:val="VerbatimChar"/>
+        </w:rPr>
+        <w:t xml:space="preserve">copy</w:t>
+      </w:r>
+      <w:r>
+        <w:t xml:space="preserve">. This step is crucial for preventing mutation of the original list passed to the function.</w:t>
       </w:r>
     </w:p>
     <w:p>
       <w:pPr>
-        <w:pStyle w:val="FirstParagraph"/>
-      </w:pPr>
-      <w:r>
-        <w:t xml:space="preserve">This function provides a non-destructive way to shuffle a list. The core logic involves two main steps:</w:t>
+        <w:pStyle w:val="Compact"/>
+        <w:numPr>
+          <w:ilvl w:val="0"/>
+          <w:numId w:val="1007"/>
+        </w:numPr>
+      </w:pPr>
+      <w:r>
+        <w:t xml:space="preserve">The</w:t>
+      </w:r>
+      <w:r>
+        <w:t xml:space="preserve"> </w:t>
+      </w:r>
+      <w:r>
+        <w:rPr>
+          <w:rStyle w:val="VerbatimChar"/>
+        </w:rPr>
+        <w:t xml:space="preserve">random.shuffle()</w:t>
+      </w:r>
+      <w:r>
+        <w:t xml:space="preserve"> </w:t>
+      </w:r>
+      <w:r>
+        <w:t xml:space="preserve">method is then called on the</w:t>
+      </w:r>
+      <w:r>
+        <w:t xml:space="preserve"> </w:t>
+      </w:r>
+      <w:r>
+        <w:rPr>
+          <w:rStyle w:val="VerbatimChar"/>
+        </w:rPr>
+        <w:t xml:space="preserve">copy</w:t>
+      </w:r>
+      <w:r>
+        <w:t xml:space="preserve">. This function shuffles the elements of the</w:t>
+      </w:r>
+      <w:r>
+        <w:t xml:space="preserve"> </w:t>
+      </w:r>
+      <w:r>
+        <w:rPr>
+          <w:rStyle w:val="VerbatimChar"/>
+        </w:rPr>
+        <w:t xml:space="preserve">copy</w:t>
+      </w:r>
+      <w:r>
+        <w:t xml:space="preserve"> </w:t>
+      </w:r>
+      <w:r>
+        <w:t xml:space="preserve">list in-place, rearranging them into a random order.</w:t>
       </w:r>
     </w:p>
     <w:p>
       <w:pPr>
+        <w:pStyle w:val="Compact"/>
+        <w:numPr>
+          <w:ilvl w:val="0"/>
+          <w:numId w:val="1007"/>
+        </w:numPr>
+      </w:pPr>
+      <w:r>
+        <w:t xml:space="preserve">Finally, the function returns the modified</w:t>
+      </w:r>
+      <w:r>
+        <w:t xml:space="preserve"> </w:t>
+      </w:r>
+      <w:r>
+        <w:rPr>
+          <w:rStyle w:val="VerbatimChar"/>
+        </w:rPr>
+        <w:t xml:space="preserve">copy</w:t>
+      </w:r>
+      <w:r>
+        <w:t xml:space="preserve">, which now holds the same elements as the original list but in a new, randomized sequence.</w:t>
+      </w:r>
+    </w:p>
+    <w:p>
+      <w:pPr>
+        <w:pStyle w:val="SourceCode"/>
+      </w:pPr>
+      <w:r>
+        <w:rPr>
+          <w:rStyle w:val="CommentTok"/>
+        </w:rPr>
+        <w:t xml:space="preserve"># Internal logic</w:t>
+      </w:r>
+      <w:r>
+        <w:br/>
+      </w:r>
+      <w:r>
+        <w:rPr>
+          <w:rStyle w:val="NormalTok"/>
+        </w:rPr>
+        <w:t xml:space="preserve">copy </w:t>
+      </w:r>
+      <w:r>
+        <w:rPr>
+          <w:rStyle w:val="OperatorTok"/>
+        </w:rPr>
+        <w:t xml:space="preserve">=</w:t>
+      </w:r>
+      <w:r>
+        <w:rPr>
+          <w:rStyle w:val="NormalTok"/>
+        </w:rPr>
+        <w:t xml:space="preserve"> </w:t>
+      </w:r>
+      <w:r>
+        <w:rPr>
+          <w:rStyle w:val="BuiltInTok"/>
+        </w:rPr>
+        <w:t xml:space="preserve">list</w:t>
+      </w:r>
+      <w:r>
+        <w:rPr>
+          <w:rStyle w:val="NormalTok"/>
+        </w:rPr>
+        <w:t xml:space="preserve">(items)</w:t>
+      </w:r>
+      <w:r>
+        <w:br/>
+      </w:r>
+      <w:r>
+        <w:rPr>
+          <w:rStyle w:val="NormalTok"/>
+        </w:rPr>
+        <w:t xml:space="preserve">random.shuffle(copy)</w:t>
+      </w:r>
+      <w:r>
+        <w:br/>
+      </w:r>
+      <w:r>
+        <w:rPr>
+          <w:rStyle w:val="ControlFlowTok"/>
+        </w:rPr>
+        <w:t xml:space="preserve">return</w:t>
+      </w:r>
+      <w:r>
+        <w:rPr>
+          <w:rStyle w:val="NormalTok"/>
+        </w:rPr>
+        <w:t xml:space="preserve"> copy</w:t>
+      </w:r>
+    </w:p>
+    <w:bookmarkEnd w:id="26"/>
+    <w:bookmarkStart w:id="27" w:name="usage-notes-2"/>
+    <w:p>
+      <w:pPr>
+        <w:pStyle w:val="Heading2"/>
+      </w:pPr>
+      <w:r>
+        <w:rPr>
+          <w:rStyle w:val="SectionNumber"/>
+        </w:rPr>
+        <w:t xml:space="preserve">3.4</w:t>
+      </w:r>
+      <w:r>
+        <w:tab/>
+      </w:r>
+      <w:r>
+        <w:t xml:space="preserve">Usage Notes</w:t>
+      </w:r>
+    </w:p>
+    <w:p>
+      <w:pPr>
+        <w:pStyle w:val="Compact"/>
         <w:numPr>
           <w:ilvl w:val="0"/>
           <w:numId w:val="1008"/>
         </w:numPr>
       </w:pPr>
       <w:r>
-        <w:rPr>
-          <w:b/>
-          <w:bCs/>
-        </w:rPr>
-        <w:t xml:space="preserve">Create a Copy</w:t>
-      </w:r>
-      <w:r>
-        <w:t xml:space="preserve">: The function first creates a shallow copy of the input</w:t>
-      </w:r>
-      <w:r>
-        <w:t xml:space="preserve"> </w:t>
-      </w:r>
-      <w:r>
-        <w:rPr>
-          <w:rStyle w:val="VerbatimChar"/>
-        </w:rPr>
-        <w:t xml:space="preserve">items</w:t>
-      </w:r>
-      <w:r>
-        <w:t xml:space="preserve"> </w:t>
-      </w:r>
-      <w:r>
-        <w:t xml:space="preserve">list. This is a critical step to ensure that the original list passed to the function remains unchanged. This is typically achieved using a method like</w:t>
-      </w:r>
-      <w:r>
-        <w:t xml:space="preserve"> </w:t>
-      </w:r>
-      <w:r>
-        <w:rPr>
-          <w:rStyle w:val="VerbatimChar"/>
-        </w:rPr>
-        <w:t xml:space="preserve">items.copy()</w:t>
-      </w:r>
-      <w:r>
-        <w:t xml:space="preserve">.</w:t>
+        <w:t xml:space="preserve">This function is non-mutating, meaning the original list you pass as an argument will not be changed.</w:t>
       </w:r>
     </w:p>
     <w:p>
       <w:pPr>
+        <w:pStyle w:val="Compact"/>
         <w:numPr>
           <w:ilvl w:val="0"/>
           <w:numId w:val="1008"/>
         </w:numPr>
       </w:pPr>
       <w:r>
+        <w:t xml:space="preserve">The function relies on Python’s built-in</w:t>
+      </w:r>
+      <w:r>
+        <w:t xml:space="preserve"> </w:t>
+      </w:r>
+      <w:r>
+        <w:rPr>
+          <w:rStyle w:val="VerbatimChar"/>
+        </w:rPr>
+        <w:t xml:space="preserve">random</w:t>
+      </w:r>
+      <w:r>
+        <w:t xml:space="preserve"> </w:t>
+      </w:r>
+      <w:r>
+        <w:t xml:space="preserve">module. Ensure this module is imported in your script before calling the function.</w:t>
+      </w:r>
+    </w:p>
+    <w:p>
+      <w:pPr>
+        <w:pStyle w:val="Compact"/>
+        <w:numPr>
+          <w:ilvl w:val="0"/>
+          <w:numId w:val="1008"/>
+        </w:numPr>
+      </w:pPr>
+      <w:r>
+        <w:t xml:space="preserve">Due to the nature of random shuffling, calling the function multiple times with the same input list will likely produce a different-ordered list each time.</w:t>
+      </w:r>
+    </w:p>
+    <w:p>
+      <w:pPr>
+        <w:pStyle w:val="FirstParagraph"/>
+      </w:pPr>
+      <w:r>
         <w:rPr>
           <w:b/>
           <w:bCs/>
         </w:rPr>
-        <w:t xml:space="preserve">Shuffle the Copy</w:t>
-      </w:r>
-      <w:r>
-        <w:t xml:space="preserve">: The newly created list is then shuffled in-place using a randomization algorithm, such as the Fisher-Yates shuffle. This reorders the elements within the copy into a random permutation.</w:t>
+        <w:t xml:space="preserve">Output Example</w:t>
+      </w:r>
+      <w:r>
+        <w:t xml:space="preserve">: A possible return value for an input of</w:t>
+      </w:r>
+      <w:r>
+        <w:t xml:space="preserve"> </w:t>
+      </w:r>
+      <w:r>
+        <w:rPr>
+          <w:rStyle w:val="VerbatimChar"/>
+        </w:rPr>
+        <w:t xml:space="preserve">[1, 2, 3, 4, 5]</w:t>
+      </w:r>
+      <w:r>
+        <w:t xml:space="preserve">.</w:t>
       </w:r>
     </w:p>
     <w:p>
       <w:pPr>
+        <w:pStyle w:val="SourceCode"/>
+      </w:pPr>
+      <w:r>
+        <w:rPr>
+          <w:rStyle w:val="VerbatimChar"/>
+        </w:rPr>
+        <w:t xml:space="preserve">[4, 1, 5, 2, 3]</w:t>
+      </w:r>
+    </w:p>
+    <w:bookmarkEnd w:id="27"/>
+    <w:bookmarkStart w:id="29" w:name="example-2"/>
+    <w:p>
+      <w:pPr>
+        <w:pStyle w:val="Heading2"/>
+      </w:pPr>
+      <w:r>
+        <w:rPr>
+          <w:rStyle w:val="SectionNumber"/>
+        </w:rPr>
+        <w:t xml:space="preserve">3.5</w:t>
+      </w:r>
+      <w:r>
+        <w:tab/>
+      </w:r>
+      <w:r>
+        <w:t xml:space="preserve">Example</w:t>
+      </w:r>
+    </w:p>
+    <w:p>
+      <w:pPr>
+        <w:pStyle w:val="SourceCode"/>
+      </w:pPr>
+      <w:r>
+        <w:rPr>
+          <w:rStyle w:val="ImportTok"/>
+        </w:rPr>
+        <w:t xml:space="preserve">import</w:t>
+      </w:r>
+      <w:r>
+        <w:rPr>
+          <w:rStyle w:val="NormalTok"/>
+        </w:rPr>
+        <w:t xml:space="preserve"> random</w:t>
+      </w:r>
+      <w:r>
+        <w:br/>
+      </w:r>
+      <w:r>
+        <w:rPr>
+          <w:rStyle w:val="ImportTok"/>
+        </w:rPr>
+        <w:t xml:space="preserve">from</w:t>
+      </w:r>
+      <w:r>
+        <w:rPr>
+          <w:rStyle w:val="NormalTok"/>
+        </w:rPr>
+        <w:t xml:space="preserve"> typing </w:t>
+      </w:r>
+      <w:r>
+        <w:rPr>
+          <w:rStyle w:val="ImportTok"/>
+        </w:rPr>
+        <w:t xml:space="preserve">import</w:t>
+      </w:r>
+      <w:r>
+        <w:rPr>
+          <w:rStyle w:val="NormalTok"/>
+        </w:rPr>
+        <w:t xml:space="preserve"> List</w:t>
+      </w:r>
+      <w:r>
+        <w:br/>
+      </w:r>
+      <w:r>
+        <w:br/>
+      </w:r>
+      <w:r>
+        <w:rPr>
+          <w:rStyle w:val="CommentTok"/>
+        </w:rPr>
+        <w:t xml:space="preserve"># The function must be defined or imported</w:t>
+      </w:r>
+      <w:r>
+        <w:br/>
+      </w:r>
+      <w:r>
+        <w:rPr>
+          <w:rStyle w:val="KeywordTok"/>
+        </w:rPr>
+        <w:t xml:space="preserve">def</w:t>
+      </w:r>
+      <w:r>
+        <w:rPr>
+          <w:rStyle w:val="NormalTok"/>
+        </w:rPr>
+        <w:t xml:space="preserve"> shuffle_copy(items: List[</w:t>
+      </w:r>
+      <w:r>
+        <w:rPr>
+          <w:rStyle w:val="BuiltInTok"/>
+        </w:rPr>
+        <w:t xml:space="preserve">int</w:t>
+      </w:r>
+      <w:r>
+        <w:rPr>
+          <w:rStyle w:val="NormalTok"/>
+        </w:rPr>
+        <w:t xml:space="preserve">]) </w:t>
+      </w:r>
+      <w:r>
+        <w:rPr>
+          <w:rStyle w:val="OperatorTok"/>
+        </w:rPr>
+        <w:t xml:space="preserve">-&gt;</w:t>
+      </w:r>
+      <w:r>
+        <w:rPr>
+          <w:rStyle w:val="NormalTok"/>
+        </w:rPr>
+        <w:t xml:space="preserve"> List[</w:t>
+      </w:r>
+      <w:r>
+        <w:rPr>
+          <w:rStyle w:val="BuiltInTok"/>
+        </w:rPr>
+        <w:t xml:space="preserve">int</w:t>
+      </w:r>
+      <w:r>
+        <w:rPr>
+          <w:rStyle w:val="NormalTok"/>
+        </w:rPr>
+        <w:t xml:space="preserve">]:</w:t>
+      </w:r>
+      <w:r>
+        <w:br/>
+      </w:r>
+      <w:r>
+        <w:rPr>
+          <w:rStyle w:val="NormalTok"/>
+        </w:rPr>
+        <w:t xml:space="preserve">    </w:t>
+      </w:r>
+      <w:r>
+        <w:rPr>
+          <w:rStyle w:val="CommentTok"/>
+        </w:rPr>
+        <w:t xml:space="preserve">"""Return a shuffled copy of the given list without mutating the input."""</w:t>
+      </w:r>
+      <w:r>
+        <w:br/>
+      </w:r>
+      <w:r>
+        <w:rPr>
+          <w:rStyle w:val="NormalTok"/>
+        </w:rPr>
+        <w:t xml:space="preserve">    copy </w:t>
+      </w:r>
+      <w:r>
+        <w:rPr>
+          <w:rStyle w:val="OperatorTok"/>
+        </w:rPr>
+        <w:t xml:space="preserve">=</w:t>
+      </w:r>
+      <w:r>
+        <w:rPr>
+          <w:rStyle w:val="NormalTok"/>
+        </w:rPr>
+        <w:t xml:space="preserve"> </w:t>
+      </w:r>
+      <w:r>
+        <w:rPr>
+          <w:rStyle w:val="BuiltInTok"/>
+        </w:rPr>
+        <w:t xml:space="preserve">list</w:t>
+      </w:r>
+      <w:r>
+        <w:rPr>
+          <w:rStyle w:val="NormalTok"/>
+        </w:rPr>
+        <w:t xml:space="preserve">(items)</w:t>
+      </w:r>
+      <w:r>
+        <w:br/>
+      </w:r>
+      <w:r>
+        <w:rPr>
+          <w:rStyle w:val="NormalTok"/>
+        </w:rPr>
+        <w:t xml:space="preserve">    random.shuffle(copy)</w:t>
+      </w:r>
+      <w:r>
+        <w:br/>
+      </w:r>
+      <w:r>
+        <w:rPr>
+          <w:rStyle w:val="NormalTok"/>
+        </w:rPr>
+        <w:t xml:space="preserve">    </w:t>
+      </w:r>
+      <w:r>
+        <w:rPr>
+          <w:rStyle w:val="ControlFlowTok"/>
+        </w:rPr>
+        <w:t xml:space="preserve">return</w:t>
+      </w:r>
+      <w:r>
+        <w:rPr>
+          <w:rStyle w:val="NormalTok"/>
+        </w:rPr>
+        <w:t xml:space="preserve"> copy</w:t>
+      </w:r>
+      <w:r>
+        <w:br/>
+      </w:r>
+      <w:r>
+        <w:br/>
+      </w:r>
+      <w:r>
+        <w:rPr>
+          <w:rStyle w:val="CommentTok"/>
+        </w:rPr>
+        <w:t xml:space="preserve"># Example usage</w:t>
+      </w:r>
+      <w:r>
+        <w:br/>
+      </w:r>
+      <w:r>
+        <w:rPr>
+          <w:rStyle w:val="NormalTok"/>
+        </w:rPr>
+        <w:t xml:space="preserve">original_numbers </w:t>
+      </w:r>
+      <w:r>
+        <w:rPr>
+          <w:rStyle w:val="OperatorTok"/>
+        </w:rPr>
+        <w:t xml:space="preserve">=</w:t>
+      </w:r>
+      <w:r>
+        <w:rPr>
+          <w:rStyle w:val="NormalTok"/>
+        </w:rPr>
+        <w:t xml:space="preserve"> [</w:t>
+      </w:r>
+      <w:r>
+        <w:rPr>
+          <w:rStyle w:val="DecValTok"/>
+        </w:rPr>
+        <w:t xml:space="preserve">10</w:t>
+      </w:r>
+      <w:r>
+        <w:rPr>
+          <w:rStyle w:val="NormalTok"/>
+        </w:rPr>
+        <w:t xml:space="preserve">, </w:t>
+      </w:r>
+      <w:r>
+        <w:rPr>
+          <w:rStyle w:val="DecValTok"/>
+        </w:rPr>
+        <w:t xml:space="preserve">20</w:t>
+      </w:r>
+      <w:r>
+        <w:rPr>
+          <w:rStyle w:val="NormalTok"/>
+        </w:rPr>
+        <w:t xml:space="preserve">, </w:t>
+      </w:r>
+      <w:r>
+        <w:rPr>
+          <w:rStyle w:val="DecValTok"/>
+        </w:rPr>
+        <w:t xml:space="preserve">30</w:t>
+      </w:r>
+      <w:r>
+        <w:rPr>
+          <w:rStyle w:val="NormalTok"/>
+        </w:rPr>
+        <w:t xml:space="preserve">, </w:t>
+      </w:r>
+      <w:r>
+        <w:rPr>
+          <w:rStyle w:val="DecValTok"/>
+        </w:rPr>
+        <w:t xml:space="preserve">40</w:t>
+      </w:r>
+      <w:r>
+        <w:rPr>
+          <w:rStyle w:val="NormalTok"/>
+        </w:rPr>
+        <w:t xml:space="preserve">, </w:t>
+      </w:r>
+      <w:r>
+        <w:rPr>
+          <w:rStyle w:val="DecValTok"/>
+        </w:rPr>
+        <w:t xml:space="preserve">50</w:t>
+      </w:r>
+      <w:r>
+        <w:rPr>
+          <w:rStyle w:val="NormalTok"/>
+        </w:rPr>
+        <w:t xml:space="preserve">]</w:t>
+      </w:r>
+      <w:r>
+        <w:br/>
+      </w:r>
+      <w:r>
+        <w:rPr>
+          <w:rStyle w:val="NormalTok"/>
+        </w:rPr>
+        <w:t xml:space="preserve">shuffled_numbers </w:t>
+      </w:r>
+      <w:r>
+        <w:rPr>
+          <w:rStyle w:val="OperatorTok"/>
+        </w:rPr>
+        <w:t xml:space="preserve">=</w:t>
+      </w:r>
+      <w:r>
+        <w:rPr>
+          <w:rStyle w:val="NormalTok"/>
+        </w:rPr>
+        <w:t xml:space="preserve"> shuffle_copy(original_numbers)</w:t>
+      </w:r>
+      <w:r>
+        <w:br/>
+      </w:r>
+      <w:r>
+        <w:br/>
+      </w:r>
+      <w:r>
+        <w:rPr>
+          <w:rStyle w:val="BuiltInTok"/>
+        </w:rPr>
+        <w:t xml:space="preserve">print</w:t>
+      </w:r>
+      <w:r>
+        <w:rPr>
+          <w:rStyle w:val="NormalTok"/>
+        </w:rPr>
+        <w:t xml:space="preserve">(</w:t>
+      </w:r>
+      <w:r>
+        <w:rPr>
+          <w:rStyle w:val="SpecialStringTok"/>
+        </w:rPr>
+        <w:t xml:space="preserve">f"Original List (unchanged): </w:t>
+      </w:r>
+      <w:r>
+        <w:rPr>
+          <w:rStyle w:val="SpecialCharTok"/>
+        </w:rPr>
+        <w:t xml:space="preserve">{</w:t>
+      </w:r>
+      <w:r>
+        <w:rPr>
+          <w:rStyle w:val="NormalTok"/>
+        </w:rPr>
+        <w:t xml:space="preserve">original_numbers</w:t>
+      </w:r>
+      <w:r>
+        <w:rPr>
+          <w:rStyle w:val="SpecialCharTok"/>
+        </w:rPr>
+        <w:t xml:space="preserve">}</w:t>
+      </w:r>
+      <w:r>
+        <w:rPr>
+          <w:rStyle w:val="SpecialStringTok"/>
+        </w:rPr>
+        <w:t xml:space="preserve">"</w:t>
+      </w:r>
+      <w:r>
+        <w:rPr>
+          <w:rStyle w:val="NormalTok"/>
+        </w:rPr>
+        <w:t xml:space="preserve">)</w:t>
+      </w:r>
+      <w:r>
+        <w:br/>
+      </w:r>
+      <w:r>
+        <w:rPr>
+          <w:rStyle w:val="BuiltInTok"/>
+        </w:rPr>
+        <w:t xml:space="preserve">print</w:t>
+      </w:r>
+      <w:r>
+        <w:rPr>
+          <w:rStyle w:val="NormalTok"/>
+        </w:rPr>
+        <w:t xml:space="preserve">(</w:t>
+      </w:r>
+      <w:r>
+        <w:rPr>
+          <w:rStyle w:val="SpecialStringTok"/>
+        </w:rPr>
+        <w:t xml:space="preserve">f"Shuffled Copy: </w:t>
+      </w:r>
+      <w:r>
+        <w:rPr>
+          <w:rStyle w:val="SpecialCharTok"/>
+        </w:rPr>
+        <w:t xml:space="preserve">{</w:t>
+      </w:r>
+      <w:r>
+        <w:rPr>
+          <w:rStyle w:val="NormalTok"/>
+        </w:rPr>
+        <w:t xml:space="preserve">shuffled_numbers</w:t>
+      </w:r>
+      <w:r>
+        <w:rPr>
+          <w:rStyle w:val="SpecialCharTok"/>
+        </w:rPr>
+        <w:t xml:space="preserve">}</w:t>
+      </w:r>
+      <w:r>
+        <w:rPr>
+          <w:rStyle w:val="SpecialStringTok"/>
+        </w:rPr>
+        <w:t xml:space="preserve">"</w:t>
+      </w:r>
+      <w:r>
+        <w:rPr>
+          <w:rStyle w:val="NormalTok"/>
+        </w:rPr>
+        <w:t xml:space="preserve">)</w:t>
+      </w:r>
+    </w:p>
+    <w:p>
+      <w:pPr>
         <w:pStyle w:val="FirstParagraph"/>
       </w:pPr>
       <w:r>
-        <w:t xml:space="preserve">Finally, the function returns the shuffled copy. The original</w:t>
-      </w:r>
-      <w:r>
+        <w:rPr>
+          <w:b/>
+          <w:bCs/>
+        </w:rPr>
+        <w:t xml:space="preserve">Output:</w:t>
+      </w:r>
+    </w:p>
+    <w:p>
+      <w:pPr>
+        <w:pStyle w:val="SourceCode"/>
+      </w:pPr>
+      <w:r>
+        <w:rPr>
+          <w:rStyle w:val="VerbatimChar"/>
+        </w:rPr>
+        <w:t xml:space="preserve">Original List (unchanged): [10, 20, 30, 40, 50]</w:t>
+      </w:r>
+      <w:r>
+        <w:br/>
+      </w:r>
+      <w:r>
+        <w:rPr>
+          <w:rStyle w:val="VerbatimChar"/>
+        </w:rPr>
+        <w:t xml:space="preserve">Shuffled Copy: [30, 50, 10, 20, 40]</w:t>
+      </w:r>
+    </w:p>
+    <w:p>
+      <w:pPr>
+        <w:pStyle w:val="FirstParagraph"/>
+      </w:pPr>
+      <w:r>
+        <w:rPr>
+          <w:i/>
+          <w:iCs/>
+        </w:rPr>
+        <w:t xml:space="preserve">(Note: The actual order of elements in the</w:t>
+      </w:r>
+      <w:r>
+        <w:rPr>
+          <w:i/>
+          <w:iCs/>
+        </w:rPr>
         <w:t xml:space="preserve"> </w:t>
       </w:r>
       <w:r>
         <w:rPr>
+          <w:i/>
+          <w:iCs/>
+        </w:rPr>
+        <w:t xml:space="preserve">“Shuffled Copy”</w:t>
+      </w:r>
+      <w:r>
+        <w:rPr>
+          <w:i/>
+          <w:iCs/>
+        </w:rPr>
+        <w:t xml:space="preserve"> </w:t>
+      </w:r>
+      <w:r>
+        <w:rPr>
+          <w:i/>
+          <w:iCs/>
+        </w:rPr>
+        <w:t xml:space="preserve">will vary with each execution.)</w:t>
+      </w:r>
+    </w:p>
+    <w:p>
+      <w:r>
+        <w:pict>
+          <v:rect style="width:0;height:1.5pt" o:hralign="center" o:hrstd="t" o:hr="t"/>
+        </w:pict>
+      </w:r>
+    </w:p>
+    <w:bookmarkStart w:id="28" w:name="functiondef-shuffle_copy-1"/>
+    <w:p>
+      <w:pPr>
+        <w:pStyle w:val="Heading3"/>
+      </w:pPr>
+      <w:r>
+        <w:rPr>
+          <w:rStyle w:val="SectionNumber"/>
+        </w:rPr>
+        <w:t xml:space="preserve">3.5.1</w:t>
+      </w:r>
+      <w:r>
+        <w:tab/>
+      </w:r>
+      <w:r>
+        <w:t xml:space="preserve">FunctionDef shuffle_copy</w:t>
+      </w:r>
+    </w:p>
+    <w:bookmarkEnd w:id="28"/>
+    <w:bookmarkEnd w:id="29"/>
+    <w:bookmarkEnd w:id="30"/>
+    <w:bookmarkStart w:id="36" w:name="function-shuffle_copyitems-listint-1"/>
+    <w:p>
+      <w:pPr>
+        <w:pStyle w:val="Heading1"/>
+      </w:pPr>
+      <w:r>
+        <w:rPr>
+          <w:rStyle w:val="SectionNumber"/>
+        </w:rPr>
+        <w:t xml:space="preserve">4</w:t>
+      </w:r>
+      <w:r>
+        <w:tab/>
+      </w:r>
+      <w:r>
+        <w:t xml:space="preserve">Function: shuffle_copy(items: List[int])</w:t>
+      </w:r>
+    </w:p>
+    <w:bookmarkStart w:id="31" w:name="overview-3"/>
+    <w:p>
+      <w:pPr>
+        <w:pStyle w:val="Heading2"/>
+      </w:pPr>
+      <w:r>
+        <w:rPr>
+          <w:rStyle w:val="SectionNumber"/>
+        </w:rPr>
+        <w:t xml:space="preserve">4.1</w:t>
+      </w:r>
+      <w:r>
+        <w:tab/>
+      </w:r>
+      <w:r>
+        <w:t xml:space="preserve">Overview</w:t>
+      </w:r>
+    </w:p>
+    <w:p>
+      <w:pPr>
+        <w:pStyle w:val="FirstParagraph"/>
+      </w:pPr>
+      <w:r>
+        <w:t xml:space="preserve">The</w:t>
+      </w:r>
+      <w:r>
+        <w:t xml:space="preserve"> </w:t>
+      </w:r>
+      <w:r>
+        <w:rPr>
           <w:rStyle w:val="VerbatimChar"/>
         </w:rPr>
-        <w:t xml:space="preserve">items</w:t>
+        <w:t xml:space="preserve">shuffle_copy</w:t>
       </w:r>
       <w:r>
         <w:t xml:space="preserve"> </w:t>
       </w:r>
       <w:r>
-        <w:t xml:space="preserve">list is not modified by this operation.</w:t>
+        <w:t xml:space="preserve">function creates a shuffled copy of a list of integers, leaving the original list unchanged.</w:t>
       </w:r>
     </w:p>
-    <w:bookmarkEnd w:id="33"/>
-    <w:bookmarkStart w:id="34" w:name="usage-notes-3"/>
+    <w:bookmarkEnd w:id="31"/>
+    <w:bookmarkStart w:id="32" w:name="parameters-3"/>
     <w:p>
       <w:pPr>
         <w:pStyle w:val="Heading2"/>
@@ -3344,13 +3361,13 @@
         <w:rPr>
           <w:rStyle w:val="SectionNumber"/>
         </w:rPr>
-        <w:t xml:space="preserve">4.4</w:t>
+        <w:t xml:space="preserve">4.2</w:t>
       </w:r>
       <w:r>
         <w:tab/>
       </w:r>
       <w:r>
-        <w:t xml:space="preserve">Usage Notes</w:t>
+        <w:t xml:space="preserve">parameters</w:t>
       </w:r>
     </w:p>
     <w:p>
@@ -3362,7 +3379,13 @@
         </w:numPr>
       </w:pPr>
       <w:r>
-        <w:t xml:space="preserve">This function is non-destructive; it does not alter the original input list</w:t>
+        <w:rPr>
+          <w:rStyle w:val="VerbatimChar"/>
+        </w:rPr>
+        <w:t xml:space="preserve">items</w:t>
+      </w:r>
+      <w:r>
+        <w:t xml:space="preserve">:</w:t>
       </w:r>
       <w:r>
         <w:t xml:space="preserve"> </w:t>
@@ -3371,10 +3394,252 @@
         <w:rPr>
           <w:rStyle w:val="VerbatimChar"/>
         </w:rPr>
+        <w:t xml:space="preserve">List[int]</w:t>
+      </w:r>
+      <w:r>
+        <w:t xml:space="preserve"> </w:t>
+      </w:r>
+      <w:r>
+        <w:t xml:space="preserve">- The input list of integers to be copied and shuffled.</w:t>
+      </w:r>
+    </w:p>
+    <w:bookmarkEnd w:id="32"/>
+    <w:bookmarkStart w:id="33" w:name="description-3"/>
+    <w:p>
+      <w:pPr>
+        <w:pStyle w:val="Heading2"/>
+      </w:pPr>
+      <w:r>
+        <w:rPr>
+          <w:rStyle w:val="SectionNumber"/>
+        </w:rPr>
+        <w:t xml:space="preserve">4.3</w:t>
+      </w:r>
+      <w:r>
+        <w:tab/>
+      </w:r>
+      <w:r>
+        <w:t xml:space="preserve">Description</w:t>
+      </w:r>
+    </w:p>
+    <w:p>
+      <w:pPr>
+        <w:pStyle w:val="FirstParagraph"/>
+      </w:pPr>
+      <w:r>
+        <w:t xml:space="preserve">This function provides a non-destructive way to shuffle a list. It operates by first creating a shallow copy of the input</w:t>
+      </w:r>
+      <w:r>
+        <w:t xml:space="preserve"> </w:t>
+      </w:r>
+      <w:r>
+        <w:rPr>
+          <w:rStyle w:val="VerbatimChar"/>
+        </w:rPr>
         <w:t xml:space="preserve">items</w:t>
       </w:r>
       <w:r>
-        <w:t xml:space="preserve">.</w:t>
+        <w:t xml:space="preserve"> </w:t>
+      </w:r>
+      <w:r>
+        <w:t xml:space="preserve">list. This initial step is crucial as it ensures that the original list passed to the function is not altered.</w:t>
+      </w:r>
+    </w:p>
+    <w:p>
+      <w:pPr>
+        <w:pStyle w:val="BodyText"/>
+      </w:pPr>
+      <w:r>
+        <w:t xml:space="preserve">After creating the copy, the function shuffles the elements of the new list in-place, rearranging them into a random order. Finally, it returns this newly created and shuffled list. The original</w:t>
+      </w:r>
+      <w:r>
+        <w:t xml:space="preserve"> </w:t>
+      </w:r>
+      <w:r>
+        <w:rPr>
+          <w:rStyle w:val="VerbatimChar"/>
+        </w:rPr>
+        <w:t xml:space="preserve">items</w:t>
+      </w:r>
+      <w:r>
+        <w:t xml:space="preserve"> </w:t>
+      </w:r>
+      <w:r>
+        <w:t xml:space="preserve">list remains in its initial order.</w:t>
+      </w:r>
+    </w:p>
+    <w:p>
+      <w:pPr>
+        <w:pStyle w:val="SourceCode"/>
+      </w:pPr>
+      <w:r>
+        <w:rPr>
+          <w:rStyle w:val="ImportTok"/>
+        </w:rPr>
+        <w:t xml:space="preserve">import</w:t>
+      </w:r>
+      <w:r>
+        <w:rPr>
+          <w:rStyle w:val="NormalTok"/>
+        </w:rPr>
+        <w:t xml:space="preserve"> random</w:t>
+      </w:r>
+      <w:r>
+        <w:br/>
+      </w:r>
+      <w:r>
+        <w:br/>
+      </w:r>
+      <w:r>
+        <w:rPr>
+          <w:rStyle w:val="KeywordTok"/>
+        </w:rPr>
+        <w:t xml:space="preserve">def</w:t>
+      </w:r>
+      <w:r>
+        <w:rPr>
+          <w:rStyle w:val="NormalTok"/>
+        </w:rPr>
+        <w:t xml:space="preserve"> shuffle_copy(items: List[</w:t>
+      </w:r>
+      <w:r>
+        <w:rPr>
+          <w:rStyle w:val="BuiltInTok"/>
+        </w:rPr>
+        <w:t xml:space="preserve">int</w:t>
+      </w:r>
+      <w:r>
+        <w:rPr>
+          <w:rStyle w:val="NormalTok"/>
+        </w:rPr>
+        <w:t xml:space="preserve">]) </w:t>
+      </w:r>
+      <w:r>
+        <w:rPr>
+          <w:rStyle w:val="OperatorTok"/>
+        </w:rPr>
+        <w:t xml:space="preserve">-&gt;</w:t>
+      </w:r>
+      <w:r>
+        <w:rPr>
+          <w:rStyle w:val="NormalTok"/>
+        </w:rPr>
+        <w:t xml:space="preserve"> List[</w:t>
+      </w:r>
+      <w:r>
+        <w:rPr>
+          <w:rStyle w:val="BuiltInTok"/>
+        </w:rPr>
+        <w:t xml:space="preserve">int</w:t>
+      </w:r>
+      <w:r>
+        <w:rPr>
+          <w:rStyle w:val="NormalTok"/>
+        </w:rPr>
+        <w:t xml:space="preserve">]:</w:t>
+      </w:r>
+      <w:r>
+        <w:br/>
+      </w:r>
+      <w:r>
+        <w:rPr>
+          <w:rStyle w:val="NormalTok"/>
+        </w:rPr>
+        <w:t xml:space="preserve">    </w:t>
+      </w:r>
+      <w:r>
+        <w:rPr>
+          <w:rStyle w:val="CommentTok"/>
+        </w:rPr>
+        <w:t xml:space="preserve">"""</w:t>
+      </w:r>
+      <w:r>
+        <w:br/>
+      </w:r>
+      <w:r>
+        <w:rPr>
+          <w:rStyle w:val="CommentTok"/>
+        </w:rPr>
+        <w:t xml:space="preserve">    Creates a shuffled copy of a list.</w:t>
+      </w:r>
+      <w:r>
+        <w:br/>
+      </w:r>
+      <w:r>
+        <w:rPr>
+          <w:rStyle w:val="CommentTok"/>
+        </w:rPr>
+        <w:t xml:space="preserve">    """</w:t>
+      </w:r>
+      <w:r>
+        <w:br/>
+      </w:r>
+      <w:r>
+        <w:rPr>
+          <w:rStyle w:val="NormalTok"/>
+        </w:rPr>
+        <w:t xml:space="preserve">    items_copy </w:t>
+      </w:r>
+      <w:r>
+        <w:rPr>
+          <w:rStyle w:val="OperatorTok"/>
+        </w:rPr>
+        <w:t xml:space="preserve">=</w:t>
+      </w:r>
+      <w:r>
+        <w:rPr>
+          <w:rStyle w:val="NormalTok"/>
+        </w:rPr>
+        <w:t xml:space="preserve"> items.copy()</w:t>
+      </w:r>
+      <w:r>
+        <w:br/>
+      </w:r>
+      <w:r>
+        <w:rPr>
+          <w:rStyle w:val="NormalTok"/>
+        </w:rPr>
+        <w:t xml:space="preserve">    random.shuffle(items_copy)</w:t>
+      </w:r>
+      <w:r>
+        <w:br/>
+      </w:r>
+      <w:r>
+        <w:rPr>
+          <w:rStyle w:val="NormalTok"/>
+        </w:rPr>
+        <w:t xml:space="preserve">    </w:t>
+      </w:r>
+      <w:r>
+        <w:rPr>
+          <w:rStyle w:val="ControlFlowTok"/>
+        </w:rPr>
+        <w:t xml:space="preserve">return</w:t>
+      </w:r>
+      <w:r>
+        <w:rPr>
+          <w:rStyle w:val="NormalTok"/>
+        </w:rPr>
+        <w:t xml:space="preserve"> items_copy</w:t>
+      </w:r>
+    </w:p>
+    <w:bookmarkEnd w:id="33"/>
+    <w:bookmarkStart w:id="34" w:name="usage-notes-3"/>
+    <w:p>
+      <w:pPr>
+        <w:pStyle w:val="Heading2"/>
+      </w:pPr>
+      <w:r>
+        <w:rPr>
+          <w:rStyle w:val="SectionNumber"/>
+        </w:rPr>
+        <w:t xml:space="preserve">4.4</w:t>
+      </w:r>
+      <w:r>
+        <w:tab/>
+      </w:r>
+      <w:r>
+        <w:t xml:space="preserve">Usage Notes</w:t>
       </w:r>
     </w:p>
     <w:p>
@@ -3382,11 +3647,11 @@
         <w:pStyle w:val="Compact"/>
         <w:numPr>
           <w:ilvl w:val="0"/>
-          <w:numId w:val="1009"/>
+          <w:numId w:val="1010"/>
         </w:numPr>
       </w:pPr>
       <w:r>
-        <w:t xml:space="preserve">A new list object is created and returned with each call.</w:t>
+        <w:t xml:space="preserve">This function does not modify the original list. It returns a new, shuffled list.</w:t>
       </w:r>
     </w:p>
     <w:p>
@@ -3394,11 +3659,50 @@
         <w:pStyle w:val="Compact"/>
         <w:numPr>
           <w:ilvl w:val="0"/>
-          <w:numId w:val="1009"/>
+          <w:numId w:val="1010"/>
         </w:numPr>
       </w:pPr>
       <w:r>
-        <w:t xml:space="preserve">The order of elements in the returned list is random. Calling the function multiple times with the same input will likely produce different results.</w:t>
+        <w:t xml:space="preserve">The shuffling is pseudo-random. For reproducible results, you can seed Python’s random number generator using</w:t>
+      </w:r>
+      <w:r>
+        <w:t xml:space="preserve"> </w:t>
+      </w:r>
+      <w:r>
+        <w:rPr>
+          <w:rStyle w:val="VerbatimChar"/>
+        </w:rPr>
+        <w:t xml:space="preserve">random.seed()</w:t>
+      </w:r>
+      <w:r>
+        <w:t xml:space="preserve"> </w:t>
+      </w:r>
+      <w:r>
+        <w:t xml:space="preserve">before calling this function.</w:t>
+      </w:r>
+    </w:p>
+    <w:p>
+      <w:pPr>
+        <w:pStyle w:val="Compact"/>
+        <w:numPr>
+          <w:ilvl w:val="0"/>
+          <w:numId w:val="1010"/>
+        </w:numPr>
+      </w:pPr>
+      <w:r>
+        <w:t xml:space="preserve">Although the type hint specifies</w:t>
+      </w:r>
+      <w:r>
+        <w:t xml:space="preserve"> </w:t>
+      </w:r>
+      <w:r>
+        <w:rPr>
+          <w:rStyle w:val="VerbatimChar"/>
+        </w:rPr>
+        <w:t xml:space="preserve">List[int]</w:t>
+      </w:r>
+      <w:r>
+        <w:t xml:space="preserve">, the underlying logic works with lists containing elements of any type.</w:t>
       </w:r>
     </w:p>
     <w:bookmarkEnd w:id="34"/>
@@ -3426,6 +3730,15 @@
       </w:pPr>
       <w:r>
         <w:rPr>
+          <w:rStyle w:val="CommentTok"/>
+        </w:rPr>
+        <w:t xml:space="preserve"># Example usage</w:t>
+      </w:r>
+      <w:r>
+        <w:br/>
+      </w:r>
+      <w:r>
+        <w:rPr>
           <w:rStyle w:val="ImportTok"/>
         </w:rPr>
         <w:t xml:space="preserve">import</w:t>
@@ -3440,28 +3753,34 @@
         <w:br/>
       </w:r>
       <w:r>
-        <w:rPr>
-          <w:rStyle w:val="ImportTok"/>
-        </w:rPr>
-        <w:t xml:space="preserve">from</w:t>
+        <w:br/>
+      </w:r>
+      <w:r>
+        <w:rPr>
+          <w:rStyle w:val="CommentTok"/>
+        </w:rPr>
+        <w:t xml:space="preserve"># For reproducible results in this example</w:t>
+      </w:r>
+      <w:r>
+        <w:br/>
       </w:r>
       <w:r>
         <w:rPr>
           <w:rStyle w:val="NormalTok"/>
         </w:rPr>
-        <w:t xml:space="preserve"> typing </w:t>
-      </w:r>
-      <w:r>
-        <w:rPr>
-          <w:rStyle w:val="ImportTok"/>
-        </w:rPr>
-        <w:t xml:space="preserve">import</w:t>
+        <w:t xml:space="preserve">random.seed(</w:t>
+      </w:r>
+      <w:r>
+        <w:rPr>
+          <w:rStyle w:val="DecValTok"/>
+        </w:rPr>
+        <w:t xml:space="preserve">42</w:t>
       </w:r>
       <w:r>
         <w:rPr>
           <w:rStyle w:val="NormalTok"/>
         </w:rPr>
-        <w:t xml:space="preserve"> List</w:t>
+        <w:t xml:space="preserve">)</w:t>
       </w:r>
       <w:r>
         <w:br/>
@@ -3471,342 +3790,171 @@
       </w:r>
       <w:r>
         <w:rPr>
-          <w:rStyle w:val="CommentTok"/>
-        </w:rPr>
-        <w:t xml:space="preserve"># A possible implementation for demonstration</w:t>
+          <w:rStyle w:val="NormalTok"/>
+        </w:rPr>
+        <w:t xml:space="preserve">original_list </w:t>
+      </w:r>
+      <w:r>
+        <w:rPr>
+          <w:rStyle w:val="OperatorTok"/>
+        </w:rPr>
+        <w:t xml:space="preserve">=</w:t>
+      </w:r>
+      <w:r>
+        <w:rPr>
+          <w:rStyle w:val="NormalTok"/>
+        </w:rPr>
+        <w:t xml:space="preserve"> [</w:t>
+      </w:r>
+      <w:r>
+        <w:rPr>
+          <w:rStyle w:val="DecValTok"/>
+        </w:rPr>
+        <w:t xml:space="preserve">1</w:t>
+      </w:r>
+      <w:r>
+        <w:rPr>
+          <w:rStyle w:val="NormalTok"/>
+        </w:rPr>
+        <w:t xml:space="preserve">, </w:t>
+      </w:r>
+      <w:r>
+        <w:rPr>
+          <w:rStyle w:val="DecValTok"/>
+        </w:rPr>
+        <w:t xml:space="preserve">2</w:t>
+      </w:r>
+      <w:r>
+        <w:rPr>
+          <w:rStyle w:val="NormalTok"/>
+        </w:rPr>
+        <w:t xml:space="preserve">, </w:t>
+      </w:r>
+      <w:r>
+        <w:rPr>
+          <w:rStyle w:val="DecValTok"/>
+        </w:rPr>
+        <w:t xml:space="preserve">3</w:t>
+      </w:r>
+      <w:r>
+        <w:rPr>
+          <w:rStyle w:val="NormalTok"/>
+        </w:rPr>
+        <w:t xml:space="preserve">, </w:t>
+      </w:r>
+      <w:r>
+        <w:rPr>
+          <w:rStyle w:val="DecValTok"/>
+        </w:rPr>
+        <w:t xml:space="preserve">4</w:t>
+      </w:r>
+      <w:r>
+        <w:rPr>
+          <w:rStyle w:val="NormalTok"/>
+        </w:rPr>
+        <w:t xml:space="preserve">, </w:t>
+      </w:r>
+      <w:r>
+        <w:rPr>
+          <w:rStyle w:val="DecValTok"/>
+        </w:rPr>
+        <w:t xml:space="preserve">5</w:t>
+      </w:r>
+      <w:r>
+        <w:rPr>
+          <w:rStyle w:val="NormalTok"/>
+        </w:rPr>
+        <w:t xml:space="preserve">, </w:t>
+      </w:r>
+      <w:r>
+        <w:rPr>
+          <w:rStyle w:val="DecValTok"/>
+        </w:rPr>
+        <w:t xml:space="preserve">6</w:t>
+      </w:r>
+      <w:r>
+        <w:rPr>
+          <w:rStyle w:val="NormalTok"/>
+        </w:rPr>
+        <w:t xml:space="preserve">]</w:t>
       </w:r>
       <w:r>
         <w:br/>
       </w:r>
       <w:r>
         <w:rPr>
-          <w:rStyle w:val="KeywordTok"/>
-        </w:rPr>
-        <w:t xml:space="preserve">def</w:t>
-      </w:r>
-      <w:r>
-        <w:rPr>
           <w:rStyle w:val="NormalTok"/>
         </w:rPr>
-        <w:t xml:space="preserve"> shuffle_copy(items: List[</w:t>
+        <w:t xml:space="preserve">shuffled_list </w:t>
+      </w:r>
+      <w:r>
+        <w:rPr>
+          <w:rStyle w:val="OperatorTok"/>
+        </w:rPr>
+        <w:t xml:space="preserve">=</w:t>
+      </w:r>
+      <w:r>
+        <w:rPr>
+          <w:rStyle w:val="NormalTok"/>
+        </w:rPr>
+        <w:t xml:space="preserve"> shuffle_copy(original_list)</w:t>
+      </w:r>
+      <w:r>
+        <w:br/>
+      </w:r>
+      <w:r>
+        <w:br/>
       </w:r>
       <w:r>
         <w:rPr>
           <w:rStyle w:val="BuiltInTok"/>
         </w:rPr>
-        <w:t xml:space="preserve">int</w:t>
+        <w:t xml:space="preserve">print</w:t>
       </w:r>
       <w:r>
         <w:rPr>
           <w:rStyle w:val="NormalTok"/>
         </w:rPr>
-        <w:t xml:space="preserve">]) </w:t>
-      </w:r>
-      <w:r>
-        <w:rPr>
-          <w:rStyle w:val="OperatorTok"/>
-        </w:rPr>
-        <w:t xml:space="preserve">-&gt;</w:t>
+        <w:t xml:space="preserve">(</w:t>
+      </w:r>
+      <w:r>
+        <w:rPr>
+          <w:rStyle w:val="StringTok"/>
+        </w:rPr>
+        <w:t xml:space="preserve">"Original List:"</w:t>
       </w:r>
       <w:r>
         <w:rPr>
           <w:rStyle w:val="NormalTok"/>
         </w:rPr>
-        <w:t xml:space="preserve"> List[</w:t>
+        <w:t xml:space="preserve">, original_list)</w:t>
+      </w:r>
+      <w:r>
+        <w:br/>
       </w:r>
       <w:r>
         <w:rPr>
           <w:rStyle w:val="BuiltInTok"/>
         </w:rPr>
-        <w:t xml:space="preserve">int</w:t>
+        <w:t xml:space="preserve">print</w:t>
       </w:r>
       <w:r>
         <w:rPr>
           <w:rStyle w:val="NormalTok"/>
         </w:rPr>
-        <w:t xml:space="preserve">]:</w:t>
-      </w:r>
-      <w:r>
-        <w:br/>
+        <w:t xml:space="preserve">(</w:t>
+      </w:r>
+      <w:r>
+        <w:rPr>
+          <w:rStyle w:val="StringTok"/>
+        </w:rPr>
+        <w:t xml:space="preserve">"Shuffled Copy:"</w:t>
       </w:r>
       <w:r>
         <w:rPr>
           <w:rStyle w:val="NormalTok"/>
         </w:rPr>
-        <w:t xml:space="preserve">    items_copy </w:t>
-      </w:r>
-      <w:r>
-        <w:rPr>
-          <w:rStyle w:val="OperatorTok"/>
-        </w:rPr>
-        <w:t xml:space="preserve">=</w:t>
-      </w:r>
-      <w:r>
-        <w:rPr>
-          <w:rStyle w:val="NormalTok"/>
-        </w:rPr>
-        <w:t xml:space="preserve"> items.copy()</w:t>
-      </w:r>
-      <w:r>
-        <w:br/>
-      </w:r>
-      <w:r>
-        <w:rPr>
-          <w:rStyle w:val="NormalTok"/>
-        </w:rPr>
-        <w:t xml:space="preserve">    random.shuffle(items_copy)</w:t>
-      </w:r>
-      <w:r>
-        <w:br/>
-      </w:r>
-      <w:r>
-        <w:rPr>
-          <w:rStyle w:val="NormalTok"/>
-        </w:rPr>
-        <w:t xml:space="preserve">    </w:t>
-      </w:r>
-      <w:r>
-        <w:rPr>
-          <w:rStyle w:val="ControlFlowTok"/>
-        </w:rPr>
-        <w:t xml:space="preserve">return</w:t>
-      </w:r>
-      <w:r>
-        <w:rPr>
-          <w:rStyle w:val="NormalTok"/>
-        </w:rPr>
-        <w:t xml:space="preserve"> items_copy</w:t>
-      </w:r>
-      <w:r>
-        <w:br/>
-      </w:r>
-      <w:r>
-        <w:br/>
-      </w:r>
-      <w:r>
-        <w:rPr>
-          <w:rStyle w:val="CommentTok"/>
-        </w:rPr>
-        <w:t xml:space="preserve"># Example usage</w:t>
-      </w:r>
-      <w:r>
-        <w:br/>
-      </w:r>
-      <w:r>
-        <w:rPr>
-          <w:rStyle w:val="NormalTok"/>
-        </w:rPr>
-        <w:t xml:space="preserve">original_numbers </w:t>
-      </w:r>
-      <w:r>
-        <w:rPr>
-          <w:rStyle w:val="OperatorTok"/>
-        </w:rPr>
-        <w:t xml:space="preserve">=</w:t>
-      </w:r>
-      <w:r>
-        <w:rPr>
-          <w:rStyle w:val="NormalTok"/>
-        </w:rPr>
-        <w:t xml:space="preserve"> [</w:t>
-      </w:r>
-      <w:r>
-        <w:rPr>
-          <w:rStyle w:val="DecValTok"/>
-        </w:rPr>
-        <w:t xml:space="preserve">1</w:t>
-      </w:r>
-      <w:r>
-        <w:rPr>
-          <w:rStyle w:val="NormalTok"/>
-        </w:rPr>
-        <w:t xml:space="preserve">, </w:t>
-      </w:r>
-      <w:r>
-        <w:rPr>
-          <w:rStyle w:val="DecValTok"/>
-        </w:rPr>
-        <w:t xml:space="preserve">2</w:t>
-      </w:r>
-      <w:r>
-        <w:rPr>
-          <w:rStyle w:val="NormalTok"/>
-        </w:rPr>
-        <w:t xml:space="preserve">, </w:t>
-      </w:r>
-      <w:r>
-        <w:rPr>
-          <w:rStyle w:val="DecValTok"/>
-        </w:rPr>
-        <w:t xml:space="preserve">3</w:t>
-      </w:r>
-      <w:r>
-        <w:rPr>
-          <w:rStyle w:val="NormalTok"/>
-        </w:rPr>
-        <w:t xml:space="preserve">, </w:t>
-      </w:r>
-      <w:r>
-        <w:rPr>
-          <w:rStyle w:val="DecValTok"/>
-        </w:rPr>
-        <w:t xml:space="preserve">4</w:t>
-      </w:r>
-      <w:r>
-        <w:rPr>
-          <w:rStyle w:val="NormalTok"/>
-        </w:rPr>
-        <w:t xml:space="preserve">, </w:t>
-      </w:r>
-      <w:r>
-        <w:rPr>
-          <w:rStyle w:val="DecValTok"/>
-        </w:rPr>
-        <w:t xml:space="preserve">5</w:t>
-      </w:r>
-      <w:r>
-        <w:rPr>
-          <w:rStyle w:val="NormalTok"/>
-        </w:rPr>
-        <w:t xml:space="preserve">, </w:t>
-      </w:r>
-      <w:r>
-        <w:rPr>
-          <w:rStyle w:val="DecValTok"/>
-        </w:rPr>
-        <w:t xml:space="preserve">6</w:t>
-      </w:r>
-      <w:r>
-        <w:rPr>
-          <w:rStyle w:val="NormalTok"/>
-        </w:rPr>
-        <w:t xml:space="preserve">]</w:t>
-      </w:r>
-      <w:r>
-        <w:br/>
-      </w:r>
-      <w:r>
-        <w:rPr>
-          <w:rStyle w:val="NormalTok"/>
-        </w:rPr>
-        <w:t xml:space="preserve">shuffled_numbers </w:t>
-      </w:r>
-      <w:r>
-        <w:rPr>
-          <w:rStyle w:val="OperatorTok"/>
-        </w:rPr>
-        <w:t xml:space="preserve">=</w:t>
-      </w:r>
-      <w:r>
-        <w:rPr>
-          <w:rStyle w:val="NormalTok"/>
-        </w:rPr>
-        <w:t xml:space="preserve"> shuffle_copy(original_numbers)</w:t>
-      </w:r>
-      <w:r>
-        <w:br/>
-      </w:r>
-      <w:r>
-        <w:br/>
-      </w:r>
-      <w:r>
-        <w:rPr>
-          <w:rStyle w:val="BuiltInTok"/>
-        </w:rPr>
-        <w:t xml:space="preserve">print</w:t>
-      </w:r>
-      <w:r>
-        <w:rPr>
-          <w:rStyle w:val="NormalTok"/>
-        </w:rPr>
-        <w:t xml:space="preserve">(</w:t>
-      </w:r>
-      <w:r>
-        <w:rPr>
-          <w:rStyle w:val="SpecialStringTok"/>
-        </w:rPr>
-        <w:t xml:space="preserve">f"Original List: </w:t>
-      </w:r>
-      <w:r>
-        <w:rPr>
-          <w:rStyle w:val="SpecialCharTok"/>
-        </w:rPr>
-        <w:t xml:space="preserve">{</w:t>
-      </w:r>
-      <w:r>
-        <w:rPr>
-          <w:rStyle w:val="NormalTok"/>
-        </w:rPr>
-        <w:t xml:space="preserve">original_numbers</w:t>
-      </w:r>
-      <w:r>
-        <w:rPr>
-          <w:rStyle w:val="SpecialCharTok"/>
-        </w:rPr>
-        <w:t xml:space="preserve">}</w:t>
-      </w:r>
-      <w:r>
-        <w:rPr>
-          <w:rStyle w:val="SpecialStringTok"/>
-        </w:rPr>
-        <w:t xml:space="preserve">"</w:t>
-      </w:r>
-      <w:r>
-        <w:rPr>
-          <w:rStyle w:val="NormalTok"/>
-        </w:rPr>
-        <w:t xml:space="preserve">)</w:t>
-      </w:r>
-      <w:r>
-        <w:br/>
-      </w:r>
-      <w:r>
-        <w:rPr>
-          <w:rStyle w:val="BuiltInTok"/>
-        </w:rPr>
-        <w:t xml:space="preserve">print</w:t>
-      </w:r>
-      <w:r>
-        <w:rPr>
-          <w:rStyle w:val="NormalTok"/>
-        </w:rPr>
-        <w:t xml:space="preserve">(</w:t>
-      </w:r>
-      <w:r>
-        <w:rPr>
-          <w:rStyle w:val="SpecialStringTok"/>
-        </w:rPr>
-        <w:t xml:space="preserve">f"Shuffled Copy: </w:t>
-      </w:r>
-      <w:r>
-        <w:rPr>
-          <w:rStyle w:val="SpecialCharTok"/>
-        </w:rPr>
-        <w:t xml:space="preserve">{</w:t>
-      </w:r>
-      <w:r>
-        <w:rPr>
-          <w:rStyle w:val="NormalTok"/>
-        </w:rPr>
-        <w:t xml:space="preserve">shuffled_numbers</w:t>
-      </w:r>
-      <w:r>
-        <w:rPr>
-          <w:rStyle w:val="SpecialCharTok"/>
-        </w:rPr>
-        <w:t xml:space="preserve">}</w:t>
-      </w:r>
-      <w:r>
-        <w:rPr>
-          <w:rStyle w:val="SpecialStringTok"/>
-        </w:rPr>
-        <w:t xml:space="preserve">"</w:t>
-      </w:r>
-      <w:r>
-        <w:rPr>
-          <w:rStyle w:val="NormalTok"/>
-        </w:rPr>
-        <w:t xml:space="preserve">)</w:t>
+        <w:t xml:space="preserve">, shuffled_list)</w:t>
       </w:r>
     </w:p>
     <w:p>
@@ -3838,7 +3986,7 @@
         <w:rPr>
           <w:rStyle w:val="VerbatimChar"/>
         </w:rPr>
-        <w:t xml:space="preserve">Shuffled Copy: [4, 1, 6, 3, 5, 2]  # Note: The actual order will be random and may vary.</w:t>
+        <w:t xml:space="preserve">Shuffled Copy: [1, 4, 3, 6, 2, 5]</w:t>
       </w:r>
     </w:p>
     <w:p>
@@ -4361,24 +4509,6 @@
     <w:abstractNumId w:val="991"/>
   </w:num>
   <w:num w:numId="1002">
-    <w:abstractNumId w:val="991"/>
-  </w:num>
-  <w:num w:numId="1003">
-    <w:abstractNumId w:val="991"/>
-  </w:num>
-  <w:num w:numId="1004">
-    <w:abstractNumId w:val="991"/>
-  </w:num>
-  <w:num w:numId="1005">
-    <w:abstractNumId w:val="991"/>
-  </w:num>
-  <w:num w:numId="1006">
-    <w:abstractNumId w:val="991"/>
-  </w:num>
-  <w:num w:numId="1007">
-    <w:abstractNumId w:val="991"/>
-  </w:num>
-  <w:num w:numId="1008">
     <w:abstractNumId w:val="99411"/>
     <w:lvlOverride w:ilvl="0">
       <w:startOverride w:val="1"/>
@@ -4408,7 +4538,55 @@
       <w:startOverride w:val="1"/>
     </w:lvlOverride>
   </w:num>
+  <w:num w:numId="1003">
+    <w:abstractNumId w:val="991"/>
+  </w:num>
+  <w:num w:numId="1004">
+    <w:abstractNumId w:val="991"/>
+  </w:num>
+  <w:num w:numId="1005">
+    <w:abstractNumId w:val="991"/>
+  </w:num>
+  <w:num w:numId="1006">
+    <w:abstractNumId w:val="991"/>
+  </w:num>
+  <w:num w:numId="1007">
+    <w:abstractNumId w:val="99411"/>
+    <w:lvlOverride w:ilvl="0">
+      <w:startOverride w:val="1"/>
+    </w:lvlOverride>
+    <w:lvlOverride w:ilvl="1">
+      <w:startOverride w:val="1"/>
+    </w:lvlOverride>
+    <w:lvlOverride w:ilvl="2">
+      <w:startOverride w:val="1"/>
+    </w:lvlOverride>
+    <w:lvlOverride w:ilvl="3">
+      <w:startOverride w:val="1"/>
+    </w:lvlOverride>
+    <w:lvlOverride w:ilvl="4">
+      <w:startOverride w:val="1"/>
+    </w:lvlOverride>
+    <w:lvlOverride w:ilvl="5">
+      <w:startOverride w:val="1"/>
+    </w:lvlOverride>
+    <w:lvlOverride w:ilvl="6">
+      <w:startOverride w:val="1"/>
+    </w:lvlOverride>
+    <w:lvlOverride w:ilvl="7">
+      <w:startOverride w:val="1"/>
+    </w:lvlOverride>
+    <w:lvlOverride w:ilvl="8">
+      <w:startOverride w:val="1"/>
+    </w:lvlOverride>
+  </w:num>
+  <w:num w:numId="1008">
+    <w:abstractNumId w:val="991"/>
+  </w:num>
   <w:num w:numId="1009">
+    <w:abstractNumId w:val="991"/>
+  </w:num>
+  <w:num w:numId="1010">
     <w:abstractNumId w:val="991"/>
   </w:num>
 </w:numbering>

--- a/random_module_two.docx
+++ b/random_module_two.docx
@@ -135,7 +135,6 @@
       </w:pPr>
       <w:r>
         <w:rPr>
-          <w:rStyle w:val="VerbatimChar"/>
           <w:b/>
           <w:bCs/>
         </w:rPr>
@@ -154,7 +153,7 @@
         <w:t xml:space="preserve">List[str]</w:t>
       </w:r>
       <w:r>
-        <w:t xml:space="preserve">): A list of strings to choose from. This list must not be empty.</w:t>
+        <w:t xml:space="preserve">): A list of strings from which to choose a single random item. This list must not be empty.</w:t>
       </w:r>
     </w:p>
     <w:bookmarkEnd w:id="11"/>
@@ -181,7 +180,7 @@
         <w:pStyle w:val="FirstParagraph"/>
       </w:pPr>
       <w:r>
-        <w:t xml:space="preserve">This function provides a safe way to select a random element from a list of strings. The core logic involves two main steps:</w:t>
+        <w:t xml:space="preserve">This function provides a simple way to get a random element from a list of strings. The core logic is handled in two main steps:</w:t>
       </w:r>
     </w:p>
     <w:p>
@@ -196,7 +195,7 @@
           <w:b/>
           <w:bCs/>
         </w:rPr>
-        <w:t xml:space="preserve">Validation</w:t>
+        <w:t xml:space="preserve">Input Validation</w:t>
       </w:r>
       <w:r>
         <w:t xml:space="preserve">: The function first checks if the provided</w:t>
@@ -214,7 +213,7 @@
         <w:t xml:space="preserve"> </w:t>
       </w:r>
       <w:r>
-        <w:t xml:space="preserve">list is empty using the condition</w:t>
+        <w:t xml:space="preserve">list is empty using the</w:t>
       </w:r>
       <w:r>
         <w:t xml:space="preserve"> </w:t>
@@ -226,12 +225,15 @@
         <w:t xml:space="preserve">if not items:</w:t>
       </w:r>
       <w:r>
-        <w:t xml:space="preserve">. This is a crucial safeguard to prevent errors in the subsequent steps. If the list is empty, the function raises a</w:t>
-      </w:r>
-      <w:r>
         <w:t xml:space="preserve"> </w:t>
       </w:r>
       <w:r>
+        <w:t xml:space="preserve">condition. If the list is empty, it immediately raises a</w:t>
+      </w:r>
+      <w:r>
+        <w:t xml:space="preserve"> </w:t>
+      </w:r>
+      <w:r>
         <w:rPr>
           <w:rStyle w:val="VerbatimChar"/>
         </w:rPr>
@@ -250,7 +252,7 @@
         <w:t xml:space="preserve">“items must not be empty”</w:t>
       </w:r>
       <w:r>
-        <w:t xml:space="preserve">, immediately halting execution and informing the user of the invalid input.</w:t>
+        <w:t xml:space="preserve">. This prevents the program from attempting to choose an item from a non-existent collection, which would otherwise cause an error.</w:t>
       </w:r>
     </w:p>
     <w:p>
@@ -268,7 +270,7 @@
         <w:t xml:space="preserve">Random Selection</w:t>
       </w:r>
       <w:r>
-        <w:t xml:space="preserve">: If the list is not empty, the function proceeds to use the</w:t>
+        <w:t xml:space="preserve">: If the list is not empty, the function utilizes the</w:t>
       </w:r>
       <w:r>
         <w:t xml:space="preserve"> </w:t>
@@ -283,7 +285,7 @@
         <w:t xml:space="preserve"> </w:t>
       </w:r>
       <w:r>
-        <w:t xml:space="preserve">method. This method, from Python’s standard</w:t>
+        <w:t xml:space="preserve">method from Python’s built-in</w:t>
       </w:r>
       <w:r>
         <w:t xml:space="preserve"> </w:t>
@@ -298,7 +300,7 @@
         <w:t xml:space="preserve"> </w:t>
       </w:r>
       <w:r>
-        <w:t xml:space="preserve">library, takes a non-empty sequence as input and returns a single element chosen uniformly at random. This means every item in the</w:t>
+        <w:t xml:space="preserve">library. This method takes a non-empty sequence (in this case, the</w:t>
       </w:r>
       <w:r>
         <w:t xml:space="preserve"> </w:t>
@@ -313,7 +315,19 @@
         <w:t xml:space="preserve"> </w:t>
       </w:r>
       <w:r>
-        <w:t xml:space="preserve">list has an equal probability of being selected.</w:t>
+        <w:t xml:space="preserve">list) and returns a single element chosen uniformly at random.</w:t>
+      </w:r>
+      <w:r>
+        <w:t xml:space="preserve"> </w:t>
+      </w:r>
+      <w:r>
+        <w:t xml:space="preserve">“Uniformly”</w:t>
+      </w:r>
+      <w:r>
+        <w:t xml:space="preserve"> </w:t>
+      </w:r>
+      <w:r>
+        <w:t xml:space="preserve">means that every item in the list has an equal probability of being selected.</w:t>
       </w:r>
     </w:p>
     <w:p>
@@ -321,243 +335,7 @@
         <w:pStyle w:val="FirstParagraph"/>
       </w:pPr>
       <w:r>
-        <w:t xml:space="preserve">The randomly selected string is then returned as the result of the function.</w:t>
-      </w:r>
-    </w:p>
-    <w:p>
-      <w:pPr>
-        <w:pStyle w:val="SourceCode"/>
-      </w:pPr>
-      <w:r>
-        <w:rPr>
-          <w:rStyle w:val="CommentTok"/>
-        </w:rPr>
-        <w:t xml:space="preserve"># Internal logic example</w:t>
-      </w:r>
-      <w:r>
-        <w:br/>
-      </w:r>
-      <w:r>
-        <w:rPr>
-          <w:rStyle w:val="ImportTok"/>
-        </w:rPr>
-        <w:t xml:space="preserve">import</w:t>
-      </w:r>
-      <w:r>
-        <w:rPr>
-          <w:rStyle w:val="NormalTok"/>
-        </w:rPr>
-        <w:t xml:space="preserve"> random</w:t>
-      </w:r>
-      <w:r>
-        <w:br/>
-      </w:r>
-      <w:r>
-        <w:rPr>
-          <w:rStyle w:val="ImportTok"/>
-        </w:rPr>
-        <w:t xml:space="preserve">from</w:t>
-      </w:r>
-      <w:r>
-        <w:rPr>
-          <w:rStyle w:val="NormalTok"/>
-        </w:rPr>
-        <w:t xml:space="preserve"> typing </w:t>
-      </w:r>
-      <w:r>
-        <w:rPr>
-          <w:rStyle w:val="ImportTok"/>
-        </w:rPr>
-        <w:t xml:space="preserve">import</w:t>
-      </w:r>
-      <w:r>
-        <w:rPr>
-          <w:rStyle w:val="NormalTok"/>
-        </w:rPr>
-        <w:t xml:space="preserve"> List</w:t>
-      </w:r>
-      <w:r>
-        <w:br/>
-      </w:r>
-      <w:r>
-        <w:br/>
-      </w:r>
-      <w:r>
-        <w:rPr>
-          <w:rStyle w:val="KeywordTok"/>
-        </w:rPr>
-        <w:t xml:space="preserve">def</w:t>
-      </w:r>
-      <w:r>
-        <w:rPr>
-          <w:rStyle w:val="NormalTok"/>
-        </w:rPr>
-        <w:t xml:space="preserve"> choose_random_item(items: List[</w:t>
-      </w:r>
-      <w:r>
-        <w:rPr>
-          <w:rStyle w:val="BuiltInTok"/>
-        </w:rPr>
-        <w:t xml:space="preserve">str</w:t>
-      </w:r>
-      <w:r>
-        <w:rPr>
-          <w:rStyle w:val="NormalTok"/>
-        </w:rPr>
-        <w:t xml:space="preserve">]) </w:t>
-      </w:r>
-      <w:r>
-        <w:rPr>
-          <w:rStyle w:val="OperatorTok"/>
-        </w:rPr>
-        <w:t xml:space="preserve">-&gt;</w:t>
-      </w:r>
-      <w:r>
-        <w:rPr>
-          <w:rStyle w:val="NormalTok"/>
-        </w:rPr>
-        <w:t xml:space="preserve"> </w:t>
-      </w:r>
-      <w:r>
-        <w:rPr>
-          <w:rStyle w:val="BuiltInTok"/>
-        </w:rPr>
-        <w:t xml:space="preserve">str</w:t>
-      </w:r>
-      <w:r>
-        <w:rPr>
-          <w:rStyle w:val="NormalTok"/>
-        </w:rPr>
-        <w:t xml:space="preserve">:</w:t>
-      </w:r>
-      <w:r>
-        <w:br/>
-      </w:r>
-      <w:r>
-        <w:rPr>
-          <w:rStyle w:val="NormalTok"/>
-        </w:rPr>
-        <w:t xml:space="preserve">    </w:t>
-      </w:r>
-      <w:r>
-        <w:rPr>
-          <w:rStyle w:val="CommentTok"/>
-        </w:rPr>
-        <w:t xml:space="preserve"># Step 1: Validate that the list is not empty</w:t>
-      </w:r>
-      <w:r>
-        <w:br/>
-      </w:r>
-      <w:r>
-        <w:rPr>
-          <w:rStyle w:val="NormalTok"/>
-        </w:rPr>
-        <w:t xml:space="preserve">    </w:t>
-      </w:r>
-      <w:r>
-        <w:rPr>
-          <w:rStyle w:val="ControlFlowTok"/>
-        </w:rPr>
-        <w:t xml:space="preserve">if</w:t>
-      </w:r>
-      <w:r>
-        <w:rPr>
-          <w:rStyle w:val="NormalTok"/>
-        </w:rPr>
-        <w:t xml:space="preserve"> </w:t>
-      </w:r>
-      <w:r>
-        <w:rPr>
-          <w:rStyle w:val="KeywordTok"/>
-        </w:rPr>
-        <w:t xml:space="preserve">not</w:t>
-      </w:r>
-      <w:r>
-        <w:rPr>
-          <w:rStyle w:val="NormalTok"/>
-        </w:rPr>
-        <w:t xml:space="preserve"> items:</w:t>
-      </w:r>
-      <w:r>
-        <w:br/>
-      </w:r>
-      <w:r>
-        <w:rPr>
-          <w:rStyle w:val="NormalTok"/>
-        </w:rPr>
-        <w:t xml:space="preserve">        </w:t>
-      </w:r>
-      <w:r>
-        <w:rPr>
-          <w:rStyle w:val="ControlFlowTok"/>
-        </w:rPr>
-        <w:t xml:space="preserve">raise</w:t>
-      </w:r>
-      <w:r>
-        <w:rPr>
-          <w:rStyle w:val="NormalTok"/>
-        </w:rPr>
-        <w:t xml:space="preserve"> </w:t>
-      </w:r>
-      <w:r>
-        <w:rPr>
-          <w:rStyle w:val="PreprocessorTok"/>
-        </w:rPr>
-        <w:t xml:space="preserve">ValueError</w:t>
-      </w:r>
-      <w:r>
-        <w:rPr>
-          <w:rStyle w:val="NormalTok"/>
-        </w:rPr>
-        <w:t xml:space="preserve">(</w:t>
-      </w:r>
-      <w:r>
-        <w:rPr>
-          <w:rStyle w:val="StringTok"/>
-        </w:rPr>
-        <w:t xml:space="preserve">"items must not be empty"</w:t>
-      </w:r>
-      <w:r>
-        <w:rPr>
-          <w:rStyle w:val="NormalTok"/>
-        </w:rPr>
-        <w:t xml:space="preserve">)</w:t>
-      </w:r>
-      <w:r>
-        <w:br/>
-      </w:r>
-      <w:r>
-        <w:rPr>
-          <w:rStyle w:val="NormalTok"/>
-        </w:rPr>
-        <w:t xml:space="preserve">    </w:t>
-      </w:r>
-      <w:r>
-        <w:rPr>
-          <w:rStyle w:val="CommentTok"/>
-        </w:rPr>
-        <w:t xml:space="preserve"># Step 2: Return a single random item from the list</w:t>
-      </w:r>
-      <w:r>
-        <w:br/>
-      </w:r>
-      <w:r>
-        <w:rPr>
-          <w:rStyle w:val="NormalTok"/>
-        </w:rPr>
-        <w:t xml:space="preserve">    </w:t>
-      </w:r>
-      <w:r>
-        <w:rPr>
-          <w:rStyle w:val="ControlFlowTok"/>
-        </w:rPr>
-        <w:t xml:space="preserve">return</w:t>
-      </w:r>
-      <w:r>
-        <w:rPr>
-          <w:rStyle w:val="NormalTok"/>
-        </w:rPr>
-        <w:t xml:space="preserve"> random.choice(items)</w:t>
+        <w:t xml:space="preserve">The selected string is then returned as the result of the function call.</w:t>
       </w:r>
     </w:p>
     <w:bookmarkEnd w:id="12"/>
@@ -588,7 +366,7 @@
         </w:numPr>
       </w:pPr>
       <w:r>
-        <w:t xml:space="preserve">The input list</w:t>
+        <w:t xml:space="preserve">This function requires the</w:t>
       </w:r>
       <w:r>
         <w:t xml:space="preserve"> </w:t>
@@ -597,25 +375,13 @@
         <w:rPr>
           <w:rStyle w:val="VerbatimChar"/>
         </w:rPr>
-        <w:t xml:space="preserve">items</w:t>
+        <w:t xml:space="preserve">random</w:t>
       </w:r>
       <w:r>
         <w:t xml:space="preserve"> </w:t>
       </w:r>
       <w:r>
-        <w:t xml:space="preserve">must not be empty. Providing an empty list will result in a</w:t>
-      </w:r>
-      <w:r>
-        <w:t xml:space="preserve"> </w:t>
-      </w:r>
-      <w:r>
-        <w:rPr>
-          <w:rStyle w:val="VerbatimChar"/>
-        </w:rPr>
-        <w:t xml:space="preserve">ValueError</w:t>
-      </w:r>
-      <w:r>
-        <w:t xml:space="preserve">.</w:t>
+        <w:t xml:space="preserve">module to be imported in the script where it is defined.</w:t>
       </w:r>
     </w:p>
     <w:p>
@@ -627,7 +393,7 @@
         </w:numPr>
       </w:pPr>
       <w:r>
-        <w:t xml:space="preserve">This function depends on Python’s built-in</w:t>
+        <w:t xml:space="preserve">Providing an empty list as the</w:t>
       </w:r>
       <w:r>
         <w:t xml:space="preserve"> </w:t>
@@ -636,13 +402,13 @@
         <w:rPr>
           <w:rStyle w:val="VerbatimChar"/>
         </w:rPr>
-        <w:t xml:space="preserve">random</w:t>
+        <w:t xml:space="preserve">items</w:t>
       </w:r>
       <w:r>
         <w:t xml:space="preserve"> </w:t>
       </w:r>
       <w:r>
-        <w:t xml:space="preserve">module. Ensure it is imported in the environment where this function is used (e.g.,</w:t>
+        <w:t xml:space="preserve">parameter will result in a</w:t>
       </w:r>
       <w:r>
         <w:t xml:space="preserve"> </w:t>
@@ -651,10 +417,10 @@
         <w:rPr>
           <w:rStyle w:val="VerbatimChar"/>
         </w:rPr>
-        <w:t xml:space="preserve">import random</w:t>
-      </w:r>
-      <w:r>
-        <w:t xml:space="preserve">).</w:t>
+        <w:t xml:space="preserve">ValueError</w:t>
+      </w:r>
+      <w:r>
+        <w:t xml:space="preserve">. Always ensure the list contains at least one element before calling this function.</w:t>
       </w:r>
     </w:p>
     <w:p>
@@ -681,7 +447,7 @@
         <w:t xml:space="preserve">Output Example</w:t>
       </w:r>
       <w:r>
-        <w:t xml:space="preserve">: A single string element from the input list. For an input of</w:t>
+        <w:t xml:space="preserve">: A single string from the input list. For a list</w:t>
       </w:r>
       <w:r>
         <w:t xml:space="preserve"> </w:t>
@@ -690,7 +456,7 @@
         <w:rPr>
           <w:rStyle w:val="VerbatimChar"/>
         </w:rPr>
-        <w:t xml:space="preserve">["red", "green", "blue"]</w:t>
+        <w:t xml:space="preserve">['apple', 'banana', 'cherry']</w:t>
       </w:r>
       <w:r>
         <w:t xml:space="preserve">, a possible return value is</w:t>
@@ -702,14 +468,14 @@
         <w:rPr>
           <w:rStyle w:val="VerbatimChar"/>
         </w:rPr>
-        <w:t xml:space="preserve">"green"</w:t>
+        <w:t xml:space="preserve">'banana'</w:t>
       </w:r>
       <w:r>
         <w:t xml:space="preserve">.</w:t>
       </w:r>
     </w:p>
     <w:bookmarkEnd w:id="13"/>
-    <w:bookmarkStart w:id="15" w:name="example"/>
+    <w:bookmarkStart w:id="14" w:name="example"/>
     <w:p>
       <w:pPr>
         <w:pStyle w:val="Heading2"/>
@@ -778,462 +544,483 @@
       </w:r>
       <w:r>
         <w:rPr>
+          <w:rStyle w:val="KeywordTok"/>
+        </w:rPr>
+        <w:t xml:space="preserve">def</w:t>
+      </w:r>
+      <w:r>
+        <w:rPr>
+          <w:rStyle w:val="NormalTok"/>
+        </w:rPr>
+        <w:t xml:space="preserve"> choose_random_item(items: List[</w:t>
+      </w:r>
+      <w:r>
+        <w:rPr>
+          <w:rStyle w:val="BuiltInTok"/>
+        </w:rPr>
+        <w:t xml:space="preserve">str</w:t>
+      </w:r>
+      <w:r>
+        <w:rPr>
+          <w:rStyle w:val="NormalTok"/>
+        </w:rPr>
+        <w:t xml:space="preserve">]) </w:t>
+      </w:r>
+      <w:r>
+        <w:rPr>
+          <w:rStyle w:val="OperatorTok"/>
+        </w:rPr>
+        <w:t xml:space="preserve">-&gt;</w:t>
+      </w:r>
+      <w:r>
+        <w:rPr>
+          <w:rStyle w:val="NormalTok"/>
+        </w:rPr>
+        <w:t xml:space="preserve"> </w:t>
+      </w:r>
+      <w:r>
+        <w:rPr>
+          <w:rStyle w:val="BuiltInTok"/>
+        </w:rPr>
+        <w:t xml:space="preserve">str</w:t>
+      </w:r>
+      <w:r>
+        <w:rPr>
+          <w:rStyle w:val="NormalTok"/>
+        </w:rPr>
+        <w:t xml:space="preserve">:</w:t>
+      </w:r>
+      <w:r>
+        <w:br/>
+      </w:r>
+      <w:r>
+        <w:rPr>
+          <w:rStyle w:val="NormalTok"/>
+        </w:rPr>
+        <w:t xml:space="preserve">    </w:t>
+      </w:r>
+      <w:r>
+        <w:rPr>
           <w:rStyle w:val="CommentTok"/>
         </w:rPr>
-        <w:t xml:space="preserve"># Definition of the function</w:t>
+        <w:t xml:space="preserve">"""Choose a single random item from a non-empty sequence.</w:t>
       </w:r>
       <w:r>
         <w:br/>
       </w:r>
       <w:r>
+        <w:br/>
+      </w:r>
+      <w:r>
+        <w:rPr>
+          <w:rStyle w:val="CommentTok"/>
+        </w:rPr>
+        <w:t xml:space="preserve">    Parameters:</w:t>
+      </w:r>
+      <w:r>
+        <w:br/>
+      </w:r>
+      <w:r>
+        <w:rPr>
+          <w:rStyle w:val="CommentTok"/>
+        </w:rPr>
+        <w:t xml:space="preserve">        items: A list of strings to choose from.</w:t>
+      </w:r>
+      <w:r>
+        <w:br/>
+      </w:r>
+      <w:r>
+        <w:br/>
+      </w:r>
+      <w:r>
+        <w:rPr>
+          <w:rStyle w:val="CommentTok"/>
+        </w:rPr>
+        <w:t xml:space="preserve">    Returns:</w:t>
+      </w:r>
+      <w:r>
+        <w:br/>
+      </w:r>
+      <w:r>
+        <w:rPr>
+          <w:rStyle w:val="CommentTok"/>
+        </w:rPr>
+        <w:t xml:space="preserve">        A single string chosen uniformly at random.</w:t>
+      </w:r>
+      <w:r>
+        <w:br/>
+      </w:r>
+      <w:r>
+        <w:rPr>
+          <w:rStyle w:val="CommentTok"/>
+        </w:rPr>
+        <w:t xml:space="preserve">    """</w:t>
+      </w:r>
+      <w:r>
+        <w:br/>
+      </w:r>
+      <w:r>
+        <w:rPr>
+          <w:rStyle w:val="NormalTok"/>
+        </w:rPr>
+        <w:t xml:space="preserve">    </w:t>
+      </w:r>
+      <w:r>
+        <w:rPr>
+          <w:rStyle w:val="ControlFlowTok"/>
+        </w:rPr>
+        <w:t xml:space="preserve">if</w:t>
+      </w:r>
+      <w:r>
+        <w:rPr>
+          <w:rStyle w:val="NormalTok"/>
+        </w:rPr>
+        <w:t xml:space="preserve"> </w:t>
+      </w:r>
+      <w:r>
         <w:rPr>
           <w:rStyle w:val="KeywordTok"/>
         </w:rPr>
-        <w:t xml:space="preserve">def</w:t>
+        <w:t xml:space="preserve">not</w:t>
       </w:r>
       <w:r>
         <w:rPr>
           <w:rStyle w:val="NormalTok"/>
         </w:rPr>
-        <w:t xml:space="preserve"> choose_random_item(items: List[</w:t>
+        <w:t xml:space="preserve"> items:</w:t>
+      </w:r>
+      <w:r>
+        <w:br/>
+      </w:r>
+      <w:r>
+        <w:rPr>
+          <w:rStyle w:val="NormalTok"/>
+        </w:rPr>
+        <w:t xml:space="preserve">        </w:t>
+      </w:r>
+      <w:r>
+        <w:rPr>
+          <w:rStyle w:val="ControlFlowTok"/>
+        </w:rPr>
+        <w:t xml:space="preserve">raise</w:t>
+      </w:r>
+      <w:r>
+        <w:rPr>
+          <w:rStyle w:val="NormalTok"/>
+        </w:rPr>
+        <w:t xml:space="preserve"> </w:t>
+      </w:r>
+      <w:r>
+        <w:rPr>
+          <w:rStyle w:val="PreprocessorTok"/>
+        </w:rPr>
+        <w:t xml:space="preserve">ValueError</w:t>
+      </w:r>
+      <w:r>
+        <w:rPr>
+          <w:rStyle w:val="NormalTok"/>
+        </w:rPr>
+        <w:t xml:space="preserve">(</w:t>
+      </w:r>
+      <w:r>
+        <w:rPr>
+          <w:rStyle w:val="StringTok"/>
+        </w:rPr>
+        <w:t xml:space="preserve">"items must not be empty"</w:t>
+      </w:r>
+      <w:r>
+        <w:rPr>
+          <w:rStyle w:val="NormalTok"/>
+        </w:rPr>
+        <w:t xml:space="preserve">)</w:t>
+      </w:r>
+      <w:r>
+        <w:br/>
+      </w:r>
+      <w:r>
+        <w:rPr>
+          <w:rStyle w:val="NormalTok"/>
+        </w:rPr>
+        <w:t xml:space="preserve">    </w:t>
+      </w:r>
+      <w:r>
+        <w:rPr>
+          <w:rStyle w:val="ControlFlowTok"/>
+        </w:rPr>
+        <w:t xml:space="preserve">return</w:t>
+      </w:r>
+      <w:r>
+        <w:rPr>
+          <w:rStyle w:val="NormalTok"/>
+        </w:rPr>
+        <w:t xml:space="preserve"> random.choice(items)</w:t>
+      </w:r>
+      <w:r>
+        <w:br/>
+      </w:r>
+      <w:r>
+        <w:br/>
+      </w:r>
+      <w:r>
+        <w:rPr>
+          <w:rStyle w:val="CommentTok"/>
+        </w:rPr>
+        <w:t xml:space="preserve"># Example usage</w:t>
+      </w:r>
+      <w:r>
+        <w:br/>
+      </w:r>
+      <w:r>
+        <w:rPr>
+          <w:rStyle w:val="NormalTok"/>
+        </w:rPr>
+        <w:t xml:space="preserve">fruits </w:t>
+      </w:r>
+      <w:r>
+        <w:rPr>
+          <w:rStyle w:val="OperatorTok"/>
+        </w:rPr>
+        <w:t xml:space="preserve">=</w:t>
+      </w:r>
+      <w:r>
+        <w:rPr>
+          <w:rStyle w:val="NormalTok"/>
+        </w:rPr>
+        <w:t xml:space="preserve"> [</w:t>
+      </w:r>
+      <w:r>
+        <w:rPr>
+          <w:rStyle w:val="StringTok"/>
+        </w:rPr>
+        <w:t xml:space="preserve">"apple"</w:t>
+      </w:r>
+      <w:r>
+        <w:rPr>
+          <w:rStyle w:val="NormalTok"/>
+        </w:rPr>
+        <w:t xml:space="preserve">, </w:t>
+      </w:r>
+      <w:r>
+        <w:rPr>
+          <w:rStyle w:val="StringTok"/>
+        </w:rPr>
+        <w:t xml:space="preserve">"banana"</w:t>
+      </w:r>
+      <w:r>
+        <w:rPr>
+          <w:rStyle w:val="NormalTok"/>
+        </w:rPr>
+        <w:t xml:space="preserve">, </w:t>
+      </w:r>
+      <w:r>
+        <w:rPr>
+          <w:rStyle w:val="StringTok"/>
+        </w:rPr>
+        <w:t xml:space="preserve">"cherry"</w:t>
+      </w:r>
+      <w:r>
+        <w:rPr>
+          <w:rStyle w:val="NormalTok"/>
+        </w:rPr>
+        <w:t xml:space="preserve">, </w:t>
+      </w:r>
+      <w:r>
+        <w:rPr>
+          <w:rStyle w:val="StringTok"/>
+        </w:rPr>
+        <w:t xml:space="preserve">"date"</w:t>
+      </w:r>
+      <w:r>
+        <w:rPr>
+          <w:rStyle w:val="NormalTok"/>
+        </w:rPr>
+        <w:t xml:space="preserve">, </w:t>
+      </w:r>
+      <w:r>
+        <w:rPr>
+          <w:rStyle w:val="StringTok"/>
+        </w:rPr>
+        <w:t xml:space="preserve">"elderberry"</w:t>
+      </w:r>
+      <w:r>
+        <w:rPr>
+          <w:rStyle w:val="NormalTok"/>
+        </w:rPr>
+        <w:t xml:space="preserve">]</w:t>
+      </w:r>
+      <w:r>
+        <w:br/>
+      </w:r>
+      <w:r>
+        <w:rPr>
+          <w:rStyle w:val="NormalTok"/>
+        </w:rPr>
+        <w:t xml:space="preserve">random_fruit </w:t>
+      </w:r>
+      <w:r>
+        <w:rPr>
+          <w:rStyle w:val="OperatorTok"/>
+        </w:rPr>
+        <w:t xml:space="preserve">=</w:t>
+      </w:r>
+      <w:r>
+        <w:rPr>
+          <w:rStyle w:val="NormalTok"/>
+        </w:rPr>
+        <w:t xml:space="preserve"> choose_random_item(fruits)</w:t>
+      </w:r>
+      <w:r>
+        <w:br/>
       </w:r>
       <w:r>
         <w:rPr>
           <w:rStyle w:val="BuiltInTok"/>
         </w:rPr>
-        <w:t xml:space="preserve">str</w:t>
+        <w:t xml:space="preserve">print</w:t>
       </w:r>
       <w:r>
         <w:rPr>
           <w:rStyle w:val="NormalTok"/>
         </w:rPr>
-        <w:t xml:space="preserve">]) </w:t>
-      </w:r>
-      <w:r>
-        <w:rPr>
-          <w:rStyle w:val="OperatorTok"/>
-        </w:rPr>
-        <w:t xml:space="preserve">-&gt;</w:t>
+        <w:t xml:space="preserve">(</w:t>
+      </w:r>
+      <w:r>
+        <w:rPr>
+          <w:rStyle w:val="SpecialStringTok"/>
+        </w:rPr>
+        <w:t xml:space="preserve">f"The randomly chosen fruit is: </w:t>
+      </w:r>
+      <w:r>
+        <w:rPr>
+          <w:rStyle w:val="SpecialCharTok"/>
+        </w:rPr>
+        <w:t xml:space="preserve">{</w:t>
       </w:r>
       <w:r>
         <w:rPr>
           <w:rStyle w:val="NormalTok"/>
         </w:rPr>
+        <w:t xml:space="preserve">random_fruit</w:t>
+      </w:r>
+      <w:r>
+        <w:rPr>
+          <w:rStyle w:val="SpecialCharTok"/>
+        </w:rPr>
+        <w:t xml:space="preserve">}</w:t>
+      </w:r>
+      <w:r>
+        <w:rPr>
+          <w:rStyle w:val="SpecialStringTok"/>
+        </w:rPr>
+        <w:t xml:space="preserve">"</w:t>
+      </w:r>
+      <w:r>
+        <w:rPr>
+          <w:rStyle w:val="NormalTok"/>
+        </w:rPr>
+        <w:t xml:space="preserve">)</w:t>
+      </w:r>
+      <w:r>
+        <w:br/>
+      </w:r>
+      <w:r>
+        <w:br/>
+      </w:r>
+      <w:r>
+        <w:rPr>
+          <w:rStyle w:val="CommentTok"/>
+        </w:rPr>
+        <w:t xml:space="preserve"># Example of what happens with an empty list</w:t>
+      </w:r>
+      <w:r>
+        <w:br/>
+      </w:r>
+      <w:r>
+        <w:rPr>
+          <w:rStyle w:val="ControlFlowTok"/>
+        </w:rPr>
+        <w:t xml:space="preserve">try</w:t>
+      </w:r>
+      <w:r>
+        <w:rPr>
+          <w:rStyle w:val="NormalTok"/>
+        </w:rPr>
+        <w:t xml:space="preserve">:</w:t>
+      </w:r>
+      <w:r>
+        <w:br/>
+      </w:r>
+      <w:r>
+        <w:rPr>
+          <w:rStyle w:val="NormalTok"/>
+        </w:rPr>
+        <w:t xml:space="preserve">    choose_random_item([])</w:t>
+      </w:r>
+      <w:r>
+        <w:br/>
+      </w:r>
+      <w:r>
+        <w:rPr>
+          <w:rStyle w:val="ControlFlowTok"/>
+        </w:rPr>
+        <w:t xml:space="preserve">except</w:t>
+      </w:r>
+      <w:r>
+        <w:rPr>
+          <w:rStyle w:val="NormalTok"/>
+        </w:rPr>
         <w:t xml:space="preserve"> </w:t>
       </w:r>
       <w:r>
         <w:rPr>
+          <w:rStyle w:val="PreprocessorTok"/>
+        </w:rPr>
+        <w:t xml:space="preserve">ValueError</w:t>
+      </w:r>
+      <w:r>
+        <w:rPr>
+          <w:rStyle w:val="NormalTok"/>
+        </w:rPr>
+        <w:t xml:space="preserve"> </w:t>
+      </w:r>
+      <w:r>
+        <w:rPr>
+          <w:rStyle w:val="ImportTok"/>
+        </w:rPr>
+        <w:t xml:space="preserve">as</w:t>
+      </w:r>
+      <w:r>
+        <w:rPr>
+          <w:rStyle w:val="NormalTok"/>
+        </w:rPr>
+        <w:t xml:space="preserve"> e:</w:t>
+      </w:r>
+      <w:r>
+        <w:br/>
+      </w:r>
+      <w:r>
+        <w:rPr>
+          <w:rStyle w:val="NormalTok"/>
+        </w:rPr>
+        <w:t xml:space="preserve">    </w:t>
+      </w:r>
+      <w:r>
+        <w:rPr>
           <w:rStyle w:val="BuiltInTok"/>
         </w:rPr>
-        <w:t xml:space="preserve">str</w:t>
+        <w:t xml:space="preserve">print</w:t>
       </w:r>
       <w:r>
         <w:rPr>
           <w:rStyle w:val="NormalTok"/>
         </w:rPr>
-        <w:t xml:space="preserve">:</w:t>
-      </w:r>
-      <w:r>
-        <w:br/>
-      </w:r>
-      <w:r>
-        <w:rPr>
-          <w:rStyle w:val="NormalTok"/>
-        </w:rPr>
-        <w:t xml:space="preserve">    </w:t>
-      </w:r>
-      <w:r>
-        <w:rPr>
-          <w:rStyle w:val="CommentTok"/>
-        </w:rPr>
-        <w:t xml:space="preserve">"""Choose a single random item from a non-empty sequence."""</w:t>
-      </w:r>
-      <w:r>
-        <w:br/>
-      </w:r>
-      <w:r>
-        <w:rPr>
-          <w:rStyle w:val="NormalTok"/>
-        </w:rPr>
-        <w:t xml:space="preserve">    </w:t>
-      </w:r>
-      <w:r>
-        <w:rPr>
-          <w:rStyle w:val="ControlFlowTok"/>
-        </w:rPr>
-        <w:t xml:space="preserve">if</w:t>
-      </w:r>
-      <w:r>
-        <w:rPr>
-          <w:rStyle w:val="NormalTok"/>
-        </w:rPr>
-        <w:t xml:space="preserve"> </w:t>
-      </w:r>
-      <w:r>
-        <w:rPr>
-          <w:rStyle w:val="KeywordTok"/>
-        </w:rPr>
-        <w:t xml:space="preserve">not</w:t>
-      </w:r>
-      <w:r>
-        <w:rPr>
-          <w:rStyle w:val="NormalTok"/>
-        </w:rPr>
-        <w:t xml:space="preserve"> items:</w:t>
-      </w:r>
-      <w:r>
-        <w:br/>
-      </w:r>
-      <w:r>
-        <w:rPr>
-          <w:rStyle w:val="NormalTok"/>
-        </w:rPr>
-        <w:t xml:space="preserve">        </w:t>
-      </w:r>
-      <w:r>
-        <w:rPr>
-          <w:rStyle w:val="ControlFlowTok"/>
-        </w:rPr>
-        <w:t xml:space="preserve">raise</w:t>
-      </w:r>
-      <w:r>
-        <w:rPr>
-          <w:rStyle w:val="NormalTok"/>
-        </w:rPr>
-        <w:t xml:space="preserve"> </w:t>
-      </w:r>
-      <w:r>
-        <w:rPr>
-          <w:rStyle w:val="PreprocessorTok"/>
-        </w:rPr>
-        <w:t xml:space="preserve">ValueError</w:t>
-      </w:r>
-      <w:r>
-        <w:rPr>
-          <w:rStyle w:val="NormalTok"/>
-        </w:rPr>
         <w:t xml:space="preserve">(</w:t>
       </w:r>
       <w:r>
         <w:rPr>
-          <w:rStyle w:val="StringTok"/>
-        </w:rPr>
-        <w:t xml:space="preserve">"items must not be empty"</w:t>
-      </w:r>
-      <w:r>
-        <w:rPr>
-          <w:rStyle w:val="NormalTok"/>
-        </w:rPr>
-        <w:t xml:space="preserve">)</w:t>
-      </w:r>
-      <w:r>
-        <w:br/>
-      </w:r>
-      <w:r>
-        <w:rPr>
-          <w:rStyle w:val="NormalTok"/>
-        </w:rPr>
-        <w:t xml:space="preserve">    </w:t>
-      </w:r>
-      <w:r>
-        <w:rPr>
-          <w:rStyle w:val="ControlFlowTok"/>
-        </w:rPr>
-        <w:t xml:space="preserve">return</w:t>
-      </w:r>
-      <w:r>
-        <w:rPr>
-          <w:rStyle w:val="NormalTok"/>
-        </w:rPr>
-        <w:t xml:space="preserve"> random.choice(items)</w:t>
-      </w:r>
-      <w:r>
-        <w:br/>
-      </w:r>
-      <w:r>
-        <w:br/>
-      </w:r>
-      <w:r>
-        <w:rPr>
-          <w:rStyle w:val="CommentTok"/>
-        </w:rPr>
-        <w:t xml:space="preserve"># Example usage</w:t>
-      </w:r>
-      <w:r>
-        <w:br/>
-      </w:r>
-      <w:r>
-        <w:rPr>
-          <w:rStyle w:val="NormalTok"/>
-        </w:rPr>
-        <w:t xml:space="preserve">colors </w:t>
-      </w:r>
-      <w:r>
-        <w:rPr>
-          <w:rStyle w:val="OperatorTok"/>
-        </w:rPr>
-        <w:t xml:space="preserve">=</w:t>
-      </w:r>
-      <w:r>
-        <w:rPr>
-          <w:rStyle w:val="NormalTok"/>
-        </w:rPr>
-        <w:t xml:space="preserve"> [</w:t>
-      </w:r>
-      <w:r>
-        <w:rPr>
-          <w:rStyle w:val="StringTok"/>
-        </w:rPr>
-        <w:t xml:space="preserve">"red"</w:t>
-      </w:r>
-      <w:r>
-        <w:rPr>
-          <w:rStyle w:val="NormalTok"/>
-        </w:rPr>
-        <w:t xml:space="preserve">, </w:t>
-      </w:r>
-      <w:r>
-        <w:rPr>
-          <w:rStyle w:val="StringTok"/>
-        </w:rPr>
-        <w:t xml:space="preserve">"green"</w:t>
-      </w:r>
-      <w:r>
-        <w:rPr>
-          <w:rStyle w:val="NormalTok"/>
-        </w:rPr>
-        <w:t xml:space="preserve">, </w:t>
-      </w:r>
-      <w:r>
-        <w:rPr>
-          <w:rStyle w:val="StringTok"/>
-        </w:rPr>
-        <w:t xml:space="preserve">"blue"</w:t>
-      </w:r>
-      <w:r>
-        <w:rPr>
-          <w:rStyle w:val="NormalTok"/>
-        </w:rPr>
-        <w:t xml:space="preserve">, </w:t>
-      </w:r>
-      <w:r>
-        <w:rPr>
-          <w:rStyle w:val="StringTok"/>
-        </w:rPr>
-        <w:t xml:space="preserve">"yellow"</w:t>
-      </w:r>
-      <w:r>
-        <w:rPr>
-          <w:rStyle w:val="NormalTok"/>
-        </w:rPr>
-        <w:t xml:space="preserve">, </w:t>
-      </w:r>
-      <w:r>
-        <w:rPr>
-          <w:rStyle w:val="StringTok"/>
-        </w:rPr>
-        <w:t xml:space="preserve">"purple"</w:t>
-      </w:r>
-      <w:r>
-        <w:rPr>
-          <w:rStyle w:val="NormalTok"/>
-        </w:rPr>
-        <w:t xml:space="preserve">]</w:t>
-      </w:r>
-      <w:r>
-        <w:br/>
-      </w:r>
-      <w:r>
-        <w:rPr>
-          <w:rStyle w:val="NormalTok"/>
-        </w:rPr>
-        <w:t xml:space="preserve">random_color </w:t>
-      </w:r>
-      <w:r>
-        <w:rPr>
-          <w:rStyle w:val="OperatorTok"/>
-        </w:rPr>
-        <w:t xml:space="preserve">=</w:t>
-      </w:r>
-      <w:r>
-        <w:rPr>
-          <w:rStyle w:val="NormalTok"/>
-        </w:rPr>
-        <w:t xml:space="preserve"> choose_random_item(colors)</w:t>
-      </w:r>
-      <w:r>
-        <w:br/>
-      </w:r>
-      <w:r>
-        <w:rPr>
-          <w:rStyle w:val="BuiltInTok"/>
-        </w:rPr>
-        <w:t xml:space="preserve">print</w:t>
-      </w:r>
-      <w:r>
-        <w:rPr>
-          <w:rStyle w:val="NormalTok"/>
-        </w:rPr>
-        <w:t xml:space="preserve">(</w:t>
-      </w:r>
-      <w:r>
-        <w:rPr>
           <w:rStyle w:val="SpecialStringTok"/>
         </w:rPr>
-        <w:t xml:space="preserve">f"The randomly chosen color is: </w:t>
-      </w:r>
-      <w:r>
-        <w:rPr>
-          <w:rStyle w:val="SpecialCharTok"/>
-        </w:rPr>
-        <w:t xml:space="preserve">{</w:t>
-      </w:r>
-      <w:r>
-        <w:rPr>
-          <w:rStyle w:val="NormalTok"/>
-        </w:rPr>
-        <w:t xml:space="preserve">random_color</w:t>
-      </w:r>
-      <w:r>
-        <w:rPr>
-          <w:rStyle w:val="SpecialCharTok"/>
-        </w:rPr>
-        <w:t xml:space="preserve">}</w:t>
-      </w:r>
-      <w:r>
-        <w:rPr>
-          <w:rStyle w:val="SpecialStringTok"/>
-        </w:rPr>
-        <w:t xml:space="preserve">"</w:t>
-      </w:r>
-      <w:r>
-        <w:rPr>
-          <w:rStyle w:val="NormalTok"/>
-        </w:rPr>
-        <w:t xml:space="preserve">)</w:t>
-      </w:r>
-      <w:r>
-        <w:br/>
-      </w:r>
-      <w:r>
-        <w:br/>
-      </w:r>
-      <w:r>
-        <w:rPr>
-          <w:rStyle w:val="CommentTok"/>
-        </w:rPr>
-        <w:t xml:space="preserve"># Example of error handling</w:t>
-      </w:r>
-      <w:r>
-        <w:br/>
-      </w:r>
-      <w:r>
-        <w:rPr>
-          <w:rStyle w:val="ControlFlowTok"/>
-        </w:rPr>
-        <w:t xml:space="preserve">try</w:t>
-      </w:r>
-      <w:r>
-        <w:rPr>
-          <w:rStyle w:val="NormalTok"/>
-        </w:rPr>
-        <w:t xml:space="preserve">:</w:t>
-      </w:r>
-      <w:r>
-        <w:br/>
-      </w:r>
-      <w:r>
-        <w:rPr>
-          <w:rStyle w:val="NormalTok"/>
-        </w:rPr>
-        <w:t xml:space="preserve">    empty_list </w:t>
-      </w:r>
-      <w:r>
-        <w:rPr>
-          <w:rStyle w:val="OperatorTok"/>
-        </w:rPr>
-        <w:t xml:space="preserve">=</w:t>
-      </w:r>
-      <w:r>
-        <w:rPr>
-          <w:rStyle w:val="NormalTok"/>
-        </w:rPr>
-        <w:t xml:space="preserve"> []</w:t>
-      </w:r>
-      <w:r>
-        <w:br/>
-      </w:r>
-      <w:r>
-        <w:rPr>
-          <w:rStyle w:val="NormalTok"/>
-        </w:rPr>
-        <w:t xml:space="preserve">    choose_random_item(empty_list)</w:t>
-      </w:r>
-      <w:r>
-        <w:br/>
-      </w:r>
-      <w:r>
-        <w:rPr>
-          <w:rStyle w:val="ControlFlowTok"/>
-        </w:rPr>
-        <w:t xml:space="preserve">except</w:t>
-      </w:r>
-      <w:r>
-        <w:rPr>
-          <w:rStyle w:val="NormalTok"/>
-        </w:rPr>
-        <w:t xml:space="preserve"> </w:t>
-      </w:r>
-      <w:r>
-        <w:rPr>
-          <w:rStyle w:val="PreprocessorTok"/>
-        </w:rPr>
-        <w:t xml:space="preserve">ValueError</w:t>
-      </w:r>
-      <w:r>
-        <w:rPr>
-          <w:rStyle w:val="NormalTok"/>
-        </w:rPr>
-        <w:t xml:space="preserve"> </w:t>
-      </w:r>
-      <w:r>
-        <w:rPr>
-          <w:rStyle w:val="ImportTok"/>
-        </w:rPr>
-        <w:t xml:space="preserve">as</w:t>
-      </w:r>
-      <w:r>
-        <w:rPr>
-          <w:rStyle w:val="NormalTok"/>
-        </w:rPr>
-        <w:t xml:space="preserve"> e:</w:t>
-      </w:r>
-      <w:r>
-        <w:br/>
-      </w:r>
-      <w:r>
-        <w:rPr>
-          <w:rStyle w:val="NormalTok"/>
-        </w:rPr>
-        <w:t xml:space="preserve">    </w:t>
-      </w:r>
-      <w:r>
-        <w:rPr>
-          <w:rStyle w:val="BuiltInTok"/>
-        </w:rPr>
-        <w:t xml:space="preserve">print</w:t>
-      </w:r>
-      <w:r>
-        <w:rPr>
-          <w:rStyle w:val="NormalTok"/>
-        </w:rPr>
-        <w:t xml:space="preserve">(</w:t>
-      </w:r>
-      <w:r>
-        <w:rPr>
-          <w:rStyle w:val="SpecialStringTok"/>
-        </w:rPr>
-        <w:t xml:space="preserve">f"Error caught: </w:t>
+        <w:t xml:space="preserve">f"Error: </w:t>
       </w:r>
       <w:r>
         <w:rPr>
@@ -1286,7 +1073,7 @@
         <w:rPr>
           <w:rStyle w:val="VerbatimChar"/>
         </w:rPr>
-        <w:t xml:space="preserve">The randomly chosen color is: blue</w:t>
+        <w:t xml:space="preserve">The randomly chosen fruit is: cherry</w:t>
       </w:r>
       <w:r>
         <w:br/>
@@ -1295,7 +1082,7 @@
         <w:rPr>
           <w:rStyle w:val="VerbatimChar"/>
         </w:rPr>
-        <w:t xml:space="preserve">Error caught: items must not be empty</w:t>
+        <w:t xml:space="preserve">Error: items must not be empty</w:t>
       </w:r>
     </w:p>
     <w:p>
@@ -1303,11 +1090,7 @@
         <w:pStyle w:val="FirstParagraph"/>
       </w:pPr>
       <w:r>
-        <w:rPr>
-          <w:i/>
-          <w:iCs/>
-        </w:rPr>
-        <w:t xml:space="preserve">(Note: The chosen color in the first line of the output will vary with each execution, as it is selected randomly.)</w:t>
+        <w:t xml:space="preserve">(Note: The chosen fruit in the first line of the output will vary with each execution.)</w:t>
       </w:r>
     </w:p>
     <w:p>
@@ -1317,28 +1100,28 @@
         </w:pict>
       </w:r>
     </w:p>
-    <w:bookmarkStart w:id="14" w:name="functiondef-choose_random_item-1"/>
+    <w:bookmarkEnd w:id="14"/>
+    <w:bookmarkStart w:id="15" w:name="functiondef-shuffle_copy"/>
     <w:p>
       <w:pPr>
-        <w:pStyle w:val="Heading3"/>
+        <w:pStyle w:val="Heading2"/>
       </w:pPr>
       <w:r>
         <w:rPr>
           <w:rStyle w:val="SectionNumber"/>
         </w:rPr>
-        <w:t xml:space="preserve">1.5.1</w:t>
+        <w:t xml:space="preserve">1.6</w:t>
       </w:r>
       <w:r>
         <w:tab/>
       </w:r>
       <w:r>
-        <w:t xml:space="preserve">FunctionDef choose_random_item</w:t>
+        <w:t xml:space="preserve">FunctionDef shuffle_copy</w:t>
       </w:r>
     </w:p>
-    <w:bookmarkEnd w:id="14"/>
     <w:bookmarkEnd w:id="15"/>
     <w:bookmarkEnd w:id="16"/>
-    <w:bookmarkStart w:id="23" w:name="X53e71d88908f784130cb3998f0ce078d9acc5f7"/>
+    <w:bookmarkStart w:id="22" w:name="function-shuffle_copyitems-listint"/>
     <w:p>
       <w:pPr>
         <w:pStyle w:val="Heading1"/>
@@ -1353,7 +1136,7 @@
         <w:tab/>
       </w:r>
       <w:r>
-        <w:t xml:space="preserve">Function: choose_random_item(items: List[str]) -&gt; str</w:t>
+        <w:t xml:space="preserve">Function: shuffle_copy(items: List[int])</w:t>
       </w:r>
     </w:p>
     <w:bookmarkStart w:id="17" w:name="overview-1"/>
@@ -1388,13 +1171,13 @@
         <w:rPr>
           <w:rStyle w:val="VerbatimChar"/>
         </w:rPr>
-        <w:t xml:space="preserve">choose_random_item</w:t>
+        <w:t xml:space="preserve">shuffle_copy</w:t>
       </w:r>
       <w:r>
         <w:t xml:space="preserve"> </w:t>
       </w:r>
       <w:r>
-        <w:t xml:space="preserve">function randomly selects and returns a single string element from a given list of strings.</w:t>
+        <w:t xml:space="preserve">function returns a shuffled copy of a given list of integers without modifying the original list.</w:t>
       </w:r>
     </w:p>
     <w:bookmarkEnd w:id="17"/>
@@ -1440,13 +1223,13 @@
         <w:rPr>
           <w:rStyle w:val="VerbatimChar"/>
         </w:rPr>
-        <w:t xml:space="preserve">List[str]</w:t>
+        <w:t xml:space="preserve">List[int]</w:t>
       </w:r>
       <w:r>
         <w:t xml:space="preserve"> </w:t>
       </w:r>
       <w:r>
-        <w:t xml:space="preserve">- A list of strings from which one item will be randomly chosen.</w:t>
+        <w:t xml:space="preserve">- A list of integers to be copied and shuffled.</w:t>
       </w:r>
     </w:p>
     <w:bookmarkEnd w:id="18"/>
@@ -1473,335 +1256,7 @@
         <w:pStyle w:val="FirstParagraph"/>
       </w:pPr>
       <w:r>
-        <w:t xml:space="preserve">This function is designed to perform a random selection from a collection of items. It accepts a single argument,</w:t>
-      </w:r>
-      <w:r>
-        <w:t xml:space="preserve"> </w:t>
-      </w:r>
-      <w:r>
-        <w:rPr>
-          <w:rStyle w:val="VerbatimChar"/>
-        </w:rPr>
-        <w:t xml:space="preserve">items</w:t>
-      </w:r>
-      <w:r>
-        <w:t xml:space="preserve">, which is expected to be a list of strings.</w:t>
-      </w:r>
-    </w:p>
-    <w:p>
-      <w:pPr>
-        <w:pStyle w:val="BodyText"/>
-      </w:pPr>
-      <w:r>
-        <w:t xml:space="preserve">Internally, the function utilizes a random selection algorithm to pick one element from the input</w:t>
-      </w:r>
-      <w:r>
-        <w:t xml:space="preserve"> </w:t>
-      </w:r>
-      <w:r>
-        <w:rPr>
-          <w:rStyle w:val="VerbatimChar"/>
-        </w:rPr>
-        <w:t xml:space="preserve">items</w:t>
-      </w:r>
-      <w:r>
-        <w:t xml:space="preserve"> </w:t>
-      </w:r>
-      <w:r>
-        <w:t xml:space="preserve">list. The most common implementation in Python would involve using the</w:t>
-      </w:r>
-      <w:r>
-        <w:t xml:space="preserve"> </w:t>
-      </w:r>
-      <w:r>
-        <w:rPr>
-          <w:rStyle w:val="VerbatimChar"/>
-        </w:rPr>
-        <w:t xml:space="preserve">random.choice()</w:t>
-      </w:r>
-      <w:r>
-        <w:t xml:space="preserve"> </w:t>
-      </w:r>
-      <w:r>
-        <w:t xml:space="preserve">method from the standard</w:t>
-      </w:r>
-      <w:r>
-        <w:t xml:space="preserve"> </w:t>
-      </w:r>
-      <w:r>
-        <w:rPr>
-          <w:rStyle w:val="VerbatimChar"/>
-        </w:rPr>
-        <w:t xml:space="preserve">random</w:t>
-      </w:r>
-      <w:r>
-        <w:t xml:space="preserve"> </w:t>
-      </w:r>
-      <w:r>
-        <w:t xml:space="preserve">library, which is purpose-built for this task. After selecting an item, the function returns it as a string.</w:t>
-      </w:r>
-    </w:p>
-    <w:p>
-      <w:pPr>
-        <w:pStyle w:val="BodyText"/>
-      </w:pPr>
-      <w:r>
-        <w:t xml:space="preserve">A typical implementation would look like this:</w:t>
-      </w:r>
-    </w:p>
-    <w:p>
-      <w:pPr>
-        <w:pStyle w:val="SourceCode"/>
-      </w:pPr>
-      <w:r>
-        <w:rPr>
-          <w:rStyle w:val="ImportTok"/>
-        </w:rPr>
-        <w:t xml:space="preserve">import</w:t>
-      </w:r>
-      <w:r>
-        <w:rPr>
-          <w:rStyle w:val="NormalTok"/>
-        </w:rPr>
-        <w:t xml:space="preserve"> random</w:t>
-      </w:r>
-      <w:r>
-        <w:br/>
-      </w:r>
-      <w:r>
-        <w:rPr>
-          <w:rStyle w:val="ImportTok"/>
-        </w:rPr>
-        <w:t xml:space="preserve">from</w:t>
-      </w:r>
-      <w:r>
-        <w:rPr>
-          <w:rStyle w:val="NormalTok"/>
-        </w:rPr>
-        <w:t xml:space="preserve"> typing </w:t>
-      </w:r>
-      <w:r>
-        <w:rPr>
-          <w:rStyle w:val="ImportTok"/>
-        </w:rPr>
-        <w:t xml:space="preserve">import</w:t>
-      </w:r>
-      <w:r>
-        <w:rPr>
-          <w:rStyle w:val="NormalTok"/>
-        </w:rPr>
-        <w:t xml:space="preserve"> List</w:t>
-      </w:r>
-      <w:r>
-        <w:br/>
-      </w:r>
-      <w:r>
-        <w:br/>
-      </w:r>
-      <w:r>
-        <w:rPr>
-          <w:rStyle w:val="KeywordTok"/>
-        </w:rPr>
-        <w:t xml:space="preserve">def</w:t>
-      </w:r>
-      <w:r>
-        <w:rPr>
-          <w:rStyle w:val="NormalTok"/>
-        </w:rPr>
-        <w:t xml:space="preserve"> choose_random_item(items: List[</w:t>
-      </w:r>
-      <w:r>
-        <w:rPr>
-          <w:rStyle w:val="BuiltInTok"/>
-        </w:rPr>
-        <w:t xml:space="preserve">str</w:t>
-      </w:r>
-      <w:r>
-        <w:rPr>
-          <w:rStyle w:val="NormalTok"/>
-        </w:rPr>
-        <w:t xml:space="preserve">]) </w:t>
-      </w:r>
-      <w:r>
-        <w:rPr>
-          <w:rStyle w:val="OperatorTok"/>
-        </w:rPr>
-        <w:t xml:space="preserve">-&gt;</w:t>
-      </w:r>
-      <w:r>
-        <w:rPr>
-          <w:rStyle w:val="NormalTok"/>
-        </w:rPr>
-        <w:t xml:space="preserve"> </w:t>
-      </w:r>
-      <w:r>
-        <w:rPr>
-          <w:rStyle w:val="BuiltInTok"/>
-        </w:rPr>
-        <w:t xml:space="preserve">str</w:t>
-      </w:r>
-      <w:r>
-        <w:rPr>
-          <w:rStyle w:val="NormalTok"/>
-        </w:rPr>
-        <w:t xml:space="preserve">:</w:t>
-      </w:r>
-      <w:r>
-        <w:br/>
-      </w:r>
-      <w:r>
-        <w:rPr>
-          <w:rStyle w:val="NormalTok"/>
-        </w:rPr>
-        <w:t xml:space="preserve">    </w:t>
-      </w:r>
-      <w:r>
-        <w:rPr>
-          <w:rStyle w:val="CommentTok"/>
-        </w:rPr>
-        <w:t xml:space="preserve"># Ensure the list is not empty to avoid errors</w:t>
-      </w:r>
-      <w:r>
-        <w:br/>
-      </w:r>
-      <w:r>
-        <w:rPr>
-          <w:rStyle w:val="NormalTok"/>
-        </w:rPr>
-        <w:t xml:space="preserve">    </w:t>
-      </w:r>
-      <w:r>
-        <w:rPr>
-          <w:rStyle w:val="ControlFlowTok"/>
-        </w:rPr>
-        <w:t xml:space="preserve">if</w:t>
-      </w:r>
-      <w:r>
-        <w:rPr>
-          <w:rStyle w:val="NormalTok"/>
-        </w:rPr>
-        <w:t xml:space="preserve"> </w:t>
-      </w:r>
-      <w:r>
-        <w:rPr>
-          <w:rStyle w:val="KeywordTok"/>
-        </w:rPr>
-        <w:t xml:space="preserve">not</w:t>
-      </w:r>
-      <w:r>
-        <w:rPr>
-          <w:rStyle w:val="NormalTok"/>
-        </w:rPr>
-        <w:t xml:space="preserve"> items:</w:t>
-      </w:r>
-      <w:r>
-        <w:br/>
-      </w:r>
-      <w:r>
-        <w:rPr>
-          <w:rStyle w:val="NormalTok"/>
-        </w:rPr>
-        <w:t xml:space="preserve">        </w:t>
-      </w:r>
-      <w:r>
-        <w:rPr>
-          <w:rStyle w:val="ControlFlowTok"/>
-        </w:rPr>
-        <w:t xml:space="preserve">raise</w:t>
-      </w:r>
-      <w:r>
-        <w:rPr>
-          <w:rStyle w:val="NormalTok"/>
-        </w:rPr>
-        <w:t xml:space="preserve"> </w:t>
-      </w:r>
-      <w:r>
-        <w:rPr>
-          <w:rStyle w:val="PreprocessorTok"/>
-        </w:rPr>
-        <w:t xml:space="preserve">ValueError</w:t>
-      </w:r>
-      <w:r>
-        <w:rPr>
-          <w:rStyle w:val="NormalTok"/>
-        </w:rPr>
-        <w:t xml:space="preserve">(</w:t>
-      </w:r>
-      <w:r>
-        <w:rPr>
-          <w:rStyle w:val="StringTok"/>
-        </w:rPr>
-        <w:t xml:space="preserve">"The input list cannot be empty."</w:t>
-      </w:r>
-      <w:r>
-        <w:rPr>
-          <w:rStyle w:val="NormalTok"/>
-        </w:rPr>
-        <w:t xml:space="preserve">)</w:t>
-      </w:r>
-      <w:r>
-        <w:br/>
-      </w:r>
-      <w:r>
-        <w:rPr>
-          <w:rStyle w:val="NormalTok"/>
-        </w:rPr>
-        <w:t xml:space="preserve">    </w:t>
-      </w:r>
-      <w:r>
-        <w:br/>
-      </w:r>
-      <w:r>
-        <w:rPr>
-          <w:rStyle w:val="NormalTok"/>
-        </w:rPr>
-        <w:t xml:space="preserve">    </w:t>
-      </w:r>
-      <w:r>
-        <w:rPr>
-          <w:rStyle w:val="CommentTok"/>
-        </w:rPr>
-        <w:t xml:space="preserve"># Choose and return a random item from the list</w:t>
-      </w:r>
-      <w:r>
-        <w:br/>
-      </w:r>
-      <w:r>
-        <w:rPr>
-          <w:rStyle w:val="NormalTok"/>
-        </w:rPr>
-        <w:t xml:space="preserve">    </w:t>
-      </w:r>
-      <w:r>
-        <w:rPr>
-          <w:rStyle w:val="ControlFlowTok"/>
-        </w:rPr>
-        <w:t xml:space="preserve">return</w:t>
-      </w:r>
-      <w:r>
-        <w:rPr>
-          <w:rStyle w:val="NormalTok"/>
-        </w:rPr>
-        <w:t xml:space="preserve"> random.choice(items)</w:t>
-      </w:r>
-    </w:p>
-    <w:bookmarkEnd w:id="19"/>
-    <w:bookmarkStart w:id="20" w:name="usage-notes-1"/>
-    <w:p>
-      <w:pPr>
-        <w:pStyle w:val="Heading2"/>
-      </w:pPr>
-      <w:r>
-        <w:rPr>
-          <w:rStyle w:val="SectionNumber"/>
-        </w:rPr>
-        <w:t xml:space="preserve">2.4</w:t>
-      </w:r>
-      <w:r>
-        <w:tab/>
-      </w:r>
-      <w:r>
-        <w:t xml:space="preserve">Usage Notes</w:t>
+        <w:t xml:space="preserve">This function provides a safe, non-destructive way to shuffle a list by operating on a copy rather than the original data. The logic proceeds as follows:</w:t>
       </w:r>
     </w:p>
     <w:p>
@@ -1813,7 +1268,7 @@
         </w:numPr>
       </w:pPr>
       <w:r>
-        <w:t xml:space="preserve">The input list</w:t>
+        <w:t xml:space="preserve">A shallow copy of the input</w:t>
       </w:r>
       <w:r>
         <w:t xml:space="preserve"> </w:t>
@@ -1828,7 +1283,7 @@
         <w:t xml:space="preserve"> </w:t>
       </w:r>
       <w:r>
-        <w:t xml:space="preserve">must not be empty. Passing an empty list will result in a</w:t>
+        <w:t xml:space="preserve">list is created using the expression</w:t>
       </w:r>
       <w:r>
         <w:t xml:space="preserve"> </w:t>
@@ -1837,25 +1292,10 @@
         <w:rPr>
           <w:rStyle w:val="VerbatimChar"/>
         </w:rPr>
-        <w:t xml:space="preserve">ValueError</w:t>
-      </w:r>
-      <w:r>
-        <w:t xml:space="preserve"> </w:t>
-      </w:r>
-      <w:r>
-        <w:t xml:space="preserve">or</w:t>
-      </w:r>
-      <w:r>
-        <w:t xml:space="preserve"> </w:t>
-      </w:r>
-      <w:r>
-        <w:rPr>
-          <w:rStyle w:val="VerbatimChar"/>
-        </w:rPr>
-        <w:t xml:space="preserve">IndexError</w:t>
-      </w:r>
-      <w:r>
-        <w:t xml:space="preserve">, depending on the implementation.</w:t>
+        <w:t xml:space="preserve">copy = list(items)</w:t>
+      </w:r>
+      <w:r>
+        <w:t xml:space="preserve">. This step is crucial as it ensures that the original list passed to the function remains unchanged.</w:t>
       </w:r>
     </w:p>
     <w:p>
@@ -1867,7 +1307,34 @@
         </w:numPr>
       </w:pPr>
       <w:r>
-        <w:t xml:space="preserve">The function is non-deterministic. Calling it multiple times with the same list will likely produce different results.</w:t>
+        <w:t xml:space="preserve">The</w:t>
+      </w:r>
+      <w:r>
+        <w:t xml:space="preserve"> </w:t>
+      </w:r>
+      <w:r>
+        <w:rPr>
+          <w:rStyle w:val="VerbatimChar"/>
+        </w:rPr>
+        <w:t xml:space="preserve">random.shuffle()</w:t>
+      </w:r>
+      <w:r>
+        <w:t xml:space="preserve"> </w:t>
+      </w:r>
+      <w:r>
+        <w:t xml:space="preserve">function is then called on the</w:t>
+      </w:r>
+      <w:r>
+        <w:t xml:space="preserve"> </w:t>
+      </w:r>
+      <w:r>
+        <w:rPr>
+          <w:rStyle w:val="VerbatimChar"/>
+        </w:rPr>
+        <w:t xml:space="preserve">copy</w:t>
+      </w:r>
+      <w:r>
+        <w:t xml:space="preserve">. This standard Python function shuffles the elements of the list in-place, rearranging them into a random order.</w:t>
       </w:r>
     </w:p>
     <w:p>
@@ -1879,7 +1346,7 @@
         </w:numPr>
       </w:pPr>
       <w:r>
-        <w:t xml:space="preserve">As per the type hint</w:t>
+        <w:t xml:space="preserve">Finally, the function returns the modified</w:t>
       </w:r>
       <w:r>
         <w:t xml:space="preserve"> </w:t>
@@ -1888,523 +1355,52 @@
         <w:rPr>
           <w:rStyle w:val="VerbatimChar"/>
         </w:rPr>
-        <w:t xml:space="preserve">List[str]</w:t>
-      </w:r>
-      <w:r>
-        <w:t xml:space="preserve">, the function is specifically designed to work with lists of strings.</w:t>
-      </w:r>
-    </w:p>
-    <w:bookmarkEnd w:id="20"/>
-    <w:bookmarkStart w:id="21" w:name="example-1"/>
-    <w:p>
-      <w:pPr>
-        <w:pStyle w:val="Heading2"/>
-      </w:pPr>
-      <w:r>
-        <w:rPr>
-          <w:rStyle w:val="SectionNumber"/>
-        </w:rPr>
-        <w:t xml:space="preserve">2.5</w:t>
-      </w:r>
-      <w:r>
-        <w:tab/>
-      </w:r>
-      <w:r>
-        <w:t xml:space="preserve">Example</w:t>
+        <w:t xml:space="preserve">copy</w:t>
+      </w:r>
+      <w:r>
+        <w:t xml:space="preserve">, which now contains the same elements as the original</w:t>
+      </w:r>
+      <w:r>
+        <w:t xml:space="preserve"> </w:t>
+      </w:r>
+      <w:r>
+        <w:rPr>
+          <w:rStyle w:val="VerbatimChar"/>
+        </w:rPr>
+        <w:t xml:space="preserve">items</w:t>
+      </w:r>
+      <w:r>
+        <w:t xml:space="preserve"> </w:t>
+      </w:r>
+      <w:r>
+        <w:t xml:space="preserve">list but in a new, random sequence.</w:t>
       </w:r>
     </w:p>
     <w:p>
       <w:pPr>
-        <w:pStyle w:val="SourceCode"/>
-      </w:pPr>
-      <w:r>
-        <w:rPr>
-          <w:rStyle w:val="CommentTok"/>
-        </w:rPr>
-        <w:t xml:space="preserve"># Example usage</w:t>
-      </w:r>
-      <w:r>
-        <w:br/>
-      </w:r>
-      <w:r>
-        <w:rPr>
-          <w:rStyle w:val="CommentTok"/>
-        </w:rPr>
-        <w:t xml:space="preserve"># Note: You would need to import the 'random' module for a working implementation.</w:t>
-      </w:r>
-      <w:r>
-        <w:br/>
-      </w:r>
-      <w:r>
-        <w:rPr>
-          <w:rStyle w:val="ImportTok"/>
-        </w:rPr>
-        <w:t xml:space="preserve">import</w:t>
-      </w:r>
-      <w:r>
-        <w:rPr>
-          <w:rStyle w:val="NormalTok"/>
-        </w:rPr>
-        <w:t xml:space="preserve"> random</w:t>
-      </w:r>
-      <w:r>
-        <w:br/>
-      </w:r>
-      <w:r>
-        <w:br/>
-      </w:r>
-      <w:r>
-        <w:rPr>
-          <w:rStyle w:val="CommentTok"/>
-        </w:rPr>
-        <w:t xml:space="preserve"># A sample implementation for demonstration</w:t>
-      </w:r>
-      <w:r>
-        <w:br/>
-      </w:r>
-      <w:r>
-        <w:rPr>
-          <w:rStyle w:val="KeywordTok"/>
-        </w:rPr>
-        <w:t xml:space="preserve">def</w:t>
-      </w:r>
-      <w:r>
-        <w:rPr>
-          <w:rStyle w:val="NormalTok"/>
-        </w:rPr>
-        <w:t xml:space="preserve"> choose_random_item(items: </w:t>
-      </w:r>
-      <w:r>
-        <w:rPr>
-          <w:rStyle w:val="BuiltInTok"/>
-        </w:rPr>
-        <w:t xml:space="preserve">list</w:t>
-      </w:r>
-      <w:r>
-        <w:rPr>
-          <w:rStyle w:val="NormalTok"/>
-        </w:rPr>
-        <w:t xml:space="preserve">) </w:t>
-      </w:r>
-      <w:r>
-        <w:rPr>
-          <w:rStyle w:val="OperatorTok"/>
-        </w:rPr>
-        <w:t xml:space="preserve">-&gt;</w:t>
-      </w:r>
-      <w:r>
-        <w:rPr>
-          <w:rStyle w:val="NormalTok"/>
-        </w:rPr>
-        <w:t xml:space="preserve"> </w:t>
-      </w:r>
-      <w:r>
-        <w:rPr>
-          <w:rStyle w:val="BuiltInTok"/>
-        </w:rPr>
-        <w:t xml:space="preserve">str</w:t>
-      </w:r>
-      <w:r>
-        <w:rPr>
-          <w:rStyle w:val="NormalTok"/>
-        </w:rPr>
-        <w:t xml:space="preserve">:</w:t>
-      </w:r>
-      <w:r>
-        <w:br/>
-      </w:r>
-      <w:r>
-        <w:rPr>
-          <w:rStyle w:val="NormalTok"/>
-        </w:rPr>
-        <w:t xml:space="preserve">    </w:t>
-      </w:r>
-      <w:r>
-        <w:rPr>
-          <w:rStyle w:val="ControlFlowTok"/>
-        </w:rPr>
-        <w:t xml:space="preserve">if</w:t>
-      </w:r>
-      <w:r>
-        <w:rPr>
-          <w:rStyle w:val="NormalTok"/>
-        </w:rPr>
-        <w:t xml:space="preserve"> </w:t>
-      </w:r>
-      <w:r>
-        <w:rPr>
-          <w:rStyle w:val="KeywordTok"/>
-        </w:rPr>
-        <w:t xml:space="preserve">not</w:t>
-      </w:r>
-      <w:r>
-        <w:rPr>
-          <w:rStyle w:val="NormalTok"/>
-        </w:rPr>
-        <w:t xml:space="preserve"> items:</w:t>
-      </w:r>
-      <w:r>
-        <w:br/>
-      </w:r>
-      <w:r>
-        <w:rPr>
-          <w:rStyle w:val="NormalTok"/>
-        </w:rPr>
-        <w:t xml:space="preserve">        </w:t>
-      </w:r>
-      <w:r>
-        <w:rPr>
-          <w:rStyle w:val="ControlFlowTok"/>
-        </w:rPr>
-        <w:t xml:space="preserve">return</w:t>
-      </w:r>
-      <w:r>
-        <w:rPr>
-          <w:rStyle w:val="NormalTok"/>
-        </w:rPr>
-        <w:t xml:space="preserve"> </w:t>
-      </w:r>
-      <w:r>
-        <w:rPr>
-          <w:rStyle w:val="StringTok"/>
-        </w:rPr>
-        <w:t xml:space="preserve">"List is empty"</w:t>
-      </w:r>
-      <w:r>
-        <w:br/>
-      </w:r>
-      <w:r>
-        <w:rPr>
-          <w:rStyle w:val="NormalTok"/>
-        </w:rPr>
-        <w:t xml:space="preserve">    </w:t>
-      </w:r>
-      <w:r>
-        <w:rPr>
-          <w:rStyle w:val="ControlFlowTok"/>
-        </w:rPr>
-        <w:t xml:space="preserve">return</w:t>
-      </w:r>
-      <w:r>
-        <w:rPr>
-          <w:rStyle w:val="NormalTok"/>
-        </w:rPr>
-        <w:t xml:space="preserve"> random.choice(items)</w:t>
-      </w:r>
-      <w:r>
-        <w:br/>
-      </w:r>
-      <w:r>
-        <w:br/>
-      </w:r>
-      <w:r>
-        <w:rPr>
-          <w:rStyle w:val="NormalTok"/>
-        </w:rPr>
-        <w:t xml:space="preserve">available_colors </w:t>
-      </w:r>
-      <w:r>
-        <w:rPr>
-          <w:rStyle w:val="OperatorTok"/>
-        </w:rPr>
-        <w:t xml:space="preserve">=</w:t>
-      </w:r>
-      <w:r>
-        <w:rPr>
-          <w:rStyle w:val="NormalTok"/>
-        </w:rPr>
-        <w:t xml:space="preserve"> [</w:t>
-      </w:r>
-      <w:r>
-        <w:rPr>
-          <w:rStyle w:val="StringTok"/>
-        </w:rPr>
-        <w:t xml:space="preserve">"Red"</w:t>
-      </w:r>
-      <w:r>
-        <w:rPr>
-          <w:rStyle w:val="NormalTok"/>
-        </w:rPr>
-        <w:t xml:space="preserve">, </w:t>
-      </w:r>
-      <w:r>
-        <w:rPr>
-          <w:rStyle w:val="StringTok"/>
-        </w:rPr>
-        <w:t xml:space="preserve">"Green"</w:t>
-      </w:r>
-      <w:r>
-        <w:rPr>
-          <w:rStyle w:val="NormalTok"/>
-        </w:rPr>
-        <w:t xml:space="preserve">, </w:t>
-      </w:r>
-      <w:r>
-        <w:rPr>
-          <w:rStyle w:val="StringTok"/>
-        </w:rPr>
-        <w:t xml:space="preserve">"Blue"</w:t>
-      </w:r>
-      <w:r>
-        <w:rPr>
-          <w:rStyle w:val="NormalTok"/>
-        </w:rPr>
-        <w:t xml:space="preserve">, </w:t>
-      </w:r>
-      <w:r>
-        <w:rPr>
-          <w:rStyle w:val="StringTok"/>
-        </w:rPr>
-        <w:t xml:space="preserve">"Yellow"</w:t>
-      </w:r>
-      <w:r>
-        <w:rPr>
-          <w:rStyle w:val="NormalTok"/>
-        </w:rPr>
-        <w:t xml:space="preserve">, </w:t>
-      </w:r>
-      <w:r>
-        <w:rPr>
-          <w:rStyle w:val="StringTok"/>
-        </w:rPr>
-        <w:t xml:space="preserve">"Purple"</w:t>
-      </w:r>
-      <w:r>
-        <w:rPr>
-          <w:rStyle w:val="NormalTok"/>
-        </w:rPr>
-        <w:t xml:space="preserve">]</w:t>
-      </w:r>
-      <w:r>
-        <w:br/>
-      </w:r>
-      <w:r>
-        <w:rPr>
-          <w:rStyle w:val="NormalTok"/>
-        </w:rPr>
-        <w:t xml:space="preserve">selected_color </w:t>
-      </w:r>
-      <w:r>
-        <w:rPr>
-          <w:rStyle w:val="OperatorTok"/>
-        </w:rPr>
-        <w:t xml:space="preserve">=</w:t>
-      </w:r>
-      <w:r>
-        <w:rPr>
-          <w:rStyle w:val="NormalTok"/>
-        </w:rPr>
-        <w:t xml:space="preserve"> choose_random_item(available_colors)</w:t>
-      </w:r>
-      <w:r>
-        <w:br/>
-      </w:r>
-      <w:r>
-        <w:rPr>
-          <w:rStyle w:val="BuiltInTok"/>
-        </w:rPr>
-        <w:t xml:space="preserve">print</w:t>
-      </w:r>
-      <w:r>
-        <w:rPr>
-          <w:rStyle w:val="NormalTok"/>
-        </w:rPr>
-        <w:t xml:space="preserve">(</w:t>
-      </w:r>
-      <w:r>
-        <w:rPr>
-          <w:rStyle w:val="SpecialStringTok"/>
-        </w:rPr>
-        <w:t xml:space="preserve">f"The randomly selected color is: </w:t>
-      </w:r>
-      <w:r>
-        <w:rPr>
-          <w:rStyle w:val="SpecialCharTok"/>
-        </w:rPr>
-        <w:t xml:space="preserve">{</w:t>
-      </w:r>
-      <w:r>
-        <w:rPr>
-          <w:rStyle w:val="NormalTok"/>
-        </w:rPr>
-        <w:t xml:space="preserve">selected_color</w:t>
-      </w:r>
-      <w:r>
-        <w:rPr>
-          <w:rStyle w:val="SpecialCharTok"/>
-        </w:rPr>
-        <w:t xml:space="preserve">}</w:t>
-      </w:r>
-      <w:r>
-        <w:rPr>
-          <w:rStyle w:val="SpecialStringTok"/>
-        </w:rPr>
-        <w:t xml:space="preserve">"</w:t>
-      </w:r>
-      <w:r>
-        <w:rPr>
-          <w:rStyle w:val="NormalTok"/>
-        </w:rPr>
-        <w:t xml:space="preserve">)</w:t>
+        <w:pStyle w:val="FirstParagraph"/>
+      </w:pPr>
+      <w:r>
+        <w:t xml:space="preserve">This approach is useful when you need to preserve the original order of a list for later use while also needing a randomized version of it.</w:t>
       </w:r>
     </w:p>
+    <w:bookmarkEnd w:id="19"/>
+    <w:bookmarkStart w:id="20" w:name="usage-notes-1"/>
     <w:p>
       <w:pPr>
-        <w:pStyle w:val="FirstParagraph"/>
-      </w:pPr>
-      <w:r>
-        <w:rPr>
-          <w:b/>
-          <w:bCs/>
-        </w:rPr>
-        <w:t xml:space="preserve">Output:</w:t>
-      </w:r>
-    </w:p>
-    <w:p>
-      <w:pPr>
-        <w:pStyle w:val="SourceCode"/>
-      </w:pPr>
-      <w:r>
-        <w:rPr>
-          <w:rStyle w:val="VerbatimChar"/>
-        </w:rPr>
-        <w:t xml:space="preserve">The randomly selected color is: Blue</w:t>
-      </w:r>
-    </w:p>
-    <w:p>
-      <w:pPr>
-        <w:pStyle w:val="FirstParagraph"/>
-      </w:pPr>
-      <w:r>
-        <w:t xml:space="preserve">(Note: The actual output will be a randomly selected item from the</w:t>
-      </w:r>
-      <w:r>
-        <w:t xml:space="preserve"> </w:t>
-      </w:r>
-      <w:r>
-        <w:rPr>
-          <w:rStyle w:val="VerbatimChar"/>
-        </w:rPr>
-        <w:t xml:space="preserve">available_colors</w:t>
-      </w:r>
-      <w:r>
-        <w:t xml:space="preserve"> </w:t>
-      </w:r>
-      <w:r>
-        <w:t xml:space="preserve">list and may differ on each execution.)</w:t>
-      </w:r>
-    </w:p>
-    <w:p>
-      <w:r>
-        <w:pict>
-          <v:rect style="width:0;height:1.5pt" o:hralign="center" o:hrstd="t" o:hr="t"/>
-        </w:pict>
-      </w:r>
-    </w:p>
-    <w:p>
-      <w:r>
-        <w:pict>
-          <v:rect style="width:0;height:1.5pt" o:hralign="center" o:hrstd="t" o:hr="t"/>
-        </w:pict>
-      </w:r>
-    </w:p>
-    <w:bookmarkEnd w:id="21"/>
-    <w:bookmarkStart w:id="22" w:name="functiondef-shuffle_copy"/>
-    <w:p>
-      <w:pPr>
         <w:pStyle w:val="Heading2"/>
       </w:pPr>
       <w:r>
         <w:rPr>
           <w:rStyle w:val="SectionNumber"/>
         </w:rPr>
-        <w:t xml:space="preserve">2.6</w:t>
+        <w:t xml:space="preserve">2.4</w:t>
       </w:r>
       <w:r>
         <w:tab/>
       </w:r>
       <w:r>
-        <w:t xml:space="preserve">FunctionDef shuffle_copy</w:t>
-      </w:r>
-    </w:p>
-    <w:bookmarkEnd w:id="22"/>
-    <w:bookmarkEnd w:id="23"/>
-    <w:bookmarkStart w:id="30" w:name="function-shuffle_copyitems-listint"/>
-    <w:p>
-      <w:pPr>
-        <w:pStyle w:val="Heading1"/>
-      </w:pPr>
-      <w:r>
-        <w:rPr>
-          <w:rStyle w:val="SectionNumber"/>
-        </w:rPr>
-        <w:t xml:space="preserve">3</w:t>
-      </w:r>
-      <w:r>
-        <w:tab/>
-      </w:r>
-      <w:r>
-        <w:t xml:space="preserve">Function: shuffle_copy(items: List[int])</w:t>
-      </w:r>
-    </w:p>
-    <w:bookmarkStart w:id="24" w:name="overview-2"/>
-    <w:p>
-      <w:pPr>
-        <w:pStyle w:val="Heading2"/>
-      </w:pPr>
-      <w:r>
-        <w:rPr>
-          <w:rStyle w:val="SectionNumber"/>
-        </w:rPr>
-        <w:t xml:space="preserve">3.1</w:t>
-      </w:r>
-      <w:r>
-        <w:tab/>
-      </w:r>
-      <w:r>
-        <w:t xml:space="preserve">Overview</w:t>
-      </w:r>
-    </w:p>
-    <w:p>
-      <w:pPr>
-        <w:pStyle w:val="FirstParagraph"/>
-      </w:pPr>
-      <w:r>
-        <w:t xml:space="preserve">The</w:t>
-      </w:r>
-      <w:r>
-        <w:t xml:space="preserve"> </w:t>
-      </w:r>
-      <w:r>
-        <w:rPr>
-          <w:rStyle w:val="VerbatimChar"/>
-        </w:rPr>
-        <w:t xml:space="preserve">shuffle_copy</w:t>
-      </w:r>
-      <w:r>
-        <w:t xml:space="preserve"> </w:t>
-      </w:r>
-      <w:r>
-        <w:t xml:space="preserve">function returns a new, randomly shuffled copy of a given list without altering the original list.</w:t>
-      </w:r>
-    </w:p>
-    <w:bookmarkEnd w:id="24"/>
-    <w:bookmarkStart w:id="25" w:name="parameters-2"/>
-    <w:p>
-      <w:pPr>
-        <w:pStyle w:val="Heading2"/>
-      </w:pPr>
-      <w:r>
-        <w:rPr>
-          <w:rStyle w:val="SectionNumber"/>
-        </w:rPr>
-        <w:t xml:space="preserve">3.2</w:t>
-      </w:r>
-      <w:r>
-        <w:tab/>
-      </w:r>
-      <w:r>
-        <w:t xml:space="preserve">parameters</w:t>
+        <w:t xml:space="preserve">Usage Notes</w:t>
       </w:r>
     </w:p>
     <w:p>
@@ -2416,6 +1412,12 @@
         </w:numPr>
       </w:pPr>
       <w:r>
+        <w:t xml:space="preserve">The primary feature of this function is that it is non-mutating; the input list</w:t>
+      </w:r>
+      <w:r>
+        <w:t xml:space="preserve"> </w:t>
+      </w:r>
+      <w:r>
         <w:rPr>
           <w:rStyle w:val="VerbatimChar"/>
         </w:rPr>
@@ -2425,43 +1427,7 @@
         <w:t xml:space="preserve"> </w:t>
       </w:r>
       <w:r>
-        <w:t xml:space="preserve">(</w:t>
-      </w:r>
-      <w:r>
-        <w:rPr>
-          <w:rStyle w:val="VerbatimChar"/>
-        </w:rPr>
-        <w:t xml:space="preserve">List[int]</w:t>
-      </w:r>
-      <w:r>
-        <w:t xml:space="preserve">): A list of integers that will be copied and shuffled.</w:t>
-      </w:r>
-    </w:p>
-    <w:bookmarkEnd w:id="25"/>
-    <w:bookmarkStart w:id="26" w:name="description-2"/>
-    <w:p>
-      <w:pPr>
-        <w:pStyle w:val="Heading2"/>
-      </w:pPr>
-      <w:r>
-        <w:rPr>
-          <w:rStyle w:val="SectionNumber"/>
-        </w:rPr>
-        <w:t xml:space="preserve">3.3</w:t>
-      </w:r>
-      <w:r>
-        <w:tab/>
-      </w:r>
-      <w:r>
-        <w:t xml:space="preserve">Description</w:t>
-      </w:r>
-    </w:p>
-    <w:p>
-      <w:pPr>
-        <w:pStyle w:val="FirstParagraph"/>
-      </w:pPr>
-      <w:r>
-        <w:t xml:space="preserve">This function provides a safe way to shuffle a list by ensuring the original data structure remains untouched. The process is executed in three main steps:</w:t>
+        <w:t xml:space="preserve">is not altered.</w:t>
       </w:r>
     </w:p>
     <w:p>
@@ -2469,11 +1435,11 @@
         <w:pStyle w:val="Compact"/>
         <w:numPr>
           <w:ilvl w:val="0"/>
-          <w:numId w:val="1007"/>
+          <w:numId w:val="1006"/>
         </w:numPr>
       </w:pPr>
       <w:r>
-        <w:t xml:space="preserve">A shallow copy of the input</w:t>
+        <w:t xml:space="preserve">This function requires the</w:t>
       </w:r>
       <w:r>
         <w:t xml:space="preserve"> </w:t>
@@ -2482,13 +1448,13 @@
         <w:rPr>
           <w:rStyle w:val="VerbatimChar"/>
         </w:rPr>
-        <w:t xml:space="preserve">items</w:t>
+        <w:t xml:space="preserve">random</w:t>
       </w:r>
       <w:r>
         <w:t xml:space="preserve"> </w:t>
       </w:r>
       <w:r>
-        <w:t xml:space="preserve">list is created using</w:t>
+        <w:t xml:space="preserve">module to be imported (e.g.,</w:t>
       </w:r>
       <w:r>
         <w:t xml:space="preserve"> </w:t>
@@ -2497,22 +1463,10 @@
         <w:rPr>
           <w:rStyle w:val="VerbatimChar"/>
         </w:rPr>
-        <w:t xml:space="preserve">list(items)</w:t>
-      </w:r>
-      <w:r>
-        <w:t xml:space="preserve">. This new list is stored in a variable named</w:t>
-      </w:r>
-      <w:r>
-        <w:t xml:space="preserve"> </w:t>
-      </w:r>
-      <w:r>
-        <w:rPr>
-          <w:rStyle w:val="VerbatimChar"/>
-        </w:rPr>
-        <w:t xml:space="preserve">copy</w:t>
-      </w:r>
-      <w:r>
-        <w:t xml:space="preserve">. This step is crucial for preventing mutation of the original list passed to the function.</w:t>
+        <w:t xml:space="preserve">import random</w:t>
+      </w:r>
+      <w:r>
+        <w:t xml:space="preserve">) in the script where it is used.</w:t>
       </w:r>
     </w:p>
     <w:p>
@@ -2520,53 +1474,11 @@
         <w:pStyle w:val="Compact"/>
         <w:numPr>
           <w:ilvl w:val="0"/>
-          <w:numId w:val="1007"/>
+          <w:numId w:val="1006"/>
         </w:numPr>
       </w:pPr>
       <w:r>
-        <w:t xml:space="preserve">The</w:t>
-      </w:r>
-      <w:r>
-        <w:t xml:space="preserve"> </w:t>
-      </w:r>
-      <w:r>
-        <w:rPr>
-          <w:rStyle w:val="VerbatimChar"/>
-        </w:rPr>
-        <w:t xml:space="preserve">random.shuffle()</w:t>
-      </w:r>
-      <w:r>
-        <w:t xml:space="preserve"> </w:t>
-      </w:r>
-      <w:r>
-        <w:t xml:space="preserve">method is then called on the</w:t>
-      </w:r>
-      <w:r>
-        <w:t xml:space="preserve"> </w:t>
-      </w:r>
-      <w:r>
-        <w:rPr>
-          <w:rStyle w:val="VerbatimChar"/>
-        </w:rPr>
-        <w:t xml:space="preserve">copy</w:t>
-      </w:r>
-      <w:r>
-        <w:t xml:space="preserve">. This function shuffles the elements of the</w:t>
-      </w:r>
-      <w:r>
-        <w:t xml:space="preserve"> </w:t>
-      </w:r>
-      <w:r>
-        <w:rPr>
-          <w:rStyle w:val="VerbatimChar"/>
-        </w:rPr>
-        <w:t xml:space="preserve">copy</w:t>
-      </w:r>
-      <w:r>
-        <w:t xml:space="preserve"> </w:t>
-      </w:r>
-      <w:r>
-        <w:t xml:space="preserve">list in-place, rearranging them into a random order.</w:t>
+        <w:t xml:space="preserve">The order of elements in the returned list is non-deterministic due to the nature of the random shuffling algorithm.</w:t>
       </w:r>
     </w:p>
     <w:p>
@@ -2574,134 +1486,76 @@
         <w:pStyle w:val="Compact"/>
         <w:numPr>
           <w:ilvl w:val="0"/>
-          <w:numId w:val="1007"/>
+          <w:numId w:val="1006"/>
         </w:numPr>
       </w:pPr>
       <w:r>
-        <w:t xml:space="preserve">Finally, the function returns the modified</w:t>
-      </w:r>
-      <w:r>
-        <w:t xml:space="preserve"> </w:t>
-      </w:r>
-      <w:r>
-        <w:rPr>
-          <w:rStyle w:val="VerbatimChar"/>
-        </w:rPr>
-        <w:t xml:space="preserve">copy</w:t>
-      </w:r>
-      <w:r>
-        <w:t xml:space="preserve">, which now holds the same elements as the original list but in a new, randomized sequence.</w:t>
+        <w:t xml:space="preserve">The function creates a shallow copy. For a list of simple types like integers, this is perfectly safe.</w:t>
       </w:r>
     </w:p>
     <w:p>
       <w:pPr>
-        <w:pStyle w:val="SourceCode"/>
-      </w:pPr>
-      <w:r>
-        <w:rPr>
-          <w:rStyle w:val="CommentTok"/>
-        </w:rPr>
-        <w:t xml:space="preserve"># Internal logic</w:t>
-      </w:r>
-      <w:r>
-        <w:br/>
-      </w:r>
-      <w:r>
-        <w:rPr>
-          <w:rStyle w:val="NormalTok"/>
-        </w:rPr>
-        <w:t xml:space="preserve">copy </w:t>
-      </w:r>
-      <w:r>
-        <w:rPr>
-          <w:rStyle w:val="OperatorTok"/>
-        </w:rPr>
-        <w:t xml:space="preserve">=</w:t>
-      </w:r>
-      <w:r>
-        <w:rPr>
-          <w:rStyle w:val="NormalTok"/>
-        </w:rPr>
+        <w:pStyle w:val="FirstParagraph"/>
+      </w:pPr>
+      <w:r>
+        <w:rPr>
+          <w:b/>
+          <w:bCs/>
+        </w:rPr>
+        <w:t xml:space="preserve">Output Example</w:t>
+      </w:r>
+      <w:r>
+        <w:t xml:space="preserve">: A possible return value for an input of</w:t>
+      </w:r>
+      <w:r>
         <w:t xml:space="preserve"> </w:t>
       </w:r>
       <w:r>
         <w:rPr>
-          <w:rStyle w:val="BuiltInTok"/>
-        </w:rPr>
-        <w:t xml:space="preserve">list</w:t>
-      </w:r>
-      <w:r>
-        <w:rPr>
-          <w:rStyle w:val="NormalTok"/>
-        </w:rPr>
-        <w:t xml:space="preserve">(items)</w:t>
-      </w:r>
-      <w:r>
-        <w:br/>
-      </w:r>
-      <w:r>
-        <w:rPr>
-          <w:rStyle w:val="NormalTok"/>
-        </w:rPr>
-        <w:t xml:space="preserve">random.shuffle(copy)</w:t>
-      </w:r>
-      <w:r>
-        <w:br/>
-      </w:r>
-      <w:r>
-        <w:rPr>
-          <w:rStyle w:val="ControlFlowTok"/>
-        </w:rPr>
-        <w:t xml:space="preserve">return</w:t>
-      </w:r>
-      <w:r>
-        <w:rPr>
-          <w:rStyle w:val="NormalTok"/>
-        </w:rPr>
-        <w:t xml:space="preserve"> copy</w:t>
-      </w:r>
-    </w:p>
-    <w:bookmarkEnd w:id="26"/>
-    <w:bookmarkStart w:id="27" w:name="usage-notes-2"/>
-    <w:p>
-      <w:pPr>
-        <w:pStyle w:val="Heading2"/>
-      </w:pPr>
-      <w:r>
-        <w:rPr>
-          <w:rStyle w:val="SectionNumber"/>
-        </w:rPr>
-        <w:t xml:space="preserve">3.4</w:t>
-      </w:r>
-      <w:r>
-        <w:tab/>
-      </w:r>
-      <w:r>
-        <w:t xml:space="preserve">Usage Notes</w:t>
+          <w:rStyle w:val="VerbatimChar"/>
+        </w:rPr>
+        <w:t xml:space="preserve">[10, 20, 30, 40]</w:t>
+      </w:r>
+      <w:r>
+        <w:t xml:space="preserve">.</w:t>
       </w:r>
     </w:p>
     <w:p>
       <w:pPr>
-        <w:pStyle w:val="Compact"/>
-        <w:numPr>
-          <w:ilvl w:val="0"/>
-          <w:numId w:val="1008"/>
-        </w:numPr>
-      </w:pPr>
-      <w:r>
-        <w:t xml:space="preserve">This function is non-mutating, meaning the original list you pass as an argument will not be changed.</w:t>
+        <w:pStyle w:val="SourceCode"/>
+      </w:pPr>
+      <w:r>
+        <w:rPr>
+          <w:rStyle w:val="VerbatimChar"/>
+        </w:rPr>
+        <w:t xml:space="preserve">[30, 10, 40, 20]</w:t>
+      </w:r>
+    </w:p>
+    <w:bookmarkEnd w:id="20"/>
+    <w:bookmarkStart w:id="21" w:name="example-1"/>
+    <w:p>
+      <w:pPr>
+        <w:pStyle w:val="Heading2"/>
+      </w:pPr>
+      <w:r>
+        <w:rPr>
+          <w:rStyle w:val="SectionNumber"/>
+        </w:rPr>
+        <w:t xml:space="preserve">2.5</w:t>
+      </w:r>
+      <w:r>
+        <w:tab/>
+      </w:r>
+      <w:r>
+        <w:t xml:space="preserve">Example</w:t>
       </w:r>
     </w:p>
     <w:p>
       <w:pPr>
-        <w:pStyle w:val="Compact"/>
-        <w:numPr>
-          <w:ilvl w:val="0"/>
-          <w:numId w:val="1008"/>
-        </w:numPr>
-      </w:pPr>
-      <w:r>
-        <w:t xml:space="preserve">The function relies on Python’s built-in</w:t>
+        <w:pStyle w:val="FirstParagraph"/>
+      </w:pPr>
+      <w:r>
+        <w:t xml:space="preserve">The following example demonstrates the use of</w:t>
       </w:r>
       <w:r>
         <w:t xml:space="preserve"> </w:t>
@@ -2710,25 +1564,390 @@
         <w:rPr>
           <w:rStyle w:val="VerbatimChar"/>
         </w:rPr>
+        <w:t xml:space="preserve">shuffle_copy</w:t>
+      </w:r>
+      <w:r>
+        <w:t xml:space="preserve"> </w:t>
+      </w:r>
+      <w:r>
+        <w:t xml:space="preserve">and verifies that the original list is preserved after the function call. Note that the</w:t>
+      </w:r>
+      <w:r>
+        <w:t xml:space="preserve"> </w:t>
+      </w:r>
+      <w:r>
+        <w:rPr>
+          <w:rStyle w:val="VerbatimChar"/>
+        </w:rPr>
         <w:t xml:space="preserve">random</w:t>
       </w:r>
       <w:r>
         <w:t xml:space="preserve"> </w:t>
       </w:r>
       <w:r>
-        <w:t xml:space="preserve">module. Ensure this module is imported in your script before calling the function.</w:t>
+        <w:t xml:space="preserve">module must be imported.</w:t>
       </w:r>
     </w:p>
     <w:p>
       <w:pPr>
-        <w:pStyle w:val="Compact"/>
-        <w:numPr>
-          <w:ilvl w:val="0"/>
-          <w:numId w:val="1008"/>
-        </w:numPr>
-      </w:pPr>
-      <w:r>
-        <w:t xml:space="preserve">Due to the nature of random shuffling, calling the function multiple times with the same input list will likely produce a different-ordered list each time.</w:t>
+        <w:pStyle w:val="SourceCode"/>
+      </w:pPr>
+      <w:r>
+        <w:rPr>
+          <w:rStyle w:val="ImportTok"/>
+        </w:rPr>
+        <w:t xml:space="preserve">import</w:t>
+      </w:r>
+      <w:r>
+        <w:rPr>
+          <w:rStyle w:val="NormalTok"/>
+        </w:rPr>
+        <w:t xml:space="preserve"> random</w:t>
+      </w:r>
+      <w:r>
+        <w:br/>
+      </w:r>
+      <w:r>
+        <w:rPr>
+          <w:rStyle w:val="ImportTok"/>
+        </w:rPr>
+        <w:t xml:space="preserve">from</w:t>
+      </w:r>
+      <w:r>
+        <w:rPr>
+          <w:rStyle w:val="NormalTok"/>
+        </w:rPr>
+        <w:t xml:space="preserve"> typing </w:t>
+      </w:r>
+      <w:r>
+        <w:rPr>
+          <w:rStyle w:val="ImportTok"/>
+        </w:rPr>
+        <w:t xml:space="preserve">import</w:t>
+      </w:r>
+      <w:r>
+        <w:rPr>
+          <w:rStyle w:val="NormalTok"/>
+        </w:rPr>
+        <w:t xml:space="preserve"> List</w:t>
+      </w:r>
+      <w:r>
+        <w:br/>
+      </w:r>
+      <w:r>
+        <w:br/>
+      </w:r>
+      <w:r>
+        <w:rPr>
+          <w:rStyle w:val="CommentTok"/>
+        </w:rPr>
+        <w:t xml:space="preserve"># Assume shuffle_copy is defined as in the source code</w:t>
+      </w:r>
+      <w:r>
+        <w:br/>
+      </w:r>
+      <w:r>
+        <w:br/>
+      </w:r>
+      <w:r>
+        <w:rPr>
+          <w:rStyle w:val="CommentTok"/>
+        </w:rPr>
+        <w:t xml:space="preserve"># --- Example Usage ---</w:t>
+      </w:r>
+      <w:r>
+        <w:br/>
+      </w:r>
+      <w:r>
+        <w:rPr>
+          <w:rStyle w:val="NormalTok"/>
+        </w:rPr>
+        <w:t xml:space="preserve">original_numbers </w:t>
+      </w:r>
+      <w:r>
+        <w:rPr>
+          <w:rStyle w:val="OperatorTok"/>
+        </w:rPr>
+        <w:t xml:space="preserve">=</w:t>
+      </w:r>
+      <w:r>
+        <w:rPr>
+          <w:rStyle w:val="NormalTok"/>
+        </w:rPr>
+        <w:t xml:space="preserve"> [</w:t>
+      </w:r>
+      <w:r>
+        <w:rPr>
+          <w:rStyle w:val="DecValTok"/>
+        </w:rPr>
+        <w:t xml:space="preserve">1</w:t>
+      </w:r>
+      <w:r>
+        <w:rPr>
+          <w:rStyle w:val="NormalTok"/>
+        </w:rPr>
+        <w:t xml:space="preserve">, </w:t>
+      </w:r>
+      <w:r>
+        <w:rPr>
+          <w:rStyle w:val="DecValTok"/>
+        </w:rPr>
+        <w:t xml:space="preserve">2</w:t>
+      </w:r>
+      <w:r>
+        <w:rPr>
+          <w:rStyle w:val="NormalTok"/>
+        </w:rPr>
+        <w:t xml:space="preserve">, </w:t>
+      </w:r>
+      <w:r>
+        <w:rPr>
+          <w:rStyle w:val="DecValTok"/>
+        </w:rPr>
+        <w:t xml:space="preserve">3</w:t>
+      </w:r>
+      <w:r>
+        <w:rPr>
+          <w:rStyle w:val="NormalTok"/>
+        </w:rPr>
+        <w:t xml:space="preserve">, </w:t>
+      </w:r>
+      <w:r>
+        <w:rPr>
+          <w:rStyle w:val="DecValTok"/>
+        </w:rPr>
+        <w:t xml:space="preserve">4</w:t>
+      </w:r>
+      <w:r>
+        <w:rPr>
+          <w:rStyle w:val="NormalTok"/>
+        </w:rPr>
+        <w:t xml:space="preserve">, </w:t>
+      </w:r>
+      <w:r>
+        <w:rPr>
+          <w:rStyle w:val="DecValTok"/>
+        </w:rPr>
+        <w:t xml:space="preserve">5</w:t>
+      </w:r>
+      <w:r>
+        <w:rPr>
+          <w:rStyle w:val="NormalTok"/>
+        </w:rPr>
+        <w:t xml:space="preserve">, </w:t>
+      </w:r>
+      <w:r>
+        <w:rPr>
+          <w:rStyle w:val="DecValTok"/>
+        </w:rPr>
+        <w:t xml:space="preserve">6</w:t>
+      </w:r>
+      <w:r>
+        <w:rPr>
+          <w:rStyle w:val="NormalTok"/>
+        </w:rPr>
+        <w:t xml:space="preserve">, </w:t>
+      </w:r>
+      <w:r>
+        <w:rPr>
+          <w:rStyle w:val="DecValTok"/>
+        </w:rPr>
+        <w:t xml:space="preserve">7</w:t>
+      </w:r>
+      <w:r>
+        <w:rPr>
+          <w:rStyle w:val="NormalTok"/>
+        </w:rPr>
+        <w:t xml:space="preserve">]</w:t>
+      </w:r>
+      <w:r>
+        <w:br/>
+      </w:r>
+      <w:r>
+        <w:rPr>
+          <w:rStyle w:val="BuiltInTok"/>
+        </w:rPr>
+        <w:t xml:space="preserve">print</w:t>
+      </w:r>
+      <w:r>
+        <w:rPr>
+          <w:rStyle w:val="NormalTok"/>
+        </w:rPr>
+        <w:t xml:space="preserve">(</w:t>
+      </w:r>
+      <w:r>
+        <w:rPr>
+          <w:rStyle w:val="SpecialStringTok"/>
+        </w:rPr>
+        <w:t xml:space="preserve">f"Original list before calling function: </w:t>
+      </w:r>
+      <w:r>
+        <w:rPr>
+          <w:rStyle w:val="SpecialCharTok"/>
+        </w:rPr>
+        <w:t xml:space="preserve">{</w:t>
+      </w:r>
+      <w:r>
+        <w:rPr>
+          <w:rStyle w:val="NormalTok"/>
+        </w:rPr>
+        <w:t xml:space="preserve">original_numbers</w:t>
+      </w:r>
+      <w:r>
+        <w:rPr>
+          <w:rStyle w:val="SpecialCharTok"/>
+        </w:rPr>
+        <w:t xml:space="preserve">}</w:t>
+      </w:r>
+      <w:r>
+        <w:rPr>
+          <w:rStyle w:val="SpecialStringTok"/>
+        </w:rPr>
+        <w:t xml:space="preserve">"</w:t>
+      </w:r>
+      <w:r>
+        <w:rPr>
+          <w:rStyle w:val="NormalTok"/>
+        </w:rPr>
+        <w:t xml:space="preserve">)</w:t>
+      </w:r>
+      <w:r>
+        <w:br/>
+      </w:r>
+      <w:r>
+        <w:br/>
+      </w:r>
+      <w:r>
+        <w:rPr>
+          <w:rStyle w:val="CommentTok"/>
+        </w:rPr>
+        <w:t xml:space="preserve"># Get a shuffled copy of the list</w:t>
+      </w:r>
+      <w:r>
+        <w:br/>
+      </w:r>
+      <w:r>
+        <w:rPr>
+          <w:rStyle w:val="NormalTok"/>
+        </w:rPr>
+        <w:t xml:space="preserve">shuffled_version </w:t>
+      </w:r>
+      <w:r>
+        <w:rPr>
+          <w:rStyle w:val="OperatorTok"/>
+        </w:rPr>
+        <w:t xml:space="preserve">=</w:t>
+      </w:r>
+      <w:r>
+        <w:rPr>
+          <w:rStyle w:val="NormalTok"/>
+        </w:rPr>
+        <w:t xml:space="preserve"> shuffle_copy(original_numbers)</w:t>
+      </w:r>
+      <w:r>
+        <w:br/>
+      </w:r>
+      <w:r>
+        <w:br/>
+      </w:r>
+      <w:r>
+        <w:rPr>
+          <w:rStyle w:val="BuiltInTok"/>
+        </w:rPr>
+        <w:t xml:space="preserve">print</w:t>
+      </w:r>
+      <w:r>
+        <w:rPr>
+          <w:rStyle w:val="NormalTok"/>
+        </w:rPr>
+        <w:t xml:space="preserve">(</w:t>
+      </w:r>
+      <w:r>
+        <w:rPr>
+          <w:rStyle w:val="SpecialStringTok"/>
+        </w:rPr>
+        <w:t xml:space="preserve">f"Original list after calling function: </w:t>
+      </w:r>
+      <w:r>
+        <w:rPr>
+          <w:rStyle w:val="SpecialCharTok"/>
+        </w:rPr>
+        <w:t xml:space="preserve">{</w:t>
+      </w:r>
+      <w:r>
+        <w:rPr>
+          <w:rStyle w:val="NormalTok"/>
+        </w:rPr>
+        <w:t xml:space="preserve">original_numbers</w:t>
+      </w:r>
+      <w:r>
+        <w:rPr>
+          <w:rStyle w:val="SpecialCharTok"/>
+        </w:rPr>
+        <w:t xml:space="preserve">}</w:t>
+      </w:r>
+      <w:r>
+        <w:rPr>
+          <w:rStyle w:val="SpecialStringTok"/>
+        </w:rPr>
+        <w:t xml:space="preserve">"</w:t>
+      </w:r>
+      <w:r>
+        <w:rPr>
+          <w:rStyle w:val="NormalTok"/>
+        </w:rPr>
+        <w:t xml:space="preserve">)</w:t>
+      </w:r>
+      <w:r>
+        <w:br/>
+      </w:r>
+      <w:r>
+        <w:rPr>
+          <w:rStyle w:val="BuiltInTok"/>
+        </w:rPr>
+        <w:t xml:space="preserve">print</w:t>
+      </w:r>
+      <w:r>
+        <w:rPr>
+          <w:rStyle w:val="NormalTok"/>
+        </w:rPr>
+        <w:t xml:space="preserve">(</w:t>
+      </w:r>
+      <w:r>
+        <w:rPr>
+          <w:rStyle w:val="SpecialStringTok"/>
+        </w:rPr>
+        <w:t xml:space="preserve">f"Returned shuffled list: </w:t>
+      </w:r>
+      <w:r>
+        <w:rPr>
+          <w:rStyle w:val="SpecialCharTok"/>
+        </w:rPr>
+        <w:t xml:space="preserve">{</w:t>
+      </w:r>
+      <w:r>
+        <w:rPr>
+          <w:rStyle w:val="NormalTok"/>
+        </w:rPr>
+        <w:t xml:space="preserve">shuffled_version</w:t>
+      </w:r>
+      <w:r>
+        <w:rPr>
+          <w:rStyle w:val="SpecialCharTok"/>
+        </w:rPr>
+        <w:t xml:space="preserve">}</w:t>
+      </w:r>
+      <w:r>
+        <w:rPr>
+          <w:rStyle w:val="SpecialStringTok"/>
+        </w:rPr>
+        <w:t xml:space="preserve">"</w:t>
+      </w:r>
+      <w:r>
+        <w:rPr>
+          <w:rStyle w:val="NormalTok"/>
+        </w:rPr>
+        <w:t xml:space="preserve">)</w:t>
       </w:r>
     </w:p>
     <w:p>
@@ -2740,22 +1959,7 @@
           <w:b/>
           <w:bCs/>
         </w:rPr>
-        <w:t xml:space="preserve">Output Example</w:t>
-      </w:r>
-      <w:r>
-        <w:t xml:space="preserve">: A possible return value for an input of</w:t>
-      </w:r>
-      <w:r>
-        <w:t xml:space="preserve"> </w:t>
-      </w:r>
-      <w:r>
-        <w:rPr>
-          <w:rStyle w:val="VerbatimChar"/>
-        </w:rPr>
-        <w:t xml:space="preserve">[1, 2, 3, 4, 5]</w:t>
-      </w:r>
-      <w:r>
-        <w:t xml:space="preserve">.</w:t>
+        <w:t xml:space="preserve">Output:</w:t>
       </w:r>
     </w:p>
     <w:p>
@@ -2766,466 +1970,29 @@
         <w:rPr>
           <w:rStyle w:val="VerbatimChar"/>
         </w:rPr>
-        <w:t xml:space="preserve">[4, 1, 5, 2, 3]</w:t>
-      </w:r>
-    </w:p>
-    <w:bookmarkEnd w:id="27"/>
-    <w:bookmarkStart w:id="29" w:name="example-2"/>
-    <w:p>
-      <w:pPr>
-        <w:pStyle w:val="Heading2"/>
-      </w:pPr>
-      <w:r>
-        <w:rPr>
-          <w:rStyle w:val="SectionNumber"/>
-        </w:rPr>
-        <w:t xml:space="preserve">3.5</w:t>
-      </w:r>
-      <w:r>
-        <w:tab/>
-      </w:r>
-      <w:r>
-        <w:t xml:space="preserve">Example</w:t>
+        <w:t xml:space="preserve">Original list before calling function: [1, 2, 3, 4, 5, 6, 7]</w:t>
+      </w:r>
+      <w:r>
+        <w:br/>
+      </w:r>
+      <w:r>
+        <w:rPr>
+          <w:rStyle w:val="VerbatimChar"/>
+        </w:rPr>
+        <w:t xml:space="preserve">Original list after calling function: [1, 2, 3, 4, 5, 6, 7]</w:t>
+      </w:r>
+      <w:r>
+        <w:br/>
+      </w:r>
+      <w:r>
+        <w:rPr>
+          <w:rStyle w:val="VerbatimChar"/>
+        </w:rPr>
+        <w:t xml:space="preserve">Returned shuffled list: [4, 1, 7, 5, 2, 6, 3]</w:t>
       </w:r>
     </w:p>
     <w:p>
       <w:pPr>
-        <w:pStyle w:val="SourceCode"/>
-      </w:pPr>
-      <w:r>
-        <w:rPr>
-          <w:rStyle w:val="ImportTok"/>
-        </w:rPr>
-        <w:t xml:space="preserve">import</w:t>
-      </w:r>
-      <w:r>
-        <w:rPr>
-          <w:rStyle w:val="NormalTok"/>
-        </w:rPr>
-        <w:t xml:space="preserve"> random</w:t>
-      </w:r>
-      <w:r>
-        <w:br/>
-      </w:r>
-      <w:r>
-        <w:rPr>
-          <w:rStyle w:val="ImportTok"/>
-        </w:rPr>
-        <w:t xml:space="preserve">from</w:t>
-      </w:r>
-      <w:r>
-        <w:rPr>
-          <w:rStyle w:val="NormalTok"/>
-        </w:rPr>
-        <w:t xml:space="preserve"> typing </w:t>
-      </w:r>
-      <w:r>
-        <w:rPr>
-          <w:rStyle w:val="ImportTok"/>
-        </w:rPr>
-        <w:t xml:space="preserve">import</w:t>
-      </w:r>
-      <w:r>
-        <w:rPr>
-          <w:rStyle w:val="NormalTok"/>
-        </w:rPr>
-        <w:t xml:space="preserve"> List</w:t>
-      </w:r>
-      <w:r>
-        <w:br/>
-      </w:r>
-      <w:r>
-        <w:br/>
-      </w:r>
-      <w:r>
-        <w:rPr>
-          <w:rStyle w:val="CommentTok"/>
-        </w:rPr>
-        <w:t xml:space="preserve"># The function must be defined or imported</w:t>
-      </w:r>
-      <w:r>
-        <w:br/>
-      </w:r>
-      <w:r>
-        <w:rPr>
-          <w:rStyle w:val="KeywordTok"/>
-        </w:rPr>
-        <w:t xml:space="preserve">def</w:t>
-      </w:r>
-      <w:r>
-        <w:rPr>
-          <w:rStyle w:val="NormalTok"/>
-        </w:rPr>
-        <w:t xml:space="preserve"> shuffle_copy(items: List[</w:t>
-      </w:r>
-      <w:r>
-        <w:rPr>
-          <w:rStyle w:val="BuiltInTok"/>
-        </w:rPr>
-        <w:t xml:space="preserve">int</w:t>
-      </w:r>
-      <w:r>
-        <w:rPr>
-          <w:rStyle w:val="NormalTok"/>
-        </w:rPr>
-        <w:t xml:space="preserve">]) </w:t>
-      </w:r>
-      <w:r>
-        <w:rPr>
-          <w:rStyle w:val="OperatorTok"/>
-        </w:rPr>
-        <w:t xml:space="preserve">-&gt;</w:t>
-      </w:r>
-      <w:r>
-        <w:rPr>
-          <w:rStyle w:val="NormalTok"/>
-        </w:rPr>
-        <w:t xml:space="preserve"> List[</w:t>
-      </w:r>
-      <w:r>
-        <w:rPr>
-          <w:rStyle w:val="BuiltInTok"/>
-        </w:rPr>
-        <w:t xml:space="preserve">int</w:t>
-      </w:r>
-      <w:r>
-        <w:rPr>
-          <w:rStyle w:val="NormalTok"/>
-        </w:rPr>
-        <w:t xml:space="preserve">]:</w:t>
-      </w:r>
-      <w:r>
-        <w:br/>
-      </w:r>
-      <w:r>
-        <w:rPr>
-          <w:rStyle w:val="NormalTok"/>
-        </w:rPr>
-        <w:t xml:space="preserve">    </w:t>
-      </w:r>
-      <w:r>
-        <w:rPr>
-          <w:rStyle w:val="CommentTok"/>
-        </w:rPr>
-        <w:t xml:space="preserve">"""Return a shuffled copy of the given list without mutating the input."""</w:t>
-      </w:r>
-      <w:r>
-        <w:br/>
-      </w:r>
-      <w:r>
-        <w:rPr>
-          <w:rStyle w:val="NormalTok"/>
-        </w:rPr>
-        <w:t xml:space="preserve">    copy </w:t>
-      </w:r>
-      <w:r>
-        <w:rPr>
-          <w:rStyle w:val="OperatorTok"/>
-        </w:rPr>
-        <w:t xml:space="preserve">=</w:t>
-      </w:r>
-      <w:r>
-        <w:rPr>
-          <w:rStyle w:val="NormalTok"/>
-        </w:rPr>
-        <w:t xml:space="preserve"> </w:t>
-      </w:r>
-      <w:r>
-        <w:rPr>
-          <w:rStyle w:val="BuiltInTok"/>
-        </w:rPr>
-        <w:t xml:space="preserve">list</w:t>
-      </w:r>
-      <w:r>
-        <w:rPr>
-          <w:rStyle w:val="NormalTok"/>
-        </w:rPr>
-        <w:t xml:space="preserve">(items)</w:t>
-      </w:r>
-      <w:r>
-        <w:br/>
-      </w:r>
-      <w:r>
-        <w:rPr>
-          <w:rStyle w:val="NormalTok"/>
-        </w:rPr>
-        <w:t xml:space="preserve">    random.shuffle(copy)</w:t>
-      </w:r>
-      <w:r>
-        <w:br/>
-      </w:r>
-      <w:r>
-        <w:rPr>
-          <w:rStyle w:val="NormalTok"/>
-        </w:rPr>
-        <w:t xml:space="preserve">    </w:t>
-      </w:r>
-      <w:r>
-        <w:rPr>
-          <w:rStyle w:val="ControlFlowTok"/>
-        </w:rPr>
-        <w:t xml:space="preserve">return</w:t>
-      </w:r>
-      <w:r>
-        <w:rPr>
-          <w:rStyle w:val="NormalTok"/>
-        </w:rPr>
-        <w:t xml:space="preserve"> copy</w:t>
-      </w:r>
-      <w:r>
-        <w:br/>
-      </w:r>
-      <w:r>
-        <w:br/>
-      </w:r>
-      <w:r>
-        <w:rPr>
-          <w:rStyle w:val="CommentTok"/>
-        </w:rPr>
-        <w:t xml:space="preserve"># Example usage</w:t>
-      </w:r>
-      <w:r>
-        <w:br/>
-      </w:r>
-      <w:r>
-        <w:rPr>
-          <w:rStyle w:val="NormalTok"/>
-        </w:rPr>
-        <w:t xml:space="preserve">original_numbers </w:t>
-      </w:r>
-      <w:r>
-        <w:rPr>
-          <w:rStyle w:val="OperatorTok"/>
-        </w:rPr>
-        <w:t xml:space="preserve">=</w:t>
-      </w:r>
-      <w:r>
-        <w:rPr>
-          <w:rStyle w:val="NormalTok"/>
-        </w:rPr>
-        <w:t xml:space="preserve"> [</w:t>
-      </w:r>
-      <w:r>
-        <w:rPr>
-          <w:rStyle w:val="DecValTok"/>
-        </w:rPr>
-        <w:t xml:space="preserve">10</w:t>
-      </w:r>
-      <w:r>
-        <w:rPr>
-          <w:rStyle w:val="NormalTok"/>
-        </w:rPr>
-        <w:t xml:space="preserve">, </w:t>
-      </w:r>
-      <w:r>
-        <w:rPr>
-          <w:rStyle w:val="DecValTok"/>
-        </w:rPr>
-        <w:t xml:space="preserve">20</w:t>
-      </w:r>
-      <w:r>
-        <w:rPr>
-          <w:rStyle w:val="NormalTok"/>
-        </w:rPr>
-        <w:t xml:space="preserve">, </w:t>
-      </w:r>
-      <w:r>
-        <w:rPr>
-          <w:rStyle w:val="DecValTok"/>
-        </w:rPr>
-        <w:t xml:space="preserve">30</w:t>
-      </w:r>
-      <w:r>
-        <w:rPr>
-          <w:rStyle w:val="NormalTok"/>
-        </w:rPr>
-        <w:t xml:space="preserve">, </w:t>
-      </w:r>
-      <w:r>
-        <w:rPr>
-          <w:rStyle w:val="DecValTok"/>
-        </w:rPr>
-        <w:t xml:space="preserve">40</w:t>
-      </w:r>
-      <w:r>
-        <w:rPr>
-          <w:rStyle w:val="NormalTok"/>
-        </w:rPr>
-        <w:t xml:space="preserve">, </w:t>
-      </w:r>
-      <w:r>
-        <w:rPr>
-          <w:rStyle w:val="DecValTok"/>
-        </w:rPr>
-        <w:t xml:space="preserve">50</w:t>
-      </w:r>
-      <w:r>
-        <w:rPr>
-          <w:rStyle w:val="NormalTok"/>
-        </w:rPr>
-        <w:t xml:space="preserve">]</w:t>
-      </w:r>
-      <w:r>
-        <w:br/>
-      </w:r>
-      <w:r>
-        <w:rPr>
-          <w:rStyle w:val="NormalTok"/>
-        </w:rPr>
-        <w:t xml:space="preserve">shuffled_numbers </w:t>
-      </w:r>
-      <w:r>
-        <w:rPr>
-          <w:rStyle w:val="OperatorTok"/>
-        </w:rPr>
-        <w:t xml:space="preserve">=</w:t>
-      </w:r>
-      <w:r>
-        <w:rPr>
-          <w:rStyle w:val="NormalTok"/>
-        </w:rPr>
-        <w:t xml:space="preserve"> shuffle_copy(original_numbers)</w:t>
-      </w:r>
-      <w:r>
-        <w:br/>
-      </w:r>
-      <w:r>
-        <w:br/>
-      </w:r>
-      <w:r>
-        <w:rPr>
-          <w:rStyle w:val="BuiltInTok"/>
-        </w:rPr>
-        <w:t xml:space="preserve">print</w:t>
-      </w:r>
-      <w:r>
-        <w:rPr>
-          <w:rStyle w:val="NormalTok"/>
-        </w:rPr>
-        <w:t xml:space="preserve">(</w:t>
-      </w:r>
-      <w:r>
-        <w:rPr>
-          <w:rStyle w:val="SpecialStringTok"/>
-        </w:rPr>
-        <w:t xml:space="preserve">f"Original List (unchanged): </w:t>
-      </w:r>
-      <w:r>
-        <w:rPr>
-          <w:rStyle w:val="SpecialCharTok"/>
-        </w:rPr>
-        <w:t xml:space="preserve">{</w:t>
-      </w:r>
-      <w:r>
-        <w:rPr>
-          <w:rStyle w:val="NormalTok"/>
-        </w:rPr>
-        <w:t xml:space="preserve">original_numbers</w:t>
-      </w:r>
-      <w:r>
-        <w:rPr>
-          <w:rStyle w:val="SpecialCharTok"/>
-        </w:rPr>
-        <w:t xml:space="preserve">}</w:t>
-      </w:r>
-      <w:r>
-        <w:rPr>
-          <w:rStyle w:val="SpecialStringTok"/>
-        </w:rPr>
-        <w:t xml:space="preserve">"</w:t>
-      </w:r>
-      <w:r>
-        <w:rPr>
-          <w:rStyle w:val="NormalTok"/>
-        </w:rPr>
-        <w:t xml:space="preserve">)</w:t>
-      </w:r>
-      <w:r>
-        <w:br/>
-      </w:r>
-      <w:r>
-        <w:rPr>
-          <w:rStyle w:val="BuiltInTok"/>
-        </w:rPr>
-        <w:t xml:space="preserve">print</w:t>
-      </w:r>
-      <w:r>
-        <w:rPr>
-          <w:rStyle w:val="NormalTok"/>
-        </w:rPr>
-        <w:t xml:space="preserve">(</w:t>
-      </w:r>
-      <w:r>
-        <w:rPr>
-          <w:rStyle w:val="SpecialStringTok"/>
-        </w:rPr>
-        <w:t xml:space="preserve">f"Shuffled Copy: </w:t>
-      </w:r>
-      <w:r>
-        <w:rPr>
-          <w:rStyle w:val="SpecialCharTok"/>
-        </w:rPr>
-        <w:t xml:space="preserve">{</w:t>
-      </w:r>
-      <w:r>
-        <w:rPr>
-          <w:rStyle w:val="NormalTok"/>
-        </w:rPr>
-        <w:t xml:space="preserve">shuffled_numbers</w:t>
-      </w:r>
-      <w:r>
-        <w:rPr>
-          <w:rStyle w:val="SpecialCharTok"/>
-        </w:rPr>
-        <w:t xml:space="preserve">}</w:t>
-      </w:r>
-      <w:r>
-        <w:rPr>
-          <w:rStyle w:val="SpecialStringTok"/>
-        </w:rPr>
-        <w:t xml:space="preserve">"</w:t>
-      </w:r>
-      <w:r>
-        <w:rPr>
-          <w:rStyle w:val="NormalTok"/>
-        </w:rPr>
-        <w:t xml:space="preserve">)</w:t>
-      </w:r>
-    </w:p>
-    <w:p>
-      <w:pPr>
-        <w:pStyle w:val="FirstParagraph"/>
-      </w:pPr>
-      <w:r>
-        <w:rPr>
-          <w:b/>
-          <w:bCs/>
-        </w:rPr>
-        <w:t xml:space="preserve">Output:</w:t>
-      </w:r>
-    </w:p>
-    <w:p>
-      <w:pPr>
-        <w:pStyle w:val="SourceCode"/>
-      </w:pPr>
-      <w:r>
-        <w:rPr>
-          <w:rStyle w:val="VerbatimChar"/>
-        </w:rPr>
-        <w:t xml:space="preserve">Original List (unchanged): [10, 20, 30, 40, 50]</w:t>
-      </w:r>
-      <w:r>
-        <w:br/>
-      </w:r>
-      <w:r>
-        <w:rPr>
-          <w:rStyle w:val="VerbatimChar"/>
-        </w:rPr>
-        <w:t xml:space="preserve">Shuffled Copy: [30, 50, 10, 20, 40]</w:t>
-      </w:r>
-    </w:p>
-    <w:p>
-      <w:pPr>
         <w:pStyle w:val="FirstParagraph"/>
       </w:pPr>
       <w:r>
@@ -3233,7 +2000,7 @@
           <w:i/>
           <w:iCs/>
         </w:rPr>
-        <w:t xml:space="preserve">(Note: The actual order of elements in the</w:t>
+        <w:t xml:space="preserve">(Note: The order of elements in the</w:t>
       </w:r>
       <w:r>
         <w:rPr>
@@ -3244,10 +2011,11 @@
       </w:r>
       <w:r>
         <w:rPr>
+          <w:rStyle w:val="VerbatimChar"/>
           <w:i/>
           <w:iCs/>
         </w:rPr>
-        <w:t xml:space="preserve">“Shuffled Copy”</w:t>
+        <w:t xml:space="preserve">Returned shuffled list</w:t>
       </w:r>
       <w:r>
         <w:rPr>
@@ -3271,740 +2039,8 @@
         </w:pict>
       </w:r>
     </w:p>
-    <w:bookmarkStart w:id="28" w:name="functiondef-shuffle_copy-1"/>
-    <w:p>
-      <w:pPr>
-        <w:pStyle w:val="Heading3"/>
-      </w:pPr>
-      <w:r>
-        <w:rPr>
-          <w:rStyle w:val="SectionNumber"/>
-        </w:rPr>
-        <w:t xml:space="preserve">3.5.1</w:t>
-      </w:r>
-      <w:r>
-        <w:tab/>
-      </w:r>
-      <w:r>
-        <w:t xml:space="preserve">FunctionDef shuffle_copy</w:t>
-      </w:r>
-    </w:p>
-    <w:bookmarkEnd w:id="28"/>
-    <w:bookmarkEnd w:id="29"/>
-    <w:bookmarkEnd w:id="30"/>
-    <w:bookmarkStart w:id="36" w:name="function-shuffle_copyitems-listint-1"/>
-    <w:p>
-      <w:pPr>
-        <w:pStyle w:val="Heading1"/>
-      </w:pPr>
-      <w:r>
-        <w:rPr>
-          <w:rStyle w:val="SectionNumber"/>
-        </w:rPr>
-        <w:t xml:space="preserve">4</w:t>
-      </w:r>
-      <w:r>
-        <w:tab/>
-      </w:r>
-      <w:r>
-        <w:t xml:space="preserve">Function: shuffle_copy(items: List[int])</w:t>
-      </w:r>
-    </w:p>
-    <w:bookmarkStart w:id="31" w:name="overview-3"/>
-    <w:p>
-      <w:pPr>
-        <w:pStyle w:val="Heading2"/>
-      </w:pPr>
-      <w:r>
-        <w:rPr>
-          <w:rStyle w:val="SectionNumber"/>
-        </w:rPr>
-        <w:t xml:space="preserve">4.1</w:t>
-      </w:r>
-      <w:r>
-        <w:tab/>
-      </w:r>
-      <w:r>
-        <w:t xml:space="preserve">Overview</w:t>
-      </w:r>
-    </w:p>
-    <w:p>
-      <w:pPr>
-        <w:pStyle w:val="FirstParagraph"/>
-      </w:pPr>
-      <w:r>
-        <w:t xml:space="preserve">The</w:t>
-      </w:r>
-      <w:r>
-        <w:t xml:space="preserve"> </w:t>
-      </w:r>
-      <w:r>
-        <w:rPr>
-          <w:rStyle w:val="VerbatimChar"/>
-        </w:rPr>
-        <w:t xml:space="preserve">shuffle_copy</w:t>
-      </w:r>
-      <w:r>
-        <w:t xml:space="preserve"> </w:t>
-      </w:r>
-      <w:r>
-        <w:t xml:space="preserve">function creates a shuffled copy of a list of integers, leaving the original list unchanged.</w:t>
-      </w:r>
-    </w:p>
-    <w:bookmarkEnd w:id="31"/>
-    <w:bookmarkStart w:id="32" w:name="parameters-3"/>
-    <w:p>
-      <w:pPr>
-        <w:pStyle w:val="Heading2"/>
-      </w:pPr>
-      <w:r>
-        <w:rPr>
-          <w:rStyle w:val="SectionNumber"/>
-        </w:rPr>
-        <w:t xml:space="preserve">4.2</w:t>
-      </w:r>
-      <w:r>
-        <w:tab/>
-      </w:r>
-      <w:r>
-        <w:t xml:space="preserve">parameters</w:t>
-      </w:r>
-    </w:p>
-    <w:p>
-      <w:pPr>
-        <w:pStyle w:val="Compact"/>
-        <w:numPr>
-          <w:ilvl w:val="0"/>
-          <w:numId w:val="1009"/>
-        </w:numPr>
-      </w:pPr>
-      <w:r>
-        <w:rPr>
-          <w:rStyle w:val="VerbatimChar"/>
-        </w:rPr>
-        <w:t xml:space="preserve">items</w:t>
-      </w:r>
-      <w:r>
-        <w:t xml:space="preserve">:</w:t>
-      </w:r>
-      <w:r>
-        <w:t xml:space="preserve"> </w:t>
-      </w:r>
-      <w:r>
-        <w:rPr>
-          <w:rStyle w:val="VerbatimChar"/>
-        </w:rPr>
-        <w:t xml:space="preserve">List[int]</w:t>
-      </w:r>
-      <w:r>
-        <w:t xml:space="preserve"> </w:t>
-      </w:r>
-      <w:r>
-        <w:t xml:space="preserve">- The input list of integers to be copied and shuffled.</w:t>
-      </w:r>
-    </w:p>
-    <w:bookmarkEnd w:id="32"/>
-    <w:bookmarkStart w:id="33" w:name="description-3"/>
-    <w:p>
-      <w:pPr>
-        <w:pStyle w:val="Heading2"/>
-      </w:pPr>
-      <w:r>
-        <w:rPr>
-          <w:rStyle w:val="SectionNumber"/>
-        </w:rPr>
-        <w:t xml:space="preserve">4.3</w:t>
-      </w:r>
-      <w:r>
-        <w:tab/>
-      </w:r>
-      <w:r>
-        <w:t xml:space="preserve">Description</w:t>
-      </w:r>
-    </w:p>
-    <w:p>
-      <w:pPr>
-        <w:pStyle w:val="FirstParagraph"/>
-      </w:pPr>
-      <w:r>
-        <w:t xml:space="preserve">This function provides a non-destructive way to shuffle a list. It operates by first creating a shallow copy of the input</w:t>
-      </w:r>
-      <w:r>
-        <w:t xml:space="preserve"> </w:t>
-      </w:r>
-      <w:r>
-        <w:rPr>
-          <w:rStyle w:val="VerbatimChar"/>
-        </w:rPr>
-        <w:t xml:space="preserve">items</w:t>
-      </w:r>
-      <w:r>
-        <w:t xml:space="preserve"> </w:t>
-      </w:r>
-      <w:r>
-        <w:t xml:space="preserve">list. This initial step is crucial as it ensures that the original list passed to the function is not altered.</w:t>
-      </w:r>
-    </w:p>
-    <w:p>
-      <w:pPr>
-        <w:pStyle w:val="BodyText"/>
-      </w:pPr>
-      <w:r>
-        <w:t xml:space="preserve">After creating the copy, the function shuffles the elements of the new list in-place, rearranging them into a random order. Finally, it returns this newly created and shuffled list. The original</w:t>
-      </w:r>
-      <w:r>
-        <w:t xml:space="preserve"> </w:t>
-      </w:r>
-      <w:r>
-        <w:rPr>
-          <w:rStyle w:val="VerbatimChar"/>
-        </w:rPr>
-        <w:t xml:space="preserve">items</w:t>
-      </w:r>
-      <w:r>
-        <w:t xml:space="preserve"> </w:t>
-      </w:r>
-      <w:r>
-        <w:t xml:space="preserve">list remains in its initial order.</w:t>
-      </w:r>
-    </w:p>
-    <w:p>
-      <w:pPr>
-        <w:pStyle w:val="SourceCode"/>
-      </w:pPr>
-      <w:r>
-        <w:rPr>
-          <w:rStyle w:val="ImportTok"/>
-        </w:rPr>
-        <w:t xml:space="preserve">import</w:t>
-      </w:r>
-      <w:r>
-        <w:rPr>
-          <w:rStyle w:val="NormalTok"/>
-        </w:rPr>
-        <w:t xml:space="preserve"> random</w:t>
-      </w:r>
-      <w:r>
-        <w:br/>
-      </w:r>
-      <w:r>
-        <w:br/>
-      </w:r>
-      <w:r>
-        <w:rPr>
-          <w:rStyle w:val="KeywordTok"/>
-        </w:rPr>
-        <w:t xml:space="preserve">def</w:t>
-      </w:r>
-      <w:r>
-        <w:rPr>
-          <w:rStyle w:val="NormalTok"/>
-        </w:rPr>
-        <w:t xml:space="preserve"> shuffle_copy(items: List[</w:t>
-      </w:r>
-      <w:r>
-        <w:rPr>
-          <w:rStyle w:val="BuiltInTok"/>
-        </w:rPr>
-        <w:t xml:space="preserve">int</w:t>
-      </w:r>
-      <w:r>
-        <w:rPr>
-          <w:rStyle w:val="NormalTok"/>
-        </w:rPr>
-        <w:t xml:space="preserve">]) </w:t>
-      </w:r>
-      <w:r>
-        <w:rPr>
-          <w:rStyle w:val="OperatorTok"/>
-        </w:rPr>
-        <w:t xml:space="preserve">-&gt;</w:t>
-      </w:r>
-      <w:r>
-        <w:rPr>
-          <w:rStyle w:val="NormalTok"/>
-        </w:rPr>
-        <w:t xml:space="preserve"> List[</w:t>
-      </w:r>
-      <w:r>
-        <w:rPr>
-          <w:rStyle w:val="BuiltInTok"/>
-        </w:rPr>
-        <w:t xml:space="preserve">int</w:t>
-      </w:r>
-      <w:r>
-        <w:rPr>
-          <w:rStyle w:val="NormalTok"/>
-        </w:rPr>
-        <w:t xml:space="preserve">]:</w:t>
-      </w:r>
-      <w:r>
-        <w:br/>
-      </w:r>
-      <w:r>
-        <w:rPr>
-          <w:rStyle w:val="NormalTok"/>
-        </w:rPr>
-        <w:t xml:space="preserve">    </w:t>
-      </w:r>
-      <w:r>
-        <w:rPr>
-          <w:rStyle w:val="CommentTok"/>
-        </w:rPr>
-        <w:t xml:space="preserve">"""</w:t>
-      </w:r>
-      <w:r>
-        <w:br/>
-      </w:r>
-      <w:r>
-        <w:rPr>
-          <w:rStyle w:val="CommentTok"/>
-        </w:rPr>
-        <w:t xml:space="preserve">    Creates a shuffled copy of a list.</w:t>
-      </w:r>
-      <w:r>
-        <w:br/>
-      </w:r>
-      <w:r>
-        <w:rPr>
-          <w:rStyle w:val="CommentTok"/>
-        </w:rPr>
-        <w:t xml:space="preserve">    """</w:t>
-      </w:r>
-      <w:r>
-        <w:br/>
-      </w:r>
-      <w:r>
-        <w:rPr>
-          <w:rStyle w:val="NormalTok"/>
-        </w:rPr>
-        <w:t xml:space="preserve">    items_copy </w:t>
-      </w:r>
-      <w:r>
-        <w:rPr>
-          <w:rStyle w:val="OperatorTok"/>
-        </w:rPr>
-        <w:t xml:space="preserve">=</w:t>
-      </w:r>
-      <w:r>
-        <w:rPr>
-          <w:rStyle w:val="NormalTok"/>
-        </w:rPr>
-        <w:t xml:space="preserve"> items.copy()</w:t>
-      </w:r>
-      <w:r>
-        <w:br/>
-      </w:r>
-      <w:r>
-        <w:rPr>
-          <w:rStyle w:val="NormalTok"/>
-        </w:rPr>
-        <w:t xml:space="preserve">    random.shuffle(items_copy)</w:t>
-      </w:r>
-      <w:r>
-        <w:br/>
-      </w:r>
-      <w:r>
-        <w:rPr>
-          <w:rStyle w:val="NormalTok"/>
-        </w:rPr>
-        <w:t xml:space="preserve">    </w:t>
-      </w:r>
-      <w:r>
-        <w:rPr>
-          <w:rStyle w:val="ControlFlowTok"/>
-        </w:rPr>
-        <w:t xml:space="preserve">return</w:t>
-      </w:r>
-      <w:r>
-        <w:rPr>
-          <w:rStyle w:val="NormalTok"/>
-        </w:rPr>
-        <w:t xml:space="preserve"> items_copy</w:t>
-      </w:r>
-    </w:p>
-    <w:bookmarkEnd w:id="33"/>
-    <w:bookmarkStart w:id="34" w:name="usage-notes-3"/>
-    <w:p>
-      <w:pPr>
-        <w:pStyle w:val="Heading2"/>
-      </w:pPr>
-      <w:r>
-        <w:rPr>
-          <w:rStyle w:val="SectionNumber"/>
-        </w:rPr>
-        <w:t xml:space="preserve">4.4</w:t>
-      </w:r>
-      <w:r>
-        <w:tab/>
-      </w:r>
-      <w:r>
-        <w:t xml:space="preserve">Usage Notes</w:t>
-      </w:r>
-    </w:p>
-    <w:p>
-      <w:pPr>
-        <w:pStyle w:val="Compact"/>
-        <w:numPr>
-          <w:ilvl w:val="0"/>
-          <w:numId w:val="1010"/>
-        </w:numPr>
-      </w:pPr>
-      <w:r>
-        <w:t xml:space="preserve">This function does not modify the original list. It returns a new, shuffled list.</w:t>
-      </w:r>
-    </w:p>
-    <w:p>
-      <w:pPr>
-        <w:pStyle w:val="Compact"/>
-        <w:numPr>
-          <w:ilvl w:val="0"/>
-          <w:numId w:val="1010"/>
-        </w:numPr>
-      </w:pPr>
-      <w:r>
-        <w:t xml:space="preserve">The shuffling is pseudo-random. For reproducible results, you can seed Python’s random number generator using</w:t>
-      </w:r>
-      <w:r>
-        <w:t xml:space="preserve"> </w:t>
-      </w:r>
-      <w:r>
-        <w:rPr>
-          <w:rStyle w:val="VerbatimChar"/>
-        </w:rPr>
-        <w:t xml:space="preserve">random.seed()</w:t>
-      </w:r>
-      <w:r>
-        <w:t xml:space="preserve"> </w:t>
-      </w:r>
-      <w:r>
-        <w:t xml:space="preserve">before calling this function.</w:t>
-      </w:r>
-    </w:p>
-    <w:p>
-      <w:pPr>
-        <w:pStyle w:val="Compact"/>
-        <w:numPr>
-          <w:ilvl w:val="0"/>
-          <w:numId w:val="1010"/>
-        </w:numPr>
-      </w:pPr>
-      <w:r>
-        <w:t xml:space="preserve">Although the type hint specifies</w:t>
-      </w:r>
-      <w:r>
-        <w:t xml:space="preserve"> </w:t>
-      </w:r>
-      <w:r>
-        <w:rPr>
-          <w:rStyle w:val="VerbatimChar"/>
-        </w:rPr>
-        <w:t xml:space="preserve">List[int]</w:t>
-      </w:r>
-      <w:r>
-        <w:t xml:space="preserve">, the underlying logic works with lists containing elements of any type.</w:t>
-      </w:r>
-    </w:p>
-    <w:bookmarkEnd w:id="34"/>
-    <w:bookmarkStart w:id="35" w:name="example-3"/>
-    <w:p>
-      <w:pPr>
-        <w:pStyle w:val="Heading2"/>
-      </w:pPr>
-      <w:r>
-        <w:rPr>
-          <w:rStyle w:val="SectionNumber"/>
-        </w:rPr>
-        <w:t xml:space="preserve">4.5</w:t>
-      </w:r>
-      <w:r>
-        <w:tab/>
-      </w:r>
-      <w:r>
-        <w:t xml:space="preserve">Example</w:t>
-      </w:r>
-    </w:p>
-    <w:p>
-      <w:pPr>
-        <w:pStyle w:val="SourceCode"/>
-      </w:pPr>
-      <w:r>
-        <w:rPr>
-          <w:rStyle w:val="CommentTok"/>
-        </w:rPr>
-        <w:t xml:space="preserve"># Example usage</w:t>
-      </w:r>
-      <w:r>
-        <w:br/>
-      </w:r>
-      <w:r>
-        <w:rPr>
-          <w:rStyle w:val="ImportTok"/>
-        </w:rPr>
-        <w:t xml:space="preserve">import</w:t>
-      </w:r>
-      <w:r>
-        <w:rPr>
-          <w:rStyle w:val="NormalTok"/>
-        </w:rPr>
-        <w:t xml:space="preserve"> random</w:t>
-      </w:r>
-      <w:r>
-        <w:br/>
-      </w:r>
-      <w:r>
-        <w:br/>
-      </w:r>
-      <w:r>
-        <w:rPr>
-          <w:rStyle w:val="CommentTok"/>
-        </w:rPr>
-        <w:t xml:space="preserve"># For reproducible results in this example</w:t>
-      </w:r>
-      <w:r>
-        <w:br/>
-      </w:r>
-      <w:r>
-        <w:rPr>
-          <w:rStyle w:val="NormalTok"/>
-        </w:rPr>
-        <w:t xml:space="preserve">random.seed(</w:t>
-      </w:r>
-      <w:r>
-        <w:rPr>
-          <w:rStyle w:val="DecValTok"/>
-        </w:rPr>
-        <w:t xml:space="preserve">42</w:t>
-      </w:r>
-      <w:r>
-        <w:rPr>
-          <w:rStyle w:val="NormalTok"/>
-        </w:rPr>
-        <w:t xml:space="preserve">)</w:t>
-      </w:r>
-      <w:r>
-        <w:br/>
-      </w:r>
-      <w:r>
-        <w:br/>
-      </w:r>
-      <w:r>
-        <w:rPr>
-          <w:rStyle w:val="NormalTok"/>
-        </w:rPr>
-        <w:t xml:space="preserve">original_list </w:t>
-      </w:r>
-      <w:r>
-        <w:rPr>
-          <w:rStyle w:val="OperatorTok"/>
-        </w:rPr>
-        <w:t xml:space="preserve">=</w:t>
-      </w:r>
-      <w:r>
-        <w:rPr>
-          <w:rStyle w:val="NormalTok"/>
-        </w:rPr>
-        <w:t xml:space="preserve"> [</w:t>
-      </w:r>
-      <w:r>
-        <w:rPr>
-          <w:rStyle w:val="DecValTok"/>
-        </w:rPr>
-        <w:t xml:space="preserve">1</w:t>
-      </w:r>
-      <w:r>
-        <w:rPr>
-          <w:rStyle w:val="NormalTok"/>
-        </w:rPr>
-        <w:t xml:space="preserve">, </w:t>
-      </w:r>
-      <w:r>
-        <w:rPr>
-          <w:rStyle w:val="DecValTok"/>
-        </w:rPr>
-        <w:t xml:space="preserve">2</w:t>
-      </w:r>
-      <w:r>
-        <w:rPr>
-          <w:rStyle w:val="NormalTok"/>
-        </w:rPr>
-        <w:t xml:space="preserve">, </w:t>
-      </w:r>
-      <w:r>
-        <w:rPr>
-          <w:rStyle w:val="DecValTok"/>
-        </w:rPr>
-        <w:t xml:space="preserve">3</w:t>
-      </w:r>
-      <w:r>
-        <w:rPr>
-          <w:rStyle w:val="NormalTok"/>
-        </w:rPr>
-        <w:t xml:space="preserve">, </w:t>
-      </w:r>
-      <w:r>
-        <w:rPr>
-          <w:rStyle w:val="DecValTok"/>
-        </w:rPr>
-        <w:t xml:space="preserve">4</w:t>
-      </w:r>
-      <w:r>
-        <w:rPr>
-          <w:rStyle w:val="NormalTok"/>
-        </w:rPr>
-        <w:t xml:space="preserve">, </w:t>
-      </w:r>
-      <w:r>
-        <w:rPr>
-          <w:rStyle w:val="DecValTok"/>
-        </w:rPr>
-        <w:t xml:space="preserve">5</w:t>
-      </w:r>
-      <w:r>
-        <w:rPr>
-          <w:rStyle w:val="NormalTok"/>
-        </w:rPr>
-        <w:t xml:space="preserve">, </w:t>
-      </w:r>
-      <w:r>
-        <w:rPr>
-          <w:rStyle w:val="DecValTok"/>
-        </w:rPr>
-        <w:t xml:space="preserve">6</w:t>
-      </w:r>
-      <w:r>
-        <w:rPr>
-          <w:rStyle w:val="NormalTok"/>
-        </w:rPr>
-        <w:t xml:space="preserve">]</w:t>
-      </w:r>
-      <w:r>
-        <w:br/>
-      </w:r>
-      <w:r>
-        <w:rPr>
-          <w:rStyle w:val="NormalTok"/>
-        </w:rPr>
-        <w:t xml:space="preserve">shuffled_list </w:t>
-      </w:r>
-      <w:r>
-        <w:rPr>
-          <w:rStyle w:val="OperatorTok"/>
-        </w:rPr>
-        <w:t xml:space="preserve">=</w:t>
-      </w:r>
-      <w:r>
-        <w:rPr>
-          <w:rStyle w:val="NormalTok"/>
-        </w:rPr>
-        <w:t xml:space="preserve"> shuffle_copy(original_list)</w:t>
-      </w:r>
-      <w:r>
-        <w:br/>
-      </w:r>
-      <w:r>
-        <w:br/>
-      </w:r>
-      <w:r>
-        <w:rPr>
-          <w:rStyle w:val="BuiltInTok"/>
-        </w:rPr>
-        <w:t xml:space="preserve">print</w:t>
-      </w:r>
-      <w:r>
-        <w:rPr>
-          <w:rStyle w:val="NormalTok"/>
-        </w:rPr>
-        <w:t xml:space="preserve">(</w:t>
-      </w:r>
-      <w:r>
-        <w:rPr>
-          <w:rStyle w:val="StringTok"/>
-        </w:rPr>
-        <w:t xml:space="preserve">"Original List:"</w:t>
-      </w:r>
-      <w:r>
-        <w:rPr>
-          <w:rStyle w:val="NormalTok"/>
-        </w:rPr>
-        <w:t xml:space="preserve">, original_list)</w:t>
-      </w:r>
-      <w:r>
-        <w:br/>
-      </w:r>
-      <w:r>
-        <w:rPr>
-          <w:rStyle w:val="BuiltInTok"/>
-        </w:rPr>
-        <w:t xml:space="preserve">print</w:t>
-      </w:r>
-      <w:r>
-        <w:rPr>
-          <w:rStyle w:val="NormalTok"/>
-        </w:rPr>
-        <w:t xml:space="preserve">(</w:t>
-      </w:r>
-      <w:r>
-        <w:rPr>
-          <w:rStyle w:val="StringTok"/>
-        </w:rPr>
-        <w:t xml:space="preserve">"Shuffled Copy:"</w:t>
-      </w:r>
-      <w:r>
-        <w:rPr>
-          <w:rStyle w:val="NormalTok"/>
-        </w:rPr>
-        <w:t xml:space="preserve">, shuffled_list)</w:t>
-      </w:r>
-    </w:p>
-    <w:p>
-      <w:pPr>
-        <w:pStyle w:val="FirstParagraph"/>
-      </w:pPr>
-      <w:r>
-        <w:rPr>
-          <w:b/>
-          <w:bCs/>
-        </w:rPr>
-        <w:t xml:space="preserve">Output:</w:t>
-      </w:r>
-    </w:p>
-    <w:p>
-      <w:pPr>
-        <w:pStyle w:val="SourceCode"/>
-      </w:pPr>
-      <w:r>
-        <w:rPr>
-          <w:rStyle w:val="VerbatimChar"/>
-        </w:rPr>
-        <w:t xml:space="preserve">Original List: [1, 2, 3, 4, 5, 6]</w:t>
-      </w:r>
-      <w:r>
-        <w:br/>
-      </w:r>
-      <w:r>
-        <w:rPr>
-          <w:rStyle w:val="VerbatimChar"/>
-        </w:rPr>
-        <w:t xml:space="preserve">Shuffled Copy: [1, 4, 3, 6, 2, 5]</w:t>
-      </w:r>
-    </w:p>
-    <w:p>
-      <w:r>
-        <w:pict>
-          <v:rect style="width:0;height:1.5pt" o:hralign="center" o:hrstd="t" o:hr="t"/>
-        </w:pict>
-      </w:r>
-    </w:p>
-    <w:p>
-      <w:r>
-        <w:pict>
-          <v:rect style="width:0;height:1.5pt" o:hralign="center" o:hrstd="t" o:hr="t"/>
-        </w:pict>
-      </w:r>
-    </w:p>
-    <w:bookmarkEnd w:id="35"/>
-    <w:bookmarkEnd w:id="36"/>
+    <w:bookmarkEnd w:id="21"/>
+    <w:bookmarkEnd w:id="22"/>
     <w:sectPr>
       <w:pgSz w:h="15840" w:w="12240"/>
       <w:pgMar w:bottom="1440" w:footer="720" w:gutter="0" w:header="720" w:left="1800" w:right="1800" w:top="1440"/>
@@ -4545,12 +2581,6 @@
     <w:abstractNumId w:val="991"/>
   </w:num>
   <w:num w:numId="1005">
-    <w:abstractNumId w:val="991"/>
-  </w:num>
-  <w:num w:numId="1006">
-    <w:abstractNumId w:val="991"/>
-  </w:num>
-  <w:num w:numId="1007">
     <w:abstractNumId w:val="99411"/>
     <w:lvlOverride w:ilvl="0">
       <w:startOverride w:val="1"/>
@@ -4580,13 +2610,7 @@
       <w:startOverride w:val="1"/>
     </w:lvlOverride>
   </w:num>
-  <w:num w:numId="1008">
-    <w:abstractNumId w:val="991"/>
-  </w:num>
-  <w:num w:numId="1009">
-    <w:abstractNumId w:val="991"/>
-  </w:num>
-  <w:num w:numId="1010">
+  <w:num w:numId="1006">
     <w:abstractNumId w:val="991"/>
   </w:num>
 </w:numbering>

--- a/random_module_two.docx
+++ b/random_module_two.docx
@@ -135,25 +135,27 @@
       </w:pPr>
       <w:r>
         <w:rPr>
-          <w:b/>
-          <w:bCs/>
+          <w:rStyle w:val="VerbatimChar"/>
         </w:rPr>
         <w:t xml:space="preserve">items</w:t>
       </w:r>
       <w:r>
+        <w:t xml:space="preserve">:</w:t>
+      </w:r>
+      <w:r>
         <w:t xml:space="preserve"> </w:t>
       </w:r>
       <w:r>
-        <w:t xml:space="preserve">(</w:t>
-      </w:r>
-      <w:r>
         <w:rPr>
           <w:rStyle w:val="VerbatimChar"/>
         </w:rPr>
         <w:t xml:space="preserve">List[str]</w:t>
       </w:r>
       <w:r>
-        <w:t xml:space="preserve">): A list of strings from which to choose a single random item. This list must not be empty.</w:t>
+        <w:t xml:space="preserve"> </w:t>
+      </w:r>
+      <w:r>
+        <w:t xml:space="preserve">- A list of strings from which a single item will be randomly selected.</w:t>
       </w:r>
     </w:p>
     <w:bookmarkEnd w:id="11"/>
@@ -180,25 +182,242 @@
         <w:pStyle w:val="FirstParagraph"/>
       </w:pPr>
       <w:r>
-        <w:t xml:space="preserve">This function provides a simple way to get a random element from a list of strings. The core logic is handled in two main steps:</w:t>
+        <w:t xml:space="preserve">This function provides a simple way to get a random element from a list. The core logic is built around Python’s standard</w:t>
+      </w:r>
+      <w:r>
+        <w:t xml:space="preserve"> </w:t>
+      </w:r>
+      <w:r>
+        <w:rPr>
+          <w:rStyle w:val="VerbatimChar"/>
+        </w:rPr>
+        <w:t xml:space="preserve">random</w:t>
+      </w:r>
+      <w:r>
+        <w:t xml:space="preserve"> </w:t>
+      </w:r>
+      <w:r>
+        <w:t xml:space="preserve">module.</w:t>
       </w:r>
     </w:p>
     <w:p>
       <w:pPr>
+        <w:pStyle w:val="BodyText"/>
+      </w:pPr>
+      <w:r>
+        <w:t xml:space="preserve">First, the function validates the input</w:t>
+      </w:r>
+      <w:r>
+        <w:t xml:space="preserve"> </w:t>
+      </w:r>
+      <w:r>
+        <w:rPr>
+          <w:rStyle w:val="VerbatimChar"/>
+        </w:rPr>
+        <w:t xml:space="preserve">items</w:t>
+      </w:r>
+      <w:r>
+        <w:t xml:space="preserve"> </w:t>
+      </w:r>
+      <w:r>
+        <w:t xml:space="preserve">list. It checks if the list is empty using the condition</w:t>
+      </w:r>
+      <w:r>
+        <w:t xml:space="preserve"> </w:t>
+      </w:r>
+      <w:r>
+        <w:rPr>
+          <w:rStyle w:val="VerbatimChar"/>
+        </w:rPr>
+        <w:t xml:space="preserve">if not items:</w:t>
+      </w:r>
+      <w:r>
+        <w:t xml:space="preserve">. If the list is found to be empty, the function immediately stops execution and raises a</w:t>
+      </w:r>
+      <w:r>
+        <w:t xml:space="preserve"> </w:t>
+      </w:r>
+      <w:r>
+        <w:rPr>
+          <w:rStyle w:val="VerbatimChar"/>
+        </w:rPr>
+        <w:t xml:space="preserve">ValueError</w:t>
+      </w:r>
+      <w:r>
+        <w:t xml:space="preserve"> </w:t>
+      </w:r>
+      <w:r>
+        <w:t xml:space="preserve">with the message</w:t>
+      </w:r>
+      <w:r>
+        <w:t xml:space="preserve"> </w:t>
+      </w:r>
+      <w:r>
+        <w:t xml:space="preserve">“items must not be empty”</w:t>
+      </w:r>
+      <w:r>
+        <w:t xml:space="preserve">. This check is crucial to prevent errors from the underlying</w:t>
+      </w:r>
+      <w:r>
+        <w:t xml:space="preserve"> </w:t>
+      </w:r>
+      <w:r>
+        <w:rPr>
+          <w:rStyle w:val="VerbatimChar"/>
+        </w:rPr>
+        <w:t xml:space="preserve">random.choice</w:t>
+      </w:r>
+      <w:r>
+        <w:t xml:space="preserve"> </w:t>
+      </w:r>
+      <w:r>
+        <w:t xml:space="preserve">function, which cannot operate on an empty sequence.</w:t>
+      </w:r>
+    </w:p>
+    <w:p>
+      <w:pPr>
+        <w:pStyle w:val="BodyText"/>
+      </w:pPr>
+      <w:r>
+        <w:t xml:space="preserve">If the list is not empty, the function proceeds to call</w:t>
+      </w:r>
+      <w:r>
+        <w:t xml:space="preserve"> </w:t>
+      </w:r>
+      <w:r>
+        <w:rPr>
+          <w:rStyle w:val="VerbatimChar"/>
+        </w:rPr>
+        <w:t xml:space="preserve">random.choice(items)</w:t>
+      </w:r>
+      <w:r>
+        <w:t xml:space="preserve">. This method from the</w:t>
+      </w:r>
+      <w:r>
+        <w:t xml:space="preserve"> </w:t>
+      </w:r>
+      <w:r>
+        <w:rPr>
+          <w:rStyle w:val="VerbatimChar"/>
+        </w:rPr>
+        <w:t xml:space="preserve">random</w:t>
+      </w:r>
+      <w:r>
+        <w:t xml:space="preserve"> </w:t>
+      </w:r>
+      <w:r>
+        <w:t xml:space="preserve">library takes a non-empty sequence as an argument and returns a single item chosen uniformly at random. The selected string is then returned as the result of the</w:t>
+      </w:r>
+      <w:r>
+        <w:t xml:space="preserve"> </w:t>
+      </w:r>
+      <w:r>
+        <w:rPr>
+          <w:rStyle w:val="VerbatimChar"/>
+        </w:rPr>
+        <w:t xml:space="preserve">choose_random_item</w:t>
+      </w:r>
+      <w:r>
+        <w:t xml:space="preserve"> </w:t>
+      </w:r>
+      <w:r>
+        <w:t xml:space="preserve">function.</w:t>
+      </w:r>
+    </w:p>
+    <w:p>
+      <w:pPr>
+        <w:pStyle w:val="SourceCode"/>
+      </w:pPr>
+      <w:r>
+        <w:rPr>
+          <w:rStyle w:val="CommentTok"/>
+        </w:rPr>
+        <w:t xml:space="preserve"># Internal logic for choosing an item</w:t>
+      </w:r>
+      <w:r>
+        <w:br/>
+      </w:r>
+      <w:r>
+        <w:rPr>
+          <w:rStyle w:val="ImportTok"/>
+        </w:rPr>
+        <w:t xml:space="preserve">import</w:t>
+      </w:r>
+      <w:r>
+        <w:rPr>
+          <w:rStyle w:val="NormalTok"/>
+        </w:rPr>
+        <w:t xml:space="preserve"> random</w:t>
+      </w:r>
+      <w:r>
+        <w:br/>
+      </w:r>
+      <w:r>
+        <w:rPr>
+          <w:rStyle w:val="CommentTok"/>
+        </w:rPr>
+        <w:t xml:space="preserve"># Assuming items = ['apple', 'banana', 'cherry']</w:t>
+      </w:r>
+      <w:r>
+        <w:br/>
+      </w:r>
+      <w:r>
+        <w:rPr>
+          <w:rStyle w:val="NormalTok"/>
+        </w:rPr>
+        <w:t xml:space="preserve">chosen_item </w:t>
+      </w:r>
+      <w:r>
+        <w:rPr>
+          <w:rStyle w:val="OperatorTok"/>
+        </w:rPr>
+        <w:t xml:space="preserve">=</w:t>
+      </w:r>
+      <w:r>
+        <w:rPr>
+          <w:rStyle w:val="NormalTok"/>
+        </w:rPr>
+        <w:t xml:space="preserve"> random.choice(items)</w:t>
+      </w:r>
+      <w:r>
+        <w:br/>
+      </w:r>
+      <w:r>
+        <w:rPr>
+          <w:rStyle w:val="CommentTok"/>
+        </w:rPr>
+        <w:t xml:space="preserve"># chosen_item will be one of 'apple', 'banana', or 'cherry'</w:t>
+      </w:r>
+    </w:p>
+    <w:bookmarkEnd w:id="12"/>
+    <w:bookmarkStart w:id="13" w:name="usage-notes"/>
+    <w:p>
+      <w:pPr>
+        <w:pStyle w:val="Heading2"/>
+      </w:pPr>
+      <w:r>
+        <w:rPr>
+          <w:rStyle w:val="SectionNumber"/>
+        </w:rPr>
+        <w:t xml:space="preserve">1.4</w:t>
+      </w:r>
+      <w:r>
+        <w:tab/>
+      </w:r>
+      <w:r>
+        <w:t xml:space="preserve">Usage Notes</w:t>
+      </w:r>
+    </w:p>
+    <w:p>
+      <w:pPr>
+        <w:pStyle w:val="Compact"/>
         <w:numPr>
           <w:ilvl w:val="0"/>
           <w:numId w:val="1002"/>
         </w:numPr>
       </w:pPr>
       <w:r>
-        <w:rPr>
-          <w:b/>
-          <w:bCs/>
-        </w:rPr>
-        <w:t xml:space="preserve">Input Validation</w:t>
-      </w:r>
-      <w:r>
-        <w:t xml:space="preserve">: The function first checks if the provided</w:t>
+        <w:t xml:space="preserve">The input list</w:t>
       </w:r>
       <w:r>
         <w:t xml:space="preserve"> </w:t>
@@ -213,7 +432,7 @@
         <w:t xml:space="preserve"> </w:t>
       </w:r>
       <w:r>
-        <w:t xml:space="preserve">list is empty using the</w:t>
+        <w:t xml:space="preserve">must not be empty. Providing an empty list will result in a</w:t>
       </w:r>
       <w:r>
         <w:t xml:space="preserve"> </w:t>
@@ -222,55 +441,64 @@
         <w:rPr>
           <w:rStyle w:val="VerbatimChar"/>
         </w:rPr>
-        <w:t xml:space="preserve">if not items:</w:t>
-      </w:r>
-      <w:r>
-        <w:t xml:space="preserve"> </w:t>
-      </w:r>
-      <w:r>
-        <w:t xml:space="preserve">condition. If the list is empty, it immediately raises a</w:t>
-      </w:r>
-      <w:r>
-        <w:t xml:space="preserve"> </w:t>
-      </w:r>
-      <w:r>
-        <w:rPr>
-          <w:rStyle w:val="VerbatimChar"/>
-        </w:rPr>
         <w:t xml:space="preserve">ValueError</w:t>
       </w:r>
       <w:r>
-        <w:t xml:space="preserve"> </w:t>
-      </w:r>
-      <w:r>
-        <w:t xml:space="preserve">with the message</w:t>
-      </w:r>
-      <w:r>
-        <w:t xml:space="preserve"> </w:t>
-      </w:r>
-      <w:r>
-        <w:t xml:space="preserve">“items must not be empty”</w:t>
-      </w:r>
-      <w:r>
-        <w:t xml:space="preserve">. This prevents the program from attempting to choose an item from a non-existent collection, which would otherwise cause an error.</w:t>
+        <w:t xml:space="preserve">.</w:t>
       </w:r>
     </w:p>
     <w:p>
       <w:pPr>
+        <w:pStyle w:val="Compact"/>
         <w:numPr>
           <w:ilvl w:val="0"/>
           <w:numId w:val="1002"/>
         </w:numPr>
       </w:pPr>
       <w:r>
+        <w:t xml:space="preserve">This function depends on Python’s built-in</w:t>
+      </w:r>
+      <w:r>
+        <w:t xml:space="preserve"> </w:t>
+      </w:r>
+      <w:r>
+        <w:rPr>
+          <w:rStyle w:val="VerbatimChar"/>
+        </w:rPr>
+        <w:t xml:space="preserve">random</w:t>
+      </w:r>
+      <w:r>
+        <w:t xml:space="preserve"> </w:t>
+      </w:r>
+      <w:r>
+        <w:t xml:space="preserve">module. Ensure it is imported in the script where this function is called.</w:t>
+      </w:r>
+    </w:p>
+    <w:p>
+      <w:pPr>
+        <w:pStyle w:val="Compact"/>
+        <w:numPr>
+          <w:ilvl w:val="0"/>
+          <w:numId w:val="1002"/>
+        </w:numPr>
+      </w:pPr>
+      <w:r>
+        <w:t xml:space="preserve">The selection is uniformly random, meaning every item in the list has an equal probability of being chosen.</w:t>
+      </w:r>
+    </w:p>
+    <w:p>
+      <w:pPr>
+        <w:pStyle w:val="FirstParagraph"/>
+      </w:pPr>
+      <w:r>
         <w:rPr>
           <w:b/>
           <w:bCs/>
         </w:rPr>
-        <w:t xml:space="preserve">Random Selection</w:t>
-      </w:r>
-      <w:r>
-        <w:t xml:space="preserve">: If the list is not empty, the function utilizes the</w:t>
+        <w:t xml:space="preserve">Output Example</w:t>
+      </w:r>
+      <w:r>
+        <w:t xml:space="preserve">: A single string from the input list. For an input list</w:t>
       </w:r>
       <w:r>
         <w:t xml:space="preserve"> </w:t>
@@ -279,82 +507,696 @@
         <w:rPr>
           <w:rStyle w:val="VerbatimChar"/>
         </w:rPr>
-        <w:t xml:space="preserve">random.choice(items)</w:t>
+        <w:t xml:space="preserve">['apple', 'banana', 'cherry']</w:t>
+      </w:r>
+      <w:r>
+        <w:t xml:space="preserve">, a possible output is</w:t>
       </w:r>
       <w:r>
         <w:t xml:space="preserve"> </w:t>
       </w:r>
       <w:r>
-        <w:t xml:space="preserve">method from Python’s built-in</w:t>
-      </w:r>
-      <w:r>
-        <w:t xml:space="preserve"> </w:t>
-      </w:r>
-      <w:r>
         <w:rPr>
           <w:rStyle w:val="VerbatimChar"/>
         </w:rPr>
-        <w:t xml:space="preserve">random</w:t>
-      </w:r>
-      <w:r>
-        <w:t xml:space="preserve"> </w:t>
-      </w:r>
-      <w:r>
-        <w:t xml:space="preserve">library. This method takes a non-empty sequence (in this case, the</w:t>
-      </w:r>
-      <w:r>
-        <w:t xml:space="preserve"> </w:t>
-      </w:r>
-      <w:r>
-        <w:rPr>
-          <w:rStyle w:val="VerbatimChar"/>
-        </w:rPr>
-        <w:t xml:space="preserve">items</w:t>
-      </w:r>
-      <w:r>
-        <w:t xml:space="preserve"> </w:t>
-      </w:r>
-      <w:r>
-        <w:t xml:space="preserve">list) and returns a single element chosen uniformly at random.</w:t>
-      </w:r>
-      <w:r>
-        <w:t xml:space="preserve"> </w:t>
-      </w:r>
-      <w:r>
-        <w:t xml:space="preserve">“Uniformly”</w:t>
-      </w:r>
-      <w:r>
-        <w:t xml:space="preserve"> </w:t>
-      </w:r>
-      <w:r>
-        <w:t xml:space="preserve">means that every item in the list has an equal probability of being selected.</w:t>
+        <w:t xml:space="preserve">'banana'</w:t>
+      </w:r>
+      <w:r>
+        <w:t xml:space="preserve">.</w:t>
+      </w:r>
+    </w:p>
+    <w:bookmarkEnd w:id="13"/>
+    <w:bookmarkStart w:id="14" w:name="example"/>
+    <w:p>
+      <w:pPr>
+        <w:pStyle w:val="Heading2"/>
+      </w:pPr>
+      <w:r>
+        <w:rPr>
+          <w:rStyle w:val="SectionNumber"/>
+        </w:rPr>
+        <w:t xml:space="preserve">1.5</w:t>
+      </w:r>
+      <w:r>
+        <w:tab/>
+      </w:r>
+      <w:r>
+        <w:t xml:space="preserve">Example</w:t>
       </w:r>
     </w:p>
     <w:p>
       <w:pPr>
+        <w:pStyle w:val="SourceCode"/>
+      </w:pPr>
+      <w:r>
+        <w:rPr>
+          <w:rStyle w:val="ImportTok"/>
+        </w:rPr>
+        <w:t xml:space="preserve">import</w:t>
+      </w:r>
+      <w:r>
+        <w:rPr>
+          <w:rStyle w:val="NormalTok"/>
+        </w:rPr>
+        <w:t xml:space="preserve"> random</w:t>
+      </w:r>
+      <w:r>
+        <w:br/>
+      </w:r>
+      <w:r>
+        <w:rPr>
+          <w:rStyle w:val="ImportTok"/>
+        </w:rPr>
+        <w:t xml:space="preserve">from</w:t>
+      </w:r>
+      <w:r>
+        <w:rPr>
+          <w:rStyle w:val="NormalTok"/>
+        </w:rPr>
+        <w:t xml:space="preserve"> typing </w:t>
+      </w:r>
+      <w:r>
+        <w:rPr>
+          <w:rStyle w:val="ImportTok"/>
+        </w:rPr>
+        <w:t xml:space="preserve">import</w:t>
+      </w:r>
+      <w:r>
+        <w:rPr>
+          <w:rStyle w:val="NormalTok"/>
+        </w:rPr>
+        <w:t xml:space="preserve"> List</w:t>
+      </w:r>
+      <w:r>
+        <w:br/>
+      </w:r>
+      <w:r>
+        <w:br/>
+      </w:r>
+      <w:r>
+        <w:rPr>
+          <w:rStyle w:val="KeywordTok"/>
+        </w:rPr>
+        <w:t xml:space="preserve">def</w:t>
+      </w:r>
+      <w:r>
+        <w:rPr>
+          <w:rStyle w:val="NormalTok"/>
+        </w:rPr>
+        <w:t xml:space="preserve"> choose_random_item(items: List[</w:t>
+      </w:r>
+      <w:r>
+        <w:rPr>
+          <w:rStyle w:val="BuiltInTok"/>
+        </w:rPr>
+        <w:t xml:space="preserve">str</w:t>
+      </w:r>
+      <w:r>
+        <w:rPr>
+          <w:rStyle w:val="NormalTok"/>
+        </w:rPr>
+        <w:t xml:space="preserve">]) </w:t>
+      </w:r>
+      <w:r>
+        <w:rPr>
+          <w:rStyle w:val="OperatorTok"/>
+        </w:rPr>
+        <w:t xml:space="preserve">-&gt;</w:t>
+      </w:r>
+      <w:r>
+        <w:rPr>
+          <w:rStyle w:val="NormalTok"/>
+        </w:rPr>
+        <w:t xml:space="preserve"> </w:t>
+      </w:r>
+      <w:r>
+        <w:rPr>
+          <w:rStyle w:val="BuiltInTok"/>
+        </w:rPr>
+        <w:t xml:space="preserve">str</w:t>
+      </w:r>
+      <w:r>
+        <w:rPr>
+          <w:rStyle w:val="NormalTok"/>
+        </w:rPr>
+        <w:t xml:space="preserve">:</w:t>
+      </w:r>
+      <w:r>
+        <w:br/>
+      </w:r>
+      <w:r>
+        <w:rPr>
+          <w:rStyle w:val="NormalTok"/>
+        </w:rPr>
+        <w:t xml:space="preserve">    </w:t>
+      </w:r>
+      <w:r>
+        <w:rPr>
+          <w:rStyle w:val="CommentTok"/>
+        </w:rPr>
+        <w:t xml:space="preserve">"""Choose a single random item from a non-empty sequence."""</w:t>
+      </w:r>
+      <w:r>
+        <w:br/>
+      </w:r>
+      <w:r>
+        <w:rPr>
+          <w:rStyle w:val="NormalTok"/>
+        </w:rPr>
+        <w:t xml:space="preserve">    </w:t>
+      </w:r>
+      <w:r>
+        <w:rPr>
+          <w:rStyle w:val="ControlFlowTok"/>
+        </w:rPr>
+        <w:t xml:space="preserve">if</w:t>
+      </w:r>
+      <w:r>
+        <w:rPr>
+          <w:rStyle w:val="NormalTok"/>
+        </w:rPr>
+        <w:t xml:space="preserve"> </w:t>
+      </w:r>
+      <w:r>
+        <w:rPr>
+          <w:rStyle w:val="KeywordTok"/>
+        </w:rPr>
+        <w:t xml:space="preserve">not</w:t>
+      </w:r>
+      <w:r>
+        <w:rPr>
+          <w:rStyle w:val="NormalTok"/>
+        </w:rPr>
+        <w:t xml:space="preserve"> items:</w:t>
+      </w:r>
+      <w:r>
+        <w:br/>
+      </w:r>
+      <w:r>
+        <w:rPr>
+          <w:rStyle w:val="NormalTok"/>
+        </w:rPr>
+        <w:t xml:space="preserve">        </w:t>
+      </w:r>
+      <w:r>
+        <w:rPr>
+          <w:rStyle w:val="ControlFlowTok"/>
+        </w:rPr>
+        <w:t xml:space="preserve">raise</w:t>
+      </w:r>
+      <w:r>
+        <w:rPr>
+          <w:rStyle w:val="NormalTok"/>
+        </w:rPr>
+        <w:t xml:space="preserve"> </w:t>
+      </w:r>
+      <w:r>
+        <w:rPr>
+          <w:rStyle w:val="PreprocessorTok"/>
+        </w:rPr>
+        <w:t xml:space="preserve">ValueError</w:t>
+      </w:r>
+      <w:r>
+        <w:rPr>
+          <w:rStyle w:val="NormalTok"/>
+        </w:rPr>
+        <w:t xml:space="preserve">(</w:t>
+      </w:r>
+      <w:r>
+        <w:rPr>
+          <w:rStyle w:val="StringTok"/>
+        </w:rPr>
+        <w:t xml:space="preserve">"items must not be empty"</w:t>
+      </w:r>
+      <w:r>
+        <w:rPr>
+          <w:rStyle w:val="NormalTok"/>
+        </w:rPr>
+        <w:t xml:space="preserve">)</w:t>
+      </w:r>
+      <w:r>
+        <w:br/>
+      </w:r>
+      <w:r>
+        <w:rPr>
+          <w:rStyle w:val="NormalTok"/>
+        </w:rPr>
+        <w:t xml:space="preserve">    </w:t>
+      </w:r>
+      <w:r>
+        <w:rPr>
+          <w:rStyle w:val="ControlFlowTok"/>
+        </w:rPr>
+        <w:t xml:space="preserve">return</w:t>
+      </w:r>
+      <w:r>
+        <w:rPr>
+          <w:rStyle w:val="NormalTok"/>
+        </w:rPr>
+        <w:t xml:space="preserve"> random.choice(items)</w:t>
+      </w:r>
+      <w:r>
+        <w:br/>
+      </w:r>
+      <w:r>
+        <w:br/>
+      </w:r>
+      <w:r>
+        <w:rPr>
+          <w:rStyle w:val="CommentTok"/>
+        </w:rPr>
+        <w:t xml:space="preserve"># Example usage</w:t>
+      </w:r>
+      <w:r>
+        <w:br/>
+      </w:r>
+      <w:r>
+        <w:rPr>
+          <w:rStyle w:val="NormalTok"/>
+        </w:rPr>
+        <w:t xml:space="preserve">fruits </w:t>
+      </w:r>
+      <w:r>
+        <w:rPr>
+          <w:rStyle w:val="OperatorTok"/>
+        </w:rPr>
+        <w:t xml:space="preserve">=</w:t>
+      </w:r>
+      <w:r>
+        <w:rPr>
+          <w:rStyle w:val="NormalTok"/>
+        </w:rPr>
+        <w:t xml:space="preserve"> [</w:t>
+      </w:r>
+      <w:r>
+        <w:rPr>
+          <w:rStyle w:val="StringTok"/>
+        </w:rPr>
+        <w:t xml:space="preserve">"apple"</w:t>
+      </w:r>
+      <w:r>
+        <w:rPr>
+          <w:rStyle w:val="NormalTok"/>
+        </w:rPr>
+        <w:t xml:space="preserve">, </w:t>
+      </w:r>
+      <w:r>
+        <w:rPr>
+          <w:rStyle w:val="StringTok"/>
+        </w:rPr>
+        <w:t xml:space="preserve">"banana"</w:t>
+      </w:r>
+      <w:r>
+        <w:rPr>
+          <w:rStyle w:val="NormalTok"/>
+        </w:rPr>
+        <w:t xml:space="preserve">, </w:t>
+      </w:r>
+      <w:r>
+        <w:rPr>
+          <w:rStyle w:val="StringTok"/>
+        </w:rPr>
+        <w:t xml:space="preserve">"cherry"</w:t>
+      </w:r>
+      <w:r>
+        <w:rPr>
+          <w:rStyle w:val="NormalTok"/>
+        </w:rPr>
+        <w:t xml:space="preserve">, </w:t>
+      </w:r>
+      <w:r>
+        <w:rPr>
+          <w:rStyle w:val="StringTok"/>
+        </w:rPr>
+        <w:t xml:space="preserve">"date"</w:t>
+      </w:r>
+      <w:r>
+        <w:rPr>
+          <w:rStyle w:val="NormalTok"/>
+        </w:rPr>
+        <w:t xml:space="preserve">, </w:t>
+      </w:r>
+      <w:r>
+        <w:rPr>
+          <w:rStyle w:val="StringTok"/>
+        </w:rPr>
+        <w:t xml:space="preserve">"elderberry"</w:t>
+      </w:r>
+      <w:r>
+        <w:rPr>
+          <w:rStyle w:val="NormalTok"/>
+        </w:rPr>
+        <w:t xml:space="preserve">]</w:t>
+      </w:r>
+      <w:r>
+        <w:br/>
+      </w:r>
+      <w:r>
+        <w:rPr>
+          <w:rStyle w:val="NormalTok"/>
+        </w:rPr>
+        <w:t xml:space="preserve">random_fruit </w:t>
+      </w:r>
+      <w:r>
+        <w:rPr>
+          <w:rStyle w:val="OperatorTok"/>
+        </w:rPr>
+        <w:t xml:space="preserve">=</w:t>
+      </w:r>
+      <w:r>
+        <w:rPr>
+          <w:rStyle w:val="NormalTok"/>
+        </w:rPr>
+        <w:t xml:space="preserve"> choose_random_item(fruits)</w:t>
+      </w:r>
+      <w:r>
+        <w:br/>
+      </w:r>
+      <w:r>
+        <w:rPr>
+          <w:rStyle w:val="BuiltInTok"/>
+        </w:rPr>
+        <w:t xml:space="preserve">print</w:t>
+      </w:r>
+      <w:r>
+        <w:rPr>
+          <w:rStyle w:val="NormalTok"/>
+        </w:rPr>
+        <w:t xml:space="preserve">(</w:t>
+      </w:r>
+      <w:r>
+        <w:rPr>
+          <w:rStyle w:val="SpecialStringTok"/>
+        </w:rPr>
+        <w:t xml:space="preserve">f"The randomly chosen fruit is: </w:t>
+      </w:r>
+      <w:r>
+        <w:rPr>
+          <w:rStyle w:val="SpecialCharTok"/>
+        </w:rPr>
+        <w:t xml:space="preserve">{</w:t>
+      </w:r>
+      <w:r>
+        <w:rPr>
+          <w:rStyle w:val="NormalTok"/>
+        </w:rPr>
+        <w:t xml:space="preserve">random_fruit</w:t>
+      </w:r>
+      <w:r>
+        <w:rPr>
+          <w:rStyle w:val="SpecialCharTok"/>
+        </w:rPr>
+        <w:t xml:space="preserve">}</w:t>
+      </w:r>
+      <w:r>
+        <w:rPr>
+          <w:rStyle w:val="SpecialStringTok"/>
+        </w:rPr>
+        <w:t xml:space="preserve">"</w:t>
+      </w:r>
+      <w:r>
+        <w:rPr>
+          <w:rStyle w:val="NormalTok"/>
+        </w:rPr>
+        <w:t xml:space="preserve">)</w:t>
+      </w:r>
+      <w:r>
+        <w:br/>
+      </w:r>
+      <w:r>
+        <w:br/>
+      </w:r>
+      <w:r>
+        <w:rPr>
+          <w:rStyle w:val="CommentTok"/>
+        </w:rPr>
+        <w:t xml:space="preserve"># Example of error handling</w:t>
+      </w:r>
+      <w:r>
+        <w:br/>
+      </w:r>
+      <w:r>
+        <w:rPr>
+          <w:rStyle w:val="ControlFlowTok"/>
+        </w:rPr>
+        <w:t xml:space="preserve">try</w:t>
+      </w:r>
+      <w:r>
+        <w:rPr>
+          <w:rStyle w:val="NormalTok"/>
+        </w:rPr>
+        <w:t xml:space="preserve">:</w:t>
+      </w:r>
+      <w:r>
+        <w:br/>
+      </w:r>
+      <w:r>
+        <w:rPr>
+          <w:rStyle w:val="NormalTok"/>
+        </w:rPr>
+        <w:t xml:space="preserve">    choose_random_item([])</w:t>
+      </w:r>
+      <w:r>
+        <w:br/>
+      </w:r>
+      <w:r>
+        <w:rPr>
+          <w:rStyle w:val="ControlFlowTok"/>
+        </w:rPr>
+        <w:t xml:space="preserve">except</w:t>
+      </w:r>
+      <w:r>
+        <w:rPr>
+          <w:rStyle w:val="NormalTok"/>
+        </w:rPr>
+        <w:t xml:space="preserve"> </w:t>
+      </w:r>
+      <w:r>
+        <w:rPr>
+          <w:rStyle w:val="PreprocessorTok"/>
+        </w:rPr>
+        <w:t xml:space="preserve">ValueError</w:t>
+      </w:r>
+      <w:r>
+        <w:rPr>
+          <w:rStyle w:val="NormalTok"/>
+        </w:rPr>
+        <w:t xml:space="preserve"> </w:t>
+      </w:r>
+      <w:r>
+        <w:rPr>
+          <w:rStyle w:val="ImportTok"/>
+        </w:rPr>
+        <w:t xml:space="preserve">as</w:t>
+      </w:r>
+      <w:r>
+        <w:rPr>
+          <w:rStyle w:val="NormalTok"/>
+        </w:rPr>
+        <w:t xml:space="preserve"> e:</w:t>
+      </w:r>
+      <w:r>
+        <w:br/>
+      </w:r>
+      <w:r>
+        <w:rPr>
+          <w:rStyle w:val="NormalTok"/>
+        </w:rPr>
+        <w:t xml:space="preserve">    </w:t>
+      </w:r>
+      <w:r>
+        <w:rPr>
+          <w:rStyle w:val="BuiltInTok"/>
+        </w:rPr>
+        <w:t xml:space="preserve">print</w:t>
+      </w:r>
+      <w:r>
+        <w:rPr>
+          <w:rStyle w:val="NormalTok"/>
+        </w:rPr>
+        <w:t xml:space="preserve">(</w:t>
+      </w:r>
+      <w:r>
+        <w:rPr>
+          <w:rStyle w:val="SpecialStringTok"/>
+        </w:rPr>
+        <w:t xml:space="preserve">f"Error: </w:t>
+      </w:r>
+      <w:r>
+        <w:rPr>
+          <w:rStyle w:val="SpecialCharTok"/>
+        </w:rPr>
+        <w:t xml:space="preserve">{</w:t>
+      </w:r>
+      <w:r>
+        <w:rPr>
+          <w:rStyle w:val="NormalTok"/>
+        </w:rPr>
+        <w:t xml:space="preserve">e</w:t>
+      </w:r>
+      <w:r>
+        <w:rPr>
+          <w:rStyle w:val="SpecialCharTok"/>
+        </w:rPr>
+        <w:t xml:space="preserve">}</w:t>
+      </w:r>
+      <w:r>
+        <w:rPr>
+          <w:rStyle w:val="SpecialStringTok"/>
+        </w:rPr>
+        <w:t xml:space="preserve">"</w:t>
+      </w:r>
+      <w:r>
+        <w:rPr>
+          <w:rStyle w:val="NormalTok"/>
+        </w:rPr>
+        <w:t xml:space="preserve">)</w:t>
+      </w:r>
+    </w:p>
+    <w:p>
+      <w:pPr>
         <w:pStyle w:val="FirstParagraph"/>
       </w:pPr>
       <w:r>
-        <w:t xml:space="preserve">The selected string is then returned as the result of the function call.</w:t>
+        <w:rPr>
+          <w:b/>
+          <w:bCs/>
+        </w:rPr>
+        <w:t xml:space="preserve">Output:</w:t>
       </w:r>
     </w:p>
-    <w:bookmarkEnd w:id="12"/>
-    <w:bookmarkStart w:id="13" w:name="usage-notes"/>
     <w:p>
       <w:pPr>
+        <w:pStyle w:val="SourceCode"/>
+      </w:pPr>
+      <w:r>
+        <w:rPr>
+          <w:rStyle w:val="VerbatimChar"/>
+        </w:rPr>
+        <w:t xml:space="preserve">The randomly chosen fruit is: cherry</w:t>
+      </w:r>
+      <w:r>
+        <w:br/>
+      </w:r>
+      <w:r>
+        <w:rPr>
+          <w:rStyle w:val="VerbatimChar"/>
+        </w:rPr>
+        <w:t xml:space="preserve">Error: items must not be empty</w:t>
+      </w:r>
+    </w:p>
+    <w:p>
+      <w:pPr>
+        <w:pStyle w:val="FirstParagraph"/>
+      </w:pPr>
+      <w:r>
+        <w:t xml:space="preserve">(Note: The specific fruit chosen in the output will vary with each execution due to its random nature.)</w:t>
+      </w:r>
+    </w:p>
+    <w:p>
+      <w:r>
+        <w:pict>
+          <v:rect style="width:0;height:1.5pt" o:hralign="center" o:hrstd="t" o:hr="t"/>
+        </w:pict>
+      </w:r>
+    </w:p>
+    <w:bookmarkEnd w:id="14"/>
+    <w:bookmarkStart w:id="15" w:name="functiondef-shuffle_copy"/>
+    <w:p>
+      <w:pPr>
         <w:pStyle w:val="Heading2"/>
       </w:pPr>
       <w:r>
         <w:rPr>
           <w:rStyle w:val="SectionNumber"/>
         </w:rPr>
-        <w:t xml:space="preserve">1.4</w:t>
+        <w:t xml:space="preserve">1.6</w:t>
       </w:r>
       <w:r>
         <w:tab/>
       </w:r>
       <w:r>
-        <w:t xml:space="preserve">Usage Notes</w:t>
+        <w:t xml:space="preserve">FunctionDef shuffle_copy</w:t>
+      </w:r>
+    </w:p>
+    <w:bookmarkEnd w:id="15"/>
+    <w:bookmarkEnd w:id="16"/>
+    <w:bookmarkStart w:id="22" w:name="function-shuffle_copyitems-listint"/>
+    <w:p>
+      <w:pPr>
+        <w:pStyle w:val="Heading1"/>
+      </w:pPr>
+      <w:r>
+        <w:rPr>
+          <w:rStyle w:val="SectionNumber"/>
+        </w:rPr>
+        <w:t xml:space="preserve">2</w:t>
+      </w:r>
+      <w:r>
+        <w:tab/>
+      </w:r>
+      <w:r>
+        <w:t xml:space="preserve">Function: shuffle_copy(items: List[int])</w:t>
+      </w:r>
+    </w:p>
+    <w:bookmarkStart w:id="17" w:name="overview-1"/>
+    <w:p>
+      <w:pPr>
+        <w:pStyle w:val="Heading2"/>
+      </w:pPr>
+      <w:r>
+        <w:rPr>
+          <w:rStyle w:val="SectionNumber"/>
+        </w:rPr>
+        <w:t xml:space="preserve">2.1</w:t>
+      </w:r>
+      <w:r>
+        <w:tab/>
+      </w:r>
+      <w:r>
+        <w:t xml:space="preserve">Overview</w:t>
+      </w:r>
+    </w:p>
+    <w:p>
+      <w:pPr>
+        <w:pStyle w:val="FirstParagraph"/>
+      </w:pPr>
+      <w:r>
+        <w:t xml:space="preserve">The</w:t>
+      </w:r>
+      <w:r>
+        <w:t xml:space="preserve"> </w:t>
+      </w:r>
+      <w:r>
+        <w:rPr>
+          <w:rStyle w:val="VerbatimChar"/>
+        </w:rPr>
+        <w:t xml:space="preserve">shuffle_copy</w:t>
+      </w:r>
+      <w:r>
+        <w:t xml:space="preserve"> </w:t>
+      </w:r>
+      <w:r>
+        <w:t xml:space="preserve">function returns a shuffled copy of a given list without modifying the original input list.</w:t>
+      </w:r>
+    </w:p>
+    <w:bookmarkEnd w:id="17"/>
+    <w:bookmarkStart w:id="18" w:name="parameters-1"/>
+    <w:p>
+      <w:pPr>
+        <w:pStyle w:val="Heading2"/>
+      </w:pPr>
+      <w:r>
+        <w:rPr>
+          <w:rStyle w:val="SectionNumber"/>
+        </w:rPr>
+        <w:t xml:space="preserve">2.2</w:t>
+      </w:r>
+      <w:r>
+        <w:tab/>
+      </w:r>
+      <w:r>
+        <w:t xml:space="preserve">parameters</w:t>
       </w:r>
     </w:p>
     <w:p>
@@ -366,837 +1208,52 @@
         </w:numPr>
       </w:pPr>
       <w:r>
-        <w:t xml:space="preserve">This function requires the</w:t>
+        <w:rPr>
+          <w:rStyle w:val="VerbatimChar"/>
+        </w:rPr>
+        <w:t xml:space="preserve">items</w:t>
       </w:r>
       <w:r>
         <w:t xml:space="preserve"> </w:t>
       </w:r>
       <w:r>
+        <w:t xml:space="preserve">(</w:t>
+      </w:r>
+      <w:r>
         <w:rPr>
           <w:rStyle w:val="VerbatimChar"/>
         </w:rPr>
-        <w:t xml:space="preserve">random</w:t>
-      </w:r>
-      <w:r>
-        <w:t xml:space="preserve"> </w:t>
-      </w:r>
-      <w:r>
-        <w:t xml:space="preserve">module to be imported in the script where it is defined.</w:t>
+        <w:t xml:space="preserve">List[int]</w:t>
+      </w:r>
+      <w:r>
+        <w:t xml:space="preserve">): A list of integers to be copied and shuffled.</w:t>
+      </w:r>
+    </w:p>
+    <w:bookmarkEnd w:id="18"/>
+    <w:bookmarkStart w:id="19" w:name="description-1"/>
+    <w:p>
+      <w:pPr>
+        <w:pStyle w:val="Heading2"/>
+      </w:pPr>
+      <w:r>
+        <w:rPr>
+          <w:rStyle w:val="SectionNumber"/>
+        </w:rPr>
+        <w:t xml:space="preserve">2.3</w:t>
+      </w:r>
+      <w:r>
+        <w:tab/>
+      </w:r>
+      <w:r>
+        <w:t xml:space="preserve">Description</w:t>
       </w:r>
     </w:p>
     <w:p>
       <w:pPr>
-        <w:pStyle w:val="Compact"/>
-        <w:numPr>
-          <w:ilvl w:val="0"/>
-          <w:numId w:val="1003"/>
-        </w:numPr>
-      </w:pPr>
-      <w:r>
-        <w:t xml:space="preserve">Providing an empty list as the</w:t>
-      </w:r>
-      <w:r>
-        <w:t xml:space="preserve"> </w:t>
-      </w:r>
-      <w:r>
-        <w:rPr>
-          <w:rStyle w:val="VerbatimChar"/>
-        </w:rPr>
-        <w:t xml:space="preserve">items</w:t>
-      </w:r>
-      <w:r>
-        <w:t xml:space="preserve"> </w:t>
-      </w:r>
-      <w:r>
-        <w:t xml:space="preserve">parameter will result in a</w:t>
-      </w:r>
-      <w:r>
-        <w:t xml:space="preserve"> </w:t>
-      </w:r>
-      <w:r>
-        <w:rPr>
-          <w:rStyle w:val="VerbatimChar"/>
-        </w:rPr>
-        <w:t xml:space="preserve">ValueError</w:t>
-      </w:r>
-      <w:r>
-        <w:t xml:space="preserve">. Always ensure the list contains at least one element before calling this function.</w:t>
-      </w:r>
-    </w:p>
-    <w:p>
-      <w:pPr>
-        <w:pStyle w:val="Compact"/>
-        <w:numPr>
-          <w:ilvl w:val="0"/>
-          <w:numId w:val="1003"/>
-        </w:numPr>
-      </w:pPr>
-      <w:r>
-        <w:t xml:space="preserve">The selection is uniformly random, meaning each item in the list has an equal chance of being chosen on any given call.</w:t>
-      </w:r>
-    </w:p>
-    <w:p>
-      <w:pPr>
         <w:pStyle w:val="FirstParagraph"/>
       </w:pPr>
       <w:r>
-        <w:rPr>
-          <w:b/>
-          <w:bCs/>
-        </w:rPr>
-        <w:t xml:space="preserve">Output Example</w:t>
-      </w:r>
-      <w:r>
-        <w:t xml:space="preserve">: A single string from the input list. For a list</w:t>
-      </w:r>
-      <w:r>
-        <w:t xml:space="preserve"> </w:t>
-      </w:r>
-      <w:r>
-        <w:rPr>
-          <w:rStyle w:val="VerbatimChar"/>
-        </w:rPr>
-        <w:t xml:space="preserve">['apple', 'banana', 'cherry']</w:t>
-      </w:r>
-      <w:r>
-        <w:t xml:space="preserve">, a possible return value is</w:t>
-      </w:r>
-      <w:r>
-        <w:t xml:space="preserve"> </w:t>
-      </w:r>
-      <w:r>
-        <w:rPr>
-          <w:rStyle w:val="VerbatimChar"/>
-        </w:rPr>
-        <w:t xml:space="preserve">'banana'</w:t>
-      </w:r>
-      <w:r>
-        <w:t xml:space="preserve">.</w:t>
-      </w:r>
-    </w:p>
-    <w:bookmarkEnd w:id="13"/>
-    <w:bookmarkStart w:id="14" w:name="example"/>
-    <w:p>
-      <w:pPr>
-        <w:pStyle w:val="Heading2"/>
-      </w:pPr>
-      <w:r>
-        <w:rPr>
-          <w:rStyle w:val="SectionNumber"/>
-        </w:rPr>
-        <w:t xml:space="preserve">1.5</w:t>
-      </w:r>
-      <w:r>
-        <w:tab/>
-      </w:r>
-      <w:r>
-        <w:t xml:space="preserve">Example</w:t>
-      </w:r>
-    </w:p>
-    <w:p>
-      <w:pPr>
-        <w:pStyle w:val="SourceCode"/>
-      </w:pPr>
-      <w:r>
-        <w:rPr>
-          <w:rStyle w:val="ImportTok"/>
-        </w:rPr>
-        <w:t xml:space="preserve">import</w:t>
-      </w:r>
-      <w:r>
-        <w:rPr>
-          <w:rStyle w:val="NormalTok"/>
-        </w:rPr>
-        <w:t xml:space="preserve"> random</w:t>
-      </w:r>
-      <w:r>
-        <w:br/>
-      </w:r>
-      <w:r>
-        <w:rPr>
-          <w:rStyle w:val="ImportTok"/>
-        </w:rPr>
-        <w:t xml:space="preserve">from</w:t>
-      </w:r>
-      <w:r>
-        <w:rPr>
-          <w:rStyle w:val="NormalTok"/>
-        </w:rPr>
-        <w:t xml:space="preserve"> typing </w:t>
-      </w:r>
-      <w:r>
-        <w:rPr>
-          <w:rStyle w:val="ImportTok"/>
-        </w:rPr>
-        <w:t xml:space="preserve">import</w:t>
-      </w:r>
-      <w:r>
-        <w:rPr>
-          <w:rStyle w:val="NormalTok"/>
-        </w:rPr>
-        <w:t xml:space="preserve"> List</w:t>
-      </w:r>
-      <w:r>
-        <w:br/>
-      </w:r>
-      <w:r>
-        <w:br/>
-      </w:r>
-      <w:r>
-        <w:rPr>
-          <w:rStyle w:val="KeywordTok"/>
-        </w:rPr>
-        <w:t xml:space="preserve">def</w:t>
-      </w:r>
-      <w:r>
-        <w:rPr>
-          <w:rStyle w:val="NormalTok"/>
-        </w:rPr>
-        <w:t xml:space="preserve"> choose_random_item(items: List[</w:t>
-      </w:r>
-      <w:r>
-        <w:rPr>
-          <w:rStyle w:val="BuiltInTok"/>
-        </w:rPr>
-        <w:t xml:space="preserve">str</w:t>
-      </w:r>
-      <w:r>
-        <w:rPr>
-          <w:rStyle w:val="NormalTok"/>
-        </w:rPr>
-        <w:t xml:space="preserve">]) </w:t>
-      </w:r>
-      <w:r>
-        <w:rPr>
-          <w:rStyle w:val="OperatorTok"/>
-        </w:rPr>
-        <w:t xml:space="preserve">-&gt;</w:t>
-      </w:r>
-      <w:r>
-        <w:rPr>
-          <w:rStyle w:val="NormalTok"/>
-        </w:rPr>
-        <w:t xml:space="preserve"> </w:t>
-      </w:r>
-      <w:r>
-        <w:rPr>
-          <w:rStyle w:val="BuiltInTok"/>
-        </w:rPr>
-        <w:t xml:space="preserve">str</w:t>
-      </w:r>
-      <w:r>
-        <w:rPr>
-          <w:rStyle w:val="NormalTok"/>
-        </w:rPr>
-        <w:t xml:space="preserve">:</w:t>
-      </w:r>
-      <w:r>
-        <w:br/>
-      </w:r>
-      <w:r>
-        <w:rPr>
-          <w:rStyle w:val="NormalTok"/>
-        </w:rPr>
-        <w:t xml:space="preserve">    </w:t>
-      </w:r>
-      <w:r>
-        <w:rPr>
-          <w:rStyle w:val="CommentTok"/>
-        </w:rPr>
-        <w:t xml:space="preserve">"""Choose a single random item from a non-empty sequence.</w:t>
-      </w:r>
-      <w:r>
-        <w:br/>
-      </w:r>
-      <w:r>
-        <w:br/>
-      </w:r>
-      <w:r>
-        <w:rPr>
-          <w:rStyle w:val="CommentTok"/>
-        </w:rPr>
-        <w:t xml:space="preserve">    Parameters:</w:t>
-      </w:r>
-      <w:r>
-        <w:br/>
-      </w:r>
-      <w:r>
-        <w:rPr>
-          <w:rStyle w:val="CommentTok"/>
-        </w:rPr>
-        <w:t xml:space="preserve">        items: A list of strings to choose from.</w:t>
-      </w:r>
-      <w:r>
-        <w:br/>
-      </w:r>
-      <w:r>
-        <w:br/>
-      </w:r>
-      <w:r>
-        <w:rPr>
-          <w:rStyle w:val="CommentTok"/>
-        </w:rPr>
-        <w:t xml:space="preserve">    Returns:</w:t>
-      </w:r>
-      <w:r>
-        <w:br/>
-      </w:r>
-      <w:r>
-        <w:rPr>
-          <w:rStyle w:val="CommentTok"/>
-        </w:rPr>
-        <w:t xml:space="preserve">        A single string chosen uniformly at random.</w:t>
-      </w:r>
-      <w:r>
-        <w:br/>
-      </w:r>
-      <w:r>
-        <w:rPr>
-          <w:rStyle w:val="CommentTok"/>
-        </w:rPr>
-        <w:t xml:space="preserve">    """</w:t>
-      </w:r>
-      <w:r>
-        <w:br/>
-      </w:r>
-      <w:r>
-        <w:rPr>
-          <w:rStyle w:val="NormalTok"/>
-        </w:rPr>
-        <w:t xml:space="preserve">    </w:t>
-      </w:r>
-      <w:r>
-        <w:rPr>
-          <w:rStyle w:val="ControlFlowTok"/>
-        </w:rPr>
-        <w:t xml:space="preserve">if</w:t>
-      </w:r>
-      <w:r>
-        <w:rPr>
-          <w:rStyle w:val="NormalTok"/>
-        </w:rPr>
-        <w:t xml:space="preserve"> </w:t>
-      </w:r>
-      <w:r>
-        <w:rPr>
-          <w:rStyle w:val="KeywordTok"/>
-        </w:rPr>
-        <w:t xml:space="preserve">not</w:t>
-      </w:r>
-      <w:r>
-        <w:rPr>
-          <w:rStyle w:val="NormalTok"/>
-        </w:rPr>
-        <w:t xml:space="preserve"> items:</w:t>
-      </w:r>
-      <w:r>
-        <w:br/>
-      </w:r>
-      <w:r>
-        <w:rPr>
-          <w:rStyle w:val="NormalTok"/>
-        </w:rPr>
-        <w:t xml:space="preserve">        </w:t>
-      </w:r>
-      <w:r>
-        <w:rPr>
-          <w:rStyle w:val="ControlFlowTok"/>
-        </w:rPr>
-        <w:t xml:space="preserve">raise</w:t>
-      </w:r>
-      <w:r>
-        <w:rPr>
-          <w:rStyle w:val="NormalTok"/>
-        </w:rPr>
-        <w:t xml:space="preserve"> </w:t>
-      </w:r>
-      <w:r>
-        <w:rPr>
-          <w:rStyle w:val="PreprocessorTok"/>
-        </w:rPr>
-        <w:t xml:space="preserve">ValueError</w:t>
-      </w:r>
-      <w:r>
-        <w:rPr>
-          <w:rStyle w:val="NormalTok"/>
-        </w:rPr>
-        <w:t xml:space="preserve">(</w:t>
-      </w:r>
-      <w:r>
-        <w:rPr>
-          <w:rStyle w:val="StringTok"/>
-        </w:rPr>
-        <w:t xml:space="preserve">"items must not be empty"</w:t>
-      </w:r>
-      <w:r>
-        <w:rPr>
-          <w:rStyle w:val="NormalTok"/>
-        </w:rPr>
-        <w:t xml:space="preserve">)</w:t>
-      </w:r>
-      <w:r>
-        <w:br/>
-      </w:r>
-      <w:r>
-        <w:rPr>
-          <w:rStyle w:val="NormalTok"/>
-        </w:rPr>
-        <w:t xml:space="preserve">    </w:t>
-      </w:r>
-      <w:r>
-        <w:rPr>
-          <w:rStyle w:val="ControlFlowTok"/>
-        </w:rPr>
-        <w:t xml:space="preserve">return</w:t>
-      </w:r>
-      <w:r>
-        <w:rPr>
-          <w:rStyle w:val="NormalTok"/>
-        </w:rPr>
-        <w:t xml:space="preserve"> random.choice(items)</w:t>
-      </w:r>
-      <w:r>
-        <w:br/>
-      </w:r>
-      <w:r>
-        <w:br/>
-      </w:r>
-      <w:r>
-        <w:rPr>
-          <w:rStyle w:val="CommentTok"/>
-        </w:rPr>
-        <w:t xml:space="preserve"># Example usage</w:t>
-      </w:r>
-      <w:r>
-        <w:br/>
-      </w:r>
-      <w:r>
-        <w:rPr>
-          <w:rStyle w:val="NormalTok"/>
-        </w:rPr>
-        <w:t xml:space="preserve">fruits </w:t>
-      </w:r>
-      <w:r>
-        <w:rPr>
-          <w:rStyle w:val="OperatorTok"/>
-        </w:rPr>
-        <w:t xml:space="preserve">=</w:t>
-      </w:r>
-      <w:r>
-        <w:rPr>
-          <w:rStyle w:val="NormalTok"/>
-        </w:rPr>
-        <w:t xml:space="preserve"> [</w:t>
-      </w:r>
-      <w:r>
-        <w:rPr>
-          <w:rStyle w:val="StringTok"/>
-        </w:rPr>
-        <w:t xml:space="preserve">"apple"</w:t>
-      </w:r>
-      <w:r>
-        <w:rPr>
-          <w:rStyle w:val="NormalTok"/>
-        </w:rPr>
-        <w:t xml:space="preserve">, </w:t>
-      </w:r>
-      <w:r>
-        <w:rPr>
-          <w:rStyle w:val="StringTok"/>
-        </w:rPr>
-        <w:t xml:space="preserve">"banana"</w:t>
-      </w:r>
-      <w:r>
-        <w:rPr>
-          <w:rStyle w:val="NormalTok"/>
-        </w:rPr>
-        <w:t xml:space="preserve">, </w:t>
-      </w:r>
-      <w:r>
-        <w:rPr>
-          <w:rStyle w:val="StringTok"/>
-        </w:rPr>
-        <w:t xml:space="preserve">"cherry"</w:t>
-      </w:r>
-      <w:r>
-        <w:rPr>
-          <w:rStyle w:val="NormalTok"/>
-        </w:rPr>
-        <w:t xml:space="preserve">, </w:t>
-      </w:r>
-      <w:r>
-        <w:rPr>
-          <w:rStyle w:val="StringTok"/>
-        </w:rPr>
-        <w:t xml:space="preserve">"date"</w:t>
-      </w:r>
-      <w:r>
-        <w:rPr>
-          <w:rStyle w:val="NormalTok"/>
-        </w:rPr>
-        <w:t xml:space="preserve">, </w:t>
-      </w:r>
-      <w:r>
-        <w:rPr>
-          <w:rStyle w:val="StringTok"/>
-        </w:rPr>
-        <w:t xml:space="preserve">"elderberry"</w:t>
-      </w:r>
-      <w:r>
-        <w:rPr>
-          <w:rStyle w:val="NormalTok"/>
-        </w:rPr>
-        <w:t xml:space="preserve">]</w:t>
-      </w:r>
-      <w:r>
-        <w:br/>
-      </w:r>
-      <w:r>
-        <w:rPr>
-          <w:rStyle w:val="NormalTok"/>
-        </w:rPr>
-        <w:t xml:space="preserve">random_fruit </w:t>
-      </w:r>
-      <w:r>
-        <w:rPr>
-          <w:rStyle w:val="OperatorTok"/>
-        </w:rPr>
-        <w:t xml:space="preserve">=</w:t>
-      </w:r>
-      <w:r>
-        <w:rPr>
-          <w:rStyle w:val="NormalTok"/>
-        </w:rPr>
-        <w:t xml:space="preserve"> choose_random_item(fruits)</w:t>
-      </w:r>
-      <w:r>
-        <w:br/>
-      </w:r>
-      <w:r>
-        <w:rPr>
-          <w:rStyle w:val="BuiltInTok"/>
-        </w:rPr>
-        <w:t xml:space="preserve">print</w:t>
-      </w:r>
-      <w:r>
-        <w:rPr>
-          <w:rStyle w:val="NormalTok"/>
-        </w:rPr>
-        <w:t xml:space="preserve">(</w:t>
-      </w:r>
-      <w:r>
-        <w:rPr>
-          <w:rStyle w:val="SpecialStringTok"/>
-        </w:rPr>
-        <w:t xml:space="preserve">f"The randomly chosen fruit is: </w:t>
-      </w:r>
-      <w:r>
-        <w:rPr>
-          <w:rStyle w:val="SpecialCharTok"/>
-        </w:rPr>
-        <w:t xml:space="preserve">{</w:t>
-      </w:r>
-      <w:r>
-        <w:rPr>
-          <w:rStyle w:val="NormalTok"/>
-        </w:rPr>
-        <w:t xml:space="preserve">random_fruit</w:t>
-      </w:r>
-      <w:r>
-        <w:rPr>
-          <w:rStyle w:val="SpecialCharTok"/>
-        </w:rPr>
-        <w:t xml:space="preserve">}</w:t>
-      </w:r>
-      <w:r>
-        <w:rPr>
-          <w:rStyle w:val="SpecialStringTok"/>
-        </w:rPr>
-        <w:t xml:space="preserve">"</w:t>
-      </w:r>
-      <w:r>
-        <w:rPr>
-          <w:rStyle w:val="NormalTok"/>
-        </w:rPr>
-        <w:t xml:space="preserve">)</w:t>
-      </w:r>
-      <w:r>
-        <w:br/>
-      </w:r>
-      <w:r>
-        <w:br/>
-      </w:r>
-      <w:r>
-        <w:rPr>
-          <w:rStyle w:val="CommentTok"/>
-        </w:rPr>
-        <w:t xml:space="preserve"># Example of what happens with an empty list</w:t>
-      </w:r>
-      <w:r>
-        <w:br/>
-      </w:r>
-      <w:r>
-        <w:rPr>
-          <w:rStyle w:val="ControlFlowTok"/>
-        </w:rPr>
-        <w:t xml:space="preserve">try</w:t>
-      </w:r>
-      <w:r>
-        <w:rPr>
-          <w:rStyle w:val="NormalTok"/>
-        </w:rPr>
-        <w:t xml:space="preserve">:</w:t>
-      </w:r>
-      <w:r>
-        <w:br/>
-      </w:r>
-      <w:r>
-        <w:rPr>
-          <w:rStyle w:val="NormalTok"/>
-        </w:rPr>
-        <w:t xml:space="preserve">    choose_random_item([])</w:t>
-      </w:r>
-      <w:r>
-        <w:br/>
-      </w:r>
-      <w:r>
-        <w:rPr>
-          <w:rStyle w:val="ControlFlowTok"/>
-        </w:rPr>
-        <w:t xml:space="preserve">except</w:t>
-      </w:r>
-      <w:r>
-        <w:rPr>
-          <w:rStyle w:val="NormalTok"/>
-        </w:rPr>
-        <w:t xml:space="preserve"> </w:t>
-      </w:r>
-      <w:r>
-        <w:rPr>
-          <w:rStyle w:val="PreprocessorTok"/>
-        </w:rPr>
-        <w:t xml:space="preserve">ValueError</w:t>
-      </w:r>
-      <w:r>
-        <w:rPr>
-          <w:rStyle w:val="NormalTok"/>
-        </w:rPr>
-        <w:t xml:space="preserve"> </w:t>
-      </w:r>
-      <w:r>
-        <w:rPr>
-          <w:rStyle w:val="ImportTok"/>
-        </w:rPr>
-        <w:t xml:space="preserve">as</w:t>
-      </w:r>
-      <w:r>
-        <w:rPr>
-          <w:rStyle w:val="NormalTok"/>
-        </w:rPr>
-        <w:t xml:space="preserve"> e:</w:t>
-      </w:r>
-      <w:r>
-        <w:br/>
-      </w:r>
-      <w:r>
-        <w:rPr>
-          <w:rStyle w:val="NormalTok"/>
-        </w:rPr>
-        <w:t xml:space="preserve">    </w:t>
-      </w:r>
-      <w:r>
-        <w:rPr>
-          <w:rStyle w:val="BuiltInTok"/>
-        </w:rPr>
-        <w:t xml:space="preserve">print</w:t>
-      </w:r>
-      <w:r>
-        <w:rPr>
-          <w:rStyle w:val="NormalTok"/>
-        </w:rPr>
-        <w:t xml:space="preserve">(</w:t>
-      </w:r>
-      <w:r>
-        <w:rPr>
-          <w:rStyle w:val="SpecialStringTok"/>
-        </w:rPr>
-        <w:t xml:space="preserve">f"Error: </w:t>
-      </w:r>
-      <w:r>
-        <w:rPr>
-          <w:rStyle w:val="SpecialCharTok"/>
-        </w:rPr>
-        <w:t xml:space="preserve">{</w:t>
-      </w:r>
-      <w:r>
-        <w:rPr>
-          <w:rStyle w:val="NormalTok"/>
-        </w:rPr>
-        <w:t xml:space="preserve">e</w:t>
-      </w:r>
-      <w:r>
-        <w:rPr>
-          <w:rStyle w:val="SpecialCharTok"/>
-        </w:rPr>
-        <w:t xml:space="preserve">}</w:t>
-      </w:r>
-      <w:r>
-        <w:rPr>
-          <w:rStyle w:val="SpecialStringTok"/>
-        </w:rPr>
-        <w:t xml:space="preserve">"</w:t>
-      </w:r>
-      <w:r>
-        <w:rPr>
-          <w:rStyle w:val="NormalTok"/>
-        </w:rPr>
-        <w:t xml:space="preserve">)</w:t>
-      </w:r>
-    </w:p>
-    <w:p>
-      <w:pPr>
-        <w:pStyle w:val="FirstParagraph"/>
-      </w:pPr>
-      <w:r>
-        <w:rPr>
-          <w:b/>
-          <w:bCs/>
-        </w:rPr>
-        <w:t xml:space="preserve">Output:</w:t>
-      </w:r>
-    </w:p>
-    <w:p>
-      <w:pPr>
-        <w:pStyle w:val="SourceCode"/>
-      </w:pPr>
-      <w:r>
-        <w:rPr>
-          <w:rStyle w:val="VerbatimChar"/>
-        </w:rPr>
-        <w:t xml:space="preserve">The randomly chosen fruit is: cherry</w:t>
-      </w:r>
-      <w:r>
-        <w:br/>
-      </w:r>
-      <w:r>
-        <w:rPr>
-          <w:rStyle w:val="VerbatimChar"/>
-        </w:rPr>
-        <w:t xml:space="preserve">Error: items must not be empty</w:t>
-      </w:r>
-    </w:p>
-    <w:p>
-      <w:pPr>
-        <w:pStyle w:val="FirstParagraph"/>
-      </w:pPr>
-      <w:r>
-        <w:t xml:space="preserve">(Note: The chosen fruit in the first line of the output will vary with each execution.)</w:t>
-      </w:r>
-    </w:p>
-    <w:p>
-      <w:r>
-        <w:pict>
-          <v:rect style="width:0;height:1.5pt" o:hralign="center" o:hrstd="t" o:hr="t"/>
-        </w:pict>
-      </w:r>
-    </w:p>
-    <w:bookmarkEnd w:id="14"/>
-    <w:bookmarkStart w:id="15" w:name="functiondef-shuffle_copy"/>
-    <w:p>
-      <w:pPr>
-        <w:pStyle w:val="Heading2"/>
-      </w:pPr>
-      <w:r>
-        <w:rPr>
-          <w:rStyle w:val="SectionNumber"/>
-        </w:rPr>
-        <w:t xml:space="preserve">1.6</w:t>
-      </w:r>
-      <w:r>
-        <w:tab/>
-      </w:r>
-      <w:r>
-        <w:t xml:space="preserve">FunctionDef shuffle_copy</w:t>
-      </w:r>
-    </w:p>
-    <w:bookmarkEnd w:id="15"/>
-    <w:bookmarkEnd w:id="16"/>
-    <w:bookmarkStart w:id="22" w:name="function-shuffle_copyitems-listint"/>
-    <w:p>
-      <w:pPr>
-        <w:pStyle w:val="Heading1"/>
-      </w:pPr>
-      <w:r>
-        <w:rPr>
-          <w:rStyle w:val="SectionNumber"/>
-        </w:rPr>
-        <w:t xml:space="preserve">2</w:t>
-      </w:r>
-      <w:r>
-        <w:tab/>
-      </w:r>
-      <w:r>
-        <w:t xml:space="preserve">Function: shuffle_copy(items: List[int])</w:t>
-      </w:r>
-    </w:p>
-    <w:bookmarkStart w:id="17" w:name="overview-1"/>
-    <w:p>
-      <w:pPr>
-        <w:pStyle w:val="Heading2"/>
-      </w:pPr>
-      <w:r>
-        <w:rPr>
-          <w:rStyle w:val="SectionNumber"/>
-        </w:rPr>
-        <w:t xml:space="preserve">2.1</w:t>
-      </w:r>
-      <w:r>
-        <w:tab/>
-      </w:r>
-      <w:r>
-        <w:t xml:space="preserve">Overview</w:t>
-      </w:r>
-    </w:p>
-    <w:p>
-      <w:pPr>
-        <w:pStyle w:val="FirstParagraph"/>
-      </w:pPr>
-      <w:r>
-        <w:t xml:space="preserve">The</w:t>
-      </w:r>
-      <w:r>
-        <w:t xml:space="preserve"> </w:t>
-      </w:r>
-      <w:r>
-        <w:rPr>
-          <w:rStyle w:val="VerbatimChar"/>
-        </w:rPr>
-        <w:t xml:space="preserve">shuffle_copy</w:t>
-      </w:r>
-      <w:r>
-        <w:t xml:space="preserve"> </w:t>
-      </w:r>
-      <w:r>
-        <w:t xml:space="preserve">function returns a shuffled copy of a given list of integers without modifying the original list.</w:t>
-      </w:r>
-    </w:p>
-    <w:bookmarkEnd w:id="17"/>
-    <w:bookmarkStart w:id="18" w:name="parameters-1"/>
-    <w:p>
-      <w:pPr>
-        <w:pStyle w:val="Heading2"/>
-      </w:pPr>
-      <w:r>
-        <w:rPr>
-          <w:rStyle w:val="SectionNumber"/>
-        </w:rPr>
-        <w:t xml:space="preserve">2.2</w:t>
-      </w:r>
-      <w:r>
-        <w:tab/>
-      </w:r>
-      <w:r>
-        <w:t xml:space="preserve">parameters</w:t>
+        <w:t xml:space="preserve">This function provides a non-destructive way to shuffle the elements of a list. The internal logic operates in three steps:</w:t>
       </w:r>
     </w:p>
     <w:p>
@@ -1208,55 +1265,295 @@
         </w:numPr>
       </w:pPr>
       <w:r>
+        <w:t xml:space="preserve">First, it creates a shallow copy of the input</w:t>
+      </w:r>
+      <w:r>
+        <w:t xml:space="preserve"> </w:t>
+      </w:r>
+      <w:r>
         <w:rPr>
           <w:rStyle w:val="VerbatimChar"/>
         </w:rPr>
         <w:t xml:space="preserve">items</w:t>
       </w:r>
       <w:r>
-        <w:t xml:space="preserve">:</w:t>
-      </w:r>
-      <w:r>
         <w:t xml:space="preserve"> </w:t>
       </w:r>
       <w:r>
+        <w:t xml:space="preserve">list by calling</w:t>
+      </w:r>
+      <w:r>
+        <w:t xml:space="preserve"> </w:t>
+      </w:r>
+      <w:r>
         <w:rPr>
           <w:rStyle w:val="VerbatimChar"/>
         </w:rPr>
-        <w:t xml:space="preserve">List[int]</w:t>
-      </w:r>
-      <w:r>
-        <w:t xml:space="preserve"> </w:t>
-      </w:r>
-      <w:r>
-        <w:t xml:space="preserve">- A list of integers to be copied and shuffled.</w:t>
-      </w:r>
-    </w:p>
-    <w:bookmarkEnd w:id="18"/>
-    <w:bookmarkStart w:id="19" w:name="description-1"/>
-    <w:p>
-      <w:pPr>
-        <w:pStyle w:val="Heading2"/>
-      </w:pPr>
-      <w:r>
-        <w:rPr>
-          <w:rStyle w:val="SectionNumber"/>
-        </w:rPr>
-        <w:t xml:space="preserve">2.3</w:t>
-      </w:r>
-      <w:r>
-        <w:tab/>
-      </w:r>
-      <w:r>
-        <w:t xml:space="preserve">Description</w:t>
+        <w:t xml:space="preserve">list(items)</w:t>
+      </w:r>
+      <w:r>
+        <w:t xml:space="preserve">. This ensures that any subsequent modifications do not affect the original list provided by the user.</w:t>
       </w:r>
     </w:p>
     <w:p>
       <w:pPr>
-        <w:pStyle w:val="FirstParagraph"/>
-      </w:pPr>
-      <w:r>
-        <w:t xml:space="preserve">This function provides a safe, non-destructive way to shuffle a list by operating on a copy rather than the original data. The logic proceeds as follows:</w:t>
+        <w:pStyle w:val="Compact"/>
+        <w:numPr>
+          <w:ilvl w:val="0"/>
+          <w:numId w:val="1004"/>
+        </w:numPr>
+      </w:pPr>
+      <w:r>
+        <w:t xml:space="preserve">Next, it uses the</w:t>
+      </w:r>
+      <w:r>
+        <w:t xml:space="preserve"> </w:t>
+      </w:r>
+      <w:r>
+        <w:rPr>
+          <w:rStyle w:val="VerbatimChar"/>
+        </w:rPr>
+        <w:t xml:space="preserve">random.shuffle()</w:t>
+      </w:r>
+      <w:r>
+        <w:t xml:space="preserve"> </w:t>
+      </w:r>
+      <w:r>
+        <w:t xml:space="preserve">method to shuffle the newly created</w:t>
+      </w:r>
+      <w:r>
+        <w:t xml:space="preserve"> </w:t>
+      </w:r>
+      <w:r>
+        <w:rPr>
+          <w:rStyle w:val="VerbatimChar"/>
+        </w:rPr>
+        <w:t xml:space="preserve">copy</w:t>
+      </w:r>
+      <w:r>
+        <w:t xml:space="preserve"> </w:t>
+      </w:r>
+      <w:r>
+        <w:t xml:space="preserve">list. The</w:t>
+      </w:r>
+      <w:r>
+        <w:t xml:space="preserve"> </w:t>
+      </w:r>
+      <w:r>
+        <w:rPr>
+          <w:rStyle w:val="VerbatimChar"/>
+        </w:rPr>
+        <w:t xml:space="preserve">random.shuffle()</w:t>
+      </w:r>
+      <w:r>
+        <w:t xml:space="preserve"> </w:t>
+      </w:r>
+      <w:r>
+        <w:t xml:space="preserve">function modifies the sequence in-place, rearranging its elements into a random order.</w:t>
+      </w:r>
+    </w:p>
+    <w:p>
+      <w:pPr>
+        <w:pStyle w:val="Compact"/>
+        <w:numPr>
+          <w:ilvl w:val="0"/>
+          <w:numId w:val="1004"/>
+        </w:numPr>
+      </w:pPr>
+      <w:r>
+        <w:t xml:space="preserve">Finally, the function returns the</w:t>
+      </w:r>
+      <w:r>
+        <w:t xml:space="preserve"> </w:t>
+      </w:r>
+      <w:r>
+        <w:rPr>
+          <w:rStyle w:val="VerbatimChar"/>
+        </w:rPr>
+        <w:t xml:space="preserve">copy</w:t>
+      </w:r>
+      <w:r>
+        <w:t xml:space="preserve">, which now contains the same elements as the original</w:t>
+      </w:r>
+      <w:r>
+        <w:t xml:space="preserve"> </w:t>
+      </w:r>
+      <w:r>
+        <w:rPr>
+          <w:rStyle w:val="VerbatimChar"/>
+        </w:rPr>
+        <w:t xml:space="preserve">items</w:t>
+      </w:r>
+      <w:r>
+        <w:t xml:space="preserve"> </w:t>
+      </w:r>
+      <w:r>
+        <w:t xml:space="preserve">list but in a new, randomized order.</w:t>
+      </w:r>
+    </w:p>
+    <w:p>
+      <w:pPr>
+        <w:pStyle w:val="SourceCode"/>
+      </w:pPr>
+      <w:r>
+        <w:rPr>
+          <w:rStyle w:val="CommentTok"/>
+        </w:rPr>
+        <w:t xml:space="preserve"># Internal logic example</w:t>
+      </w:r>
+      <w:r>
+        <w:br/>
+      </w:r>
+      <w:r>
+        <w:rPr>
+          <w:rStyle w:val="ImportTok"/>
+        </w:rPr>
+        <w:t xml:space="preserve">import</w:t>
+      </w:r>
+      <w:r>
+        <w:rPr>
+          <w:rStyle w:val="NormalTok"/>
+        </w:rPr>
+        <w:t xml:space="preserve"> random</w:t>
+      </w:r>
+      <w:r>
+        <w:br/>
+      </w:r>
+      <w:r>
+        <w:rPr>
+          <w:rStyle w:val="NormalTok"/>
+        </w:rPr>
+        <w:t xml:space="preserve">original_list </w:t>
+      </w:r>
+      <w:r>
+        <w:rPr>
+          <w:rStyle w:val="OperatorTok"/>
+        </w:rPr>
+        <w:t xml:space="preserve">=</w:t>
+      </w:r>
+      <w:r>
+        <w:rPr>
+          <w:rStyle w:val="NormalTok"/>
+        </w:rPr>
+        <w:t xml:space="preserve"> [</w:t>
+      </w:r>
+      <w:r>
+        <w:rPr>
+          <w:rStyle w:val="DecValTok"/>
+        </w:rPr>
+        <w:t xml:space="preserve">10</w:t>
+      </w:r>
+      <w:r>
+        <w:rPr>
+          <w:rStyle w:val="NormalTok"/>
+        </w:rPr>
+        <w:t xml:space="preserve">, </w:t>
+      </w:r>
+      <w:r>
+        <w:rPr>
+          <w:rStyle w:val="DecValTok"/>
+        </w:rPr>
+        <w:t xml:space="preserve">20</w:t>
+      </w:r>
+      <w:r>
+        <w:rPr>
+          <w:rStyle w:val="NormalTok"/>
+        </w:rPr>
+        <w:t xml:space="preserve">, </w:t>
+      </w:r>
+      <w:r>
+        <w:rPr>
+          <w:rStyle w:val="DecValTok"/>
+        </w:rPr>
+        <w:t xml:space="preserve">30</w:t>
+      </w:r>
+      <w:r>
+        <w:rPr>
+          <w:rStyle w:val="NormalTok"/>
+        </w:rPr>
+        <w:t xml:space="preserve">]</w:t>
+      </w:r>
+      <w:r>
+        <w:br/>
+      </w:r>
+      <w:r>
+        <w:rPr>
+          <w:rStyle w:val="NormalTok"/>
+        </w:rPr>
+        <w:t xml:space="preserve">copy </w:t>
+      </w:r>
+      <w:r>
+        <w:rPr>
+          <w:rStyle w:val="OperatorTok"/>
+        </w:rPr>
+        <w:t xml:space="preserve">=</w:t>
+      </w:r>
+      <w:r>
+        <w:rPr>
+          <w:rStyle w:val="NormalTok"/>
+        </w:rPr>
+        <w:t xml:space="preserve"> </w:t>
+      </w:r>
+      <w:r>
+        <w:rPr>
+          <w:rStyle w:val="BuiltInTok"/>
+        </w:rPr>
+        <w:t xml:space="preserve">list</w:t>
+      </w:r>
+      <w:r>
+        <w:rPr>
+          <w:rStyle w:val="NormalTok"/>
+        </w:rPr>
+        <w:t xml:space="preserve">(original_list) </w:t>
+      </w:r>
+      <w:r>
+        <w:rPr>
+          <w:rStyle w:val="CommentTok"/>
+        </w:rPr>
+        <w:t xml:space="preserve"># copy is [10, 20, 30]</w:t>
+      </w:r>
+      <w:r>
+        <w:br/>
+      </w:r>
+      <w:r>
+        <w:rPr>
+          <w:rStyle w:val="NormalTok"/>
+        </w:rPr>
+        <w:t xml:space="preserve">random.shuffle(copy)       </w:t>
+      </w:r>
+      <w:r>
+        <w:rPr>
+          <w:rStyle w:val="CommentTok"/>
+        </w:rPr>
+        <w:t xml:space="preserve"># copy might become [20, 30, 10]</w:t>
+      </w:r>
+      <w:r>
+        <w:br/>
+      </w:r>
+      <w:r>
+        <w:rPr>
+          <w:rStyle w:val="CommentTok"/>
+        </w:rPr>
+        <w:t xml:space="preserve"># The function returns the 'copy'</w:t>
+      </w:r>
+    </w:p>
+    <w:bookmarkEnd w:id="19"/>
+    <w:bookmarkStart w:id="20" w:name="usage-notes-1"/>
+    <w:p>
+      <w:pPr>
+        <w:pStyle w:val="Heading2"/>
+      </w:pPr>
+      <w:r>
+        <w:rPr>
+          <w:rStyle w:val="SectionNumber"/>
+        </w:rPr>
+        <w:t xml:space="preserve">2.4</w:t>
+      </w:r>
+      <w:r>
+        <w:tab/>
+      </w:r>
+      <w:r>
+        <w:t xml:space="preserve">Usage Notes</w:t>
       </w:r>
     </w:p>
     <w:p>
@@ -1268,7 +1565,7 @@
         </w:numPr>
       </w:pPr>
       <w:r>
-        <w:t xml:space="preserve">A shallow copy of the input</w:t>
+        <w:t xml:space="preserve">This function is guaranteed not to mutate the original</w:t>
       </w:r>
       <w:r>
         <w:t xml:space="preserve"> </w:t>
@@ -1283,19 +1580,19 @@
         <w:t xml:space="preserve"> </w:t>
       </w:r>
       <w:r>
-        <w:t xml:space="preserve">list is created using the expression</w:t>
+        <w:t xml:space="preserve">list. It is a</w:t>
       </w:r>
       <w:r>
         <w:t xml:space="preserve"> </w:t>
       </w:r>
       <w:r>
-        <w:rPr>
-          <w:rStyle w:val="VerbatimChar"/>
-        </w:rPr>
-        <w:t xml:space="preserve">copy = list(items)</w:t>
-      </w:r>
-      <w:r>
-        <w:t xml:space="preserve">. This step is crucial as it ensures that the original list passed to the function remains unchanged.</w:t>
+        <w:t xml:space="preserve">“safe”</w:t>
+      </w:r>
+      <w:r>
+        <w:t xml:space="preserve"> </w:t>
+      </w:r>
+      <w:r>
+        <w:t xml:space="preserve">operation for shuffling.</w:t>
       </w:r>
     </w:p>
     <w:p>
@@ -1307,7 +1604,7 @@
         </w:numPr>
       </w:pPr>
       <w:r>
-        <w:t xml:space="preserve">The</w:t>
+        <w:t xml:space="preserve">The function requires the</w:t>
       </w:r>
       <w:r>
         <w:t xml:space="preserve"> </w:t>
@@ -1316,25 +1613,13 @@
         <w:rPr>
           <w:rStyle w:val="VerbatimChar"/>
         </w:rPr>
-        <w:t xml:space="preserve">random.shuffle()</w:t>
+        <w:t xml:space="preserve">random</w:t>
       </w:r>
       <w:r>
         <w:t xml:space="preserve"> </w:t>
       </w:r>
       <w:r>
-        <w:t xml:space="preserve">function is then called on the</w:t>
-      </w:r>
-      <w:r>
-        <w:t xml:space="preserve"> </w:t>
-      </w:r>
-      <w:r>
-        <w:rPr>
-          <w:rStyle w:val="VerbatimChar"/>
-        </w:rPr>
-        <w:t xml:space="preserve">copy</w:t>
-      </w:r>
-      <w:r>
-        <w:t xml:space="preserve">. This standard Python function shuffles the elements of the list in-place, rearranging them into a random order.</w:t>
+        <w:t xml:space="preserve">module to be imported in the script where it is used.</w:t>
       </w:r>
     </w:p>
     <w:p>
@@ -1346,7 +1631,7 @@
         </w:numPr>
       </w:pPr>
       <w:r>
-        <w:t xml:space="preserve">Finally, the function returns the modified</w:t>
+        <w:t xml:space="preserve">Although the type hint specifies</w:t>
       </w:r>
       <w:r>
         <w:t xml:space="preserve"> </w:t>
@@ -1355,10 +1640,10 @@
         <w:rPr>
           <w:rStyle w:val="VerbatimChar"/>
         </w:rPr>
-        <w:t xml:space="preserve">copy</w:t>
-      </w:r>
-      <w:r>
-        <w:t xml:space="preserve">, which now contains the same elements as the original</w:t>
+        <w:t xml:space="preserve">List[int]</w:t>
+      </w:r>
+      <w:r>
+        <w:t xml:space="preserve">, the function works correctly with lists containing elements of any data type (e.g.,</w:t>
       </w:r>
       <w:r>
         <w:t xml:space="preserve"> </w:t>
@@ -1367,13 +1652,22 @@
         <w:rPr>
           <w:rStyle w:val="VerbatimChar"/>
         </w:rPr>
-        <w:t xml:space="preserve">items</w:t>
+        <w:t xml:space="preserve">str</w:t>
+      </w:r>
+      <w:r>
+        <w:t xml:space="preserve">,</w:t>
       </w:r>
       <w:r>
         <w:t xml:space="preserve"> </w:t>
       </w:r>
       <w:r>
-        <w:t xml:space="preserve">list but in a new, random sequence.</w:t>
+        <w:rPr>
+          <w:rStyle w:val="VerbatimChar"/>
+        </w:rPr>
+        <w:t xml:space="preserve">float</w:t>
+      </w:r>
+      <w:r>
+        <w:t xml:space="preserve">, objects).</w:t>
       </w:r>
     </w:p>
     <w:p>
@@ -1381,123 +1675,6 @@
         <w:pStyle w:val="FirstParagraph"/>
       </w:pPr>
       <w:r>
-        <w:t xml:space="preserve">This approach is useful when you need to preserve the original order of a list for later use while also needing a randomized version of it.</w:t>
-      </w:r>
-    </w:p>
-    <w:bookmarkEnd w:id="19"/>
-    <w:bookmarkStart w:id="20" w:name="usage-notes-1"/>
-    <w:p>
-      <w:pPr>
-        <w:pStyle w:val="Heading2"/>
-      </w:pPr>
-      <w:r>
-        <w:rPr>
-          <w:rStyle w:val="SectionNumber"/>
-        </w:rPr>
-        <w:t xml:space="preserve">2.4</w:t>
-      </w:r>
-      <w:r>
-        <w:tab/>
-      </w:r>
-      <w:r>
-        <w:t xml:space="preserve">Usage Notes</w:t>
-      </w:r>
-    </w:p>
-    <w:p>
-      <w:pPr>
-        <w:pStyle w:val="Compact"/>
-        <w:numPr>
-          <w:ilvl w:val="0"/>
-          <w:numId w:val="1006"/>
-        </w:numPr>
-      </w:pPr>
-      <w:r>
-        <w:t xml:space="preserve">The primary feature of this function is that it is non-mutating; the input list</w:t>
-      </w:r>
-      <w:r>
-        <w:t xml:space="preserve"> </w:t>
-      </w:r>
-      <w:r>
-        <w:rPr>
-          <w:rStyle w:val="VerbatimChar"/>
-        </w:rPr>
-        <w:t xml:space="preserve">items</w:t>
-      </w:r>
-      <w:r>
-        <w:t xml:space="preserve"> </w:t>
-      </w:r>
-      <w:r>
-        <w:t xml:space="preserve">is not altered.</w:t>
-      </w:r>
-    </w:p>
-    <w:p>
-      <w:pPr>
-        <w:pStyle w:val="Compact"/>
-        <w:numPr>
-          <w:ilvl w:val="0"/>
-          <w:numId w:val="1006"/>
-        </w:numPr>
-      </w:pPr>
-      <w:r>
-        <w:t xml:space="preserve">This function requires the</w:t>
-      </w:r>
-      <w:r>
-        <w:t xml:space="preserve"> </w:t>
-      </w:r>
-      <w:r>
-        <w:rPr>
-          <w:rStyle w:val="VerbatimChar"/>
-        </w:rPr>
-        <w:t xml:space="preserve">random</w:t>
-      </w:r>
-      <w:r>
-        <w:t xml:space="preserve"> </w:t>
-      </w:r>
-      <w:r>
-        <w:t xml:space="preserve">module to be imported (e.g.,</w:t>
-      </w:r>
-      <w:r>
-        <w:t xml:space="preserve"> </w:t>
-      </w:r>
-      <w:r>
-        <w:rPr>
-          <w:rStyle w:val="VerbatimChar"/>
-        </w:rPr>
-        <w:t xml:space="preserve">import random</w:t>
-      </w:r>
-      <w:r>
-        <w:t xml:space="preserve">) in the script where it is used.</w:t>
-      </w:r>
-    </w:p>
-    <w:p>
-      <w:pPr>
-        <w:pStyle w:val="Compact"/>
-        <w:numPr>
-          <w:ilvl w:val="0"/>
-          <w:numId w:val="1006"/>
-        </w:numPr>
-      </w:pPr>
-      <w:r>
-        <w:t xml:space="preserve">The order of elements in the returned list is non-deterministic due to the nature of the random shuffling algorithm.</w:t>
-      </w:r>
-    </w:p>
-    <w:p>
-      <w:pPr>
-        <w:pStyle w:val="Compact"/>
-        <w:numPr>
-          <w:ilvl w:val="0"/>
-          <w:numId w:val="1006"/>
-        </w:numPr>
-      </w:pPr>
-      <w:r>
-        <w:t xml:space="preserve">The function creates a shallow copy. For a list of simple types like integers, this is perfectly safe.</w:t>
-      </w:r>
-    </w:p>
-    <w:p>
-      <w:pPr>
-        <w:pStyle w:val="FirstParagraph"/>
-      </w:pPr>
-      <w:r>
         <w:rPr>
           <w:b/>
           <w:bCs/>
@@ -1505,7 +1682,7 @@
         <w:t xml:space="preserve">Output Example</w:t>
       </w:r>
       <w:r>
-        <w:t xml:space="preserve">: A possible return value for an input of</w:t>
+        <w:t xml:space="preserve">: The returned list will have the same length and elements as the input list. For an input of</w:t>
       </w:r>
       <w:r>
         <w:t xml:space="preserve"> </w:t>
@@ -1514,21 +1691,22 @@
         <w:rPr>
           <w:rStyle w:val="VerbatimChar"/>
         </w:rPr>
-        <w:t xml:space="preserve">[10, 20, 30, 40]</w:t>
+        <w:t xml:space="preserve">[1, 2, 3]</w:t>
+      </w:r>
+      <w:r>
+        <w:t xml:space="preserve">, a possible output is</w:t>
+      </w:r>
+      <w:r>
+        <w:t xml:space="preserve"> </w:t>
+      </w:r>
+      <w:r>
+        <w:rPr>
+          <w:rStyle w:val="VerbatimChar"/>
+        </w:rPr>
+        <w:t xml:space="preserve">[3, 1, 2]</w:t>
       </w:r>
       <w:r>
         <w:t xml:space="preserve">.</w:t>
-      </w:r>
-    </w:p>
-    <w:p>
-      <w:pPr>
-        <w:pStyle w:val="SourceCode"/>
-      </w:pPr>
-      <w:r>
-        <w:rPr>
-          <w:rStyle w:val="VerbatimChar"/>
-        </w:rPr>
-        <w:t xml:space="preserve">[30, 10, 40, 20]</w:t>
       </w:r>
     </w:p>
     <w:bookmarkEnd w:id="20"/>
@@ -1552,447 +1730,475 @@
     </w:p>
     <w:p>
       <w:pPr>
-        <w:pStyle w:val="FirstParagraph"/>
-      </w:pPr>
-      <w:r>
-        <w:t xml:space="preserve">The following example demonstrates the use of</w:t>
-      </w:r>
-      <w:r>
+        <w:pStyle w:val="SourceCode"/>
+      </w:pPr>
+      <w:r>
+        <w:rPr>
+          <w:rStyle w:val="ImportTok"/>
+        </w:rPr>
+        <w:t xml:space="preserve">import</w:t>
+      </w:r>
+      <w:r>
+        <w:rPr>
+          <w:rStyle w:val="NormalTok"/>
+        </w:rPr>
+        <w:t xml:space="preserve"> random</w:t>
+      </w:r>
+      <w:r>
+        <w:br/>
+      </w:r>
+      <w:r>
+        <w:br/>
+      </w:r>
+      <w:r>
+        <w:rPr>
+          <w:rStyle w:val="CommentTok"/>
+        </w:rPr>
+        <w:t xml:space="preserve"># Define the function (assuming it's in the same file or imported)</w:t>
+      </w:r>
+      <w:r>
+        <w:br/>
+      </w:r>
+      <w:r>
+        <w:rPr>
+          <w:rStyle w:val="KeywordTok"/>
+        </w:rPr>
+        <w:t xml:space="preserve">def</w:t>
+      </w:r>
+      <w:r>
+        <w:rPr>
+          <w:rStyle w:val="NormalTok"/>
+        </w:rPr>
+        <w:t xml:space="preserve"> shuffle_copy(items: </w:t>
+      </w:r>
+      <w:r>
+        <w:rPr>
+          <w:rStyle w:val="BuiltInTok"/>
+        </w:rPr>
+        <w:t xml:space="preserve">list</w:t>
+      </w:r>
+      <w:r>
+        <w:rPr>
+          <w:rStyle w:val="NormalTok"/>
+        </w:rPr>
+        <w:t xml:space="preserve">) </w:t>
+      </w:r>
+      <w:r>
+        <w:rPr>
+          <w:rStyle w:val="OperatorTok"/>
+        </w:rPr>
+        <w:t xml:space="preserve">-&gt;</w:t>
+      </w:r>
+      <w:r>
+        <w:rPr>
+          <w:rStyle w:val="NormalTok"/>
+        </w:rPr>
         <w:t xml:space="preserve"> </w:t>
       </w:r>
       <w:r>
         <w:rPr>
-          <w:rStyle w:val="VerbatimChar"/>
-        </w:rPr>
-        <w:t xml:space="preserve">shuffle_copy</w:t>
-      </w:r>
-      <w:r>
+          <w:rStyle w:val="BuiltInTok"/>
+        </w:rPr>
+        <w:t xml:space="preserve">list</w:t>
+      </w:r>
+      <w:r>
+        <w:rPr>
+          <w:rStyle w:val="NormalTok"/>
+        </w:rPr>
+        <w:t xml:space="preserve">:</w:t>
+      </w:r>
+      <w:r>
+        <w:br/>
+      </w:r>
+      <w:r>
+        <w:rPr>
+          <w:rStyle w:val="NormalTok"/>
+        </w:rPr>
+        <w:t xml:space="preserve">    copy </w:t>
+      </w:r>
+      <w:r>
+        <w:rPr>
+          <w:rStyle w:val="OperatorTok"/>
+        </w:rPr>
+        <w:t xml:space="preserve">=</w:t>
+      </w:r>
+      <w:r>
+        <w:rPr>
+          <w:rStyle w:val="NormalTok"/>
+        </w:rPr>
         <w:t xml:space="preserve"> </w:t>
       </w:r>
       <w:r>
-        <w:t xml:space="preserve">and verifies that the original list is preserved after the function call. Note that the</w:t>
-      </w:r>
-      <w:r>
-        <w:t xml:space="preserve"> </w:t>
-      </w:r>
-      <w:r>
-        <w:rPr>
-          <w:rStyle w:val="VerbatimChar"/>
-        </w:rPr>
-        <w:t xml:space="preserve">random</w:t>
-      </w:r>
-      <w:r>
-        <w:t xml:space="preserve"> </w:t>
-      </w:r>
-      <w:r>
-        <w:t xml:space="preserve">module must be imported.</w:t>
+        <w:rPr>
+          <w:rStyle w:val="BuiltInTok"/>
+        </w:rPr>
+        <w:t xml:space="preserve">list</w:t>
+      </w:r>
+      <w:r>
+        <w:rPr>
+          <w:rStyle w:val="NormalTok"/>
+        </w:rPr>
+        <w:t xml:space="preserve">(items)</w:t>
+      </w:r>
+      <w:r>
+        <w:br/>
+      </w:r>
+      <w:r>
+        <w:rPr>
+          <w:rStyle w:val="NormalTok"/>
+        </w:rPr>
+        <w:t xml:space="preserve">    random.shuffle(copy)</w:t>
+      </w:r>
+      <w:r>
+        <w:br/>
+      </w:r>
+      <w:r>
+        <w:rPr>
+          <w:rStyle w:val="NormalTok"/>
+        </w:rPr>
+        <w:t xml:space="preserve">    </w:t>
+      </w:r>
+      <w:r>
+        <w:rPr>
+          <w:rStyle w:val="ControlFlowTok"/>
+        </w:rPr>
+        <w:t xml:space="preserve">return</w:t>
+      </w:r>
+      <w:r>
+        <w:rPr>
+          <w:rStyle w:val="NormalTok"/>
+        </w:rPr>
+        <w:t xml:space="preserve"> copy</w:t>
+      </w:r>
+      <w:r>
+        <w:br/>
+      </w:r>
+      <w:r>
+        <w:br/>
+      </w:r>
+      <w:r>
+        <w:rPr>
+          <w:rStyle w:val="CommentTok"/>
+        </w:rPr>
+        <w:t xml:space="preserve"># Example usage</w:t>
+      </w:r>
+      <w:r>
+        <w:br/>
+      </w:r>
+      <w:r>
+        <w:rPr>
+          <w:rStyle w:val="NormalTok"/>
+        </w:rPr>
+        <w:t xml:space="preserve">original_numbers </w:t>
+      </w:r>
+      <w:r>
+        <w:rPr>
+          <w:rStyle w:val="OperatorTok"/>
+        </w:rPr>
+        <w:t xml:space="preserve">=</w:t>
+      </w:r>
+      <w:r>
+        <w:rPr>
+          <w:rStyle w:val="NormalTok"/>
+        </w:rPr>
+        <w:t xml:space="preserve"> [</w:t>
+      </w:r>
+      <w:r>
+        <w:rPr>
+          <w:rStyle w:val="DecValTok"/>
+        </w:rPr>
+        <w:t xml:space="preserve">1</w:t>
+      </w:r>
+      <w:r>
+        <w:rPr>
+          <w:rStyle w:val="NormalTok"/>
+        </w:rPr>
+        <w:t xml:space="preserve">, </w:t>
+      </w:r>
+      <w:r>
+        <w:rPr>
+          <w:rStyle w:val="DecValTok"/>
+        </w:rPr>
+        <w:t xml:space="preserve">2</w:t>
+      </w:r>
+      <w:r>
+        <w:rPr>
+          <w:rStyle w:val="NormalTok"/>
+        </w:rPr>
+        <w:t xml:space="preserve">, </w:t>
+      </w:r>
+      <w:r>
+        <w:rPr>
+          <w:rStyle w:val="DecValTok"/>
+        </w:rPr>
+        <w:t xml:space="preserve">3</w:t>
+      </w:r>
+      <w:r>
+        <w:rPr>
+          <w:rStyle w:val="NormalTok"/>
+        </w:rPr>
+        <w:t xml:space="preserve">, </w:t>
+      </w:r>
+      <w:r>
+        <w:rPr>
+          <w:rStyle w:val="DecValTok"/>
+        </w:rPr>
+        <w:t xml:space="preserve">4</w:t>
+      </w:r>
+      <w:r>
+        <w:rPr>
+          <w:rStyle w:val="NormalTok"/>
+        </w:rPr>
+        <w:t xml:space="preserve">, </w:t>
+      </w:r>
+      <w:r>
+        <w:rPr>
+          <w:rStyle w:val="DecValTok"/>
+        </w:rPr>
+        <w:t xml:space="preserve">5</w:t>
+      </w:r>
+      <w:r>
+        <w:rPr>
+          <w:rStyle w:val="NormalTok"/>
+        </w:rPr>
+        <w:t xml:space="preserve">, </w:t>
+      </w:r>
+      <w:r>
+        <w:rPr>
+          <w:rStyle w:val="DecValTok"/>
+        </w:rPr>
+        <w:t xml:space="preserve">6</w:t>
+      </w:r>
+      <w:r>
+        <w:rPr>
+          <w:rStyle w:val="NormalTok"/>
+        </w:rPr>
+        <w:t xml:space="preserve">]</w:t>
+      </w:r>
+      <w:r>
+        <w:br/>
+      </w:r>
+      <w:r>
+        <w:rPr>
+          <w:rStyle w:val="BuiltInTok"/>
+        </w:rPr>
+        <w:t xml:space="preserve">print</w:t>
+      </w:r>
+      <w:r>
+        <w:rPr>
+          <w:rStyle w:val="NormalTok"/>
+        </w:rPr>
+        <w:t xml:space="preserve">(</w:t>
+      </w:r>
+      <w:r>
+        <w:rPr>
+          <w:rStyle w:val="SpecialStringTok"/>
+        </w:rPr>
+        <w:t xml:space="preserve">f"Original list: </w:t>
+      </w:r>
+      <w:r>
+        <w:rPr>
+          <w:rStyle w:val="SpecialCharTok"/>
+        </w:rPr>
+        <w:t xml:space="preserve">{</w:t>
+      </w:r>
+      <w:r>
+        <w:rPr>
+          <w:rStyle w:val="NormalTok"/>
+        </w:rPr>
+        <w:t xml:space="preserve">original_numbers</w:t>
+      </w:r>
+      <w:r>
+        <w:rPr>
+          <w:rStyle w:val="SpecialCharTok"/>
+        </w:rPr>
+        <w:t xml:space="preserve">}</w:t>
+      </w:r>
+      <w:r>
+        <w:rPr>
+          <w:rStyle w:val="SpecialStringTok"/>
+        </w:rPr>
+        <w:t xml:space="preserve">"</w:t>
+      </w:r>
+      <w:r>
+        <w:rPr>
+          <w:rStyle w:val="NormalTok"/>
+        </w:rPr>
+        <w:t xml:space="preserve">)</w:t>
+      </w:r>
+      <w:r>
+        <w:br/>
+      </w:r>
+      <w:r>
+        <w:br/>
+      </w:r>
+      <w:r>
+        <w:rPr>
+          <w:rStyle w:val="NormalTok"/>
+        </w:rPr>
+        <w:t xml:space="preserve">shuffled_list </w:t>
+      </w:r>
+      <w:r>
+        <w:rPr>
+          <w:rStyle w:val="OperatorTok"/>
+        </w:rPr>
+        <w:t xml:space="preserve">=</w:t>
+      </w:r>
+      <w:r>
+        <w:rPr>
+          <w:rStyle w:val="NormalTok"/>
+        </w:rPr>
+        <w:t xml:space="preserve"> shuffle_copy(original_numbers)</w:t>
+      </w:r>
+      <w:r>
+        <w:br/>
+      </w:r>
+      <w:r>
+        <w:rPr>
+          <w:rStyle w:val="BuiltInTok"/>
+        </w:rPr>
+        <w:t xml:space="preserve">print</w:t>
+      </w:r>
+      <w:r>
+        <w:rPr>
+          <w:rStyle w:val="NormalTok"/>
+        </w:rPr>
+        <w:t xml:space="preserve">(</w:t>
+      </w:r>
+      <w:r>
+        <w:rPr>
+          <w:rStyle w:val="SpecialStringTok"/>
+        </w:rPr>
+        <w:t xml:space="preserve">f"Shuffled copy: </w:t>
+      </w:r>
+      <w:r>
+        <w:rPr>
+          <w:rStyle w:val="SpecialCharTok"/>
+        </w:rPr>
+        <w:t xml:space="preserve">{</w:t>
+      </w:r>
+      <w:r>
+        <w:rPr>
+          <w:rStyle w:val="NormalTok"/>
+        </w:rPr>
+        <w:t xml:space="preserve">shuffled_list</w:t>
+      </w:r>
+      <w:r>
+        <w:rPr>
+          <w:rStyle w:val="SpecialCharTok"/>
+        </w:rPr>
+        <w:t xml:space="preserve">}</w:t>
+      </w:r>
+      <w:r>
+        <w:rPr>
+          <w:rStyle w:val="SpecialStringTok"/>
+        </w:rPr>
+        <w:t xml:space="preserve">"</w:t>
+      </w:r>
+      <w:r>
+        <w:rPr>
+          <w:rStyle w:val="NormalTok"/>
+        </w:rPr>
+        <w:t xml:space="preserve">)</w:t>
+      </w:r>
+      <w:r>
+        <w:br/>
+      </w:r>
+      <w:r>
+        <w:br/>
+      </w:r>
+      <w:r>
+        <w:rPr>
+          <w:rStyle w:val="BuiltInTok"/>
+        </w:rPr>
+        <w:t xml:space="preserve">print</w:t>
+      </w:r>
+      <w:r>
+        <w:rPr>
+          <w:rStyle w:val="NormalTok"/>
+        </w:rPr>
+        <w:t xml:space="preserve">(</w:t>
+      </w:r>
+      <w:r>
+        <w:rPr>
+          <w:rStyle w:val="SpecialStringTok"/>
+        </w:rPr>
+        <w:t xml:space="preserve">f"Original list after function call: </w:t>
+      </w:r>
+      <w:r>
+        <w:rPr>
+          <w:rStyle w:val="SpecialCharTok"/>
+        </w:rPr>
+        <w:t xml:space="preserve">{</w:t>
+      </w:r>
+      <w:r>
+        <w:rPr>
+          <w:rStyle w:val="NormalTok"/>
+        </w:rPr>
+        <w:t xml:space="preserve">original_numbers</w:t>
+      </w:r>
+      <w:r>
+        <w:rPr>
+          <w:rStyle w:val="SpecialCharTok"/>
+        </w:rPr>
+        <w:t xml:space="preserve">}</w:t>
+      </w:r>
+      <w:r>
+        <w:rPr>
+          <w:rStyle w:val="SpecialStringTok"/>
+        </w:rPr>
+        <w:t xml:space="preserve">"</w:t>
+      </w:r>
+      <w:r>
+        <w:rPr>
+          <w:rStyle w:val="NormalTok"/>
+        </w:rPr>
+        <w:t xml:space="preserve">)</w:t>
       </w:r>
     </w:p>
     <w:p>
       <w:pPr>
-        <w:pStyle w:val="SourceCode"/>
-      </w:pPr>
-      <w:r>
-        <w:rPr>
-          <w:rStyle w:val="ImportTok"/>
-        </w:rPr>
-        <w:t xml:space="preserve">import</w:t>
-      </w:r>
-      <w:r>
-        <w:rPr>
-          <w:rStyle w:val="NormalTok"/>
-        </w:rPr>
-        <w:t xml:space="preserve"> random</w:t>
-      </w:r>
-      <w:r>
-        <w:br/>
-      </w:r>
-      <w:r>
-        <w:rPr>
-          <w:rStyle w:val="ImportTok"/>
-        </w:rPr>
-        <w:t xml:space="preserve">from</w:t>
-      </w:r>
-      <w:r>
-        <w:rPr>
-          <w:rStyle w:val="NormalTok"/>
-        </w:rPr>
-        <w:t xml:space="preserve"> typing </w:t>
-      </w:r>
-      <w:r>
-        <w:rPr>
-          <w:rStyle w:val="ImportTok"/>
-        </w:rPr>
-        <w:t xml:space="preserve">import</w:t>
-      </w:r>
-      <w:r>
-        <w:rPr>
-          <w:rStyle w:val="NormalTok"/>
-        </w:rPr>
-        <w:t xml:space="preserve"> List</w:t>
-      </w:r>
-      <w:r>
-        <w:br/>
-      </w:r>
-      <w:r>
-        <w:br/>
-      </w:r>
-      <w:r>
-        <w:rPr>
-          <w:rStyle w:val="CommentTok"/>
-        </w:rPr>
-        <w:t xml:space="preserve"># Assume shuffle_copy is defined as in the source code</w:t>
-      </w:r>
-      <w:r>
-        <w:br/>
-      </w:r>
-      <w:r>
-        <w:br/>
-      </w:r>
-      <w:r>
-        <w:rPr>
-          <w:rStyle w:val="CommentTok"/>
-        </w:rPr>
-        <w:t xml:space="preserve"># --- Example Usage ---</w:t>
-      </w:r>
-      <w:r>
-        <w:br/>
-      </w:r>
-      <w:r>
-        <w:rPr>
-          <w:rStyle w:val="NormalTok"/>
-        </w:rPr>
-        <w:t xml:space="preserve">original_numbers </w:t>
-      </w:r>
-      <w:r>
-        <w:rPr>
-          <w:rStyle w:val="OperatorTok"/>
-        </w:rPr>
-        <w:t xml:space="preserve">=</w:t>
-      </w:r>
-      <w:r>
-        <w:rPr>
-          <w:rStyle w:val="NormalTok"/>
-        </w:rPr>
-        <w:t xml:space="preserve"> [</w:t>
-      </w:r>
-      <w:r>
-        <w:rPr>
-          <w:rStyle w:val="DecValTok"/>
-        </w:rPr>
-        <w:t xml:space="preserve">1</w:t>
-      </w:r>
-      <w:r>
-        <w:rPr>
-          <w:rStyle w:val="NormalTok"/>
-        </w:rPr>
-        <w:t xml:space="preserve">, </w:t>
-      </w:r>
-      <w:r>
-        <w:rPr>
-          <w:rStyle w:val="DecValTok"/>
-        </w:rPr>
-        <w:t xml:space="preserve">2</w:t>
-      </w:r>
-      <w:r>
-        <w:rPr>
-          <w:rStyle w:val="NormalTok"/>
-        </w:rPr>
-        <w:t xml:space="preserve">, </w:t>
-      </w:r>
-      <w:r>
-        <w:rPr>
-          <w:rStyle w:val="DecValTok"/>
-        </w:rPr>
-        <w:t xml:space="preserve">3</w:t>
-      </w:r>
-      <w:r>
-        <w:rPr>
-          <w:rStyle w:val="NormalTok"/>
-        </w:rPr>
-        <w:t xml:space="preserve">, </w:t>
-      </w:r>
-      <w:r>
-        <w:rPr>
-          <w:rStyle w:val="DecValTok"/>
-        </w:rPr>
-        <w:t xml:space="preserve">4</w:t>
-      </w:r>
-      <w:r>
-        <w:rPr>
-          <w:rStyle w:val="NormalTok"/>
-        </w:rPr>
-        <w:t xml:space="preserve">, </w:t>
-      </w:r>
-      <w:r>
-        <w:rPr>
-          <w:rStyle w:val="DecValTok"/>
-        </w:rPr>
-        <w:t xml:space="preserve">5</w:t>
-      </w:r>
-      <w:r>
-        <w:rPr>
-          <w:rStyle w:val="NormalTok"/>
-        </w:rPr>
-        <w:t xml:space="preserve">, </w:t>
-      </w:r>
-      <w:r>
-        <w:rPr>
-          <w:rStyle w:val="DecValTok"/>
-        </w:rPr>
-        <w:t xml:space="preserve">6</w:t>
-      </w:r>
-      <w:r>
-        <w:rPr>
-          <w:rStyle w:val="NormalTok"/>
-        </w:rPr>
-        <w:t xml:space="preserve">, </w:t>
-      </w:r>
-      <w:r>
-        <w:rPr>
-          <w:rStyle w:val="DecValTok"/>
-        </w:rPr>
-        <w:t xml:space="preserve">7</w:t>
-      </w:r>
-      <w:r>
-        <w:rPr>
-          <w:rStyle w:val="NormalTok"/>
-        </w:rPr>
-        <w:t xml:space="preserve">]</w:t>
-      </w:r>
-      <w:r>
-        <w:br/>
-      </w:r>
-      <w:r>
-        <w:rPr>
-          <w:rStyle w:val="BuiltInTok"/>
-        </w:rPr>
-        <w:t xml:space="preserve">print</w:t>
-      </w:r>
-      <w:r>
-        <w:rPr>
-          <w:rStyle w:val="NormalTok"/>
-        </w:rPr>
-        <w:t xml:space="preserve">(</w:t>
-      </w:r>
-      <w:r>
-        <w:rPr>
-          <w:rStyle w:val="SpecialStringTok"/>
-        </w:rPr>
-        <w:t xml:space="preserve">f"Original list before calling function: </w:t>
-      </w:r>
-      <w:r>
-        <w:rPr>
-          <w:rStyle w:val="SpecialCharTok"/>
-        </w:rPr>
-        <w:t xml:space="preserve">{</w:t>
-      </w:r>
-      <w:r>
-        <w:rPr>
-          <w:rStyle w:val="NormalTok"/>
-        </w:rPr>
-        <w:t xml:space="preserve">original_numbers</w:t>
-      </w:r>
-      <w:r>
-        <w:rPr>
-          <w:rStyle w:val="SpecialCharTok"/>
-        </w:rPr>
-        <w:t xml:space="preserve">}</w:t>
-      </w:r>
-      <w:r>
-        <w:rPr>
-          <w:rStyle w:val="SpecialStringTok"/>
-        </w:rPr>
-        <w:t xml:space="preserve">"</w:t>
-      </w:r>
-      <w:r>
-        <w:rPr>
-          <w:rStyle w:val="NormalTok"/>
-        </w:rPr>
-        <w:t xml:space="preserve">)</w:t>
-      </w:r>
-      <w:r>
-        <w:br/>
-      </w:r>
-      <w:r>
-        <w:br/>
-      </w:r>
-      <w:r>
-        <w:rPr>
-          <w:rStyle w:val="CommentTok"/>
-        </w:rPr>
-        <w:t xml:space="preserve"># Get a shuffled copy of the list</w:t>
-      </w:r>
-      <w:r>
-        <w:br/>
-      </w:r>
-      <w:r>
-        <w:rPr>
-          <w:rStyle w:val="NormalTok"/>
-        </w:rPr>
-        <w:t xml:space="preserve">shuffled_version </w:t>
-      </w:r>
-      <w:r>
-        <w:rPr>
-          <w:rStyle w:val="OperatorTok"/>
-        </w:rPr>
-        <w:t xml:space="preserve">=</w:t>
-      </w:r>
-      <w:r>
-        <w:rPr>
-          <w:rStyle w:val="NormalTok"/>
-        </w:rPr>
-        <w:t xml:space="preserve"> shuffle_copy(original_numbers)</w:t>
-      </w:r>
-      <w:r>
-        <w:br/>
-      </w:r>
-      <w:r>
-        <w:br/>
-      </w:r>
-      <w:r>
-        <w:rPr>
-          <w:rStyle w:val="BuiltInTok"/>
-        </w:rPr>
-        <w:t xml:space="preserve">print</w:t>
-      </w:r>
-      <w:r>
-        <w:rPr>
-          <w:rStyle w:val="NormalTok"/>
-        </w:rPr>
-        <w:t xml:space="preserve">(</w:t>
-      </w:r>
-      <w:r>
-        <w:rPr>
-          <w:rStyle w:val="SpecialStringTok"/>
-        </w:rPr>
-        <w:t xml:space="preserve">f"Original list after calling function: </w:t>
-      </w:r>
-      <w:r>
-        <w:rPr>
-          <w:rStyle w:val="SpecialCharTok"/>
-        </w:rPr>
-        <w:t xml:space="preserve">{</w:t>
-      </w:r>
-      <w:r>
-        <w:rPr>
-          <w:rStyle w:val="NormalTok"/>
-        </w:rPr>
-        <w:t xml:space="preserve">original_numbers</w:t>
-      </w:r>
-      <w:r>
-        <w:rPr>
-          <w:rStyle w:val="SpecialCharTok"/>
-        </w:rPr>
-        <w:t xml:space="preserve">}</w:t>
-      </w:r>
-      <w:r>
-        <w:rPr>
-          <w:rStyle w:val="SpecialStringTok"/>
-        </w:rPr>
-        <w:t xml:space="preserve">"</w:t>
-      </w:r>
-      <w:r>
-        <w:rPr>
-          <w:rStyle w:val="NormalTok"/>
-        </w:rPr>
-        <w:t xml:space="preserve">)</w:t>
-      </w:r>
-      <w:r>
-        <w:br/>
-      </w:r>
-      <w:r>
-        <w:rPr>
-          <w:rStyle w:val="BuiltInTok"/>
-        </w:rPr>
-        <w:t xml:space="preserve">print</w:t>
-      </w:r>
-      <w:r>
-        <w:rPr>
-          <w:rStyle w:val="NormalTok"/>
-        </w:rPr>
-        <w:t xml:space="preserve">(</w:t>
-      </w:r>
-      <w:r>
-        <w:rPr>
-          <w:rStyle w:val="SpecialStringTok"/>
-        </w:rPr>
-        <w:t xml:space="preserve">f"Returned shuffled list: </w:t>
-      </w:r>
-      <w:r>
-        <w:rPr>
-          <w:rStyle w:val="SpecialCharTok"/>
-        </w:rPr>
-        <w:t xml:space="preserve">{</w:t>
-      </w:r>
-      <w:r>
-        <w:rPr>
-          <w:rStyle w:val="NormalTok"/>
-        </w:rPr>
-        <w:t xml:space="preserve">shuffled_version</w:t>
-      </w:r>
-      <w:r>
-        <w:rPr>
-          <w:rStyle w:val="SpecialCharTok"/>
-        </w:rPr>
-        <w:t xml:space="preserve">}</w:t>
-      </w:r>
-      <w:r>
-        <w:rPr>
-          <w:rStyle w:val="SpecialStringTok"/>
-        </w:rPr>
-        <w:t xml:space="preserve">"</w:t>
-      </w:r>
-      <w:r>
-        <w:rPr>
-          <w:rStyle w:val="NormalTok"/>
-        </w:rPr>
-        <w:t xml:space="preserve">)</w:t>
+        <w:pStyle w:val="FirstParagraph"/>
+      </w:pPr>
+      <w:r>
+        <w:rPr>
+          <w:b/>
+          <w:bCs/>
+        </w:rPr>
+        <w:t xml:space="preserve">Output:</w:t>
       </w:r>
     </w:p>
     <w:p>
       <w:pPr>
-        <w:pStyle w:val="FirstParagraph"/>
-      </w:pPr>
-      <w:r>
-        <w:rPr>
-          <w:b/>
-          <w:bCs/>
-        </w:rPr>
-        <w:t xml:space="preserve">Output:</w:t>
+        <w:pStyle w:val="SourceCode"/>
+      </w:pPr>
+      <w:r>
+        <w:rPr>
+          <w:rStyle w:val="VerbatimChar"/>
+        </w:rPr>
+        <w:t xml:space="preserve">Original list: [1, 2, 3, 4, 5, 6]</w:t>
+      </w:r>
+      <w:r>
+        <w:br/>
+      </w:r>
+      <w:r>
+        <w:rPr>
+          <w:rStyle w:val="VerbatimChar"/>
+        </w:rPr>
+        <w:t xml:space="preserve">Shuffled copy: [4, 1, 6, 3, 5, 2]</w:t>
+      </w:r>
+      <w:r>
+        <w:br/>
+      </w:r>
+      <w:r>
+        <w:rPr>
+          <w:rStyle w:val="VerbatimChar"/>
+        </w:rPr>
+        <w:t xml:space="preserve">Original list after function call: [1, 2, 3, 4, 5, 6]</w:t>
       </w:r>
     </w:p>
     <w:p>
       <w:pPr>
-        <w:pStyle w:val="SourceCode"/>
-      </w:pPr>
-      <w:r>
-        <w:rPr>
-          <w:rStyle w:val="VerbatimChar"/>
-        </w:rPr>
-        <w:t xml:space="preserve">Original list before calling function: [1, 2, 3, 4, 5, 6, 7]</w:t>
-      </w:r>
-      <w:r>
-        <w:br/>
-      </w:r>
-      <w:r>
-        <w:rPr>
-          <w:rStyle w:val="VerbatimChar"/>
-        </w:rPr>
-        <w:t xml:space="preserve">Original list after calling function: [1, 2, 3, 4, 5, 6, 7]</w:t>
-      </w:r>
-      <w:r>
-        <w:br/>
-      </w:r>
-      <w:r>
-        <w:rPr>
-          <w:rStyle w:val="VerbatimChar"/>
-        </w:rPr>
-        <w:t xml:space="preserve">Returned shuffled list: [4, 1, 7, 5, 2, 6, 3]</w:t>
-      </w:r>
-    </w:p>
-    <w:p>
-      <w:pPr>
         <w:pStyle w:val="FirstParagraph"/>
       </w:pPr>
       <w:r>
@@ -2000,7 +2206,7 @@
           <w:i/>
           <w:iCs/>
         </w:rPr>
-        <w:t xml:space="preserve">(Note: The order of elements in the</w:t>
+        <w:t xml:space="preserve">(Note: The order of elements in</w:t>
       </w:r>
       <w:r>
         <w:rPr>
@@ -2011,11 +2217,10 @@
       </w:r>
       <w:r>
         <w:rPr>
-          <w:rStyle w:val="VerbatimChar"/>
           <w:i/>
           <w:iCs/>
         </w:rPr>
-        <w:t xml:space="preserve">Returned shuffled list</w:t>
+        <w:t xml:space="preserve">“Shuffled copy”</w:t>
       </w:r>
       <w:r>
         <w:rPr>
@@ -2029,7 +2234,7 @@
           <w:i/>
           <w:iCs/>
         </w:rPr>
-        <w:t xml:space="preserve">will vary with each execution.)</w:t>
+        <w:t xml:space="preserve">will vary with each execution due to its random nature.)</w:t>
       </w:r>
     </w:p>
     <w:p>
@@ -2545,6 +2750,12 @@
     <w:abstractNumId w:val="991"/>
   </w:num>
   <w:num w:numId="1002">
+    <w:abstractNumId w:val="991"/>
+  </w:num>
+  <w:num w:numId="1003">
+    <w:abstractNumId w:val="991"/>
+  </w:num>
+  <w:num w:numId="1004">
     <w:abstractNumId w:val="99411"/>
     <w:lvlOverride w:ilvl="0">
       <w:startOverride w:val="1"/>
@@ -2574,43 +2785,7 @@
       <w:startOverride w:val="1"/>
     </w:lvlOverride>
   </w:num>
-  <w:num w:numId="1003">
-    <w:abstractNumId w:val="991"/>
-  </w:num>
-  <w:num w:numId="1004">
-    <w:abstractNumId w:val="991"/>
-  </w:num>
   <w:num w:numId="1005">
-    <w:abstractNumId w:val="99411"/>
-    <w:lvlOverride w:ilvl="0">
-      <w:startOverride w:val="1"/>
-    </w:lvlOverride>
-    <w:lvlOverride w:ilvl="1">
-      <w:startOverride w:val="1"/>
-    </w:lvlOverride>
-    <w:lvlOverride w:ilvl="2">
-      <w:startOverride w:val="1"/>
-    </w:lvlOverride>
-    <w:lvlOverride w:ilvl="3">
-      <w:startOverride w:val="1"/>
-    </w:lvlOverride>
-    <w:lvlOverride w:ilvl="4">
-      <w:startOverride w:val="1"/>
-    </w:lvlOverride>
-    <w:lvlOverride w:ilvl="5">
-      <w:startOverride w:val="1"/>
-    </w:lvlOverride>
-    <w:lvlOverride w:ilvl="6">
-      <w:startOverride w:val="1"/>
-    </w:lvlOverride>
-    <w:lvlOverride w:ilvl="7">
-      <w:startOverride w:val="1"/>
-    </w:lvlOverride>
-    <w:lvlOverride w:ilvl="8">
-      <w:startOverride w:val="1"/>
-    </w:lvlOverride>
-  </w:num>
-  <w:num w:numId="1006">
     <w:abstractNumId w:val="991"/>
   </w:num>
 </w:numbering>

--- a/random_module_two.docx
+++ b/random_module_two.docx
@@ -47,7 +47,7 @@
       </w:r>
     </w:p>
     <w:bookmarkEnd w:id="9"/>
-    <w:bookmarkStart w:id="16" w:name="function-choose_random_itemitems-liststr"/>
+    <w:bookmarkStart w:id="16" w:name="X53e71d88908f784130cb3998f0ce078d9acc5f7"/>
     <w:p>
       <w:pPr>
         <w:pStyle w:val="Heading1"/>
@@ -62,7 +62,7 @@
         <w:tab/>
       </w:r>
       <w:r>
-        <w:t xml:space="preserve">Function: choose_random_item(items: List[str])</w:t>
+        <w:t xml:space="preserve">Function: choose_random_item(items: List[str]) -&gt; str</w:t>
       </w:r>
     </w:p>
     <w:bookmarkStart w:id="10" w:name="overview"/>
@@ -103,7 +103,7 @@
         <w:t xml:space="preserve"> </w:t>
       </w:r>
       <w:r>
-        <w:t xml:space="preserve">function selects and returns a single random item from a given list of strings.</w:t>
+        <w:t xml:space="preserve">function selects and returns a single, uniformly random string from a provided list of strings.</w:t>
       </w:r>
     </w:p>
     <w:bookmarkEnd w:id="10"/>
@@ -140,22 +140,19 @@
         <w:t xml:space="preserve">items</w:t>
       </w:r>
       <w:r>
-        <w:t xml:space="preserve">:</w:t>
-      </w:r>
-      <w:r>
         <w:t xml:space="preserve"> </w:t>
       </w:r>
       <w:r>
+        <w:t xml:space="preserve">(</w:t>
+      </w:r>
+      <w:r>
         <w:rPr>
           <w:rStyle w:val="VerbatimChar"/>
         </w:rPr>
         <w:t xml:space="preserve">List[str]</w:t>
       </w:r>
       <w:r>
-        <w:t xml:space="preserve"> </w:t>
-      </w:r>
-      <w:r>
-        <w:t xml:space="preserve">- A list of strings from which a single item will be randomly selected.</w:t>
+        <w:t xml:space="preserve">): A list of strings from which to choose a random item. This list must not be empty.</w:t>
       </w:r>
     </w:p>
     <w:bookmarkEnd w:id="11"/>
@@ -182,7 +179,7 @@
         <w:pStyle w:val="FirstParagraph"/>
       </w:pPr>
       <w:r>
-        <w:t xml:space="preserve">This function provides a simple way to get a random element from a list. The core logic is built around Python’s standard</w:t>
+        <w:t xml:space="preserve">This function is designed to safely select one random element from a list. It first performs a validation check to ensure the input list</w:t>
       </w:r>
       <w:r>
         <w:t xml:space="preserve"> </w:t>
@@ -191,13 +188,52 @@
         <w:rPr>
           <w:rStyle w:val="VerbatimChar"/>
         </w:rPr>
-        <w:t xml:space="preserve">random</w:t>
+        <w:t xml:space="preserve">items</w:t>
       </w:r>
       <w:r>
         <w:t xml:space="preserve"> </w:t>
       </w:r>
       <w:r>
-        <w:t xml:space="preserve">module.</w:t>
+        <w:t xml:space="preserve">is not empty. If the list is found to be empty using the</w:t>
+      </w:r>
+      <w:r>
+        <w:t xml:space="preserve"> </w:t>
+      </w:r>
+      <w:r>
+        <w:rPr>
+          <w:rStyle w:val="VerbatimChar"/>
+        </w:rPr>
+        <w:t xml:space="preserve">if not items:</w:t>
+      </w:r>
+      <w:r>
+        <w:t xml:space="preserve"> </w:t>
+      </w:r>
+      <w:r>
+        <w:t xml:space="preserve">condition, the function immediately stops execution and raises a</w:t>
+      </w:r>
+      <w:r>
+        <w:t xml:space="preserve"> </w:t>
+      </w:r>
+      <w:r>
+        <w:rPr>
+          <w:rStyle w:val="VerbatimChar"/>
+        </w:rPr>
+        <w:t xml:space="preserve">ValueError</w:t>
+      </w:r>
+      <w:r>
+        <w:t xml:space="preserve"> </w:t>
+      </w:r>
+      <w:r>
+        <w:t xml:space="preserve">with the message</w:t>
+      </w:r>
+      <w:r>
+        <w:t xml:space="preserve"> </w:t>
+      </w:r>
+      <w:r>
+        <w:t xml:space="preserve">“items must not be empty”</w:t>
+      </w:r>
+      <w:r>
+        <w:t xml:space="preserve">. This prevents errors that would occur when trying to choose from an empty collection.</w:t>
       </w:r>
     </w:p>
     <w:p>
@@ -205,7 +241,7 @@
         <w:pStyle w:val="BodyText"/>
       </w:pPr>
       <w:r>
-        <w:t xml:space="preserve">First, the function validates the input</w:t>
+        <w:t xml:space="preserve">If the list is valid (i.e., contains at least one item), the function then utilizes</w:t>
       </w:r>
       <w:r>
         <w:t xml:space="preserve"> </w:t>
@@ -214,13 +250,13 @@
         <w:rPr>
           <w:rStyle w:val="VerbatimChar"/>
         </w:rPr>
-        <w:t xml:space="preserve">items</w:t>
+        <w:t xml:space="preserve">random.choice(items)</w:t>
       </w:r>
       <w:r>
         <w:t xml:space="preserve"> </w:t>
       </w:r>
       <w:r>
-        <w:t xml:space="preserve">list. It checks if the list is empty using the condition</w:t>
+        <w:t xml:space="preserve">to perform the selection. The</w:t>
       </w:r>
       <w:r>
         <w:t xml:space="preserve"> </w:t>
@@ -229,99 +265,28 @@
         <w:rPr>
           <w:rStyle w:val="VerbatimChar"/>
         </w:rPr>
-        <w:t xml:space="preserve">if not items:</w:t>
-      </w:r>
-      <w:r>
-        <w:t xml:space="preserve">. If the list is found to be empty, the function immediately stops execution and raises a</w:t>
+        <w:t xml:space="preserve">random.choice()</w:t>
       </w:r>
       <w:r>
         <w:t xml:space="preserve"> </w:t>
       </w:r>
       <w:r>
+        <w:t xml:space="preserve">method, from Python’s</w:t>
+      </w:r>
+      <w:r>
+        <w:t xml:space="preserve"> </w:t>
+      </w:r>
+      <w:r>
         <w:rPr>
           <w:rStyle w:val="VerbatimChar"/>
         </w:rPr>
-        <w:t xml:space="preserve">ValueError</w:t>
+        <w:t xml:space="preserve">random</w:t>
       </w:r>
       <w:r>
         <w:t xml:space="preserve"> </w:t>
       </w:r>
       <w:r>
-        <w:t xml:space="preserve">with the message</w:t>
-      </w:r>
-      <w:r>
-        <w:t xml:space="preserve"> </w:t>
-      </w:r>
-      <w:r>
-        <w:t xml:space="preserve">“items must not be empty”</w:t>
-      </w:r>
-      <w:r>
-        <w:t xml:space="preserve">. This check is crucial to prevent errors from the underlying</w:t>
-      </w:r>
-      <w:r>
-        <w:t xml:space="preserve"> </w:t>
-      </w:r>
-      <w:r>
-        <w:rPr>
-          <w:rStyle w:val="VerbatimChar"/>
-        </w:rPr>
-        <w:t xml:space="preserve">random.choice</w:t>
-      </w:r>
-      <w:r>
-        <w:t xml:space="preserve"> </w:t>
-      </w:r>
-      <w:r>
-        <w:t xml:space="preserve">function, which cannot operate on an empty sequence.</w:t>
-      </w:r>
-    </w:p>
-    <w:p>
-      <w:pPr>
-        <w:pStyle w:val="BodyText"/>
-      </w:pPr>
-      <w:r>
-        <w:t xml:space="preserve">If the list is not empty, the function proceeds to call</w:t>
-      </w:r>
-      <w:r>
-        <w:t xml:space="preserve"> </w:t>
-      </w:r>
-      <w:r>
-        <w:rPr>
-          <w:rStyle w:val="VerbatimChar"/>
-        </w:rPr>
-        <w:t xml:space="preserve">random.choice(items)</w:t>
-      </w:r>
-      <w:r>
-        <w:t xml:space="preserve">. This method from the</w:t>
-      </w:r>
-      <w:r>
-        <w:t xml:space="preserve"> </w:t>
-      </w:r>
-      <w:r>
-        <w:rPr>
-          <w:rStyle w:val="VerbatimChar"/>
-        </w:rPr>
-        <w:t xml:space="preserve">random</w:t>
-      </w:r>
-      <w:r>
-        <w:t xml:space="preserve"> </w:t>
-      </w:r>
-      <w:r>
-        <w:t xml:space="preserve">library takes a non-empty sequence as an argument and returns a single item chosen uniformly at random. The selected string is then returned as the result of the</w:t>
-      </w:r>
-      <w:r>
-        <w:t xml:space="preserve"> </w:t>
-      </w:r>
-      <w:r>
-        <w:rPr>
-          <w:rStyle w:val="VerbatimChar"/>
-        </w:rPr>
-        <w:t xml:space="preserve">choose_random_item</w:t>
-      </w:r>
-      <w:r>
-        <w:t xml:space="preserve"> </w:t>
-      </w:r>
-      <w:r>
-        <w:t xml:space="preserve">function.</w:t>
+        <w:t xml:space="preserve">module, returns a single item chosen uniformly at random from the input sequence.</w:t>
       </w:r>
     </w:p>
     <w:p>
@@ -332,61 +297,22 @@
         <w:rPr>
           <w:rStyle w:val="CommentTok"/>
         </w:rPr>
-        <w:t xml:space="preserve"># Internal logic for choosing an item</w:t>
+        <w:t xml:space="preserve"># Internal logic for a non-empty list</w:t>
       </w:r>
       <w:r>
         <w:br/>
       </w:r>
       <w:r>
         <w:rPr>
-          <w:rStyle w:val="ImportTok"/>
-        </w:rPr>
-        <w:t xml:space="preserve">import</w:t>
+          <w:rStyle w:val="ControlFlowTok"/>
+        </w:rPr>
+        <w:t xml:space="preserve">return</w:t>
       </w:r>
       <w:r>
         <w:rPr>
           <w:rStyle w:val="NormalTok"/>
         </w:rPr>
-        <w:t xml:space="preserve"> random</w:t>
-      </w:r>
-      <w:r>
-        <w:br/>
-      </w:r>
-      <w:r>
-        <w:rPr>
-          <w:rStyle w:val="CommentTok"/>
-        </w:rPr>
-        <w:t xml:space="preserve"># Assuming items = ['apple', 'banana', 'cherry']</w:t>
-      </w:r>
-      <w:r>
-        <w:br/>
-      </w:r>
-      <w:r>
-        <w:rPr>
-          <w:rStyle w:val="NormalTok"/>
-        </w:rPr>
-        <w:t xml:space="preserve">chosen_item </w:t>
-      </w:r>
-      <w:r>
-        <w:rPr>
-          <w:rStyle w:val="OperatorTok"/>
-        </w:rPr>
-        <w:t xml:space="preserve">=</w:t>
-      </w:r>
-      <w:r>
-        <w:rPr>
-          <w:rStyle w:val="NormalTok"/>
-        </w:rPr>
         <w:t xml:space="preserve"> random.choice(items)</w:t>
-      </w:r>
-      <w:r>
-        <w:br/>
-      </w:r>
-      <w:r>
-        <w:rPr>
-          <w:rStyle w:val="CommentTok"/>
-        </w:rPr>
-        <w:t xml:space="preserve"># chosen_item will be one of 'apple', 'banana', or 'cherry'</w:t>
       </w:r>
     </w:p>
     <w:bookmarkEnd w:id="12"/>
@@ -432,7 +358,7 @@
         <w:t xml:space="preserve"> </w:t>
       </w:r>
       <w:r>
-        <w:t xml:space="preserve">must not be empty. Providing an empty list will result in a</w:t>
+        <w:t xml:space="preserve">must contain at least one element. Providing an empty list will result in a</w:t>
       </w:r>
       <w:r>
         <w:t xml:space="preserve"> </w:t>
@@ -471,7 +397,22 @@
         <w:t xml:space="preserve"> </w:t>
       </w:r>
       <w:r>
-        <w:t xml:space="preserve">module. Ensure it is imported in the script where this function is called.</w:t>
+        <w:t xml:space="preserve">module. Ensure it is imported in the scope where</w:t>
+      </w:r>
+      <w:r>
+        <w:t xml:space="preserve"> </w:t>
+      </w:r>
+      <w:r>
+        <w:rPr>
+          <w:rStyle w:val="VerbatimChar"/>
+        </w:rPr>
+        <w:t xml:space="preserve">choose_random_item</w:t>
+      </w:r>
+      <w:r>
+        <w:t xml:space="preserve"> </w:t>
+      </w:r>
+      <w:r>
+        <w:t xml:space="preserve">is defined.</w:t>
       </w:r>
     </w:p>
     <w:p>
@@ -483,7 +424,7 @@
         </w:numPr>
       </w:pPr>
       <w:r>
-        <w:t xml:space="preserve">The selection is uniformly random, meaning every item in the list has an equal probability of being chosen.</w:t>
+        <w:t xml:space="preserve">Each item in the list has an equal probability of being selected.</w:t>
       </w:r>
     </w:p>
     <w:p>
@@ -498,7 +439,7 @@
         <w:t xml:space="preserve">Output Example</w:t>
       </w:r>
       <w:r>
-        <w:t xml:space="preserve">: A single string from the input list. For an input list</w:t>
+        <w:t xml:space="preserve">: For an input of</w:t>
       </w:r>
       <w:r>
         <w:t xml:space="preserve"> </w:t>
@@ -507,7 +448,7 @@
         <w:rPr>
           <w:rStyle w:val="VerbatimChar"/>
         </w:rPr>
-        <w:t xml:space="preserve">['apple', 'banana', 'cherry']</w:t>
+        <w:t xml:space="preserve">['red', 'green', 'blue']</w:t>
       </w:r>
       <w:r>
         <w:t xml:space="preserve">, a possible output is</w:t>
@@ -519,10 +460,10 @@
         <w:rPr>
           <w:rStyle w:val="VerbatimChar"/>
         </w:rPr>
-        <w:t xml:space="preserve">'banana'</w:t>
-      </w:r>
-      <w:r>
-        <w:t xml:space="preserve">.</w:t>
+        <w:t xml:space="preserve">'green'</w:t>
+      </w:r>
+      <w:r>
+        <w:t xml:space="preserve">. The actual output will be one of the strings from the list, chosen randomly.</w:t>
       </w:r>
     </w:p>
     <w:bookmarkEnd w:id="13"/>
@@ -595,6 +536,15 @@
       </w:r>
       <w:r>
         <w:rPr>
+          <w:rStyle w:val="CommentTok"/>
+        </w:rPr>
+        <w:t xml:space="preserve"># Definition of the function</w:t>
+      </w:r>
+      <w:r>
+        <w:br/>
+      </w:r>
+      <w:r>
+        <w:rPr>
           <w:rStyle w:val="KeywordTok"/>
         </w:rPr>
         <w:t xml:space="preserve">def</w:t>
@@ -765,7 +715,7 @@
         <w:rPr>
           <w:rStyle w:val="CommentTok"/>
         </w:rPr>
-        <w:t xml:space="preserve"># Example usage</w:t>
+        <w:t xml:space="preserve"># Example 1: Choosing from a populated list</w:t>
       </w:r>
       <w:r>
         <w:br/>
@@ -774,7 +724,7 @@
         <w:rPr>
           <w:rStyle w:val="NormalTok"/>
         </w:rPr>
-        <w:t xml:space="preserve">fruits </w:t>
+        <w:t xml:space="preserve">options </w:t>
       </w:r>
       <w:r>
         <w:rPr>
@@ -834,28 +784,115 @@
         <w:rPr>
           <w:rStyle w:val="NormalTok"/>
         </w:rPr>
-        <w:t xml:space="preserve">, </w:t>
-      </w:r>
-      <w:r>
-        <w:rPr>
-          <w:rStyle w:val="StringTok"/>
-        </w:rPr>
-        <w:t xml:space="preserve">"elderberry"</w:t>
+        <w:t xml:space="preserve">]</w:t>
+      </w:r>
+      <w:r>
+        <w:br/>
       </w:r>
       <w:r>
         <w:rPr>
           <w:rStyle w:val="NormalTok"/>
         </w:rPr>
-        <w:t xml:space="preserve">]</w:t>
+        <w:t xml:space="preserve">random_selection </w:t>
+      </w:r>
+      <w:r>
+        <w:rPr>
+          <w:rStyle w:val="OperatorTok"/>
+        </w:rPr>
+        <w:t xml:space="preserve">=</w:t>
+      </w:r>
+      <w:r>
+        <w:rPr>
+          <w:rStyle w:val="NormalTok"/>
+        </w:rPr>
+        <w:t xml:space="preserve"> choose_random_item(options)</w:t>
       </w:r>
       <w:r>
         <w:br/>
       </w:r>
       <w:r>
         <w:rPr>
+          <w:rStyle w:val="BuiltInTok"/>
+        </w:rPr>
+        <w:t xml:space="preserve">print</w:t>
+      </w:r>
+      <w:r>
+        <w:rPr>
           <w:rStyle w:val="NormalTok"/>
         </w:rPr>
-        <w:t xml:space="preserve">random_fruit </w:t>
+        <w:t xml:space="preserve">(</w:t>
+      </w:r>
+      <w:r>
+        <w:rPr>
+          <w:rStyle w:val="SpecialStringTok"/>
+        </w:rPr>
+        <w:t xml:space="preserve">f"Randomly selected item: </w:t>
+      </w:r>
+      <w:r>
+        <w:rPr>
+          <w:rStyle w:val="SpecialCharTok"/>
+        </w:rPr>
+        <w:t xml:space="preserve">{</w:t>
+      </w:r>
+      <w:r>
+        <w:rPr>
+          <w:rStyle w:val="NormalTok"/>
+        </w:rPr>
+        <w:t xml:space="preserve">random_selection</w:t>
+      </w:r>
+      <w:r>
+        <w:rPr>
+          <w:rStyle w:val="SpecialCharTok"/>
+        </w:rPr>
+        <w:t xml:space="preserve">}</w:t>
+      </w:r>
+      <w:r>
+        <w:rPr>
+          <w:rStyle w:val="SpecialStringTok"/>
+        </w:rPr>
+        <w:t xml:space="preserve">"</w:t>
+      </w:r>
+      <w:r>
+        <w:rPr>
+          <w:rStyle w:val="NormalTok"/>
+        </w:rPr>
+        <w:t xml:space="preserve">)</w:t>
+      </w:r>
+      <w:r>
+        <w:br/>
+      </w:r>
+      <w:r>
+        <w:br/>
+      </w:r>
+      <w:r>
+        <w:rPr>
+          <w:rStyle w:val="CommentTok"/>
+        </w:rPr>
+        <w:t xml:space="preserve"># Example 2: Attempting to choose from an empty list</w:t>
+      </w:r>
+      <w:r>
+        <w:br/>
+      </w:r>
+      <w:r>
+        <w:rPr>
+          <w:rStyle w:val="ControlFlowTok"/>
+        </w:rPr>
+        <w:t xml:space="preserve">try</w:t>
+      </w:r>
+      <w:r>
+        <w:rPr>
+          <w:rStyle w:val="NormalTok"/>
+        </w:rPr>
+        <w:t xml:space="preserve">:</w:t>
+      </w:r>
+      <w:r>
+        <w:br/>
+      </w:r>
+      <w:r>
+        <w:rPr>
+          <w:rStyle w:val="NormalTok"/>
+        </w:rPr>
+        <w:t xml:space="preserve">    empty_list </w:t>
       </w:r>
       <w:r>
         <w:rPr>
@@ -867,13 +904,67 @@
         <w:rPr>
           <w:rStyle w:val="NormalTok"/>
         </w:rPr>
-        <w:t xml:space="preserve"> choose_random_item(fruits)</w:t>
+        <w:t xml:space="preserve"> []</w:t>
       </w:r>
       <w:r>
         <w:br/>
       </w:r>
       <w:r>
         <w:rPr>
+          <w:rStyle w:val="NormalTok"/>
+        </w:rPr>
+        <w:t xml:space="preserve">    choose_random_item(empty_list)</w:t>
+      </w:r>
+      <w:r>
+        <w:br/>
+      </w:r>
+      <w:r>
+        <w:rPr>
+          <w:rStyle w:val="ControlFlowTok"/>
+        </w:rPr>
+        <w:t xml:space="preserve">except</w:t>
+      </w:r>
+      <w:r>
+        <w:rPr>
+          <w:rStyle w:val="NormalTok"/>
+        </w:rPr>
+        <w:t xml:space="preserve"> </w:t>
+      </w:r>
+      <w:r>
+        <w:rPr>
+          <w:rStyle w:val="PreprocessorTok"/>
+        </w:rPr>
+        <w:t xml:space="preserve">ValueError</w:t>
+      </w:r>
+      <w:r>
+        <w:rPr>
+          <w:rStyle w:val="NormalTok"/>
+        </w:rPr>
+        <w:t xml:space="preserve"> </w:t>
+      </w:r>
+      <w:r>
+        <w:rPr>
+          <w:rStyle w:val="ImportTok"/>
+        </w:rPr>
+        <w:t xml:space="preserve">as</w:t>
+      </w:r>
+      <w:r>
+        <w:rPr>
+          <w:rStyle w:val="NormalTok"/>
+        </w:rPr>
+        <w:t xml:space="preserve"> e:</w:t>
+      </w:r>
+      <w:r>
+        <w:br/>
+      </w:r>
+      <w:r>
+        <w:rPr>
+          <w:rStyle w:val="NormalTok"/>
+        </w:rPr>
+        <w:t xml:space="preserve">    </w:t>
+      </w:r>
+      <w:r>
+        <w:rPr>
           <w:rStyle w:val="BuiltInTok"/>
         </w:rPr>
         <w:t xml:space="preserve">print</w:t>
@@ -888,139 +979,7 @@
         <w:rPr>
           <w:rStyle w:val="SpecialStringTok"/>
         </w:rPr>
-        <w:t xml:space="preserve">f"The randomly chosen fruit is: </w:t>
-      </w:r>
-      <w:r>
-        <w:rPr>
-          <w:rStyle w:val="SpecialCharTok"/>
-        </w:rPr>
-        <w:t xml:space="preserve">{</w:t>
-      </w:r>
-      <w:r>
-        <w:rPr>
-          <w:rStyle w:val="NormalTok"/>
-        </w:rPr>
-        <w:t xml:space="preserve">random_fruit</w:t>
-      </w:r>
-      <w:r>
-        <w:rPr>
-          <w:rStyle w:val="SpecialCharTok"/>
-        </w:rPr>
-        <w:t xml:space="preserve">}</w:t>
-      </w:r>
-      <w:r>
-        <w:rPr>
-          <w:rStyle w:val="SpecialStringTok"/>
-        </w:rPr>
-        <w:t xml:space="preserve">"</w:t>
-      </w:r>
-      <w:r>
-        <w:rPr>
-          <w:rStyle w:val="NormalTok"/>
-        </w:rPr>
-        <w:t xml:space="preserve">)</w:t>
-      </w:r>
-      <w:r>
-        <w:br/>
-      </w:r>
-      <w:r>
-        <w:br/>
-      </w:r>
-      <w:r>
-        <w:rPr>
-          <w:rStyle w:val="CommentTok"/>
-        </w:rPr>
-        <w:t xml:space="preserve"># Example of error handling</w:t>
-      </w:r>
-      <w:r>
-        <w:br/>
-      </w:r>
-      <w:r>
-        <w:rPr>
-          <w:rStyle w:val="ControlFlowTok"/>
-        </w:rPr>
-        <w:t xml:space="preserve">try</w:t>
-      </w:r>
-      <w:r>
-        <w:rPr>
-          <w:rStyle w:val="NormalTok"/>
-        </w:rPr>
-        <w:t xml:space="preserve">:</w:t>
-      </w:r>
-      <w:r>
-        <w:br/>
-      </w:r>
-      <w:r>
-        <w:rPr>
-          <w:rStyle w:val="NormalTok"/>
-        </w:rPr>
-        <w:t xml:space="preserve">    choose_random_item([])</w:t>
-      </w:r>
-      <w:r>
-        <w:br/>
-      </w:r>
-      <w:r>
-        <w:rPr>
-          <w:rStyle w:val="ControlFlowTok"/>
-        </w:rPr>
-        <w:t xml:space="preserve">except</w:t>
-      </w:r>
-      <w:r>
-        <w:rPr>
-          <w:rStyle w:val="NormalTok"/>
-        </w:rPr>
-        <w:t xml:space="preserve"> </w:t>
-      </w:r>
-      <w:r>
-        <w:rPr>
-          <w:rStyle w:val="PreprocessorTok"/>
-        </w:rPr>
-        <w:t xml:space="preserve">ValueError</w:t>
-      </w:r>
-      <w:r>
-        <w:rPr>
-          <w:rStyle w:val="NormalTok"/>
-        </w:rPr>
-        <w:t xml:space="preserve"> </w:t>
-      </w:r>
-      <w:r>
-        <w:rPr>
-          <w:rStyle w:val="ImportTok"/>
-        </w:rPr>
-        <w:t xml:space="preserve">as</w:t>
-      </w:r>
-      <w:r>
-        <w:rPr>
-          <w:rStyle w:val="NormalTok"/>
-        </w:rPr>
-        <w:t xml:space="preserve"> e:</w:t>
-      </w:r>
-      <w:r>
-        <w:br/>
-      </w:r>
-      <w:r>
-        <w:rPr>
-          <w:rStyle w:val="NormalTok"/>
-        </w:rPr>
-        <w:t xml:space="preserve">    </w:t>
-      </w:r>
-      <w:r>
-        <w:rPr>
-          <w:rStyle w:val="BuiltInTok"/>
-        </w:rPr>
-        <w:t xml:space="preserve">print</w:t>
-      </w:r>
-      <w:r>
-        <w:rPr>
-          <w:rStyle w:val="NormalTok"/>
-        </w:rPr>
-        <w:t xml:space="preserve">(</w:t>
-      </w:r>
-      <w:r>
-        <w:rPr>
-          <w:rStyle w:val="SpecialStringTok"/>
-        </w:rPr>
-        <w:t xml:space="preserve">f"Error: </w:t>
+        <w:t xml:space="preserve">f"Caught expected error: </w:t>
       </w:r>
       <w:r>
         <w:rPr>
@@ -1073,7 +1032,7 @@
         <w:rPr>
           <w:rStyle w:val="VerbatimChar"/>
         </w:rPr>
-        <w:t xml:space="preserve">The randomly chosen fruit is: cherry</w:t>
+        <w:t xml:space="preserve">Randomly selected item: cherry</w:t>
       </w:r>
       <w:r>
         <w:br/>
@@ -1082,7 +1041,7 @@
         <w:rPr>
           <w:rStyle w:val="VerbatimChar"/>
         </w:rPr>
-        <w:t xml:space="preserve">Error: items must not be empty</w:t>
+        <w:t xml:space="preserve">Caught expected error: items must not be empty</w:t>
       </w:r>
     </w:p>
     <w:p>
@@ -1090,7 +1049,11 @@
         <w:pStyle w:val="FirstParagraph"/>
       </w:pPr>
       <w:r>
-        <w:t xml:space="preserve">(Note: The specific fruit chosen in the output will vary with each execution due to its random nature.)</w:t>
+        <w:rPr>
+          <w:i/>
+          <w:iCs/>
+        </w:rPr>
+        <w:t xml:space="preserve">(Note: The selected item in the first line is random and may differ on each execution.)</w:t>
       </w:r>
     </w:p>
     <w:p>
@@ -1177,7 +1140,7 @@
         <w:t xml:space="preserve"> </w:t>
       </w:r>
       <w:r>
-        <w:t xml:space="preserve">function returns a shuffled copy of a given list without modifying the original input list.</w:t>
+        <w:t xml:space="preserve">function returns a new, randomly shuffled copy of a given list, ensuring the original list remains unchanged.</w:t>
       </w:r>
     </w:p>
     <w:bookmarkEnd w:id="17"/>
@@ -1214,19 +1177,22 @@
         <w:t xml:space="preserve">items</w:t>
       </w:r>
       <w:r>
+        <w:t xml:space="preserve">:</w:t>
+      </w:r>
+      <w:r>
         <w:t xml:space="preserve"> </w:t>
       </w:r>
       <w:r>
-        <w:t xml:space="preserve">(</w:t>
-      </w:r>
-      <w:r>
         <w:rPr>
           <w:rStyle w:val="VerbatimChar"/>
         </w:rPr>
         <w:t xml:space="preserve">List[int]</w:t>
       </w:r>
       <w:r>
-        <w:t xml:space="preserve">): A list of integers to be copied and shuffled.</w:t>
+        <w:t xml:space="preserve"> </w:t>
+      </w:r>
+      <w:r>
+        <w:t xml:space="preserve">- The list of integers to be shuffled.</w:t>
       </w:r>
     </w:p>
     <w:bookmarkEnd w:id="18"/>
@@ -1253,19 +1219,18 @@
         <w:pStyle w:val="FirstParagraph"/>
       </w:pPr>
       <w:r>
-        <w:t xml:space="preserve">This function provides a non-destructive way to shuffle the elements of a list. The internal logic operates in three steps:</w:t>
+        <w:t xml:space="preserve">This function provides a safe way to shuffle a list without altering the original data structure. The core logic involves three main steps:</w:t>
       </w:r>
     </w:p>
     <w:p>
       <w:pPr>
-        <w:pStyle w:val="Compact"/>
         <w:numPr>
           <w:ilvl w:val="0"/>
           <w:numId w:val="1004"/>
         </w:numPr>
       </w:pPr>
       <w:r>
-        <w:t xml:space="preserve">First, it creates a shallow copy of the input</w:t>
+        <w:t xml:space="preserve">A shallow copy of the input</w:t>
       </w:r>
       <w:r>
         <w:t xml:space="preserve"> </w:t>
@@ -1280,7 +1245,7 @@
         <w:t xml:space="preserve"> </w:t>
       </w:r>
       <w:r>
-        <w:t xml:space="preserve">list by calling</w:t>
+        <w:t xml:space="preserve">list is created using</w:t>
       </w:r>
       <w:r>
         <w:t xml:space="preserve"> </w:t>
@@ -1289,22 +1254,21 @@
         <w:rPr>
           <w:rStyle w:val="VerbatimChar"/>
         </w:rPr>
-        <w:t xml:space="preserve">list(items)</w:t>
-      </w:r>
-      <w:r>
-        <w:t xml:space="preserve">. This ensures that any subsequent modifications do not affect the original list provided by the user.</w:t>
+        <w:t xml:space="preserve">copy = list(items)</w:t>
+      </w:r>
+      <w:r>
+        <w:t xml:space="preserve">. This is a critical step that allocates new memory for a new list, preventing any modifications to the original list passed to the function.</w:t>
       </w:r>
     </w:p>
     <w:p>
       <w:pPr>
-        <w:pStyle w:val="Compact"/>
         <w:numPr>
           <w:ilvl w:val="0"/>
           <w:numId w:val="1004"/>
         </w:numPr>
       </w:pPr>
       <w:r>
-        <w:t xml:space="preserve">Next, it uses the</w:t>
+        <w:t xml:space="preserve">The</w:t>
       </w:r>
       <w:r>
         <w:t xml:space="preserve"> </w:t>
@@ -1313,13 +1277,13 @@
         <w:rPr>
           <w:rStyle w:val="VerbatimChar"/>
         </w:rPr>
-        <w:t xml:space="preserve">random.shuffle()</w:t>
+        <w:t xml:space="preserve">random.shuffle(copy)</w:t>
       </w:r>
       <w:r>
         <w:t xml:space="preserve"> </w:t>
       </w:r>
       <w:r>
-        <w:t xml:space="preserve">method to shuffle the newly created</w:t>
+        <w:t xml:space="preserve">function is then called. This function, from Python’s standard</w:t>
       </w:r>
       <w:r>
         <w:t xml:space="preserve"> </w:t>
@@ -1328,33 +1292,45 @@
         <w:rPr>
           <w:rStyle w:val="VerbatimChar"/>
         </w:rPr>
+        <w:t xml:space="preserve">random</w:t>
+      </w:r>
+      <w:r>
+        <w:t xml:space="preserve"> </w:t>
+      </w:r>
+      <w:r>
+        <w:t xml:space="preserve">module, shuffles the elements of the</w:t>
+      </w:r>
+      <w:r>
+        <w:t xml:space="preserve"> </w:t>
+      </w:r>
+      <w:r>
+        <w:rPr>
+          <w:rStyle w:val="VerbatimChar"/>
+        </w:rPr>
         <w:t xml:space="preserve">copy</w:t>
       </w:r>
       <w:r>
         <w:t xml:space="preserve"> </w:t>
       </w:r>
       <w:r>
-        <w:t xml:space="preserve">list. The</w:t>
+        <w:t xml:space="preserve">list</w:t>
       </w:r>
       <w:r>
         <w:t xml:space="preserve"> </w:t>
       </w:r>
       <w:r>
         <w:rPr>
-          <w:rStyle w:val="VerbatimChar"/>
-        </w:rPr>
-        <w:t xml:space="preserve">random.shuffle()</w:t>
-      </w:r>
-      <w:r>
-        <w:t xml:space="preserve"> </w:t>
-      </w:r>
-      <w:r>
-        <w:t xml:space="preserve">function modifies the sequence in-place, rearranging its elements into a random order.</w:t>
+          <w:i/>
+          <w:iCs/>
+        </w:rPr>
+        <w:t xml:space="preserve">in-place</w:t>
+      </w:r>
+      <w:r>
+        <w:t xml:space="preserve">. It rearranges the sequence of elements into a random permutation.</w:t>
       </w:r>
     </w:p>
     <w:p>
       <w:pPr>
-        <w:pStyle w:val="Compact"/>
         <w:numPr>
           <w:ilvl w:val="0"/>
           <w:numId w:val="1004"/>
@@ -1388,7 +1364,7 @@
         <w:t xml:space="preserve"> </w:t>
       </w:r>
       <w:r>
-        <w:t xml:space="preserve">list but in a new, randomized order.</w:t>
+        <w:t xml:space="preserve">list but in a new, random order.</w:t>
       </w:r>
     </w:p>
     <w:p>
@@ -1399,7 +1375,7 @@
         <w:rPr>
           <w:rStyle w:val="CommentTok"/>
         </w:rPr>
-        <w:t xml:space="preserve"># Internal logic example</w:t>
+        <w:t xml:space="preserve"># The function relies on the 'random' module</w:t>
       </w:r>
       <w:r>
         <w:br/>
@@ -1420,10 +1396,22 @@
         <w:br/>
       </w:r>
       <w:r>
+        <w:br/>
+      </w:r>
+      <w:r>
+        <w:rPr>
+          <w:rStyle w:val="CommentTok"/>
+        </w:rPr>
+        <w:t xml:space="preserve"># Step 1: Create a copy</w:t>
+      </w:r>
+      <w:r>
+        <w:br/>
+      </w:r>
+      <w:r>
         <w:rPr>
           <w:rStyle w:val="NormalTok"/>
         </w:rPr>
-        <w:t xml:space="preserve">original_list </w:t>
+        <w:t xml:space="preserve">original </w:t>
       </w:r>
       <w:r>
         <w:rPr>
@@ -1441,7 +1429,7 @@
         <w:rPr>
           <w:rStyle w:val="DecValTok"/>
         </w:rPr>
-        <w:t xml:space="preserve">10</w:t>
+        <w:t xml:space="preserve">1</w:t>
       </w:r>
       <w:r>
         <w:rPr>
@@ -1453,7 +1441,7 @@
         <w:rPr>
           <w:rStyle w:val="DecValTok"/>
         </w:rPr>
-        <w:t xml:space="preserve">20</w:t>
+        <w:t xml:space="preserve">2</w:t>
       </w:r>
       <w:r>
         <w:rPr>
@@ -1465,7 +1453,7 @@
         <w:rPr>
           <w:rStyle w:val="DecValTok"/>
         </w:rPr>
-        <w:t xml:space="preserve">30</w:t>
+        <w:t xml:space="preserve">3</w:t>
       </w:r>
       <w:r>
         <w:rPr>
@@ -1504,37 +1492,61 @@
         <w:rPr>
           <w:rStyle w:val="NormalTok"/>
         </w:rPr>
-        <w:t xml:space="preserve">(original_list) </w:t>
+        <w:t xml:space="preserve">(original) </w:t>
       </w:r>
       <w:r>
         <w:rPr>
           <w:rStyle w:val="CommentTok"/>
         </w:rPr>
-        <w:t xml:space="preserve"># copy is [10, 20, 30]</w:t>
+        <w:t xml:space="preserve"># copy is now [1, 2, 3], but a separate object</w:t>
       </w:r>
       <w:r>
         <w:br/>
       </w:r>
       <w:r>
+        <w:br/>
+      </w:r>
+      <w:r>
+        <w:rPr>
+          <w:rStyle w:val="CommentTok"/>
+        </w:rPr>
+        <w:t xml:space="preserve"># Step 2: Shuffle the copy in-place</w:t>
+      </w:r>
+      <w:r>
+        <w:br/>
+      </w:r>
+      <w:r>
         <w:rPr>
           <w:rStyle w:val="NormalTok"/>
         </w:rPr>
-        <w:t xml:space="preserve">random.shuffle(copy)       </w:t>
+        <w:t xml:space="preserve">random.shuffle(copy) </w:t>
       </w:r>
       <w:r>
         <w:rPr>
           <w:rStyle w:val="CommentTok"/>
         </w:rPr>
-        <w:t xml:space="preserve"># copy might become [20, 30, 10]</w:t>
+        <w:t xml:space="preserve"># copy might now be [3, 1, 2]</w:t>
       </w:r>
       <w:r>
         <w:br/>
       </w:r>
       <w:r>
+        <w:br/>
+      </w:r>
+      <w:r>
         <w:rPr>
           <w:rStyle w:val="CommentTok"/>
         </w:rPr>
-        <w:t xml:space="preserve"># The function returns the 'copy'</w:t>
+        <w:t xml:space="preserve"># Step 3: Return the shuffled copy</w:t>
+      </w:r>
+      <w:r>
+        <w:br/>
+      </w:r>
+      <w:r>
+        <w:rPr>
+          <w:rStyle w:val="CommentTok"/>
+        </w:rPr>
+        <w:t xml:space="preserve"># The function would return [3, 1, 2] while 'original' remains [1, 2, 3]</w:t>
       </w:r>
     </w:p>
     <w:bookmarkEnd w:id="19"/>
@@ -1565,34 +1577,7 @@
         </w:numPr>
       </w:pPr>
       <w:r>
-        <w:t xml:space="preserve">This function is guaranteed not to mutate the original</w:t>
-      </w:r>
-      <w:r>
-        <w:t xml:space="preserve"> </w:t>
-      </w:r>
-      <w:r>
-        <w:rPr>
-          <w:rStyle w:val="VerbatimChar"/>
-        </w:rPr>
-        <w:t xml:space="preserve">items</w:t>
-      </w:r>
-      <w:r>
-        <w:t xml:space="preserve"> </w:t>
-      </w:r>
-      <w:r>
-        <w:t xml:space="preserve">list. It is a</w:t>
-      </w:r>
-      <w:r>
-        <w:t xml:space="preserve"> </w:t>
-      </w:r>
-      <w:r>
-        <w:t xml:space="preserve">“safe”</w:t>
-      </w:r>
-      <w:r>
-        <w:t xml:space="preserve"> </w:t>
-      </w:r>
-      <w:r>
-        <w:t xml:space="preserve">operation for shuffling.</w:t>
+        <w:t xml:space="preserve">The primary benefit of this function is that it is non-mutating. The original list you pass as an argument will not be modified.</w:t>
       </w:r>
     </w:p>
     <w:p>
@@ -1604,7 +1589,7 @@
         </w:numPr>
       </w:pPr>
       <w:r>
-        <w:t xml:space="preserve">The function requires the</w:t>
+        <w:t xml:space="preserve">This function requires the</w:t>
       </w:r>
       <w:r>
         <w:t xml:space="preserve"> </w:t>
@@ -1619,7 +1604,19 @@
         <w:t xml:space="preserve"> </w:t>
       </w:r>
       <w:r>
-        <w:t xml:space="preserve">module to be imported in the script where it is used.</w:t>
+        <w:t xml:space="preserve">module to be imported into the script where it is used (i.e.,</w:t>
+      </w:r>
+      <w:r>
+        <w:t xml:space="preserve"> </w:t>
+      </w:r>
+      <w:r>
+        <w:rPr>
+          <w:rStyle w:val="VerbatimChar"/>
+        </w:rPr>
+        <w:t xml:space="preserve">import random</w:t>
+      </w:r>
+      <w:r>
+        <w:t xml:space="preserve">).</w:t>
       </w:r>
     </w:p>
     <w:p>
@@ -1643,7 +1640,7 @@
         <w:t xml:space="preserve">List[int]</w:t>
       </w:r>
       <w:r>
-        <w:t xml:space="preserve">, the function works correctly with lists containing elements of any data type (e.g.,</w:t>
+        <w:t xml:space="preserve">, the function will work correctly with lists containing elements of any type (e.g., strings, floats, or other objects) as</w:t>
       </w:r>
       <w:r>
         <w:t xml:space="preserve"> </w:t>
@@ -1652,22 +1649,13 @@
         <w:rPr>
           <w:rStyle w:val="VerbatimChar"/>
         </w:rPr>
-        <w:t xml:space="preserve">str</w:t>
-      </w:r>
-      <w:r>
-        <w:t xml:space="preserve">,</w:t>
+        <w:t xml:space="preserve">random.shuffle</w:t>
       </w:r>
       <w:r>
         <w:t xml:space="preserve"> </w:t>
       </w:r>
       <w:r>
-        <w:rPr>
-          <w:rStyle w:val="VerbatimChar"/>
-        </w:rPr>
-        <w:t xml:space="preserve">float</w:t>
-      </w:r>
-      <w:r>
-        <w:t xml:space="preserve">, objects).</w:t>
+        <w:t xml:space="preserve">is generic.</w:t>
       </w:r>
     </w:p>
     <w:p>
@@ -1682,7 +1670,7 @@
         <w:t xml:space="preserve">Output Example</w:t>
       </w:r>
       <w:r>
-        <w:t xml:space="preserve">: The returned list will have the same length and elements as the input list. For an input of</w:t>
+        <w:t xml:space="preserve">: The function returns a new list. For an input of</w:t>
       </w:r>
       <w:r>
         <w:t xml:space="preserve"> </w:t>
@@ -1694,7 +1682,7 @@
         <w:t xml:space="preserve">[1, 2, 3]</w:t>
       </w:r>
       <w:r>
-        <w:t xml:space="preserve">, a possible output is</w:t>
+        <w:t xml:space="preserve">, a possible return value could be</w:t>
       </w:r>
       <w:r>
         <w:t xml:space="preserve"> </w:t>
@@ -1703,10 +1691,10 @@
         <w:rPr>
           <w:rStyle w:val="VerbatimChar"/>
         </w:rPr>
-        <w:t xml:space="preserve">[3, 1, 2]</w:t>
-      </w:r>
-      <w:r>
-        <w:t xml:space="preserve">.</w:t>
+        <w:t xml:space="preserve">[2, 3, 1]</w:t>
+      </w:r>
+      <w:r>
+        <w:t xml:space="preserve">. The order is random and will likely be different on each execution.</w:t>
       </w:r>
     </w:p>
     <w:bookmarkEnd w:id="20"/>
@@ -1748,28 +1736,118 @@
         <w:br/>
       </w:r>
       <w:r>
+        <w:rPr>
+          <w:rStyle w:val="ImportTok"/>
+        </w:rPr>
+        <w:t xml:space="preserve">from</w:t>
+      </w:r>
+      <w:r>
+        <w:rPr>
+          <w:rStyle w:val="NormalTok"/>
+        </w:rPr>
+        <w:t xml:space="preserve"> typing </w:t>
+      </w:r>
+      <w:r>
+        <w:rPr>
+          <w:rStyle w:val="ImportTok"/>
+        </w:rPr>
+        <w:t xml:space="preserve">import</w:t>
+      </w:r>
+      <w:r>
+        <w:rPr>
+          <w:rStyle w:val="NormalTok"/>
+        </w:rPr>
+        <w:t xml:space="preserve"> List</w:t>
+      </w:r>
+      <w:r>
         <w:br/>
       </w:r>
       <w:r>
+        <w:br/>
+      </w:r>
+      <w:r>
+        <w:rPr>
+          <w:rStyle w:val="KeywordTok"/>
+        </w:rPr>
+        <w:t xml:space="preserve">def</w:t>
+      </w:r>
+      <w:r>
+        <w:rPr>
+          <w:rStyle w:val="NormalTok"/>
+        </w:rPr>
+        <w:t xml:space="preserve"> shuffle_copy(items: List[</w:t>
+      </w:r>
+      <w:r>
+        <w:rPr>
+          <w:rStyle w:val="BuiltInTok"/>
+        </w:rPr>
+        <w:t xml:space="preserve">int</w:t>
+      </w:r>
+      <w:r>
+        <w:rPr>
+          <w:rStyle w:val="NormalTok"/>
+        </w:rPr>
+        <w:t xml:space="preserve">]) </w:t>
+      </w:r>
+      <w:r>
+        <w:rPr>
+          <w:rStyle w:val="OperatorTok"/>
+        </w:rPr>
+        <w:t xml:space="preserve">-&gt;</w:t>
+      </w:r>
+      <w:r>
+        <w:rPr>
+          <w:rStyle w:val="NormalTok"/>
+        </w:rPr>
+        <w:t xml:space="preserve"> List[</w:t>
+      </w:r>
+      <w:r>
+        <w:rPr>
+          <w:rStyle w:val="BuiltInTok"/>
+        </w:rPr>
+        <w:t xml:space="preserve">int</w:t>
+      </w:r>
+      <w:r>
+        <w:rPr>
+          <w:rStyle w:val="NormalTok"/>
+        </w:rPr>
+        <w:t xml:space="preserve">]:</w:t>
+      </w:r>
+      <w:r>
+        <w:br/>
+      </w:r>
+      <w:r>
+        <w:rPr>
+          <w:rStyle w:val="NormalTok"/>
+        </w:rPr>
+        <w:t xml:space="preserve">    </w:t>
+      </w:r>
+      <w:r>
         <w:rPr>
           <w:rStyle w:val="CommentTok"/>
         </w:rPr>
-        <w:t xml:space="preserve"># Define the function (assuming it's in the same file or imported)</w:t>
+        <w:t xml:space="preserve">"""Return a shuffled copy of the given list without mutating the input."""</w:t>
       </w:r>
       <w:r>
         <w:br/>
       </w:r>
       <w:r>
         <w:rPr>
-          <w:rStyle w:val="KeywordTok"/>
-        </w:rPr>
-        <w:t xml:space="preserve">def</w:t>
-      </w:r>
-      <w:r>
-        <w:rPr>
           <w:rStyle w:val="NormalTok"/>
         </w:rPr>
-        <w:t xml:space="preserve"> shuffle_copy(items: </w:t>
+        <w:t xml:space="preserve">    copy </w:t>
+      </w:r>
+      <w:r>
+        <w:rPr>
+          <w:rStyle w:val="OperatorTok"/>
+        </w:rPr>
+        <w:t xml:space="preserve">=</w:t>
+      </w:r>
+      <w:r>
+        <w:rPr>
+          <w:rStyle w:val="NormalTok"/>
+        </w:rPr>
+        <w:t xml:space="preserve"> </w:t>
       </w:r>
       <w:r>
         <w:rPr>
@@ -1781,40 +1859,193 @@
         <w:rPr>
           <w:rStyle w:val="NormalTok"/>
         </w:rPr>
-        <w:t xml:space="preserve">) </w:t>
+        <w:t xml:space="preserve">(items)</w:t>
+      </w:r>
+      <w:r>
+        <w:br/>
+      </w:r>
+      <w:r>
+        <w:rPr>
+          <w:rStyle w:val="NormalTok"/>
+        </w:rPr>
+        <w:t xml:space="preserve">    random.shuffle(copy)</w:t>
+      </w:r>
+      <w:r>
+        <w:br/>
+      </w:r>
+      <w:r>
+        <w:rPr>
+          <w:rStyle w:val="NormalTok"/>
+        </w:rPr>
+        <w:t xml:space="preserve">    </w:t>
+      </w:r>
+      <w:r>
+        <w:rPr>
+          <w:rStyle w:val="ControlFlowTok"/>
+        </w:rPr>
+        <w:t xml:space="preserve">return</w:t>
+      </w:r>
+      <w:r>
+        <w:rPr>
+          <w:rStyle w:val="NormalTok"/>
+        </w:rPr>
+        <w:t xml:space="preserve"> copy</w:t>
+      </w:r>
+      <w:r>
+        <w:br/>
+      </w:r>
+      <w:r>
+        <w:br/>
+      </w:r>
+      <w:r>
+        <w:rPr>
+          <w:rStyle w:val="CommentTok"/>
+        </w:rPr>
+        <w:t xml:space="preserve"># Example usage</w:t>
+      </w:r>
+      <w:r>
+        <w:br/>
+      </w:r>
+      <w:r>
+        <w:rPr>
+          <w:rStyle w:val="NormalTok"/>
+        </w:rPr>
+        <w:t xml:space="preserve">original_list </w:t>
       </w:r>
       <w:r>
         <w:rPr>
           <w:rStyle w:val="OperatorTok"/>
         </w:rPr>
-        <w:t xml:space="preserve">-&gt;</w:t>
+        <w:t xml:space="preserve">=</w:t>
       </w:r>
       <w:r>
         <w:rPr>
           <w:rStyle w:val="NormalTok"/>
         </w:rPr>
-        <w:t xml:space="preserve"> </w:t>
+        <w:t xml:space="preserve"> [</w:t>
+      </w:r>
+      <w:r>
+        <w:rPr>
+          <w:rStyle w:val="DecValTok"/>
+        </w:rPr>
+        <w:t xml:space="preserve">10</w:t>
+      </w:r>
+      <w:r>
+        <w:rPr>
+          <w:rStyle w:val="NormalTok"/>
+        </w:rPr>
+        <w:t xml:space="preserve">, </w:t>
+      </w:r>
+      <w:r>
+        <w:rPr>
+          <w:rStyle w:val="DecValTok"/>
+        </w:rPr>
+        <w:t xml:space="preserve">20</w:t>
+      </w:r>
+      <w:r>
+        <w:rPr>
+          <w:rStyle w:val="NormalTok"/>
+        </w:rPr>
+        <w:t xml:space="preserve">, </w:t>
+      </w:r>
+      <w:r>
+        <w:rPr>
+          <w:rStyle w:val="DecValTok"/>
+        </w:rPr>
+        <w:t xml:space="preserve">30</w:t>
+      </w:r>
+      <w:r>
+        <w:rPr>
+          <w:rStyle w:val="NormalTok"/>
+        </w:rPr>
+        <w:t xml:space="preserve">, </w:t>
+      </w:r>
+      <w:r>
+        <w:rPr>
+          <w:rStyle w:val="DecValTok"/>
+        </w:rPr>
+        <w:t xml:space="preserve">40</w:t>
+      </w:r>
+      <w:r>
+        <w:rPr>
+          <w:rStyle w:val="NormalTok"/>
+        </w:rPr>
+        <w:t xml:space="preserve">, </w:t>
+      </w:r>
+      <w:r>
+        <w:rPr>
+          <w:rStyle w:val="DecValTok"/>
+        </w:rPr>
+        <w:t xml:space="preserve">50</w:t>
+      </w:r>
+      <w:r>
+        <w:rPr>
+          <w:rStyle w:val="NormalTok"/>
+        </w:rPr>
+        <w:t xml:space="preserve">]</w:t>
+      </w:r>
+      <w:r>
+        <w:br/>
       </w:r>
       <w:r>
         <w:rPr>
           <w:rStyle w:val="BuiltInTok"/>
         </w:rPr>
-        <w:t xml:space="preserve">list</w:t>
+        <w:t xml:space="preserve">print</w:t>
       </w:r>
       <w:r>
         <w:rPr>
           <w:rStyle w:val="NormalTok"/>
         </w:rPr>
-        <w:t xml:space="preserve">:</w:t>
+        <w:t xml:space="preserve">(</w:t>
+      </w:r>
+      <w:r>
+        <w:rPr>
+          <w:rStyle w:val="SpecialStringTok"/>
+        </w:rPr>
+        <w:t xml:space="preserve">f"Original list before shuffling: </w:t>
+      </w:r>
+      <w:r>
+        <w:rPr>
+          <w:rStyle w:val="SpecialCharTok"/>
+        </w:rPr>
+        <w:t xml:space="preserve">{</w:t>
+      </w:r>
+      <w:r>
+        <w:rPr>
+          <w:rStyle w:val="NormalTok"/>
+        </w:rPr>
+        <w:t xml:space="preserve">original_list</w:t>
+      </w:r>
+      <w:r>
+        <w:rPr>
+          <w:rStyle w:val="SpecialCharTok"/>
+        </w:rPr>
+        <w:t xml:space="preserve">}</w:t>
+      </w:r>
+      <w:r>
+        <w:rPr>
+          <w:rStyle w:val="SpecialStringTok"/>
+        </w:rPr>
+        <w:t xml:space="preserve">"</w:t>
+      </w:r>
+      <w:r>
+        <w:rPr>
+          <w:rStyle w:val="NormalTok"/>
+        </w:rPr>
+        <w:t xml:space="preserve">)</w:t>
       </w:r>
       <w:r>
         <w:br/>
       </w:r>
       <w:r>
+        <w:br/>
+      </w:r>
+      <w:r>
         <w:rPr>
           <w:rStyle w:val="NormalTok"/>
         </w:rPr>
-        <w:t xml:space="preserve">    copy </w:t>
+        <w:t xml:space="preserve">shuffled_list </w:t>
       </w:r>
       <w:r>
         <w:rPr>
@@ -1826,316 +2057,91 @@
         <w:rPr>
           <w:rStyle w:val="NormalTok"/>
         </w:rPr>
-        <w:t xml:space="preserve"> </w:t>
+        <w:t xml:space="preserve"> shuffle_copy(original_list)</w:t>
+      </w:r>
+      <w:r>
+        <w:br/>
       </w:r>
       <w:r>
         <w:rPr>
           <w:rStyle w:val="BuiltInTok"/>
         </w:rPr>
-        <w:t xml:space="preserve">list</w:t>
+        <w:t xml:space="preserve">print</w:t>
       </w:r>
       <w:r>
         <w:rPr>
           <w:rStyle w:val="NormalTok"/>
         </w:rPr>
-        <w:t xml:space="preserve">(items)</w:t>
+        <w:t xml:space="preserve">(</w:t>
+      </w:r>
+      <w:r>
+        <w:rPr>
+          <w:rStyle w:val="SpecialStringTok"/>
+        </w:rPr>
+        <w:t xml:space="preserve">f"Shuffled list (new): </w:t>
+      </w:r>
+      <w:r>
+        <w:rPr>
+          <w:rStyle w:val="SpecialCharTok"/>
+        </w:rPr>
+        <w:t xml:space="preserve">{</w:t>
+      </w:r>
+      <w:r>
+        <w:rPr>
+          <w:rStyle w:val="NormalTok"/>
+        </w:rPr>
+        <w:t xml:space="preserve">shuffled_list</w:t>
+      </w:r>
+      <w:r>
+        <w:rPr>
+          <w:rStyle w:val="SpecialCharTok"/>
+        </w:rPr>
+        <w:t xml:space="preserve">}</w:t>
+      </w:r>
+      <w:r>
+        <w:rPr>
+          <w:rStyle w:val="SpecialStringTok"/>
+        </w:rPr>
+        <w:t xml:space="preserve">"</w:t>
+      </w:r>
+      <w:r>
+        <w:rPr>
+          <w:rStyle w:val="NormalTok"/>
+        </w:rPr>
+        <w:t xml:space="preserve">)</w:t>
       </w:r>
       <w:r>
         <w:br/>
       </w:r>
       <w:r>
         <w:rPr>
+          <w:rStyle w:val="BuiltInTok"/>
+        </w:rPr>
+        <w:t xml:space="preserve">print</w:t>
+      </w:r>
+      <w:r>
+        <w:rPr>
           <w:rStyle w:val="NormalTok"/>
         </w:rPr>
-        <w:t xml:space="preserve">    random.shuffle(copy)</w:t>
-      </w:r>
-      <w:r>
-        <w:br/>
+        <w:t xml:space="preserve">(</w:t>
+      </w:r>
+      <w:r>
+        <w:rPr>
+          <w:rStyle w:val="SpecialStringTok"/>
+        </w:rPr>
+        <w:t xml:space="preserve">f"Original list after shuffling: </w:t>
+      </w:r>
+      <w:r>
+        <w:rPr>
+          <w:rStyle w:val="SpecialCharTok"/>
+        </w:rPr>
+        <w:t xml:space="preserve">{</w:t>
       </w:r>
       <w:r>
         <w:rPr>
           <w:rStyle w:val="NormalTok"/>
         </w:rPr>
-        <w:t xml:space="preserve">    </w:t>
-      </w:r>
-      <w:r>
-        <w:rPr>
-          <w:rStyle w:val="ControlFlowTok"/>
-        </w:rPr>
-        <w:t xml:space="preserve">return</w:t>
-      </w:r>
-      <w:r>
-        <w:rPr>
-          <w:rStyle w:val="NormalTok"/>
-        </w:rPr>
-        <w:t xml:space="preserve"> copy</w:t>
-      </w:r>
-      <w:r>
-        <w:br/>
-      </w:r>
-      <w:r>
-        <w:br/>
-      </w:r>
-      <w:r>
-        <w:rPr>
-          <w:rStyle w:val="CommentTok"/>
-        </w:rPr>
-        <w:t xml:space="preserve"># Example usage</w:t>
-      </w:r>
-      <w:r>
-        <w:br/>
-      </w:r>
-      <w:r>
-        <w:rPr>
-          <w:rStyle w:val="NormalTok"/>
-        </w:rPr>
-        <w:t xml:space="preserve">original_numbers </w:t>
-      </w:r>
-      <w:r>
-        <w:rPr>
-          <w:rStyle w:val="OperatorTok"/>
-        </w:rPr>
-        <w:t xml:space="preserve">=</w:t>
-      </w:r>
-      <w:r>
-        <w:rPr>
-          <w:rStyle w:val="NormalTok"/>
-        </w:rPr>
-        <w:t xml:space="preserve"> [</w:t>
-      </w:r>
-      <w:r>
-        <w:rPr>
-          <w:rStyle w:val="DecValTok"/>
-        </w:rPr>
-        <w:t xml:space="preserve">1</w:t>
-      </w:r>
-      <w:r>
-        <w:rPr>
-          <w:rStyle w:val="NormalTok"/>
-        </w:rPr>
-        <w:t xml:space="preserve">, </w:t>
-      </w:r>
-      <w:r>
-        <w:rPr>
-          <w:rStyle w:val="DecValTok"/>
-        </w:rPr>
-        <w:t xml:space="preserve">2</w:t>
-      </w:r>
-      <w:r>
-        <w:rPr>
-          <w:rStyle w:val="NormalTok"/>
-        </w:rPr>
-        <w:t xml:space="preserve">, </w:t>
-      </w:r>
-      <w:r>
-        <w:rPr>
-          <w:rStyle w:val="DecValTok"/>
-        </w:rPr>
-        <w:t xml:space="preserve">3</w:t>
-      </w:r>
-      <w:r>
-        <w:rPr>
-          <w:rStyle w:val="NormalTok"/>
-        </w:rPr>
-        <w:t xml:space="preserve">, </w:t>
-      </w:r>
-      <w:r>
-        <w:rPr>
-          <w:rStyle w:val="DecValTok"/>
-        </w:rPr>
-        <w:t xml:space="preserve">4</w:t>
-      </w:r>
-      <w:r>
-        <w:rPr>
-          <w:rStyle w:val="NormalTok"/>
-        </w:rPr>
-        <w:t xml:space="preserve">, </w:t>
-      </w:r>
-      <w:r>
-        <w:rPr>
-          <w:rStyle w:val="DecValTok"/>
-        </w:rPr>
-        <w:t xml:space="preserve">5</w:t>
-      </w:r>
-      <w:r>
-        <w:rPr>
-          <w:rStyle w:val="NormalTok"/>
-        </w:rPr>
-        <w:t xml:space="preserve">, </w:t>
-      </w:r>
-      <w:r>
-        <w:rPr>
-          <w:rStyle w:val="DecValTok"/>
-        </w:rPr>
-        <w:t xml:space="preserve">6</w:t>
-      </w:r>
-      <w:r>
-        <w:rPr>
-          <w:rStyle w:val="NormalTok"/>
-        </w:rPr>
-        <w:t xml:space="preserve">]</w:t>
-      </w:r>
-      <w:r>
-        <w:br/>
-      </w:r>
-      <w:r>
-        <w:rPr>
-          <w:rStyle w:val="BuiltInTok"/>
-        </w:rPr>
-        <w:t xml:space="preserve">print</w:t>
-      </w:r>
-      <w:r>
-        <w:rPr>
-          <w:rStyle w:val="NormalTok"/>
-        </w:rPr>
-        <w:t xml:space="preserve">(</w:t>
-      </w:r>
-      <w:r>
-        <w:rPr>
-          <w:rStyle w:val="SpecialStringTok"/>
-        </w:rPr>
-        <w:t xml:space="preserve">f"Original list: </w:t>
-      </w:r>
-      <w:r>
-        <w:rPr>
-          <w:rStyle w:val="SpecialCharTok"/>
-        </w:rPr>
-        <w:t xml:space="preserve">{</w:t>
-      </w:r>
-      <w:r>
-        <w:rPr>
-          <w:rStyle w:val="NormalTok"/>
-        </w:rPr>
-        <w:t xml:space="preserve">original_numbers</w:t>
-      </w:r>
-      <w:r>
-        <w:rPr>
-          <w:rStyle w:val="SpecialCharTok"/>
-        </w:rPr>
-        <w:t xml:space="preserve">}</w:t>
-      </w:r>
-      <w:r>
-        <w:rPr>
-          <w:rStyle w:val="SpecialStringTok"/>
-        </w:rPr>
-        <w:t xml:space="preserve">"</w:t>
-      </w:r>
-      <w:r>
-        <w:rPr>
-          <w:rStyle w:val="NormalTok"/>
-        </w:rPr>
-        <w:t xml:space="preserve">)</w:t>
-      </w:r>
-      <w:r>
-        <w:br/>
-      </w:r>
-      <w:r>
-        <w:br/>
-      </w:r>
-      <w:r>
-        <w:rPr>
-          <w:rStyle w:val="NormalTok"/>
-        </w:rPr>
-        <w:t xml:space="preserve">shuffled_list </w:t>
-      </w:r>
-      <w:r>
-        <w:rPr>
-          <w:rStyle w:val="OperatorTok"/>
-        </w:rPr>
-        <w:t xml:space="preserve">=</w:t>
-      </w:r>
-      <w:r>
-        <w:rPr>
-          <w:rStyle w:val="NormalTok"/>
-        </w:rPr>
-        <w:t xml:space="preserve"> shuffle_copy(original_numbers)</w:t>
-      </w:r>
-      <w:r>
-        <w:br/>
-      </w:r>
-      <w:r>
-        <w:rPr>
-          <w:rStyle w:val="BuiltInTok"/>
-        </w:rPr>
-        <w:t xml:space="preserve">print</w:t>
-      </w:r>
-      <w:r>
-        <w:rPr>
-          <w:rStyle w:val="NormalTok"/>
-        </w:rPr>
-        <w:t xml:space="preserve">(</w:t>
-      </w:r>
-      <w:r>
-        <w:rPr>
-          <w:rStyle w:val="SpecialStringTok"/>
-        </w:rPr>
-        <w:t xml:space="preserve">f"Shuffled copy: </w:t>
-      </w:r>
-      <w:r>
-        <w:rPr>
-          <w:rStyle w:val="SpecialCharTok"/>
-        </w:rPr>
-        <w:t xml:space="preserve">{</w:t>
-      </w:r>
-      <w:r>
-        <w:rPr>
-          <w:rStyle w:val="NormalTok"/>
-        </w:rPr>
-        <w:t xml:space="preserve">shuffled_list</w:t>
-      </w:r>
-      <w:r>
-        <w:rPr>
-          <w:rStyle w:val="SpecialCharTok"/>
-        </w:rPr>
-        <w:t xml:space="preserve">}</w:t>
-      </w:r>
-      <w:r>
-        <w:rPr>
-          <w:rStyle w:val="SpecialStringTok"/>
-        </w:rPr>
-        <w:t xml:space="preserve">"</w:t>
-      </w:r>
-      <w:r>
-        <w:rPr>
-          <w:rStyle w:val="NormalTok"/>
-        </w:rPr>
-        <w:t xml:space="preserve">)</w:t>
-      </w:r>
-      <w:r>
-        <w:br/>
-      </w:r>
-      <w:r>
-        <w:br/>
-      </w:r>
-      <w:r>
-        <w:rPr>
-          <w:rStyle w:val="BuiltInTok"/>
-        </w:rPr>
-        <w:t xml:space="preserve">print</w:t>
-      </w:r>
-      <w:r>
-        <w:rPr>
-          <w:rStyle w:val="NormalTok"/>
-        </w:rPr>
-        <w:t xml:space="preserve">(</w:t>
-      </w:r>
-      <w:r>
-        <w:rPr>
-          <w:rStyle w:val="SpecialStringTok"/>
-        </w:rPr>
-        <w:t xml:space="preserve">f"Original list after function call: </w:t>
-      </w:r>
-      <w:r>
-        <w:rPr>
-          <w:rStyle w:val="SpecialCharTok"/>
-        </w:rPr>
-        <w:t xml:space="preserve">{</w:t>
-      </w:r>
-      <w:r>
-        <w:rPr>
-          <w:rStyle w:val="NormalTok"/>
-        </w:rPr>
-        <w:t xml:space="preserve">original_numbers</w:t>
+        <w:t xml:space="preserve">original_list</w:t>
       </w:r>
       <w:r>
         <w:rPr>
@@ -2176,7 +2182,7 @@
         <w:rPr>
           <w:rStyle w:val="VerbatimChar"/>
         </w:rPr>
-        <w:t xml:space="preserve">Original list: [1, 2, 3, 4, 5, 6]</w:t>
+        <w:t xml:space="preserve">Original list before shuffling: [10, 20, 30, 40, 50]</w:t>
       </w:r>
       <w:r>
         <w:br/>
@@ -2185,7 +2191,7 @@
         <w:rPr>
           <w:rStyle w:val="VerbatimChar"/>
         </w:rPr>
-        <w:t xml:space="preserve">Shuffled copy: [4, 1, 6, 3, 5, 2]</w:t>
+        <w:t xml:space="preserve">Shuffled list (new): [30, 50, 10, 20, 40]</w:t>
       </w:r>
       <w:r>
         <w:br/>
@@ -2194,47 +2200,7 @@
         <w:rPr>
           <w:rStyle w:val="VerbatimChar"/>
         </w:rPr>
-        <w:t xml:space="preserve">Original list after function call: [1, 2, 3, 4, 5, 6]</w:t>
-      </w:r>
-    </w:p>
-    <w:p>
-      <w:pPr>
-        <w:pStyle w:val="FirstParagraph"/>
-      </w:pPr>
-      <w:r>
-        <w:rPr>
-          <w:i/>
-          <w:iCs/>
-        </w:rPr>
-        <w:t xml:space="preserve">(Note: The order of elements in</w:t>
-      </w:r>
-      <w:r>
-        <w:rPr>
-          <w:i/>
-          <w:iCs/>
-        </w:rPr>
-        <w:t xml:space="preserve"> </w:t>
-      </w:r>
-      <w:r>
-        <w:rPr>
-          <w:i/>
-          <w:iCs/>
-        </w:rPr>
-        <w:t xml:space="preserve">“Shuffled copy”</w:t>
-      </w:r>
-      <w:r>
-        <w:rPr>
-          <w:i/>
-          <w:iCs/>
-        </w:rPr>
-        <w:t xml:space="preserve"> </w:t>
-      </w:r>
-      <w:r>
-        <w:rPr>
-          <w:i/>
-          <w:iCs/>
-        </w:rPr>
-        <w:t xml:space="preserve">will vary with each execution due to its random nature.)</w:t>
+        <w:t xml:space="preserve">Original list after shuffling: [10, 20, 30, 40, 50]</w:t>
       </w:r>
     </w:p>
     <w:p>

--- a/random_module_two.docx
+++ b/random_module_two.docx
@@ -47,7 +47,7 @@
       </w:r>
     </w:p>
     <w:bookmarkEnd w:id="9"/>
-    <w:bookmarkStart w:id="16" w:name="X53e71d88908f784130cb3998f0ce078d9acc5f7"/>
+    <w:bookmarkStart w:id="16" w:name="function-choose_random_itemitems-liststr"/>
     <w:p>
       <w:pPr>
         <w:pStyle w:val="Heading1"/>
@@ -62,7 +62,7 @@
         <w:tab/>
       </w:r>
       <w:r>
-        <w:t xml:space="preserve">Function: choose_random_item(items: List[str]) -&gt; str</w:t>
+        <w:t xml:space="preserve">Function: choose_random_item(items: List[str])</w:t>
       </w:r>
     </w:p>
     <w:bookmarkStart w:id="10" w:name="overview"/>
@@ -103,7 +103,7 @@
         <w:t xml:space="preserve"> </w:t>
       </w:r>
       <w:r>
-        <w:t xml:space="preserve">function selects and returns a single, uniformly random string from a provided list of strings.</w:t>
+        <w:t xml:space="preserve">function selects and returns a single, uniformly random item from a given list of strings.</w:t>
       </w:r>
     </w:p>
     <w:bookmarkEnd w:id="10"/>
@@ -143,16 +143,7 @@
         <w:t xml:space="preserve"> </w:t>
       </w:r>
       <w:r>
-        <w:t xml:space="preserve">(</w:t>
-      </w:r>
-      <w:r>
-        <w:rPr>
-          <w:rStyle w:val="VerbatimChar"/>
-        </w:rPr>
-        <w:t xml:space="preserve">List[str]</w:t>
-      </w:r>
-      <w:r>
-        <w:t xml:space="preserve">): A list of strings from which to choose a random item. This list must not be empty.</w:t>
+        <w:t xml:space="preserve">(List[str]): A non-empty list of strings from which to choose a random item.</w:t>
       </w:r>
     </w:p>
     <w:bookmarkEnd w:id="11"/>
@@ -179,7 +170,7 @@
         <w:pStyle w:val="FirstParagraph"/>
       </w:pPr>
       <w:r>
-        <w:t xml:space="preserve">This function is designed to safely select one random element from a list. It first performs a validation check to ensure the input list</w:t>
+        <w:t xml:space="preserve">This function provides a safe way to select a random element from a list. It first performs a validation check to ensure the input list</w:t>
       </w:r>
       <w:r>
         <w:t xml:space="preserve"> </w:t>
@@ -194,7 +185,7 @@
         <w:t xml:space="preserve"> </w:t>
       </w:r>
       <w:r>
-        <w:t xml:space="preserve">is not empty. If the list is found to be empty using the</w:t>
+        <w:t xml:space="preserve">is not empty. If the list is empty, the function raises a</w:t>
       </w:r>
       <w:r>
         <w:t xml:space="preserve"> </w:t>
@@ -203,13 +194,13 @@
         <w:rPr>
           <w:rStyle w:val="VerbatimChar"/>
         </w:rPr>
-        <w:t xml:space="preserve">if not items:</w:t>
+        <w:t xml:space="preserve">ValueError</w:t>
       </w:r>
       <w:r>
         <w:t xml:space="preserve"> </w:t>
       </w:r>
       <w:r>
-        <w:t xml:space="preserve">condition, the function immediately stops execution and raises a</w:t>
+        <w:t xml:space="preserve">with the message</w:t>
       </w:r>
       <w:r>
         <w:t xml:space="preserve"> </w:t>
@@ -218,22 +209,13 @@
         <w:rPr>
           <w:rStyle w:val="VerbatimChar"/>
         </w:rPr>
-        <w:t xml:space="preserve">ValueError</w:t>
+        <w:t xml:space="preserve">"items must not be empty"</w:t>
       </w:r>
       <w:r>
         <w:t xml:space="preserve"> </w:t>
       </w:r>
       <w:r>
-        <w:t xml:space="preserve">with the message</w:t>
-      </w:r>
-      <w:r>
-        <w:t xml:space="preserve"> </w:t>
-      </w:r>
-      <w:r>
-        <w:t xml:space="preserve">“items must not be empty”</w:t>
-      </w:r>
-      <w:r>
-        <w:t xml:space="preserve">. This prevents errors that would occur when trying to choose from an empty collection.</w:t>
+        <w:t xml:space="preserve">to prevent runtime errors from downstream operations.</w:t>
       </w:r>
     </w:p>
     <w:p>
@@ -241,7 +223,7 @@
         <w:pStyle w:val="BodyText"/>
       </w:pPr>
       <w:r>
-        <w:t xml:space="preserve">If the list is valid (i.e., contains at least one item), the function then utilizes</w:t>
+        <w:t xml:space="preserve">If the list contains one or more elements, the function then utilizes the</w:t>
       </w:r>
       <w:r>
         <w:t xml:space="preserve"> </w:t>
@@ -250,13 +232,13 @@
         <w:rPr>
           <w:rStyle w:val="VerbatimChar"/>
         </w:rPr>
-        <w:t xml:space="preserve">random.choice(items)</w:t>
+        <w:t xml:space="preserve">random.choice()</w:t>
       </w:r>
       <w:r>
         <w:t xml:space="preserve"> </w:t>
       </w:r>
       <w:r>
-        <w:t xml:space="preserve">to perform the selection. The</w:t>
+        <w:t xml:space="preserve">method from Python’s</w:t>
       </w:r>
       <w:r>
         <w:t xml:space="preserve"> </w:t>
@@ -265,28 +247,13 @@
         <w:rPr>
           <w:rStyle w:val="VerbatimChar"/>
         </w:rPr>
-        <w:t xml:space="preserve">random.choice()</w:t>
+        <w:t xml:space="preserve">random</w:t>
       </w:r>
       <w:r>
         <w:t xml:space="preserve"> </w:t>
       </w:r>
       <w:r>
-        <w:t xml:space="preserve">method, from Python’s</w:t>
-      </w:r>
-      <w:r>
-        <w:t xml:space="preserve"> </w:t>
-      </w:r>
-      <w:r>
-        <w:rPr>
-          <w:rStyle w:val="VerbatimChar"/>
-        </w:rPr>
-        <w:t xml:space="preserve">random</w:t>
-      </w:r>
-      <w:r>
-        <w:t xml:space="preserve"> </w:t>
-      </w:r>
-      <w:r>
-        <w:t xml:space="preserve">module, returns a single item chosen uniformly at random from the input sequence.</w:t>
+        <w:t xml:space="preserve">module. This method selects a single item from the sequence at random, where each item has an equal probability of being chosen. The selected string is then returned as the result.</w:t>
       </w:r>
     </w:p>
     <w:p>
@@ -297,10 +264,208 @@
         <w:rPr>
           <w:rStyle w:val="CommentTok"/>
         </w:rPr>
-        <w:t xml:space="preserve"># Internal logic for a non-empty list</w:t>
+        <w:t xml:space="preserve"># Internally, the function works like this:</w:t>
       </w:r>
       <w:r>
         <w:br/>
+      </w:r>
+      <w:r>
+        <w:rPr>
+          <w:rStyle w:val="ImportTok"/>
+        </w:rPr>
+        <w:t xml:space="preserve">import</w:t>
+      </w:r>
+      <w:r>
+        <w:rPr>
+          <w:rStyle w:val="NormalTok"/>
+        </w:rPr>
+        <w:t xml:space="preserve"> random</w:t>
+      </w:r>
+      <w:r>
+        <w:br/>
+      </w:r>
+      <w:r>
+        <w:br/>
+      </w:r>
+      <w:r>
+        <w:rPr>
+          <w:rStyle w:val="KeywordTok"/>
+        </w:rPr>
+        <w:t xml:space="preserve">def</w:t>
+      </w:r>
+      <w:r>
+        <w:rPr>
+          <w:rStyle w:val="NormalTok"/>
+        </w:rPr>
+        <w:t xml:space="preserve"> choose_random_item(items: List[</w:t>
+      </w:r>
+      <w:r>
+        <w:rPr>
+          <w:rStyle w:val="BuiltInTok"/>
+        </w:rPr>
+        <w:t xml:space="preserve">str</w:t>
+      </w:r>
+      <w:r>
+        <w:rPr>
+          <w:rStyle w:val="NormalTok"/>
+        </w:rPr>
+        <w:t xml:space="preserve">]) </w:t>
+      </w:r>
+      <w:r>
+        <w:rPr>
+          <w:rStyle w:val="OperatorTok"/>
+        </w:rPr>
+        <w:t xml:space="preserve">-&gt;</w:t>
+      </w:r>
+      <w:r>
+        <w:rPr>
+          <w:rStyle w:val="NormalTok"/>
+        </w:rPr>
+        <w:t xml:space="preserve"> </w:t>
+      </w:r>
+      <w:r>
+        <w:rPr>
+          <w:rStyle w:val="BuiltInTok"/>
+        </w:rPr>
+        <w:t xml:space="preserve">str</w:t>
+      </w:r>
+      <w:r>
+        <w:rPr>
+          <w:rStyle w:val="NormalTok"/>
+        </w:rPr>
+        <w:t xml:space="preserve">:</w:t>
+      </w:r>
+      <w:r>
+        <w:br/>
+      </w:r>
+      <w:r>
+        <w:rPr>
+          <w:rStyle w:val="NormalTok"/>
+        </w:rPr>
+        <w:t xml:space="preserve">    </w:t>
+      </w:r>
+      <w:r>
+        <w:rPr>
+          <w:rStyle w:val="CommentTok"/>
+        </w:rPr>
+        <w:t xml:space="preserve"># 1. Check if the list is empty</w:t>
+      </w:r>
+      <w:r>
+        <w:br/>
+      </w:r>
+      <w:r>
+        <w:rPr>
+          <w:rStyle w:val="NormalTok"/>
+        </w:rPr>
+        <w:t xml:space="preserve">    </w:t>
+      </w:r>
+      <w:r>
+        <w:rPr>
+          <w:rStyle w:val="ControlFlowTok"/>
+        </w:rPr>
+        <w:t xml:space="preserve">if</w:t>
+      </w:r>
+      <w:r>
+        <w:rPr>
+          <w:rStyle w:val="NormalTok"/>
+        </w:rPr>
+        <w:t xml:space="preserve"> </w:t>
+      </w:r>
+      <w:r>
+        <w:rPr>
+          <w:rStyle w:val="KeywordTok"/>
+        </w:rPr>
+        <w:t xml:space="preserve">not</w:t>
+      </w:r>
+      <w:r>
+        <w:rPr>
+          <w:rStyle w:val="NormalTok"/>
+        </w:rPr>
+        <w:t xml:space="preserve"> items:</w:t>
+      </w:r>
+      <w:r>
+        <w:br/>
+      </w:r>
+      <w:r>
+        <w:rPr>
+          <w:rStyle w:val="NormalTok"/>
+        </w:rPr>
+        <w:t xml:space="preserve">        </w:t>
+      </w:r>
+      <w:r>
+        <w:rPr>
+          <w:rStyle w:val="CommentTok"/>
+        </w:rPr>
+        <w:t xml:space="preserve"># 2. Raise an error if it is</w:t>
+      </w:r>
+      <w:r>
+        <w:br/>
+      </w:r>
+      <w:r>
+        <w:rPr>
+          <w:rStyle w:val="NormalTok"/>
+        </w:rPr>
+        <w:t xml:space="preserve">        </w:t>
+      </w:r>
+      <w:r>
+        <w:rPr>
+          <w:rStyle w:val="ControlFlowTok"/>
+        </w:rPr>
+        <w:t xml:space="preserve">raise</w:t>
+      </w:r>
+      <w:r>
+        <w:rPr>
+          <w:rStyle w:val="NormalTok"/>
+        </w:rPr>
+        <w:t xml:space="preserve"> </w:t>
+      </w:r>
+      <w:r>
+        <w:rPr>
+          <w:rStyle w:val="PreprocessorTok"/>
+        </w:rPr>
+        <w:t xml:space="preserve">ValueError</w:t>
+      </w:r>
+      <w:r>
+        <w:rPr>
+          <w:rStyle w:val="NormalTok"/>
+        </w:rPr>
+        <w:t xml:space="preserve">(</w:t>
+      </w:r>
+      <w:r>
+        <w:rPr>
+          <w:rStyle w:val="StringTok"/>
+        </w:rPr>
+        <w:t xml:space="preserve">"items must not be empty"</w:t>
+      </w:r>
+      <w:r>
+        <w:rPr>
+          <w:rStyle w:val="NormalTok"/>
+        </w:rPr>
+        <w:t xml:space="preserve">)</w:t>
+      </w:r>
+      <w:r>
+        <w:br/>
+      </w:r>
+      <w:r>
+        <w:rPr>
+          <w:rStyle w:val="NormalTok"/>
+        </w:rPr>
+        <w:t xml:space="preserve">    </w:t>
+      </w:r>
+      <w:r>
+        <w:rPr>
+          <w:rStyle w:val="CommentTok"/>
+        </w:rPr>
+        <w:t xml:space="preserve"># 3. If not empty, use random.choice to select and return an item</w:t>
+      </w:r>
+      <w:r>
+        <w:br/>
+      </w:r>
+      <w:r>
+        <w:rPr>
+          <w:rStyle w:val="NormalTok"/>
+        </w:rPr>
+        <w:t xml:space="preserve">    </w:t>
       </w:r>
       <w:r>
         <w:rPr>
@@ -358,7 +523,7 @@
         <w:t xml:space="preserve"> </w:t>
       </w:r>
       <w:r>
-        <w:t xml:space="preserve">must contain at least one element. Providing an empty list will result in a</w:t>
+        <w:t xml:space="preserve">must not be empty. Providing an empty list will result in a</w:t>
       </w:r>
       <w:r>
         <w:t xml:space="preserve"> </w:t>
@@ -397,22 +562,7 @@
         <w:t xml:space="preserve"> </w:t>
       </w:r>
       <w:r>
-        <w:t xml:space="preserve">module. Ensure it is imported in the scope where</w:t>
-      </w:r>
-      <w:r>
-        <w:t xml:space="preserve"> </w:t>
-      </w:r>
-      <w:r>
-        <w:rPr>
-          <w:rStyle w:val="VerbatimChar"/>
-        </w:rPr>
-        <w:t xml:space="preserve">choose_random_item</w:t>
-      </w:r>
-      <w:r>
-        <w:t xml:space="preserve"> </w:t>
-      </w:r>
-      <w:r>
-        <w:t xml:space="preserve">is defined.</w:t>
+        <w:t xml:space="preserve">module. Ensure it is imported in the environment where this function is used.</w:t>
       </w:r>
     </w:p>
     <w:p>
@@ -424,7 +574,31 @@
         </w:numPr>
       </w:pPr>
       <w:r>
-        <w:t xml:space="preserve">Each item in the list has an equal probability of being selected.</w:t>
+        <w:t xml:space="preserve">The type hint specifies the input should be a list of strings (</w:t>
+      </w:r>
+      <w:r>
+        <w:rPr>
+          <w:rStyle w:val="VerbatimChar"/>
+        </w:rPr>
+        <w:t xml:space="preserve">List[str]</w:t>
+      </w:r>
+      <w:r>
+        <w:t xml:space="preserve">). While</w:t>
+      </w:r>
+      <w:r>
+        <w:t xml:space="preserve"> </w:t>
+      </w:r>
+      <w:r>
+        <w:rPr>
+          <w:rStyle w:val="VerbatimChar"/>
+        </w:rPr>
+        <w:t xml:space="preserve">random.choice</w:t>
+      </w:r>
+      <w:r>
+        <w:t xml:space="preserve"> </w:t>
+      </w:r>
+      <w:r>
+        <w:t xml:space="preserve">works on any non-empty sequence, this function’s explicit contract is for a list of strings.</w:t>
       </w:r>
     </w:p>
     <w:p>
@@ -439,7 +613,7 @@
         <w:t xml:space="preserve">Output Example</w:t>
       </w:r>
       <w:r>
-        <w:t xml:space="preserve">: For an input of</w:t>
+        <w:t xml:space="preserve">: A single string from the input list. For example, if the input is</w:t>
       </w:r>
       <w:r>
         <w:t xml:space="preserve"> </w:t>
@@ -448,7 +622,7 @@
         <w:rPr>
           <w:rStyle w:val="VerbatimChar"/>
         </w:rPr>
-        <w:t xml:space="preserve">['red', 'green', 'blue']</w:t>
+        <w:t xml:space="preserve">['apple', 'banana', 'cherry']</w:t>
       </w:r>
       <w:r>
         <w:t xml:space="preserve">, a possible output is</w:t>
@@ -460,10 +634,10 @@
         <w:rPr>
           <w:rStyle w:val="VerbatimChar"/>
         </w:rPr>
-        <w:t xml:space="preserve">'green'</w:t>
-      </w:r>
-      <w:r>
-        <w:t xml:space="preserve">. The actual output will be one of the strings from the list, chosen randomly.</w:t>
+        <w:t xml:space="preserve">'banana'</w:t>
+      </w:r>
+      <w:r>
+        <w:t xml:space="preserve">.</w:t>
       </w:r>
     </w:p>
     <w:bookmarkEnd w:id="13"/>
@@ -491,6 +665,15 @@
       </w:pPr>
       <w:r>
         <w:rPr>
+          <w:rStyle w:val="CommentTok"/>
+        </w:rPr>
+        <w:t xml:space="preserve"># This example requires the 'random' module to be imported.</w:t>
+      </w:r>
+      <w:r>
+        <w:br/>
+      </w:r>
+      <w:r>
+        <w:rPr>
           <w:rStyle w:val="ImportTok"/>
         </w:rPr>
         <w:t xml:space="preserve">import</w:t>
@@ -715,7 +898,7 @@
         <w:rPr>
           <w:rStyle w:val="CommentTok"/>
         </w:rPr>
-        <w:t xml:space="preserve"># Example 1: Choosing from a populated list</w:t>
+        <w:t xml:space="preserve"># --- Usage Example 1: Choosing from a populated list ---</w:t>
       </w:r>
       <w:r>
         <w:br/>
@@ -742,7 +925,7 @@
         <w:rPr>
           <w:rStyle w:val="StringTok"/>
         </w:rPr>
-        <w:t xml:space="preserve">"apple"</w:t>
+        <w:t xml:space="preserve">"red"</w:t>
       </w:r>
       <w:r>
         <w:rPr>
@@ -754,7 +937,7 @@
         <w:rPr>
           <w:rStyle w:val="StringTok"/>
         </w:rPr>
-        <w:t xml:space="preserve">"banana"</w:t>
+        <w:t xml:space="preserve">"green"</w:t>
       </w:r>
       <w:r>
         <w:rPr>
@@ -766,7 +949,7 @@
         <w:rPr>
           <w:rStyle w:val="StringTok"/>
         </w:rPr>
-        <w:t xml:space="preserve">"cherry"</w:t>
+        <w:t xml:space="preserve">"blue"</w:t>
       </w:r>
       <w:r>
         <w:rPr>
@@ -778,7 +961,7 @@
         <w:rPr>
           <w:rStyle w:val="StringTok"/>
         </w:rPr>
-        <w:t xml:space="preserve">"date"</w:t>
+        <w:t xml:space="preserve">"yellow"</w:t>
       </w:r>
       <w:r>
         <w:rPr>
@@ -793,7 +976,7 @@
         <w:rPr>
           <w:rStyle w:val="NormalTok"/>
         </w:rPr>
-        <w:t xml:space="preserve">random_selection </w:t>
+        <w:t xml:space="preserve">random_color </w:t>
       </w:r>
       <w:r>
         <w:rPr>
@@ -826,7 +1009,7 @@
         <w:rPr>
           <w:rStyle w:val="SpecialStringTok"/>
         </w:rPr>
-        <w:t xml:space="preserve">f"Randomly selected item: </w:t>
+        <w:t xml:space="preserve">f"The chosen color is: </w:t>
       </w:r>
       <w:r>
         <w:rPr>
@@ -838,7 +1021,7 @@
         <w:rPr>
           <w:rStyle w:val="NormalTok"/>
         </w:rPr>
-        <w:t xml:space="preserve">random_selection</w:t>
+        <w:t xml:space="preserve">random_color</w:t>
       </w:r>
       <w:r>
         <w:rPr>
@@ -868,13 +1051,34 @@
         <w:rPr>
           <w:rStyle w:val="CommentTok"/>
         </w:rPr>
-        <w:t xml:space="preserve"># Example 2: Attempting to choose from an empty list</w:t>
+        <w:t xml:space="preserve"># --- Usage Example 2: Handling an empty list ---</w:t>
       </w:r>
       <w:r>
         <w:br/>
       </w:r>
       <w:r>
         <w:rPr>
+          <w:rStyle w:val="NormalTok"/>
+        </w:rPr>
+        <w:t xml:space="preserve">empty_list </w:t>
+      </w:r>
+      <w:r>
+        <w:rPr>
+          <w:rStyle w:val="OperatorTok"/>
+        </w:rPr>
+        <w:t xml:space="preserve">=</w:t>
+      </w:r>
+      <w:r>
+        <w:rPr>
+          <w:rStyle w:val="NormalTok"/>
+        </w:rPr>
+        <w:t xml:space="preserve"> []</w:t>
+      </w:r>
+      <w:r>
+        <w:br/>
+      </w:r>
+      <w:r>
+        <w:rPr>
           <w:rStyle w:val="ControlFlowTok"/>
         </w:rPr>
         <w:t xml:space="preserve">try</w:t>
@@ -884,27 +1088,6 @@
           <w:rStyle w:val="NormalTok"/>
         </w:rPr>
         <w:t xml:space="preserve">:</w:t>
-      </w:r>
-      <w:r>
-        <w:br/>
-      </w:r>
-      <w:r>
-        <w:rPr>
-          <w:rStyle w:val="NormalTok"/>
-        </w:rPr>
-        <w:t xml:space="preserve">    empty_list </w:t>
-      </w:r>
-      <w:r>
-        <w:rPr>
-          <w:rStyle w:val="OperatorTok"/>
-        </w:rPr>
-        <w:t xml:space="preserve">=</w:t>
-      </w:r>
-      <w:r>
-        <w:rPr>
-          <w:rStyle w:val="NormalTok"/>
-        </w:rPr>
-        <w:t xml:space="preserve"> []</w:t>
       </w:r>
       <w:r>
         <w:br/>
@@ -1032,7 +1215,7 @@
         <w:rPr>
           <w:rStyle w:val="VerbatimChar"/>
         </w:rPr>
-        <w:t xml:space="preserve">Randomly selected item: cherry</w:t>
+        <w:t xml:space="preserve">The chosen color is: blue</w:t>
       </w:r>
       <w:r>
         <w:br/>
@@ -1053,7 +1236,7 @@
           <w:i/>
           <w:iCs/>
         </w:rPr>
-        <w:t xml:space="preserve">(Note: The selected item in the first line is random and may differ on each execution.)</w:t>
+        <w:t xml:space="preserve">(Note: The actual color chosen in the first part of the output will vary with each execution.)</w:t>
       </w:r>
     </w:p>
     <w:p>
@@ -1140,7 +1323,7 @@
         <w:t xml:space="preserve"> </w:t>
       </w:r>
       <w:r>
-        <w:t xml:space="preserve">function returns a new, randomly shuffled copy of a given list, ensuring the original list remains unchanged.</w:t>
+        <w:t xml:space="preserve">function returns a new list containing the same elements as the input list but in a randomized order, without modifying the original list.</w:t>
       </w:r>
     </w:p>
     <w:bookmarkEnd w:id="17"/>
@@ -1192,7 +1375,7 @@
         <w:t xml:space="preserve"> </w:t>
       </w:r>
       <w:r>
-        <w:t xml:space="preserve">- The list of integers to be shuffled.</w:t>
+        <w:t xml:space="preserve">- A list of integers that will be copied and shuffled.</w:t>
       </w:r>
     </w:p>
     <w:bookmarkEnd w:id="18"/>
@@ -1219,11 +1402,12 @@
         <w:pStyle w:val="FirstParagraph"/>
       </w:pPr>
       <w:r>
-        <w:t xml:space="preserve">This function provides a safe way to shuffle a list without altering the original data structure. The core logic involves three main steps:</w:t>
+        <w:t xml:space="preserve">This function provides a safe way to shuffle a list without causing side effects. The logic proceeds in three steps:</w:t>
       </w:r>
     </w:p>
     <w:p>
       <w:pPr>
+        <w:pStyle w:val="Compact"/>
         <w:numPr>
           <w:ilvl w:val="0"/>
           <w:numId w:val="1004"/>
@@ -1257,18 +1441,19 @@
         <w:t xml:space="preserve">copy = list(items)</w:t>
       </w:r>
       <w:r>
-        <w:t xml:space="preserve">. This is a critical step that allocates new memory for a new list, preventing any modifications to the original list passed to the function.</w:t>
+        <w:t xml:space="preserve">. This is the key step that ensures the original list passed to the function remains unchanged.</w:t>
       </w:r>
     </w:p>
     <w:p>
       <w:pPr>
+        <w:pStyle w:val="Compact"/>
         <w:numPr>
           <w:ilvl w:val="0"/>
           <w:numId w:val="1004"/>
         </w:numPr>
       </w:pPr>
       <w:r>
-        <w:t xml:space="preserve">The</w:t>
+        <w:t xml:space="preserve">The standard library’s</w:t>
       </w:r>
       <w:r>
         <w:t xml:space="preserve"> </w:t>
@@ -1277,13 +1462,13 @@
         <w:rPr>
           <w:rStyle w:val="VerbatimChar"/>
         </w:rPr>
-        <w:t xml:space="preserve">random.shuffle(copy)</w:t>
+        <w:t xml:space="preserve">random.shuffle()</w:t>
       </w:r>
       <w:r>
         <w:t xml:space="preserve"> </w:t>
       </w:r>
       <w:r>
-        <w:t xml:space="preserve">function is then called. This function, from Python’s standard</w:t>
+        <w:t xml:space="preserve">function is then called on the</w:t>
       </w:r>
       <w:r>
         <w:t xml:space="preserve"> </w:t>
@@ -1292,28 +1477,10 @@
         <w:rPr>
           <w:rStyle w:val="VerbatimChar"/>
         </w:rPr>
-        <w:t xml:space="preserve">random</w:t>
-      </w:r>
-      <w:r>
-        <w:t xml:space="preserve"> </w:t>
-      </w:r>
-      <w:r>
-        <w:t xml:space="preserve">module, shuffles the elements of the</w:t>
-      </w:r>
-      <w:r>
-        <w:t xml:space="preserve"> </w:t>
-      </w:r>
-      <w:r>
-        <w:rPr>
-          <w:rStyle w:val="VerbatimChar"/>
-        </w:rPr>
         <w:t xml:space="preserve">copy</w:t>
       </w:r>
       <w:r>
-        <w:t xml:space="preserve"> </w:t>
-      </w:r>
-      <w:r>
-        <w:t xml:space="preserve">list</w:t>
+        <w:t xml:space="preserve">. This function shuffles the elements of the list</w:t>
       </w:r>
       <w:r>
         <w:t xml:space="preserve"> </w:t>
@@ -1326,18 +1493,34 @@
         <w:t xml:space="preserve">in-place</w:t>
       </w:r>
       <w:r>
-        <w:t xml:space="preserve">. It rearranges the sequence of elements into a random permutation.</w:t>
+        <w:t xml:space="preserve">, rearranging the</w:t>
+      </w:r>
+      <w:r>
+        <w:t xml:space="preserve"> </w:t>
+      </w:r>
+      <w:r>
+        <w:rPr>
+          <w:rStyle w:val="VerbatimChar"/>
+        </w:rPr>
+        <w:t xml:space="preserve">copy</w:t>
+      </w:r>
+      <w:r>
+        <w:t xml:space="preserve"> </w:t>
+      </w:r>
+      <w:r>
+        <w:t xml:space="preserve">into a random permutation.</w:t>
       </w:r>
     </w:p>
     <w:p>
       <w:pPr>
+        <w:pStyle w:val="Compact"/>
         <w:numPr>
           <w:ilvl w:val="0"/>
           <w:numId w:val="1004"/>
         </w:numPr>
       </w:pPr>
       <w:r>
-        <w:t xml:space="preserve">Finally, the function returns the</w:t>
+        <w:t xml:space="preserve">Finally, the function returns the modified</w:t>
       </w:r>
       <w:r>
         <w:t xml:space="preserve"> </w:t>
@@ -1349,22 +1532,7 @@
         <w:t xml:space="preserve">copy</w:t>
       </w:r>
       <w:r>
-        <w:t xml:space="preserve">, which now contains the same elements as the original</w:t>
-      </w:r>
-      <w:r>
-        <w:t xml:space="preserve"> </w:t>
-      </w:r>
-      <w:r>
-        <w:rPr>
-          <w:rStyle w:val="VerbatimChar"/>
-        </w:rPr>
-        <w:t xml:space="preserve">items</w:t>
-      </w:r>
-      <w:r>
-        <w:t xml:space="preserve"> </w:t>
-      </w:r>
-      <w:r>
-        <w:t xml:space="preserve">list but in a new, random order.</w:t>
+        <w:t xml:space="preserve">, which is now a shuffled version of the original list.</w:t>
       </w:r>
     </w:p>
     <w:p>
@@ -1375,7 +1543,7 @@
         <w:rPr>
           <w:rStyle w:val="CommentTok"/>
         </w:rPr>
-        <w:t xml:space="preserve"># The function relies on the 'random' module</w:t>
+        <w:t xml:space="preserve"># The function depends on Python's built-in 'random' module.</w:t>
       </w:r>
       <w:r>
         <w:br/>
@@ -1402,7 +1570,7 @@
         <w:rPr>
           <w:rStyle w:val="CommentTok"/>
         </w:rPr>
-        <w:t xml:space="preserve"># Step 1: Create a copy</w:t>
+        <w:t xml:space="preserve"># Example of internal logic</w:t>
       </w:r>
       <w:r>
         <w:br/>
@@ -1411,7 +1579,7 @@
         <w:rPr>
           <w:rStyle w:val="NormalTok"/>
         </w:rPr>
-        <w:t xml:space="preserve">original </w:t>
+        <w:t xml:space="preserve">original_items </w:t>
       </w:r>
       <w:r>
         <w:rPr>
@@ -1429,7 +1597,7 @@
         <w:rPr>
           <w:rStyle w:val="DecValTok"/>
         </w:rPr>
-        <w:t xml:space="preserve">1</w:t>
+        <w:t xml:space="preserve">10</w:t>
       </w:r>
       <w:r>
         <w:rPr>
@@ -1441,7 +1609,7 @@
         <w:rPr>
           <w:rStyle w:val="DecValTok"/>
         </w:rPr>
-        <w:t xml:space="preserve">2</w:t>
+        <w:t xml:space="preserve">20</w:t>
       </w:r>
       <w:r>
         <w:rPr>
@@ -1453,12 +1621,24 @@
         <w:rPr>
           <w:rStyle w:val="DecValTok"/>
         </w:rPr>
-        <w:t xml:space="preserve">3</w:t>
+        <w:t xml:space="preserve">30</w:t>
       </w:r>
       <w:r>
         <w:rPr>
           <w:rStyle w:val="NormalTok"/>
         </w:rPr>
+        <w:t xml:space="preserve">, </w:t>
+      </w:r>
+      <w:r>
+        <w:rPr>
+          <w:rStyle w:val="DecValTok"/>
+        </w:rPr>
+        <w:t xml:space="preserve">40</w:t>
+      </w:r>
+      <w:r>
+        <w:rPr>
+          <w:rStyle w:val="NormalTok"/>
+        </w:rPr>
         <w:t xml:space="preserve">]</w:t>
       </w:r>
       <w:r>
@@ -1468,7 +1648,7 @@
         <w:rPr>
           <w:rStyle w:val="NormalTok"/>
         </w:rPr>
-        <w:t xml:space="preserve">copy </w:t>
+        <w:t xml:space="preserve">copy_of_items </w:t>
       </w:r>
       <w:r>
         <w:rPr>
@@ -1492,61 +1672,37 @@
         <w:rPr>
           <w:rStyle w:val="NormalTok"/>
         </w:rPr>
-        <w:t xml:space="preserve">(original) </w:t>
+        <w:t xml:space="preserve">(original_items) </w:t>
       </w:r>
       <w:r>
         <w:rPr>
           <w:rStyle w:val="CommentTok"/>
         </w:rPr>
-        <w:t xml:space="preserve"># copy is now [1, 2, 3], but a separate object</w:t>
+        <w:t xml:space="preserve"># copy_of_items is now [10, 20, 30, 40]</w:t>
       </w:r>
       <w:r>
         <w:br/>
       </w:r>
       <w:r>
+        <w:rPr>
+          <w:rStyle w:val="NormalTok"/>
+        </w:rPr>
+        <w:t xml:space="preserve">random.shuffle(copy_of_items)        </w:t>
+      </w:r>
+      <w:r>
+        <w:rPr>
+          <w:rStyle w:val="CommentTok"/>
+        </w:rPr>
+        <w:t xml:space="preserve"># copy_of_items might now be [30, 10, 40, 20]</w:t>
+      </w:r>
+      <w:r>
         <w:br/>
       </w:r>
       <w:r>
         <w:rPr>
           <w:rStyle w:val="CommentTok"/>
         </w:rPr>
-        <w:t xml:space="preserve"># Step 2: Shuffle the copy in-place</w:t>
-      </w:r>
-      <w:r>
-        <w:br/>
-      </w:r>
-      <w:r>
-        <w:rPr>
-          <w:rStyle w:val="NormalTok"/>
-        </w:rPr>
-        <w:t xml:space="preserve">random.shuffle(copy) </w:t>
-      </w:r>
-      <w:r>
-        <w:rPr>
-          <w:rStyle w:val="CommentTok"/>
-        </w:rPr>
-        <w:t xml:space="preserve"># copy might now be [3, 1, 2]</w:t>
-      </w:r>
-      <w:r>
-        <w:br/>
-      </w:r>
-      <w:r>
-        <w:br/>
-      </w:r>
-      <w:r>
-        <w:rPr>
-          <w:rStyle w:val="CommentTok"/>
-        </w:rPr>
-        <w:t xml:space="preserve"># Step 3: Return the shuffled copy</w:t>
-      </w:r>
-      <w:r>
-        <w:br/>
-      </w:r>
-      <w:r>
-        <w:rPr>
-          <w:rStyle w:val="CommentTok"/>
-        </w:rPr>
-        <w:t xml:space="preserve"># The function would return [3, 1, 2] while 'original' remains [1, 2, 3]</w:t>
+        <w:t xml:space="preserve"># The function would then return copy_of_items</w:t>
       </w:r>
     </w:p>
     <w:bookmarkEnd w:id="19"/>
@@ -1577,7 +1733,17 @@
         </w:numPr>
       </w:pPr>
       <w:r>
-        <w:t xml:space="preserve">The primary benefit of this function is that it is non-mutating. The original list you pass as an argument will not be modified.</w:t>
+        <w:rPr>
+          <w:b/>
+          <w:bCs/>
+        </w:rPr>
+        <w:t xml:space="preserve">Non-mutating:</w:t>
+      </w:r>
+      <w:r>
+        <w:t xml:space="preserve"> </w:t>
+      </w:r>
+      <w:r>
+        <w:t xml:space="preserve">The primary feature of this function is that it does not alter the original input list. It operates on a copy.</w:t>
       </w:r>
     </w:p>
     <w:p>
@@ -1589,6 +1755,16 @@
         </w:numPr>
       </w:pPr>
       <w:r>
+        <w:rPr>
+          <w:b/>
+          <w:bCs/>
+        </w:rPr>
+        <w:t xml:space="preserve">Dependency:</w:t>
+      </w:r>
+      <w:r>
+        <w:t xml:space="preserve"> </w:t>
+      </w:r>
+      <w:r>
         <w:t xml:space="preserve">This function requires the</w:t>
       </w:r>
       <w:r>
@@ -1604,19 +1780,7 @@
         <w:t xml:space="preserve"> </w:t>
       </w:r>
       <w:r>
-        <w:t xml:space="preserve">module to be imported into the script where it is used (i.e.,</w:t>
-      </w:r>
-      <w:r>
-        <w:t xml:space="preserve"> </w:t>
-      </w:r>
-      <w:r>
-        <w:rPr>
-          <w:rStyle w:val="VerbatimChar"/>
-        </w:rPr>
-        <w:t xml:space="preserve">import random</w:t>
-      </w:r>
-      <w:r>
-        <w:t xml:space="preserve">).</w:t>
+        <w:t xml:space="preserve">module to be imported in the script where it is defined.</w:t>
       </w:r>
     </w:p>
     <w:p>
@@ -1628,34 +1792,32 @@
         </w:numPr>
       </w:pPr>
       <w:r>
-        <w:t xml:space="preserve">Although the type hint specifies</w:t>
+        <w:rPr>
+          <w:b/>
+          <w:bCs/>
+        </w:rPr>
+        <w:t xml:space="preserve">Randomness:</w:t>
       </w:r>
       <w:r>
         <w:t xml:space="preserve"> </w:t>
       </w:r>
       <w:r>
+        <w:t xml:space="preserve">The shuffle is pseudo-random. For reproducible results during testing, you can set the seed for the random number generator using</w:t>
+      </w:r>
+      <w:r>
+        <w:t xml:space="preserve"> </w:t>
+      </w:r>
+      <w:r>
         <w:rPr>
           <w:rStyle w:val="VerbatimChar"/>
         </w:rPr>
-        <w:t xml:space="preserve">List[int]</w:t>
-      </w:r>
-      <w:r>
-        <w:t xml:space="preserve">, the function will work correctly with lists containing elements of any type (e.g., strings, floats, or other objects) as</w:t>
+        <w:t xml:space="preserve">random.seed()</w:t>
       </w:r>
       <w:r>
         <w:t xml:space="preserve"> </w:t>
       </w:r>
       <w:r>
-        <w:rPr>
-          <w:rStyle w:val="VerbatimChar"/>
-        </w:rPr>
-        <w:t xml:space="preserve">random.shuffle</w:t>
-      </w:r>
-      <w:r>
-        <w:t xml:space="preserve"> </w:t>
-      </w:r>
-      <w:r>
-        <w:t xml:space="preserve">is generic.</w:t>
+        <w:t xml:space="preserve">before calling this function.</w:t>
       </w:r>
     </w:p>
     <w:p>
@@ -1670,31 +1832,18 @@
         <w:t xml:space="preserve">Output Example</w:t>
       </w:r>
       <w:r>
-        <w:t xml:space="preserve">: The function returns a new list. For an input of</w:t>
-      </w:r>
-      <w:r>
-        <w:t xml:space="preserve"> </w:t>
-      </w:r>
+        <w:t xml:space="preserve">: A new list object containing the same elements as the input list, but in a random order.</w:t>
+      </w:r>
+    </w:p>
+    <w:p>
+      <w:pPr>
+        <w:pStyle w:val="SourceCode"/>
+      </w:pPr>
       <w:r>
         <w:rPr>
           <w:rStyle w:val="VerbatimChar"/>
         </w:rPr>
-        <w:t xml:space="preserve">[1, 2, 3]</w:t>
-      </w:r>
-      <w:r>
-        <w:t xml:space="preserve">, a possible return value could be</w:t>
-      </w:r>
-      <w:r>
-        <w:t xml:space="preserve"> </w:t>
-      </w:r>
-      <w:r>
-        <w:rPr>
-          <w:rStyle w:val="VerbatimChar"/>
-        </w:rPr>
-        <w:t xml:space="preserve">[2, 3, 1]</w:t>
-      </w:r>
-      <w:r>
-        <w:t xml:space="preserve">. The order is random and will likely be different on each execution.</w:t>
+        <w:t xml:space="preserve">[4, 1, 5, 2, 3]</w:t>
       </w:r>
     </w:p>
     <w:bookmarkEnd w:id="20"/>
@@ -1736,400 +1885,385 @@
         <w:br/>
       </w:r>
       <w:r>
-        <w:rPr>
-          <w:rStyle w:val="ImportTok"/>
-        </w:rPr>
-        <w:t xml:space="preserve">from</w:t>
+        <w:br/>
+      </w:r>
+      <w:r>
+        <w:rPr>
+          <w:rStyle w:val="KeywordTok"/>
+        </w:rPr>
+        <w:t xml:space="preserve">def</w:t>
       </w:r>
       <w:r>
         <w:rPr>
           <w:rStyle w:val="NormalTok"/>
         </w:rPr>
-        <w:t xml:space="preserve"> typing </w:t>
-      </w:r>
-      <w:r>
-        <w:rPr>
-          <w:rStyle w:val="ImportTok"/>
-        </w:rPr>
-        <w:t xml:space="preserve">import</w:t>
+        <w:t xml:space="preserve"> shuffle_copy(items: </w:t>
+      </w:r>
+      <w:r>
+        <w:rPr>
+          <w:rStyle w:val="BuiltInTok"/>
+        </w:rPr>
+        <w:t xml:space="preserve">list</w:t>
       </w:r>
       <w:r>
         <w:rPr>
           <w:rStyle w:val="NormalTok"/>
         </w:rPr>
-        <w:t xml:space="preserve"> List</w:t>
+        <w:t xml:space="preserve">) </w:t>
+      </w:r>
+      <w:r>
+        <w:rPr>
+          <w:rStyle w:val="OperatorTok"/>
+        </w:rPr>
+        <w:t xml:space="preserve">-&gt;</w:t>
+      </w:r>
+      <w:r>
+        <w:rPr>
+          <w:rStyle w:val="NormalTok"/>
+        </w:rPr>
+        <w:t xml:space="preserve"> </w:t>
+      </w:r>
+      <w:r>
+        <w:rPr>
+          <w:rStyle w:val="BuiltInTok"/>
+        </w:rPr>
+        <w:t xml:space="preserve">list</w:t>
+      </w:r>
+      <w:r>
+        <w:rPr>
+          <w:rStyle w:val="NormalTok"/>
+        </w:rPr>
+        <w:t xml:space="preserve">:</w:t>
       </w:r>
       <w:r>
         <w:br/>
       </w:r>
       <w:r>
+        <w:rPr>
+          <w:rStyle w:val="NormalTok"/>
+        </w:rPr>
+        <w:t xml:space="preserve">    </w:t>
+      </w:r>
+      <w:r>
+        <w:rPr>
+          <w:rStyle w:val="CommentTok"/>
+        </w:rPr>
+        <w:t xml:space="preserve">"""Return a shuffled copy of the given list without mutating the input."""</w:t>
+      </w:r>
+      <w:r>
         <w:br/>
       </w:r>
       <w:r>
         <w:rPr>
-          <w:rStyle w:val="KeywordTok"/>
-        </w:rPr>
-        <w:t xml:space="preserve">def</w:t>
-      </w:r>
-      <w:r>
-        <w:rPr>
           <w:rStyle w:val="NormalTok"/>
         </w:rPr>
-        <w:t xml:space="preserve"> shuffle_copy(items: List[</w:t>
+        <w:t xml:space="preserve">    copy </w:t>
+      </w:r>
+      <w:r>
+        <w:rPr>
+          <w:rStyle w:val="OperatorTok"/>
+        </w:rPr>
+        <w:t xml:space="preserve">=</w:t>
+      </w:r>
+      <w:r>
+        <w:rPr>
+          <w:rStyle w:val="NormalTok"/>
+        </w:rPr>
+        <w:t xml:space="preserve"> </w:t>
       </w:r>
       <w:r>
         <w:rPr>
           <w:rStyle w:val="BuiltInTok"/>
         </w:rPr>
-        <w:t xml:space="preserve">int</w:t>
+        <w:t xml:space="preserve">list</w:t>
       </w:r>
       <w:r>
         <w:rPr>
           <w:rStyle w:val="NormalTok"/>
         </w:rPr>
-        <w:t xml:space="preserve">]) </w:t>
+        <w:t xml:space="preserve">(items)</w:t>
+      </w:r>
+      <w:r>
+        <w:br/>
+      </w:r>
+      <w:r>
+        <w:rPr>
+          <w:rStyle w:val="NormalTok"/>
+        </w:rPr>
+        <w:t xml:space="preserve">    random.shuffle(copy)</w:t>
+      </w:r>
+      <w:r>
+        <w:br/>
+      </w:r>
+      <w:r>
+        <w:rPr>
+          <w:rStyle w:val="NormalTok"/>
+        </w:rPr>
+        <w:t xml:space="preserve">    </w:t>
+      </w:r>
+      <w:r>
+        <w:rPr>
+          <w:rStyle w:val="ControlFlowTok"/>
+        </w:rPr>
+        <w:t xml:space="preserve">return</w:t>
+      </w:r>
+      <w:r>
+        <w:rPr>
+          <w:rStyle w:val="NormalTok"/>
+        </w:rPr>
+        <w:t xml:space="preserve"> copy</w:t>
+      </w:r>
+      <w:r>
+        <w:br/>
+      </w:r>
+      <w:r>
+        <w:br/>
+      </w:r>
+      <w:r>
+        <w:rPr>
+          <w:rStyle w:val="CommentTok"/>
+        </w:rPr>
+        <w:t xml:space="preserve"># Example usage</w:t>
+      </w:r>
+      <w:r>
+        <w:br/>
+      </w:r>
+      <w:r>
+        <w:rPr>
+          <w:rStyle w:val="NormalTok"/>
+        </w:rPr>
+        <w:t xml:space="preserve">original_list </w:t>
       </w:r>
       <w:r>
         <w:rPr>
           <w:rStyle w:val="OperatorTok"/>
         </w:rPr>
-        <w:t xml:space="preserve">-&gt;</w:t>
+        <w:t xml:space="preserve">=</w:t>
       </w:r>
       <w:r>
         <w:rPr>
           <w:rStyle w:val="NormalTok"/>
         </w:rPr>
-        <w:t xml:space="preserve"> List[</w:t>
+        <w:t xml:space="preserve"> [</w:t>
+      </w:r>
+      <w:r>
+        <w:rPr>
+          <w:rStyle w:val="DecValTok"/>
+        </w:rPr>
+        <w:t xml:space="preserve">1</w:t>
+      </w:r>
+      <w:r>
+        <w:rPr>
+          <w:rStyle w:val="NormalTok"/>
+        </w:rPr>
+        <w:t xml:space="preserve">, </w:t>
+      </w:r>
+      <w:r>
+        <w:rPr>
+          <w:rStyle w:val="DecValTok"/>
+        </w:rPr>
+        <w:t xml:space="preserve">2</w:t>
+      </w:r>
+      <w:r>
+        <w:rPr>
+          <w:rStyle w:val="NormalTok"/>
+        </w:rPr>
+        <w:t xml:space="preserve">, </w:t>
+      </w:r>
+      <w:r>
+        <w:rPr>
+          <w:rStyle w:val="DecValTok"/>
+        </w:rPr>
+        <w:t xml:space="preserve">3</w:t>
+      </w:r>
+      <w:r>
+        <w:rPr>
+          <w:rStyle w:val="NormalTok"/>
+        </w:rPr>
+        <w:t xml:space="preserve">, </w:t>
+      </w:r>
+      <w:r>
+        <w:rPr>
+          <w:rStyle w:val="DecValTok"/>
+        </w:rPr>
+        <w:t xml:space="preserve">4</w:t>
+      </w:r>
+      <w:r>
+        <w:rPr>
+          <w:rStyle w:val="NormalTok"/>
+        </w:rPr>
+        <w:t xml:space="preserve">, </w:t>
+      </w:r>
+      <w:r>
+        <w:rPr>
+          <w:rStyle w:val="DecValTok"/>
+        </w:rPr>
+        <w:t xml:space="preserve">5</w:t>
+      </w:r>
+      <w:r>
+        <w:rPr>
+          <w:rStyle w:val="NormalTok"/>
+        </w:rPr>
+        <w:t xml:space="preserve">, </w:t>
+      </w:r>
+      <w:r>
+        <w:rPr>
+          <w:rStyle w:val="DecValTok"/>
+        </w:rPr>
+        <w:t xml:space="preserve">6</w:t>
+      </w:r>
+      <w:r>
+        <w:rPr>
+          <w:rStyle w:val="NormalTok"/>
+        </w:rPr>
+        <w:t xml:space="preserve">]</w:t>
+      </w:r>
+      <w:r>
+        <w:br/>
       </w:r>
       <w:r>
         <w:rPr>
           <w:rStyle w:val="BuiltInTok"/>
         </w:rPr>
-        <w:t xml:space="preserve">int</w:t>
+        <w:t xml:space="preserve">print</w:t>
       </w:r>
       <w:r>
         <w:rPr>
           <w:rStyle w:val="NormalTok"/>
         </w:rPr>
-        <w:t xml:space="preserve">]:</w:t>
+        <w:t xml:space="preserve">(</w:t>
+      </w:r>
+      <w:r>
+        <w:rPr>
+          <w:rStyle w:val="SpecialStringTok"/>
+        </w:rPr>
+        <w:t xml:space="preserve">f"Original list (before): </w:t>
+      </w:r>
+      <w:r>
+        <w:rPr>
+          <w:rStyle w:val="SpecialCharTok"/>
+        </w:rPr>
+        <w:t xml:space="preserve">{</w:t>
+      </w:r>
+      <w:r>
+        <w:rPr>
+          <w:rStyle w:val="NormalTok"/>
+        </w:rPr>
+        <w:t xml:space="preserve">original_list</w:t>
+      </w:r>
+      <w:r>
+        <w:rPr>
+          <w:rStyle w:val="SpecialCharTok"/>
+        </w:rPr>
+        <w:t xml:space="preserve">}</w:t>
+      </w:r>
+      <w:r>
+        <w:rPr>
+          <w:rStyle w:val="SpecialStringTok"/>
+        </w:rPr>
+        <w:t xml:space="preserve">"</w:t>
+      </w:r>
+      <w:r>
+        <w:rPr>
+          <w:rStyle w:val="NormalTok"/>
+        </w:rPr>
+        <w:t xml:space="preserve">)</w:t>
       </w:r>
       <w:r>
         <w:br/>
       </w:r>
       <w:r>
+        <w:br/>
+      </w:r>
+      <w:r>
         <w:rPr>
           <w:rStyle w:val="NormalTok"/>
         </w:rPr>
-        <w:t xml:space="preserve">    </w:t>
-      </w:r>
-      <w:r>
-        <w:rPr>
-          <w:rStyle w:val="CommentTok"/>
-        </w:rPr>
-        <w:t xml:space="preserve">"""Return a shuffled copy of the given list without mutating the input."""</w:t>
+        <w:t xml:space="preserve">shuffled_list </w:t>
+      </w:r>
+      <w:r>
+        <w:rPr>
+          <w:rStyle w:val="OperatorTok"/>
+        </w:rPr>
+        <w:t xml:space="preserve">=</w:t>
+      </w:r>
+      <w:r>
+        <w:rPr>
+          <w:rStyle w:val="NormalTok"/>
+        </w:rPr>
+        <w:t xml:space="preserve"> shuffle_copy(original_list)</w:t>
       </w:r>
       <w:r>
         <w:br/>
       </w:r>
       <w:r>
         <w:rPr>
+          <w:rStyle w:val="BuiltInTok"/>
+        </w:rPr>
+        <w:t xml:space="preserve">print</w:t>
+      </w:r>
+      <w:r>
+        <w:rPr>
           <w:rStyle w:val="NormalTok"/>
         </w:rPr>
-        <w:t xml:space="preserve">    copy </w:t>
-      </w:r>
-      <w:r>
-        <w:rPr>
-          <w:rStyle w:val="OperatorTok"/>
-        </w:rPr>
-        <w:t xml:space="preserve">=</w:t>
+        <w:t xml:space="preserve">(</w:t>
+      </w:r>
+      <w:r>
+        <w:rPr>
+          <w:rStyle w:val="SpecialStringTok"/>
+        </w:rPr>
+        <w:t xml:space="preserve">f"Shuffled list (new):  </w:t>
+      </w:r>
+      <w:r>
+        <w:rPr>
+          <w:rStyle w:val="SpecialCharTok"/>
+        </w:rPr>
+        <w:t xml:space="preserve">{</w:t>
       </w:r>
       <w:r>
         <w:rPr>
           <w:rStyle w:val="NormalTok"/>
         </w:rPr>
-        <w:t xml:space="preserve"> </w:t>
+        <w:t xml:space="preserve">shuffled_list</w:t>
+      </w:r>
+      <w:r>
+        <w:rPr>
+          <w:rStyle w:val="SpecialCharTok"/>
+        </w:rPr>
+        <w:t xml:space="preserve">}</w:t>
+      </w:r>
+      <w:r>
+        <w:rPr>
+          <w:rStyle w:val="SpecialStringTok"/>
+        </w:rPr>
+        <w:t xml:space="preserve">"</w:t>
+      </w:r>
+      <w:r>
+        <w:rPr>
+          <w:rStyle w:val="NormalTok"/>
+        </w:rPr>
+        <w:t xml:space="preserve">)</w:t>
+      </w:r>
+      <w:r>
+        <w:br/>
       </w:r>
       <w:r>
         <w:rPr>
           <w:rStyle w:val="BuiltInTok"/>
         </w:rPr>
-        <w:t xml:space="preserve">list</w:t>
+        <w:t xml:space="preserve">print</w:t>
       </w:r>
       <w:r>
         <w:rPr>
           <w:rStyle w:val="NormalTok"/>
         </w:rPr>
-        <w:t xml:space="preserve">(items)</w:t>
-      </w:r>
-      <w:r>
-        <w:br/>
-      </w:r>
-      <w:r>
-        <w:rPr>
-          <w:rStyle w:val="NormalTok"/>
-        </w:rPr>
-        <w:t xml:space="preserve">    random.shuffle(copy)</w:t>
-      </w:r>
-      <w:r>
-        <w:br/>
-      </w:r>
-      <w:r>
-        <w:rPr>
-          <w:rStyle w:val="NormalTok"/>
-        </w:rPr>
-        <w:t xml:space="preserve">    </w:t>
-      </w:r>
-      <w:r>
-        <w:rPr>
-          <w:rStyle w:val="ControlFlowTok"/>
-        </w:rPr>
-        <w:t xml:space="preserve">return</w:t>
-      </w:r>
-      <w:r>
-        <w:rPr>
-          <w:rStyle w:val="NormalTok"/>
-        </w:rPr>
-        <w:t xml:space="preserve"> copy</w:t>
-      </w:r>
-      <w:r>
-        <w:br/>
-      </w:r>
-      <w:r>
-        <w:br/>
-      </w:r>
-      <w:r>
-        <w:rPr>
-          <w:rStyle w:val="CommentTok"/>
-        </w:rPr>
-        <w:t xml:space="preserve"># Example usage</w:t>
-      </w:r>
-      <w:r>
-        <w:br/>
-      </w:r>
-      <w:r>
-        <w:rPr>
-          <w:rStyle w:val="NormalTok"/>
-        </w:rPr>
-        <w:t xml:space="preserve">original_list </w:t>
-      </w:r>
-      <w:r>
-        <w:rPr>
-          <w:rStyle w:val="OperatorTok"/>
-        </w:rPr>
-        <w:t xml:space="preserve">=</w:t>
-      </w:r>
-      <w:r>
-        <w:rPr>
-          <w:rStyle w:val="NormalTok"/>
-        </w:rPr>
-        <w:t xml:space="preserve"> [</w:t>
-      </w:r>
-      <w:r>
-        <w:rPr>
-          <w:rStyle w:val="DecValTok"/>
-        </w:rPr>
-        <w:t xml:space="preserve">10</w:t>
-      </w:r>
-      <w:r>
-        <w:rPr>
-          <w:rStyle w:val="NormalTok"/>
-        </w:rPr>
-        <w:t xml:space="preserve">, </w:t>
-      </w:r>
-      <w:r>
-        <w:rPr>
-          <w:rStyle w:val="DecValTok"/>
-        </w:rPr>
-        <w:t xml:space="preserve">20</w:t>
-      </w:r>
-      <w:r>
-        <w:rPr>
-          <w:rStyle w:val="NormalTok"/>
-        </w:rPr>
-        <w:t xml:space="preserve">, </w:t>
-      </w:r>
-      <w:r>
-        <w:rPr>
-          <w:rStyle w:val="DecValTok"/>
-        </w:rPr>
-        <w:t xml:space="preserve">30</w:t>
-      </w:r>
-      <w:r>
-        <w:rPr>
-          <w:rStyle w:val="NormalTok"/>
-        </w:rPr>
-        <w:t xml:space="preserve">, </w:t>
-      </w:r>
-      <w:r>
-        <w:rPr>
-          <w:rStyle w:val="DecValTok"/>
-        </w:rPr>
-        <w:t xml:space="preserve">40</w:t>
-      </w:r>
-      <w:r>
-        <w:rPr>
-          <w:rStyle w:val="NormalTok"/>
-        </w:rPr>
-        <w:t xml:space="preserve">, </w:t>
-      </w:r>
-      <w:r>
-        <w:rPr>
-          <w:rStyle w:val="DecValTok"/>
-        </w:rPr>
-        <w:t xml:space="preserve">50</w:t>
-      </w:r>
-      <w:r>
-        <w:rPr>
-          <w:rStyle w:val="NormalTok"/>
-        </w:rPr>
-        <w:t xml:space="preserve">]</w:t>
-      </w:r>
-      <w:r>
-        <w:br/>
-      </w:r>
-      <w:r>
-        <w:rPr>
-          <w:rStyle w:val="BuiltInTok"/>
-        </w:rPr>
-        <w:t xml:space="preserve">print</w:t>
-      </w:r>
-      <w:r>
-        <w:rPr>
-          <w:rStyle w:val="NormalTok"/>
-        </w:rPr>
         <w:t xml:space="preserve">(</w:t>
       </w:r>
       <w:r>
         <w:rPr>
           <w:rStyle w:val="SpecialStringTok"/>
         </w:rPr>
-        <w:t xml:space="preserve">f"Original list before shuffling: </w:t>
-      </w:r>
-      <w:r>
-        <w:rPr>
-          <w:rStyle w:val="SpecialCharTok"/>
-        </w:rPr>
-        <w:t xml:space="preserve">{</w:t>
-      </w:r>
-      <w:r>
-        <w:rPr>
-          <w:rStyle w:val="NormalTok"/>
-        </w:rPr>
-        <w:t xml:space="preserve">original_list</w:t>
-      </w:r>
-      <w:r>
-        <w:rPr>
-          <w:rStyle w:val="SpecialCharTok"/>
-        </w:rPr>
-        <w:t xml:space="preserve">}</w:t>
-      </w:r>
-      <w:r>
-        <w:rPr>
-          <w:rStyle w:val="SpecialStringTok"/>
-        </w:rPr>
-        <w:t xml:space="preserve">"</w:t>
-      </w:r>
-      <w:r>
-        <w:rPr>
-          <w:rStyle w:val="NormalTok"/>
-        </w:rPr>
-        <w:t xml:space="preserve">)</w:t>
-      </w:r>
-      <w:r>
-        <w:br/>
-      </w:r>
-      <w:r>
-        <w:br/>
-      </w:r>
-      <w:r>
-        <w:rPr>
-          <w:rStyle w:val="NormalTok"/>
-        </w:rPr>
-        <w:t xml:space="preserve">shuffled_list </w:t>
-      </w:r>
-      <w:r>
-        <w:rPr>
-          <w:rStyle w:val="OperatorTok"/>
-        </w:rPr>
-        <w:t xml:space="preserve">=</w:t>
-      </w:r>
-      <w:r>
-        <w:rPr>
-          <w:rStyle w:val="NormalTok"/>
-        </w:rPr>
-        <w:t xml:space="preserve"> shuffle_copy(original_list)</w:t>
-      </w:r>
-      <w:r>
-        <w:br/>
-      </w:r>
-      <w:r>
-        <w:rPr>
-          <w:rStyle w:val="BuiltInTok"/>
-        </w:rPr>
-        <w:t xml:space="preserve">print</w:t>
-      </w:r>
-      <w:r>
-        <w:rPr>
-          <w:rStyle w:val="NormalTok"/>
-        </w:rPr>
-        <w:t xml:space="preserve">(</w:t>
-      </w:r>
-      <w:r>
-        <w:rPr>
-          <w:rStyle w:val="SpecialStringTok"/>
-        </w:rPr>
-        <w:t xml:space="preserve">f"Shuffled list (new): </w:t>
-      </w:r>
-      <w:r>
-        <w:rPr>
-          <w:rStyle w:val="SpecialCharTok"/>
-        </w:rPr>
-        <w:t xml:space="preserve">{</w:t>
-      </w:r>
-      <w:r>
-        <w:rPr>
-          <w:rStyle w:val="NormalTok"/>
-        </w:rPr>
-        <w:t xml:space="preserve">shuffled_list</w:t>
-      </w:r>
-      <w:r>
-        <w:rPr>
-          <w:rStyle w:val="SpecialCharTok"/>
-        </w:rPr>
-        <w:t xml:space="preserve">}</w:t>
-      </w:r>
-      <w:r>
-        <w:rPr>
-          <w:rStyle w:val="SpecialStringTok"/>
-        </w:rPr>
-        <w:t xml:space="preserve">"</w:t>
-      </w:r>
-      <w:r>
-        <w:rPr>
-          <w:rStyle w:val="NormalTok"/>
-        </w:rPr>
-        <w:t xml:space="preserve">)</w:t>
-      </w:r>
-      <w:r>
-        <w:br/>
-      </w:r>
-      <w:r>
-        <w:rPr>
-          <w:rStyle w:val="BuiltInTok"/>
-        </w:rPr>
-        <w:t xml:space="preserve">print</w:t>
-      </w:r>
-      <w:r>
-        <w:rPr>
-          <w:rStyle w:val="NormalTok"/>
-        </w:rPr>
-        <w:t xml:space="preserve">(</w:t>
-      </w:r>
-      <w:r>
-        <w:rPr>
-          <w:rStyle w:val="SpecialStringTok"/>
-        </w:rPr>
-        <w:t xml:space="preserve">f"Original list after shuffling: </w:t>
+        <w:t xml:space="preserve">f"Original list (after):  </w:t>
       </w:r>
       <w:r>
         <w:rPr>
@@ -2182,7 +2316,7 @@
         <w:rPr>
           <w:rStyle w:val="VerbatimChar"/>
         </w:rPr>
-        <w:t xml:space="preserve">Original list before shuffling: [10, 20, 30, 40, 50]</w:t>
+        <w:t xml:space="preserve">Original list (before): [1, 2, 3, 4, 5, 6]</w:t>
       </w:r>
       <w:r>
         <w:br/>
@@ -2191,7 +2325,7 @@
         <w:rPr>
           <w:rStyle w:val="VerbatimChar"/>
         </w:rPr>
-        <w:t xml:space="preserve">Shuffled list (new): [30, 50, 10, 20, 40]</w:t>
+        <w:t xml:space="preserve">Shuffled list (new):  [4, 1, 6, 3, 5, 2]</w:t>
       </w:r>
       <w:r>
         <w:br/>
@@ -2200,7 +2334,47 @@
         <w:rPr>
           <w:rStyle w:val="VerbatimChar"/>
         </w:rPr>
-        <w:t xml:space="preserve">Original list after shuffling: [10, 20, 30, 40, 50]</w:t>
+        <w:t xml:space="preserve">Original list (after):  [1, 2, 3, 4, 5, 6]</w:t>
+      </w:r>
+    </w:p>
+    <w:p>
+      <w:pPr>
+        <w:pStyle w:val="FirstParagraph"/>
+      </w:pPr>
+      <w:r>
+        <w:rPr>
+          <w:i/>
+          <w:iCs/>
+        </w:rPr>
+        <w:t xml:space="preserve">(Note: The order of elements in the</w:t>
+      </w:r>
+      <w:r>
+        <w:rPr>
+          <w:i/>
+          <w:iCs/>
+        </w:rPr>
+        <w:t xml:space="preserve"> </w:t>
+      </w:r>
+      <w:r>
+        <w:rPr>
+          <w:i/>
+          <w:iCs/>
+        </w:rPr>
+        <w:t xml:space="preserve">“Shuffled list”</w:t>
+      </w:r>
+      <w:r>
+        <w:rPr>
+          <w:i/>
+          <w:iCs/>
+        </w:rPr>
+        <w:t xml:space="preserve"> </w:t>
+      </w:r>
+      <w:r>
+        <w:rPr>
+          <w:i/>
+          <w:iCs/>
+        </w:rPr>
+        <w:t xml:space="preserve">will vary with each execution due to its random nature.)</w:t>
       </w:r>
     </w:p>
     <w:p>

--- a/random_module_two.docx
+++ b/random_module_two.docx
@@ -103,7 +103,7 @@
         <w:t xml:space="preserve"> </w:t>
       </w:r>
       <w:r>
-        <w:t xml:space="preserve">function selects and returns a single, uniformly random item from a given list of strings.</w:t>
+        <w:t xml:space="preserve">function selects and returns a single item chosen uniformly at random from a provided list of strings.</w:t>
       </w:r>
     </w:p>
     <w:bookmarkEnd w:id="10"/>
@@ -135,15 +135,25 @@
       </w:pPr>
       <w:r>
         <w:rPr>
+          <w:b/>
+          <w:bCs/>
+        </w:rPr>
+        <w:t xml:space="preserve">items</w:t>
+      </w:r>
+      <w:r>
+        <w:t xml:space="preserve"> </w:t>
+      </w:r>
+      <w:r>
+        <w:t xml:space="preserve">(</w:t>
+      </w:r>
+      <w:r>
+        <w:rPr>
           <w:rStyle w:val="VerbatimChar"/>
         </w:rPr>
-        <w:t xml:space="preserve">items</w:t>
-      </w:r>
-      <w:r>
-        <w:t xml:space="preserve"> </w:t>
-      </w:r>
-      <w:r>
-        <w:t xml:space="preserve">(List[str]): A non-empty list of strings from which to choose a random item.</w:t>
+        <w:t xml:space="preserve">List[str]</w:t>
+      </w:r>
+      <w:r>
+        <w:t xml:space="preserve">): A list of strings to choose from. This list must not be empty.</w:t>
       </w:r>
     </w:p>
     <w:bookmarkEnd w:id="11"/>
@@ -170,333 +180,7 @@
         <w:pStyle w:val="FirstParagraph"/>
       </w:pPr>
       <w:r>
-        <w:t xml:space="preserve">This function provides a safe way to select a random element from a list. It first performs a validation check to ensure the input list</w:t>
-      </w:r>
-      <w:r>
-        <w:t xml:space="preserve"> </w:t>
-      </w:r>
-      <w:r>
-        <w:rPr>
-          <w:rStyle w:val="VerbatimChar"/>
-        </w:rPr>
-        <w:t xml:space="preserve">items</w:t>
-      </w:r>
-      <w:r>
-        <w:t xml:space="preserve"> </w:t>
-      </w:r>
-      <w:r>
-        <w:t xml:space="preserve">is not empty. If the list is empty, the function raises a</w:t>
-      </w:r>
-      <w:r>
-        <w:t xml:space="preserve"> </w:t>
-      </w:r>
-      <w:r>
-        <w:rPr>
-          <w:rStyle w:val="VerbatimChar"/>
-        </w:rPr>
-        <w:t xml:space="preserve">ValueError</w:t>
-      </w:r>
-      <w:r>
-        <w:t xml:space="preserve"> </w:t>
-      </w:r>
-      <w:r>
-        <w:t xml:space="preserve">with the message</w:t>
-      </w:r>
-      <w:r>
-        <w:t xml:space="preserve"> </w:t>
-      </w:r>
-      <w:r>
-        <w:rPr>
-          <w:rStyle w:val="VerbatimChar"/>
-        </w:rPr>
-        <w:t xml:space="preserve">"items must not be empty"</w:t>
-      </w:r>
-      <w:r>
-        <w:t xml:space="preserve"> </w:t>
-      </w:r>
-      <w:r>
-        <w:t xml:space="preserve">to prevent runtime errors from downstream operations.</w:t>
-      </w:r>
-    </w:p>
-    <w:p>
-      <w:pPr>
-        <w:pStyle w:val="BodyText"/>
-      </w:pPr>
-      <w:r>
-        <w:t xml:space="preserve">If the list contains one or more elements, the function then utilizes the</w:t>
-      </w:r>
-      <w:r>
-        <w:t xml:space="preserve"> </w:t>
-      </w:r>
-      <w:r>
-        <w:rPr>
-          <w:rStyle w:val="VerbatimChar"/>
-        </w:rPr>
-        <w:t xml:space="preserve">random.choice()</w:t>
-      </w:r>
-      <w:r>
-        <w:t xml:space="preserve"> </w:t>
-      </w:r>
-      <w:r>
-        <w:t xml:space="preserve">method from Python’s</w:t>
-      </w:r>
-      <w:r>
-        <w:t xml:space="preserve"> </w:t>
-      </w:r>
-      <w:r>
-        <w:rPr>
-          <w:rStyle w:val="VerbatimChar"/>
-        </w:rPr>
-        <w:t xml:space="preserve">random</w:t>
-      </w:r>
-      <w:r>
-        <w:t xml:space="preserve"> </w:t>
-      </w:r>
-      <w:r>
-        <w:t xml:space="preserve">module. This method selects a single item from the sequence at random, where each item has an equal probability of being chosen. The selected string is then returned as the result.</w:t>
-      </w:r>
-    </w:p>
-    <w:p>
-      <w:pPr>
-        <w:pStyle w:val="SourceCode"/>
-      </w:pPr>
-      <w:r>
-        <w:rPr>
-          <w:rStyle w:val="CommentTok"/>
-        </w:rPr>
-        <w:t xml:space="preserve"># Internally, the function works like this:</w:t>
-      </w:r>
-      <w:r>
-        <w:br/>
-      </w:r>
-      <w:r>
-        <w:rPr>
-          <w:rStyle w:val="ImportTok"/>
-        </w:rPr>
-        <w:t xml:space="preserve">import</w:t>
-      </w:r>
-      <w:r>
-        <w:rPr>
-          <w:rStyle w:val="NormalTok"/>
-        </w:rPr>
-        <w:t xml:space="preserve"> random</w:t>
-      </w:r>
-      <w:r>
-        <w:br/>
-      </w:r>
-      <w:r>
-        <w:br/>
-      </w:r>
-      <w:r>
-        <w:rPr>
-          <w:rStyle w:val="KeywordTok"/>
-        </w:rPr>
-        <w:t xml:space="preserve">def</w:t>
-      </w:r>
-      <w:r>
-        <w:rPr>
-          <w:rStyle w:val="NormalTok"/>
-        </w:rPr>
-        <w:t xml:space="preserve"> choose_random_item(items: List[</w:t>
-      </w:r>
-      <w:r>
-        <w:rPr>
-          <w:rStyle w:val="BuiltInTok"/>
-        </w:rPr>
-        <w:t xml:space="preserve">str</w:t>
-      </w:r>
-      <w:r>
-        <w:rPr>
-          <w:rStyle w:val="NormalTok"/>
-        </w:rPr>
-        <w:t xml:space="preserve">]) </w:t>
-      </w:r>
-      <w:r>
-        <w:rPr>
-          <w:rStyle w:val="OperatorTok"/>
-        </w:rPr>
-        <w:t xml:space="preserve">-&gt;</w:t>
-      </w:r>
-      <w:r>
-        <w:rPr>
-          <w:rStyle w:val="NormalTok"/>
-        </w:rPr>
-        <w:t xml:space="preserve"> </w:t>
-      </w:r>
-      <w:r>
-        <w:rPr>
-          <w:rStyle w:val="BuiltInTok"/>
-        </w:rPr>
-        <w:t xml:space="preserve">str</w:t>
-      </w:r>
-      <w:r>
-        <w:rPr>
-          <w:rStyle w:val="NormalTok"/>
-        </w:rPr>
-        <w:t xml:space="preserve">:</w:t>
-      </w:r>
-      <w:r>
-        <w:br/>
-      </w:r>
-      <w:r>
-        <w:rPr>
-          <w:rStyle w:val="NormalTok"/>
-        </w:rPr>
-        <w:t xml:space="preserve">    </w:t>
-      </w:r>
-      <w:r>
-        <w:rPr>
-          <w:rStyle w:val="CommentTok"/>
-        </w:rPr>
-        <w:t xml:space="preserve"># 1. Check if the list is empty</w:t>
-      </w:r>
-      <w:r>
-        <w:br/>
-      </w:r>
-      <w:r>
-        <w:rPr>
-          <w:rStyle w:val="NormalTok"/>
-        </w:rPr>
-        <w:t xml:space="preserve">    </w:t>
-      </w:r>
-      <w:r>
-        <w:rPr>
-          <w:rStyle w:val="ControlFlowTok"/>
-        </w:rPr>
-        <w:t xml:space="preserve">if</w:t>
-      </w:r>
-      <w:r>
-        <w:rPr>
-          <w:rStyle w:val="NormalTok"/>
-        </w:rPr>
-        <w:t xml:space="preserve"> </w:t>
-      </w:r>
-      <w:r>
-        <w:rPr>
-          <w:rStyle w:val="KeywordTok"/>
-        </w:rPr>
-        <w:t xml:space="preserve">not</w:t>
-      </w:r>
-      <w:r>
-        <w:rPr>
-          <w:rStyle w:val="NormalTok"/>
-        </w:rPr>
-        <w:t xml:space="preserve"> items:</w:t>
-      </w:r>
-      <w:r>
-        <w:br/>
-      </w:r>
-      <w:r>
-        <w:rPr>
-          <w:rStyle w:val="NormalTok"/>
-        </w:rPr>
-        <w:t xml:space="preserve">        </w:t>
-      </w:r>
-      <w:r>
-        <w:rPr>
-          <w:rStyle w:val="CommentTok"/>
-        </w:rPr>
-        <w:t xml:space="preserve"># 2. Raise an error if it is</w:t>
-      </w:r>
-      <w:r>
-        <w:br/>
-      </w:r>
-      <w:r>
-        <w:rPr>
-          <w:rStyle w:val="NormalTok"/>
-        </w:rPr>
-        <w:t xml:space="preserve">        </w:t>
-      </w:r>
-      <w:r>
-        <w:rPr>
-          <w:rStyle w:val="ControlFlowTok"/>
-        </w:rPr>
-        <w:t xml:space="preserve">raise</w:t>
-      </w:r>
-      <w:r>
-        <w:rPr>
-          <w:rStyle w:val="NormalTok"/>
-        </w:rPr>
-        <w:t xml:space="preserve"> </w:t>
-      </w:r>
-      <w:r>
-        <w:rPr>
-          <w:rStyle w:val="PreprocessorTok"/>
-        </w:rPr>
-        <w:t xml:space="preserve">ValueError</w:t>
-      </w:r>
-      <w:r>
-        <w:rPr>
-          <w:rStyle w:val="NormalTok"/>
-        </w:rPr>
-        <w:t xml:space="preserve">(</w:t>
-      </w:r>
-      <w:r>
-        <w:rPr>
-          <w:rStyle w:val="StringTok"/>
-        </w:rPr>
-        <w:t xml:space="preserve">"items must not be empty"</w:t>
-      </w:r>
-      <w:r>
-        <w:rPr>
-          <w:rStyle w:val="NormalTok"/>
-        </w:rPr>
-        <w:t xml:space="preserve">)</w:t>
-      </w:r>
-      <w:r>
-        <w:br/>
-      </w:r>
-      <w:r>
-        <w:rPr>
-          <w:rStyle w:val="NormalTok"/>
-        </w:rPr>
-        <w:t xml:space="preserve">    </w:t>
-      </w:r>
-      <w:r>
-        <w:rPr>
-          <w:rStyle w:val="CommentTok"/>
-        </w:rPr>
-        <w:t xml:space="preserve"># 3. If not empty, use random.choice to select and return an item</w:t>
-      </w:r>
-      <w:r>
-        <w:br/>
-      </w:r>
-      <w:r>
-        <w:rPr>
-          <w:rStyle w:val="NormalTok"/>
-        </w:rPr>
-        <w:t xml:space="preserve">    </w:t>
-      </w:r>
-      <w:r>
-        <w:rPr>
-          <w:rStyle w:val="ControlFlowTok"/>
-        </w:rPr>
-        <w:t xml:space="preserve">return</w:t>
-      </w:r>
-      <w:r>
-        <w:rPr>
-          <w:rStyle w:val="NormalTok"/>
-        </w:rPr>
-        <w:t xml:space="preserve"> random.choice(items)</w:t>
-      </w:r>
-    </w:p>
-    <w:bookmarkEnd w:id="12"/>
-    <w:bookmarkStart w:id="13" w:name="usage-notes"/>
-    <w:p>
-      <w:pPr>
-        <w:pStyle w:val="Heading2"/>
-      </w:pPr>
-      <w:r>
-        <w:rPr>
-          <w:rStyle w:val="SectionNumber"/>
-        </w:rPr>
-        <w:t xml:space="preserve">1.4</w:t>
-      </w:r>
-      <w:r>
-        <w:tab/>
-      </w:r>
-      <w:r>
-        <w:t xml:space="preserve">Usage Notes</w:t>
+        <w:t xml:space="preserve">This function provides a simple way to get a random element from a sequence. The logic proceeds in two steps:</w:t>
       </w:r>
     </w:p>
     <w:p>
@@ -508,7 +192,7 @@
         </w:numPr>
       </w:pPr>
       <w:r>
-        <w:t xml:space="preserve">The input list</w:t>
+        <w:t xml:space="preserve">First, it performs a validation check:</w:t>
       </w:r>
       <w:r>
         <w:t xml:space="preserve"> </w:t>
@@ -517,25 +201,25 @@
         <w:rPr>
           <w:rStyle w:val="VerbatimChar"/>
         </w:rPr>
+        <w:t xml:space="preserve">if not items:</w:t>
+      </w:r>
+      <w:r>
+        <w:t xml:space="preserve">. This conditional statement evaluates whether the input list</w:t>
+      </w:r>
+      <w:r>
+        <w:t xml:space="preserve"> </w:t>
+      </w:r>
+      <w:r>
+        <w:rPr>
+          <w:rStyle w:val="VerbatimChar"/>
+        </w:rPr>
         <w:t xml:space="preserve">items</w:t>
       </w:r>
       <w:r>
         <w:t xml:space="preserve"> </w:t>
       </w:r>
       <w:r>
-        <w:t xml:space="preserve">must not be empty. Providing an empty list will result in a</w:t>
-      </w:r>
-      <w:r>
-        <w:t xml:space="preserve"> </w:t>
-      </w:r>
-      <w:r>
-        <w:rPr>
-          <w:rStyle w:val="VerbatimChar"/>
-        </w:rPr>
-        <w:t xml:space="preserve">ValueError</w:t>
-      </w:r>
-      <w:r>
-        <w:t xml:space="preserve">.</w:t>
+        <w:t xml:space="preserve">is empty.</w:t>
       </w:r>
     </w:p>
     <w:p>
@@ -547,7 +231,7 @@
         </w:numPr>
       </w:pPr>
       <w:r>
-        <w:t xml:space="preserve">This function depends on Python’s built-in</w:t>
+        <w:t xml:space="preserve">If the list is empty, the function immediately stops execution and raises a</w:t>
       </w:r>
       <w:r>
         <w:t xml:space="preserve"> </w:t>
@@ -556,13 +240,37 @@
         <w:rPr>
           <w:rStyle w:val="VerbatimChar"/>
         </w:rPr>
-        <w:t xml:space="preserve">random</w:t>
+        <w:t xml:space="preserve">ValueError</w:t>
       </w:r>
       <w:r>
         <w:t xml:space="preserve"> </w:t>
       </w:r>
       <w:r>
-        <w:t xml:space="preserve">module. Ensure it is imported in the environment where this function is used.</w:t>
+        <w:t xml:space="preserve">with the message</w:t>
+      </w:r>
+      <w:r>
+        <w:t xml:space="preserve"> </w:t>
+      </w:r>
+      <w:r>
+        <w:t xml:space="preserve">“items must not be empty”</w:t>
+      </w:r>
+      <w:r>
+        <w:t xml:space="preserve">. This prevents errors from the underlying</w:t>
+      </w:r>
+      <w:r>
+        <w:t xml:space="preserve"> </w:t>
+      </w:r>
+      <w:r>
+        <w:rPr>
+          <w:rStyle w:val="VerbatimChar"/>
+        </w:rPr>
+        <w:t xml:space="preserve">random.choice</w:t>
+      </w:r>
+      <w:r>
+        <w:t xml:space="preserve"> </w:t>
+      </w:r>
+      <w:r>
+        <w:t xml:space="preserve">function, which cannot operate on an empty sequence.</w:t>
       </w:r>
     </w:p>
     <w:p>
@@ -574,31 +282,19 @@
         </w:numPr>
       </w:pPr>
       <w:r>
-        <w:t xml:space="preserve">The type hint specifies the input should be a list of strings (</w:t>
+        <w:t xml:space="preserve">If the list is not empty, the function calls</w:t>
+      </w:r>
+      <w:r>
+        <w:t xml:space="preserve"> </w:t>
       </w:r>
       <w:r>
         <w:rPr>
           <w:rStyle w:val="VerbatimChar"/>
         </w:rPr>
-        <w:t xml:space="preserve">List[str]</w:t>
-      </w:r>
-      <w:r>
-        <w:t xml:space="preserve">). While</w:t>
-      </w:r>
-      <w:r>
-        <w:t xml:space="preserve"> </w:t>
-      </w:r>
-      <w:r>
-        <w:rPr>
-          <w:rStyle w:val="VerbatimChar"/>
-        </w:rPr>
-        <w:t xml:space="preserve">random.choice</w:t>
-      </w:r>
-      <w:r>
-        <w:t xml:space="preserve"> </w:t>
-      </w:r>
-      <w:r>
-        <w:t xml:space="preserve">works on any non-empty sequence, this function’s explicit contract is for a list of strings.</w:t>
+        <w:t xml:space="preserve">random.choice(items)</w:t>
+      </w:r>
+      <w:r>
+        <w:t xml:space="preserve">. This is a standard Python library function that takes a non-empty sequence and returns a randomly selected element. The selection is uniform, meaning every item has an equal chance of being picked.</w:t>
       </w:r>
     </w:p>
     <w:p>
@@ -606,6 +302,224 @@
         <w:pStyle w:val="FirstParagraph"/>
       </w:pPr>
       <w:r>
+        <w:t xml:space="preserve">The single, randomly chosen string is then returned as the result.</w:t>
+      </w:r>
+    </w:p>
+    <w:p>
+      <w:pPr>
+        <w:pStyle w:val="SourceCode"/>
+      </w:pPr>
+      <w:r>
+        <w:rPr>
+          <w:rStyle w:val="CommentTok"/>
+        </w:rPr>
+        <w:t xml:space="preserve"># Internal logic for choosing an item</w:t>
+      </w:r>
+      <w:r>
+        <w:br/>
+      </w:r>
+      <w:r>
+        <w:rPr>
+          <w:rStyle w:val="ImportTok"/>
+        </w:rPr>
+        <w:t xml:space="preserve">import</w:t>
+      </w:r>
+      <w:r>
+        <w:rPr>
+          <w:rStyle w:val="NormalTok"/>
+        </w:rPr>
+        <w:t xml:space="preserve"> random</w:t>
+      </w:r>
+      <w:r>
+        <w:br/>
+      </w:r>
+      <w:r>
+        <w:rPr>
+          <w:rStyle w:val="NormalTok"/>
+        </w:rPr>
+        <w:t xml:space="preserve">items </w:t>
+      </w:r>
+      <w:r>
+        <w:rPr>
+          <w:rStyle w:val="OperatorTok"/>
+        </w:rPr>
+        <w:t xml:space="preserve">=</w:t>
+      </w:r>
+      <w:r>
+        <w:rPr>
+          <w:rStyle w:val="NormalTok"/>
+        </w:rPr>
+        <w:t xml:space="preserve"> [</w:t>
+      </w:r>
+      <w:r>
+        <w:rPr>
+          <w:rStyle w:val="StringTok"/>
+        </w:rPr>
+        <w:t xml:space="preserve">"apple"</w:t>
+      </w:r>
+      <w:r>
+        <w:rPr>
+          <w:rStyle w:val="NormalTok"/>
+        </w:rPr>
+        <w:t xml:space="preserve">, </w:t>
+      </w:r>
+      <w:r>
+        <w:rPr>
+          <w:rStyle w:val="StringTok"/>
+        </w:rPr>
+        <w:t xml:space="preserve">"banana"</w:t>
+      </w:r>
+      <w:r>
+        <w:rPr>
+          <w:rStyle w:val="NormalTok"/>
+        </w:rPr>
+        <w:t xml:space="preserve">, </w:t>
+      </w:r>
+      <w:r>
+        <w:rPr>
+          <w:rStyle w:val="StringTok"/>
+        </w:rPr>
+        <w:t xml:space="preserve">"cherry"</w:t>
+      </w:r>
+      <w:r>
+        <w:rPr>
+          <w:rStyle w:val="NormalTok"/>
+        </w:rPr>
+        <w:t xml:space="preserve">]</w:t>
+      </w:r>
+      <w:r>
+        <w:br/>
+      </w:r>
+      <w:r>
+        <w:rPr>
+          <w:rStyle w:val="CommentTok"/>
+        </w:rPr>
+        <w:t xml:space="preserve"># The function will return one of these three strings with equal probability.</w:t>
+      </w:r>
+      <w:r>
+        <w:br/>
+      </w:r>
+      <w:r>
+        <w:rPr>
+          <w:rStyle w:val="NormalTok"/>
+        </w:rPr>
+        <w:t xml:space="preserve">chosen_item </w:t>
+      </w:r>
+      <w:r>
+        <w:rPr>
+          <w:rStyle w:val="OperatorTok"/>
+        </w:rPr>
+        <w:t xml:space="preserve">=</w:t>
+      </w:r>
+      <w:r>
+        <w:rPr>
+          <w:rStyle w:val="NormalTok"/>
+        </w:rPr>
+        <w:t xml:space="preserve"> random.choice(items)</w:t>
+      </w:r>
+    </w:p>
+    <w:bookmarkEnd w:id="12"/>
+    <w:bookmarkStart w:id="13" w:name="usage-notes"/>
+    <w:p>
+      <w:pPr>
+        <w:pStyle w:val="Heading2"/>
+      </w:pPr>
+      <w:r>
+        <w:rPr>
+          <w:rStyle w:val="SectionNumber"/>
+        </w:rPr>
+        <w:t xml:space="preserve">1.4</w:t>
+      </w:r>
+      <w:r>
+        <w:tab/>
+      </w:r>
+      <w:r>
+        <w:t xml:space="preserve">Usage Notes</w:t>
+      </w:r>
+    </w:p>
+    <w:p>
+      <w:pPr>
+        <w:pStyle w:val="Compact"/>
+        <w:numPr>
+          <w:ilvl w:val="0"/>
+          <w:numId w:val="1003"/>
+        </w:numPr>
+      </w:pPr>
+      <w:r>
+        <w:t xml:space="preserve">This function requires that the</w:t>
+      </w:r>
+      <w:r>
+        <w:t xml:space="preserve"> </w:t>
+      </w:r>
+      <w:r>
+        <w:rPr>
+          <w:rStyle w:val="VerbatimChar"/>
+        </w:rPr>
+        <w:t xml:space="preserve">random</w:t>
+      </w:r>
+      <w:r>
+        <w:t xml:space="preserve"> </w:t>
+      </w:r>
+      <w:r>
+        <w:t xml:space="preserve">module be imported into the script’s scope.</w:t>
+      </w:r>
+    </w:p>
+    <w:p>
+      <w:pPr>
+        <w:pStyle w:val="Compact"/>
+        <w:numPr>
+          <w:ilvl w:val="0"/>
+          <w:numId w:val="1003"/>
+        </w:numPr>
+      </w:pPr>
+      <w:r>
+        <w:t xml:space="preserve">Providing an empty list as the</w:t>
+      </w:r>
+      <w:r>
+        <w:t xml:space="preserve"> </w:t>
+      </w:r>
+      <w:r>
+        <w:rPr>
+          <w:rStyle w:val="VerbatimChar"/>
+        </w:rPr>
+        <w:t xml:space="preserve">items</w:t>
+      </w:r>
+      <w:r>
+        <w:t xml:space="preserve"> </w:t>
+      </w:r>
+      <w:r>
+        <w:t xml:space="preserve">parameter will result in a</w:t>
+      </w:r>
+      <w:r>
+        <w:t xml:space="preserve"> </w:t>
+      </w:r>
+      <w:r>
+        <w:rPr>
+          <w:rStyle w:val="VerbatimChar"/>
+        </w:rPr>
+        <w:t xml:space="preserve">ValueError</w:t>
+      </w:r>
+      <w:r>
+        <w:t xml:space="preserve">. Always ensure the list contains at least one element before calling this function.</w:t>
+      </w:r>
+    </w:p>
+    <w:p>
+      <w:pPr>
+        <w:pStyle w:val="Compact"/>
+        <w:numPr>
+          <w:ilvl w:val="0"/>
+          <w:numId w:val="1003"/>
+        </w:numPr>
+      </w:pPr>
+      <w:r>
+        <w:t xml:space="preserve">The selection is uniformly random. Each item in the list has an equal probability of being chosen on any given call.</w:t>
+      </w:r>
+    </w:p>
+    <w:p>
+      <w:pPr>
+        <w:pStyle w:val="FirstParagraph"/>
+      </w:pPr>
+      <w:r>
         <w:rPr>
           <w:b/>
           <w:bCs/>
@@ -613,31 +527,18 @@
         <w:t xml:space="preserve">Output Example</w:t>
       </w:r>
       <w:r>
-        <w:t xml:space="preserve">: A single string from the input list. For example, if the input is</w:t>
-      </w:r>
-      <w:r>
-        <w:t xml:space="preserve"> </w:t>
-      </w:r>
+        <w:t xml:space="preserve">: The function returns a single string.</w:t>
+      </w:r>
+    </w:p>
+    <w:p>
+      <w:pPr>
+        <w:pStyle w:val="SourceCode"/>
+      </w:pPr>
       <w:r>
         <w:rPr>
           <w:rStyle w:val="VerbatimChar"/>
         </w:rPr>
-        <w:t xml:space="preserve">['apple', 'banana', 'cherry']</w:t>
-      </w:r>
-      <w:r>
-        <w:t xml:space="preserve">, a possible output is</w:t>
-      </w:r>
-      <w:r>
-        <w:t xml:space="preserve"> </w:t>
-      </w:r>
-      <w:r>
-        <w:rPr>
-          <w:rStyle w:val="VerbatimChar"/>
-        </w:rPr>
-        <w:t xml:space="preserve">'banana'</w:t>
-      </w:r>
-      <w:r>
-        <w:t xml:space="preserve">.</w:t>
+        <w:t xml:space="preserve">"banana"</w:t>
       </w:r>
     </w:p>
     <w:bookmarkEnd w:id="13"/>
@@ -665,504 +566,477 @@
       </w:pPr>
       <w:r>
         <w:rPr>
+          <w:rStyle w:val="ImportTok"/>
+        </w:rPr>
+        <w:t xml:space="preserve">import</w:t>
+      </w:r>
+      <w:r>
+        <w:rPr>
+          <w:rStyle w:val="NormalTok"/>
+        </w:rPr>
+        <w:t xml:space="preserve"> random</w:t>
+      </w:r>
+      <w:r>
+        <w:br/>
+      </w:r>
+      <w:r>
+        <w:rPr>
+          <w:rStyle w:val="ImportTok"/>
+        </w:rPr>
+        <w:t xml:space="preserve">from</w:t>
+      </w:r>
+      <w:r>
+        <w:rPr>
+          <w:rStyle w:val="NormalTok"/>
+        </w:rPr>
+        <w:t xml:space="preserve"> typing </w:t>
+      </w:r>
+      <w:r>
+        <w:rPr>
+          <w:rStyle w:val="ImportTok"/>
+        </w:rPr>
+        <w:t xml:space="preserve">import</w:t>
+      </w:r>
+      <w:r>
+        <w:rPr>
+          <w:rStyle w:val="NormalTok"/>
+        </w:rPr>
+        <w:t xml:space="preserve"> List</w:t>
+      </w:r>
+      <w:r>
+        <w:br/>
+      </w:r>
+      <w:r>
+        <w:br/>
+      </w:r>
+      <w:r>
+        <w:rPr>
+          <w:rStyle w:val="KeywordTok"/>
+        </w:rPr>
+        <w:t xml:space="preserve">def</w:t>
+      </w:r>
+      <w:r>
+        <w:rPr>
+          <w:rStyle w:val="NormalTok"/>
+        </w:rPr>
+        <w:t xml:space="preserve"> choose_random_item(items: List[</w:t>
+      </w:r>
+      <w:r>
+        <w:rPr>
+          <w:rStyle w:val="BuiltInTok"/>
+        </w:rPr>
+        <w:t xml:space="preserve">str</w:t>
+      </w:r>
+      <w:r>
+        <w:rPr>
+          <w:rStyle w:val="NormalTok"/>
+        </w:rPr>
+        <w:t xml:space="preserve">]) </w:t>
+      </w:r>
+      <w:r>
+        <w:rPr>
+          <w:rStyle w:val="OperatorTok"/>
+        </w:rPr>
+        <w:t xml:space="preserve">-&gt;</w:t>
+      </w:r>
+      <w:r>
+        <w:rPr>
+          <w:rStyle w:val="NormalTok"/>
+        </w:rPr>
+        <w:t xml:space="preserve"> </w:t>
+      </w:r>
+      <w:r>
+        <w:rPr>
+          <w:rStyle w:val="BuiltInTok"/>
+        </w:rPr>
+        <w:t xml:space="preserve">str</w:t>
+      </w:r>
+      <w:r>
+        <w:rPr>
+          <w:rStyle w:val="NormalTok"/>
+        </w:rPr>
+        <w:t xml:space="preserve">:</w:t>
+      </w:r>
+      <w:r>
+        <w:br/>
+      </w:r>
+      <w:r>
+        <w:rPr>
+          <w:rStyle w:val="NormalTok"/>
+        </w:rPr>
+        <w:t xml:space="preserve">    </w:t>
+      </w:r>
+      <w:r>
+        <w:rPr>
           <w:rStyle w:val="CommentTok"/>
         </w:rPr>
-        <w:t xml:space="preserve"># This example requires the 'random' module to be imported.</w:t>
+        <w:t xml:space="preserve">"""Choose a single random item from a non-empty sequence."""</w:t>
       </w:r>
       <w:r>
         <w:br/>
       </w:r>
       <w:r>
         <w:rPr>
+          <w:rStyle w:val="NormalTok"/>
+        </w:rPr>
+        <w:t xml:space="preserve">    </w:t>
+      </w:r>
+      <w:r>
+        <w:rPr>
+          <w:rStyle w:val="ControlFlowTok"/>
+        </w:rPr>
+        <w:t xml:space="preserve">if</w:t>
+      </w:r>
+      <w:r>
+        <w:rPr>
+          <w:rStyle w:val="NormalTok"/>
+        </w:rPr>
+        <w:t xml:space="preserve"> </w:t>
+      </w:r>
+      <w:r>
+        <w:rPr>
+          <w:rStyle w:val="KeywordTok"/>
+        </w:rPr>
+        <w:t xml:space="preserve">not</w:t>
+      </w:r>
+      <w:r>
+        <w:rPr>
+          <w:rStyle w:val="NormalTok"/>
+        </w:rPr>
+        <w:t xml:space="preserve"> items:</w:t>
+      </w:r>
+      <w:r>
+        <w:br/>
+      </w:r>
+      <w:r>
+        <w:rPr>
+          <w:rStyle w:val="NormalTok"/>
+        </w:rPr>
+        <w:t xml:space="preserve">        </w:t>
+      </w:r>
+      <w:r>
+        <w:rPr>
+          <w:rStyle w:val="ControlFlowTok"/>
+        </w:rPr>
+        <w:t xml:space="preserve">raise</w:t>
+      </w:r>
+      <w:r>
+        <w:rPr>
+          <w:rStyle w:val="NormalTok"/>
+        </w:rPr>
+        <w:t xml:space="preserve"> </w:t>
+      </w:r>
+      <w:r>
+        <w:rPr>
+          <w:rStyle w:val="PreprocessorTok"/>
+        </w:rPr>
+        <w:t xml:space="preserve">ValueError</w:t>
+      </w:r>
+      <w:r>
+        <w:rPr>
+          <w:rStyle w:val="NormalTok"/>
+        </w:rPr>
+        <w:t xml:space="preserve">(</w:t>
+      </w:r>
+      <w:r>
+        <w:rPr>
+          <w:rStyle w:val="StringTok"/>
+        </w:rPr>
+        <w:t xml:space="preserve">"items must not be empty"</w:t>
+      </w:r>
+      <w:r>
+        <w:rPr>
+          <w:rStyle w:val="NormalTok"/>
+        </w:rPr>
+        <w:t xml:space="preserve">)</w:t>
+      </w:r>
+      <w:r>
+        <w:br/>
+      </w:r>
+      <w:r>
+        <w:rPr>
+          <w:rStyle w:val="NormalTok"/>
+        </w:rPr>
+        <w:t xml:space="preserve">    </w:t>
+      </w:r>
+      <w:r>
+        <w:rPr>
+          <w:rStyle w:val="ControlFlowTok"/>
+        </w:rPr>
+        <w:t xml:space="preserve">return</w:t>
+      </w:r>
+      <w:r>
+        <w:rPr>
+          <w:rStyle w:val="NormalTok"/>
+        </w:rPr>
+        <w:t xml:space="preserve"> random.choice(items)</w:t>
+      </w:r>
+      <w:r>
+        <w:br/>
+      </w:r>
+      <w:r>
+        <w:br/>
+      </w:r>
+      <w:r>
+        <w:rPr>
+          <w:rStyle w:val="CommentTok"/>
+        </w:rPr>
+        <w:t xml:space="preserve"># Example usage</w:t>
+      </w:r>
+      <w:r>
+        <w:br/>
+      </w:r>
+      <w:r>
+        <w:rPr>
+          <w:rStyle w:val="NormalTok"/>
+        </w:rPr>
+        <w:t xml:space="preserve">available_colors </w:t>
+      </w:r>
+      <w:r>
+        <w:rPr>
+          <w:rStyle w:val="OperatorTok"/>
+        </w:rPr>
+        <w:t xml:space="preserve">=</w:t>
+      </w:r>
+      <w:r>
+        <w:rPr>
+          <w:rStyle w:val="NormalTok"/>
+        </w:rPr>
+        <w:t xml:space="preserve"> [</w:t>
+      </w:r>
+      <w:r>
+        <w:rPr>
+          <w:rStyle w:val="StringTok"/>
+        </w:rPr>
+        <w:t xml:space="preserve">"red"</w:t>
+      </w:r>
+      <w:r>
+        <w:rPr>
+          <w:rStyle w:val="NormalTok"/>
+        </w:rPr>
+        <w:t xml:space="preserve">, </w:t>
+      </w:r>
+      <w:r>
+        <w:rPr>
+          <w:rStyle w:val="StringTok"/>
+        </w:rPr>
+        <w:t xml:space="preserve">"green"</w:t>
+      </w:r>
+      <w:r>
+        <w:rPr>
+          <w:rStyle w:val="NormalTok"/>
+        </w:rPr>
+        <w:t xml:space="preserve">, </w:t>
+      </w:r>
+      <w:r>
+        <w:rPr>
+          <w:rStyle w:val="StringTok"/>
+        </w:rPr>
+        <w:t xml:space="preserve">"blue"</w:t>
+      </w:r>
+      <w:r>
+        <w:rPr>
+          <w:rStyle w:val="NormalTok"/>
+        </w:rPr>
+        <w:t xml:space="preserve">, </w:t>
+      </w:r>
+      <w:r>
+        <w:rPr>
+          <w:rStyle w:val="StringTok"/>
+        </w:rPr>
+        <w:t xml:space="preserve">"yellow"</w:t>
+      </w:r>
+      <w:r>
+        <w:rPr>
+          <w:rStyle w:val="NormalTok"/>
+        </w:rPr>
+        <w:t xml:space="preserve">, </w:t>
+      </w:r>
+      <w:r>
+        <w:rPr>
+          <w:rStyle w:val="StringTok"/>
+        </w:rPr>
+        <w:t xml:space="preserve">"purple"</w:t>
+      </w:r>
+      <w:r>
+        <w:rPr>
+          <w:rStyle w:val="NormalTok"/>
+        </w:rPr>
+        <w:t xml:space="preserve">]</w:t>
+      </w:r>
+      <w:r>
+        <w:br/>
+      </w:r>
+      <w:r>
+        <w:rPr>
+          <w:rStyle w:val="NormalTok"/>
+        </w:rPr>
+        <w:t xml:space="preserve">random_color </w:t>
+      </w:r>
+      <w:r>
+        <w:rPr>
+          <w:rStyle w:val="OperatorTok"/>
+        </w:rPr>
+        <w:t xml:space="preserve">=</w:t>
+      </w:r>
+      <w:r>
+        <w:rPr>
+          <w:rStyle w:val="NormalTok"/>
+        </w:rPr>
+        <w:t xml:space="preserve"> choose_random_item(available_colors)</w:t>
+      </w:r>
+      <w:r>
+        <w:br/>
+      </w:r>
+      <w:r>
+        <w:rPr>
+          <w:rStyle w:val="BuiltInTok"/>
+        </w:rPr>
+        <w:t xml:space="preserve">print</w:t>
+      </w:r>
+      <w:r>
+        <w:rPr>
+          <w:rStyle w:val="NormalTok"/>
+        </w:rPr>
+        <w:t xml:space="preserve">(</w:t>
+      </w:r>
+      <w:r>
+        <w:rPr>
+          <w:rStyle w:val="SpecialStringTok"/>
+        </w:rPr>
+        <w:t xml:space="preserve">f"The chosen color is: </w:t>
+      </w:r>
+      <w:r>
+        <w:rPr>
+          <w:rStyle w:val="SpecialCharTok"/>
+        </w:rPr>
+        <w:t xml:space="preserve">{</w:t>
+      </w:r>
+      <w:r>
+        <w:rPr>
+          <w:rStyle w:val="NormalTok"/>
+        </w:rPr>
+        <w:t xml:space="preserve">random_color</w:t>
+      </w:r>
+      <w:r>
+        <w:rPr>
+          <w:rStyle w:val="SpecialCharTok"/>
+        </w:rPr>
+        <w:t xml:space="preserve">}</w:t>
+      </w:r>
+      <w:r>
+        <w:rPr>
+          <w:rStyle w:val="SpecialStringTok"/>
+        </w:rPr>
+        <w:t xml:space="preserve">"</w:t>
+      </w:r>
+      <w:r>
+        <w:rPr>
+          <w:rStyle w:val="NormalTok"/>
+        </w:rPr>
+        <w:t xml:space="preserve">)</w:t>
+      </w:r>
+      <w:r>
+        <w:br/>
+      </w:r>
+      <w:r>
+        <w:br/>
+      </w:r>
+      <w:r>
+        <w:rPr>
+          <w:rStyle w:val="CommentTok"/>
+        </w:rPr>
+        <w:t xml:space="preserve"># Example of what happens with an empty list</w:t>
+      </w:r>
+      <w:r>
+        <w:br/>
+      </w:r>
+      <w:r>
+        <w:rPr>
+          <w:rStyle w:val="ControlFlowTok"/>
+        </w:rPr>
+        <w:t xml:space="preserve">try</w:t>
+      </w:r>
+      <w:r>
+        <w:rPr>
+          <w:rStyle w:val="NormalTok"/>
+        </w:rPr>
+        <w:t xml:space="preserve">:</w:t>
+      </w:r>
+      <w:r>
+        <w:br/>
+      </w:r>
+      <w:r>
+        <w:rPr>
+          <w:rStyle w:val="NormalTok"/>
+        </w:rPr>
+        <w:t xml:space="preserve">    choose_random_item([])</w:t>
+      </w:r>
+      <w:r>
+        <w:br/>
+      </w:r>
+      <w:r>
+        <w:rPr>
+          <w:rStyle w:val="ControlFlowTok"/>
+        </w:rPr>
+        <w:t xml:space="preserve">except</w:t>
+      </w:r>
+      <w:r>
+        <w:rPr>
+          <w:rStyle w:val="NormalTok"/>
+        </w:rPr>
+        <w:t xml:space="preserve"> </w:t>
+      </w:r>
+      <w:r>
+        <w:rPr>
+          <w:rStyle w:val="PreprocessorTok"/>
+        </w:rPr>
+        <w:t xml:space="preserve">ValueError</w:t>
+      </w:r>
+      <w:r>
+        <w:rPr>
+          <w:rStyle w:val="NormalTok"/>
+        </w:rPr>
+        <w:t xml:space="preserve"> </w:t>
+      </w:r>
+      <w:r>
+        <w:rPr>
           <w:rStyle w:val="ImportTok"/>
         </w:rPr>
-        <w:t xml:space="preserve">import</w:t>
+        <w:t xml:space="preserve">as</w:t>
       </w:r>
       <w:r>
         <w:rPr>
           <w:rStyle w:val="NormalTok"/>
         </w:rPr>
-        <w:t xml:space="preserve"> random</w:t>
+        <w:t xml:space="preserve"> e:</w:t>
       </w:r>
       <w:r>
         <w:br/>
       </w:r>
       <w:r>
         <w:rPr>
-          <w:rStyle w:val="ImportTok"/>
-        </w:rPr>
-        <w:t xml:space="preserve">from</w:t>
-      </w:r>
-      <w:r>
-        <w:rPr>
           <w:rStyle w:val="NormalTok"/>
         </w:rPr>
-        <w:t xml:space="preserve"> typing </w:t>
-      </w:r>
-      <w:r>
-        <w:rPr>
-          <w:rStyle w:val="ImportTok"/>
-        </w:rPr>
-        <w:t xml:space="preserve">import</w:t>
+        <w:t xml:space="preserve">    </w:t>
+      </w:r>
+      <w:r>
+        <w:rPr>
+          <w:rStyle w:val="BuiltInTok"/>
+        </w:rPr>
+        <w:t xml:space="preserve">print</w:t>
       </w:r>
       <w:r>
         <w:rPr>
           <w:rStyle w:val="NormalTok"/>
         </w:rPr>
-        <w:t xml:space="preserve"> List</w:t>
-      </w:r>
-      <w:r>
-        <w:br/>
-      </w:r>
-      <w:r>
-        <w:br/>
-      </w:r>
-      <w:r>
-        <w:rPr>
-          <w:rStyle w:val="CommentTok"/>
-        </w:rPr>
-        <w:t xml:space="preserve"># Definition of the function</w:t>
-      </w:r>
-      <w:r>
-        <w:br/>
-      </w:r>
-      <w:r>
-        <w:rPr>
-          <w:rStyle w:val="KeywordTok"/>
-        </w:rPr>
-        <w:t xml:space="preserve">def</w:t>
-      </w:r>
-      <w:r>
-        <w:rPr>
-          <w:rStyle w:val="NormalTok"/>
-        </w:rPr>
-        <w:t xml:space="preserve"> choose_random_item(items: List[</w:t>
-      </w:r>
-      <w:r>
-        <w:rPr>
-          <w:rStyle w:val="BuiltInTok"/>
-        </w:rPr>
-        <w:t xml:space="preserve">str</w:t>
-      </w:r>
-      <w:r>
-        <w:rPr>
-          <w:rStyle w:val="NormalTok"/>
-        </w:rPr>
-        <w:t xml:space="preserve">]) </w:t>
-      </w:r>
-      <w:r>
-        <w:rPr>
-          <w:rStyle w:val="OperatorTok"/>
-        </w:rPr>
-        <w:t xml:space="preserve">-&gt;</w:t>
-      </w:r>
-      <w:r>
-        <w:rPr>
-          <w:rStyle w:val="NormalTok"/>
-        </w:rPr>
-        <w:t xml:space="preserve"> </w:t>
-      </w:r>
-      <w:r>
-        <w:rPr>
-          <w:rStyle w:val="BuiltInTok"/>
-        </w:rPr>
-        <w:t xml:space="preserve">str</w:t>
-      </w:r>
-      <w:r>
-        <w:rPr>
-          <w:rStyle w:val="NormalTok"/>
-        </w:rPr>
-        <w:t xml:space="preserve">:</w:t>
-      </w:r>
-      <w:r>
-        <w:br/>
-      </w:r>
-      <w:r>
-        <w:rPr>
-          <w:rStyle w:val="NormalTok"/>
-        </w:rPr>
-        <w:t xml:space="preserve">    </w:t>
-      </w:r>
-      <w:r>
-        <w:rPr>
-          <w:rStyle w:val="CommentTok"/>
-        </w:rPr>
-        <w:t xml:space="preserve">"""Choose a single random item from a non-empty sequence."""</w:t>
-      </w:r>
-      <w:r>
-        <w:br/>
-      </w:r>
-      <w:r>
-        <w:rPr>
-          <w:rStyle w:val="NormalTok"/>
-        </w:rPr>
-        <w:t xml:space="preserve">    </w:t>
-      </w:r>
-      <w:r>
-        <w:rPr>
-          <w:rStyle w:val="ControlFlowTok"/>
-        </w:rPr>
-        <w:t xml:space="preserve">if</w:t>
-      </w:r>
-      <w:r>
-        <w:rPr>
-          <w:rStyle w:val="NormalTok"/>
-        </w:rPr>
-        <w:t xml:space="preserve"> </w:t>
-      </w:r>
-      <w:r>
-        <w:rPr>
-          <w:rStyle w:val="KeywordTok"/>
-        </w:rPr>
-        <w:t xml:space="preserve">not</w:t>
-      </w:r>
-      <w:r>
-        <w:rPr>
-          <w:rStyle w:val="NormalTok"/>
-        </w:rPr>
-        <w:t xml:space="preserve"> items:</w:t>
-      </w:r>
-      <w:r>
-        <w:br/>
-      </w:r>
-      <w:r>
-        <w:rPr>
-          <w:rStyle w:val="NormalTok"/>
-        </w:rPr>
-        <w:t xml:space="preserve">        </w:t>
-      </w:r>
-      <w:r>
-        <w:rPr>
-          <w:rStyle w:val="ControlFlowTok"/>
-        </w:rPr>
-        <w:t xml:space="preserve">raise</w:t>
-      </w:r>
-      <w:r>
-        <w:rPr>
-          <w:rStyle w:val="NormalTok"/>
-        </w:rPr>
-        <w:t xml:space="preserve"> </w:t>
-      </w:r>
-      <w:r>
-        <w:rPr>
-          <w:rStyle w:val="PreprocessorTok"/>
-        </w:rPr>
-        <w:t xml:space="preserve">ValueError</w:t>
-      </w:r>
-      <w:r>
-        <w:rPr>
-          <w:rStyle w:val="NormalTok"/>
-        </w:rPr>
         <w:t xml:space="preserve">(</w:t>
       </w:r>
       <w:r>
         <w:rPr>
-          <w:rStyle w:val="StringTok"/>
-        </w:rPr>
-        <w:t xml:space="preserve">"items must not be empty"</w:t>
-      </w:r>
-      <w:r>
-        <w:rPr>
-          <w:rStyle w:val="NormalTok"/>
-        </w:rPr>
-        <w:t xml:space="preserve">)</w:t>
-      </w:r>
-      <w:r>
-        <w:br/>
-      </w:r>
-      <w:r>
-        <w:rPr>
-          <w:rStyle w:val="NormalTok"/>
-        </w:rPr>
-        <w:t xml:space="preserve">    </w:t>
-      </w:r>
-      <w:r>
-        <w:rPr>
-          <w:rStyle w:val="ControlFlowTok"/>
-        </w:rPr>
-        <w:t xml:space="preserve">return</w:t>
-      </w:r>
-      <w:r>
-        <w:rPr>
-          <w:rStyle w:val="NormalTok"/>
-        </w:rPr>
-        <w:t xml:space="preserve"> random.choice(items)</w:t>
-      </w:r>
-      <w:r>
-        <w:br/>
-      </w:r>
-      <w:r>
-        <w:br/>
-      </w:r>
-      <w:r>
-        <w:rPr>
-          <w:rStyle w:val="CommentTok"/>
-        </w:rPr>
-        <w:t xml:space="preserve"># --- Usage Example 1: Choosing from a populated list ---</w:t>
-      </w:r>
-      <w:r>
-        <w:br/>
-      </w:r>
-      <w:r>
-        <w:rPr>
-          <w:rStyle w:val="NormalTok"/>
-        </w:rPr>
-        <w:t xml:space="preserve">options </w:t>
-      </w:r>
-      <w:r>
-        <w:rPr>
-          <w:rStyle w:val="OperatorTok"/>
-        </w:rPr>
-        <w:t xml:space="preserve">=</w:t>
-      </w:r>
-      <w:r>
-        <w:rPr>
-          <w:rStyle w:val="NormalTok"/>
-        </w:rPr>
-        <w:t xml:space="preserve"> [</w:t>
-      </w:r>
-      <w:r>
-        <w:rPr>
-          <w:rStyle w:val="StringTok"/>
-        </w:rPr>
-        <w:t xml:space="preserve">"red"</w:t>
-      </w:r>
-      <w:r>
-        <w:rPr>
-          <w:rStyle w:val="NormalTok"/>
-        </w:rPr>
-        <w:t xml:space="preserve">, </w:t>
-      </w:r>
-      <w:r>
-        <w:rPr>
-          <w:rStyle w:val="StringTok"/>
-        </w:rPr>
-        <w:t xml:space="preserve">"green"</w:t>
-      </w:r>
-      <w:r>
-        <w:rPr>
-          <w:rStyle w:val="NormalTok"/>
-        </w:rPr>
-        <w:t xml:space="preserve">, </w:t>
-      </w:r>
-      <w:r>
-        <w:rPr>
-          <w:rStyle w:val="StringTok"/>
-        </w:rPr>
-        <w:t xml:space="preserve">"blue"</w:t>
-      </w:r>
-      <w:r>
-        <w:rPr>
-          <w:rStyle w:val="NormalTok"/>
-        </w:rPr>
-        <w:t xml:space="preserve">, </w:t>
-      </w:r>
-      <w:r>
-        <w:rPr>
-          <w:rStyle w:val="StringTok"/>
-        </w:rPr>
-        <w:t xml:space="preserve">"yellow"</w:t>
-      </w:r>
-      <w:r>
-        <w:rPr>
-          <w:rStyle w:val="NormalTok"/>
-        </w:rPr>
-        <w:t xml:space="preserve">]</w:t>
-      </w:r>
-      <w:r>
-        <w:br/>
-      </w:r>
-      <w:r>
-        <w:rPr>
-          <w:rStyle w:val="NormalTok"/>
-        </w:rPr>
-        <w:t xml:space="preserve">random_color </w:t>
-      </w:r>
-      <w:r>
-        <w:rPr>
-          <w:rStyle w:val="OperatorTok"/>
-        </w:rPr>
-        <w:t xml:space="preserve">=</w:t>
-      </w:r>
-      <w:r>
-        <w:rPr>
-          <w:rStyle w:val="NormalTok"/>
-        </w:rPr>
-        <w:t xml:space="preserve"> choose_random_item(options)</w:t>
-      </w:r>
-      <w:r>
-        <w:br/>
-      </w:r>
-      <w:r>
-        <w:rPr>
-          <w:rStyle w:val="BuiltInTok"/>
-        </w:rPr>
-        <w:t xml:space="preserve">print</w:t>
-      </w:r>
-      <w:r>
-        <w:rPr>
-          <w:rStyle w:val="NormalTok"/>
-        </w:rPr>
-        <w:t xml:space="preserve">(</w:t>
-      </w:r>
-      <w:r>
-        <w:rPr>
           <w:rStyle w:val="SpecialStringTok"/>
         </w:rPr>
-        <w:t xml:space="preserve">f"The chosen color is: </w:t>
-      </w:r>
-      <w:r>
-        <w:rPr>
-          <w:rStyle w:val="SpecialCharTok"/>
-        </w:rPr>
-        <w:t xml:space="preserve">{</w:t>
-      </w:r>
-      <w:r>
-        <w:rPr>
-          <w:rStyle w:val="NormalTok"/>
-        </w:rPr>
-        <w:t xml:space="preserve">random_color</w:t>
-      </w:r>
-      <w:r>
-        <w:rPr>
-          <w:rStyle w:val="SpecialCharTok"/>
-        </w:rPr>
-        <w:t xml:space="preserve">}</w:t>
-      </w:r>
-      <w:r>
-        <w:rPr>
-          <w:rStyle w:val="SpecialStringTok"/>
-        </w:rPr>
-        <w:t xml:space="preserve">"</w:t>
-      </w:r>
-      <w:r>
-        <w:rPr>
-          <w:rStyle w:val="NormalTok"/>
-        </w:rPr>
-        <w:t xml:space="preserve">)</w:t>
-      </w:r>
-      <w:r>
-        <w:br/>
-      </w:r>
-      <w:r>
-        <w:br/>
-      </w:r>
-      <w:r>
-        <w:rPr>
-          <w:rStyle w:val="CommentTok"/>
-        </w:rPr>
-        <w:t xml:space="preserve"># --- Usage Example 2: Handling an empty list ---</w:t>
-      </w:r>
-      <w:r>
-        <w:br/>
-      </w:r>
-      <w:r>
-        <w:rPr>
-          <w:rStyle w:val="NormalTok"/>
-        </w:rPr>
-        <w:t xml:space="preserve">empty_list </w:t>
-      </w:r>
-      <w:r>
-        <w:rPr>
-          <w:rStyle w:val="OperatorTok"/>
-        </w:rPr>
-        <w:t xml:space="preserve">=</w:t>
-      </w:r>
-      <w:r>
-        <w:rPr>
-          <w:rStyle w:val="NormalTok"/>
-        </w:rPr>
-        <w:t xml:space="preserve"> []</w:t>
-      </w:r>
-      <w:r>
-        <w:br/>
-      </w:r>
-      <w:r>
-        <w:rPr>
-          <w:rStyle w:val="ControlFlowTok"/>
-        </w:rPr>
-        <w:t xml:space="preserve">try</w:t>
-      </w:r>
-      <w:r>
-        <w:rPr>
-          <w:rStyle w:val="NormalTok"/>
-        </w:rPr>
-        <w:t xml:space="preserve">:</w:t>
-      </w:r>
-      <w:r>
-        <w:br/>
-      </w:r>
-      <w:r>
-        <w:rPr>
-          <w:rStyle w:val="NormalTok"/>
-        </w:rPr>
-        <w:t xml:space="preserve">    choose_random_item(empty_list)</w:t>
-      </w:r>
-      <w:r>
-        <w:br/>
-      </w:r>
-      <w:r>
-        <w:rPr>
-          <w:rStyle w:val="ControlFlowTok"/>
-        </w:rPr>
-        <w:t xml:space="preserve">except</w:t>
-      </w:r>
-      <w:r>
-        <w:rPr>
-          <w:rStyle w:val="NormalTok"/>
-        </w:rPr>
-        <w:t xml:space="preserve"> </w:t>
-      </w:r>
-      <w:r>
-        <w:rPr>
-          <w:rStyle w:val="PreprocessorTok"/>
-        </w:rPr>
-        <w:t xml:space="preserve">ValueError</w:t>
-      </w:r>
-      <w:r>
-        <w:rPr>
-          <w:rStyle w:val="NormalTok"/>
-        </w:rPr>
-        <w:t xml:space="preserve"> </w:t>
-      </w:r>
-      <w:r>
-        <w:rPr>
-          <w:rStyle w:val="ImportTok"/>
-        </w:rPr>
-        <w:t xml:space="preserve">as</w:t>
-      </w:r>
-      <w:r>
-        <w:rPr>
-          <w:rStyle w:val="NormalTok"/>
-        </w:rPr>
-        <w:t xml:space="preserve"> e:</w:t>
-      </w:r>
-      <w:r>
-        <w:br/>
-      </w:r>
-      <w:r>
-        <w:rPr>
-          <w:rStyle w:val="NormalTok"/>
-        </w:rPr>
-        <w:t xml:space="preserve">    </w:t>
-      </w:r>
-      <w:r>
-        <w:rPr>
-          <w:rStyle w:val="BuiltInTok"/>
-        </w:rPr>
-        <w:t xml:space="preserve">print</w:t>
-      </w:r>
-      <w:r>
-        <w:rPr>
-          <w:rStyle w:val="NormalTok"/>
-        </w:rPr>
-        <w:t xml:space="preserve">(</w:t>
-      </w:r>
-      <w:r>
-        <w:rPr>
-          <w:rStyle w:val="SpecialStringTok"/>
-        </w:rPr>
-        <w:t xml:space="preserve">f"Caught expected error: </w:t>
+        <w:t xml:space="preserve">f"Error caught: </w:t>
       </w:r>
       <w:r>
         <w:rPr>
@@ -1224,7 +1098,7 @@
         <w:rPr>
           <w:rStyle w:val="VerbatimChar"/>
         </w:rPr>
-        <w:t xml:space="preserve">Caught expected error: items must not be empty</w:t>
+        <w:t xml:space="preserve">Error caught: items must not be empty</w:t>
       </w:r>
     </w:p>
     <w:p>
@@ -1236,7 +1110,7 @@
           <w:i/>
           <w:iCs/>
         </w:rPr>
-        <w:t xml:space="preserve">(Note: The actual color chosen in the first part of the output will vary with each execution.)</w:t>
+        <w:t xml:space="preserve">(Note: The chosen color will vary with each execution as it is selected randomly.)</w:t>
       </w:r>
     </w:p>
     <w:p>
@@ -1323,7 +1197,7 @@
         <w:t xml:space="preserve"> </w:t>
       </w:r>
       <w:r>
-        <w:t xml:space="preserve">function returns a new list containing the same elements as the input list but in a randomized order, without modifying the original list.</w:t>
+        <w:t xml:space="preserve">function creates and returns a randomly shuffled copy of a list, ensuring the original list remains unchanged.</w:t>
       </w:r>
     </w:p>
     <w:bookmarkEnd w:id="17"/>
@@ -1343,66 +1217,6 @@
       </w:r>
       <w:r>
         <w:t xml:space="preserve">parameters</w:t>
-      </w:r>
-    </w:p>
-    <w:p>
-      <w:pPr>
-        <w:pStyle w:val="Compact"/>
-        <w:numPr>
-          <w:ilvl w:val="0"/>
-          <w:numId w:val="1003"/>
-        </w:numPr>
-      </w:pPr>
-      <w:r>
-        <w:rPr>
-          <w:rStyle w:val="VerbatimChar"/>
-        </w:rPr>
-        <w:t xml:space="preserve">items</w:t>
-      </w:r>
-      <w:r>
-        <w:t xml:space="preserve">:</w:t>
-      </w:r>
-      <w:r>
-        <w:t xml:space="preserve"> </w:t>
-      </w:r>
-      <w:r>
-        <w:rPr>
-          <w:rStyle w:val="VerbatimChar"/>
-        </w:rPr>
-        <w:t xml:space="preserve">List[int]</w:t>
-      </w:r>
-      <w:r>
-        <w:t xml:space="preserve"> </w:t>
-      </w:r>
-      <w:r>
-        <w:t xml:space="preserve">- A list of integers that will be copied and shuffled.</w:t>
-      </w:r>
-    </w:p>
-    <w:bookmarkEnd w:id="18"/>
-    <w:bookmarkStart w:id="19" w:name="description-1"/>
-    <w:p>
-      <w:pPr>
-        <w:pStyle w:val="Heading2"/>
-      </w:pPr>
-      <w:r>
-        <w:rPr>
-          <w:rStyle w:val="SectionNumber"/>
-        </w:rPr>
-        <w:t xml:space="preserve">2.3</w:t>
-      </w:r>
-      <w:r>
-        <w:tab/>
-      </w:r>
-      <w:r>
-        <w:t xml:space="preserve">Description</w:t>
-      </w:r>
-    </w:p>
-    <w:p>
-      <w:pPr>
-        <w:pStyle w:val="FirstParagraph"/>
-      </w:pPr>
-      <w:r>
-        <w:t xml:space="preserve">This function provides a safe way to shuffle a list without causing side effects. The logic proceeds in three steps:</w:t>
       </w:r>
     </w:p>
     <w:p>
@@ -1414,46 +1228,63 @@
         </w:numPr>
       </w:pPr>
       <w:r>
-        <w:t xml:space="preserve">A shallow copy of the input</w:t>
+        <w:rPr>
+          <w:rStyle w:val="VerbatimChar"/>
+        </w:rPr>
+        <w:t xml:space="preserve">items</w:t>
       </w:r>
       <w:r>
         <w:t xml:space="preserve"> </w:t>
       </w:r>
       <w:r>
+        <w:t xml:space="preserve">(</w:t>
+      </w:r>
+      <w:r>
         <w:rPr>
           <w:rStyle w:val="VerbatimChar"/>
         </w:rPr>
-        <w:t xml:space="preserve">items</w:t>
-      </w:r>
-      <w:r>
-        <w:t xml:space="preserve"> </w:t>
-      </w:r>
-      <w:r>
-        <w:t xml:space="preserve">list is created using</w:t>
-      </w:r>
-      <w:r>
-        <w:t xml:space="preserve"> </w:t>
-      </w:r>
-      <w:r>
-        <w:rPr>
-          <w:rStyle w:val="VerbatimChar"/>
-        </w:rPr>
-        <w:t xml:space="preserve">copy = list(items)</w:t>
-      </w:r>
-      <w:r>
-        <w:t xml:space="preserve">. This is the key step that ensures the original list passed to the function remains unchanged.</w:t>
+        <w:t xml:space="preserve">List[int]</w:t>
+      </w:r>
+      <w:r>
+        <w:t xml:space="preserve">): A list of integers to be shuffled.</w:t>
+      </w:r>
+    </w:p>
+    <w:bookmarkEnd w:id="18"/>
+    <w:bookmarkStart w:id="19" w:name="description-1"/>
+    <w:p>
+      <w:pPr>
+        <w:pStyle w:val="Heading2"/>
+      </w:pPr>
+      <w:r>
+        <w:rPr>
+          <w:rStyle w:val="SectionNumber"/>
+        </w:rPr>
+        <w:t xml:space="preserve">2.3</w:t>
+      </w:r>
+      <w:r>
+        <w:tab/>
+      </w:r>
+      <w:r>
+        <w:t xml:space="preserve">Description</w:t>
       </w:r>
     </w:p>
     <w:p>
       <w:pPr>
-        <w:pStyle w:val="Compact"/>
+        <w:pStyle w:val="FirstParagraph"/>
+      </w:pPr>
+      <w:r>
+        <w:t xml:space="preserve">This function provides a safe way to shuffle a list without altering the original data structure, a concept known as non-mutation. The process is straightforward and involves three main steps:</w:t>
+      </w:r>
+    </w:p>
+    <w:p>
+      <w:pPr>
         <w:numPr>
           <w:ilvl w:val="0"/>
-          <w:numId w:val="1004"/>
+          <w:numId w:val="1005"/>
         </w:numPr>
       </w:pPr>
       <w:r>
-        <w:t xml:space="preserve">The standard library’s</w:t>
+        <w:t xml:space="preserve">A shallow copy of the input</w:t>
       </w:r>
       <w:r>
         <w:t xml:space="preserve"> </w:t>
@@ -1462,13 +1293,13 @@
         <w:rPr>
           <w:rStyle w:val="VerbatimChar"/>
         </w:rPr>
-        <w:t xml:space="preserve">random.shuffle()</w:t>
+        <w:t xml:space="preserve">items</w:t>
       </w:r>
       <w:r>
         <w:t xml:space="preserve"> </w:t>
       </w:r>
       <w:r>
-        <w:t xml:space="preserve">function is then called on the</w:t>
+        <w:t xml:space="preserve">list is created using the</w:t>
       </w:r>
       <w:r>
         <w:t xml:space="preserve"> </w:t>
@@ -1477,50 +1308,51 @@
         <w:rPr>
           <w:rStyle w:val="VerbatimChar"/>
         </w:rPr>
+        <w:t xml:space="preserve">list()</w:t>
+      </w:r>
+      <w:r>
+        <w:t xml:space="preserve"> </w:t>
+      </w:r>
+      <w:r>
+        <w:t xml:space="preserve">constructor. This new list is assigned to the variable</w:t>
+      </w:r>
+      <w:r>
+        <w:t xml:space="preserve"> </w:t>
+      </w:r>
+      <w:r>
+        <w:rPr>
+          <w:rStyle w:val="VerbatimChar"/>
+        </w:rPr>
         <w:t xml:space="preserve">copy</w:t>
       </w:r>
       <w:r>
-        <w:t xml:space="preserve">. This function shuffles the elements of the list</w:t>
+        <w:t xml:space="preserve">. This step is crucial as it ensures that any subsequent operations are performed on the new list, leaving the original</w:t>
       </w:r>
       <w:r>
         <w:t xml:space="preserve"> </w:t>
       </w:r>
       <w:r>
         <w:rPr>
-          <w:i/>
-          <w:iCs/>
-        </w:rPr>
-        <w:t xml:space="preserve">in-place</w:t>
-      </w:r>
-      <w:r>
-        <w:t xml:space="preserve">, rearranging the</w:t>
+          <w:rStyle w:val="VerbatimChar"/>
+        </w:rPr>
+        <w:t xml:space="preserve">items</w:t>
       </w:r>
       <w:r>
         <w:t xml:space="preserve"> </w:t>
       </w:r>
       <w:r>
-        <w:rPr>
-          <w:rStyle w:val="VerbatimChar"/>
-        </w:rPr>
-        <w:t xml:space="preserve">copy</w:t>
-      </w:r>
-      <w:r>
-        <w:t xml:space="preserve"> </w:t>
-      </w:r>
-      <w:r>
-        <w:t xml:space="preserve">into a random permutation.</w:t>
+        <w:t xml:space="preserve">list untouched.</w:t>
       </w:r>
     </w:p>
     <w:p>
       <w:pPr>
-        <w:pStyle w:val="Compact"/>
         <w:numPr>
           <w:ilvl w:val="0"/>
-          <w:numId w:val="1004"/>
+          <w:numId w:val="1005"/>
         </w:numPr>
       </w:pPr>
       <w:r>
-        <w:t xml:space="preserve">Finally, the function returns the modified</w:t>
+        <w:t xml:space="preserve">The</w:t>
       </w:r>
       <w:r>
         <w:t xml:space="preserve"> </w:t>
@@ -1529,180 +1361,182 @@
         <w:rPr>
           <w:rStyle w:val="VerbatimChar"/>
         </w:rPr>
+        <w:t xml:space="preserve">random.shuffle()</w:t>
+      </w:r>
+      <w:r>
+        <w:t xml:space="preserve"> </w:t>
+      </w:r>
+      <w:r>
+        <w:t xml:space="preserve">function is then called on the</w:t>
+      </w:r>
+      <w:r>
+        <w:t xml:space="preserve"> </w:t>
+      </w:r>
+      <w:r>
+        <w:rPr>
+          <w:rStyle w:val="VerbatimChar"/>
+        </w:rPr>
         <w:t xml:space="preserve">copy</w:t>
       </w:r>
       <w:r>
-        <w:t xml:space="preserve">, which is now a shuffled version of the original list.</w:t>
+        <w:t xml:space="preserve">. This function, part of Python’s standard</w:t>
+      </w:r>
+      <w:r>
+        <w:t xml:space="preserve"> </w:t>
+      </w:r>
+      <w:r>
+        <w:rPr>
+          <w:rStyle w:val="VerbatimChar"/>
+        </w:rPr>
+        <w:t xml:space="preserve">random</w:t>
+      </w:r>
+      <w:r>
+        <w:t xml:space="preserve"> </w:t>
+      </w:r>
+      <w:r>
+        <w:t xml:space="preserve">module, rearranges the elements of the</w:t>
+      </w:r>
+      <w:r>
+        <w:t xml:space="preserve"> </w:t>
+      </w:r>
+      <w:r>
+        <w:rPr>
+          <w:rStyle w:val="VerbatimChar"/>
+        </w:rPr>
+        <w:t xml:space="preserve">copy</w:t>
+      </w:r>
+      <w:r>
+        <w:t xml:space="preserve"> </w:t>
+      </w:r>
+      <w:r>
+        <w:t xml:space="preserve">list into a random order. It performs the shuffle operation in-place, meaning it directly modifies the</w:t>
+      </w:r>
+      <w:r>
+        <w:t xml:space="preserve"> </w:t>
+      </w:r>
+      <w:r>
+        <w:rPr>
+          <w:rStyle w:val="VerbatimChar"/>
+        </w:rPr>
+        <w:t xml:space="preserve">copy</w:t>
+      </w:r>
+      <w:r>
+        <w:t xml:space="preserve"> </w:t>
+      </w:r>
+      <w:r>
+        <w:t xml:space="preserve">list.</w:t>
       </w:r>
     </w:p>
     <w:p>
       <w:pPr>
+        <w:numPr>
+          <w:ilvl w:val="0"/>
+          <w:numId w:val="1005"/>
+        </w:numPr>
+      </w:pPr>
+      <w:r>
+        <w:t xml:space="preserve">Finally, the function returns the</w:t>
+      </w:r>
+      <w:r>
+        <w:t xml:space="preserve"> </w:t>
+      </w:r>
+      <w:r>
+        <w:rPr>
+          <w:rStyle w:val="VerbatimChar"/>
+        </w:rPr>
+        <w:t xml:space="preserve">copy</w:t>
+      </w:r>
+      <w:r>
+        <w:t xml:space="preserve"> </w:t>
+      </w:r>
+      <w:r>
+        <w:t xml:space="preserve">list, which now contains the same elements as the original list but in a new, randomized order.</w:t>
+      </w:r>
+    </w:p>
+    <w:p>
+      <w:pPr>
         <w:pStyle w:val="SourceCode"/>
       </w:pPr>
       <w:r>
         <w:rPr>
           <w:rStyle w:val="CommentTok"/>
         </w:rPr>
-        <w:t xml:space="preserve"># The function depends on Python's built-in 'random' module.</w:t>
+        <w:t xml:space="preserve"># Step 1: Create a copy</w:t>
       </w:r>
       <w:r>
         <w:br/>
       </w:r>
       <w:r>
         <w:rPr>
-          <w:rStyle w:val="ImportTok"/>
-        </w:rPr>
-        <w:t xml:space="preserve">import</w:t>
-      </w:r>
-      <w:r>
-        <w:rPr>
           <w:rStyle w:val="NormalTok"/>
         </w:rPr>
-        <w:t xml:space="preserve"> random</w:t>
+        <w:t xml:space="preserve">copy </w:t>
+      </w:r>
+      <w:r>
+        <w:rPr>
+          <w:rStyle w:val="OperatorTok"/>
+        </w:rPr>
+        <w:t xml:space="preserve">=</w:t>
+      </w:r>
+      <w:r>
+        <w:rPr>
+          <w:rStyle w:val="NormalTok"/>
+        </w:rPr>
+        <w:t xml:space="preserve"> </w:t>
+      </w:r>
+      <w:r>
+        <w:rPr>
+          <w:rStyle w:val="BuiltInTok"/>
+        </w:rPr>
+        <w:t xml:space="preserve">list</w:t>
+      </w:r>
+      <w:r>
+        <w:rPr>
+          <w:rStyle w:val="NormalTok"/>
+        </w:rPr>
+        <w:t xml:space="preserve">(items)</w:t>
       </w:r>
       <w:r>
         <w:br/>
       </w:r>
       <w:r>
+        <w:rPr>
+          <w:rStyle w:val="CommentTok"/>
+        </w:rPr>
+        <w:t xml:space="preserve"># Step 2: Shuffle the copy in-place</w:t>
+      </w:r>
+      <w:r>
         <w:br/>
       </w:r>
       <w:r>
         <w:rPr>
+          <w:rStyle w:val="NormalTok"/>
+        </w:rPr>
+        <w:t xml:space="preserve">random.shuffle(copy)</w:t>
+      </w:r>
+      <w:r>
+        <w:br/>
+      </w:r>
+      <w:r>
+        <w:rPr>
           <w:rStyle w:val="CommentTok"/>
         </w:rPr>
-        <w:t xml:space="preserve"># Example of internal logic</w:t>
+        <w:t xml:space="preserve"># Step 3: Return the shuffled copy</w:t>
       </w:r>
       <w:r>
         <w:br/>
       </w:r>
       <w:r>
         <w:rPr>
+          <w:rStyle w:val="ControlFlowTok"/>
+        </w:rPr>
+        <w:t xml:space="preserve">return</w:t>
+      </w:r>
+      <w:r>
+        <w:rPr>
           <w:rStyle w:val="NormalTok"/>
         </w:rPr>
-        <w:t xml:space="preserve">original_items </w:t>
-      </w:r>
-      <w:r>
-        <w:rPr>
-          <w:rStyle w:val="OperatorTok"/>
-        </w:rPr>
-        <w:t xml:space="preserve">=</w:t>
-      </w:r>
-      <w:r>
-        <w:rPr>
-          <w:rStyle w:val="NormalTok"/>
-        </w:rPr>
-        <w:t xml:space="preserve"> [</w:t>
-      </w:r>
-      <w:r>
-        <w:rPr>
-          <w:rStyle w:val="DecValTok"/>
-        </w:rPr>
-        <w:t xml:space="preserve">10</w:t>
-      </w:r>
-      <w:r>
-        <w:rPr>
-          <w:rStyle w:val="NormalTok"/>
-        </w:rPr>
-        <w:t xml:space="preserve">, </w:t>
-      </w:r>
-      <w:r>
-        <w:rPr>
-          <w:rStyle w:val="DecValTok"/>
-        </w:rPr>
-        <w:t xml:space="preserve">20</w:t>
-      </w:r>
-      <w:r>
-        <w:rPr>
-          <w:rStyle w:val="NormalTok"/>
-        </w:rPr>
-        <w:t xml:space="preserve">, </w:t>
-      </w:r>
-      <w:r>
-        <w:rPr>
-          <w:rStyle w:val="DecValTok"/>
-        </w:rPr>
-        <w:t xml:space="preserve">30</w:t>
-      </w:r>
-      <w:r>
-        <w:rPr>
-          <w:rStyle w:val="NormalTok"/>
-        </w:rPr>
-        <w:t xml:space="preserve">, </w:t>
-      </w:r>
-      <w:r>
-        <w:rPr>
-          <w:rStyle w:val="DecValTok"/>
-        </w:rPr>
-        <w:t xml:space="preserve">40</w:t>
-      </w:r>
-      <w:r>
-        <w:rPr>
-          <w:rStyle w:val="NormalTok"/>
-        </w:rPr>
-        <w:t xml:space="preserve">]</w:t>
-      </w:r>
-      <w:r>
-        <w:br/>
-      </w:r>
-      <w:r>
-        <w:rPr>
-          <w:rStyle w:val="NormalTok"/>
-        </w:rPr>
-        <w:t xml:space="preserve">copy_of_items </w:t>
-      </w:r>
-      <w:r>
-        <w:rPr>
-          <w:rStyle w:val="OperatorTok"/>
-        </w:rPr>
-        <w:t xml:space="preserve">=</w:t>
-      </w:r>
-      <w:r>
-        <w:rPr>
-          <w:rStyle w:val="NormalTok"/>
-        </w:rPr>
-        <w:t xml:space="preserve"> </w:t>
-      </w:r>
-      <w:r>
-        <w:rPr>
-          <w:rStyle w:val="BuiltInTok"/>
-        </w:rPr>
-        <w:t xml:space="preserve">list</w:t>
-      </w:r>
-      <w:r>
-        <w:rPr>
-          <w:rStyle w:val="NormalTok"/>
-        </w:rPr>
-        <w:t xml:space="preserve">(original_items) </w:t>
-      </w:r>
-      <w:r>
-        <w:rPr>
-          <w:rStyle w:val="CommentTok"/>
-        </w:rPr>
-        <w:t xml:space="preserve"># copy_of_items is now [10, 20, 30, 40]</w:t>
-      </w:r>
-      <w:r>
-        <w:br/>
-      </w:r>
-      <w:r>
-        <w:rPr>
-          <w:rStyle w:val="NormalTok"/>
-        </w:rPr>
-        <w:t xml:space="preserve">random.shuffle(copy_of_items)        </w:t>
-      </w:r>
-      <w:r>
-        <w:rPr>
-          <w:rStyle w:val="CommentTok"/>
-        </w:rPr>
-        <w:t xml:space="preserve"># copy_of_items might now be [30, 10, 40, 20]</w:t>
-      </w:r>
-      <w:r>
-        <w:br/>
-      </w:r>
-      <w:r>
-        <w:rPr>
-          <w:rStyle w:val="CommentTok"/>
-        </w:rPr>
-        <w:t xml:space="preserve"># The function would then return copy_of_items</w:t>
+        <w:t xml:space="preserve"> copy</w:t>
       </w:r>
     </w:p>
     <w:bookmarkEnd w:id="19"/>
@@ -1729,7 +1563,7 @@
         <w:pStyle w:val="Compact"/>
         <w:numPr>
           <w:ilvl w:val="0"/>
-          <w:numId w:val="1005"/>
+          <w:numId w:val="1006"/>
         </w:numPr>
       </w:pPr>
       <w:r>
@@ -1737,13 +1571,10 @@
           <w:b/>
           <w:bCs/>
         </w:rPr>
-        <w:t xml:space="preserve">Non-mutating:</w:t>
-      </w:r>
-      <w:r>
-        <w:t xml:space="preserve"> </w:t>
-      </w:r>
-      <w:r>
-        <w:t xml:space="preserve">The primary feature of this function is that it does not alter the original input list. It operates on a copy.</w:t>
+        <w:t xml:space="preserve">Non-Mutating</w:t>
+      </w:r>
+      <w:r>
+        <w:t xml:space="preserve">: The primary advantage of this function is that it does not modify (mutate) the input list. The original list you pass as an argument will remain in its original order after the function call.</w:t>
       </w:r>
     </w:p>
     <w:p>
@@ -1751,7 +1582,7 @@
         <w:pStyle w:val="Compact"/>
         <w:numPr>
           <w:ilvl w:val="0"/>
-          <w:numId w:val="1005"/>
+          <w:numId w:val="1006"/>
         </w:numPr>
       </w:pPr>
       <w:r>
@@ -1759,18 +1590,30 @@
           <w:b/>
           <w:bCs/>
         </w:rPr>
-        <w:t xml:space="preserve">Dependency:</w:t>
+        <w:t xml:space="preserve">Dependency</w:t>
+      </w:r>
+      <w:r>
+        <w:t xml:space="preserve">: This function relies on the</w:t>
       </w:r>
       <w:r>
         <w:t xml:space="preserve"> </w:t>
       </w:r>
       <w:r>
-        <w:t xml:space="preserve">This function requires the</w:t>
+        <w:rPr>
+          <w:rStyle w:val="VerbatimChar"/>
+        </w:rPr>
+        <w:t xml:space="preserve">random.shuffle()</w:t>
       </w:r>
       <w:r>
         <w:t xml:space="preserve"> </w:t>
       </w:r>
       <w:r>
+        <w:t xml:space="preserve">method, which requires Python’s</w:t>
+      </w:r>
+      <w:r>
+        <w:t xml:space="preserve"> </w:t>
+      </w:r>
+      <w:r>
         <w:rPr>
           <w:rStyle w:val="VerbatimChar"/>
         </w:rPr>
@@ -1780,7 +1623,7 @@
         <w:t xml:space="preserve"> </w:t>
       </w:r>
       <w:r>
-        <w:t xml:space="preserve">module to be imported in the script where it is defined.</w:t>
+        <w:t xml:space="preserve">module to be imported into the script.</w:t>
       </w:r>
     </w:p>
     <w:p>
@@ -1788,7 +1631,7 @@
         <w:pStyle w:val="Compact"/>
         <w:numPr>
           <w:ilvl w:val="0"/>
-          <w:numId w:val="1005"/>
+          <w:numId w:val="1006"/>
         </w:numPr>
       </w:pPr>
       <w:r>
@@ -1796,28 +1639,22 @@
           <w:b/>
           <w:bCs/>
         </w:rPr>
-        <w:t xml:space="preserve">Randomness:</w:t>
+        <w:t xml:space="preserve">Type Generality</w:t>
+      </w:r>
+      <w:r>
+        <w:t xml:space="preserve">: Although the type hint specifies</w:t>
       </w:r>
       <w:r>
         <w:t xml:space="preserve"> </w:t>
       </w:r>
       <w:r>
-        <w:t xml:space="preserve">The shuffle is pseudo-random. For reproducible results during testing, you can set the seed for the random number generator using</w:t>
-      </w:r>
-      <w:r>
-        <w:t xml:space="preserve"> </w:t>
-      </w:r>
-      <w:r>
         <w:rPr>
           <w:rStyle w:val="VerbatimChar"/>
         </w:rPr>
-        <w:t xml:space="preserve">random.seed()</w:t>
-      </w:r>
-      <w:r>
-        <w:t xml:space="preserve"> </w:t>
-      </w:r>
-      <w:r>
-        <w:t xml:space="preserve">before calling this function.</w:t>
+        <w:t xml:space="preserve">List[int]</w:t>
+      </w:r>
+      <w:r>
+        <w:t xml:space="preserve">, the function’s logic will work correctly with a list containing elements of any type (e.g., strings, floats, or mixed types).</w:t>
       </w:r>
     </w:p>
     <w:p>
@@ -1832,7 +1669,19 @@
         <w:t xml:space="preserve">Output Example</w:t>
       </w:r>
       <w:r>
-        <w:t xml:space="preserve">: A new list object containing the same elements as the input list, but in a random order.</w:t>
+        <w:t xml:space="preserve">: A new list with the same elements as the input list, but in a random sequence. For an input of</w:t>
+      </w:r>
+      <w:r>
+        <w:t xml:space="preserve"> </w:t>
+      </w:r>
+      <w:r>
+        <w:rPr>
+          <w:rStyle w:val="VerbatimChar"/>
+        </w:rPr>
+        <w:t xml:space="preserve">[1, 2, 3, 4, 5]</w:t>
+      </w:r>
+      <w:r>
+        <w:t xml:space="preserve">, a possible output is:</w:t>
       </w:r>
     </w:p>
     <w:p>
@@ -1843,7 +1692,7 @@
         <w:rPr>
           <w:rStyle w:val="VerbatimChar"/>
         </w:rPr>
-        <w:t xml:space="preserve">[4, 1, 5, 2, 3]</w:t>
+        <w:t xml:space="preserve">[4, 1, 5, 3, 2]</w:t>
       </w:r>
     </w:p>
     <w:bookmarkEnd w:id="20"/>
@@ -1885,9 +1734,45 @@
         <w:br/>
       </w:r>
       <w:r>
+        <w:rPr>
+          <w:rStyle w:val="ImportTok"/>
+        </w:rPr>
+        <w:t xml:space="preserve">from</w:t>
+      </w:r>
+      <w:r>
+        <w:rPr>
+          <w:rStyle w:val="NormalTok"/>
+        </w:rPr>
+        <w:t xml:space="preserve"> typing </w:t>
+      </w:r>
+      <w:r>
+        <w:rPr>
+          <w:rStyle w:val="ImportTok"/>
+        </w:rPr>
+        <w:t xml:space="preserve">import</w:t>
+      </w:r>
+      <w:r>
+        <w:rPr>
+          <w:rStyle w:val="NormalTok"/>
+        </w:rPr>
+        <w:t xml:space="preserve"> List</w:t>
+      </w:r>
+      <w:r>
         <w:br/>
       </w:r>
       <w:r>
+        <w:br/>
+      </w:r>
+      <w:r>
+        <w:rPr>
+          <w:rStyle w:val="CommentTok"/>
+        </w:rPr>
+        <w:t xml:space="preserve"># The function assumes the 'random' module is imported.</w:t>
+      </w:r>
+      <w:r>
+        <w:br/>
+      </w:r>
+      <w:r>
         <w:rPr>
           <w:rStyle w:val="KeywordTok"/>
         </w:rPr>
@@ -1897,403 +1782,337 @@
         <w:rPr>
           <w:rStyle w:val="NormalTok"/>
         </w:rPr>
-        <w:t xml:space="preserve"> shuffle_copy(items: </w:t>
+        <w:t xml:space="preserve"> shuffle_copy(items: List[</w:t>
       </w:r>
       <w:r>
         <w:rPr>
           <w:rStyle w:val="BuiltInTok"/>
         </w:rPr>
+        <w:t xml:space="preserve">int</w:t>
+      </w:r>
+      <w:r>
+        <w:rPr>
+          <w:rStyle w:val="NormalTok"/>
+        </w:rPr>
+        <w:t xml:space="preserve">]) </w:t>
+      </w:r>
+      <w:r>
+        <w:rPr>
+          <w:rStyle w:val="OperatorTok"/>
+        </w:rPr>
+        <w:t xml:space="preserve">-&gt;</w:t>
+      </w:r>
+      <w:r>
+        <w:rPr>
+          <w:rStyle w:val="NormalTok"/>
+        </w:rPr>
+        <w:t xml:space="preserve"> List[</w:t>
+      </w:r>
+      <w:r>
+        <w:rPr>
+          <w:rStyle w:val="BuiltInTok"/>
+        </w:rPr>
+        <w:t xml:space="preserve">int</w:t>
+      </w:r>
+      <w:r>
+        <w:rPr>
+          <w:rStyle w:val="NormalTok"/>
+        </w:rPr>
+        <w:t xml:space="preserve">]:</w:t>
+      </w:r>
+      <w:r>
+        <w:br/>
+      </w:r>
+      <w:r>
+        <w:rPr>
+          <w:rStyle w:val="NormalTok"/>
+        </w:rPr>
+        <w:t xml:space="preserve">    </w:t>
+      </w:r>
+      <w:r>
+        <w:rPr>
+          <w:rStyle w:val="CommentTok"/>
+        </w:rPr>
+        <w:t xml:space="preserve">"""Return a shuffled copy of the given list without mutating the input."""</w:t>
+      </w:r>
+      <w:r>
+        <w:br/>
+      </w:r>
+      <w:r>
+        <w:rPr>
+          <w:rStyle w:val="NormalTok"/>
+        </w:rPr>
+        <w:t xml:space="preserve">    copy </w:t>
+      </w:r>
+      <w:r>
+        <w:rPr>
+          <w:rStyle w:val="OperatorTok"/>
+        </w:rPr>
+        <w:t xml:space="preserve">=</w:t>
+      </w:r>
+      <w:r>
+        <w:rPr>
+          <w:rStyle w:val="NormalTok"/>
+        </w:rPr>
+        <w:t xml:space="preserve"> </w:t>
+      </w:r>
+      <w:r>
+        <w:rPr>
+          <w:rStyle w:val="BuiltInTok"/>
+        </w:rPr>
         <w:t xml:space="preserve">list</w:t>
       </w:r>
       <w:r>
         <w:rPr>
           <w:rStyle w:val="NormalTok"/>
         </w:rPr>
-        <w:t xml:space="preserve">) </w:t>
+        <w:t xml:space="preserve">(items)</w:t>
+      </w:r>
+      <w:r>
+        <w:br/>
+      </w:r>
+      <w:r>
+        <w:rPr>
+          <w:rStyle w:val="NormalTok"/>
+        </w:rPr>
+        <w:t xml:space="preserve">    random.shuffle(copy)</w:t>
+      </w:r>
+      <w:r>
+        <w:br/>
+      </w:r>
+      <w:r>
+        <w:rPr>
+          <w:rStyle w:val="NormalTok"/>
+        </w:rPr>
+        <w:t xml:space="preserve">    </w:t>
+      </w:r>
+      <w:r>
+        <w:rPr>
+          <w:rStyle w:val="ControlFlowTok"/>
+        </w:rPr>
+        <w:t xml:space="preserve">return</w:t>
+      </w:r>
+      <w:r>
+        <w:rPr>
+          <w:rStyle w:val="NormalTok"/>
+        </w:rPr>
+        <w:t xml:space="preserve"> copy</w:t>
+      </w:r>
+      <w:r>
+        <w:br/>
+      </w:r>
+      <w:r>
+        <w:br/>
+      </w:r>
+      <w:r>
+        <w:rPr>
+          <w:rStyle w:val="CommentTok"/>
+        </w:rPr>
+        <w:t xml:space="preserve"># Example usage</w:t>
+      </w:r>
+      <w:r>
+        <w:br/>
+      </w:r>
+      <w:r>
+        <w:rPr>
+          <w:rStyle w:val="NormalTok"/>
+        </w:rPr>
+        <w:t xml:space="preserve">my_numbers </w:t>
       </w:r>
       <w:r>
         <w:rPr>
           <w:rStyle w:val="OperatorTok"/>
         </w:rPr>
-        <w:t xml:space="preserve">-&gt;</w:t>
+        <w:t xml:space="preserve">=</w:t>
       </w:r>
       <w:r>
         <w:rPr>
           <w:rStyle w:val="NormalTok"/>
         </w:rPr>
-        <w:t xml:space="preserve"> </w:t>
+        <w:t xml:space="preserve"> [</w:t>
+      </w:r>
+      <w:r>
+        <w:rPr>
+          <w:rStyle w:val="DecValTok"/>
+        </w:rPr>
+        <w:t xml:space="preserve">10</w:t>
+      </w:r>
+      <w:r>
+        <w:rPr>
+          <w:rStyle w:val="NormalTok"/>
+        </w:rPr>
+        <w:t xml:space="preserve">, </w:t>
+      </w:r>
+      <w:r>
+        <w:rPr>
+          <w:rStyle w:val="DecValTok"/>
+        </w:rPr>
+        <w:t xml:space="preserve">20</w:t>
+      </w:r>
+      <w:r>
+        <w:rPr>
+          <w:rStyle w:val="NormalTok"/>
+        </w:rPr>
+        <w:t xml:space="preserve">, </w:t>
+      </w:r>
+      <w:r>
+        <w:rPr>
+          <w:rStyle w:val="DecValTok"/>
+        </w:rPr>
+        <w:t xml:space="preserve">30</w:t>
+      </w:r>
+      <w:r>
+        <w:rPr>
+          <w:rStyle w:val="NormalTok"/>
+        </w:rPr>
+        <w:t xml:space="preserve">, </w:t>
+      </w:r>
+      <w:r>
+        <w:rPr>
+          <w:rStyle w:val="DecValTok"/>
+        </w:rPr>
+        <w:t xml:space="preserve">40</w:t>
+      </w:r>
+      <w:r>
+        <w:rPr>
+          <w:rStyle w:val="NormalTok"/>
+        </w:rPr>
+        <w:t xml:space="preserve">, </w:t>
+      </w:r>
+      <w:r>
+        <w:rPr>
+          <w:rStyle w:val="DecValTok"/>
+        </w:rPr>
+        <w:t xml:space="preserve">50</w:t>
+      </w:r>
+      <w:r>
+        <w:rPr>
+          <w:rStyle w:val="NormalTok"/>
+        </w:rPr>
+        <w:t xml:space="preserve">]</w:t>
+      </w:r>
+      <w:r>
+        <w:br/>
+      </w:r>
+      <w:r>
+        <w:rPr>
+          <w:rStyle w:val="NormalTok"/>
+        </w:rPr>
+        <w:t xml:space="preserve">shuffled_numbers </w:t>
+      </w:r>
+      <w:r>
+        <w:rPr>
+          <w:rStyle w:val="OperatorTok"/>
+        </w:rPr>
+        <w:t xml:space="preserve">=</w:t>
+      </w:r>
+      <w:r>
+        <w:rPr>
+          <w:rStyle w:val="NormalTok"/>
+        </w:rPr>
+        <w:t xml:space="preserve"> shuffle_copy(my_numbers)</w:t>
+      </w:r>
+      <w:r>
+        <w:br/>
+      </w:r>
+      <w:r>
+        <w:br/>
       </w:r>
       <w:r>
         <w:rPr>
           <w:rStyle w:val="BuiltInTok"/>
         </w:rPr>
-        <w:t xml:space="preserve">list</w:t>
+        <w:t xml:space="preserve">print</w:t>
       </w:r>
       <w:r>
         <w:rPr>
           <w:rStyle w:val="NormalTok"/>
         </w:rPr>
-        <w:t xml:space="preserve">:</w:t>
+        <w:t xml:space="preserve">(</w:t>
+      </w:r>
+      <w:r>
+        <w:rPr>
+          <w:rStyle w:val="StringTok"/>
+        </w:rPr>
+        <w:t xml:space="preserve">"Original List (unchanged):"</w:t>
+      </w:r>
+      <w:r>
+        <w:rPr>
+          <w:rStyle w:val="NormalTok"/>
+        </w:rPr>
+        <w:t xml:space="preserve">)</w:t>
       </w:r>
       <w:r>
         <w:br/>
       </w:r>
       <w:r>
         <w:rPr>
+          <w:rStyle w:val="BuiltInTok"/>
+        </w:rPr>
+        <w:t xml:space="preserve">print</w:t>
+      </w:r>
+      <w:r>
+        <w:rPr>
           <w:rStyle w:val="NormalTok"/>
         </w:rPr>
-        <w:t xml:space="preserve">    </w:t>
-      </w:r>
-      <w:r>
-        <w:rPr>
-          <w:rStyle w:val="CommentTok"/>
-        </w:rPr>
-        <w:t xml:space="preserve">"""Return a shuffled copy of the given list without mutating the input."""</w:t>
+        <w:t xml:space="preserve">(my_numbers)</w:t>
       </w:r>
       <w:r>
         <w:br/>
       </w:r>
       <w:r>
+        <w:br/>
+      </w:r>
+      <w:r>
+        <w:rPr>
+          <w:rStyle w:val="BuiltInTok"/>
+        </w:rPr>
+        <w:t xml:space="preserve">print</w:t>
+      </w:r>
+      <w:r>
         <w:rPr>
           <w:rStyle w:val="NormalTok"/>
         </w:rPr>
-        <w:t xml:space="preserve">    copy </w:t>
-      </w:r>
-      <w:r>
-        <w:rPr>
-          <w:rStyle w:val="OperatorTok"/>
-        </w:rPr>
-        <w:t xml:space="preserve">=</w:t>
+        <w:t xml:space="preserve">(</w:t>
+      </w:r>
+      <w:r>
+        <w:rPr>
+          <w:rStyle w:val="StringTok"/>
+        </w:rPr>
+        <w:t xml:space="preserve">"</w:t>
+      </w:r>
+      <w:r>
+        <w:rPr>
+          <w:rStyle w:val="CharTok"/>
+        </w:rPr>
+        <w:t xml:space="preserve">\n</w:t>
+      </w:r>
+      <w:r>
+        <w:rPr>
+          <w:rStyle w:val="StringTok"/>
+        </w:rPr>
+        <w:t xml:space="preserve">Shuffled Copy:"</w:t>
       </w:r>
       <w:r>
         <w:rPr>
           <w:rStyle w:val="NormalTok"/>
         </w:rPr>
-        <w:t xml:space="preserve"> </w:t>
+        <w:t xml:space="preserve">)</w:t>
+      </w:r>
+      <w:r>
+        <w:br/>
       </w:r>
       <w:r>
         <w:rPr>
           <w:rStyle w:val="BuiltInTok"/>
         </w:rPr>
-        <w:t xml:space="preserve">list</w:t>
+        <w:t xml:space="preserve">print</w:t>
       </w:r>
       <w:r>
         <w:rPr>
           <w:rStyle w:val="NormalTok"/>
         </w:rPr>
-        <w:t xml:space="preserve">(items)</w:t>
-      </w:r>
-      <w:r>
-        <w:br/>
-      </w:r>
-      <w:r>
-        <w:rPr>
-          <w:rStyle w:val="NormalTok"/>
-        </w:rPr>
-        <w:t xml:space="preserve">    random.shuffle(copy)</w:t>
-      </w:r>
-      <w:r>
-        <w:br/>
-      </w:r>
-      <w:r>
-        <w:rPr>
-          <w:rStyle w:val="NormalTok"/>
-        </w:rPr>
-        <w:t xml:space="preserve">    </w:t>
-      </w:r>
-      <w:r>
-        <w:rPr>
-          <w:rStyle w:val="ControlFlowTok"/>
-        </w:rPr>
-        <w:t xml:space="preserve">return</w:t>
-      </w:r>
-      <w:r>
-        <w:rPr>
-          <w:rStyle w:val="NormalTok"/>
-        </w:rPr>
-        <w:t xml:space="preserve"> copy</w:t>
-      </w:r>
-      <w:r>
-        <w:br/>
-      </w:r>
-      <w:r>
-        <w:br/>
-      </w:r>
-      <w:r>
-        <w:rPr>
-          <w:rStyle w:val="CommentTok"/>
-        </w:rPr>
-        <w:t xml:space="preserve"># Example usage</w:t>
-      </w:r>
-      <w:r>
-        <w:br/>
-      </w:r>
-      <w:r>
-        <w:rPr>
-          <w:rStyle w:val="NormalTok"/>
-        </w:rPr>
-        <w:t xml:space="preserve">original_list </w:t>
-      </w:r>
-      <w:r>
-        <w:rPr>
-          <w:rStyle w:val="OperatorTok"/>
-        </w:rPr>
-        <w:t xml:space="preserve">=</w:t>
-      </w:r>
-      <w:r>
-        <w:rPr>
-          <w:rStyle w:val="NormalTok"/>
-        </w:rPr>
-        <w:t xml:space="preserve"> [</w:t>
-      </w:r>
-      <w:r>
-        <w:rPr>
-          <w:rStyle w:val="DecValTok"/>
-        </w:rPr>
-        <w:t xml:space="preserve">1</w:t>
-      </w:r>
-      <w:r>
-        <w:rPr>
-          <w:rStyle w:val="NormalTok"/>
-        </w:rPr>
-        <w:t xml:space="preserve">, </w:t>
-      </w:r>
-      <w:r>
-        <w:rPr>
-          <w:rStyle w:val="DecValTok"/>
-        </w:rPr>
-        <w:t xml:space="preserve">2</w:t>
-      </w:r>
-      <w:r>
-        <w:rPr>
-          <w:rStyle w:val="NormalTok"/>
-        </w:rPr>
-        <w:t xml:space="preserve">, </w:t>
-      </w:r>
-      <w:r>
-        <w:rPr>
-          <w:rStyle w:val="DecValTok"/>
-        </w:rPr>
-        <w:t xml:space="preserve">3</w:t>
-      </w:r>
-      <w:r>
-        <w:rPr>
-          <w:rStyle w:val="NormalTok"/>
-        </w:rPr>
-        <w:t xml:space="preserve">, </w:t>
-      </w:r>
-      <w:r>
-        <w:rPr>
-          <w:rStyle w:val="DecValTok"/>
-        </w:rPr>
-        <w:t xml:space="preserve">4</w:t>
-      </w:r>
-      <w:r>
-        <w:rPr>
-          <w:rStyle w:val="NormalTok"/>
-        </w:rPr>
-        <w:t xml:space="preserve">, </w:t>
-      </w:r>
-      <w:r>
-        <w:rPr>
-          <w:rStyle w:val="DecValTok"/>
-        </w:rPr>
-        <w:t xml:space="preserve">5</w:t>
-      </w:r>
-      <w:r>
-        <w:rPr>
-          <w:rStyle w:val="NormalTok"/>
-        </w:rPr>
-        <w:t xml:space="preserve">, </w:t>
-      </w:r>
-      <w:r>
-        <w:rPr>
-          <w:rStyle w:val="DecValTok"/>
-        </w:rPr>
-        <w:t xml:space="preserve">6</w:t>
-      </w:r>
-      <w:r>
-        <w:rPr>
-          <w:rStyle w:val="NormalTok"/>
-        </w:rPr>
-        <w:t xml:space="preserve">]</w:t>
-      </w:r>
-      <w:r>
-        <w:br/>
-      </w:r>
-      <w:r>
-        <w:rPr>
-          <w:rStyle w:val="BuiltInTok"/>
-        </w:rPr>
-        <w:t xml:space="preserve">print</w:t>
-      </w:r>
-      <w:r>
-        <w:rPr>
-          <w:rStyle w:val="NormalTok"/>
-        </w:rPr>
-        <w:t xml:space="preserve">(</w:t>
-      </w:r>
-      <w:r>
-        <w:rPr>
-          <w:rStyle w:val="SpecialStringTok"/>
-        </w:rPr>
-        <w:t xml:space="preserve">f"Original list (before): </w:t>
-      </w:r>
-      <w:r>
-        <w:rPr>
-          <w:rStyle w:val="SpecialCharTok"/>
-        </w:rPr>
-        <w:t xml:space="preserve">{</w:t>
-      </w:r>
-      <w:r>
-        <w:rPr>
-          <w:rStyle w:val="NormalTok"/>
-        </w:rPr>
-        <w:t xml:space="preserve">original_list</w:t>
-      </w:r>
-      <w:r>
-        <w:rPr>
-          <w:rStyle w:val="SpecialCharTok"/>
-        </w:rPr>
-        <w:t xml:space="preserve">}</w:t>
-      </w:r>
-      <w:r>
-        <w:rPr>
-          <w:rStyle w:val="SpecialStringTok"/>
-        </w:rPr>
-        <w:t xml:space="preserve">"</w:t>
-      </w:r>
-      <w:r>
-        <w:rPr>
-          <w:rStyle w:val="NormalTok"/>
-        </w:rPr>
-        <w:t xml:space="preserve">)</w:t>
-      </w:r>
-      <w:r>
-        <w:br/>
-      </w:r>
-      <w:r>
-        <w:br/>
-      </w:r>
-      <w:r>
-        <w:rPr>
-          <w:rStyle w:val="NormalTok"/>
-        </w:rPr>
-        <w:t xml:space="preserve">shuffled_list </w:t>
-      </w:r>
-      <w:r>
-        <w:rPr>
-          <w:rStyle w:val="OperatorTok"/>
-        </w:rPr>
-        <w:t xml:space="preserve">=</w:t>
-      </w:r>
-      <w:r>
-        <w:rPr>
-          <w:rStyle w:val="NormalTok"/>
-        </w:rPr>
-        <w:t xml:space="preserve"> shuffle_copy(original_list)</w:t>
-      </w:r>
-      <w:r>
-        <w:br/>
-      </w:r>
-      <w:r>
-        <w:rPr>
-          <w:rStyle w:val="BuiltInTok"/>
-        </w:rPr>
-        <w:t xml:space="preserve">print</w:t>
-      </w:r>
-      <w:r>
-        <w:rPr>
-          <w:rStyle w:val="NormalTok"/>
-        </w:rPr>
-        <w:t xml:space="preserve">(</w:t>
-      </w:r>
-      <w:r>
-        <w:rPr>
-          <w:rStyle w:val="SpecialStringTok"/>
-        </w:rPr>
-        <w:t xml:space="preserve">f"Shuffled list (new):  </w:t>
-      </w:r>
-      <w:r>
-        <w:rPr>
-          <w:rStyle w:val="SpecialCharTok"/>
-        </w:rPr>
-        <w:t xml:space="preserve">{</w:t>
-      </w:r>
-      <w:r>
-        <w:rPr>
-          <w:rStyle w:val="NormalTok"/>
-        </w:rPr>
-        <w:t xml:space="preserve">shuffled_list</w:t>
-      </w:r>
-      <w:r>
-        <w:rPr>
-          <w:rStyle w:val="SpecialCharTok"/>
-        </w:rPr>
-        <w:t xml:space="preserve">}</w:t>
-      </w:r>
-      <w:r>
-        <w:rPr>
-          <w:rStyle w:val="SpecialStringTok"/>
-        </w:rPr>
-        <w:t xml:space="preserve">"</w:t>
-      </w:r>
-      <w:r>
-        <w:rPr>
-          <w:rStyle w:val="NormalTok"/>
-        </w:rPr>
-        <w:t xml:space="preserve">)</w:t>
-      </w:r>
-      <w:r>
-        <w:br/>
-      </w:r>
-      <w:r>
-        <w:rPr>
-          <w:rStyle w:val="BuiltInTok"/>
-        </w:rPr>
-        <w:t xml:space="preserve">print</w:t>
-      </w:r>
-      <w:r>
-        <w:rPr>
-          <w:rStyle w:val="NormalTok"/>
-        </w:rPr>
-        <w:t xml:space="preserve">(</w:t>
-      </w:r>
-      <w:r>
-        <w:rPr>
-          <w:rStyle w:val="SpecialStringTok"/>
-        </w:rPr>
-        <w:t xml:space="preserve">f"Original list (after):  </w:t>
-      </w:r>
-      <w:r>
-        <w:rPr>
-          <w:rStyle w:val="SpecialCharTok"/>
-        </w:rPr>
-        <w:t xml:space="preserve">{</w:t>
-      </w:r>
-      <w:r>
-        <w:rPr>
-          <w:rStyle w:val="NormalTok"/>
-        </w:rPr>
-        <w:t xml:space="preserve">original_list</w:t>
-      </w:r>
-      <w:r>
-        <w:rPr>
-          <w:rStyle w:val="SpecialCharTok"/>
-        </w:rPr>
-        <w:t xml:space="preserve">}</w:t>
-      </w:r>
-      <w:r>
-        <w:rPr>
-          <w:rStyle w:val="SpecialStringTok"/>
-        </w:rPr>
-        <w:t xml:space="preserve">"</w:t>
-      </w:r>
-      <w:r>
-        <w:rPr>
-          <w:rStyle w:val="NormalTok"/>
-        </w:rPr>
-        <w:t xml:space="preserve">)</w:t>
+        <w:t xml:space="preserve">(shuffled_numbers)</w:t>
       </w:r>
     </w:p>
     <w:p>
@@ -2316,7 +2135,7 @@
         <w:rPr>
           <w:rSty